--- a/D_Documentation/Doku-Felix.docx
+++ b/D_Documentation/Doku-Felix.docx
@@ -1082,7 +1082,7 @@
             </w:rPr>
             <w:fldChar w:fldCharType="separate"/>
           </w:r>
-          <w:hyperlink w:anchor="_Toc221613868" w:history="1">
+          <w:hyperlink w:anchor="_Toc222728646" w:history="1">
             <w:r>
               <w:rPr>
                 <w:rStyle w:val="Hyperlink"/>
@@ -1128,7 +1128,7 @@
                 <w:noProof/>
                 <w:webHidden/>
               </w:rPr>
-              <w:instrText xml:space="preserve"> PAGEREF _Toc221613868 \h </w:instrText>
+              <w:instrText xml:space="preserve"> PAGEREF _Toc222728646 \h </w:instrText>
             </w:r>
             <w:r>
               <w:rPr>
@@ -1176,7 +1176,7 @@
               <w14:ligatures w14:val="standardContextual"/>
             </w:rPr>
           </w:pPr>
-          <w:hyperlink w:anchor="_Toc221613869" w:history="1">
+          <w:hyperlink w:anchor="_Toc222728647" w:history="1">
             <w:r>
               <w:rPr>
                 <w:rStyle w:val="Hyperlink"/>
@@ -1222,7 +1222,7 @@
                 <w:noProof/>
                 <w:webHidden/>
               </w:rPr>
-              <w:instrText xml:space="preserve"> PAGEREF _Toc221613869 \h </w:instrText>
+              <w:instrText xml:space="preserve"> PAGEREF _Toc222728647 \h </w:instrText>
             </w:r>
             <w:r>
               <w:rPr>
@@ -1270,7 +1270,7 @@
               <w14:ligatures w14:val="standardContextual"/>
             </w:rPr>
           </w:pPr>
-          <w:hyperlink w:anchor="_Toc221613870" w:history="1">
+          <w:hyperlink w:anchor="_Toc222728648" w:history="1">
             <w:r>
               <w:rPr>
                 <w:rStyle w:val="Hyperlink"/>
@@ -1316,7 +1316,7 @@
                 <w:noProof/>
                 <w:webHidden/>
               </w:rPr>
-              <w:instrText xml:space="preserve"> PAGEREF _Toc221613870 \h </w:instrText>
+              <w:instrText xml:space="preserve"> PAGEREF _Toc222728648 \h </w:instrText>
             </w:r>
             <w:r>
               <w:rPr>
@@ -1360,7 +1360,7 @@
               <w14:ligatures w14:val="standardContextual"/>
             </w:rPr>
           </w:pPr>
-          <w:hyperlink w:anchor="_Toc221613871" w:history="1">
+          <w:hyperlink w:anchor="_Toc222728649" w:history="1">
             <w:r>
               <w:rPr>
                 <w:rStyle w:val="Hyperlink"/>
@@ -1406,7 +1406,7 @@
                 <w:noProof/>
                 <w:webHidden/>
               </w:rPr>
-              <w:instrText xml:space="preserve"> PAGEREF _Toc221613871 \h </w:instrText>
+              <w:instrText xml:space="preserve"> PAGEREF _Toc222728649 \h </w:instrText>
             </w:r>
             <w:r>
               <w:rPr>
@@ -1454,7 +1454,7 @@
               <w14:ligatures w14:val="standardContextual"/>
             </w:rPr>
           </w:pPr>
-          <w:hyperlink w:anchor="_Toc221613872" w:history="1">
+          <w:hyperlink w:anchor="_Toc222728650" w:history="1">
             <w:r>
               <w:rPr>
                 <w:rStyle w:val="Hyperlink"/>
@@ -1500,7 +1500,7 @@
                 <w:noProof/>
                 <w:webHidden/>
               </w:rPr>
-              <w:instrText xml:space="preserve"> PAGEREF _Toc221613872 \h </w:instrText>
+              <w:instrText xml:space="preserve"> PAGEREF _Toc222728650 \h </w:instrText>
             </w:r>
             <w:r>
               <w:rPr>
@@ -1548,7 +1548,7 @@
               <w14:ligatures w14:val="standardContextual"/>
             </w:rPr>
           </w:pPr>
-          <w:hyperlink w:anchor="_Toc221613873" w:history="1">
+          <w:hyperlink w:anchor="_Toc222728651" w:history="1">
             <w:r>
               <w:rPr>
                 <w:rStyle w:val="Hyperlink"/>
@@ -1594,7 +1594,7 @@
                 <w:noProof/>
                 <w:webHidden/>
               </w:rPr>
-              <w:instrText xml:space="preserve"> PAGEREF _Toc221613873 \h </w:instrText>
+              <w:instrText xml:space="preserve"> PAGEREF _Toc222728651 \h </w:instrText>
             </w:r>
             <w:r>
               <w:rPr>
@@ -1642,7 +1642,7 @@
               <w14:ligatures w14:val="standardContextual"/>
             </w:rPr>
           </w:pPr>
-          <w:hyperlink w:anchor="_Toc221613874" w:history="1">
+          <w:hyperlink w:anchor="_Toc222728652" w:history="1">
             <w:r>
               <w:rPr>
                 <w:rStyle w:val="Hyperlink"/>
@@ -1696,7 +1696,7 @@
                 <w:noProof/>
                 <w:webHidden/>
               </w:rPr>
-              <w:instrText xml:space="preserve"> PAGEREF _Toc221613874 \h </w:instrText>
+              <w:instrText xml:space="preserve"> PAGEREF _Toc222728652 \h </w:instrText>
             </w:r>
             <w:r>
               <w:rPr>
@@ -1744,7 +1744,7 @@
               <w14:ligatures w14:val="standardContextual"/>
             </w:rPr>
           </w:pPr>
-          <w:hyperlink w:anchor="_Toc221613875" w:history="1">
+          <w:hyperlink w:anchor="_Toc222728653" w:history="1">
             <w:r>
               <w:rPr>
                 <w:rStyle w:val="Hyperlink"/>
@@ -1790,7 +1790,7 @@
                 <w:noProof/>
                 <w:webHidden/>
               </w:rPr>
-              <w:instrText xml:space="preserve"> PAGEREF _Toc221613875 \h </w:instrText>
+              <w:instrText xml:space="preserve"> PAGEREF _Toc222728653 \h </w:instrText>
             </w:r>
             <w:r>
               <w:rPr>
@@ -1838,7 +1838,7 @@
               <w14:ligatures w14:val="standardContextual"/>
             </w:rPr>
           </w:pPr>
-          <w:hyperlink w:anchor="_Toc221613876" w:history="1">
+          <w:hyperlink w:anchor="_Toc222728654" w:history="1">
             <w:r>
               <w:rPr>
                 <w:rStyle w:val="Hyperlink"/>
@@ -1884,7 +1884,7 @@
                 <w:noProof/>
                 <w:webHidden/>
               </w:rPr>
-              <w:instrText xml:space="preserve"> PAGEREF _Toc221613876 \h </w:instrText>
+              <w:instrText xml:space="preserve"> PAGEREF _Toc222728654 \h </w:instrText>
             </w:r>
             <w:r>
               <w:rPr>
@@ -1932,7 +1932,7 @@
               <w14:ligatures w14:val="standardContextual"/>
             </w:rPr>
           </w:pPr>
-          <w:hyperlink w:anchor="_Toc221613877" w:history="1">
+          <w:hyperlink w:anchor="_Toc222728655" w:history="1">
             <w:r>
               <w:rPr>
                 <w:rStyle w:val="Hyperlink"/>
@@ -1978,7 +1978,7 @@
                 <w:noProof/>
                 <w:webHidden/>
               </w:rPr>
-              <w:instrText xml:space="preserve"> PAGEREF _Toc221613877 \h </w:instrText>
+              <w:instrText xml:space="preserve"> PAGEREF _Toc222728655 \h </w:instrText>
             </w:r>
             <w:r>
               <w:rPr>
@@ -2026,7 +2026,7 @@
               <w14:ligatures w14:val="standardContextual"/>
             </w:rPr>
           </w:pPr>
-          <w:hyperlink w:anchor="_Toc221613878" w:history="1">
+          <w:hyperlink w:anchor="_Toc222728656" w:history="1">
             <w:r>
               <w:rPr>
                 <w:rStyle w:val="Hyperlink"/>
@@ -2072,7 +2072,7 @@
                 <w:noProof/>
                 <w:webHidden/>
               </w:rPr>
-              <w:instrText xml:space="preserve"> PAGEREF _Toc221613878 \h </w:instrText>
+              <w:instrText xml:space="preserve"> PAGEREF _Toc222728656 \h </w:instrText>
             </w:r>
             <w:r>
               <w:rPr>
@@ -2120,7 +2120,7 @@
               <w14:ligatures w14:val="standardContextual"/>
             </w:rPr>
           </w:pPr>
-          <w:hyperlink w:anchor="_Toc221613879" w:history="1">
+          <w:hyperlink w:anchor="_Toc222728657" w:history="1">
             <w:r>
               <w:rPr>
                 <w:rStyle w:val="Hyperlink"/>
@@ -2166,7 +2166,7 @@
                 <w:noProof/>
                 <w:webHidden/>
               </w:rPr>
-              <w:instrText xml:space="preserve"> PAGEREF _Toc221613879 \h </w:instrText>
+              <w:instrText xml:space="preserve"> PAGEREF _Toc222728657 \h </w:instrText>
             </w:r>
             <w:r>
               <w:rPr>
@@ -2210,7 +2210,7 @@
               <w14:ligatures w14:val="standardContextual"/>
             </w:rPr>
           </w:pPr>
-          <w:hyperlink w:anchor="_Toc221613880" w:history="1">
+          <w:hyperlink w:anchor="_Toc222728658" w:history="1">
             <w:r>
               <w:rPr>
                 <w:rStyle w:val="Hyperlink"/>
@@ -2256,7 +2256,7 @@
                 <w:noProof/>
                 <w:webHidden/>
               </w:rPr>
-              <w:instrText xml:space="preserve"> PAGEREF _Toc221613880 \h </w:instrText>
+              <w:instrText xml:space="preserve"> PAGEREF _Toc222728658 \h </w:instrText>
             </w:r>
             <w:r>
               <w:rPr>
@@ -2304,7 +2304,7 @@
               <w14:ligatures w14:val="standardContextual"/>
             </w:rPr>
           </w:pPr>
-          <w:hyperlink w:anchor="_Toc221613881" w:history="1">
+          <w:hyperlink w:anchor="_Toc222728659" w:history="1">
             <w:r>
               <w:rPr>
                 <w:rStyle w:val="Hyperlink"/>
@@ -2350,7 +2350,7 @@
                 <w:noProof/>
                 <w:webHidden/>
               </w:rPr>
-              <w:instrText xml:space="preserve"> PAGEREF _Toc221613881 \h </w:instrText>
+              <w:instrText xml:space="preserve"> PAGEREF _Toc222728659 \h </w:instrText>
             </w:r>
             <w:r>
               <w:rPr>
@@ -2398,7 +2398,7 @@
               <w14:ligatures w14:val="standardContextual"/>
             </w:rPr>
           </w:pPr>
-          <w:hyperlink w:anchor="_Toc221613882" w:history="1">
+          <w:hyperlink w:anchor="_Toc222728660" w:history="1">
             <w:r>
               <w:rPr>
                 <w:rStyle w:val="Hyperlink"/>
@@ -2444,7 +2444,7 @@
                 <w:noProof/>
                 <w:webHidden/>
               </w:rPr>
-              <w:instrText xml:space="preserve"> PAGEREF _Toc221613882 \h </w:instrText>
+              <w:instrText xml:space="preserve"> PAGEREF _Toc222728660 \h </w:instrText>
             </w:r>
             <w:r>
               <w:rPr>
@@ -2492,7 +2492,7 @@
               <w14:ligatures w14:val="standardContextual"/>
             </w:rPr>
           </w:pPr>
-          <w:hyperlink w:anchor="_Toc221613883" w:history="1">
+          <w:hyperlink w:anchor="_Toc222728661" w:history="1">
             <w:r>
               <w:rPr>
                 <w:rStyle w:val="Hyperlink"/>
@@ -2546,7 +2546,7 @@
                 <w:noProof/>
                 <w:webHidden/>
               </w:rPr>
-              <w:instrText xml:space="preserve"> PAGEREF _Toc221613883 \h </w:instrText>
+              <w:instrText xml:space="preserve"> PAGEREF _Toc222728661 \h </w:instrText>
             </w:r>
             <w:r>
               <w:rPr>
@@ -2566,7 +2566,7 @@
                 <w:noProof/>
                 <w:webHidden/>
               </w:rPr>
-              <w:t>7</w:t>
+              <w:t>8</w:t>
             </w:r>
             <w:r>
               <w:rPr>
@@ -2594,7 +2594,7 @@
               <w14:ligatures w14:val="standardContextual"/>
             </w:rPr>
           </w:pPr>
-          <w:hyperlink w:anchor="_Toc221613884" w:history="1">
+          <w:hyperlink w:anchor="_Toc222728662" w:history="1">
             <w:r>
               <w:rPr>
                 <w:rStyle w:val="Hyperlink"/>
@@ -2640,7 +2640,7 @@
                 <w:noProof/>
                 <w:webHidden/>
               </w:rPr>
-              <w:instrText xml:space="preserve"> PAGEREF _Toc221613884 \h </w:instrText>
+              <w:instrText xml:space="preserve"> PAGEREF _Toc222728662 \h </w:instrText>
             </w:r>
             <w:r>
               <w:rPr>
@@ -2660,7 +2660,7 @@
                 <w:noProof/>
                 <w:webHidden/>
               </w:rPr>
-              <w:t>8</w:t>
+              <w:t>10</w:t>
             </w:r>
             <w:r>
               <w:rPr>
@@ -2688,7 +2688,7 @@
               <w14:ligatures w14:val="standardContextual"/>
             </w:rPr>
           </w:pPr>
-          <w:hyperlink w:anchor="_Toc221613885" w:history="1">
+          <w:hyperlink w:anchor="_Toc222728663" w:history="1">
             <w:r>
               <w:rPr>
                 <w:rStyle w:val="Hyperlink"/>
@@ -2745,7 +2745,7 @@
                 <w:noProof/>
                 <w:webHidden/>
               </w:rPr>
-              <w:instrText xml:space="preserve"> PAGEREF _Toc221613885 \h </w:instrText>
+              <w:instrText xml:space="preserve"> PAGEREF _Toc222728663 \h </w:instrText>
             </w:r>
             <w:r>
               <w:rPr>
@@ -2765,7 +2765,7 @@
                 <w:noProof/>
                 <w:webHidden/>
               </w:rPr>
-              <w:t>9</w:t>
+              <w:t>11</w:t>
             </w:r>
             <w:r>
               <w:rPr>
@@ -2793,7 +2793,7 @@
               <w14:ligatures w14:val="standardContextual"/>
             </w:rPr>
           </w:pPr>
-          <w:hyperlink w:anchor="_Toc221613886" w:history="1">
+          <w:hyperlink w:anchor="_Toc222728664" w:history="1">
             <w:r>
               <w:rPr>
                 <w:rStyle w:val="Hyperlink"/>
@@ -2841,7 +2841,7 @@
                 <w:noProof/>
                 <w:webHidden/>
               </w:rPr>
-              <w:instrText xml:space="preserve"> PAGEREF _Toc221613886 \h </w:instrText>
+              <w:instrText xml:space="preserve"> PAGEREF _Toc222728664 \h </w:instrText>
             </w:r>
             <w:r>
               <w:rPr>
@@ -2861,7 +2861,7 @@
                 <w:noProof/>
                 <w:webHidden/>
               </w:rPr>
-              <w:t>10</w:t>
+              <w:t>13</w:t>
             </w:r>
             <w:r>
               <w:rPr>
@@ -2889,7 +2889,7 @@
               <w14:ligatures w14:val="standardContextual"/>
             </w:rPr>
           </w:pPr>
-          <w:hyperlink w:anchor="_Toc221613887" w:history="1">
+          <w:hyperlink w:anchor="_Toc222728665" w:history="1">
             <w:r>
               <w:rPr>
                 <w:rStyle w:val="Hyperlink"/>
@@ -2937,7 +2937,7 @@
                 <w:noProof/>
                 <w:webHidden/>
               </w:rPr>
-              <w:instrText xml:space="preserve"> PAGEREF _Toc221613887 \h </w:instrText>
+              <w:instrText xml:space="preserve"> PAGEREF _Toc222728665 \h </w:instrText>
             </w:r>
             <w:r>
               <w:rPr>
@@ -2957,7 +2957,7 @@
                 <w:noProof/>
                 <w:webHidden/>
               </w:rPr>
-              <w:t>11</w:t>
+              <w:t>14</w:t>
             </w:r>
             <w:r>
               <w:rPr>
@@ -2985,7 +2985,7 @@
               <w14:ligatures w14:val="standardContextual"/>
             </w:rPr>
           </w:pPr>
-          <w:hyperlink w:anchor="_Toc221613888" w:history="1">
+          <w:hyperlink w:anchor="_Toc222728666" w:history="1">
             <w:r>
               <w:rPr>
                 <w:rStyle w:val="Hyperlink"/>
@@ -3031,7 +3031,7 @@
                 <w:noProof/>
                 <w:webHidden/>
               </w:rPr>
-              <w:instrText xml:space="preserve"> PAGEREF _Toc221613888 \h </w:instrText>
+              <w:instrText xml:space="preserve"> PAGEREF _Toc222728666 \h </w:instrText>
             </w:r>
             <w:r>
               <w:rPr>
@@ -3051,101 +3051,7 @@
                 <w:noProof/>
                 <w:webHidden/>
               </w:rPr>
-              <w:t>12</w:t>
-            </w:r>
-            <w:r>
-              <w:rPr>
-                <w:noProof/>
-                <w:webHidden/>
-              </w:rPr>
-              <w:fldChar w:fldCharType="end"/>
-            </w:r>
-          </w:hyperlink>
-        </w:p>
-        <w:p>
-          <w:pPr>
-            <w:pStyle w:val="Verzeichnis3"/>
-            <w:tabs>
-              <w:tab w:val="left" w:pos="1200"/>
-              <w:tab w:val="right" w:leader="dot" w:pos="9016"/>
-            </w:tabs>
-            <w:rPr>
-              <w:rFonts w:asciiTheme="minorHAnsi" w:eastAsiaTheme="minorEastAsia" w:hAnsiTheme="minorHAnsi" w:cstheme="minorBidi"/>
-              <w:noProof/>
-              <w:kern w:val="2"/>
-              <w:sz w:val="24"/>
-              <w:szCs w:val="24"/>
-              <w:lang w:val="de-AT" w:eastAsia="de-AT"/>
-              <w14:ligatures w14:val="standardContextual"/>
-            </w:rPr>
-          </w:pPr>
-          <w:hyperlink w:anchor="_Toc221613889" w:history="1">
-            <w:r>
-              <w:rPr>
-                <w:rStyle w:val="Hyperlink"/>
-                <w:noProof/>
-              </w:rPr>
-              <w:t>3.2.7</w:t>
-            </w:r>
-            <w:r>
-              <w:rPr>
-                <w:rFonts w:asciiTheme="minorHAnsi" w:eastAsiaTheme="minorEastAsia" w:hAnsiTheme="minorHAnsi" w:cstheme="minorBidi"/>
-                <w:noProof/>
-                <w:kern w:val="2"/>
-                <w:sz w:val="24"/>
-                <w:szCs w:val="24"/>
-                <w:lang w:val="de-AT" w:eastAsia="de-AT"/>
-                <w14:ligatures w14:val="standardContextual"/>
-              </w:rPr>
-              <w:tab/>
-            </w:r>
-            <w:r>
-              <w:rPr>
-                <w:rStyle w:val="Hyperlink"/>
-                <w:noProof/>
-              </w:rPr>
-              <w:t>Weitere Hinweise</w:t>
-            </w:r>
-            <w:r>
-              <w:rPr>
-                <w:noProof/>
-                <w:webHidden/>
-              </w:rPr>
-              <w:tab/>
-            </w:r>
-            <w:r>
-              <w:rPr>
-                <w:noProof/>
-                <w:webHidden/>
-              </w:rPr>
-              <w:fldChar w:fldCharType="begin"/>
-            </w:r>
-            <w:r>
-              <w:rPr>
-                <w:noProof/>
-                <w:webHidden/>
-              </w:rPr>
-              <w:instrText xml:space="preserve"> PAGEREF _Toc221613889 \h </w:instrText>
-            </w:r>
-            <w:r>
-              <w:rPr>
-                <w:noProof/>
-                <w:webHidden/>
-              </w:rPr>
-            </w:r>
-            <w:r>
-              <w:rPr>
-                <w:noProof/>
-                <w:webHidden/>
-              </w:rPr>
-              <w:fldChar w:fldCharType="separate"/>
-            </w:r>
-            <w:r>
-              <w:rPr>
-                <w:noProof/>
-                <w:webHidden/>
-              </w:rPr>
-              <w:t>12</w:t>
+              <w:t>15</w:t>
             </w:r>
             <w:r>
               <w:rPr>
@@ -3173,7 +3079,7 @@
               <w14:ligatures w14:val="standardContextual"/>
             </w:rPr>
           </w:pPr>
-          <w:hyperlink w:anchor="_Toc221613890" w:history="1">
+          <w:hyperlink w:anchor="_Toc222728667" w:history="1">
             <w:r>
               <w:rPr>
                 <w:rStyle w:val="Hyperlink"/>
@@ -3219,7 +3125,7 @@
                 <w:noProof/>
                 <w:webHidden/>
               </w:rPr>
-              <w:instrText xml:space="preserve"> PAGEREF _Toc221613890 \h </w:instrText>
+              <w:instrText xml:space="preserve"> PAGEREF _Toc222728667 \h </w:instrText>
             </w:r>
             <w:r>
               <w:rPr>
@@ -3239,7 +3145,7 @@
                 <w:noProof/>
                 <w:webHidden/>
               </w:rPr>
-              <w:t>14</w:t>
+              <w:t>16</w:t>
             </w:r>
             <w:r>
               <w:rPr>
@@ -3267,7 +3173,7 @@
               <w14:ligatures w14:val="standardContextual"/>
             </w:rPr>
           </w:pPr>
-          <w:hyperlink w:anchor="_Toc221613891" w:history="1">
+          <w:hyperlink w:anchor="_Toc222728668" w:history="1">
             <w:r>
               <w:rPr>
                 <w:rStyle w:val="Hyperlink"/>
@@ -3313,7 +3219,7 @@
                 <w:noProof/>
                 <w:webHidden/>
               </w:rPr>
-              <w:instrText xml:space="preserve"> PAGEREF _Toc221613891 \h </w:instrText>
+              <w:instrText xml:space="preserve"> PAGEREF _Toc222728668 \h </w:instrText>
             </w:r>
             <w:r>
               <w:rPr>
@@ -3333,7 +3239,7 @@
                 <w:noProof/>
                 <w:webHidden/>
               </w:rPr>
-              <w:t>14</w:t>
+              <w:t>16</w:t>
             </w:r>
             <w:r>
               <w:rPr>
@@ -3361,7 +3267,7 @@
               <w14:ligatures w14:val="standardContextual"/>
             </w:rPr>
           </w:pPr>
-          <w:hyperlink w:anchor="_Toc221613892" w:history="1">
+          <w:hyperlink w:anchor="_Toc222728669" w:history="1">
             <w:r>
               <w:rPr>
                 <w:rStyle w:val="Hyperlink"/>
@@ -3407,7 +3313,7 @@
                 <w:noProof/>
                 <w:webHidden/>
               </w:rPr>
-              <w:instrText xml:space="preserve"> PAGEREF _Toc221613892 \h </w:instrText>
+              <w:instrText xml:space="preserve"> PAGEREF _Toc222728669 \h </w:instrText>
             </w:r>
             <w:r>
               <w:rPr>
@@ -3427,7 +3333,7 @@
                 <w:noProof/>
                 <w:webHidden/>
               </w:rPr>
-              <w:t>14</w:t>
+              <w:t>16</w:t>
             </w:r>
             <w:r>
               <w:rPr>
@@ -3455,7 +3361,7 @@
               <w14:ligatures w14:val="standardContextual"/>
             </w:rPr>
           </w:pPr>
-          <w:hyperlink w:anchor="_Toc221613893" w:history="1">
+          <w:hyperlink w:anchor="_Toc222728670" w:history="1">
             <w:r>
               <w:rPr>
                 <w:rStyle w:val="Hyperlink"/>
@@ -3501,7 +3407,7 @@
                 <w:noProof/>
                 <w:webHidden/>
               </w:rPr>
-              <w:instrText xml:space="preserve"> PAGEREF _Toc221613893 \h </w:instrText>
+              <w:instrText xml:space="preserve"> PAGEREF _Toc222728670 \h </w:instrText>
             </w:r>
             <w:r>
               <w:rPr>
@@ -3521,7 +3427,7 @@
                 <w:noProof/>
                 <w:webHidden/>
               </w:rPr>
-              <w:t>14</w:t>
+              <w:t>16</w:t>
             </w:r>
             <w:r>
               <w:rPr>
@@ -3545,7 +3451,7 @@
               <w14:ligatures w14:val="standardContextual"/>
             </w:rPr>
           </w:pPr>
-          <w:hyperlink w:anchor="_Toc221613894" w:history="1">
+          <w:hyperlink w:anchor="_Toc222728671" w:history="1">
             <w:r>
               <w:rPr>
                 <w:rStyle w:val="Hyperlink"/>
@@ -3591,7 +3497,7 @@
                 <w:noProof/>
                 <w:webHidden/>
               </w:rPr>
-              <w:instrText xml:space="preserve"> PAGEREF _Toc221613894 \h </w:instrText>
+              <w:instrText xml:space="preserve"> PAGEREF _Toc222728671 \h </w:instrText>
             </w:r>
             <w:r>
               <w:rPr>
@@ -3611,7 +3517,7 @@
                 <w:noProof/>
                 <w:webHidden/>
               </w:rPr>
-              <w:t>15</w:t>
+              <w:t>17</w:t>
             </w:r>
             <w:r>
               <w:rPr>
@@ -3639,7 +3545,7 @@
               <w14:ligatures w14:val="standardContextual"/>
             </w:rPr>
           </w:pPr>
-          <w:hyperlink w:anchor="_Toc221613895" w:history="1">
+          <w:hyperlink w:anchor="_Toc222728672" w:history="1">
             <w:r>
               <w:rPr>
                 <w:rStyle w:val="Hyperlink"/>
@@ -3685,7 +3591,7 @@
                 <w:noProof/>
                 <w:webHidden/>
               </w:rPr>
-              <w:instrText xml:space="preserve"> PAGEREF _Toc221613895 \h </w:instrText>
+              <w:instrText xml:space="preserve"> PAGEREF _Toc222728672 \h </w:instrText>
             </w:r>
             <w:r>
               <w:rPr>
@@ -3705,7 +3611,7 @@
                 <w:noProof/>
                 <w:webHidden/>
               </w:rPr>
-              <w:t>15</w:t>
+              <w:t>17</w:t>
             </w:r>
             <w:r>
               <w:rPr>
@@ -3733,7 +3639,7 @@
               <w14:ligatures w14:val="standardContextual"/>
             </w:rPr>
           </w:pPr>
-          <w:hyperlink w:anchor="_Toc221613896" w:history="1">
+          <w:hyperlink w:anchor="_Toc222728673" w:history="1">
             <w:r>
               <w:rPr>
                 <w:rStyle w:val="Hyperlink"/>
@@ -3779,7 +3685,7 @@
                 <w:noProof/>
                 <w:webHidden/>
               </w:rPr>
-              <w:instrText xml:space="preserve"> PAGEREF _Toc221613896 \h </w:instrText>
+              <w:instrText xml:space="preserve"> PAGEREF _Toc222728673 \h </w:instrText>
             </w:r>
             <w:r>
               <w:rPr>
@@ -3799,7 +3705,7 @@
                 <w:noProof/>
                 <w:webHidden/>
               </w:rPr>
-              <w:t>15</w:t>
+              <w:t>19</w:t>
             </w:r>
             <w:r>
               <w:rPr>
@@ -3823,7 +3729,7 @@
               <w14:ligatures w14:val="standardContextual"/>
             </w:rPr>
           </w:pPr>
-          <w:hyperlink w:anchor="_Toc221613897" w:history="1">
+          <w:hyperlink w:anchor="_Toc222728674" w:history="1">
             <w:r>
               <w:rPr>
                 <w:rStyle w:val="Hyperlink"/>
@@ -3869,7 +3775,7 @@
                 <w:noProof/>
                 <w:webHidden/>
               </w:rPr>
-              <w:instrText xml:space="preserve"> PAGEREF _Toc221613897 \h </w:instrText>
+              <w:instrText xml:space="preserve"> PAGEREF _Toc222728674 \h </w:instrText>
             </w:r>
             <w:r>
               <w:rPr>
@@ -3889,7 +3795,7 @@
                 <w:noProof/>
                 <w:webHidden/>
               </w:rPr>
-              <w:t>16</w:t>
+              <w:t>20</w:t>
             </w:r>
             <w:r>
               <w:rPr>
@@ -3913,7 +3819,7 @@
               <w14:ligatures w14:val="standardContextual"/>
             </w:rPr>
           </w:pPr>
-          <w:hyperlink w:anchor="_Toc221613898" w:history="1">
+          <w:hyperlink w:anchor="_Toc222728675" w:history="1">
             <w:r>
               <w:rPr>
                 <w:rStyle w:val="Hyperlink"/>
@@ -3959,7 +3865,7 @@
                 <w:noProof/>
                 <w:webHidden/>
               </w:rPr>
-              <w:instrText xml:space="preserve"> PAGEREF _Toc221613898 \h </w:instrText>
+              <w:instrText xml:space="preserve"> PAGEREF _Toc222728675 \h </w:instrText>
             </w:r>
             <w:r>
               <w:rPr>
@@ -3979,7 +3885,7 @@
                 <w:noProof/>
                 <w:webHidden/>
               </w:rPr>
-              <w:t>17</w:t>
+              <w:t>21</w:t>
             </w:r>
             <w:r>
               <w:rPr>
@@ -4003,7 +3909,7 @@
               <w14:ligatures w14:val="standardContextual"/>
             </w:rPr>
           </w:pPr>
-          <w:hyperlink w:anchor="_Toc221613899" w:history="1">
+          <w:hyperlink w:anchor="_Toc222728676" w:history="1">
             <w:r>
               <w:rPr>
                 <w:rStyle w:val="Hyperlink"/>
@@ -4049,7 +3955,7 @@
                 <w:noProof/>
                 <w:webHidden/>
               </w:rPr>
-              <w:instrText xml:space="preserve"> PAGEREF _Toc221613899 \h </w:instrText>
+              <w:instrText xml:space="preserve"> PAGEREF _Toc222728676 \h </w:instrText>
             </w:r>
             <w:r>
               <w:rPr>
@@ -4069,7 +3975,7 @@
                 <w:noProof/>
                 <w:webHidden/>
               </w:rPr>
-              <w:t>18</w:t>
+              <w:t>22</w:t>
             </w:r>
             <w:r>
               <w:rPr>
@@ -4097,7 +4003,7 @@
               <w14:ligatures w14:val="standardContextual"/>
             </w:rPr>
           </w:pPr>
-          <w:hyperlink w:anchor="_Toc221613900" w:history="1">
+          <w:hyperlink w:anchor="_Toc222728677" w:history="1">
             <w:r>
               <w:rPr>
                 <w:rStyle w:val="Hyperlink"/>
@@ -4143,7 +4049,7 @@
                 <w:noProof/>
                 <w:webHidden/>
               </w:rPr>
-              <w:instrText xml:space="preserve"> PAGEREF _Toc221613900 \h </w:instrText>
+              <w:instrText xml:space="preserve"> PAGEREF _Toc222728677 \h </w:instrText>
             </w:r>
             <w:r>
               <w:rPr>
@@ -4163,7 +4069,7 @@
                 <w:noProof/>
                 <w:webHidden/>
               </w:rPr>
-              <w:t>18</w:t>
+              <w:t>22</w:t>
             </w:r>
             <w:r>
               <w:rPr>
@@ -4191,7 +4097,7 @@
               <w14:ligatures w14:val="standardContextual"/>
             </w:rPr>
           </w:pPr>
-          <w:hyperlink w:anchor="_Toc221613901" w:history="1">
+          <w:hyperlink w:anchor="_Toc222728678" w:history="1">
             <w:r>
               <w:rPr>
                 <w:rStyle w:val="Hyperlink"/>
@@ -4237,7 +4143,7 @@
                 <w:noProof/>
                 <w:webHidden/>
               </w:rPr>
-              <w:instrText xml:space="preserve"> PAGEREF _Toc221613901 \h </w:instrText>
+              <w:instrText xml:space="preserve"> PAGEREF _Toc222728678 \h </w:instrText>
             </w:r>
             <w:r>
               <w:rPr>
@@ -4257,7 +4163,7 @@
                 <w:noProof/>
                 <w:webHidden/>
               </w:rPr>
-              <w:t>18</w:t>
+              <w:t>22</w:t>
             </w:r>
             <w:r>
               <w:rPr>
@@ -4285,7 +4191,7 @@
               <w14:ligatures w14:val="standardContextual"/>
             </w:rPr>
           </w:pPr>
-          <w:hyperlink w:anchor="_Toc221613902" w:history="1">
+          <w:hyperlink w:anchor="_Toc222728679" w:history="1">
             <w:r>
               <w:rPr>
                 <w:rStyle w:val="Hyperlink"/>
@@ -4331,7 +4237,7 @@
                 <w:noProof/>
                 <w:webHidden/>
               </w:rPr>
-              <w:instrText xml:space="preserve"> PAGEREF _Toc221613902 \h </w:instrText>
+              <w:instrText xml:space="preserve"> PAGEREF _Toc222728679 \h </w:instrText>
             </w:r>
             <w:r>
               <w:rPr>
@@ -4351,7 +4257,7 @@
                 <w:noProof/>
                 <w:webHidden/>
               </w:rPr>
-              <w:t>18</w:t>
+              <w:t>22</w:t>
             </w:r>
             <w:r>
               <w:rPr>
@@ -4379,7 +4285,7 @@
               <w14:ligatures w14:val="standardContextual"/>
             </w:rPr>
           </w:pPr>
-          <w:hyperlink w:anchor="_Toc221613903" w:history="1">
+          <w:hyperlink w:anchor="_Toc222728680" w:history="1">
             <w:r>
               <w:rPr>
                 <w:rStyle w:val="Hyperlink"/>
@@ -4425,7 +4331,7 @@
                 <w:noProof/>
                 <w:webHidden/>
               </w:rPr>
-              <w:instrText xml:space="preserve"> PAGEREF _Toc221613903 \h </w:instrText>
+              <w:instrText xml:space="preserve"> PAGEREF _Toc222728680 \h </w:instrText>
             </w:r>
             <w:r>
               <w:rPr>
@@ -4445,7 +4351,7 @@
                 <w:noProof/>
                 <w:webHidden/>
               </w:rPr>
-              <w:t>18</w:t>
+              <w:t>22</w:t>
             </w:r>
             <w:r>
               <w:rPr>
@@ -4469,7 +4375,7 @@
               <w14:ligatures w14:val="standardContextual"/>
             </w:rPr>
           </w:pPr>
-          <w:hyperlink w:anchor="_Toc221613904" w:history="1">
+          <w:hyperlink w:anchor="_Toc222728681" w:history="1">
             <w:r>
               <w:rPr>
                 <w:rStyle w:val="Hyperlink"/>
@@ -4515,7 +4421,7 @@
                 <w:noProof/>
                 <w:webHidden/>
               </w:rPr>
-              <w:instrText xml:space="preserve"> PAGEREF _Toc221613904 \h </w:instrText>
+              <w:instrText xml:space="preserve"> PAGEREF _Toc222728681 \h </w:instrText>
             </w:r>
             <w:r>
               <w:rPr>
@@ -4535,7 +4441,7 @@
                 <w:noProof/>
                 <w:webHidden/>
               </w:rPr>
-              <w:t>19</w:t>
+              <w:t>23</w:t>
             </w:r>
             <w:r>
               <w:rPr>
@@ -4601,7 +4507,7 @@
       <w:bookmarkStart w:id="12" w:name="_Ref211230122"/>
       <w:bookmarkStart w:id="13" w:name="_Ref211230230"/>
       <w:bookmarkStart w:id="14" w:name="_Ref200464507"/>
-      <w:bookmarkStart w:id="15" w:name="_Toc221613868"/>
+      <w:bookmarkStart w:id="15" w:name="_Toc222728646"/>
       <w:r>
         <w:lastRenderedPageBreak/>
         <w:t>Einleitung</w:t>
@@ -4743,7 +4649,7 @@
       <w:bookmarkStart w:id="20" w:name="_Toc210560241"/>
       <w:bookmarkStart w:id="21" w:name="_Toc84751232"/>
       <w:bookmarkStart w:id="22" w:name="_Toc211138145"/>
-      <w:bookmarkStart w:id="23" w:name="_Toc221613869"/>
+      <w:bookmarkStart w:id="23" w:name="_Toc222728647"/>
       <w:r>
         <w:t>Vertiefende Aufgabenstellung</w:t>
       </w:r>
@@ -4793,7 +4699,7 @@
       <w:bookmarkStart w:id="29" w:name="_Toc210560295"/>
       <w:bookmarkStart w:id="30" w:name="_Toc84751233"/>
       <w:bookmarkStart w:id="31" w:name="_Toc211137894"/>
-      <w:bookmarkStart w:id="32" w:name="_Toc221613870"/>
+      <w:bookmarkStart w:id="32" w:name="_Toc222728648"/>
       <w:bookmarkEnd w:id="24"/>
       <w:bookmarkEnd w:id="25"/>
       <w:bookmarkEnd w:id="26"/>
@@ -4848,8 +4754,8 @@
       <w:pPr>
         <w:pStyle w:val="berschrift1"/>
       </w:pPr>
-      <w:bookmarkStart w:id="33" w:name="_Toc221613871"/>
-      <w:bookmarkStart w:id="34" w:name="_Ref200464718"/>
+      <w:bookmarkStart w:id="33" w:name="_Ref200464718"/>
+      <w:bookmarkStart w:id="34" w:name="_Toc222728649"/>
       <w:r>
         <w:lastRenderedPageBreak/>
         <w:t xml:space="preserve">Dokumentation </w:t>
@@ -4862,21 +4768,125 @@
       <w:r>
         <w:t xml:space="preserve"> Alexander</w:t>
       </w:r>
+      <w:bookmarkEnd w:id="34"/>
+      <w:r>
+        <w:t xml:space="preserve"> </w:t>
+      </w:r>
       <w:bookmarkEnd w:id="33"/>
+    </w:p>
+    <w:p>
+      <w:pPr>
+        <w:pStyle w:val="berschrift2"/>
+      </w:pPr>
+      <w:bookmarkStart w:id="35" w:name="_Toc222728650"/>
+      <w:r>
+        <w:t>Einleitung</w:t>
+      </w:r>
+      <w:bookmarkEnd w:id="35"/>
+    </w:p>
+    <w:p>
+      <w:pPr>
+        <w:pStyle w:val="Text"/>
+        <w:rPr>
+          <w:color w:val="0066FF"/>
+        </w:rPr>
+      </w:pPr>
+      <w:r>
+        <w:rPr>
+          <w:color w:val="0066FF"/>
+        </w:rPr>
+        <w:t xml:space="preserve">(FV = Text) Einführung in den individuellen Teil der </w:t>
+      </w:r>
+      <w:proofErr w:type="spellStart"/>
+      <w:r>
+        <w:rPr>
+          <w:color w:val="0066FF"/>
+        </w:rPr>
+        <w:t>Schüler:in</w:t>
+      </w:r>
+      <w:proofErr w:type="spellEnd"/>
+      <w:r>
+        <w:rPr>
+          <w:color w:val="0066FF"/>
+        </w:rPr>
+        <w:t xml:space="preserve"> .</w:t>
+      </w:r>
+    </w:p>
+    <w:p>
+      <w:pPr>
+        <w:pStyle w:val="Text"/>
+        <w:rPr>
+          <w:color w:val="0066FF"/>
+        </w:rPr>
+      </w:pPr>
+      <w:r>
+        <w:rPr>
+          <w:b/>
+          <w:color w:val="0066FF"/>
+        </w:rPr>
+        <w:t>Hinweis</w:t>
+      </w:r>
+      <w:r>
+        <w:rPr>
+          <w:color w:val="0066FF"/>
+        </w:rPr>
+        <w:t xml:space="preserve">: </w:t>
+      </w:r>
+    </w:p>
+    <w:p>
+      <w:pPr>
+        <w:pStyle w:val="Text"/>
+        <w:rPr>
+          <w:color w:val="0066FF"/>
+        </w:rPr>
+      </w:pPr>
+      <w:r>
+        <w:rPr>
+          <w:color w:val="0066FF"/>
+        </w:rPr>
+        <w:t xml:space="preserve">Jedes Kapitel der DA beginnt mit der Überschrift1 (Ebene1), davor ist immer ein Abschnittswechsel einzufügen. Damit erhält man einerseits eine gute, übersichtliche Struktur des Dokuments, andererseits kann für jedes Kapitel eine spezifische Kopf- und Fußzeile erstellt werden. In der Kopfzeile steht der Titel des Kapitels (Mitte), in der Fußzeile der Name der </w:t>
+      </w:r>
+      <w:proofErr w:type="spellStart"/>
+      <w:r>
+        <w:rPr>
+          <w:color w:val="0066FF"/>
+        </w:rPr>
+        <w:t>Schüler:in</w:t>
+      </w:r>
+      <w:proofErr w:type="spellEnd"/>
+      <w:r>
+        <w:rPr>
+          <w:color w:val="0066FF"/>
+        </w:rPr>
+        <w:t xml:space="preserve"> (links), Kapitel </w:t>
+      </w:r>
+      <w:proofErr w:type="spellStart"/>
+      <w:r>
+        <w:rPr>
+          <w:color w:val="0066FF"/>
+        </w:rPr>
+        <w:t>Nr</w:t>
+      </w:r>
+      <w:proofErr w:type="spellEnd"/>
+      <w:r>
+        <w:rPr>
+          <w:color w:val="0066FF"/>
+        </w:rPr>
+        <w:t xml:space="preserve"> (Mitte), Seitenzahl (rechts).</w:t>
+      </w:r>
+    </w:p>
+    <w:p>
+      <w:pPr>
+        <w:pStyle w:val="berschrift2"/>
+      </w:pPr>
+      <w:bookmarkStart w:id="36" w:name="_Toc222728651"/>
+      <w:r>
+        <w:t>Theoretische Grundlagen</w:t>
+      </w:r>
+      <w:bookmarkEnd w:id="36"/>
       <w:r>
         <w:t xml:space="preserve"> </w:t>
       </w:r>
-      <w:bookmarkEnd w:id="34"/>
-    </w:p>
-    <w:p>
-      <w:pPr>
-        <w:pStyle w:val="berschrift2"/>
-      </w:pPr>
-      <w:bookmarkStart w:id="35" w:name="_Toc221613872"/>
-      <w:r>
-        <w:t>Einleitung</w:t>
-      </w:r>
-      <w:bookmarkEnd w:id="35"/>
     </w:p>
     <w:p>
       <w:pPr>
@@ -4889,22 +4899,54 @@
         <w:rPr>
           <w:color w:val="0066FF"/>
         </w:rPr>
-        <w:t xml:space="preserve">(FV = Text) Einführung in den individuellen Teil der </w:t>
-      </w:r>
-      <w:proofErr w:type="spellStart"/>
-      <w:r>
-        <w:rPr>
-          <w:color w:val="0066FF"/>
-        </w:rPr>
-        <w:t>Schüler:in</w:t>
-      </w:r>
-      <w:proofErr w:type="spellEnd"/>
-      <w:r>
-        <w:rPr>
-          <w:color w:val="0066FF"/>
-        </w:rPr>
-        <w:t xml:space="preserve"> .</w:t>
-      </w:r>
+        <w:t xml:space="preserve">(FV = Text) Beschreibung der theoretischen Grundlagen. Wichtig dabei ist die Angabe der verwendeten Literatur- und Internetquellen, sowie die korrekte Angabe der Verwendung KI, wenn </w:t>
+      </w:r>
+      <w:proofErr w:type="gramStart"/>
+      <w:r>
+        <w:rPr>
+          <w:color w:val="0066FF"/>
+        </w:rPr>
+        <w:t xml:space="preserve">von dieser </w:t>
+      </w:r>
+      <w:r>
+        <w:rPr>
+          <w:b/>
+          <w:color w:val="0066FF"/>
+        </w:rPr>
+        <w:t>fachliche Inhalte</w:t>
+      </w:r>
+      <w:proofErr w:type="gramEnd"/>
+      <w:r>
+        <w:rPr>
+          <w:color w:val="0066FF"/>
+        </w:rPr>
+        <w:t xml:space="preserve"> abgefragt wurden.</w:t>
+      </w:r>
+    </w:p>
+    <w:p>
+      <w:pPr>
+        <w:pStyle w:val="berschrift3"/>
+      </w:pPr>
+      <w:bookmarkStart w:id="37" w:name="_Toc222728652"/>
+      <w:r>
+        <w:rPr>
+          <w:i/>
+        </w:rPr>
+        <w:t>Optional</w:t>
+      </w:r>
+      <w:r>
+        <w:t>: Überschrift der 3. Ebene (</w:t>
+      </w:r>
+      <w:r>
+        <w:rPr>
+          <w:color w:val="0066FF"/>
+        </w:rPr>
+        <w:t>FV = Überschrift3</w:t>
+      </w:r>
+      <w:r>
+        <w:t>)</w:t>
+      </w:r>
+      <w:bookmarkEnd w:id="37"/>
     </w:p>
     <w:p>
       <w:pPr>
@@ -4915,152 +4957,16 @@
       </w:pPr>
       <w:r>
         <w:rPr>
-          <w:b/>
-          <w:color w:val="0066FF"/>
-        </w:rPr>
-        <w:t>Hinweis</w:t>
-      </w:r>
-      <w:r>
-        <w:rPr>
-          <w:color w:val="0066FF"/>
-        </w:rPr>
-        <w:t xml:space="preserve">: </w:t>
-      </w:r>
-    </w:p>
-    <w:p>
-      <w:pPr>
-        <w:pStyle w:val="Text"/>
-        <w:rPr>
-          <w:color w:val="0066FF"/>
-        </w:rPr>
-      </w:pPr>
-      <w:r>
-        <w:rPr>
-          <w:color w:val="0066FF"/>
-        </w:rPr>
-        <w:t xml:space="preserve">Jedes Kapitel der DA beginnt mit der Überschrift1 (Ebene1), davor ist immer ein Abschnittswechsel einzufügen. Damit erhält man einerseits eine gute, übersichtliche Struktur des Dokuments, andererseits kann für jedes Kapitel eine spezifische Kopf- und Fußzeile erstellt werden. In der Kopfzeile steht der Titel des Kapitels (Mitte), in der Fußzeile der Name der </w:t>
-      </w:r>
-      <w:proofErr w:type="spellStart"/>
-      <w:r>
-        <w:rPr>
-          <w:color w:val="0066FF"/>
-        </w:rPr>
-        <w:t>Schüler:in</w:t>
-      </w:r>
-      <w:proofErr w:type="spellEnd"/>
-      <w:r>
-        <w:rPr>
-          <w:color w:val="0066FF"/>
-        </w:rPr>
-        <w:t xml:space="preserve"> (links), Kapitel </w:t>
-      </w:r>
-      <w:proofErr w:type="spellStart"/>
-      <w:r>
-        <w:rPr>
-          <w:color w:val="0066FF"/>
-        </w:rPr>
-        <w:t>Nr</w:t>
-      </w:r>
-      <w:proofErr w:type="spellEnd"/>
-      <w:r>
-        <w:rPr>
-          <w:color w:val="0066FF"/>
-        </w:rPr>
-        <w:t xml:space="preserve"> (Mitte), Seitenzahl (rechts).</w:t>
-      </w:r>
-    </w:p>
-    <w:p>
-      <w:pPr>
-        <w:pStyle w:val="berschrift2"/>
-      </w:pPr>
-      <w:bookmarkStart w:id="36" w:name="_Toc221613873"/>
-      <w:r>
-        <w:t>Theoretische Grundlagen</w:t>
-      </w:r>
-      <w:bookmarkEnd w:id="36"/>
-      <w:r>
-        <w:t xml:space="preserve"> </w:t>
-      </w:r>
-    </w:p>
-    <w:p>
-      <w:pPr>
-        <w:pStyle w:val="Text"/>
-        <w:rPr>
-          <w:color w:val="0066FF"/>
-        </w:rPr>
-      </w:pPr>
-      <w:r>
-        <w:rPr>
-          <w:color w:val="0066FF"/>
-        </w:rPr>
-        <w:t xml:space="preserve">(FV = Text) Beschreibung der theoretischen Grundlagen. Wichtig dabei ist die Angabe der verwendeten Literatur- und Internetquellen, sowie die korrekte Angabe der Verwendung KI, wenn </w:t>
-      </w:r>
-      <w:proofErr w:type="gramStart"/>
-      <w:r>
-        <w:rPr>
-          <w:color w:val="0066FF"/>
-        </w:rPr>
-        <w:t xml:space="preserve">von dieser </w:t>
-      </w:r>
-      <w:r>
-        <w:rPr>
-          <w:b/>
-          <w:color w:val="0066FF"/>
-        </w:rPr>
-        <w:t>fachliche Inhalte</w:t>
-      </w:r>
-      <w:proofErr w:type="gramEnd"/>
-      <w:r>
-        <w:rPr>
-          <w:color w:val="0066FF"/>
-        </w:rPr>
-        <w:t xml:space="preserve"> abgefragt wurden.</w:t>
+          <w:color w:val="0066FF"/>
+        </w:rPr>
+        <w:t>Text…</w:t>
       </w:r>
     </w:p>
     <w:p>
       <w:pPr>
         <w:pStyle w:val="berschrift3"/>
       </w:pPr>
-      <w:bookmarkStart w:id="37" w:name="_Toc221613874"/>
-      <w:r>
-        <w:rPr>
-          <w:i/>
-        </w:rPr>
-        <w:t>Optional</w:t>
-      </w:r>
-      <w:r>
-        <w:t>: Überschrift der 3. Ebene (</w:t>
-      </w:r>
-      <w:r>
-        <w:rPr>
-          <w:color w:val="0066FF"/>
-        </w:rPr>
-        <w:t>FV = Überschrift3</w:t>
-      </w:r>
-      <w:r>
-        <w:t>)</w:t>
-      </w:r>
-      <w:bookmarkEnd w:id="37"/>
-    </w:p>
-    <w:p>
-      <w:pPr>
-        <w:pStyle w:val="Text"/>
-        <w:rPr>
-          <w:color w:val="0066FF"/>
-        </w:rPr>
-      </w:pPr>
-      <w:r>
-        <w:rPr>
-          <w:color w:val="0066FF"/>
-        </w:rPr>
-        <w:t>Text…</w:t>
-      </w:r>
-    </w:p>
-    <w:p>
-      <w:pPr>
-        <w:pStyle w:val="berschrift3"/>
-      </w:pPr>
-      <w:bookmarkStart w:id="38" w:name="_Toc221613875"/>
+      <w:bookmarkStart w:id="38" w:name="_Toc222728653"/>
       <w:r>
         <w:rPr>
           <w:color w:val="0066FF"/>
@@ -5695,7 +5601,7 @@
         </w:rPr>
         <w:lastRenderedPageBreak/>
         <w:drawing>
-          <wp:anchor distT="0" distB="0" distL="114300" distR="114300" simplePos="0" relativeHeight="251653632" behindDoc="0" locked="0" layoutInCell="1" allowOverlap="1" wp14:anchorId="425D857A" wp14:editId="18D6703D">
+          <wp:anchor distT="0" distB="0" distL="114300" distR="114300" simplePos="0" relativeHeight="251655168" behindDoc="0" locked="0" layoutInCell="1" allowOverlap="1" wp14:anchorId="425D857A" wp14:editId="18D6703D">
             <wp:simplePos x="0" y="0"/>
             <wp:positionH relativeFrom="column">
               <wp:posOffset>111760</wp:posOffset>
@@ -5742,7 +5648,7 @@
           <w:noProof/>
         </w:rPr>
         <w:drawing>
-          <wp:anchor distT="0" distB="0" distL="114300" distR="114300" simplePos="0" relativeHeight="251654656" behindDoc="0" locked="0" layoutInCell="1" allowOverlap="1" wp14:anchorId="759CA29B" wp14:editId="15171B55">
+          <wp:anchor distT="0" distB="0" distL="114300" distR="114300" simplePos="0" relativeHeight="251657216" behindDoc="0" locked="0" layoutInCell="1" allowOverlap="1" wp14:anchorId="759CA29B" wp14:editId="15171B55">
             <wp:simplePos x="0" y="0"/>
             <wp:positionH relativeFrom="column">
               <wp:posOffset>654685</wp:posOffset>
@@ -5789,7 +5695,7 @@
           <w:noProof/>
         </w:rPr>
         <w:drawing>
-          <wp:anchor distT="0" distB="0" distL="114300" distR="114300" simplePos="0" relativeHeight="251655680" behindDoc="0" locked="0" layoutInCell="1" allowOverlap="1" wp14:anchorId="32804BA5" wp14:editId="7EE2C284">
+          <wp:anchor distT="0" distB="0" distL="114300" distR="114300" simplePos="0" relativeHeight="251659264" behindDoc="0" locked="0" layoutInCell="1" allowOverlap="1" wp14:anchorId="32804BA5" wp14:editId="7EE2C284">
             <wp:simplePos x="0" y="0"/>
             <wp:positionH relativeFrom="column">
               <wp:posOffset>4210685</wp:posOffset>
@@ -5956,7 +5862,7 @@
       <w:pPr>
         <w:pStyle w:val="berschrift2"/>
       </w:pPr>
-      <w:bookmarkStart w:id="39" w:name="_Toc221613876"/>
+      <w:bookmarkStart w:id="39" w:name="_Toc222728654"/>
       <w:r>
         <w:t>Praktische Umsetzung</w:t>
       </w:r>
@@ -5974,7 +5880,7 @@
       <w:pPr>
         <w:pStyle w:val="berschrift2"/>
       </w:pPr>
-      <w:bookmarkStart w:id="40" w:name="_Toc221613877"/>
+      <w:bookmarkStart w:id="40" w:name="_Toc222728655"/>
       <w:r>
         <w:t>Weitere individuelle Abschnitte</w:t>
       </w:r>
@@ -6029,7 +5935,7 @@
       <w:pPr>
         <w:pStyle w:val="berschrift2"/>
       </w:pPr>
-      <w:bookmarkStart w:id="41" w:name="_Toc221613878"/>
+      <w:bookmarkStart w:id="41" w:name="_Toc222728656"/>
       <w:r>
         <w:lastRenderedPageBreak/>
         <w:t>Ergebnisse und Diskussion</w:t>
@@ -6054,7 +5960,7 @@
       <w:pPr>
         <w:pStyle w:val="berschrift2"/>
       </w:pPr>
-      <w:bookmarkStart w:id="42" w:name="_Toc221613879"/>
+      <w:bookmarkStart w:id="42" w:name="_Toc222728657"/>
       <w:r>
         <w:t>Zusammenfassung individueller Teil</w:t>
       </w:r>
@@ -6210,7 +6116,7 @@
         <w:pStyle w:val="berschrift1"/>
       </w:pPr>
       <w:bookmarkStart w:id="43" w:name="_Ref200465902"/>
-      <w:bookmarkStart w:id="44" w:name="_Toc221613880"/>
+      <w:bookmarkStart w:id="44" w:name="_Toc222728658"/>
       <w:r>
         <w:lastRenderedPageBreak/>
         <w:t xml:space="preserve">Dokumentation </w:t>
@@ -6228,7 +6134,7 @@
       <w:pPr>
         <w:pStyle w:val="berschrift2"/>
       </w:pPr>
-      <w:bookmarkStart w:id="45" w:name="_Toc221613881"/>
+      <w:bookmarkStart w:id="45" w:name="_Toc222728659"/>
       <w:r>
         <w:t>Einleitung</w:t>
       </w:r>
@@ -6386,7 +6292,7 @@
       <w:pPr>
         <w:pStyle w:val="berschrift2"/>
       </w:pPr>
-      <w:bookmarkStart w:id="46" w:name="_Toc221613882"/>
+      <w:bookmarkStart w:id="46" w:name="_Toc222728660"/>
       <w:r>
         <w:lastRenderedPageBreak/>
         <w:t>Theoretische Grundlagen</w:t>
@@ -6412,13 +6318,7 @@
       </w:r>
       <w:r>
         <w:noBreakHyphen/>
-        <w:t xml:space="preserve">System zu bauen, </w:t>
-      </w:r>
-      <w:r>
-        <w:t>dass</w:t>
-      </w:r>
-      <w:r>
-        <w:t xml:space="preserve"> Artikel im Lager vermisst, wiegt und deren Barcodes liest, müssen wir verstehen, wie die einzelnen Technologien funktionieren. In diesem Kapitel erkläre ich die wichtigsten theoretischen Grundlagen – immer mit Blick darauf, wie sie später in der Software umgesetzt werden.</w:t>
+        <w:t>System zu bauen, dass Artikel im Lager vermisst, wiegt und deren Barcodes liest, müssen wir verstehen, wie die einzelnen Technologien funktionieren. In diesem Kapitel erkläre ich die wichtigsten theoretischen Grundlagen – immer mit Blick darauf, wie sie später in der Software umgesetzt werden.</w:t>
       </w:r>
     </w:p>
     <w:p>
@@ -6426,13 +6326,7 @@
         <w:pStyle w:val="Text"/>
       </w:pPr>
       <w:r>
-        <w:t xml:space="preserve">Zuerst schauen wir uns an, wie eine Kamera räumliche Tiefe messen kann </w:t>
-      </w:r>
-      <w:r>
-        <w:t>(Stereo-Vision</w:t>
-      </w:r>
-      <w:r>
-        <w:t>). Daraus entstehen sogenannte Punktwolken, aus denen wir die Größe eines Artikels berechnen. Danach geht es um Bildverarbeitung: Wie erkennt und liest ein Programm QR</w:t>
+        <w:t>Zuerst schauen wir uns an, wie eine Kamera räumliche Tiefe messen kann (Stereo-Vision). Daraus entstehen sogenannte Punktwolken, aus denen wir die Größe eines Artikels berechnen. Danach geht es um Bildverarbeitung: Wie erkennt und liest ein Programm QR</w:t>
       </w:r>
       <w:r>
         <w:noBreakHyphen/>
@@ -6473,7 +6367,7 @@
       <w:pPr>
         <w:pStyle w:val="berschrift3"/>
       </w:pPr>
-      <w:bookmarkStart w:id="47" w:name="_Toc221613883"/>
+      <w:bookmarkStart w:id="47" w:name="_Toc222728661"/>
       <w:commentRangeStart w:id="48"/>
       <w:r>
         <w:lastRenderedPageBreak/>
@@ -6481,9 +6375,8 @@
       </w:r>
       <w:r>
         <w:noBreakHyphen/>
-        <w:t>Vision und Tiefenkameras</w:t>
-      </w:r>
-      <w:bookmarkEnd w:id="47"/>
+        <w:t xml:space="preserve">Vision </w:t>
+      </w:r>
       <w:commentRangeEnd w:id="48"/>
       <w:r>
         <w:rPr>
@@ -6493,6 +6386,7 @@
         </w:rPr>
         <w:commentReference w:id="48"/>
       </w:r>
+      <w:bookmarkEnd w:id="47"/>
     </w:p>
     <w:p>
       <w:pPr>
@@ -6632,6 +6526,9 @@
             </m:den>
           </m:f>
           <m:r>
+            <m:rPr>
+              <m:sty m:val="p"/>
+            </m:rPr>
             <w:rPr>
               <w:lang w:val="de-AT"/>
             </w:rPr>
@@ -7131,6 +7028,19 @@
       <w:pPr>
         <w:jc w:val="left"/>
       </w:pPr>
+      <w:hyperlink r:id="rId46" w:anchor="Configuring%20Stereo%20Depth-Short%20range%20stereo%20depth" w:history="1">
+        <w:r>
+          <w:rPr>
+            <w:rStyle w:val="Hyperlink"/>
+          </w:rPr>
+          <w:t>https://docs.luxonis.com/hardware/platform/depth/configuring-stereo-depth#Configuring%20Stereo%20Depth-Short%20range%20stereo%20depth</w:t>
+        </w:r>
+      </w:hyperlink>
+    </w:p>
+    <w:p>
+      <w:pPr>
+        <w:jc w:val="left"/>
+      </w:pPr>
       <w:r>
         <w:br w:type="page"/>
       </w:r>
@@ -7139,13 +7049,12 @@
       <w:pPr>
         <w:pStyle w:val="berschrift3"/>
       </w:pPr>
-      <w:bookmarkStart w:id="51" w:name="_Toc221613884"/>
+      <w:bookmarkStart w:id="51" w:name="_Toc222728662"/>
       <w:commentRangeStart w:id="52"/>
       <w:r>
         <w:lastRenderedPageBreak/>
         <w:t>Punktwolken und dreidimensionale Geometrie</w:t>
       </w:r>
-      <w:bookmarkEnd w:id="51"/>
       <w:commentRangeEnd w:id="52"/>
       <w:r>
         <w:rPr>
@@ -7155,6 +7064,7 @@
         </w:rPr>
         <w:commentReference w:id="52"/>
       </w:r>
+      <w:bookmarkEnd w:id="51"/>
     </w:p>
     <w:p>
       <w:pPr>
@@ -7303,7 +7213,7 @@
           <w:lang w:val="de-AT"/>
         </w:rPr>
       </w:pPr>
-      <w:bookmarkStart w:id="53" w:name="_Toc221613885"/>
+      <w:bookmarkStart w:id="53" w:name="_Toc222728663"/>
       <w:r>
         <w:rPr>
           <w:lang w:val="de-AT"/>
@@ -8143,7 +8053,7 @@
           <w:lang w:val="de-AT"/>
         </w:rPr>
       </w:pPr>
-      <w:bookmarkStart w:id="56" w:name="_Toc221613886"/>
+      <w:bookmarkStart w:id="56" w:name="_Toc222728664"/>
       <w:commentRangeStart w:id="57"/>
       <w:r>
         <w:rPr>
@@ -8158,7 +8068,6 @@
         </w:rPr>
         <w:t>- Systemübersicht</w:t>
       </w:r>
-      <w:bookmarkEnd w:id="56"/>
       <w:commentRangeEnd w:id="57"/>
       <w:r>
         <w:rPr>
@@ -8168,6 +8077,7 @@
         </w:rPr>
         <w:commentReference w:id="57"/>
       </w:r>
+      <w:bookmarkEnd w:id="56"/>
     </w:p>
     <w:p>
       <w:pPr>
@@ -8208,7 +8118,7 @@
           <w:lang w:val="de-AT" w:eastAsia="de-AT"/>
         </w:rPr>
         <w:noBreakHyphen/>
-        <w:t>Wandler eines Herstellers wie Adafruit eingesetzt werden, der eine stabile und ausreichend hochauflösende Erfassung der Messwerte ermöglicht. Für die theoretische Betrachtung ist vor allem relevant, dass die Gewichtsdaten als zusätzlicher Parameter in die Gesamterfassung eines Artikels integriert werden können.</w:t>
+        <w:t>Wandler eingesetzt werden, der eine stabile und ausreichend hochauflösende Erfassung der Messwerte ermöglicht. Für die theoretische Betrachtung ist vor allem relevant, dass die Gewichtsdaten als zusätzlicher Parameter in die Gesamterfassung eines Artikels integriert werden können.</w:t>
       </w:r>
     </w:p>
     <w:p>
@@ -8253,6 +8163,14 @@
     </w:p>
     <w:p>
       <w:pPr>
+        <w:pStyle w:val="Text"/>
+        <w:rPr>
+          <w:lang w:val="de-AT" w:eastAsia="de-AT"/>
+        </w:rPr>
+      </w:pPr>
+    </w:p>
+    <w:p>
+      <w:pPr>
         <w:jc w:val="left"/>
       </w:pPr>
     </w:p>
@@ -8263,7 +8181,7 @@
           <w:lang w:val="de-AT"/>
         </w:rPr>
       </w:pPr>
-      <w:bookmarkStart w:id="58" w:name="_Toc221613887"/>
+      <w:bookmarkStart w:id="58" w:name="_Toc222728665"/>
       <w:commentRangeStart w:id="59"/>
       <w:r>
         <w:rPr>
@@ -8272,7 +8190,6 @@
         <w:lastRenderedPageBreak/>
         <w:t>Systemintegration und Datenverarbeitung</w:t>
       </w:r>
-      <w:bookmarkEnd w:id="58"/>
       <w:commentRangeEnd w:id="59"/>
       <w:r>
         <w:rPr>
@@ -8282,6 +8199,7 @@
         </w:rPr>
         <w:commentReference w:id="59"/>
       </w:r>
+      <w:bookmarkEnd w:id="58"/>
     </w:p>
     <w:p>
       <w:pPr>
@@ -8352,13 +8270,34 @@
       <w:r>
         <w:t>Recheneinheit zur Datenverarbeitung und Benutzeroberfläche</w:t>
       </w:r>
+      <w:r>
+        <w:t>.</w:t>
+      </w:r>
     </w:p>
     <w:p>
       <w:pPr>
         <w:pStyle w:val="Text"/>
       </w:pPr>
       <w:r>
-        <w:t>Die erfassten Messwerte werden softwareseitig zusammengeführt, visualisiert und strukturiert gespeichert. Typische Exportformate sind JSON</w:t>
+        <w:t xml:space="preserve">Die erfassten Messwerte werden softwareseitig zusammengeführt, visualisiert und strukturiert gespeichert. </w:t>
+      </w:r>
+      <w:r>
+        <w:t>So dass sie in t</w:t>
+      </w:r>
+      <w:r>
+        <w:t>ypische</w:t>
+      </w:r>
+      <w:r>
+        <w:t>n</w:t>
+      </w:r>
+      <w:r>
+        <w:t xml:space="preserve"> Exportformate sind</w:t>
+      </w:r>
+      <w:r>
+        <w:t xml:space="preserve"> wie</w:t>
+      </w:r>
+      <w:r>
+        <w:t xml:space="preserve"> JSON</w:t>
       </w:r>
       <w:r>
         <w:noBreakHyphen/>
@@ -8366,7 +8305,13 @@
       </w:r>
       <w:r>
         <w:noBreakHyphen/>
-        <w:t xml:space="preserve">Dateien sowie die Übergabe an </w:t>
+        <w:t xml:space="preserve">Dateien </w:t>
+      </w:r>
+      <w:r>
+        <w:t>um</w:t>
+      </w:r>
+      <w:r>
+        <w:t xml:space="preserve"> die Übergabe an </w:t>
       </w:r>
       <w:r>
         <w:t>das</w:t>
@@ -8376,7 +8321,13 @@
       </w:r>
       <w:r>
         <w:noBreakHyphen/>
-        <w:t>System.</w:t>
+        <w:t>System</w:t>
+      </w:r>
+      <w:r>
+        <w:t xml:space="preserve"> für das Unternehmen Leitner so einfach wie möglich zu machen und Zeit zu sparen</w:t>
+      </w:r>
+      <w:r>
+        <w:t>.</w:t>
       </w:r>
     </w:p>
     <w:p>
@@ -8642,7 +8593,7 @@
       <w:pPr>
         <w:pStyle w:val="berschrift3"/>
       </w:pPr>
-      <w:bookmarkStart w:id="60" w:name="_Toc221613888"/>
+      <w:bookmarkStart w:id="60" w:name="_Toc222728666"/>
       <w:r>
         <w:lastRenderedPageBreak/>
         <w:t>Verwendung von Literatur, Internetquellen und KI</w:t>
@@ -8667,77 +8618,198 @@
     </w:p>
     <w:p>
       <w:pPr>
+        <w:jc w:val="left"/>
+      </w:pPr>
+      <w:r>
+        <w:br w:type="page"/>
+      </w:r>
+    </w:p>
+    <w:p>
+      <w:pPr>
+        <w:pStyle w:val="berschrift2"/>
+      </w:pPr>
+      <w:bookmarkStart w:id="61" w:name="_Toc222728667"/>
+      <w:r>
+        <w:lastRenderedPageBreak/>
+        <w:t>Praktische Umsetzung</w:t>
+      </w:r>
+      <w:bookmarkEnd w:id="61"/>
+    </w:p>
+    <w:p>
+      <w:pPr>
+        <w:rPr>
+          <w:color w:val="0066FF"/>
+        </w:rPr>
+      </w:pPr>
+    </w:p>
+    <w:p>
+      <w:pPr>
+        <w:pStyle w:val="berschrift3"/>
+      </w:pPr>
+      <w:r>
+        <w:t>Tiefenmessung mit Stereo-Vision</w:t>
+      </w:r>
+    </w:p>
+    <w:p>
+      <w:pPr>
         <w:pStyle w:val="Text"/>
         <w:rPr>
-          <w:color w:val="0066FF"/>
-        </w:rPr>
-      </w:pPr>
+          <w:lang w:val="de-AT"/>
+        </w:rPr>
+      </w:pPr>
+      <w:r>
+        <w:rPr>
+          <w:lang w:val="de-AT"/>
+        </w:rPr>
+        <w:t>Im Rahmen der Entwicklung wurde eine zuverlässige Methode zur dreidimensionalen Vermessung von Objekten mittels Stereo-Vision untersucht. Dabei wurden verschiedene Ansätze analysiert und praktisch getestet – von der vollständigen Punktwolkenverarbeitung (Point Cloud) bis hin zu vereinfachten pixelbasierten Verfahren.</w:t>
+      </w:r>
+      <w:r>
+        <w:rPr>
+          <w:lang w:val="de-AT"/>
+        </w:rPr>
+        <w:t xml:space="preserve"> Es werden nur diese </w:t>
+      </w:r>
+      <w:proofErr w:type="gramStart"/>
+      <w:r>
+        <w:rPr>
+          <w:lang w:val="de-AT"/>
+        </w:rPr>
+        <w:t>Dokumentiert</w:t>
+      </w:r>
+      <w:proofErr w:type="gramEnd"/>
+      <w:r>
+        <w:rPr>
+          <w:lang w:val="de-AT"/>
+        </w:rPr>
+        <w:t xml:space="preserve"> weil sie am </w:t>
+      </w:r>
+      <w:r>
+        <w:rPr>
+          <w:lang w:val="de-AT"/>
+        </w:rPr>
+        <w:t>nächsten</w:t>
+      </w:r>
+      <w:r>
+        <w:rPr>
+          <w:lang w:val="de-AT"/>
+        </w:rPr>
+        <w:t xml:space="preserve"> an realen Werten wären.</w:t>
+      </w:r>
     </w:p>
     <w:p>
       <w:pPr>
         <w:pStyle w:val="Text"/>
         <w:rPr>
-          <w:color w:val="0066FF"/>
-        </w:rPr>
-      </w:pPr>
-    </w:p>
-    <w:p>
-      <w:pPr>
-        <w:pStyle w:val="berschrift3"/>
-      </w:pPr>
-      <w:bookmarkStart w:id="61" w:name="_Toc221613889"/>
-      <w:r>
-        <w:rPr>
-          <w:color w:val="0066FF"/>
-        </w:rPr>
-        <w:t>Weitere Hinweise</w:t>
-      </w:r>
-      <w:bookmarkEnd w:id="61"/>
-      <w:r>
-        <w:t xml:space="preserve"> </w:t>
+          <w:b/>
+          <w:lang w:val="de-AT"/>
+        </w:rPr>
+      </w:pPr>
+      <w:r>
+        <w:rPr>
+          <w:b/>
+        </w:rPr>
+        <w:t>Punktwolken</w:t>
+      </w:r>
+      <w:r>
+        <w:rPr>
+          <w:b/>
+        </w:rPr>
+        <w:t>verarbeitung</w:t>
       </w:r>
     </w:p>
     <w:p>
       <w:pPr>
         <w:pStyle w:val="Text"/>
         <w:rPr>
-          <w:color w:val="0066FF"/>
-        </w:rPr>
-      </w:pPr>
-      <w:r>
-        <w:rPr>
-          <w:color w:val="0066FF"/>
-        </w:rPr>
-        <w:t xml:space="preserve">In </w:t>
-      </w:r>
-      <w:r>
+          <w:lang w:val="de-AT"/>
+        </w:rPr>
+      </w:pPr>
+      <w:r>
+        <w:rPr>
+          <w:lang w:val="de-AT"/>
+        </w:rPr>
+        <w:t>Zu Beginn wurde der Fokus auf die Verarbeitung einer Punktwolke gelegt. Dieser Ansatz stellt grundsätzlich die technisch sauberste Lösung dar, da die Tiefenkamera hierbei direkt dreidimensionale Koordinatenpunkte (X, Y, Z) liefert. Der wesentliche Vorteil besteht darin, dass reale Raumkoordinaten unmittelbar zur Verfügung stehen und geometrische Berechnungen ohne zusätzliche Umrechnungsfaktoren erfolgen können. Zudem wäre dieser Ansatz im Hinblick auf die Systemarchitektur vorteilhaft gewesen, da ein Teil der Tiefenberechnung direkt auf der Kamera erfolgt und somit die CPU-Last auf dem Raspberry Pi reduziert wird. Dies ist insbesondere relevant, da die Artikel</w:t>
+      </w:r>
+      <w:r>
+        <w:rPr>
+          <w:lang w:val="de-AT"/>
+        </w:rPr>
+        <w:softHyphen/>
+        <w:t>erfassung parallel zu weiteren Prozessen ausgeführt wird.</w:t>
+      </w:r>
+    </w:p>
+    <w:p>
+      <w:pPr>
+        <w:pStyle w:val="Text"/>
+        <w:rPr>
+          <w:lang w:val="de-AT"/>
+        </w:rPr>
+      </w:pPr>
+      <w:r>
+        <w:rPr>
+          <w:lang w:val="de-AT"/>
+        </w:rPr>
+        <w:t>Theoretisch wäre mit einer korrekt implementierten Punktwolkenauswertung eine Messgenauigkeit im Bereich von ±5 mm realisierbar gewesen. Trotz intensiver Versuche und iterativer Optimierung – einschließlich KI-gestützter Unterstützung – konnte jedoch keine stabile und reproduzierbare Implementierung erreicht werden. Die resultierende Messabweichung lag bei bis zu ±10 cm und war damit für die Anforderungen des Projekts in keiner Weise akzeptabel.</w:t>
+      </w:r>
+    </w:p>
+    <w:p>
+      <w:pPr>
+        <w:pStyle w:val="Text"/>
+        <w:rPr>
+          <w:lang w:val="de-AT"/>
+        </w:rPr>
+      </w:pPr>
+      <w:r>
+        <w:rPr>
+          <w:lang w:val="de-AT"/>
+        </w:rPr>
+        <w:lastRenderedPageBreak/>
+        <w:t>Aus diesem Grund wurde von der Punktwolkenlösung Abstand genommen und ein alternativer Ansatz entwickelt.</w:t>
+      </w:r>
+    </w:p>
+    <w:p>
+      <w:pPr>
+        <w:pStyle w:val="Text"/>
         <w:rPr>
           <w:b/>
-          <w:color w:val="0066FF"/>
-        </w:rPr>
-        <w:t xml:space="preserve">blau </w:t>
-      </w:r>
-      <w:proofErr w:type="spellStart"/>
+          <w:bCs/>
+          <w:lang w:val="de-AT"/>
+        </w:rPr>
+      </w:pPr>
       <w:r>
         <w:rPr>
           <w:b/>
-          <w:color w:val="0066FF"/>
-        </w:rPr>
-        <w:t>geschrieber</w:t>
-      </w:r>
-      <w:proofErr w:type="spellEnd"/>
-      <w:r>
-        <w:rPr>
-          <w:b/>
-          <w:color w:val="0066FF"/>
-        </w:rPr>
-        <w:t xml:space="preserve"> Text</w:t>
-      </w:r>
-      <w:r>
-        <w:rPr>
-          <w:color w:val="0066FF"/>
-        </w:rPr>
-        <w:t xml:space="preserve"> …</w:t>
+          <w:bCs/>
+        </w:rPr>
+        <w:t>Distanzabhängige Pixel-Umrechnung</w:t>
+      </w:r>
+    </w:p>
+    <w:p>
+      <w:pPr>
+        <w:pStyle w:val="Text"/>
+        <w:rPr>
+          <w:lang w:val="de-AT"/>
+        </w:rPr>
+      </w:pPr>
+      <w:r>
+        <w:rPr>
+          <w:lang w:val="de-AT"/>
+        </w:rPr>
+        <w:t>Schlussendlich wurde eine vereinfachte, jedoch robuste Methode auf Basis der Distanzmessung umgesetzt. Das Verfahren beruht auf der Kombination aus gemessener Objektentfernung und einem distanzabhängigen Kalibrierfaktor zur Umrechnung von Pixeln in reale Längeneinheiten.</w:t>
+      </w:r>
+    </w:p>
+    <w:p>
+      <w:pPr>
+        <w:pStyle w:val="Text"/>
+        <w:rPr>
+          <w:lang w:val="de-AT"/>
+        </w:rPr>
+      </w:pPr>
+      <w:r>
+        <w:rPr>
+          <w:lang w:val="de-AT"/>
+        </w:rPr>
+        <w:t>Der Ablauf gestaltet sich wie folgt:</w:t>
       </w:r>
     </w:p>
     <w:p>
@@ -8745,30 +8817,17 @@
         <w:pStyle w:val="Text"/>
         <w:numPr>
           <w:ilvl w:val="0"/>
-          <w:numId w:val="13"/>
+          <w:numId w:val="34"/>
         </w:numPr>
         <w:rPr>
-          <w:color w:val="0066FF"/>
-        </w:rPr>
-      </w:pPr>
-      <w:r>
-        <w:rPr>
-          <w:color w:val="0066FF"/>
-        </w:rPr>
-        <w:t xml:space="preserve">dient einerseits als </w:t>
-      </w:r>
-      <w:r>
-        <w:rPr>
-          <w:b/>
-          <w:color w:val="0066FF"/>
-        </w:rPr>
-        <w:t>Platzhalter</w:t>
-      </w:r>
-      <w:r>
-        <w:rPr>
-          <w:color w:val="0066FF"/>
-        </w:rPr>
-        <w:t xml:space="preserve"> -&gt; muss durch die entsprechenden Informationen ersetzt und schwarz formatiert werden! </w:t>
+          <w:lang w:val="de-AT"/>
+        </w:rPr>
+      </w:pPr>
+      <w:r>
+        <w:rPr>
+          <w:lang w:val="de-AT"/>
+        </w:rPr>
+        <w:t>Zunächst wird die Distanz des Objekts zur Kamera über das Tiefenbild ermittelt.</w:t>
       </w:r>
     </w:p>
     <w:p>
@@ -8776,214 +8835,17 @@
         <w:pStyle w:val="Text"/>
         <w:numPr>
           <w:ilvl w:val="0"/>
-          <w:numId w:val="13"/>
+          <w:numId w:val="34"/>
         </w:numPr>
         <w:rPr>
-          <w:color w:val="0066FF"/>
-        </w:rPr>
-      </w:pPr>
-      <w:r>
-        <w:rPr>
-          <w:color w:val="0066FF"/>
-        </w:rPr>
-        <w:t xml:space="preserve">Andererseits ist es reiner </w:t>
-      </w:r>
-      <w:r>
-        <w:rPr>
-          <w:b/>
-          <w:color w:val="0066FF"/>
-        </w:rPr>
-        <w:t>Informationstext</w:t>
-      </w:r>
-      <w:r>
-        <w:rPr>
-          <w:color w:val="0066FF"/>
-        </w:rPr>
-        <w:t>, welcher gänzlich gelöscht werden muss!</w:t>
-      </w:r>
-    </w:p>
-    <w:p>
-      <w:pPr>
-        <w:pStyle w:val="Text"/>
-        <w:rPr>
-          <w:color w:val="0066FF"/>
-        </w:rPr>
-      </w:pPr>
-    </w:p>
-    <w:p>
-      <w:pPr>
-        <w:pStyle w:val="Text"/>
-        <w:rPr>
-          <w:color w:val="0066FF"/>
-        </w:rPr>
-      </w:pPr>
-      <w:r>
-        <w:rPr>
-          <w:color w:val="0066FF"/>
-        </w:rPr>
-        <w:t xml:space="preserve">Es sollen </w:t>
-      </w:r>
-      <w:r>
-        <w:rPr>
-          <w:b/>
-          <w:color w:val="0066FF"/>
-          <w:sz w:val="22"/>
-          <w:szCs w:val="22"/>
-        </w:rPr>
-        <w:t>nicht mehr als 3 Überschriften-Ebenen</w:t>
-      </w:r>
-      <w:r>
-        <w:rPr>
-          <w:color w:val="0066FF"/>
-          <w:sz w:val="22"/>
-          <w:szCs w:val="22"/>
-        </w:rPr>
-        <w:t xml:space="preserve"> </w:t>
-      </w:r>
-      <w:r>
-        <w:rPr>
-          <w:color w:val="0066FF"/>
-        </w:rPr>
-        <w:t>verwendet werden, sonst werden Inhaltsverzeichnis und Abschnittsnummerierung zu unübersichtlich!</w:t>
-      </w:r>
-    </w:p>
-    <w:p>
-      <w:pPr>
-        <w:pStyle w:val="Text"/>
-        <w:rPr>
-          <w:b/>
-          <w:color w:val="0066FF"/>
-        </w:rPr>
-      </w:pPr>
-      <w:r>
-        <w:rPr>
-          <w:b/>
-          <w:color w:val="0066FF"/>
-        </w:rPr>
-        <w:t>Gliederung durch Blöcke innerhalb von Ebene3:</w:t>
-      </w:r>
-    </w:p>
-    <w:p>
-      <w:pPr>
-        <w:pStyle w:val="Text"/>
-        <w:rPr>
-          <w:color w:val="0066FF"/>
-        </w:rPr>
-      </w:pPr>
-      <w:r>
-        <w:rPr>
-          <w:color w:val="0066FF"/>
-        </w:rPr>
-        <w:t>Ist innerhalb der Ebene 3 eine weitere Gliederung notwendig, sollte diese in Form von Blöcken mit nicht-nummerierten Überschriften erfolgen. Diese Überschriften werden als Text formatiert und fett geschrieben.</w:t>
-      </w:r>
-    </w:p>
-    <w:p>
-      <w:pPr>
-        <w:pStyle w:val="Text"/>
-        <w:rPr>
-          <w:color w:val="0066FF"/>
-        </w:rPr>
-      </w:pPr>
-      <w:r>
-        <w:rPr>
-          <w:color w:val="0066FF"/>
-        </w:rPr>
-        <w:t xml:space="preserve">Innerhalb des „normalen“ Textes werden Wörter, Wortgruppen oder ähnliche Textteile </w:t>
-      </w:r>
-      <w:r>
-        <w:rPr>
-          <w:b/>
-          <w:color w:val="0066FF"/>
-        </w:rPr>
-        <w:t>hervorgehoben</w:t>
-      </w:r>
-      <w:r>
-        <w:rPr>
-          <w:color w:val="0066FF"/>
-        </w:rPr>
-        <w:t xml:space="preserve">, in dem sie </w:t>
-      </w:r>
-      <w:r>
-        <w:rPr>
-          <w:b/>
-          <w:color w:val="0066FF"/>
-        </w:rPr>
-        <w:t>fett</w:t>
-      </w:r>
-      <w:r>
-        <w:rPr>
-          <w:color w:val="0066FF"/>
-        </w:rPr>
-        <w:t xml:space="preserve"> geschrieben. </w:t>
-      </w:r>
-      <w:r>
-        <w:rPr>
-          <w:i/>
-          <w:color w:val="0066FF"/>
-        </w:rPr>
-        <w:t>Kursiv</w:t>
-      </w:r>
-      <w:r>
-        <w:rPr>
-          <w:color w:val="0066FF"/>
-        </w:rPr>
-        <w:t xml:space="preserve"> und </w:t>
-      </w:r>
-      <w:r>
-        <w:rPr>
-          <w:color w:val="0066FF"/>
-          <w:u w:val="single"/>
-        </w:rPr>
-        <w:t>unterstrichen</w:t>
-      </w:r>
-      <w:r>
-        <w:rPr>
-          <w:color w:val="0066FF"/>
-        </w:rPr>
-        <w:t xml:space="preserve"> sollten </w:t>
-      </w:r>
-      <w:r>
-        <w:rPr>
-          <w:b/>
-          <w:color w:val="0066FF"/>
-        </w:rPr>
-        <w:t>eher vermieden</w:t>
-      </w:r>
-      <w:r>
-        <w:rPr>
-          <w:color w:val="0066FF"/>
-        </w:rPr>
-        <w:t xml:space="preserve"> werden (einheitliches Design).</w:t>
-      </w:r>
-    </w:p>
-    <w:p>
-      <w:pPr>
-        <w:pStyle w:val="Text"/>
-        <w:rPr>
-          <w:b/>
-          <w:color w:val="0066FF"/>
-        </w:rPr>
-      </w:pPr>
-    </w:p>
-    <w:p>
-      <w:pPr>
-        <w:pStyle w:val="Text"/>
-        <w:rPr>
-          <w:color w:val="0066FF"/>
-        </w:rPr>
-      </w:pPr>
-      <w:r>
-        <w:rPr>
-          <w:b/>
-          <w:color w:val="0066FF"/>
-        </w:rPr>
-        <w:t>Beispiel für Listen</w:t>
-      </w:r>
-      <w:r>
-        <w:rPr>
-          <w:color w:val="0066FF"/>
-        </w:rPr>
-        <w:t xml:space="preserve"> (FV: Listenabsatz) </w:t>
+          <w:lang w:val="de-AT"/>
+        </w:rPr>
+      </w:pPr>
+      <w:r>
+        <w:rPr>
+          <w:lang w:val="de-AT"/>
+        </w:rPr>
+        <w:t>Abhängig von dieser Distanz wird ein zuvor manuell kalibrierter Umrechnungsfaktor (Pixel pro Millimeter) verwendet.</w:t>
       </w:r>
     </w:p>
     <w:p>
@@ -8991,509 +8853,378 @@
         <w:pStyle w:val="Text"/>
         <w:numPr>
           <w:ilvl w:val="0"/>
-          <w:numId w:val="11"/>
+          <w:numId w:val="34"/>
         </w:numPr>
         <w:rPr>
-          <w:color w:val="0066FF"/>
-        </w:rPr>
-      </w:pPr>
-      <w:r>
-        <w:rPr>
-          <w:color w:val="0066FF"/>
-        </w:rPr>
-        <w:t>Aufzählungspunkt 1</w:t>
+          <w:lang w:val="de-AT"/>
+        </w:rPr>
+      </w:pPr>
+      <w:r>
+        <w:rPr>
+          <w:lang w:val="de-AT"/>
+        </w:rPr>
+        <w:t>Die in Pixel gemessene Objektlänge wird mit diesem Faktor multipliziert, um die reale Länge in Millimetern zu bestimmen.</w:t>
       </w:r>
     </w:p>
     <w:p>
       <w:pPr>
         <w:pStyle w:val="Text"/>
-        <w:numPr>
-          <w:ilvl w:val="0"/>
-          <w:numId w:val="11"/>
-        </w:numPr>
-        <w:rPr>
-          <w:color w:val="0066FF"/>
-        </w:rPr>
-      </w:pPr>
-      <w:r>
-        <w:rPr>
-          <w:color w:val="0066FF"/>
-        </w:rPr>
-        <w:t>Zweiter Punkt der Liste</w:t>
-      </w:r>
+        <w:rPr>
+          <w:lang w:val="de-AT"/>
+        </w:rPr>
+      </w:pPr>
     </w:p>
     <w:p>
       <w:pPr>
         <w:pStyle w:val="Text"/>
-        <w:numPr>
-          <w:ilvl w:val="0"/>
-          <w:numId w:val="11"/>
-        </w:numPr>
-        <w:rPr>
-          <w:color w:val="0066FF"/>
-        </w:rPr>
-      </w:pPr>
-      <w:r>
-        <w:rPr>
-          <w:color w:val="0066FF"/>
-        </w:rPr>
-        <w:t>Und so weiter</w:t>
+        <w:rPr>
+          <w:lang w:val="de-AT"/>
+        </w:rPr>
+      </w:pPr>
+      <w:r>
+        <w:rPr>
+          <w:lang w:val="de-AT"/>
+        </w:rPr>
+        <w:t>Da sich die perspektivische Verzerrung mit zunehmender Entfernung verändert, wurden mehrere Kalibrierpunkte definiert. Für unterschiedliche Referenzdistanzen wurden entsprechende Umrechnungsfaktoren experimentell bestimmt. Dadurch kann die Messung an die jeweilige Objektposition angepasst werden.</w:t>
       </w:r>
     </w:p>
     <w:p>
       <w:pPr>
         <w:pStyle w:val="Text"/>
         <w:rPr>
-          <w:b/>
-          <w:color w:val="0066FF"/>
-        </w:rPr>
-      </w:pPr>
+          <w:lang w:val="de-AT"/>
+        </w:rPr>
+      </w:pPr>
+      <w:r>
+        <w:rPr>
+          <w:lang w:val="de-AT"/>
+        </w:rPr>
+        <w:t xml:space="preserve">Die Pixellängenbestimmung selbst erfolgt automatisiert über das </w:t>
+      </w:r>
+      <w:proofErr w:type="spellStart"/>
+      <w:r>
+        <w:rPr>
+          <w:lang w:val="de-AT"/>
+        </w:rPr>
+        <w:t>Tiefenmapping</w:t>
+      </w:r>
+      <w:proofErr w:type="spellEnd"/>
+      <w:r>
+        <w:rPr>
+          <w:lang w:val="de-AT"/>
+        </w:rPr>
+        <w:t xml:space="preserve"> der Kamera, wodurch eine reproduzierbare und stabile Messung gewährleistet wird.</w:t>
+      </w:r>
+    </w:p>
+    <w:p>
+      <w:pPr>
+        <w:jc w:val="left"/>
+        <w:rPr>
+          <w:lang w:val="de-AT"/>
+        </w:rPr>
+      </w:pPr>
+      <w:r>
+        <w:rPr>
+          <w:lang w:val="de-AT"/>
+        </w:rPr>
+        <w:br w:type="page"/>
+      </w:r>
     </w:p>
     <w:p>
       <w:pPr>
         <w:pStyle w:val="Text"/>
         <w:rPr>
-          <w:b/>
-          <w:color w:val="0066FF"/>
-        </w:rPr>
-      </w:pPr>
-      <w:r>
-        <w:rPr>
-          <w:b/>
-          <w:color w:val="0066FF"/>
-        </w:rPr>
-        <w:t>Beispiel für Tabellen inkl. Beschriftung</w:t>
-      </w:r>
-    </w:p>
-    <w:tbl>
-      <w:tblPr>
-        <w:tblStyle w:val="Tabellenraster"/>
-        <w:tblW w:w="9166" w:type="dxa"/>
-        <w:tblLayout w:type="fixed"/>
-        <w:tblLook w:val="04A0" w:firstRow="1" w:lastRow="0" w:firstColumn="1" w:lastColumn="0" w:noHBand="0" w:noVBand="1"/>
-      </w:tblPr>
-      <w:tblGrid>
-        <w:gridCol w:w="3055"/>
-        <w:gridCol w:w="3055"/>
-        <w:gridCol w:w="3056"/>
-      </w:tblGrid>
-      <w:tr>
-        <w:tc>
-          <w:tcPr>
-            <w:tcW w:w="3055" w:type="dxa"/>
-          </w:tcPr>
-          <w:p>
-            <w:pPr>
-              <w:pStyle w:val="TextinTabelle"/>
-            </w:pPr>
-            <w:r>
-              <w:t>FV: Text in Tabelle</w:t>
-            </w:r>
-          </w:p>
-        </w:tc>
-        <w:tc>
-          <w:tcPr>
-            <w:tcW w:w="3055" w:type="dxa"/>
-          </w:tcPr>
-          <w:p>
-            <w:pPr>
-              <w:pStyle w:val="TextinTabelle"/>
-            </w:pPr>
-          </w:p>
-        </w:tc>
-        <w:tc>
-          <w:tcPr>
-            <w:tcW w:w="3056" w:type="dxa"/>
-          </w:tcPr>
-          <w:p>
-            <w:pPr>
-              <w:pStyle w:val="TextinTabelle"/>
-            </w:pPr>
-          </w:p>
-        </w:tc>
-      </w:tr>
-      <w:tr>
-        <w:tc>
-          <w:tcPr>
-            <w:tcW w:w="3055" w:type="dxa"/>
-          </w:tcPr>
-          <w:p>
-            <w:pPr>
-              <w:pStyle w:val="TextinTabelle"/>
-            </w:pPr>
-          </w:p>
-        </w:tc>
-        <w:tc>
-          <w:tcPr>
-            <w:tcW w:w="3055" w:type="dxa"/>
-          </w:tcPr>
-          <w:p>
-            <w:pPr>
-              <w:pStyle w:val="TextinTabelle"/>
-            </w:pPr>
-          </w:p>
-        </w:tc>
-        <w:tc>
-          <w:tcPr>
-            <w:tcW w:w="3056" w:type="dxa"/>
-          </w:tcPr>
-          <w:p>
-            <w:pPr>
-              <w:pStyle w:val="TextinTabelle"/>
-            </w:pPr>
-          </w:p>
-        </w:tc>
-      </w:tr>
-    </w:tbl>
-    <w:p>
-      <w:pPr>
-        <w:pStyle w:val="Beschriftung"/>
-      </w:pPr>
-      <w:r>
-        <w:t xml:space="preserve">Tabelle </w:t>
-      </w:r>
-      <w:r>
-        <w:t>2</w:t>
-      </w:r>
-      <w:r>
-        <w:t>: Dies ist die Tabellenbeschriftung</w:t>
-      </w:r>
+          <w:lang w:val="de-AT"/>
+        </w:rPr>
+      </w:pPr>
     </w:p>
     <w:p>
       <w:pPr>
         <w:pStyle w:val="Text"/>
         <w:rPr>
-          <w:color w:val="0066FF"/>
-        </w:rPr>
-      </w:pPr>
-      <w:r>
-        <w:rPr>
-          <w:color w:val="0066FF"/>
-        </w:rPr>
-        <w:t>Vorgehensweise bei der Beschriftung:</w:t>
-      </w:r>
+          <w:lang w:val="de-AT"/>
+        </w:rPr>
+      </w:pPr>
     </w:p>
     <w:p>
       <w:pPr>
         <w:pStyle w:val="Text"/>
         <w:rPr>
-          <w:color w:val="0066FF"/>
-        </w:rPr>
-      </w:pPr>
-      <w:r>
-        <w:rPr>
-          <w:color w:val="0066FF"/>
-        </w:rPr>
-        <w:t xml:space="preserve">Tabelle markieren -&gt; </w:t>
+          <w:lang w:val="de-AT"/>
+        </w:rPr>
+      </w:pPr>
+    </w:p>
+    <w:p>
+      <w:pPr>
+        <w:pStyle w:val="Text"/>
+      </w:pPr>
+    </w:p>
+    <w:p>
+      <w:pPr>
+        <w:pStyle w:val="berschrift3"/>
+      </w:pPr>
+      <w:r>
+        <w:t>Bildverarbeitung mit Barcode Erkennung</w:t>
+      </w:r>
+    </w:p>
+    <w:p>
+      <w:pPr>
+        <w:pStyle w:val="Text"/>
+      </w:pPr>
+    </w:p>
+    <w:p>
+      <w:pPr>
+        <w:pStyle w:val="Text"/>
+      </w:pPr>
+    </w:p>
+    <w:p>
+      <w:pPr>
+        <w:pStyle w:val="Text"/>
+      </w:pPr>
+    </w:p>
+    <w:p>
+      <w:pPr>
+        <w:pStyle w:val="Text"/>
+      </w:pPr>
+    </w:p>
+    <w:p>
+      <w:pPr>
+        <w:pStyle w:val="berschrift3"/>
+      </w:pPr>
+      <w:r>
+        <w:t>Gewichtserfassung</w:t>
+      </w:r>
+    </w:p>
+    <w:p>
+      <w:pPr>
+        <w:pStyle w:val="Text"/>
+      </w:pPr>
+    </w:p>
+    <w:p>
+      <w:pPr>
+        <w:pStyle w:val="Text"/>
+      </w:pPr>
+    </w:p>
+    <w:p>
+      <w:pPr>
+        <w:pStyle w:val="Text"/>
+      </w:pPr>
+    </w:p>
+    <w:p>
+      <w:pPr>
+        <w:pStyle w:val="Text"/>
+      </w:pPr>
+    </w:p>
+    <w:p>
+      <w:pPr>
+        <w:pStyle w:val="berschrift3"/>
+      </w:pPr>
+      <w:r>
+        <w:t>Datenverarbeitung</w:t>
+      </w:r>
+    </w:p>
+    <w:p>
+      <w:pPr>
+        <w:pStyle w:val="Text"/>
+      </w:pPr>
+    </w:p>
+    <w:p>
+      <w:pPr>
+        <w:pStyle w:val="Text"/>
+      </w:pPr>
+    </w:p>
+    <w:p>
+      <w:pPr>
+        <w:pStyle w:val="Text"/>
+      </w:pPr>
+    </w:p>
+    <w:p>
+      <w:pPr>
+        <w:pStyle w:val="Text"/>
+      </w:pPr>
+    </w:p>
+    <w:p>
+      <w:pPr>
+        <w:pStyle w:val="Text"/>
+      </w:pPr>
+    </w:p>
+    <w:p>
+      <w:pPr>
+        <w:pStyle w:val="berschrift3"/>
+      </w:pPr>
+      <w:r>
+        <w:t>User Interface für die Datenverarbeitung</w:t>
+      </w:r>
+    </w:p>
+    <w:p>
+      <w:pPr>
+        <w:rPr>
+          <w:color w:val="0066FF"/>
+        </w:rPr>
+      </w:pPr>
+    </w:p>
+    <w:p>
+      <w:pPr>
+        <w:rPr>
+          <w:color w:val="0066FF"/>
+        </w:rPr>
+      </w:pPr>
+    </w:p>
+    <w:p>
+      <w:pPr>
+        <w:rPr>
+          <w:color w:val="0066FF"/>
+        </w:rPr>
+      </w:pPr>
+    </w:p>
+    <w:p>
+      <w:pPr>
+        <w:rPr>
+          <w:color w:val="0066FF"/>
+        </w:rPr>
+      </w:pPr>
+    </w:p>
+    <w:p>
+      <w:pPr>
+        <w:jc w:val="left"/>
+        <w:rPr>
+          <w:color w:val="0066FF"/>
+        </w:rPr>
+      </w:pPr>
+      <w:r>
+        <w:rPr>
+          <w:color w:val="0066FF"/>
+        </w:rPr>
+        <w:br w:type="page"/>
+      </w:r>
+    </w:p>
+    <w:p>
+      <w:pPr>
+        <w:pStyle w:val="berschrift2"/>
+      </w:pPr>
+      <w:bookmarkStart w:id="62" w:name="_Toc222728668"/>
+      <w:r>
+        <w:lastRenderedPageBreak/>
+        <w:t>Weitere individuelle Abschnitte</w:t>
+      </w:r>
+      <w:bookmarkEnd w:id="62"/>
+      <w:r>
+        <w:t xml:space="preserve"> </w:t>
+      </w:r>
+    </w:p>
+    <w:p>
+      <w:pPr>
+        <w:pStyle w:val="Text"/>
+        <w:rPr>
+          <w:color w:val="0066FF"/>
+        </w:rPr>
+      </w:pPr>
+      <w:r>
+        <w:rPr>
+          <w:color w:val="0066FF"/>
+        </w:rPr>
+        <w:t xml:space="preserve">(FV = Text) Diese Abschnitte sind individuell </w:t>
+      </w:r>
+      <w:proofErr w:type="gramStart"/>
+      <w:r>
+        <w:rPr>
+          <w:color w:val="0066FF"/>
+        </w:rPr>
+        <w:t xml:space="preserve">mit Ihren </w:t>
       </w:r>
       <w:proofErr w:type="spellStart"/>
       <w:r>
         <w:rPr>
           <w:color w:val="0066FF"/>
         </w:rPr>
-        <w:t>Rechsklick</w:t>
+        <w:t>Betreuer</w:t>
+      </w:r>
+      <w:proofErr w:type="gramEnd"/>
+      <w:r>
+        <w:rPr>
+          <w:color w:val="0066FF"/>
+        </w:rPr>
+        <w:t>:innen</w:t>
       </w:r>
       <w:proofErr w:type="spellEnd"/>
       <w:r>
         <w:rPr>
           <w:color w:val="0066FF"/>
         </w:rPr>
-        <w:t xml:space="preserve"> -&gt; „Beschriftung einfügen“ -&gt; Text eingeben (in erster Zeile „Beschriftung“ neben „Tabelle </w:t>
-      </w:r>
-      <w:proofErr w:type="spellStart"/>
-      <w:r>
-        <w:rPr>
-          <w:color w:val="0066FF"/>
-        </w:rPr>
-        <w:t>Nr</w:t>
-      </w:r>
-      <w:proofErr w:type="spellEnd"/>
-      <w:r>
-        <w:rPr>
-          <w:color w:val="0066FF"/>
-        </w:rPr>
-        <w:t xml:space="preserve">“: … Die Nummer der Tabelle wird automatisch erstellt. Als „Position“ wird „Unter dem </w:t>
-      </w:r>
-      <w:proofErr w:type="spellStart"/>
-      <w:r>
-        <w:rPr>
-          <w:color w:val="0066FF"/>
-        </w:rPr>
-        <w:t>ausgewähten</w:t>
-      </w:r>
-      <w:proofErr w:type="spellEnd"/>
-      <w:r>
-        <w:rPr>
-          <w:color w:val="0066FF"/>
-        </w:rPr>
-        <w:t xml:space="preserve"> Element“ wählen. </w:t>
-      </w:r>
+        <w:t xml:space="preserve"> festzulegen.</w:t>
+      </w:r>
+    </w:p>
+    <w:p>
+      <w:pPr>
+        <w:jc w:val="left"/>
+        <w:rPr>
+          <w:color w:val="0066FF"/>
+        </w:rPr>
+      </w:pPr>
+      <w:r>
+        <w:rPr>
+          <w:color w:val="0066FF"/>
+        </w:rPr>
+        <w:br w:type="page"/>
+      </w:r>
+    </w:p>
+    <w:p>
+      <w:pPr>
+        <w:pStyle w:val="berschrift2"/>
+      </w:pPr>
+      <w:bookmarkStart w:id="63" w:name="_Toc222728669"/>
+      <w:r>
+        <w:lastRenderedPageBreak/>
+        <w:t>Ergebnisse und Diskussion</w:t>
+      </w:r>
+      <w:bookmarkEnd w:id="63"/>
     </w:p>
     <w:p>
       <w:pPr>
         <w:pStyle w:val="Text"/>
         <w:rPr>
           <w:color w:val="0066FF"/>
-          <w:highlight w:val="yellow"/>
-        </w:rPr>
-      </w:pPr>
+        </w:rPr>
+      </w:pPr>
+      <w:r>
+        <w:rPr>
+          <w:color w:val="0066FF"/>
+        </w:rPr>
+        <w:t>(FV = Text)</w:t>
+      </w:r>
     </w:p>
     <w:p>
       <w:pPr>
         <w:pStyle w:val="Text"/>
         <w:rPr>
-          <w:b/>
-        </w:rPr>
-      </w:pPr>
-      <w:r>
-        <w:rPr>
-          <w:b/>
-          <w:color w:val="0066FF"/>
-        </w:rPr>
-        <w:t>Beispiel für Bilder/Grafiken inkl. Beschriftung</w:t>
-      </w:r>
-      <w:r>
-        <w:rPr>
-          <w:b/>
-        </w:rPr>
-        <w:t xml:space="preserve"> </w:t>
-      </w:r>
-    </w:p>
-    <w:p>
-      <w:pPr>
-        <w:pStyle w:val="Text"/>
-        <w:rPr>
-          <w:color w:val="0066FF"/>
-        </w:rPr>
-      </w:pPr>
-      <w:proofErr w:type="spellStart"/>
-      <w:r>
-        <w:rPr>
-          <w:color w:val="0066FF"/>
-        </w:rPr>
-        <w:t>jpg</w:t>
-      </w:r>
-      <w:proofErr w:type="spellEnd"/>
-      <w:r>
-        <w:rPr>
-          <w:color w:val="0066FF"/>
-        </w:rPr>
-        <w:t xml:space="preserve">, </w:t>
-      </w:r>
-      <w:proofErr w:type="spellStart"/>
-      <w:r>
-        <w:rPr>
-          <w:color w:val="0066FF"/>
-        </w:rPr>
-        <w:t>png</w:t>
-      </w:r>
-      <w:proofErr w:type="spellEnd"/>
-      <w:r>
-        <w:rPr>
-          <w:color w:val="0066FF"/>
-        </w:rPr>
-        <w:t xml:space="preserve"> und ähnliche Bilddateien werden mit „Einfügen“ -&gt; „Bilder“ -&gt; „Dieses Gerät (oder passende Quelle wählen)“ eingefügt. Idealerweise sind Bilder „zentriert“ zu platzieren.</w:t>
-      </w:r>
-    </w:p>
-    <w:p>
-      <w:pPr>
-        <w:pStyle w:val="Text"/>
-        <w:keepNext/>
-      </w:pPr>
-    </w:p>
-    <w:p>
-      <w:pPr>
-        <w:pStyle w:val="Beschriftung"/>
-        <w:rPr>
-          <w:color w:val="0066FF"/>
-        </w:rPr>
-      </w:pPr>
-      <w:r>
-        <w:t xml:space="preserve">Abbildung </w:t>
-      </w:r>
-      <w:r>
-        <w:fldChar w:fldCharType="begin"/>
-      </w:r>
-      <w:r>
-        <w:instrText xml:space="preserve"> SEQ Abbildung \* ARABIC </w:instrText>
-      </w:r>
-      <w:r>
-        <w:fldChar w:fldCharType="separate"/>
-      </w:r>
-      <w:r>
-        <w:t>1</w:t>
-      </w:r>
-      <w:r>
-        <w:fldChar w:fldCharType="end"/>
-      </w:r>
-      <w:r>
-        <w:t>: Hier steht, was die Abbildung zeigt</w:t>
-      </w:r>
-    </w:p>
-    <w:p>
-      <w:pPr>
-        <w:pStyle w:val="Text"/>
-        <w:rPr>
-          <w:color w:val="0066FF"/>
-        </w:rPr>
-      </w:pPr>
-      <w:r>
-        <w:rPr>
-          <w:color w:val="0066FF"/>
-        </w:rPr>
-        <w:t xml:space="preserve">Die Layoutoption „Mit Text in Zeile“ bietet die einfachste Variante, die Abbildung direkt an der Stelle im Textfluss zu positionieren, wo sie tatsächlich gewünscht ist. </w:t>
-      </w:r>
-      <w:r>
-        <w:rPr>
-          <w:i/>
-          <w:color w:val="0066FF"/>
-        </w:rPr>
-        <w:t>(Achtung: von Word wird automatisch „Mit Textumbruch“ gewählt -&gt; muss für jede eingefügte Grafik geändert werden.)</w:t>
-      </w:r>
-    </w:p>
-    <w:p>
-      <w:pPr>
-        <w:pStyle w:val="Text"/>
-        <w:rPr>
-          <w:color w:val="0066FF"/>
-        </w:rPr>
-      </w:pPr>
-      <w:r>
-        <w:rPr>
-          <w:color w:val="0066FF"/>
-        </w:rPr>
-        <w:t>Vorgehensweise bei der Beschriftung:</w:t>
-      </w:r>
-    </w:p>
-    <w:p>
-      <w:pPr>
-        <w:pStyle w:val="Text"/>
-        <w:rPr>
-          <w:color w:val="0066FF"/>
-        </w:rPr>
-      </w:pPr>
-      <w:r>
-        <w:rPr>
-          <w:color w:val="0066FF"/>
-        </w:rPr>
-        <w:t>Gleich wie bei der Beschriftung von Tabellen!</w:t>
+          <w:color w:val="0066FF"/>
+        </w:rPr>
+      </w:pPr>
+    </w:p>
+    <w:p>
+      <w:pPr>
+        <w:jc w:val="left"/>
+        <w:rPr>
+          <w:color w:val="0066FF"/>
+        </w:rPr>
+      </w:pPr>
+      <w:r>
+        <w:rPr>
+          <w:color w:val="0066FF"/>
+        </w:rPr>
+        <w:br w:type="page"/>
       </w:r>
     </w:p>
     <w:p>
       <w:pPr>
         <w:pStyle w:val="berschrift2"/>
       </w:pPr>
-      <w:bookmarkStart w:id="62" w:name="_Toc221613890"/>
+      <w:bookmarkStart w:id="64" w:name="_Toc222728670"/>
       <w:r>
         <w:lastRenderedPageBreak/>
-        <w:t>Praktische Umsetzung</w:t>
-      </w:r>
-      <w:bookmarkEnd w:id="62"/>
-    </w:p>
-    <w:p>
-      <w:r>
-        <w:rPr>
-          <w:color w:val="0066FF"/>
-        </w:rPr>
-        <w:t>Text…</w:t>
-      </w:r>
-    </w:p>
-    <w:p>
-      <w:pPr>
-        <w:pStyle w:val="berschrift2"/>
-      </w:pPr>
-      <w:bookmarkStart w:id="63" w:name="_Toc221613891"/>
-      <w:r>
-        <w:t>Weitere individuelle Abschnitte</w:t>
-      </w:r>
-      <w:bookmarkEnd w:id="63"/>
-      <w:r>
-        <w:t xml:space="preserve"> </w:t>
-      </w:r>
-    </w:p>
-    <w:p>
-      <w:pPr>
-        <w:pStyle w:val="Text"/>
-        <w:rPr>
-          <w:color w:val="0066FF"/>
-        </w:rPr>
-      </w:pPr>
-      <w:r>
-        <w:rPr>
-          <w:color w:val="0066FF"/>
-        </w:rPr>
-        <w:t xml:space="preserve">(FV = Text) Diese Abschnitte sind individuell </w:t>
-      </w:r>
-      <w:proofErr w:type="gramStart"/>
-      <w:r>
-        <w:rPr>
-          <w:color w:val="0066FF"/>
-        </w:rPr>
-        <w:t xml:space="preserve">mit Ihren </w:t>
-      </w:r>
-      <w:proofErr w:type="spellStart"/>
-      <w:r>
-        <w:rPr>
-          <w:color w:val="0066FF"/>
-        </w:rPr>
-        <w:t>Betreuer</w:t>
-      </w:r>
-      <w:proofErr w:type="gramEnd"/>
-      <w:r>
-        <w:rPr>
-          <w:color w:val="0066FF"/>
-        </w:rPr>
-        <w:t>:innen</w:t>
-      </w:r>
-      <w:proofErr w:type="spellEnd"/>
-      <w:r>
-        <w:rPr>
-          <w:color w:val="0066FF"/>
-        </w:rPr>
-        <w:t xml:space="preserve"> festzulegen.</w:t>
-      </w:r>
-    </w:p>
-    <w:p>
-      <w:pPr>
-        <w:pStyle w:val="Text"/>
-        <w:rPr>
-          <w:color w:val="0066FF"/>
-        </w:rPr>
-      </w:pPr>
-    </w:p>
-    <w:p>
-      <w:pPr>
-        <w:pStyle w:val="berschrift2"/>
-      </w:pPr>
-      <w:bookmarkStart w:id="64" w:name="_Toc221613892"/>
-      <w:r>
-        <w:t>Ergebnisse und Diskussion</w:t>
+        <w:t>Zusammenfassung individueller Teil</w:t>
       </w:r>
       <w:bookmarkEnd w:id="64"/>
-    </w:p>
-    <w:p>
-      <w:pPr>
-        <w:pStyle w:val="Text"/>
-        <w:rPr>
-          <w:color w:val="0066FF"/>
-        </w:rPr>
-      </w:pPr>
-      <w:r>
-        <w:rPr>
-          <w:color w:val="0066FF"/>
-        </w:rPr>
-        <w:t>(FV = Text)</w:t>
-      </w:r>
-    </w:p>
-    <w:p>
-      <w:pPr>
-        <w:pStyle w:val="berschrift2"/>
-      </w:pPr>
-      <w:bookmarkStart w:id="65" w:name="_Toc221613893"/>
-      <w:r>
-        <w:t>Zusammenfassung individueller Teil</w:t>
-      </w:r>
-      <w:bookmarkEnd w:id="65"/>
     </w:p>
     <w:p>
       <w:pPr>
@@ -9623,10 +9354,10 @@
       <w:pPr>
         <w:pStyle w:val="Text"/>
         <w:sectPr>
-          <w:headerReference w:type="default" r:id="rId46"/>
-          <w:footerReference w:type="default" r:id="rId47"/>
-          <w:headerReference w:type="first" r:id="rId48"/>
-          <w:footerReference w:type="first" r:id="rId49"/>
+          <w:headerReference w:type="default" r:id="rId47"/>
+          <w:footerReference w:type="default" r:id="rId48"/>
+          <w:headerReference w:type="first" r:id="rId49"/>
+          <w:footerReference w:type="first" r:id="rId50"/>
           <w:pgSz w:w="11906" w:h="16838"/>
           <w:pgMar w:top="1417" w:right="1440" w:bottom="1134" w:left="1440" w:header="708" w:footer="708" w:gutter="0"/>
           <w:cols w:space="720"/>
@@ -9639,64 +9370,213 @@
       <w:pPr>
         <w:pStyle w:val="berschrift1"/>
       </w:pPr>
-      <w:bookmarkStart w:id="66" w:name="_Ref200468988"/>
-      <w:bookmarkStart w:id="67" w:name="_Ref200469530"/>
-      <w:bookmarkStart w:id="68" w:name="_Toc221613894"/>
+      <w:bookmarkStart w:id="65" w:name="_Ref200468988"/>
+      <w:bookmarkStart w:id="66" w:name="_Ref200469530"/>
+      <w:bookmarkStart w:id="67" w:name="_Toc222728671"/>
       <w:r>
         <w:lastRenderedPageBreak/>
         <w:t>Zusammenfassung und Ausblick</w:t>
       </w:r>
+      <w:bookmarkEnd w:id="65"/>
       <w:bookmarkEnd w:id="66"/>
       <w:bookmarkEnd w:id="67"/>
+    </w:p>
+    <w:p>
+      <w:pPr>
+        <w:pStyle w:val="berschrift2"/>
+      </w:pPr>
+      <w:bookmarkStart w:id="68" w:name="_Toc222728672"/>
+      <w:r>
+        <w:t>Zusammenfassung der gesamten Arbeit</w:t>
+      </w:r>
       <w:bookmarkEnd w:id="68"/>
     </w:p>
     <w:p>
       <w:pPr>
+        <w:pStyle w:val="Text"/>
+        <w:rPr>
+          <w:color w:val="0066FF"/>
+        </w:rPr>
+      </w:pPr>
+      <w:r>
+        <w:rPr>
+          <w:color w:val="0066FF"/>
+        </w:rPr>
+        <w:t>(FV = Text)</w:t>
+      </w:r>
+    </w:p>
+    <w:p>
+      <w:pPr>
+        <w:pStyle w:val="Text"/>
+        <w:rPr>
+          <w:color w:val="0066FF"/>
+        </w:rPr>
+      </w:pPr>
+      <w:r>
+        <w:rPr>
+          <w:noProof/>
+          <w:color w:val="0066FF"/>
+        </w:rPr>
+        <w:drawing>
+          <wp:inline distT="0" distB="0" distL="0" distR="0" wp14:anchorId="3597A9BE" wp14:editId="18C91C21">
+            <wp:extent cx="5731510" cy="4028440"/>
+            <wp:effectExtent l="0" t="0" r="0" b="0"/>
+            <wp:docPr id="604162184" name="Grafik 1" descr="Ein Bild, das Text, Computer, Screenshot, Ausgabegerät enthält.&#10;&#10;KI-generierte Inhalte können fehlerhaft sein."/>
+            <wp:cNvGraphicFramePr>
+              <a:graphicFrameLocks xmlns:a="http://schemas.openxmlformats.org/drawingml/2006/main" noChangeAspect="1"/>
+            </wp:cNvGraphicFramePr>
+            <a:graphic xmlns:a="http://schemas.openxmlformats.org/drawingml/2006/main">
+              <a:graphicData uri="http://schemas.openxmlformats.org/drawingml/2006/picture">
+                <pic:pic xmlns:pic="http://schemas.openxmlformats.org/drawingml/2006/picture">
+                  <pic:nvPicPr>
+                    <pic:cNvPr id="604162184" name="Grafik 1" descr="Ein Bild, das Text, Computer, Screenshot, Ausgabegerät enthält.&#10;&#10;KI-generierte Inhalte können fehlerhaft sein."/>
+                    <pic:cNvPicPr/>
+                  </pic:nvPicPr>
+                  <pic:blipFill>
+                    <a:blip r:embed="rId51"/>
+                    <a:stretch>
+                      <a:fillRect/>
+                    </a:stretch>
+                  </pic:blipFill>
+                  <pic:spPr>
+                    <a:xfrm>
+                      <a:off x="0" y="0"/>
+                      <a:ext cx="5731510" cy="4028440"/>
+                    </a:xfrm>
+                    <a:prstGeom prst="rect">
+                      <a:avLst/>
+                    </a:prstGeom>
+                  </pic:spPr>
+                </pic:pic>
+              </a:graphicData>
+            </a:graphic>
+          </wp:inline>
+        </w:drawing>
+      </w:r>
+    </w:p>
+    <w:p>
+      <w:pPr>
+        <w:pStyle w:val="Text"/>
+        <w:rPr>
+          <w:color w:val="0066FF"/>
+        </w:rPr>
+      </w:pPr>
+      <w:r>
+        <w:rPr>
+          <w:noProof/>
+          <w:color w:val="0066FF"/>
+        </w:rPr>
+        <w:lastRenderedPageBreak/>
+        <w:drawing>
+          <wp:inline distT="0" distB="0" distL="0" distR="0" wp14:anchorId="5386A699" wp14:editId="5FED5DAE">
+            <wp:extent cx="5731510" cy="4032250"/>
+            <wp:effectExtent l="0" t="0" r="0" b="0"/>
+            <wp:docPr id="341728143" name="Grafik 1" descr="Ein Bild, das Elektronik, Text, Screenshot, Computer enthält.&#10;&#10;KI-generierte Inhalte können fehlerhaft sein."/>
+            <wp:cNvGraphicFramePr>
+              <a:graphicFrameLocks xmlns:a="http://schemas.openxmlformats.org/drawingml/2006/main" noChangeAspect="1"/>
+            </wp:cNvGraphicFramePr>
+            <a:graphic xmlns:a="http://schemas.openxmlformats.org/drawingml/2006/main">
+              <a:graphicData uri="http://schemas.openxmlformats.org/drawingml/2006/picture">
+                <pic:pic xmlns:pic="http://schemas.openxmlformats.org/drawingml/2006/picture">
+                  <pic:nvPicPr>
+                    <pic:cNvPr id="341728143" name="Grafik 1" descr="Ein Bild, das Elektronik, Text, Screenshot, Computer enthält.&#10;&#10;KI-generierte Inhalte können fehlerhaft sein."/>
+                    <pic:cNvPicPr/>
+                  </pic:nvPicPr>
+                  <pic:blipFill>
+                    <a:blip r:embed="rId52"/>
+                    <a:stretch>
+                      <a:fillRect/>
+                    </a:stretch>
+                  </pic:blipFill>
+                  <pic:spPr>
+                    <a:xfrm>
+                      <a:off x="0" y="0"/>
+                      <a:ext cx="5731510" cy="4032250"/>
+                    </a:xfrm>
+                    <a:prstGeom prst="rect">
+                      <a:avLst/>
+                    </a:prstGeom>
+                  </pic:spPr>
+                </pic:pic>
+              </a:graphicData>
+            </a:graphic>
+          </wp:inline>
+        </w:drawing>
+      </w:r>
+    </w:p>
+    <w:p>
+      <w:pPr>
+        <w:pStyle w:val="Text"/>
+        <w:rPr>
+          <w:color w:val="0066FF"/>
+        </w:rPr>
+      </w:pPr>
+      <w:r>
+        <w:rPr>
+          <w:noProof/>
+          <w:color w:val="0066FF"/>
+        </w:rPr>
+        <w:drawing>
+          <wp:inline distT="0" distB="0" distL="0" distR="0" wp14:anchorId="2AD0F7DA" wp14:editId="1F31E87E">
+            <wp:extent cx="5731510" cy="4119245"/>
+            <wp:effectExtent l="0" t="0" r="0" b="0"/>
+            <wp:docPr id="311302013" name="Grafik 1" descr="Ein Bild, das Text, Elektronik, Computer, Screenshot enthält.&#10;&#10;KI-generierte Inhalte können fehlerhaft sein."/>
+            <wp:cNvGraphicFramePr>
+              <a:graphicFrameLocks xmlns:a="http://schemas.openxmlformats.org/drawingml/2006/main" noChangeAspect="1"/>
+            </wp:cNvGraphicFramePr>
+            <a:graphic xmlns:a="http://schemas.openxmlformats.org/drawingml/2006/main">
+              <a:graphicData uri="http://schemas.openxmlformats.org/drawingml/2006/picture">
+                <pic:pic xmlns:pic="http://schemas.openxmlformats.org/drawingml/2006/picture">
+                  <pic:nvPicPr>
+                    <pic:cNvPr id="311302013" name="Grafik 1" descr="Ein Bild, das Text, Elektronik, Computer, Screenshot enthält.&#10;&#10;KI-generierte Inhalte können fehlerhaft sein."/>
+                    <pic:cNvPicPr/>
+                  </pic:nvPicPr>
+                  <pic:blipFill>
+                    <a:blip r:embed="rId53"/>
+                    <a:stretch>
+                      <a:fillRect/>
+                    </a:stretch>
+                  </pic:blipFill>
+                  <pic:spPr>
+                    <a:xfrm>
+                      <a:off x="0" y="0"/>
+                      <a:ext cx="5731510" cy="4119245"/>
+                    </a:xfrm>
+                    <a:prstGeom prst="rect">
+                      <a:avLst/>
+                    </a:prstGeom>
+                  </pic:spPr>
+                </pic:pic>
+              </a:graphicData>
+            </a:graphic>
+          </wp:inline>
+        </w:drawing>
+      </w:r>
+    </w:p>
+    <w:p>
+      <w:pPr>
+        <w:pStyle w:val="Text"/>
+        <w:rPr>
+          <w:color w:val="0066FF"/>
+        </w:rPr>
+      </w:pPr>
+      <w:r>
+        <w:rPr>
+          <w:color w:val="0066FF"/>
+        </w:rPr>
+        <w:t xml:space="preserve">Dieses Kapitel beinhaltet eine Zusammenfassung der gesamten Arbeit, es wird also die Diplomarbeit als ein Projekt betrachtet. </w:t>
+      </w:r>
+    </w:p>
+    <w:p>
+      <w:pPr>
         <w:pStyle w:val="berschrift2"/>
       </w:pPr>
-      <w:bookmarkStart w:id="69" w:name="_Toc221613895"/>
-      <w:r>
-        <w:t>Zusammenfassung der gesamten Arbeit</w:t>
+      <w:bookmarkStart w:id="69" w:name="_Toc222728673"/>
+      <w:r>
+        <w:lastRenderedPageBreak/>
+        <w:t>Ausblick</w:t>
       </w:r>
       <w:bookmarkEnd w:id="69"/>
-    </w:p>
-    <w:p>
-      <w:pPr>
-        <w:pStyle w:val="Text"/>
-        <w:rPr>
-          <w:color w:val="0066FF"/>
-        </w:rPr>
-      </w:pPr>
-      <w:r>
-        <w:rPr>
-          <w:color w:val="0066FF"/>
-        </w:rPr>
-        <w:t>(FV = Text)</w:t>
-      </w:r>
-    </w:p>
-    <w:p>
-      <w:pPr>
-        <w:pStyle w:val="Text"/>
-        <w:rPr>
-          <w:color w:val="0066FF"/>
-        </w:rPr>
-      </w:pPr>
-      <w:r>
-        <w:rPr>
-          <w:color w:val="0066FF"/>
-        </w:rPr>
-        <w:t xml:space="preserve">Dieses Kapitel beinhaltet eine Zusammenfassung der gesamten Arbeit, es wird also die Diplomarbeit als ein Projekt betrachtet. </w:t>
-      </w:r>
-    </w:p>
-    <w:p>
-      <w:pPr>
-        <w:pStyle w:val="berschrift2"/>
-      </w:pPr>
-      <w:bookmarkStart w:id="70" w:name="_Toc221613896"/>
-      <w:r>
-        <w:t>Ausblick</w:t>
-      </w:r>
-      <w:bookmarkEnd w:id="70"/>
     </w:p>
     <w:p>
       <w:pPr>
@@ -9831,10 +9711,10 @@
       <w:pPr>
         <w:pStyle w:val="Text"/>
         <w:sectPr>
-          <w:headerReference w:type="default" r:id="rId50"/>
-          <w:footerReference w:type="default" r:id="rId51"/>
-          <w:headerReference w:type="first" r:id="rId52"/>
-          <w:footerReference w:type="first" r:id="rId53"/>
+          <w:headerReference w:type="default" r:id="rId54"/>
+          <w:footerReference w:type="default" r:id="rId55"/>
+          <w:headerReference w:type="first" r:id="rId56"/>
+          <w:footerReference w:type="first" r:id="rId57"/>
           <w:pgSz w:w="11906" w:h="16838"/>
           <w:pgMar w:top="1417" w:right="1440" w:bottom="1134" w:left="1440" w:header="708" w:footer="708" w:gutter="0"/>
           <w:cols w:space="720"/>
@@ -9847,14 +9727,14 @@
       <w:pPr>
         <w:pStyle w:val="berschrift1"/>
       </w:pPr>
-      <w:bookmarkStart w:id="71" w:name="_Ref200468159"/>
-      <w:bookmarkStart w:id="72" w:name="_Toc221613897"/>
+      <w:bookmarkStart w:id="70" w:name="_Ref200468159"/>
+      <w:bookmarkStart w:id="71" w:name="_Toc222728674"/>
       <w:r>
         <w:lastRenderedPageBreak/>
         <w:t>Erklärung der Eigenständigkeit</w:t>
       </w:r>
+      <w:bookmarkEnd w:id="70"/>
       <w:bookmarkEnd w:id="71"/>
-      <w:bookmarkEnd w:id="72"/>
     </w:p>
     <w:p>
       <w:pPr>
@@ -9990,22 +9870,6 @@
       <w:pPr>
         <w:pStyle w:val="Text"/>
         <w:sectPr>
-          <w:headerReference w:type="default" r:id="rId54"/>
-          <w:footerReference w:type="default" r:id="rId55"/>
-          <w:headerReference w:type="first" r:id="rId56"/>
-          <w:footerReference w:type="first" r:id="rId57"/>
-          <w:pgSz w:w="11906" w:h="16838"/>
-          <w:pgMar w:top="1417" w:right="1440" w:bottom="1134" w:left="1440" w:header="708" w:footer="708" w:gutter="0"/>
-          <w:cols w:space="720"/>
-          <w:formProt w:val="0"/>
-          <w:docGrid w:type="lines" w:linePitch="360"/>
-        </w:sectPr>
-      </w:pPr>
-    </w:p>
-    <w:p>
-      <w:pPr>
-        <w:pStyle w:val="berschrift1"/>
-        <w:sectPr>
           <w:headerReference w:type="default" r:id="rId58"/>
           <w:footerReference w:type="default" r:id="rId59"/>
           <w:headerReference w:type="first" r:id="rId60"/>
@@ -10017,269 +9881,10 @@
           <w:docGrid w:type="lines" w:linePitch="360"/>
         </w:sectPr>
       </w:pPr>
-      <w:bookmarkStart w:id="73" w:name="_Ref200469499"/>
-      <w:bookmarkStart w:id="74" w:name="_Toc221613898"/>
-      <w:r>
-        <w:lastRenderedPageBreak/>
-        <w:t>Arbeitsnachweise</w:t>
-      </w:r>
-      <w:bookmarkEnd w:id="73"/>
-      <w:bookmarkEnd w:id="74"/>
     </w:p>
     <w:p>
       <w:pPr>
         <w:pStyle w:val="berschrift1"/>
-      </w:pPr>
-      <w:bookmarkStart w:id="75" w:name="_Toc84751256"/>
-      <w:bookmarkStart w:id="76" w:name="_Toc211138167"/>
-      <w:bookmarkStart w:id="77" w:name="_Toc211137922"/>
-      <w:bookmarkStart w:id="78" w:name="_Toc84757221"/>
-      <w:bookmarkStart w:id="79" w:name="_Toc210560305"/>
-      <w:bookmarkStart w:id="80" w:name="_Toc210560252"/>
-      <w:bookmarkStart w:id="81" w:name="_Ref210560064"/>
-      <w:bookmarkStart w:id="82" w:name="_Toc84751368"/>
-      <w:bookmarkStart w:id="83" w:name="_Ref200467937"/>
-      <w:bookmarkStart w:id="84" w:name="_Ref200469033"/>
-      <w:bookmarkStart w:id="85" w:name="_Toc221613899"/>
-      <w:r>
-        <w:lastRenderedPageBreak/>
-        <w:t>Verzeichnisse</w:t>
-      </w:r>
-      <w:bookmarkEnd w:id="75"/>
-      <w:bookmarkEnd w:id="76"/>
-      <w:bookmarkEnd w:id="77"/>
-      <w:bookmarkEnd w:id="78"/>
-      <w:bookmarkEnd w:id="79"/>
-      <w:bookmarkEnd w:id="80"/>
-      <w:bookmarkEnd w:id="81"/>
-      <w:bookmarkEnd w:id="82"/>
-      <w:bookmarkEnd w:id="83"/>
-      <w:bookmarkEnd w:id="84"/>
-      <w:bookmarkEnd w:id="85"/>
-      <w:r>
-        <w:t xml:space="preserve"> </w:t>
-      </w:r>
-    </w:p>
-    <w:p>
-      <w:pPr>
-        <w:pStyle w:val="berschrift2"/>
-      </w:pPr>
-      <w:bookmarkStart w:id="86" w:name="_Toc210560306"/>
-      <w:bookmarkStart w:id="87" w:name="_Toc211138168"/>
-      <w:bookmarkStart w:id="88" w:name="_Toc84757222"/>
-      <w:bookmarkStart w:id="89" w:name="_Toc84751369"/>
-      <w:bookmarkStart w:id="90" w:name="_Toc84751257"/>
-      <w:bookmarkStart w:id="91" w:name="_Toc210560253"/>
-      <w:bookmarkStart w:id="92" w:name="_Toc211137923"/>
-      <w:bookmarkStart w:id="93" w:name="_Toc221613900"/>
-      <w:r>
-        <w:t>Literatur</w:t>
-      </w:r>
-      <w:bookmarkEnd w:id="86"/>
-      <w:bookmarkEnd w:id="87"/>
-      <w:bookmarkEnd w:id="88"/>
-      <w:bookmarkEnd w:id="89"/>
-      <w:bookmarkEnd w:id="90"/>
-      <w:bookmarkEnd w:id="91"/>
-      <w:bookmarkEnd w:id="92"/>
-      <w:r>
-        <w:t>verzeichnis</w:t>
-      </w:r>
-      <w:bookmarkEnd w:id="93"/>
-      <w:r>
-        <w:t xml:space="preserve"> </w:t>
-      </w:r>
-    </w:p>
-    <w:p>
-      <w:pPr>
-        <w:rPr>
-          <w:color w:val="0066FF"/>
-        </w:rPr>
-      </w:pPr>
-      <w:r>
-        <w:rPr>
-          <w:color w:val="0066FF"/>
-        </w:rPr>
-        <w:t xml:space="preserve">Wird mithilfe von </w:t>
-      </w:r>
-      <w:proofErr w:type="spellStart"/>
-      <w:r>
-        <w:rPr>
-          <w:color w:val="0066FF"/>
-        </w:rPr>
-        <w:t>Zotero</w:t>
-      </w:r>
-      <w:proofErr w:type="spellEnd"/>
-      <w:r>
-        <w:rPr>
-          <w:color w:val="0066FF"/>
-        </w:rPr>
-        <w:t xml:space="preserve"> erstellt…</w:t>
-      </w:r>
-    </w:p>
-    <w:p>
-      <w:pPr>
-        <w:pStyle w:val="berschrift2"/>
-      </w:pPr>
-      <w:bookmarkStart w:id="94" w:name="_Toc84757225"/>
-      <w:bookmarkStart w:id="95" w:name="_Toc211138171"/>
-      <w:bookmarkStart w:id="96" w:name="_Toc211137927"/>
-      <w:bookmarkStart w:id="97" w:name="_Toc84751260"/>
-      <w:bookmarkStart w:id="98" w:name="_Toc210560307"/>
-      <w:bookmarkStart w:id="99" w:name="_Toc210560254"/>
-      <w:bookmarkStart w:id="100" w:name="_Toc84751372"/>
-      <w:bookmarkStart w:id="101" w:name="_Toc221613901"/>
-      <w:r>
-        <w:t>Abkürzungsverzeichnis</w:t>
-      </w:r>
-      <w:bookmarkEnd w:id="94"/>
-      <w:bookmarkEnd w:id="95"/>
-      <w:bookmarkEnd w:id="96"/>
-      <w:bookmarkEnd w:id="97"/>
-      <w:bookmarkEnd w:id="98"/>
-      <w:bookmarkEnd w:id="99"/>
-      <w:bookmarkEnd w:id="100"/>
-      <w:bookmarkEnd w:id="101"/>
-    </w:p>
-    <w:p>
-      <w:pPr>
-        <w:pStyle w:val="Text"/>
-        <w:rPr>
-          <w:color w:val="0066FF"/>
-        </w:rPr>
-      </w:pPr>
-      <w:r>
-        <w:rPr>
-          <w:color w:val="0066FF"/>
-        </w:rPr>
-        <w:t>(</w:t>
-      </w:r>
-      <w:proofErr w:type="gramStart"/>
-      <w:r>
-        <w:rPr>
-          <w:color w:val="0066FF"/>
-        </w:rPr>
-        <w:t>FV Text</w:t>
-      </w:r>
-      <w:proofErr w:type="gramEnd"/>
-      <w:r>
-        <w:rPr>
-          <w:color w:val="0066FF"/>
-        </w:rPr>
-        <w:t>)</w:t>
-      </w:r>
-      <w:bookmarkStart w:id="102" w:name="_Toc211138172"/>
-      <w:bookmarkStart w:id="103" w:name="_Toc211137928"/>
-      <w:bookmarkStart w:id="104" w:name="_Toc84757226"/>
-      <w:bookmarkStart w:id="105" w:name="_Toc84751373"/>
-      <w:bookmarkStart w:id="106" w:name="_Toc84751261"/>
-      <w:bookmarkStart w:id="107" w:name="_Toc210560308"/>
-      <w:bookmarkStart w:id="108" w:name="_Toc210560255"/>
-      <w:r>
-        <w:rPr>
-          <w:color w:val="0066FF"/>
-        </w:rPr>
-        <w:t xml:space="preserve"> Optionaler Abschnitt. Nur verwenden, wenn mehr als 10 verschiedene Abkürzungen im gesamten Dokument vorkommen.</w:t>
-      </w:r>
-    </w:p>
-    <w:p>
-      <w:pPr>
-        <w:pStyle w:val="berschrift2"/>
-      </w:pPr>
-      <w:bookmarkStart w:id="109" w:name="_Toc221613902"/>
-      <w:r>
-        <w:t>Tabellen</w:t>
-      </w:r>
-      <w:bookmarkEnd w:id="102"/>
-      <w:bookmarkEnd w:id="103"/>
-      <w:bookmarkEnd w:id="104"/>
-      <w:bookmarkEnd w:id="105"/>
-      <w:bookmarkEnd w:id="106"/>
-      <w:bookmarkEnd w:id="107"/>
-      <w:bookmarkEnd w:id="108"/>
-      <w:bookmarkEnd w:id="109"/>
-    </w:p>
-    <w:p>
-      <w:r>
-        <w:rPr>
-          <w:color w:val="0066FF"/>
-        </w:rPr>
-        <w:t>(</w:t>
-      </w:r>
-      <w:proofErr w:type="gramStart"/>
-      <w:r>
-        <w:rPr>
-          <w:color w:val="0066FF"/>
-        </w:rPr>
-        <w:t>FV Text</w:t>
-      </w:r>
-      <w:proofErr w:type="gramEnd"/>
-      <w:r>
-        <w:rPr>
-          <w:color w:val="0066FF"/>
-        </w:rPr>
-        <w:t>) Optionaler Abschnitt. Nur verwenden, wenn mehr als 10 verschiedene Tabellen im gesamten Dokument vorkommen.</w:t>
-      </w:r>
-    </w:p>
-    <w:p>
-      <w:pPr>
-        <w:pStyle w:val="berschrift2"/>
-      </w:pPr>
-      <w:bookmarkStart w:id="110" w:name="_Toc210560256"/>
-      <w:bookmarkStart w:id="111" w:name="_Toc210560309"/>
-      <w:bookmarkStart w:id="112" w:name="_Toc211137929"/>
-      <w:bookmarkStart w:id="113" w:name="_Toc84757227"/>
-      <w:bookmarkStart w:id="114" w:name="_Toc84751374"/>
-      <w:bookmarkStart w:id="115" w:name="_Toc84751262"/>
-      <w:bookmarkStart w:id="116" w:name="_Toc211138173"/>
-      <w:bookmarkStart w:id="117" w:name="_Toc221613903"/>
-      <w:r>
-        <w:t>Abbildunge</w:t>
-      </w:r>
-      <w:bookmarkEnd w:id="110"/>
-      <w:bookmarkEnd w:id="111"/>
-      <w:r>
-        <w:t>n</w:t>
-      </w:r>
-      <w:bookmarkEnd w:id="112"/>
-      <w:bookmarkEnd w:id="113"/>
-      <w:bookmarkEnd w:id="114"/>
-      <w:bookmarkEnd w:id="115"/>
-      <w:bookmarkEnd w:id="116"/>
-      <w:bookmarkEnd w:id="117"/>
-    </w:p>
-    <w:p>
-      <w:pPr>
-        <w:rPr>
-          <w:color w:val="0066FF"/>
-        </w:rPr>
-      </w:pPr>
-      <w:r>
-        <w:rPr>
-          <w:color w:val="0066FF"/>
-        </w:rPr>
-        <w:t>(</w:t>
-      </w:r>
-      <w:proofErr w:type="gramStart"/>
-      <w:r>
-        <w:rPr>
-          <w:color w:val="0066FF"/>
-        </w:rPr>
-        <w:t>FV Text</w:t>
-      </w:r>
-      <w:proofErr w:type="gramEnd"/>
-      <w:r>
-        <w:rPr>
-          <w:color w:val="0066FF"/>
-        </w:rPr>
-        <w:t>) Optionaler Abschnitt. Nur verwenden, wenn mehr als 10 verschiedene Bilder im gesamten Dokument vorkommen.</w:t>
-      </w:r>
-    </w:p>
-    <w:p>
-      <w:pPr>
-        <w:rPr>
-          <w:color w:val="0066FF"/>
-        </w:rPr>
         <w:sectPr>
           <w:headerReference w:type="default" r:id="rId62"/>
           <w:footerReference w:type="default" r:id="rId63"/>
@@ -10292,62 +9897,350 @@
           <w:docGrid w:type="lines" w:linePitch="360"/>
         </w:sectPr>
       </w:pPr>
+      <w:bookmarkStart w:id="72" w:name="_Ref200469499"/>
+      <w:bookmarkStart w:id="73" w:name="_Toc222728675"/>
+      <w:r>
+        <w:lastRenderedPageBreak/>
+        <w:t>Arbeitsnachweise</w:t>
+      </w:r>
+      <w:bookmarkEnd w:id="72"/>
+      <w:bookmarkEnd w:id="73"/>
     </w:p>
     <w:p>
       <w:pPr>
         <w:pStyle w:val="berschrift1"/>
       </w:pPr>
-      <w:bookmarkStart w:id="118" w:name="_Toc211138174"/>
-      <w:bookmarkStart w:id="119" w:name="_Toc211137930"/>
-      <w:bookmarkStart w:id="120" w:name="_Toc84751375"/>
-      <w:bookmarkStart w:id="121" w:name="_Toc84751263"/>
-      <w:bookmarkStart w:id="122" w:name="_Ref84675439"/>
-      <w:bookmarkStart w:id="123" w:name="_Toc221613904"/>
+      <w:bookmarkStart w:id="74" w:name="_Toc84751256"/>
+      <w:bookmarkStart w:id="75" w:name="_Toc211138167"/>
+      <w:bookmarkStart w:id="76" w:name="_Toc211137922"/>
+      <w:bookmarkStart w:id="77" w:name="_Toc84757221"/>
+      <w:bookmarkStart w:id="78" w:name="_Toc210560305"/>
+      <w:bookmarkStart w:id="79" w:name="_Toc210560252"/>
+      <w:bookmarkStart w:id="80" w:name="_Ref210560064"/>
+      <w:bookmarkStart w:id="81" w:name="_Toc84751368"/>
+      <w:bookmarkStart w:id="82" w:name="_Ref200467937"/>
+      <w:bookmarkStart w:id="83" w:name="_Ref200469033"/>
+      <w:bookmarkStart w:id="84" w:name="_Toc222728676"/>
+      <w:r>
+        <w:lastRenderedPageBreak/>
+        <w:t>Verzeichnisse</w:t>
+      </w:r>
+      <w:bookmarkEnd w:id="74"/>
+      <w:bookmarkEnd w:id="75"/>
+      <w:bookmarkEnd w:id="76"/>
+      <w:bookmarkEnd w:id="77"/>
+      <w:bookmarkEnd w:id="78"/>
+      <w:bookmarkEnd w:id="79"/>
+      <w:bookmarkEnd w:id="80"/>
+      <w:bookmarkEnd w:id="81"/>
+      <w:bookmarkEnd w:id="82"/>
+      <w:bookmarkEnd w:id="83"/>
+      <w:bookmarkEnd w:id="84"/>
+      <w:r>
+        <w:t xml:space="preserve"> </w:t>
+      </w:r>
+    </w:p>
+    <w:p>
+      <w:pPr>
+        <w:pStyle w:val="berschrift2"/>
+      </w:pPr>
+      <w:bookmarkStart w:id="85" w:name="_Toc210560306"/>
+      <w:bookmarkStart w:id="86" w:name="_Toc211138168"/>
+      <w:bookmarkStart w:id="87" w:name="_Toc84757222"/>
+      <w:bookmarkStart w:id="88" w:name="_Toc84751369"/>
+      <w:bookmarkStart w:id="89" w:name="_Toc84751257"/>
+      <w:bookmarkStart w:id="90" w:name="_Toc210560253"/>
+      <w:bookmarkStart w:id="91" w:name="_Toc211137923"/>
+      <w:bookmarkStart w:id="92" w:name="_Toc222728677"/>
+      <w:r>
+        <w:t>Literatur</w:t>
+      </w:r>
+      <w:bookmarkEnd w:id="85"/>
+      <w:bookmarkEnd w:id="86"/>
+      <w:bookmarkEnd w:id="87"/>
+      <w:bookmarkEnd w:id="88"/>
+      <w:bookmarkEnd w:id="89"/>
+      <w:bookmarkEnd w:id="90"/>
+      <w:bookmarkEnd w:id="91"/>
+      <w:r>
+        <w:t>verzeichnis</w:t>
+      </w:r>
+      <w:bookmarkEnd w:id="92"/>
+      <w:r>
+        <w:t xml:space="preserve"> </w:t>
+      </w:r>
+    </w:p>
+    <w:p>
+      <w:pPr>
+        <w:rPr>
+          <w:color w:val="0066FF"/>
+        </w:rPr>
+      </w:pPr>
+      <w:r>
+        <w:rPr>
+          <w:color w:val="0066FF"/>
+        </w:rPr>
+        <w:t xml:space="preserve">Wird mithilfe von </w:t>
+      </w:r>
+      <w:proofErr w:type="spellStart"/>
+      <w:r>
+        <w:rPr>
+          <w:color w:val="0066FF"/>
+        </w:rPr>
+        <w:t>Zotero</w:t>
+      </w:r>
+      <w:proofErr w:type="spellEnd"/>
+      <w:r>
+        <w:rPr>
+          <w:color w:val="0066FF"/>
+        </w:rPr>
+        <w:t xml:space="preserve"> erstellt…</w:t>
+      </w:r>
+    </w:p>
+    <w:p>
+      <w:pPr>
+        <w:pStyle w:val="berschrift2"/>
+      </w:pPr>
+      <w:bookmarkStart w:id="93" w:name="_Toc84757225"/>
+      <w:bookmarkStart w:id="94" w:name="_Toc211138171"/>
+      <w:bookmarkStart w:id="95" w:name="_Toc211137927"/>
+      <w:bookmarkStart w:id="96" w:name="_Toc84751260"/>
+      <w:bookmarkStart w:id="97" w:name="_Toc210560307"/>
+      <w:bookmarkStart w:id="98" w:name="_Toc210560254"/>
+      <w:bookmarkStart w:id="99" w:name="_Toc84751372"/>
+      <w:bookmarkStart w:id="100" w:name="_Toc222728678"/>
+      <w:r>
+        <w:t>Abkürzungsverzeichnis</w:t>
+      </w:r>
+      <w:bookmarkEnd w:id="93"/>
+      <w:bookmarkEnd w:id="94"/>
+      <w:bookmarkEnd w:id="95"/>
+      <w:bookmarkEnd w:id="96"/>
+      <w:bookmarkEnd w:id="97"/>
+      <w:bookmarkEnd w:id="98"/>
+      <w:bookmarkEnd w:id="99"/>
+      <w:bookmarkEnd w:id="100"/>
+    </w:p>
+    <w:p>
+      <w:pPr>
+        <w:pStyle w:val="Text"/>
+        <w:rPr>
+          <w:color w:val="0066FF"/>
+        </w:rPr>
+      </w:pPr>
+      <w:r>
+        <w:rPr>
+          <w:color w:val="0066FF"/>
+        </w:rPr>
+        <w:t>(</w:t>
+      </w:r>
+      <w:proofErr w:type="gramStart"/>
+      <w:r>
+        <w:rPr>
+          <w:color w:val="0066FF"/>
+        </w:rPr>
+        <w:t>FV Text</w:t>
+      </w:r>
+      <w:proofErr w:type="gramEnd"/>
+      <w:r>
+        <w:rPr>
+          <w:color w:val="0066FF"/>
+        </w:rPr>
+        <w:t>)</w:t>
+      </w:r>
+      <w:bookmarkStart w:id="101" w:name="_Toc211138172"/>
+      <w:bookmarkStart w:id="102" w:name="_Toc211137928"/>
+      <w:bookmarkStart w:id="103" w:name="_Toc84757226"/>
+      <w:bookmarkStart w:id="104" w:name="_Toc84751373"/>
+      <w:bookmarkStart w:id="105" w:name="_Toc84751261"/>
+      <w:bookmarkStart w:id="106" w:name="_Toc210560308"/>
+      <w:bookmarkStart w:id="107" w:name="_Toc210560255"/>
+      <w:r>
+        <w:rPr>
+          <w:color w:val="0066FF"/>
+        </w:rPr>
+        <w:t xml:space="preserve"> Optionaler Abschnitt. Nur verwenden, wenn mehr als 10 verschiedene Abkürzungen im gesamten Dokument vorkommen.</w:t>
+      </w:r>
+    </w:p>
+    <w:p>
+      <w:pPr>
+        <w:pStyle w:val="berschrift2"/>
+      </w:pPr>
+      <w:bookmarkStart w:id="108" w:name="_Toc222728679"/>
+      <w:r>
+        <w:t>Tabellen</w:t>
+      </w:r>
+      <w:bookmarkEnd w:id="101"/>
+      <w:bookmarkEnd w:id="102"/>
+      <w:bookmarkEnd w:id="103"/>
+      <w:bookmarkEnd w:id="104"/>
+      <w:bookmarkEnd w:id="105"/>
+      <w:bookmarkEnd w:id="106"/>
+      <w:bookmarkEnd w:id="107"/>
+      <w:bookmarkEnd w:id="108"/>
+    </w:p>
+    <w:p>
+      <w:pPr>
+        <w:rPr>
+          <w:color w:val="0066FF"/>
+        </w:rPr>
+      </w:pPr>
+      <w:r>
+        <w:rPr>
+          <w:color w:val="0066FF"/>
+        </w:rPr>
+        <w:t>(</w:t>
+      </w:r>
+      <w:proofErr w:type="gramStart"/>
+      <w:r>
+        <w:rPr>
+          <w:color w:val="0066FF"/>
+        </w:rPr>
+        <w:t>FV Text</w:t>
+      </w:r>
+      <w:proofErr w:type="gramEnd"/>
+      <w:r>
+        <w:rPr>
+          <w:color w:val="0066FF"/>
+        </w:rPr>
+        <w:t>) Optionaler Abschnitt. Nur verwenden, wenn mehr als 10 verschiedene Tabellen im gesamten Dokument vorkommen.</w:t>
+      </w:r>
+    </w:p>
+    <w:p/>
+    <w:p>
+      <w:pPr>
+        <w:pStyle w:val="berschrift2"/>
+      </w:pPr>
+      <w:bookmarkStart w:id="109" w:name="_Toc210560256"/>
+      <w:bookmarkStart w:id="110" w:name="_Toc210560309"/>
+      <w:bookmarkStart w:id="111" w:name="_Toc211137929"/>
+      <w:bookmarkStart w:id="112" w:name="_Toc84757227"/>
+      <w:bookmarkStart w:id="113" w:name="_Toc84751374"/>
+      <w:bookmarkStart w:id="114" w:name="_Toc84751262"/>
+      <w:bookmarkStart w:id="115" w:name="_Toc211138173"/>
+      <w:bookmarkStart w:id="116" w:name="_Toc222728680"/>
+      <w:r>
+        <w:t>Abbildunge</w:t>
+      </w:r>
+      <w:bookmarkEnd w:id="109"/>
+      <w:bookmarkEnd w:id="110"/>
+      <w:r>
+        <w:t>n</w:t>
+      </w:r>
+      <w:bookmarkEnd w:id="111"/>
+      <w:bookmarkEnd w:id="112"/>
+      <w:bookmarkEnd w:id="113"/>
+      <w:bookmarkEnd w:id="114"/>
+      <w:bookmarkEnd w:id="115"/>
+      <w:bookmarkEnd w:id="116"/>
+    </w:p>
+    <w:p>
+      <w:pPr>
+        <w:rPr>
+          <w:color w:val="0066FF"/>
+        </w:rPr>
+      </w:pPr>
+      <w:r>
+        <w:rPr>
+          <w:color w:val="0066FF"/>
+        </w:rPr>
+        <w:t>(</w:t>
+      </w:r>
+      <w:proofErr w:type="gramStart"/>
+      <w:r>
+        <w:rPr>
+          <w:color w:val="0066FF"/>
+        </w:rPr>
+        <w:t>FV Text</w:t>
+      </w:r>
+      <w:proofErr w:type="gramEnd"/>
+      <w:r>
+        <w:rPr>
+          <w:color w:val="0066FF"/>
+        </w:rPr>
+        <w:t>) Optionaler Abschnitt. Nur verwenden, wenn mehr als 10 verschiedene Bilder im gesamten Dokument vorkommen.</w:t>
+      </w:r>
+    </w:p>
+    <w:p>
+      <w:pPr>
+        <w:rPr>
+          <w:color w:val="0066FF"/>
+        </w:rPr>
+      </w:pPr>
+    </w:p>
+    <w:p>
+      <w:pPr>
+        <w:rPr>
+          <w:color w:val="0066FF"/>
+        </w:rPr>
+        <w:sectPr>
+          <w:headerReference w:type="default" r:id="rId66"/>
+          <w:footerReference w:type="default" r:id="rId67"/>
+          <w:headerReference w:type="first" r:id="rId68"/>
+          <w:footerReference w:type="first" r:id="rId69"/>
+          <w:pgSz w:w="11906" w:h="16838"/>
+          <w:pgMar w:top="1417" w:right="1440" w:bottom="1134" w:left="1440" w:header="708" w:footer="708" w:gutter="0"/>
+          <w:cols w:space="720"/>
+          <w:formProt w:val="0"/>
+          <w:docGrid w:type="lines" w:linePitch="360"/>
+        </w:sectPr>
+      </w:pPr>
+    </w:p>
+    <w:p>
+      <w:pPr>
+        <w:pStyle w:val="berschrift1"/>
+      </w:pPr>
+      <w:bookmarkStart w:id="117" w:name="_Toc211138174"/>
+      <w:bookmarkStart w:id="118" w:name="_Toc211137930"/>
+      <w:bookmarkStart w:id="119" w:name="_Toc84751375"/>
+      <w:bookmarkStart w:id="120" w:name="_Toc84751263"/>
+      <w:bookmarkStart w:id="121" w:name="_Ref84675439"/>
+      <w:bookmarkStart w:id="122" w:name="_Toc222728681"/>
       <w:r>
         <w:lastRenderedPageBreak/>
         <w:t>Anhang</w:t>
       </w:r>
+      <w:bookmarkEnd w:id="117"/>
       <w:bookmarkEnd w:id="118"/>
       <w:bookmarkEnd w:id="119"/>
       <w:bookmarkEnd w:id="120"/>
       <w:bookmarkEnd w:id="121"/>
       <w:bookmarkEnd w:id="122"/>
+    </w:p>
+    <w:p>
+      <w:pPr>
+        <w:pStyle w:val="Text"/>
+      </w:pPr>
+      <w:bookmarkStart w:id="123" w:name="_Ref210468443"/>
+      <w:bookmarkStart w:id="124" w:name="_Ref210464602"/>
+      <w:r>
+        <w:rPr>
+          <w:color w:val="0066FF"/>
+        </w:rPr>
+        <w:t>(</w:t>
+      </w:r>
+      <w:proofErr w:type="gramStart"/>
+      <w:r>
+        <w:rPr>
+          <w:color w:val="0066FF"/>
+        </w:rPr>
+        <w:t>FV Text</w:t>
+      </w:r>
+      <w:proofErr w:type="gramEnd"/>
+      <w:r>
+        <w:rPr>
+          <w:color w:val="0066FF"/>
+        </w:rPr>
+        <w:t>) Optionales Kapitel. Hier werden Datenblätter, große Zeichnungen, Skizzen, Bilder, etc. eingefügt, die im Fließtext der vorigen Kapitel nicht eingefügt werden, da sie dort die Übersichtlichkeit bzw. Struktur dieser Kapitel verschlechtern würden.</w:t>
+      </w:r>
       <w:bookmarkEnd w:id="123"/>
-    </w:p>
-    <w:p>
-      <w:pPr>
-        <w:pStyle w:val="Text"/>
-      </w:pPr>
-      <w:bookmarkStart w:id="124" w:name="_Ref210468443"/>
-      <w:bookmarkStart w:id="125" w:name="_Ref210464602"/>
-      <w:r>
-        <w:rPr>
-          <w:color w:val="0066FF"/>
-        </w:rPr>
-        <w:t>(</w:t>
-      </w:r>
-      <w:proofErr w:type="gramStart"/>
-      <w:r>
-        <w:rPr>
-          <w:color w:val="0066FF"/>
-        </w:rPr>
-        <w:t>FV Text</w:t>
-      </w:r>
-      <w:proofErr w:type="gramEnd"/>
-      <w:r>
-        <w:rPr>
-          <w:color w:val="0066FF"/>
-        </w:rPr>
-        <w:t>) Optionales Kapitel. Hier werden Datenblätter, große Zeichnungen, Skizzen, Bilder, etc. eingefügt, die im Fließtext der vorigen Kapitel nicht eingefügt werden, da sie dort die Übersichtlichkeit bzw. Struktur dieser Kapitel verschlechtern würden.</w:t>
-      </w:r>
       <w:bookmarkEnd w:id="124"/>
-      <w:bookmarkEnd w:id="125"/>
     </w:p>
     <w:sectPr>
-      <w:headerReference w:type="default" r:id="rId66"/>
-      <w:footerReference w:type="default" r:id="rId67"/>
-      <w:headerReference w:type="first" r:id="rId68"/>
-      <w:footerReference w:type="first" r:id="rId69"/>
+      <w:headerReference w:type="default" r:id="rId70"/>
+      <w:footerReference w:type="default" r:id="rId71"/>
+      <w:headerReference w:type="first" r:id="rId72"/>
+      <w:footerReference w:type="first" r:id="rId73"/>
       <w:pgSz w:w="11906" w:h="16838"/>
       <w:pgMar w:top="1417" w:right="1440" w:bottom="1134" w:left="1440" w:header="708" w:footer="708" w:gutter="0"/>
       <w:cols w:space="720"/>
@@ -10401,6 +10294,32 @@
           <w:lang w:val="de-AT"/>
         </w:rPr>
         <w:t>Usw.</w:t>
+      </w:r>
+      <w:r>
+        <w:rPr>
+          <w:lang w:val="de-AT"/>
+        </w:rPr>
+        <w:br/>
+      </w:r>
+      <w:r>
+        <w:rPr>
+          <w:lang w:val="de-AT"/>
+        </w:rPr>
+        <w:br/>
+        <w:t>Frage ob man es allgemein noch dieskutieren soll warum man sich endschieden hat und warum software technisch es einfach wäre und so weiter</w:t>
+      </w:r>
+      <w:r>
+        <w:rPr>
+          <w:lang w:val="de-AT"/>
+        </w:rPr>
+        <w:br/>
+      </w:r>
+      <w:r>
+        <w:rPr>
+          <w:lang w:val="de-AT"/>
+        </w:rPr>
+        <w:br/>
+        <w:t>Mögliche Arren über die Tiefenkamera messwerte aufzunehmen (Depht meassure/ Pointcloud)</w:t>
       </w:r>
     </w:p>
   </w:comment>
@@ -12266,6 +12185,119 @@
     </w:lvl>
   </w:abstractNum>
   <w:abstractNum w:abstractNumId="3" w15:restartNumberingAfterBreak="0">
+    <w:nsid w:val="14F656A7"/>
+    <w:multiLevelType w:val="hybridMultilevel"/>
+    <w:tmpl w:val="3570737A"/>
+    <w:lvl w:ilvl="0" w:tplc="0C070001">
+      <w:start w:val="1"/>
+      <w:numFmt w:val="bullet"/>
+      <w:lvlText w:val=""/>
+      <w:lvlJc w:val="left"/>
+      <w:pPr>
+        <w:ind w:left="360" w:hanging="360"/>
+      </w:pPr>
+      <w:rPr>
+        <w:rFonts w:ascii="Symbol" w:hAnsi="Symbol" w:hint="default"/>
+      </w:rPr>
+    </w:lvl>
+    <w:lvl w:ilvl="1" w:tplc="0C070003" w:tentative="1">
+      <w:start w:val="1"/>
+      <w:numFmt w:val="bullet"/>
+      <w:lvlText w:val="o"/>
+      <w:lvlJc w:val="left"/>
+      <w:pPr>
+        <w:ind w:left="1080" w:hanging="360"/>
+      </w:pPr>
+      <w:rPr>
+        <w:rFonts w:ascii="Courier New" w:hAnsi="Courier New" w:cs="Courier New" w:hint="default"/>
+      </w:rPr>
+    </w:lvl>
+    <w:lvl w:ilvl="2" w:tplc="0C070005" w:tentative="1">
+      <w:start w:val="1"/>
+      <w:numFmt w:val="bullet"/>
+      <w:lvlText w:val=""/>
+      <w:lvlJc w:val="left"/>
+      <w:pPr>
+        <w:ind w:left="1800" w:hanging="360"/>
+      </w:pPr>
+      <w:rPr>
+        <w:rFonts w:ascii="Wingdings" w:hAnsi="Wingdings" w:hint="default"/>
+      </w:rPr>
+    </w:lvl>
+    <w:lvl w:ilvl="3" w:tplc="0C070001" w:tentative="1">
+      <w:start w:val="1"/>
+      <w:numFmt w:val="bullet"/>
+      <w:lvlText w:val=""/>
+      <w:lvlJc w:val="left"/>
+      <w:pPr>
+        <w:ind w:left="2520" w:hanging="360"/>
+      </w:pPr>
+      <w:rPr>
+        <w:rFonts w:ascii="Symbol" w:hAnsi="Symbol" w:hint="default"/>
+      </w:rPr>
+    </w:lvl>
+    <w:lvl w:ilvl="4" w:tplc="0C070003" w:tentative="1">
+      <w:start w:val="1"/>
+      <w:numFmt w:val="bullet"/>
+      <w:lvlText w:val="o"/>
+      <w:lvlJc w:val="left"/>
+      <w:pPr>
+        <w:ind w:left="3240" w:hanging="360"/>
+      </w:pPr>
+      <w:rPr>
+        <w:rFonts w:ascii="Courier New" w:hAnsi="Courier New" w:cs="Courier New" w:hint="default"/>
+      </w:rPr>
+    </w:lvl>
+    <w:lvl w:ilvl="5" w:tplc="0C070005" w:tentative="1">
+      <w:start w:val="1"/>
+      <w:numFmt w:val="bullet"/>
+      <w:lvlText w:val=""/>
+      <w:lvlJc w:val="left"/>
+      <w:pPr>
+        <w:ind w:left="3960" w:hanging="360"/>
+      </w:pPr>
+      <w:rPr>
+        <w:rFonts w:ascii="Wingdings" w:hAnsi="Wingdings" w:hint="default"/>
+      </w:rPr>
+    </w:lvl>
+    <w:lvl w:ilvl="6" w:tplc="0C070001" w:tentative="1">
+      <w:start w:val="1"/>
+      <w:numFmt w:val="bullet"/>
+      <w:lvlText w:val=""/>
+      <w:lvlJc w:val="left"/>
+      <w:pPr>
+        <w:ind w:left="4680" w:hanging="360"/>
+      </w:pPr>
+      <w:rPr>
+        <w:rFonts w:ascii="Symbol" w:hAnsi="Symbol" w:hint="default"/>
+      </w:rPr>
+    </w:lvl>
+    <w:lvl w:ilvl="7" w:tplc="0C070003" w:tentative="1">
+      <w:start w:val="1"/>
+      <w:numFmt w:val="bullet"/>
+      <w:lvlText w:val="o"/>
+      <w:lvlJc w:val="left"/>
+      <w:pPr>
+        <w:ind w:left="5400" w:hanging="360"/>
+      </w:pPr>
+      <w:rPr>
+        <w:rFonts w:ascii="Courier New" w:hAnsi="Courier New" w:cs="Courier New" w:hint="default"/>
+      </w:rPr>
+    </w:lvl>
+    <w:lvl w:ilvl="8" w:tplc="0C070005" w:tentative="1">
+      <w:start w:val="1"/>
+      <w:numFmt w:val="bullet"/>
+      <w:lvlText w:val=""/>
+      <w:lvlJc w:val="left"/>
+      <w:pPr>
+        <w:ind w:left="6120" w:hanging="360"/>
+      </w:pPr>
+      <w:rPr>
+        <w:rFonts w:ascii="Wingdings" w:hAnsi="Wingdings" w:hint="default"/>
+      </w:rPr>
+    </w:lvl>
+  </w:abstractNum>
+  <w:abstractNum w:abstractNumId="4" w15:restartNumberingAfterBreak="0">
     <w:nsid w:val="1E251737"/>
     <w:multiLevelType w:val="multilevel"/>
     <w:tmpl w:val="A26A3AF4"/>
@@ -12405,7 +12437,7 @@
       </w:rPr>
     </w:lvl>
   </w:abstractNum>
-  <w:abstractNum w:abstractNumId="4" w15:restartNumberingAfterBreak="0">
+  <w:abstractNum w:abstractNumId="5" w15:restartNumberingAfterBreak="0">
     <w:nsid w:val="1F5B0C4D"/>
     <w:multiLevelType w:val="multilevel"/>
     <w:tmpl w:val="46406A3E"/>
@@ -12521,7 +12553,7 @@
       </w:pPr>
     </w:lvl>
   </w:abstractNum>
-  <w:abstractNum w:abstractNumId="5" w15:restartNumberingAfterBreak="0">
+  <w:abstractNum w:abstractNumId="6" w15:restartNumberingAfterBreak="0">
     <w:nsid w:val="1FB92E25"/>
     <w:multiLevelType w:val="multilevel"/>
     <w:tmpl w:val="EF925F62"/>
@@ -12635,7 +12667,7 @@
       </w:pPr>
     </w:lvl>
   </w:abstractNum>
-  <w:abstractNum w:abstractNumId="6" w15:restartNumberingAfterBreak="0">
+  <w:abstractNum w:abstractNumId="7" w15:restartNumberingAfterBreak="0">
     <w:nsid w:val="211F54D0"/>
     <w:multiLevelType w:val="multilevel"/>
     <w:tmpl w:val="FC50420A"/>
@@ -12775,7 +12807,7 @@
       </w:rPr>
     </w:lvl>
   </w:abstractNum>
-  <w:abstractNum w:abstractNumId="7" w15:restartNumberingAfterBreak="0">
+  <w:abstractNum w:abstractNumId="8" w15:restartNumberingAfterBreak="0">
     <w:nsid w:val="24C56478"/>
     <w:multiLevelType w:val="multilevel"/>
     <w:tmpl w:val="30327A96"/>
@@ -12889,7 +12921,7 @@
       </w:pPr>
     </w:lvl>
   </w:abstractNum>
-  <w:abstractNum w:abstractNumId="8" w15:restartNumberingAfterBreak="0">
+  <w:abstractNum w:abstractNumId="9" w15:restartNumberingAfterBreak="0">
     <w:nsid w:val="25E87F22"/>
     <w:multiLevelType w:val="hybridMultilevel"/>
     <w:tmpl w:val="FE4AF340"/>
@@ -13002,7 +13034,7 @@
       </w:rPr>
     </w:lvl>
   </w:abstractNum>
-  <w:abstractNum w:abstractNumId="9" w15:restartNumberingAfterBreak="0">
+  <w:abstractNum w:abstractNumId="10" w15:restartNumberingAfterBreak="0">
     <w:nsid w:val="26D02D09"/>
     <w:multiLevelType w:val="hybridMultilevel"/>
     <w:tmpl w:val="B5C4B2BC"/>
@@ -13115,7 +13147,7 @@
       </w:rPr>
     </w:lvl>
   </w:abstractNum>
-  <w:abstractNum w:abstractNumId="10" w15:restartNumberingAfterBreak="0">
+  <w:abstractNum w:abstractNumId="11" w15:restartNumberingAfterBreak="0">
     <w:nsid w:val="29F5684E"/>
     <w:multiLevelType w:val="multilevel"/>
     <w:tmpl w:val="ADBEDCB6"/>
@@ -13264,7 +13296,7 @@
       </w:rPr>
     </w:lvl>
   </w:abstractNum>
-  <w:abstractNum w:abstractNumId="11" w15:restartNumberingAfterBreak="0">
+  <w:abstractNum w:abstractNumId="12" w15:restartNumberingAfterBreak="0">
     <w:nsid w:val="29FF513E"/>
     <w:multiLevelType w:val="hybridMultilevel"/>
     <w:tmpl w:val="005AEBF2"/>
@@ -13377,7 +13409,7 @@
       </w:rPr>
     </w:lvl>
   </w:abstractNum>
-  <w:abstractNum w:abstractNumId="12" w15:restartNumberingAfterBreak="0">
+  <w:abstractNum w:abstractNumId="13" w15:restartNumberingAfterBreak="0">
     <w:nsid w:val="30C22CBE"/>
     <w:multiLevelType w:val="multilevel"/>
     <w:tmpl w:val="4094D450"/>
@@ -13526,7 +13558,7 @@
       </w:rPr>
     </w:lvl>
   </w:abstractNum>
-  <w:abstractNum w:abstractNumId="13" w15:restartNumberingAfterBreak="0">
+  <w:abstractNum w:abstractNumId="14" w15:restartNumberingAfterBreak="0">
     <w:nsid w:val="30EA4759"/>
     <w:multiLevelType w:val="multilevel"/>
     <w:tmpl w:val="D31E9D38"/>
@@ -13675,7 +13707,7 @@
       </w:rPr>
     </w:lvl>
   </w:abstractNum>
-  <w:abstractNum w:abstractNumId="14" w15:restartNumberingAfterBreak="0">
+  <w:abstractNum w:abstractNumId="15" w15:restartNumberingAfterBreak="0">
     <w:nsid w:val="323964BC"/>
     <w:multiLevelType w:val="multilevel"/>
     <w:tmpl w:val="75E682C0"/>
@@ -13789,7 +13821,7 @@
       </w:pPr>
     </w:lvl>
   </w:abstractNum>
-  <w:abstractNum w:abstractNumId="15" w15:restartNumberingAfterBreak="0">
+  <w:abstractNum w:abstractNumId="16" w15:restartNumberingAfterBreak="0">
     <w:nsid w:val="39025347"/>
     <w:multiLevelType w:val="multilevel"/>
     <w:tmpl w:val="31F83E7A"/>
@@ -13938,7 +13970,7 @@
       </w:rPr>
     </w:lvl>
   </w:abstractNum>
-  <w:abstractNum w:abstractNumId="16" w15:restartNumberingAfterBreak="0">
+  <w:abstractNum w:abstractNumId="17" w15:restartNumberingAfterBreak="0">
     <w:nsid w:val="3AA758A0"/>
     <w:multiLevelType w:val="hybridMultilevel"/>
     <w:tmpl w:val="70085ABA"/>
@@ -14051,7 +14083,7 @@
       </w:rPr>
     </w:lvl>
   </w:abstractNum>
-  <w:abstractNum w:abstractNumId="17" w15:restartNumberingAfterBreak="0">
+  <w:abstractNum w:abstractNumId="18" w15:restartNumberingAfterBreak="0">
     <w:nsid w:val="3E963E16"/>
     <w:multiLevelType w:val="multilevel"/>
     <w:tmpl w:val="3B685D2C"/>
@@ -14200,7 +14232,7 @@
       </w:rPr>
     </w:lvl>
   </w:abstractNum>
-  <w:abstractNum w:abstractNumId="18" w15:restartNumberingAfterBreak="0">
+  <w:abstractNum w:abstractNumId="19" w15:restartNumberingAfterBreak="0">
     <w:nsid w:val="436E0DC6"/>
     <w:multiLevelType w:val="multilevel"/>
     <w:tmpl w:val="461873D8"/>
@@ -14349,7 +14381,7 @@
       </w:rPr>
     </w:lvl>
   </w:abstractNum>
-  <w:abstractNum w:abstractNumId="19" w15:restartNumberingAfterBreak="0">
+  <w:abstractNum w:abstractNumId="20" w15:restartNumberingAfterBreak="0">
     <w:nsid w:val="509E0DC7"/>
     <w:multiLevelType w:val="hybridMultilevel"/>
     <w:tmpl w:val="5E0EC66E"/>
@@ -14462,7 +14494,7 @@
       </w:rPr>
     </w:lvl>
   </w:abstractNum>
-  <w:abstractNum w:abstractNumId="20" w15:restartNumberingAfterBreak="0">
+  <w:abstractNum w:abstractNumId="21" w15:restartNumberingAfterBreak="0">
     <w:nsid w:val="55A0278F"/>
     <w:multiLevelType w:val="multilevel"/>
     <w:tmpl w:val="AB9C1A34"/>
@@ -14576,7 +14608,7 @@
       </w:pPr>
     </w:lvl>
   </w:abstractNum>
-  <w:abstractNum w:abstractNumId="21" w15:restartNumberingAfterBreak="0">
+  <w:abstractNum w:abstractNumId="22" w15:restartNumberingAfterBreak="0">
     <w:nsid w:val="5D903A8D"/>
     <w:multiLevelType w:val="multilevel"/>
     <w:tmpl w:val="CC102D3C"/>
@@ -14690,7 +14722,120 @@
       </w:pPr>
     </w:lvl>
   </w:abstractNum>
-  <w:abstractNum w:abstractNumId="22" w15:restartNumberingAfterBreak="0">
+  <w:abstractNum w:abstractNumId="23" w15:restartNumberingAfterBreak="0">
+    <w:nsid w:val="5EA1005D"/>
+    <w:multiLevelType w:val="multilevel"/>
+    <w:tmpl w:val="3F6C75F2"/>
+    <w:lvl w:ilvl="0">
+      <w:start w:val="1"/>
+      <w:numFmt w:val="decimal"/>
+      <w:lvlText w:val="%1."/>
+      <w:lvlJc w:val="left"/>
+      <w:pPr>
+        <w:tabs>
+          <w:tab w:val="num" w:pos="360"/>
+        </w:tabs>
+        <w:ind w:left="360" w:hanging="360"/>
+      </w:pPr>
+    </w:lvl>
+    <w:lvl w:ilvl="1" w:tentative="1">
+      <w:start w:val="1"/>
+      <w:numFmt w:val="decimal"/>
+      <w:lvlText w:val="%2."/>
+      <w:lvlJc w:val="left"/>
+      <w:pPr>
+        <w:tabs>
+          <w:tab w:val="num" w:pos="1080"/>
+        </w:tabs>
+        <w:ind w:left="1080" w:hanging="360"/>
+      </w:pPr>
+    </w:lvl>
+    <w:lvl w:ilvl="2" w:tentative="1">
+      <w:start w:val="1"/>
+      <w:numFmt w:val="decimal"/>
+      <w:lvlText w:val="%3."/>
+      <w:lvlJc w:val="left"/>
+      <w:pPr>
+        <w:tabs>
+          <w:tab w:val="num" w:pos="1800"/>
+        </w:tabs>
+        <w:ind w:left="1800" w:hanging="360"/>
+      </w:pPr>
+    </w:lvl>
+    <w:lvl w:ilvl="3" w:tentative="1">
+      <w:start w:val="1"/>
+      <w:numFmt w:val="decimal"/>
+      <w:lvlText w:val="%4."/>
+      <w:lvlJc w:val="left"/>
+      <w:pPr>
+        <w:tabs>
+          <w:tab w:val="num" w:pos="2520"/>
+        </w:tabs>
+        <w:ind w:left="2520" w:hanging="360"/>
+      </w:pPr>
+    </w:lvl>
+    <w:lvl w:ilvl="4" w:tentative="1">
+      <w:start w:val="1"/>
+      <w:numFmt w:val="decimal"/>
+      <w:lvlText w:val="%5."/>
+      <w:lvlJc w:val="left"/>
+      <w:pPr>
+        <w:tabs>
+          <w:tab w:val="num" w:pos="3240"/>
+        </w:tabs>
+        <w:ind w:left="3240" w:hanging="360"/>
+      </w:pPr>
+    </w:lvl>
+    <w:lvl w:ilvl="5" w:tentative="1">
+      <w:start w:val="1"/>
+      <w:numFmt w:val="decimal"/>
+      <w:lvlText w:val="%6."/>
+      <w:lvlJc w:val="left"/>
+      <w:pPr>
+        <w:tabs>
+          <w:tab w:val="num" w:pos="3960"/>
+        </w:tabs>
+        <w:ind w:left="3960" w:hanging="360"/>
+      </w:pPr>
+    </w:lvl>
+    <w:lvl w:ilvl="6" w:tentative="1">
+      <w:start w:val="1"/>
+      <w:numFmt w:val="decimal"/>
+      <w:lvlText w:val="%7."/>
+      <w:lvlJc w:val="left"/>
+      <w:pPr>
+        <w:tabs>
+          <w:tab w:val="num" w:pos="4680"/>
+        </w:tabs>
+        <w:ind w:left="4680" w:hanging="360"/>
+      </w:pPr>
+    </w:lvl>
+    <w:lvl w:ilvl="7" w:tentative="1">
+      <w:start w:val="1"/>
+      <w:numFmt w:val="decimal"/>
+      <w:lvlText w:val="%8."/>
+      <w:lvlJc w:val="left"/>
+      <w:pPr>
+        <w:tabs>
+          <w:tab w:val="num" w:pos="5400"/>
+        </w:tabs>
+        <w:ind w:left="5400" w:hanging="360"/>
+      </w:pPr>
+    </w:lvl>
+    <w:lvl w:ilvl="8" w:tentative="1">
+      <w:start w:val="1"/>
+      <w:numFmt w:val="decimal"/>
+      <w:lvlText w:val="%9."/>
+      <w:lvlJc w:val="left"/>
+      <w:pPr>
+        <w:tabs>
+          <w:tab w:val="num" w:pos="6120"/>
+        </w:tabs>
+        <w:ind w:left="6120" w:hanging="360"/>
+      </w:pPr>
+    </w:lvl>
+  </w:abstractNum>
+  <w:abstractNum w:abstractNumId="24" w15:restartNumberingAfterBreak="0">
     <w:nsid w:val="5EC5797E"/>
     <w:multiLevelType w:val="multilevel"/>
     <w:tmpl w:val="49023F0A"/>
@@ -14816,7 +14961,7 @@
       </w:pPr>
     </w:lvl>
   </w:abstractNum>
-  <w:abstractNum w:abstractNumId="23" w15:restartNumberingAfterBreak="0">
+  <w:abstractNum w:abstractNumId="25" w15:restartNumberingAfterBreak="0">
     <w:nsid w:val="5F69081C"/>
     <w:multiLevelType w:val="multilevel"/>
     <w:tmpl w:val="7DF49EFA"/>
@@ -14965,7 +15110,7 @@
       </w:rPr>
     </w:lvl>
   </w:abstractNum>
-  <w:abstractNum w:abstractNumId="24" w15:restartNumberingAfterBreak="0">
+  <w:abstractNum w:abstractNumId="26" w15:restartNumberingAfterBreak="0">
     <w:nsid w:val="665D4CBB"/>
     <w:multiLevelType w:val="multilevel"/>
     <w:tmpl w:val="E60CE398"/>
@@ -15082,7 +15227,7 @@
       </w:pPr>
     </w:lvl>
   </w:abstractNum>
-  <w:abstractNum w:abstractNumId="25" w15:restartNumberingAfterBreak="0">
+  <w:abstractNum w:abstractNumId="27" w15:restartNumberingAfterBreak="0">
     <w:nsid w:val="69DA26B3"/>
     <w:multiLevelType w:val="hybridMultilevel"/>
     <w:tmpl w:val="C6FA130E"/>
@@ -15195,7 +15340,7 @@
       </w:rPr>
     </w:lvl>
   </w:abstractNum>
-  <w:abstractNum w:abstractNumId="26" w15:restartNumberingAfterBreak="0">
+  <w:abstractNum w:abstractNumId="28" w15:restartNumberingAfterBreak="0">
     <w:nsid w:val="719B250E"/>
     <w:multiLevelType w:val="multilevel"/>
     <w:tmpl w:val="8334D66A"/>
@@ -15335,7 +15480,7 @@
       </w:rPr>
     </w:lvl>
   </w:abstractNum>
-  <w:abstractNum w:abstractNumId="27" w15:restartNumberingAfterBreak="0">
+  <w:abstractNum w:abstractNumId="29" w15:restartNumberingAfterBreak="0">
     <w:nsid w:val="75A17E70"/>
     <w:multiLevelType w:val="multilevel"/>
     <w:tmpl w:val="C534194C"/>
@@ -15484,7 +15629,7 @@
       </w:rPr>
     </w:lvl>
   </w:abstractNum>
-  <w:abstractNum w:abstractNumId="28" w15:restartNumberingAfterBreak="0">
+  <w:abstractNum w:abstractNumId="30" w15:restartNumberingAfterBreak="0">
     <w:nsid w:val="78117A9A"/>
     <w:multiLevelType w:val="multilevel"/>
     <w:tmpl w:val="5B706B8C"/>
@@ -15633,7 +15778,7 @@
       </w:rPr>
     </w:lvl>
   </w:abstractNum>
-  <w:abstractNum w:abstractNumId="29" w15:restartNumberingAfterBreak="0">
+  <w:abstractNum w:abstractNumId="31" w15:restartNumberingAfterBreak="0">
     <w:nsid w:val="7BD31CC0"/>
     <w:multiLevelType w:val="multilevel"/>
     <w:tmpl w:val="67BC28FC"/>
@@ -15773,7 +15918,7 @@
       </w:rPr>
     </w:lvl>
   </w:abstractNum>
-  <w:abstractNum w:abstractNumId="30" w15:restartNumberingAfterBreak="0">
+  <w:abstractNum w:abstractNumId="32" w15:restartNumberingAfterBreak="0">
     <w:nsid w:val="7DAB64FA"/>
     <w:multiLevelType w:val="multilevel"/>
     <w:tmpl w:val="90AEDF7E"/>
@@ -15889,7 +16034,7 @@
       </w:pPr>
     </w:lvl>
   </w:abstractNum>
-  <w:abstractNum w:abstractNumId="31" w15:restartNumberingAfterBreak="0">
+  <w:abstractNum w:abstractNumId="33" w15:restartNumberingAfterBreak="0">
     <w:nsid w:val="7E18221F"/>
     <w:multiLevelType w:val="hybridMultilevel"/>
     <w:tmpl w:val="94EA5AF2"/>
@@ -16006,97 +16151,103 @@
     <w:abstractNumId w:val="2"/>
   </w:num>
   <w:num w:numId="2" w16cid:durableId="151064096">
+    <w:abstractNumId w:val="22"/>
+  </w:num>
+  <w:num w:numId="3" w16cid:durableId="696661172">
+    <w:abstractNumId w:val="13"/>
+  </w:num>
+  <w:num w:numId="4" w16cid:durableId="1915779622">
+    <w:abstractNumId w:val="24"/>
+  </w:num>
+  <w:num w:numId="5" w16cid:durableId="1858688818">
+    <w:abstractNumId w:val="8"/>
+  </w:num>
+  <w:num w:numId="6" w16cid:durableId="807819139">
     <w:abstractNumId w:val="21"/>
   </w:num>
-  <w:num w:numId="3" w16cid:durableId="696661172">
-    <w:abstractNumId w:val="12"/>
-  </w:num>
-  <w:num w:numId="4" w16cid:durableId="1915779622">
-    <w:abstractNumId w:val="22"/>
-  </w:num>
-  <w:num w:numId="5" w16cid:durableId="1858688818">
-    <w:abstractNumId w:val="7"/>
-  </w:num>
-  <w:num w:numId="6" w16cid:durableId="807819139">
-    <w:abstractNumId w:val="20"/>
-  </w:num>
   <w:num w:numId="7" w16cid:durableId="1496384867">
-    <w:abstractNumId w:val="14"/>
+    <w:abstractNumId w:val="15"/>
   </w:num>
   <w:num w:numId="8" w16cid:durableId="911082857">
-    <w:abstractNumId w:val="5"/>
+    <w:abstractNumId w:val="6"/>
   </w:num>
   <w:num w:numId="9" w16cid:durableId="1090587333">
     <w:abstractNumId w:val="1"/>
   </w:num>
   <w:num w:numId="10" w16cid:durableId="260797068">
+    <w:abstractNumId w:val="31"/>
+  </w:num>
+  <w:num w:numId="11" w16cid:durableId="1712150709">
+    <w:abstractNumId w:val="28"/>
+  </w:num>
+  <w:num w:numId="12" w16cid:durableId="801771444">
+    <w:abstractNumId w:val="7"/>
+  </w:num>
+  <w:num w:numId="13" w16cid:durableId="739180959">
+    <w:abstractNumId w:val="4"/>
+  </w:num>
+  <w:num w:numId="14" w16cid:durableId="164512757">
+    <w:abstractNumId w:val="26"/>
+  </w:num>
+  <w:num w:numId="15" w16cid:durableId="1745376944">
+    <w:abstractNumId w:val="18"/>
+  </w:num>
+  <w:num w:numId="16" w16cid:durableId="2112626617">
     <w:abstractNumId w:val="29"/>
   </w:num>
-  <w:num w:numId="11" w16cid:durableId="1712150709">
-    <w:abstractNumId w:val="26"/>
+  <w:num w:numId="17" w16cid:durableId="2069179764">
+    <w:abstractNumId w:val="33"/>
   </w:num>
-  <w:num w:numId="12" w16cid:durableId="801771444">
-    <w:abstractNumId w:val="6"/>
+  <w:num w:numId="18" w16cid:durableId="756824728">
+    <w:abstractNumId w:val="16"/>
   </w:num>
-  <w:num w:numId="13" w16cid:durableId="739180959">
-    <w:abstractNumId w:val="3"/>
+  <w:num w:numId="19" w16cid:durableId="1680959368">
+    <w:abstractNumId w:val="12"/>
   </w:num>
-  <w:num w:numId="14" w16cid:durableId="164512757">
-    <w:abstractNumId w:val="24"/>
+  <w:num w:numId="20" w16cid:durableId="1083529391">
+    <w:abstractNumId w:val="19"/>
   </w:num>
-  <w:num w:numId="15" w16cid:durableId="1745376944">
-    <w:abstractNumId w:val="17"/>
+  <w:num w:numId="21" w16cid:durableId="670303952">
+    <w:abstractNumId w:val="30"/>
   </w:num>
-  <w:num w:numId="16" w16cid:durableId="2112626617">
+  <w:num w:numId="22" w16cid:durableId="401293004">
     <w:abstractNumId w:val="27"/>
   </w:num>
-  <w:num w:numId="17" w16cid:durableId="2069179764">
-    <w:abstractNumId w:val="31"/>
-  </w:num>
-  <w:num w:numId="18" w16cid:durableId="756824728">
-    <w:abstractNumId w:val="15"/>
-  </w:num>
-  <w:num w:numId="19" w16cid:durableId="1680959368">
-    <w:abstractNumId w:val="11"/>
-  </w:num>
-  <w:num w:numId="20" w16cid:durableId="1083529391">
-    <w:abstractNumId w:val="18"/>
-  </w:num>
-  <w:num w:numId="21" w16cid:durableId="670303952">
-    <w:abstractNumId w:val="28"/>
-  </w:num>
-  <w:num w:numId="22" w16cid:durableId="401293004">
-    <w:abstractNumId w:val="25"/>
-  </w:num>
   <w:num w:numId="23" w16cid:durableId="114830308">
-    <w:abstractNumId w:val="13"/>
+    <w:abstractNumId w:val="14"/>
   </w:num>
   <w:num w:numId="24" w16cid:durableId="2038774065">
-    <w:abstractNumId w:val="19"/>
+    <w:abstractNumId w:val="20"/>
   </w:num>
   <w:num w:numId="25" w16cid:durableId="1202596245">
     <w:abstractNumId w:val="0"/>
   </w:num>
   <w:num w:numId="26" w16cid:durableId="1466119662">
-    <w:abstractNumId w:val="16"/>
+    <w:abstractNumId w:val="17"/>
   </w:num>
   <w:num w:numId="27" w16cid:durableId="834607322">
+    <w:abstractNumId w:val="25"/>
+  </w:num>
+  <w:num w:numId="28" w16cid:durableId="1784765877">
+    <w:abstractNumId w:val="11"/>
+  </w:num>
+  <w:num w:numId="29" w16cid:durableId="1156458065">
+    <w:abstractNumId w:val="10"/>
+  </w:num>
+  <w:num w:numId="30" w16cid:durableId="1027759014">
+    <w:abstractNumId w:val="9"/>
+  </w:num>
+  <w:num w:numId="31" w16cid:durableId="1931963899">
+    <w:abstractNumId w:val="32"/>
+  </w:num>
+  <w:num w:numId="32" w16cid:durableId="1638340900">
+    <w:abstractNumId w:val="5"/>
+  </w:num>
+  <w:num w:numId="33" w16cid:durableId="758018614">
     <w:abstractNumId w:val="23"/>
   </w:num>
-  <w:num w:numId="28" w16cid:durableId="1784765877">
-    <w:abstractNumId w:val="10"/>
-  </w:num>
-  <w:num w:numId="29" w16cid:durableId="1156458065">
-    <w:abstractNumId w:val="9"/>
-  </w:num>
-  <w:num w:numId="30" w16cid:durableId="1027759014">
-    <w:abstractNumId w:val="8"/>
-  </w:num>
-  <w:num w:numId="31" w16cid:durableId="1931963899">
-    <w:abstractNumId w:val="30"/>
-  </w:num>
-  <w:num w:numId="32" w16cid:durableId="1638340900">
-    <w:abstractNumId w:val="4"/>
+  <w:num w:numId="34" w16cid:durableId="580800734">
+    <w:abstractNumId w:val="3"/>
   </w:num>
 </w:numbering>
 </file>
@@ -18633,82 +18784,6 @@
 </file>
 
 <file path=customXml/item2.xml><?xml version="1.0" encoding="utf-8"?>
-<p:properties xmlns:p="http://schemas.microsoft.com/office/2006/metadata/properties" xmlns:xsi="http://www.w3.org/2001/XMLSchema-instance" xmlns:pc="http://schemas.microsoft.com/office/infopath/2007/PartnerControls">
-  <documentManagement/>
-</p:properties>
-</file>
-
-<file path=customXml/item3.xml><?xml version="1.0" encoding="utf-8"?>
-<b:Sources xmlns:b="http://schemas.openxmlformats.org/officeDocument/2006/bibliography" xmlns="http://schemas.openxmlformats.org/officeDocument/2006/bibliography" SelectedStyle="\APASixthEditionOfficeOnline.xsl" StyleName="APA" Version="6"/>
-</file>
-
-<file path=customXml/item4.xml><?xml version="1.0" encoding="utf-8"?>
-<inkml:ink xmlns:inkml="http://www.w3.org/2003/InkML">
-  <inkml:definitions>
-    <inkml:context xml:id="ctx0">
-      <inkml:inkSource xml:id="inkSrc0">
-        <inkml:traceFormat>
-          <inkml:channel name="X" type="integer" min="-2.14748E9" max="2.14748E9" units="cm"/>
-          <inkml:channel name="Y" type="integer" min="-2.14748E9" max="2.14748E9" units="cm"/>
-          <inkml:channel name="F" type="integer" max="32767" units="dev"/>
-          <inkml:channel name="OA" type="integer" max="360" units="deg"/>
-          <inkml:channel name="OE" type="integer" max="90" units="deg"/>
-        </inkml:traceFormat>
-        <inkml:channelProperties>
-          <inkml:channelProperty channel="X" name="resolution" value="1000" units="1/cm"/>
-          <inkml:channelProperty channel="Y" name="resolution" value="1000" units="1/cm"/>
-          <inkml:channelProperty channel="F" name="resolution" value="0" units="1/dev"/>
-          <inkml:channelProperty channel="OA" name="resolution" value="1000" units="1/deg"/>
-          <inkml:channelProperty channel="OE" name="resolution" value="1000" units="1/deg"/>
-        </inkml:channelProperties>
-      </inkml:inkSource>
-      <inkml:timestamp xml:id="ts0" timeString="2025-06-10T16:09:06.362"/>
-    </inkml:context>
-    <inkml:brush xml:id="br0">
-      <inkml:brushProperty name="width" value="0.05" units="cm"/>
-      <inkml:brushProperty name="height" value="0.05" units="cm"/>
-      <inkml:brushProperty name="color" value="#E71224"/>
-    </inkml:brush>
-  </inkml:definitions>
-  <inkml:trace contextRef="#ctx0" brushRef="#br0">3153 356 7202 0 0,'-44'-7'350'0'0,"0"-2"0"0"0,1-2 0 0 0,0-2 0 0 0,-57-25 1 0 0,-168-76 1481 0 0,190 86-1679 0 0,-122-28 1 0 0,156 47-169 0 0,-67-16 302 0 0,-1 5 0 0 0,-122-5-1 0 0,88 25-117 0 0,1 6-1 0 0,-1 6 0 0 0,-208 45 1 0 0,298-44-170 0 0,0 3 1 0 0,1 1 0 0 0,1 4 0 0 0,0 1 0 0 0,-95 56-1 0 0,75-31-102 0 0,-120 97-1 0 0,165-119 91 0 0,2 1 0 0 0,1 2 0 0 0,1 0 0 0 0,2 2 1 0 0,1 0-1 0 0,-32 58 0 0 0,30-39-7 0 0,1 2 0 0 0,3 0 1 0 0,2 1-1 0 0,3 1 0 0 0,-17 102 0 0 0,25-76 38 0 0,3-1 0 0 0,4 1 0 0 0,4-1 0 0 0,20 120 0 0 0,-13-124-5 0 0,-3-11 48 0 0,4-1 0 0 0,23 76-1 0 0,-28-119-47 0 0,0-1 0 0 0,1 0 0 0 0,0 0 0 0 0,2-1 0 0 0,0 0 0 0 0,1-1 0 0 0,0 0 0 0 0,2-1 0 0 0,-1 0 0 0 0,2-1-1 0 0,25 20 1 0 0,-15-17 28 0 0,0-1 0 0 0,1-2-1 0 0,1 0 1 0 0,0-2 0 0 0,1-1-1 0 0,0-1 1 0 0,0-1 0 0 0,1-2-1 0 0,1 0 1 0 0,-1-2-1 0 0,1-1 1 0 0,31-1 0 0 0,36-3 35 0 0,1-4 1 0 0,122-22 0 0 0,-40 5 38 0 0,-35 9-33 0 0,182-24 276 0 0,51-43 591 0 0,-309 60-804 0 0,-1-3-1 0 0,0-3 1 0 0,89-47 0 0 0,59-55 5 0 0,-176 101-72 0 0,-1-3 0 0 0,-1-1 1 0 0,41-43-1 0 0,-52 43-35 0 0,-2 0 1 0 0,-1-2-1 0 0,-1-1 0 0 0,23-47 1 0 0,-19 26 62 0 0,-3-2 1 0 0,19-65-1 0 0,-30 75 16 0 0,-2 1 0 0 0,5-70 0 0 0,-4-95-93 0 0,-11 199-21 0 0,1-9 55 0 0,-1 1 0 0 0,-1-1 0 0 0,-1 1 0 0 0,0-1 0 0 0,-1 1 0 0 0,-2 0 0 0 0,0 0 0 0 0,-1 0 0 0 0,0 1 0 0 0,-2-1 0 0 0,-12-21 0 0 0,-32-62 287 0 0,32 60-30 0 0,-28-42 0 0 0,39 70-276 0 0,0 2 1 0 0,-1-1-1 0 0,0 1 1 0 0,-1 1-1 0 0,-1 0 1 0 0,0 0-1 0 0,-14-9 1 0 0,-10-3-215 0 0,0 3 0 0 0,-1 0-1 0 0,-1 3 1 0 0,0 1 0 0 0,-1 2 0 0 0,-1 1 0 0 0,-1 2 0 0 0,1 2 0 0 0,-1 2 0 0 0,-1 2 0 0 0,1 1 0 0 0,-76 4 0 0 0,88 3-696 0 0,0 2-1 0 0,0 1 1 0 0,0 2 0 0 0,-39 15 0 0 0,23-4 15 0 0</inkml:trace>
-  <inkml:trace contextRef="#ctx0" brushRef="#br0" timeOffset="2304.57">3473 308 408 0 0,'25'-34'-131'0'0,"-12"9"9868"0"0,-14 35-9206 0 0,-2 1-494 0 0,2 1 1 0 0,-1-1 0 0 0,1 0-1 0 0,1 1 1 0 0,0-1-1 0 0,3 17 1 0 0,16 78-22 0 0,-1-5-4 0 0,-6 136 38 0 0,0-15 29 0 0,-4-164-14 0 0,-4-36 88 0 0,2 43 1333 0 0,-8-70-1392 0 0,0 1 0 0 0,0-1 0 0 0,0 0 0 0 0,0 0 0 0 0,1 0 0 0 0,-2-8 0 0 0,2 11-63 0 0,-50-289 287 0 0,50 262-342 0 0,1 0 0 0 0,1 0-1 0 0,2 1 1 0 0,1-1-1 0 0,10-38 1 0 0,6-41-152 0 0,-20 107 169 0 0,0 1 1 0 0,0 0-1 0 0,0-1 1 0 0,0 1-1 0 0,0 0 1 0 0,0-1 0 0 0,0 1-1 0 0,0 0 1 0 0,0-1-1 0 0,0 1 1 0 0,0-1 0 0 0,0 1-1 0 0,0 0 1 0 0,0-1-1 0 0,0 1 1 0 0,0 0-1 0 0,-1-1 1 0 0,1 1 0 0 0,0 0-1 0 0,0-1 1 0 0,0 1-1 0 0,-1 0 1 0 0,1 0 0 0 0,0-1-1 0 0,0 1 1 0 0,-1 0-1 0 0,1 0 1 0 0,0-1-1 0 0,0 1 1 0 0,-1 0 0 0 0,1 0-1 0 0,0 0 1 0 0,-1-1-1 0 0,1 1 1 0 0,0 0 0 0 0,-1 0-1 0 0,1 0 1 0 0,-1 0-1 0 0,1 0 1 0 0,0 0-1 0 0,-1 0 1 0 0,1 0 0 0 0,0 0-1 0 0,-1 0 1 0 0,1 0-1 0 0,-1 0 1 0 0,1 0 0 0 0,0 0-1 0 0,-1 0 1 0 0,1 0-1 0 0,0 0 1 0 0,-1 0-1 0 0,1 1 1 0 0,0-1 0 0 0,-1 0-1 0 0,1 0 1 0 0,0 0-1 0 0,-1 1 1 0 0,1-1 0 0 0,0 0-1 0 0,-1 1 1 0 0,-1 0 2 0 0,-1 1 0 0 0,1-1 1 0 0,-1 1-1 0 0,1-1 0 0 0,0 1 1 0 0,0 0-1 0 0,0 0 0 0 0,-3 3 1 0 0,-4 11-2 0 0,0 1 0 0 0,1 0 0 0 0,1 1 0 0 0,0-1 0 0 0,1 1 0 0 0,1 1 0 0 0,1-1 0 0 0,-2 21 1 0 0,0 19-138 0 0,2 75 1 0 0,4-118-445 0 0,1 1 0 0 0,0-1 0 0 0,2 1 0 0 0,-1-1 0 0 0,2 0 0 0 0,0 0 0 0 0,1-1 0 0 0,0 1 0 0 0,9 14 0 0 0,-8-17-549 0 0</inkml:trace>
-  <inkml:trace contextRef="#ctx0" brushRef="#br0" timeOffset="2956.45">3554 1583 3409 0 0,'0'0'4221'0'0,"-1"0"-4145"0"0,0 0 0 0 0,1 1 0 0 0,-1-1 1 0 0,0 0-1 0 0,1 0 0 0 0,-1 0 0 0 0,0 1 1 0 0,0-1-1 0 0,1 0 0 0 0,-1 1 0 0 0,0-1 1 0 0,1 0-1 0 0,-1 1 0 0 0,1-1 0 0 0,-1 1 1 0 0,1-1-1 0 0,-1 1 0 0 0,1-1 0 0 0,-1 1 1 0 0,1-1-1 0 0,-1 1 0 0 0,0 1 0 0 0,-2 5-46 0 0,1 1-1 0 0,-1 0 1 0 0,1-1-1 0 0,1 1 0 0 0,-1 0 1 0 0,1 0-1 0 0,1 0 1 0 0,0 12-1 0 0,0-4-34 0 0,1 0 0 0 0,1 0 1 0 0,7 26-1 0 0,-10-41 2 0 0,1-1 0 0 0,1 1 0 0 0,-1-1 0 0 0,0 1 0 0 0,0-1 0 0 0,0 1 0 0 0,0-1 0 0 0,0 1 0 0 0,0-1 0 0 0,0 1 0 0 0,1-1 0 0 0,-1 1 0 0 0,0-1 0 0 0,0 0 0 0 0,1 1 0 0 0,-1-1 0 0 0,0 1 0 0 0,1-1 0 0 0,-1 0 0 0 0,0 1 0 0 0,1-1 0 0 0,-1 0 0 0 0,0 1 0 0 0,1-1 0 0 0,-1 0 0 0 0,1 0 0 0 0,-1 0 0 0 0,1 1 0 0 0,-1-1 0 0 0,0 0 0 0 0,1 0 0 0 0,-1 0 0 0 0,1 0 0 0 0,-1 0 0 0 0,2 0 0 0 0,12-13-54 0 0,7-26 91 0 0,-19 31 14 0 0,0-1 0 0 0,-1 0 0 0 0,1 0 1 0 0,-2-1-1 0 0,1 1 0 0 0,-2 0 0 0 0,1 0 0 0 0,-2-10 0 0 0,1 14 3 0 0,0 1 0 0 0,0-1 0 0 0,-1 1 0 0 0,1-1 0 0 0,-1 1 0 0 0,0-1-1 0 0,-5-7 1 0 0,6 11-13 0 0,0-1 0 0 0,-1 0 0 0 0,1 1-1 0 0,-1-1 1 0 0,1 1 0 0 0,-1-1 0 0 0,1 1 0 0 0,-1 0-1 0 0,0-1 1 0 0,0 1 0 0 0,0 0 0 0 0,0 0-1 0 0,0 1 1 0 0,0-1 0 0 0,0 0 0 0 0,0 1 0 0 0,-4-2-1 0 0,4 3-23 0 0,1-1 0 0 0,-1 0 0 0 0,0 1 0 0 0,0 0 0 0 0,0-1 0 0 0,1 1-1 0 0,-1 0 1 0 0,0 0 0 0 0,1 0 0 0 0,-1 0 0 0 0,0 0 0 0 0,1 0 0 0 0,-1 0-1 0 0,1 0 1 0 0,0 1 0 0 0,-1-1 0 0 0,1 1 0 0 0,0-1 0 0 0,0 1 0 0 0,0-1-1 0 0,0 1 1 0 0,0 0 0 0 0,0-1 0 0 0,1 1 0 0 0,-1 0 0 0 0,0 0 0 0 0,1-1 0 0 0,0 1-1 0 0,-1 3 1 0 0,0-1-44 0 0,0-1-1 0 0,0 0 1 0 0,0 1-1 0 0,1-1 0 0 0,-1 1 1 0 0,1-1-1 0 0,0 1 1 0 0,0-1-1 0 0,0 1 0 0 0,1-1 1 0 0,-1 1-1 0 0,1-1 1 0 0,0 0-1 0 0,0 1 1 0 0,2 4-1 0 0,-3-7 18 0 0,1-1 0 0 0,-1 1 0 0 0,0-1 0 0 0,1 1 0 0 0,-1-1 0 0 0,0 0 0 0 0,1 1 0 0 0,-1-1 0 0 0,1 0 0 0 0,-1 1 0 0 0,0-1 0 0 0,1 0 0 0 0,-1 0 0 0 0,1 1 0 0 0,-1-1 0 0 0,1 0 0 0 0,-1 0 0 0 0,1 0 1 0 0,-1 0-1 0 0,1 1 0 0 0,-1-1 0 0 0,1 0 0 0 0,-1 0 0 0 0,1 0 0 0 0,-1 0 0 0 0,1 0 0 0 0,-1 0 0 0 0,1-1 0 0 0,0 1 0 0 0,-1 0 0 0 0,1 0 0 0 0,-1 0 0 0 0,1 0 0 0 0,0-1 0 0 0,15-16-99 0 0,-12 10 125 0 0,0 1 0 0 0,-1-1 0 0 0,0 1 0 0 0,4-13 0 0 0,-5-5 173 0 0,-3 24-177 0 0,1 0 0 0 0,0-1-1 0 0,0 1 1 0 0,0 0-1 0 0,0 0 1 0 0,0 0 0 0 0,0 0-1 0 0,0 0 1 0 0,0-1 0 0 0,0 1-1 0 0,-1 0 1 0 0,1 0-1 0 0,0 0 1 0 0,0 0 0 0 0,0 0-1 0 0,0 0 1 0 0,0 0-1 0 0,-1 0 1 0 0,1-1 0 0 0,0 1-1 0 0,0 0 1 0 0,0 0-1 0 0,0 0 1 0 0,-1 0 0 0 0,1 0-1 0 0,0 0 1 0 0,0 0 0 0 0,0 0-1 0 0,0 0 1 0 0,-1 0-1 0 0,1 0 1 0 0,0 0 0 0 0,0 0-1 0 0,0 0 1 0 0,0 0-1 0 0,0 1 1 0 0,-1-1 0 0 0,1 0-1 0 0,0 0 1 0 0,0 0-1 0 0,0 0 1 0 0,0 0 0 0 0,0 0-1 0 0,-1 0 1 0 0,1 0 0 0 0,0 0-1 0 0,0 1 1 0 0,0-1-1 0 0,0 0 1 0 0,0 0 0 0 0,0 0-1 0 0,0 0 1 0 0,-1 0-1 0 0,1 1 1 0 0,-2 2 12 0 0,0 0-1 0 0,0 0 1 0 0,0 0-1 0 0,0 0 1 0 0,1 0 0 0 0,-1 1-1 0 0,1-1 1 0 0,0 1-1 0 0,0-1 1 0 0,-1 5-1 0 0,0 5-669 0 0,0 1 1 0 0,0 0-1 0 0,2 0 0 0 0,1 24 0 0 0,0-28 77 0 0</inkml:trace>
-</inkml:ink>
-</file>
-
-<file path=customXml/item5.xml><?xml version="1.0" encoding="utf-8"?>
-<inkml:ink xmlns:inkml="http://www.w3.org/2003/InkML">
-  <inkml:definitions>
-    <inkml:context xml:id="ctx0">
-      <inkml:inkSource xml:id="inkSrc0">
-        <inkml:traceFormat>
-          <inkml:channel name="X" type="integer" min="-2.14748E9" max="2.14748E9" units="cm"/>
-          <inkml:channel name="Y" type="integer" min="-2.14748E9" max="2.14748E9" units="cm"/>
-          <inkml:channel name="F" type="integer" max="32767" units="dev"/>
-          <inkml:channel name="OA" type="integer" max="360" units="deg"/>
-          <inkml:channel name="OE" type="integer" max="90" units="deg"/>
-        </inkml:traceFormat>
-        <inkml:channelProperties>
-          <inkml:channelProperty channel="X" name="resolution" value="1000" units="1/cm"/>
-          <inkml:channelProperty channel="Y" name="resolution" value="1000" units="1/cm"/>
-          <inkml:channelProperty channel="F" name="resolution" value="0" units="1/dev"/>
-          <inkml:channelProperty channel="OA" name="resolution" value="1000" units="1/deg"/>
-          <inkml:channelProperty channel="OE" name="resolution" value="1000" units="1/deg"/>
-        </inkml:channelProperties>
-      </inkml:inkSource>
-      <inkml:timestamp xml:id="ts0" timeString="2025-06-10T16:08:50.568"/>
-    </inkml:context>
-    <inkml:brush xml:id="br0">
-      <inkml:brushProperty name="width" value="0.05" units="cm"/>
-      <inkml:brushProperty name="height" value="0.05" units="cm"/>
-      <inkml:brushProperty name="color" value="#E71224"/>
-    </inkml:brush>
-  </inkml:definitions>
-  <inkml:trace contextRef="#ctx0" brushRef="#br0">1236 239 3217 0 0,'-18'-44'2449'0'0,"11"24"-2251"0"0,-2 1 0 0 0,-14-27 0 0 0,19 39-210 0 0,-1 0 0 0 0,0 1-1 0 0,0 0 1 0 0,-1-1 0 0 0,0 2 0 0 0,0-1-1 0 0,0 1 1 0 0,0 0 0 0 0,-14-8-1 0 0,8 6-57 0 0,-1 1 0 0 0,1 1 1 0 0,-1 0-1 0 0,0 0 0 0 0,0 1 0 0 0,0 1 0 0 0,0 0 0 0 0,-1 1 0 0 0,-22-1 0 0 0,19 4-190 0 0,0 0-1 0 0,0 1 1 0 0,0 1-1 0 0,1 0 1 0 0,-1 1-1 0 0,1 1 1 0 0,-21 9-1 0 0,-37 17-295 0 0,-131 76-1 0 0,173-87 985 0 0,0 2 0 0 0,2 1 0 0 0,1 2 0 0 0,1 0 0 0 0,1 2 0 0 0,-28 37 0 0 0,-16 22-328 0 0,-54 78 18 0 0,113-145-112 0 0,0 0 1 0 0,2 1-1 0 0,1 0 0 0 0,0 0 0 0 0,2 1 1 0 0,0 0-1 0 0,-5 27 0 0 0,4 3 6 0 0,3 0-1 0 0,1 0 0 0 0,3 0 1 0 0,2 1-1 0 0,2-1 1 0 0,13 62-1 0 0,-11-89 37 0 0,1-1 0 0 0,2 1 0 0 0,0-1 0 0 0,1-1 0 0 0,1 0 0 0 0,2 0-1 0 0,0-1 1 0 0,1-1 0 0 0,1 0 0 0 0,1 0 0 0 0,25 25 0 0 0,-31-38 8 0 0,1 0 0 0 0,0-1 0 0 0,0 0 0 0 0,1-1-1 0 0,0 0 1 0 0,0 0 0 0 0,0-1 0 0 0,0 0 0 0 0,1-1 0 0 0,-1-1 0 0 0,1 0 0 0 0,23 1 0 0 0,0-2-27 0 0,-1-1 0 0 0,0-2 0 0 0,43-8 0 0 0,15-10 179 0 0,-1-4 0 0 0,111-46 0 0 0,-162 55-168 0 0,0 1-21 0 0,5-1 26 0 0,-2-3-1 0 0,45-23 0 0 0,-67 26 22 0 0,-1 0 0 0 0,0-2-1 0 0,-2 0 1 0 0,0-1 0 0 0,-1-1 0 0 0,0-1 0 0 0,-2 0-1 0 0,22-37 1 0 0,-28 39-39 0 0,0 1 1 0 0,-1-1-1 0 0,-1-1 0 0 0,-1 0 1 0 0,-1 1-1 0 0,0-2 0 0 0,-2 1 0 0 0,0 0 1 0 0,0-25-1 0 0,-2-13 167 0 0,-14-108-1 0 0,10 143-149 0 0,-1 0-1 0 0,0 1 1 0 0,-2-1-1 0 0,-1 1 1 0 0,-1 0-1 0 0,0 1 1 0 0,-1 0-1 0 0,-23-35 0 0 0,22 41 15 0 0,-1 0 0 0 0,0 0-1 0 0,-1 1 1 0 0,-1 0 0 0 0,0 1-1 0 0,0 1 1 0 0,-1 0 0 0 0,-1 1-1 0 0,0 0 1 0 0,0 1 0 0 0,-25-10-1 0 0,15 9-505 0 0,-1 1-1 0 0,0 2 1 0 0,0 0 0 0 0,-49-5-1 0 0,41 10-389 0 0</inkml:trace>
-</inkml:ink>
-</file>
-
-<file path=customXml/item6.xml><?xml version="1.0" encoding="utf-8"?>
 <ct:contentTypeSchema xmlns:ct="http://schemas.microsoft.com/office/2006/metadata/contentType" xmlns:ma="http://schemas.microsoft.com/office/2006/metadata/properties/metaAttributes" ct:_="" ma:_="" ma:contentTypeName="Dokument" ma:contentTypeID="0x01010025C71E9534E21E4A9F2CF33BA7DCE92D" ma:contentTypeVersion="3" ma:contentTypeDescription="Ein neues Dokument erstellen." ma:contentTypeScope="" ma:versionID="32b9bbdf2bbf4e0fb27a426421665337">
   <xsd:schema xmlns:xsd="http://www.w3.org/2001/XMLSchema" xmlns:xs="http://www.w3.org/2001/XMLSchema" xmlns:p="http://schemas.microsoft.com/office/2006/metadata/properties" xmlns:ns2="5a9e9855-01b6-487f-b294-67c59083cc31" targetNamespace="http://schemas.microsoft.com/office/2006/metadata/properties" ma:root="true" ma:fieldsID="ec87b9b32475f90c9dbf7ae918480825" ns2:_="">
     <xsd:import namespace="5a9e9855-01b6-487f-b294-67c59083cc31"/>
@@ -18846,13 +18921,89 @@
 </ct:contentTypeSchema>
 </file>
 
-<file path=customXml/item7.xml><?xml version="1.0" encoding="utf-8"?>
+<file path=customXml/item3.xml><?xml version="1.0" encoding="utf-8"?>
+<inkml:ink xmlns:inkml="http://www.w3.org/2003/InkML">
+  <inkml:definitions>
+    <inkml:context xml:id="ctx0">
+      <inkml:inkSource xml:id="inkSrc0">
+        <inkml:traceFormat>
+          <inkml:channel name="X" type="integer" min="-2.14748E9" max="2.14748E9" units="cm"/>
+          <inkml:channel name="Y" type="integer" min="-2.14748E9" max="2.14748E9" units="cm"/>
+          <inkml:channel name="F" type="integer" max="32767" units="dev"/>
+          <inkml:channel name="OA" type="integer" max="360" units="deg"/>
+          <inkml:channel name="OE" type="integer" max="90" units="deg"/>
+        </inkml:traceFormat>
+        <inkml:channelProperties>
+          <inkml:channelProperty channel="X" name="resolution" value="1000" units="1/cm"/>
+          <inkml:channelProperty channel="Y" name="resolution" value="1000" units="1/cm"/>
+          <inkml:channelProperty channel="F" name="resolution" value="0" units="1/dev"/>
+          <inkml:channelProperty channel="OA" name="resolution" value="1000" units="1/deg"/>
+          <inkml:channelProperty channel="OE" name="resolution" value="1000" units="1/deg"/>
+        </inkml:channelProperties>
+      </inkml:inkSource>
+      <inkml:timestamp xml:id="ts0" timeString="2025-06-10T16:08:50.568"/>
+    </inkml:context>
+    <inkml:brush xml:id="br0">
+      <inkml:brushProperty name="width" value="0.05" units="cm"/>
+      <inkml:brushProperty name="height" value="0.05" units="cm"/>
+      <inkml:brushProperty name="color" value="#E71224"/>
+    </inkml:brush>
+  </inkml:definitions>
+  <inkml:trace contextRef="#ctx0" brushRef="#br0">1236 239 3217 0 0,'-18'-44'2449'0'0,"11"24"-2251"0"0,-2 1 0 0 0,-14-27 0 0 0,19 39-210 0 0,-1 0 0 0 0,0 1-1 0 0,0 0 1 0 0,-1-1 0 0 0,0 2 0 0 0,0-1-1 0 0,0 1 1 0 0,0 0 0 0 0,-14-8-1 0 0,8 6-57 0 0,-1 1 0 0 0,1 1 1 0 0,-1 0-1 0 0,0 0 0 0 0,0 1 0 0 0,0 1 0 0 0,0 0 0 0 0,-1 1 0 0 0,-22-1 0 0 0,19 4-190 0 0,0 0-1 0 0,0 1 1 0 0,0 1-1 0 0,1 0 1 0 0,-1 1-1 0 0,1 1 1 0 0,-21 9-1 0 0,-37 17-295 0 0,-131 76-1 0 0,173-87 985 0 0,0 2 0 0 0,2 1 0 0 0,1 2 0 0 0,1 0 0 0 0,1 2 0 0 0,-28 37 0 0 0,-16 22-328 0 0,-54 78 18 0 0,113-145-112 0 0,0 0 1 0 0,2 1-1 0 0,1 0 0 0 0,0 0 0 0 0,2 1 1 0 0,0 0-1 0 0,-5 27 0 0 0,4 3 6 0 0,3 0-1 0 0,1 0 0 0 0,3 0 1 0 0,2 1-1 0 0,2-1 1 0 0,13 62-1 0 0,-11-89 37 0 0,1-1 0 0 0,2 1 0 0 0,0-1 0 0 0,1-1 0 0 0,1 0 0 0 0,2 0-1 0 0,0-1 1 0 0,1-1 0 0 0,1 0 0 0 0,1 0 0 0 0,25 25 0 0 0,-31-38 8 0 0,1 0 0 0 0,0-1 0 0 0,0 0 0 0 0,1-1-1 0 0,0 0 1 0 0,0 0 0 0 0,0-1 0 0 0,0 0 0 0 0,1-1 0 0 0,-1-1 0 0 0,1 0 0 0 0,23 1 0 0 0,0-2-27 0 0,-1-1 0 0 0,0-2 0 0 0,43-8 0 0 0,15-10 179 0 0,-1-4 0 0 0,111-46 0 0 0,-162 55-168 0 0,0 1-21 0 0,5-1 26 0 0,-2-3-1 0 0,45-23 0 0 0,-67 26 22 0 0,-1 0 0 0 0,0-2-1 0 0,-2 0 1 0 0,0-1 0 0 0,-1-1 0 0 0,0-1 0 0 0,-2 0-1 0 0,22-37 1 0 0,-28 39-39 0 0,0 1 1 0 0,-1-1-1 0 0,-1-1 0 0 0,-1 0 1 0 0,-1 1-1 0 0,0-2 0 0 0,-2 1 0 0 0,0 0 1 0 0,0-25-1 0 0,-2-13 167 0 0,-14-108-1 0 0,10 143-149 0 0,-1 0-1 0 0,0 1 1 0 0,-2-1-1 0 0,-1 1 1 0 0,-1 0-1 0 0,0 1 1 0 0,-1 0-1 0 0,-23-35 0 0 0,22 41 15 0 0,-1 0 0 0 0,0 0-1 0 0,-1 1 1 0 0,-1 0 0 0 0,0 1-1 0 0,0 1 1 0 0,-1 0 0 0 0,-1 1-1 0 0,0 0 1 0 0,0 1 0 0 0,-25-10-1 0 0,15 9-505 0 0,-1 1-1 0 0,0 2 1 0 0,0 0 0 0 0,-49-5-1 0 0,41 10-389 0 0</inkml:trace>
+</inkml:ink>
+</file>
+
+<file path=customXml/item4.xml><?xml version="1.0" encoding="utf-8"?>
+<p:properties xmlns:p="http://schemas.microsoft.com/office/2006/metadata/properties" xmlns:xsi="http://www.w3.org/2001/XMLSchema-instance" xmlns:pc="http://schemas.microsoft.com/office/infopath/2007/PartnerControls">
+  <documentManagement/>
+</p:properties>
+</file>
+
+<file path=customXml/item5.xml><?xml version="1.0" encoding="utf-8"?>
+<b:Sources xmlns:b="http://schemas.openxmlformats.org/officeDocument/2006/bibliography" xmlns="http://schemas.openxmlformats.org/officeDocument/2006/bibliography" SelectedStyle="\APASixthEditionOfficeOnline.xsl" StyleName="APA" Version="6"/>
+</file>
+
+<file path=customXml/item6.xml><?xml version="1.0" encoding="utf-8"?>
 <?mso-contentType ?>
 <FormTemplates xmlns="http://schemas.microsoft.com/sharepoint/v3/contenttype/forms">
   <Display>DocumentLibraryForm</Display>
   <Edit>DocumentLibraryForm</Edit>
   <New>DocumentLibraryForm</New>
 </FormTemplates>
+</file>
+
+<file path=customXml/item7.xml><?xml version="1.0" encoding="utf-8"?>
+<inkml:ink xmlns:inkml="http://www.w3.org/2003/InkML">
+  <inkml:definitions>
+    <inkml:context xml:id="ctx0">
+      <inkml:inkSource xml:id="inkSrc0">
+        <inkml:traceFormat>
+          <inkml:channel name="X" type="integer" min="-2.14748E9" max="2.14748E9" units="cm"/>
+          <inkml:channel name="Y" type="integer" min="-2.14748E9" max="2.14748E9" units="cm"/>
+          <inkml:channel name="F" type="integer" max="32767" units="dev"/>
+          <inkml:channel name="OA" type="integer" max="360" units="deg"/>
+          <inkml:channel name="OE" type="integer" max="90" units="deg"/>
+        </inkml:traceFormat>
+        <inkml:channelProperties>
+          <inkml:channelProperty channel="X" name="resolution" value="1000" units="1/cm"/>
+          <inkml:channelProperty channel="Y" name="resolution" value="1000" units="1/cm"/>
+          <inkml:channelProperty channel="F" name="resolution" value="0" units="1/dev"/>
+          <inkml:channelProperty channel="OA" name="resolution" value="1000" units="1/deg"/>
+          <inkml:channelProperty channel="OE" name="resolution" value="1000" units="1/deg"/>
+        </inkml:channelProperties>
+      </inkml:inkSource>
+      <inkml:timestamp xml:id="ts0" timeString="2025-06-10T16:09:06.362"/>
+    </inkml:context>
+    <inkml:brush xml:id="br0">
+      <inkml:brushProperty name="width" value="0.05" units="cm"/>
+      <inkml:brushProperty name="height" value="0.05" units="cm"/>
+      <inkml:brushProperty name="color" value="#E71224"/>
+    </inkml:brush>
+  </inkml:definitions>
+  <inkml:trace contextRef="#ctx0" brushRef="#br0">3153 356 7202 0 0,'-44'-7'350'0'0,"0"-2"0"0"0,1-2 0 0 0,0-2 0 0 0,-57-25 1 0 0,-168-76 1481 0 0,190 86-1679 0 0,-122-28 1 0 0,156 47-169 0 0,-67-16 302 0 0,-1 5 0 0 0,-122-5-1 0 0,88 25-117 0 0,1 6-1 0 0,-1 6 0 0 0,-208 45 1 0 0,298-44-170 0 0,0 3 1 0 0,1 1 0 0 0,1 4 0 0 0,0 1 0 0 0,-95 56-1 0 0,75-31-102 0 0,-120 97-1 0 0,165-119 91 0 0,2 1 0 0 0,1 2 0 0 0,1 0 0 0 0,2 2 1 0 0,1 0-1 0 0,-32 58 0 0 0,30-39-7 0 0,1 2 0 0 0,3 0 1 0 0,2 1-1 0 0,3 1 0 0 0,-17 102 0 0 0,25-76 38 0 0,3-1 0 0 0,4 1 0 0 0,4-1 0 0 0,20 120 0 0 0,-13-124-5 0 0,-3-11 48 0 0,4-1 0 0 0,23 76-1 0 0,-28-119-47 0 0,0-1 0 0 0,1 0 0 0 0,0 0 0 0 0,2-1 0 0 0,0 0 0 0 0,1-1 0 0 0,0 0 0 0 0,2-1 0 0 0,-1 0 0 0 0,2-1-1 0 0,25 20 1 0 0,-15-17 28 0 0,0-1 0 0 0,1-2-1 0 0,1 0 1 0 0,0-2 0 0 0,1-1-1 0 0,0-1 1 0 0,0-1 0 0 0,1-2-1 0 0,1 0 1 0 0,-1-2-1 0 0,1-1 1 0 0,31-1 0 0 0,36-3 35 0 0,1-4 1 0 0,122-22 0 0 0,-40 5 38 0 0,-35 9-33 0 0,182-24 276 0 0,51-43 591 0 0,-309 60-804 0 0,-1-3-1 0 0,0-3 1 0 0,89-47 0 0 0,59-55 5 0 0,-176 101-72 0 0,-1-3 0 0 0,-1-1 1 0 0,41-43-1 0 0,-52 43-35 0 0,-2 0 1 0 0,-1-2-1 0 0,-1-1 0 0 0,23-47 1 0 0,-19 26 62 0 0,-3-2 1 0 0,19-65-1 0 0,-30 75 16 0 0,-2 1 0 0 0,5-70 0 0 0,-4-95-93 0 0,-11 199-21 0 0,1-9 55 0 0,-1 1 0 0 0,-1-1 0 0 0,-1 1 0 0 0,0-1 0 0 0,-1 1 0 0 0,-2 0 0 0 0,0 0 0 0 0,-1 0 0 0 0,0 1 0 0 0,-2-1 0 0 0,-12-21 0 0 0,-32-62 287 0 0,32 60-30 0 0,-28-42 0 0 0,39 70-276 0 0,0 2 1 0 0,-1-1-1 0 0,0 1 1 0 0,-1 1-1 0 0,-1 0 1 0 0,0 0-1 0 0,-14-9 1 0 0,-10-3-215 0 0,0 3 0 0 0,-1 0-1 0 0,-1 3 1 0 0,0 1 0 0 0,-1 2 0 0 0,-1 1 0 0 0,-1 2 0 0 0,1 2 0 0 0,-1 2 0 0 0,-1 2 0 0 0,1 1 0 0 0,-76 4 0 0 0,88 3-696 0 0,0 2-1 0 0,0 1 1 0 0,0 2 0 0 0,-39 15 0 0 0,23-4 15 0 0</inkml:trace>
+  <inkml:trace contextRef="#ctx0" brushRef="#br0" timeOffset="2304.57">3473 308 408 0 0,'25'-34'-131'0'0,"-12"9"9868"0"0,-14 35-9206 0 0,-2 1-494 0 0,2 1 1 0 0,-1-1 0 0 0,1 0-1 0 0,1 1 1 0 0,0-1-1 0 0,3 17 1 0 0,16 78-22 0 0,-1-5-4 0 0,-6 136 38 0 0,0-15 29 0 0,-4-164-14 0 0,-4-36 88 0 0,2 43 1333 0 0,-8-70-1392 0 0,0 1 0 0 0,0-1 0 0 0,0 0 0 0 0,0 0 0 0 0,1 0 0 0 0,-2-8 0 0 0,2 11-63 0 0,-50-289 287 0 0,50 262-342 0 0,1 0 0 0 0,1 0-1 0 0,2 1 1 0 0,1-1-1 0 0,10-38 1 0 0,6-41-152 0 0,-20 107 169 0 0,0 1 1 0 0,0 0-1 0 0,0-1 1 0 0,0 1-1 0 0,0 0 1 0 0,0-1 0 0 0,0 1-1 0 0,0 0 1 0 0,0-1-1 0 0,0 1 1 0 0,0-1 0 0 0,0 1-1 0 0,0 0 1 0 0,0-1-1 0 0,0 1 1 0 0,0 0-1 0 0,-1-1 1 0 0,1 1 0 0 0,0 0-1 0 0,0-1 1 0 0,0 1-1 0 0,-1 0 1 0 0,1 0 0 0 0,0-1-1 0 0,0 1 1 0 0,-1 0-1 0 0,1 0 1 0 0,0-1-1 0 0,0 1 1 0 0,-1 0 0 0 0,1 0-1 0 0,0 0 1 0 0,-1-1-1 0 0,1 1 1 0 0,0 0 0 0 0,-1 0-1 0 0,1 0 1 0 0,-1 0-1 0 0,1 0 1 0 0,0 0-1 0 0,-1 0 1 0 0,1 0 0 0 0,0 0-1 0 0,-1 0 1 0 0,1 0-1 0 0,-1 0 1 0 0,1 0 0 0 0,0 0-1 0 0,-1 0 1 0 0,1 0-1 0 0,0 0 1 0 0,-1 0-1 0 0,1 1 1 0 0,0-1 0 0 0,-1 0-1 0 0,1 0 1 0 0,0 0-1 0 0,-1 1 1 0 0,1-1 0 0 0,0 0-1 0 0,-1 1 1 0 0,-1 0 2 0 0,-1 1 0 0 0,1-1 1 0 0,-1 1-1 0 0,1-1 0 0 0,0 1 1 0 0,0 0-1 0 0,0 0 0 0 0,-3 3 1 0 0,-4 11-2 0 0,0 1 0 0 0,1 0 0 0 0,1 1 0 0 0,0-1 0 0 0,1 1 0 0 0,1 1 0 0 0,1-1 0 0 0,-2 21 1 0 0,0 19-138 0 0,2 75 1 0 0,4-118-445 0 0,1 1 0 0 0,0-1 0 0 0,2 1 0 0 0,-1-1 0 0 0,2 0 0 0 0,0 0 0 0 0,1-1 0 0 0,0 1 0 0 0,9 14 0 0 0,-8-17-549 0 0</inkml:trace>
+  <inkml:trace contextRef="#ctx0" brushRef="#br0" timeOffset="2956.45">3554 1583 3409 0 0,'0'0'4221'0'0,"-1"0"-4145"0"0,0 0 0 0 0,1 1 0 0 0,-1-1 1 0 0,0 0-1 0 0,1 0 0 0 0,-1 0 0 0 0,0 1 1 0 0,0-1-1 0 0,1 0 0 0 0,-1 1 0 0 0,0-1 1 0 0,1 0-1 0 0,-1 1 0 0 0,1-1 0 0 0,-1 1 1 0 0,1-1-1 0 0,-1 1 0 0 0,1-1 0 0 0,-1 1 1 0 0,1-1-1 0 0,-1 1 0 0 0,0 1 0 0 0,-2 5-46 0 0,1 1-1 0 0,-1 0 1 0 0,1-1-1 0 0,1 1 0 0 0,-1 0 1 0 0,1 0-1 0 0,1 0 1 0 0,0 12-1 0 0,0-4-34 0 0,1 0 0 0 0,1 0 1 0 0,7 26-1 0 0,-10-41 2 0 0,1-1 0 0 0,1 1 0 0 0,-1-1 0 0 0,0 1 0 0 0,0-1 0 0 0,0 1 0 0 0,0-1 0 0 0,0 1 0 0 0,0-1 0 0 0,0 1 0 0 0,1-1 0 0 0,-1 1 0 0 0,0-1 0 0 0,0 0 0 0 0,1 1 0 0 0,-1-1 0 0 0,0 1 0 0 0,1-1 0 0 0,-1 0 0 0 0,0 1 0 0 0,1-1 0 0 0,-1 0 0 0 0,0 1 0 0 0,1-1 0 0 0,-1 0 0 0 0,1 0 0 0 0,-1 0 0 0 0,1 1 0 0 0,-1-1 0 0 0,0 0 0 0 0,1 0 0 0 0,-1 0 0 0 0,1 0 0 0 0,-1 0 0 0 0,2 0 0 0 0,12-13-54 0 0,7-26 91 0 0,-19 31 14 0 0,0-1 0 0 0,-1 0 0 0 0,1 0 1 0 0,-2-1-1 0 0,1 1 0 0 0,-2 0 0 0 0,1 0 0 0 0,-2-10 0 0 0,1 14 3 0 0,0 1 0 0 0,0-1 0 0 0,-1 1 0 0 0,1-1 0 0 0,-1 1 0 0 0,0-1-1 0 0,-5-7 1 0 0,6 11-13 0 0,0-1 0 0 0,-1 0 0 0 0,1 1-1 0 0,-1-1 1 0 0,1 1 0 0 0,-1-1 0 0 0,1 1 0 0 0,-1 0-1 0 0,0-1 1 0 0,0 1 0 0 0,0 0 0 0 0,0 0-1 0 0,0 1 1 0 0,0-1 0 0 0,0 0 0 0 0,0 1 0 0 0,-4-2-1 0 0,4 3-23 0 0,1-1 0 0 0,-1 0 0 0 0,0 1 0 0 0,0 0 0 0 0,0-1 0 0 0,1 1-1 0 0,-1 0 1 0 0,0 0 0 0 0,1 0 0 0 0,-1 0 0 0 0,0 0 0 0 0,1 0 0 0 0,-1 0-1 0 0,1 0 1 0 0,0 1 0 0 0,-1-1 0 0 0,1 1 0 0 0,0-1 0 0 0,0 1 0 0 0,0-1-1 0 0,0 1 1 0 0,0 0 0 0 0,0-1 0 0 0,1 1 0 0 0,-1 0 0 0 0,0 0 0 0 0,1-1 0 0 0,0 1-1 0 0,-1 3 1 0 0,0-1-44 0 0,0-1-1 0 0,0 0 1 0 0,0 1-1 0 0,1-1 0 0 0,-1 1 1 0 0,1-1-1 0 0,0 1 1 0 0,0-1-1 0 0,0 1 0 0 0,1-1 1 0 0,-1 1-1 0 0,1-1 1 0 0,0 0-1 0 0,0 1 1 0 0,2 4-1 0 0,-3-7 18 0 0,1-1 0 0 0,-1 1 0 0 0,0-1 0 0 0,1 1 0 0 0,-1-1 0 0 0,0 0 0 0 0,1 1 0 0 0,-1-1 0 0 0,1 0 0 0 0,-1 1 0 0 0,0-1 0 0 0,1 0 0 0 0,-1 0 0 0 0,1 1 0 0 0,-1-1 0 0 0,1 0 0 0 0,-1 0 0 0 0,1 0 1 0 0,-1 0-1 0 0,1 1 0 0 0,-1-1 0 0 0,1 0 0 0 0,-1 0 0 0 0,1 0 0 0 0,-1 0 0 0 0,1 0 0 0 0,-1 0 0 0 0,1-1 0 0 0,0 1 0 0 0,-1 0 0 0 0,1 0 0 0 0,-1 0 0 0 0,1 0 0 0 0,0-1 0 0 0,15-16-99 0 0,-12 10 125 0 0,0 1 0 0 0,-1-1 0 0 0,0 1 0 0 0,4-13 0 0 0,-5-5 173 0 0,-3 24-177 0 0,1 0 0 0 0,0-1-1 0 0,0 1 1 0 0,0 0-1 0 0,0 0 1 0 0,0 0 0 0 0,0 0-1 0 0,0 0 1 0 0,0-1 0 0 0,0 1-1 0 0,-1 0 1 0 0,1 0-1 0 0,0 0 1 0 0,0 0 0 0 0,0 0-1 0 0,0 0 1 0 0,0 0-1 0 0,-1 0 1 0 0,1-1 0 0 0,0 1-1 0 0,0 0 1 0 0,0 0-1 0 0,0 0 1 0 0,-1 0 0 0 0,1 0-1 0 0,0 0 1 0 0,0 0 0 0 0,0 0-1 0 0,0 0 1 0 0,-1 0-1 0 0,1 0 1 0 0,0 0 0 0 0,0 0-1 0 0,0 0 1 0 0,0 0-1 0 0,0 1 1 0 0,-1-1 0 0 0,1 0-1 0 0,0 0 1 0 0,0 0-1 0 0,0 0 1 0 0,0 0 0 0 0,0 0-1 0 0,-1 0 1 0 0,1 0 0 0 0,0 0-1 0 0,0 1 1 0 0,0-1-1 0 0,0 0 1 0 0,0 0 0 0 0,0 0-1 0 0,0 0 1 0 0,-1 0-1 0 0,1 1 1 0 0,-2 2 12 0 0,0 0-1 0 0,0 0 1 0 0,0 0-1 0 0,0 0 1 0 0,1 0 0 0 0,-1 1-1 0 0,1-1 1 0 0,0 1-1 0 0,0-1 1 0 0,-1 5-1 0 0,0 5-669 0 0,0 1 1 0 0,0 0-1 0 0,2 0 0 0 0,1 24 0 0 0,0-28 77 0 0</inkml:trace>
+</inkml:ink>
 </file>
 
 <file path=customXml/itemProps1.xml><?xml version="1.0" encoding="utf-8"?>
@@ -18864,39 +19015,6 @@
 </file>
 
 <file path=customXml/itemProps2.xml><?xml version="1.0" encoding="utf-8"?>
-<ds:datastoreItem xmlns:ds="http://schemas.openxmlformats.org/officeDocument/2006/customXml" ds:itemID="{CE199482-6225-420D-8982-84EA3B0C446C}">
-  <ds:schemaRefs>
-    <ds:schemaRef ds:uri="http://schemas.microsoft.com/office/2006/metadata/properties"/>
-    <ds:schemaRef ds:uri="http://schemas.microsoft.com/office/infopath/2007/PartnerControls"/>
-  </ds:schemaRefs>
-</ds:datastoreItem>
-</file>
-
-<file path=customXml/itemProps3.xml><?xml version="1.0" encoding="utf-8"?>
-<ds:datastoreItem xmlns:ds="http://schemas.openxmlformats.org/officeDocument/2006/customXml" ds:itemID="{01D51A4F-7BE7-46DF-A7D0-BDB91C1C49A3}">
-  <ds:schemaRefs>
-    <ds:schemaRef ds:uri="http://schemas.openxmlformats.org/officeDocument/2006/bibliography"/>
-  </ds:schemaRefs>
-</ds:datastoreItem>
-</file>
-
-<file path=customXml/itemProps4.xml><?xml version="1.0" encoding="utf-8"?>
-<ds:datastoreItem xmlns:ds="http://schemas.openxmlformats.org/officeDocument/2006/customXml" ds:itemID="{01D51A4F-7BE7-46DF-A7D0-BDB91C1C49A3}">
-  <ds:schemaRefs>
-    <ds:schemaRef ds:uri="http://www.w3.org/2003/InkML"/>
-  </ds:schemaRefs>
-</ds:datastoreItem>
-</file>
-
-<file path=customXml/itemProps5.xml><?xml version="1.0" encoding="utf-8"?>
-<ds:datastoreItem xmlns:ds="http://schemas.openxmlformats.org/officeDocument/2006/customXml" ds:itemID="{4B023D59-82BC-4D0F-A651-C98E01C1F15C}">
-  <ds:schemaRefs>
-    <ds:schemaRef ds:uri="http://www.w3.org/2003/InkML"/>
-  </ds:schemaRefs>
-</ds:datastoreItem>
-</file>
-
-<file path=customXml/itemProps6.xml><?xml version="1.0" encoding="utf-8"?>
 <ds:datastoreItem xmlns:ds="http://schemas.openxmlformats.org/officeDocument/2006/customXml" ds:itemID="{4B023D59-82BC-4D0F-A651-C98E01C1F15C}">
   <ds:schemaRefs>
     <ds:schemaRef ds:uri="http://schemas.microsoft.com/office/2006/metadata/contentType"/>
@@ -18914,10 +19032,43 @@
 </ds:datastoreItem>
 </file>
 
-<file path=customXml/itemProps7.xml><?xml version="1.0" encoding="utf-8"?>
+<file path=customXml/itemProps3.xml><?xml version="1.0" encoding="utf-8"?>
+<ds:datastoreItem xmlns:ds="http://schemas.openxmlformats.org/officeDocument/2006/customXml" ds:itemID="{4B023D59-82BC-4D0F-A651-C98E01C1F15C}">
+  <ds:schemaRefs>
+    <ds:schemaRef ds:uri="http://www.w3.org/2003/InkML"/>
+  </ds:schemaRefs>
+</ds:datastoreItem>
+</file>
+
+<file path=customXml/itemProps4.xml><?xml version="1.0" encoding="utf-8"?>
+<ds:datastoreItem xmlns:ds="http://schemas.openxmlformats.org/officeDocument/2006/customXml" ds:itemID="{CE199482-6225-420D-8982-84EA3B0C446C}">
+  <ds:schemaRefs>
+    <ds:schemaRef ds:uri="http://schemas.microsoft.com/office/2006/metadata/properties"/>
+    <ds:schemaRef ds:uri="http://schemas.microsoft.com/office/infopath/2007/PartnerControls"/>
+  </ds:schemaRefs>
+</ds:datastoreItem>
+</file>
+
+<file path=customXml/itemProps5.xml><?xml version="1.0" encoding="utf-8"?>
+<ds:datastoreItem xmlns:ds="http://schemas.openxmlformats.org/officeDocument/2006/customXml" ds:itemID="{01D51A4F-7BE7-46DF-A7D0-BDB91C1C49A3}">
+  <ds:schemaRefs>
+    <ds:schemaRef ds:uri="http://schemas.openxmlformats.org/officeDocument/2006/bibliography"/>
+  </ds:schemaRefs>
+</ds:datastoreItem>
+</file>
+
+<file path=customXml/itemProps6.xml><?xml version="1.0" encoding="utf-8"?>
 <ds:datastoreItem xmlns:ds="http://schemas.openxmlformats.org/officeDocument/2006/customXml" ds:itemID="{6A655C0C-F4A3-4931-9F7F-84CBD61DCE8F}">
   <ds:schemaRefs>
     <ds:schemaRef ds:uri="http://schemas.microsoft.com/sharepoint/v3/contenttype/forms"/>
   </ds:schemaRefs>
 </ds:datastoreItem>
+</file>
+
+<file path=customXml/itemProps7.xml><?xml version="1.0" encoding="utf-8"?>
+<ds:datastoreItem xmlns:ds="http://schemas.openxmlformats.org/officeDocument/2006/customXml" ds:itemID="{01D51A4F-7BE7-46DF-A7D0-BDB91C1C49A3}">
+  <ds:schemaRefs>
+    <ds:schemaRef ds:uri="http://www.w3.org/2003/InkML"/>
+  </ds:schemaRefs>
+</ds:datastoreItem>
 </file>
--- a/D_Documentation/Doku-Felix.docx
+++ b/D_Documentation/Doku-Felix.docx
@@ -4754,8 +4754,8 @@
       <w:pPr>
         <w:pStyle w:val="berschrift1"/>
       </w:pPr>
-      <w:bookmarkStart w:id="33" w:name="_Ref200464718"/>
-      <w:bookmarkStart w:id="34" w:name="_Toc222728649"/>
+      <w:bookmarkStart w:id="33" w:name="_Toc222728649"/>
+      <w:bookmarkStart w:id="34" w:name="_Ref200464718"/>
       <w:r>
         <w:lastRenderedPageBreak/>
         <w:t xml:space="preserve">Dokumentation </w:t>
@@ -4768,11 +4768,11 @@
       <w:r>
         <w:t xml:space="preserve"> Alexander</w:t>
       </w:r>
+      <w:bookmarkEnd w:id="33"/>
+      <w:r>
+        <w:t xml:space="preserve"> </w:t>
+      </w:r>
       <w:bookmarkEnd w:id="34"/>
-      <w:r>
-        <w:t xml:space="preserve"> </w:t>
-      </w:r>
-      <w:bookmarkEnd w:id="33"/>
     </w:p>
     <w:p>
       <w:pPr>
@@ -6236,7 +6236,13 @@
         <w:rPr>
           <w:lang w:val="de-AT" w:eastAsia="de-AT"/>
         </w:rPr>
-        <w:t>vereint</w:t>
+        <w:t>verein</w:t>
+      </w:r>
+      <w:r>
+        <w:rPr>
+          <w:lang w:val="de-AT" w:eastAsia="de-AT"/>
+        </w:rPr>
+        <w:t>t</w:t>
       </w:r>
       <w:proofErr w:type="gramEnd"/>
       <w:r>
@@ -6250,43 +6256,25 @@
       <w:pPr>
         <w:pStyle w:val="Text"/>
         <w:rPr>
-          <w:color w:val="0066FF"/>
-        </w:rPr>
-      </w:pPr>
-      <w:r>
-        <w:rPr>
-          <w:color w:val="0066FF"/>
-        </w:rPr>
-        <w:t xml:space="preserve">Jedes Kapitel der DA beginnt mit der Überschrift1 (Ebene1), davor ist immer ein Abschnittswechsel einzufügen. Damit erhält man einerseits eine gute, übersichtliche Struktur des Dokuments, andererseits kann für jedes Kapitel eine spezifische Kopf- und Fußzeile erstellt werden. In der Kopfzeile steht der Titel des Kapitels (Mitte), in der Fußzeile der Name der </w:t>
-      </w:r>
-      <w:proofErr w:type="spellStart"/>
-      <w:r>
-        <w:rPr>
-          <w:color w:val="0066FF"/>
-        </w:rPr>
-        <w:t>Schüler:in</w:t>
-      </w:r>
-      <w:proofErr w:type="spellEnd"/>
-      <w:r>
-        <w:rPr>
-          <w:color w:val="0066FF"/>
-        </w:rPr>
-        <w:t xml:space="preserve"> (links), Kapitel </w:t>
-      </w:r>
-      <w:proofErr w:type="spellStart"/>
-      <w:r>
-        <w:rPr>
-          <w:color w:val="0066FF"/>
-        </w:rPr>
-        <w:t>Nr</w:t>
-      </w:r>
-      <w:proofErr w:type="spellEnd"/>
-      <w:r>
-        <w:rPr>
-          <w:color w:val="0066FF"/>
-        </w:rPr>
-        <w:t xml:space="preserve"> (Mitte), Seitenzahl (rechts).</w:t>
-      </w:r>
+          <w:lang w:val="de-AT" w:eastAsia="de-AT"/>
+        </w:rPr>
+      </w:pPr>
+    </w:p>
+    <w:p>
+      <w:pPr>
+        <w:jc w:val="left"/>
+        <w:sectPr>
+          <w:headerReference w:type="default" r:id="rId41"/>
+          <w:footerReference w:type="default" r:id="rId42"/>
+          <w:headerReference w:type="first" r:id="rId43"/>
+          <w:footerReference w:type="first" r:id="rId44"/>
+          <w:pgSz w:w="11906" w:h="16838"/>
+          <w:pgMar w:top="1417" w:right="1440" w:bottom="1134" w:left="1440" w:header="708" w:footer="708" w:gutter="0"/>
+          <w:cols w:space="720"/>
+          <w:formProt w:val="0"/>
+          <w:docGrid w:type="lines" w:linePitch="360"/>
+        </w:sectPr>
+      </w:pPr>
     </w:p>
     <w:p>
       <w:pPr>
@@ -6318,7 +6306,19 @@
       </w:r>
       <w:r>
         <w:noBreakHyphen/>
-        <w:t>System zu bauen, dass Artikel im Lager vermisst, wiegt und deren Barcodes liest, müssen wir verstehen, wie die einzelnen Technologien funktionieren. In diesem Kapitel erkläre ich die wichtigsten theoretischen Grundlagen – immer mit Blick darauf, wie sie später in der Software umgesetzt werden.</w:t>
+        <w:t>System zu bauen, dass Artikel im Lager vermisst, wiegt und deren Barcodes liest, m</w:t>
+      </w:r>
+      <w:r>
+        <w:t>u</w:t>
+      </w:r>
+      <w:r>
+        <w:t>ss</w:t>
+      </w:r>
+      <w:r>
+        <w:t xml:space="preserve"> man</w:t>
+      </w:r>
+      <w:r>
+        <w:t xml:space="preserve"> verstehen, wie die einzelnen Technologien funktionieren. In diesem Kapitel erkläre ich die wichtigsten theoretischen Grundlagen – immer mit Blick darauf, wie sie später in der Software umgesetzt werden.</w:t>
       </w:r>
     </w:p>
     <w:p>
@@ -6810,10 +6810,6 @@
     <w:p>
       <w:pPr>
         <w:pStyle w:val="Text"/>
-        <w:numPr>
-          <w:ilvl w:val="0"/>
-          <w:numId w:val="30"/>
-        </w:numPr>
         <w:jc w:val="center"/>
         <w:rPr>
           <w:lang w:val="de-AT"/>
@@ -6842,7 +6838,7 @@
                     </pic:cNvPicPr>
                   </pic:nvPicPr>
                   <pic:blipFill rotWithShape="1">
-                    <a:blip r:embed="rId45" cstate="print">
+                    <a:blip r:embed="rId49" cstate="print">
                       <a:extLst>
                         <a:ext uri="{28A0092B-C50C-407E-A947-70E740481C1C}">
                           <a14:useLocalDpi xmlns:a14="http://schemas.microsoft.com/office/drawing/2010/main" val="0"/>
@@ -6889,10 +6885,6 @@
     <w:p>
       <w:pPr>
         <w:pStyle w:val="Beschriftung"/>
-        <w:numPr>
-          <w:ilvl w:val="0"/>
-          <w:numId w:val="30"/>
-        </w:numPr>
         <w:rPr>
           <w:color w:val="0066FF"/>
         </w:rPr>
@@ -7028,7 +7020,7 @@
       <w:pPr>
         <w:jc w:val="left"/>
       </w:pPr>
-      <w:hyperlink r:id="rId46" w:anchor="Configuring%20Stereo%20Depth-Short%20range%20stereo%20depth" w:history="1">
+      <w:hyperlink r:id="rId50" w:anchor="Configuring%20Stereo%20Depth-Short%20range%20stereo%20depth" w:history="1">
         <w:r>
           <w:rPr>
             <w:rStyle w:val="Hyperlink"/>
@@ -7047,24 +7039,20 @@
     </w:p>
     <w:p>
       <w:pPr>
-        <w:pStyle w:val="berschrift3"/>
-      </w:pPr>
-      <w:bookmarkStart w:id="51" w:name="_Toc222728662"/>
-      <w:commentRangeStart w:id="52"/>
-      <w:r>
+        <w:pStyle w:val="Text"/>
+        <w:rPr>
+          <w:b/>
+          <w:lang w:val="de-AT"/>
+        </w:rPr>
+      </w:pPr>
+      <w:r>
+        <w:rPr>
+          <w:b/>
+          <w:lang w:val="de-AT"/>
+        </w:rPr>
         <w:lastRenderedPageBreak/>
-        <w:t>Punktwolken und dreidimensionale Geometrie</w:t>
-      </w:r>
-      <w:commentRangeEnd w:id="52"/>
-      <w:r>
-        <w:rPr>
-          <w:rStyle w:val="Kommentarzeichen"/>
-          <w:b w:val="0"/>
-          <w:bCs w:val="0"/>
-        </w:rPr>
-        <w:commentReference w:id="52"/>
-      </w:r>
-      <w:bookmarkEnd w:id="51"/>
+        <w:t>Punktwolke und dreidimensionale Geometrie</w:t>
+      </w:r>
     </w:p>
     <w:p>
       <w:pPr>
@@ -7213,7 +7201,7 @@
           <w:lang w:val="de-AT"/>
         </w:rPr>
       </w:pPr>
-      <w:bookmarkStart w:id="53" w:name="_Toc222728663"/>
+      <w:bookmarkStart w:id="51" w:name="_Toc222728663"/>
       <w:r>
         <w:rPr>
           <w:lang w:val="de-AT"/>
@@ -7228,7 +7216,7 @@
         <w:noBreakHyphen/>
         <w:t>Erkennung</w:t>
       </w:r>
-      <w:bookmarkEnd w:id="53"/>
+      <w:bookmarkEnd w:id="51"/>
     </w:p>
     <w:p>
       <w:pPr>
@@ -7671,7 +7659,19 @@
         <w:rPr>
           <w:lang w:val="de-AT"/>
         </w:rPr>
-        <w:t>die Code</w:t>
+        <w:t xml:space="preserve">die </w:t>
+      </w:r>
+      <w:r>
+        <w:rPr>
+          <w:lang w:val="de-AT"/>
+        </w:rPr>
+        <w:t>Barco</w:t>
+      </w:r>
+      <w:r>
+        <w:rPr>
+          <w:lang w:val="de-AT"/>
+        </w:rPr>
+        <w:t>de</w:t>
       </w:r>
       <w:proofErr w:type="gramEnd"/>
       <w:r>
@@ -7701,19 +7701,19 @@
         </w:rPr>
         <w:noBreakHyphen/>
       </w:r>
-      <w:commentRangeStart w:id="54"/>
+      <w:commentRangeStart w:id="52"/>
       <w:r>
         <w:rPr>
           <w:lang w:val="de-AT"/>
         </w:rPr>
         <w:t>Objekterkennungsmodells</w:t>
       </w:r>
-      <w:commentRangeEnd w:id="54"/>
+      <w:commentRangeEnd w:id="52"/>
       <w:r>
         <w:rPr>
           <w:rStyle w:val="Kommentarzeichen"/>
         </w:rPr>
-        <w:commentReference w:id="54"/>
+        <w:commentReference w:id="52"/>
       </w:r>
       <w:r>
         <w:rPr>
@@ -7915,7 +7915,7 @@
           <w:lang w:val="de-AT"/>
         </w:rPr>
       </w:pPr>
-      <w:commentRangeStart w:id="55"/>
+      <w:commentRangeStart w:id="53"/>
       <w:r>
         <w:rPr>
           <w:b/>
@@ -7924,12 +7924,12 @@
         </w:rPr>
         <w:t>Ablauf in der Software:</w:t>
       </w:r>
-      <w:commentRangeEnd w:id="55"/>
+      <w:commentRangeEnd w:id="53"/>
       <w:r>
         <w:rPr>
           <w:rStyle w:val="Kommentarzeichen"/>
         </w:rPr>
-        <w:commentReference w:id="55"/>
+        <w:commentReference w:id="53"/>
       </w:r>
     </w:p>
     <w:p>
@@ -8053,31 +8053,25 @@
           <w:lang w:val="de-AT"/>
         </w:rPr>
       </w:pPr>
-      <w:bookmarkStart w:id="56" w:name="_Toc222728664"/>
-      <w:commentRangeStart w:id="57"/>
+      <w:bookmarkStart w:id="54" w:name="_Toc222728664"/>
+      <w:commentRangeStart w:id="55"/>
       <w:r>
         <w:rPr>
           <w:lang w:val="de-AT"/>
         </w:rPr>
         <w:lastRenderedPageBreak/>
-        <w:t xml:space="preserve">Gewichtserfassung </w:t>
-      </w:r>
-      <w:r>
-        <w:rPr>
-          <w:lang w:val="de-AT"/>
-        </w:rPr>
-        <w:t>- Systemübersicht</w:t>
-      </w:r>
-      <w:commentRangeEnd w:id="57"/>
+        <w:t>Gewichtserfassung</w:t>
+      </w:r>
+      <w:commentRangeEnd w:id="55"/>
       <w:r>
         <w:rPr>
           <w:rStyle w:val="Kommentarzeichen"/>
           <w:b w:val="0"/>
           <w:bCs w:val="0"/>
         </w:rPr>
-        <w:commentReference w:id="57"/>
-      </w:r>
-      <w:bookmarkEnd w:id="56"/>
+        <w:commentReference w:id="55"/>
+      </w:r>
+      <w:bookmarkEnd w:id="54"/>
     </w:p>
     <w:p>
       <w:pPr>
@@ -8181,8 +8175,8 @@
           <w:lang w:val="de-AT"/>
         </w:rPr>
       </w:pPr>
-      <w:bookmarkStart w:id="58" w:name="_Toc222728665"/>
-      <w:commentRangeStart w:id="59"/>
+      <w:bookmarkStart w:id="56" w:name="_Toc222728665"/>
+      <w:commentRangeStart w:id="57"/>
       <w:r>
         <w:rPr>
           <w:lang w:val="de-AT"/>
@@ -8190,16 +8184,16 @@
         <w:lastRenderedPageBreak/>
         <w:t>Systemintegration und Datenverarbeitung</w:t>
       </w:r>
-      <w:commentRangeEnd w:id="59"/>
+      <w:commentRangeEnd w:id="57"/>
       <w:r>
         <w:rPr>
           <w:rStyle w:val="Kommentarzeichen"/>
           <w:b w:val="0"/>
           <w:bCs w:val="0"/>
         </w:rPr>
-        <w:commentReference w:id="59"/>
-      </w:r>
-      <w:bookmarkEnd w:id="58"/>
+        <w:commentReference w:id="57"/>
+      </w:r>
+      <w:bookmarkEnd w:id="56"/>
     </w:p>
     <w:p>
       <w:pPr>
@@ -8238,7 +8232,16 @@
       </w:r>
       <w:proofErr w:type="gramStart"/>
       <w:r>
-        <w:t>zur Code</w:t>
+        <w:t xml:space="preserve">zur </w:t>
+      </w:r>
+      <w:r>
+        <w:t>Barc</w:t>
+      </w:r>
+      <w:r>
+        <w:t>o</w:t>
+      </w:r>
+      <w:r>
+        <w:t>de</w:t>
       </w:r>
       <w:proofErr w:type="gramEnd"/>
       <w:r>
@@ -8578,14 +8581,15 @@
     </w:p>
     <w:p>
       <w:pPr>
-        <w:pStyle w:val="Text"/>
-      </w:pPr>
-    </w:p>
-    <w:p>
-      <w:pPr>
         <w:jc w:val="left"/>
-      </w:pPr>
-      <w:r>
+        <w:rPr>
+          <w:lang w:val="de-AT" w:eastAsia="de-DE"/>
+        </w:rPr>
+      </w:pPr>
+      <w:r>
+        <w:rPr>
+          <w:lang w:val="de-AT" w:eastAsia="de-DE"/>
+        </w:rPr>
         <w:br w:type="page"/>
       </w:r>
     </w:p>
@@ -8593,12 +8597,876 @@
       <w:pPr>
         <w:pStyle w:val="berschrift3"/>
       </w:pPr>
-      <w:bookmarkStart w:id="60" w:name="_Toc222728666"/>
+      <w:r>
+        <w:lastRenderedPageBreak/>
+        <w:t>Interface</w:t>
+      </w:r>
+    </w:p>
+    <w:p>
+      <w:pPr>
+        <w:pStyle w:val="Text"/>
+        <w:rPr>
+          <w:lang w:val="de-AT"/>
+        </w:rPr>
+      </w:pPr>
+      <w:r>
+        <w:rPr>
+          <w:lang w:val="de-AT"/>
+        </w:rPr>
+        <w:t xml:space="preserve">Für die Visualisierung und Bedienung des 3D-Scanners wird ein grafisches Benutzerinterface (GUI) konzipiert, </w:t>
+      </w:r>
+      <w:r>
+        <w:rPr>
+          <w:lang w:val="de-AT"/>
+        </w:rPr>
+        <w:t>dass</w:t>
+      </w:r>
+      <w:r>
+        <w:rPr>
+          <w:lang w:val="de-AT"/>
+        </w:rPr>
+        <w:t xml:space="preserve"> sowohl der strukturierten Darstellung der Messwerte als auch der gezielten Fehlerdiagnose dient. Aufgrund der internationalen Belegschaft der Firma LEITNER wird das Interface mehrsprachig ausgeführt. Unterstützt werden Deutsch, Englisch und Italienisch, um eine barrierefreie Nutzung für alle Mitarbeitenden sicherzustellen.</w:t>
+      </w:r>
+    </w:p>
+    <w:p>
+      <w:pPr>
+        <w:pStyle w:val="Text"/>
+        <w:rPr>
+          <w:lang w:val="de-AT"/>
+        </w:rPr>
+      </w:pPr>
+    </w:p>
+    <w:p>
+      <w:pPr>
+        <w:pStyle w:val="Text"/>
+        <w:rPr>
+          <w:lang w:val="de-AT"/>
+        </w:rPr>
+      </w:pPr>
+      <w:r>
+        <w:rPr>
+          <w:lang w:val="de-AT"/>
+        </w:rPr>
+        <w:t xml:space="preserve">Die Implementierung erfolgt in </w:t>
+      </w:r>
+      <w:r>
+        <w:rPr>
+          <w:bCs/>
+          <w:lang w:val="de-AT"/>
+        </w:rPr>
+        <w:t>Python</w:t>
+      </w:r>
+      <w:r>
+        <w:rPr>
+          <w:lang w:val="de-AT"/>
+        </w:rPr>
+        <w:t xml:space="preserve"> unter Verwendung der Bibliothek </w:t>
+      </w:r>
+      <w:r>
+        <w:rPr>
+          <w:bCs/>
+          <w:lang w:val="de-AT"/>
+        </w:rPr>
+        <w:t>PyQt6</w:t>
+      </w:r>
+      <w:r>
+        <w:rPr>
+          <w:lang w:val="de-AT"/>
+        </w:rPr>
+        <w:t xml:space="preserve">. Diese ermöglicht eine moderne, skalierbare und ereignisgesteuerte GUI-Architektur. Im Vergleich zu einfacheren Frameworks wie </w:t>
+      </w:r>
+      <w:proofErr w:type="spellStart"/>
+      <w:r>
+        <w:rPr>
+          <w:lang w:val="de-AT"/>
+        </w:rPr>
+        <w:t>Tkinter</w:t>
+      </w:r>
+      <w:proofErr w:type="spellEnd"/>
+      <w:r>
+        <w:rPr>
+          <w:lang w:val="de-AT"/>
+        </w:rPr>
+        <w:t xml:space="preserve"> bietet PyQt6 erweiterte Gestaltungsmöglichkeiten</w:t>
+      </w:r>
+      <w:r>
+        <w:rPr>
+          <w:lang w:val="de-AT"/>
+        </w:rPr>
+        <w:t>.</w:t>
+      </w:r>
+      <w:r>
+        <w:rPr>
+          <w:lang w:val="de-AT"/>
+        </w:rPr>
+        <w:t xml:space="preserve"> </w:t>
+      </w:r>
+      <w:r>
+        <w:rPr>
+          <w:lang w:val="de-AT"/>
+        </w:rPr>
+        <w:t xml:space="preserve">Zum Beispiel </w:t>
+      </w:r>
+      <w:r>
+        <w:rPr>
+          <w:lang w:val="de-AT"/>
+        </w:rPr>
+        <w:t xml:space="preserve">ein konsistentes Widget-System sowie die Integration von </w:t>
+      </w:r>
+      <w:proofErr w:type="spellStart"/>
+      <w:r>
+        <w:rPr>
+          <w:bCs/>
+          <w:lang w:val="de-AT"/>
+        </w:rPr>
+        <w:t>QThreads</w:t>
+      </w:r>
+      <w:proofErr w:type="spellEnd"/>
+      <w:r>
+        <w:rPr>
+          <w:lang w:val="de-AT"/>
+        </w:rPr>
+        <w:t xml:space="preserve">. </w:t>
+      </w:r>
+      <w:r>
+        <w:rPr>
+          <w:lang w:val="de-AT"/>
+        </w:rPr>
+        <w:t>Das</w:t>
+      </w:r>
+      <w:r>
+        <w:rPr>
+          <w:lang w:val="de-AT"/>
+        </w:rPr>
+        <w:t xml:space="preserve"> den Einsatz von Multithreading </w:t>
+      </w:r>
+      <w:r>
+        <w:rPr>
+          <w:lang w:val="de-AT"/>
+        </w:rPr>
+        <w:t>ermöglicht und</w:t>
+      </w:r>
+      <w:r>
+        <w:rPr>
+          <w:lang w:val="de-AT"/>
+        </w:rPr>
+        <w:t xml:space="preserve"> rechenintensive Prozesse – beispielsweise Bildverarbeitung, Tiefenberechnung oder Barcodeanalyse – parallel zur Benutzeroberfläche ausgeführt werden</w:t>
+      </w:r>
+      <w:r>
+        <w:rPr>
+          <w:lang w:val="de-AT"/>
+        </w:rPr>
+        <w:t xml:space="preserve"> können</w:t>
+      </w:r>
+      <w:r>
+        <w:rPr>
+          <w:lang w:val="de-AT"/>
+        </w:rPr>
+        <w:t>. Dadurch bleibt die GUI reaktionsfähig, während im Hintergrund komplexe Berechnungen stattfinden.</w:t>
+      </w:r>
+    </w:p>
+    <w:p>
+      <w:pPr>
+        <w:pStyle w:val="Text"/>
+        <w:rPr>
+          <w:lang w:val="de-AT"/>
+        </w:rPr>
+      </w:pPr>
+    </w:p>
+    <w:p>
+      <w:pPr>
+        <w:pStyle w:val="Text"/>
+        <w:rPr>
+          <w:b/>
+          <w:bCs/>
+          <w:lang w:val="de-AT"/>
+        </w:rPr>
+      </w:pPr>
+      <w:r>
+        <w:rPr>
+          <w:b/>
+          <w:bCs/>
+          <w:lang w:val="de-AT"/>
+        </w:rPr>
+        <w:t>Funktionsstruktur der Startseite</w:t>
+      </w:r>
+    </w:p>
+    <w:p>
+      <w:pPr>
+        <w:pStyle w:val="Text"/>
+        <w:rPr>
+          <w:lang w:val="de-AT"/>
+        </w:rPr>
+      </w:pPr>
+      <w:r>
+        <w:rPr>
+          <w:lang w:val="de-AT"/>
+        </w:rPr>
+        <w:t>Auf der Startseite werden zentrale Systemtests und Steuerfunktionen bereitgestellt:</w:t>
+      </w:r>
+    </w:p>
+    <w:p>
+      <w:pPr>
+        <w:pStyle w:val="Text"/>
+        <w:numPr>
+          <w:ilvl w:val="0"/>
+          <w:numId w:val="35"/>
+        </w:numPr>
+        <w:rPr>
+          <w:lang w:val="de-AT"/>
+        </w:rPr>
+      </w:pPr>
+      <w:r>
+        <w:rPr>
+          <w:lang w:val="de-AT"/>
+        </w:rPr>
+        <w:t>Aktivierung und Kontrolle der Scanner-Beleuchtung</w:t>
+      </w:r>
+    </w:p>
+    <w:p>
+      <w:pPr>
+        <w:pStyle w:val="Text"/>
+        <w:numPr>
+          <w:ilvl w:val="0"/>
+          <w:numId w:val="35"/>
+        </w:numPr>
+        <w:rPr>
+          <w:lang w:val="de-AT"/>
+        </w:rPr>
+      </w:pPr>
+      <w:r>
+        <w:rPr>
+          <w:lang w:val="de-AT"/>
+        </w:rPr>
+        <w:t>Überprüfung der Kamerakommunikation aller vier Kameramodule</w:t>
+      </w:r>
+    </w:p>
+    <w:p>
+      <w:pPr>
+        <w:pStyle w:val="Text"/>
+        <w:numPr>
+          <w:ilvl w:val="0"/>
+          <w:numId w:val="35"/>
+        </w:numPr>
+        <w:rPr>
+          <w:lang w:val="de-AT"/>
+        </w:rPr>
+      </w:pPr>
+      <w:r>
+        <w:rPr>
+          <w:lang w:val="de-AT"/>
+        </w:rPr>
+        <w:t xml:space="preserve">Tarieren der </w:t>
+      </w:r>
+      <w:proofErr w:type="spellStart"/>
+      <w:r>
+        <w:rPr>
+          <w:lang w:val="de-AT"/>
+        </w:rPr>
+        <w:t>Wägezelle</w:t>
+      </w:r>
+      <w:proofErr w:type="spellEnd"/>
+    </w:p>
+    <w:p>
+      <w:pPr>
+        <w:pStyle w:val="Text"/>
+        <w:numPr>
+          <w:ilvl w:val="0"/>
+          <w:numId w:val="35"/>
+        </w:numPr>
+        <w:rPr>
+          <w:lang w:val="de-AT"/>
+        </w:rPr>
+      </w:pPr>
+      <w:r>
+        <w:rPr>
+          <w:lang w:val="de-AT"/>
+        </w:rPr>
+        <w:t>Starten eines Scanvorgangs</w:t>
+      </w:r>
+    </w:p>
+    <w:p>
+      <w:pPr>
+        <w:pStyle w:val="Text"/>
+        <w:numPr>
+          <w:ilvl w:val="0"/>
+          <w:numId w:val="35"/>
+        </w:numPr>
+        <w:rPr>
+          <w:lang w:val="de-AT"/>
+        </w:rPr>
+      </w:pPr>
+      <w:r>
+        <w:rPr>
+          <w:lang w:val="de-AT"/>
+        </w:rPr>
+        <w:t>Beenden des Programms</w:t>
+      </w:r>
+    </w:p>
+    <w:p>
+      <w:pPr>
+        <w:pStyle w:val="Text"/>
+        <w:rPr>
+          <w:lang w:val="de-AT"/>
+        </w:rPr>
+      </w:pPr>
+      <w:r>
+        <w:rPr>
+          <w:lang w:val="de-AT"/>
+        </w:rPr>
+        <w:lastRenderedPageBreak/>
+        <w:t>Nach dem Start eines Scanvorgangs erfolgt zunächst die simultane Aufnahme von Bildern aller vier Kameras. Diese werden auf einer separaten Seite angezeigt. Der Benutzer erhält die Möglichkeit, die Bilder zu akzeptieren oder zu verwerfen (z. B. bei unzureichender Objekterkennung oder zu geringer Objektgröße).</w:t>
+      </w:r>
+    </w:p>
+    <w:p>
+      <w:pPr>
+        <w:pStyle w:val="Text"/>
+        <w:rPr>
+          <w:lang w:val="de-AT"/>
+        </w:rPr>
+      </w:pPr>
+    </w:p>
+    <w:p>
+      <w:pPr>
+        <w:pStyle w:val="Text"/>
+        <w:rPr>
+          <w:b/>
+          <w:bCs/>
+          <w:lang w:val="de-AT"/>
+        </w:rPr>
+      </w:pPr>
+      <w:r>
+        <w:rPr>
+          <w:b/>
+          <w:bCs/>
+          <w:lang w:val="de-AT"/>
+        </w:rPr>
+        <w:t>Prozessablauf der Artikelerfassung</w:t>
+      </w:r>
+    </w:p>
+    <w:p>
+      <w:pPr>
+        <w:pStyle w:val="Text"/>
+        <w:rPr>
+          <w:lang w:val="de-AT"/>
+        </w:rPr>
+      </w:pPr>
+      <w:r>
+        <w:rPr>
+          <w:lang w:val="de-AT"/>
+        </w:rPr>
+        <w:t>Nach Bestätigung der Bildaufnahmen werden die automatisierten Erfassungsprozesse gestartet. Dazu zählen:</w:t>
+      </w:r>
+    </w:p>
+    <w:p>
+      <w:pPr>
+        <w:pStyle w:val="Text"/>
+        <w:numPr>
+          <w:ilvl w:val="0"/>
+          <w:numId w:val="36"/>
+        </w:numPr>
+        <w:rPr>
+          <w:lang w:val="de-AT"/>
+        </w:rPr>
+      </w:pPr>
+      <w:r>
+        <w:rPr>
+          <w:b/>
+          <w:bCs/>
+          <w:lang w:val="de-AT"/>
+        </w:rPr>
+        <w:t>Barcodeerkennung</w:t>
+      </w:r>
+    </w:p>
+    <w:p>
+      <w:pPr>
+        <w:pStyle w:val="Text"/>
+        <w:numPr>
+          <w:ilvl w:val="0"/>
+          <w:numId w:val="36"/>
+        </w:numPr>
+        <w:rPr>
+          <w:lang w:val="de-AT"/>
+        </w:rPr>
+      </w:pPr>
+      <w:r>
+        <w:rPr>
+          <w:b/>
+          <w:bCs/>
+          <w:lang w:val="de-AT"/>
+        </w:rPr>
+        <w:t>Gewichtserfassung</w:t>
+      </w:r>
+    </w:p>
+    <w:p>
+      <w:pPr>
+        <w:pStyle w:val="Text"/>
+        <w:numPr>
+          <w:ilvl w:val="0"/>
+          <w:numId w:val="36"/>
+        </w:numPr>
+        <w:rPr>
+          <w:lang w:val="de-AT"/>
+        </w:rPr>
+      </w:pPr>
+      <w:r>
+        <w:rPr>
+          <w:b/>
+          <w:bCs/>
+          <w:lang w:val="de-AT"/>
+        </w:rPr>
+        <w:t>Bestimmung der geometrischen Abmessungen</w:t>
+      </w:r>
+    </w:p>
+    <w:p>
+      <w:pPr>
+        <w:pStyle w:val="Text"/>
+        <w:rPr>
+          <w:lang w:val="de-AT"/>
+        </w:rPr>
+      </w:pPr>
+      <w:r>
+        <w:rPr>
+          <w:lang w:val="de-AT"/>
+        </w:rPr>
+        <w:t>Der Fortschritt wird mittels eines visuellen Fortschrittsbalkens dargestellt. Nach erfolgreicher Verarbeitung werden sämtliche erfassten Daten übersichtlich angezeigt. Tritt ein Fehler auf, erfolgt eine strukturierte Protokollierung in einer Log-Datei. Zusätzlich werden in der GUI betroffene Felder mit „Undefiniert“ gekennzeichnet, um eine klare visuelle Rückmeldung über fehlerhafte oder fehlgeschlagene Messungen zu geben.</w:t>
+      </w:r>
+    </w:p>
+    <w:p>
+      <w:pPr>
+        <w:pStyle w:val="Text"/>
+        <w:rPr>
+          <w:lang w:val="de-AT"/>
+        </w:rPr>
+      </w:pPr>
+    </w:p>
+    <w:p>
+      <w:pPr>
+        <w:pStyle w:val="Text"/>
+        <w:rPr>
+          <w:b/>
+          <w:bCs/>
+          <w:lang w:val="de-AT"/>
+        </w:rPr>
+      </w:pPr>
+      <w:r>
+        <w:rPr>
+          <w:b/>
+          <w:bCs/>
+          <w:lang w:val="de-AT"/>
+        </w:rPr>
+        <w:t>Manuelle Korrekturmöglichkeiten</w:t>
+      </w:r>
+    </w:p>
+    <w:p>
+      <w:pPr>
+        <w:pStyle w:val="Text"/>
+        <w:rPr>
+          <w:lang w:val="de-AT"/>
+        </w:rPr>
+      </w:pPr>
+      <w:r>
+        <w:rPr>
+          <w:lang w:val="de-AT"/>
+        </w:rPr>
+        <w:t>Da Objekte unter Umständen aufgrund ihrer Größe, ihres Gewichts oder ungünstiger Oberflächeneigenschaften nicht vollständig automatisch erfasst werden können, sind alle Ergebnisfelder editierbar ausgeführt. Dadurch können Messwerte manuell ergänzt oder korrigiert werden, um eine vollständige Datenerfassung sicherzustellen.</w:t>
+      </w:r>
+    </w:p>
+    <w:p>
+      <w:pPr>
+        <w:pStyle w:val="Text"/>
+        <w:rPr>
+          <w:lang w:val="de-AT"/>
+        </w:rPr>
+      </w:pPr>
+      <w:r>
+        <w:rPr>
+          <w:lang w:val="de-AT"/>
+        </w:rPr>
+        <w:t xml:space="preserve">Im Bereich der Barcodeverarbeitung besteht zusätzlich eine Auswahlmöglichkeit, da auf Verpackungen häufig mehrere Codes vorhanden sind. </w:t>
+      </w:r>
+    </w:p>
+    <w:p>
+      <w:pPr>
+        <w:pStyle w:val="Text"/>
+        <w:rPr>
+          <w:lang w:val="de-AT"/>
+        </w:rPr>
+      </w:pPr>
+    </w:p>
+    <w:p>
+      <w:pPr>
+        <w:pStyle w:val="Text"/>
+        <w:rPr>
+          <w:lang w:val="de-AT"/>
+        </w:rPr>
+      </w:pPr>
+      <w:r>
+        <w:rPr>
+          <w:lang w:val="de-AT"/>
+        </w:rPr>
+        <w:lastRenderedPageBreak/>
+        <w:t>Es können maximal zwei Barcodes gespeichert werden:</w:t>
+      </w:r>
+    </w:p>
+    <w:p>
+      <w:pPr>
+        <w:pStyle w:val="Text"/>
+        <w:numPr>
+          <w:ilvl w:val="0"/>
+          <w:numId w:val="37"/>
+        </w:numPr>
+        <w:rPr>
+          <w:lang w:val="de-AT"/>
+        </w:rPr>
+      </w:pPr>
+      <w:r>
+        <w:rPr>
+          <w:lang w:val="de-AT"/>
+        </w:rPr>
+        <w:t>eine Artikelnummer (EAN-13)</w:t>
+      </w:r>
+    </w:p>
+    <w:p>
+      <w:pPr>
+        <w:pStyle w:val="Text"/>
+        <w:numPr>
+          <w:ilvl w:val="0"/>
+          <w:numId w:val="37"/>
+        </w:numPr>
+        <w:rPr>
+          <w:lang w:val="de-AT"/>
+        </w:rPr>
+      </w:pPr>
+      <w:r>
+        <w:rPr>
+          <w:lang w:val="de-AT"/>
+        </w:rPr>
+        <w:t>eine interne Materialnummer (Code 128)</w:t>
+      </w:r>
+    </w:p>
+    <w:p>
+      <w:pPr>
+        <w:pStyle w:val="Text"/>
+        <w:rPr>
+          <w:lang w:val="de-AT"/>
+        </w:rPr>
+      </w:pPr>
+      <w:r>
+        <w:rPr>
+          <w:lang w:val="de-AT"/>
+        </w:rPr>
+        <w:t>Zur gezielten Auswahl werden Checkboxen bereitgestellt, sodass unerwünschte Codes nicht physisch verdeckt werden müssen. Dies erhöht die Benutzerfreundlichkeit und reduziert den manuellen Aufwand.</w:t>
+      </w:r>
+    </w:p>
+    <w:p>
+      <w:pPr>
+        <w:pStyle w:val="Text"/>
+        <w:rPr>
+          <w:lang w:val="de-AT"/>
+        </w:rPr>
+      </w:pPr>
+    </w:p>
+    <w:p>
+      <w:pPr>
+        <w:pStyle w:val="Text"/>
+        <w:rPr>
+          <w:b/>
+          <w:bCs/>
+          <w:lang w:val="de-AT"/>
+        </w:rPr>
+      </w:pPr>
+      <w:r>
+        <w:rPr>
+          <w:b/>
+          <w:bCs/>
+          <w:lang w:val="de-AT"/>
+        </w:rPr>
+        <w:t>Datenspeicherung und Systemintegration</w:t>
+      </w:r>
+    </w:p>
+    <w:p>
+      <w:pPr>
+        <w:pStyle w:val="Text"/>
+        <w:rPr>
+          <w:lang w:val="de-AT"/>
+        </w:rPr>
+      </w:pPr>
+      <w:r>
+        <w:rPr>
+          <w:lang w:val="de-AT"/>
+        </w:rPr>
+        <w:t>Abschließend kann der Benutzer die Art der Datenspeicherung festlegen. Standardmäßig erfolgt die lokale Speicherung:</w:t>
+      </w:r>
+    </w:p>
+    <w:p>
+      <w:pPr>
+        <w:pStyle w:val="Text"/>
+        <w:numPr>
+          <w:ilvl w:val="0"/>
+          <w:numId w:val="38"/>
+        </w:numPr>
+        <w:rPr>
+          <w:lang w:val="de-AT"/>
+        </w:rPr>
+      </w:pPr>
+      <w:r>
+        <w:rPr>
+          <w:lang w:val="de-AT"/>
+        </w:rPr>
+        <w:t>Messdaten werden in einer CSV-Datei abgelegt</w:t>
+      </w:r>
+    </w:p>
+    <w:p>
+      <w:pPr>
+        <w:pStyle w:val="Text"/>
+        <w:numPr>
+          <w:ilvl w:val="0"/>
+          <w:numId w:val="38"/>
+        </w:numPr>
+        <w:rPr>
+          <w:lang w:val="de-AT"/>
+        </w:rPr>
+      </w:pPr>
+      <w:r>
+        <w:rPr>
+          <w:lang w:val="de-AT"/>
+        </w:rPr>
+        <w:t>Bilddateien werden in einem definierten Verzeichnis gespeichert</w:t>
+      </w:r>
+    </w:p>
+    <w:p>
+      <w:pPr>
+        <w:pStyle w:val="Text"/>
+        <w:numPr>
+          <w:ilvl w:val="0"/>
+          <w:numId w:val="38"/>
+        </w:numPr>
+        <w:rPr>
+          <w:lang w:val="de-AT"/>
+        </w:rPr>
+      </w:pPr>
+      <w:r>
+        <w:rPr>
+          <w:lang w:val="de-AT"/>
+        </w:rPr>
+        <w:t xml:space="preserve">Der entsprechende </w:t>
+      </w:r>
+      <w:proofErr w:type="spellStart"/>
+      <w:r>
+        <w:rPr>
+          <w:lang w:val="de-AT"/>
+        </w:rPr>
+        <w:t>Bildpfad</w:t>
+      </w:r>
+      <w:proofErr w:type="spellEnd"/>
+      <w:r>
+        <w:rPr>
+          <w:lang w:val="de-AT"/>
+        </w:rPr>
+        <w:t xml:space="preserve"> wird in der CSV-Datei referenziert</w:t>
+      </w:r>
+    </w:p>
+    <w:p>
+      <w:pPr>
+        <w:pStyle w:val="Text"/>
+        <w:rPr>
+          <w:lang w:val="de-AT"/>
+        </w:rPr>
+      </w:pPr>
+    </w:p>
+    <w:p>
+      <w:pPr>
+        <w:pStyle w:val="Text"/>
+        <w:rPr>
+          <w:lang w:val="de-AT"/>
+        </w:rPr>
+      </w:pPr>
+      <w:r>
+        <w:rPr>
+          <w:lang w:val="de-AT"/>
+        </w:rPr>
+        <w:t>Die CSV-Struktur ist so aufgebaut, dass sie direkt in das unternehmensinterne SAP-System importiert werden kann.</w:t>
+      </w:r>
+    </w:p>
+    <w:p>
+      <w:pPr>
+        <w:pStyle w:val="Text"/>
+        <w:rPr>
+          <w:lang w:val="de-AT"/>
+        </w:rPr>
+      </w:pPr>
+      <w:r>
+        <w:rPr>
+          <w:lang w:val="de-AT"/>
+        </w:rPr>
+        <w:t>Alternativ ist – bei vorhandener Netzwerkfreigabe – eine direkte Datenübertragung über eine Programmierschnittstelle (API) vorgesehen. In diesem Fall werden die erfassten Daten unmittelbar in das SAP-System übertragen, wodurch Zwischenschritte entfallen und der Arbeitsprozess effizienter gestaltet wird. Voraussetzung hierfür ist die Freigabe durch die interne IT-Abteilung.</w:t>
+      </w:r>
+    </w:p>
+    <w:p>
+      <w:pPr>
+        <w:pStyle w:val="Text"/>
+        <w:rPr>
+          <w:lang w:val="de-AT"/>
+        </w:rPr>
+      </w:pPr>
+      <w:r>
+        <w:rPr>
+          <w:lang w:val="de-AT"/>
+        </w:rPr>
+        <w:t>Durch diese modulare und mehrsprachige Interface-Struktur wird eine robuste, erweiterbare und praxisnahe Bedienoberfläche geschaffen, die sowohl technische Anforderungen als auch betriebliche Rahmenbedingungen berücksichtigt.</w:t>
+      </w:r>
+    </w:p>
+    <w:p>
+      <w:pPr>
+        <w:jc w:val="left"/>
+        <w:rPr>
+          <w:lang w:val="de-AT"/>
+        </w:rPr>
+      </w:pPr>
+      <w:r>
+        <w:rPr>
+          <w:lang w:val="de-AT"/>
+        </w:rPr>
+        <w:br w:type="page"/>
+      </w:r>
+    </w:p>
+    <w:p>
+      <w:pPr>
+        <w:pStyle w:val="Text"/>
+        <w:rPr>
+          <w:b/>
+        </w:rPr>
+      </w:pPr>
+      <w:r>
+        <w:rPr>
+          <w:b/>
+        </w:rPr>
+        <w:lastRenderedPageBreak/>
+        <w:t>Systemansteuerung</w:t>
+      </w:r>
+    </w:p>
+    <w:p>
+      <w:pPr>
+        <w:pStyle w:val="Text"/>
+        <w:rPr>
+          <w:lang w:val="de-AT"/>
+        </w:rPr>
+      </w:pPr>
+      <w:r>
+        <w:rPr>
+          <w:lang w:val="de-AT"/>
+        </w:rPr>
+        <w:t>Die Ansteuerung des Gesamtsystems erfolgt über eine kabelgebundene Ethernet-Verbindung zwischen dem Bedienrechner (Laptop) und dem Raspberry Pi. Der Raspberry Pi übernimmt dabei die zentrale Steuerung der Sensorik sowie der angeschlossenen Hardwarekomponenten.</w:t>
+      </w:r>
+    </w:p>
+    <w:p>
+      <w:pPr>
+        <w:pStyle w:val="Text"/>
+        <w:rPr>
+          <w:lang w:val="de-AT"/>
+        </w:rPr>
+      </w:pPr>
+      <w:r>
+        <w:rPr>
+          <w:lang w:val="de-AT"/>
+        </w:rPr>
+        <w:t>Zur Anzeige und Bedienung des User Interfaces wird eine Remote-Desktop-Verbindung mittels VNC</w:t>
+      </w:r>
+      <w:r>
+        <w:rPr>
+          <w:lang w:val="de-AT"/>
+        </w:rPr>
+        <w:t>-</w:t>
+      </w:r>
+      <w:r>
+        <w:rPr>
+          <w:lang w:val="de-AT"/>
+        </w:rPr>
+        <w:t>Viewer hergestellt. Über die IP-Adresse des Raspberry Pi kann so direkt auf dessen grafische Oberfläche zugegriffen werden. Dieses Vorgehen ermöglicht eine einfache Inbetriebnahme, Wartung sowie Fehlersuche, ohne dass zusätzliche Peripheriegeräte (Monitor, Tastatur, Maus) dauerhaft am Embedded-System angeschlossen sein müssen. Gleichzeitig bleibt das System flexibel in bestehende Netzwerkstrukturen integrierbar.</w:t>
+      </w:r>
+    </w:p>
+    <w:p>
+      <w:pPr>
+        <w:pStyle w:val="Text"/>
+        <w:rPr>
+          <w:lang w:val="de-AT"/>
+        </w:rPr>
+      </w:pPr>
+    </w:p>
+    <w:p>
+      <w:pPr>
+        <w:pStyle w:val="Text"/>
+        <w:rPr>
+          <w:b/>
+        </w:rPr>
+      </w:pPr>
+      <w:r>
+        <w:rPr>
+          <w:b/>
+        </w:rPr>
+        <w:t>Flussdiagramm</w:t>
+      </w:r>
+    </w:p>
+    <w:p>
+      <w:pPr>
+        <w:pStyle w:val="Text"/>
+        <w:rPr>
+          <w:lang w:val="de-AT"/>
+        </w:rPr>
+      </w:pPr>
+      <w:r>
+        <w:rPr>
+          <w:lang w:val="de-AT"/>
+        </w:rPr>
+        <w:t>Zur strukturierten Darstellung des gesamten Prozessablaufs wird ein Flussdiagramm erstellt. Dieses visualisiert die einzelnen Verarbeitungsschritte von der Initialisierung des Systems über die Bildaufnahme und Sensordatenerfassung bis hin zur Datenspeicherung bzw. Übergabe an das ERP-System.</w:t>
+      </w:r>
+    </w:p>
+    <w:p>
+      <w:pPr>
+        <w:pStyle w:val="Text"/>
+        <w:rPr>
+          <w:lang w:val="de-AT"/>
+        </w:rPr>
+      </w:pPr>
+      <w:r>
+        <w:rPr>
+          <w:lang w:val="de-AT"/>
+        </w:rPr>
+        <w:t>Das Flussdiagramm dient sowohl der technischen Dokumentation als auch der Analyse möglicher Fehlerquellen. Durch die grafische Abbildung der Entscheidungs- und Prozessstrukturen wird die Nachvollziehbarkeit des Programmlogik verbessert und eine spätere Erweiterung oder Optimierung des Systems erleichtert.</w:t>
+      </w:r>
+    </w:p>
+    <w:p>
+      <w:pPr>
+        <w:pStyle w:val="Text"/>
+        <w:rPr>
+          <w:lang w:val="de-AT"/>
+        </w:rPr>
+      </w:pPr>
+    </w:p>
+    <w:p>
+      <w:pPr>
+        <w:pStyle w:val="Text"/>
+      </w:pPr>
+    </w:p>
+    <w:p>
+      <w:pPr>
+        <w:pStyle w:val="Text"/>
+      </w:pPr>
+      <w:r>
+        <w:br w:type="page"/>
+      </w:r>
+    </w:p>
+    <w:p>
+      <w:pPr>
+        <w:pStyle w:val="berschrift3"/>
+      </w:pPr>
+      <w:bookmarkStart w:id="58" w:name="_Toc222728666"/>
       <w:r>
         <w:lastRenderedPageBreak/>
         <w:t>Verwendung von Literatur, Internetquellen und KI</w:t>
       </w:r>
-      <w:bookmarkEnd w:id="60"/>
+      <w:bookmarkEnd w:id="58"/>
     </w:p>
     <w:p>
       <w:pPr>
@@ -8620,744 +9488,17 @@
       <w:pPr>
         <w:jc w:val="left"/>
       </w:pPr>
-      <w:r>
-        <w:br w:type="page"/>
-      </w:r>
-    </w:p>
-    <w:p>
-      <w:pPr>
-        <w:pStyle w:val="berschrift2"/>
-      </w:pPr>
-      <w:bookmarkStart w:id="61" w:name="_Toc222728667"/>
-      <w:r>
-        <w:lastRenderedPageBreak/>
-        <w:t>Praktische Umsetzung</w:t>
-      </w:r>
-      <w:bookmarkEnd w:id="61"/>
-    </w:p>
-    <w:p>
-      <w:pPr>
-        <w:rPr>
-          <w:color w:val="0066FF"/>
-        </w:rPr>
-      </w:pPr>
-    </w:p>
-    <w:p>
-      <w:pPr>
-        <w:pStyle w:val="berschrift3"/>
-      </w:pPr>
-      <w:r>
-        <w:t>Tiefenmessung mit Stereo-Vision</w:t>
-      </w:r>
-    </w:p>
-    <w:p>
-      <w:pPr>
-        <w:pStyle w:val="Text"/>
-        <w:rPr>
-          <w:lang w:val="de-AT"/>
-        </w:rPr>
-      </w:pPr>
-      <w:r>
-        <w:rPr>
-          <w:lang w:val="de-AT"/>
-        </w:rPr>
-        <w:t>Im Rahmen der Entwicklung wurde eine zuverlässige Methode zur dreidimensionalen Vermessung von Objekten mittels Stereo-Vision untersucht. Dabei wurden verschiedene Ansätze analysiert und praktisch getestet – von der vollständigen Punktwolkenverarbeitung (Point Cloud) bis hin zu vereinfachten pixelbasierten Verfahren.</w:t>
-      </w:r>
-      <w:r>
-        <w:rPr>
-          <w:lang w:val="de-AT"/>
-        </w:rPr>
-        <w:t xml:space="preserve"> Es werden nur diese </w:t>
-      </w:r>
-      <w:proofErr w:type="gramStart"/>
-      <w:r>
-        <w:rPr>
-          <w:lang w:val="de-AT"/>
-        </w:rPr>
-        <w:t>Dokumentiert</w:t>
-      </w:r>
-      <w:proofErr w:type="gramEnd"/>
-      <w:r>
-        <w:rPr>
-          <w:lang w:val="de-AT"/>
-        </w:rPr>
-        <w:t xml:space="preserve"> weil sie am </w:t>
-      </w:r>
-      <w:r>
-        <w:rPr>
-          <w:lang w:val="de-AT"/>
-        </w:rPr>
-        <w:t>nächsten</w:t>
-      </w:r>
-      <w:r>
-        <w:rPr>
-          <w:lang w:val="de-AT"/>
-        </w:rPr>
-        <w:t xml:space="preserve"> an realen Werten wären.</w:t>
-      </w:r>
-    </w:p>
-    <w:p>
-      <w:pPr>
-        <w:pStyle w:val="Text"/>
-        <w:rPr>
-          <w:b/>
-          <w:lang w:val="de-AT"/>
-        </w:rPr>
-      </w:pPr>
-      <w:r>
-        <w:rPr>
-          <w:b/>
-        </w:rPr>
-        <w:t>Punktwolken</w:t>
-      </w:r>
-      <w:r>
-        <w:rPr>
-          <w:b/>
-        </w:rPr>
-        <w:t>verarbeitung</w:t>
-      </w:r>
-    </w:p>
-    <w:p>
-      <w:pPr>
-        <w:pStyle w:val="Text"/>
-        <w:rPr>
-          <w:lang w:val="de-AT"/>
-        </w:rPr>
-      </w:pPr>
-      <w:r>
-        <w:rPr>
-          <w:lang w:val="de-AT"/>
-        </w:rPr>
-        <w:t>Zu Beginn wurde der Fokus auf die Verarbeitung einer Punktwolke gelegt. Dieser Ansatz stellt grundsätzlich die technisch sauberste Lösung dar, da die Tiefenkamera hierbei direkt dreidimensionale Koordinatenpunkte (X, Y, Z) liefert. Der wesentliche Vorteil besteht darin, dass reale Raumkoordinaten unmittelbar zur Verfügung stehen und geometrische Berechnungen ohne zusätzliche Umrechnungsfaktoren erfolgen können. Zudem wäre dieser Ansatz im Hinblick auf die Systemarchitektur vorteilhaft gewesen, da ein Teil der Tiefenberechnung direkt auf der Kamera erfolgt und somit die CPU-Last auf dem Raspberry Pi reduziert wird. Dies ist insbesondere relevant, da die Artikel</w:t>
-      </w:r>
-      <w:r>
-        <w:rPr>
-          <w:lang w:val="de-AT"/>
-        </w:rPr>
-        <w:softHyphen/>
-        <w:t>erfassung parallel zu weiteren Prozessen ausgeführt wird.</w:t>
-      </w:r>
-    </w:p>
-    <w:p>
-      <w:pPr>
-        <w:pStyle w:val="Text"/>
-        <w:rPr>
-          <w:lang w:val="de-AT"/>
-        </w:rPr>
-      </w:pPr>
-      <w:r>
-        <w:rPr>
-          <w:lang w:val="de-AT"/>
-        </w:rPr>
-        <w:t>Theoretisch wäre mit einer korrekt implementierten Punktwolkenauswertung eine Messgenauigkeit im Bereich von ±5 mm realisierbar gewesen. Trotz intensiver Versuche und iterativer Optimierung – einschließlich KI-gestützter Unterstützung – konnte jedoch keine stabile und reproduzierbare Implementierung erreicht werden. Die resultierende Messabweichung lag bei bis zu ±10 cm und war damit für die Anforderungen des Projekts in keiner Weise akzeptabel.</w:t>
-      </w:r>
-    </w:p>
-    <w:p>
-      <w:pPr>
-        <w:pStyle w:val="Text"/>
-        <w:rPr>
-          <w:lang w:val="de-AT"/>
-        </w:rPr>
-      </w:pPr>
-      <w:r>
-        <w:rPr>
-          <w:lang w:val="de-AT"/>
-        </w:rPr>
-        <w:lastRenderedPageBreak/>
-        <w:t>Aus diesem Grund wurde von der Punktwolkenlösung Abstand genommen und ein alternativer Ansatz entwickelt.</w:t>
-      </w:r>
-    </w:p>
-    <w:p>
-      <w:pPr>
-        <w:pStyle w:val="Text"/>
-        <w:rPr>
-          <w:b/>
-          <w:bCs/>
-          <w:lang w:val="de-AT"/>
-        </w:rPr>
-      </w:pPr>
-      <w:r>
-        <w:rPr>
-          <w:b/>
-          <w:bCs/>
-        </w:rPr>
-        <w:t>Distanzabhängige Pixel-Umrechnung</w:t>
-      </w:r>
-    </w:p>
-    <w:p>
-      <w:pPr>
-        <w:pStyle w:val="Text"/>
-        <w:rPr>
-          <w:lang w:val="de-AT"/>
-        </w:rPr>
-      </w:pPr>
-      <w:r>
-        <w:rPr>
-          <w:lang w:val="de-AT"/>
-        </w:rPr>
-        <w:t>Schlussendlich wurde eine vereinfachte, jedoch robuste Methode auf Basis der Distanzmessung umgesetzt. Das Verfahren beruht auf der Kombination aus gemessener Objektentfernung und einem distanzabhängigen Kalibrierfaktor zur Umrechnung von Pixeln in reale Längeneinheiten.</w:t>
-      </w:r>
-    </w:p>
-    <w:p>
-      <w:pPr>
-        <w:pStyle w:val="Text"/>
-        <w:rPr>
-          <w:lang w:val="de-AT"/>
-        </w:rPr>
-      </w:pPr>
-      <w:r>
-        <w:rPr>
-          <w:lang w:val="de-AT"/>
-        </w:rPr>
-        <w:t>Der Ablauf gestaltet sich wie folgt:</w:t>
-      </w:r>
-    </w:p>
-    <w:p>
-      <w:pPr>
-        <w:pStyle w:val="Text"/>
-        <w:numPr>
-          <w:ilvl w:val="0"/>
-          <w:numId w:val="34"/>
-        </w:numPr>
-        <w:rPr>
-          <w:lang w:val="de-AT"/>
-        </w:rPr>
-      </w:pPr>
-      <w:r>
-        <w:rPr>
-          <w:lang w:val="de-AT"/>
-        </w:rPr>
-        <w:t>Zunächst wird die Distanz des Objekts zur Kamera über das Tiefenbild ermittelt.</w:t>
-      </w:r>
-    </w:p>
-    <w:p>
-      <w:pPr>
-        <w:pStyle w:val="Text"/>
-        <w:numPr>
-          <w:ilvl w:val="0"/>
-          <w:numId w:val="34"/>
-        </w:numPr>
-        <w:rPr>
-          <w:lang w:val="de-AT"/>
-        </w:rPr>
-      </w:pPr>
-      <w:r>
-        <w:rPr>
-          <w:lang w:val="de-AT"/>
-        </w:rPr>
-        <w:t>Abhängig von dieser Distanz wird ein zuvor manuell kalibrierter Umrechnungsfaktor (Pixel pro Millimeter) verwendet.</w:t>
-      </w:r>
-    </w:p>
-    <w:p>
-      <w:pPr>
-        <w:pStyle w:val="Text"/>
-        <w:numPr>
-          <w:ilvl w:val="0"/>
-          <w:numId w:val="34"/>
-        </w:numPr>
-        <w:rPr>
-          <w:lang w:val="de-AT"/>
-        </w:rPr>
-      </w:pPr>
-      <w:r>
-        <w:rPr>
-          <w:lang w:val="de-AT"/>
-        </w:rPr>
-        <w:t>Die in Pixel gemessene Objektlänge wird mit diesem Faktor multipliziert, um die reale Länge in Millimetern zu bestimmen.</w:t>
-      </w:r>
-    </w:p>
-    <w:p>
-      <w:pPr>
-        <w:pStyle w:val="Text"/>
-        <w:rPr>
-          <w:lang w:val="de-AT"/>
-        </w:rPr>
-      </w:pPr>
-    </w:p>
-    <w:p>
-      <w:pPr>
-        <w:pStyle w:val="Text"/>
-        <w:rPr>
-          <w:lang w:val="de-AT"/>
-        </w:rPr>
-      </w:pPr>
-      <w:r>
-        <w:rPr>
-          <w:lang w:val="de-AT"/>
-        </w:rPr>
-        <w:t>Da sich die perspektivische Verzerrung mit zunehmender Entfernung verändert, wurden mehrere Kalibrierpunkte definiert. Für unterschiedliche Referenzdistanzen wurden entsprechende Umrechnungsfaktoren experimentell bestimmt. Dadurch kann die Messung an die jeweilige Objektposition angepasst werden.</w:t>
-      </w:r>
-    </w:p>
-    <w:p>
-      <w:pPr>
-        <w:pStyle w:val="Text"/>
-        <w:rPr>
-          <w:lang w:val="de-AT"/>
-        </w:rPr>
-      </w:pPr>
-      <w:r>
-        <w:rPr>
-          <w:lang w:val="de-AT"/>
-        </w:rPr>
-        <w:t xml:space="preserve">Die Pixellängenbestimmung selbst erfolgt automatisiert über das </w:t>
-      </w:r>
-      <w:proofErr w:type="spellStart"/>
-      <w:r>
-        <w:rPr>
-          <w:lang w:val="de-AT"/>
-        </w:rPr>
-        <w:t>Tiefenmapping</w:t>
-      </w:r>
-      <w:proofErr w:type="spellEnd"/>
-      <w:r>
-        <w:rPr>
-          <w:lang w:val="de-AT"/>
-        </w:rPr>
-        <w:t xml:space="preserve"> der Kamera, wodurch eine reproduzierbare und stabile Messung gewährleistet wird.</w:t>
-      </w:r>
     </w:p>
     <w:p>
       <w:pPr>
         <w:jc w:val="left"/>
-        <w:rPr>
-          <w:lang w:val="de-AT"/>
-        </w:rPr>
-      </w:pPr>
-      <w:r>
-        <w:rPr>
-          <w:lang w:val="de-AT"/>
-        </w:rPr>
-        <w:br w:type="page"/>
-      </w:r>
-    </w:p>
-    <w:p>
-      <w:pPr>
-        <w:pStyle w:val="Text"/>
-        <w:rPr>
-          <w:lang w:val="de-AT"/>
-        </w:rPr>
-      </w:pPr>
-    </w:p>
-    <w:p>
-      <w:pPr>
-        <w:pStyle w:val="Text"/>
-        <w:rPr>
-          <w:lang w:val="de-AT"/>
-        </w:rPr>
-      </w:pPr>
-    </w:p>
-    <w:p>
-      <w:pPr>
-        <w:pStyle w:val="Text"/>
-        <w:rPr>
-          <w:lang w:val="de-AT"/>
-        </w:rPr>
-      </w:pPr>
-    </w:p>
-    <w:p>
-      <w:pPr>
-        <w:pStyle w:val="Text"/>
-      </w:pPr>
-    </w:p>
-    <w:p>
-      <w:pPr>
-        <w:pStyle w:val="berschrift3"/>
-      </w:pPr>
-      <w:r>
-        <w:t>Bildverarbeitung mit Barcode Erkennung</w:t>
-      </w:r>
-    </w:p>
-    <w:p>
-      <w:pPr>
-        <w:pStyle w:val="Text"/>
-      </w:pPr>
-    </w:p>
-    <w:p>
-      <w:pPr>
-        <w:pStyle w:val="Text"/>
-      </w:pPr>
-    </w:p>
-    <w:p>
-      <w:pPr>
-        <w:pStyle w:val="Text"/>
-      </w:pPr>
-    </w:p>
-    <w:p>
-      <w:pPr>
-        <w:pStyle w:val="Text"/>
-      </w:pPr>
-    </w:p>
-    <w:p>
-      <w:pPr>
-        <w:pStyle w:val="berschrift3"/>
-      </w:pPr>
-      <w:r>
-        <w:t>Gewichtserfassung</w:t>
-      </w:r>
-    </w:p>
-    <w:p>
-      <w:pPr>
-        <w:pStyle w:val="Text"/>
-      </w:pPr>
-    </w:p>
-    <w:p>
-      <w:pPr>
-        <w:pStyle w:val="Text"/>
-      </w:pPr>
-    </w:p>
-    <w:p>
-      <w:pPr>
-        <w:pStyle w:val="Text"/>
-      </w:pPr>
-    </w:p>
-    <w:p>
-      <w:pPr>
-        <w:pStyle w:val="Text"/>
-      </w:pPr>
-    </w:p>
-    <w:p>
-      <w:pPr>
-        <w:pStyle w:val="berschrift3"/>
-      </w:pPr>
-      <w:r>
-        <w:t>Datenverarbeitung</w:t>
-      </w:r>
-    </w:p>
-    <w:p>
-      <w:pPr>
-        <w:pStyle w:val="Text"/>
-      </w:pPr>
-    </w:p>
-    <w:p>
-      <w:pPr>
-        <w:pStyle w:val="Text"/>
-      </w:pPr>
-    </w:p>
-    <w:p>
-      <w:pPr>
-        <w:pStyle w:val="Text"/>
-      </w:pPr>
-    </w:p>
-    <w:p>
-      <w:pPr>
-        <w:pStyle w:val="Text"/>
-      </w:pPr>
-    </w:p>
-    <w:p>
-      <w:pPr>
-        <w:pStyle w:val="Text"/>
-      </w:pPr>
-    </w:p>
-    <w:p>
-      <w:pPr>
-        <w:pStyle w:val="berschrift3"/>
-      </w:pPr>
-      <w:r>
-        <w:t>User Interface für die Datenverarbeitung</w:t>
-      </w:r>
-    </w:p>
-    <w:p>
-      <w:pPr>
-        <w:rPr>
-          <w:color w:val="0066FF"/>
-        </w:rPr>
-      </w:pPr>
-    </w:p>
-    <w:p>
-      <w:pPr>
-        <w:rPr>
-          <w:color w:val="0066FF"/>
-        </w:rPr>
-      </w:pPr>
-    </w:p>
-    <w:p>
-      <w:pPr>
-        <w:rPr>
-          <w:color w:val="0066FF"/>
-        </w:rPr>
-      </w:pPr>
-    </w:p>
-    <w:p>
-      <w:pPr>
-        <w:rPr>
-          <w:color w:val="0066FF"/>
-        </w:rPr>
       </w:pPr>
     </w:p>
     <w:p>
       <w:pPr>
         <w:jc w:val="left"/>
-        <w:rPr>
-          <w:color w:val="0066FF"/>
-        </w:rPr>
-      </w:pPr>
-      <w:r>
-        <w:rPr>
-          <w:color w:val="0066FF"/>
-        </w:rPr>
-        <w:br w:type="page"/>
-      </w:r>
-    </w:p>
-    <w:p>
-      <w:pPr>
-        <w:pStyle w:val="berschrift2"/>
-      </w:pPr>
-      <w:bookmarkStart w:id="62" w:name="_Toc222728668"/>
-      <w:r>
-        <w:lastRenderedPageBreak/>
-        <w:t>Weitere individuelle Abschnitte</w:t>
-      </w:r>
-      <w:bookmarkEnd w:id="62"/>
-      <w:r>
-        <w:t xml:space="preserve"> </w:t>
-      </w:r>
-    </w:p>
-    <w:p>
-      <w:pPr>
-        <w:pStyle w:val="Text"/>
-        <w:rPr>
-          <w:color w:val="0066FF"/>
-        </w:rPr>
-      </w:pPr>
-      <w:r>
-        <w:rPr>
-          <w:color w:val="0066FF"/>
-        </w:rPr>
-        <w:t xml:space="preserve">(FV = Text) Diese Abschnitte sind individuell </w:t>
-      </w:r>
-      <w:proofErr w:type="gramStart"/>
-      <w:r>
-        <w:rPr>
-          <w:color w:val="0066FF"/>
-        </w:rPr>
-        <w:t xml:space="preserve">mit Ihren </w:t>
-      </w:r>
-      <w:proofErr w:type="spellStart"/>
-      <w:r>
-        <w:rPr>
-          <w:color w:val="0066FF"/>
-        </w:rPr>
-        <w:t>Betreuer</w:t>
-      </w:r>
-      <w:proofErr w:type="gramEnd"/>
-      <w:r>
-        <w:rPr>
-          <w:color w:val="0066FF"/>
-        </w:rPr>
-        <w:t>:innen</w:t>
-      </w:r>
-      <w:proofErr w:type="spellEnd"/>
-      <w:r>
-        <w:rPr>
-          <w:color w:val="0066FF"/>
-        </w:rPr>
-        <w:t xml:space="preserve"> festzulegen.</w:t>
-      </w:r>
-    </w:p>
-    <w:p>
-      <w:pPr>
-        <w:jc w:val="left"/>
-        <w:rPr>
-          <w:color w:val="0066FF"/>
-        </w:rPr>
-      </w:pPr>
-      <w:r>
-        <w:rPr>
-          <w:color w:val="0066FF"/>
-        </w:rPr>
-        <w:br w:type="page"/>
-      </w:r>
-    </w:p>
-    <w:p>
-      <w:pPr>
-        <w:pStyle w:val="berschrift2"/>
-      </w:pPr>
-      <w:bookmarkStart w:id="63" w:name="_Toc222728669"/>
-      <w:r>
-        <w:lastRenderedPageBreak/>
-        <w:t>Ergebnisse und Diskussion</w:t>
-      </w:r>
-      <w:bookmarkEnd w:id="63"/>
-    </w:p>
-    <w:p>
-      <w:pPr>
-        <w:pStyle w:val="Text"/>
-        <w:rPr>
-          <w:color w:val="0066FF"/>
-        </w:rPr>
-      </w:pPr>
-      <w:r>
-        <w:rPr>
-          <w:color w:val="0066FF"/>
-        </w:rPr>
-        <w:t>(FV = Text)</w:t>
-      </w:r>
-    </w:p>
-    <w:p>
-      <w:pPr>
-        <w:pStyle w:val="Text"/>
-        <w:rPr>
-          <w:color w:val="0066FF"/>
-        </w:rPr>
-      </w:pPr>
-    </w:p>
-    <w:p>
-      <w:pPr>
-        <w:jc w:val="left"/>
-        <w:rPr>
-          <w:color w:val="0066FF"/>
-        </w:rPr>
-      </w:pPr>
-      <w:r>
-        <w:rPr>
-          <w:color w:val="0066FF"/>
-        </w:rPr>
-        <w:br w:type="page"/>
-      </w:r>
-    </w:p>
-    <w:p>
-      <w:pPr>
-        <w:pStyle w:val="berschrift2"/>
-      </w:pPr>
-      <w:bookmarkStart w:id="64" w:name="_Toc222728670"/>
-      <w:r>
-        <w:lastRenderedPageBreak/>
-        <w:t>Zusammenfassung individueller Teil</w:t>
-      </w:r>
-      <w:bookmarkEnd w:id="64"/>
-    </w:p>
-    <w:p>
-      <w:pPr>
-        <w:rPr>
-          <w:color w:val="0066FF"/>
-        </w:rPr>
-      </w:pPr>
-      <w:r>
-        <w:rPr>
-          <w:color w:val="0066FF"/>
-        </w:rPr>
-        <w:t xml:space="preserve">(FV = Text) </w:t>
-      </w:r>
-      <w:proofErr w:type="gramStart"/>
-      <w:r>
-        <w:rPr>
-          <w:color w:val="0066FF"/>
-        </w:rPr>
-        <w:t>Hier</w:t>
-      </w:r>
-      <w:proofErr w:type="gramEnd"/>
-      <w:r>
-        <w:rPr>
-          <w:color w:val="0066FF"/>
-        </w:rPr>
-        <w:t xml:space="preserve"> werden die wichtigsten Fakten der individuellen Aufgabe des Schülers / der Schülerin kurz zusammengefasst werden.</w:t>
-      </w:r>
-    </w:p>
-    <w:p>
-      <w:pPr>
-        <w:rPr>
-          <w:color w:val="0066FF"/>
-        </w:rPr>
-      </w:pPr>
-      <w:r>
-        <w:rPr>
-          <w:color w:val="0066FF"/>
-        </w:rPr>
-        <w:t>Unter anderem können die Antworten auf folgende Fragen als Anhaltspunkte dienen:</w:t>
-      </w:r>
-    </w:p>
-    <w:p>
-      <w:pPr>
-        <w:pStyle w:val="Listenabsatz"/>
-        <w:numPr>
-          <w:ilvl w:val="0"/>
-          <w:numId w:val="10"/>
-        </w:numPr>
-        <w:rPr>
-          <w:color w:val="0066FF"/>
-        </w:rPr>
-      </w:pPr>
-      <w:r>
-        <w:rPr>
-          <w:color w:val="0066FF"/>
-        </w:rPr>
-        <w:t>Wurde das Projektziel erreicht?</w:t>
-      </w:r>
-    </w:p>
-    <w:p>
-      <w:pPr>
-        <w:pStyle w:val="Listenabsatz"/>
-        <w:numPr>
-          <w:ilvl w:val="1"/>
-          <w:numId w:val="10"/>
-        </w:numPr>
-        <w:rPr>
-          <w:color w:val="0066FF"/>
-        </w:rPr>
-      </w:pPr>
-      <w:r>
-        <w:rPr>
-          <w:color w:val="0066FF"/>
-        </w:rPr>
-        <w:t>Ja: in welchem Ausmaß/Umfang</w:t>
-      </w:r>
-    </w:p>
-    <w:p>
-      <w:pPr>
-        <w:pStyle w:val="Listenabsatz"/>
-        <w:numPr>
-          <w:ilvl w:val="1"/>
-          <w:numId w:val="10"/>
-        </w:numPr>
-        <w:rPr>
-          <w:color w:val="0066FF"/>
-        </w:rPr>
-      </w:pPr>
-      <w:r>
-        <w:rPr>
-          <w:color w:val="0066FF"/>
-        </w:rPr>
-        <w:t>Nein: .welche Gründe waren verantwortlich für das Nichterreichen</w:t>
-      </w:r>
-    </w:p>
-    <w:p>
-      <w:pPr>
-        <w:pStyle w:val="Listenabsatz"/>
-        <w:numPr>
-          <w:ilvl w:val="0"/>
-          <w:numId w:val="10"/>
-        </w:numPr>
-        <w:rPr>
-          <w:color w:val="0066FF"/>
-        </w:rPr>
-      </w:pPr>
-      <w:r>
-        <w:rPr>
-          <w:color w:val="0066FF"/>
-        </w:rPr>
-        <w:t>Erkenntnisse, die bei der Durchführung der Arbeit gewonnen wurden.</w:t>
-      </w:r>
-    </w:p>
-    <w:p>
-      <w:pPr>
-        <w:pStyle w:val="Listenabsatz"/>
-        <w:numPr>
-          <w:ilvl w:val="0"/>
-          <w:numId w:val="10"/>
-        </w:numPr>
-        <w:rPr>
-          <w:color w:val="0066FF"/>
-        </w:rPr>
-      </w:pPr>
-    </w:p>
-    <w:p>
-      <w:pPr>
-        <w:pStyle w:val="Text"/>
         <w:sectPr>
-          <w:headerReference w:type="default" r:id="rId47"/>
-          <w:footerReference w:type="default" r:id="rId48"/>
-          <w:headerReference w:type="first" r:id="rId49"/>
-          <w:footerReference w:type="first" r:id="rId50"/>
+          <w:headerReference w:type="default" r:id="rId51"/>
           <w:pgSz w:w="11906" w:h="16838"/>
           <w:pgMar w:top="1417" w:right="1440" w:bottom="1134" w:left="1440" w:header="708" w:footer="708" w:gutter="0"/>
           <w:cols w:space="720"/>
@@ -9368,28 +9509,781 @@
     </w:p>
     <w:p>
       <w:pPr>
+        <w:pStyle w:val="berschrift2"/>
+      </w:pPr>
+      <w:bookmarkStart w:id="59" w:name="_Toc222728667"/>
+      <w:r>
+        <w:lastRenderedPageBreak/>
+        <w:t>Praktische Umsetzung</w:t>
+      </w:r>
+      <w:bookmarkEnd w:id="59"/>
+    </w:p>
+    <w:p>
+      <w:pPr>
+        <w:rPr>
+          <w:color w:val="0066FF"/>
+        </w:rPr>
+      </w:pPr>
+    </w:p>
+    <w:p>
+      <w:pPr>
+        <w:pStyle w:val="berschrift3"/>
+      </w:pPr>
+      <w:r>
+        <w:t>Tiefenmessung mit Stereo-Vision</w:t>
+      </w:r>
+    </w:p>
+    <w:p>
+      <w:pPr>
+        <w:pStyle w:val="Text"/>
+        <w:rPr>
+          <w:lang w:val="de-AT"/>
+        </w:rPr>
+      </w:pPr>
+      <w:r>
+        <w:rPr>
+          <w:lang w:val="de-AT"/>
+        </w:rPr>
+        <w:t>Im Rahmen der Entwicklung wurde eine zuverlässige Methode zur dreidimensionalen Vermessung von Objekten mittels Stereo-Vision untersucht. Dabei wurden verschiedene Ansätze analysiert und praktisch getestet – von der vollständigen Punktwolkenverarbeitung (Point Cloud) bis hin zu vereinfachten pixelbasierten Verfahren.</w:t>
+      </w:r>
+      <w:r>
+        <w:rPr>
+          <w:lang w:val="de-AT"/>
+        </w:rPr>
+        <w:t xml:space="preserve"> Es werden nur diese </w:t>
+      </w:r>
+      <w:r>
+        <w:rPr>
+          <w:lang w:val="de-AT"/>
+        </w:rPr>
+        <w:t>Dokumentiert,</w:t>
+      </w:r>
+      <w:r>
+        <w:rPr>
+          <w:lang w:val="de-AT"/>
+        </w:rPr>
+        <w:t xml:space="preserve"> weil sie am </w:t>
+      </w:r>
+      <w:r>
+        <w:rPr>
+          <w:lang w:val="de-AT"/>
+        </w:rPr>
+        <w:t>nächsten</w:t>
+      </w:r>
+      <w:r>
+        <w:rPr>
+          <w:lang w:val="de-AT"/>
+        </w:rPr>
+        <w:t xml:space="preserve"> an realen Werten wären.</w:t>
+      </w:r>
+    </w:p>
+    <w:p>
+      <w:pPr>
+        <w:pStyle w:val="Text"/>
+        <w:rPr>
+          <w:lang w:val="de-AT"/>
+        </w:rPr>
+      </w:pPr>
+    </w:p>
+    <w:p>
+      <w:pPr>
+        <w:pStyle w:val="Text"/>
+        <w:rPr>
+          <w:b/>
+          <w:lang w:val="de-AT"/>
+        </w:rPr>
+      </w:pPr>
+      <w:r>
+        <w:rPr>
+          <w:b/>
+        </w:rPr>
+        <w:t>Punktwolken</w:t>
+      </w:r>
+      <w:r>
+        <w:rPr>
+          <w:b/>
+        </w:rPr>
+        <w:t>verarbeitung</w:t>
+      </w:r>
+    </w:p>
+    <w:p>
+      <w:pPr>
+        <w:pStyle w:val="Text"/>
+        <w:rPr>
+          <w:lang w:val="de-AT"/>
+        </w:rPr>
+      </w:pPr>
+      <w:r>
+        <w:rPr>
+          <w:lang w:val="de-AT"/>
+        </w:rPr>
+        <w:t>Zu Beginn wurde der Fokus auf die Verarbeitung einer Punktwolke gelegt. Dieser Ansatz stellt grundsätzlich die technisch sauberste Lösung dar, da die Tiefenkamera hierbei direkt dreidimensionale Koordinatenpunkte (X, Y, Z) liefert. Der wesentliche Vorteil besteht darin, dass reale Raumkoordinaten unmittelbar zur Verfügung stehen und geometrische Berechnungen ohne zusätzliche Umrechnungsfaktoren erfolgen können. Zudem wäre dieser Ansatz im Hinblick auf die Systemarchitektur vorteilhaft gewesen, da ein Teil der Tiefenberechnung direkt auf der Kamera erfolgt und somit die CPU-Last auf dem Raspberry Pi reduziert wird. Dies ist insbesondere relevant, da die Artikel</w:t>
+      </w:r>
+      <w:r>
+        <w:rPr>
+          <w:lang w:val="de-AT"/>
+        </w:rPr>
+        <w:softHyphen/>
+        <w:t>erfassung parallel zu weiteren Prozessen ausgeführt wird.</w:t>
+      </w:r>
+    </w:p>
+    <w:p>
+      <w:pPr>
+        <w:pStyle w:val="Text"/>
+        <w:rPr>
+          <w:lang w:val="de-AT"/>
+        </w:rPr>
+      </w:pPr>
+      <w:r>
+        <w:rPr>
+          <w:lang w:val="de-AT"/>
+        </w:rPr>
+        <w:t>Theoretisch wäre mit einer korrekt implementierten Punktwolkenauswertung eine Messgenauigkeit im Bereich von ±5 mm realisierbar gewesen. Trotz intensiver Versuche und iterativer Optimierung – einschließlich KI-gestützter Unterstützung – konnte jedoch keine stabile und reproduzierbare Implementierung erreicht werden. Die resultierende Messabweichung lag bei bis zu ±10 cm und war damit für die Anforderungen des Projekts in keiner Weise akzeptabel.</w:t>
+      </w:r>
+    </w:p>
+    <w:p>
+      <w:pPr>
+        <w:pStyle w:val="Text"/>
+        <w:rPr>
+          <w:lang w:val="de-AT"/>
+        </w:rPr>
+      </w:pPr>
+      <w:r>
+        <w:rPr>
+          <w:lang w:val="de-AT"/>
+        </w:rPr>
+        <w:lastRenderedPageBreak/>
+        <w:t>Aus diesem Grund wurde von der Punktwolkenlösung Abstand genommen und ein alternativer Ansatz entwickelt.</w:t>
+      </w:r>
+    </w:p>
+    <w:p>
+      <w:pPr>
+        <w:pStyle w:val="Text"/>
+        <w:rPr>
+          <w:lang w:val="de-AT"/>
+        </w:rPr>
+      </w:pPr>
+    </w:p>
+    <w:p>
+      <w:pPr>
+        <w:pStyle w:val="Text"/>
+        <w:rPr>
+          <w:b/>
+          <w:bCs/>
+          <w:lang w:val="de-AT"/>
+        </w:rPr>
+      </w:pPr>
+      <w:r>
+        <w:rPr>
+          <w:b/>
+          <w:bCs/>
+        </w:rPr>
+        <w:t>Distanzabhängige Pixel-Umrechnung</w:t>
+      </w:r>
+    </w:p>
+    <w:p>
+      <w:pPr>
+        <w:pStyle w:val="Text"/>
+        <w:rPr>
+          <w:lang w:val="de-AT"/>
+        </w:rPr>
+      </w:pPr>
+      <w:r>
+        <w:rPr>
+          <w:lang w:val="de-AT"/>
+        </w:rPr>
+        <w:t>Schlussendlich wurde eine vereinfachte, jedoch robuste Methode auf Basis der Distanzmessung umgesetzt. Das Verfahren beruht auf der Kombination aus gemessener Objektentfernung und einem distanzabhängigen Kalibrierfaktor zur Umrechnung von Pixeln in reale Längeneinheiten.</w:t>
+      </w:r>
+    </w:p>
+    <w:p>
+      <w:pPr>
+        <w:pStyle w:val="Text"/>
+        <w:rPr>
+          <w:lang w:val="de-AT"/>
+        </w:rPr>
+      </w:pPr>
+      <w:r>
+        <w:rPr>
+          <w:lang w:val="de-AT"/>
+        </w:rPr>
+        <w:t>Der Ablauf gestaltet sich wie folgt:</w:t>
+      </w:r>
+    </w:p>
+    <w:p>
+      <w:pPr>
+        <w:pStyle w:val="Text"/>
+        <w:numPr>
+          <w:ilvl w:val="0"/>
+          <w:numId w:val="34"/>
+        </w:numPr>
+        <w:rPr>
+          <w:lang w:val="de-AT"/>
+        </w:rPr>
+      </w:pPr>
+      <w:r>
+        <w:rPr>
+          <w:lang w:val="de-AT"/>
+        </w:rPr>
+        <w:t>Zunächst wird die Distanz des Objekts zur Kamera über das Tiefenbild ermittelt.</w:t>
+      </w:r>
+    </w:p>
+    <w:p>
+      <w:pPr>
+        <w:pStyle w:val="Text"/>
+        <w:numPr>
+          <w:ilvl w:val="0"/>
+          <w:numId w:val="34"/>
+        </w:numPr>
+        <w:rPr>
+          <w:lang w:val="de-AT"/>
+        </w:rPr>
+      </w:pPr>
+      <w:r>
+        <w:rPr>
+          <w:lang w:val="de-AT"/>
+        </w:rPr>
+        <w:t>Abhängig von dieser Distanz wird ein zuvor manuell kalibrierter Umrechnungsfaktor (Pixel pro Millimeter) verwendet.</w:t>
+      </w:r>
+    </w:p>
+    <w:p>
+      <w:pPr>
+        <w:pStyle w:val="Text"/>
+        <w:numPr>
+          <w:ilvl w:val="0"/>
+          <w:numId w:val="34"/>
+        </w:numPr>
+        <w:rPr>
+          <w:lang w:val="de-AT"/>
+        </w:rPr>
+      </w:pPr>
+      <w:r>
+        <w:rPr>
+          <w:lang w:val="de-AT"/>
+        </w:rPr>
+        <w:t>Die in Pixel gemessene Objektlänge wird mit diesem Faktor multipliziert, um die reale Länge in Millimetern zu bestimmen.</w:t>
+      </w:r>
+    </w:p>
+    <w:p>
+      <w:pPr>
+        <w:pStyle w:val="Text"/>
+        <w:rPr>
+          <w:lang w:val="de-AT"/>
+        </w:rPr>
+      </w:pPr>
+    </w:p>
+    <w:p>
+      <w:pPr>
+        <w:pStyle w:val="Text"/>
+        <w:rPr>
+          <w:lang w:val="de-AT"/>
+        </w:rPr>
+      </w:pPr>
+      <w:r>
+        <w:rPr>
+          <w:lang w:val="de-AT"/>
+        </w:rPr>
+        <w:t>Da sich die perspektivische Verzerrung mit zunehmender Entfernung verändert, wurden mehrere Kalibrierpunkte definiert. Für unterschiedliche Referenzdistanzen wurden entsprechende Umrechnungsfaktoren experimentell bestimmt. Dadurch kann die Messung an die jeweilige Objektposition angepasst werden.</w:t>
+      </w:r>
+    </w:p>
+    <w:p>
+      <w:pPr>
+        <w:pStyle w:val="Text"/>
+        <w:rPr>
+          <w:lang w:val="de-AT"/>
+        </w:rPr>
+      </w:pPr>
+      <w:r>
+        <w:rPr>
+          <w:lang w:val="de-AT"/>
+        </w:rPr>
+        <w:t xml:space="preserve">Die Pixellängenbestimmung selbst erfolgt automatisiert über das </w:t>
+      </w:r>
+      <w:proofErr w:type="spellStart"/>
+      <w:r>
+        <w:rPr>
+          <w:lang w:val="de-AT"/>
+        </w:rPr>
+        <w:t>Tiefenmapping</w:t>
+      </w:r>
+      <w:proofErr w:type="spellEnd"/>
+      <w:r>
+        <w:rPr>
+          <w:lang w:val="de-AT"/>
+        </w:rPr>
+        <w:t xml:space="preserve"> der Kamera, wodurch eine reproduzierbare und stabile Messung gewährleistet wird.</w:t>
+      </w:r>
+    </w:p>
+    <w:p>
+      <w:pPr>
+        <w:jc w:val="left"/>
+        <w:rPr>
+          <w:lang w:val="de-AT"/>
+        </w:rPr>
+      </w:pPr>
+      <w:r>
+        <w:rPr>
+          <w:lang w:val="de-AT"/>
+        </w:rPr>
+        <w:br w:type="page"/>
+      </w:r>
+    </w:p>
+    <w:p>
+      <w:pPr>
+        <w:pStyle w:val="Text"/>
+        <w:rPr>
+          <w:lang w:val="de-AT"/>
+        </w:rPr>
+      </w:pPr>
+    </w:p>
+    <w:p>
+      <w:pPr>
+        <w:pStyle w:val="Text"/>
+        <w:rPr>
+          <w:lang w:val="de-AT"/>
+        </w:rPr>
+      </w:pPr>
+    </w:p>
+    <w:p>
+      <w:pPr>
+        <w:pStyle w:val="Text"/>
+        <w:rPr>
+          <w:lang w:val="de-AT"/>
+        </w:rPr>
+      </w:pPr>
+    </w:p>
+    <w:p>
+      <w:pPr>
+        <w:pStyle w:val="Text"/>
+      </w:pPr>
+    </w:p>
+    <w:p>
+      <w:pPr>
+        <w:pStyle w:val="berschrift3"/>
+      </w:pPr>
+      <w:r>
+        <w:t>Bildverarbeitung mit Barcode Erkennung</w:t>
+      </w:r>
+    </w:p>
+    <w:p>
+      <w:pPr>
+        <w:pStyle w:val="Text"/>
+      </w:pPr>
+    </w:p>
+    <w:p>
+      <w:pPr>
+        <w:pStyle w:val="Text"/>
+      </w:pPr>
+    </w:p>
+    <w:p>
+      <w:pPr>
+        <w:pStyle w:val="Text"/>
+      </w:pPr>
+    </w:p>
+    <w:p>
+      <w:pPr>
+        <w:pStyle w:val="Text"/>
+      </w:pPr>
+    </w:p>
+    <w:p>
+      <w:pPr>
+        <w:pStyle w:val="berschrift3"/>
+      </w:pPr>
+      <w:r>
+        <w:t>Gewichtserfassung</w:t>
+      </w:r>
+    </w:p>
+    <w:p>
+      <w:pPr>
+        <w:pStyle w:val="Text"/>
+      </w:pPr>
+    </w:p>
+    <w:p>
+      <w:pPr>
+        <w:pStyle w:val="Text"/>
+      </w:pPr>
+    </w:p>
+    <w:p>
+      <w:pPr>
+        <w:pStyle w:val="Text"/>
+      </w:pPr>
+    </w:p>
+    <w:p>
+      <w:pPr>
+        <w:pStyle w:val="Text"/>
+      </w:pPr>
+    </w:p>
+    <w:p>
+      <w:pPr>
+        <w:pStyle w:val="berschrift3"/>
+      </w:pPr>
+      <w:r>
+        <w:t>Datenverarbeitung</w:t>
+      </w:r>
+    </w:p>
+    <w:p>
+      <w:pPr>
+        <w:pStyle w:val="Text"/>
+      </w:pPr>
+    </w:p>
+    <w:p>
+      <w:pPr>
+        <w:pStyle w:val="Text"/>
+      </w:pPr>
+    </w:p>
+    <w:p>
+      <w:pPr>
+        <w:pStyle w:val="Text"/>
+      </w:pPr>
+    </w:p>
+    <w:p>
+      <w:pPr>
+        <w:pStyle w:val="Text"/>
+      </w:pPr>
+    </w:p>
+    <w:p>
+      <w:pPr>
+        <w:pStyle w:val="Text"/>
+      </w:pPr>
+    </w:p>
+    <w:p>
+      <w:pPr>
+        <w:pStyle w:val="berschrift3"/>
+      </w:pPr>
+      <w:r>
+        <w:t>User Interface für die Datenverarbeitung</w:t>
+      </w:r>
+    </w:p>
+    <w:p>
+      <w:pPr>
+        <w:rPr>
+          <w:color w:val="0066FF"/>
+        </w:rPr>
+      </w:pPr>
+    </w:p>
+    <w:p>
+      <w:pPr>
+        <w:rPr>
+          <w:color w:val="0066FF"/>
+        </w:rPr>
+      </w:pPr>
+    </w:p>
+    <w:p>
+      <w:pPr>
+        <w:rPr>
+          <w:color w:val="0066FF"/>
+        </w:rPr>
+      </w:pPr>
+    </w:p>
+    <w:p>
+      <w:pPr>
+        <w:rPr>
+          <w:color w:val="0066FF"/>
+        </w:rPr>
+      </w:pPr>
+    </w:p>
+    <w:p>
+      <w:pPr>
+        <w:jc w:val="left"/>
+        <w:rPr>
+          <w:color w:val="0066FF"/>
+        </w:rPr>
+      </w:pPr>
+      <w:r>
+        <w:rPr>
+          <w:color w:val="0066FF"/>
+        </w:rPr>
+        <w:br w:type="page"/>
+      </w:r>
+    </w:p>
+    <w:p>
+      <w:pPr>
+        <w:pStyle w:val="berschrift2"/>
+      </w:pPr>
+      <w:bookmarkStart w:id="60" w:name="_Toc222728668"/>
+      <w:r>
+        <w:lastRenderedPageBreak/>
+        <w:t>Weitere individuelle Abschnitte</w:t>
+      </w:r>
+      <w:bookmarkEnd w:id="60"/>
+      <w:r>
+        <w:t xml:space="preserve"> </w:t>
+      </w:r>
+    </w:p>
+    <w:p>
+      <w:pPr>
+        <w:pStyle w:val="Text"/>
+        <w:rPr>
+          <w:color w:val="0066FF"/>
+        </w:rPr>
+      </w:pPr>
+      <w:r>
+        <w:rPr>
+          <w:color w:val="0066FF"/>
+        </w:rPr>
+        <w:t xml:space="preserve">(FV = Text) Diese Abschnitte sind individuell </w:t>
+      </w:r>
+      <w:proofErr w:type="gramStart"/>
+      <w:r>
+        <w:rPr>
+          <w:color w:val="0066FF"/>
+        </w:rPr>
+        <w:t xml:space="preserve">mit Ihren </w:t>
+      </w:r>
+      <w:proofErr w:type="spellStart"/>
+      <w:r>
+        <w:rPr>
+          <w:color w:val="0066FF"/>
+        </w:rPr>
+        <w:t>Betreuer</w:t>
+      </w:r>
+      <w:proofErr w:type="gramEnd"/>
+      <w:r>
+        <w:rPr>
+          <w:color w:val="0066FF"/>
+        </w:rPr>
+        <w:t>:innen</w:t>
+      </w:r>
+      <w:proofErr w:type="spellEnd"/>
+      <w:r>
+        <w:rPr>
+          <w:color w:val="0066FF"/>
+        </w:rPr>
+        <w:t xml:space="preserve"> festzulegen.</w:t>
+      </w:r>
+    </w:p>
+    <w:p>
+      <w:pPr>
+        <w:jc w:val="left"/>
+        <w:rPr>
+          <w:color w:val="0066FF"/>
+        </w:rPr>
+      </w:pPr>
+      <w:r>
+        <w:rPr>
+          <w:color w:val="0066FF"/>
+        </w:rPr>
+        <w:br w:type="page"/>
+      </w:r>
+    </w:p>
+    <w:p>
+      <w:pPr>
+        <w:pStyle w:val="berschrift2"/>
+      </w:pPr>
+      <w:bookmarkStart w:id="61" w:name="_Toc222728669"/>
+      <w:r>
+        <w:lastRenderedPageBreak/>
+        <w:t>Ergebnisse und Diskussion</w:t>
+      </w:r>
+      <w:bookmarkEnd w:id="61"/>
+    </w:p>
+    <w:p>
+      <w:pPr>
+        <w:pStyle w:val="Text"/>
+        <w:rPr>
+          <w:color w:val="0066FF"/>
+        </w:rPr>
+      </w:pPr>
+      <w:r>
+        <w:rPr>
+          <w:color w:val="0066FF"/>
+        </w:rPr>
+        <w:t>(FV = Text)</w:t>
+      </w:r>
+    </w:p>
+    <w:p>
+      <w:pPr>
+        <w:pStyle w:val="Text"/>
+        <w:rPr>
+          <w:color w:val="0066FF"/>
+        </w:rPr>
+      </w:pPr>
+    </w:p>
+    <w:p>
+      <w:pPr>
+        <w:jc w:val="left"/>
+        <w:rPr>
+          <w:color w:val="0066FF"/>
+        </w:rPr>
+      </w:pPr>
+      <w:r>
+        <w:rPr>
+          <w:color w:val="0066FF"/>
+        </w:rPr>
+        <w:br w:type="page"/>
+      </w:r>
+    </w:p>
+    <w:p>
+      <w:pPr>
+        <w:pStyle w:val="berschrift2"/>
+      </w:pPr>
+      <w:bookmarkStart w:id="62" w:name="_Toc222728670"/>
+      <w:r>
+        <w:lastRenderedPageBreak/>
+        <w:t>Zusammenfassung individueller Teil</w:t>
+      </w:r>
+      <w:bookmarkEnd w:id="62"/>
+    </w:p>
+    <w:p>
+      <w:pPr>
+        <w:rPr>
+          <w:color w:val="0066FF"/>
+        </w:rPr>
+      </w:pPr>
+      <w:r>
+        <w:rPr>
+          <w:color w:val="0066FF"/>
+        </w:rPr>
+        <w:t xml:space="preserve">(FV = Text) </w:t>
+      </w:r>
+      <w:proofErr w:type="gramStart"/>
+      <w:r>
+        <w:rPr>
+          <w:color w:val="0066FF"/>
+        </w:rPr>
+        <w:t>Hier</w:t>
+      </w:r>
+      <w:proofErr w:type="gramEnd"/>
+      <w:r>
+        <w:rPr>
+          <w:color w:val="0066FF"/>
+        </w:rPr>
+        <w:t xml:space="preserve"> werden die wichtigsten Fakten der individuellen Aufgabe des Schülers / der Schülerin kurz zusammengefasst werden.</w:t>
+      </w:r>
+    </w:p>
+    <w:p>
+      <w:pPr>
+        <w:rPr>
+          <w:color w:val="0066FF"/>
+        </w:rPr>
+      </w:pPr>
+      <w:r>
+        <w:rPr>
+          <w:color w:val="0066FF"/>
+        </w:rPr>
+        <w:t>Unter anderem können die Antworten auf folgende Fragen als Anhaltspunkte dienen:</w:t>
+      </w:r>
+    </w:p>
+    <w:p>
+      <w:pPr>
+        <w:pStyle w:val="Listenabsatz"/>
+        <w:numPr>
+          <w:ilvl w:val="0"/>
+          <w:numId w:val="10"/>
+        </w:numPr>
+        <w:rPr>
+          <w:color w:val="0066FF"/>
+        </w:rPr>
+      </w:pPr>
+      <w:r>
+        <w:rPr>
+          <w:color w:val="0066FF"/>
+        </w:rPr>
+        <w:t>Wurde das Projektziel erreicht?</w:t>
+      </w:r>
+    </w:p>
+    <w:p>
+      <w:pPr>
+        <w:pStyle w:val="Listenabsatz"/>
+        <w:numPr>
+          <w:ilvl w:val="1"/>
+          <w:numId w:val="10"/>
+        </w:numPr>
+        <w:rPr>
+          <w:color w:val="0066FF"/>
+        </w:rPr>
+      </w:pPr>
+      <w:r>
+        <w:rPr>
+          <w:color w:val="0066FF"/>
+        </w:rPr>
+        <w:t>Ja: in welchem Ausmaß/Umfang</w:t>
+      </w:r>
+    </w:p>
+    <w:p>
+      <w:pPr>
+        <w:pStyle w:val="Listenabsatz"/>
+        <w:numPr>
+          <w:ilvl w:val="1"/>
+          <w:numId w:val="10"/>
+        </w:numPr>
+        <w:rPr>
+          <w:color w:val="0066FF"/>
+        </w:rPr>
+      </w:pPr>
+      <w:r>
+        <w:rPr>
+          <w:color w:val="0066FF"/>
+        </w:rPr>
+        <w:t>Nein: .welche Gründe waren verantwortlich für das Nichterreichen</w:t>
+      </w:r>
+    </w:p>
+    <w:p>
+      <w:pPr>
+        <w:pStyle w:val="Listenabsatz"/>
+        <w:numPr>
+          <w:ilvl w:val="0"/>
+          <w:numId w:val="10"/>
+        </w:numPr>
+        <w:rPr>
+          <w:color w:val="0066FF"/>
+        </w:rPr>
+      </w:pPr>
+      <w:r>
+        <w:rPr>
+          <w:color w:val="0066FF"/>
+        </w:rPr>
+        <w:t>Erkenntnisse, die bei der Durchführung der Arbeit gewonnen wurden.</w:t>
+      </w:r>
+    </w:p>
+    <w:p>
+      <w:pPr>
+        <w:pStyle w:val="Listenabsatz"/>
+        <w:numPr>
+          <w:ilvl w:val="0"/>
+          <w:numId w:val="10"/>
+        </w:numPr>
+        <w:rPr>
+          <w:color w:val="0066FF"/>
+        </w:rPr>
+      </w:pPr>
+    </w:p>
+    <w:p>
+      <w:pPr>
+        <w:pStyle w:val="Text"/>
+        <w:sectPr>
+          <w:headerReference w:type="default" r:id="rId52"/>
+          <w:pgSz w:w="11906" w:h="16838"/>
+          <w:pgMar w:top="1417" w:right="1440" w:bottom="1134" w:left="1440" w:header="708" w:footer="708" w:gutter="0"/>
+          <w:cols w:space="720"/>
+          <w:formProt w:val="0"/>
+          <w:docGrid w:type="lines" w:linePitch="360"/>
+        </w:sectPr>
+      </w:pPr>
+    </w:p>
+    <w:p>
+      <w:pPr>
         <w:pStyle w:val="berschrift1"/>
       </w:pPr>
-      <w:bookmarkStart w:id="65" w:name="_Ref200468988"/>
-      <w:bookmarkStart w:id="66" w:name="_Ref200469530"/>
-      <w:bookmarkStart w:id="67" w:name="_Toc222728671"/>
+      <w:bookmarkStart w:id="63" w:name="_Ref200468988"/>
+      <w:bookmarkStart w:id="64" w:name="_Ref200469530"/>
+      <w:bookmarkStart w:id="65" w:name="_Toc222728671"/>
       <w:r>
         <w:lastRenderedPageBreak/>
         <w:t>Zusammenfassung und Ausblick</w:t>
       </w:r>
+      <w:bookmarkEnd w:id="63"/>
+      <w:bookmarkEnd w:id="64"/>
       <w:bookmarkEnd w:id="65"/>
+    </w:p>
+    <w:p>
+      <w:pPr>
+        <w:pStyle w:val="berschrift2"/>
+      </w:pPr>
+      <w:bookmarkStart w:id="66" w:name="_Toc222728672"/>
+      <w:r>
+        <w:t>Zusammenfassung der gesamten Arbeit</w:t>
+      </w:r>
       <w:bookmarkEnd w:id="66"/>
-      <w:bookmarkEnd w:id="67"/>
-    </w:p>
-    <w:p>
-      <w:pPr>
-        <w:pStyle w:val="berschrift2"/>
-      </w:pPr>
-      <w:bookmarkStart w:id="68" w:name="_Toc222728672"/>
-      <w:r>
-        <w:t>Zusammenfassung der gesamten Arbeit</w:t>
-      </w:r>
-      <w:bookmarkEnd w:id="68"/>
     </w:p>
     <w:p>
       <w:pPr>
@@ -9414,9 +10308,58 @@
       </w:pPr>
       <w:r>
         <w:rPr>
+          <w:color w:val="0066FF"/>
+        </w:rPr>
+        <w:drawing>
+          <wp:inline distT="0" distB="0" distL="0" distR="0" wp14:anchorId="612B9350" wp14:editId="1912DE27">
+            <wp:extent cx="5731510" cy="3637915"/>
+            <wp:effectExtent l="0" t="0" r="0" b="0"/>
+            <wp:docPr id="1065083219" name="Grafik 1" descr="Ein Bild, das Text, Screenshot enthält.&#10;&#10;KI-generierte Inhalte können fehlerhaft sein."/>
+            <wp:cNvGraphicFramePr>
+              <a:graphicFrameLocks xmlns:a="http://schemas.openxmlformats.org/drawingml/2006/main" noChangeAspect="1"/>
+            </wp:cNvGraphicFramePr>
+            <a:graphic xmlns:a="http://schemas.openxmlformats.org/drawingml/2006/main">
+              <a:graphicData uri="http://schemas.openxmlformats.org/drawingml/2006/picture">
+                <pic:pic xmlns:pic="http://schemas.openxmlformats.org/drawingml/2006/picture">
+                  <pic:nvPicPr>
+                    <pic:cNvPr id="1065083219" name="Grafik 1" descr="Ein Bild, das Text, Screenshot enthält.&#10;&#10;KI-generierte Inhalte können fehlerhaft sein."/>
+                    <pic:cNvPicPr/>
+                  </pic:nvPicPr>
+                  <pic:blipFill>
+                    <a:blip r:embed="rId53"/>
+                    <a:stretch>
+                      <a:fillRect/>
+                    </a:stretch>
+                  </pic:blipFill>
+                  <pic:spPr>
+                    <a:xfrm>
+                      <a:off x="0" y="0"/>
+                      <a:ext cx="5731510" cy="3637915"/>
+                    </a:xfrm>
+                    <a:prstGeom prst="rect">
+                      <a:avLst/>
+                    </a:prstGeom>
+                  </pic:spPr>
+                </pic:pic>
+              </a:graphicData>
+            </a:graphic>
+          </wp:inline>
+        </w:drawing>
+      </w:r>
+    </w:p>
+    <w:p>
+      <w:pPr>
+        <w:pStyle w:val="Text"/>
+        <w:rPr>
+          <w:color w:val="0066FF"/>
+        </w:rPr>
+      </w:pPr>
+      <w:r>
+        <w:rPr>
           <w:noProof/>
           <w:color w:val="0066FF"/>
         </w:rPr>
+        <w:lastRenderedPageBreak/>
         <w:drawing>
           <wp:inline distT="0" distB="0" distL="0" distR="0" wp14:anchorId="3597A9BE" wp14:editId="18C91C21">
             <wp:extent cx="5731510" cy="4028440"/>
@@ -9433,7 +10376,7 @@
                     <pic:cNvPicPr/>
                   </pic:nvPicPr>
                   <pic:blipFill>
-                    <a:blip r:embed="rId51"/>
+                    <a:blip r:embed="rId54"/>
                     <a:stretch>
                       <a:fillRect/>
                     </a:stretch>
@@ -9466,7 +10409,6 @@
           <w:noProof/>
           <w:color w:val="0066FF"/>
         </w:rPr>
-        <w:lastRenderedPageBreak/>
         <w:drawing>
           <wp:inline distT="0" distB="0" distL="0" distR="0" wp14:anchorId="5386A699" wp14:editId="5FED5DAE">
             <wp:extent cx="5731510" cy="4032250"/>
@@ -9483,7 +10425,7 @@
                     <pic:cNvPicPr/>
                   </pic:nvPicPr>
                   <pic:blipFill>
-                    <a:blip r:embed="rId52"/>
+                    <a:blip r:embed="rId55"/>
                     <a:stretch>
                       <a:fillRect/>
                     </a:stretch>
@@ -9516,6 +10458,7 @@
           <w:noProof/>
           <w:color w:val="0066FF"/>
         </w:rPr>
+        <w:lastRenderedPageBreak/>
         <w:drawing>
           <wp:inline distT="0" distB="0" distL="0" distR="0" wp14:anchorId="2AD0F7DA" wp14:editId="1F31E87E">
             <wp:extent cx="5731510" cy="4119245"/>
@@ -9532,7 +10475,7 @@
                     <pic:cNvPicPr/>
                   </pic:nvPicPr>
                   <pic:blipFill>
-                    <a:blip r:embed="rId53"/>
+                    <a:blip r:embed="rId56"/>
                     <a:stretch>
                       <a:fillRect/>
                     </a:stretch>
@@ -9571,12 +10514,11 @@
       <w:pPr>
         <w:pStyle w:val="berschrift2"/>
       </w:pPr>
-      <w:bookmarkStart w:id="69" w:name="_Toc222728673"/>
-      <w:r>
-        <w:lastRenderedPageBreak/>
+      <w:bookmarkStart w:id="67" w:name="_Toc222728673"/>
+      <w:r>
         <w:t>Ausblick</w:t>
       </w:r>
-      <w:bookmarkEnd w:id="69"/>
+      <w:bookmarkEnd w:id="67"/>
     </w:p>
     <w:p>
       <w:pPr>
@@ -9711,10 +10653,10 @@
       <w:pPr>
         <w:pStyle w:val="Text"/>
         <w:sectPr>
-          <w:headerReference w:type="default" r:id="rId54"/>
-          <w:footerReference w:type="default" r:id="rId55"/>
-          <w:headerReference w:type="first" r:id="rId56"/>
-          <w:footerReference w:type="first" r:id="rId57"/>
+          <w:headerReference w:type="default" r:id="rId57"/>
+          <w:footerReference w:type="default" r:id="rId58"/>
+          <w:headerReference w:type="first" r:id="rId59"/>
+          <w:footerReference w:type="first" r:id="rId60"/>
           <w:pgSz w:w="11906" w:h="16838"/>
           <w:pgMar w:top="1417" w:right="1440" w:bottom="1134" w:left="1440" w:header="708" w:footer="708" w:gutter="0"/>
           <w:cols w:space="720"/>
@@ -9727,14 +10669,14 @@
       <w:pPr>
         <w:pStyle w:val="berschrift1"/>
       </w:pPr>
-      <w:bookmarkStart w:id="70" w:name="_Ref200468159"/>
-      <w:bookmarkStart w:id="71" w:name="_Toc222728674"/>
+      <w:bookmarkStart w:id="68" w:name="_Ref200468159"/>
+      <w:bookmarkStart w:id="69" w:name="_Toc222728674"/>
       <w:r>
         <w:lastRenderedPageBreak/>
         <w:t>Erklärung der Eigenständigkeit</w:t>
       </w:r>
-      <w:bookmarkEnd w:id="70"/>
-      <w:bookmarkEnd w:id="71"/>
+      <w:bookmarkEnd w:id="68"/>
+      <w:bookmarkEnd w:id="69"/>
     </w:p>
     <w:p>
       <w:pPr>
@@ -9870,10 +10812,10 @@
       <w:pPr>
         <w:pStyle w:val="Text"/>
         <w:sectPr>
-          <w:headerReference w:type="default" r:id="rId58"/>
-          <w:footerReference w:type="default" r:id="rId59"/>
-          <w:headerReference w:type="first" r:id="rId60"/>
-          <w:footerReference w:type="first" r:id="rId61"/>
+          <w:headerReference w:type="default" r:id="rId61"/>
+          <w:footerReference w:type="default" r:id="rId62"/>
+          <w:headerReference w:type="first" r:id="rId63"/>
+          <w:footerReference w:type="first" r:id="rId64"/>
           <w:pgSz w:w="11906" w:h="16838"/>
           <w:pgMar w:top="1417" w:right="1440" w:bottom="1134" w:left="1440" w:header="708" w:footer="708" w:gutter="0"/>
           <w:cols w:space="720"/>
@@ -9886,10 +10828,10 @@
       <w:pPr>
         <w:pStyle w:val="berschrift1"/>
         <w:sectPr>
-          <w:headerReference w:type="default" r:id="rId62"/>
-          <w:footerReference w:type="default" r:id="rId63"/>
-          <w:headerReference w:type="first" r:id="rId64"/>
-          <w:footerReference w:type="first" r:id="rId65"/>
+          <w:headerReference w:type="default" r:id="rId65"/>
+          <w:footerReference w:type="default" r:id="rId66"/>
+          <w:headerReference w:type="first" r:id="rId67"/>
+          <w:footerReference w:type="first" r:id="rId68"/>
           <w:pgSz w:w="11906" w:h="16838"/>
           <w:pgMar w:top="1417" w:right="1440" w:bottom="1134" w:left="1440" w:header="708" w:footer="708" w:gutter="0"/>
           <w:cols w:space="720"/>
@@ -9897,34 +10839,36 @@
           <w:docGrid w:type="lines" w:linePitch="360"/>
         </w:sectPr>
       </w:pPr>
-      <w:bookmarkStart w:id="72" w:name="_Ref200469499"/>
-      <w:bookmarkStart w:id="73" w:name="_Toc222728675"/>
+      <w:bookmarkStart w:id="70" w:name="_Ref200469499"/>
+      <w:bookmarkStart w:id="71" w:name="_Toc222728675"/>
       <w:r>
         <w:lastRenderedPageBreak/>
         <w:t>Arbeitsnachweise</w:t>
       </w:r>
+      <w:bookmarkEnd w:id="70"/>
+      <w:bookmarkEnd w:id="71"/>
+    </w:p>
+    <w:p>
+      <w:pPr>
+        <w:pStyle w:val="berschrift1"/>
+      </w:pPr>
+      <w:bookmarkStart w:id="72" w:name="_Toc84751256"/>
+      <w:bookmarkStart w:id="73" w:name="_Toc211138167"/>
+      <w:bookmarkStart w:id="74" w:name="_Toc211137922"/>
+      <w:bookmarkStart w:id="75" w:name="_Toc84757221"/>
+      <w:bookmarkStart w:id="76" w:name="_Toc210560305"/>
+      <w:bookmarkStart w:id="77" w:name="_Toc210560252"/>
+      <w:bookmarkStart w:id="78" w:name="_Ref210560064"/>
+      <w:bookmarkStart w:id="79" w:name="_Toc84751368"/>
+      <w:bookmarkStart w:id="80" w:name="_Ref200467937"/>
+      <w:bookmarkStart w:id="81" w:name="_Ref200469033"/>
+      <w:bookmarkStart w:id="82" w:name="_Toc222728676"/>
+      <w:r>
+        <w:lastRenderedPageBreak/>
+        <w:t>Verzeichnisse</w:t>
+      </w:r>
       <w:bookmarkEnd w:id="72"/>
       <w:bookmarkEnd w:id="73"/>
-    </w:p>
-    <w:p>
-      <w:pPr>
-        <w:pStyle w:val="berschrift1"/>
-      </w:pPr>
-      <w:bookmarkStart w:id="74" w:name="_Toc84751256"/>
-      <w:bookmarkStart w:id="75" w:name="_Toc211138167"/>
-      <w:bookmarkStart w:id="76" w:name="_Toc211137922"/>
-      <w:bookmarkStart w:id="77" w:name="_Toc84757221"/>
-      <w:bookmarkStart w:id="78" w:name="_Toc210560305"/>
-      <w:bookmarkStart w:id="79" w:name="_Toc210560252"/>
-      <w:bookmarkStart w:id="80" w:name="_Ref210560064"/>
-      <w:bookmarkStart w:id="81" w:name="_Toc84751368"/>
-      <w:bookmarkStart w:id="82" w:name="_Ref200467937"/>
-      <w:bookmarkStart w:id="83" w:name="_Ref200469033"/>
-      <w:bookmarkStart w:id="84" w:name="_Toc222728676"/>
-      <w:r>
-        <w:lastRenderedPageBreak/>
-        <w:t>Verzeichnisse</w:t>
-      </w:r>
       <w:bookmarkEnd w:id="74"/>
       <w:bookmarkEnd w:id="75"/>
       <w:bookmarkEnd w:id="76"/>
@@ -9934,205 +10878,203 @@
       <w:bookmarkEnd w:id="80"/>
       <w:bookmarkEnd w:id="81"/>
       <w:bookmarkEnd w:id="82"/>
+      <w:r>
+        <w:t xml:space="preserve"> </w:t>
+      </w:r>
+    </w:p>
+    <w:p>
+      <w:pPr>
+        <w:pStyle w:val="berschrift2"/>
+      </w:pPr>
+      <w:bookmarkStart w:id="83" w:name="_Toc210560306"/>
+      <w:bookmarkStart w:id="84" w:name="_Toc211138168"/>
+      <w:bookmarkStart w:id="85" w:name="_Toc84757222"/>
+      <w:bookmarkStart w:id="86" w:name="_Toc84751369"/>
+      <w:bookmarkStart w:id="87" w:name="_Toc84751257"/>
+      <w:bookmarkStart w:id="88" w:name="_Toc210560253"/>
+      <w:bookmarkStart w:id="89" w:name="_Toc211137923"/>
+      <w:bookmarkStart w:id="90" w:name="_Toc222728677"/>
+      <w:r>
+        <w:t>Literatur</w:t>
+      </w:r>
       <w:bookmarkEnd w:id="83"/>
       <w:bookmarkEnd w:id="84"/>
-      <w:r>
-        <w:t xml:space="preserve"> </w:t>
-      </w:r>
-    </w:p>
-    <w:p>
-      <w:pPr>
-        <w:pStyle w:val="berschrift2"/>
-      </w:pPr>
-      <w:bookmarkStart w:id="85" w:name="_Toc210560306"/>
-      <w:bookmarkStart w:id="86" w:name="_Toc211138168"/>
-      <w:bookmarkStart w:id="87" w:name="_Toc84757222"/>
-      <w:bookmarkStart w:id="88" w:name="_Toc84751369"/>
-      <w:bookmarkStart w:id="89" w:name="_Toc84751257"/>
-      <w:bookmarkStart w:id="90" w:name="_Toc210560253"/>
-      <w:bookmarkStart w:id="91" w:name="_Toc211137923"/>
-      <w:bookmarkStart w:id="92" w:name="_Toc222728677"/>
-      <w:r>
-        <w:t>Literatur</w:t>
-      </w:r>
       <w:bookmarkEnd w:id="85"/>
       <w:bookmarkEnd w:id="86"/>
       <w:bookmarkEnd w:id="87"/>
       <w:bookmarkEnd w:id="88"/>
       <w:bookmarkEnd w:id="89"/>
+      <w:r>
+        <w:t>verzeichnis</w:t>
+      </w:r>
       <w:bookmarkEnd w:id="90"/>
+      <w:r>
+        <w:t xml:space="preserve"> </w:t>
+      </w:r>
+    </w:p>
+    <w:p>
+      <w:pPr>
+        <w:rPr>
+          <w:color w:val="0066FF"/>
+        </w:rPr>
+      </w:pPr>
+      <w:r>
+        <w:rPr>
+          <w:color w:val="0066FF"/>
+        </w:rPr>
+        <w:t xml:space="preserve">Wird mithilfe von </w:t>
+      </w:r>
+      <w:proofErr w:type="spellStart"/>
+      <w:r>
+        <w:rPr>
+          <w:color w:val="0066FF"/>
+        </w:rPr>
+        <w:t>Zotero</w:t>
+      </w:r>
+      <w:proofErr w:type="spellEnd"/>
+      <w:r>
+        <w:rPr>
+          <w:color w:val="0066FF"/>
+        </w:rPr>
+        <w:t xml:space="preserve"> erstellt…</w:t>
+      </w:r>
+    </w:p>
+    <w:p>
+      <w:pPr>
+        <w:pStyle w:val="berschrift2"/>
+      </w:pPr>
+      <w:bookmarkStart w:id="91" w:name="_Toc84757225"/>
+      <w:bookmarkStart w:id="92" w:name="_Toc211138171"/>
+      <w:bookmarkStart w:id="93" w:name="_Toc211137927"/>
+      <w:bookmarkStart w:id="94" w:name="_Toc84751260"/>
+      <w:bookmarkStart w:id="95" w:name="_Toc210560307"/>
+      <w:bookmarkStart w:id="96" w:name="_Toc210560254"/>
+      <w:bookmarkStart w:id="97" w:name="_Toc84751372"/>
+      <w:bookmarkStart w:id="98" w:name="_Toc222728678"/>
+      <w:r>
+        <w:t>Abkürzungsverzeichnis</w:t>
+      </w:r>
       <w:bookmarkEnd w:id="91"/>
-      <w:r>
-        <w:t>verzeichnis</w:t>
-      </w:r>
       <w:bookmarkEnd w:id="92"/>
-      <w:r>
-        <w:t xml:space="preserve"> </w:t>
-      </w:r>
-    </w:p>
-    <w:p>
-      <w:pPr>
-        <w:rPr>
-          <w:color w:val="0066FF"/>
-        </w:rPr>
-      </w:pPr>
-      <w:r>
-        <w:rPr>
-          <w:color w:val="0066FF"/>
-        </w:rPr>
-        <w:t xml:space="preserve">Wird mithilfe von </w:t>
-      </w:r>
-      <w:proofErr w:type="spellStart"/>
-      <w:r>
-        <w:rPr>
-          <w:color w:val="0066FF"/>
-        </w:rPr>
-        <w:t>Zotero</w:t>
-      </w:r>
-      <w:proofErr w:type="spellEnd"/>
-      <w:r>
-        <w:rPr>
-          <w:color w:val="0066FF"/>
-        </w:rPr>
-        <w:t xml:space="preserve"> erstellt…</w:t>
-      </w:r>
-    </w:p>
-    <w:p>
-      <w:pPr>
-        <w:pStyle w:val="berschrift2"/>
-      </w:pPr>
-      <w:bookmarkStart w:id="93" w:name="_Toc84757225"/>
-      <w:bookmarkStart w:id="94" w:name="_Toc211138171"/>
-      <w:bookmarkStart w:id="95" w:name="_Toc211137927"/>
-      <w:bookmarkStart w:id="96" w:name="_Toc84751260"/>
-      <w:bookmarkStart w:id="97" w:name="_Toc210560307"/>
-      <w:bookmarkStart w:id="98" w:name="_Toc210560254"/>
-      <w:bookmarkStart w:id="99" w:name="_Toc84751372"/>
-      <w:bookmarkStart w:id="100" w:name="_Toc222728678"/>
-      <w:r>
-        <w:t>Abkürzungsverzeichnis</w:t>
-      </w:r>
       <w:bookmarkEnd w:id="93"/>
       <w:bookmarkEnd w:id="94"/>
       <w:bookmarkEnd w:id="95"/>
       <w:bookmarkEnd w:id="96"/>
       <w:bookmarkEnd w:id="97"/>
       <w:bookmarkEnd w:id="98"/>
+    </w:p>
+    <w:p>
+      <w:pPr>
+        <w:pStyle w:val="Text"/>
+        <w:rPr>
+          <w:color w:val="0066FF"/>
+        </w:rPr>
+      </w:pPr>
+      <w:r>
+        <w:rPr>
+          <w:color w:val="0066FF"/>
+        </w:rPr>
+        <w:t>(</w:t>
+      </w:r>
+      <w:proofErr w:type="gramStart"/>
+      <w:r>
+        <w:rPr>
+          <w:color w:val="0066FF"/>
+        </w:rPr>
+        <w:t>FV Text</w:t>
+      </w:r>
+      <w:proofErr w:type="gramEnd"/>
+      <w:r>
+        <w:rPr>
+          <w:color w:val="0066FF"/>
+        </w:rPr>
+        <w:t>)</w:t>
+      </w:r>
+      <w:bookmarkStart w:id="99" w:name="_Toc211138172"/>
+      <w:bookmarkStart w:id="100" w:name="_Toc211137928"/>
+      <w:bookmarkStart w:id="101" w:name="_Toc84757226"/>
+      <w:bookmarkStart w:id="102" w:name="_Toc84751373"/>
+      <w:bookmarkStart w:id="103" w:name="_Toc84751261"/>
+      <w:bookmarkStart w:id="104" w:name="_Toc210560308"/>
+      <w:bookmarkStart w:id="105" w:name="_Toc210560255"/>
+      <w:r>
+        <w:rPr>
+          <w:color w:val="0066FF"/>
+        </w:rPr>
+        <w:t xml:space="preserve"> Optionaler Abschnitt. Nur verwenden, wenn mehr als 10 verschiedene Abkürzungen im gesamten Dokument vorkommen.</w:t>
+      </w:r>
+    </w:p>
+    <w:p>
+      <w:pPr>
+        <w:pStyle w:val="berschrift2"/>
+      </w:pPr>
+      <w:bookmarkStart w:id="106" w:name="_Toc222728679"/>
+      <w:r>
+        <w:t>Tabellen</w:t>
+      </w:r>
       <w:bookmarkEnd w:id="99"/>
       <w:bookmarkEnd w:id="100"/>
-    </w:p>
-    <w:p>
-      <w:pPr>
-        <w:pStyle w:val="Text"/>
-        <w:rPr>
-          <w:color w:val="0066FF"/>
-        </w:rPr>
-      </w:pPr>
-      <w:r>
-        <w:rPr>
-          <w:color w:val="0066FF"/>
-        </w:rPr>
-        <w:t>(</w:t>
-      </w:r>
-      <w:proofErr w:type="gramStart"/>
-      <w:r>
-        <w:rPr>
-          <w:color w:val="0066FF"/>
-        </w:rPr>
-        <w:t>FV Text</w:t>
-      </w:r>
-      <w:proofErr w:type="gramEnd"/>
-      <w:r>
-        <w:rPr>
-          <w:color w:val="0066FF"/>
-        </w:rPr>
-        <w:t>)</w:t>
-      </w:r>
-      <w:bookmarkStart w:id="101" w:name="_Toc211138172"/>
-      <w:bookmarkStart w:id="102" w:name="_Toc211137928"/>
-      <w:bookmarkStart w:id="103" w:name="_Toc84757226"/>
-      <w:bookmarkStart w:id="104" w:name="_Toc84751373"/>
-      <w:bookmarkStart w:id="105" w:name="_Toc84751261"/>
-      <w:bookmarkStart w:id="106" w:name="_Toc210560308"/>
-      <w:bookmarkStart w:id="107" w:name="_Toc210560255"/>
-      <w:r>
-        <w:rPr>
-          <w:color w:val="0066FF"/>
-        </w:rPr>
-        <w:t xml:space="preserve"> Optionaler Abschnitt. Nur verwenden, wenn mehr als 10 verschiedene Abkürzungen im gesamten Dokument vorkommen.</w:t>
-      </w:r>
-    </w:p>
-    <w:p>
-      <w:pPr>
-        <w:pStyle w:val="berschrift2"/>
-      </w:pPr>
-      <w:bookmarkStart w:id="108" w:name="_Toc222728679"/>
-      <w:r>
-        <w:t>Tabellen</w:t>
-      </w:r>
       <w:bookmarkEnd w:id="101"/>
       <w:bookmarkEnd w:id="102"/>
       <w:bookmarkEnd w:id="103"/>
       <w:bookmarkEnd w:id="104"/>
       <w:bookmarkEnd w:id="105"/>
       <w:bookmarkEnd w:id="106"/>
+    </w:p>
+    <w:p>
+      <w:pPr>
+        <w:rPr>
+          <w:color w:val="0066FF"/>
+        </w:rPr>
+      </w:pPr>
+      <w:r>
+        <w:rPr>
+          <w:color w:val="0066FF"/>
+        </w:rPr>
+        <w:t>(</w:t>
+      </w:r>
+      <w:proofErr w:type="gramStart"/>
+      <w:r>
+        <w:rPr>
+          <w:color w:val="0066FF"/>
+        </w:rPr>
+        <w:t>FV Text</w:t>
+      </w:r>
+      <w:proofErr w:type="gramEnd"/>
+      <w:r>
+        <w:rPr>
+          <w:color w:val="0066FF"/>
+        </w:rPr>
+        <w:t>) Optionaler Abschnitt. Nur verwenden, wenn mehr als 10 verschiedene Tabellen im gesamten Dokument vorkommen.</w:t>
+      </w:r>
+    </w:p>
+    <w:p/>
+    <w:p>
+      <w:pPr>
+        <w:pStyle w:val="berschrift2"/>
+      </w:pPr>
+      <w:bookmarkStart w:id="107" w:name="_Toc210560256"/>
+      <w:bookmarkStart w:id="108" w:name="_Toc210560309"/>
+      <w:bookmarkStart w:id="109" w:name="_Toc211137929"/>
+      <w:bookmarkStart w:id="110" w:name="_Toc84757227"/>
+      <w:bookmarkStart w:id="111" w:name="_Toc84751374"/>
+      <w:bookmarkStart w:id="112" w:name="_Toc84751262"/>
+      <w:bookmarkStart w:id="113" w:name="_Toc211138173"/>
+      <w:bookmarkStart w:id="114" w:name="_Toc222728680"/>
+      <w:r>
+        <w:t>Abbildunge</w:t>
+      </w:r>
       <w:bookmarkEnd w:id="107"/>
       <w:bookmarkEnd w:id="108"/>
-    </w:p>
-    <w:p>
-      <w:pPr>
-        <w:rPr>
-          <w:color w:val="0066FF"/>
-        </w:rPr>
-      </w:pPr>
-      <w:r>
-        <w:rPr>
-          <w:color w:val="0066FF"/>
-        </w:rPr>
-        <w:t>(</w:t>
-      </w:r>
-      <w:proofErr w:type="gramStart"/>
-      <w:r>
-        <w:rPr>
-          <w:color w:val="0066FF"/>
-        </w:rPr>
-        <w:t>FV Text</w:t>
-      </w:r>
-      <w:proofErr w:type="gramEnd"/>
-      <w:r>
-        <w:rPr>
-          <w:color w:val="0066FF"/>
-        </w:rPr>
-        <w:t>) Optionaler Abschnitt. Nur verwenden, wenn mehr als 10 verschiedene Tabellen im gesamten Dokument vorkommen.</w:t>
-      </w:r>
-    </w:p>
-    <w:p/>
-    <w:p>
-      <w:pPr>
-        <w:pStyle w:val="berschrift2"/>
-      </w:pPr>
-      <w:bookmarkStart w:id="109" w:name="_Toc210560256"/>
-      <w:bookmarkStart w:id="110" w:name="_Toc210560309"/>
-      <w:bookmarkStart w:id="111" w:name="_Toc211137929"/>
-      <w:bookmarkStart w:id="112" w:name="_Toc84757227"/>
-      <w:bookmarkStart w:id="113" w:name="_Toc84751374"/>
-      <w:bookmarkStart w:id="114" w:name="_Toc84751262"/>
-      <w:bookmarkStart w:id="115" w:name="_Toc211138173"/>
-      <w:bookmarkStart w:id="116" w:name="_Toc222728680"/>
-      <w:r>
-        <w:t>Abbildunge</w:t>
+      <w:r>
+        <w:t>n</w:t>
       </w:r>
       <w:bookmarkEnd w:id="109"/>
       <w:bookmarkEnd w:id="110"/>
-      <w:r>
-        <w:t>n</w:t>
-      </w:r>
       <w:bookmarkEnd w:id="111"/>
       <w:bookmarkEnd w:id="112"/>
       <w:bookmarkEnd w:id="113"/>
       <w:bookmarkEnd w:id="114"/>
-      <w:bookmarkEnd w:id="115"/>
-      <w:bookmarkEnd w:id="116"/>
     </w:p>
     <w:p>
       <w:pPr>
@@ -10174,10 +11116,10 @@
           <w:color w:val="0066FF"/>
         </w:rPr>
         <w:sectPr>
-          <w:headerReference w:type="default" r:id="rId66"/>
-          <w:footerReference w:type="default" r:id="rId67"/>
-          <w:headerReference w:type="first" r:id="rId68"/>
-          <w:footerReference w:type="first" r:id="rId69"/>
+          <w:headerReference w:type="default" r:id="rId69"/>
+          <w:footerReference w:type="default" r:id="rId70"/>
+          <w:headerReference w:type="first" r:id="rId71"/>
+          <w:footerReference w:type="first" r:id="rId72"/>
           <w:pgSz w:w="11906" w:h="16838"/>
           <w:pgMar w:top="1417" w:right="1440" w:bottom="1134" w:left="1440" w:header="708" w:footer="708" w:gutter="0"/>
           <w:cols w:space="720"/>
@@ -10190,57 +11132,84 @@
       <w:pPr>
         <w:pStyle w:val="berschrift1"/>
       </w:pPr>
-      <w:bookmarkStart w:id="117" w:name="_Toc211138174"/>
-      <w:bookmarkStart w:id="118" w:name="_Toc211137930"/>
-      <w:bookmarkStart w:id="119" w:name="_Toc84751375"/>
-      <w:bookmarkStart w:id="120" w:name="_Toc84751263"/>
-      <w:bookmarkStart w:id="121" w:name="_Ref84675439"/>
-      <w:bookmarkStart w:id="122" w:name="_Toc222728681"/>
+      <w:bookmarkStart w:id="115" w:name="_Toc211138174"/>
+      <w:bookmarkStart w:id="116" w:name="_Toc211137930"/>
+      <w:bookmarkStart w:id="117" w:name="_Toc84751375"/>
+      <w:bookmarkStart w:id="118" w:name="_Toc84751263"/>
+      <w:bookmarkStart w:id="119" w:name="_Ref84675439"/>
+      <w:bookmarkStart w:id="120" w:name="_Toc222728681"/>
       <w:r>
         <w:lastRenderedPageBreak/>
         <w:t>Anhang</w:t>
       </w:r>
+      <w:bookmarkEnd w:id="115"/>
+      <w:bookmarkEnd w:id="116"/>
       <w:bookmarkEnd w:id="117"/>
       <w:bookmarkEnd w:id="118"/>
       <w:bookmarkEnd w:id="119"/>
       <w:bookmarkEnd w:id="120"/>
+    </w:p>
+    <w:p>
+      <w:pPr>
+        <w:pStyle w:val="Text"/>
+        <w:rPr>
+          <w:color w:val="0066FF"/>
+        </w:rPr>
+      </w:pPr>
+      <w:bookmarkStart w:id="121" w:name="_Ref210468443"/>
+      <w:bookmarkStart w:id="122" w:name="_Ref210464602"/>
+      <w:r>
+        <w:rPr>
+          <w:color w:val="0066FF"/>
+        </w:rPr>
+        <w:t>(</w:t>
+      </w:r>
+      <w:proofErr w:type="gramStart"/>
+      <w:r>
+        <w:rPr>
+          <w:color w:val="0066FF"/>
+        </w:rPr>
+        <w:t>FV Text</w:t>
+      </w:r>
+      <w:proofErr w:type="gramEnd"/>
+      <w:r>
+        <w:rPr>
+          <w:color w:val="0066FF"/>
+        </w:rPr>
+        <w:t>) Optionales Kapitel. Hier werden Datenblätter, große Zeichnungen, Skizzen, Bilder, etc. eingefügt, die im Fließtext der vorigen Kapitel nicht eingefügt werden, da sie dort die Übersichtlichkeit bzw. Struktur dieser Kapitel verschlechtern würden.</w:t>
+      </w:r>
       <w:bookmarkEnd w:id="121"/>
       <w:bookmarkEnd w:id="122"/>
     </w:p>
     <w:p>
       <w:pPr>
         <w:pStyle w:val="Text"/>
-      </w:pPr>
-      <w:bookmarkStart w:id="123" w:name="_Ref210468443"/>
-      <w:bookmarkStart w:id="124" w:name="_Ref210464602"/>
-      <w:r>
-        <w:rPr>
-          <w:color w:val="0066FF"/>
-        </w:rPr>
-        <w:t>(</w:t>
-      </w:r>
-      <w:proofErr w:type="gramStart"/>
-      <w:r>
-        <w:rPr>
-          <w:color w:val="0066FF"/>
-        </w:rPr>
-        <w:t>FV Text</w:t>
-      </w:r>
-      <w:proofErr w:type="gramEnd"/>
-      <w:r>
-        <w:rPr>
-          <w:color w:val="0066FF"/>
-        </w:rPr>
-        <w:t>) Optionales Kapitel. Hier werden Datenblätter, große Zeichnungen, Skizzen, Bilder, etc. eingefügt, die im Fließtext der vorigen Kapitel nicht eingefügt werden, da sie dort die Übersichtlichkeit bzw. Struktur dieser Kapitel verschlechtern würden.</w:t>
-      </w:r>
-      <w:bookmarkEnd w:id="123"/>
-      <w:bookmarkEnd w:id="124"/>
+        <w:rPr>
+          <w:color w:val="0066FF"/>
+        </w:rPr>
+      </w:pPr>
+    </w:p>
+    <w:p>
+      <w:pPr>
+        <w:pStyle w:val="Text"/>
+        <w:rPr>
+          <w:color w:val="0066FF"/>
+        </w:rPr>
+      </w:pPr>
+    </w:p>
+    <w:p>
+      <w:pPr>
+        <w:pStyle w:val="Text"/>
+        <w:rPr>
+          <w:lang w:val="en-GB"/>
+        </w:rPr>
+      </w:pPr>
     </w:p>
     <w:sectPr>
-      <w:headerReference w:type="default" r:id="rId70"/>
-      <w:footerReference w:type="default" r:id="rId71"/>
-      <w:headerReference w:type="first" r:id="rId72"/>
-      <w:footerReference w:type="first" r:id="rId73"/>
+      <w:headerReference w:type="default" r:id="rId73"/>
+      <w:footerReference w:type="default" r:id="rId74"/>
+      <w:headerReference w:type="first" r:id="rId75"/>
+      <w:footerReference w:type="first" r:id="rId76"/>
       <w:pgSz w:w="11906" w:h="16838"/>
       <w:pgMar w:top="1417" w:right="1440" w:bottom="1134" w:left="1440" w:header="708" w:footer="708" w:gutter="0"/>
       <w:cols w:space="720"/>
@@ -10408,27 +11377,7 @@
       </w:hyperlink>
     </w:p>
   </w:comment>
-  <w:comment w:id="52" w:author="GRANEGGER Felix, SchülerIn" w:date="2026-02-18T20:53:00Z" w:initials="FG">
-    <w:p>
-      <w:pPr>
-        <w:pStyle w:val="Kommentartext"/>
-        <w:jc w:val="left"/>
-      </w:pPr>
-      <w:r>
-        <w:rPr>
-          <w:rStyle w:val="Kommentarzeichen"/>
-        </w:rPr>
-        <w:annotationRef/>
-      </w:r>
-      <w:r>
-        <w:rPr>
-          <w:lang w:val="de-AT"/>
-        </w:rPr>
-        <w:t>verbessern</w:t>
-      </w:r>
-    </w:p>
-  </w:comment>
-  <w:comment w:id="54" w:author="GRANEGGER Felix, SchülerIn" w:date="2026-02-07T10:01:00Z" w:initials="FG">
+  <w:comment w:id="52" w:author="GRANEGGER Felix, SchülerIn" w:date="2026-02-07T10:01:00Z" w:initials="FG">
     <w:p>
       <w:pPr>
         <w:pStyle w:val="Kommentartext"/>
@@ -10450,7 +11399,7 @@
       </w:hyperlink>
     </w:p>
   </w:comment>
-  <w:comment w:id="55" w:author="GRANEGGER Felix, SchülerIn" w:date="2026-02-18T20:44:00Z" w:initials="FG">
+  <w:comment w:id="53" w:author="GRANEGGER Felix, SchülerIn" w:date="2026-02-18T20:44:00Z" w:initials="FG">
     <w:p>
       <w:pPr>
         <w:pStyle w:val="Kommentartext"/>
@@ -10472,7 +11421,7 @@
       </w:r>
     </w:p>
   </w:comment>
-  <w:comment w:id="57" w:author="GRANEGGER Felix, SchülerIn" w:date="2026-02-18T20:53:00Z" w:initials="FG">
+  <w:comment w:id="55" w:author="GRANEGGER Felix, SchülerIn" w:date="2026-02-18T20:53:00Z" w:initials="FG">
     <w:p>
       <w:pPr>
         <w:pStyle w:val="Kommentartext"/>
@@ -10492,7 +11441,7 @@
       </w:r>
     </w:p>
   </w:comment>
-  <w:comment w:id="59" w:author="GRANEGGER Felix, SchülerIn" w:date="2026-02-18T20:53:00Z" w:initials="FG">
+  <w:comment w:id="57" w:author="GRANEGGER Felix, SchülerIn" w:date="2026-02-18T20:53:00Z" w:initials="FG">
     <w:p>
       <w:pPr>
         <w:pStyle w:val="Kommentartext"/>
@@ -10520,7 +11469,6 @@
   <w15:commentEx w15:paraId="175C2077" w15:done="0"/>
   <w15:commentEx w15:paraId="27BE2ACC" w15:done="0"/>
   <w15:commentEx w15:paraId="69C786DA" w15:done="0"/>
-  <w15:commentEx w15:paraId="0D9638B2" w15:done="0"/>
   <w15:commentEx w15:paraId="4BEC553D" w15:done="0"/>
   <w15:commentEx w15:paraId="063CF687" w15:done="0"/>
   <w15:commentEx w15:paraId="43C01025" w15:done="0"/>
@@ -10533,7 +11481,6 @@
   <w16cex:commentExtensible w16cex:durableId="690105D3" w16cex:dateUtc="2026-02-18T20:00:00Z"/>
   <w16cex:commentExtensible w16cex:durableId="522987CD" w16cex:dateUtc="2026-02-18T19:29:00Z"/>
   <w16cex:commentExtensible w16cex:durableId="693A552F" w16cex:dateUtc="2026-02-07T09:10:00Z"/>
-  <w16cex:commentExtensible w16cex:durableId="5E442B2D" w16cex:dateUtc="2026-02-18T19:53:00Z"/>
   <w16cex:commentExtensible w16cex:durableId="3487A857" w16cex:dateUtc="2026-02-07T09:01:00Z"/>
   <w16cex:commentExtensible w16cex:durableId="0B36FA17" w16cex:dateUtc="2026-02-18T19:44:00Z"/>
   <w16cex:commentExtensible w16cex:durableId="48BA235E" w16cex:dateUtc="2026-02-18T19:53:00Z"/>
@@ -10546,7 +11493,6 @@
   <w16cid:commentId w16cid:paraId="175C2077" w16cid:durableId="690105D3"/>
   <w16cid:commentId w16cid:paraId="27BE2ACC" w16cid:durableId="522987CD"/>
   <w16cid:commentId w16cid:paraId="69C786DA" w16cid:durableId="693A552F"/>
-  <w16cid:commentId w16cid:paraId="0D9638B2" w16cid:durableId="5E442B2D"/>
   <w16cid:commentId w16cid:paraId="4BEC553D" w16cid:durableId="3487A857"/>
   <w16cid:commentId w16cid:paraId="063CF687" w16cid:durableId="0B36FA17"/>
   <w16cid:commentId w16cid:paraId="43C01025" w16cid:durableId="48BA235E"/>
@@ -10741,10 +11687,7 @@
     <w:proofErr w:type="gramEnd"/>
     <w:r>
       <w:tab/>
-      <w:t xml:space="preserve">Kapitel </w:t>
-    </w:r>
-    <w:r>
-      <w:t>2</w:t>
+      <w:t>Kapitel 2</w:t>
     </w:r>
     <w:r>
       <w:tab/>
@@ -11420,13 +12363,7 @@
       <w:fldChar w:fldCharType="separate"/>
     </w:r>
     <w:r>
-      <w:t xml:space="preserve">Dokumentation </w:t>
-    </w:r>
-    <w:r>
-      <w:t>Granegger Felix</w:t>
-    </w:r>
-    <w:r>
-      <w:t>:</w:t>
+      <w:t>Dokumentation Granegger Felix:</w:t>
     </w:r>
     <w:r>
       <w:fldChar w:fldCharType="end"/>
@@ -11455,6 +12392,64 @@
       <w:fldChar w:fldCharType="begin"/>
     </w:r>
     <w:r>
+      <w:instrText xml:space="preserve"> REF _Ref200465902 \h </w:instrText>
+    </w:r>
+    <w:r>
+      <w:fldChar w:fldCharType="separate"/>
+    </w:r>
+    <w:r>
+      <w:t>Dokumentation Granegger Felix:</w:t>
+    </w:r>
+    <w:r>
+      <w:fldChar w:fldCharType="end"/>
+    </w:r>
+    <w:r>
+      <w:tab/>
+      <w:t>Theoretische Grundlagen</w:t>
+    </w:r>
+  </w:p>
+</w:hdr>
+</file>
+
+<file path=word/header15.xml><?xml version="1.0" encoding="utf-8"?>
+<w:hdr xmlns:wpc="http://schemas.microsoft.com/office/word/2010/wordprocessingCanvas" xmlns:cx="http://schemas.microsoft.com/office/drawing/2014/chartex" xmlns:cx1="http://schemas.microsoft.com/office/drawing/2015/9/8/chartex" xmlns:cx2="http://schemas.microsoft.com/office/drawing/2015/10/21/chartex" xmlns:cx3="http://schemas.microsoft.com/office/drawing/2016/5/9/chartex" xmlns:cx4="http://schemas.microsoft.com/office/drawing/2016/5/10/chartex" xmlns:cx5="http://schemas.microsoft.com/office/drawing/2016/5/11/chartex" xmlns:cx6="http://schemas.microsoft.com/office/drawing/2016/5/12/chartex" xmlns:cx7="http://schemas.microsoft.com/office/drawing/2016/5/13/chartex" xmlns:cx8="http://schemas.microsoft.com/office/drawing/2016/5/14/chartex" xmlns:mc="http://schemas.openxmlformats.org/markup-compatibility/2006" xmlns:aink="http://schemas.microsoft.com/office/drawing/2016/ink" xmlns:am3d="http://schemas.microsoft.com/office/drawing/2017/model3d" xmlns:o="urn:schemas-microsoft-com:office:office" xmlns:oel="http://schemas.microsoft.com/office/2019/extlst" xmlns:r="http://schemas.openxmlformats.org/officeDocument/2006/relationships" xmlns:m="http://schemas.openxmlformats.org/officeDocument/2006/math" xmlns:v="urn:schemas-microsoft-com:vml" xmlns:wp14="http://schemas.microsoft.com/office/word/2010/wordprocessingDrawing" xmlns:wp="http://schemas.openxmlformats.org/drawingml/2006/wordprocessingDrawing" xmlns:w10="urn:schemas-microsoft-com:office:word" xmlns:w="http://schemas.openxmlformats.org/wordprocessingml/2006/main" xmlns:w14="http://schemas.microsoft.com/office/word/2010/wordml" xmlns:w15="http://schemas.microsoft.com/office/word/2012/wordml" xmlns:w16cex="http://schemas.microsoft.com/office/word/2018/wordml/cex" xmlns:w16cid="http://schemas.microsoft.com/office/word/2016/wordml/cid" xmlns:w16="http://schemas.microsoft.com/office/word/2018/wordml" xmlns:w16du="http://schemas.microsoft.com/office/word/2023/wordml/word16du" xmlns:w16sdtdh="http://schemas.microsoft.com/office/word/2020/wordml/sdtdatahash" xmlns:w16sdtfl="http://schemas.microsoft.com/office/word/2024/wordml/sdtformatlock" xmlns:w16se="http://schemas.microsoft.com/office/word/2015/wordml/symex" xmlns:wpg="http://schemas.microsoft.com/office/word/2010/wordprocessingGroup" xmlns:wpi="http://schemas.microsoft.com/office/word/2010/wordprocessingInk" xmlns:wne="http://schemas.microsoft.com/office/word/2006/wordml" xmlns:wps="http://schemas.microsoft.com/office/word/2010/wordprocessingShape" mc:Ignorable="w14 w15 w16se w16cid w16 w16cex w16sdtdh w16sdtfl w16du wp14">
+  <w:p>
+    <w:pPr>
+      <w:pStyle w:val="Fuzeile"/>
+    </w:pPr>
+    <w:r>
+      <w:fldChar w:fldCharType="begin"/>
+    </w:r>
+    <w:r>
+      <w:instrText xml:space="preserve"> REF _Ref200465902 \h </w:instrText>
+    </w:r>
+    <w:r>
+      <w:fldChar w:fldCharType="separate"/>
+    </w:r>
+    <w:r>
+      <w:t>Dokumentation Granegger Felix:</w:t>
+    </w:r>
+    <w:r>
+      <w:fldChar w:fldCharType="end"/>
+    </w:r>
+    <w:r>
+      <w:tab/>
+      <w:t>Praktische Umsetzung</w:t>
+    </w:r>
+  </w:p>
+</w:hdr>
+</file>
+
+<file path=word/header16.xml><?xml version="1.0" encoding="utf-8"?>
+<w:hdr xmlns:wpc="http://schemas.microsoft.com/office/word/2010/wordprocessingCanvas" xmlns:cx="http://schemas.microsoft.com/office/drawing/2014/chartex" xmlns:cx1="http://schemas.microsoft.com/office/drawing/2015/9/8/chartex" xmlns:cx2="http://schemas.microsoft.com/office/drawing/2015/10/21/chartex" xmlns:cx3="http://schemas.microsoft.com/office/drawing/2016/5/9/chartex" xmlns:cx4="http://schemas.microsoft.com/office/drawing/2016/5/10/chartex" xmlns:cx5="http://schemas.microsoft.com/office/drawing/2016/5/11/chartex" xmlns:cx6="http://schemas.microsoft.com/office/drawing/2016/5/12/chartex" xmlns:cx7="http://schemas.microsoft.com/office/drawing/2016/5/13/chartex" xmlns:cx8="http://schemas.microsoft.com/office/drawing/2016/5/14/chartex" xmlns:mc="http://schemas.openxmlformats.org/markup-compatibility/2006" xmlns:aink="http://schemas.microsoft.com/office/drawing/2016/ink" xmlns:am3d="http://schemas.microsoft.com/office/drawing/2017/model3d" xmlns:o="urn:schemas-microsoft-com:office:office" xmlns:oel="http://schemas.microsoft.com/office/2019/extlst" xmlns:r="http://schemas.openxmlformats.org/officeDocument/2006/relationships" xmlns:m="http://schemas.openxmlformats.org/officeDocument/2006/math" xmlns:v="urn:schemas-microsoft-com:vml" xmlns:wp14="http://schemas.microsoft.com/office/word/2010/wordprocessingDrawing" xmlns:wp="http://schemas.openxmlformats.org/drawingml/2006/wordprocessingDrawing" xmlns:w10="urn:schemas-microsoft-com:office:word" xmlns:w="http://schemas.openxmlformats.org/wordprocessingml/2006/main" xmlns:w14="http://schemas.microsoft.com/office/word/2010/wordml" xmlns:w15="http://schemas.microsoft.com/office/word/2012/wordml" xmlns:w16cex="http://schemas.microsoft.com/office/word/2018/wordml/cex" xmlns:w16cid="http://schemas.microsoft.com/office/word/2016/wordml/cid" xmlns:w16="http://schemas.microsoft.com/office/word/2018/wordml" xmlns:w16du="http://schemas.microsoft.com/office/word/2023/wordml/word16du" xmlns:w16sdtdh="http://schemas.microsoft.com/office/word/2020/wordml/sdtdatahash" xmlns:w16sdtfl="http://schemas.microsoft.com/office/word/2024/wordml/sdtformatlock" xmlns:w16se="http://schemas.microsoft.com/office/word/2015/wordml/symex" xmlns:wpg="http://schemas.microsoft.com/office/word/2010/wordprocessingGroup" xmlns:wpi="http://schemas.microsoft.com/office/word/2010/wordprocessingInk" xmlns:wne="http://schemas.microsoft.com/office/word/2006/wordml" xmlns:wps="http://schemas.microsoft.com/office/word/2010/wordprocessingShape" mc:Ignorable="w14 w15 w16se w16cid w16 w16cex w16sdtdh w16sdtfl w16du wp14">
+  <w:p>
+    <w:pPr>
+      <w:pStyle w:val="Fuzeile"/>
+    </w:pPr>
+    <w:r>
+      <w:fldChar w:fldCharType="begin"/>
+    </w:r>
+    <w:r>
       <w:instrText xml:space="preserve"> REF _Ref200469530 \h </w:instrText>
     </w:r>
     <w:r>
@@ -11470,13 +12465,13 @@
 </w:hdr>
 </file>
 
-<file path=word/header15.xml><?xml version="1.0" encoding="utf-8"?>
+<file path=word/header17.xml><?xml version="1.0" encoding="utf-8"?>
 <w:hdr xmlns:wpc="http://schemas.microsoft.com/office/word/2010/wordprocessingCanvas" xmlns:cx="http://schemas.microsoft.com/office/drawing/2014/chartex" xmlns:cx1="http://schemas.microsoft.com/office/drawing/2015/9/8/chartex" xmlns:cx2="http://schemas.microsoft.com/office/drawing/2015/10/21/chartex" xmlns:cx3="http://schemas.microsoft.com/office/drawing/2016/5/9/chartex" xmlns:cx4="http://schemas.microsoft.com/office/drawing/2016/5/10/chartex" xmlns:cx5="http://schemas.microsoft.com/office/drawing/2016/5/11/chartex" xmlns:cx6="http://schemas.microsoft.com/office/drawing/2016/5/12/chartex" xmlns:cx7="http://schemas.microsoft.com/office/drawing/2016/5/13/chartex" xmlns:cx8="http://schemas.microsoft.com/office/drawing/2016/5/14/chartex" xmlns:mc="http://schemas.openxmlformats.org/markup-compatibility/2006" xmlns:aink="http://schemas.microsoft.com/office/drawing/2016/ink" xmlns:am3d="http://schemas.microsoft.com/office/drawing/2017/model3d" xmlns:o="urn:schemas-microsoft-com:office:office" xmlns:oel="http://schemas.microsoft.com/office/2019/extlst" xmlns:r="http://schemas.openxmlformats.org/officeDocument/2006/relationships" xmlns:m="http://schemas.openxmlformats.org/officeDocument/2006/math" xmlns:v="urn:schemas-microsoft-com:vml" xmlns:wp14="http://schemas.microsoft.com/office/word/2010/wordprocessingDrawing" xmlns:wp="http://schemas.openxmlformats.org/drawingml/2006/wordprocessingDrawing" xmlns:w10="urn:schemas-microsoft-com:office:word" xmlns:w="http://schemas.openxmlformats.org/wordprocessingml/2006/main" xmlns:w14="http://schemas.microsoft.com/office/word/2010/wordml" xmlns:w15="http://schemas.microsoft.com/office/word/2012/wordml" xmlns:w16cex="http://schemas.microsoft.com/office/word/2018/wordml/cex" xmlns:w16cid="http://schemas.microsoft.com/office/word/2016/wordml/cid" xmlns:w16="http://schemas.microsoft.com/office/word/2018/wordml" xmlns:w16du="http://schemas.microsoft.com/office/word/2023/wordml/word16du" xmlns:w16sdtdh="http://schemas.microsoft.com/office/word/2020/wordml/sdtdatahash" xmlns:w16sdtfl="http://schemas.microsoft.com/office/word/2024/wordml/sdtformatlock" xmlns:w16se="http://schemas.microsoft.com/office/word/2015/wordml/symex" xmlns:wpg="http://schemas.microsoft.com/office/word/2010/wordprocessingGroup" xmlns:wpi="http://schemas.microsoft.com/office/word/2010/wordprocessingInk" xmlns:wne="http://schemas.microsoft.com/office/word/2006/wordml" xmlns:wps="http://schemas.microsoft.com/office/word/2010/wordprocessingShape" mc:Ignorable="w14 w15 w16se w16cid w16 w16cex w16sdtdh w16sdtfl w16du wp14">
   <w:p/>
 </w:hdr>
 </file>
 
-<file path=word/header16.xml><?xml version="1.0" encoding="utf-8"?>
+<file path=word/header18.xml><?xml version="1.0" encoding="utf-8"?>
 <w:hdr xmlns:wpc="http://schemas.microsoft.com/office/word/2010/wordprocessingCanvas" xmlns:cx="http://schemas.microsoft.com/office/drawing/2014/chartex" xmlns:cx1="http://schemas.microsoft.com/office/drawing/2015/9/8/chartex" xmlns:cx2="http://schemas.microsoft.com/office/drawing/2015/10/21/chartex" xmlns:cx3="http://schemas.microsoft.com/office/drawing/2016/5/9/chartex" xmlns:cx4="http://schemas.microsoft.com/office/drawing/2016/5/10/chartex" xmlns:cx5="http://schemas.microsoft.com/office/drawing/2016/5/11/chartex" xmlns:cx6="http://schemas.microsoft.com/office/drawing/2016/5/12/chartex" xmlns:cx7="http://schemas.microsoft.com/office/drawing/2016/5/13/chartex" xmlns:cx8="http://schemas.microsoft.com/office/drawing/2016/5/14/chartex" xmlns:mc="http://schemas.openxmlformats.org/markup-compatibility/2006" xmlns:aink="http://schemas.microsoft.com/office/drawing/2016/ink" xmlns:am3d="http://schemas.microsoft.com/office/drawing/2017/model3d" xmlns:o="urn:schemas-microsoft-com:office:office" xmlns:oel="http://schemas.microsoft.com/office/2019/extlst" xmlns:r="http://schemas.openxmlformats.org/officeDocument/2006/relationships" xmlns:m="http://schemas.openxmlformats.org/officeDocument/2006/math" xmlns:v="urn:schemas-microsoft-com:vml" xmlns:wp14="http://schemas.microsoft.com/office/word/2010/wordprocessingDrawing" xmlns:wp="http://schemas.openxmlformats.org/drawingml/2006/wordprocessingDrawing" xmlns:w10="urn:schemas-microsoft-com:office:word" xmlns:w="http://schemas.openxmlformats.org/wordprocessingml/2006/main" xmlns:w14="http://schemas.microsoft.com/office/word/2010/wordml" xmlns:w15="http://schemas.microsoft.com/office/word/2012/wordml" xmlns:w16cex="http://schemas.microsoft.com/office/word/2018/wordml/cex" xmlns:w16cid="http://schemas.microsoft.com/office/word/2016/wordml/cid" xmlns:w16="http://schemas.microsoft.com/office/word/2018/wordml" xmlns:w16du="http://schemas.microsoft.com/office/word/2023/wordml/word16du" xmlns:w16sdtdh="http://schemas.microsoft.com/office/word/2020/wordml/sdtdatahash" xmlns:w16sdtfl="http://schemas.microsoft.com/office/word/2024/wordml/sdtformatlock" xmlns:w16se="http://schemas.microsoft.com/office/word/2015/wordml/symex" xmlns:wpg="http://schemas.microsoft.com/office/word/2010/wordprocessingGroup" xmlns:wpi="http://schemas.microsoft.com/office/word/2010/wordprocessingInk" xmlns:wne="http://schemas.microsoft.com/office/word/2006/wordml" xmlns:wps="http://schemas.microsoft.com/office/word/2010/wordprocessingShape" mc:Ignorable="w14 w15 w16se w16cid w16 w16cex w16sdtdh w16sdtfl w16du wp14">
   <w:p>
     <w:pPr>
@@ -11496,40 +12491,6 @@
     </w:r>
     <w:r>
       <w:t>Erklärung der Eigenständigkeit</w:t>
-    </w:r>
-    <w:r>
-      <w:fldChar w:fldCharType="end"/>
-    </w:r>
-  </w:p>
-</w:hdr>
-</file>
-
-<file path=word/header17.xml><?xml version="1.0" encoding="utf-8"?>
-<w:hdr xmlns:wpc="http://schemas.microsoft.com/office/word/2010/wordprocessingCanvas" xmlns:cx="http://schemas.microsoft.com/office/drawing/2014/chartex" xmlns:cx1="http://schemas.microsoft.com/office/drawing/2015/9/8/chartex" xmlns:cx2="http://schemas.microsoft.com/office/drawing/2015/10/21/chartex" xmlns:cx3="http://schemas.microsoft.com/office/drawing/2016/5/9/chartex" xmlns:cx4="http://schemas.microsoft.com/office/drawing/2016/5/10/chartex" xmlns:cx5="http://schemas.microsoft.com/office/drawing/2016/5/11/chartex" xmlns:cx6="http://schemas.microsoft.com/office/drawing/2016/5/12/chartex" xmlns:cx7="http://schemas.microsoft.com/office/drawing/2016/5/13/chartex" xmlns:cx8="http://schemas.microsoft.com/office/drawing/2016/5/14/chartex" xmlns:mc="http://schemas.openxmlformats.org/markup-compatibility/2006" xmlns:aink="http://schemas.microsoft.com/office/drawing/2016/ink" xmlns:am3d="http://schemas.microsoft.com/office/drawing/2017/model3d" xmlns:o="urn:schemas-microsoft-com:office:office" xmlns:oel="http://schemas.microsoft.com/office/2019/extlst" xmlns:r="http://schemas.openxmlformats.org/officeDocument/2006/relationships" xmlns:m="http://schemas.openxmlformats.org/officeDocument/2006/math" xmlns:v="urn:schemas-microsoft-com:vml" xmlns:wp14="http://schemas.microsoft.com/office/word/2010/wordprocessingDrawing" xmlns:wp="http://schemas.openxmlformats.org/drawingml/2006/wordprocessingDrawing" xmlns:w10="urn:schemas-microsoft-com:office:word" xmlns:w="http://schemas.openxmlformats.org/wordprocessingml/2006/main" xmlns:w14="http://schemas.microsoft.com/office/word/2010/wordml" xmlns:w15="http://schemas.microsoft.com/office/word/2012/wordml" xmlns:w16cex="http://schemas.microsoft.com/office/word/2018/wordml/cex" xmlns:w16cid="http://schemas.microsoft.com/office/word/2016/wordml/cid" xmlns:w16="http://schemas.microsoft.com/office/word/2018/wordml" xmlns:w16du="http://schemas.microsoft.com/office/word/2023/wordml/word16du" xmlns:w16sdtdh="http://schemas.microsoft.com/office/word/2020/wordml/sdtdatahash" xmlns:w16sdtfl="http://schemas.microsoft.com/office/word/2024/wordml/sdtformatlock" xmlns:w16se="http://schemas.microsoft.com/office/word/2015/wordml/symex" xmlns:wpg="http://schemas.microsoft.com/office/word/2010/wordprocessingGroup" xmlns:wpi="http://schemas.microsoft.com/office/word/2010/wordprocessingInk" xmlns:wne="http://schemas.microsoft.com/office/word/2006/wordml" xmlns:wps="http://schemas.microsoft.com/office/word/2010/wordprocessingShape" mc:Ignorable="w14 w15 w16se w16cid w16 w16cex w16sdtdh w16sdtfl w16du wp14">
-  <w:p/>
-</w:hdr>
-</file>
-
-<file path=word/header18.xml><?xml version="1.0" encoding="utf-8"?>
-<w:hdr xmlns:wpc="http://schemas.microsoft.com/office/word/2010/wordprocessingCanvas" xmlns:cx="http://schemas.microsoft.com/office/drawing/2014/chartex" xmlns:cx1="http://schemas.microsoft.com/office/drawing/2015/9/8/chartex" xmlns:cx2="http://schemas.microsoft.com/office/drawing/2015/10/21/chartex" xmlns:cx3="http://schemas.microsoft.com/office/drawing/2016/5/9/chartex" xmlns:cx4="http://schemas.microsoft.com/office/drawing/2016/5/10/chartex" xmlns:cx5="http://schemas.microsoft.com/office/drawing/2016/5/11/chartex" xmlns:cx6="http://schemas.microsoft.com/office/drawing/2016/5/12/chartex" xmlns:cx7="http://schemas.microsoft.com/office/drawing/2016/5/13/chartex" xmlns:cx8="http://schemas.microsoft.com/office/drawing/2016/5/14/chartex" xmlns:mc="http://schemas.openxmlformats.org/markup-compatibility/2006" xmlns:aink="http://schemas.microsoft.com/office/drawing/2016/ink" xmlns:am3d="http://schemas.microsoft.com/office/drawing/2017/model3d" xmlns:o="urn:schemas-microsoft-com:office:office" xmlns:oel="http://schemas.microsoft.com/office/2019/extlst" xmlns:r="http://schemas.openxmlformats.org/officeDocument/2006/relationships" xmlns:m="http://schemas.openxmlformats.org/officeDocument/2006/math" xmlns:v="urn:schemas-microsoft-com:vml" xmlns:wp14="http://schemas.microsoft.com/office/word/2010/wordprocessingDrawing" xmlns:wp="http://schemas.openxmlformats.org/drawingml/2006/wordprocessingDrawing" xmlns:w10="urn:schemas-microsoft-com:office:word" xmlns:w="http://schemas.openxmlformats.org/wordprocessingml/2006/main" xmlns:w14="http://schemas.microsoft.com/office/word/2010/wordml" xmlns:w15="http://schemas.microsoft.com/office/word/2012/wordml" xmlns:w16cex="http://schemas.microsoft.com/office/word/2018/wordml/cex" xmlns:w16cid="http://schemas.microsoft.com/office/word/2016/wordml/cid" xmlns:w16="http://schemas.microsoft.com/office/word/2018/wordml" xmlns:w16du="http://schemas.microsoft.com/office/word/2023/wordml/word16du" xmlns:w16sdtdh="http://schemas.microsoft.com/office/word/2020/wordml/sdtdatahash" xmlns:w16sdtfl="http://schemas.microsoft.com/office/word/2024/wordml/sdtformatlock" xmlns:w16se="http://schemas.microsoft.com/office/word/2015/wordml/symex" xmlns:wpg="http://schemas.microsoft.com/office/word/2010/wordprocessingGroup" xmlns:wpi="http://schemas.microsoft.com/office/word/2010/wordprocessingInk" xmlns:wne="http://schemas.microsoft.com/office/word/2006/wordml" xmlns:wps="http://schemas.microsoft.com/office/word/2010/wordprocessingShape" mc:Ignorable="w14 w15 w16se w16cid w16 w16cex w16sdtdh w16sdtfl w16du wp14">
-  <w:p>
-    <w:pPr>
-      <w:pStyle w:val="Fuzeile"/>
-      <w:pBdr>
-        <w:bottom w:val="single" w:sz="4" w:space="1" w:color="000000"/>
-      </w:pBdr>
-    </w:pPr>
-    <w:r>
-      <w:fldChar w:fldCharType="begin"/>
-    </w:r>
-    <w:r>
-      <w:instrText xml:space="preserve"> REF _Ref200469499 \h </w:instrText>
-    </w:r>
-    <w:r>
-      <w:fldChar w:fldCharType="separate"/>
-    </w:r>
-    <w:r>
-      <w:t>Arbeitsnachweise</w:t>
     </w:r>
     <w:r>
       <w:fldChar w:fldCharType="end"/>
@@ -11588,7 +12549,7 @@
       <w:fldChar w:fldCharType="begin"/>
     </w:r>
     <w:r>
-      <w:instrText xml:space="preserve"> REF _Ref200467937 \h </w:instrText>
+      <w:instrText xml:space="preserve"> REF _Ref200469499 \h </w:instrText>
     </w:r>
     <w:r>
       <w:fldChar w:fldCharType="separate"/>
@@ -11617,6 +12578,40 @@
       <w:pBdr>
         <w:bottom w:val="single" w:sz="4" w:space="1" w:color="000000"/>
       </w:pBdr>
+    </w:pPr>
+    <w:r>
+      <w:fldChar w:fldCharType="begin"/>
+    </w:r>
+    <w:r>
+      <w:instrText xml:space="preserve"> REF _Ref200467937 \h </w:instrText>
+    </w:r>
+    <w:r>
+      <w:fldChar w:fldCharType="separate"/>
+    </w:r>
+    <w:r>
+      <w:t>Arbeitsnachweise</w:t>
+    </w:r>
+    <w:r>
+      <w:fldChar w:fldCharType="end"/>
+    </w:r>
+  </w:p>
+</w:hdr>
+</file>
+
+<file path=word/header23.xml><?xml version="1.0" encoding="utf-8"?>
+<w:hdr xmlns:wpc="http://schemas.microsoft.com/office/word/2010/wordprocessingCanvas" xmlns:cx="http://schemas.microsoft.com/office/drawing/2014/chartex" xmlns:cx1="http://schemas.microsoft.com/office/drawing/2015/9/8/chartex" xmlns:cx2="http://schemas.microsoft.com/office/drawing/2015/10/21/chartex" xmlns:cx3="http://schemas.microsoft.com/office/drawing/2016/5/9/chartex" xmlns:cx4="http://schemas.microsoft.com/office/drawing/2016/5/10/chartex" xmlns:cx5="http://schemas.microsoft.com/office/drawing/2016/5/11/chartex" xmlns:cx6="http://schemas.microsoft.com/office/drawing/2016/5/12/chartex" xmlns:cx7="http://schemas.microsoft.com/office/drawing/2016/5/13/chartex" xmlns:cx8="http://schemas.microsoft.com/office/drawing/2016/5/14/chartex" xmlns:mc="http://schemas.openxmlformats.org/markup-compatibility/2006" xmlns:aink="http://schemas.microsoft.com/office/drawing/2016/ink" xmlns:am3d="http://schemas.microsoft.com/office/drawing/2017/model3d" xmlns:o="urn:schemas-microsoft-com:office:office" xmlns:oel="http://schemas.microsoft.com/office/2019/extlst" xmlns:r="http://schemas.openxmlformats.org/officeDocument/2006/relationships" xmlns:m="http://schemas.openxmlformats.org/officeDocument/2006/math" xmlns:v="urn:schemas-microsoft-com:vml" xmlns:wp14="http://schemas.microsoft.com/office/word/2010/wordprocessingDrawing" xmlns:wp="http://schemas.openxmlformats.org/drawingml/2006/wordprocessingDrawing" xmlns:w10="urn:schemas-microsoft-com:office:word" xmlns:w="http://schemas.openxmlformats.org/wordprocessingml/2006/main" xmlns:w14="http://schemas.microsoft.com/office/word/2010/wordml" xmlns:w15="http://schemas.microsoft.com/office/word/2012/wordml" xmlns:w16cex="http://schemas.microsoft.com/office/word/2018/wordml/cex" xmlns:w16cid="http://schemas.microsoft.com/office/word/2016/wordml/cid" xmlns:w16="http://schemas.microsoft.com/office/word/2018/wordml" xmlns:w16du="http://schemas.microsoft.com/office/word/2023/wordml/word16du" xmlns:w16sdtdh="http://schemas.microsoft.com/office/word/2020/wordml/sdtdatahash" xmlns:w16sdtfl="http://schemas.microsoft.com/office/word/2024/wordml/sdtformatlock" xmlns:w16se="http://schemas.microsoft.com/office/word/2015/wordml/symex" xmlns:wpg="http://schemas.microsoft.com/office/word/2010/wordprocessingGroup" xmlns:wpi="http://schemas.microsoft.com/office/word/2010/wordprocessingInk" xmlns:wne="http://schemas.microsoft.com/office/word/2006/wordml" xmlns:wps="http://schemas.microsoft.com/office/word/2010/wordprocessingShape" mc:Ignorable="w14 w15 w16se w16cid w16 w16cex w16sdtdh w16sdtfl w16du wp14">
+  <w:p/>
+</w:hdr>
+</file>
+
+<file path=word/header24.xml><?xml version="1.0" encoding="utf-8"?>
+<w:hdr xmlns:wpc="http://schemas.microsoft.com/office/word/2010/wordprocessingCanvas" xmlns:cx="http://schemas.microsoft.com/office/drawing/2014/chartex" xmlns:cx1="http://schemas.microsoft.com/office/drawing/2015/9/8/chartex" xmlns:cx2="http://schemas.microsoft.com/office/drawing/2015/10/21/chartex" xmlns:cx3="http://schemas.microsoft.com/office/drawing/2016/5/9/chartex" xmlns:cx4="http://schemas.microsoft.com/office/drawing/2016/5/10/chartex" xmlns:cx5="http://schemas.microsoft.com/office/drawing/2016/5/11/chartex" xmlns:cx6="http://schemas.microsoft.com/office/drawing/2016/5/12/chartex" xmlns:cx7="http://schemas.microsoft.com/office/drawing/2016/5/13/chartex" xmlns:cx8="http://schemas.microsoft.com/office/drawing/2016/5/14/chartex" xmlns:mc="http://schemas.openxmlformats.org/markup-compatibility/2006" xmlns:aink="http://schemas.microsoft.com/office/drawing/2016/ink" xmlns:am3d="http://schemas.microsoft.com/office/drawing/2017/model3d" xmlns:o="urn:schemas-microsoft-com:office:office" xmlns:oel="http://schemas.microsoft.com/office/2019/extlst" xmlns:r="http://schemas.openxmlformats.org/officeDocument/2006/relationships" xmlns:m="http://schemas.openxmlformats.org/officeDocument/2006/math" xmlns:v="urn:schemas-microsoft-com:vml" xmlns:wp14="http://schemas.microsoft.com/office/word/2010/wordprocessingDrawing" xmlns:wp="http://schemas.openxmlformats.org/drawingml/2006/wordprocessingDrawing" xmlns:w10="urn:schemas-microsoft-com:office:word" xmlns:w="http://schemas.openxmlformats.org/wordprocessingml/2006/main" xmlns:w14="http://schemas.microsoft.com/office/word/2010/wordml" xmlns:w15="http://schemas.microsoft.com/office/word/2012/wordml" xmlns:w16cex="http://schemas.microsoft.com/office/word/2018/wordml/cex" xmlns:w16cid="http://schemas.microsoft.com/office/word/2016/wordml/cid" xmlns:w16="http://schemas.microsoft.com/office/word/2018/wordml" xmlns:w16du="http://schemas.microsoft.com/office/word/2023/wordml/word16du" xmlns:w16sdtdh="http://schemas.microsoft.com/office/word/2020/wordml/sdtdatahash" xmlns:w16sdtfl="http://schemas.microsoft.com/office/word/2024/wordml/sdtformatlock" xmlns:w16se="http://schemas.microsoft.com/office/word/2015/wordml/symex" xmlns:wpg="http://schemas.microsoft.com/office/word/2010/wordprocessingGroup" xmlns:wpi="http://schemas.microsoft.com/office/word/2010/wordprocessingInk" xmlns:wne="http://schemas.microsoft.com/office/word/2006/wordml" xmlns:wps="http://schemas.microsoft.com/office/word/2010/wordprocessingShape" mc:Ignorable="w14 w15 w16se w16cid w16 w16cex w16sdtdh w16sdtfl w16du wp14">
+  <w:p>
+    <w:pPr>
+      <w:pStyle w:val="Fuzeile"/>
+      <w:pBdr>
+        <w:bottom w:val="single" w:sz="4" w:space="1" w:color="000000"/>
+      </w:pBdr>
       <w:rPr>
         <w:szCs w:val="20"/>
         <w:u w:val="single"/>
@@ -11641,7 +12636,7 @@
 </w:hdr>
 </file>
 
-<file path=word/header23.xml><?xml version="1.0" encoding="utf-8"?>
+<file path=word/header25.xml><?xml version="1.0" encoding="utf-8"?>
 <w:hdr xmlns:wpc="http://schemas.microsoft.com/office/word/2010/wordprocessingCanvas" xmlns:cx="http://schemas.microsoft.com/office/drawing/2014/chartex" xmlns:cx1="http://schemas.microsoft.com/office/drawing/2015/9/8/chartex" xmlns:cx2="http://schemas.microsoft.com/office/drawing/2015/10/21/chartex" xmlns:cx3="http://schemas.microsoft.com/office/drawing/2016/5/9/chartex" xmlns:cx4="http://schemas.microsoft.com/office/drawing/2016/5/10/chartex" xmlns:cx5="http://schemas.microsoft.com/office/drawing/2016/5/11/chartex" xmlns:cx6="http://schemas.microsoft.com/office/drawing/2016/5/12/chartex" xmlns:cx7="http://schemas.microsoft.com/office/drawing/2016/5/13/chartex" xmlns:cx8="http://schemas.microsoft.com/office/drawing/2016/5/14/chartex" xmlns:mc="http://schemas.openxmlformats.org/markup-compatibility/2006" xmlns:aink="http://schemas.microsoft.com/office/drawing/2016/ink" xmlns:am3d="http://schemas.microsoft.com/office/drawing/2017/model3d" xmlns:o="urn:schemas-microsoft-com:office:office" xmlns:oel="http://schemas.microsoft.com/office/2019/extlst" xmlns:r="http://schemas.openxmlformats.org/officeDocument/2006/relationships" xmlns:m="http://schemas.openxmlformats.org/officeDocument/2006/math" xmlns:v="urn:schemas-microsoft-com:vml" xmlns:wp14="http://schemas.microsoft.com/office/word/2010/wordprocessingDrawing" xmlns:wp="http://schemas.openxmlformats.org/drawingml/2006/wordprocessingDrawing" xmlns:w10="urn:schemas-microsoft-com:office:word" xmlns:w="http://schemas.openxmlformats.org/wordprocessingml/2006/main" xmlns:w14="http://schemas.microsoft.com/office/word/2010/wordml" xmlns:w15="http://schemas.microsoft.com/office/word/2012/wordml" xmlns:w16cex="http://schemas.microsoft.com/office/word/2018/wordml/cex" xmlns:w16cid="http://schemas.microsoft.com/office/word/2016/wordml/cid" xmlns:w16="http://schemas.microsoft.com/office/word/2018/wordml" xmlns:w16du="http://schemas.microsoft.com/office/word/2023/wordml/word16du" xmlns:w16sdtdh="http://schemas.microsoft.com/office/word/2020/wordml/sdtdatahash" xmlns:w16sdtfl="http://schemas.microsoft.com/office/word/2024/wordml/sdtformatlock" xmlns:w16se="http://schemas.microsoft.com/office/word/2015/wordml/symex" xmlns:wpg="http://schemas.microsoft.com/office/word/2010/wordprocessingGroup" xmlns:wpi="http://schemas.microsoft.com/office/word/2010/wordprocessingInk" xmlns:wne="http://schemas.microsoft.com/office/word/2006/wordml" xmlns:wps="http://schemas.microsoft.com/office/word/2010/wordprocessingShape" mc:Ignorable="w14 w15 w16se w16cid w16 w16cex w16sdtdh w16sdtfl w16du wp14">
   <w:p/>
 </w:hdr>
@@ -11954,6 +12949,155 @@
     </w:lvl>
   </w:abstractNum>
   <w:abstractNum w:abstractNumId="1" w15:restartNumberingAfterBreak="0">
+    <w:nsid w:val="095533B2"/>
+    <w:multiLevelType w:val="multilevel"/>
+    <w:tmpl w:val="F6B400DC"/>
+    <w:lvl w:ilvl="0">
+      <w:start w:val="1"/>
+      <w:numFmt w:val="bullet"/>
+      <w:lvlText w:val=""/>
+      <w:lvlJc w:val="left"/>
+      <w:pPr>
+        <w:tabs>
+          <w:tab w:val="num" w:pos="720"/>
+        </w:tabs>
+        <w:ind w:left="720" w:hanging="360"/>
+      </w:pPr>
+      <w:rPr>
+        <w:rFonts w:ascii="Symbol" w:hAnsi="Symbol" w:hint="default"/>
+        <w:sz w:val="20"/>
+      </w:rPr>
+    </w:lvl>
+    <w:lvl w:ilvl="1" w:tentative="1">
+      <w:start w:val="1"/>
+      <w:numFmt w:val="bullet"/>
+      <w:lvlText w:val="o"/>
+      <w:lvlJc w:val="left"/>
+      <w:pPr>
+        <w:tabs>
+          <w:tab w:val="num" w:pos="1440"/>
+        </w:tabs>
+        <w:ind w:left="1440" w:hanging="360"/>
+      </w:pPr>
+      <w:rPr>
+        <w:rFonts w:ascii="Courier New" w:hAnsi="Courier New" w:hint="default"/>
+        <w:sz w:val="20"/>
+      </w:rPr>
+    </w:lvl>
+    <w:lvl w:ilvl="2" w:tentative="1">
+      <w:start w:val="1"/>
+      <w:numFmt w:val="bullet"/>
+      <w:lvlText w:val=""/>
+      <w:lvlJc w:val="left"/>
+      <w:pPr>
+        <w:tabs>
+          <w:tab w:val="num" w:pos="2160"/>
+        </w:tabs>
+        <w:ind w:left="2160" w:hanging="360"/>
+      </w:pPr>
+      <w:rPr>
+        <w:rFonts w:ascii="Wingdings" w:hAnsi="Wingdings" w:hint="default"/>
+        <w:sz w:val="20"/>
+      </w:rPr>
+    </w:lvl>
+    <w:lvl w:ilvl="3" w:tentative="1">
+      <w:start w:val="1"/>
+      <w:numFmt w:val="bullet"/>
+      <w:lvlText w:val=""/>
+      <w:lvlJc w:val="left"/>
+      <w:pPr>
+        <w:tabs>
+          <w:tab w:val="num" w:pos="2880"/>
+        </w:tabs>
+        <w:ind w:left="2880" w:hanging="360"/>
+      </w:pPr>
+      <w:rPr>
+        <w:rFonts w:ascii="Wingdings" w:hAnsi="Wingdings" w:hint="default"/>
+        <w:sz w:val="20"/>
+      </w:rPr>
+    </w:lvl>
+    <w:lvl w:ilvl="4" w:tentative="1">
+      <w:start w:val="1"/>
+      <w:numFmt w:val="bullet"/>
+      <w:lvlText w:val=""/>
+      <w:lvlJc w:val="left"/>
+      <w:pPr>
+        <w:tabs>
+          <w:tab w:val="num" w:pos="3600"/>
+        </w:tabs>
+        <w:ind w:left="3600" w:hanging="360"/>
+      </w:pPr>
+      <w:rPr>
+        <w:rFonts w:ascii="Wingdings" w:hAnsi="Wingdings" w:hint="default"/>
+        <w:sz w:val="20"/>
+      </w:rPr>
+    </w:lvl>
+    <w:lvl w:ilvl="5" w:tentative="1">
+      <w:start w:val="1"/>
+      <w:numFmt w:val="bullet"/>
+      <w:lvlText w:val=""/>
+      <w:lvlJc w:val="left"/>
+      <w:pPr>
+        <w:tabs>
+          <w:tab w:val="num" w:pos="4320"/>
+        </w:tabs>
+        <w:ind w:left="4320" w:hanging="360"/>
+      </w:pPr>
+      <w:rPr>
+        <w:rFonts w:ascii="Wingdings" w:hAnsi="Wingdings" w:hint="default"/>
+        <w:sz w:val="20"/>
+      </w:rPr>
+    </w:lvl>
+    <w:lvl w:ilvl="6" w:tentative="1">
+      <w:start w:val="1"/>
+      <w:numFmt w:val="bullet"/>
+      <w:lvlText w:val=""/>
+      <w:lvlJc w:val="left"/>
+      <w:pPr>
+        <w:tabs>
+          <w:tab w:val="num" w:pos="5040"/>
+        </w:tabs>
+        <w:ind w:left="5040" w:hanging="360"/>
+      </w:pPr>
+      <w:rPr>
+        <w:rFonts w:ascii="Wingdings" w:hAnsi="Wingdings" w:hint="default"/>
+        <w:sz w:val="20"/>
+      </w:rPr>
+    </w:lvl>
+    <w:lvl w:ilvl="7" w:tentative="1">
+      <w:start w:val="1"/>
+      <w:numFmt w:val="bullet"/>
+      <w:lvlText w:val=""/>
+      <w:lvlJc w:val="left"/>
+      <w:pPr>
+        <w:tabs>
+          <w:tab w:val="num" w:pos="5760"/>
+        </w:tabs>
+        <w:ind w:left="5760" w:hanging="360"/>
+      </w:pPr>
+      <w:rPr>
+        <w:rFonts w:ascii="Wingdings" w:hAnsi="Wingdings" w:hint="default"/>
+        <w:sz w:val="20"/>
+      </w:rPr>
+    </w:lvl>
+    <w:lvl w:ilvl="8" w:tentative="1">
+      <w:start w:val="1"/>
+      <w:numFmt w:val="bullet"/>
+      <w:lvlText w:val=""/>
+      <w:lvlJc w:val="left"/>
+      <w:pPr>
+        <w:tabs>
+          <w:tab w:val="num" w:pos="6480"/>
+        </w:tabs>
+        <w:ind w:left="6480" w:hanging="360"/>
+      </w:pPr>
+      <w:rPr>
+        <w:rFonts w:ascii="Wingdings" w:hAnsi="Wingdings" w:hint="default"/>
+        <w:sz w:val="20"/>
+      </w:rPr>
+    </w:lvl>
+  </w:abstractNum>
+  <w:abstractNum w:abstractNumId="2" w15:restartNumberingAfterBreak="0">
     <w:nsid w:val="0C775747"/>
     <w:multiLevelType w:val="multilevel"/>
     <w:tmpl w:val="18C6E994"/>
@@ -12070,7 +13214,7 @@
       </w:pPr>
     </w:lvl>
   </w:abstractNum>
-  <w:abstractNum w:abstractNumId="2" w15:restartNumberingAfterBreak="0">
+  <w:abstractNum w:abstractNumId="3" w15:restartNumberingAfterBreak="0">
     <w:nsid w:val="115B7327"/>
     <w:multiLevelType w:val="multilevel"/>
     <w:tmpl w:val="F648ED86"/>
@@ -12184,7 +13328,7 @@
       </w:pPr>
     </w:lvl>
   </w:abstractNum>
-  <w:abstractNum w:abstractNumId="3" w15:restartNumberingAfterBreak="0">
+  <w:abstractNum w:abstractNumId="4" w15:restartNumberingAfterBreak="0">
     <w:nsid w:val="14F656A7"/>
     <w:multiLevelType w:val="hybridMultilevel"/>
     <w:tmpl w:val="3570737A"/>
@@ -12297,7 +13441,7 @@
       </w:rPr>
     </w:lvl>
   </w:abstractNum>
-  <w:abstractNum w:abstractNumId="4" w15:restartNumberingAfterBreak="0">
+  <w:abstractNum w:abstractNumId="5" w15:restartNumberingAfterBreak="0">
     <w:nsid w:val="1E251737"/>
     <w:multiLevelType w:val="multilevel"/>
     <w:tmpl w:val="A26A3AF4"/>
@@ -12437,7 +13581,7 @@
       </w:rPr>
     </w:lvl>
   </w:abstractNum>
-  <w:abstractNum w:abstractNumId="5" w15:restartNumberingAfterBreak="0">
+  <w:abstractNum w:abstractNumId="6" w15:restartNumberingAfterBreak="0">
     <w:nsid w:val="1F5B0C4D"/>
     <w:multiLevelType w:val="multilevel"/>
     <w:tmpl w:val="46406A3E"/>
@@ -12553,7 +13697,7 @@
       </w:pPr>
     </w:lvl>
   </w:abstractNum>
-  <w:abstractNum w:abstractNumId="6" w15:restartNumberingAfterBreak="0">
+  <w:abstractNum w:abstractNumId="7" w15:restartNumberingAfterBreak="0">
     <w:nsid w:val="1FB92E25"/>
     <w:multiLevelType w:val="multilevel"/>
     <w:tmpl w:val="EF925F62"/>
@@ -12667,7 +13811,7 @@
       </w:pPr>
     </w:lvl>
   </w:abstractNum>
-  <w:abstractNum w:abstractNumId="7" w15:restartNumberingAfterBreak="0">
+  <w:abstractNum w:abstractNumId="8" w15:restartNumberingAfterBreak="0">
     <w:nsid w:val="211F54D0"/>
     <w:multiLevelType w:val="multilevel"/>
     <w:tmpl w:val="FC50420A"/>
@@ -12807,7 +13951,7 @@
       </w:rPr>
     </w:lvl>
   </w:abstractNum>
-  <w:abstractNum w:abstractNumId="8" w15:restartNumberingAfterBreak="0">
+  <w:abstractNum w:abstractNumId="9" w15:restartNumberingAfterBreak="0">
     <w:nsid w:val="24C56478"/>
     <w:multiLevelType w:val="multilevel"/>
     <w:tmpl w:val="30327A96"/>
@@ -12921,7 +14065,7 @@
       </w:pPr>
     </w:lvl>
   </w:abstractNum>
-  <w:abstractNum w:abstractNumId="9" w15:restartNumberingAfterBreak="0">
+  <w:abstractNum w:abstractNumId="10" w15:restartNumberingAfterBreak="0">
     <w:nsid w:val="25E87F22"/>
     <w:multiLevelType w:val="hybridMultilevel"/>
     <w:tmpl w:val="FE4AF340"/>
@@ -13034,7 +14178,7 @@
       </w:rPr>
     </w:lvl>
   </w:abstractNum>
-  <w:abstractNum w:abstractNumId="10" w15:restartNumberingAfterBreak="0">
+  <w:abstractNum w:abstractNumId="11" w15:restartNumberingAfterBreak="0">
     <w:nsid w:val="26D02D09"/>
     <w:multiLevelType w:val="hybridMultilevel"/>
     <w:tmpl w:val="B5C4B2BC"/>
@@ -13147,7 +14291,7 @@
       </w:rPr>
     </w:lvl>
   </w:abstractNum>
-  <w:abstractNum w:abstractNumId="11" w15:restartNumberingAfterBreak="0">
+  <w:abstractNum w:abstractNumId="12" w15:restartNumberingAfterBreak="0">
     <w:nsid w:val="29F5684E"/>
     <w:multiLevelType w:val="multilevel"/>
     <w:tmpl w:val="ADBEDCB6"/>
@@ -13296,7 +14440,7 @@
       </w:rPr>
     </w:lvl>
   </w:abstractNum>
-  <w:abstractNum w:abstractNumId="12" w15:restartNumberingAfterBreak="0">
+  <w:abstractNum w:abstractNumId="13" w15:restartNumberingAfterBreak="0">
     <w:nsid w:val="29FF513E"/>
     <w:multiLevelType w:val="hybridMultilevel"/>
     <w:tmpl w:val="005AEBF2"/>
@@ -13409,7 +14553,7 @@
       </w:rPr>
     </w:lvl>
   </w:abstractNum>
-  <w:abstractNum w:abstractNumId="13" w15:restartNumberingAfterBreak="0">
+  <w:abstractNum w:abstractNumId="14" w15:restartNumberingAfterBreak="0">
     <w:nsid w:val="30C22CBE"/>
     <w:multiLevelType w:val="multilevel"/>
     <w:tmpl w:val="4094D450"/>
@@ -13558,7 +14702,7 @@
       </w:rPr>
     </w:lvl>
   </w:abstractNum>
-  <w:abstractNum w:abstractNumId="14" w15:restartNumberingAfterBreak="0">
+  <w:abstractNum w:abstractNumId="15" w15:restartNumberingAfterBreak="0">
     <w:nsid w:val="30EA4759"/>
     <w:multiLevelType w:val="multilevel"/>
     <w:tmpl w:val="D31E9D38"/>
@@ -13707,7 +14851,156 @@
       </w:rPr>
     </w:lvl>
   </w:abstractNum>
-  <w:abstractNum w:abstractNumId="15" w15:restartNumberingAfterBreak="0">
+  <w:abstractNum w:abstractNumId="16" w15:restartNumberingAfterBreak="0">
+    <w:nsid w:val="313914E0"/>
+    <w:multiLevelType w:val="multilevel"/>
+    <w:tmpl w:val="33CEEAD8"/>
+    <w:lvl w:ilvl="0">
+      <w:start w:val="1"/>
+      <w:numFmt w:val="bullet"/>
+      <w:lvlText w:val=""/>
+      <w:lvlJc w:val="left"/>
+      <w:pPr>
+        <w:tabs>
+          <w:tab w:val="num" w:pos="720"/>
+        </w:tabs>
+        <w:ind w:left="720" w:hanging="360"/>
+      </w:pPr>
+      <w:rPr>
+        <w:rFonts w:ascii="Symbol" w:hAnsi="Symbol" w:hint="default"/>
+        <w:sz w:val="20"/>
+      </w:rPr>
+    </w:lvl>
+    <w:lvl w:ilvl="1" w:tentative="1">
+      <w:start w:val="1"/>
+      <w:numFmt w:val="bullet"/>
+      <w:lvlText w:val="o"/>
+      <w:lvlJc w:val="left"/>
+      <w:pPr>
+        <w:tabs>
+          <w:tab w:val="num" w:pos="1440"/>
+        </w:tabs>
+        <w:ind w:left="1440" w:hanging="360"/>
+      </w:pPr>
+      <w:rPr>
+        <w:rFonts w:ascii="Courier New" w:hAnsi="Courier New" w:hint="default"/>
+        <w:sz w:val="20"/>
+      </w:rPr>
+    </w:lvl>
+    <w:lvl w:ilvl="2" w:tentative="1">
+      <w:start w:val="1"/>
+      <w:numFmt w:val="bullet"/>
+      <w:lvlText w:val=""/>
+      <w:lvlJc w:val="left"/>
+      <w:pPr>
+        <w:tabs>
+          <w:tab w:val="num" w:pos="2160"/>
+        </w:tabs>
+        <w:ind w:left="2160" w:hanging="360"/>
+      </w:pPr>
+      <w:rPr>
+        <w:rFonts w:ascii="Wingdings" w:hAnsi="Wingdings" w:hint="default"/>
+        <w:sz w:val="20"/>
+      </w:rPr>
+    </w:lvl>
+    <w:lvl w:ilvl="3" w:tentative="1">
+      <w:start w:val="1"/>
+      <w:numFmt w:val="bullet"/>
+      <w:lvlText w:val=""/>
+      <w:lvlJc w:val="left"/>
+      <w:pPr>
+        <w:tabs>
+          <w:tab w:val="num" w:pos="2880"/>
+        </w:tabs>
+        <w:ind w:left="2880" w:hanging="360"/>
+      </w:pPr>
+      <w:rPr>
+        <w:rFonts w:ascii="Wingdings" w:hAnsi="Wingdings" w:hint="default"/>
+        <w:sz w:val="20"/>
+      </w:rPr>
+    </w:lvl>
+    <w:lvl w:ilvl="4" w:tentative="1">
+      <w:start w:val="1"/>
+      <w:numFmt w:val="bullet"/>
+      <w:lvlText w:val=""/>
+      <w:lvlJc w:val="left"/>
+      <w:pPr>
+        <w:tabs>
+          <w:tab w:val="num" w:pos="3600"/>
+        </w:tabs>
+        <w:ind w:left="3600" w:hanging="360"/>
+      </w:pPr>
+      <w:rPr>
+        <w:rFonts w:ascii="Wingdings" w:hAnsi="Wingdings" w:hint="default"/>
+        <w:sz w:val="20"/>
+      </w:rPr>
+    </w:lvl>
+    <w:lvl w:ilvl="5" w:tentative="1">
+      <w:start w:val="1"/>
+      <w:numFmt w:val="bullet"/>
+      <w:lvlText w:val=""/>
+      <w:lvlJc w:val="left"/>
+      <w:pPr>
+        <w:tabs>
+          <w:tab w:val="num" w:pos="4320"/>
+        </w:tabs>
+        <w:ind w:left="4320" w:hanging="360"/>
+      </w:pPr>
+      <w:rPr>
+        <w:rFonts w:ascii="Wingdings" w:hAnsi="Wingdings" w:hint="default"/>
+        <w:sz w:val="20"/>
+      </w:rPr>
+    </w:lvl>
+    <w:lvl w:ilvl="6" w:tentative="1">
+      <w:start w:val="1"/>
+      <w:numFmt w:val="bullet"/>
+      <w:lvlText w:val=""/>
+      <w:lvlJc w:val="left"/>
+      <w:pPr>
+        <w:tabs>
+          <w:tab w:val="num" w:pos="5040"/>
+        </w:tabs>
+        <w:ind w:left="5040" w:hanging="360"/>
+      </w:pPr>
+      <w:rPr>
+        <w:rFonts w:ascii="Wingdings" w:hAnsi="Wingdings" w:hint="default"/>
+        <w:sz w:val="20"/>
+      </w:rPr>
+    </w:lvl>
+    <w:lvl w:ilvl="7" w:tentative="1">
+      <w:start w:val="1"/>
+      <w:numFmt w:val="bullet"/>
+      <w:lvlText w:val=""/>
+      <w:lvlJc w:val="left"/>
+      <w:pPr>
+        <w:tabs>
+          <w:tab w:val="num" w:pos="5760"/>
+        </w:tabs>
+        <w:ind w:left="5760" w:hanging="360"/>
+      </w:pPr>
+      <w:rPr>
+        <w:rFonts w:ascii="Wingdings" w:hAnsi="Wingdings" w:hint="default"/>
+        <w:sz w:val="20"/>
+      </w:rPr>
+    </w:lvl>
+    <w:lvl w:ilvl="8" w:tentative="1">
+      <w:start w:val="1"/>
+      <w:numFmt w:val="bullet"/>
+      <w:lvlText w:val=""/>
+      <w:lvlJc w:val="left"/>
+      <w:pPr>
+        <w:tabs>
+          <w:tab w:val="num" w:pos="6480"/>
+        </w:tabs>
+        <w:ind w:left="6480" w:hanging="360"/>
+      </w:pPr>
+      <w:rPr>
+        <w:rFonts w:ascii="Wingdings" w:hAnsi="Wingdings" w:hint="default"/>
+        <w:sz w:val="20"/>
+      </w:rPr>
+    </w:lvl>
+  </w:abstractNum>
+  <w:abstractNum w:abstractNumId="17" w15:restartNumberingAfterBreak="0">
     <w:nsid w:val="323964BC"/>
     <w:multiLevelType w:val="multilevel"/>
     <w:tmpl w:val="75E682C0"/>
@@ -13821,7 +15114,7 @@
       </w:pPr>
     </w:lvl>
   </w:abstractNum>
-  <w:abstractNum w:abstractNumId="16" w15:restartNumberingAfterBreak="0">
+  <w:abstractNum w:abstractNumId="18" w15:restartNumberingAfterBreak="0">
     <w:nsid w:val="39025347"/>
     <w:multiLevelType w:val="multilevel"/>
     <w:tmpl w:val="31F83E7A"/>
@@ -13970,7 +15263,7 @@
       </w:rPr>
     </w:lvl>
   </w:abstractNum>
-  <w:abstractNum w:abstractNumId="17" w15:restartNumberingAfterBreak="0">
+  <w:abstractNum w:abstractNumId="19" w15:restartNumberingAfterBreak="0">
     <w:nsid w:val="3AA758A0"/>
     <w:multiLevelType w:val="hybridMultilevel"/>
     <w:tmpl w:val="70085ABA"/>
@@ -14083,7 +15376,7 @@
       </w:rPr>
     </w:lvl>
   </w:abstractNum>
-  <w:abstractNum w:abstractNumId="18" w15:restartNumberingAfterBreak="0">
+  <w:abstractNum w:abstractNumId="20" w15:restartNumberingAfterBreak="0">
     <w:nsid w:val="3E963E16"/>
     <w:multiLevelType w:val="multilevel"/>
     <w:tmpl w:val="3B685D2C"/>
@@ -14232,7 +15525,7 @@
       </w:rPr>
     </w:lvl>
   </w:abstractNum>
-  <w:abstractNum w:abstractNumId="19" w15:restartNumberingAfterBreak="0">
+  <w:abstractNum w:abstractNumId="21" w15:restartNumberingAfterBreak="0">
     <w:nsid w:val="436E0DC6"/>
     <w:multiLevelType w:val="multilevel"/>
     <w:tmpl w:val="461873D8"/>
@@ -14381,7 +15674,7 @@
       </w:rPr>
     </w:lvl>
   </w:abstractNum>
-  <w:abstractNum w:abstractNumId="20" w15:restartNumberingAfterBreak="0">
+  <w:abstractNum w:abstractNumId="22" w15:restartNumberingAfterBreak="0">
     <w:nsid w:val="509E0DC7"/>
     <w:multiLevelType w:val="hybridMultilevel"/>
     <w:tmpl w:val="5E0EC66E"/>
@@ -14494,7 +15787,7 @@
       </w:rPr>
     </w:lvl>
   </w:abstractNum>
-  <w:abstractNum w:abstractNumId="21" w15:restartNumberingAfterBreak="0">
+  <w:abstractNum w:abstractNumId="23" w15:restartNumberingAfterBreak="0">
     <w:nsid w:val="55A0278F"/>
     <w:multiLevelType w:val="multilevel"/>
     <w:tmpl w:val="AB9C1A34"/>
@@ -14608,7 +15901,7 @@
       </w:pPr>
     </w:lvl>
   </w:abstractNum>
-  <w:abstractNum w:abstractNumId="22" w15:restartNumberingAfterBreak="0">
+  <w:abstractNum w:abstractNumId="24" w15:restartNumberingAfterBreak="0">
     <w:nsid w:val="5D903A8D"/>
     <w:multiLevelType w:val="multilevel"/>
     <w:tmpl w:val="CC102D3C"/>
@@ -14722,7 +16015,7 @@
       </w:pPr>
     </w:lvl>
   </w:abstractNum>
-  <w:abstractNum w:abstractNumId="23" w15:restartNumberingAfterBreak="0">
+  <w:abstractNum w:abstractNumId="25" w15:restartNumberingAfterBreak="0">
     <w:nsid w:val="5EA1005D"/>
     <w:multiLevelType w:val="multilevel"/>
     <w:tmpl w:val="3F6C75F2"/>
@@ -14835,7 +16128,7 @@
       </w:pPr>
     </w:lvl>
   </w:abstractNum>
-  <w:abstractNum w:abstractNumId="24" w15:restartNumberingAfterBreak="0">
+  <w:abstractNum w:abstractNumId="26" w15:restartNumberingAfterBreak="0">
     <w:nsid w:val="5EC5797E"/>
     <w:multiLevelType w:val="multilevel"/>
     <w:tmpl w:val="49023F0A"/>
@@ -14961,7 +16254,156 @@
       </w:pPr>
     </w:lvl>
   </w:abstractNum>
-  <w:abstractNum w:abstractNumId="25" w15:restartNumberingAfterBreak="0">
+  <w:abstractNum w:abstractNumId="27" w15:restartNumberingAfterBreak="0">
+    <w:nsid w:val="5F1D23A4"/>
+    <w:multiLevelType w:val="multilevel"/>
+    <w:tmpl w:val="1CA43AE2"/>
+    <w:lvl w:ilvl="0">
+      <w:start w:val="1"/>
+      <w:numFmt w:val="bullet"/>
+      <w:lvlText w:val=""/>
+      <w:lvlJc w:val="left"/>
+      <w:pPr>
+        <w:tabs>
+          <w:tab w:val="num" w:pos="720"/>
+        </w:tabs>
+        <w:ind w:left="720" w:hanging="360"/>
+      </w:pPr>
+      <w:rPr>
+        <w:rFonts w:ascii="Symbol" w:hAnsi="Symbol" w:hint="default"/>
+        <w:sz w:val="20"/>
+      </w:rPr>
+    </w:lvl>
+    <w:lvl w:ilvl="1" w:tentative="1">
+      <w:start w:val="1"/>
+      <w:numFmt w:val="bullet"/>
+      <w:lvlText w:val="o"/>
+      <w:lvlJc w:val="left"/>
+      <w:pPr>
+        <w:tabs>
+          <w:tab w:val="num" w:pos="1440"/>
+        </w:tabs>
+        <w:ind w:left="1440" w:hanging="360"/>
+      </w:pPr>
+      <w:rPr>
+        <w:rFonts w:ascii="Courier New" w:hAnsi="Courier New" w:hint="default"/>
+        <w:sz w:val="20"/>
+      </w:rPr>
+    </w:lvl>
+    <w:lvl w:ilvl="2" w:tentative="1">
+      <w:start w:val="1"/>
+      <w:numFmt w:val="bullet"/>
+      <w:lvlText w:val=""/>
+      <w:lvlJc w:val="left"/>
+      <w:pPr>
+        <w:tabs>
+          <w:tab w:val="num" w:pos="2160"/>
+        </w:tabs>
+        <w:ind w:left="2160" w:hanging="360"/>
+      </w:pPr>
+      <w:rPr>
+        <w:rFonts w:ascii="Wingdings" w:hAnsi="Wingdings" w:hint="default"/>
+        <w:sz w:val="20"/>
+      </w:rPr>
+    </w:lvl>
+    <w:lvl w:ilvl="3" w:tentative="1">
+      <w:start w:val="1"/>
+      <w:numFmt w:val="bullet"/>
+      <w:lvlText w:val=""/>
+      <w:lvlJc w:val="left"/>
+      <w:pPr>
+        <w:tabs>
+          <w:tab w:val="num" w:pos="2880"/>
+        </w:tabs>
+        <w:ind w:left="2880" w:hanging="360"/>
+      </w:pPr>
+      <w:rPr>
+        <w:rFonts w:ascii="Wingdings" w:hAnsi="Wingdings" w:hint="default"/>
+        <w:sz w:val="20"/>
+      </w:rPr>
+    </w:lvl>
+    <w:lvl w:ilvl="4" w:tentative="1">
+      <w:start w:val="1"/>
+      <w:numFmt w:val="bullet"/>
+      <w:lvlText w:val=""/>
+      <w:lvlJc w:val="left"/>
+      <w:pPr>
+        <w:tabs>
+          <w:tab w:val="num" w:pos="3600"/>
+        </w:tabs>
+        <w:ind w:left="3600" w:hanging="360"/>
+      </w:pPr>
+      <w:rPr>
+        <w:rFonts w:ascii="Wingdings" w:hAnsi="Wingdings" w:hint="default"/>
+        <w:sz w:val="20"/>
+      </w:rPr>
+    </w:lvl>
+    <w:lvl w:ilvl="5" w:tentative="1">
+      <w:start w:val="1"/>
+      <w:numFmt w:val="bullet"/>
+      <w:lvlText w:val=""/>
+      <w:lvlJc w:val="left"/>
+      <w:pPr>
+        <w:tabs>
+          <w:tab w:val="num" w:pos="4320"/>
+        </w:tabs>
+        <w:ind w:left="4320" w:hanging="360"/>
+      </w:pPr>
+      <w:rPr>
+        <w:rFonts w:ascii="Wingdings" w:hAnsi="Wingdings" w:hint="default"/>
+        <w:sz w:val="20"/>
+      </w:rPr>
+    </w:lvl>
+    <w:lvl w:ilvl="6" w:tentative="1">
+      <w:start w:val="1"/>
+      <w:numFmt w:val="bullet"/>
+      <w:lvlText w:val=""/>
+      <w:lvlJc w:val="left"/>
+      <w:pPr>
+        <w:tabs>
+          <w:tab w:val="num" w:pos="5040"/>
+        </w:tabs>
+        <w:ind w:left="5040" w:hanging="360"/>
+      </w:pPr>
+      <w:rPr>
+        <w:rFonts w:ascii="Wingdings" w:hAnsi="Wingdings" w:hint="default"/>
+        <w:sz w:val="20"/>
+      </w:rPr>
+    </w:lvl>
+    <w:lvl w:ilvl="7" w:tentative="1">
+      <w:start w:val="1"/>
+      <w:numFmt w:val="bullet"/>
+      <w:lvlText w:val=""/>
+      <w:lvlJc w:val="left"/>
+      <w:pPr>
+        <w:tabs>
+          <w:tab w:val="num" w:pos="5760"/>
+        </w:tabs>
+        <w:ind w:left="5760" w:hanging="360"/>
+      </w:pPr>
+      <w:rPr>
+        <w:rFonts w:ascii="Wingdings" w:hAnsi="Wingdings" w:hint="default"/>
+        <w:sz w:val="20"/>
+      </w:rPr>
+    </w:lvl>
+    <w:lvl w:ilvl="8" w:tentative="1">
+      <w:start w:val="1"/>
+      <w:numFmt w:val="bullet"/>
+      <w:lvlText w:val=""/>
+      <w:lvlJc w:val="left"/>
+      <w:pPr>
+        <w:tabs>
+          <w:tab w:val="num" w:pos="6480"/>
+        </w:tabs>
+        <w:ind w:left="6480" w:hanging="360"/>
+      </w:pPr>
+      <w:rPr>
+        <w:rFonts w:ascii="Wingdings" w:hAnsi="Wingdings" w:hint="default"/>
+        <w:sz w:val="20"/>
+      </w:rPr>
+    </w:lvl>
+  </w:abstractNum>
+  <w:abstractNum w:abstractNumId="28" w15:restartNumberingAfterBreak="0">
     <w:nsid w:val="5F69081C"/>
     <w:multiLevelType w:val="multilevel"/>
     <w:tmpl w:val="7DF49EFA"/>
@@ -15110,7 +16552,7 @@
       </w:rPr>
     </w:lvl>
   </w:abstractNum>
-  <w:abstractNum w:abstractNumId="26" w15:restartNumberingAfterBreak="0">
+  <w:abstractNum w:abstractNumId="29" w15:restartNumberingAfterBreak="0">
     <w:nsid w:val="665D4CBB"/>
     <w:multiLevelType w:val="multilevel"/>
     <w:tmpl w:val="E60CE398"/>
@@ -15227,7 +16669,7 @@
       </w:pPr>
     </w:lvl>
   </w:abstractNum>
-  <w:abstractNum w:abstractNumId="27" w15:restartNumberingAfterBreak="0">
+  <w:abstractNum w:abstractNumId="30" w15:restartNumberingAfterBreak="0">
     <w:nsid w:val="69DA26B3"/>
     <w:multiLevelType w:val="hybridMultilevel"/>
     <w:tmpl w:val="C6FA130E"/>
@@ -15340,7 +16782,156 @@
       </w:rPr>
     </w:lvl>
   </w:abstractNum>
-  <w:abstractNum w:abstractNumId="28" w15:restartNumberingAfterBreak="0">
+  <w:abstractNum w:abstractNumId="31" w15:restartNumberingAfterBreak="0">
+    <w:nsid w:val="6EBC7844"/>
+    <w:multiLevelType w:val="multilevel"/>
+    <w:tmpl w:val="36EC8B8C"/>
+    <w:lvl w:ilvl="0">
+      <w:start w:val="1"/>
+      <w:numFmt w:val="bullet"/>
+      <w:lvlText w:val=""/>
+      <w:lvlJc w:val="left"/>
+      <w:pPr>
+        <w:tabs>
+          <w:tab w:val="num" w:pos="720"/>
+        </w:tabs>
+        <w:ind w:left="720" w:hanging="360"/>
+      </w:pPr>
+      <w:rPr>
+        <w:rFonts w:ascii="Symbol" w:hAnsi="Symbol" w:hint="default"/>
+        <w:sz w:val="20"/>
+      </w:rPr>
+    </w:lvl>
+    <w:lvl w:ilvl="1" w:tentative="1">
+      <w:start w:val="1"/>
+      <w:numFmt w:val="bullet"/>
+      <w:lvlText w:val="o"/>
+      <w:lvlJc w:val="left"/>
+      <w:pPr>
+        <w:tabs>
+          <w:tab w:val="num" w:pos="1440"/>
+        </w:tabs>
+        <w:ind w:left="1440" w:hanging="360"/>
+      </w:pPr>
+      <w:rPr>
+        <w:rFonts w:ascii="Courier New" w:hAnsi="Courier New" w:hint="default"/>
+        <w:sz w:val="20"/>
+      </w:rPr>
+    </w:lvl>
+    <w:lvl w:ilvl="2" w:tentative="1">
+      <w:start w:val="1"/>
+      <w:numFmt w:val="bullet"/>
+      <w:lvlText w:val=""/>
+      <w:lvlJc w:val="left"/>
+      <w:pPr>
+        <w:tabs>
+          <w:tab w:val="num" w:pos="2160"/>
+        </w:tabs>
+        <w:ind w:left="2160" w:hanging="360"/>
+      </w:pPr>
+      <w:rPr>
+        <w:rFonts w:ascii="Wingdings" w:hAnsi="Wingdings" w:hint="default"/>
+        <w:sz w:val="20"/>
+      </w:rPr>
+    </w:lvl>
+    <w:lvl w:ilvl="3" w:tentative="1">
+      <w:start w:val="1"/>
+      <w:numFmt w:val="bullet"/>
+      <w:lvlText w:val=""/>
+      <w:lvlJc w:val="left"/>
+      <w:pPr>
+        <w:tabs>
+          <w:tab w:val="num" w:pos="2880"/>
+        </w:tabs>
+        <w:ind w:left="2880" w:hanging="360"/>
+      </w:pPr>
+      <w:rPr>
+        <w:rFonts w:ascii="Wingdings" w:hAnsi="Wingdings" w:hint="default"/>
+        <w:sz w:val="20"/>
+      </w:rPr>
+    </w:lvl>
+    <w:lvl w:ilvl="4" w:tentative="1">
+      <w:start w:val="1"/>
+      <w:numFmt w:val="bullet"/>
+      <w:lvlText w:val=""/>
+      <w:lvlJc w:val="left"/>
+      <w:pPr>
+        <w:tabs>
+          <w:tab w:val="num" w:pos="3600"/>
+        </w:tabs>
+        <w:ind w:left="3600" w:hanging="360"/>
+      </w:pPr>
+      <w:rPr>
+        <w:rFonts w:ascii="Wingdings" w:hAnsi="Wingdings" w:hint="default"/>
+        <w:sz w:val="20"/>
+      </w:rPr>
+    </w:lvl>
+    <w:lvl w:ilvl="5" w:tentative="1">
+      <w:start w:val="1"/>
+      <w:numFmt w:val="bullet"/>
+      <w:lvlText w:val=""/>
+      <w:lvlJc w:val="left"/>
+      <w:pPr>
+        <w:tabs>
+          <w:tab w:val="num" w:pos="4320"/>
+        </w:tabs>
+        <w:ind w:left="4320" w:hanging="360"/>
+      </w:pPr>
+      <w:rPr>
+        <w:rFonts w:ascii="Wingdings" w:hAnsi="Wingdings" w:hint="default"/>
+        <w:sz w:val="20"/>
+      </w:rPr>
+    </w:lvl>
+    <w:lvl w:ilvl="6" w:tentative="1">
+      <w:start w:val="1"/>
+      <w:numFmt w:val="bullet"/>
+      <w:lvlText w:val=""/>
+      <w:lvlJc w:val="left"/>
+      <w:pPr>
+        <w:tabs>
+          <w:tab w:val="num" w:pos="5040"/>
+        </w:tabs>
+        <w:ind w:left="5040" w:hanging="360"/>
+      </w:pPr>
+      <w:rPr>
+        <w:rFonts w:ascii="Wingdings" w:hAnsi="Wingdings" w:hint="default"/>
+        <w:sz w:val="20"/>
+      </w:rPr>
+    </w:lvl>
+    <w:lvl w:ilvl="7" w:tentative="1">
+      <w:start w:val="1"/>
+      <w:numFmt w:val="bullet"/>
+      <w:lvlText w:val=""/>
+      <w:lvlJc w:val="left"/>
+      <w:pPr>
+        <w:tabs>
+          <w:tab w:val="num" w:pos="5760"/>
+        </w:tabs>
+        <w:ind w:left="5760" w:hanging="360"/>
+      </w:pPr>
+      <w:rPr>
+        <w:rFonts w:ascii="Wingdings" w:hAnsi="Wingdings" w:hint="default"/>
+        <w:sz w:val="20"/>
+      </w:rPr>
+    </w:lvl>
+    <w:lvl w:ilvl="8" w:tentative="1">
+      <w:start w:val="1"/>
+      <w:numFmt w:val="bullet"/>
+      <w:lvlText w:val=""/>
+      <w:lvlJc w:val="left"/>
+      <w:pPr>
+        <w:tabs>
+          <w:tab w:val="num" w:pos="6480"/>
+        </w:tabs>
+        <w:ind w:left="6480" w:hanging="360"/>
+      </w:pPr>
+      <w:rPr>
+        <w:rFonts w:ascii="Wingdings" w:hAnsi="Wingdings" w:hint="default"/>
+        <w:sz w:val="20"/>
+      </w:rPr>
+    </w:lvl>
+  </w:abstractNum>
+  <w:abstractNum w:abstractNumId="32" w15:restartNumberingAfterBreak="0">
     <w:nsid w:val="719B250E"/>
     <w:multiLevelType w:val="multilevel"/>
     <w:tmpl w:val="8334D66A"/>
@@ -15480,7 +17071,7 @@
       </w:rPr>
     </w:lvl>
   </w:abstractNum>
-  <w:abstractNum w:abstractNumId="29" w15:restartNumberingAfterBreak="0">
+  <w:abstractNum w:abstractNumId="33" w15:restartNumberingAfterBreak="0">
     <w:nsid w:val="75A17E70"/>
     <w:multiLevelType w:val="multilevel"/>
     <w:tmpl w:val="C534194C"/>
@@ -15629,7 +17220,7 @@
       </w:rPr>
     </w:lvl>
   </w:abstractNum>
-  <w:abstractNum w:abstractNumId="30" w15:restartNumberingAfterBreak="0">
+  <w:abstractNum w:abstractNumId="34" w15:restartNumberingAfterBreak="0">
     <w:nsid w:val="78117A9A"/>
     <w:multiLevelType w:val="multilevel"/>
     <w:tmpl w:val="5B706B8C"/>
@@ -15778,7 +17369,7 @@
       </w:rPr>
     </w:lvl>
   </w:abstractNum>
-  <w:abstractNum w:abstractNumId="31" w15:restartNumberingAfterBreak="0">
+  <w:abstractNum w:abstractNumId="35" w15:restartNumberingAfterBreak="0">
     <w:nsid w:val="7BD31CC0"/>
     <w:multiLevelType w:val="multilevel"/>
     <w:tmpl w:val="67BC28FC"/>
@@ -15918,7 +17509,7 @@
       </w:rPr>
     </w:lvl>
   </w:abstractNum>
-  <w:abstractNum w:abstractNumId="32" w15:restartNumberingAfterBreak="0">
+  <w:abstractNum w:abstractNumId="36" w15:restartNumberingAfterBreak="0">
     <w:nsid w:val="7DAB64FA"/>
     <w:multiLevelType w:val="multilevel"/>
     <w:tmpl w:val="90AEDF7E"/>
@@ -16034,7 +17625,7 @@
       </w:pPr>
     </w:lvl>
   </w:abstractNum>
-  <w:abstractNum w:abstractNumId="33" w15:restartNumberingAfterBreak="0">
+  <w:abstractNum w:abstractNumId="37" w15:restartNumberingAfterBreak="0">
     <w:nsid w:val="7E18221F"/>
     <w:multiLevelType w:val="hybridMultilevel"/>
     <w:tmpl w:val="94EA5AF2"/>
@@ -16148,106 +17739,118 @@
     </w:lvl>
   </w:abstractNum>
   <w:num w:numId="1" w16cid:durableId="982929152">
+    <w:abstractNumId w:val="3"/>
+  </w:num>
+  <w:num w:numId="2" w16cid:durableId="151064096">
+    <w:abstractNumId w:val="24"/>
+  </w:num>
+  <w:num w:numId="3" w16cid:durableId="696661172">
+    <w:abstractNumId w:val="14"/>
+  </w:num>
+  <w:num w:numId="4" w16cid:durableId="1915779622">
+    <w:abstractNumId w:val="26"/>
+  </w:num>
+  <w:num w:numId="5" w16cid:durableId="1858688818">
+    <w:abstractNumId w:val="9"/>
+  </w:num>
+  <w:num w:numId="6" w16cid:durableId="807819139">
+    <w:abstractNumId w:val="23"/>
+  </w:num>
+  <w:num w:numId="7" w16cid:durableId="1496384867">
+    <w:abstractNumId w:val="17"/>
+  </w:num>
+  <w:num w:numId="8" w16cid:durableId="911082857">
+    <w:abstractNumId w:val="7"/>
+  </w:num>
+  <w:num w:numId="9" w16cid:durableId="1090587333">
     <w:abstractNumId w:val="2"/>
   </w:num>
-  <w:num w:numId="2" w16cid:durableId="151064096">
-    <w:abstractNumId w:val="22"/>
+  <w:num w:numId="10" w16cid:durableId="260797068">
+    <w:abstractNumId w:val="35"/>
   </w:num>
-  <w:num w:numId="3" w16cid:durableId="696661172">
+  <w:num w:numId="11" w16cid:durableId="1712150709">
+    <w:abstractNumId w:val="32"/>
+  </w:num>
+  <w:num w:numId="12" w16cid:durableId="801771444">
+    <w:abstractNumId w:val="8"/>
+  </w:num>
+  <w:num w:numId="13" w16cid:durableId="739180959">
+    <w:abstractNumId w:val="5"/>
+  </w:num>
+  <w:num w:numId="14" w16cid:durableId="164512757">
+    <w:abstractNumId w:val="29"/>
+  </w:num>
+  <w:num w:numId="15" w16cid:durableId="1745376944">
+    <w:abstractNumId w:val="20"/>
+  </w:num>
+  <w:num w:numId="16" w16cid:durableId="2112626617">
+    <w:abstractNumId w:val="33"/>
+  </w:num>
+  <w:num w:numId="17" w16cid:durableId="2069179764">
+    <w:abstractNumId w:val="37"/>
+  </w:num>
+  <w:num w:numId="18" w16cid:durableId="756824728">
+    <w:abstractNumId w:val="18"/>
+  </w:num>
+  <w:num w:numId="19" w16cid:durableId="1680959368">
     <w:abstractNumId w:val="13"/>
   </w:num>
-  <w:num w:numId="4" w16cid:durableId="1915779622">
-    <w:abstractNumId w:val="24"/>
-  </w:num>
-  <w:num w:numId="5" w16cid:durableId="1858688818">
-    <w:abstractNumId w:val="8"/>
-  </w:num>
-  <w:num w:numId="6" w16cid:durableId="807819139">
+  <w:num w:numId="20" w16cid:durableId="1083529391">
     <w:abstractNumId w:val="21"/>
   </w:num>
-  <w:num w:numId="7" w16cid:durableId="1496384867">
+  <w:num w:numId="21" w16cid:durableId="670303952">
+    <w:abstractNumId w:val="34"/>
+  </w:num>
+  <w:num w:numId="22" w16cid:durableId="401293004">
+    <w:abstractNumId w:val="30"/>
+  </w:num>
+  <w:num w:numId="23" w16cid:durableId="114830308">
     <w:abstractNumId w:val="15"/>
   </w:num>
-  <w:num w:numId="8" w16cid:durableId="911082857">
-    <w:abstractNumId w:val="6"/>
-  </w:num>
-  <w:num w:numId="9" w16cid:durableId="1090587333">
-    <w:abstractNumId w:val="1"/>
-  </w:num>
-  <w:num w:numId="10" w16cid:durableId="260797068">
-    <w:abstractNumId w:val="31"/>
-  </w:num>
-  <w:num w:numId="11" w16cid:durableId="1712150709">
-    <w:abstractNumId w:val="28"/>
-  </w:num>
-  <w:num w:numId="12" w16cid:durableId="801771444">
-    <w:abstractNumId w:val="7"/>
-  </w:num>
-  <w:num w:numId="13" w16cid:durableId="739180959">
-    <w:abstractNumId w:val="4"/>
-  </w:num>
-  <w:num w:numId="14" w16cid:durableId="164512757">
-    <w:abstractNumId w:val="26"/>
-  </w:num>
-  <w:num w:numId="15" w16cid:durableId="1745376944">
-    <w:abstractNumId w:val="18"/>
-  </w:num>
-  <w:num w:numId="16" w16cid:durableId="2112626617">
-    <w:abstractNumId w:val="29"/>
-  </w:num>
-  <w:num w:numId="17" w16cid:durableId="2069179764">
-    <w:abstractNumId w:val="33"/>
-  </w:num>
-  <w:num w:numId="18" w16cid:durableId="756824728">
-    <w:abstractNumId w:val="16"/>
-  </w:num>
-  <w:num w:numId="19" w16cid:durableId="1680959368">
-    <w:abstractNumId w:val="12"/>
-  </w:num>
-  <w:num w:numId="20" w16cid:durableId="1083529391">
-    <w:abstractNumId w:val="19"/>
-  </w:num>
-  <w:num w:numId="21" w16cid:durableId="670303952">
-    <w:abstractNumId w:val="30"/>
-  </w:num>
-  <w:num w:numId="22" w16cid:durableId="401293004">
-    <w:abstractNumId w:val="27"/>
-  </w:num>
-  <w:num w:numId="23" w16cid:durableId="114830308">
-    <w:abstractNumId w:val="14"/>
-  </w:num>
   <w:num w:numId="24" w16cid:durableId="2038774065">
-    <w:abstractNumId w:val="20"/>
+    <w:abstractNumId w:val="22"/>
   </w:num>
   <w:num w:numId="25" w16cid:durableId="1202596245">
     <w:abstractNumId w:val="0"/>
   </w:num>
   <w:num w:numId="26" w16cid:durableId="1466119662">
-    <w:abstractNumId w:val="17"/>
+    <w:abstractNumId w:val="19"/>
   </w:num>
   <w:num w:numId="27" w16cid:durableId="834607322">
+    <w:abstractNumId w:val="28"/>
+  </w:num>
+  <w:num w:numId="28" w16cid:durableId="1784765877">
+    <w:abstractNumId w:val="12"/>
+  </w:num>
+  <w:num w:numId="29" w16cid:durableId="1156458065">
+    <w:abstractNumId w:val="11"/>
+  </w:num>
+  <w:num w:numId="30" w16cid:durableId="1027759014">
+    <w:abstractNumId w:val="10"/>
+  </w:num>
+  <w:num w:numId="31" w16cid:durableId="1931963899">
+    <w:abstractNumId w:val="36"/>
+  </w:num>
+  <w:num w:numId="32" w16cid:durableId="1638340900">
+    <w:abstractNumId w:val="6"/>
+  </w:num>
+  <w:num w:numId="33" w16cid:durableId="758018614">
     <w:abstractNumId w:val="25"/>
   </w:num>
-  <w:num w:numId="28" w16cid:durableId="1784765877">
-    <w:abstractNumId w:val="11"/>
+  <w:num w:numId="34" w16cid:durableId="580800734">
+    <w:abstractNumId w:val="4"/>
   </w:num>
-  <w:num w:numId="29" w16cid:durableId="1156458065">
-    <w:abstractNumId w:val="10"/>
+  <w:num w:numId="35" w16cid:durableId="795296458">
+    <w:abstractNumId w:val="27"/>
   </w:num>
-  <w:num w:numId="30" w16cid:durableId="1027759014">
-    <w:abstractNumId w:val="9"/>
+  <w:num w:numId="36" w16cid:durableId="832791633">
+    <w:abstractNumId w:val="1"/>
   </w:num>
-  <w:num w:numId="31" w16cid:durableId="1931963899">
-    <w:abstractNumId w:val="32"/>
+  <w:num w:numId="37" w16cid:durableId="61294599">
+    <w:abstractNumId w:val="16"/>
   </w:num>
-  <w:num w:numId="32" w16cid:durableId="1638340900">
-    <w:abstractNumId w:val="5"/>
-  </w:num>
-  <w:num w:numId="33" w16cid:durableId="758018614">
-    <w:abstractNumId w:val="23"/>
-  </w:num>
-  <w:num w:numId="34" w16cid:durableId="580800734">
-    <w:abstractNumId w:val="3"/>
+  <w:num w:numId="38" w16cid:durableId="2071807276">
+    <w:abstractNumId w:val="31"/>
   </w:num>
 </w:numbering>
 </file>
@@ -17556,6 +19159,7 @@
   <w:style w:type="paragraph" w:styleId="Fuzeile">
     <w:name w:val="footer"/>
     <w:basedOn w:val="Standard"/>
+    <w:link w:val="FuzeileZchn"/>
     <w:unhideWhenUsed/>
     <w:rsid w:val="00860D25"/>
     <w:pPr>
@@ -18559,6 +20163,17 @@
       <w:lang w:val="de-AT" w:eastAsia="de-AT"/>
     </w:rPr>
   </w:style>
+  <w:style w:type="character" w:customStyle="1" w:styleId="FuzeileZchn">
+    <w:name w:val="Fußzeile Zchn"/>
+    <w:basedOn w:val="Absatz-Standardschriftart"/>
+    <w:link w:val="Fuzeile"/>
+    <w:rsid w:val="00D43ED5"/>
+    <w:rPr>
+      <w:rFonts w:ascii="Arial" w:eastAsia="Times New Roman" w:hAnsi="Arial"/>
+      <w:szCs w:val="24"/>
+      <w:lang w:val="de-DE" w:eastAsia="en-US"/>
+    </w:rPr>
+  </w:style>
 </w:styles>
 </file>
 
@@ -18740,50 +20355,6 @@
 </file>
 
 <file path=customXml/item1.xml><?xml version="1.0" encoding="utf-8"?>
-<inkml:ink xmlns:inkml="http://www.w3.org/2003/InkML">
-  <inkml:definitions>
-    <inkml:context xml:id="ctx0">
-      <inkml:inkSource xml:id="inkSrc0">
-        <inkml:traceFormat>
-          <inkml:channel name="X" type="integer" min="-2.14748E9" max="2.14748E9" units="cm"/>
-          <inkml:channel name="Y" type="integer" min="-2.14748E9" max="2.14748E9" units="cm"/>
-          <inkml:channel name="F" type="integer" max="32767" units="dev"/>
-          <inkml:channel name="OA" type="integer" max="360" units="deg"/>
-          <inkml:channel name="OE" type="integer" max="90" units="deg"/>
-        </inkml:traceFormat>
-        <inkml:channelProperties>
-          <inkml:channelProperty channel="X" name="resolution" value="1000" units="1/cm"/>
-          <inkml:channelProperty channel="Y" name="resolution" value="1000" units="1/cm"/>
-          <inkml:channelProperty channel="F" name="resolution" value="0" units="1/dev"/>
-          <inkml:channelProperty channel="OA" name="resolution" value="1000" units="1/deg"/>
-          <inkml:channelProperty channel="OE" name="resolution" value="1000" units="1/deg"/>
-        </inkml:channelProperties>
-      </inkml:inkSource>
-      <inkml:timestamp xml:id="ts0" timeString="2025-06-10T16:08:54.030"/>
-    </inkml:context>
-    <inkml:brush xml:id="br0">
-      <inkml:brushProperty name="width" value="0.05" units="cm"/>
-      <inkml:brushProperty name="height" value="0.05" units="cm"/>
-      <inkml:brushProperty name="color" value="#E71224"/>
-    </inkml:brush>
-  </inkml:definitions>
-  <inkml:trace contextRef="#ctx0" brushRef="#br0">5 208 2425 0 0,'0'0'5878'0'0,"24"0"-3468"0"0,-17 1-2405 0 0,0 0 1 0 0,0 0-1 0 0,0 0 0 0 0,0 1 1 0 0,0 0-1 0 0,11 5 0 0 0,-9-5 40 0 0,0 0-1 0 0,0 0 0 0 0,0-1 0 0 0,1 0 1 0 0,-1 0-1 0 0,0-1 0 0 0,17-3 1 0 0,4 2 74 0 0,-22 1-105 0 0,1-1 1 0 0,0 2-1 0 0,-1-1 0 0 0,1 1 1 0 0,-1 0-1 0 0,1 1 1 0 0,-1 0-1 0 0,1 0 1 0 0,-1 1-1 0 0,14 7 0 0 0,-22-10-10 0 0,1 0 1 0 0,0 1-1 0 0,-1-1 0 0 0,1 1 0 0 0,0-1 0 0 0,-1 1 0 0 0,1-1 0 0 0,0 1 0 0 0,-1 0 0 0 0,1-1 0 0 0,-1 1 0 0 0,1 0 0 0 0,-1-1 0 0 0,0 1 0 0 0,1 0 0 0 0,-1 0 0 0 0,0-1 0 0 0,1 1 0 0 0,-1 0 0 0 0,0 0 0 0 0,0 0 0 0 0,0-1 0 0 0,0 1 0 0 0,0 0 1 0 0,0 0-1 0 0,0 0 0 0 0,0 0 0 0 0,0-1 0 0 0,0 1 0 0 0,0 0 0 0 0,0 0 0 0 0,-1 0 0 0 0,1-1 0 0 0,0 1 0 0 0,-1 0 0 0 0,1 0 0 0 0,0-1 0 0 0,-1 1 0 0 0,1 0 0 0 0,-2 0 0 0 0,-2 4 13 0 0,0-1 0 0 0,-1 1 0 0 0,0-1 0 0 0,-10 6 0 0 0,-6 7-17 0 0,-52 46-71 0 0,46-41 27 0 0,-30 31 0 0 0,55-51 44 0 0,1 0 0 0 0,-1 0 0 0 0,0 0 0 0 0,1 0-1 0 0,-1 0 1 0 0,1 0 0 0 0,0 0 0 0 0,0 0 0 0 0,-1 1-1 0 0,1-1 1 0 0,1 0 0 0 0,-1 1 0 0 0,0-1 0 0 0,1 1-1 0 0,-1-1 1 0 0,1 1 0 0 0,0-1 0 0 0,0 5-1 0 0,0-6 1 0 0,1 1 0 0 0,0-1 0 0 0,-1 1 0 0 0,1-1 0 0 0,0 1 0 0 0,0-1 0 0 0,0 0-1 0 0,0 1 1 0 0,0-1 0 0 0,0 0 0 0 0,0 0 0 0 0,0 0 0 0 0,1 0 0 0 0,-1 0-1 0 0,0 0 1 0 0,1 0 0 0 0,-1 0 0 0 0,1 0 0 0 0,-1-1 0 0 0,1 1 0 0 0,-1-1 0 0 0,1 1-1 0 0,-1-1 1 0 0,1 1 0 0 0,0-1 0 0 0,-1 0 0 0 0,1 0 0 0 0,-1 0 0 0 0,3 0-1 0 0,29 4-18 0 0,-11-1-40 0 0,-1-1 0 0 0,25-2 0 0 0,-39 0 42 0 0,1-1-1 0 0,0 0 1 0 0,0 0-1 0 0,-1-1 1 0 0,1 0-1 0 0,-1-1 1 0 0,0 0 0 0 0,0 0-1 0 0,12-7 1 0 0,29-13-1642 0 0,-12 16-3216 0 0,-30 7 3490 0 0</inkml:trace>
-  <inkml:trace contextRef="#ctx0" brushRef="#br0" timeOffset="537.36">1 353 3761 0 0,'14'-4'313'0'0,"1"1"1"0"0,0 1 0 0 0,0 0-1 0 0,0 1 1 0 0,1 1 0 0 0,-1 0-1 0 0,0 1 1 0 0,0 0 0 0 0,0 2-1 0 0,0-1 1 0 0,-1 2 0 0 0,1 0-1 0 0,-1 1 1 0 0,1 0 0 0 0,13 8-1 0 0,-21-9-404 0 0,1-2 0 0 0,0 1 0 0 0,0-1 0 0 0,0 0-1 0 0,0-1 1 0 0,0 0 0 0 0,0 0 0 0 0,1 0 0 0 0,-1-1 0 0 0,0-1-1 0 0,0 1 1 0 0,1-2 0 0 0,-1 1 0 0 0,0-1 0 0 0,0 0 0 0 0,9-4 0 0 0,-11 5-498 0 0</inkml:trace>
-  <inkml:trace contextRef="#ctx0" brushRef="#br0" timeOffset="1907.49">580 318 4417 0 0,'0'0'535'0'0,"25"18"674"0"0,-15-14-1066 0 0,1 0-1 0 0,0-1 0 0 0,-1 0 0 0 0,1-1 1 0 0,17 2-1 0 0,-15-3-53 0 0,0-1 1 0 0,0 0-1 0 0,19-4 1 0 0,-28 4-78 0 0,0-1 0 0 0,-1 1 0 0 0,1-1 1 0 0,-1 0-1 0 0,1-1 0 0 0,-1 1 0 0 0,1 0 1 0 0,-1-1-1 0 0,0 0 0 0 0,0 0 1 0 0,0 0-1 0 0,0 0 0 0 0,0 0 0 0 0,0-1 1 0 0,-1 1-1 0 0,1-1 0 0 0,2-4 1 0 0,-4 5-7 0 0,0 0 0 0 0,0 0 0 0 0,-1 0 0 0 0,1 0 0 0 0,-1 0 1 0 0,0 0-1 0 0,1 0 0 0 0,-1 0 0 0 0,0 0 0 0 0,0 0 1 0 0,0 0-1 0 0,-1 0 0 0 0,1 0 0 0 0,0 0 0 0 0,-1 0 0 0 0,1 0 1 0 0,-1 0-1 0 0,0 0 0 0 0,-1-3 0 0 0,2 4-6 0 0,-1 0-1 0 0,0-1 1 0 0,0 1-1 0 0,0 0 1 0 0,1 0 0 0 0,-1 0-1 0 0,0 0 1 0 0,-1 0-1 0 0,1 0 1 0 0,0 0 0 0 0,0 0-1 0 0,0 0 1 0 0,0 1-1 0 0,-1-1 1 0 0,1 0-1 0 0,0 1 1 0 0,-1-1 0 0 0,1 1-1 0 0,0-1 1 0 0,-1 1-1 0 0,1 0 1 0 0,-1 0 0 0 0,1-1-1 0 0,0 1 1 0 0,-1 0-1 0 0,1 0 1 0 0,-1 0-1 0 0,1 1 1 0 0,-1-1 0 0 0,1 0-1 0 0,-1 0 1 0 0,1 1-1 0 0,-2 0 1 0 0,-13 4-18 0 0,0 1 0 0 0,0 1 1 0 0,0 0-1 0 0,1 1 0 0 0,-16 12 0 0 0,26-16 81 0 0,-1 0 0 0 0,2 0 0 0 0,-1 0 0 0 0,0 1 0 0 0,1 0 1 0 0,0 0-1 0 0,0 0 0 0 0,1 0 0 0 0,-1 0 0 0 0,1 1 0 0 0,0 0 0 0 0,1 0 0 0 0,-1 0 0 0 0,1 0 0 0 0,0 0 0 0 0,1 0 0 0 0,-2 9 0 0 0,3-10-43 0 0,-1-1 0 0 0,2 1 0 0 0,-1-1 0 0 0,0 1 0 0 0,1-1 0 0 0,0 1-1 0 0,0-1 1 0 0,0 0 0 0 0,1 1 0 0 0,-1-1 0 0 0,1 0 0 0 0,0 0 0 0 0,0 0 0 0 0,4 5 0 0 0,-1-3-13 0 0,0 1-1 0 0,0-1 1 0 0,1 0 0 0 0,0 0 0 0 0,0-1 0 0 0,1 0 0 0 0,11 8 0 0 0,-10-9 30 0 0,-1 1 0 0 0,0-1 0 0 0,1-1 0 0 0,0 0 0 0 0,-1 0 1 0 0,1 0-1 0 0,1-1 0 0 0,-1 0 0 0 0,0-1 0 0 0,0 1 0 0 0,1-2 0 0 0,-1 1 0 0 0,1-1 0 0 0,-1-1 0 0 0,0 1 0 0 0,14-4 0 0 0,-13 1 19 0 0,0 0 0 0 0,0 0-1 0 0,-1-1 1 0 0,1-1 0 0 0,-1 1-1 0 0,0-1 1 0 0,0-1 0 0 0,0 0-1 0 0,-1 0 1 0 0,0 0 0 0 0,0-1-1 0 0,-1 0 1 0 0,1 0-1 0 0,-1-1 1 0 0,-1 1 0 0 0,0-1-1 0 0,0-1 1 0 0,0 1 0 0 0,-1-1-1 0 0,-1 1 1 0 0,6-18 0 0 0,3-2 566 0 0,-23 48-322 0 0,9-18-301 0 0,1 1 0 0 0,0 0 1 0 0,-1 0-1 0 0,1-1 0 0 0,0 1 0 0 0,0 0 1 0 0,1 0-1 0 0,-1 0 0 0 0,1 0 0 0 0,-1 0 1 0 0,1 0-1 0 0,0 0 0 0 0,0 0 0 0 0,1 5 1 0 0,-1-8 0 0 0,0-1 0 0 0,0 1 0 0 0,0 0 0 0 0,0 0 0 0 0,0 0 0 0 0,0 0 0 0 0,-1 0 0 0 0,1 0 0 0 0,0 0 0 0 0,0 0 0 0 0,0 0-1 0 0,0 0 1 0 0,0 0 0 0 0,0 0 0 0 0,0 0 0 0 0,0 0 0 0 0,0 0 0 0 0,0 0 0 0 0,0 0 0 0 0,0 0 0 0 0,0 0 0 0 0,0 0 0 0 0,0 0 0 0 0,0 0 0 0 0,0 0 0 0 0,0 0 0 0 0,-1 0 0 0 0,1 0 0 0 0,0 0 0 0 0,0 0 0 0 0,0 0 0 0 0,0 0 0 0 0,0 0 0 0 0,0 0 0 0 0,9 36 2 0 0,-9-36 0 0 0,0 1 0 0 0,0 0 0 0 0,0-1-1 0 0,0 1 1 0 0,0-1 0 0 0,1 1 0 0 0,-1 0 0 0 0,0-1 0 0 0,0 1 0 0 0,0-1 0 0 0,1 1-1 0 0,-1-1 1 0 0,0 1 0 0 0,0-1 0 0 0,1 1 0 0 0,-1-1 0 0 0,0 1 0 0 0,1-1 0 0 0,-1 1-1 0 0,1-1 1 0 0,-1 1 0 0 0,1-1 0 0 0,-1 0 0 0 0,1 1 0 0 0,-1-1 0 0 0,1 0 0 0 0,-1 0-1 0 0,1 1 1 0 0,-1-1 0 0 0,1 0 0 0 0,-1 0 0 0 0,2 1 0 0 0,5 1 24 0 0,-1 1-15 0 0,-4-1-3 0 0,0-1 0 0 0,0 0-1 0 0,0 0 1 0 0,0 0-1 0 0,0 0 1 0 0,0-1 0 0 0,0 1-1 0 0,0 0 1 0 0,0-1-1 0 0,0 0 1 0 0,4 1 0 0 0,-2-1 6 0 0,-1-1 1 0 0,1 0 0 0 0,-1 1 0 0 0,1-1 0 0 0,-1-1-1 0 0,0 1 1 0 0,1 0 0 0 0,-1-1 0 0 0,0 0 0 0 0,0 0 0 0 0,0 1-1 0 0,0-2 1 0 0,0 1 0 0 0,0 0 0 0 0,-1-1 0 0 0,1 1-1 0 0,3-6 1 0 0,2-3 48 0 0,0 0 0 0 0,-1 0-1 0 0,9-18 1 0 0,-15 28-59 0 0,-1 1 0 0 0,0 0 0 0 0,1 0 0 0 0,-1 0 0 0 0,0-1 0 0 0,1 1 0 0 0,-1 0-1 0 0,0 0 1 0 0,1 0 0 0 0,-1 0 0 0 0,1 0 0 0 0,-1 0 0 0 0,0 0 0 0 0,1 0 0 0 0,-1 0 0 0 0,1 0 0 0 0,-1 0 0 0 0,0 0 0 0 0,1 0 0 0 0,-1 0 0 0 0,0 0 0 0 0,1 0-1 0 0,-1 0 1 0 0,1 0 0 0 0,-1 1 0 0 0,0-1 0 0 0,1 0 0 0 0,-1 0 0 0 0,0 0 0 0 0,1 1 0 0 0,-1-1 0 0 0,1 1 0 0 0,15 10 220 0 0,-11-8-150 0 0,16 12 108 0 0,-20-14-176 0 0,1 0 0 0 0,-1 0 0 0 0,1 1 0 0 0,0-1 0 0 0,-1 0 0 0 0,1 0 0 0 0,0-1 0 0 0,0 1 1 0 0,-1 0-1 0 0,1 0 0 0 0,3 0 0 0 0,14 9 241 0 0,-16-8-777 0 0,0 1 0 0 0,0-1 1 0 0,0 0-1 0 0,1-1 1 0 0,-1 1-1 0 0,0-1 0 0 0,7 3 1 0 0,16 2-598 0 0,-20-4-110 0 0</inkml:trace>
-  <inkml:trace contextRef="#ctx0" brushRef="#br0" timeOffset="2280.99">1565 26 4089 0 0,'0'0'1209'0'0,"0"0"-1132"0"0,0 0-1 0 0,0 0 1 0 0,0-1-1 0 0,0 1 1 0 0,0 0 0 0 0,0 0-1 0 0,0 0 1 0 0,0 0-1 0 0,0-1 1 0 0,0 1-1 0 0,0 0 1 0 0,0 0-1 0 0,0 0 1 0 0,0 0-1 0 0,0 0 1 0 0,0-1-1 0 0,0 1 1 0 0,-1 0-1 0 0,1 0 1 0 0,0 0-1 0 0,0 0 1 0 0,0 0-1 0 0,0 0 1 0 0,0 0-1 0 0,0-1 1 0 0,0 1-1 0 0,0 0 1 0 0,-1 0-1 0 0,1 0 1 0 0,0 0-1 0 0,0 0 1 0 0,0 0-1 0 0,0 0 1 0 0,0 0-1 0 0,-1 0 1 0 0,1 0-1 0 0,0 0 1 0 0,0 0-1 0 0,0 0 1 0 0,0 0-1 0 0,0 0 1 0 0,-1 0-1 0 0,1 0 1 0 0,0 0-1 0 0,0 0 1 0 0,0 0-1 0 0,0 0 1 0 0,0 0-1 0 0,-1 0 1 0 0,1 0-1 0 0,0 0 1 0 0,0 0-1 0 0,0 0 1 0 0,0 0-1 0 0,0 0 1 0 0,-1 0-1 0 0,-1 5-10 0 0,-1 0-1 0 0,1 1 0 0 0,0-1 1 0 0,1 0-1 0 0,-1 0 1 0 0,1 1-1 0 0,0-1 0 0 0,1 1 1 0 0,-1-1-1 0 0,1 7 0 0 0,3 67 129 0 0,-2-49-157 0 0,4 73-83 0 0,21 127 0 0 0,-23-221-74 0 0,0 3-3773 0 0</inkml:trace>
-  <inkml:trace contextRef="#ctx0" brushRef="#br0" timeOffset="2798.33">1444 424 2192 0 0,'0'0'112'0'0,"-1"0"0"0"0,1 0 0 0 0,0-1-1 0 0,-1 1 1 0 0,1 0 0 0 0,0 0 0 0 0,0-1-1 0 0,-1 1 1 0 0,1 0 0 0 0,0-1 0 0 0,0 1-1 0 0,-1 0 1 0 0,1-1 0 0 0,0 1-1 0 0,0 0 1 0 0,0-1 0 0 0,0 1 0 0 0,-1-1-1 0 0,1 1 1 0 0,0 0 0 0 0,0-1 0 0 0,0 1-1 0 0,0-1 1 0 0,0 1 0 0 0,0-1 0 0 0,0 1-1 0 0,0 0 1 0 0,0-1 0 0 0,0 1-1 0 0,0-1 1 0 0,1 1 0 0 0,-1 0 0 0 0,0-1-1 0 0,0 1 1 0 0,0-1 0 0 0,0 1 0 0 0,1 0-1 0 0,-1-1 1 0 0,0 1 0 0 0,0 0 0 0 0,1-1-1 0 0,-1 1 1 0 0,0 0 0 0 0,1 0-1 0 0,-1-1 1 0 0,12-18 1969 0 0,25-6-1791 0 0,-37 24-276 0 0,0 1-1 0 0,0 0 0 0 0,1-1 0 0 0,-1 1 0 0 0,0 0 0 0 0,1-1 0 0 0,-1 1 0 0 0,0 0 1 0 0,1-1-1 0 0,-1 1 0 0 0,1 0 0 0 0,-1 0 0 0 0,1-1 0 0 0,-1 1 0 0 0,0 0 0 0 0,1 0 1 0 0,-1 0-1 0 0,1 0 0 0 0,-1 0 0 0 0,1-1 0 0 0,-1 1 0 0 0,1 0 0 0 0,-1 0 0 0 0,1 0 1 0 0,-1 0-1 0 0,1 0 0 0 0,-1 1 0 0 0,1-1 0 0 0,-1 0 0 0 0,1 0 0 0 0,-1 0 0 0 0,1 0 1 0 0,-1 0-1 0 0,0 1 0 0 0,1-1 0 0 0,-1 0 0 0 0,1 0 0 0 0,-1 1 0 0 0,0-1 0 0 0,1 0 1 0 0,-1 1-1 0 0,0-1 0 0 0,1 1 0 0 0,6 5 43 0 0,3 2-14 0 0,1-1 0 0 0,-1 0 1 0 0,1-1-1 0 0,19 8 0 0 0,-26-13-198 0 0,0 0 1 0 0,0 1-1 0 0,0-2 1 0 0,0 1-1 0 0,0 0 0 0 0,0-1 1 0 0,0 0-1 0 0,0 0 1 0 0,0 0-1 0 0,1 0 1 0 0,-1-1-1 0 0,0 1 0 0 0,0-1 1 0 0,0 0-1 0 0,0-1 1 0 0,0 1-1 0 0,0-1 0 0 0,-1 1 1 0 0,8-5-1 0 0,5-6-909 0 0,-7 6 943 0 0</inkml:trace>
-  <inkml:trace contextRef="#ctx0" brushRef="#br0" timeOffset="3356.09">1840 346 3401 0 0,'0'0'3806'0'0,"-2"3"-3743"0"0,-1 3-50 0 0,0 1 0 0 0,0-1 0 0 0,0 1 0 0 0,0 0 0 0 0,1 0 0 0 0,1 0 0 0 0,-1 0 0 0 0,1 0 0 0 0,-1 12 1 0 0,2-14-7 0 0,-1 0 0 0 0,1 0 0 0 0,0 0 0 0 0,0 1 0 0 0,1-1 0 0 0,-1 0 0 0 0,1 0 0 0 0,1 0 0 0 0,-1 0 0 0 0,1 0 0 0 0,-1 0 0 0 0,1 0 0 0 0,1-1 0 0 0,4 9 0 0 0,-6-11 12 0 0,1 0 0 0 0,0-1 0 0 0,-1 1 0 0 0,1-1 0 0 0,0 1 0 0 0,0-1 1 0 0,0 0-1 0 0,-1 0 0 0 0,1 0 0 0 0,0 0 0 0 0,1 0 0 0 0,-1 0 0 0 0,0 0 1 0 0,0-1-1 0 0,0 1 0 0 0,0-1 0 0 0,1 0 0 0 0,-1 0 0 0 0,5 0 642 0 0,-10-26 1203 0 0,4 24-1851 0 0,-1 0-1 0 0,0 0 0 0 0,-1 0 1 0 0,1 0-1 0 0,0 0 1 0 0,0 0-1 0 0,-1 0 1 0 0,1 0-1 0 0,-1 0 0 0 0,0 1 1 0 0,0-1-1 0 0,-1-3 1 0 0,-2 0 71 0 0,0 0 1 0 0,-1 0 0 0 0,1 0 0 0 0,-1 1 0 0 0,0 0 0 0 0,0 0 0 0 0,-7-5 0 0 0,6 6-43 0 0,0-3 62 0 0,7 2-115 0 0,1 1 0 0 0,0-1 0 0 0,0 1 0 0 0,0 0 0 0 0,0-1 0 0 0,0 1 0 0 0,1 0-1 0 0,0 1 1 0 0,-1-1 0 0 0,1 0 0 0 0,0 1 0 0 0,0-1 0 0 0,1 1 0 0 0,-1 0 0 0 0,4-2 0 0 0,7-2-23 0 0,0 0 1 0 0,0 1-1 0 0,1 0 1 0 0,-1 2 0 0 0,1-1-1 0 0,18 0 1 0 0,41-12-3622 0 0,-67 15 2699 0 0,-1 1-138 0 0</inkml:trace>
-  <inkml:trace contextRef="#ctx0" brushRef="#br0" timeOffset="3740.67">2229 335 4217 0 0,'0'0'95'0'0,"0"-1"-1"0"0,0 1 1 0 0,0 0 0 0 0,0-1 0 0 0,1 1-1 0 0,-1 0 1 0 0,0 0 0 0 0,0-1-1 0 0,0 1 1 0 0,0 0 0 0 0,1-1 0 0 0,-1 1-1 0 0,0 0 1 0 0,0 0 0 0 0,1-1 0 0 0,-1 1-1 0 0,0 0 1 0 0,0 0 0 0 0,1 0-1 0 0,-1 0 1 0 0,0-1 0 0 0,1 1 0 0 0,-1 0-1 0 0,0 0 1 0 0,1 0 0 0 0,-1 0 0 0 0,0 0-1 0 0,1 0 1 0 0,-1 0 0 0 0,0 0-1 0 0,1 0 1 0 0,-1 0 0 0 0,0 0 0 0 0,1 0-1 0 0,0 0 1 0 0,8 10 1419 0 0,2 19-612 0 0,-8 20-538 0 0,-3-42-416 0 0,0 0 0 0 0,0 0 0 0 0,0-1 0 0 0,1 1 0 0 0,0 0 0 0 0,0 0 0 0 0,1-1 0 0 0,0 1 0 0 0,0-1 0 0 0,0 0 0 0 0,1 1 0 0 0,0-1 0 0 0,0 0 0 0 0,5 7 0 0 0,-6-10-558 0 0,1 1-319 0 0</inkml:trace>
-  <inkml:trace contextRef="#ctx0" brushRef="#br0" timeOffset="3921.31">2292 212 3929 0 0,'-1'-2'370'0'0,"0"0"1"0"0,0 0-1 0 0,0 0 0 0 0,0 0 1 0 0,0 0-1 0 0,1 0 1 0 0,-1 0-1 0 0,1 0 1 0 0,0-1-1 0 0,-1 1 0 0 0,1-4 1 0 0,0 6-415 0 0</inkml:trace>
-  <inkml:trace contextRef="#ctx0" brushRef="#br0" timeOffset="5174.93">2503 367 1624 0 0,'0'0'4464'0'0,"2"2"-4200"0"0,1 0-1 0 0,-1 0 1 0 0,0 0-1 0 0,1 0 1 0 0,-1-1 0 0 0,1 1-1 0 0,0-1 1 0 0,5 2-1 0 0,-3-1-237 0 0,1-1-1 0 0,0 1 0 0 0,0-2 0 0 0,0 1 0 0 0,0-1 0 0 0,0 0 0 0 0,1 0 0 0 0,-1 0 0 0 0,0-1 0 0 0,0 0 0 0 0,0 0 0 0 0,9-4 0 0 0,-9 2-2 0 0,1 0-1 0 0,-1-1 1 0 0,0 0 0 0 0,0 0 0 0 0,9-9-1 0 0,-14 12-17 0 0,0-1 0 0 0,1 1-1 0 0,-1 0 1 0 0,0-1-1 0 0,0 1 1 0 0,0 0-1 0 0,-1-1 1 0 0,1 0-1 0 0,0 1 1 0 0,0-1 0 0 0,-1 1-1 0 0,1-1 1 0 0,-1 0-1 0 0,1 1 1 0 0,-1-1-1 0 0,0 0 1 0 0,0 1 0 0 0,0-1-1 0 0,0 0 1 0 0,0 0-1 0 0,0 1 1 0 0,0-1-1 0 0,-1 0 1 0 0,1 1-1 0 0,0-1 1 0 0,-1 0 0 0 0,1 1-1 0 0,-1-1 1 0 0,-1-2-1 0 0,1 2-3 0 0,-1 1 0 0 0,1-1 0 0 0,0 1 0 0 0,0 0 0 0 0,-1 0 0 0 0,1-1 0 0 0,-1 1 0 0 0,1 0 0 0 0,-1 0 0 0 0,0 0 0 0 0,1 1 0 0 0,-1-1 0 0 0,0 0 0 0 0,1 1-1 0 0,-1-1 1 0 0,0 1 0 0 0,0-1 0 0 0,0 1 0 0 0,1 0 0 0 0,-1 0 0 0 0,0 0 0 0 0,0 0 0 0 0,0 0 0 0 0,0 0 0 0 0,1 0 0 0 0,-1 1 0 0 0,0-1 0 0 0,0 1 0 0 0,0-1 0 0 0,1 1 0 0 0,-4 1 0 0 0,0 0 3 0 0,0 0 1 0 0,0 1 0 0 0,0 0-1 0 0,0-1 1 0 0,0 1 0 0 0,0 1-1 0 0,1-1 1 0 0,0 1 0 0 0,-5 5 0 0 0,-11 12 13 0 0,18-19 18 0 0,0 0-1 0 0,0 0 0 0 0,0-1 1 0 0,0 2-1 0 0,0-1 1 0 0,1 0-1 0 0,-1 0 1 0 0,1 1-1 0 0,-1-1 1 0 0,1 0-1 0 0,0 1 1 0 0,0-1-1 0 0,0 1 1 0 0,0 0-1 0 0,0-1 0 0 0,1 1 1 0 0,-1 0-1 0 0,1 0 1 0 0,0-1-1 0 0,0 1 1 0 0,0 0-1 0 0,0 0 1 0 0,1 4-1 0 0,-1-3-8 0 0,0 0-1 0 0,1 0 1 0 0,0 0 0 0 0,0 0-1 0 0,0 0 1 0 0,0 0-1 0 0,1 0 1 0 0,-1 0 0 0 0,1-1-1 0 0,0 1 1 0 0,0-1 0 0 0,1 1-1 0 0,-1-1 1 0 0,0 0-1 0 0,1 0 1 0 0,0 0 0 0 0,0 0-1 0 0,0 0 1 0 0,0-1 0 0 0,0 1-1 0 0,1-1 1 0 0,-1 0-1 0 0,1 0 1 0 0,0 0 0 0 0,4 1-1 0 0,1 2-24 0 0,0-1 1 0 0,0 0-1 0 0,1 0 0 0 0,-1-1 0 0 0,1 0 0 0 0,0-1 0 0 0,0 0 0 0 0,0-1 1 0 0,0 0-1 0 0,0 0 0 0 0,0-1 0 0 0,0-1 0 0 0,0 1 0 0 0,0-2 1 0 0,0 1-1 0 0,0-2 0 0 0,14-4 0 0 0,-22 7 6 0 0,-1-1 1 0 0,1 0-1 0 0,-1 1 1 0 0,1-1-1 0 0,-1 0 1 0 0,0 0-1 0 0,1 0 1 0 0,-1 0-1 0 0,0 0 0 0 0,1-1 1 0 0,-1 1-1 0 0,0 0 1 0 0,0-1-1 0 0,0 1 1 0 0,0 0-1 0 0,-1-1 1 0 0,1 1-1 0 0,0-1 0 0 0,0 0 1 0 0,-1 1-1 0 0,1-1 1 0 0,-1 1-1 0 0,0-1 1 0 0,1 0-1 0 0,-1 0 1 0 0,0 1-1 0 0,0-1 0 0 0,0 0 1 0 0,0 1-1 0 0,0-1 1 0 0,-1 0-1 0 0,1 1 1 0 0,0-1-1 0 0,-1 0 1 0 0,1 1-1 0 0,-1-1 0 0 0,0 1 1 0 0,1-1-1 0 0,-1 1 1 0 0,0-1-1 0 0,0 1 1 0 0,0-1-1 0 0,0 1 1 0 0,0 0-1 0 0,0-1 0 0 0,0 1 1 0 0,-1 0-1 0 0,1 0 1 0 0,0 0-1 0 0,-2-1 1 0 0,2 1 18 0 0,0 0 0 0 0,0 0 0 0 0,1 0 0 0 0,-1 0 0 0 0,0-1 0 0 0,1 1 0 0 0,-1 0-1 0 0,1 0 1 0 0,0 0 0 0 0,-1-1 0 0 0,1 1 0 0 0,0 0 0 0 0,0-1 0 0 0,0 1 0 0 0,0 0 0 0 0,0 0 0 0 0,0-1 0 0 0,0 1 0 0 0,0 0 0 0 0,1-1 0 0 0,-1 1 0 0 0,0 0 0 0 0,1 0 0 0 0,-1-1 0 0 0,1 1 0 0 0,-1 0 0 0 0,1 0 0 0 0,0 0 0 0 0,-1 0 0 0 0,1 0 0 0 0,0 0 0 0 0,0 0 0 0 0,0 0 0 0 0,0 0 0 0 0,2-1 0 0 0,-1 0-47 0 0,1 1 0 0 0,-1 1 0 0 0,1-1 1 0 0,-1 0-1 0 0,1 0 0 0 0,-1 1 1 0 0,1 0-1 0 0,0-1 0 0 0,-1 1 0 0 0,1 0 1 0 0,0 0-1 0 0,-1 1 0 0 0,1-1 1 0 0,-1 0-1 0 0,1 1 0 0 0,0-1 0 0 0,-1 1 1 0 0,1 0-1 0 0,-1 0 0 0 0,0 0 1 0 0,1 0-1 0 0,3 3 0 0 0,-2-2-109 0 0,1 0 0 0 0,0 0 0 0 0,-1-1 0 0 0,1 1 0 0 0,0-1-1 0 0,0 0 1 0 0,0-1 0 0 0,0 1 0 0 0,0-1 0 0 0,0 0 0 0 0,5-1 0 0 0,33-9-4310 0 0,-35 8 3159 0 0</inkml:trace>
-  <inkml:trace contextRef="#ctx0" brushRef="#br0" timeOffset="5981.97">3170 36 5377 0 0,'-8'-3'4857'0'0,"-2"11"-3287"0"0,1 14-1849 0 0,7 12 244 0 0,1 0 0 0 0,2-1 0 0 0,1 1 0 0 0,1 0 0 0 0,2-1 0 0 0,2 0 0 0 0,0 0 0 0 0,3 0-1 0 0,15 36 1 0 0,-23-57-192 0 0,-11-19-139 0 0,-8-7 219 0 0,-11-8 149 0 0,22 18 3 0 0,3 2-2 0 0,-4 2 7 0 0,-2-3 1 0 0,0 1 0 0 0,1 0 0 0 0,-1 1 0 0 0,0 0 0 0 0,0 0 0 0 0,0 1 0 0 0,0 0 0 0 0,0 1 0 0 0,-10 1 0 0 0,19-1 402 0 0,7-2 74 0 0,26 0-139 0 0,33-7 1 0 0,-56 6-838 0 0,-1 0 0 0 0,1 0 0 0 0,0-1 0 0 0,-1-1 0 0 0,1 0-1 0 0,-1 0 1 0 0,0 0 0 0 0,9-7 0 0 0,-11 6 249 0 0,0 0-326 0 0</inkml:trace>
-  <inkml:trace contextRef="#ctx0" brushRef="#br0" timeOffset="6556.61">3575 1 1816 0 0,'0'0'7770'0'0,"0"11"-6007"0"0,1 12-1488 0 0,0 0 0 0 0,-5 38 0 0 0,1-35-254 0 0,2 0-1 0 0,2 36 1 0 0,3 13-82 0 0,-5-56 3 0 0,2 0 0 0 0,0-1 1 0 0,1 1-1 0 0,1 0 0 0 0,1-1 1 0 0,0 1-1 0 0,9 19 0 0 0,-8-28-191 0 0,3 5-356 0 0,-6-8-3797 0 0</inkml:trace>
-  <inkml:trace contextRef="#ctx0" brushRef="#br0" timeOffset="7116.94">3726 736 1048 0 0,'0'0'150'0'0,"-18"-13"6504"0"0,-10 9-6188 0 0,21 2-374 0 0,0 0 173 0 0,-6 8 1065 0 0,3-1-1239 0 0,0 1 0 0 0,1 0 0 0 0,0 1 0 0 0,0 0 0 0 0,0 0 0 0 0,1 1-1 0 0,0 0 1 0 0,0 0 0 0 0,-10 16 0 0 0,18-23-89 0 0,-1-1 0 0 0,1 1 0 0 0,0-1 0 0 0,0 0 0 0 0,-1 1 0 0 0,1-1-1 0 0,0 1 1 0 0,0 0 0 0 0,0-1 0 0 0,-1 1 0 0 0,1-1 0 0 0,0 1 0 0 0,0-1 0 0 0,0 1 0 0 0,0-1-1 0 0,0 1 1 0 0,0-1 0 0 0,0 1 0 0 0,0 0 0 0 0,0-1 0 0 0,0 1 0 0 0,1-1 0 0 0,-1 1-1 0 0,0-1 1 0 0,0 1 0 0 0,0-1 0 0 0,1 1 0 0 0,-1-1 0 0 0,0 1 0 0 0,1 0 0 0 0,16 2 129 0 0,20-11 87 0 0,-36 8-216 0 0,5-3 27 0 0,0 1 1 0 0,0-1-1 0 0,0 0 1 0 0,-1-1-1 0 0,1 1 0 0 0,8-8 1 0 0,-12 9-11 0 0,0 1 1 0 0,0-1-1 0 0,0 0 1 0 0,-1 1-1 0 0,1-1 1 0 0,0 0 0 0 0,-1 0-1 0 0,0 0 1 0 0,1 0-1 0 0,-1 0 1 0 0,0-1-1 0 0,0 1 1 0 0,0 0-1 0 0,0-1 1 0 0,0 1-1 0 0,-1 0 1 0 0,1-1-1 0 0,-1 1 1 0 0,1-1-1 0 0,-1-3 1 0 0,0 6-11 0 0,0 0 0 0 0,0-1 0 0 0,-1 1 1 0 0,1 0-1 0 0,0-1 0 0 0,0 1 0 0 0,0 0 0 0 0,0-1 0 0 0,0 1 1 0 0,-1 0-1 0 0,1-1 0 0 0,0 1 0 0 0,0 0 0 0 0,-1 0 1 0 0,1-1-1 0 0,0 1 0 0 0,0 0 0 0 0,-1 0 0 0 0,1 0 0 0 0,0-1 1 0 0,-1 1-1 0 0,1 0 0 0 0,0 0 0 0 0,-1 0 0 0 0,1 0 0 0 0,0 0 1 0 0,-1 0-1 0 0,1 0 0 0 0,0 0 0 0 0,-1-1 0 0 0,1 1 1 0 0,0 0-1 0 0,-1 0 0 0 0,1 1 0 0 0,0-1 0 0 0,-1 0 0 0 0,1 0 1 0 0,0 0-1 0 0,-1 0 0 0 0,1 0 0 0 0,-23 9 22 0 0,-11 6-42 0 0,33-14 7 0 0,3-1-1 0 0,-4 4-43 0 0,1-4 48 0 0,1 1 0 0 0,0-1 1 0 0,-1 0-1 0 0,1 0 0 0 0,0 1 0 0 0,0-1 0 0 0,-1 0 1 0 0,1 1-1 0 0,0-1 0 0 0,0 0 0 0 0,-1 1 0 0 0,1-1 1 0 0,0 0-1 0 0,0 1 0 0 0,0-1 0 0 0,0 0 0 0 0,-1 1 0 0 0,1-1 1 0 0,0 1-1 0 0,0-1 0 0 0,0 0 0 0 0,0 1 0 0 0,0-1 1 0 0,0 1-1 0 0,0-1 0 0 0,0 1 0 0 0,0-1 0 0 0,0 0 0 0 0,0 1 1 0 0,0-1-1 0 0,1 1 0 0 0,-1-1 0 0 0,0 0 0 0 0,0 1 1 0 0,0-1-1 0 0,1 0 0 0 0,-1 1 0 0 0,0-1 0 0 0,0 0 1 0 0,1 1-1 0 0,-1-1 0 0 0,0 0 0 0 0,0 1 0 0 0,1-1 0 0 0,-1 0 1 0 0,0 0-1 0 0,1 1 0 0 0,-1-1 0 0 0,0 0 0 0 0,1 0 1 0 0,-1 0-1 0 0,1 0 0 0 0,-1 0 0 0 0,0 1 0 0 0,1-1 1 0 0,-1 0-1 0 0,1 0 0 0 0,-1 0 0 0 0,0 0 0 0 0,1 0 0 0 0,0 0 1 0 0,2 0 3 0 0,0 0 1 0 0,-1 0-1 0 0,1 0 1 0 0,0 0-1 0 0,0-1 1 0 0,-1 1-1 0 0,1-1 1 0 0,0 0-1 0 0,-1 1 1 0 0,1-1-1 0 0,-1-1 1 0 0,1 1-1 0 0,-1 0 1 0 0,1 0-1 0 0,-1-1 1 0 0,0 1-1 0 0,0-1 1 0 0,1 0-1 0 0,-1 0 1 0 0,0 0-1 0 0,-1 0 1 0 0,1 0-1 0 0,0 0 1 0 0,-1 0-1 0 0,1-1 1 0 0,-1 1-1 0 0,0-1 1 0 0,1 1-1 0 0,-1-1 1 0 0,0 1-1 0 0,-1-1 1 0 0,1 0-1 0 0,0-4 1 0 0,-1 7-16 0 0,0-1 0 0 0,0 1 1 0 0,0-1-1 0 0,0 1 0 0 0,0-1 0 0 0,0 1 0 0 0,0-1 1 0 0,0 1-1 0 0,0-1 0 0 0,0 1 0 0 0,0-1 0 0 0,0 1 1 0 0,-1-1-1 0 0,1 1 0 0 0,0-1 0 0 0,0 1 0 0 0,-1 0 1 0 0,1-1-1 0 0,0 1 0 0 0,-1-1 0 0 0,1 1 1 0 0,0 0-1 0 0,-1-1 0 0 0,1 1 0 0 0,-1 0 0 0 0,1-1 1 0 0,0 1-1 0 0,-1 0 0 0 0,1 0 0 0 0,-1-1 0 0 0,-17 3-1171 0 0,-17 17-3193 0 0,27-12 2680 0 0</inkml:trace>
-  <inkml:trace contextRef="#ctx0" brushRef="#br0" timeOffset="8040.3">3146 323 288 0 0,'0'0'1288'0'0,"-9"-7"3628"0"0,8 14-4679 0 0,-1-1 0 0 0,1 0 0 0 0,0 0 0 0 0,1 0 0 0 0,0 10 0 0 0,0-9-159 0 0,-2 3 18 0 0,0 5 19 0 0,0-1-1 0 0,1 0 0 0 0,1 20 0 0 0,1-29-91 0 0,-1 0 0 0 0,2 0 1 0 0,-1 0-1 0 0,0 0 0 0 0,1 0 0 0 0,0 0 0 0 0,0 0 1 0 0,1 0-1 0 0,-1-1 0 0 0,1 1 0 0 0,6 7 0 0 0,-4-6 0 0 0,-1 0 0 0 0,0 1 0 0 0,-1-1 0 0 0,0 1 0 0 0,0 0 0 0 0,0 0 0 0 0,2 10 0 0 0,-4-13-14 0 0,0 0 0 0 0,0 0 1 0 0,-1 0-1 0 0,1 0 0 0 0,-1 0 0 0 0,0 0 0 0 0,0 0 0 0 0,0 0 1 0 0,0 0-1 0 0,-1 0 0 0 0,0 0 0 0 0,0 0 0 0 0,0 0 1 0 0,0 0-1 0 0,-3 5 0 0 0,-9-6 270 0 0</inkml:trace>
-</inkml:ink>
-</file>
-
-<file path=customXml/item2.xml><?xml version="1.0" encoding="utf-8"?>
 <ct:contentTypeSchema xmlns:ct="http://schemas.microsoft.com/office/2006/metadata/contentType" xmlns:ma="http://schemas.microsoft.com/office/2006/metadata/properties/metaAttributes" ct:_="" ma:_="" ma:contentTypeName="Dokument" ma:contentTypeID="0x01010025C71E9534E21E4A9F2CF33BA7DCE92D" ma:contentTypeVersion="3" ma:contentTypeDescription="Ein neues Dokument erstellen." ma:contentTypeScope="" ma:versionID="32b9bbdf2bbf4e0fb27a426421665337">
   <xsd:schema xmlns:xsd="http://www.w3.org/2001/XMLSchema" xmlns:xs="http://www.w3.org/2001/XMLSchema" xmlns:p="http://schemas.microsoft.com/office/2006/metadata/properties" xmlns:ns2="5a9e9855-01b6-487f-b294-67c59083cc31" targetNamespace="http://schemas.microsoft.com/office/2006/metadata/properties" ma:root="true" ma:fieldsID="ec87b9b32475f90c9dbf7ae918480825" ns2:_="">
     <xsd:import namespace="5a9e9855-01b6-487f-b294-67c59083cc31"/>
@@ -18921,6 +20492,10 @@
 </ct:contentTypeSchema>
 </file>
 
+<file path=customXml/item2.xml><?xml version="1.0" encoding="utf-8"?>
+<b:Sources xmlns:b="http://schemas.openxmlformats.org/officeDocument/2006/bibliography" xmlns="http://schemas.openxmlformats.org/officeDocument/2006/bibliography" SelectedStyle="\APASixthEditionOfficeOnline.xsl" StyleName="APA" Version="6"/>
+</file>
+
 <file path=customXml/item3.xml><?xml version="1.0" encoding="utf-8"?>
 <inkml:ink xmlns:inkml="http://www.w3.org/2003/InkML">
   <inkml:definitions>
@@ -18954,22 +20529,62 @@
 </file>
 
 <file path=customXml/item4.xml><?xml version="1.0" encoding="utf-8"?>
-<p:properties xmlns:p="http://schemas.microsoft.com/office/2006/metadata/properties" xmlns:xsi="http://www.w3.org/2001/XMLSchema-instance" xmlns:pc="http://schemas.microsoft.com/office/infopath/2007/PartnerControls">
-  <documentManagement/>
-</p:properties>
+<inkml:ink xmlns:inkml="http://www.w3.org/2003/InkML">
+  <inkml:definitions>
+    <inkml:context xml:id="ctx0">
+      <inkml:inkSource xml:id="inkSrc0">
+        <inkml:traceFormat>
+          <inkml:channel name="X" type="integer" min="-2.14748E9" max="2.14748E9" units="cm"/>
+          <inkml:channel name="Y" type="integer" min="-2.14748E9" max="2.14748E9" units="cm"/>
+          <inkml:channel name="F" type="integer" max="32767" units="dev"/>
+          <inkml:channel name="OA" type="integer" max="360" units="deg"/>
+          <inkml:channel name="OE" type="integer" max="90" units="deg"/>
+        </inkml:traceFormat>
+        <inkml:channelProperties>
+          <inkml:channelProperty channel="X" name="resolution" value="1000" units="1/cm"/>
+          <inkml:channelProperty channel="Y" name="resolution" value="1000" units="1/cm"/>
+          <inkml:channelProperty channel="F" name="resolution" value="0" units="1/dev"/>
+          <inkml:channelProperty channel="OA" name="resolution" value="1000" units="1/deg"/>
+          <inkml:channelProperty channel="OE" name="resolution" value="1000" units="1/deg"/>
+        </inkml:channelProperties>
+      </inkml:inkSource>
+      <inkml:timestamp xml:id="ts0" timeString="2025-06-10T16:08:54.030"/>
+    </inkml:context>
+    <inkml:brush xml:id="br0">
+      <inkml:brushProperty name="width" value="0.05" units="cm"/>
+      <inkml:brushProperty name="height" value="0.05" units="cm"/>
+      <inkml:brushProperty name="color" value="#E71224"/>
+    </inkml:brush>
+  </inkml:definitions>
+  <inkml:trace contextRef="#ctx0" brushRef="#br0">5 208 2425 0 0,'0'0'5878'0'0,"24"0"-3468"0"0,-17 1-2405 0 0,0 0 1 0 0,0 0-1 0 0,0 0 0 0 0,0 1 1 0 0,0 0-1 0 0,11 5 0 0 0,-9-5 40 0 0,0 0-1 0 0,0 0 0 0 0,0-1 0 0 0,1 0 1 0 0,-1 0-1 0 0,0-1 0 0 0,17-3 1 0 0,4 2 74 0 0,-22 1-105 0 0,1-1 1 0 0,0 2-1 0 0,-1-1 0 0 0,1 1 1 0 0,-1 0-1 0 0,1 1 1 0 0,-1 0-1 0 0,1 0 1 0 0,-1 1-1 0 0,14 7 0 0 0,-22-10-10 0 0,1 0 1 0 0,0 1-1 0 0,-1-1 0 0 0,1 1 0 0 0,0-1 0 0 0,-1 1 0 0 0,1-1 0 0 0,0 1 0 0 0,-1 0 0 0 0,1-1 0 0 0,-1 1 0 0 0,1 0 0 0 0,-1-1 0 0 0,0 1 0 0 0,1 0 0 0 0,-1 0 0 0 0,0-1 0 0 0,1 1 0 0 0,-1 0 0 0 0,0 0 0 0 0,0 0 0 0 0,0-1 0 0 0,0 1 0 0 0,0 0 1 0 0,0 0-1 0 0,0 0 0 0 0,0 0 0 0 0,0-1 0 0 0,0 1 0 0 0,0 0 0 0 0,0 0 0 0 0,-1 0 0 0 0,1-1 0 0 0,0 1 0 0 0,-1 0 0 0 0,1 0 0 0 0,0-1 0 0 0,-1 1 0 0 0,1 0 0 0 0,-2 0 0 0 0,-2 4 13 0 0,0-1 0 0 0,-1 1 0 0 0,0-1 0 0 0,-10 6 0 0 0,-6 7-17 0 0,-52 46-71 0 0,46-41 27 0 0,-30 31 0 0 0,55-51 44 0 0,1 0 0 0 0,-1 0 0 0 0,0 0 0 0 0,1 0-1 0 0,-1 0 1 0 0,1 0 0 0 0,0 0 0 0 0,0 0 0 0 0,-1 1-1 0 0,1-1 1 0 0,1 0 0 0 0,-1 1 0 0 0,0-1 0 0 0,1 1-1 0 0,-1-1 1 0 0,1 1 0 0 0,0-1 0 0 0,0 5-1 0 0,0-6 1 0 0,1 1 0 0 0,0-1 0 0 0,-1 1 0 0 0,1-1 0 0 0,0 1 0 0 0,0-1 0 0 0,0 0-1 0 0,0 1 1 0 0,0-1 0 0 0,0 0 0 0 0,0 0 0 0 0,0 0 0 0 0,1 0 0 0 0,-1 0-1 0 0,0 0 1 0 0,1 0 0 0 0,-1 0 0 0 0,1 0 0 0 0,-1-1 0 0 0,1 1 0 0 0,-1-1 0 0 0,1 1-1 0 0,-1-1 1 0 0,1 1 0 0 0,0-1 0 0 0,-1 0 0 0 0,1 0 0 0 0,-1 0 0 0 0,3 0-1 0 0,29 4-18 0 0,-11-1-40 0 0,-1-1 0 0 0,25-2 0 0 0,-39 0 42 0 0,1-1-1 0 0,0 0 1 0 0,0 0-1 0 0,-1-1 1 0 0,1 0-1 0 0,-1-1 1 0 0,0 0 0 0 0,0 0-1 0 0,12-7 1 0 0,29-13-1642 0 0,-12 16-3216 0 0,-30 7 3490 0 0</inkml:trace>
+  <inkml:trace contextRef="#ctx0" brushRef="#br0" timeOffset="537.36">1 353 3761 0 0,'14'-4'313'0'0,"1"1"1"0"0,0 1 0 0 0,0 0-1 0 0,0 1 1 0 0,1 1 0 0 0,-1 0-1 0 0,0 1 1 0 0,0 0 0 0 0,0 2-1 0 0,0-1 1 0 0,-1 2 0 0 0,1 0-1 0 0,-1 1 1 0 0,1 0 0 0 0,13 8-1 0 0,-21-9-404 0 0,1-2 0 0 0,0 1 0 0 0,0-1 0 0 0,0 0-1 0 0,0-1 1 0 0,0 0 0 0 0,0 0 0 0 0,1 0 0 0 0,-1-1 0 0 0,0-1-1 0 0,0 1 1 0 0,1-2 0 0 0,-1 1 0 0 0,0-1 0 0 0,0 0 0 0 0,9-4 0 0 0,-11 5-498 0 0</inkml:trace>
+  <inkml:trace contextRef="#ctx0" brushRef="#br0" timeOffset="1907.49">580 318 4417 0 0,'0'0'535'0'0,"25"18"674"0"0,-15-14-1066 0 0,1 0-1 0 0,0-1 0 0 0,-1 0 0 0 0,1-1 1 0 0,17 2-1 0 0,-15-3-53 0 0,0-1 1 0 0,0 0-1 0 0,19-4 1 0 0,-28 4-78 0 0,0-1 0 0 0,-1 1 0 0 0,1-1 1 0 0,-1 0-1 0 0,1-1 0 0 0,-1 1 0 0 0,1 0 1 0 0,-1-1-1 0 0,0 0 0 0 0,0 0 1 0 0,0 0-1 0 0,0 0 0 0 0,0 0 0 0 0,0-1 1 0 0,-1 1-1 0 0,1-1 0 0 0,2-4 1 0 0,-4 5-7 0 0,0 0 0 0 0,0 0 0 0 0,-1 0 0 0 0,1 0 0 0 0,-1 0 1 0 0,0 0-1 0 0,1 0 0 0 0,-1 0 0 0 0,0 0 0 0 0,0 0 1 0 0,0 0-1 0 0,-1 0 0 0 0,1 0 0 0 0,0 0 0 0 0,-1 0 0 0 0,1 0 1 0 0,-1 0-1 0 0,0 0 0 0 0,-1-3 0 0 0,2 4-6 0 0,-1 0-1 0 0,0-1 1 0 0,0 1-1 0 0,0 0 1 0 0,1 0 0 0 0,-1 0-1 0 0,0 0 1 0 0,-1 0-1 0 0,1 0 1 0 0,0 0 0 0 0,0 0-1 0 0,0 0 1 0 0,0 1-1 0 0,-1-1 1 0 0,1 0-1 0 0,0 1 1 0 0,-1-1 0 0 0,1 1-1 0 0,0-1 1 0 0,-1 1-1 0 0,1 0 1 0 0,-1 0 0 0 0,1-1-1 0 0,0 1 1 0 0,-1 0-1 0 0,1 0 1 0 0,-1 0-1 0 0,1 1 1 0 0,-1-1 0 0 0,1 0-1 0 0,-1 0 1 0 0,1 1-1 0 0,-2 0 1 0 0,-13 4-18 0 0,0 1 0 0 0,0 1 1 0 0,0 0-1 0 0,1 1 0 0 0,-16 12 0 0 0,26-16 81 0 0,-1 0 0 0 0,2 0 0 0 0,-1 0 0 0 0,0 1 0 0 0,1 0 1 0 0,0 0-1 0 0,0 0 0 0 0,1 0 0 0 0,-1 0 0 0 0,1 1 0 0 0,0 0 0 0 0,1 0 0 0 0,-1 0 0 0 0,1 0 0 0 0,0 0 0 0 0,1 0 0 0 0,-2 9 0 0 0,3-10-43 0 0,-1-1 0 0 0,2 1 0 0 0,-1-1 0 0 0,0 1 0 0 0,1-1 0 0 0,0 1-1 0 0,0-1 1 0 0,0 0 0 0 0,1 1 0 0 0,-1-1 0 0 0,1 0 0 0 0,0 0 0 0 0,0 0 0 0 0,4 5 0 0 0,-1-3-13 0 0,0 1-1 0 0,0-1 1 0 0,1 0 0 0 0,0 0 0 0 0,0-1 0 0 0,1 0 0 0 0,11 8 0 0 0,-10-9 30 0 0,-1 1 0 0 0,0-1 0 0 0,1-1 0 0 0,0 0 0 0 0,-1 0 1 0 0,1 0-1 0 0,1-1 0 0 0,-1 0 0 0 0,0-1 0 0 0,0 1 0 0 0,1-2 0 0 0,-1 1 0 0 0,1-1 0 0 0,-1-1 0 0 0,0 1 0 0 0,14-4 0 0 0,-13 1 19 0 0,0 0 0 0 0,0 0-1 0 0,-1-1 1 0 0,1-1 0 0 0,-1 1-1 0 0,0-1 1 0 0,0-1 0 0 0,0 0-1 0 0,-1 0 1 0 0,0 0 0 0 0,0-1-1 0 0,-1 0 1 0 0,1 0-1 0 0,-1-1 1 0 0,-1 1 0 0 0,0-1-1 0 0,0-1 1 0 0,0 1 0 0 0,-1-1-1 0 0,-1 1 1 0 0,6-18 0 0 0,3-2 566 0 0,-23 48-322 0 0,9-18-301 0 0,1 1 0 0 0,0 0 1 0 0,-1 0-1 0 0,1-1 0 0 0,0 1 0 0 0,0 0 1 0 0,1 0-1 0 0,-1 0 0 0 0,1 0 0 0 0,-1 0 1 0 0,1 0-1 0 0,0 0 0 0 0,0 0 0 0 0,1 5 1 0 0,-1-8 0 0 0,0-1 0 0 0,0 1 0 0 0,0 0 0 0 0,0 0 0 0 0,0 0 0 0 0,0 0 0 0 0,-1 0 0 0 0,1 0 0 0 0,0 0 0 0 0,0 0 0 0 0,0 0-1 0 0,0 0 1 0 0,0 0 0 0 0,0 0 0 0 0,0 0 0 0 0,0 0 0 0 0,0 0 0 0 0,0 0 0 0 0,0 0 0 0 0,0 0 0 0 0,0 0 0 0 0,0 0 0 0 0,0 0 0 0 0,0 0 0 0 0,0 0 0 0 0,0 0 0 0 0,-1 0 0 0 0,1 0 0 0 0,0 0 0 0 0,0 0 0 0 0,0 0 0 0 0,0 0 0 0 0,0 0 0 0 0,0 0 0 0 0,9 36 2 0 0,-9-36 0 0 0,0 1 0 0 0,0 0 0 0 0,0-1-1 0 0,0 1 1 0 0,0-1 0 0 0,1 1 0 0 0,-1 0 0 0 0,0-1 0 0 0,0 1 0 0 0,0-1 0 0 0,1 1-1 0 0,-1-1 1 0 0,0 1 0 0 0,0-1 0 0 0,1 1 0 0 0,-1-1 0 0 0,0 1 0 0 0,1-1 0 0 0,-1 1-1 0 0,1-1 1 0 0,-1 1 0 0 0,1-1 0 0 0,-1 0 0 0 0,1 1 0 0 0,-1-1 0 0 0,1 0 0 0 0,-1 0-1 0 0,1 1 1 0 0,-1-1 0 0 0,1 0 0 0 0,-1 0 0 0 0,2 1 0 0 0,5 1 24 0 0,-1 1-15 0 0,-4-1-3 0 0,0-1 0 0 0,0 0-1 0 0,0 0 1 0 0,0 0-1 0 0,0 0 1 0 0,0-1 0 0 0,0 1-1 0 0,0 0 1 0 0,0-1-1 0 0,0 0 1 0 0,4 1 0 0 0,-2-1 6 0 0,-1-1 1 0 0,1 0 0 0 0,-1 1 0 0 0,1-1 0 0 0,-1-1-1 0 0,0 1 1 0 0,1 0 0 0 0,-1-1 0 0 0,0 0 0 0 0,0 0 0 0 0,0 1-1 0 0,0-2 1 0 0,0 1 0 0 0,0 0 0 0 0,-1-1 0 0 0,1 1-1 0 0,3-6 1 0 0,2-3 48 0 0,0 0 0 0 0,-1 0-1 0 0,9-18 1 0 0,-15 28-59 0 0,-1 1 0 0 0,0 0 0 0 0,1 0 0 0 0,-1 0 0 0 0,0-1 0 0 0,1 1 0 0 0,-1 0-1 0 0,0 0 1 0 0,1 0 0 0 0,-1 0 0 0 0,1 0 0 0 0,-1 0 0 0 0,0 0 0 0 0,1 0 0 0 0,-1 0 0 0 0,1 0 0 0 0,-1 0 0 0 0,0 0 0 0 0,1 0 0 0 0,-1 0 0 0 0,0 0 0 0 0,1 0-1 0 0,-1 0 1 0 0,1 0 0 0 0,-1 1 0 0 0,0-1 0 0 0,1 0 0 0 0,-1 0 0 0 0,0 0 0 0 0,1 1 0 0 0,-1-1 0 0 0,1 1 0 0 0,15 10 220 0 0,-11-8-150 0 0,16 12 108 0 0,-20-14-176 0 0,1 0 0 0 0,-1 0 0 0 0,1 1 0 0 0,0-1 0 0 0,-1 0 0 0 0,1 0 0 0 0,0-1 0 0 0,0 1 1 0 0,-1 0-1 0 0,1 0 0 0 0,3 0 0 0 0,14 9 241 0 0,-16-8-777 0 0,0 1 0 0 0,0-1 1 0 0,0 0-1 0 0,1-1 1 0 0,-1 1-1 0 0,0-1 0 0 0,7 3 1 0 0,16 2-598 0 0,-20-4-110 0 0</inkml:trace>
+  <inkml:trace contextRef="#ctx0" brushRef="#br0" timeOffset="2280.99">1565 26 4089 0 0,'0'0'1209'0'0,"0"0"-1132"0"0,0 0-1 0 0,0 0 1 0 0,0-1-1 0 0,0 1 1 0 0,0 0 0 0 0,0 0-1 0 0,0 0 1 0 0,0 0-1 0 0,0-1 1 0 0,0 1-1 0 0,0 0 1 0 0,0 0-1 0 0,0 0 1 0 0,0 0-1 0 0,0 0 1 0 0,0-1-1 0 0,0 1 1 0 0,-1 0-1 0 0,1 0 1 0 0,0 0-1 0 0,0 0 1 0 0,0 0-1 0 0,0 0 1 0 0,0 0-1 0 0,0-1 1 0 0,0 1-1 0 0,0 0 1 0 0,-1 0-1 0 0,1 0 1 0 0,0 0-1 0 0,0 0 1 0 0,0 0-1 0 0,0 0 1 0 0,0 0-1 0 0,-1 0 1 0 0,1 0-1 0 0,0 0 1 0 0,0 0-1 0 0,0 0 1 0 0,0 0-1 0 0,0 0 1 0 0,-1 0-1 0 0,1 0 1 0 0,0 0-1 0 0,0 0 1 0 0,0 0-1 0 0,0 0 1 0 0,0 0-1 0 0,-1 0 1 0 0,1 0-1 0 0,0 0 1 0 0,0 0-1 0 0,0 0 1 0 0,0 0-1 0 0,0 0 1 0 0,-1 0-1 0 0,-1 5-10 0 0,-1 0-1 0 0,1 1 0 0 0,0-1 1 0 0,1 0-1 0 0,-1 0 1 0 0,1 1-1 0 0,0-1 0 0 0,1 1 1 0 0,-1-1-1 0 0,1 7 0 0 0,3 67 129 0 0,-2-49-157 0 0,4 73-83 0 0,21 127 0 0 0,-23-221-74 0 0,0 3-3773 0 0</inkml:trace>
+  <inkml:trace contextRef="#ctx0" brushRef="#br0" timeOffset="2798.33">1444 424 2192 0 0,'0'0'112'0'0,"-1"0"0"0"0,1 0 0 0 0,0-1-1 0 0,-1 1 1 0 0,1 0 0 0 0,0 0 0 0 0,0-1-1 0 0,-1 1 1 0 0,1 0 0 0 0,0-1 0 0 0,0 1-1 0 0,-1 0 1 0 0,1-1 0 0 0,0 1-1 0 0,0 0 1 0 0,0-1 0 0 0,0 1 0 0 0,-1-1-1 0 0,1 1 1 0 0,0 0 0 0 0,0-1 0 0 0,0 1-1 0 0,0-1 1 0 0,0 1 0 0 0,0-1 0 0 0,0 1-1 0 0,0 0 1 0 0,0-1 0 0 0,0 1-1 0 0,0-1 1 0 0,1 1 0 0 0,-1 0 0 0 0,0-1-1 0 0,0 1 1 0 0,0-1 0 0 0,0 1 0 0 0,1 0-1 0 0,-1-1 1 0 0,0 1 0 0 0,0 0 0 0 0,1-1-1 0 0,-1 1 1 0 0,0 0 0 0 0,1 0-1 0 0,-1-1 1 0 0,12-18 1969 0 0,25-6-1791 0 0,-37 24-276 0 0,0 1-1 0 0,0 0 0 0 0,1-1 0 0 0,-1 1 0 0 0,0 0 0 0 0,1-1 0 0 0,-1 1 0 0 0,0 0 1 0 0,1-1-1 0 0,-1 1 0 0 0,1 0 0 0 0,-1 0 0 0 0,1-1 0 0 0,-1 1 0 0 0,0 0 0 0 0,1 0 1 0 0,-1 0-1 0 0,1 0 0 0 0,-1 0 0 0 0,1-1 0 0 0,-1 1 0 0 0,1 0 0 0 0,-1 0 0 0 0,1 0 1 0 0,-1 0-1 0 0,1 0 0 0 0,-1 1 0 0 0,1-1 0 0 0,-1 0 0 0 0,1 0 0 0 0,-1 0 0 0 0,1 0 1 0 0,-1 0-1 0 0,0 1 0 0 0,1-1 0 0 0,-1 0 0 0 0,1 0 0 0 0,-1 1 0 0 0,0-1 0 0 0,1 0 1 0 0,-1 1-1 0 0,0-1 0 0 0,1 1 0 0 0,6 5 43 0 0,3 2-14 0 0,1-1 0 0 0,-1 0 1 0 0,1-1-1 0 0,19 8 0 0 0,-26-13-198 0 0,0 0 1 0 0,0 1-1 0 0,0-2 1 0 0,0 1-1 0 0,0 0 0 0 0,0-1 1 0 0,0 0-1 0 0,0 0 1 0 0,0 0-1 0 0,1 0 1 0 0,-1-1-1 0 0,0 1 0 0 0,0-1 1 0 0,0 0-1 0 0,0-1 1 0 0,0 1-1 0 0,0-1 0 0 0,-1 1 1 0 0,8-5-1 0 0,5-6-909 0 0,-7 6 943 0 0</inkml:trace>
+  <inkml:trace contextRef="#ctx0" brushRef="#br0" timeOffset="3356.09">1840 346 3401 0 0,'0'0'3806'0'0,"-2"3"-3743"0"0,-1 3-50 0 0,0 1 0 0 0,0-1 0 0 0,0 1 0 0 0,0 0 0 0 0,1 0 0 0 0,1 0 0 0 0,-1 0 0 0 0,1 0 0 0 0,-1 12 1 0 0,2-14-7 0 0,-1 0 0 0 0,1 0 0 0 0,0 0 0 0 0,0 1 0 0 0,1-1 0 0 0,-1 0 0 0 0,1 0 0 0 0,1 0 0 0 0,-1 0 0 0 0,1 0 0 0 0,-1 0 0 0 0,1 0 0 0 0,1-1 0 0 0,4 9 0 0 0,-6-11 12 0 0,1 0 0 0 0,0-1 0 0 0,-1 1 0 0 0,1-1 0 0 0,0 1 0 0 0,0-1 1 0 0,0 0-1 0 0,-1 0 0 0 0,1 0 0 0 0,0 0 0 0 0,1 0 0 0 0,-1 0 0 0 0,0 0 1 0 0,0-1-1 0 0,0 1 0 0 0,0-1 0 0 0,1 0 0 0 0,-1 0 0 0 0,5 0 642 0 0,-10-26 1203 0 0,4 24-1851 0 0,-1 0-1 0 0,0 0 0 0 0,-1 0 1 0 0,1 0-1 0 0,0 0 1 0 0,0 0-1 0 0,-1 0 1 0 0,1 0-1 0 0,-1 0 0 0 0,0 1 1 0 0,0-1-1 0 0,-1-3 1 0 0,-2 0 71 0 0,0 0 1 0 0,-1 0 0 0 0,1 0 0 0 0,-1 1 0 0 0,0 0 0 0 0,0 0 0 0 0,-7-5 0 0 0,6 6-43 0 0,0-3 62 0 0,7 2-115 0 0,1 1 0 0 0,0-1 0 0 0,0 1 0 0 0,0 0 0 0 0,0-1 0 0 0,0 1 0 0 0,1 0-1 0 0,0 1 1 0 0,-1-1 0 0 0,1 0 0 0 0,0 1 0 0 0,0-1 0 0 0,1 1 0 0 0,-1 0 0 0 0,4-2 0 0 0,7-2-23 0 0,0 0 1 0 0,0 1-1 0 0,1 0 1 0 0,-1 2 0 0 0,1-1-1 0 0,18 0 1 0 0,41-12-3622 0 0,-67 15 2699 0 0,-1 1-138 0 0</inkml:trace>
+  <inkml:trace contextRef="#ctx0" brushRef="#br0" timeOffset="3740.67">2229 335 4217 0 0,'0'0'95'0'0,"0"-1"-1"0"0,0 1 1 0 0,0 0 0 0 0,0-1 0 0 0,1 1-1 0 0,-1 0 1 0 0,0 0 0 0 0,0-1-1 0 0,0 1 1 0 0,0 0 0 0 0,1-1 0 0 0,-1 1-1 0 0,0 0 1 0 0,0 0 0 0 0,1-1 0 0 0,-1 1-1 0 0,0 0 1 0 0,0 0 0 0 0,1 0-1 0 0,-1 0 1 0 0,0-1 0 0 0,1 1 0 0 0,-1 0-1 0 0,0 0 1 0 0,1 0 0 0 0,-1 0 0 0 0,0 0-1 0 0,1 0 1 0 0,-1 0 0 0 0,0 0-1 0 0,1 0 1 0 0,-1 0 0 0 0,0 0 0 0 0,1 0-1 0 0,0 0 1 0 0,8 10 1419 0 0,2 19-612 0 0,-8 20-538 0 0,-3-42-416 0 0,0 0 0 0 0,0 0 0 0 0,0-1 0 0 0,1 1 0 0 0,0 0 0 0 0,0 0 0 0 0,1-1 0 0 0,0 1 0 0 0,0-1 0 0 0,0 0 0 0 0,1 1 0 0 0,0-1 0 0 0,0 0 0 0 0,5 7 0 0 0,-6-10-558 0 0,1 1-319 0 0</inkml:trace>
+  <inkml:trace contextRef="#ctx0" brushRef="#br0" timeOffset="3921.31">2292 212 3929 0 0,'-1'-2'370'0'0,"0"0"1"0"0,0 0-1 0 0,0 0 0 0 0,0 0 1 0 0,0 0-1 0 0,1 0 1 0 0,-1 0-1 0 0,1 0 1 0 0,0-1-1 0 0,-1 1 0 0 0,1-4 1 0 0,0 6-415 0 0</inkml:trace>
+  <inkml:trace contextRef="#ctx0" brushRef="#br0" timeOffset="5174.93">2503 367 1624 0 0,'0'0'4464'0'0,"2"2"-4200"0"0,1 0-1 0 0,-1 0 1 0 0,0 0-1 0 0,1 0 1 0 0,-1-1 0 0 0,1 1-1 0 0,0-1 1 0 0,5 2-1 0 0,-3-1-237 0 0,1-1-1 0 0,0 1 0 0 0,0-2 0 0 0,0 1 0 0 0,0-1 0 0 0,0 0 0 0 0,1 0 0 0 0,-1 0 0 0 0,0-1 0 0 0,0 0 0 0 0,0 0 0 0 0,9-4 0 0 0,-9 2-2 0 0,1 0-1 0 0,-1-1 1 0 0,0 0 0 0 0,0 0 0 0 0,9-9-1 0 0,-14 12-17 0 0,0-1 0 0 0,1 1-1 0 0,-1 0 1 0 0,0-1-1 0 0,0 1 1 0 0,0 0-1 0 0,-1-1 1 0 0,1 0-1 0 0,0 1 1 0 0,0-1 0 0 0,-1 1-1 0 0,1-1 1 0 0,-1 0-1 0 0,1 1 1 0 0,-1-1-1 0 0,0 0 1 0 0,0 1 0 0 0,0-1-1 0 0,0 0 1 0 0,0 0-1 0 0,0 1 1 0 0,0-1-1 0 0,-1 0 1 0 0,1 1-1 0 0,0-1 1 0 0,-1 0 0 0 0,1 1-1 0 0,-1-1 1 0 0,-1-2-1 0 0,1 2-3 0 0,-1 1 0 0 0,1-1 0 0 0,0 1 0 0 0,0 0 0 0 0,-1 0 0 0 0,1-1 0 0 0,-1 1 0 0 0,1 0 0 0 0,-1 0 0 0 0,0 0 0 0 0,1 1 0 0 0,-1-1 0 0 0,0 0 0 0 0,1 1-1 0 0,-1-1 1 0 0,0 1 0 0 0,0-1 0 0 0,0 1 0 0 0,1 0 0 0 0,-1 0 0 0 0,0 0 0 0 0,0 0 0 0 0,0 0 0 0 0,0 0 0 0 0,1 0 0 0 0,-1 1 0 0 0,0-1 0 0 0,0 1 0 0 0,0-1 0 0 0,1 1 0 0 0,-4 1 0 0 0,0 0 3 0 0,0 0 1 0 0,0 1 0 0 0,0 0-1 0 0,0-1 1 0 0,0 1 0 0 0,0 1-1 0 0,1-1 1 0 0,0 1 0 0 0,-5 5 0 0 0,-11 12 13 0 0,18-19 18 0 0,0 0-1 0 0,0 0 0 0 0,0-1 1 0 0,0 2-1 0 0,0-1 1 0 0,1 0-1 0 0,-1 0 1 0 0,1 1-1 0 0,-1-1 1 0 0,1 0-1 0 0,0 1 1 0 0,0-1-1 0 0,0 1 1 0 0,0 0-1 0 0,0-1 0 0 0,1 1 1 0 0,-1 0-1 0 0,1 0 1 0 0,0-1-1 0 0,0 1 1 0 0,0 0-1 0 0,0 0 1 0 0,1 4-1 0 0,-1-3-8 0 0,0 0-1 0 0,1 0 1 0 0,0 0 0 0 0,0 0-1 0 0,0 0 1 0 0,0 0-1 0 0,1 0 1 0 0,-1 0 0 0 0,1-1-1 0 0,0 1 1 0 0,0-1 0 0 0,1 1-1 0 0,-1-1 1 0 0,0 0-1 0 0,1 0 1 0 0,0 0 0 0 0,0 0-1 0 0,0 0 1 0 0,0-1 0 0 0,0 1-1 0 0,1-1 1 0 0,-1 0-1 0 0,1 0 1 0 0,0 0 0 0 0,4 1-1 0 0,1 2-24 0 0,0-1 1 0 0,0 0-1 0 0,1 0 0 0 0,-1-1 0 0 0,1 0 0 0 0,0-1 0 0 0,0 0 0 0 0,0-1 1 0 0,0 0-1 0 0,0 0 0 0 0,0-1 0 0 0,0-1 0 0 0,0 1 0 0 0,0-2 1 0 0,0 1-1 0 0,0-2 0 0 0,14-4 0 0 0,-22 7 6 0 0,-1-1 1 0 0,1 0-1 0 0,-1 1 1 0 0,1-1-1 0 0,-1 0 1 0 0,0 0-1 0 0,1 0 1 0 0,-1 0-1 0 0,0 0 0 0 0,1-1 1 0 0,-1 1-1 0 0,0 0 1 0 0,0-1-1 0 0,0 1 1 0 0,0 0-1 0 0,-1-1 1 0 0,1 1-1 0 0,0-1 0 0 0,0 0 1 0 0,-1 1-1 0 0,1-1 1 0 0,-1 1-1 0 0,0-1 1 0 0,1 0-1 0 0,-1 0 1 0 0,0 1-1 0 0,0-1 0 0 0,0 0 1 0 0,0 1-1 0 0,0-1 1 0 0,-1 0-1 0 0,1 1 1 0 0,0-1-1 0 0,-1 0 1 0 0,1 1-1 0 0,-1-1 0 0 0,0 1 1 0 0,1-1-1 0 0,-1 1 1 0 0,0-1-1 0 0,0 1 1 0 0,0-1-1 0 0,0 1 1 0 0,0 0-1 0 0,0-1 0 0 0,0 1 1 0 0,-1 0-1 0 0,1 0 1 0 0,0 0-1 0 0,-2-1 1 0 0,2 1 18 0 0,0 0 0 0 0,0 0 0 0 0,1 0 0 0 0,-1 0 0 0 0,0-1 0 0 0,1 1 0 0 0,-1 0-1 0 0,1 0 1 0 0,0 0 0 0 0,-1-1 0 0 0,1 1 0 0 0,0 0 0 0 0,0-1 0 0 0,0 1 0 0 0,0 0 0 0 0,0 0 0 0 0,0-1 0 0 0,0 1 0 0 0,0 0 0 0 0,1-1 0 0 0,-1 1 0 0 0,0 0 0 0 0,1 0 0 0 0,-1-1 0 0 0,1 1 0 0 0,-1 0 0 0 0,1 0 0 0 0,0 0 0 0 0,-1 0 0 0 0,1 0 0 0 0,0 0 0 0 0,0 0 0 0 0,0 0 0 0 0,0 0 0 0 0,2-1 0 0 0,-1 0-47 0 0,1 1 0 0 0,-1 1 0 0 0,1-1 1 0 0,-1 0-1 0 0,1 0 0 0 0,-1 1 1 0 0,1 0-1 0 0,0-1 0 0 0,-1 1 0 0 0,1 0 1 0 0,0 0-1 0 0,-1 1 0 0 0,1-1 1 0 0,-1 0-1 0 0,1 1 0 0 0,0-1 0 0 0,-1 1 1 0 0,1 0-1 0 0,-1 0 0 0 0,0 0 1 0 0,1 0-1 0 0,3 3 0 0 0,-2-2-109 0 0,1 0 0 0 0,0 0 0 0 0,-1-1 0 0 0,1 1 0 0 0,0-1-1 0 0,0 0 1 0 0,0-1 0 0 0,0 1 0 0 0,0-1 0 0 0,0 0 0 0 0,5-1 0 0 0,33-9-4310 0 0,-35 8 3159 0 0</inkml:trace>
+  <inkml:trace contextRef="#ctx0" brushRef="#br0" timeOffset="5981.97">3170 36 5377 0 0,'-8'-3'4857'0'0,"-2"11"-3287"0"0,1 14-1849 0 0,7 12 244 0 0,1 0 0 0 0,2-1 0 0 0,1 1 0 0 0,1 0 0 0 0,2-1 0 0 0,2 0 0 0 0,0 0 0 0 0,3 0-1 0 0,15 36 1 0 0,-23-57-192 0 0,-11-19-139 0 0,-8-7 219 0 0,-11-8 149 0 0,22 18 3 0 0,3 2-2 0 0,-4 2 7 0 0,-2-3 1 0 0,0 1 0 0 0,1 0 0 0 0,-1 1 0 0 0,0 0 0 0 0,0 0 0 0 0,0 1 0 0 0,0 0 0 0 0,0 1 0 0 0,-10 1 0 0 0,19-1 402 0 0,7-2 74 0 0,26 0-139 0 0,33-7 1 0 0,-56 6-838 0 0,-1 0 0 0 0,1 0 0 0 0,0-1 0 0 0,-1-1 0 0 0,1 0-1 0 0,-1 0 1 0 0,0 0 0 0 0,9-7 0 0 0,-11 6 249 0 0,0 0-326 0 0</inkml:trace>
+  <inkml:trace contextRef="#ctx0" brushRef="#br0" timeOffset="6556.61">3575 1 1816 0 0,'0'0'7770'0'0,"0"11"-6007"0"0,1 12-1488 0 0,0 0 0 0 0,-5 38 0 0 0,1-35-254 0 0,2 0-1 0 0,2 36 1 0 0,3 13-82 0 0,-5-56 3 0 0,2 0 0 0 0,0-1 1 0 0,1 1-1 0 0,1 0 0 0 0,1-1 1 0 0,0 1-1 0 0,9 19 0 0 0,-8-28-191 0 0,3 5-356 0 0,-6-8-3797 0 0</inkml:trace>
+  <inkml:trace contextRef="#ctx0" brushRef="#br0" timeOffset="7116.94">3726 736 1048 0 0,'0'0'150'0'0,"-18"-13"6504"0"0,-10 9-6188 0 0,21 2-374 0 0,0 0 173 0 0,-6 8 1065 0 0,3-1-1239 0 0,0 1 0 0 0,1 0 0 0 0,0 1 0 0 0,0 0 0 0 0,0 0 0 0 0,1 1-1 0 0,0 0 1 0 0,0 0 0 0 0,-10 16 0 0 0,18-23-89 0 0,-1-1 0 0 0,1 1 0 0 0,0-1 0 0 0,0 0 0 0 0,-1 1 0 0 0,1-1-1 0 0,0 1 1 0 0,0 0 0 0 0,0-1 0 0 0,-1 1 0 0 0,1-1 0 0 0,0 1 0 0 0,0-1 0 0 0,0 1 0 0 0,0-1-1 0 0,0 1 1 0 0,0-1 0 0 0,0 1 0 0 0,0 0 0 0 0,0-1 0 0 0,0 1 0 0 0,1-1 0 0 0,-1 1-1 0 0,0-1 1 0 0,0 1 0 0 0,0-1 0 0 0,1 1 0 0 0,-1-1 0 0 0,0 1 0 0 0,1 0 0 0 0,16 2 129 0 0,20-11 87 0 0,-36 8-216 0 0,5-3 27 0 0,0 1 1 0 0,0-1-1 0 0,0 0 1 0 0,-1-1-1 0 0,1 1 0 0 0,8-8 1 0 0,-12 9-11 0 0,0 1 1 0 0,0-1-1 0 0,0 0 1 0 0,-1 1-1 0 0,1-1 1 0 0,0 0 0 0 0,-1 0-1 0 0,0 0 1 0 0,1 0-1 0 0,-1 0 1 0 0,0-1-1 0 0,0 1 1 0 0,0 0-1 0 0,0-1 1 0 0,0 1-1 0 0,-1 0 1 0 0,1-1-1 0 0,-1 1 1 0 0,1-1-1 0 0,-1-3 1 0 0,0 6-11 0 0,0 0 0 0 0,0-1 0 0 0,-1 1 1 0 0,1 0-1 0 0,0-1 0 0 0,0 1 0 0 0,0 0 0 0 0,0-1 0 0 0,0 1 1 0 0,-1 0-1 0 0,1-1 0 0 0,0 1 0 0 0,0 0 0 0 0,-1 0 1 0 0,1-1-1 0 0,0 1 0 0 0,0 0 0 0 0,-1 0 0 0 0,1 0 0 0 0,0-1 1 0 0,-1 1-1 0 0,1 0 0 0 0,0 0 0 0 0,-1 0 0 0 0,1 0 0 0 0,0 0 1 0 0,-1 0-1 0 0,1 0 0 0 0,0 0 0 0 0,-1-1 0 0 0,1 1 1 0 0,0 0-1 0 0,-1 0 0 0 0,1 1 0 0 0,0-1 0 0 0,-1 0 0 0 0,1 0 1 0 0,0 0-1 0 0,-1 0 0 0 0,1 0 0 0 0,-23 9 22 0 0,-11 6-42 0 0,33-14 7 0 0,3-1-1 0 0,-4 4-43 0 0,1-4 48 0 0,1 1 0 0 0,0-1 1 0 0,-1 0-1 0 0,1 0 0 0 0,0 1 0 0 0,0-1 0 0 0,-1 0 1 0 0,1 1-1 0 0,0-1 0 0 0,0 0 0 0 0,-1 1 0 0 0,1-1 1 0 0,0 0-1 0 0,0 1 0 0 0,0-1 0 0 0,0 0 0 0 0,-1 1 0 0 0,1-1 1 0 0,0 1-1 0 0,0-1 0 0 0,0 0 0 0 0,0 1 0 0 0,0-1 1 0 0,0 1-1 0 0,0-1 0 0 0,0 1 0 0 0,0-1 0 0 0,0 0 0 0 0,0 1 1 0 0,0-1-1 0 0,1 1 0 0 0,-1-1 0 0 0,0 0 0 0 0,0 1 1 0 0,0-1-1 0 0,1 0 0 0 0,-1 1 0 0 0,0-1 0 0 0,0 0 1 0 0,1 1-1 0 0,-1-1 0 0 0,0 0 0 0 0,0 1 0 0 0,1-1 0 0 0,-1 0 1 0 0,0 0-1 0 0,1 1 0 0 0,-1-1 0 0 0,0 0 0 0 0,1 0 1 0 0,-1 0-1 0 0,1 0 0 0 0,-1 0 0 0 0,0 1 0 0 0,1-1 1 0 0,-1 0-1 0 0,1 0 0 0 0,-1 0 0 0 0,0 0 0 0 0,1 0 0 0 0,0 0 1 0 0,2 0 3 0 0,0 0 1 0 0,-1 0-1 0 0,1 0 1 0 0,0 0-1 0 0,0-1 1 0 0,-1 1-1 0 0,1-1 1 0 0,0 0-1 0 0,-1 1 1 0 0,1-1-1 0 0,-1-1 1 0 0,1 1-1 0 0,-1 0 1 0 0,1 0-1 0 0,-1-1 1 0 0,0 1-1 0 0,0-1 1 0 0,1 0-1 0 0,-1 0 1 0 0,0 0-1 0 0,-1 0 1 0 0,1 0-1 0 0,0 0 1 0 0,-1 0-1 0 0,1-1 1 0 0,-1 1-1 0 0,0-1 1 0 0,1 1-1 0 0,-1-1 1 0 0,0 1-1 0 0,-1-1 1 0 0,1 0-1 0 0,0-4 1 0 0,-1 7-16 0 0,0-1 0 0 0,0 1 1 0 0,0-1-1 0 0,0 1 0 0 0,0-1 0 0 0,0 1 0 0 0,0-1 1 0 0,0 1-1 0 0,0-1 0 0 0,0 1 0 0 0,0-1 0 0 0,0 1 1 0 0,-1-1-1 0 0,1 1 0 0 0,0-1 0 0 0,0 1 0 0 0,-1 0 1 0 0,1-1-1 0 0,0 1 0 0 0,-1-1 0 0 0,1 1 1 0 0,0 0-1 0 0,-1-1 0 0 0,1 1 0 0 0,-1 0 0 0 0,1-1 1 0 0,0 1-1 0 0,-1 0 0 0 0,1 0 0 0 0,-1-1 0 0 0,-17 3-1171 0 0,-17 17-3193 0 0,27-12 2680 0 0</inkml:trace>
+  <inkml:trace contextRef="#ctx0" brushRef="#br0" timeOffset="8040.3">3146 323 288 0 0,'0'0'1288'0'0,"-9"-7"3628"0"0,8 14-4679 0 0,-1-1 0 0 0,1 0 0 0 0,0 0 0 0 0,1 0 0 0 0,0 10 0 0 0,0-9-159 0 0,-2 3 18 0 0,0 5 19 0 0,0-1-1 0 0,1 0 0 0 0,1 20 0 0 0,1-29-91 0 0,-1 0 0 0 0,2 0 1 0 0,-1 0-1 0 0,0 0 0 0 0,1 0 0 0 0,0 0 0 0 0,0 0 1 0 0,1 0-1 0 0,-1-1 0 0 0,1 1 0 0 0,6 7 0 0 0,-4-6 0 0 0,-1 0 0 0 0,0 1 0 0 0,-1-1 0 0 0,0 1 0 0 0,0 0 0 0 0,0 0 0 0 0,2 10 0 0 0,-4-13-14 0 0,0 0 0 0 0,0 0 1 0 0,-1 0-1 0 0,1 0 0 0 0,-1 0 0 0 0,0 0 0 0 0,0 0 0 0 0,0 0 1 0 0,0 0-1 0 0,-1 0 0 0 0,0 0 0 0 0,0 0 0 0 0,0 0 1 0 0,0 0-1 0 0,-3 5 0 0 0,-9-6 270 0 0</inkml:trace>
+</inkml:ink>
 </file>
 
 <file path=customXml/item5.xml><?xml version="1.0" encoding="utf-8"?>
-<b:Sources xmlns:b="http://schemas.openxmlformats.org/officeDocument/2006/bibliography" xmlns="http://schemas.openxmlformats.org/officeDocument/2006/bibliography" SelectedStyle="\APASixthEditionOfficeOnline.xsl" StyleName="APA" Version="6"/>
-</file>
-
-<file path=customXml/item6.xml><?xml version="1.0" encoding="utf-8"?>
 <?mso-contentType ?>
 <FormTemplates xmlns="http://schemas.microsoft.com/sharepoint/v3/contenttype/forms">
   <Display>DocumentLibraryForm</Display>
   <Edit>DocumentLibraryForm</Edit>
   <New>DocumentLibraryForm</New>
 </FormTemplates>
+</file>
+
+<file path=customXml/item6.xml><?xml version="1.0" encoding="utf-8"?>
+<p:properties xmlns:p="http://schemas.microsoft.com/office/2006/metadata/properties" xmlns:xsi="http://www.w3.org/2001/XMLSchema-instance" xmlns:pc="http://schemas.microsoft.com/office/infopath/2007/PartnerControls">
+  <documentManagement/>
+</p:properties>
 </file>
 
 <file path=customXml/item7.xml><?xml version="1.0" encoding="utf-8"?>
@@ -19009,14 +20624,6 @@
 <file path=customXml/itemProps1.xml><?xml version="1.0" encoding="utf-8"?>
 <ds:datastoreItem xmlns:ds="http://schemas.openxmlformats.org/officeDocument/2006/customXml" ds:itemID="{4B023D59-82BC-4D0F-A651-C98E01C1F15C}">
   <ds:schemaRefs>
-    <ds:schemaRef ds:uri="http://www.w3.org/2003/InkML"/>
-  </ds:schemaRefs>
-</ds:datastoreItem>
-</file>
-
-<file path=customXml/itemProps2.xml><?xml version="1.0" encoding="utf-8"?>
-<ds:datastoreItem xmlns:ds="http://schemas.openxmlformats.org/officeDocument/2006/customXml" ds:itemID="{4B023D59-82BC-4D0F-A651-C98E01C1F15C}">
-  <ds:schemaRefs>
     <ds:schemaRef ds:uri="http://schemas.microsoft.com/office/2006/metadata/contentType"/>
     <ds:schemaRef ds:uri="http://schemas.microsoft.com/office/2006/metadata/properties/metaAttributes"/>
     <ds:schemaRef ds:uri="http://www.w3.org/2001/XMLSchema"/>
@@ -19032,6 +20639,14 @@
 </ds:datastoreItem>
 </file>
 
+<file path=customXml/itemProps2.xml><?xml version="1.0" encoding="utf-8"?>
+<ds:datastoreItem xmlns:ds="http://schemas.openxmlformats.org/officeDocument/2006/customXml" ds:itemID="{01D51A4F-7BE7-46DF-A7D0-BDB91C1C49A3}">
+  <ds:schemaRefs>
+    <ds:schemaRef ds:uri="http://schemas.openxmlformats.org/officeDocument/2006/bibliography"/>
+  </ds:schemaRefs>
+</ds:datastoreItem>
+</file>
+
 <file path=customXml/itemProps3.xml><?xml version="1.0" encoding="utf-8"?>
 <ds:datastoreItem xmlns:ds="http://schemas.openxmlformats.org/officeDocument/2006/customXml" ds:itemID="{4B023D59-82BC-4D0F-A651-C98E01C1F15C}">
   <ds:schemaRefs>
@@ -19041,26 +20656,26 @@
 </file>
 
 <file path=customXml/itemProps4.xml><?xml version="1.0" encoding="utf-8"?>
-<ds:datastoreItem xmlns:ds="http://schemas.openxmlformats.org/officeDocument/2006/customXml" ds:itemID="{CE199482-6225-420D-8982-84EA3B0C446C}">
+<ds:datastoreItem xmlns:ds="http://schemas.openxmlformats.org/officeDocument/2006/customXml" ds:itemID="{4B023D59-82BC-4D0F-A651-C98E01C1F15C}">
   <ds:schemaRefs>
-    <ds:schemaRef ds:uri="http://schemas.microsoft.com/office/2006/metadata/properties"/>
-    <ds:schemaRef ds:uri="http://schemas.microsoft.com/office/infopath/2007/PartnerControls"/>
+    <ds:schemaRef ds:uri="http://www.w3.org/2003/InkML"/>
   </ds:schemaRefs>
 </ds:datastoreItem>
 </file>
 
 <file path=customXml/itemProps5.xml><?xml version="1.0" encoding="utf-8"?>
-<ds:datastoreItem xmlns:ds="http://schemas.openxmlformats.org/officeDocument/2006/customXml" ds:itemID="{01D51A4F-7BE7-46DF-A7D0-BDB91C1C49A3}">
+<ds:datastoreItem xmlns:ds="http://schemas.openxmlformats.org/officeDocument/2006/customXml" ds:itemID="{6A655C0C-F4A3-4931-9F7F-84CBD61DCE8F}">
   <ds:schemaRefs>
-    <ds:schemaRef ds:uri="http://schemas.openxmlformats.org/officeDocument/2006/bibliography"/>
+    <ds:schemaRef ds:uri="http://schemas.microsoft.com/sharepoint/v3/contenttype/forms"/>
   </ds:schemaRefs>
 </ds:datastoreItem>
 </file>
 
 <file path=customXml/itemProps6.xml><?xml version="1.0" encoding="utf-8"?>
-<ds:datastoreItem xmlns:ds="http://schemas.openxmlformats.org/officeDocument/2006/customXml" ds:itemID="{6A655C0C-F4A3-4931-9F7F-84CBD61DCE8F}">
+<ds:datastoreItem xmlns:ds="http://schemas.openxmlformats.org/officeDocument/2006/customXml" ds:itemID="{CE199482-6225-420D-8982-84EA3B0C446C}">
   <ds:schemaRefs>
-    <ds:schemaRef ds:uri="http://schemas.microsoft.com/sharepoint/v3/contenttype/forms"/>
+    <ds:schemaRef ds:uri="http://schemas.microsoft.com/office/2006/metadata/properties"/>
+    <ds:schemaRef ds:uri="http://schemas.microsoft.com/office/infopath/2007/PartnerControls"/>
   </ds:schemaRefs>
 </ds:datastoreItem>
 </file>

--- a/D_Documentation/Doku-Felix.docx
+++ b/D_Documentation/Doku-Felix.docx
@@ -6173,10 +6173,18 @@
           <w:lang w:val="de-AT" w:eastAsia="de-AT"/>
         </w:rPr>
       </w:pPr>
-      <w:r>
+    </w:p>
+    <w:p>
+      <w:pPr>
+        <w:pStyle w:val="Text"/>
         <w:rPr>
           <w:lang w:val="de-AT" w:eastAsia="de-AT"/>
         </w:rPr>
+      </w:pPr>
+      <w:r>
+        <w:rPr>
+          <w:lang w:val="de-AT" w:eastAsia="de-AT"/>
+        </w:rPr>
         <w:t>Zentrale Inhalte sind die sensor- und kamerabasierte Bestimmung der Artikelmaße (Länge, Breite, Höhe) einschließlich der Berechnung möglicher Messabweichungen, die automatische Erkennung und Auswertung von QR- und Barcodes zur fehlerarmen Datenerfassung sowie die präzise Gewichtsermittlung über integrierte Waagen oder Gewichtssensoren</w:t>
       </w:r>
       <w:r>
@@ -6191,6 +6199,14 @@
         </w:rPr>
         <w:t>.</w:t>
       </w:r>
+    </w:p>
+    <w:p>
+      <w:pPr>
+        <w:pStyle w:val="Text"/>
+        <w:rPr>
+          <w:lang w:val="de-AT" w:eastAsia="de-AT"/>
+        </w:rPr>
+      </w:pPr>
     </w:p>
     <w:p>
       <w:pPr>
@@ -6293,12 +6309,12 @@
     <w:p>
       <w:pPr>
         <w:pStyle w:val="Text"/>
-        <w:rPr>
-          <w:lang w:val="de-AT" w:eastAsia="de-AT"/>
-        </w:rPr>
-      </w:pPr>
-      <w:r>
-        <w:t>Um ein automatisches 3D</w:t>
+      </w:pPr>
+      <w:r>
+        <w:t>Für den Aufbau eines</w:t>
+      </w:r>
+      <w:r>
+        <w:t xml:space="preserve"> automatisches 3D</w:t>
       </w:r>
       <w:r>
         <w:noBreakHyphen/>
@@ -6306,31 +6322,98 @@
       </w:r>
       <w:r>
         <w:noBreakHyphen/>
-        <w:t>System zu bauen, dass Artikel im Lager vermisst, wiegt und deren Barcodes liest, m</w:t>
-      </w:r>
-      <w:r>
-        <w:t>u</w:t>
-      </w:r>
-      <w:r>
-        <w:t>ss</w:t>
-      </w:r>
-      <w:r>
-        <w:t xml:space="preserve"> man</w:t>
-      </w:r>
-      <w:r>
-        <w:t xml:space="preserve"> verstehen, wie die einzelnen Technologien funktionieren. In diesem Kapitel erkläre ich die wichtigsten theoretischen Grundlagen – immer mit Blick darauf, wie sie später in der Software umgesetzt werden.</w:t>
-      </w:r>
-    </w:p>
-    <w:p>
-      <w:pPr>
-        <w:pStyle w:val="Text"/>
-      </w:pPr>
-      <w:r>
-        <w:t>Zuerst schauen wir uns an, wie eine Kamera räumliche Tiefe messen kann (Stereo-Vision). Daraus entstehen sogenannte Punktwolken, aus denen wir die Größe eines Artikels berechnen. Danach geht es um Bildverarbeitung: Wie erkennt und liest ein Programm QR</w:t>
+        <w:t>System</w:t>
+      </w:r>
+      <w:r>
+        <w:t>s</w:t>
+      </w:r>
+      <w:r>
+        <w:t xml:space="preserve">, das Artikel im Lager vermisst, wiegt und deren Barcodes liest, </w:t>
+      </w:r>
+      <w:r>
+        <w:t xml:space="preserve">sind Kenntnisse </w:t>
+      </w:r>
+      <w:r>
+        <w:t>wie die einzelnen Technologien funktionieren</w:t>
+      </w:r>
+      <w:r>
+        <w:t xml:space="preserve"> erforderlich</w:t>
+      </w:r>
+      <w:r>
+        <w:t xml:space="preserve">. </w:t>
+      </w:r>
+      <w:r>
+        <w:t>Dieses Kapitel vermittelt</w:t>
+      </w:r>
+      <w:r>
+        <w:t xml:space="preserve"> die wichtigsten theoretischen Grundlagen</w:t>
+      </w:r>
+      <w:r>
+        <w:t xml:space="preserve"> im Bezug</w:t>
+      </w:r>
+      <w:r>
+        <w:t>, wie sie später in der Software umgesetzt werden.</w:t>
+      </w:r>
+    </w:p>
+    <w:p>
+      <w:pPr>
+        <w:pStyle w:val="Text"/>
+        <w:rPr>
+          <w:lang w:val="de-AT" w:eastAsia="de-AT"/>
+        </w:rPr>
+      </w:pPr>
+    </w:p>
+    <w:p>
+      <w:pPr>
+        <w:pStyle w:val="Text"/>
+      </w:pPr>
+      <w:r>
+        <w:t>Zu Beginn wir erläutert</w:t>
+      </w:r>
+      <w:r>
+        <w:t xml:space="preserve">, wie </w:t>
+      </w:r>
+      <w:r>
+        <w:t xml:space="preserve">mithilfe eines </w:t>
+      </w:r>
+      <w:proofErr w:type="spellStart"/>
+      <w:r>
+        <w:t>Stera</w:t>
+      </w:r>
+      <w:proofErr w:type="spellEnd"/>
+      <w:r>
+        <w:t xml:space="preserve"> Vision Systems </w:t>
+      </w:r>
+      <w:r>
+        <w:t>räumliche Tiefe</w:t>
+      </w:r>
+      <w:r>
+        <w:t>ninformationen erfassen</w:t>
+      </w:r>
+      <w:r>
+        <w:t xml:space="preserve"> kann. </w:t>
+      </w:r>
+      <w:r>
+        <w:t>Anschließend</w:t>
+      </w:r>
+      <w:r>
+        <w:t xml:space="preserve"> </w:t>
+      </w:r>
+      <w:r>
+        <w:t>folgt die Erklärung der</w:t>
+      </w:r>
+      <w:r>
+        <w:t xml:space="preserve"> Bildverarbeitung: Wie erkennt und liest ein Programm QR</w:t>
       </w:r>
       <w:r>
         <w:noBreakHyphen/>
-        <w:t xml:space="preserve">Codes oder Barcodes? Anschließend betrachten wir die Gewichtsmessung mit einer </w:t>
+        <w:t xml:space="preserve">Codes oder Barcodes? </w:t>
+      </w:r>
+      <w:r>
+        <w:t xml:space="preserve"> Der Nächste Punkt ist dann die </w:t>
+      </w:r>
+      <w:r>
+        <w:t xml:space="preserve">Gewichtsmessung mit einer </w:t>
       </w:r>
       <w:proofErr w:type="spellStart"/>
       <w:r>
@@ -6338,7 +6421,80 @@
       </w:r>
       <w:proofErr w:type="spellEnd"/>
       <w:r>
-        <w:t xml:space="preserve"> – auch hier interessiert uns vor allem, wie das Signal digital verarbeitet wird. Zum Schluss werfen wir einen Blick auf alternative Verfahren, um unsere Technikwahl zu begründen, und überlegen, welche Messungenauigkeiten theoretisch zu erwarten sind.</w:t>
+        <w:t>. Ein wichtiger Punkt</w:t>
+      </w:r>
+      <w:r>
+        <w:t xml:space="preserve"> hier</w:t>
+      </w:r>
+      <w:r>
+        <w:t xml:space="preserve">bei </w:t>
+      </w:r>
+      <w:r>
+        <w:t>ist</w:t>
+      </w:r>
+      <w:r>
+        <w:t xml:space="preserve"> </w:t>
+      </w:r>
+      <w:r>
+        <w:t>vor allem</w:t>
+      </w:r>
+      <w:r>
+        <w:t xml:space="preserve"> </w:t>
+      </w:r>
+      <w:r>
+        <w:t xml:space="preserve">wie das Signal digital verarbeitet wird. </w:t>
+      </w:r>
+    </w:p>
+    <w:p>
+      <w:pPr>
+        <w:pStyle w:val="Text"/>
+      </w:pPr>
+    </w:p>
+    <w:p>
+      <w:pPr>
+        <w:pStyle w:val="Text"/>
+      </w:pPr>
+      <w:r>
+        <w:t>Abschließend in diesem Kapitel</w:t>
+      </w:r>
+      <w:r>
+        <w:t xml:space="preserve"> </w:t>
+      </w:r>
+      <w:r>
+        <w:t xml:space="preserve">wird das Interface </w:t>
+      </w:r>
+      <w:r>
+        <w:t>beschrieben</w:t>
+      </w:r>
+      <w:r>
+        <w:t>, welche</w:t>
+      </w:r>
+      <w:r>
+        <w:t>s die einzelnen Komponenten koordiniert und für einen strukturiert Scanprozess zusammenführt.</w:t>
+      </w:r>
+      <w:r>
+        <w:t xml:space="preserve">  </w:t>
+      </w:r>
+      <w:r>
+        <w:t>Darüber hinaus werden die zu erwarteten</w:t>
+      </w:r>
+      <w:r>
+        <w:t xml:space="preserve"> </w:t>
+      </w:r>
+      <w:r>
+        <w:t>Mess</w:t>
+      </w:r>
+      <w:r>
+        <w:t>genauigkeiten</w:t>
+      </w:r>
+      <w:r>
+        <w:t xml:space="preserve"> </w:t>
+      </w:r>
+      <w:r>
+        <w:t>die einzelnen Komponenten analysiert</w:t>
+      </w:r>
+      <w:r>
+        <w:t>.</w:t>
       </w:r>
     </w:p>
     <w:p>
@@ -6392,25 +6548,121 @@
       <w:pPr>
         <w:pStyle w:val="Text"/>
         <w:rPr>
-          <w:lang w:val="de-AT"/>
-        </w:rPr>
-      </w:pPr>
-      <w:r>
-        <w:rPr>
-          <w:lang w:val="de-AT"/>
-        </w:rPr>
-        <w:t>Bei Stereo</w:t>
-      </w:r>
-      <w:r>
-        <w:rPr>
-          <w:lang w:val="de-AT"/>
-        </w:rPr>
-        <w:noBreakHyphen/>
-        <w:t>Vision arbeiten zwei Kameras gleichzeitig – ähnlich wie unsere zwei Augen. Sie fotografieren dasselbe Objekt aus leicht unterschiedlichen Winkeln. Ein Punkt auf dem Objekt erscheint in den beiden Bildern an unterschiedlichen Stellen. Diese Verschiebung nennt man </w:t>
-      </w:r>
-      <w:r>
-        <w:rPr>
-          <w:bCs/>
+          <w:b/>
+          <w:lang w:val="de-AT"/>
+        </w:rPr>
+      </w:pPr>
+      <w:r>
+        <w:rPr>
+          <w:b/>
+          <w:lang w:val="de-AT"/>
+        </w:rPr>
+        <w:t xml:space="preserve">Grundprinzip </w:t>
+      </w:r>
+    </w:p>
+    <w:p>
+      <w:pPr>
+        <w:pStyle w:val="Text"/>
+        <w:rPr>
+          <w:lang w:val="de-AT"/>
+        </w:rPr>
+      </w:pPr>
+      <w:r>
+        <w:rPr>
+          <w:lang w:val="de-AT"/>
+        </w:rPr>
+        <w:t xml:space="preserve">Bei der Stereo-Vision werden zwei Kameras mit einem fest definierten Abstand voneinander montiert. Dieser </w:t>
+      </w:r>
+      <w:r>
+        <w:rPr>
+          <w:lang w:val="de-AT"/>
+        </w:rPr>
+        <w:t>Abstand</w:t>
+      </w:r>
+      <w:r>
+        <w:rPr>
+          <w:lang w:val="de-AT"/>
+        </w:rPr>
+        <w:t xml:space="preserve"> wird als Baseline bezeichnet und ist eine wesentliche Größe für die Tiefenberechnung. D</w:t>
+      </w:r>
+      <w:r>
+        <w:rPr>
+          <w:lang w:val="de-AT"/>
+        </w:rPr>
+        <w:t>ieses</w:t>
+      </w:r>
+      <w:r>
+        <w:rPr>
+          <w:lang w:val="de-AT"/>
+        </w:rPr>
+        <w:t xml:space="preserve"> Prinzip ist mit dem menschlichen Auge vergleichbar</w:t>
+      </w:r>
+      <w:r>
+        <w:rPr>
+          <w:lang w:val="de-AT"/>
+        </w:rPr>
+        <w:t>.</w:t>
+      </w:r>
+    </w:p>
+    <w:p>
+      <w:pPr>
+        <w:pStyle w:val="Text"/>
+        <w:rPr>
+          <w:lang w:val="de-AT"/>
+        </w:rPr>
+      </w:pPr>
+      <w:r>
+        <w:rPr>
+          <w:lang w:val="de-AT"/>
+        </w:rPr>
+        <w:t xml:space="preserve">Die beiden Kameras erfassen somit ein Objekt über zwei </w:t>
+      </w:r>
+      <w:r>
+        <w:rPr>
+          <w:lang w:val="de-AT"/>
+        </w:rPr>
+        <w:t xml:space="preserve">Bilder. </w:t>
+      </w:r>
+      <w:r>
+        <w:rPr>
+          <w:lang w:val="de-AT"/>
+        </w:rPr>
+        <w:t>Aufgrund der unterschiedlichen Blickwinkel</w:t>
+      </w:r>
+      <w:r>
+        <w:rPr>
+          <w:lang w:val="de-AT"/>
+        </w:rPr>
+        <w:t xml:space="preserve"> wird ein bestimmter Punkt eines Objektes in den beiden Bildern nicht an </w:t>
+      </w:r>
+      <w:r>
+        <w:rPr>
+          <w:lang w:val="de-AT"/>
+        </w:rPr>
+        <w:t xml:space="preserve">der </w:t>
+      </w:r>
+      <w:r>
+        <w:rPr>
+          <w:lang w:val="de-AT"/>
+        </w:rPr>
+        <w:t>exakt selben Pixelposition dargestellt. So entsteht eine horizontale Verschiebung zwischen linkem und rechtem Bild. Diese Verschiebung wird als Disparität bezeichnet.</w:t>
+      </w:r>
+    </w:p>
+    <w:p>
+      <w:pPr>
+        <w:pStyle w:val="Text"/>
+        <w:rPr>
+          <w:lang w:val="de-AT"/>
+        </w:rPr>
+      </w:pPr>
+      <w:r>
+        <w:rPr>
+          <w:lang w:val="de-AT"/>
+        </w:rPr>
+        <w:t xml:space="preserve">Die Größe der Disparität hängt direkt von der Entfernung des Objektes ab. Befindet sich ein Objekt näher an den Kameras so ist die Verschiebung größer. Mit zunehmender Entfernung nimmt die </w:t>
+      </w:r>
+      <w:r>
+        <w:rPr>
           <w:lang w:val="de-AT"/>
         </w:rPr>
         <w:t>Disparität</w:t>
@@ -6419,29 +6671,71 @@
         <w:rPr>
           <w:lang w:val="de-AT"/>
         </w:rPr>
-        <w:t>.</w:t>
-      </w:r>
-    </w:p>
-    <w:p>
-      <w:pPr>
-        <w:pStyle w:val="Text"/>
-        <w:rPr>
-          <w:lang w:val="de-AT"/>
-        </w:rPr>
-      </w:pPr>
-    </w:p>
-    <w:p>
-      <w:pPr>
-        <w:pStyle w:val="Text"/>
-        <w:rPr>
-          <w:lang w:val="de-AT"/>
-        </w:rPr>
-      </w:pPr>
-      <w:r>
-        <w:rPr>
-          <w:lang w:val="de-AT"/>
-        </w:rPr>
-        <w:t>Je näher ein Gegenstand ist, desto größer ist die Verschiebung. Mit einer einfachen Formel kann man daraus die Entfernung berechnen:</w:t>
+        <w:t xml:space="preserve"> entsprechen ab. Aus dieser </w:t>
+      </w:r>
+      <w:r>
+        <w:rPr>
+          <w:lang w:val="de-AT"/>
+        </w:rPr>
+        <w:t>geometrischen</w:t>
+      </w:r>
+      <w:r>
+        <w:rPr>
+          <w:lang w:val="de-AT"/>
+        </w:rPr>
+        <w:t xml:space="preserve"> Beziehung lässt sich mithilfe der bekannten Kameraparameter die Tiefe beziehungsweise der Abstand des Objektes </w:t>
+      </w:r>
+      <w:r>
+        <w:rPr>
+          <w:lang w:val="de-AT"/>
+        </w:rPr>
+        <w:t>berechnen.</w:t>
+      </w:r>
+    </w:p>
+    <w:p>
+      <w:pPr>
+        <w:pStyle w:val="Text"/>
+        <w:rPr>
+          <w:lang w:val="de-AT"/>
+        </w:rPr>
+      </w:pPr>
+    </w:p>
+    <w:p>
+      <w:pPr>
+        <w:pStyle w:val="Text"/>
+        <w:rPr>
+          <w:lang w:val="de-AT"/>
+        </w:rPr>
+      </w:pPr>
+      <w:r>
+        <w:rPr>
+          <w:lang w:val="de-AT"/>
+        </w:rPr>
+        <w:t xml:space="preserve">Mit </w:t>
+      </w:r>
+      <w:r>
+        <w:rPr>
+          <w:lang w:val="de-AT"/>
+        </w:rPr>
+        <w:t>folgender</w:t>
+      </w:r>
+      <w:r>
+        <w:rPr>
+          <w:lang w:val="de-AT"/>
+        </w:rPr>
+        <w:t xml:space="preserve"> Formel kann man</w:t>
+      </w:r>
+      <w:r>
+        <w:rPr>
+          <w:lang w:val="de-AT"/>
+        </w:rPr>
+        <w:t xml:space="preserve"> mit Stereo-Vision</w:t>
+      </w:r>
+      <w:r>
+        <w:rPr>
+          <w:lang w:val="de-AT"/>
+        </w:rPr>
+        <w:t xml:space="preserve"> die Entfernung berechnen:</w:t>
       </w:r>
     </w:p>
     <w:p>
@@ -6614,38 +6908,49 @@
     </w:p>
     <w:p>
       <w:pPr>
-        <w:pStyle w:val="Text"/>
-        <w:rPr>
-          <w:lang w:val="de-AT"/>
-        </w:rPr>
-      </w:pPr>
-    </w:p>
-    <w:p>
-      <w:pPr>
-        <w:pStyle w:val="Text"/>
-        <w:rPr>
-          <w:lang w:val="de-AT"/>
-        </w:rPr>
-      </w:pPr>
-      <w:commentRangeStart w:id="49"/>
-      <w:r>
-        <w:rPr>
-          <w:lang w:val="de-AT"/>
-        </w:rPr>
-        <w:t>Damit die Formel genau stimmt, müssen die Kameras vorher </w:t>
-      </w:r>
-      <w:r>
-        <w:rPr>
-          <w:bCs/>
-          <w:lang w:val="de-AT"/>
-        </w:rPr>
-        <w:t>kalibriert</w:t>
-      </w:r>
-      <w:r>
-        <w:rPr>
-          <w:lang w:val="de-AT"/>
-        </w:rPr>
-        <w:t> werden.</w:t>
+        <w:jc w:val="left"/>
+        <w:rPr>
+          <w:lang w:val="de-AT"/>
+        </w:rPr>
+      </w:pPr>
+      <w:r>
+        <w:rPr>
+          <w:lang w:val="de-AT"/>
+        </w:rPr>
+        <w:br w:type="page"/>
+      </w:r>
+    </w:p>
+    <w:p>
+      <w:pPr>
+        <w:pStyle w:val="Text"/>
+        <w:rPr>
+          <w:lang w:val="de-AT"/>
+        </w:rPr>
+      </w:pPr>
+      <w:r>
+        <w:rPr>
+          <w:lang w:val="de-AT"/>
+        </w:rPr>
+        <w:lastRenderedPageBreak/>
+        <w:t xml:space="preserve">Um die </w:t>
+      </w:r>
+      <w:r>
+        <w:rPr>
+          <w:lang w:val="de-AT"/>
+        </w:rPr>
+        <w:t>Genauigkeit</w:t>
+      </w:r>
+      <w:r>
+        <w:rPr>
+          <w:lang w:val="de-AT"/>
+        </w:rPr>
+        <w:t xml:space="preserve"> der Tiefenmessung zu </w:t>
+      </w:r>
+      <w:r>
+        <w:rPr>
+          <w:lang w:val="de-AT"/>
+        </w:rPr>
+        <w:t>gewährleisten,</w:t>
       </w:r>
       <w:r>
         <w:rPr>
@@ -6657,53 +6962,25 @@
         <w:rPr>
           <w:lang w:val="de-AT"/>
         </w:rPr>
-        <w:t>Dabei werden kleine Unregelmäßigkeiten der Linsen (Verzerrungen) und die exakte</w:t>
-      </w:r>
-      <w:r>
-        <w:rPr>
-          <w:lang w:val="de-AT"/>
-        </w:rPr>
-        <w:t xml:space="preserve"> </w:t>
-      </w:r>
-      <w:r>
-        <w:rPr>
-          <w:lang w:val="de-AT"/>
-        </w:rPr>
-        <w:t>Position der Kameras zueinander berechnet. In der Software geschieht das mit Algorithmen, die ein Schachbrettmuster erkennen [Zhang, 2000].</w:t>
-      </w:r>
-      <w:commentRangeEnd w:id="49"/>
-      <w:r>
-        <w:rPr>
-          <w:rStyle w:val="Kommentarzeichen"/>
-        </w:rPr>
-        <w:commentReference w:id="49"/>
-      </w:r>
-    </w:p>
-    <w:p>
-      <w:pPr>
-        <w:pStyle w:val="Text"/>
-        <w:rPr>
-          <w:lang w:val="de-AT"/>
-        </w:rPr>
-      </w:pPr>
-      <w:r>
-        <w:rPr>
-          <w:lang w:val="de-AT"/>
-        </w:rPr>
-        <w:t>Die </w:t>
-      </w:r>
-      <w:r>
-        <w:rPr>
-          <w:bCs/>
-          <w:lang w:val="de-AT"/>
-        </w:rPr>
-        <w:t>Genauigkeit</w:t>
-      </w:r>
-      <w:r>
-        <w:rPr>
-          <w:lang w:val="de-AT"/>
-        </w:rPr>
-        <w:t> der Tiefenmessung hängt von mehreren Dingen ab:</w:t>
+        <w:t xml:space="preserve">sollte </w:t>
+      </w:r>
+      <w:r>
+        <w:rPr>
+          <w:lang w:val="de-AT"/>
+        </w:rPr>
+        <w:t>auf mehrere Faktoren achten</w:t>
+      </w:r>
+      <w:r>
+        <w:rPr>
+          <w:lang w:val="de-AT"/>
+        </w:rPr>
+        <w:t xml:space="preserve"> werden</w:t>
+      </w:r>
+      <w:r>
+        <w:rPr>
+          <w:lang w:val="de-AT"/>
+        </w:rPr>
+        <w:t>:</w:t>
       </w:r>
     </w:p>
     <w:p>
@@ -6728,7 +7005,31 @@
         <w:rPr>
           <w:lang w:val="de-AT"/>
         </w:rPr>
-        <w:t>: Ein größerer Abstand liefert genauere Tiefenwerte, aber die Kameras sehen dann weniger vom gemeinsamen Bereich.</w:t>
+        <w:t>: Ein größerer Abstand liefert genauere Tiefenwerte</w:t>
+      </w:r>
+      <w:r>
+        <w:rPr>
+          <w:lang w:val="de-AT"/>
+        </w:rPr>
+        <w:t>(je nach Modell)</w:t>
+      </w:r>
+      <w:r>
+        <w:rPr>
+          <w:lang w:val="de-AT"/>
+        </w:rPr>
+        <w:t xml:space="preserve">, aber die Kameras sehen dann weniger vom </w:t>
+      </w:r>
+      <w:r>
+        <w:rPr>
+          <w:lang w:val="de-AT"/>
+        </w:rPr>
+        <w:t>Objekt</w:t>
+      </w:r>
+      <w:r>
+        <w:rPr>
+          <w:lang w:val="de-AT"/>
+        </w:rPr>
+        <w:t>.</w:t>
       </w:r>
     </w:p>
     <w:p>
@@ -6753,7 +7054,507 @@
         <w:rPr>
           <w:lang w:val="de-AT"/>
         </w:rPr>
-        <w:t>: Mehr Pixel bedeuten feinere Verschiebungen können erkannt werden – aber auch mehr Rechenaufwand.</w:t>
+        <w:t xml:space="preserve">: </w:t>
+      </w:r>
+      <w:r>
+        <w:rPr>
+          <w:lang w:val="de-AT"/>
+        </w:rPr>
+        <w:t>Laut Hersteller soll bei bestimmten Distanzen eine niedere Auflösung bzw. eine höhere Auflösung besser geeignet sein.</w:t>
+      </w:r>
+    </w:p>
+    <w:p>
+      <w:pPr>
+        <w:pStyle w:val="Text"/>
+        <w:ind w:left="360"/>
+        <w:rPr>
+          <w:lang w:val="de-AT"/>
+        </w:rPr>
+      </w:pPr>
+    </w:p>
+    <w:tbl>
+      <w:tblPr>
+        <w:tblStyle w:val="EinfacheTabelle3"/>
+        <w:tblW w:w="8888" w:type="dxa"/>
+        <w:tblInd w:w="392" w:type="dxa"/>
+        <w:tblLook w:val="04A0" w:firstRow="1" w:lastRow="0" w:firstColumn="1" w:lastColumn="0" w:noHBand="0" w:noVBand="1"/>
+      </w:tblPr>
+      <w:tblGrid>
+        <w:gridCol w:w="2216"/>
+        <w:gridCol w:w="2040"/>
+        <w:gridCol w:w="2325"/>
+        <w:gridCol w:w="2307"/>
+      </w:tblGrid>
+      <w:tr>
+        <w:trPr>
+          <w:cnfStyle w:val="100000000000" w:firstRow="1" w:lastRow="0" w:firstColumn="0" w:lastColumn="0" w:oddVBand="0" w:evenVBand="0" w:oddHBand="0" w:evenHBand="0" w:firstRowFirstColumn="0" w:firstRowLastColumn="0" w:lastRowFirstColumn="0" w:lastRowLastColumn="0"/>
+          <w:trHeight w:val="474"/>
+        </w:trPr>
+        <w:tc>
+          <w:tcPr>
+            <w:cnfStyle w:val="001000000100" w:firstRow="0" w:lastRow="0" w:firstColumn="1" w:lastColumn="0" w:oddVBand="0" w:evenVBand="0" w:oddHBand="0" w:evenHBand="0" w:firstRowFirstColumn="1" w:firstRowLastColumn="0" w:lastRowFirstColumn="0" w:lastRowLastColumn="0"/>
+            <w:tcW w:w="2216" w:type="dxa"/>
+            <w:tcBorders>
+              <w:right w:val="single" w:sz="4" w:space="0" w:color="auto"/>
+            </w:tcBorders>
+            <w:vAlign w:val="center"/>
+          </w:tcPr>
+          <w:p>
+            <w:pPr>
+              <w:pStyle w:val="Text"/>
+              <w:jc w:val="left"/>
+              <w:rPr>
+                <w:rFonts w:cs="Arial"/>
+                <w:sz w:val="22"/>
+                <w:szCs w:val="22"/>
+                <w:lang w:val="de-AT"/>
+              </w:rPr>
+            </w:pPr>
+            <w:commentRangeStart w:id="49"/>
+            <w:r>
+              <w:rPr>
+                <w:rFonts w:cs="Arial"/>
+                <w:sz w:val="22"/>
+                <w:szCs w:val="22"/>
+                <w:lang w:val="de-AT"/>
+              </w:rPr>
+              <w:t xml:space="preserve">Distanz </w:t>
+            </w:r>
+            <w:commentRangeEnd w:id="49"/>
+            <w:r>
+              <w:rPr>
+                <w:rStyle w:val="Kommentarzeichen"/>
+                <w:rFonts w:cs="Arial"/>
+                <w:sz w:val="22"/>
+                <w:szCs w:val="22"/>
+              </w:rPr>
+              <w:commentReference w:id="49"/>
+            </w:r>
+          </w:p>
+        </w:tc>
+        <w:tc>
+          <w:tcPr>
+            <w:tcW w:w="2040" w:type="dxa"/>
+            <w:tcBorders>
+              <w:left w:val="single" w:sz="4" w:space="0" w:color="auto"/>
+            </w:tcBorders>
+            <w:vAlign w:val="center"/>
+          </w:tcPr>
+          <w:p>
+            <w:pPr>
+              <w:pStyle w:val="Text"/>
+              <w:jc w:val="center"/>
+              <w:cnfStyle w:val="100000000000" w:firstRow="1" w:lastRow="0" w:firstColumn="0" w:lastColumn="0" w:oddVBand="0" w:evenVBand="0" w:oddHBand="0" w:evenHBand="0" w:firstRowFirstColumn="0" w:firstRowLastColumn="0" w:lastRowFirstColumn="0" w:lastRowLastColumn="0"/>
+              <w:rPr>
+                <w:rFonts w:cs="Arial"/>
+                <w:sz w:val="22"/>
+                <w:szCs w:val="22"/>
+                <w:lang w:val="de-AT"/>
+              </w:rPr>
+            </w:pPr>
+            <w:r>
+              <w:rPr>
+                <w:rFonts w:cs="Arial"/>
+                <w:sz w:val="22"/>
+                <w:szCs w:val="22"/>
+                <w:lang w:val="de-AT"/>
+              </w:rPr>
+              <w:t>~</w:t>
+            </w:r>
+            <w:r>
+              <w:rPr>
+                <w:rFonts w:cs="Arial"/>
+                <w:sz w:val="22"/>
+                <w:szCs w:val="22"/>
+                <w:lang w:val="de-AT"/>
+              </w:rPr>
+              <w:t xml:space="preserve"> </w:t>
+            </w:r>
+            <w:r>
+              <w:rPr>
+                <w:rFonts w:cs="Arial"/>
+                <w:sz w:val="22"/>
+                <w:szCs w:val="22"/>
+                <w:lang w:val="de-AT"/>
+              </w:rPr>
+              <w:t>20 cm</w:t>
+            </w:r>
+          </w:p>
+        </w:tc>
+        <w:tc>
+          <w:tcPr>
+            <w:tcW w:w="2325" w:type="dxa"/>
+            <w:vAlign w:val="center"/>
+          </w:tcPr>
+          <w:p>
+            <w:pPr>
+              <w:pStyle w:val="Text"/>
+              <w:jc w:val="center"/>
+              <w:cnfStyle w:val="100000000000" w:firstRow="1" w:lastRow="0" w:firstColumn="0" w:lastColumn="0" w:oddVBand="0" w:evenVBand="0" w:oddHBand="0" w:evenHBand="0" w:firstRowFirstColumn="0" w:firstRowLastColumn="0" w:lastRowFirstColumn="0" w:lastRowLastColumn="0"/>
+              <w:rPr>
+                <w:rFonts w:cs="Arial"/>
+                <w:sz w:val="22"/>
+                <w:szCs w:val="22"/>
+                <w:lang w:val="de-AT"/>
+              </w:rPr>
+            </w:pPr>
+            <w:r>
+              <w:rPr>
+                <w:rFonts w:cs="Arial"/>
+                <w:sz w:val="22"/>
+                <w:szCs w:val="22"/>
+                <w:lang w:val="de-AT"/>
+              </w:rPr>
+              <w:t>~</w:t>
+            </w:r>
+            <w:r>
+              <w:rPr>
+                <w:rFonts w:cs="Arial"/>
+                <w:sz w:val="22"/>
+                <w:szCs w:val="22"/>
+                <w:lang w:val="de-AT"/>
+              </w:rPr>
+              <w:t xml:space="preserve"> </w:t>
+            </w:r>
+            <w:r>
+              <w:rPr>
+                <w:rFonts w:cs="Arial"/>
+                <w:sz w:val="22"/>
+                <w:szCs w:val="22"/>
+                <w:lang w:val="de-AT"/>
+              </w:rPr>
+              <w:t>40cm</w:t>
+            </w:r>
+          </w:p>
+        </w:tc>
+        <w:tc>
+          <w:tcPr>
+            <w:tcW w:w="2307" w:type="dxa"/>
+            <w:vAlign w:val="center"/>
+          </w:tcPr>
+          <w:p>
+            <w:pPr>
+              <w:pStyle w:val="Text"/>
+              <w:jc w:val="center"/>
+              <w:cnfStyle w:val="100000000000" w:firstRow="1" w:lastRow="0" w:firstColumn="0" w:lastColumn="0" w:oddVBand="0" w:evenVBand="0" w:oddHBand="0" w:evenHBand="0" w:firstRowFirstColumn="0" w:firstRowLastColumn="0" w:lastRowFirstColumn="0" w:lastRowLastColumn="0"/>
+              <w:rPr>
+                <w:rFonts w:cs="Arial"/>
+                <w:sz w:val="22"/>
+                <w:szCs w:val="22"/>
+                <w:lang w:val="de-AT"/>
+              </w:rPr>
+            </w:pPr>
+            <w:r>
+              <w:rPr>
+                <w:rFonts w:cs="Arial"/>
+                <w:sz w:val="22"/>
+                <w:szCs w:val="22"/>
+                <w:lang w:val="de-AT"/>
+              </w:rPr>
+              <w:t>~</w:t>
+            </w:r>
+            <w:r>
+              <w:rPr>
+                <w:rFonts w:cs="Arial"/>
+                <w:sz w:val="22"/>
+                <w:szCs w:val="22"/>
+                <w:lang w:val="de-AT"/>
+              </w:rPr>
+              <w:t xml:space="preserve"> </w:t>
+            </w:r>
+            <w:r>
+              <w:rPr>
+                <w:rFonts w:cs="Arial"/>
+                <w:sz w:val="22"/>
+                <w:szCs w:val="22"/>
+                <w:lang w:val="de-AT"/>
+              </w:rPr>
+              <w:t>80 cm</w:t>
+            </w:r>
+          </w:p>
+        </w:tc>
+      </w:tr>
+      <w:tr>
+        <w:trPr>
+          <w:cnfStyle w:val="000000100000" w:firstRow="0" w:lastRow="0" w:firstColumn="0" w:lastColumn="0" w:oddVBand="0" w:evenVBand="0" w:oddHBand="1" w:evenHBand="0" w:firstRowFirstColumn="0" w:firstRowLastColumn="0" w:lastRowFirstColumn="0" w:lastRowLastColumn="0"/>
+          <w:trHeight w:val="902"/>
+        </w:trPr>
+        <w:tc>
+          <w:tcPr>
+            <w:cnfStyle w:val="001000000000" w:firstRow="0" w:lastRow="0" w:firstColumn="1" w:lastColumn="0" w:oddVBand="0" w:evenVBand="0" w:oddHBand="0" w:evenHBand="0" w:firstRowFirstColumn="0" w:firstRowLastColumn="0" w:lastRowFirstColumn="0" w:lastRowLastColumn="0"/>
+            <w:tcW w:w="2216" w:type="dxa"/>
+            <w:vAlign w:val="center"/>
+          </w:tcPr>
+          <w:p>
+            <w:pPr>
+              <w:pStyle w:val="Text"/>
+              <w:jc w:val="left"/>
+              <w:rPr>
+                <w:rFonts w:cs="Arial"/>
+                <w:caps w:val="0"/>
+                <w:sz w:val="22"/>
+                <w:szCs w:val="22"/>
+                <w:lang w:val="de-AT"/>
+              </w:rPr>
+            </w:pPr>
+            <w:r>
+              <w:rPr>
+                <w:rFonts w:cs="Arial"/>
+                <w:sz w:val="22"/>
+                <w:szCs w:val="22"/>
+                <w:lang w:val="de-AT"/>
+              </w:rPr>
+              <w:t>Auflösung</w:t>
+            </w:r>
+          </w:p>
+          <w:p>
+            <w:pPr>
+              <w:pStyle w:val="Text"/>
+              <w:jc w:val="left"/>
+              <w:rPr>
+                <w:rFonts w:cs="Arial"/>
+                <w:b w:val="0"/>
+                <w:bCs w:val="0"/>
+                <w:sz w:val="22"/>
+                <w:szCs w:val="22"/>
+                <w:lang w:val="de-AT"/>
+              </w:rPr>
+            </w:pPr>
+            <w:r>
+              <w:rPr>
+                <w:rFonts w:cs="Arial"/>
+                <w:sz w:val="22"/>
+                <w:szCs w:val="22"/>
+                <w:lang w:val="de-AT"/>
+              </w:rPr>
+              <w:t>P</w:t>
+            </w:r>
+            <w:r>
+              <w:rPr>
+                <w:rFonts w:cs="Arial"/>
+                <w:sz w:val="22"/>
+                <w:szCs w:val="22"/>
+                <w:lang w:val="de-AT"/>
+              </w:rPr>
+              <w:t xml:space="preserve"> in</w:t>
+            </w:r>
+            <w:r>
+              <w:rPr>
+                <w:rFonts w:cs="Arial"/>
+                <w:sz w:val="22"/>
+                <w:szCs w:val="22"/>
+                <w:lang w:val="de-AT"/>
+              </w:rPr>
+              <w:t xml:space="preserve"> Pixel</w:t>
+            </w:r>
+          </w:p>
+        </w:tc>
+        <w:tc>
+          <w:tcPr>
+            <w:tcW w:w="2040" w:type="dxa"/>
+            <w:vAlign w:val="center"/>
+          </w:tcPr>
+          <w:p>
+            <w:pPr>
+              <w:pStyle w:val="Text"/>
+              <w:jc w:val="center"/>
+              <w:cnfStyle w:val="000000100000" w:firstRow="0" w:lastRow="0" w:firstColumn="0" w:lastColumn="0" w:oddVBand="0" w:evenVBand="0" w:oddHBand="1" w:evenHBand="0" w:firstRowFirstColumn="0" w:firstRowLastColumn="0" w:lastRowFirstColumn="0" w:lastRowLastColumn="0"/>
+              <w:rPr>
+                <w:rFonts w:cs="Arial"/>
+                <w:sz w:val="22"/>
+                <w:szCs w:val="22"/>
+                <w:lang w:val="de-AT"/>
+              </w:rPr>
+            </w:pPr>
+            <w:r>
+              <w:rPr>
+                <w:rFonts w:cs="Arial"/>
+                <w:sz w:val="22"/>
+                <w:szCs w:val="22"/>
+                <w:lang w:val="de-AT"/>
+              </w:rPr>
+              <w:t xml:space="preserve">400P + </w:t>
+            </w:r>
+            <w:proofErr w:type="spellStart"/>
+            <w:r>
+              <w:rPr>
+                <w:rFonts w:cs="Arial"/>
+                <w:sz w:val="22"/>
+                <w:szCs w:val="22"/>
+                <w:lang w:val="de-AT"/>
+              </w:rPr>
+              <w:t>e</w:t>
+            </w:r>
+            <w:r>
+              <w:rPr>
+                <w:rFonts w:cs="Arial"/>
+                <w:sz w:val="22"/>
+                <w:szCs w:val="22"/>
+                <w:lang w:val="de-AT"/>
+              </w:rPr>
+              <w:t>x</w:t>
+            </w:r>
+            <w:r>
+              <w:rPr>
+                <w:rFonts w:cs="Arial"/>
+                <w:sz w:val="22"/>
+                <w:szCs w:val="22"/>
+                <w:lang w:val="de-AT"/>
+              </w:rPr>
+              <w:t>tended</w:t>
+            </w:r>
+            <w:proofErr w:type="spellEnd"/>
+            <w:r>
+              <w:rPr>
+                <w:rFonts w:cs="Arial"/>
+                <w:sz w:val="22"/>
+                <w:szCs w:val="22"/>
+                <w:lang w:val="de-AT"/>
+              </w:rPr>
+              <w:t xml:space="preserve"> </w:t>
+            </w:r>
+            <w:proofErr w:type="spellStart"/>
+            <w:r>
+              <w:rPr>
+                <w:rFonts w:cs="Arial"/>
+                <w:sz w:val="22"/>
+                <w:szCs w:val="22"/>
+                <w:lang w:val="de-AT"/>
+              </w:rPr>
+              <w:t>disp</w:t>
+            </w:r>
+            <w:proofErr w:type="spellEnd"/>
+          </w:p>
+        </w:tc>
+        <w:tc>
+          <w:tcPr>
+            <w:tcW w:w="2325" w:type="dxa"/>
+            <w:vAlign w:val="center"/>
+          </w:tcPr>
+          <w:p>
+            <w:pPr>
+              <w:pStyle w:val="Text"/>
+              <w:jc w:val="center"/>
+              <w:cnfStyle w:val="000000100000" w:firstRow="0" w:lastRow="0" w:firstColumn="0" w:lastColumn="0" w:oddVBand="0" w:evenVBand="0" w:oddHBand="1" w:evenHBand="0" w:firstRowFirstColumn="0" w:firstRowLastColumn="0" w:lastRowFirstColumn="0" w:lastRowLastColumn="0"/>
+              <w:rPr>
+                <w:rFonts w:cs="Arial"/>
+                <w:sz w:val="22"/>
+                <w:szCs w:val="22"/>
+                <w:lang w:val="de-AT"/>
+              </w:rPr>
+            </w:pPr>
+            <w:r>
+              <w:rPr>
+                <w:rFonts w:cs="Arial"/>
+                <w:sz w:val="22"/>
+                <w:szCs w:val="22"/>
+                <w:lang w:val="de-AT"/>
+              </w:rPr>
+              <w:t xml:space="preserve">400P </w:t>
+            </w:r>
+            <w:proofErr w:type="spellStart"/>
+            <w:r>
+              <w:rPr>
+                <w:rFonts w:cs="Arial"/>
+                <w:sz w:val="22"/>
+                <w:szCs w:val="22"/>
+                <w:lang w:val="de-AT"/>
+              </w:rPr>
+              <w:t>or</w:t>
+            </w:r>
+            <w:proofErr w:type="spellEnd"/>
+          </w:p>
+          <w:p>
+            <w:pPr>
+              <w:pStyle w:val="Text"/>
+              <w:jc w:val="center"/>
+              <w:cnfStyle w:val="000000100000" w:firstRow="0" w:lastRow="0" w:firstColumn="0" w:lastColumn="0" w:oddVBand="0" w:evenVBand="0" w:oddHBand="1" w:evenHBand="0" w:firstRowFirstColumn="0" w:firstRowLastColumn="0" w:lastRowFirstColumn="0" w:lastRowLastColumn="0"/>
+              <w:rPr>
+                <w:rFonts w:cs="Arial"/>
+                <w:sz w:val="22"/>
+                <w:szCs w:val="22"/>
+                <w:lang w:val="de-AT"/>
+              </w:rPr>
+            </w:pPr>
+            <w:r>
+              <w:rPr>
+                <w:rFonts w:cs="Arial"/>
+                <w:sz w:val="22"/>
+                <w:szCs w:val="22"/>
+                <w:lang w:val="de-AT"/>
+              </w:rPr>
+              <w:t xml:space="preserve">800P + </w:t>
+            </w:r>
+            <w:proofErr w:type="spellStart"/>
+            <w:r>
+              <w:rPr>
+                <w:rFonts w:cs="Arial"/>
+                <w:sz w:val="22"/>
+                <w:szCs w:val="22"/>
+                <w:lang w:val="de-AT"/>
+              </w:rPr>
+              <w:t>extended</w:t>
+            </w:r>
+            <w:proofErr w:type="spellEnd"/>
+          </w:p>
+        </w:tc>
+        <w:tc>
+          <w:tcPr>
+            <w:tcW w:w="2307" w:type="dxa"/>
+            <w:vAlign w:val="center"/>
+          </w:tcPr>
+          <w:p>
+            <w:pPr>
+              <w:pStyle w:val="Text"/>
+              <w:jc w:val="center"/>
+              <w:cnfStyle w:val="000000100000" w:firstRow="0" w:lastRow="0" w:firstColumn="0" w:lastColumn="0" w:oddVBand="0" w:evenVBand="0" w:oddHBand="1" w:evenHBand="0" w:firstRowFirstColumn="0" w:firstRowLastColumn="0" w:lastRowFirstColumn="0" w:lastRowLastColumn="0"/>
+              <w:rPr>
+                <w:rFonts w:cs="Arial"/>
+                <w:sz w:val="22"/>
+                <w:szCs w:val="22"/>
+                <w:lang w:val="de-AT"/>
+              </w:rPr>
+            </w:pPr>
+            <w:r>
+              <w:rPr>
+                <w:rFonts w:cs="Arial"/>
+                <w:sz w:val="22"/>
+                <w:szCs w:val="22"/>
+                <w:lang w:val="de-AT"/>
+              </w:rPr>
+              <w:t>800 P</w:t>
+            </w:r>
+          </w:p>
+        </w:tc>
+      </w:tr>
+    </w:tbl>
+    <w:p>
+      <w:pPr>
+        <w:pStyle w:val="Beschriftung"/>
+      </w:pPr>
+      <w:r>
+        <w:t xml:space="preserve">Tabelle </w:t>
+      </w:r>
+      <w:r>
+        <w:fldChar w:fldCharType="begin"/>
+      </w:r>
+      <w:r>
+        <w:instrText xml:space="preserve"> SEQ Tabelle \* ARABIC </w:instrText>
+      </w:r>
+      <w:r>
+        <w:fldChar w:fldCharType="separate"/>
+      </w:r>
+      <w:r>
+        <w:t>1</w:t>
+      </w:r>
+      <w:r>
+        <w:fldChar w:fldCharType="end"/>
+      </w:r>
+      <w:r>
+        <w:t xml:space="preserve">: </w:t>
+      </w:r>
+      <w:r>
+        <w:t>Angaben vom Hersteller von Pixel Auflösung</w:t>
       </w:r>
     </w:p>
     <w:p>
@@ -6772,14 +7573,73 @@
           <w:bCs/>
           <w:lang w:val="de-AT"/>
         </w:rPr>
-        <w:lastRenderedPageBreak/>
         <w:t>Oberfläche des Objekts</w:t>
       </w:r>
       <w:r>
         <w:rPr>
           <w:lang w:val="de-AT"/>
         </w:rPr>
-        <w:t>: Wenn die Oberfläche einfarbig oder glänzend ist, fällt es der Software schwer, denselben Punkt in beiden Bildern wiederzufinden.</w:t>
+        <w:t xml:space="preserve">: Wenn die Oberfläche einfarbig oder </w:t>
+      </w:r>
+      <w:r>
+        <w:rPr>
+          <w:lang w:val="de-AT"/>
+        </w:rPr>
+        <w:t>durchsichtig</w:t>
+      </w:r>
+      <w:r>
+        <w:rPr>
+          <w:lang w:val="de-AT"/>
+        </w:rPr>
+        <w:t xml:space="preserve"> ist, fällt es </w:t>
+      </w:r>
+      <w:r>
+        <w:rPr>
+          <w:lang w:val="de-AT"/>
+        </w:rPr>
+        <w:t>der Kamera schwere</w:t>
+      </w:r>
+      <w:r>
+        <w:rPr>
+          <w:lang w:val="de-AT"/>
+        </w:rPr>
+        <w:t xml:space="preserve">, </w:t>
+      </w:r>
+      <w:r>
+        <w:rPr>
+          <w:lang w:val="de-AT"/>
+        </w:rPr>
+        <w:t xml:space="preserve">die Punkte schon </w:t>
+      </w:r>
+      <w:r>
+        <w:rPr>
+          <w:lang w:val="de-AT"/>
+        </w:rPr>
+        <w:t>darzustrecken</w:t>
+      </w:r>
+      <w:r>
+        <w:rPr>
+          <w:lang w:val="de-AT"/>
+        </w:rPr>
+        <w:t xml:space="preserve"> und dadurch </w:t>
+      </w:r>
+      <w:r>
+        <w:rPr>
+          <w:lang w:val="de-AT"/>
+        </w:rPr>
+        <w:t>Punkt in beiden Bildern wiederzufinden</w:t>
+      </w:r>
+      <w:r>
+        <w:rPr>
+          <w:lang w:val="de-AT"/>
+        </w:rPr>
+        <w:t xml:space="preserve"> erschwert wird</w:t>
+      </w:r>
+      <w:r>
+        <w:rPr>
+          <w:lang w:val="de-AT"/>
+        </w:rPr>
+        <w:t>.</w:t>
       </w:r>
     </w:p>
     <w:p>
@@ -6804,7 +7664,152 @@
         <w:rPr>
           <w:lang w:val="de-AT"/>
         </w:rPr>
-        <w:t>: Zu wenig Licht oder starke Schatten verschlechtern die Bildqualität.</w:t>
+        <w:t xml:space="preserve">: Zu wenig Licht oder </w:t>
+      </w:r>
+      <w:r>
+        <w:rPr>
+          <w:lang w:val="de-AT"/>
+        </w:rPr>
+        <w:t>einfallende</w:t>
+      </w:r>
+      <w:r>
+        <w:rPr>
+          <w:lang w:val="de-AT"/>
+        </w:rPr>
+        <w:t xml:space="preserve"> Schatten verschlechtern die </w:t>
+      </w:r>
+      <w:r>
+        <w:rPr>
+          <w:lang w:val="de-AT"/>
+        </w:rPr>
+        <w:t xml:space="preserve">die Aufnahme durch den Kontrast </w:t>
+      </w:r>
+      <w:proofErr w:type="spellStart"/>
+      <w:r>
+        <w:rPr>
+          <w:lang w:val="de-AT"/>
+        </w:rPr>
+        <w:t>verlust</w:t>
+      </w:r>
+      <w:proofErr w:type="spellEnd"/>
+      <w:r>
+        <w:rPr>
+          <w:lang w:val="de-AT"/>
+        </w:rPr>
+        <w:t>.</w:t>
+      </w:r>
+    </w:p>
+    <w:p>
+      <w:pPr>
+        <w:pStyle w:val="Text"/>
+        <w:rPr>
+          <w:lang w:val="de-AT"/>
+        </w:rPr>
+      </w:pPr>
+      <w:commentRangeStart w:id="50"/>
+      <w:commentRangeEnd w:id="50"/>
+      <w:r>
+        <w:rPr>
+          <w:rStyle w:val="Kommentarzeichen"/>
+        </w:rPr>
+        <w:commentReference w:id="50"/>
+      </w:r>
+    </w:p>
+    <w:p>
+      <w:pPr>
+        <w:pStyle w:val="Text"/>
+        <w:rPr>
+          <w:lang w:val="de-AT"/>
+        </w:rPr>
+      </w:pPr>
+      <w:r>
+        <w:rPr>
+          <w:lang w:val="de-AT"/>
+        </w:rPr>
+        <w:t>Für unser Projekt verwenden wir eine </w:t>
+      </w:r>
+      <w:r>
+        <w:rPr>
+          <w:bCs/>
+          <w:lang w:val="de-AT"/>
+        </w:rPr>
+        <w:t>OAK</w:t>
+      </w:r>
+      <w:r>
+        <w:rPr>
+          <w:bCs/>
+          <w:lang w:val="de-AT"/>
+        </w:rPr>
+        <w:noBreakHyphen/>
+        <w:t>D2S</w:t>
+      </w:r>
+      <w:r>
+        <w:rPr>
+          <w:bCs/>
+          <w:lang w:val="de-AT"/>
+        </w:rPr>
+        <w:noBreakHyphen/>
+        <w:t>Kamera</w:t>
+      </w:r>
+      <w:r>
+        <w:rPr>
+          <w:lang w:val="de-AT"/>
+        </w:rPr>
+        <w:t xml:space="preserve"> (siehe Abbildung 1). Sie hat zwei Kameras eingebaut und einen speziellen </w:t>
+      </w:r>
+      <w:r>
+        <w:rPr>
+          <w:lang w:val="de-AT"/>
+        </w:rPr>
+        <w:t xml:space="preserve">internen </w:t>
+      </w:r>
+      <w:r>
+        <w:rPr>
+          <w:lang w:val="de-AT"/>
+        </w:rPr>
+        <w:t>Chip, der die Tiefenberechnung dire</w:t>
+      </w:r>
+      <w:r>
+        <w:rPr>
+          <w:lang w:val="de-AT"/>
+        </w:rPr>
+        <w:t xml:space="preserve">kt erledigt – das entlastet den </w:t>
+      </w:r>
+      <w:r>
+        <w:rPr>
+          <w:lang w:val="de-AT"/>
+        </w:rPr>
+        <w:t>Raspberry</w:t>
+      </w:r>
+      <w:r>
+        <w:rPr>
+          <w:lang w:val="de-AT"/>
+        </w:rPr>
+        <w:t xml:space="preserve"> </w:t>
+      </w:r>
+      <w:r>
+        <w:rPr>
+          <w:lang w:val="de-AT"/>
+        </w:rPr>
+        <w:t>Pi</w:t>
+      </w:r>
+      <w:r>
+        <w:rPr>
+          <w:lang w:val="de-AT"/>
+        </w:rPr>
+        <w:t xml:space="preserve">. </w:t>
+      </w:r>
+      <w:r>
+        <w:rPr>
+          <w:lang w:val="de-AT"/>
+        </w:rPr>
+        <w:t>Die technischen Daten von der Tiefenkamera sind</w:t>
+      </w:r>
+      <w:r>
+        <w:rPr>
+          <w:lang w:val="de-AT"/>
+        </w:rPr>
+        <w:t>: Basislinie 7,5 cm, Auflösung bis 1920×1080 Pixel [Luxonis, 2023].</w:t>
       </w:r>
     </w:p>
     <w:p>
@@ -6815,13 +7820,12 @@
           <w:lang w:val="de-AT"/>
         </w:rPr>
       </w:pPr>
-      <w:commentRangeStart w:id="50"/>
       <w:r>
         <w:rPr>
           <w:noProof/>
         </w:rPr>
         <w:drawing>
-          <wp:inline distT="0" distB="0" distL="0" distR="0" wp14:anchorId="2CD1A854" wp14:editId="0233712A">
+          <wp:inline distT="0" distB="0" distL="0" distR="0" wp14:anchorId="495CBD20" wp14:editId="05D04D0B">
             <wp:extent cx="2952628" cy="920262"/>
             <wp:effectExtent l="0" t="0" r="0" b="0"/>
             <wp:docPr id="1739882055" name="Grafik 1" descr="Ein Bild, das Handy, Gerät, Elektronisches Gerät, tragbares Kommunikationsgerät enthält.&#10;&#10;KI-generierte Inhalte können fehlerhaft sein."/>
@@ -6874,13 +7878,6 @@
           </wp:inline>
         </w:drawing>
       </w:r>
-      <w:commentRangeEnd w:id="50"/>
-      <w:r>
-        <w:rPr>
-          <w:rStyle w:val="Kommentarzeichen"/>
-        </w:rPr>
-        <w:commentReference w:id="50"/>
-      </w:r>
     </w:p>
     <w:p>
       <w:pPr>
@@ -6918,72 +7915,55 @@
           <w:lang w:val="de-AT"/>
         </w:rPr>
       </w:pPr>
-    </w:p>
-    <w:p>
-      <w:pPr>
-        <w:pStyle w:val="Text"/>
-        <w:rPr>
-          <w:lang w:val="de-AT"/>
-        </w:rPr>
-      </w:pPr>
-      <w:r>
-        <w:rPr>
-          <w:lang w:val="de-AT"/>
-        </w:rPr>
-        <w:t>Für unser Projekt verwenden wir eine </w:t>
-      </w:r>
-      <w:r>
-        <w:rPr>
-          <w:bCs/>
-          <w:lang w:val="de-AT"/>
-        </w:rPr>
-        <w:t>OAK</w:t>
-      </w:r>
-      <w:r>
-        <w:rPr>
-          <w:bCs/>
-          <w:lang w:val="de-AT"/>
-        </w:rPr>
-        <w:noBreakHyphen/>
-        <w:t>D2S</w:t>
-      </w:r>
-      <w:r>
-        <w:rPr>
-          <w:bCs/>
-          <w:lang w:val="de-AT"/>
-        </w:rPr>
-        <w:noBreakHyphen/>
-        <w:t>Kamera</w:t>
-      </w:r>
-      <w:r>
-        <w:rPr>
-          <w:lang w:val="de-AT"/>
-        </w:rPr>
-        <w:t xml:space="preserve"> (siehe Abbildung 1). Sie hat zwei Kameras eingebaut und einen speziellen </w:t>
-      </w:r>
-      <w:r>
-        <w:rPr>
-          <w:lang w:val="de-AT"/>
-        </w:rPr>
-        <w:t xml:space="preserve">internen </w:t>
-      </w:r>
-      <w:r>
-        <w:rPr>
-          <w:lang w:val="de-AT"/>
-        </w:rPr>
-        <w:t>Chip, der die Tiefenberechnung dire</w:t>
-      </w:r>
-      <w:r>
-        <w:rPr>
-          <w:lang w:val="de-AT"/>
-        </w:rPr>
-        <w:t xml:space="preserve">kt erledigt – das entlastet den </w:t>
-      </w:r>
-      <w:r>
-        <w:rPr>
-          <w:lang w:val="de-AT"/>
-        </w:rPr>
-        <w:t>Raspberry</w:t>
+      <w:r>
+        <w:rPr>
+          <w:lang w:val="de-AT"/>
+        </w:rPr>
+        <w:lastRenderedPageBreak/>
+        <w:t xml:space="preserve">Hier gute </w:t>
+      </w:r>
+      <w:r>
+        <w:rPr>
+          <w:lang w:val="de-AT"/>
+        </w:rPr>
+        <w:t>D</w:t>
+      </w:r>
+      <w:r>
+        <w:rPr>
+          <w:lang w:val="de-AT"/>
+        </w:rPr>
+        <w:t>oku</w:t>
+      </w:r>
+      <w:r>
+        <w:rPr>
+          <w:lang w:val="de-AT"/>
+        </w:rPr>
+        <w:t xml:space="preserve"> mit </w:t>
+      </w:r>
+      <w:r>
+        <w:rPr>
+          <w:lang w:val="de-AT"/>
+        </w:rPr>
+        <w:t>Bildern</w:t>
+      </w:r>
+      <w:r>
+        <w:rPr>
+          <w:lang w:val="de-AT"/>
+        </w:rPr>
+        <w:t xml:space="preserve"> vielleicht </w:t>
+      </w:r>
+      <w:proofErr w:type="gramStart"/>
+      <w:r>
+        <w:rPr>
+          <w:lang w:val="de-AT"/>
+        </w:rPr>
+        <w:t xml:space="preserve">bei </w:t>
+      </w:r>
+      <w:r>
+        <w:rPr>
+          <w:lang w:val="de-AT"/>
+        </w:rPr>
+        <w:t>genaueren</w:t>
       </w:r>
       <w:r>
         <w:rPr>
@@ -6995,25 +7975,26 @@
         <w:rPr>
           <w:lang w:val="de-AT"/>
         </w:rPr>
-        <w:t>Pi</w:t>
-      </w:r>
-      <w:r>
-        <w:rPr>
-          <w:lang w:val="de-AT"/>
-        </w:rPr>
-        <w:t xml:space="preserve">. </w:t>
-      </w:r>
-      <w:r>
-        <w:rPr>
-          <w:lang w:val="de-AT"/>
-        </w:rPr>
-        <w:t>Die technischen Daten von der Tiefenkamera sind</w:t>
-      </w:r>
-      <w:r>
-        <w:rPr>
-          <w:lang w:val="de-AT"/>
-        </w:rPr>
-        <w:t>: Basislinie 7,5 cm, Auflösung bis 1920×1080 Pixel [Luxonis, 2023].</w:t>
+        <w:t>Erklärung</w:t>
+      </w:r>
+      <w:proofErr w:type="gramEnd"/>
+      <w:r>
+        <w:rPr>
+          <w:lang w:val="de-AT"/>
+        </w:rPr>
+        <w:t xml:space="preserve"> von der </w:t>
+      </w:r>
+      <w:r>
+        <w:rPr>
+          <w:lang w:val="de-AT"/>
+        </w:rPr>
+        <w:t>Messung</w:t>
+      </w:r>
+      <w:r>
+        <w:rPr>
+          <w:lang w:val="de-AT"/>
+        </w:rPr>
+        <w:t xml:space="preserve"> an sich.</w:t>
       </w:r>
     </w:p>
     <w:p>
@@ -7025,7 +8006,19 @@
           <w:rPr>
             <w:rStyle w:val="Hyperlink"/>
           </w:rPr>
-          <w:t>https://docs.luxonis.com/hardware/platform/depth/configuring-stereo-depth#Configuring%20Stereo%20Depth-Short%20range%20stereo%20depth</w:t>
+          <w:t>https://docs.luxonis.com/hardware/pl</w:t>
+        </w:r>
+        <w:r>
+          <w:rPr>
+            <w:rStyle w:val="Hyperlink"/>
+          </w:rPr>
+          <w:t>a</w:t>
+        </w:r>
+        <w:r>
+          <w:rPr>
+            <w:rStyle w:val="Hyperlink"/>
+          </w:rPr>
+          <w:t>tform/depth/configuring-stereo-depth#Configuring%20Stereo%20Depth-Short%20range%20stereo%20depth</w:t>
         </w:r>
       </w:hyperlink>
     </w:p>
@@ -7033,9 +8026,19 @@
       <w:pPr>
         <w:jc w:val="left"/>
       </w:pPr>
-      <w:r>
-        <w:br w:type="page"/>
-      </w:r>
+    </w:p>
+    <w:p>
+      <w:pPr>
+        <w:jc w:val="left"/>
+      </w:pPr>
+      <w:r>
+        <w:t>Hier zwei varianten um die Messung zu ermöglich die geeignet sind für den 3D-Scanner.</w:t>
+      </w:r>
+    </w:p>
+    <w:p>
+      <w:pPr>
+        <w:jc w:val="left"/>
+      </w:pPr>
     </w:p>
     <w:p>
       <w:pPr>
@@ -7050,7 +8053,6 @@
           <w:b/>
           <w:lang w:val="de-AT"/>
         </w:rPr>
-        <w:lastRenderedPageBreak/>
         <w:t>Punktwolke und dreidimensionale Geometrie</w:t>
       </w:r>
     </w:p>
@@ -7196,18 +8198,175 @@
     </w:p>
     <w:p>
       <w:pPr>
+        <w:pStyle w:val="Text"/>
+        <w:rPr>
+          <w:b/>
+          <w:lang w:val="de-AT"/>
+        </w:rPr>
+      </w:pPr>
+      <w:commentRangeStart w:id="51"/>
+      <w:r>
+        <w:rPr>
+          <w:b/>
+          <w:lang w:val="de-AT"/>
+        </w:rPr>
+        <w:lastRenderedPageBreak/>
+        <w:t>Distanzmessung und Pixelzählen</w:t>
+      </w:r>
+      <w:commentRangeEnd w:id="51"/>
+      <w:r>
+        <w:rPr>
+          <w:rStyle w:val="Kommentarzeichen"/>
+        </w:rPr>
+        <w:commentReference w:id="51"/>
+      </w:r>
+    </w:p>
+    <w:p>
+      <w:pPr>
+        <w:pStyle w:val="Text"/>
+        <w:rPr>
+          <w:lang w:val="de-AT"/>
+        </w:rPr>
+      </w:pPr>
+      <w:r>
+        <w:rPr>
+          <w:lang w:val="de-AT"/>
+        </w:rPr>
+        <w:t>Die Abmessungen eines Objekts werden zunächst im Bild bestimmt. Dabei entspricht die Länge oder Breite der Anzahl an Pixeln zwischen zwei erkannten Objektkanten. Diese Pixelwerte stellen jedoch noch keine realen Maße dar, sondern lediglich Bildkoordinaten.</w:t>
+      </w:r>
+    </w:p>
+    <w:p>
+      <w:pPr>
+        <w:pStyle w:val="Text"/>
+        <w:rPr>
+          <w:lang w:val="de-AT"/>
+        </w:rPr>
+      </w:pPr>
+      <w:r>
+        <w:rPr>
+          <w:lang w:val="de-AT"/>
+        </w:rPr>
+        <w:t>Um daraus reale Längen in Millimetern zu berechnen, werden Kameraparameter wie die Brennweite sowie ein definierter Referenzabstand zur Grundfläche benötigt. Die Umrechnung erfolgt auf Basis des perspektivischen Kameramodells, das den Zusammenhang zwischen Objektentfernung und Bildgröße beschreibt. Eine vorherige Kalibrierung ist daher Voraussetzung für eine korrekte Maßberechnung.</w:t>
+      </w:r>
+    </w:p>
+    <w:p>
+      <w:pPr>
+        <w:pStyle w:val="Text"/>
+        <w:rPr>
+          <w:lang w:val="de-AT"/>
+        </w:rPr>
+      </w:pPr>
+    </w:p>
+    <w:p>
+      <w:pPr>
+        <w:pStyle w:val="Text"/>
+        <w:rPr>
+          <w:lang w:val="de-AT"/>
+        </w:rPr>
+      </w:pPr>
+      <w:r>
+        <w:rPr>
+          <w:lang w:val="de-AT"/>
+        </w:rPr>
+        <w:t xml:space="preserve">Für die Bestimmung der Höhe wird eine Referenzebene definiert, die der Auflagefläche entspricht. Aus dem Tiefenbild wird ein charakteristischer Tiefenwert dieser Grundfläche als Bezugspunkt festgelegt. Ein </w:t>
+      </w:r>
+      <w:r>
+        <w:rPr>
+          <w:lang w:val="de-AT"/>
+        </w:rPr>
+        <w:t>Tiefenwert</w:t>
+      </w:r>
+      <w:r>
+        <w:rPr>
+          <w:lang w:val="de-AT"/>
+        </w:rPr>
+        <w:t xml:space="preserve"> wird dem Objekt zugeordnet, wenn sein Abstand deutlich von dieser Referenz</w:t>
+      </w:r>
+      <w:r>
+        <w:rPr>
+          <w:lang w:val="de-AT"/>
+        </w:rPr>
+        <w:t>fläche</w:t>
+      </w:r>
+      <w:r>
+        <w:rPr>
+          <w:lang w:val="de-AT"/>
+        </w:rPr>
+        <w:t xml:space="preserve"> abweicht. Dadurch entsteht eine zusammenhängende Objektfläche.</w:t>
+      </w:r>
+    </w:p>
+    <w:p>
+      <w:pPr>
+        <w:pStyle w:val="Text"/>
+        <w:rPr>
+          <w:lang w:val="de-AT"/>
+        </w:rPr>
+      </w:pPr>
+    </w:p>
+    <w:p>
+      <w:pPr>
+        <w:pStyle w:val="Text"/>
+        <w:rPr>
+          <w:lang w:val="de-AT"/>
+        </w:rPr>
+      </w:pPr>
+      <w:r>
+        <w:rPr>
+          <w:lang w:val="de-AT"/>
+        </w:rPr>
+        <w:t>Aus dieser Fläche werden die Pixelabmessungen ermittelt und mithilfe der Tiefeninformation in reale Längen umgerechnet. Die Objekthöhe ergibt sich aus der Differenz zwischen Objektabstand und Referenzebene. Auf diese Weise können Länge, Breite und Höhe berührungslos bestimmt werden.</w:t>
+      </w:r>
+    </w:p>
+    <w:p>
+      <w:pPr>
+        <w:pStyle w:val="Text"/>
+        <w:rPr>
+          <w:lang w:val="de-AT"/>
+        </w:rPr>
+      </w:pPr>
+      <w:r>
+        <w:rPr>
+          <w:lang w:val="de-AT"/>
+        </w:rPr>
+        <w:br w:type="page"/>
+      </w:r>
+    </w:p>
+    <w:p>
+      <w:pPr>
         <w:pStyle w:val="berschrift3"/>
         <w:rPr>
           <w:lang w:val="de-AT"/>
         </w:rPr>
       </w:pPr>
-      <w:bookmarkStart w:id="51" w:name="_Toc222728663"/>
+      <w:bookmarkStart w:id="52" w:name="_Toc222728663"/>
       <w:r>
         <w:rPr>
           <w:lang w:val="de-AT"/>
         </w:rPr>
         <w:lastRenderedPageBreak/>
-        <w:t>Grundlagen der Bildverarbeitung und Code</w:t>
+        <w:t xml:space="preserve">Grundlagen der </w:t>
+      </w:r>
+      <w:commentRangeStart w:id="53"/>
+      <w:r>
+        <w:rPr>
+          <w:lang w:val="de-AT"/>
+        </w:rPr>
+        <w:t xml:space="preserve">Bildverarbeitung </w:t>
+      </w:r>
+      <w:commentRangeEnd w:id="53"/>
+      <w:r>
+        <w:rPr>
+          <w:rStyle w:val="Kommentarzeichen"/>
+          <w:b w:val="0"/>
+          <w:bCs w:val="0"/>
+        </w:rPr>
+        <w:commentReference w:id="53"/>
+      </w:r>
+      <w:r>
+        <w:rPr>
+          <w:lang w:val="de-AT"/>
+        </w:rPr>
+        <w:t>und Code</w:t>
       </w:r>
       <w:r>
         <w:rPr>
@@ -7216,7 +8375,7 @@
         <w:noBreakHyphen/>
         <w:t>Erkennung</w:t>
       </w:r>
-      <w:bookmarkEnd w:id="51"/>
+      <w:bookmarkEnd w:id="52"/>
     </w:p>
     <w:p>
       <w:pPr>
@@ -7701,19 +8860,19 @@
         </w:rPr>
         <w:noBreakHyphen/>
       </w:r>
-      <w:commentRangeStart w:id="52"/>
+      <w:commentRangeStart w:id="54"/>
       <w:r>
         <w:rPr>
           <w:lang w:val="de-AT"/>
         </w:rPr>
         <w:t>Objekterkennungsmodells</w:t>
       </w:r>
-      <w:commentRangeEnd w:id="52"/>
+      <w:commentRangeEnd w:id="54"/>
       <w:r>
         <w:rPr>
           <w:rStyle w:val="Kommentarzeichen"/>
         </w:rPr>
-        <w:commentReference w:id="52"/>
+        <w:commentReference w:id="54"/>
       </w:r>
       <w:r>
         <w:rPr>
@@ -7915,7 +9074,7 @@
           <w:lang w:val="de-AT"/>
         </w:rPr>
       </w:pPr>
-      <w:commentRangeStart w:id="53"/>
+      <w:commentRangeStart w:id="55"/>
       <w:r>
         <w:rPr>
           <w:b/>
@@ -7924,12 +9083,12 @@
         </w:rPr>
         <w:t>Ablauf in der Software:</w:t>
       </w:r>
-      <w:commentRangeEnd w:id="53"/>
+      <w:commentRangeEnd w:id="55"/>
       <w:r>
         <w:rPr>
           <w:rStyle w:val="Kommentarzeichen"/>
         </w:rPr>
-        <w:commentReference w:id="53"/>
+        <w:commentReference w:id="55"/>
       </w:r>
     </w:p>
     <w:p>
@@ -8053,8 +9212,8 @@
           <w:lang w:val="de-AT"/>
         </w:rPr>
       </w:pPr>
-      <w:bookmarkStart w:id="54" w:name="_Toc222728664"/>
-      <w:commentRangeStart w:id="55"/>
+      <w:bookmarkStart w:id="56" w:name="_Toc222728664"/>
+      <w:commentRangeStart w:id="57"/>
       <w:r>
         <w:rPr>
           <w:lang w:val="de-AT"/>
@@ -8062,16 +9221,16 @@
         <w:lastRenderedPageBreak/>
         <w:t>Gewichtserfassung</w:t>
       </w:r>
-      <w:commentRangeEnd w:id="55"/>
+      <w:commentRangeEnd w:id="57"/>
       <w:r>
         <w:rPr>
           <w:rStyle w:val="Kommentarzeichen"/>
           <w:b w:val="0"/>
           <w:bCs w:val="0"/>
         </w:rPr>
-        <w:commentReference w:id="55"/>
-      </w:r>
-      <w:bookmarkEnd w:id="54"/>
+        <w:commentReference w:id="57"/>
+      </w:r>
+      <w:bookmarkEnd w:id="56"/>
     </w:p>
     <w:p>
       <w:pPr>
@@ -8175,8 +9334,8 @@
           <w:lang w:val="de-AT"/>
         </w:rPr>
       </w:pPr>
-      <w:bookmarkStart w:id="56" w:name="_Toc222728665"/>
-      <w:commentRangeStart w:id="57"/>
+      <w:bookmarkStart w:id="58" w:name="_Toc222728665"/>
+      <w:commentRangeStart w:id="59"/>
       <w:r>
         <w:rPr>
           <w:lang w:val="de-AT"/>
@@ -8184,16 +9343,16 @@
         <w:lastRenderedPageBreak/>
         <w:t>Systemintegration und Datenverarbeitung</w:t>
       </w:r>
-      <w:commentRangeEnd w:id="57"/>
+      <w:commentRangeEnd w:id="59"/>
       <w:r>
         <w:rPr>
           <w:rStyle w:val="Kommentarzeichen"/>
           <w:b w:val="0"/>
           <w:bCs w:val="0"/>
         </w:rPr>
-        <w:commentReference w:id="57"/>
-      </w:r>
-      <w:bookmarkEnd w:id="56"/>
+        <w:commentReference w:id="59"/>
+      </w:r>
+      <w:bookmarkEnd w:id="58"/>
     </w:p>
     <w:p>
       <w:pPr>
@@ -9461,12 +10620,12 @@
       <w:pPr>
         <w:pStyle w:val="berschrift3"/>
       </w:pPr>
-      <w:bookmarkStart w:id="58" w:name="_Toc222728666"/>
+      <w:bookmarkStart w:id="60" w:name="_Toc222728666"/>
       <w:r>
         <w:lastRenderedPageBreak/>
         <w:t>Verwendung von Literatur, Internetquellen und KI</w:t>
       </w:r>
-      <w:bookmarkEnd w:id="58"/>
+      <w:bookmarkEnd w:id="60"/>
     </w:p>
     <w:p>
       <w:pPr>
@@ -9511,12 +10670,12 @@
       <w:pPr>
         <w:pStyle w:val="berschrift2"/>
       </w:pPr>
-      <w:bookmarkStart w:id="59" w:name="_Toc222728667"/>
+      <w:bookmarkStart w:id="61" w:name="_Toc222728667"/>
       <w:r>
         <w:lastRenderedPageBreak/>
         <w:t>Praktische Umsetzung</w:t>
       </w:r>
-      <w:bookmarkEnd w:id="59"/>
+      <w:bookmarkEnd w:id="61"/>
     </w:p>
     <w:p>
       <w:pPr>
@@ -9999,12 +11158,12 @@
       <w:pPr>
         <w:pStyle w:val="berschrift2"/>
       </w:pPr>
-      <w:bookmarkStart w:id="60" w:name="_Toc222728668"/>
+      <w:bookmarkStart w:id="62" w:name="_Toc222728668"/>
       <w:r>
         <w:lastRenderedPageBreak/>
         <w:t>Weitere individuelle Abschnitte</w:t>
       </w:r>
-      <w:bookmarkEnd w:id="60"/>
+      <w:bookmarkEnd w:id="62"/>
       <w:r>
         <w:t xml:space="preserve"> </w:t>
       </w:r>
@@ -10069,12 +11228,12 @@
       <w:pPr>
         <w:pStyle w:val="berschrift2"/>
       </w:pPr>
-      <w:bookmarkStart w:id="61" w:name="_Toc222728669"/>
+      <w:bookmarkStart w:id="63" w:name="_Toc222728669"/>
       <w:r>
         <w:lastRenderedPageBreak/>
         <w:t>Ergebnisse und Diskussion</w:t>
       </w:r>
-      <w:bookmarkEnd w:id="61"/>
+      <w:bookmarkEnd w:id="63"/>
     </w:p>
     <w:p>
       <w:pPr>
@@ -10116,12 +11275,12 @@
       <w:pPr>
         <w:pStyle w:val="berschrift2"/>
       </w:pPr>
-      <w:bookmarkStart w:id="62" w:name="_Toc222728670"/>
+      <w:bookmarkStart w:id="64" w:name="_Toc222728670"/>
       <w:r>
         <w:lastRenderedPageBreak/>
         <w:t>Zusammenfassung individueller Teil</w:t>
       </w:r>
-      <w:bookmarkEnd w:id="62"/>
+      <w:bookmarkEnd w:id="64"/>
     </w:p>
     <w:p>
       <w:pPr>
@@ -10264,26 +11423,26 @@
       <w:pPr>
         <w:pStyle w:val="berschrift1"/>
       </w:pPr>
-      <w:bookmarkStart w:id="63" w:name="_Ref200468988"/>
-      <w:bookmarkStart w:id="64" w:name="_Ref200469530"/>
-      <w:bookmarkStart w:id="65" w:name="_Toc222728671"/>
+      <w:bookmarkStart w:id="65" w:name="_Ref200468988"/>
+      <w:bookmarkStart w:id="66" w:name="_Ref200469530"/>
+      <w:bookmarkStart w:id="67" w:name="_Toc222728671"/>
       <w:r>
         <w:lastRenderedPageBreak/>
         <w:t>Zusammenfassung und Ausblick</w:t>
       </w:r>
-      <w:bookmarkEnd w:id="63"/>
-      <w:bookmarkEnd w:id="64"/>
       <w:bookmarkEnd w:id="65"/>
+      <w:bookmarkEnd w:id="66"/>
+      <w:bookmarkEnd w:id="67"/>
     </w:p>
     <w:p>
       <w:pPr>
         <w:pStyle w:val="berschrift2"/>
       </w:pPr>
-      <w:bookmarkStart w:id="66" w:name="_Toc222728672"/>
+      <w:bookmarkStart w:id="68" w:name="_Toc222728672"/>
       <w:r>
         <w:t>Zusammenfassung der gesamten Arbeit</w:t>
       </w:r>
-      <w:bookmarkEnd w:id="66"/>
+      <w:bookmarkEnd w:id="68"/>
     </w:p>
     <w:p>
       <w:pPr>
@@ -10308,6 +11467,7 @@
       </w:pPr>
       <w:r>
         <w:rPr>
+          <w:noProof/>
           <w:color w:val="0066FF"/>
         </w:rPr>
         <w:drawing>
@@ -10514,11 +11674,11 @@
       <w:pPr>
         <w:pStyle w:val="berschrift2"/>
       </w:pPr>
-      <w:bookmarkStart w:id="67" w:name="_Toc222728673"/>
+      <w:bookmarkStart w:id="69" w:name="_Toc222728673"/>
       <w:r>
         <w:t>Ausblick</w:t>
       </w:r>
-      <w:bookmarkEnd w:id="67"/>
+      <w:bookmarkEnd w:id="69"/>
     </w:p>
     <w:p>
       <w:pPr>
@@ -10669,14 +11829,14 @@
       <w:pPr>
         <w:pStyle w:val="berschrift1"/>
       </w:pPr>
-      <w:bookmarkStart w:id="68" w:name="_Ref200468159"/>
-      <w:bookmarkStart w:id="69" w:name="_Toc222728674"/>
+      <w:bookmarkStart w:id="70" w:name="_Ref200468159"/>
+      <w:bookmarkStart w:id="71" w:name="_Toc222728674"/>
       <w:r>
         <w:lastRenderedPageBreak/>
         <w:t>Erklärung der Eigenständigkeit</w:t>
       </w:r>
-      <w:bookmarkEnd w:id="68"/>
-      <w:bookmarkEnd w:id="69"/>
+      <w:bookmarkEnd w:id="70"/>
+      <w:bookmarkEnd w:id="71"/>
     </w:p>
     <w:p>
       <w:pPr>
@@ -10839,36 +11999,34 @@
           <w:docGrid w:type="lines" w:linePitch="360"/>
         </w:sectPr>
       </w:pPr>
-      <w:bookmarkStart w:id="70" w:name="_Ref200469499"/>
-      <w:bookmarkStart w:id="71" w:name="_Toc222728675"/>
+      <w:bookmarkStart w:id="72" w:name="_Ref200469499"/>
+      <w:bookmarkStart w:id="73" w:name="_Toc222728675"/>
       <w:r>
         <w:lastRenderedPageBreak/>
         <w:t>Arbeitsnachweise</w:t>
       </w:r>
-      <w:bookmarkEnd w:id="70"/>
-      <w:bookmarkEnd w:id="71"/>
+      <w:bookmarkEnd w:id="72"/>
+      <w:bookmarkEnd w:id="73"/>
     </w:p>
     <w:p>
       <w:pPr>
         <w:pStyle w:val="berschrift1"/>
       </w:pPr>
-      <w:bookmarkStart w:id="72" w:name="_Toc84751256"/>
-      <w:bookmarkStart w:id="73" w:name="_Toc211138167"/>
-      <w:bookmarkStart w:id="74" w:name="_Toc211137922"/>
-      <w:bookmarkStart w:id="75" w:name="_Toc84757221"/>
-      <w:bookmarkStart w:id="76" w:name="_Toc210560305"/>
-      <w:bookmarkStart w:id="77" w:name="_Toc210560252"/>
-      <w:bookmarkStart w:id="78" w:name="_Ref210560064"/>
-      <w:bookmarkStart w:id="79" w:name="_Toc84751368"/>
-      <w:bookmarkStart w:id="80" w:name="_Ref200467937"/>
-      <w:bookmarkStart w:id="81" w:name="_Ref200469033"/>
-      <w:bookmarkStart w:id="82" w:name="_Toc222728676"/>
+      <w:bookmarkStart w:id="74" w:name="_Toc84751256"/>
+      <w:bookmarkStart w:id="75" w:name="_Toc211138167"/>
+      <w:bookmarkStart w:id="76" w:name="_Toc211137922"/>
+      <w:bookmarkStart w:id="77" w:name="_Toc84757221"/>
+      <w:bookmarkStart w:id="78" w:name="_Toc210560305"/>
+      <w:bookmarkStart w:id="79" w:name="_Toc210560252"/>
+      <w:bookmarkStart w:id="80" w:name="_Ref210560064"/>
+      <w:bookmarkStart w:id="81" w:name="_Toc84751368"/>
+      <w:bookmarkStart w:id="82" w:name="_Ref200467937"/>
+      <w:bookmarkStart w:id="83" w:name="_Ref200469033"/>
+      <w:bookmarkStart w:id="84" w:name="_Toc222728676"/>
       <w:r>
         <w:lastRenderedPageBreak/>
         <w:t>Verzeichnisse</w:t>
       </w:r>
-      <w:bookmarkEnd w:id="72"/>
-      <w:bookmarkEnd w:id="73"/>
       <w:bookmarkEnd w:id="74"/>
       <w:bookmarkEnd w:id="75"/>
       <w:bookmarkEnd w:id="76"/>
@@ -10878,36 +12036,38 @@
       <w:bookmarkEnd w:id="80"/>
       <w:bookmarkEnd w:id="81"/>
       <w:bookmarkEnd w:id="82"/>
-      <w:r>
-        <w:t xml:space="preserve"> </w:t>
-      </w:r>
-    </w:p>
-    <w:p>
-      <w:pPr>
-        <w:pStyle w:val="berschrift2"/>
-      </w:pPr>
-      <w:bookmarkStart w:id="83" w:name="_Toc210560306"/>
-      <w:bookmarkStart w:id="84" w:name="_Toc211138168"/>
-      <w:bookmarkStart w:id="85" w:name="_Toc84757222"/>
-      <w:bookmarkStart w:id="86" w:name="_Toc84751369"/>
-      <w:bookmarkStart w:id="87" w:name="_Toc84751257"/>
-      <w:bookmarkStart w:id="88" w:name="_Toc210560253"/>
-      <w:bookmarkStart w:id="89" w:name="_Toc211137923"/>
-      <w:bookmarkStart w:id="90" w:name="_Toc222728677"/>
-      <w:r>
-        <w:t>Literatur</w:t>
-      </w:r>
       <w:bookmarkEnd w:id="83"/>
       <w:bookmarkEnd w:id="84"/>
+      <w:r>
+        <w:t xml:space="preserve"> </w:t>
+      </w:r>
+    </w:p>
+    <w:p>
+      <w:pPr>
+        <w:pStyle w:val="berschrift2"/>
+      </w:pPr>
+      <w:bookmarkStart w:id="85" w:name="_Toc210560306"/>
+      <w:bookmarkStart w:id="86" w:name="_Toc211138168"/>
+      <w:bookmarkStart w:id="87" w:name="_Toc84757222"/>
+      <w:bookmarkStart w:id="88" w:name="_Toc84751369"/>
+      <w:bookmarkStart w:id="89" w:name="_Toc84751257"/>
+      <w:bookmarkStart w:id="90" w:name="_Toc210560253"/>
+      <w:bookmarkStart w:id="91" w:name="_Toc211137923"/>
+      <w:bookmarkStart w:id="92" w:name="_Toc222728677"/>
+      <w:r>
+        <w:t>Literatur</w:t>
+      </w:r>
       <w:bookmarkEnd w:id="85"/>
       <w:bookmarkEnd w:id="86"/>
       <w:bookmarkEnd w:id="87"/>
       <w:bookmarkEnd w:id="88"/>
       <w:bookmarkEnd w:id="89"/>
+      <w:bookmarkEnd w:id="90"/>
+      <w:bookmarkEnd w:id="91"/>
       <w:r>
         <w:t>verzeichnis</w:t>
       </w:r>
-      <w:bookmarkEnd w:id="90"/>
+      <w:bookmarkEnd w:id="92"/>
       <w:r>
         <w:t xml:space="preserve"> </w:t>
       </w:r>
@@ -10943,138 +12103,138 @@
       <w:pPr>
         <w:pStyle w:val="berschrift2"/>
       </w:pPr>
-      <w:bookmarkStart w:id="91" w:name="_Toc84757225"/>
-      <w:bookmarkStart w:id="92" w:name="_Toc211138171"/>
-      <w:bookmarkStart w:id="93" w:name="_Toc211137927"/>
-      <w:bookmarkStart w:id="94" w:name="_Toc84751260"/>
-      <w:bookmarkStart w:id="95" w:name="_Toc210560307"/>
-      <w:bookmarkStart w:id="96" w:name="_Toc210560254"/>
-      <w:bookmarkStart w:id="97" w:name="_Toc84751372"/>
-      <w:bookmarkStart w:id="98" w:name="_Toc222728678"/>
+      <w:bookmarkStart w:id="93" w:name="_Toc84757225"/>
+      <w:bookmarkStart w:id="94" w:name="_Toc211138171"/>
+      <w:bookmarkStart w:id="95" w:name="_Toc211137927"/>
+      <w:bookmarkStart w:id="96" w:name="_Toc84751260"/>
+      <w:bookmarkStart w:id="97" w:name="_Toc210560307"/>
+      <w:bookmarkStart w:id="98" w:name="_Toc210560254"/>
+      <w:bookmarkStart w:id="99" w:name="_Toc84751372"/>
+      <w:bookmarkStart w:id="100" w:name="_Toc222728678"/>
       <w:r>
         <w:t>Abkürzungsverzeichnis</w:t>
       </w:r>
-      <w:bookmarkEnd w:id="91"/>
-      <w:bookmarkEnd w:id="92"/>
       <w:bookmarkEnd w:id="93"/>
       <w:bookmarkEnd w:id="94"/>
       <w:bookmarkEnd w:id="95"/>
       <w:bookmarkEnd w:id="96"/>
       <w:bookmarkEnd w:id="97"/>
       <w:bookmarkEnd w:id="98"/>
-    </w:p>
-    <w:p>
-      <w:pPr>
-        <w:pStyle w:val="Text"/>
-        <w:rPr>
-          <w:color w:val="0066FF"/>
-        </w:rPr>
-      </w:pPr>
-      <w:r>
-        <w:rPr>
-          <w:color w:val="0066FF"/>
-        </w:rPr>
-        <w:t>(</w:t>
-      </w:r>
-      <w:proofErr w:type="gramStart"/>
-      <w:r>
-        <w:rPr>
-          <w:color w:val="0066FF"/>
-        </w:rPr>
-        <w:t>FV Text</w:t>
-      </w:r>
-      <w:proofErr w:type="gramEnd"/>
-      <w:r>
-        <w:rPr>
-          <w:color w:val="0066FF"/>
-        </w:rPr>
-        <w:t>)</w:t>
-      </w:r>
-      <w:bookmarkStart w:id="99" w:name="_Toc211138172"/>
-      <w:bookmarkStart w:id="100" w:name="_Toc211137928"/>
-      <w:bookmarkStart w:id="101" w:name="_Toc84757226"/>
-      <w:bookmarkStart w:id="102" w:name="_Toc84751373"/>
-      <w:bookmarkStart w:id="103" w:name="_Toc84751261"/>
-      <w:bookmarkStart w:id="104" w:name="_Toc210560308"/>
-      <w:bookmarkStart w:id="105" w:name="_Toc210560255"/>
-      <w:r>
-        <w:rPr>
-          <w:color w:val="0066FF"/>
-        </w:rPr>
-        <w:t xml:space="preserve"> Optionaler Abschnitt. Nur verwenden, wenn mehr als 10 verschiedene Abkürzungen im gesamten Dokument vorkommen.</w:t>
-      </w:r>
-    </w:p>
-    <w:p>
-      <w:pPr>
-        <w:pStyle w:val="berschrift2"/>
-      </w:pPr>
-      <w:bookmarkStart w:id="106" w:name="_Toc222728679"/>
-      <w:r>
-        <w:t>Tabellen</w:t>
-      </w:r>
       <w:bookmarkEnd w:id="99"/>
       <w:bookmarkEnd w:id="100"/>
+    </w:p>
+    <w:p>
+      <w:pPr>
+        <w:pStyle w:val="Text"/>
+        <w:rPr>
+          <w:color w:val="0066FF"/>
+        </w:rPr>
+      </w:pPr>
+      <w:r>
+        <w:rPr>
+          <w:color w:val="0066FF"/>
+        </w:rPr>
+        <w:t>(</w:t>
+      </w:r>
+      <w:proofErr w:type="gramStart"/>
+      <w:r>
+        <w:rPr>
+          <w:color w:val="0066FF"/>
+        </w:rPr>
+        <w:t>FV Text</w:t>
+      </w:r>
+      <w:proofErr w:type="gramEnd"/>
+      <w:r>
+        <w:rPr>
+          <w:color w:val="0066FF"/>
+        </w:rPr>
+        <w:t>)</w:t>
+      </w:r>
+      <w:bookmarkStart w:id="101" w:name="_Toc211138172"/>
+      <w:bookmarkStart w:id="102" w:name="_Toc211137928"/>
+      <w:bookmarkStart w:id="103" w:name="_Toc84757226"/>
+      <w:bookmarkStart w:id="104" w:name="_Toc84751373"/>
+      <w:bookmarkStart w:id="105" w:name="_Toc84751261"/>
+      <w:bookmarkStart w:id="106" w:name="_Toc210560308"/>
+      <w:bookmarkStart w:id="107" w:name="_Toc210560255"/>
+      <w:r>
+        <w:rPr>
+          <w:color w:val="0066FF"/>
+        </w:rPr>
+        <w:t xml:space="preserve"> Optionaler Abschnitt. Nur verwenden, wenn mehr als 10 verschiedene Abkürzungen im gesamten Dokument vorkommen.</w:t>
+      </w:r>
+    </w:p>
+    <w:p>
+      <w:pPr>
+        <w:pStyle w:val="berschrift2"/>
+      </w:pPr>
+      <w:bookmarkStart w:id="108" w:name="_Toc222728679"/>
+      <w:r>
+        <w:t>Tabellen</w:t>
+      </w:r>
       <w:bookmarkEnd w:id="101"/>
       <w:bookmarkEnd w:id="102"/>
       <w:bookmarkEnd w:id="103"/>
       <w:bookmarkEnd w:id="104"/>
       <w:bookmarkEnd w:id="105"/>
       <w:bookmarkEnd w:id="106"/>
-    </w:p>
-    <w:p>
-      <w:pPr>
-        <w:rPr>
-          <w:color w:val="0066FF"/>
-        </w:rPr>
-      </w:pPr>
-      <w:r>
-        <w:rPr>
-          <w:color w:val="0066FF"/>
-        </w:rPr>
-        <w:t>(</w:t>
-      </w:r>
-      <w:proofErr w:type="gramStart"/>
-      <w:r>
-        <w:rPr>
-          <w:color w:val="0066FF"/>
-        </w:rPr>
-        <w:t>FV Text</w:t>
-      </w:r>
-      <w:proofErr w:type="gramEnd"/>
-      <w:r>
-        <w:rPr>
-          <w:color w:val="0066FF"/>
-        </w:rPr>
-        <w:t>) Optionaler Abschnitt. Nur verwenden, wenn mehr als 10 verschiedene Tabellen im gesamten Dokument vorkommen.</w:t>
-      </w:r>
-    </w:p>
-    <w:p/>
-    <w:p>
-      <w:pPr>
-        <w:pStyle w:val="berschrift2"/>
-      </w:pPr>
-      <w:bookmarkStart w:id="107" w:name="_Toc210560256"/>
-      <w:bookmarkStart w:id="108" w:name="_Toc210560309"/>
-      <w:bookmarkStart w:id="109" w:name="_Toc211137929"/>
-      <w:bookmarkStart w:id="110" w:name="_Toc84757227"/>
-      <w:bookmarkStart w:id="111" w:name="_Toc84751374"/>
-      <w:bookmarkStart w:id="112" w:name="_Toc84751262"/>
-      <w:bookmarkStart w:id="113" w:name="_Toc211138173"/>
-      <w:bookmarkStart w:id="114" w:name="_Toc222728680"/>
-      <w:r>
-        <w:t>Abbildunge</w:t>
-      </w:r>
       <w:bookmarkEnd w:id="107"/>
       <w:bookmarkEnd w:id="108"/>
-      <w:r>
-        <w:t>n</w:t>
+    </w:p>
+    <w:p>
+      <w:pPr>
+        <w:rPr>
+          <w:color w:val="0066FF"/>
+        </w:rPr>
+      </w:pPr>
+      <w:r>
+        <w:rPr>
+          <w:color w:val="0066FF"/>
+        </w:rPr>
+        <w:t>(</w:t>
+      </w:r>
+      <w:proofErr w:type="gramStart"/>
+      <w:r>
+        <w:rPr>
+          <w:color w:val="0066FF"/>
+        </w:rPr>
+        <w:t>FV Text</w:t>
+      </w:r>
+      <w:proofErr w:type="gramEnd"/>
+      <w:r>
+        <w:rPr>
+          <w:color w:val="0066FF"/>
+        </w:rPr>
+        <w:t>) Optionaler Abschnitt. Nur verwenden, wenn mehr als 10 verschiedene Tabellen im gesamten Dokument vorkommen.</w:t>
+      </w:r>
+    </w:p>
+    <w:p/>
+    <w:p>
+      <w:pPr>
+        <w:pStyle w:val="berschrift2"/>
+      </w:pPr>
+      <w:bookmarkStart w:id="109" w:name="_Toc210560256"/>
+      <w:bookmarkStart w:id="110" w:name="_Toc210560309"/>
+      <w:bookmarkStart w:id="111" w:name="_Toc211137929"/>
+      <w:bookmarkStart w:id="112" w:name="_Toc84757227"/>
+      <w:bookmarkStart w:id="113" w:name="_Toc84751374"/>
+      <w:bookmarkStart w:id="114" w:name="_Toc84751262"/>
+      <w:bookmarkStart w:id="115" w:name="_Toc211138173"/>
+      <w:bookmarkStart w:id="116" w:name="_Toc222728680"/>
+      <w:r>
+        <w:t>Abbildunge</w:t>
       </w:r>
       <w:bookmarkEnd w:id="109"/>
       <w:bookmarkEnd w:id="110"/>
+      <w:r>
+        <w:t>n</w:t>
+      </w:r>
       <w:bookmarkEnd w:id="111"/>
       <w:bookmarkEnd w:id="112"/>
       <w:bookmarkEnd w:id="113"/>
       <w:bookmarkEnd w:id="114"/>
+      <w:bookmarkEnd w:id="115"/>
+      <w:bookmarkEnd w:id="116"/>
     </w:p>
     <w:p>
       <w:pPr>
@@ -11132,52 +12292,20 @@
       <w:pPr>
         <w:pStyle w:val="berschrift1"/>
       </w:pPr>
-      <w:bookmarkStart w:id="115" w:name="_Toc211138174"/>
-      <w:bookmarkStart w:id="116" w:name="_Toc211137930"/>
-      <w:bookmarkStart w:id="117" w:name="_Toc84751375"/>
-      <w:bookmarkStart w:id="118" w:name="_Toc84751263"/>
-      <w:bookmarkStart w:id="119" w:name="_Ref84675439"/>
-      <w:bookmarkStart w:id="120" w:name="_Toc222728681"/>
+      <w:bookmarkStart w:id="117" w:name="_Toc211138174"/>
+      <w:bookmarkStart w:id="118" w:name="_Toc211137930"/>
+      <w:bookmarkStart w:id="119" w:name="_Toc84751375"/>
+      <w:bookmarkStart w:id="120" w:name="_Toc84751263"/>
+      <w:bookmarkStart w:id="121" w:name="_Ref84675439"/>
+      <w:bookmarkStart w:id="122" w:name="_Toc222728681"/>
       <w:r>
         <w:lastRenderedPageBreak/>
         <w:t>Anhang</w:t>
       </w:r>
-      <w:bookmarkEnd w:id="115"/>
-      <w:bookmarkEnd w:id="116"/>
       <w:bookmarkEnd w:id="117"/>
       <w:bookmarkEnd w:id="118"/>
       <w:bookmarkEnd w:id="119"/>
       <w:bookmarkEnd w:id="120"/>
-    </w:p>
-    <w:p>
-      <w:pPr>
-        <w:pStyle w:val="Text"/>
-        <w:rPr>
-          <w:color w:val="0066FF"/>
-        </w:rPr>
-      </w:pPr>
-      <w:bookmarkStart w:id="121" w:name="_Ref210468443"/>
-      <w:bookmarkStart w:id="122" w:name="_Ref210464602"/>
-      <w:r>
-        <w:rPr>
-          <w:color w:val="0066FF"/>
-        </w:rPr>
-        <w:t>(</w:t>
-      </w:r>
-      <w:proofErr w:type="gramStart"/>
-      <w:r>
-        <w:rPr>
-          <w:color w:val="0066FF"/>
-        </w:rPr>
-        <w:t>FV Text</w:t>
-      </w:r>
-      <w:proofErr w:type="gramEnd"/>
-      <w:r>
-        <w:rPr>
-          <w:color w:val="0066FF"/>
-        </w:rPr>
-        <w:t>) Optionales Kapitel. Hier werden Datenblätter, große Zeichnungen, Skizzen, Bilder, etc. eingefügt, die im Fließtext der vorigen Kapitel nicht eingefügt werden, da sie dort die Übersichtlichkeit bzw. Struktur dieser Kapitel verschlechtern würden.</w:t>
-      </w:r>
       <w:bookmarkEnd w:id="121"/>
       <w:bookmarkEnd w:id="122"/>
     </w:p>
@@ -11188,20 +12316,52 @@
           <w:color w:val="0066FF"/>
         </w:rPr>
       </w:pPr>
-    </w:p>
-    <w:p>
-      <w:pPr>
-        <w:pStyle w:val="Text"/>
-        <w:rPr>
-          <w:color w:val="0066FF"/>
-        </w:rPr>
-      </w:pPr>
-    </w:p>
-    <w:p>
-      <w:pPr>
-        <w:pStyle w:val="Text"/>
-        <w:rPr>
-          <w:lang w:val="en-GB"/>
+      <w:bookmarkStart w:id="123" w:name="_Ref210468443"/>
+      <w:bookmarkStart w:id="124" w:name="_Ref210464602"/>
+      <w:r>
+        <w:rPr>
+          <w:color w:val="0066FF"/>
+        </w:rPr>
+        <w:t>(</w:t>
+      </w:r>
+      <w:proofErr w:type="gramStart"/>
+      <w:r>
+        <w:rPr>
+          <w:color w:val="0066FF"/>
+        </w:rPr>
+        <w:t>FV Text</w:t>
+      </w:r>
+      <w:proofErr w:type="gramEnd"/>
+      <w:r>
+        <w:rPr>
+          <w:color w:val="0066FF"/>
+        </w:rPr>
+        <w:t>) Optionales Kapitel. Hier werden Datenblätter, große Zeichnungen, Skizzen, Bilder, etc. eingefügt, die im Fließtext der vorigen Kapitel nicht eingefügt werden, da sie dort die Übersichtlichkeit bzw. Struktur dieser Kapitel verschlechtern würden.</w:t>
+      </w:r>
+      <w:bookmarkEnd w:id="123"/>
+      <w:bookmarkEnd w:id="124"/>
+    </w:p>
+    <w:p>
+      <w:pPr>
+        <w:pStyle w:val="Text"/>
+        <w:rPr>
+          <w:color w:val="0066FF"/>
+        </w:rPr>
+      </w:pPr>
+    </w:p>
+    <w:p>
+      <w:pPr>
+        <w:pStyle w:val="Text"/>
+        <w:rPr>
+          <w:color w:val="0066FF"/>
+        </w:rPr>
+      </w:pPr>
+    </w:p>
+    <w:p>
+      <w:pPr>
+        <w:pStyle w:val="Text"/>
+        <w:rPr>
+          <w:lang w:val="de-AT"/>
         </w:rPr>
       </w:pPr>
     </w:p>
@@ -11292,7 +12452,7 @@
       </w:r>
     </w:p>
   </w:comment>
-  <w:comment w:id="49" w:author="GRANEGGER Felix, SchülerIn" w:date="2026-02-18T20:29:00Z" w:initials="FG">
+  <w:comment w:id="49" w:author="GRANEGGER Felix, SchülerIn" w:date="2026-02-26T17:00:00Z" w:initials="FG">
     <w:p>
       <w:pPr>
         <w:pStyle w:val="Kommentartext"/>
@@ -11304,12 +12464,14 @@
         </w:rPr>
         <w:annotationRef/>
       </w:r>
-      <w:r>
-        <w:rPr>
-          <w:lang w:val="de-AT"/>
-        </w:rPr>
-        <w:t>Vielleicht unnötig</w:t>
-      </w:r>
+      <w:hyperlink r:id="rId1" w:history="1">
+        <w:r>
+          <w:rPr>
+            <w:rStyle w:val="Hyperlink"/>
+          </w:rPr>
+          <w:t>https://docs.luxonis.com/hardware/products/OAK-D%20S2</w:t>
+        </w:r>
+      </w:hyperlink>
     </w:p>
   </w:comment>
   <w:comment w:id="50" w:author="GRANEGGER Felix, SchülerIn" w:date="2026-02-07T10:10:00Z" w:initials="FG">
@@ -11324,7 +12486,7 @@
         </w:rPr>
         <w:annotationRef/>
       </w:r>
-      <w:hyperlink r:id="rId1" w:history="1">
+      <w:hyperlink r:id="rId2" w:history="1">
         <w:r>
           <w:rPr>
             <w:rStyle w:val="Hyperlink"/>
@@ -11341,7 +12503,7 @@
       <w:r>
         <w:br/>
       </w:r>
-      <w:hyperlink r:id="rId2" w:history="1">
+      <w:hyperlink r:id="rId3" w:history="1">
         <w:r>
           <w:rPr>
             <w:rStyle w:val="Hyperlink"/>
@@ -11367,7 +12529,7 @@
         <w:pStyle w:val="Kommentartext"/>
         <w:jc w:val="left"/>
       </w:pPr>
-      <w:hyperlink r:id="rId3" w:history="1">
+      <w:hyperlink r:id="rId4" w:history="1">
         <w:r>
           <w:rPr>
             <w:rStyle w:val="Hyperlink"/>
@@ -11377,7 +12539,7 @@
       </w:hyperlink>
     </w:p>
   </w:comment>
-  <w:comment w:id="52" w:author="GRANEGGER Felix, SchülerIn" w:date="2026-02-07T10:01:00Z" w:initials="FG">
+  <w:comment w:id="51" w:author="GRANEGGER Felix, SchülerIn" w:date="2026-02-26T17:28:00Z" w:initials="FG">
     <w:p>
       <w:pPr>
         <w:pStyle w:val="Kommentartext"/>
@@ -11389,7 +12551,47 @@
         </w:rPr>
         <w:annotationRef/>
       </w:r>
-      <w:hyperlink r:id="rId4" w:history="1">
+      <w:r>
+        <w:rPr>
+          <w:lang w:val="de-AT"/>
+        </w:rPr>
+        <w:t>Muss überarbeitet werden KI</w:t>
+      </w:r>
+    </w:p>
+  </w:comment>
+  <w:comment w:id="53" w:author="GRANEGGER Felix, SchülerIn" w:date="2026-02-26T17:39:00Z" w:initials="FG">
+    <w:p>
+      <w:pPr>
+        <w:pStyle w:val="Kommentartext"/>
+        <w:jc w:val="left"/>
+      </w:pPr>
+      <w:r>
+        <w:rPr>
+          <w:rStyle w:val="Kommentarzeichen"/>
+        </w:rPr>
+        <w:annotationRef/>
+      </w:r>
+      <w:r>
+        <w:rPr>
+          <w:lang w:val="de-AT"/>
+        </w:rPr>
+        <w:t>Kontrolle</w:t>
+      </w:r>
+    </w:p>
+  </w:comment>
+  <w:comment w:id="54" w:author="GRANEGGER Felix, SchülerIn" w:date="2026-02-07T10:01:00Z" w:initials="FG">
+    <w:p>
+      <w:pPr>
+        <w:pStyle w:val="Kommentartext"/>
+        <w:jc w:val="left"/>
+      </w:pPr>
+      <w:r>
+        <w:rPr>
+          <w:rStyle w:val="Kommentarzeichen"/>
+        </w:rPr>
+        <w:annotationRef/>
+      </w:r>
+      <w:hyperlink r:id="rId5" w:history="1">
         <w:r>
           <w:rPr>
             <w:rStyle w:val="Hyperlink"/>
@@ -11399,7 +12601,7 @@
       </w:hyperlink>
     </w:p>
   </w:comment>
-  <w:comment w:id="53" w:author="GRANEGGER Felix, SchülerIn" w:date="2026-02-18T20:44:00Z" w:initials="FG">
+  <w:comment w:id="55" w:author="GRANEGGER Felix, SchülerIn" w:date="2026-02-18T20:44:00Z" w:initials="FG">
     <w:p>
       <w:pPr>
         <w:pStyle w:val="Kommentartext"/>
@@ -11421,7 +12623,7 @@
       </w:r>
     </w:p>
   </w:comment>
-  <w:comment w:id="55" w:author="GRANEGGER Felix, SchülerIn" w:date="2026-02-18T20:53:00Z" w:initials="FG">
+  <w:comment w:id="57" w:author="GRANEGGER Felix, SchülerIn" w:date="2026-02-18T20:53:00Z" w:initials="FG">
     <w:p>
       <w:pPr>
         <w:pStyle w:val="Kommentartext"/>
@@ -11441,7 +12643,7 @@
       </w:r>
     </w:p>
   </w:comment>
-  <w:comment w:id="57" w:author="GRANEGGER Felix, SchülerIn" w:date="2026-02-18T20:53:00Z" w:initials="FG">
+  <w:comment w:id="59" w:author="GRANEGGER Felix, SchülerIn" w:date="2026-02-18T20:53:00Z" w:initials="FG">
     <w:p>
       <w:pPr>
         <w:pStyle w:val="Kommentartext"/>
@@ -11467,8 +12669,10 @@
 <file path=word/commentsExtended.xml><?xml version="1.0" encoding="utf-8"?>
 <w15:commentsEx xmlns:wpc="http://schemas.microsoft.com/office/word/2010/wordprocessingCanvas" xmlns:cx="http://schemas.microsoft.com/office/drawing/2014/chartex" xmlns:cx1="http://schemas.microsoft.com/office/drawing/2015/9/8/chartex" xmlns:cx2="http://schemas.microsoft.com/office/drawing/2015/10/21/chartex" xmlns:cx3="http://schemas.microsoft.com/office/drawing/2016/5/9/chartex" xmlns:cx4="http://schemas.microsoft.com/office/drawing/2016/5/10/chartex" xmlns:cx5="http://schemas.microsoft.com/office/drawing/2016/5/11/chartex" xmlns:cx6="http://schemas.microsoft.com/office/drawing/2016/5/12/chartex" xmlns:cx7="http://schemas.microsoft.com/office/drawing/2016/5/13/chartex" xmlns:cx8="http://schemas.microsoft.com/office/drawing/2016/5/14/chartex" xmlns:mc="http://schemas.openxmlformats.org/markup-compatibility/2006" xmlns:aink="http://schemas.microsoft.com/office/drawing/2016/ink" xmlns:am3d="http://schemas.microsoft.com/office/drawing/2017/model3d" xmlns:o="urn:schemas-microsoft-com:office:office" xmlns:oel="http://schemas.microsoft.com/office/2019/extlst" xmlns:r="http://schemas.openxmlformats.org/officeDocument/2006/relationships" xmlns:m="http://schemas.openxmlformats.org/officeDocument/2006/math" xmlns:v="urn:schemas-microsoft-com:vml" xmlns:wp14="http://schemas.microsoft.com/office/word/2010/wordprocessingDrawing" xmlns:wp="http://schemas.openxmlformats.org/drawingml/2006/wordprocessingDrawing" xmlns:w10="urn:schemas-microsoft-com:office:word" xmlns:w="http://schemas.openxmlformats.org/wordprocessingml/2006/main" xmlns:w14="http://schemas.microsoft.com/office/word/2010/wordml" xmlns:w15="http://schemas.microsoft.com/office/word/2012/wordml" xmlns:w16cex="http://schemas.microsoft.com/office/word/2018/wordml/cex" xmlns:w16cid="http://schemas.microsoft.com/office/word/2016/wordml/cid" xmlns:w16="http://schemas.microsoft.com/office/word/2018/wordml" xmlns:w16du="http://schemas.microsoft.com/office/word/2023/wordml/word16du" xmlns:w16sdtdh="http://schemas.microsoft.com/office/word/2020/wordml/sdtdatahash" xmlns:w16sdtfl="http://schemas.microsoft.com/office/word/2024/wordml/sdtformatlock" xmlns:w16se="http://schemas.microsoft.com/office/word/2015/wordml/symex" xmlns:wpg="http://schemas.microsoft.com/office/word/2010/wordprocessingGroup" xmlns:wpi="http://schemas.microsoft.com/office/word/2010/wordprocessingInk" xmlns:wne="http://schemas.microsoft.com/office/word/2006/wordml" xmlns:wps="http://schemas.microsoft.com/office/word/2010/wordprocessingShape" mc:Ignorable="w14 w15 w16se w16cid w16 w16cex w16sdtdh w16sdtfl w16du wp14">
   <w15:commentEx w15:paraId="175C2077" w15:done="0"/>
-  <w15:commentEx w15:paraId="27BE2ACC" w15:done="0"/>
+  <w15:commentEx w15:paraId="493BC47F" w15:done="0"/>
   <w15:commentEx w15:paraId="69C786DA" w15:done="0"/>
+  <w15:commentEx w15:paraId="7E89DC86" w15:done="0"/>
+  <w15:commentEx w15:paraId="133E5E1E" w15:done="0"/>
   <w15:commentEx w15:paraId="4BEC553D" w15:done="0"/>
   <w15:commentEx w15:paraId="063CF687" w15:done="0"/>
   <w15:commentEx w15:paraId="43C01025" w15:done="0"/>
@@ -11479,8 +12683,10 @@
 <file path=word/commentsExtensible.xml><?xml version="1.0" encoding="utf-8"?>
 <w16cex:commentsExtensible xmlns:wpc="http://schemas.microsoft.com/office/word/2010/wordprocessingCanvas" xmlns:cx="http://schemas.microsoft.com/office/drawing/2014/chartex" xmlns:cx1="http://schemas.microsoft.com/office/drawing/2015/9/8/chartex" xmlns:cx2="http://schemas.microsoft.com/office/drawing/2015/10/21/chartex" xmlns:cx3="http://schemas.microsoft.com/office/drawing/2016/5/9/chartex" xmlns:cx4="http://schemas.microsoft.com/office/drawing/2016/5/10/chartex" xmlns:cx5="http://schemas.microsoft.com/office/drawing/2016/5/11/chartex" xmlns:cx6="http://schemas.microsoft.com/office/drawing/2016/5/12/chartex" xmlns:cx7="http://schemas.microsoft.com/office/drawing/2016/5/13/chartex" xmlns:cx8="http://schemas.microsoft.com/office/drawing/2016/5/14/chartex" xmlns:cr="http://schemas.microsoft.com/office/comments/2020/reactions" xmlns:mc="http://schemas.openxmlformats.org/markup-compatibility/2006" xmlns:aink="http://schemas.microsoft.com/office/drawing/2016/ink" xmlns:am3d="http://schemas.microsoft.com/office/drawing/2017/model3d" xmlns:o="urn:schemas-microsoft-com:office:office" xmlns:oel="http://schemas.microsoft.com/office/2019/extlst" xmlns:r="http://schemas.openxmlformats.org/officeDocument/2006/relationships" xmlns:m="http://schemas.openxmlformats.org/officeDocument/2006/math" xmlns:v="urn:schemas-microsoft-com:vml" xmlns:wp14="http://schemas.microsoft.com/office/word/2010/wordprocessingDrawing" xmlns:wp="http://schemas.openxmlformats.org/drawingml/2006/wordprocessingDrawing" xmlns:w10="urn:schemas-microsoft-com:office:word" xmlns:w="http://schemas.openxmlformats.org/wordprocessingml/2006/main" xmlns:w14="http://schemas.microsoft.com/office/word/2010/wordml" xmlns:w15="http://schemas.microsoft.com/office/word/2012/wordml" xmlns:w16cex="http://schemas.microsoft.com/office/word/2018/wordml/cex" xmlns:w16cid="http://schemas.microsoft.com/office/word/2016/wordml/cid" xmlns:w16="http://schemas.microsoft.com/office/word/2018/wordml" xmlns:w16du="http://schemas.microsoft.com/office/word/2023/wordml/word16du" xmlns:w16sdtdh="http://schemas.microsoft.com/office/word/2020/wordml/sdtdatahash" xmlns:w16sdtfl="http://schemas.microsoft.com/office/word/2024/wordml/sdtformatlock" xmlns:w16se="http://schemas.microsoft.com/office/word/2015/wordml/symex" xmlns:wpg="http://schemas.microsoft.com/office/word/2010/wordprocessingGroup" xmlns:wpi="http://schemas.microsoft.com/office/word/2010/wordprocessingInk" xmlns:wne="http://schemas.microsoft.com/office/word/2006/wordml" xmlns:wps="http://schemas.microsoft.com/office/word/2010/wordprocessingShape" mc:Ignorable="w14 w15 w16se w16cid w16 w16cex w16sdtdh w16sdtfl cr w16du wp14">
   <w16cex:commentExtensible w16cex:durableId="690105D3" w16cex:dateUtc="2026-02-18T20:00:00Z"/>
-  <w16cex:commentExtensible w16cex:durableId="522987CD" w16cex:dateUtc="2026-02-18T19:29:00Z"/>
+  <w16cex:commentExtensible w16cex:durableId="413DAE3A" w16cex:dateUtc="2026-02-26T16:00:00Z"/>
   <w16cex:commentExtensible w16cex:durableId="693A552F" w16cex:dateUtc="2026-02-07T09:10:00Z"/>
+  <w16cex:commentExtensible w16cex:durableId="78F55454" w16cex:dateUtc="2026-02-26T16:28:00Z"/>
+  <w16cex:commentExtensible w16cex:durableId="18280428" w16cex:dateUtc="2026-02-26T16:39:00Z"/>
   <w16cex:commentExtensible w16cex:durableId="3487A857" w16cex:dateUtc="2026-02-07T09:01:00Z"/>
   <w16cex:commentExtensible w16cex:durableId="0B36FA17" w16cex:dateUtc="2026-02-18T19:44:00Z"/>
   <w16cex:commentExtensible w16cex:durableId="48BA235E" w16cex:dateUtc="2026-02-18T19:53:00Z"/>
@@ -11491,8 +12697,10 @@
 <file path=word/commentsIds.xml><?xml version="1.0" encoding="utf-8"?>
 <w16cid:commentsIds xmlns:wpc="http://schemas.microsoft.com/office/word/2010/wordprocessingCanvas" xmlns:cx="http://schemas.microsoft.com/office/drawing/2014/chartex" xmlns:cx1="http://schemas.microsoft.com/office/drawing/2015/9/8/chartex" xmlns:cx2="http://schemas.microsoft.com/office/drawing/2015/10/21/chartex" xmlns:cx3="http://schemas.microsoft.com/office/drawing/2016/5/9/chartex" xmlns:cx4="http://schemas.microsoft.com/office/drawing/2016/5/10/chartex" xmlns:cx5="http://schemas.microsoft.com/office/drawing/2016/5/11/chartex" xmlns:cx6="http://schemas.microsoft.com/office/drawing/2016/5/12/chartex" xmlns:cx7="http://schemas.microsoft.com/office/drawing/2016/5/13/chartex" xmlns:cx8="http://schemas.microsoft.com/office/drawing/2016/5/14/chartex" xmlns:mc="http://schemas.openxmlformats.org/markup-compatibility/2006" xmlns:aink="http://schemas.microsoft.com/office/drawing/2016/ink" xmlns:am3d="http://schemas.microsoft.com/office/drawing/2017/model3d" xmlns:o="urn:schemas-microsoft-com:office:office" xmlns:oel="http://schemas.microsoft.com/office/2019/extlst" xmlns:r="http://schemas.openxmlformats.org/officeDocument/2006/relationships" xmlns:m="http://schemas.openxmlformats.org/officeDocument/2006/math" xmlns:v="urn:schemas-microsoft-com:vml" xmlns:wp14="http://schemas.microsoft.com/office/word/2010/wordprocessingDrawing" xmlns:wp="http://schemas.openxmlformats.org/drawingml/2006/wordprocessingDrawing" xmlns:w10="urn:schemas-microsoft-com:office:word" xmlns:w="http://schemas.openxmlformats.org/wordprocessingml/2006/main" xmlns:w14="http://schemas.microsoft.com/office/word/2010/wordml" xmlns:w15="http://schemas.microsoft.com/office/word/2012/wordml" xmlns:w16cex="http://schemas.microsoft.com/office/word/2018/wordml/cex" xmlns:w16cid="http://schemas.microsoft.com/office/word/2016/wordml/cid" xmlns:w16="http://schemas.microsoft.com/office/word/2018/wordml" xmlns:w16du="http://schemas.microsoft.com/office/word/2023/wordml/word16du" xmlns:w16sdtdh="http://schemas.microsoft.com/office/word/2020/wordml/sdtdatahash" xmlns:w16sdtfl="http://schemas.microsoft.com/office/word/2024/wordml/sdtformatlock" xmlns:w16se="http://schemas.microsoft.com/office/word/2015/wordml/symex" xmlns:wpg="http://schemas.microsoft.com/office/word/2010/wordprocessingGroup" xmlns:wpi="http://schemas.microsoft.com/office/word/2010/wordprocessingInk" xmlns:wne="http://schemas.microsoft.com/office/word/2006/wordml" xmlns:wps="http://schemas.microsoft.com/office/word/2010/wordprocessingShape" mc:Ignorable="w14 w15 w16se w16cid w16 w16cex w16sdtdh w16sdtfl w16du wp14">
   <w16cid:commentId w16cid:paraId="175C2077" w16cid:durableId="690105D3"/>
-  <w16cid:commentId w16cid:paraId="27BE2ACC" w16cid:durableId="522987CD"/>
+  <w16cid:commentId w16cid:paraId="493BC47F" w16cid:durableId="413DAE3A"/>
   <w16cid:commentId w16cid:paraId="69C786DA" w16cid:durableId="693A552F"/>
+  <w16cid:commentId w16cid:paraId="7E89DC86" w16cid:durableId="78F55454"/>
+  <w16cid:commentId w16cid:paraId="133E5E1E" w16cid:durableId="18280428"/>
   <w16cid:commentId w16cid:paraId="4BEC553D" w16cid:durableId="3487A857"/>
   <w16cid:commentId w16cid:paraId="063CF687" w16cid:durableId="0B36FA17"/>
   <w16cid:commentId w16cid:paraId="43C01025" w16cid:durableId="48BA235E"/>
@@ -14554,6 +15762,119 @@
     </w:lvl>
   </w:abstractNum>
   <w:abstractNum w:abstractNumId="14" w15:restartNumberingAfterBreak="0">
+    <w:nsid w:val="2E1B6EF7"/>
+    <w:multiLevelType w:val="hybridMultilevel"/>
+    <w:tmpl w:val="9C3AE9FC"/>
+    <w:lvl w:ilvl="0" w:tplc="0C070001">
+      <w:start w:val="1"/>
+      <w:numFmt w:val="bullet"/>
+      <w:lvlText w:val=""/>
+      <w:lvlJc w:val="left"/>
+      <w:pPr>
+        <w:ind w:left="720" w:hanging="360"/>
+      </w:pPr>
+      <w:rPr>
+        <w:rFonts w:ascii="Symbol" w:hAnsi="Symbol" w:hint="default"/>
+      </w:rPr>
+    </w:lvl>
+    <w:lvl w:ilvl="1" w:tplc="0C070003" w:tentative="1">
+      <w:start w:val="1"/>
+      <w:numFmt w:val="bullet"/>
+      <w:lvlText w:val="o"/>
+      <w:lvlJc w:val="left"/>
+      <w:pPr>
+        <w:ind w:left="1440" w:hanging="360"/>
+      </w:pPr>
+      <w:rPr>
+        <w:rFonts w:ascii="Courier New" w:hAnsi="Courier New" w:cs="Courier New" w:hint="default"/>
+      </w:rPr>
+    </w:lvl>
+    <w:lvl w:ilvl="2" w:tplc="0C070005" w:tentative="1">
+      <w:start w:val="1"/>
+      <w:numFmt w:val="bullet"/>
+      <w:lvlText w:val=""/>
+      <w:lvlJc w:val="left"/>
+      <w:pPr>
+        <w:ind w:left="2160" w:hanging="360"/>
+      </w:pPr>
+      <w:rPr>
+        <w:rFonts w:ascii="Wingdings" w:hAnsi="Wingdings" w:hint="default"/>
+      </w:rPr>
+    </w:lvl>
+    <w:lvl w:ilvl="3" w:tplc="0C070001" w:tentative="1">
+      <w:start w:val="1"/>
+      <w:numFmt w:val="bullet"/>
+      <w:lvlText w:val=""/>
+      <w:lvlJc w:val="left"/>
+      <w:pPr>
+        <w:ind w:left="2880" w:hanging="360"/>
+      </w:pPr>
+      <w:rPr>
+        <w:rFonts w:ascii="Symbol" w:hAnsi="Symbol" w:hint="default"/>
+      </w:rPr>
+    </w:lvl>
+    <w:lvl w:ilvl="4" w:tplc="0C070003" w:tentative="1">
+      <w:start w:val="1"/>
+      <w:numFmt w:val="bullet"/>
+      <w:lvlText w:val="o"/>
+      <w:lvlJc w:val="left"/>
+      <w:pPr>
+        <w:ind w:left="3600" w:hanging="360"/>
+      </w:pPr>
+      <w:rPr>
+        <w:rFonts w:ascii="Courier New" w:hAnsi="Courier New" w:cs="Courier New" w:hint="default"/>
+      </w:rPr>
+    </w:lvl>
+    <w:lvl w:ilvl="5" w:tplc="0C070005" w:tentative="1">
+      <w:start w:val="1"/>
+      <w:numFmt w:val="bullet"/>
+      <w:lvlText w:val=""/>
+      <w:lvlJc w:val="left"/>
+      <w:pPr>
+        <w:ind w:left="4320" w:hanging="360"/>
+      </w:pPr>
+      <w:rPr>
+        <w:rFonts w:ascii="Wingdings" w:hAnsi="Wingdings" w:hint="default"/>
+      </w:rPr>
+    </w:lvl>
+    <w:lvl w:ilvl="6" w:tplc="0C070001" w:tentative="1">
+      <w:start w:val="1"/>
+      <w:numFmt w:val="bullet"/>
+      <w:lvlText w:val=""/>
+      <w:lvlJc w:val="left"/>
+      <w:pPr>
+        <w:ind w:left="5040" w:hanging="360"/>
+      </w:pPr>
+      <w:rPr>
+        <w:rFonts w:ascii="Symbol" w:hAnsi="Symbol" w:hint="default"/>
+      </w:rPr>
+    </w:lvl>
+    <w:lvl w:ilvl="7" w:tplc="0C070003" w:tentative="1">
+      <w:start w:val="1"/>
+      <w:numFmt w:val="bullet"/>
+      <w:lvlText w:val="o"/>
+      <w:lvlJc w:val="left"/>
+      <w:pPr>
+        <w:ind w:left="5760" w:hanging="360"/>
+      </w:pPr>
+      <w:rPr>
+        <w:rFonts w:ascii="Courier New" w:hAnsi="Courier New" w:cs="Courier New" w:hint="default"/>
+      </w:rPr>
+    </w:lvl>
+    <w:lvl w:ilvl="8" w:tplc="0C070005" w:tentative="1">
+      <w:start w:val="1"/>
+      <w:numFmt w:val="bullet"/>
+      <w:lvlText w:val=""/>
+      <w:lvlJc w:val="left"/>
+      <w:pPr>
+        <w:ind w:left="6480" w:hanging="360"/>
+      </w:pPr>
+      <w:rPr>
+        <w:rFonts w:ascii="Wingdings" w:hAnsi="Wingdings" w:hint="default"/>
+      </w:rPr>
+    </w:lvl>
+  </w:abstractNum>
+  <w:abstractNum w:abstractNumId="15" w15:restartNumberingAfterBreak="0">
     <w:nsid w:val="30C22CBE"/>
     <w:multiLevelType w:val="multilevel"/>
     <w:tmpl w:val="4094D450"/>
@@ -14702,7 +16023,7 @@
       </w:rPr>
     </w:lvl>
   </w:abstractNum>
-  <w:abstractNum w:abstractNumId="15" w15:restartNumberingAfterBreak="0">
+  <w:abstractNum w:abstractNumId="16" w15:restartNumberingAfterBreak="0">
     <w:nsid w:val="30EA4759"/>
     <w:multiLevelType w:val="multilevel"/>
     <w:tmpl w:val="D31E9D38"/>
@@ -14851,7 +16172,7 @@
       </w:rPr>
     </w:lvl>
   </w:abstractNum>
-  <w:abstractNum w:abstractNumId="16" w15:restartNumberingAfterBreak="0">
+  <w:abstractNum w:abstractNumId="17" w15:restartNumberingAfterBreak="0">
     <w:nsid w:val="313914E0"/>
     <w:multiLevelType w:val="multilevel"/>
     <w:tmpl w:val="33CEEAD8"/>
@@ -15000,7 +16321,7 @@
       </w:rPr>
     </w:lvl>
   </w:abstractNum>
-  <w:abstractNum w:abstractNumId="17" w15:restartNumberingAfterBreak="0">
+  <w:abstractNum w:abstractNumId="18" w15:restartNumberingAfterBreak="0">
     <w:nsid w:val="323964BC"/>
     <w:multiLevelType w:val="multilevel"/>
     <w:tmpl w:val="75E682C0"/>
@@ -15114,7 +16435,7 @@
       </w:pPr>
     </w:lvl>
   </w:abstractNum>
-  <w:abstractNum w:abstractNumId="18" w15:restartNumberingAfterBreak="0">
+  <w:abstractNum w:abstractNumId="19" w15:restartNumberingAfterBreak="0">
     <w:nsid w:val="39025347"/>
     <w:multiLevelType w:val="multilevel"/>
     <w:tmpl w:val="31F83E7A"/>
@@ -15263,7 +16584,7 @@
       </w:rPr>
     </w:lvl>
   </w:abstractNum>
-  <w:abstractNum w:abstractNumId="19" w15:restartNumberingAfterBreak="0">
+  <w:abstractNum w:abstractNumId="20" w15:restartNumberingAfterBreak="0">
     <w:nsid w:val="3AA758A0"/>
     <w:multiLevelType w:val="hybridMultilevel"/>
     <w:tmpl w:val="70085ABA"/>
@@ -15376,7 +16697,7 @@
       </w:rPr>
     </w:lvl>
   </w:abstractNum>
-  <w:abstractNum w:abstractNumId="20" w15:restartNumberingAfterBreak="0">
+  <w:abstractNum w:abstractNumId="21" w15:restartNumberingAfterBreak="0">
     <w:nsid w:val="3E963E16"/>
     <w:multiLevelType w:val="multilevel"/>
     <w:tmpl w:val="3B685D2C"/>
@@ -15525,7 +16846,156 @@
       </w:rPr>
     </w:lvl>
   </w:abstractNum>
-  <w:abstractNum w:abstractNumId="21" w15:restartNumberingAfterBreak="0">
+  <w:abstractNum w:abstractNumId="22" w15:restartNumberingAfterBreak="0">
+    <w:nsid w:val="3FE02D2E"/>
+    <w:multiLevelType w:val="multilevel"/>
+    <w:tmpl w:val="D618E11A"/>
+    <w:lvl w:ilvl="0">
+      <w:start w:val="1"/>
+      <w:numFmt w:val="bullet"/>
+      <w:lvlText w:val=""/>
+      <w:lvlJc w:val="left"/>
+      <w:pPr>
+        <w:tabs>
+          <w:tab w:val="num" w:pos="720"/>
+        </w:tabs>
+        <w:ind w:left="720" w:hanging="360"/>
+      </w:pPr>
+      <w:rPr>
+        <w:rFonts w:ascii="Symbol" w:hAnsi="Symbol" w:hint="default"/>
+        <w:sz w:val="20"/>
+      </w:rPr>
+    </w:lvl>
+    <w:lvl w:ilvl="1" w:tentative="1">
+      <w:start w:val="1"/>
+      <w:numFmt w:val="bullet"/>
+      <w:lvlText w:val=""/>
+      <w:lvlJc w:val="left"/>
+      <w:pPr>
+        <w:tabs>
+          <w:tab w:val="num" w:pos="1440"/>
+        </w:tabs>
+        <w:ind w:left="1440" w:hanging="360"/>
+      </w:pPr>
+      <w:rPr>
+        <w:rFonts w:ascii="Symbol" w:hAnsi="Symbol" w:hint="default"/>
+        <w:sz w:val="20"/>
+      </w:rPr>
+    </w:lvl>
+    <w:lvl w:ilvl="2" w:tentative="1">
+      <w:start w:val="1"/>
+      <w:numFmt w:val="bullet"/>
+      <w:lvlText w:val=""/>
+      <w:lvlJc w:val="left"/>
+      <w:pPr>
+        <w:tabs>
+          <w:tab w:val="num" w:pos="2160"/>
+        </w:tabs>
+        <w:ind w:left="2160" w:hanging="360"/>
+      </w:pPr>
+      <w:rPr>
+        <w:rFonts w:ascii="Symbol" w:hAnsi="Symbol" w:hint="default"/>
+        <w:sz w:val="20"/>
+      </w:rPr>
+    </w:lvl>
+    <w:lvl w:ilvl="3" w:tentative="1">
+      <w:start w:val="1"/>
+      <w:numFmt w:val="bullet"/>
+      <w:lvlText w:val=""/>
+      <w:lvlJc w:val="left"/>
+      <w:pPr>
+        <w:tabs>
+          <w:tab w:val="num" w:pos="2880"/>
+        </w:tabs>
+        <w:ind w:left="2880" w:hanging="360"/>
+      </w:pPr>
+      <w:rPr>
+        <w:rFonts w:ascii="Symbol" w:hAnsi="Symbol" w:hint="default"/>
+        <w:sz w:val="20"/>
+      </w:rPr>
+    </w:lvl>
+    <w:lvl w:ilvl="4" w:tentative="1">
+      <w:start w:val="1"/>
+      <w:numFmt w:val="bullet"/>
+      <w:lvlText w:val=""/>
+      <w:lvlJc w:val="left"/>
+      <w:pPr>
+        <w:tabs>
+          <w:tab w:val="num" w:pos="3600"/>
+        </w:tabs>
+        <w:ind w:left="3600" w:hanging="360"/>
+      </w:pPr>
+      <w:rPr>
+        <w:rFonts w:ascii="Symbol" w:hAnsi="Symbol" w:hint="default"/>
+        <w:sz w:val="20"/>
+      </w:rPr>
+    </w:lvl>
+    <w:lvl w:ilvl="5" w:tentative="1">
+      <w:start w:val="1"/>
+      <w:numFmt w:val="bullet"/>
+      <w:lvlText w:val=""/>
+      <w:lvlJc w:val="left"/>
+      <w:pPr>
+        <w:tabs>
+          <w:tab w:val="num" w:pos="4320"/>
+        </w:tabs>
+        <w:ind w:left="4320" w:hanging="360"/>
+      </w:pPr>
+      <w:rPr>
+        <w:rFonts w:ascii="Symbol" w:hAnsi="Symbol" w:hint="default"/>
+        <w:sz w:val="20"/>
+      </w:rPr>
+    </w:lvl>
+    <w:lvl w:ilvl="6" w:tentative="1">
+      <w:start w:val="1"/>
+      <w:numFmt w:val="bullet"/>
+      <w:lvlText w:val=""/>
+      <w:lvlJc w:val="left"/>
+      <w:pPr>
+        <w:tabs>
+          <w:tab w:val="num" w:pos="5040"/>
+        </w:tabs>
+        <w:ind w:left="5040" w:hanging="360"/>
+      </w:pPr>
+      <w:rPr>
+        <w:rFonts w:ascii="Symbol" w:hAnsi="Symbol" w:hint="default"/>
+        <w:sz w:val="20"/>
+      </w:rPr>
+    </w:lvl>
+    <w:lvl w:ilvl="7" w:tentative="1">
+      <w:start w:val="1"/>
+      <w:numFmt w:val="bullet"/>
+      <w:lvlText w:val=""/>
+      <w:lvlJc w:val="left"/>
+      <w:pPr>
+        <w:tabs>
+          <w:tab w:val="num" w:pos="5760"/>
+        </w:tabs>
+        <w:ind w:left="5760" w:hanging="360"/>
+      </w:pPr>
+      <w:rPr>
+        <w:rFonts w:ascii="Symbol" w:hAnsi="Symbol" w:hint="default"/>
+        <w:sz w:val="20"/>
+      </w:rPr>
+    </w:lvl>
+    <w:lvl w:ilvl="8" w:tentative="1">
+      <w:start w:val="1"/>
+      <w:numFmt w:val="bullet"/>
+      <w:lvlText w:val=""/>
+      <w:lvlJc w:val="left"/>
+      <w:pPr>
+        <w:tabs>
+          <w:tab w:val="num" w:pos="6480"/>
+        </w:tabs>
+        <w:ind w:left="6480" w:hanging="360"/>
+      </w:pPr>
+      <w:rPr>
+        <w:rFonts w:ascii="Symbol" w:hAnsi="Symbol" w:hint="default"/>
+        <w:sz w:val="20"/>
+      </w:rPr>
+    </w:lvl>
+  </w:abstractNum>
+  <w:abstractNum w:abstractNumId="23" w15:restartNumberingAfterBreak="0">
     <w:nsid w:val="436E0DC6"/>
     <w:multiLevelType w:val="multilevel"/>
     <w:tmpl w:val="461873D8"/>
@@ -15674,7 +17144,156 @@
       </w:rPr>
     </w:lvl>
   </w:abstractNum>
-  <w:abstractNum w:abstractNumId="22" w15:restartNumberingAfterBreak="0">
+  <w:abstractNum w:abstractNumId="24" w15:restartNumberingAfterBreak="0">
+    <w:nsid w:val="4F424F7C"/>
+    <w:multiLevelType w:val="multilevel"/>
+    <w:tmpl w:val="192E5758"/>
+    <w:lvl w:ilvl="0">
+      <w:start w:val="1"/>
+      <w:numFmt w:val="bullet"/>
+      <w:lvlText w:val=""/>
+      <w:lvlJc w:val="left"/>
+      <w:pPr>
+        <w:tabs>
+          <w:tab w:val="num" w:pos="720"/>
+        </w:tabs>
+        <w:ind w:left="720" w:hanging="360"/>
+      </w:pPr>
+      <w:rPr>
+        <w:rFonts w:ascii="Symbol" w:hAnsi="Symbol" w:hint="default"/>
+        <w:sz w:val="20"/>
+      </w:rPr>
+    </w:lvl>
+    <w:lvl w:ilvl="1" w:tentative="1">
+      <w:start w:val="1"/>
+      <w:numFmt w:val="bullet"/>
+      <w:lvlText w:val="o"/>
+      <w:lvlJc w:val="left"/>
+      <w:pPr>
+        <w:tabs>
+          <w:tab w:val="num" w:pos="1440"/>
+        </w:tabs>
+        <w:ind w:left="1440" w:hanging="360"/>
+      </w:pPr>
+      <w:rPr>
+        <w:rFonts w:ascii="Courier New" w:hAnsi="Courier New" w:hint="default"/>
+        <w:sz w:val="20"/>
+      </w:rPr>
+    </w:lvl>
+    <w:lvl w:ilvl="2" w:tentative="1">
+      <w:start w:val="1"/>
+      <w:numFmt w:val="bullet"/>
+      <w:lvlText w:val=""/>
+      <w:lvlJc w:val="left"/>
+      <w:pPr>
+        <w:tabs>
+          <w:tab w:val="num" w:pos="2160"/>
+        </w:tabs>
+        <w:ind w:left="2160" w:hanging="360"/>
+      </w:pPr>
+      <w:rPr>
+        <w:rFonts w:ascii="Wingdings" w:hAnsi="Wingdings" w:hint="default"/>
+        <w:sz w:val="20"/>
+      </w:rPr>
+    </w:lvl>
+    <w:lvl w:ilvl="3" w:tentative="1">
+      <w:start w:val="1"/>
+      <w:numFmt w:val="bullet"/>
+      <w:lvlText w:val=""/>
+      <w:lvlJc w:val="left"/>
+      <w:pPr>
+        <w:tabs>
+          <w:tab w:val="num" w:pos="2880"/>
+        </w:tabs>
+        <w:ind w:left="2880" w:hanging="360"/>
+      </w:pPr>
+      <w:rPr>
+        <w:rFonts w:ascii="Wingdings" w:hAnsi="Wingdings" w:hint="default"/>
+        <w:sz w:val="20"/>
+      </w:rPr>
+    </w:lvl>
+    <w:lvl w:ilvl="4" w:tentative="1">
+      <w:start w:val="1"/>
+      <w:numFmt w:val="bullet"/>
+      <w:lvlText w:val=""/>
+      <w:lvlJc w:val="left"/>
+      <w:pPr>
+        <w:tabs>
+          <w:tab w:val="num" w:pos="3600"/>
+        </w:tabs>
+        <w:ind w:left="3600" w:hanging="360"/>
+      </w:pPr>
+      <w:rPr>
+        <w:rFonts w:ascii="Wingdings" w:hAnsi="Wingdings" w:hint="default"/>
+        <w:sz w:val="20"/>
+      </w:rPr>
+    </w:lvl>
+    <w:lvl w:ilvl="5" w:tentative="1">
+      <w:start w:val="1"/>
+      <w:numFmt w:val="bullet"/>
+      <w:lvlText w:val=""/>
+      <w:lvlJc w:val="left"/>
+      <w:pPr>
+        <w:tabs>
+          <w:tab w:val="num" w:pos="4320"/>
+        </w:tabs>
+        <w:ind w:left="4320" w:hanging="360"/>
+      </w:pPr>
+      <w:rPr>
+        <w:rFonts w:ascii="Wingdings" w:hAnsi="Wingdings" w:hint="default"/>
+        <w:sz w:val="20"/>
+      </w:rPr>
+    </w:lvl>
+    <w:lvl w:ilvl="6" w:tentative="1">
+      <w:start w:val="1"/>
+      <w:numFmt w:val="bullet"/>
+      <w:lvlText w:val=""/>
+      <w:lvlJc w:val="left"/>
+      <w:pPr>
+        <w:tabs>
+          <w:tab w:val="num" w:pos="5040"/>
+        </w:tabs>
+        <w:ind w:left="5040" w:hanging="360"/>
+      </w:pPr>
+      <w:rPr>
+        <w:rFonts w:ascii="Wingdings" w:hAnsi="Wingdings" w:hint="default"/>
+        <w:sz w:val="20"/>
+      </w:rPr>
+    </w:lvl>
+    <w:lvl w:ilvl="7" w:tentative="1">
+      <w:start w:val="1"/>
+      <w:numFmt w:val="bullet"/>
+      <w:lvlText w:val=""/>
+      <w:lvlJc w:val="left"/>
+      <w:pPr>
+        <w:tabs>
+          <w:tab w:val="num" w:pos="5760"/>
+        </w:tabs>
+        <w:ind w:left="5760" w:hanging="360"/>
+      </w:pPr>
+      <w:rPr>
+        <w:rFonts w:ascii="Wingdings" w:hAnsi="Wingdings" w:hint="default"/>
+        <w:sz w:val="20"/>
+      </w:rPr>
+    </w:lvl>
+    <w:lvl w:ilvl="8" w:tentative="1">
+      <w:start w:val="1"/>
+      <w:numFmt w:val="bullet"/>
+      <w:lvlText w:val=""/>
+      <w:lvlJc w:val="left"/>
+      <w:pPr>
+        <w:tabs>
+          <w:tab w:val="num" w:pos="6480"/>
+        </w:tabs>
+        <w:ind w:left="6480" w:hanging="360"/>
+      </w:pPr>
+      <w:rPr>
+        <w:rFonts w:ascii="Wingdings" w:hAnsi="Wingdings" w:hint="default"/>
+        <w:sz w:val="20"/>
+      </w:rPr>
+    </w:lvl>
+  </w:abstractNum>
+  <w:abstractNum w:abstractNumId="25" w15:restartNumberingAfterBreak="0">
     <w:nsid w:val="509E0DC7"/>
     <w:multiLevelType w:val="hybridMultilevel"/>
     <w:tmpl w:val="5E0EC66E"/>
@@ -15787,7 +17406,7 @@
       </w:rPr>
     </w:lvl>
   </w:abstractNum>
-  <w:abstractNum w:abstractNumId="23" w15:restartNumberingAfterBreak="0">
+  <w:abstractNum w:abstractNumId="26" w15:restartNumberingAfterBreak="0">
     <w:nsid w:val="55A0278F"/>
     <w:multiLevelType w:val="multilevel"/>
     <w:tmpl w:val="AB9C1A34"/>
@@ -15901,7 +17520,7 @@
       </w:pPr>
     </w:lvl>
   </w:abstractNum>
-  <w:abstractNum w:abstractNumId="24" w15:restartNumberingAfterBreak="0">
+  <w:abstractNum w:abstractNumId="27" w15:restartNumberingAfterBreak="0">
     <w:nsid w:val="5D903A8D"/>
     <w:multiLevelType w:val="multilevel"/>
     <w:tmpl w:val="CC102D3C"/>
@@ -16015,7 +17634,7 @@
       </w:pPr>
     </w:lvl>
   </w:abstractNum>
-  <w:abstractNum w:abstractNumId="25" w15:restartNumberingAfterBreak="0">
+  <w:abstractNum w:abstractNumId="28" w15:restartNumberingAfterBreak="0">
     <w:nsid w:val="5EA1005D"/>
     <w:multiLevelType w:val="multilevel"/>
     <w:tmpl w:val="3F6C75F2"/>
@@ -16128,7 +17747,7 @@
       </w:pPr>
     </w:lvl>
   </w:abstractNum>
-  <w:abstractNum w:abstractNumId="26" w15:restartNumberingAfterBreak="0">
+  <w:abstractNum w:abstractNumId="29" w15:restartNumberingAfterBreak="0">
     <w:nsid w:val="5EC5797E"/>
     <w:multiLevelType w:val="multilevel"/>
     <w:tmpl w:val="49023F0A"/>
@@ -16254,7 +17873,7 @@
       </w:pPr>
     </w:lvl>
   </w:abstractNum>
-  <w:abstractNum w:abstractNumId="27" w15:restartNumberingAfterBreak="0">
+  <w:abstractNum w:abstractNumId="30" w15:restartNumberingAfterBreak="0">
     <w:nsid w:val="5F1D23A4"/>
     <w:multiLevelType w:val="multilevel"/>
     <w:tmpl w:val="1CA43AE2"/>
@@ -16403,7 +18022,7 @@
       </w:rPr>
     </w:lvl>
   </w:abstractNum>
-  <w:abstractNum w:abstractNumId="28" w15:restartNumberingAfterBreak="0">
+  <w:abstractNum w:abstractNumId="31" w15:restartNumberingAfterBreak="0">
     <w:nsid w:val="5F69081C"/>
     <w:multiLevelType w:val="multilevel"/>
     <w:tmpl w:val="7DF49EFA"/>
@@ -16552,7 +18171,7 @@
       </w:rPr>
     </w:lvl>
   </w:abstractNum>
-  <w:abstractNum w:abstractNumId="29" w15:restartNumberingAfterBreak="0">
+  <w:abstractNum w:abstractNumId="32" w15:restartNumberingAfterBreak="0">
     <w:nsid w:val="665D4CBB"/>
     <w:multiLevelType w:val="multilevel"/>
     <w:tmpl w:val="E60CE398"/>
@@ -16669,7 +18288,7 @@
       </w:pPr>
     </w:lvl>
   </w:abstractNum>
-  <w:abstractNum w:abstractNumId="30" w15:restartNumberingAfterBreak="0">
+  <w:abstractNum w:abstractNumId="33" w15:restartNumberingAfterBreak="0">
     <w:nsid w:val="69DA26B3"/>
     <w:multiLevelType w:val="hybridMultilevel"/>
     <w:tmpl w:val="C6FA130E"/>
@@ -16782,7 +18401,7 @@
       </w:rPr>
     </w:lvl>
   </w:abstractNum>
-  <w:abstractNum w:abstractNumId="31" w15:restartNumberingAfterBreak="0">
+  <w:abstractNum w:abstractNumId="34" w15:restartNumberingAfterBreak="0">
     <w:nsid w:val="6EBC7844"/>
     <w:multiLevelType w:val="multilevel"/>
     <w:tmpl w:val="36EC8B8C"/>
@@ -16931,7 +18550,7 @@
       </w:rPr>
     </w:lvl>
   </w:abstractNum>
-  <w:abstractNum w:abstractNumId="32" w15:restartNumberingAfterBreak="0">
+  <w:abstractNum w:abstractNumId="35" w15:restartNumberingAfterBreak="0">
     <w:nsid w:val="719B250E"/>
     <w:multiLevelType w:val="multilevel"/>
     <w:tmpl w:val="8334D66A"/>
@@ -17071,7 +18690,7 @@
       </w:rPr>
     </w:lvl>
   </w:abstractNum>
-  <w:abstractNum w:abstractNumId="33" w15:restartNumberingAfterBreak="0">
+  <w:abstractNum w:abstractNumId="36" w15:restartNumberingAfterBreak="0">
     <w:nsid w:val="75A17E70"/>
     <w:multiLevelType w:val="multilevel"/>
     <w:tmpl w:val="C534194C"/>
@@ -17220,7 +18839,7 @@
       </w:rPr>
     </w:lvl>
   </w:abstractNum>
-  <w:abstractNum w:abstractNumId="34" w15:restartNumberingAfterBreak="0">
+  <w:abstractNum w:abstractNumId="37" w15:restartNumberingAfterBreak="0">
     <w:nsid w:val="78117A9A"/>
     <w:multiLevelType w:val="multilevel"/>
     <w:tmpl w:val="5B706B8C"/>
@@ -17369,7 +18988,7 @@
       </w:rPr>
     </w:lvl>
   </w:abstractNum>
-  <w:abstractNum w:abstractNumId="35" w15:restartNumberingAfterBreak="0">
+  <w:abstractNum w:abstractNumId="38" w15:restartNumberingAfterBreak="0">
     <w:nsid w:val="7BD31CC0"/>
     <w:multiLevelType w:val="multilevel"/>
     <w:tmpl w:val="67BC28FC"/>
@@ -17509,7 +19128,7 @@
       </w:rPr>
     </w:lvl>
   </w:abstractNum>
-  <w:abstractNum w:abstractNumId="36" w15:restartNumberingAfterBreak="0">
+  <w:abstractNum w:abstractNumId="39" w15:restartNumberingAfterBreak="0">
     <w:nsid w:val="7DAB64FA"/>
     <w:multiLevelType w:val="multilevel"/>
     <w:tmpl w:val="90AEDF7E"/>
@@ -17625,7 +19244,7 @@
       </w:pPr>
     </w:lvl>
   </w:abstractNum>
-  <w:abstractNum w:abstractNumId="37" w15:restartNumberingAfterBreak="0">
+  <w:abstractNum w:abstractNumId="40" w15:restartNumberingAfterBreak="0">
     <w:nsid w:val="7E18221F"/>
     <w:multiLevelType w:val="hybridMultilevel"/>
     <w:tmpl w:val="94EA5AF2"/>
@@ -17742,22 +19361,22 @@
     <w:abstractNumId w:val="3"/>
   </w:num>
   <w:num w:numId="2" w16cid:durableId="151064096">
-    <w:abstractNumId w:val="24"/>
+    <w:abstractNumId w:val="27"/>
   </w:num>
   <w:num w:numId="3" w16cid:durableId="696661172">
-    <w:abstractNumId w:val="14"/>
+    <w:abstractNumId w:val="15"/>
   </w:num>
   <w:num w:numId="4" w16cid:durableId="1915779622">
-    <w:abstractNumId w:val="26"/>
+    <w:abstractNumId w:val="29"/>
   </w:num>
   <w:num w:numId="5" w16cid:durableId="1858688818">
     <w:abstractNumId w:val="9"/>
   </w:num>
   <w:num w:numId="6" w16cid:durableId="807819139">
-    <w:abstractNumId w:val="23"/>
+    <w:abstractNumId w:val="26"/>
   </w:num>
   <w:num w:numId="7" w16cid:durableId="1496384867">
-    <w:abstractNumId w:val="17"/>
+    <w:abstractNumId w:val="18"/>
   </w:num>
   <w:num w:numId="8" w16cid:durableId="911082857">
     <w:abstractNumId w:val="7"/>
@@ -17766,10 +19385,10 @@
     <w:abstractNumId w:val="2"/>
   </w:num>
   <w:num w:numId="10" w16cid:durableId="260797068">
-    <w:abstractNumId w:val="35"/>
+    <w:abstractNumId w:val="38"/>
   </w:num>
   <w:num w:numId="11" w16cid:durableId="1712150709">
-    <w:abstractNumId w:val="32"/>
+    <w:abstractNumId w:val="35"/>
   </w:num>
   <w:num w:numId="12" w16cid:durableId="801771444">
     <w:abstractNumId w:val="8"/>
@@ -17778,46 +19397,46 @@
     <w:abstractNumId w:val="5"/>
   </w:num>
   <w:num w:numId="14" w16cid:durableId="164512757">
-    <w:abstractNumId w:val="29"/>
+    <w:abstractNumId w:val="32"/>
   </w:num>
   <w:num w:numId="15" w16cid:durableId="1745376944">
-    <w:abstractNumId w:val="20"/>
+    <w:abstractNumId w:val="21"/>
   </w:num>
   <w:num w:numId="16" w16cid:durableId="2112626617">
-    <w:abstractNumId w:val="33"/>
+    <w:abstractNumId w:val="36"/>
   </w:num>
   <w:num w:numId="17" w16cid:durableId="2069179764">
-    <w:abstractNumId w:val="37"/>
+    <w:abstractNumId w:val="40"/>
   </w:num>
   <w:num w:numId="18" w16cid:durableId="756824728">
-    <w:abstractNumId w:val="18"/>
+    <w:abstractNumId w:val="19"/>
   </w:num>
   <w:num w:numId="19" w16cid:durableId="1680959368">
     <w:abstractNumId w:val="13"/>
   </w:num>
   <w:num w:numId="20" w16cid:durableId="1083529391">
-    <w:abstractNumId w:val="21"/>
+    <w:abstractNumId w:val="23"/>
   </w:num>
   <w:num w:numId="21" w16cid:durableId="670303952">
-    <w:abstractNumId w:val="34"/>
+    <w:abstractNumId w:val="37"/>
   </w:num>
   <w:num w:numId="22" w16cid:durableId="401293004">
-    <w:abstractNumId w:val="30"/>
+    <w:abstractNumId w:val="33"/>
   </w:num>
   <w:num w:numId="23" w16cid:durableId="114830308">
-    <w:abstractNumId w:val="15"/>
+    <w:abstractNumId w:val="16"/>
   </w:num>
   <w:num w:numId="24" w16cid:durableId="2038774065">
-    <w:abstractNumId w:val="22"/>
+    <w:abstractNumId w:val="25"/>
   </w:num>
   <w:num w:numId="25" w16cid:durableId="1202596245">
     <w:abstractNumId w:val="0"/>
   </w:num>
   <w:num w:numId="26" w16cid:durableId="1466119662">
-    <w:abstractNumId w:val="19"/>
+    <w:abstractNumId w:val="20"/>
   </w:num>
   <w:num w:numId="27" w16cid:durableId="834607322">
-    <w:abstractNumId w:val="28"/>
+    <w:abstractNumId w:val="31"/>
   </w:num>
   <w:num w:numId="28" w16cid:durableId="1784765877">
     <w:abstractNumId w:val="12"/>
@@ -17829,28 +19448,37 @@
     <w:abstractNumId w:val="10"/>
   </w:num>
   <w:num w:numId="31" w16cid:durableId="1931963899">
-    <w:abstractNumId w:val="36"/>
+    <w:abstractNumId w:val="39"/>
   </w:num>
   <w:num w:numId="32" w16cid:durableId="1638340900">
     <w:abstractNumId w:val="6"/>
   </w:num>
   <w:num w:numId="33" w16cid:durableId="758018614">
-    <w:abstractNumId w:val="25"/>
+    <w:abstractNumId w:val="28"/>
   </w:num>
   <w:num w:numId="34" w16cid:durableId="580800734">
     <w:abstractNumId w:val="4"/>
   </w:num>
   <w:num w:numId="35" w16cid:durableId="795296458">
-    <w:abstractNumId w:val="27"/>
+    <w:abstractNumId w:val="30"/>
   </w:num>
   <w:num w:numId="36" w16cid:durableId="832791633">
     <w:abstractNumId w:val="1"/>
   </w:num>
   <w:num w:numId="37" w16cid:durableId="61294599">
-    <w:abstractNumId w:val="16"/>
+    <w:abstractNumId w:val="17"/>
   </w:num>
   <w:num w:numId="38" w16cid:durableId="2071807276">
-    <w:abstractNumId w:val="31"/>
+    <w:abstractNumId w:val="34"/>
+  </w:num>
+  <w:num w:numId="39" w16cid:durableId="446313431">
+    <w:abstractNumId w:val="22"/>
+  </w:num>
+  <w:num w:numId="40" w16cid:durableId="862478243">
+    <w:abstractNumId w:val="24"/>
+  </w:num>
+  <w:num w:numId="41" w16cid:durableId="1112742714">
+    <w:abstractNumId w:val="14"/>
   </w:num>
 </w:numbering>
 </file>
@@ -20174,6 +21802,101 @@
       <w:lang w:val="de-DE" w:eastAsia="en-US"/>
     </w:rPr>
   </w:style>
+  <w:style w:type="character" w:customStyle="1" w:styleId="fontsemibold">
+    <w:name w:val="font_semibold"/>
+    <w:basedOn w:val="Absatz-Standardschriftart"/>
+    <w:rsid w:val="00680954"/>
+  </w:style>
+  <w:style w:type="table" w:styleId="EinfacheTabelle3">
+    <w:name w:val="Plain Table 3"/>
+    <w:basedOn w:val="NormaleTabelle"/>
+    <w:uiPriority w:val="43"/>
+    <w:rsid w:val="003A351E"/>
+    <w:tblPr>
+      <w:tblStyleRowBandSize w:val="1"/>
+      <w:tblStyleColBandSize w:val="1"/>
+    </w:tblPr>
+    <w:tblStylePr w:type="firstRow">
+      <w:rPr>
+        <w:b/>
+        <w:bCs/>
+        <w:caps/>
+      </w:rPr>
+      <w:tblPr/>
+      <w:tcPr>
+        <w:tcBorders>
+          <w:bottom w:val="single" w:sz="4" w:space="0" w:color="7F7F7F" w:themeColor="text1" w:themeTint="80"/>
+        </w:tcBorders>
+      </w:tcPr>
+    </w:tblStylePr>
+    <w:tblStylePr w:type="lastRow">
+      <w:rPr>
+        <w:b/>
+        <w:bCs/>
+        <w:caps/>
+      </w:rPr>
+      <w:tblPr/>
+      <w:tcPr>
+        <w:tcBorders>
+          <w:top w:val="nil"/>
+        </w:tcBorders>
+      </w:tcPr>
+    </w:tblStylePr>
+    <w:tblStylePr w:type="firstCol">
+      <w:rPr>
+        <w:b/>
+        <w:bCs/>
+        <w:caps/>
+      </w:rPr>
+      <w:tblPr/>
+      <w:tcPr>
+        <w:tcBorders>
+          <w:right w:val="single" w:sz="4" w:space="0" w:color="7F7F7F" w:themeColor="text1" w:themeTint="80"/>
+        </w:tcBorders>
+      </w:tcPr>
+    </w:tblStylePr>
+    <w:tblStylePr w:type="lastCol">
+      <w:rPr>
+        <w:b/>
+        <w:bCs/>
+        <w:caps/>
+      </w:rPr>
+      <w:tblPr/>
+      <w:tcPr>
+        <w:tcBorders>
+          <w:left w:val="nil"/>
+        </w:tcBorders>
+      </w:tcPr>
+    </w:tblStylePr>
+    <w:tblStylePr w:type="band1Vert">
+      <w:tblPr/>
+      <w:tcPr>
+        <w:shd w:val="clear" w:color="auto" w:fill="F2F2F2" w:themeFill="background1" w:themeFillShade="F2"/>
+      </w:tcPr>
+    </w:tblStylePr>
+    <w:tblStylePr w:type="band1Horz">
+      <w:tblPr/>
+      <w:tcPr>
+        <w:shd w:val="clear" w:color="auto" w:fill="F2F2F2" w:themeFill="background1" w:themeFillShade="F2"/>
+      </w:tcPr>
+    </w:tblStylePr>
+    <w:tblStylePr w:type="neCell">
+      <w:tblPr/>
+      <w:tcPr>
+        <w:tcBorders>
+          <w:left w:val="nil"/>
+        </w:tcBorders>
+      </w:tcPr>
+    </w:tblStylePr>
+    <w:tblStylePr w:type="nwCell">
+      <w:tblPr/>
+      <w:tcPr>
+        <w:tcBorders>
+          <w:right w:val="nil"/>
+        </w:tcBorders>
+      </w:tcPr>
+    </w:tblStylePr>
+  </w:style>
 </w:styles>
 </file>
 
@@ -20355,6 +22078,47 @@
 </file>
 
 <file path=customXml/item1.xml><?xml version="1.0" encoding="utf-8"?>
+<?mso-contentType ?>
+<FormTemplates xmlns="http://schemas.microsoft.com/sharepoint/v3/contenttype/forms">
+  <Display>DocumentLibraryForm</Display>
+  <Edit>DocumentLibraryForm</Edit>
+  <New>DocumentLibraryForm</New>
+</FormTemplates>
+</file>
+
+<file path=customXml/item2.xml><?xml version="1.0" encoding="utf-8"?>
+<inkml:ink xmlns:inkml="http://www.w3.org/2003/InkML">
+  <inkml:definitions>
+    <inkml:context xml:id="ctx0">
+      <inkml:inkSource xml:id="inkSrc0">
+        <inkml:traceFormat>
+          <inkml:channel name="X" type="integer" min="-2.14748E9" max="2.14748E9" units="cm"/>
+          <inkml:channel name="Y" type="integer" min="-2.14748E9" max="2.14748E9" units="cm"/>
+          <inkml:channel name="F" type="integer" max="32767" units="dev"/>
+          <inkml:channel name="OA" type="integer" max="360" units="deg"/>
+          <inkml:channel name="OE" type="integer" max="90" units="deg"/>
+        </inkml:traceFormat>
+        <inkml:channelProperties>
+          <inkml:channelProperty channel="X" name="resolution" value="1000" units="1/cm"/>
+          <inkml:channelProperty channel="Y" name="resolution" value="1000" units="1/cm"/>
+          <inkml:channelProperty channel="F" name="resolution" value="0" units="1/dev"/>
+          <inkml:channelProperty channel="OA" name="resolution" value="1000" units="1/deg"/>
+          <inkml:channelProperty channel="OE" name="resolution" value="1000" units="1/deg"/>
+        </inkml:channelProperties>
+      </inkml:inkSource>
+      <inkml:timestamp xml:id="ts0" timeString="2025-06-10T16:08:50.568"/>
+    </inkml:context>
+    <inkml:brush xml:id="br0">
+      <inkml:brushProperty name="width" value="0.05" units="cm"/>
+      <inkml:brushProperty name="height" value="0.05" units="cm"/>
+      <inkml:brushProperty name="color" value="#E71224"/>
+    </inkml:brush>
+  </inkml:definitions>
+  <inkml:trace contextRef="#ctx0" brushRef="#br0">1236 239 3217 0 0,'-18'-44'2449'0'0,"11"24"-2251"0"0,-2 1 0 0 0,-14-27 0 0 0,19 39-210 0 0,-1 0 0 0 0,0 1-1 0 0,0 0 1 0 0,-1-1 0 0 0,0 2 0 0 0,0-1-1 0 0,0 1 1 0 0,0 0 0 0 0,-14-8-1 0 0,8 6-57 0 0,-1 1 0 0 0,1 1 1 0 0,-1 0-1 0 0,0 0 0 0 0,0 1 0 0 0,0 1 0 0 0,0 0 0 0 0,-1 1 0 0 0,-22-1 0 0 0,19 4-190 0 0,0 0-1 0 0,0 1 1 0 0,0 1-1 0 0,1 0 1 0 0,-1 1-1 0 0,1 1 1 0 0,-21 9-1 0 0,-37 17-295 0 0,-131 76-1 0 0,173-87 985 0 0,0 2 0 0 0,2 1 0 0 0,1 2 0 0 0,1 0 0 0 0,1 2 0 0 0,-28 37 0 0 0,-16 22-328 0 0,-54 78 18 0 0,113-145-112 0 0,0 0 1 0 0,2 1-1 0 0,1 0 0 0 0,0 0 0 0 0,2 1 1 0 0,0 0-1 0 0,-5 27 0 0 0,4 3 6 0 0,3 0-1 0 0,1 0 0 0 0,3 0 1 0 0,2 1-1 0 0,2-1 1 0 0,13 62-1 0 0,-11-89 37 0 0,1-1 0 0 0,2 1 0 0 0,0-1 0 0 0,1-1 0 0 0,1 0 0 0 0,2 0-1 0 0,0-1 1 0 0,1-1 0 0 0,1 0 0 0 0,1 0 0 0 0,25 25 0 0 0,-31-38 8 0 0,1 0 0 0 0,0-1 0 0 0,0 0 0 0 0,1-1-1 0 0,0 0 1 0 0,0 0 0 0 0,0-1 0 0 0,0 0 0 0 0,1-1 0 0 0,-1-1 0 0 0,1 0 0 0 0,23 1 0 0 0,0-2-27 0 0,-1-1 0 0 0,0-2 0 0 0,43-8 0 0 0,15-10 179 0 0,-1-4 0 0 0,111-46 0 0 0,-162 55-168 0 0,0 1-21 0 0,5-1 26 0 0,-2-3-1 0 0,45-23 0 0 0,-67 26 22 0 0,-1 0 0 0 0,0-2-1 0 0,-2 0 1 0 0,0-1 0 0 0,-1-1 0 0 0,0-1 0 0 0,-2 0-1 0 0,22-37 1 0 0,-28 39-39 0 0,0 1 1 0 0,-1-1-1 0 0,-1-1 0 0 0,-1 0 1 0 0,-1 1-1 0 0,0-2 0 0 0,-2 1 0 0 0,0 0 1 0 0,0-25-1 0 0,-2-13 167 0 0,-14-108-1 0 0,10 143-149 0 0,-1 0-1 0 0,0 1 1 0 0,-2-1-1 0 0,-1 1 1 0 0,-1 0-1 0 0,0 1 1 0 0,-1 0-1 0 0,-23-35 0 0 0,22 41 15 0 0,-1 0 0 0 0,0 0-1 0 0,-1 1 1 0 0,-1 0 0 0 0,0 1-1 0 0,0 1 1 0 0,-1 0 0 0 0,-1 1-1 0 0,0 0 1 0 0,0 1 0 0 0,-25-10-1 0 0,15 9-505 0 0,-1 1-1 0 0,0 2 1 0 0,0 0 0 0 0,-49-5-1 0 0,41 10-389 0 0</inkml:trace>
+</inkml:ink>
+</file>
+
+<file path=customXml/item3.xml><?xml version="1.0" encoding="utf-8"?>
 <ct:contentTypeSchema xmlns:ct="http://schemas.microsoft.com/office/2006/metadata/contentType" xmlns:ma="http://schemas.microsoft.com/office/2006/metadata/properties/metaAttributes" ct:_="" ma:_="" ma:contentTypeName="Dokument" ma:contentTypeID="0x01010025C71E9534E21E4A9F2CF33BA7DCE92D" ma:contentTypeVersion="3" ma:contentTypeDescription="Ein neues Dokument erstellen." ma:contentTypeScope="" ma:versionID="32b9bbdf2bbf4e0fb27a426421665337">
   <xsd:schema xmlns:xsd="http://www.w3.org/2001/XMLSchema" xmlns:xs="http://www.w3.org/2001/XMLSchema" xmlns:p="http://schemas.microsoft.com/office/2006/metadata/properties" xmlns:ns2="5a9e9855-01b6-487f-b294-67c59083cc31" targetNamespace="http://schemas.microsoft.com/office/2006/metadata/properties" ma:root="true" ma:fieldsID="ec87b9b32475f90c9dbf7ae918480825" ns2:_="">
     <xsd:import namespace="5a9e9855-01b6-487f-b294-67c59083cc31"/>
@@ -20492,43 +22256,13 @@
 </ct:contentTypeSchema>
 </file>
 
-<file path=customXml/item2.xml><?xml version="1.0" encoding="utf-8"?>
-<b:Sources xmlns:b="http://schemas.openxmlformats.org/officeDocument/2006/bibliography" xmlns="http://schemas.openxmlformats.org/officeDocument/2006/bibliography" SelectedStyle="\APASixthEditionOfficeOnline.xsl" StyleName="APA" Version="6"/>
+<file path=customXml/item4.xml><?xml version="1.0" encoding="utf-8"?>
+<p:properties xmlns:p="http://schemas.microsoft.com/office/2006/metadata/properties" xmlns:xsi="http://www.w3.org/2001/XMLSchema-instance" xmlns:pc="http://schemas.microsoft.com/office/infopath/2007/PartnerControls">
+  <documentManagement/>
+</p:properties>
 </file>
 
-<file path=customXml/item3.xml><?xml version="1.0" encoding="utf-8"?>
-<inkml:ink xmlns:inkml="http://www.w3.org/2003/InkML">
-  <inkml:definitions>
-    <inkml:context xml:id="ctx0">
-      <inkml:inkSource xml:id="inkSrc0">
-        <inkml:traceFormat>
-          <inkml:channel name="X" type="integer" min="-2.14748E9" max="2.14748E9" units="cm"/>
-          <inkml:channel name="Y" type="integer" min="-2.14748E9" max="2.14748E9" units="cm"/>
-          <inkml:channel name="F" type="integer" max="32767" units="dev"/>
-          <inkml:channel name="OA" type="integer" max="360" units="deg"/>
-          <inkml:channel name="OE" type="integer" max="90" units="deg"/>
-        </inkml:traceFormat>
-        <inkml:channelProperties>
-          <inkml:channelProperty channel="X" name="resolution" value="1000" units="1/cm"/>
-          <inkml:channelProperty channel="Y" name="resolution" value="1000" units="1/cm"/>
-          <inkml:channelProperty channel="F" name="resolution" value="0" units="1/dev"/>
-          <inkml:channelProperty channel="OA" name="resolution" value="1000" units="1/deg"/>
-          <inkml:channelProperty channel="OE" name="resolution" value="1000" units="1/deg"/>
-        </inkml:channelProperties>
-      </inkml:inkSource>
-      <inkml:timestamp xml:id="ts0" timeString="2025-06-10T16:08:50.568"/>
-    </inkml:context>
-    <inkml:brush xml:id="br0">
-      <inkml:brushProperty name="width" value="0.05" units="cm"/>
-      <inkml:brushProperty name="height" value="0.05" units="cm"/>
-      <inkml:brushProperty name="color" value="#E71224"/>
-    </inkml:brush>
-  </inkml:definitions>
-  <inkml:trace contextRef="#ctx0" brushRef="#br0">1236 239 3217 0 0,'-18'-44'2449'0'0,"11"24"-2251"0"0,-2 1 0 0 0,-14-27 0 0 0,19 39-210 0 0,-1 0 0 0 0,0 1-1 0 0,0 0 1 0 0,-1-1 0 0 0,0 2 0 0 0,0-1-1 0 0,0 1 1 0 0,0 0 0 0 0,-14-8-1 0 0,8 6-57 0 0,-1 1 0 0 0,1 1 1 0 0,-1 0-1 0 0,0 0 0 0 0,0 1 0 0 0,0 1 0 0 0,0 0 0 0 0,-1 1 0 0 0,-22-1 0 0 0,19 4-190 0 0,0 0-1 0 0,0 1 1 0 0,0 1-1 0 0,1 0 1 0 0,-1 1-1 0 0,1 1 1 0 0,-21 9-1 0 0,-37 17-295 0 0,-131 76-1 0 0,173-87 985 0 0,0 2 0 0 0,2 1 0 0 0,1 2 0 0 0,1 0 0 0 0,1 2 0 0 0,-28 37 0 0 0,-16 22-328 0 0,-54 78 18 0 0,113-145-112 0 0,0 0 1 0 0,2 1-1 0 0,1 0 0 0 0,0 0 0 0 0,2 1 1 0 0,0 0-1 0 0,-5 27 0 0 0,4 3 6 0 0,3 0-1 0 0,1 0 0 0 0,3 0 1 0 0,2 1-1 0 0,2-1 1 0 0,13 62-1 0 0,-11-89 37 0 0,1-1 0 0 0,2 1 0 0 0,0-1 0 0 0,1-1 0 0 0,1 0 0 0 0,2 0-1 0 0,0-1 1 0 0,1-1 0 0 0,1 0 0 0 0,1 0 0 0 0,25 25 0 0 0,-31-38 8 0 0,1 0 0 0 0,0-1 0 0 0,0 0 0 0 0,1-1-1 0 0,0 0 1 0 0,0 0 0 0 0,0-1 0 0 0,0 0 0 0 0,1-1 0 0 0,-1-1 0 0 0,1 0 0 0 0,23 1 0 0 0,0-2-27 0 0,-1-1 0 0 0,0-2 0 0 0,43-8 0 0 0,15-10 179 0 0,-1-4 0 0 0,111-46 0 0 0,-162 55-168 0 0,0 1-21 0 0,5-1 26 0 0,-2-3-1 0 0,45-23 0 0 0,-67 26 22 0 0,-1 0 0 0 0,0-2-1 0 0,-2 0 1 0 0,0-1 0 0 0,-1-1 0 0 0,0-1 0 0 0,-2 0-1 0 0,22-37 1 0 0,-28 39-39 0 0,0 1 1 0 0,-1-1-1 0 0,-1-1 0 0 0,-1 0 1 0 0,-1 1-1 0 0,0-2 0 0 0,-2 1 0 0 0,0 0 1 0 0,0-25-1 0 0,-2-13 167 0 0,-14-108-1 0 0,10 143-149 0 0,-1 0-1 0 0,0 1 1 0 0,-2-1-1 0 0,-1 1 1 0 0,-1 0-1 0 0,0 1 1 0 0,-1 0-1 0 0,-23-35 0 0 0,22 41 15 0 0,-1 0 0 0 0,0 0-1 0 0,-1 1 1 0 0,-1 0 0 0 0,0 1-1 0 0,0 1 1 0 0,-1 0 0 0 0,-1 1-1 0 0,0 0 1 0 0,0 1 0 0 0,-25-10-1 0 0,15 9-505 0 0,-1 1-1 0 0,0 2 1 0 0,0 0 0 0 0,-49-5-1 0 0,41 10-389 0 0</inkml:trace>
-</inkml:ink>
-</file>
-
-<file path=customXml/item4.xml><?xml version="1.0" encoding="utf-8"?>
+<file path=customXml/item5.xml><?xml version="1.0" encoding="utf-8"?>
 <inkml:ink xmlns:inkml="http://www.w3.org/2003/InkML">
   <inkml:definitions>
     <inkml:context xml:id="ctx0">
@@ -20572,22 +22306,7 @@
 </inkml:ink>
 </file>
 
-<file path=customXml/item5.xml><?xml version="1.0" encoding="utf-8"?>
-<?mso-contentType ?>
-<FormTemplates xmlns="http://schemas.microsoft.com/sharepoint/v3/contenttype/forms">
-  <Display>DocumentLibraryForm</Display>
-  <Edit>DocumentLibraryForm</Edit>
-  <New>DocumentLibraryForm</New>
-</FormTemplates>
-</file>
-
 <file path=customXml/item6.xml><?xml version="1.0" encoding="utf-8"?>
-<p:properties xmlns:p="http://schemas.microsoft.com/office/2006/metadata/properties" xmlns:xsi="http://www.w3.org/2001/XMLSchema-instance" xmlns:pc="http://schemas.microsoft.com/office/infopath/2007/PartnerControls">
-  <documentManagement/>
-</p:properties>
-</file>
-
-<file path=customXml/item7.xml><?xml version="1.0" encoding="utf-8"?>
 <inkml:ink xmlns:inkml="http://www.w3.org/2003/InkML">
   <inkml:definitions>
     <inkml:context xml:id="ctx0">
@@ -20621,7 +22340,27 @@
 </inkml:ink>
 </file>
 
+<file path=customXml/item7.xml><?xml version="1.0" encoding="utf-8"?>
+<b:Sources xmlns:b="http://schemas.openxmlformats.org/officeDocument/2006/bibliography" xmlns="http://schemas.openxmlformats.org/officeDocument/2006/bibliography" SelectedStyle="\APASixthEditionOfficeOnline.xsl" StyleName="APA" Version="6"/>
+</file>
+
 <file path=customXml/itemProps1.xml><?xml version="1.0" encoding="utf-8"?>
+<ds:datastoreItem xmlns:ds="http://schemas.openxmlformats.org/officeDocument/2006/customXml" ds:itemID="{6A655C0C-F4A3-4931-9F7F-84CBD61DCE8F}">
+  <ds:schemaRefs>
+    <ds:schemaRef ds:uri="http://schemas.microsoft.com/sharepoint/v3/contenttype/forms"/>
+  </ds:schemaRefs>
+</ds:datastoreItem>
+</file>
+
+<file path=customXml/itemProps2.xml><?xml version="1.0" encoding="utf-8"?>
+<ds:datastoreItem xmlns:ds="http://schemas.openxmlformats.org/officeDocument/2006/customXml" ds:itemID="{4B023D59-82BC-4D0F-A651-C98E01C1F15C}">
+  <ds:schemaRefs>
+    <ds:schemaRef ds:uri="http://www.w3.org/2003/InkML"/>
+  </ds:schemaRefs>
+</ds:datastoreItem>
+</file>
+
+<file path=customXml/itemProps3.xml><?xml version="1.0" encoding="utf-8"?>
 <ds:datastoreItem xmlns:ds="http://schemas.openxmlformats.org/officeDocument/2006/customXml" ds:itemID="{4B023D59-82BC-4D0F-A651-C98E01C1F15C}">
   <ds:schemaRefs>
     <ds:schemaRef ds:uri="http://schemas.microsoft.com/office/2006/metadata/contentType"/>
@@ -20639,39 +22378,7 @@
 </ds:datastoreItem>
 </file>
 
-<file path=customXml/itemProps2.xml><?xml version="1.0" encoding="utf-8"?>
-<ds:datastoreItem xmlns:ds="http://schemas.openxmlformats.org/officeDocument/2006/customXml" ds:itemID="{01D51A4F-7BE7-46DF-A7D0-BDB91C1C49A3}">
-  <ds:schemaRefs>
-    <ds:schemaRef ds:uri="http://schemas.openxmlformats.org/officeDocument/2006/bibliography"/>
-  </ds:schemaRefs>
-</ds:datastoreItem>
-</file>
-
-<file path=customXml/itemProps3.xml><?xml version="1.0" encoding="utf-8"?>
-<ds:datastoreItem xmlns:ds="http://schemas.openxmlformats.org/officeDocument/2006/customXml" ds:itemID="{4B023D59-82BC-4D0F-A651-C98E01C1F15C}">
-  <ds:schemaRefs>
-    <ds:schemaRef ds:uri="http://www.w3.org/2003/InkML"/>
-  </ds:schemaRefs>
-</ds:datastoreItem>
-</file>
-
 <file path=customXml/itemProps4.xml><?xml version="1.0" encoding="utf-8"?>
-<ds:datastoreItem xmlns:ds="http://schemas.openxmlformats.org/officeDocument/2006/customXml" ds:itemID="{4B023D59-82BC-4D0F-A651-C98E01C1F15C}">
-  <ds:schemaRefs>
-    <ds:schemaRef ds:uri="http://www.w3.org/2003/InkML"/>
-  </ds:schemaRefs>
-</ds:datastoreItem>
-</file>
-
-<file path=customXml/itemProps5.xml><?xml version="1.0" encoding="utf-8"?>
-<ds:datastoreItem xmlns:ds="http://schemas.openxmlformats.org/officeDocument/2006/customXml" ds:itemID="{6A655C0C-F4A3-4931-9F7F-84CBD61DCE8F}">
-  <ds:schemaRefs>
-    <ds:schemaRef ds:uri="http://schemas.microsoft.com/sharepoint/v3/contenttype/forms"/>
-  </ds:schemaRefs>
-</ds:datastoreItem>
-</file>
-
-<file path=customXml/itemProps6.xml><?xml version="1.0" encoding="utf-8"?>
 <ds:datastoreItem xmlns:ds="http://schemas.openxmlformats.org/officeDocument/2006/customXml" ds:itemID="{CE199482-6225-420D-8982-84EA3B0C446C}">
   <ds:schemaRefs>
     <ds:schemaRef ds:uri="http://schemas.microsoft.com/office/2006/metadata/properties"/>
@@ -20680,10 +22387,26 @@
 </ds:datastoreItem>
 </file>
 
-<file path=customXml/itemProps7.xml><?xml version="1.0" encoding="utf-8"?>
+<file path=customXml/itemProps5.xml><?xml version="1.0" encoding="utf-8"?>
+<ds:datastoreItem xmlns:ds="http://schemas.openxmlformats.org/officeDocument/2006/customXml" ds:itemID="{4B023D59-82BC-4D0F-A651-C98E01C1F15C}">
+  <ds:schemaRefs>
+    <ds:schemaRef ds:uri="http://www.w3.org/2003/InkML"/>
+  </ds:schemaRefs>
+</ds:datastoreItem>
+</file>
+
+<file path=customXml/itemProps6.xml><?xml version="1.0" encoding="utf-8"?>
 <ds:datastoreItem xmlns:ds="http://schemas.openxmlformats.org/officeDocument/2006/customXml" ds:itemID="{01D51A4F-7BE7-46DF-A7D0-BDB91C1C49A3}">
   <ds:schemaRefs>
     <ds:schemaRef ds:uri="http://www.w3.org/2003/InkML"/>
   </ds:schemaRefs>
 </ds:datastoreItem>
+</file>
+
+<file path=customXml/itemProps7.xml><?xml version="1.0" encoding="utf-8"?>
+<ds:datastoreItem xmlns:ds="http://schemas.openxmlformats.org/officeDocument/2006/customXml" ds:itemID="{01D51A4F-7BE7-46DF-A7D0-BDB91C1C49A3}">
+  <ds:schemaRefs>
+    <ds:schemaRef ds:uri="http://schemas.openxmlformats.org/officeDocument/2006/bibliography"/>
+  </ds:schemaRefs>
+</ds:datastoreItem>
 </file>
--- a/D_Documentation/Doku-Felix.docx
+++ b/D_Documentation/Doku-Felix.docx
@@ -1082,7 +1082,7 @@
             </w:rPr>
             <w:fldChar w:fldCharType="separate"/>
           </w:r>
-          <w:hyperlink w:anchor="_Toc222728646" w:history="1">
+          <w:hyperlink w:anchor="_Toc223029749" w:history="1">
             <w:r>
               <w:rPr>
                 <w:rStyle w:val="Hyperlink"/>
@@ -1128,7 +1128,7 @@
                 <w:noProof/>
                 <w:webHidden/>
               </w:rPr>
-              <w:instrText xml:space="preserve"> PAGEREF _Toc222728646 \h </w:instrText>
+              <w:instrText xml:space="preserve"> PAGEREF _Toc223029749 \h </w:instrText>
             </w:r>
             <w:r>
               <w:rPr>
@@ -1176,7 +1176,7 @@
               <w14:ligatures w14:val="standardContextual"/>
             </w:rPr>
           </w:pPr>
-          <w:hyperlink w:anchor="_Toc222728647" w:history="1">
+          <w:hyperlink w:anchor="_Toc223029750" w:history="1">
             <w:r>
               <w:rPr>
                 <w:rStyle w:val="Hyperlink"/>
@@ -1222,7 +1222,7 @@
                 <w:noProof/>
                 <w:webHidden/>
               </w:rPr>
-              <w:instrText xml:space="preserve"> PAGEREF _Toc222728647 \h </w:instrText>
+              <w:instrText xml:space="preserve"> PAGEREF _Toc223029750 \h </w:instrText>
             </w:r>
             <w:r>
               <w:rPr>
@@ -1270,7 +1270,7 @@
               <w14:ligatures w14:val="standardContextual"/>
             </w:rPr>
           </w:pPr>
-          <w:hyperlink w:anchor="_Toc222728648" w:history="1">
+          <w:hyperlink w:anchor="_Toc223029751" w:history="1">
             <w:r>
               <w:rPr>
                 <w:rStyle w:val="Hyperlink"/>
@@ -1316,7 +1316,7 @@
                 <w:noProof/>
                 <w:webHidden/>
               </w:rPr>
-              <w:instrText xml:space="preserve"> PAGEREF _Toc222728648 \h </w:instrText>
+              <w:instrText xml:space="preserve"> PAGEREF _Toc223029751 \h </w:instrText>
             </w:r>
             <w:r>
               <w:rPr>
@@ -1360,7 +1360,7 @@
               <w14:ligatures w14:val="standardContextual"/>
             </w:rPr>
           </w:pPr>
-          <w:hyperlink w:anchor="_Toc222728649" w:history="1">
+          <w:hyperlink w:anchor="_Toc223029752" w:history="1">
             <w:r>
               <w:rPr>
                 <w:rStyle w:val="Hyperlink"/>
@@ -1406,7 +1406,7 @@
                 <w:noProof/>
                 <w:webHidden/>
               </w:rPr>
-              <w:instrText xml:space="preserve"> PAGEREF _Toc222728649 \h </w:instrText>
+              <w:instrText xml:space="preserve"> PAGEREF _Toc223029752 \h </w:instrText>
             </w:r>
             <w:r>
               <w:rPr>
@@ -1454,7 +1454,7 @@
               <w14:ligatures w14:val="standardContextual"/>
             </w:rPr>
           </w:pPr>
-          <w:hyperlink w:anchor="_Toc222728650" w:history="1">
+          <w:hyperlink w:anchor="_Toc223029753" w:history="1">
             <w:r>
               <w:rPr>
                 <w:rStyle w:val="Hyperlink"/>
@@ -1500,7 +1500,7 @@
                 <w:noProof/>
                 <w:webHidden/>
               </w:rPr>
-              <w:instrText xml:space="preserve"> PAGEREF _Toc222728650 \h </w:instrText>
+              <w:instrText xml:space="preserve"> PAGEREF _Toc223029753 \h </w:instrText>
             </w:r>
             <w:r>
               <w:rPr>
@@ -1548,7 +1548,7 @@
               <w14:ligatures w14:val="standardContextual"/>
             </w:rPr>
           </w:pPr>
-          <w:hyperlink w:anchor="_Toc222728651" w:history="1">
+          <w:hyperlink w:anchor="_Toc223029754" w:history="1">
             <w:r>
               <w:rPr>
                 <w:rStyle w:val="Hyperlink"/>
@@ -1594,7 +1594,7 @@
                 <w:noProof/>
                 <w:webHidden/>
               </w:rPr>
-              <w:instrText xml:space="preserve"> PAGEREF _Toc222728651 \h </w:instrText>
+              <w:instrText xml:space="preserve"> PAGEREF _Toc223029754 \h </w:instrText>
             </w:r>
             <w:r>
               <w:rPr>
@@ -1642,7 +1642,7 @@
               <w14:ligatures w14:val="standardContextual"/>
             </w:rPr>
           </w:pPr>
-          <w:hyperlink w:anchor="_Toc222728652" w:history="1">
+          <w:hyperlink w:anchor="_Toc223029755" w:history="1">
             <w:r>
               <w:rPr>
                 <w:rStyle w:val="Hyperlink"/>
@@ -1696,7 +1696,7 @@
                 <w:noProof/>
                 <w:webHidden/>
               </w:rPr>
-              <w:instrText xml:space="preserve"> PAGEREF _Toc222728652 \h </w:instrText>
+              <w:instrText xml:space="preserve"> PAGEREF _Toc223029755 \h </w:instrText>
             </w:r>
             <w:r>
               <w:rPr>
@@ -1744,7 +1744,7 @@
               <w14:ligatures w14:val="standardContextual"/>
             </w:rPr>
           </w:pPr>
-          <w:hyperlink w:anchor="_Toc222728653" w:history="1">
+          <w:hyperlink w:anchor="_Toc223029756" w:history="1">
             <w:r>
               <w:rPr>
                 <w:rStyle w:val="Hyperlink"/>
@@ -1790,7 +1790,7 @@
                 <w:noProof/>
                 <w:webHidden/>
               </w:rPr>
-              <w:instrText xml:space="preserve"> PAGEREF _Toc222728653 \h </w:instrText>
+              <w:instrText xml:space="preserve"> PAGEREF _Toc223029756 \h </w:instrText>
             </w:r>
             <w:r>
               <w:rPr>
@@ -1838,7 +1838,7 @@
               <w14:ligatures w14:val="standardContextual"/>
             </w:rPr>
           </w:pPr>
-          <w:hyperlink w:anchor="_Toc222728654" w:history="1">
+          <w:hyperlink w:anchor="_Toc223029757" w:history="1">
             <w:r>
               <w:rPr>
                 <w:rStyle w:val="Hyperlink"/>
@@ -1884,7 +1884,7 @@
                 <w:noProof/>
                 <w:webHidden/>
               </w:rPr>
-              <w:instrText xml:space="preserve"> PAGEREF _Toc222728654 \h </w:instrText>
+              <w:instrText xml:space="preserve"> PAGEREF _Toc223029757 \h </w:instrText>
             </w:r>
             <w:r>
               <w:rPr>
@@ -1932,7 +1932,7 @@
               <w14:ligatures w14:val="standardContextual"/>
             </w:rPr>
           </w:pPr>
-          <w:hyperlink w:anchor="_Toc222728655" w:history="1">
+          <w:hyperlink w:anchor="_Toc223029758" w:history="1">
             <w:r>
               <w:rPr>
                 <w:rStyle w:val="Hyperlink"/>
@@ -1978,7 +1978,7 @@
                 <w:noProof/>
                 <w:webHidden/>
               </w:rPr>
-              <w:instrText xml:space="preserve"> PAGEREF _Toc222728655 \h </w:instrText>
+              <w:instrText xml:space="preserve"> PAGEREF _Toc223029758 \h </w:instrText>
             </w:r>
             <w:r>
               <w:rPr>
@@ -2026,7 +2026,7 @@
               <w14:ligatures w14:val="standardContextual"/>
             </w:rPr>
           </w:pPr>
-          <w:hyperlink w:anchor="_Toc222728656" w:history="1">
+          <w:hyperlink w:anchor="_Toc223029759" w:history="1">
             <w:r>
               <w:rPr>
                 <w:rStyle w:val="Hyperlink"/>
@@ -2072,7 +2072,7 @@
                 <w:noProof/>
                 <w:webHidden/>
               </w:rPr>
-              <w:instrText xml:space="preserve"> PAGEREF _Toc222728656 \h </w:instrText>
+              <w:instrText xml:space="preserve"> PAGEREF _Toc223029759 \h </w:instrText>
             </w:r>
             <w:r>
               <w:rPr>
@@ -2120,7 +2120,7 @@
               <w14:ligatures w14:val="standardContextual"/>
             </w:rPr>
           </w:pPr>
-          <w:hyperlink w:anchor="_Toc222728657" w:history="1">
+          <w:hyperlink w:anchor="_Toc223029760" w:history="1">
             <w:r>
               <w:rPr>
                 <w:rStyle w:val="Hyperlink"/>
@@ -2166,7 +2166,7 @@
                 <w:noProof/>
                 <w:webHidden/>
               </w:rPr>
-              <w:instrText xml:space="preserve"> PAGEREF _Toc222728657 \h </w:instrText>
+              <w:instrText xml:space="preserve"> PAGEREF _Toc223029760 \h </w:instrText>
             </w:r>
             <w:r>
               <w:rPr>
@@ -2210,7 +2210,7 @@
               <w14:ligatures w14:val="standardContextual"/>
             </w:rPr>
           </w:pPr>
-          <w:hyperlink w:anchor="_Toc222728658" w:history="1">
+          <w:hyperlink w:anchor="_Toc223029761" w:history="1">
             <w:r>
               <w:rPr>
                 <w:rStyle w:val="Hyperlink"/>
@@ -2256,7 +2256,7 @@
                 <w:noProof/>
                 <w:webHidden/>
               </w:rPr>
-              <w:instrText xml:space="preserve"> PAGEREF _Toc222728658 \h </w:instrText>
+              <w:instrText xml:space="preserve"> PAGEREF _Toc223029761 \h </w:instrText>
             </w:r>
             <w:r>
               <w:rPr>
@@ -2304,7 +2304,7 @@
               <w14:ligatures w14:val="standardContextual"/>
             </w:rPr>
           </w:pPr>
-          <w:hyperlink w:anchor="_Toc222728659" w:history="1">
+          <w:hyperlink w:anchor="_Toc223029762" w:history="1">
             <w:r>
               <w:rPr>
                 <w:rStyle w:val="Hyperlink"/>
@@ -2350,7 +2350,7 @@
                 <w:noProof/>
                 <w:webHidden/>
               </w:rPr>
-              <w:instrText xml:space="preserve"> PAGEREF _Toc222728659 \h </w:instrText>
+              <w:instrText xml:space="preserve"> PAGEREF _Toc223029762 \h </w:instrText>
             </w:r>
             <w:r>
               <w:rPr>
@@ -2398,7 +2398,7 @@
               <w14:ligatures w14:val="standardContextual"/>
             </w:rPr>
           </w:pPr>
-          <w:hyperlink w:anchor="_Toc222728660" w:history="1">
+          <w:hyperlink w:anchor="_Toc223029763" w:history="1">
             <w:r>
               <w:rPr>
                 <w:rStyle w:val="Hyperlink"/>
@@ -2444,7 +2444,7 @@
                 <w:noProof/>
                 <w:webHidden/>
               </w:rPr>
-              <w:instrText xml:space="preserve"> PAGEREF _Toc222728660 \h </w:instrText>
+              <w:instrText xml:space="preserve"> PAGEREF _Toc223029763 \h </w:instrText>
             </w:r>
             <w:r>
               <w:rPr>
@@ -2492,7 +2492,7 @@
               <w14:ligatures w14:val="standardContextual"/>
             </w:rPr>
           </w:pPr>
-          <w:hyperlink w:anchor="_Toc222728661" w:history="1">
+          <w:hyperlink w:anchor="_Toc223029764" w:history="1">
             <w:r>
               <w:rPr>
                 <w:rStyle w:val="Hyperlink"/>
@@ -2525,7 +2525,7 @@
                 <w:noProof/>
               </w:rPr>
               <w:noBreakHyphen/>
-              <w:t>Vision und Tiefenkameras</w:t>
+              <w:t xml:space="preserve">Vision </w:t>
             </w:r>
             <w:r>
               <w:rPr>
@@ -2546,7 +2546,7 @@
                 <w:noProof/>
                 <w:webHidden/>
               </w:rPr>
-              <w:instrText xml:space="preserve"> PAGEREF _Toc222728661 \h </w:instrText>
+              <w:instrText xml:space="preserve"> PAGEREF _Toc223029764 \h </w:instrText>
             </w:r>
             <w:r>
               <w:rPr>
@@ -2594,11 +2594,12 @@
               <w14:ligatures w14:val="standardContextual"/>
             </w:rPr>
           </w:pPr>
-          <w:hyperlink w:anchor="_Toc222728662" w:history="1">
+          <w:hyperlink w:anchor="_Toc223029765" w:history="1">
             <w:r>
               <w:rPr>
                 <w:rStyle w:val="Hyperlink"/>
                 <w:noProof/>
+                <w:lang w:val="de-AT"/>
               </w:rPr>
               <w:t>3.2.2</w:t>
             </w:r>
@@ -2618,8 +2619,18 @@
               <w:rPr>
                 <w:rStyle w:val="Hyperlink"/>
                 <w:noProof/>
-              </w:rPr>
-              <w:t>Punktwolken und dreidimensionale Geometrie</w:t>
+                <w:lang w:val="de-AT"/>
+              </w:rPr>
+              <w:t>Grundlagen der Bildverarbeitung und Code</w:t>
+            </w:r>
+            <w:r>
+              <w:rPr>
+                <w:rStyle w:val="Hyperlink"/>
+                <w:noProof/>
+                <w:lang w:val="de-AT"/>
+              </w:rPr>
+              <w:noBreakHyphen/>
+              <w:t>Erkennung</w:t>
             </w:r>
             <w:r>
               <w:rPr>
@@ -2640,7 +2651,7 @@
                 <w:noProof/>
                 <w:webHidden/>
               </w:rPr>
-              <w:instrText xml:space="preserve"> PAGEREF _Toc222728662 \h </w:instrText>
+              <w:instrText xml:space="preserve"> PAGEREF _Toc223029765 \h </w:instrText>
             </w:r>
             <w:r>
               <w:rPr>
@@ -2660,7 +2671,7 @@
                 <w:noProof/>
                 <w:webHidden/>
               </w:rPr>
-              <w:t>10</w:t>
+              <w:t>12</w:t>
             </w:r>
             <w:r>
               <w:rPr>
@@ -2688,7 +2699,7 @@
               <w14:ligatures w14:val="standardContextual"/>
             </w:rPr>
           </w:pPr>
-          <w:hyperlink w:anchor="_Toc222728663" w:history="1">
+          <w:hyperlink w:anchor="_Toc223029766" w:history="1">
             <w:r>
               <w:rPr>
                 <w:rStyle w:val="Hyperlink"/>
@@ -2715,16 +2726,7 @@
                 <w:noProof/>
                 <w:lang w:val="de-AT"/>
               </w:rPr>
-              <w:t>Grundlagen der Bildverarbeitung und Code</w:t>
-            </w:r>
-            <w:r>
-              <w:rPr>
-                <w:rStyle w:val="Hyperlink"/>
-                <w:noProof/>
-                <w:lang w:val="de-AT"/>
-              </w:rPr>
-              <w:noBreakHyphen/>
-              <w:t>Erkennung</w:t>
+              <w:t>Gewichtserfassung</w:t>
             </w:r>
             <w:r>
               <w:rPr>
@@ -2745,7 +2747,7 @@
                 <w:noProof/>
                 <w:webHidden/>
               </w:rPr>
-              <w:instrText xml:space="preserve"> PAGEREF _Toc222728663 \h </w:instrText>
+              <w:instrText xml:space="preserve"> PAGEREF _Toc223029766 \h </w:instrText>
             </w:r>
             <w:r>
               <w:rPr>
@@ -2765,7 +2767,7 @@
                 <w:noProof/>
                 <w:webHidden/>
               </w:rPr>
-              <w:t>11</w:t>
+              <w:t>14</w:t>
             </w:r>
             <w:r>
               <w:rPr>
@@ -2793,12 +2795,11 @@
               <w14:ligatures w14:val="standardContextual"/>
             </w:rPr>
           </w:pPr>
-          <w:hyperlink w:anchor="_Toc222728664" w:history="1">
+          <w:hyperlink w:anchor="_Toc223029767" w:history="1">
             <w:r>
               <w:rPr>
                 <w:rStyle w:val="Hyperlink"/>
                 <w:noProof/>
-                <w:lang w:val="de-AT"/>
               </w:rPr>
               <w:t>3.2.4</w:t>
             </w:r>
@@ -2818,9 +2819,8 @@
               <w:rPr>
                 <w:rStyle w:val="Hyperlink"/>
                 <w:noProof/>
-                <w:lang w:val="de-AT"/>
-              </w:rPr>
-              <w:t>Gewichtserfassung - Systemübersicht</w:t>
+              </w:rPr>
+              <w:t>Interface</w:t>
             </w:r>
             <w:r>
               <w:rPr>
@@ -2841,7 +2841,7 @@
                 <w:noProof/>
                 <w:webHidden/>
               </w:rPr>
-              <w:instrText xml:space="preserve"> PAGEREF _Toc222728664 \h </w:instrText>
+              <w:instrText xml:space="preserve"> PAGEREF _Toc223029767 \h </w:instrText>
             </w:r>
             <w:r>
               <w:rPr>
@@ -2861,7 +2861,7 @@
                 <w:noProof/>
                 <w:webHidden/>
               </w:rPr>
-              <w:t>13</w:t>
+              <w:t>15</w:t>
             </w:r>
             <w:r>
               <w:rPr>
@@ -2889,7 +2889,7 @@
               <w14:ligatures w14:val="standardContextual"/>
             </w:rPr>
           </w:pPr>
-          <w:hyperlink w:anchor="_Toc222728665" w:history="1">
+          <w:hyperlink w:anchor="_Toc223029768" w:history="1">
             <w:r>
               <w:rPr>
                 <w:rStyle w:val="Hyperlink"/>
@@ -2937,7 +2937,7 @@
                 <w:noProof/>
                 <w:webHidden/>
               </w:rPr>
-              <w:instrText xml:space="preserve"> PAGEREF _Toc222728665 \h </w:instrText>
+              <w:instrText xml:space="preserve"> PAGEREF _Toc223029768 \h </w:instrText>
             </w:r>
             <w:r>
               <w:rPr>
@@ -2957,7 +2957,7 @@
                 <w:noProof/>
                 <w:webHidden/>
               </w:rPr>
-              <w:t>14</w:t>
+              <w:t>19</w:t>
             </w:r>
             <w:r>
               <w:rPr>
@@ -2985,7 +2985,7 @@
               <w14:ligatures w14:val="standardContextual"/>
             </w:rPr>
           </w:pPr>
-          <w:hyperlink w:anchor="_Toc222728666" w:history="1">
+          <w:hyperlink w:anchor="_Toc223029769" w:history="1">
             <w:r>
               <w:rPr>
                 <w:rStyle w:val="Hyperlink"/>
@@ -3031,7 +3031,7 @@
                 <w:noProof/>
                 <w:webHidden/>
               </w:rPr>
-              <w:instrText xml:space="preserve"> PAGEREF _Toc222728666 \h </w:instrText>
+              <w:instrText xml:space="preserve"> PAGEREF _Toc223029769 \h </w:instrText>
             </w:r>
             <w:r>
               <w:rPr>
@@ -3051,7 +3051,7 @@
                 <w:noProof/>
                 <w:webHidden/>
               </w:rPr>
-              <w:t>15</w:t>
+              <w:t>20</w:t>
             </w:r>
             <w:r>
               <w:rPr>
@@ -3079,7 +3079,7 @@
               <w14:ligatures w14:val="standardContextual"/>
             </w:rPr>
           </w:pPr>
-          <w:hyperlink w:anchor="_Toc222728667" w:history="1">
+          <w:hyperlink w:anchor="_Toc223029770" w:history="1">
             <w:r>
               <w:rPr>
                 <w:rStyle w:val="Hyperlink"/>
@@ -3125,7 +3125,7 @@
                 <w:noProof/>
                 <w:webHidden/>
               </w:rPr>
-              <w:instrText xml:space="preserve"> PAGEREF _Toc222728667 \h </w:instrText>
+              <w:instrText xml:space="preserve"> PAGEREF _Toc223029770 \h </w:instrText>
             </w:r>
             <w:r>
               <w:rPr>
@@ -3145,7 +3145,477 @@
                 <w:noProof/>
                 <w:webHidden/>
               </w:rPr>
-              <w:t>16</w:t>
+              <w:t>21</w:t>
+            </w:r>
+            <w:r>
+              <w:rPr>
+                <w:noProof/>
+                <w:webHidden/>
+              </w:rPr>
+              <w:fldChar w:fldCharType="end"/>
+            </w:r>
+          </w:hyperlink>
+        </w:p>
+        <w:p>
+          <w:pPr>
+            <w:pStyle w:val="Verzeichnis3"/>
+            <w:tabs>
+              <w:tab w:val="left" w:pos="1200"/>
+              <w:tab w:val="right" w:leader="dot" w:pos="9016"/>
+            </w:tabs>
+            <w:rPr>
+              <w:rFonts w:asciiTheme="minorHAnsi" w:eastAsiaTheme="minorEastAsia" w:hAnsiTheme="minorHAnsi" w:cstheme="minorBidi"/>
+              <w:noProof/>
+              <w:kern w:val="2"/>
+              <w:sz w:val="24"/>
+              <w:szCs w:val="24"/>
+              <w:lang w:val="de-AT" w:eastAsia="de-AT"/>
+              <w14:ligatures w14:val="standardContextual"/>
+            </w:rPr>
+          </w:pPr>
+          <w:hyperlink w:anchor="_Toc223029771" w:history="1">
+            <w:r>
+              <w:rPr>
+                <w:rStyle w:val="Hyperlink"/>
+                <w:noProof/>
+              </w:rPr>
+              <w:t>3.3.1</w:t>
+            </w:r>
+            <w:r>
+              <w:rPr>
+                <w:rFonts w:asciiTheme="minorHAnsi" w:eastAsiaTheme="minorEastAsia" w:hAnsiTheme="minorHAnsi" w:cstheme="minorBidi"/>
+                <w:noProof/>
+                <w:kern w:val="2"/>
+                <w:sz w:val="24"/>
+                <w:szCs w:val="24"/>
+                <w:lang w:val="de-AT" w:eastAsia="de-AT"/>
+                <w14:ligatures w14:val="standardContextual"/>
+              </w:rPr>
+              <w:tab/>
+            </w:r>
+            <w:r>
+              <w:rPr>
+                <w:rStyle w:val="Hyperlink"/>
+                <w:noProof/>
+              </w:rPr>
+              <w:t>Tiefenmessung mit Stereo-Vision</w:t>
+            </w:r>
+            <w:r>
+              <w:rPr>
+                <w:noProof/>
+                <w:webHidden/>
+              </w:rPr>
+              <w:tab/>
+            </w:r>
+            <w:r>
+              <w:rPr>
+                <w:noProof/>
+                <w:webHidden/>
+              </w:rPr>
+              <w:fldChar w:fldCharType="begin"/>
+            </w:r>
+            <w:r>
+              <w:rPr>
+                <w:noProof/>
+                <w:webHidden/>
+              </w:rPr>
+              <w:instrText xml:space="preserve"> PAGEREF _Toc223029771 \h </w:instrText>
+            </w:r>
+            <w:r>
+              <w:rPr>
+                <w:noProof/>
+                <w:webHidden/>
+              </w:rPr>
+            </w:r>
+            <w:r>
+              <w:rPr>
+                <w:noProof/>
+                <w:webHidden/>
+              </w:rPr>
+              <w:fldChar w:fldCharType="separate"/>
+            </w:r>
+            <w:r>
+              <w:rPr>
+                <w:noProof/>
+                <w:webHidden/>
+              </w:rPr>
+              <w:t>21</w:t>
+            </w:r>
+            <w:r>
+              <w:rPr>
+                <w:noProof/>
+                <w:webHidden/>
+              </w:rPr>
+              <w:fldChar w:fldCharType="end"/>
+            </w:r>
+          </w:hyperlink>
+        </w:p>
+        <w:p>
+          <w:pPr>
+            <w:pStyle w:val="Verzeichnis3"/>
+            <w:tabs>
+              <w:tab w:val="left" w:pos="1200"/>
+              <w:tab w:val="right" w:leader="dot" w:pos="9016"/>
+            </w:tabs>
+            <w:rPr>
+              <w:rFonts w:asciiTheme="minorHAnsi" w:eastAsiaTheme="minorEastAsia" w:hAnsiTheme="minorHAnsi" w:cstheme="minorBidi"/>
+              <w:noProof/>
+              <w:kern w:val="2"/>
+              <w:sz w:val="24"/>
+              <w:szCs w:val="24"/>
+              <w:lang w:val="de-AT" w:eastAsia="de-AT"/>
+              <w14:ligatures w14:val="standardContextual"/>
+            </w:rPr>
+          </w:pPr>
+          <w:hyperlink w:anchor="_Toc223029772" w:history="1">
+            <w:r>
+              <w:rPr>
+                <w:rStyle w:val="Hyperlink"/>
+                <w:noProof/>
+              </w:rPr>
+              <w:t>3.3.2</w:t>
+            </w:r>
+            <w:r>
+              <w:rPr>
+                <w:rFonts w:asciiTheme="minorHAnsi" w:eastAsiaTheme="minorEastAsia" w:hAnsiTheme="minorHAnsi" w:cstheme="minorBidi"/>
+                <w:noProof/>
+                <w:kern w:val="2"/>
+                <w:sz w:val="24"/>
+                <w:szCs w:val="24"/>
+                <w:lang w:val="de-AT" w:eastAsia="de-AT"/>
+                <w14:ligatures w14:val="standardContextual"/>
+              </w:rPr>
+              <w:tab/>
+            </w:r>
+            <w:r>
+              <w:rPr>
+                <w:rStyle w:val="Hyperlink"/>
+                <w:noProof/>
+              </w:rPr>
+              <w:t>Bildverarbeitung mit Barcode Erkennung</w:t>
+            </w:r>
+            <w:r>
+              <w:rPr>
+                <w:noProof/>
+                <w:webHidden/>
+              </w:rPr>
+              <w:tab/>
+            </w:r>
+            <w:r>
+              <w:rPr>
+                <w:noProof/>
+                <w:webHidden/>
+              </w:rPr>
+              <w:fldChar w:fldCharType="begin"/>
+            </w:r>
+            <w:r>
+              <w:rPr>
+                <w:noProof/>
+                <w:webHidden/>
+              </w:rPr>
+              <w:instrText xml:space="preserve"> PAGEREF _Toc223029772 \h </w:instrText>
+            </w:r>
+            <w:r>
+              <w:rPr>
+                <w:noProof/>
+                <w:webHidden/>
+              </w:rPr>
+            </w:r>
+            <w:r>
+              <w:rPr>
+                <w:noProof/>
+                <w:webHidden/>
+              </w:rPr>
+              <w:fldChar w:fldCharType="separate"/>
+            </w:r>
+            <w:r>
+              <w:rPr>
+                <w:noProof/>
+                <w:webHidden/>
+              </w:rPr>
+              <w:t>23</w:t>
+            </w:r>
+            <w:r>
+              <w:rPr>
+                <w:noProof/>
+                <w:webHidden/>
+              </w:rPr>
+              <w:fldChar w:fldCharType="end"/>
+            </w:r>
+          </w:hyperlink>
+        </w:p>
+        <w:p>
+          <w:pPr>
+            <w:pStyle w:val="Verzeichnis3"/>
+            <w:tabs>
+              <w:tab w:val="left" w:pos="1200"/>
+              <w:tab w:val="right" w:leader="dot" w:pos="9016"/>
+            </w:tabs>
+            <w:rPr>
+              <w:rFonts w:asciiTheme="minorHAnsi" w:eastAsiaTheme="minorEastAsia" w:hAnsiTheme="minorHAnsi" w:cstheme="minorBidi"/>
+              <w:noProof/>
+              <w:kern w:val="2"/>
+              <w:sz w:val="24"/>
+              <w:szCs w:val="24"/>
+              <w:lang w:val="de-AT" w:eastAsia="de-AT"/>
+              <w14:ligatures w14:val="standardContextual"/>
+            </w:rPr>
+          </w:pPr>
+          <w:hyperlink w:anchor="_Toc223029773" w:history="1">
+            <w:r>
+              <w:rPr>
+                <w:rStyle w:val="Hyperlink"/>
+                <w:noProof/>
+              </w:rPr>
+              <w:t>3.3.3</w:t>
+            </w:r>
+            <w:r>
+              <w:rPr>
+                <w:rFonts w:asciiTheme="minorHAnsi" w:eastAsiaTheme="minorEastAsia" w:hAnsiTheme="minorHAnsi" w:cstheme="minorBidi"/>
+                <w:noProof/>
+                <w:kern w:val="2"/>
+                <w:sz w:val="24"/>
+                <w:szCs w:val="24"/>
+                <w:lang w:val="de-AT" w:eastAsia="de-AT"/>
+                <w14:ligatures w14:val="standardContextual"/>
+              </w:rPr>
+              <w:tab/>
+            </w:r>
+            <w:r>
+              <w:rPr>
+                <w:rStyle w:val="Hyperlink"/>
+                <w:noProof/>
+              </w:rPr>
+              <w:t>Gewichtserfassung</w:t>
+            </w:r>
+            <w:r>
+              <w:rPr>
+                <w:noProof/>
+                <w:webHidden/>
+              </w:rPr>
+              <w:tab/>
+            </w:r>
+            <w:r>
+              <w:rPr>
+                <w:noProof/>
+                <w:webHidden/>
+              </w:rPr>
+              <w:fldChar w:fldCharType="begin"/>
+            </w:r>
+            <w:r>
+              <w:rPr>
+                <w:noProof/>
+                <w:webHidden/>
+              </w:rPr>
+              <w:instrText xml:space="preserve"> PAGEREF _Toc223029773 \h </w:instrText>
+            </w:r>
+            <w:r>
+              <w:rPr>
+                <w:noProof/>
+                <w:webHidden/>
+              </w:rPr>
+            </w:r>
+            <w:r>
+              <w:rPr>
+                <w:noProof/>
+                <w:webHidden/>
+              </w:rPr>
+              <w:fldChar w:fldCharType="separate"/>
+            </w:r>
+            <w:r>
+              <w:rPr>
+                <w:noProof/>
+                <w:webHidden/>
+              </w:rPr>
+              <w:t>23</w:t>
+            </w:r>
+            <w:r>
+              <w:rPr>
+                <w:noProof/>
+                <w:webHidden/>
+              </w:rPr>
+              <w:fldChar w:fldCharType="end"/>
+            </w:r>
+          </w:hyperlink>
+        </w:p>
+        <w:p>
+          <w:pPr>
+            <w:pStyle w:val="Verzeichnis3"/>
+            <w:tabs>
+              <w:tab w:val="left" w:pos="1200"/>
+              <w:tab w:val="right" w:leader="dot" w:pos="9016"/>
+            </w:tabs>
+            <w:rPr>
+              <w:rFonts w:asciiTheme="minorHAnsi" w:eastAsiaTheme="minorEastAsia" w:hAnsiTheme="minorHAnsi" w:cstheme="minorBidi"/>
+              <w:noProof/>
+              <w:kern w:val="2"/>
+              <w:sz w:val="24"/>
+              <w:szCs w:val="24"/>
+              <w:lang w:val="de-AT" w:eastAsia="de-AT"/>
+              <w14:ligatures w14:val="standardContextual"/>
+            </w:rPr>
+          </w:pPr>
+          <w:hyperlink w:anchor="_Toc223029774" w:history="1">
+            <w:r>
+              <w:rPr>
+                <w:rStyle w:val="Hyperlink"/>
+                <w:noProof/>
+              </w:rPr>
+              <w:t>3.3.4</w:t>
+            </w:r>
+            <w:r>
+              <w:rPr>
+                <w:rFonts w:asciiTheme="minorHAnsi" w:eastAsiaTheme="minorEastAsia" w:hAnsiTheme="minorHAnsi" w:cstheme="minorBidi"/>
+                <w:noProof/>
+                <w:kern w:val="2"/>
+                <w:sz w:val="24"/>
+                <w:szCs w:val="24"/>
+                <w:lang w:val="de-AT" w:eastAsia="de-AT"/>
+                <w14:ligatures w14:val="standardContextual"/>
+              </w:rPr>
+              <w:tab/>
+            </w:r>
+            <w:r>
+              <w:rPr>
+                <w:rStyle w:val="Hyperlink"/>
+                <w:noProof/>
+              </w:rPr>
+              <w:t>Datenverarbeitung</w:t>
+            </w:r>
+            <w:r>
+              <w:rPr>
+                <w:noProof/>
+                <w:webHidden/>
+              </w:rPr>
+              <w:tab/>
+            </w:r>
+            <w:r>
+              <w:rPr>
+                <w:noProof/>
+                <w:webHidden/>
+              </w:rPr>
+              <w:fldChar w:fldCharType="begin"/>
+            </w:r>
+            <w:r>
+              <w:rPr>
+                <w:noProof/>
+                <w:webHidden/>
+              </w:rPr>
+              <w:instrText xml:space="preserve"> PAGEREF _Toc223029774 \h </w:instrText>
+            </w:r>
+            <w:r>
+              <w:rPr>
+                <w:noProof/>
+                <w:webHidden/>
+              </w:rPr>
+            </w:r>
+            <w:r>
+              <w:rPr>
+                <w:noProof/>
+                <w:webHidden/>
+              </w:rPr>
+              <w:fldChar w:fldCharType="separate"/>
+            </w:r>
+            <w:r>
+              <w:rPr>
+                <w:noProof/>
+                <w:webHidden/>
+              </w:rPr>
+              <w:t>23</w:t>
+            </w:r>
+            <w:r>
+              <w:rPr>
+                <w:noProof/>
+                <w:webHidden/>
+              </w:rPr>
+              <w:fldChar w:fldCharType="end"/>
+            </w:r>
+          </w:hyperlink>
+        </w:p>
+        <w:p>
+          <w:pPr>
+            <w:pStyle w:val="Verzeichnis3"/>
+            <w:tabs>
+              <w:tab w:val="left" w:pos="1200"/>
+              <w:tab w:val="right" w:leader="dot" w:pos="9016"/>
+            </w:tabs>
+            <w:rPr>
+              <w:rFonts w:asciiTheme="minorHAnsi" w:eastAsiaTheme="minorEastAsia" w:hAnsiTheme="minorHAnsi" w:cstheme="minorBidi"/>
+              <w:noProof/>
+              <w:kern w:val="2"/>
+              <w:sz w:val="24"/>
+              <w:szCs w:val="24"/>
+              <w:lang w:val="de-AT" w:eastAsia="de-AT"/>
+              <w14:ligatures w14:val="standardContextual"/>
+            </w:rPr>
+          </w:pPr>
+          <w:hyperlink w:anchor="_Toc223029775" w:history="1">
+            <w:r>
+              <w:rPr>
+                <w:rStyle w:val="Hyperlink"/>
+                <w:noProof/>
+              </w:rPr>
+              <w:t>3.3.5</w:t>
+            </w:r>
+            <w:r>
+              <w:rPr>
+                <w:rFonts w:asciiTheme="minorHAnsi" w:eastAsiaTheme="minorEastAsia" w:hAnsiTheme="minorHAnsi" w:cstheme="minorBidi"/>
+                <w:noProof/>
+                <w:kern w:val="2"/>
+                <w:sz w:val="24"/>
+                <w:szCs w:val="24"/>
+                <w:lang w:val="de-AT" w:eastAsia="de-AT"/>
+                <w14:ligatures w14:val="standardContextual"/>
+              </w:rPr>
+              <w:tab/>
+            </w:r>
+            <w:r>
+              <w:rPr>
+                <w:rStyle w:val="Hyperlink"/>
+                <w:noProof/>
+              </w:rPr>
+              <w:t>User Interface für die Datenverarbeitung</w:t>
+            </w:r>
+            <w:r>
+              <w:rPr>
+                <w:noProof/>
+                <w:webHidden/>
+              </w:rPr>
+              <w:tab/>
+            </w:r>
+            <w:r>
+              <w:rPr>
+                <w:noProof/>
+                <w:webHidden/>
+              </w:rPr>
+              <w:fldChar w:fldCharType="begin"/>
+            </w:r>
+            <w:r>
+              <w:rPr>
+                <w:noProof/>
+                <w:webHidden/>
+              </w:rPr>
+              <w:instrText xml:space="preserve"> PAGEREF _Toc223029775 \h </w:instrText>
+            </w:r>
+            <w:r>
+              <w:rPr>
+                <w:noProof/>
+                <w:webHidden/>
+              </w:rPr>
+            </w:r>
+            <w:r>
+              <w:rPr>
+                <w:noProof/>
+                <w:webHidden/>
+              </w:rPr>
+              <w:fldChar w:fldCharType="separate"/>
+            </w:r>
+            <w:r>
+              <w:rPr>
+                <w:noProof/>
+                <w:webHidden/>
+              </w:rPr>
+              <w:t>23</w:t>
             </w:r>
             <w:r>
               <w:rPr>
@@ -3173,7 +3643,7 @@
               <w14:ligatures w14:val="standardContextual"/>
             </w:rPr>
           </w:pPr>
-          <w:hyperlink w:anchor="_Toc222728668" w:history="1">
+          <w:hyperlink w:anchor="_Toc223029776" w:history="1">
             <w:r>
               <w:rPr>
                 <w:rStyle w:val="Hyperlink"/>
@@ -3219,7 +3689,7 @@
                 <w:noProof/>
                 <w:webHidden/>
               </w:rPr>
-              <w:instrText xml:space="preserve"> PAGEREF _Toc222728668 \h </w:instrText>
+              <w:instrText xml:space="preserve"> PAGEREF _Toc223029776 \h </w:instrText>
             </w:r>
             <w:r>
               <w:rPr>
@@ -3239,7 +3709,7 @@
                 <w:noProof/>
                 <w:webHidden/>
               </w:rPr>
-              <w:t>16</w:t>
+              <w:t>24</w:t>
             </w:r>
             <w:r>
               <w:rPr>
@@ -3267,7 +3737,7 @@
               <w14:ligatures w14:val="standardContextual"/>
             </w:rPr>
           </w:pPr>
-          <w:hyperlink w:anchor="_Toc222728669" w:history="1">
+          <w:hyperlink w:anchor="_Toc223029777" w:history="1">
             <w:r>
               <w:rPr>
                 <w:rStyle w:val="Hyperlink"/>
@@ -3313,7 +3783,7 @@
                 <w:noProof/>
                 <w:webHidden/>
               </w:rPr>
-              <w:instrText xml:space="preserve"> PAGEREF _Toc222728669 \h </w:instrText>
+              <w:instrText xml:space="preserve"> PAGEREF _Toc223029777 \h </w:instrText>
             </w:r>
             <w:r>
               <w:rPr>
@@ -3333,7 +3803,7 @@
                 <w:noProof/>
                 <w:webHidden/>
               </w:rPr>
-              <w:t>16</w:t>
+              <w:t>25</w:t>
             </w:r>
             <w:r>
               <w:rPr>
@@ -3361,7 +3831,7 @@
               <w14:ligatures w14:val="standardContextual"/>
             </w:rPr>
           </w:pPr>
-          <w:hyperlink w:anchor="_Toc222728670" w:history="1">
+          <w:hyperlink w:anchor="_Toc223029778" w:history="1">
             <w:r>
               <w:rPr>
                 <w:rStyle w:val="Hyperlink"/>
@@ -3407,7 +3877,7 @@
                 <w:noProof/>
                 <w:webHidden/>
               </w:rPr>
-              <w:instrText xml:space="preserve"> PAGEREF _Toc222728670 \h </w:instrText>
+              <w:instrText xml:space="preserve"> PAGEREF _Toc223029778 \h </w:instrText>
             </w:r>
             <w:r>
               <w:rPr>
@@ -3427,7 +3897,7 @@
                 <w:noProof/>
                 <w:webHidden/>
               </w:rPr>
-              <w:t>16</w:t>
+              <w:t>26</w:t>
             </w:r>
             <w:r>
               <w:rPr>
@@ -3451,7 +3921,7 @@
               <w14:ligatures w14:val="standardContextual"/>
             </w:rPr>
           </w:pPr>
-          <w:hyperlink w:anchor="_Toc222728671" w:history="1">
+          <w:hyperlink w:anchor="_Toc223029779" w:history="1">
             <w:r>
               <w:rPr>
                 <w:rStyle w:val="Hyperlink"/>
@@ -3497,7 +3967,7 @@
                 <w:noProof/>
                 <w:webHidden/>
               </w:rPr>
-              <w:instrText xml:space="preserve"> PAGEREF _Toc222728671 \h </w:instrText>
+              <w:instrText xml:space="preserve"> PAGEREF _Toc223029779 \h </w:instrText>
             </w:r>
             <w:r>
               <w:rPr>
@@ -3517,7 +3987,7 @@
                 <w:noProof/>
                 <w:webHidden/>
               </w:rPr>
-              <w:t>17</w:t>
+              <w:t>27</w:t>
             </w:r>
             <w:r>
               <w:rPr>
@@ -3545,7 +4015,7 @@
               <w14:ligatures w14:val="standardContextual"/>
             </w:rPr>
           </w:pPr>
-          <w:hyperlink w:anchor="_Toc222728672" w:history="1">
+          <w:hyperlink w:anchor="_Toc223029780" w:history="1">
             <w:r>
               <w:rPr>
                 <w:rStyle w:val="Hyperlink"/>
@@ -3591,7 +4061,7 @@
                 <w:noProof/>
                 <w:webHidden/>
               </w:rPr>
-              <w:instrText xml:space="preserve"> PAGEREF _Toc222728672 \h </w:instrText>
+              <w:instrText xml:space="preserve"> PAGEREF _Toc223029780 \h </w:instrText>
             </w:r>
             <w:r>
               <w:rPr>
@@ -3611,7 +4081,7 @@
                 <w:noProof/>
                 <w:webHidden/>
               </w:rPr>
-              <w:t>17</w:t>
+              <w:t>27</w:t>
             </w:r>
             <w:r>
               <w:rPr>
@@ -3639,7 +4109,7 @@
               <w14:ligatures w14:val="standardContextual"/>
             </w:rPr>
           </w:pPr>
-          <w:hyperlink w:anchor="_Toc222728673" w:history="1">
+          <w:hyperlink w:anchor="_Toc223029781" w:history="1">
             <w:r>
               <w:rPr>
                 <w:rStyle w:val="Hyperlink"/>
@@ -3685,7 +4155,7 @@
                 <w:noProof/>
                 <w:webHidden/>
               </w:rPr>
-              <w:instrText xml:space="preserve"> PAGEREF _Toc222728673 \h </w:instrText>
+              <w:instrText xml:space="preserve"> PAGEREF _Toc223029781 \h </w:instrText>
             </w:r>
             <w:r>
               <w:rPr>
@@ -3705,7 +4175,7 @@
                 <w:noProof/>
                 <w:webHidden/>
               </w:rPr>
-              <w:t>19</w:t>
+              <w:t>29</w:t>
             </w:r>
             <w:r>
               <w:rPr>
@@ -3729,7 +4199,7 @@
               <w14:ligatures w14:val="standardContextual"/>
             </w:rPr>
           </w:pPr>
-          <w:hyperlink w:anchor="_Toc222728674" w:history="1">
+          <w:hyperlink w:anchor="_Toc223029782" w:history="1">
             <w:r>
               <w:rPr>
                 <w:rStyle w:val="Hyperlink"/>
@@ -3775,7 +4245,7 @@
                 <w:noProof/>
                 <w:webHidden/>
               </w:rPr>
-              <w:instrText xml:space="preserve"> PAGEREF _Toc222728674 \h </w:instrText>
+              <w:instrText xml:space="preserve"> PAGEREF _Toc223029782 \h </w:instrText>
             </w:r>
             <w:r>
               <w:rPr>
@@ -3795,7 +4265,7 @@
                 <w:noProof/>
                 <w:webHidden/>
               </w:rPr>
-              <w:t>20</w:t>
+              <w:t>30</w:t>
             </w:r>
             <w:r>
               <w:rPr>
@@ -3819,7 +4289,7 @@
               <w14:ligatures w14:val="standardContextual"/>
             </w:rPr>
           </w:pPr>
-          <w:hyperlink w:anchor="_Toc222728675" w:history="1">
+          <w:hyperlink w:anchor="_Toc223029783" w:history="1">
             <w:r>
               <w:rPr>
                 <w:rStyle w:val="Hyperlink"/>
@@ -3865,7 +4335,7 @@
                 <w:noProof/>
                 <w:webHidden/>
               </w:rPr>
-              <w:instrText xml:space="preserve"> PAGEREF _Toc222728675 \h </w:instrText>
+              <w:instrText xml:space="preserve"> PAGEREF _Toc223029783 \h </w:instrText>
             </w:r>
             <w:r>
               <w:rPr>
@@ -3885,7 +4355,7 @@
                 <w:noProof/>
                 <w:webHidden/>
               </w:rPr>
-              <w:t>21</w:t>
+              <w:t>31</w:t>
             </w:r>
             <w:r>
               <w:rPr>
@@ -3909,7 +4379,7 @@
               <w14:ligatures w14:val="standardContextual"/>
             </w:rPr>
           </w:pPr>
-          <w:hyperlink w:anchor="_Toc222728676" w:history="1">
+          <w:hyperlink w:anchor="_Toc223029784" w:history="1">
             <w:r>
               <w:rPr>
                 <w:rStyle w:val="Hyperlink"/>
@@ -3955,7 +4425,7 @@
                 <w:noProof/>
                 <w:webHidden/>
               </w:rPr>
-              <w:instrText xml:space="preserve"> PAGEREF _Toc222728676 \h </w:instrText>
+              <w:instrText xml:space="preserve"> PAGEREF _Toc223029784 \h </w:instrText>
             </w:r>
             <w:r>
               <w:rPr>
@@ -3975,7 +4445,7 @@
                 <w:noProof/>
                 <w:webHidden/>
               </w:rPr>
-              <w:t>22</w:t>
+              <w:t>32</w:t>
             </w:r>
             <w:r>
               <w:rPr>
@@ -4003,7 +4473,7 @@
               <w14:ligatures w14:val="standardContextual"/>
             </w:rPr>
           </w:pPr>
-          <w:hyperlink w:anchor="_Toc222728677" w:history="1">
+          <w:hyperlink w:anchor="_Toc223029785" w:history="1">
             <w:r>
               <w:rPr>
                 <w:rStyle w:val="Hyperlink"/>
@@ -4049,7 +4519,7 @@
                 <w:noProof/>
                 <w:webHidden/>
               </w:rPr>
-              <w:instrText xml:space="preserve"> PAGEREF _Toc222728677 \h </w:instrText>
+              <w:instrText xml:space="preserve"> PAGEREF _Toc223029785 \h </w:instrText>
             </w:r>
             <w:r>
               <w:rPr>
@@ -4069,7 +4539,7 @@
                 <w:noProof/>
                 <w:webHidden/>
               </w:rPr>
-              <w:t>22</w:t>
+              <w:t>32</w:t>
             </w:r>
             <w:r>
               <w:rPr>
@@ -4097,7 +4567,7 @@
               <w14:ligatures w14:val="standardContextual"/>
             </w:rPr>
           </w:pPr>
-          <w:hyperlink w:anchor="_Toc222728678" w:history="1">
+          <w:hyperlink w:anchor="_Toc223029786" w:history="1">
             <w:r>
               <w:rPr>
                 <w:rStyle w:val="Hyperlink"/>
@@ -4143,7 +4613,7 @@
                 <w:noProof/>
                 <w:webHidden/>
               </w:rPr>
-              <w:instrText xml:space="preserve"> PAGEREF _Toc222728678 \h </w:instrText>
+              <w:instrText xml:space="preserve"> PAGEREF _Toc223029786 \h </w:instrText>
             </w:r>
             <w:r>
               <w:rPr>
@@ -4163,7 +4633,7 @@
                 <w:noProof/>
                 <w:webHidden/>
               </w:rPr>
-              <w:t>22</w:t>
+              <w:t>32</w:t>
             </w:r>
             <w:r>
               <w:rPr>
@@ -4191,7 +4661,7 @@
               <w14:ligatures w14:val="standardContextual"/>
             </w:rPr>
           </w:pPr>
-          <w:hyperlink w:anchor="_Toc222728679" w:history="1">
+          <w:hyperlink w:anchor="_Toc223029787" w:history="1">
             <w:r>
               <w:rPr>
                 <w:rStyle w:val="Hyperlink"/>
@@ -4237,7 +4707,7 @@
                 <w:noProof/>
                 <w:webHidden/>
               </w:rPr>
-              <w:instrText xml:space="preserve"> PAGEREF _Toc222728679 \h </w:instrText>
+              <w:instrText xml:space="preserve"> PAGEREF _Toc223029787 \h </w:instrText>
             </w:r>
             <w:r>
               <w:rPr>
@@ -4257,7 +4727,7 @@
                 <w:noProof/>
                 <w:webHidden/>
               </w:rPr>
-              <w:t>22</w:t>
+              <w:t>32</w:t>
             </w:r>
             <w:r>
               <w:rPr>
@@ -4285,7 +4755,7 @@
               <w14:ligatures w14:val="standardContextual"/>
             </w:rPr>
           </w:pPr>
-          <w:hyperlink w:anchor="_Toc222728680" w:history="1">
+          <w:hyperlink w:anchor="_Toc223029788" w:history="1">
             <w:r>
               <w:rPr>
                 <w:rStyle w:val="Hyperlink"/>
@@ -4331,7 +4801,7 @@
                 <w:noProof/>
                 <w:webHidden/>
               </w:rPr>
-              <w:instrText xml:space="preserve"> PAGEREF _Toc222728680 \h </w:instrText>
+              <w:instrText xml:space="preserve"> PAGEREF _Toc223029788 \h </w:instrText>
             </w:r>
             <w:r>
               <w:rPr>
@@ -4351,7 +4821,7 @@
                 <w:noProof/>
                 <w:webHidden/>
               </w:rPr>
-              <w:t>22</w:t>
+              <w:t>32</w:t>
             </w:r>
             <w:r>
               <w:rPr>
@@ -4375,7 +4845,7 @@
               <w14:ligatures w14:val="standardContextual"/>
             </w:rPr>
           </w:pPr>
-          <w:hyperlink w:anchor="_Toc222728681" w:history="1">
+          <w:hyperlink w:anchor="_Toc223029789" w:history="1">
             <w:r>
               <w:rPr>
                 <w:rStyle w:val="Hyperlink"/>
@@ -4421,7 +4891,7 @@
                 <w:noProof/>
                 <w:webHidden/>
               </w:rPr>
-              <w:instrText xml:space="preserve"> PAGEREF _Toc222728681 \h </w:instrText>
+              <w:instrText xml:space="preserve"> PAGEREF _Toc223029789 \h </w:instrText>
             </w:r>
             <w:r>
               <w:rPr>
@@ -4441,7 +4911,7 @@
                 <w:noProof/>
                 <w:webHidden/>
               </w:rPr>
-              <w:t>23</w:t>
+              <w:t>33</w:t>
             </w:r>
             <w:r>
               <w:rPr>
@@ -4507,7 +4977,7 @@
       <w:bookmarkStart w:id="12" w:name="_Ref211230122"/>
       <w:bookmarkStart w:id="13" w:name="_Ref211230230"/>
       <w:bookmarkStart w:id="14" w:name="_Ref200464507"/>
-      <w:bookmarkStart w:id="15" w:name="_Toc222728646"/>
+      <w:bookmarkStart w:id="15" w:name="_Toc223029749"/>
       <w:r>
         <w:lastRenderedPageBreak/>
         <w:t>Einleitung</w:t>
@@ -4649,7 +5119,7 @@
       <w:bookmarkStart w:id="20" w:name="_Toc210560241"/>
       <w:bookmarkStart w:id="21" w:name="_Toc84751232"/>
       <w:bookmarkStart w:id="22" w:name="_Toc211138145"/>
-      <w:bookmarkStart w:id="23" w:name="_Toc222728647"/>
+      <w:bookmarkStart w:id="23" w:name="_Toc223029750"/>
       <w:r>
         <w:t>Vertiefende Aufgabenstellung</w:t>
       </w:r>
@@ -4699,7 +5169,7 @@
       <w:bookmarkStart w:id="29" w:name="_Toc210560295"/>
       <w:bookmarkStart w:id="30" w:name="_Toc84751233"/>
       <w:bookmarkStart w:id="31" w:name="_Toc211137894"/>
-      <w:bookmarkStart w:id="32" w:name="_Toc222728648"/>
+      <w:bookmarkStart w:id="32" w:name="_Toc223029751"/>
       <w:bookmarkEnd w:id="24"/>
       <w:bookmarkEnd w:id="25"/>
       <w:bookmarkEnd w:id="26"/>
@@ -4738,23 +5208,14 @@
           <w:color w:val="0066FF"/>
           <w:szCs w:val="28"/>
         </w:rPr>
-        <w:t>Text (FV = Text):</w:t>
-      </w:r>
-      <w:proofErr w:type="gramStart"/>
-      <w:r>
-        <w:rPr>
-          <w:color w:val="0066FF"/>
-          <w:szCs w:val="28"/>
-        </w:rPr>
-        <w:t xml:space="preserve"> ….</w:t>
-      </w:r>
-      <w:proofErr w:type="gramEnd"/>
+        <w:t>Text (FV = Text): ….</w:t>
+      </w:r>
     </w:p>
     <w:p>
       <w:pPr>
         <w:pStyle w:val="berschrift1"/>
       </w:pPr>
-      <w:bookmarkStart w:id="33" w:name="_Toc222728649"/>
+      <w:bookmarkStart w:id="33" w:name="_Toc223029752"/>
       <w:bookmarkStart w:id="34" w:name="_Ref200464718"/>
       <w:r>
         <w:lastRenderedPageBreak/>
@@ -4778,7 +5239,7 @@
       <w:pPr>
         <w:pStyle w:val="berschrift2"/>
       </w:pPr>
-      <w:bookmarkStart w:id="35" w:name="_Toc222728650"/>
+      <w:bookmarkStart w:id="35" w:name="_Toc223029753"/>
       <w:r>
         <w:t>Einleitung</w:t>
       </w:r>
@@ -4879,7 +5340,7 @@
       <w:pPr>
         <w:pStyle w:val="berschrift2"/>
       </w:pPr>
-      <w:bookmarkStart w:id="36" w:name="_Toc222728651"/>
+      <w:bookmarkStart w:id="36" w:name="_Toc223029754"/>
       <w:r>
         <w:t>Theoretische Grundlagen</w:t>
       </w:r>
@@ -4899,14 +5360,7 @@
         <w:rPr>
           <w:color w:val="0066FF"/>
         </w:rPr>
-        <w:t xml:space="preserve">(FV = Text) Beschreibung der theoretischen Grundlagen. Wichtig dabei ist die Angabe der verwendeten Literatur- und Internetquellen, sowie die korrekte Angabe der Verwendung KI, wenn </w:t>
-      </w:r>
-      <w:proofErr w:type="gramStart"/>
-      <w:r>
-        <w:rPr>
-          <w:color w:val="0066FF"/>
-        </w:rPr>
-        <w:t xml:space="preserve">von dieser </w:t>
+        <w:t xml:space="preserve">(FV = Text) Beschreibung der theoretischen Grundlagen. Wichtig dabei ist die Angabe der verwendeten Literatur- und Internetquellen, sowie die korrekte Angabe der Verwendung KI, wenn von dieser </w:t>
       </w:r>
       <w:r>
         <w:rPr>
@@ -4915,7 +5369,6 @@
         </w:rPr>
         <w:t>fachliche Inhalte</w:t>
       </w:r>
-      <w:proofErr w:type="gramEnd"/>
       <w:r>
         <w:rPr>
           <w:color w:val="0066FF"/>
@@ -4927,7 +5380,7 @@
       <w:pPr>
         <w:pStyle w:val="berschrift3"/>
       </w:pPr>
-      <w:bookmarkStart w:id="37" w:name="_Toc222728652"/>
+      <w:bookmarkStart w:id="37" w:name="_Toc223029755"/>
       <w:r>
         <w:rPr>
           <w:i/>
@@ -4966,7 +5419,7 @@
       <w:pPr>
         <w:pStyle w:val="berschrift3"/>
       </w:pPr>
-      <w:bookmarkStart w:id="38" w:name="_Toc222728653"/>
+      <w:bookmarkStart w:id="38" w:name="_Toc223029756"/>
       <w:r>
         <w:rPr>
           <w:color w:val="0066FF"/>
@@ -5862,7 +6315,7 @@
       <w:pPr>
         <w:pStyle w:val="berschrift2"/>
       </w:pPr>
-      <w:bookmarkStart w:id="39" w:name="_Toc222728654"/>
+      <w:bookmarkStart w:id="39" w:name="_Toc223029757"/>
       <w:r>
         <w:t>Praktische Umsetzung</w:t>
       </w:r>
@@ -5880,7 +6333,7 @@
       <w:pPr>
         <w:pStyle w:val="berschrift2"/>
       </w:pPr>
-      <w:bookmarkStart w:id="40" w:name="_Toc222728655"/>
+      <w:bookmarkStart w:id="40" w:name="_Toc223029758"/>
       <w:r>
         <w:t>Weitere individuelle Abschnitte</w:t>
       </w:r>
@@ -5900,34 +6353,20 @@
         <w:rPr>
           <w:color w:val="0066FF"/>
         </w:rPr>
-        <w:t xml:space="preserve">(FV = Text) Diese Abschnitte sind individuell </w:t>
-      </w:r>
-      <w:proofErr w:type="gramStart"/>
+        <w:t xml:space="preserve">(FV = Text) Diese Abschnitte sind individuell mit Ihren </w:t>
+      </w:r>
+      <w:proofErr w:type="spellStart"/>
       <w:r>
         <w:rPr>
           <w:color w:val="0066FF"/>
         </w:rPr>
-        <w:t xml:space="preserve">mit Ihren </w:t>
-      </w:r>
-      <w:proofErr w:type="spellStart"/>
+        <w:t>Betreuer:innen</w:t>
+      </w:r>
+      <w:proofErr w:type="spellEnd"/>
       <w:r>
         <w:rPr>
           <w:color w:val="0066FF"/>
         </w:rPr>
-        <w:t>Betreuer</w:t>
-      </w:r>
-      <w:proofErr w:type="gramEnd"/>
-      <w:r>
-        <w:rPr>
-          <w:color w:val="0066FF"/>
-        </w:rPr>
-        <w:t>:innen</w:t>
-      </w:r>
-      <w:proofErr w:type="spellEnd"/>
-      <w:r>
-        <w:rPr>
-          <w:color w:val="0066FF"/>
-        </w:rPr>
         <w:t xml:space="preserve"> festzulegen.</w:t>
       </w:r>
     </w:p>
@@ -5935,7 +6374,7 @@
       <w:pPr>
         <w:pStyle w:val="berschrift2"/>
       </w:pPr>
-      <w:bookmarkStart w:id="41" w:name="_Toc222728656"/>
+      <w:bookmarkStart w:id="41" w:name="_Toc223029759"/>
       <w:r>
         <w:lastRenderedPageBreak/>
         <w:t>Ergebnisse und Diskussion</w:t>
@@ -5960,7 +6399,7 @@
       <w:pPr>
         <w:pStyle w:val="berschrift2"/>
       </w:pPr>
-      <w:bookmarkStart w:id="42" w:name="_Toc222728657"/>
+      <w:bookmarkStart w:id="42" w:name="_Toc223029760"/>
       <w:r>
         <w:t>Zusammenfassung individueller Teil</w:t>
       </w:r>
@@ -5976,21 +6415,7 @@
         <w:rPr>
           <w:color w:val="0066FF"/>
         </w:rPr>
-        <w:t xml:space="preserve">(FV = Text) </w:t>
-      </w:r>
-      <w:proofErr w:type="gramStart"/>
-      <w:r>
-        <w:rPr>
-          <w:color w:val="0066FF"/>
-        </w:rPr>
-        <w:t>Hier</w:t>
-      </w:r>
-      <w:proofErr w:type="gramEnd"/>
-      <w:r>
-        <w:rPr>
-          <w:color w:val="0066FF"/>
-        </w:rPr>
-        <w:t xml:space="preserve"> werden die wichtigsten Fakten der individuellen Aufgabe des Schülers / der Schülerin kurz zusammengefasst werden.</w:t>
+        <w:t>(FV = Text) Hier werden die wichtigsten Fakten der individuellen Aufgabe des Schülers / der Schülerin kurz zusammengefasst werden.</w:t>
       </w:r>
     </w:p>
     <w:p>
@@ -6116,7 +6541,7 @@
         <w:pStyle w:val="berschrift1"/>
       </w:pPr>
       <w:bookmarkStart w:id="43" w:name="_Ref200465902"/>
-      <w:bookmarkStart w:id="44" w:name="_Toc222728658"/>
+      <w:bookmarkStart w:id="44" w:name="_Toc223029761"/>
       <w:r>
         <w:lastRenderedPageBreak/>
         <w:t xml:space="preserve">Dokumentation </w:t>
@@ -6134,7 +6559,7 @@
       <w:pPr>
         <w:pStyle w:val="berschrift2"/>
       </w:pPr>
-      <w:bookmarkStart w:id="45" w:name="_Toc222728659"/>
+      <w:bookmarkStart w:id="45" w:name="_Toc223029762"/>
       <w:r>
         <w:t>Einleitung</w:t>
       </w:r>
@@ -6247,7 +6672,6 @@
         </w:rPr>
         <w:t xml:space="preserve">Als geplantes Ergebnis entsteht eine vollständig integrierte Softwarelösung, welche die Sensoransteuerung, Datenauswertung und Visualisierung </w:t>
       </w:r>
-      <w:proofErr w:type="gramStart"/>
       <w:r>
         <w:rPr>
           <w:lang w:val="de-AT" w:eastAsia="de-AT"/>
@@ -6260,7 +6684,6 @@
         </w:rPr>
         <w:t>t</w:t>
       </w:r>
-      <w:proofErr w:type="gramEnd"/>
       <w:r>
         <w:rPr>
           <w:lang w:val="de-AT" w:eastAsia="de-AT"/>
@@ -6296,7 +6719,7 @@
       <w:pPr>
         <w:pStyle w:val="berschrift2"/>
       </w:pPr>
-      <w:bookmarkStart w:id="46" w:name="_Toc222728660"/>
+      <w:bookmarkStart w:id="46" w:name="_Toc223029763"/>
       <w:r>
         <w:lastRenderedPageBreak/>
         <w:t>Theoretische Grundlagen</w:t>
@@ -6523,7 +6946,7 @@
       <w:pPr>
         <w:pStyle w:val="berschrift3"/>
       </w:pPr>
-      <w:bookmarkStart w:id="47" w:name="_Toc222728661"/>
+      <w:bookmarkStart w:id="47" w:name="_Toc223029764"/>
       <w:commentRangeStart w:id="48"/>
       <w:r>
         <w:lastRenderedPageBreak/>
@@ -7551,10 +7974,7 @@
         <w:fldChar w:fldCharType="end"/>
       </w:r>
       <w:r>
-        <w:t xml:space="preserve">: </w:t>
-      </w:r>
-      <w:r>
-        <w:t>Angaben vom Hersteller von Pixel Auflösung</w:t>
+        <w:t>: Angaben vom Hersteller von Pixel Auflösung</w:t>
       </w:r>
     </w:p>
     <w:p>
@@ -7809,7 +8229,7 @@
         <w:rPr>
           <w:lang w:val="de-AT"/>
         </w:rPr>
-        <w:t>: Basislinie 7,5 cm, Auflösung bis 1920×1080 Pixel [Luxonis, 2023].</w:t>
+        <w:t xml:space="preserve">: Basislinie 7,5 cm, Auflösung bis 1920×1080 Pixel </w:t>
       </w:r>
     </w:p>
     <w:p>
@@ -7950,14 +8370,7 @@
         <w:rPr>
           <w:lang w:val="de-AT"/>
         </w:rPr>
-        <w:t xml:space="preserve"> vielleicht </w:t>
-      </w:r>
-      <w:proofErr w:type="gramStart"/>
-      <w:r>
-        <w:rPr>
-          <w:lang w:val="de-AT"/>
-        </w:rPr>
-        <w:t xml:space="preserve">bei </w:t>
+        <w:t xml:space="preserve"> vielleicht bei </w:t>
       </w:r>
       <w:r>
         <w:rPr>
@@ -7977,7 +8390,6 @@
         </w:rPr>
         <w:t>Erklärung</w:t>
       </w:r>
-      <w:proofErr w:type="gramEnd"/>
       <w:r>
         <w:rPr>
           <w:lang w:val="de-AT"/>
@@ -8006,19 +8418,7 @@
           <w:rPr>
             <w:rStyle w:val="Hyperlink"/>
           </w:rPr>
-          <w:t>https://docs.luxonis.com/hardware/pl</w:t>
-        </w:r>
-        <w:r>
-          <w:rPr>
-            <w:rStyle w:val="Hyperlink"/>
-          </w:rPr>
-          <w:t>a</w:t>
-        </w:r>
-        <w:r>
-          <w:rPr>
-            <w:rStyle w:val="Hyperlink"/>
-          </w:rPr>
-          <w:t>tform/depth/configuring-stereo-depth#Configuring%20Stereo%20Depth-Short%20range%20stereo%20depth</w:t>
+          <w:t>https://docs.luxonis.com/hardware/platform/depth/configuring-stereo-depth#Configuring%20Stereo%20Depth-Short%20range%20stereo%20depth</w:t>
         </w:r>
       </w:hyperlink>
     </w:p>
@@ -8201,6 +8601,7 @@
         <w:pStyle w:val="Text"/>
         <w:rPr>
           <w:b/>
+          <w:bCs/>
           <w:lang w:val="de-AT"/>
         </w:rPr>
       </w:pPr>
@@ -8208,31 +8609,43 @@
       <w:r>
         <w:rPr>
           <w:b/>
-          <w:lang w:val="de-AT"/>
+          <w:bCs/>
         </w:rPr>
         <w:lastRenderedPageBreak/>
-        <w:t>Distanzmessung und Pixelzählen</w:t>
-      </w:r>
-      <w:commentRangeEnd w:id="51"/>
+        <w:t>Distanzabhängige Pixel-Umrechnung</w:t>
+      </w:r>
+    </w:p>
+    <w:commentRangeEnd w:id="51"/>
+    <w:p>
+      <w:pPr>
+        <w:pStyle w:val="Text"/>
+        <w:rPr>
+          <w:lang w:val="de-AT"/>
+        </w:rPr>
+      </w:pPr>
       <w:r>
         <w:rPr>
           <w:rStyle w:val="Kommentarzeichen"/>
         </w:rPr>
         <w:commentReference w:id="51"/>
       </w:r>
-    </w:p>
-    <w:p>
-      <w:pPr>
-        <w:pStyle w:val="Text"/>
-        <w:rPr>
-          <w:lang w:val="de-AT"/>
-        </w:rPr>
-      </w:pPr>
-      <w:r>
-        <w:rPr>
-          <w:lang w:val="de-AT"/>
-        </w:rPr>
-        <w:t>Die Abmessungen eines Objekts werden zunächst im Bild bestimmt. Dabei entspricht die Länge oder Breite der Anzahl an Pixeln zwischen zwei erkannten Objektkanten. Diese Pixelwerte stellen jedoch noch keine realen Maße dar, sondern lediglich Bildkoordinaten.</w:t>
+      <w:r>
+        <w:rPr>
+          <w:lang w:val="de-AT"/>
+        </w:rPr>
+        <w:t xml:space="preserve">Die Abmessungen eines Objekts werden </w:t>
+      </w:r>
+      <w:r>
+        <w:rPr>
+          <w:lang w:val="de-AT"/>
+        </w:rPr>
+        <w:t>über Pixel</w:t>
+      </w:r>
+      <w:r>
+        <w:rPr>
+          <w:lang w:val="de-AT"/>
+        </w:rPr>
+        <w:t xml:space="preserve"> bestimmt. Dabei entspricht die Länge oder Breite der Anzahl an Pixeln zwischen zwei erkannten Objektkanten. Diese Pixelwerte stellen jedoch noch keine realen Maße dar, sondern lediglich Bildkoordinaten.</w:t>
       </w:r>
     </w:p>
     <w:p>
@@ -8268,53 +8681,97 @@
         <w:rPr>
           <w:lang w:val="de-AT"/>
         </w:rPr>
-        <w:t xml:space="preserve">Für die Bestimmung der Höhe wird eine Referenzebene definiert, die der Auflagefläche entspricht. Aus dem Tiefenbild wird ein charakteristischer Tiefenwert dieser Grundfläche als Bezugspunkt festgelegt. Ein </w:t>
-      </w:r>
-      <w:r>
-        <w:rPr>
-          <w:lang w:val="de-AT"/>
-        </w:rPr>
-        <w:t>Tiefenwert</w:t>
-      </w:r>
-      <w:r>
-        <w:rPr>
-          <w:lang w:val="de-AT"/>
-        </w:rPr>
-        <w:t xml:space="preserve"> wird dem Objekt zugeordnet, wenn sein Abstand deutlich von dieser Referenz</w:t>
-      </w:r>
-      <w:r>
-        <w:rPr>
-          <w:lang w:val="de-AT"/>
-        </w:rPr>
-        <w:t>fläche</w:t>
-      </w:r>
-      <w:r>
-        <w:rPr>
-          <w:lang w:val="de-AT"/>
-        </w:rPr>
-        <w:t xml:space="preserve"> abweicht. Dadurch entsteht eine zusammenhängende Objektfläche.</w:t>
-      </w:r>
-    </w:p>
-    <w:p>
-      <w:pPr>
-        <w:pStyle w:val="Text"/>
-        <w:rPr>
-          <w:lang w:val="de-AT"/>
-        </w:rPr>
-      </w:pPr>
-    </w:p>
-    <w:p>
-      <w:pPr>
-        <w:pStyle w:val="Text"/>
-        <w:rPr>
-          <w:lang w:val="de-AT"/>
-        </w:rPr>
-      </w:pPr>
-      <w:r>
-        <w:rPr>
-          <w:lang w:val="de-AT"/>
-        </w:rPr>
-        <w:t>Aus dieser Fläche werden die Pixelabmessungen ermittelt und mithilfe der Tiefeninformation in reale Längen umgerechnet. Die Objekthöhe ergibt sich aus der Differenz zwischen Objektabstand und Referenzebene. Auf diese Weise können Länge, Breite und Höhe berührungslos bestimmt werden.</w:t>
+        <w:t xml:space="preserve">Für die Bestimmung der Höhe wird eine Referenzebene definiert, die der Auflagefläche entspricht. Aus dem Tiefenbild wird ein charakteristischer Tiefenwert dieser Grundfläche als Bezugspunkt festgelegt. </w:t>
+      </w:r>
+      <w:r>
+        <w:rPr>
+          <w:lang w:val="de-AT"/>
+        </w:rPr>
+        <w:t>D</w:t>
+      </w:r>
+      <w:r>
+        <w:rPr>
+          <w:lang w:val="de-AT"/>
+        </w:rPr>
+        <w:t>as</w:t>
+      </w:r>
+      <w:r>
+        <w:rPr>
+          <w:lang w:val="de-AT"/>
+        </w:rPr>
+        <w:t xml:space="preserve"> </w:t>
+      </w:r>
+      <w:r>
+        <w:rPr>
+          <w:lang w:val="de-AT"/>
+        </w:rPr>
+        <w:t>Stereo-Vision System</w:t>
+      </w:r>
+      <w:r>
+        <w:rPr>
+          <w:lang w:val="de-AT"/>
+        </w:rPr>
+        <w:t xml:space="preserve"> erkennt ein Objekt, indem </w:t>
+      </w:r>
+      <w:r>
+        <w:rPr>
+          <w:lang w:val="de-AT"/>
+        </w:rPr>
+        <w:t>es</w:t>
+      </w:r>
+      <w:r>
+        <w:rPr>
+          <w:lang w:val="de-AT"/>
+        </w:rPr>
+        <w:t xml:space="preserve"> überprüft, ob sich zwischen der definierten Grundfläche und der Kamera ein Bereich mit abweichender Tiefe befindet. Weichen die Tiefenwerte einzelner Pixel ausreichend von der </w:t>
+      </w:r>
+      <w:r>
+        <w:rPr>
+          <w:lang w:val="de-AT"/>
+        </w:rPr>
+        <w:t>Grundfläche</w:t>
+      </w:r>
+      <w:r>
+        <w:rPr>
+          <w:lang w:val="de-AT"/>
+        </w:rPr>
+        <w:t xml:space="preserve"> ab, werden diese dem Objekt zugeordnet. Dadurch entsteht eine klar abgegrenzte Objektfläche im Bild.</w:t>
+      </w:r>
+    </w:p>
+    <w:p>
+      <w:pPr>
+        <w:pStyle w:val="Text"/>
+        <w:rPr>
+          <w:lang w:val="de-AT"/>
+        </w:rPr>
+      </w:pPr>
+    </w:p>
+    <w:p>
+      <w:pPr>
+        <w:pStyle w:val="Text"/>
+        <w:rPr>
+          <w:lang w:val="de-AT"/>
+        </w:rPr>
+      </w:pPr>
+      <w:r>
+        <w:rPr>
+          <w:lang w:val="de-AT"/>
+        </w:rPr>
+        <w:t>Aus dieser Objektfläche werden zunächst die Abmessungen in Pixeln bestimmt. Anschließend erfolgt die Umrechnung dieser Pixelwerte in reale Längen unter Verwendung der Tiefeninformation und der bekannten Kameraparameter.</w:t>
+      </w:r>
+    </w:p>
+    <w:p>
+      <w:pPr>
+        <w:pStyle w:val="Text"/>
+        <w:rPr>
+          <w:lang w:val="de-AT"/>
+        </w:rPr>
+      </w:pPr>
+      <w:r>
+        <w:rPr>
+          <w:lang w:val="de-AT"/>
+        </w:rPr>
+        <w:t>Die Höhe des Objekts ergibt sich aus der Differenz zwischen dem gemessenen Objektabstand und der Referenzebene der Grundfläche. Auf diese Weise können Länge, Breite und Höhe dreidimensional erfasst werden.</w:t>
       </w:r>
     </w:p>
     <w:p>
@@ -8338,7 +8795,7 @@
           <w:lang w:val="de-AT"/>
         </w:rPr>
       </w:pPr>
-      <w:bookmarkStart w:id="52" w:name="_Toc222728663"/>
+      <w:bookmarkStart w:id="52" w:name="_Toc223029765"/>
       <w:r>
         <w:rPr>
           <w:lang w:val="de-AT"/>
@@ -8403,7 +8860,21 @@
           <w:lang w:val="de-AT"/>
         </w:rPr>
         <w:noBreakHyphen/>
-        <w:t>Code oder Barcode</w:t>
+        <w:t xml:space="preserve">Code </w:t>
+      </w:r>
+      <w:r>
+        <w:rPr>
+          <w:bCs/>
+          <w:lang w:val="de-AT"/>
+        </w:rPr>
+        <w:t>und</w:t>
+      </w:r>
+      <w:r>
+        <w:rPr>
+          <w:bCs/>
+          <w:lang w:val="de-AT"/>
+        </w:rPr>
+        <w:t xml:space="preserve"> Barcode</w:t>
       </w:r>
       <w:r>
         <w:rPr>
@@ -8785,7 +9256,19 @@
           <w:lang w:val="de-AT"/>
         </w:rPr>
         <w:lastRenderedPageBreak/>
-        <w:t>lokalisieren – und das sehr robust gegen Drehung, Größenänderung und schlechte Lichtverhältnisse.</w:t>
+        <w:t>lokalisieren</w:t>
+      </w:r>
+      <w:r>
+        <w:rPr>
+          <w:lang w:val="de-AT"/>
+        </w:rPr>
+        <w:t xml:space="preserve"> </w:t>
+      </w:r>
+      <w:r>
+        <w:rPr>
+          <w:lang w:val="de-AT"/>
+        </w:rPr>
+        <w:t>und das sehr robust gegen Drehung, Größenänderung und schlechte Lichtverhältnisse.</w:t>
       </w:r>
     </w:p>
     <w:p>
@@ -8813,26 +9296,24 @@
         </w:rPr>
         <w:t xml:space="preserve"> 8 verwenden, um </w:t>
       </w:r>
-      <w:proofErr w:type="gramStart"/>
-      <w:r>
-        <w:rPr>
-          <w:lang w:val="de-AT"/>
-        </w:rPr>
-        <w:t xml:space="preserve">die </w:t>
-      </w:r>
-      <w:r>
-        <w:rPr>
-          <w:lang w:val="de-AT"/>
-        </w:rPr>
-        <w:t>Barco</w:t>
-      </w:r>
-      <w:r>
-        <w:rPr>
-          <w:lang w:val="de-AT"/>
-        </w:rPr>
-        <w:t>de</w:t>
-      </w:r>
-      <w:proofErr w:type="gramEnd"/>
+      <w:r>
+        <w:rPr>
+          <w:lang w:val="de-AT"/>
+        </w:rPr>
+        <w:t>d</w:t>
+      </w:r>
+      <w:r>
+        <w:rPr>
+          <w:lang w:val="de-AT"/>
+        </w:rPr>
+        <w:t>ie</w:t>
+      </w:r>
+      <w:r>
+        <w:rPr>
+          <w:lang w:val="de-AT"/>
+        </w:rPr>
+        <w:t xml:space="preserve"> Barcode</w:t>
+      </w:r>
       <w:r>
         <w:rPr>
           <w:lang w:val="de-AT"/>
@@ -8995,7 +9476,19 @@
           <w:lang w:val="de-AT"/>
         </w:rPr>
         <w:noBreakHyphen/>
-        <w:t>Muster und wandelt sie in Text oder Zahlen um – egal ob es sich um einen einfachen Strichcode (EAN, UPC) oder einen QR</w:t>
+        <w:t>Muster und wandelt sie in Text oder Zahlen um</w:t>
+      </w:r>
+      <w:r>
+        <w:rPr>
+          <w:lang w:val="de-AT"/>
+        </w:rPr>
+        <w:t xml:space="preserve">, </w:t>
+      </w:r>
+      <w:r>
+        <w:rPr>
+          <w:lang w:val="de-AT"/>
+        </w:rPr>
+        <w:t>egal ob es sich um einen einfachen Strichcode (EAN, UPC) oder einen QR</w:t>
       </w:r>
       <w:r>
         <w:rPr>
@@ -9016,7 +9509,19 @@
         <w:rPr>
           <w:lang w:val="de-AT"/>
         </w:rPr>
-        <w:t xml:space="preserve">Damit das Lesen zuverlässig </w:t>
+        <w:t>Damit das Lesen zuverlässig</w:t>
+      </w:r>
+      <w:r>
+        <w:rPr>
+          <w:lang w:val="de-AT"/>
+        </w:rPr>
+        <w:t xml:space="preserve"> und konstant</w:t>
+      </w:r>
+      <w:r>
+        <w:rPr>
+          <w:lang w:val="de-AT"/>
+        </w:rPr>
+        <w:t xml:space="preserve"> </w:t>
       </w:r>
       <w:r>
         <w:rPr>
@@ -9032,6 +9537,12 @@
       </w:r>
       <w:r>
         <w:rPr>
+          <w:lang w:val="de-AT"/>
+        </w:rPr>
+        <w:t xml:space="preserve">ein </w:t>
+      </w:r>
+      <w:r>
+        <w:rPr>
           <w:bCs/>
           <w:lang w:val="de-AT"/>
         </w:rPr>
@@ -9041,14 +9552,50 @@
         <w:rPr>
           <w:lang w:val="de-AT"/>
         </w:rPr>
-        <w:t> wichtig. Im praktischen Aufbau werden wir daher eine LED</w:t>
+        <w:t> </w:t>
+      </w:r>
+      <w:r>
+        <w:rPr>
+          <w:lang w:val="de-AT"/>
+        </w:rPr>
+        <w:t>nötig</w:t>
+      </w:r>
+      <w:r>
+        <w:rPr>
+          <w:lang w:val="de-AT"/>
+        </w:rPr>
+        <w:t>. Im praktischen Aufbau werden wir daher eine LED</w:t>
       </w:r>
       <w:r>
         <w:rPr>
           <w:lang w:val="de-AT"/>
         </w:rPr>
         <w:noBreakHyphen/>
-        <w:t>Beleuchtung um die Kamera anbringen, damit der Code immer gut ausgeleuchtet ist.</w:t>
+        <w:t>Beleuchtung um die Kamera anbringen, damit d</w:t>
+      </w:r>
+      <w:r>
+        <w:rPr>
+          <w:lang w:val="de-AT"/>
+        </w:rPr>
+        <w:t>ie</w:t>
+      </w:r>
+      <w:r>
+        <w:rPr>
+          <w:lang w:val="de-AT"/>
+        </w:rPr>
+        <w:t xml:space="preserve"> </w:t>
+      </w:r>
+      <w:r>
+        <w:rPr>
+          <w:lang w:val="de-AT"/>
+        </w:rPr>
+        <w:t>Bild aufnahmen gut von der Qualität sind</w:t>
+      </w:r>
+      <w:r>
+        <w:rPr>
+          <w:lang w:val="de-AT"/>
+        </w:rPr>
+        <w:t>.</w:t>
       </w:r>
     </w:p>
     <w:p>
@@ -9212,7 +9759,7 @@
           <w:lang w:val="de-AT"/>
         </w:rPr>
       </w:pPr>
-      <w:bookmarkStart w:id="56" w:name="_Toc222728664"/>
+      <w:bookmarkStart w:id="56" w:name="_Toc223029766"/>
       <w:commentRangeStart w:id="57"/>
       <w:r>
         <w:rPr>
@@ -9330,12 +9877,879 @@
     <w:p>
       <w:pPr>
         <w:pStyle w:val="berschrift3"/>
-        <w:rPr>
-          <w:lang w:val="de-AT"/>
-        </w:rPr>
-      </w:pPr>
-      <w:bookmarkStart w:id="58" w:name="_Toc222728665"/>
-      <w:commentRangeStart w:id="59"/>
+      </w:pPr>
+      <w:bookmarkStart w:id="58" w:name="_Toc223029767"/>
+      <w:r>
+        <w:lastRenderedPageBreak/>
+        <w:t>Interface</w:t>
+      </w:r>
+      <w:bookmarkEnd w:id="58"/>
+    </w:p>
+    <w:p>
+      <w:pPr>
+        <w:pStyle w:val="Text"/>
+        <w:rPr>
+          <w:lang w:val="de-AT"/>
+        </w:rPr>
+      </w:pPr>
+      <w:r>
+        <w:rPr>
+          <w:lang w:val="de-AT"/>
+        </w:rPr>
+        <w:t xml:space="preserve">Für die Visualisierung und Bedienung des 3D-Scanners wird ein grafisches Benutzerinterface (GUI) konzipiert, </w:t>
+      </w:r>
+      <w:r>
+        <w:rPr>
+          <w:lang w:val="de-AT"/>
+        </w:rPr>
+        <w:t>dass</w:t>
+      </w:r>
+      <w:r>
+        <w:rPr>
+          <w:lang w:val="de-AT"/>
+        </w:rPr>
+        <w:t xml:space="preserve"> sowohl der strukturierten Darstellung der Messwerte als auch der gezielten Fehlerdiagnose dient. Aufgrund der internationalen Belegschaft der Firma LEITNER wird das Interface mehrsprachig ausgeführt. Unterstützt werden Deutsch, Englisch und Italienisch, um eine barrierefreie Nutzung für alle Mitarbeitenden sicherzustellen.</w:t>
+      </w:r>
+    </w:p>
+    <w:p>
+      <w:pPr>
+        <w:pStyle w:val="Text"/>
+        <w:rPr>
+          <w:lang w:val="de-AT"/>
+        </w:rPr>
+      </w:pPr>
+    </w:p>
+    <w:p>
+      <w:pPr>
+        <w:pStyle w:val="Text"/>
+        <w:rPr>
+          <w:lang w:val="de-AT"/>
+        </w:rPr>
+      </w:pPr>
+      <w:r>
+        <w:rPr>
+          <w:lang w:val="de-AT"/>
+        </w:rPr>
+        <w:t xml:space="preserve">Die Implementierung erfolgt in </w:t>
+      </w:r>
+      <w:r>
+        <w:rPr>
+          <w:bCs/>
+          <w:lang w:val="de-AT"/>
+        </w:rPr>
+        <w:t>Python</w:t>
+      </w:r>
+      <w:r>
+        <w:rPr>
+          <w:lang w:val="de-AT"/>
+        </w:rPr>
+        <w:t xml:space="preserve"> unter Verwendung der Bibliothek </w:t>
+      </w:r>
+      <w:r>
+        <w:rPr>
+          <w:bCs/>
+          <w:lang w:val="de-AT"/>
+        </w:rPr>
+        <w:t>PyQt6</w:t>
+      </w:r>
+      <w:r>
+        <w:rPr>
+          <w:lang w:val="de-AT"/>
+        </w:rPr>
+        <w:t xml:space="preserve">. Diese ermöglicht eine moderne, skalierbare und ereignisgesteuerte GUI-Architektur. Im Vergleich zu einfacheren Frameworks wie </w:t>
+      </w:r>
+      <w:proofErr w:type="spellStart"/>
+      <w:r>
+        <w:rPr>
+          <w:lang w:val="de-AT"/>
+        </w:rPr>
+        <w:t>Tkinter</w:t>
+      </w:r>
+      <w:proofErr w:type="spellEnd"/>
+      <w:r>
+        <w:rPr>
+          <w:lang w:val="de-AT"/>
+        </w:rPr>
+        <w:t xml:space="preserve"> bietet PyQt6 erweiterte Gestaltungsmöglichkeiten</w:t>
+      </w:r>
+      <w:r>
+        <w:rPr>
+          <w:lang w:val="de-AT"/>
+        </w:rPr>
+        <w:t>.</w:t>
+      </w:r>
+      <w:r>
+        <w:rPr>
+          <w:lang w:val="de-AT"/>
+        </w:rPr>
+        <w:t xml:space="preserve"> </w:t>
+      </w:r>
+      <w:r>
+        <w:rPr>
+          <w:lang w:val="de-AT"/>
+        </w:rPr>
+        <w:t xml:space="preserve">Zum Beispiel </w:t>
+      </w:r>
+      <w:r>
+        <w:rPr>
+          <w:lang w:val="de-AT"/>
+        </w:rPr>
+        <w:t xml:space="preserve">ein konsistentes Widget-System sowie die Integration von </w:t>
+      </w:r>
+      <w:proofErr w:type="spellStart"/>
+      <w:r>
+        <w:rPr>
+          <w:bCs/>
+          <w:lang w:val="de-AT"/>
+        </w:rPr>
+        <w:t>QThreads</w:t>
+      </w:r>
+      <w:proofErr w:type="spellEnd"/>
+      <w:r>
+        <w:rPr>
+          <w:lang w:val="de-AT"/>
+        </w:rPr>
+        <w:t xml:space="preserve">. </w:t>
+      </w:r>
+      <w:r>
+        <w:rPr>
+          <w:lang w:val="de-AT"/>
+        </w:rPr>
+        <w:t>Das</w:t>
+      </w:r>
+      <w:r>
+        <w:rPr>
+          <w:lang w:val="de-AT"/>
+        </w:rPr>
+        <w:t xml:space="preserve"> den Einsatz von Multithreading </w:t>
+      </w:r>
+      <w:r>
+        <w:rPr>
+          <w:lang w:val="de-AT"/>
+        </w:rPr>
+        <w:t>ermöglicht und</w:t>
+      </w:r>
+      <w:r>
+        <w:rPr>
+          <w:lang w:val="de-AT"/>
+        </w:rPr>
+        <w:t xml:space="preserve"> rechenintensive Prozesse – beispielsweise Bildverarbeitung, Tiefenberechnung oder Barcodeanalyse – parallel zur Benutzeroberfläche ausgeführt werden</w:t>
+      </w:r>
+      <w:r>
+        <w:rPr>
+          <w:lang w:val="de-AT"/>
+        </w:rPr>
+        <w:t xml:space="preserve"> können</w:t>
+      </w:r>
+      <w:r>
+        <w:rPr>
+          <w:lang w:val="de-AT"/>
+        </w:rPr>
+        <w:t>. Dadurch bleibt die GUI reaktionsfähig, während im Hintergrund komplexe Berechnungen stattfinden.</w:t>
+      </w:r>
+    </w:p>
+    <w:p>
+      <w:pPr>
+        <w:pStyle w:val="Text"/>
+        <w:rPr>
+          <w:lang w:val="de-AT"/>
+        </w:rPr>
+      </w:pPr>
+    </w:p>
+    <w:p>
+      <w:pPr>
+        <w:pStyle w:val="Text"/>
+        <w:rPr>
+          <w:b/>
+          <w:bCs/>
+          <w:lang w:val="de-AT"/>
+        </w:rPr>
+      </w:pPr>
+      <w:r>
+        <w:rPr>
+          <w:b/>
+          <w:bCs/>
+          <w:lang w:val="de-AT"/>
+        </w:rPr>
+        <w:t>Funktionsstruktur der Startseite</w:t>
+      </w:r>
+    </w:p>
+    <w:p>
+      <w:pPr>
+        <w:pStyle w:val="Text"/>
+        <w:rPr>
+          <w:lang w:val="de-AT"/>
+        </w:rPr>
+      </w:pPr>
+      <w:r>
+        <w:rPr>
+          <w:lang w:val="de-AT"/>
+        </w:rPr>
+        <w:t>Auf der Startseite werden zentrale Systemtests und Steuerfunktionen bereitgestellt:</w:t>
+      </w:r>
+    </w:p>
+    <w:p>
+      <w:pPr>
+        <w:pStyle w:val="Text"/>
+        <w:numPr>
+          <w:ilvl w:val="0"/>
+          <w:numId w:val="35"/>
+        </w:numPr>
+        <w:rPr>
+          <w:lang w:val="de-AT"/>
+        </w:rPr>
+      </w:pPr>
+      <w:r>
+        <w:rPr>
+          <w:lang w:val="de-AT"/>
+        </w:rPr>
+        <w:t>Aktivierung und Kontrolle der Scanner-Beleuchtung</w:t>
+      </w:r>
+    </w:p>
+    <w:p>
+      <w:pPr>
+        <w:pStyle w:val="Text"/>
+        <w:numPr>
+          <w:ilvl w:val="0"/>
+          <w:numId w:val="35"/>
+        </w:numPr>
+        <w:rPr>
+          <w:lang w:val="de-AT"/>
+        </w:rPr>
+      </w:pPr>
+      <w:r>
+        <w:rPr>
+          <w:lang w:val="de-AT"/>
+        </w:rPr>
+        <w:t>Überprüfung der Kamerakommunikation aller vier Kameramodule</w:t>
+      </w:r>
+    </w:p>
+    <w:p>
+      <w:pPr>
+        <w:pStyle w:val="Text"/>
+        <w:numPr>
+          <w:ilvl w:val="0"/>
+          <w:numId w:val="35"/>
+        </w:numPr>
+        <w:rPr>
+          <w:lang w:val="de-AT"/>
+        </w:rPr>
+      </w:pPr>
+      <w:r>
+        <w:rPr>
+          <w:lang w:val="de-AT"/>
+        </w:rPr>
+        <w:t xml:space="preserve">Tarieren der </w:t>
+      </w:r>
+      <w:proofErr w:type="spellStart"/>
+      <w:r>
+        <w:rPr>
+          <w:lang w:val="de-AT"/>
+        </w:rPr>
+        <w:t>Wägezelle</w:t>
+      </w:r>
+      <w:proofErr w:type="spellEnd"/>
+    </w:p>
+    <w:p>
+      <w:pPr>
+        <w:pStyle w:val="Text"/>
+        <w:numPr>
+          <w:ilvl w:val="0"/>
+          <w:numId w:val="35"/>
+        </w:numPr>
+        <w:rPr>
+          <w:lang w:val="de-AT"/>
+        </w:rPr>
+      </w:pPr>
+      <w:r>
+        <w:rPr>
+          <w:lang w:val="de-AT"/>
+        </w:rPr>
+        <w:t>Starten eines Scanvorgangs</w:t>
+      </w:r>
+    </w:p>
+    <w:p>
+      <w:pPr>
+        <w:pStyle w:val="Text"/>
+        <w:numPr>
+          <w:ilvl w:val="0"/>
+          <w:numId w:val="35"/>
+        </w:numPr>
+        <w:rPr>
+          <w:lang w:val="de-AT"/>
+        </w:rPr>
+      </w:pPr>
+      <w:r>
+        <w:rPr>
+          <w:lang w:val="de-AT"/>
+        </w:rPr>
+        <w:t>Beenden des Programms</w:t>
+      </w:r>
+    </w:p>
+    <w:p>
+      <w:pPr>
+        <w:pStyle w:val="Text"/>
+        <w:rPr>
+          <w:lang w:val="de-AT"/>
+        </w:rPr>
+      </w:pPr>
+      <w:r>
+        <w:rPr>
+          <w:lang w:val="de-AT"/>
+        </w:rPr>
+        <w:lastRenderedPageBreak/>
+        <w:t>Nach dem Start eines Scanvorgangs erfolgt zunächst die simultane Aufnahme von Bildern aller vier Kameras. Diese werden auf einer separaten Seite angezeigt. Der Benutzer erhält die Möglichkeit, die Bilder zu akzeptieren oder zu verwerfen (z. B. bei unzureichender Objekterkennung oder zu geringer Objektgröße).</w:t>
+      </w:r>
+    </w:p>
+    <w:p>
+      <w:pPr>
+        <w:pStyle w:val="Text"/>
+        <w:rPr>
+          <w:lang w:val="de-AT"/>
+        </w:rPr>
+      </w:pPr>
+    </w:p>
+    <w:p>
+      <w:pPr>
+        <w:pStyle w:val="Text"/>
+        <w:rPr>
+          <w:b/>
+          <w:bCs/>
+          <w:lang w:val="de-AT"/>
+        </w:rPr>
+      </w:pPr>
+      <w:r>
+        <w:rPr>
+          <w:b/>
+          <w:bCs/>
+          <w:lang w:val="de-AT"/>
+        </w:rPr>
+        <w:t>Prozessablauf der Artikelerfassung</w:t>
+      </w:r>
+    </w:p>
+    <w:p>
+      <w:pPr>
+        <w:pStyle w:val="Text"/>
+        <w:rPr>
+          <w:lang w:val="de-AT"/>
+        </w:rPr>
+      </w:pPr>
+      <w:r>
+        <w:rPr>
+          <w:lang w:val="de-AT"/>
+        </w:rPr>
+        <w:t>Nach Bestätigung der Bildaufnahmen werden die automatisierten Erfassungsprozesse gestartet. Dazu zählen:</w:t>
+      </w:r>
+    </w:p>
+    <w:p>
+      <w:pPr>
+        <w:pStyle w:val="Text"/>
+        <w:numPr>
+          <w:ilvl w:val="0"/>
+          <w:numId w:val="36"/>
+        </w:numPr>
+        <w:rPr>
+          <w:lang w:val="de-AT"/>
+        </w:rPr>
+      </w:pPr>
+      <w:r>
+        <w:rPr>
+          <w:b/>
+          <w:bCs/>
+          <w:lang w:val="de-AT"/>
+        </w:rPr>
+        <w:t>Barcodeerkennung</w:t>
+      </w:r>
+    </w:p>
+    <w:p>
+      <w:pPr>
+        <w:pStyle w:val="Text"/>
+        <w:numPr>
+          <w:ilvl w:val="0"/>
+          <w:numId w:val="36"/>
+        </w:numPr>
+        <w:rPr>
+          <w:lang w:val="de-AT"/>
+        </w:rPr>
+      </w:pPr>
+      <w:r>
+        <w:rPr>
+          <w:b/>
+          <w:bCs/>
+          <w:lang w:val="de-AT"/>
+        </w:rPr>
+        <w:t>Gewichtserfassung</w:t>
+      </w:r>
+    </w:p>
+    <w:p>
+      <w:pPr>
+        <w:pStyle w:val="Text"/>
+        <w:numPr>
+          <w:ilvl w:val="0"/>
+          <w:numId w:val="36"/>
+        </w:numPr>
+        <w:rPr>
+          <w:lang w:val="de-AT"/>
+        </w:rPr>
+      </w:pPr>
+      <w:r>
+        <w:rPr>
+          <w:b/>
+          <w:bCs/>
+          <w:lang w:val="de-AT"/>
+        </w:rPr>
+        <w:t>Bestimmung der geometrischen Abmessungen</w:t>
+      </w:r>
+    </w:p>
+    <w:p>
+      <w:pPr>
+        <w:pStyle w:val="Text"/>
+        <w:rPr>
+          <w:lang w:val="de-AT"/>
+        </w:rPr>
+      </w:pPr>
+      <w:r>
+        <w:rPr>
+          <w:lang w:val="de-AT"/>
+        </w:rPr>
+        <w:t>Der Fortschritt wird mittels eines visuellen Fortschrittsbalkens dargestellt. Nach erfolgreicher Verarbeitung werden sämtliche erfassten Daten übersichtlich angezeigt. Tritt ein Fehler auf, erfolgt eine strukturierte Protokollierung in einer Log-Datei. Zusätzlich werden in der GUI betroffene Felder mit „Undefiniert“ gekennzeichnet, um eine klare visuelle Rückmeldung über fehlerhafte oder fehlgeschlagene Messungen zu geben.</w:t>
+      </w:r>
+    </w:p>
+    <w:p>
+      <w:pPr>
+        <w:pStyle w:val="Text"/>
+        <w:rPr>
+          <w:lang w:val="de-AT"/>
+        </w:rPr>
+      </w:pPr>
+    </w:p>
+    <w:p>
+      <w:pPr>
+        <w:pStyle w:val="Text"/>
+        <w:rPr>
+          <w:b/>
+          <w:bCs/>
+          <w:lang w:val="de-AT"/>
+        </w:rPr>
+      </w:pPr>
+      <w:r>
+        <w:rPr>
+          <w:b/>
+          <w:bCs/>
+          <w:lang w:val="de-AT"/>
+        </w:rPr>
+        <w:t>Manuelle Korrekturmöglichkeiten</w:t>
+      </w:r>
+    </w:p>
+    <w:p>
+      <w:pPr>
+        <w:pStyle w:val="Text"/>
+        <w:rPr>
+          <w:lang w:val="de-AT"/>
+        </w:rPr>
+      </w:pPr>
+      <w:r>
+        <w:rPr>
+          <w:lang w:val="de-AT"/>
+        </w:rPr>
+        <w:t>Da Objekte unter Umständen aufgrund ihrer Größe, ihres Gewichts oder ungünstiger Oberflächeneigenschaften nicht vollständig automatisch erfasst werden können, sind alle Ergebnisfelder editierbar ausgeführt. Dadurch können Messwerte manuell ergänzt oder korrigiert werden, um eine vollständige Datenerfassung sicherzustellen.</w:t>
+      </w:r>
+    </w:p>
+    <w:p>
+      <w:pPr>
+        <w:pStyle w:val="Text"/>
+        <w:rPr>
+          <w:lang w:val="de-AT"/>
+        </w:rPr>
+      </w:pPr>
+      <w:r>
+        <w:rPr>
+          <w:lang w:val="de-AT"/>
+        </w:rPr>
+        <w:t xml:space="preserve">Im Bereich der Barcodeverarbeitung besteht zusätzlich eine Auswahlmöglichkeit, da auf Verpackungen häufig mehrere Codes vorhanden sind. </w:t>
+      </w:r>
+    </w:p>
+    <w:p>
+      <w:pPr>
+        <w:pStyle w:val="Text"/>
+        <w:rPr>
+          <w:lang w:val="de-AT"/>
+        </w:rPr>
+      </w:pPr>
+    </w:p>
+    <w:p>
+      <w:pPr>
+        <w:pStyle w:val="Text"/>
+        <w:rPr>
+          <w:lang w:val="de-AT"/>
+        </w:rPr>
+      </w:pPr>
+      <w:r>
+        <w:rPr>
+          <w:lang w:val="de-AT"/>
+        </w:rPr>
+        <w:lastRenderedPageBreak/>
+        <w:t>Es können maximal zwei Barcodes gespeichert werden:</w:t>
+      </w:r>
+    </w:p>
+    <w:p>
+      <w:pPr>
+        <w:pStyle w:val="Text"/>
+        <w:numPr>
+          <w:ilvl w:val="0"/>
+          <w:numId w:val="37"/>
+        </w:numPr>
+        <w:rPr>
+          <w:lang w:val="de-AT"/>
+        </w:rPr>
+      </w:pPr>
+      <w:r>
+        <w:rPr>
+          <w:lang w:val="de-AT"/>
+        </w:rPr>
+        <w:t>eine Artikelnummer (EAN-13)</w:t>
+      </w:r>
+    </w:p>
+    <w:p>
+      <w:pPr>
+        <w:pStyle w:val="Text"/>
+        <w:numPr>
+          <w:ilvl w:val="0"/>
+          <w:numId w:val="37"/>
+        </w:numPr>
+        <w:rPr>
+          <w:lang w:val="de-AT"/>
+        </w:rPr>
+      </w:pPr>
+      <w:r>
+        <w:rPr>
+          <w:lang w:val="de-AT"/>
+        </w:rPr>
+        <w:t>eine interne Materialnummer (Code 128)</w:t>
+      </w:r>
+    </w:p>
+    <w:p>
+      <w:pPr>
+        <w:pStyle w:val="Text"/>
+        <w:rPr>
+          <w:lang w:val="de-AT"/>
+        </w:rPr>
+      </w:pPr>
+      <w:r>
+        <w:rPr>
+          <w:lang w:val="de-AT"/>
+        </w:rPr>
+        <w:t>Zur gezielten Auswahl werden Checkboxen bereitgestellt, sodass unerwünschte Codes nicht physisch verdeckt werden müssen. Dies erhöht die Benutzerfreundlichkeit und reduziert den manuellen Aufwand.</w:t>
+      </w:r>
+    </w:p>
+    <w:p>
+      <w:pPr>
+        <w:pStyle w:val="Text"/>
+        <w:rPr>
+          <w:lang w:val="de-AT"/>
+        </w:rPr>
+      </w:pPr>
+    </w:p>
+    <w:p>
+      <w:pPr>
+        <w:pStyle w:val="Text"/>
+        <w:rPr>
+          <w:b/>
+          <w:bCs/>
+          <w:lang w:val="de-AT"/>
+        </w:rPr>
+      </w:pPr>
+      <w:r>
+        <w:rPr>
+          <w:b/>
+          <w:bCs/>
+          <w:lang w:val="de-AT"/>
+        </w:rPr>
+        <w:t>Datenspeicherung und Systemintegration</w:t>
+      </w:r>
+    </w:p>
+    <w:p>
+      <w:pPr>
+        <w:pStyle w:val="Text"/>
+        <w:rPr>
+          <w:lang w:val="de-AT"/>
+        </w:rPr>
+      </w:pPr>
+      <w:r>
+        <w:rPr>
+          <w:lang w:val="de-AT"/>
+        </w:rPr>
+        <w:t>Abschließend kann der Benutzer die Art der Datenspeicherung festlegen. Standardmäßig erfolgt die lokale Speicherung:</w:t>
+      </w:r>
+    </w:p>
+    <w:p>
+      <w:pPr>
+        <w:pStyle w:val="Text"/>
+        <w:numPr>
+          <w:ilvl w:val="0"/>
+          <w:numId w:val="38"/>
+        </w:numPr>
+        <w:rPr>
+          <w:lang w:val="de-AT"/>
+        </w:rPr>
+      </w:pPr>
+      <w:r>
+        <w:rPr>
+          <w:lang w:val="de-AT"/>
+        </w:rPr>
+        <w:t>Messdaten werden in einer CSV-Datei abgelegt</w:t>
+      </w:r>
+    </w:p>
+    <w:p>
+      <w:pPr>
+        <w:pStyle w:val="Text"/>
+        <w:numPr>
+          <w:ilvl w:val="0"/>
+          <w:numId w:val="38"/>
+        </w:numPr>
+        <w:rPr>
+          <w:lang w:val="de-AT"/>
+        </w:rPr>
+      </w:pPr>
+      <w:r>
+        <w:rPr>
+          <w:lang w:val="de-AT"/>
+        </w:rPr>
+        <w:t>Bilddateien werden in einem definierten Verzeichnis gespeichert</w:t>
+      </w:r>
+    </w:p>
+    <w:p>
+      <w:pPr>
+        <w:pStyle w:val="Text"/>
+        <w:numPr>
+          <w:ilvl w:val="0"/>
+          <w:numId w:val="38"/>
+        </w:numPr>
+        <w:rPr>
+          <w:lang w:val="de-AT"/>
+        </w:rPr>
+      </w:pPr>
+      <w:r>
+        <w:rPr>
+          <w:lang w:val="de-AT"/>
+        </w:rPr>
+        <w:t xml:space="preserve">Der entsprechende </w:t>
+      </w:r>
+      <w:proofErr w:type="spellStart"/>
+      <w:r>
+        <w:rPr>
+          <w:lang w:val="de-AT"/>
+        </w:rPr>
+        <w:t>Bildpfad</w:t>
+      </w:r>
+      <w:proofErr w:type="spellEnd"/>
+      <w:r>
+        <w:rPr>
+          <w:lang w:val="de-AT"/>
+        </w:rPr>
+        <w:t xml:space="preserve"> wird in der CSV-Datei referenziert</w:t>
+      </w:r>
+    </w:p>
+    <w:p>
+      <w:pPr>
+        <w:pStyle w:val="Text"/>
+        <w:rPr>
+          <w:lang w:val="de-AT"/>
+        </w:rPr>
+      </w:pPr>
+    </w:p>
+    <w:p>
+      <w:pPr>
+        <w:pStyle w:val="Text"/>
+        <w:rPr>
+          <w:lang w:val="de-AT"/>
+        </w:rPr>
+      </w:pPr>
+      <w:r>
+        <w:rPr>
+          <w:lang w:val="de-AT"/>
+        </w:rPr>
+        <w:t>Die CSV-Struktur ist so aufgebaut, dass sie direkt in das unternehmensinterne SAP-System importiert werden kann.</w:t>
+      </w:r>
+    </w:p>
+    <w:p>
+      <w:pPr>
+        <w:pStyle w:val="Text"/>
+        <w:rPr>
+          <w:lang w:val="de-AT"/>
+        </w:rPr>
+      </w:pPr>
+      <w:r>
+        <w:rPr>
+          <w:lang w:val="de-AT"/>
+        </w:rPr>
+        <w:t>Alternativ ist – bei vorhandener Netzwerkfreigabe – eine direkte Datenübertragung über eine Programmierschnittstelle (API) vorgesehen. In diesem Fall werden die erfassten Daten unmittelbar in das SAP-System übertragen, wodurch Zwischenschritte entfallen und der Arbeitsprozess effizienter gestaltet wird. Voraussetzung hierfür ist die Freigabe durch die interne IT-Abteilung.</w:t>
+      </w:r>
+    </w:p>
+    <w:p>
+      <w:pPr>
+        <w:pStyle w:val="Text"/>
+        <w:rPr>
+          <w:lang w:val="de-AT"/>
+        </w:rPr>
+      </w:pPr>
+      <w:r>
+        <w:rPr>
+          <w:lang w:val="de-AT"/>
+        </w:rPr>
+        <w:t>Durch diese modulare und mehrsprachige Interface-Struktur wird eine robuste, erweiterbare und praxisnahe Bedienoberfläche geschaffen, die sowohl technische Anforderungen als auch betriebliche Rahmenbedingungen berücksichtigt.</w:t>
+      </w:r>
+    </w:p>
+    <w:p>
+      <w:pPr>
+        <w:jc w:val="left"/>
+        <w:rPr>
+          <w:lang w:val="de-AT"/>
+        </w:rPr>
+      </w:pPr>
+      <w:r>
+        <w:rPr>
+          <w:lang w:val="de-AT"/>
+        </w:rPr>
+        <w:br w:type="page"/>
+      </w:r>
+    </w:p>
+    <w:p>
+      <w:pPr>
+        <w:pStyle w:val="Text"/>
+        <w:rPr>
+          <w:b/>
+        </w:rPr>
+      </w:pPr>
+      <w:r>
+        <w:rPr>
+          <w:b/>
+        </w:rPr>
+        <w:lastRenderedPageBreak/>
+        <w:t>Systemansteuerung</w:t>
+      </w:r>
+    </w:p>
+    <w:p>
+      <w:pPr>
+        <w:pStyle w:val="Text"/>
+        <w:rPr>
+          <w:lang w:val="de-AT"/>
+        </w:rPr>
+      </w:pPr>
+      <w:r>
+        <w:rPr>
+          <w:lang w:val="de-AT"/>
+        </w:rPr>
+        <w:t>Die Ansteuerung des Gesamtsystems erfolgt über eine kabelgebundene Ethernet-Verbindung zwischen dem Bedienrechner (Laptop) und dem Raspberry Pi. Der Raspberry Pi übernimmt dabei die zentrale Steuerung der Sensorik sowie der angeschlossenen Hardwarekomponenten.</w:t>
+      </w:r>
+    </w:p>
+    <w:p>
+      <w:pPr>
+        <w:pStyle w:val="Text"/>
+        <w:rPr>
+          <w:lang w:val="de-AT"/>
+        </w:rPr>
+      </w:pPr>
+      <w:r>
+        <w:rPr>
+          <w:lang w:val="de-AT"/>
+        </w:rPr>
+        <w:t>Zur Anzeige und Bedienung des User Interfaces wird eine Remote-Desktop-Verbindung mittels VNC</w:t>
+      </w:r>
+      <w:r>
+        <w:rPr>
+          <w:lang w:val="de-AT"/>
+        </w:rPr>
+        <w:t>-</w:t>
+      </w:r>
+      <w:r>
+        <w:rPr>
+          <w:lang w:val="de-AT"/>
+        </w:rPr>
+        <w:t>Viewer hergestellt. Über die IP-Adresse des Raspberry Pi kann so direkt auf dessen grafische Oberfläche zugegriffen werden. Dieses Vorgehen ermöglicht eine einfache Inbetriebnahme, Wartung sowie Fehlersuche, ohne dass zusätzliche Peripheriegeräte (Monitor, Tastatur, Maus) dauerhaft am Embedded-System angeschlossen sein müssen. Gleichzeitig bleibt das System flexibel in bestehende Netzwerkstrukturen integrierbar.</w:t>
+      </w:r>
+    </w:p>
+    <w:p>
+      <w:pPr>
+        <w:pStyle w:val="Text"/>
+        <w:rPr>
+          <w:lang w:val="de-AT"/>
+        </w:rPr>
+      </w:pPr>
+    </w:p>
+    <w:p>
+      <w:pPr>
+        <w:pStyle w:val="Text"/>
+        <w:rPr>
+          <w:b/>
+        </w:rPr>
+      </w:pPr>
+      <w:r>
+        <w:rPr>
+          <w:b/>
+        </w:rPr>
+        <w:t>Flussdiagramm</w:t>
+      </w:r>
+    </w:p>
+    <w:p>
+      <w:pPr>
+        <w:pStyle w:val="Text"/>
+        <w:rPr>
+          <w:lang w:val="de-AT"/>
+        </w:rPr>
+      </w:pPr>
+      <w:r>
+        <w:rPr>
+          <w:lang w:val="de-AT"/>
+        </w:rPr>
+        <w:t>Zur strukturierten Darstellung des gesamten Prozessablaufs wird ein Flussdiagramm erstellt. Dieses visualisiert die einzelnen Verarbeitungsschritte von der Initialisierung des Systems über die Bildaufnahme und Sensordatenerfassung bis hin zur Datenspeicherung bzw. Übergabe an das ERP-System.</w:t>
+      </w:r>
+    </w:p>
+    <w:p>
+      <w:pPr>
+        <w:pStyle w:val="Text"/>
+        <w:rPr>
+          <w:lang w:val="de-AT"/>
+        </w:rPr>
+      </w:pPr>
+      <w:r>
+        <w:rPr>
+          <w:lang w:val="de-AT"/>
+        </w:rPr>
+        <w:t>Das Flussdiagramm dient sowohl der technischen Dokumentation als auch der Analyse möglicher Fehlerquellen. Durch die grafische Abbildung der Entscheidungs- und Prozessstrukturen wird die Nachvollziehbarkeit des Programmlogik verbessert und eine spätere Erweiterung oder Optimierung des Systems erleichtert.</w:t>
+      </w:r>
+    </w:p>
+    <w:p>
+      <w:pPr>
+        <w:pStyle w:val="Text"/>
+        <w:rPr>
+          <w:lang w:val="de-AT"/>
+        </w:rPr>
+      </w:pPr>
+    </w:p>
+    <w:p>
+      <w:pPr>
+        <w:jc w:val="left"/>
+        <w:rPr>
+          <w:lang w:val="de-AT"/>
+        </w:rPr>
+      </w:pPr>
+      <w:r>
+        <w:rPr>
+          <w:lang w:val="de-AT"/>
+        </w:rPr>
+        <w:br w:type="page"/>
+      </w:r>
+    </w:p>
+    <w:p>
+      <w:pPr>
+        <w:pStyle w:val="berschrift3"/>
+        <w:rPr>
+          <w:lang w:val="de-AT"/>
+        </w:rPr>
+      </w:pPr>
+      <w:bookmarkStart w:id="59" w:name="_Toc223029768"/>
+      <w:commentRangeStart w:id="60"/>
       <w:r>
         <w:rPr>
           <w:lang w:val="de-AT"/>
@@ -9343,16 +10757,16 @@
         <w:lastRenderedPageBreak/>
         <w:t>Systemintegration und Datenverarbeitung</w:t>
       </w:r>
-      <w:commentRangeEnd w:id="59"/>
+      <w:commentRangeEnd w:id="60"/>
       <w:r>
         <w:rPr>
           <w:rStyle w:val="Kommentarzeichen"/>
           <w:b w:val="0"/>
           <w:bCs w:val="0"/>
         </w:rPr>
-        <w:commentReference w:id="59"/>
-      </w:r>
-      <w:bookmarkEnd w:id="58"/>
+        <w:commentReference w:id="60"/>
+      </w:r>
+      <w:bookmarkEnd w:id="59"/>
     </w:p>
     <w:p>
       <w:pPr>
@@ -9387,22 +10801,14 @@
         </w:numPr>
       </w:pPr>
       <w:r>
-        <w:t xml:space="preserve">Kamera bzw. Bildverarbeitung </w:t>
-      </w:r>
-      <w:proofErr w:type="gramStart"/>
-      <w:r>
-        <w:t xml:space="preserve">zur </w:t>
-      </w:r>
-      <w:r>
-        <w:t>Barc</w:t>
-      </w:r>
-      <w:r>
-        <w:t>o</w:t>
+        <w:t xml:space="preserve">Kamera bzw. Bildverarbeitung zur </w:t>
+      </w:r>
+      <w:r>
+        <w:t>Barco</w:t>
       </w:r>
       <w:r>
         <w:t>de</w:t>
       </w:r>
-      <w:proofErr w:type="gramEnd"/>
       <w:r>
         <w:noBreakHyphen/>
         <w:t>Erkennung</w:t>
@@ -9497,13 +10903,7 @@
         <w:pStyle w:val="Text"/>
       </w:pPr>
       <w:r>
-        <w:t>(Tabelle wie im Projektbr</w:t>
-      </w:r>
-      <w:r>
-        <w:t>ie</w:t>
-      </w:r>
-      <w:r>
-        <w:t>f)</w:t>
+        <w:t>(Tabelle wie im Projektbrief)</w:t>
       </w:r>
     </w:p>
     <w:tbl>
@@ -9720,22 +11120,7 @@
         <w:fldChar w:fldCharType="end"/>
       </w:r>
       <w:r>
-        <w:t xml:space="preserve">: Vorgebe </w:t>
-      </w:r>
-      <w:r>
-        <w:t xml:space="preserve">Struktur </w:t>
-      </w:r>
-      <w:r>
-        <w:t>vom Leit</w:t>
-      </w:r>
-      <w:r>
-        <w:t>n</w:t>
-      </w:r>
-      <w:r>
-        <w:t xml:space="preserve">er für die Integration </w:t>
-      </w:r>
-      <w:r>
-        <w:t>des SAP-Systems</w:t>
+        <w:t>: Vorgebe Struktur vom Leitner für die Integration des SAP-Systems</w:t>
       </w:r>
     </w:p>
     <w:p>
@@ -9756,876 +11141,12 @@
       <w:pPr>
         <w:pStyle w:val="berschrift3"/>
       </w:pPr>
-      <w:r>
-        <w:lastRenderedPageBreak/>
-        <w:t>Interface</w:t>
-      </w:r>
-    </w:p>
-    <w:p>
-      <w:pPr>
-        <w:pStyle w:val="Text"/>
-        <w:rPr>
-          <w:lang w:val="de-AT"/>
-        </w:rPr>
-      </w:pPr>
-      <w:r>
-        <w:rPr>
-          <w:lang w:val="de-AT"/>
-        </w:rPr>
-        <w:t xml:space="preserve">Für die Visualisierung und Bedienung des 3D-Scanners wird ein grafisches Benutzerinterface (GUI) konzipiert, </w:t>
-      </w:r>
-      <w:r>
-        <w:rPr>
-          <w:lang w:val="de-AT"/>
-        </w:rPr>
-        <w:t>dass</w:t>
-      </w:r>
-      <w:r>
-        <w:rPr>
-          <w:lang w:val="de-AT"/>
-        </w:rPr>
-        <w:t xml:space="preserve"> sowohl der strukturierten Darstellung der Messwerte als auch der gezielten Fehlerdiagnose dient. Aufgrund der internationalen Belegschaft der Firma LEITNER wird das Interface mehrsprachig ausgeführt. Unterstützt werden Deutsch, Englisch und Italienisch, um eine barrierefreie Nutzung für alle Mitarbeitenden sicherzustellen.</w:t>
-      </w:r>
-    </w:p>
-    <w:p>
-      <w:pPr>
-        <w:pStyle w:val="Text"/>
-        <w:rPr>
-          <w:lang w:val="de-AT"/>
-        </w:rPr>
-      </w:pPr>
-    </w:p>
-    <w:p>
-      <w:pPr>
-        <w:pStyle w:val="Text"/>
-        <w:rPr>
-          <w:lang w:val="de-AT"/>
-        </w:rPr>
-      </w:pPr>
-      <w:r>
-        <w:rPr>
-          <w:lang w:val="de-AT"/>
-        </w:rPr>
-        <w:t xml:space="preserve">Die Implementierung erfolgt in </w:t>
-      </w:r>
-      <w:r>
-        <w:rPr>
-          <w:bCs/>
-          <w:lang w:val="de-AT"/>
-        </w:rPr>
-        <w:t>Python</w:t>
-      </w:r>
-      <w:r>
-        <w:rPr>
-          <w:lang w:val="de-AT"/>
-        </w:rPr>
-        <w:t xml:space="preserve"> unter Verwendung der Bibliothek </w:t>
-      </w:r>
-      <w:r>
-        <w:rPr>
-          <w:bCs/>
-          <w:lang w:val="de-AT"/>
-        </w:rPr>
-        <w:t>PyQt6</w:t>
-      </w:r>
-      <w:r>
-        <w:rPr>
-          <w:lang w:val="de-AT"/>
-        </w:rPr>
-        <w:t xml:space="preserve">. Diese ermöglicht eine moderne, skalierbare und ereignisgesteuerte GUI-Architektur. Im Vergleich zu einfacheren Frameworks wie </w:t>
-      </w:r>
-      <w:proofErr w:type="spellStart"/>
-      <w:r>
-        <w:rPr>
-          <w:lang w:val="de-AT"/>
-        </w:rPr>
-        <w:t>Tkinter</w:t>
-      </w:r>
-      <w:proofErr w:type="spellEnd"/>
-      <w:r>
-        <w:rPr>
-          <w:lang w:val="de-AT"/>
-        </w:rPr>
-        <w:t xml:space="preserve"> bietet PyQt6 erweiterte Gestaltungsmöglichkeiten</w:t>
-      </w:r>
-      <w:r>
-        <w:rPr>
-          <w:lang w:val="de-AT"/>
-        </w:rPr>
-        <w:t>.</w:t>
-      </w:r>
-      <w:r>
-        <w:rPr>
-          <w:lang w:val="de-AT"/>
-        </w:rPr>
-        <w:t xml:space="preserve"> </w:t>
-      </w:r>
-      <w:r>
-        <w:rPr>
-          <w:lang w:val="de-AT"/>
-        </w:rPr>
-        <w:t xml:space="preserve">Zum Beispiel </w:t>
-      </w:r>
-      <w:r>
-        <w:rPr>
-          <w:lang w:val="de-AT"/>
-        </w:rPr>
-        <w:t xml:space="preserve">ein konsistentes Widget-System sowie die Integration von </w:t>
-      </w:r>
-      <w:proofErr w:type="spellStart"/>
-      <w:r>
-        <w:rPr>
-          <w:bCs/>
-          <w:lang w:val="de-AT"/>
-        </w:rPr>
-        <w:t>QThreads</w:t>
-      </w:r>
-      <w:proofErr w:type="spellEnd"/>
-      <w:r>
-        <w:rPr>
-          <w:lang w:val="de-AT"/>
-        </w:rPr>
-        <w:t xml:space="preserve">. </w:t>
-      </w:r>
-      <w:r>
-        <w:rPr>
-          <w:lang w:val="de-AT"/>
-        </w:rPr>
-        <w:t>Das</w:t>
-      </w:r>
-      <w:r>
-        <w:rPr>
-          <w:lang w:val="de-AT"/>
-        </w:rPr>
-        <w:t xml:space="preserve"> den Einsatz von Multithreading </w:t>
-      </w:r>
-      <w:r>
-        <w:rPr>
-          <w:lang w:val="de-AT"/>
-        </w:rPr>
-        <w:t>ermöglicht und</w:t>
-      </w:r>
-      <w:r>
-        <w:rPr>
-          <w:lang w:val="de-AT"/>
-        </w:rPr>
-        <w:t xml:space="preserve"> rechenintensive Prozesse – beispielsweise Bildverarbeitung, Tiefenberechnung oder Barcodeanalyse – parallel zur Benutzeroberfläche ausgeführt werden</w:t>
-      </w:r>
-      <w:r>
-        <w:rPr>
-          <w:lang w:val="de-AT"/>
-        </w:rPr>
-        <w:t xml:space="preserve"> können</w:t>
-      </w:r>
-      <w:r>
-        <w:rPr>
-          <w:lang w:val="de-AT"/>
-        </w:rPr>
-        <w:t>. Dadurch bleibt die GUI reaktionsfähig, während im Hintergrund komplexe Berechnungen stattfinden.</w:t>
-      </w:r>
-    </w:p>
-    <w:p>
-      <w:pPr>
-        <w:pStyle w:val="Text"/>
-        <w:rPr>
-          <w:lang w:val="de-AT"/>
-        </w:rPr>
-      </w:pPr>
-    </w:p>
-    <w:p>
-      <w:pPr>
-        <w:pStyle w:val="Text"/>
-        <w:rPr>
-          <w:b/>
-          <w:bCs/>
-          <w:lang w:val="de-AT"/>
-        </w:rPr>
-      </w:pPr>
-      <w:r>
-        <w:rPr>
-          <w:b/>
-          <w:bCs/>
-          <w:lang w:val="de-AT"/>
-        </w:rPr>
-        <w:t>Funktionsstruktur der Startseite</w:t>
-      </w:r>
-    </w:p>
-    <w:p>
-      <w:pPr>
-        <w:pStyle w:val="Text"/>
-        <w:rPr>
-          <w:lang w:val="de-AT"/>
-        </w:rPr>
-      </w:pPr>
-      <w:r>
-        <w:rPr>
-          <w:lang w:val="de-AT"/>
-        </w:rPr>
-        <w:t>Auf der Startseite werden zentrale Systemtests und Steuerfunktionen bereitgestellt:</w:t>
-      </w:r>
-    </w:p>
-    <w:p>
-      <w:pPr>
-        <w:pStyle w:val="Text"/>
-        <w:numPr>
-          <w:ilvl w:val="0"/>
-          <w:numId w:val="35"/>
-        </w:numPr>
-        <w:rPr>
-          <w:lang w:val="de-AT"/>
-        </w:rPr>
-      </w:pPr>
-      <w:r>
-        <w:rPr>
-          <w:lang w:val="de-AT"/>
-        </w:rPr>
-        <w:t>Aktivierung und Kontrolle der Scanner-Beleuchtung</w:t>
-      </w:r>
-    </w:p>
-    <w:p>
-      <w:pPr>
-        <w:pStyle w:val="Text"/>
-        <w:numPr>
-          <w:ilvl w:val="0"/>
-          <w:numId w:val="35"/>
-        </w:numPr>
-        <w:rPr>
-          <w:lang w:val="de-AT"/>
-        </w:rPr>
-      </w:pPr>
-      <w:r>
-        <w:rPr>
-          <w:lang w:val="de-AT"/>
-        </w:rPr>
-        <w:t>Überprüfung der Kamerakommunikation aller vier Kameramodule</w:t>
-      </w:r>
-    </w:p>
-    <w:p>
-      <w:pPr>
-        <w:pStyle w:val="Text"/>
-        <w:numPr>
-          <w:ilvl w:val="0"/>
-          <w:numId w:val="35"/>
-        </w:numPr>
-        <w:rPr>
-          <w:lang w:val="de-AT"/>
-        </w:rPr>
-      </w:pPr>
-      <w:r>
-        <w:rPr>
-          <w:lang w:val="de-AT"/>
-        </w:rPr>
-        <w:t xml:space="preserve">Tarieren der </w:t>
-      </w:r>
-      <w:proofErr w:type="spellStart"/>
-      <w:r>
-        <w:rPr>
-          <w:lang w:val="de-AT"/>
-        </w:rPr>
-        <w:t>Wägezelle</w:t>
-      </w:r>
-      <w:proofErr w:type="spellEnd"/>
-    </w:p>
-    <w:p>
-      <w:pPr>
-        <w:pStyle w:val="Text"/>
-        <w:numPr>
-          <w:ilvl w:val="0"/>
-          <w:numId w:val="35"/>
-        </w:numPr>
-        <w:rPr>
-          <w:lang w:val="de-AT"/>
-        </w:rPr>
-      </w:pPr>
-      <w:r>
-        <w:rPr>
-          <w:lang w:val="de-AT"/>
-        </w:rPr>
-        <w:t>Starten eines Scanvorgangs</w:t>
-      </w:r>
-    </w:p>
-    <w:p>
-      <w:pPr>
-        <w:pStyle w:val="Text"/>
-        <w:numPr>
-          <w:ilvl w:val="0"/>
-          <w:numId w:val="35"/>
-        </w:numPr>
-        <w:rPr>
-          <w:lang w:val="de-AT"/>
-        </w:rPr>
-      </w:pPr>
-      <w:r>
-        <w:rPr>
-          <w:lang w:val="de-AT"/>
-        </w:rPr>
-        <w:t>Beenden des Programms</w:t>
-      </w:r>
-    </w:p>
-    <w:p>
-      <w:pPr>
-        <w:pStyle w:val="Text"/>
-        <w:rPr>
-          <w:lang w:val="de-AT"/>
-        </w:rPr>
-      </w:pPr>
-      <w:r>
-        <w:rPr>
-          <w:lang w:val="de-AT"/>
-        </w:rPr>
-        <w:lastRenderedPageBreak/>
-        <w:t>Nach dem Start eines Scanvorgangs erfolgt zunächst die simultane Aufnahme von Bildern aller vier Kameras. Diese werden auf einer separaten Seite angezeigt. Der Benutzer erhält die Möglichkeit, die Bilder zu akzeptieren oder zu verwerfen (z. B. bei unzureichender Objekterkennung oder zu geringer Objektgröße).</w:t>
-      </w:r>
-    </w:p>
-    <w:p>
-      <w:pPr>
-        <w:pStyle w:val="Text"/>
-        <w:rPr>
-          <w:lang w:val="de-AT"/>
-        </w:rPr>
-      </w:pPr>
-    </w:p>
-    <w:p>
-      <w:pPr>
-        <w:pStyle w:val="Text"/>
-        <w:rPr>
-          <w:b/>
-          <w:bCs/>
-          <w:lang w:val="de-AT"/>
-        </w:rPr>
-      </w:pPr>
-      <w:r>
-        <w:rPr>
-          <w:b/>
-          <w:bCs/>
-          <w:lang w:val="de-AT"/>
-        </w:rPr>
-        <w:t>Prozessablauf der Artikelerfassung</w:t>
-      </w:r>
-    </w:p>
-    <w:p>
-      <w:pPr>
-        <w:pStyle w:val="Text"/>
-        <w:rPr>
-          <w:lang w:val="de-AT"/>
-        </w:rPr>
-      </w:pPr>
-      <w:r>
-        <w:rPr>
-          <w:lang w:val="de-AT"/>
-        </w:rPr>
-        <w:t>Nach Bestätigung der Bildaufnahmen werden die automatisierten Erfassungsprozesse gestartet. Dazu zählen:</w:t>
-      </w:r>
-    </w:p>
-    <w:p>
-      <w:pPr>
-        <w:pStyle w:val="Text"/>
-        <w:numPr>
-          <w:ilvl w:val="0"/>
-          <w:numId w:val="36"/>
-        </w:numPr>
-        <w:rPr>
-          <w:lang w:val="de-AT"/>
-        </w:rPr>
-      </w:pPr>
-      <w:r>
-        <w:rPr>
-          <w:b/>
-          <w:bCs/>
-          <w:lang w:val="de-AT"/>
-        </w:rPr>
-        <w:t>Barcodeerkennung</w:t>
-      </w:r>
-    </w:p>
-    <w:p>
-      <w:pPr>
-        <w:pStyle w:val="Text"/>
-        <w:numPr>
-          <w:ilvl w:val="0"/>
-          <w:numId w:val="36"/>
-        </w:numPr>
-        <w:rPr>
-          <w:lang w:val="de-AT"/>
-        </w:rPr>
-      </w:pPr>
-      <w:r>
-        <w:rPr>
-          <w:b/>
-          <w:bCs/>
-          <w:lang w:val="de-AT"/>
-        </w:rPr>
-        <w:t>Gewichtserfassung</w:t>
-      </w:r>
-    </w:p>
-    <w:p>
-      <w:pPr>
-        <w:pStyle w:val="Text"/>
-        <w:numPr>
-          <w:ilvl w:val="0"/>
-          <w:numId w:val="36"/>
-        </w:numPr>
-        <w:rPr>
-          <w:lang w:val="de-AT"/>
-        </w:rPr>
-      </w:pPr>
-      <w:r>
-        <w:rPr>
-          <w:b/>
-          <w:bCs/>
-          <w:lang w:val="de-AT"/>
-        </w:rPr>
-        <w:t>Bestimmung der geometrischen Abmessungen</w:t>
-      </w:r>
-    </w:p>
-    <w:p>
-      <w:pPr>
-        <w:pStyle w:val="Text"/>
-        <w:rPr>
-          <w:lang w:val="de-AT"/>
-        </w:rPr>
-      </w:pPr>
-      <w:r>
-        <w:rPr>
-          <w:lang w:val="de-AT"/>
-        </w:rPr>
-        <w:t>Der Fortschritt wird mittels eines visuellen Fortschrittsbalkens dargestellt. Nach erfolgreicher Verarbeitung werden sämtliche erfassten Daten übersichtlich angezeigt. Tritt ein Fehler auf, erfolgt eine strukturierte Protokollierung in einer Log-Datei. Zusätzlich werden in der GUI betroffene Felder mit „Undefiniert“ gekennzeichnet, um eine klare visuelle Rückmeldung über fehlerhafte oder fehlgeschlagene Messungen zu geben.</w:t>
-      </w:r>
-    </w:p>
-    <w:p>
-      <w:pPr>
-        <w:pStyle w:val="Text"/>
-        <w:rPr>
-          <w:lang w:val="de-AT"/>
-        </w:rPr>
-      </w:pPr>
-    </w:p>
-    <w:p>
-      <w:pPr>
-        <w:pStyle w:val="Text"/>
-        <w:rPr>
-          <w:b/>
-          <w:bCs/>
-          <w:lang w:val="de-AT"/>
-        </w:rPr>
-      </w:pPr>
-      <w:r>
-        <w:rPr>
-          <w:b/>
-          <w:bCs/>
-          <w:lang w:val="de-AT"/>
-        </w:rPr>
-        <w:t>Manuelle Korrekturmöglichkeiten</w:t>
-      </w:r>
-    </w:p>
-    <w:p>
-      <w:pPr>
-        <w:pStyle w:val="Text"/>
-        <w:rPr>
-          <w:lang w:val="de-AT"/>
-        </w:rPr>
-      </w:pPr>
-      <w:r>
-        <w:rPr>
-          <w:lang w:val="de-AT"/>
-        </w:rPr>
-        <w:t>Da Objekte unter Umständen aufgrund ihrer Größe, ihres Gewichts oder ungünstiger Oberflächeneigenschaften nicht vollständig automatisch erfasst werden können, sind alle Ergebnisfelder editierbar ausgeführt. Dadurch können Messwerte manuell ergänzt oder korrigiert werden, um eine vollständige Datenerfassung sicherzustellen.</w:t>
-      </w:r>
-    </w:p>
-    <w:p>
-      <w:pPr>
-        <w:pStyle w:val="Text"/>
-        <w:rPr>
-          <w:lang w:val="de-AT"/>
-        </w:rPr>
-      </w:pPr>
-      <w:r>
-        <w:rPr>
-          <w:lang w:val="de-AT"/>
-        </w:rPr>
-        <w:t xml:space="preserve">Im Bereich der Barcodeverarbeitung besteht zusätzlich eine Auswahlmöglichkeit, da auf Verpackungen häufig mehrere Codes vorhanden sind. </w:t>
-      </w:r>
-    </w:p>
-    <w:p>
-      <w:pPr>
-        <w:pStyle w:val="Text"/>
-        <w:rPr>
-          <w:lang w:val="de-AT"/>
-        </w:rPr>
-      </w:pPr>
-    </w:p>
-    <w:p>
-      <w:pPr>
-        <w:pStyle w:val="Text"/>
-        <w:rPr>
-          <w:lang w:val="de-AT"/>
-        </w:rPr>
-      </w:pPr>
-      <w:r>
-        <w:rPr>
-          <w:lang w:val="de-AT"/>
-        </w:rPr>
-        <w:lastRenderedPageBreak/>
-        <w:t>Es können maximal zwei Barcodes gespeichert werden:</w:t>
-      </w:r>
-    </w:p>
-    <w:p>
-      <w:pPr>
-        <w:pStyle w:val="Text"/>
-        <w:numPr>
-          <w:ilvl w:val="0"/>
-          <w:numId w:val="37"/>
-        </w:numPr>
-        <w:rPr>
-          <w:lang w:val="de-AT"/>
-        </w:rPr>
-      </w:pPr>
-      <w:r>
-        <w:rPr>
-          <w:lang w:val="de-AT"/>
-        </w:rPr>
-        <w:t>eine Artikelnummer (EAN-13)</w:t>
-      </w:r>
-    </w:p>
-    <w:p>
-      <w:pPr>
-        <w:pStyle w:val="Text"/>
-        <w:numPr>
-          <w:ilvl w:val="0"/>
-          <w:numId w:val="37"/>
-        </w:numPr>
-        <w:rPr>
-          <w:lang w:val="de-AT"/>
-        </w:rPr>
-      </w:pPr>
-      <w:r>
-        <w:rPr>
-          <w:lang w:val="de-AT"/>
-        </w:rPr>
-        <w:t>eine interne Materialnummer (Code 128)</w:t>
-      </w:r>
-    </w:p>
-    <w:p>
-      <w:pPr>
-        <w:pStyle w:val="Text"/>
-        <w:rPr>
-          <w:lang w:val="de-AT"/>
-        </w:rPr>
-      </w:pPr>
-      <w:r>
-        <w:rPr>
-          <w:lang w:val="de-AT"/>
-        </w:rPr>
-        <w:t>Zur gezielten Auswahl werden Checkboxen bereitgestellt, sodass unerwünschte Codes nicht physisch verdeckt werden müssen. Dies erhöht die Benutzerfreundlichkeit und reduziert den manuellen Aufwand.</w:t>
-      </w:r>
-    </w:p>
-    <w:p>
-      <w:pPr>
-        <w:pStyle w:val="Text"/>
-        <w:rPr>
-          <w:lang w:val="de-AT"/>
-        </w:rPr>
-      </w:pPr>
-    </w:p>
-    <w:p>
-      <w:pPr>
-        <w:pStyle w:val="Text"/>
-        <w:rPr>
-          <w:b/>
-          <w:bCs/>
-          <w:lang w:val="de-AT"/>
-        </w:rPr>
-      </w:pPr>
-      <w:r>
-        <w:rPr>
-          <w:b/>
-          <w:bCs/>
-          <w:lang w:val="de-AT"/>
-        </w:rPr>
-        <w:t>Datenspeicherung und Systemintegration</w:t>
-      </w:r>
-    </w:p>
-    <w:p>
-      <w:pPr>
-        <w:pStyle w:val="Text"/>
-        <w:rPr>
-          <w:lang w:val="de-AT"/>
-        </w:rPr>
-      </w:pPr>
-      <w:r>
-        <w:rPr>
-          <w:lang w:val="de-AT"/>
-        </w:rPr>
-        <w:t>Abschließend kann der Benutzer die Art der Datenspeicherung festlegen. Standardmäßig erfolgt die lokale Speicherung:</w:t>
-      </w:r>
-    </w:p>
-    <w:p>
-      <w:pPr>
-        <w:pStyle w:val="Text"/>
-        <w:numPr>
-          <w:ilvl w:val="0"/>
-          <w:numId w:val="38"/>
-        </w:numPr>
-        <w:rPr>
-          <w:lang w:val="de-AT"/>
-        </w:rPr>
-      </w:pPr>
-      <w:r>
-        <w:rPr>
-          <w:lang w:val="de-AT"/>
-        </w:rPr>
-        <w:t>Messdaten werden in einer CSV-Datei abgelegt</w:t>
-      </w:r>
-    </w:p>
-    <w:p>
-      <w:pPr>
-        <w:pStyle w:val="Text"/>
-        <w:numPr>
-          <w:ilvl w:val="0"/>
-          <w:numId w:val="38"/>
-        </w:numPr>
-        <w:rPr>
-          <w:lang w:val="de-AT"/>
-        </w:rPr>
-      </w:pPr>
-      <w:r>
-        <w:rPr>
-          <w:lang w:val="de-AT"/>
-        </w:rPr>
-        <w:t>Bilddateien werden in einem definierten Verzeichnis gespeichert</w:t>
-      </w:r>
-    </w:p>
-    <w:p>
-      <w:pPr>
-        <w:pStyle w:val="Text"/>
-        <w:numPr>
-          <w:ilvl w:val="0"/>
-          <w:numId w:val="38"/>
-        </w:numPr>
-        <w:rPr>
-          <w:lang w:val="de-AT"/>
-        </w:rPr>
-      </w:pPr>
-      <w:r>
-        <w:rPr>
-          <w:lang w:val="de-AT"/>
-        </w:rPr>
-        <w:t xml:space="preserve">Der entsprechende </w:t>
-      </w:r>
-      <w:proofErr w:type="spellStart"/>
-      <w:r>
-        <w:rPr>
-          <w:lang w:val="de-AT"/>
-        </w:rPr>
-        <w:t>Bildpfad</w:t>
-      </w:r>
-      <w:proofErr w:type="spellEnd"/>
-      <w:r>
-        <w:rPr>
-          <w:lang w:val="de-AT"/>
-        </w:rPr>
-        <w:t xml:space="preserve"> wird in der CSV-Datei referenziert</w:t>
-      </w:r>
-    </w:p>
-    <w:p>
-      <w:pPr>
-        <w:pStyle w:val="Text"/>
-        <w:rPr>
-          <w:lang w:val="de-AT"/>
-        </w:rPr>
-      </w:pPr>
-    </w:p>
-    <w:p>
-      <w:pPr>
-        <w:pStyle w:val="Text"/>
-        <w:rPr>
-          <w:lang w:val="de-AT"/>
-        </w:rPr>
-      </w:pPr>
-      <w:r>
-        <w:rPr>
-          <w:lang w:val="de-AT"/>
-        </w:rPr>
-        <w:t>Die CSV-Struktur ist so aufgebaut, dass sie direkt in das unternehmensinterne SAP-System importiert werden kann.</w:t>
-      </w:r>
-    </w:p>
-    <w:p>
-      <w:pPr>
-        <w:pStyle w:val="Text"/>
-        <w:rPr>
-          <w:lang w:val="de-AT"/>
-        </w:rPr>
-      </w:pPr>
-      <w:r>
-        <w:rPr>
-          <w:lang w:val="de-AT"/>
-        </w:rPr>
-        <w:t>Alternativ ist – bei vorhandener Netzwerkfreigabe – eine direkte Datenübertragung über eine Programmierschnittstelle (API) vorgesehen. In diesem Fall werden die erfassten Daten unmittelbar in das SAP-System übertragen, wodurch Zwischenschritte entfallen und der Arbeitsprozess effizienter gestaltet wird. Voraussetzung hierfür ist die Freigabe durch die interne IT-Abteilung.</w:t>
-      </w:r>
-    </w:p>
-    <w:p>
-      <w:pPr>
-        <w:pStyle w:val="Text"/>
-        <w:rPr>
-          <w:lang w:val="de-AT"/>
-        </w:rPr>
-      </w:pPr>
-      <w:r>
-        <w:rPr>
-          <w:lang w:val="de-AT"/>
-        </w:rPr>
-        <w:t>Durch diese modulare und mehrsprachige Interface-Struktur wird eine robuste, erweiterbare und praxisnahe Bedienoberfläche geschaffen, die sowohl technische Anforderungen als auch betriebliche Rahmenbedingungen berücksichtigt.</w:t>
-      </w:r>
-    </w:p>
-    <w:p>
-      <w:pPr>
-        <w:jc w:val="left"/>
-        <w:rPr>
-          <w:lang w:val="de-AT"/>
-        </w:rPr>
-      </w:pPr>
-      <w:r>
-        <w:rPr>
-          <w:lang w:val="de-AT"/>
-        </w:rPr>
-        <w:br w:type="page"/>
-      </w:r>
-    </w:p>
-    <w:p>
-      <w:pPr>
-        <w:pStyle w:val="Text"/>
-        <w:rPr>
-          <w:b/>
-        </w:rPr>
-      </w:pPr>
-      <w:r>
-        <w:rPr>
-          <w:b/>
-        </w:rPr>
-        <w:lastRenderedPageBreak/>
-        <w:t>Systemansteuerung</w:t>
-      </w:r>
-    </w:p>
-    <w:p>
-      <w:pPr>
-        <w:pStyle w:val="Text"/>
-        <w:rPr>
-          <w:lang w:val="de-AT"/>
-        </w:rPr>
-      </w:pPr>
-      <w:r>
-        <w:rPr>
-          <w:lang w:val="de-AT"/>
-        </w:rPr>
-        <w:t>Die Ansteuerung des Gesamtsystems erfolgt über eine kabelgebundene Ethernet-Verbindung zwischen dem Bedienrechner (Laptop) und dem Raspberry Pi. Der Raspberry Pi übernimmt dabei die zentrale Steuerung der Sensorik sowie der angeschlossenen Hardwarekomponenten.</w:t>
-      </w:r>
-    </w:p>
-    <w:p>
-      <w:pPr>
-        <w:pStyle w:val="Text"/>
-        <w:rPr>
-          <w:lang w:val="de-AT"/>
-        </w:rPr>
-      </w:pPr>
-      <w:r>
-        <w:rPr>
-          <w:lang w:val="de-AT"/>
-        </w:rPr>
-        <w:t>Zur Anzeige und Bedienung des User Interfaces wird eine Remote-Desktop-Verbindung mittels VNC</w:t>
-      </w:r>
-      <w:r>
-        <w:rPr>
-          <w:lang w:val="de-AT"/>
-        </w:rPr>
-        <w:t>-</w:t>
-      </w:r>
-      <w:r>
-        <w:rPr>
-          <w:lang w:val="de-AT"/>
-        </w:rPr>
-        <w:t>Viewer hergestellt. Über die IP-Adresse des Raspberry Pi kann so direkt auf dessen grafische Oberfläche zugegriffen werden. Dieses Vorgehen ermöglicht eine einfache Inbetriebnahme, Wartung sowie Fehlersuche, ohne dass zusätzliche Peripheriegeräte (Monitor, Tastatur, Maus) dauerhaft am Embedded-System angeschlossen sein müssen. Gleichzeitig bleibt das System flexibel in bestehende Netzwerkstrukturen integrierbar.</w:t>
-      </w:r>
-    </w:p>
-    <w:p>
-      <w:pPr>
-        <w:pStyle w:val="Text"/>
-        <w:rPr>
-          <w:lang w:val="de-AT"/>
-        </w:rPr>
-      </w:pPr>
-    </w:p>
-    <w:p>
-      <w:pPr>
-        <w:pStyle w:val="Text"/>
-        <w:rPr>
-          <w:b/>
-        </w:rPr>
-      </w:pPr>
-      <w:r>
-        <w:rPr>
-          <w:b/>
-        </w:rPr>
-        <w:t>Flussdiagramm</w:t>
-      </w:r>
-    </w:p>
-    <w:p>
-      <w:pPr>
-        <w:pStyle w:val="Text"/>
-        <w:rPr>
-          <w:lang w:val="de-AT"/>
-        </w:rPr>
-      </w:pPr>
-      <w:r>
-        <w:rPr>
-          <w:lang w:val="de-AT"/>
-        </w:rPr>
-        <w:t>Zur strukturierten Darstellung des gesamten Prozessablaufs wird ein Flussdiagramm erstellt. Dieses visualisiert die einzelnen Verarbeitungsschritte von der Initialisierung des Systems über die Bildaufnahme und Sensordatenerfassung bis hin zur Datenspeicherung bzw. Übergabe an das ERP-System.</w:t>
-      </w:r>
-    </w:p>
-    <w:p>
-      <w:pPr>
-        <w:pStyle w:val="Text"/>
-        <w:rPr>
-          <w:lang w:val="de-AT"/>
-        </w:rPr>
-      </w:pPr>
-      <w:r>
-        <w:rPr>
-          <w:lang w:val="de-AT"/>
-        </w:rPr>
-        <w:t>Das Flussdiagramm dient sowohl der technischen Dokumentation als auch der Analyse möglicher Fehlerquellen. Durch die grafische Abbildung der Entscheidungs- und Prozessstrukturen wird die Nachvollziehbarkeit des Programmlogik verbessert und eine spätere Erweiterung oder Optimierung des Systems erleichtert.</w:t>
-      </w:r>
-    </w:p>
-    <w:p>
-      <w:pPr>
-        <w:pStyle w:val="Text"/>
-        <w:rPr>
-          <w:lang w:val="de-AT"/>
-        </w:rPr>
-      </w:pPr>
-    </w:p>
-    <w:p>
-      <w:pPr>
-        <w:pStyle w:val="Text"/>
-      </w:pPr>
-    </w:p>
-    <w:p>
-      <w:pPr>
-        <w:pStyle w:val="Text"/>
-      </w:pPr>
-      <w:r>
-        <w:br w:type="page"/>
-      </w:r>
-    </w:p>
-    <w:p>
-      <w:pPr>
-        <w:pStyle w:val="berschrift3"/>
-      </w:pPr>
-      <w:bookmarkStart w:id="60" w:name="_Toc222728666"/>
+      <w:bookmarkStart w:id="61" w:name="_Toc223029769"/>
       <w:r>
         <w:lastRenderedPageBreak/>
         <w:t>Verwendung von Literatur, Internetquellen und KI</w:t>
       </w:r>
-      <w:bookmarkEnd w:id="60"/>
+      <w:bookmarkEnd w:id="61"/>
     </w:p>
     <w:p>
       <w:pPr>
@@ -10642,6 +11163,34 @@
         <w:noBreakHyphen/>
         <w:t>System unterstützend zur sprachlichen Strukturierung und zur Erklärung grundlegender Zusammenhänge verwendet. Sämtliche fachlichen Inhalte wurden eigenständig überprüft und mit geeigneten Quellen abgeglichen.</w:t>
       </w:r>
+    </w:p>
+    <w:p>
+      <w:pPr>
+        <w:pStyle w:val="Text"/>
+      </w:pPr>
+    </w:p>
+    <w:p>
+      <w:pPr>
+        <w:pStyle w:val="Text"/>
+      </w:pPr>
+    </w:p>
+    <w:p>
+      <w:pPr>
+        <w:pStyle w:val="Text"/>
+      </w:pPr>
+      <w:r>
+        <w:t>Gute Dokumentation von Luxonius von den Tiefenkamera Hersteller</w:t>
+      </w:r>
+    </w:p>
+    <w:p>
+      <w:pPr>
+        <w:pStyle w:val="Text"/>
+      </w:pPr>
+    </w:p>
+    <w:p>
+      <w:pPr>
+        <w:pStyle w:val="Text"/>
+      </w:pPr>
     </w:p>
     <w:p>
       <w:pPr>
@@ -10670,27 +11219,32 @@
       <w:pPr>
         <w:pStyle w:val="berschrift2"/>
       </w:pPr>
-      <w:bookmarkStart w:id="61" w:name="_Toc222728667"/>
+      <w:bookmarkStart w:id="62" w:name="_Toc223029770"/>
       <w:r>
         <w:lastRenderedPageBreak/>
         <w:t>Praktische Umsetzung</w:t>
       </w:r>
-      <w:bookmarkEnd w:id="61"/>
-    </w:p>
-    <w:p>
-      <w:pPr>
-        <w:rPr>
-          <w:color w:val="0066FF"/>
-        </w:rPr>
-      </w:pPr>
+      <w:bookmarkEnd w:id="62"/>
     </w:p>
     <w:p>
       <w:pPr>
         <w:pStyle w:val="berschrift3"/>
       </w:pPr>
+      <w:bookmarkStart w:id="63" w:name="_Toc223029771"/>
+      <w:commentRangeStart w:id="64"/>
       <w:r>
         <w:t>Tiefenmessung mit Stereo-Vision</w:t>
       </w:r>
+      <w:bookmarkEnd w:id="63"/>
+      <w:commentRangeEnd w:id="64"/>
+      <w:r>
+        <w:rPr>
+          <w:rStyle w:val="Kommentarzeichen"/>
+          <w:b w:val="0"/>
+          <w:bCs w:val="0"/>
+        </w:rPr>
+        <w:commentReference w:id="64"/>
+      </w:r>
     </w:p>
     <w:p>
       <w:pPr>
@@ -10709,31 +11263,7 @@
         <w:rPr>
           <w:lang w:val="de-AT"/>
         </w:rPr>
-        <w:t xml:space="preserve"> Es werden nur diese </w:t>
-      </w:r>
-      <w:r>
-        <w:rPr>
-          <w:lang w:val="de-AT"/>
-        </w:rPr>
-        <w:t>Dokumentiert,</w:t>
-      </w:r>
-      <w:r>
-        <w:rPr>
-          <w:lang w:val="de-AT"/>
-        </w:rPr>
-        <w:t xml:space="preserve"> weil sie am </w:t>
-      </w:r>
-      <w:r>
-        <w:rPr>
-          <w:lang w:val="de-AT"/>
-        </w:rPr>
-        <w:t>nächsten</w:t>
-      </w:r>
-      <w:r>
-        <w:rPr>
-          <w:lang w:val="de-AT"/>
-        </w:rPr>
-        <w:t xml:space="preserve"> an realen Werten wären.</w:t>
+        <w:t xml:space="preserve"> </w:t>
       </w:r>
     </w:p>
     <w:p>
@@ -10776,7 +11306,19 @@
         <w:rPr>
           <w:lang w:val="de-AT"/>
         </w:rPr>
-        <w:t>Zu Beginn wurde der Fokus auf die Verarbeitung einer Punktwolke gelegt. Dieser Ansatz stellt grundsätzlich die technisch sauberste Lösung dar, da die Tiefenkamera hierbei direkt dreidimensionale Koordinatenpunkte (X, Y, Z) liefert. Der wesentliche Vorteil besteht darin, dass reale Raumkoordinaten unmittelbar zur Verfügung stehen und geometrische Berechnungen ohne zusätzliche Umrechnungsfaktoren erfolgen können. Zudem wäre dieser Ansatz im Hinblick auf die Systemarchitektur vorteilhaft gewesen, da ein Teil der Tiefenberechnung direkt auf der Kamera erfolgt und somit die CPU-Last auf dem Raspberry Pi reduziert wird. Dies ist insbesondere relevant, da die Artikel</w:t>
+        <w:t xml:space="preserve">Zu Beginn </w:t>
+      </w:r>
+      <w:r>
+        <w:rPr>
+          <w:lang w:val="de-AT"/>
+        </w:rPr>
+        <w:t xml:space="preserve">des Projektes </w:t>
+      </w:r>
+      <w:r>
+        <w:rPr>
+          <w:lang w:val="de-AT"/>
+        </w:rPr>
+        <w:t>wurde der Fokus auf die Verarbeitung einer Punktwolke gelegt. Dieser Ansatz stellt grundsätzlich die technisch sauberste Lösung dar, da die Tiefenkamera hierbei direkt dreidimensionale Koordinatenpunkte (X, Y, Z) liefert. Der wesentliche Vorteil besteht darin, dass reale Raumkoordinaten unmittelbar zur Verfügung stehen und geometrische Berechnungen ohne zusätzliche Umrechnungsfaktoren erfolgen können. Zudem wäre dieser Ansatz im Hinblick auf die Systemarchitektur vorteilhaft gewesen, da ein Teil der Tiefenberechnung direkt auf der Kamera erfolgt und somit die CPU-Last auf dem Raspberry Pi reduziert wird. Dies ist insbesondere relevant, da die Artikel</w:t>
       </w:r>
       <w:r>
         <w:rPr>
@@ -10797,7 +11339,43 @@
         <w:rPr>
           <w:lang w:val="de-AT"/>
         </w:rPr>
-        <w:t>Theoretisch wäre mit einer korrekt implementierten Punktwolkenauswertung eine Messgenauigkeit im Bereich von ±5 mm realisierbar gewesen. Trotz intensiver Versuche und iterativer Optimierung – einschließlich KI-gestützter Unterstützung – konnte jedoch keine stabile und reproduzierbare Implementierung erreicht werden. Die resultierende Messabweichung lag bei bis zu ±10 cm und war damit für die Anforderungen des Projekts in keiner Weise akzeptabel.</w:t>
+        <w:t>Theoretisch wäre mit einer korrekt implementierten Punktwolkenauswertung eine Messgenauigkeit im Bereich von ±5 mm realisierbar gewesen. Trotz intensiver Versuche und iterativer Optimierung</w:t>
+      </w:r>
+      <w:r>
+        <w:rPr>
+          <w:lang w:val="de-AT"/>
+        </w:rPr>
+        <w:t xml:space="preserve">, </w:t>
+      </w:r>
+      <w:r>
+        <w:rPr>
+          <w:lang w:val="de-AT"/>
+        </w:rPr>
+        <w:t>einschließlich KI-gestützter Unterstützung</w:t>
+      </w:r>
+      <w:r>
+        <w:rPr>
+          <w:lang w:val="de-AT"/>
+        </w:rPr>
+        <w:t xml:space="preserve">, </w:t>
+      </w:r>
+      <w:r>
+        <w:rPr>
+          <w:lang w:val="de-AT"/>
+        </w:rPr>
+        <w:t>konnte jedoch keine stabile Implementierung erreicht werden. Die resultierende Messabweichung lag bei bis zu ±</w:t>
+      </w:r>
+      <w:r>
+        <w:rPr>
+          <w:lang w:val="de-AT"/>
+        </w:rPr>
+        <w:t>5</w:t>
+      </w:r>
+      <w:r>
+        <w:rPr>
+          <w:lang w:val="de-AT"/>
+        </w:rPr>
+        <w:t xml:space="preserve"> cm und war damit für die Anforderungen des Projekts in keiner Weise akzeptabel.</w:t>
       </w:r>
     </w:p>
     <w:p>
@@ -10812,7 +11390,19 @@
           <w:lang w:val="de-AT"/>
         </w:rPr>
         <w:lastRenderedPageBreak/>
-        <w:t>Aus diesem Grund wurde von der Punktwolkenlösung Abstand genommen und ein alternativer Ansatz entwickelt.</w:t>
+        <w:t>Aus diesem Grund wurde von der Punktwolkenlösung Abstand genommen und ein alternativer Ansatz</w:t>
+      </w:r>
+      <w:r>
+        <w:rPr>
+          <w:lang w:val="de-AT"/>
+        </w:rPr>
+        <w:t xml:space="preserve"> verwendet</w:t>
+      </w:r>
+      <w:r>
+        <w:rPr>
+          <w:lang w:val="de-AT"/>
+        </w:rPr>
+        <w:t>.</w:t>
       </w:r>
     </w:p>
     <w:p>
@@ -10865,7 +11455,13 @@
         <w:rPr>
           <w:lang w:val="de-AT"/>
         </w:rPr>
-        <w:t>Der Ablauf gestaltet sich wie folgt:</w:t>
+        <w:t>Ablauf</w:t>
+      </w:r>
+      <w:r>
+        <w:rPr>
+          <w:lang w:val="de-AT"/>
+        </w:rPr>
+        <w:t>:</w:t>
       </w:r>
     </w:p>
     <w:p>
@@ -10937,6 +11533,14 @@
           <w:lang w:val="de-AT"/>
         </w:rPr>
       </w:pPr>
+    </w:p>
+    <w:p>
+      <w:pPr>
+        <w:pStyle w:val="Text"/>
+        <w:rPr>
+          <w:lang w:val="de-AT"/>
+        </w:rPr>
+      </w:pPr>
       <w:r>
         <w:rPr>
           <w:lang w:val="de-AT"/>
@@ -10974,6 +11578,22 @@
     </w:p>
     <w:p>
       <w:pPr>
+        <w:pStyle w:val="Text"/>
+        <w:rPr>
+          <w:lang w:val="de-AT"/>
+        </w:rPr>
+      </w:pPr>
+    </w:p>
+    <w:p>
+      <w:pPr>
+        <w:pStyle w:val="Text"/>
+        <w:rPr>
+          <w:lang w:val="de-AT"/>
+        </w:rPr>
+      </w:pPr>
+    </w:p>
+    <w:p>
+      <w:pPr>
         <w:jc w:val="left"/>
         <w:rPr>
           <w:lang w:val="de-AT"/>
@@ -10988,55 +11608,680 @@
     </w:p>
     <w:p>
       <w:pPr>
-        <w:pStyle w:val="Text"/>
-        <w:rPr>
-          <w:lang w:val="de-AT"/>
-        </w:rPr>
-      </w:pPr>
-    </w:p>
-    <w:p>
-      <w:pPr>
-        <w:pStyle w:val="Text"/>
-        <w:rPr>
-          <w:lang w:val="de-AT"/>
-        </w:rPr>
-      </w:pPr>
-    </w:p>
-    <w:p>
-      <w:pPr>
-        <w:pStyle w:val="Text"/>
-        <w:rPr>
-          <w:lang w:val="de-AT"/>
-        </w:rPr>
-      </w:pPr>
-    </w:p>
-    <w:p>
-      <w:pPr>
-        <w:pStyle w:val="Text"/>
-      </w:pPr>
-    </w:p>
-    <w:p>
-      <w:pPr>
         <w:pStyle w:val="berschrift3"/>
       </w:pPr>
-      <w:r>
+      <w:bookmarkStart w:id="65" w:name="_Toc223029772"/>
+      <w:commentRangeStart w:id="66"/>
+      <w:commentRangeStart w:id="67"/>
+      <w:r>
+        <w:lastRenderedPageBreak/>
         <w:t>Bildverarbeitung mit Barcode Erkennung</w:t>
       </w:r>
-    </w:p>
-    <w:p>
-      <w:pPr>
-        <w:pStyle w:val="Text"/>
-      </w:pPr>
-    </w:p>
-    <w:p>
-      <w:pPr>
-        <w:pStyle w:val="Text"/>
-      </w:pPr>
-    </w:p>
-    <w:p>
-      <w:pPr>
-        <w:pStyle w:val="Text"/>
-      </w:pPr>
+      <w:bookmarkEnd w:id="65"/>
+      <w:commentRangeEnd w:id="66"/>
+      <w:r>
+        <w:rPr>
+          <w:rStyle w:val="Kommentarzeichen"/>
+          <w:b w:val="0"/>
+          <w:bCs w:val="0"/>
+        </w:rPr>
+        <w:commentReference w:id="66"/>
+      </w:r>
+      <w:commentRangeEnd w:id="67"/>
+      <w:r>
+        <w:rPr>
+          <w:rStyle w:val="Kommentarzeichen"/>
+          <w:b w:val="0"/>
+          <w:bCs w:val="0"/>
+        </w:rPr>
+        <w:commentReference w:id="67"/>
+      </w:r>
+    </w:p>
+    <w:p>
+      <w:pPr>
+        <w:pStyle w:val="Text"/>
+      </w:pPr>
+      <w:r>
+        <w:t xml:space="preserve">Für die Bildbearbeitung sind die Aufgenommenen Bilder </w:t>
+      </w:r>
+      <w:r>
+        <w:t>sehr</w:t>
+      </w:r>
+      <w:r>
+        <w:t xml:space="preserve"> </w:t>
+      </w:r>
+      <w:r>
+        <w:t>wichtig,</w:t>
+      </w:r>
+      <w:r>
+        <w:t xml:space="preserve"> um  dort Barcodes zu erkennen. Der fertige 3D-Scanner beinhaltet 4 Kamera Ansichten. In diesen 4 Ansichten können sich jeweils </w:t>
+      </w:r>
+      <w:r>
+        <w:t>Barcodes</w:t>
+      </w:r>
+      <w:r>
+        <w:t xml:space="preserve"> oder </w:t>
+      </w:r>
+      <w:r>
+        <w:t>QR-Codes befinden,</w:t>
+      </w:r>
+      <w:r>
+        <w:t xml:space="preserve"> die man decodieren </w:t>
+      </w:r>
+      <w:r>
+        <w:t>möchte,</w:t>
+      </w:r>
+      <w:r>
+        <w:t xml:space="preserve"> um Arbeitsaufwand zu sparen. </w:t>
+      </w:r>
+    </w:p>
+    <w:p>
+      <w:pPr>
+        <w:pStyle w:val="Text"/>
+      </w:pPr>
+    </w:p>
+    <w:p>
+      <w:pPr>
+        <w:pStyle w:val="Text"/>
+      </w:pPr>
+      <w:r>
+        <w:t xml:space="preserve">Yolo </w:t>
+      </w:r>
+      <w:r>
+        <w:t>Modell</w:t>
+      </w:r>
+      <w:r>
+        <w:t xml:space="preserve"> von </w:t>
+      </w:r>
+      <w:r>
+        <w:t>Internet</w:t>
+      </w:r>
+      <w:r>
+        <w:t xml:space="preserve"> herunter geladen welches </w:t>
+      </w:r>
+      <w:r>
+        <w:t>Barcodes</w:t>
+      </w:r>
+      <w:r>
+        <w:t xml:space="preserve"> finden kann:</w:t>
+      </w:r>
+    </w:p>
+    <w:p>
+      <w:pPr>
+        <w:rPr>
+          <w:lang w:val="de-AT"/>
+        </w:rPr>
+      </w:pPr>
+    </w:p>
+    <w:p>
+      <w:pPr>
+        <w:pStyle w:val="Text"/>
+        <w:rPr>
+          <w:lang w:val="de-AT"/>
+        </w:rPr>
+      </w:pPr>
+    </w:p>
+    <w:p>
+      <w:pPr>
+        <w:pStyle w:val="Text"/>
+        <w:rPr>
+          <w:lang w:val="de-AT"/>
+        </w:rPr>
+      </w:pPr>
+    </w:p>
+    <w:p>
+      <w:pPr>
+        <w:pStyle w:val="Text"/>
+        <w:rPr>
+          <w:lang w:val="de-AT"/>
+        </w:rPr>
+      </w:pPr>
+    </w:p>
+    <w:p>
+      <w:pPr>
+        <w:pStyle w:val="Text"/>
+        <w:rPr>
+          <w:lang w:val="de-AT"/>
+        </w:rPr>
+      </w:pPr>
+      <w:r>
+        <w:rPr>
+          <w:lang w:val="de-AT"/>
+        </w:rPr>
+        <w:t xml:space="preserve">Modell wurde </w:t>
+      </w:r>
+      <w:r>
+        <w:rPr>
+          <w:lang w:val="de-AT"/>
+        </w:rPr>
+        <w:t>getestet</w:t>
+      </w:r>
+      <w:r>
+        <w:rPr>
+          <w:lang w:val="de-AT"/>
+        </w:rPr>
+        <w:t xml:space="preserve"> mit e</w:t>
+      </w:r>
+      <w:r>
+        <w:rPr>
+          <w:lang w:val="de-AT"/>
+        </w:rPr>
+        <w:t xml:space="preserve">inem Ordner mit </w:t>
+      </w:r>
+      <w:r>
+        <w:rPr>
+          <w:lang w:val="de-AT"/>
+        </w:rPr>
+        <w:t>genau 945</w:t>
+      </w:r>
+      <w:r>
+        <w:rPr>
+          <w:lang w:val="de-AT"/>
+        </w:rPr>
+        <w:t xml:space="preserve"> Bilder und erkannte die Barcodes zu </w:t>
+      </w:r>
+      <w:r>
+        <w:rPr>
+          <w:lang w:val="de-AT"/>
+        </w:rPr>
+        <w:t>99.91</w:t>
+      </w:r>
+      <w:r>
+        <w:rPr>
+          <w:lang w:val="de-AT"/>
+        </w:rPr>
+        <w:t>%</w:t>
+      </w:r>
+      <w:r>
+        <w:rPr>
+          <w:lang w:val="de-AT"/>
+        </w:rPr>
+        <w:t xml:space="preserve">. Hier ein Ausschnitt </w:t>
+      </w:r>
+      <w:r>
+        <w:rPr>
+          <w:lang w:val="de-AT"/>
+        </w:rPr>
+        <w:t>des Testergebnisses</w:t>
+      </w:r>
+      <w:r>
+        <w:rPr>
+          <w:lang w:val="de-AT"/>
+        </w:rPr>
+        <w:t>.</w:t>
+      </w:r>
+    </w:p>
+    <w:p>
+      <w:pPr>
+        <w:pStyle w:val="Text"/>
+        <w:jc w:val="center"/>
+        <w:rPr>
+          <w:lang w:val="de-AT"/>
+        </w:rPr>
+      </w:pPr>
+      <w:r>
+        <w:rPr>
+          <w:noProof/>
+          <w:lang w:val="de-AT"/>
+        </w:rPr>
+        <w:drawing>
+          <wp:inline distT="0" distB="0" distL="0" distR="0" wp14:anchorId="18A1E2E6" wp14:editId="6F55E5A4">
+            <wp:extent cx="5878286" cy="1478364"/>
+            <wp:effectExtent l="0" t="0" r="0" b="0"/>
+            <wp:docPr id="796206542" name="Grafik 1" descr="Ein Bild, das Text, Screenshot, Schrift, Software enthält.&#10;&#10;KI-generierte Inhalte können fehlerhaft sein."/>
+            <wp:cNvGraphicFramePr>
+              <a:graphicFrameLocks xmlns:a="http://schemas.openxmlformats.org/drawingml/2006/main" noChangeAspect="1"/>
+            </wp:cNvGraphicFramePr>
+            <a:graphic xmlns:a="http://schemas.openxmlformats.org/drawingml/2006/main">
+              <a:graphicData uri="http://schemas.openxmlformats.org/drawingml/2006/picture">
+                <pic:pic xmlns:pic="http://schemas.openxmlformats.org/drawingml/2006/picture">
+                  <pic:nvPicPr>
+                    <pic:cNvPr id="796206542" name="Grafik 1" descr="Ein Bild, das Text, Screenshot, Schrift, Software enthält.&#10;&#10;KI-generierte Inhalte können fehlerhaft sein."/>
+                    <pic:cNvPicPr/>
+                  </pic:nvPicPr>
+                  <pic:blipFill>
+                    <a:blip r:embed="rId52"/>
+                    <a:stretch>
+                      <a:fillRect/>
+                    </a:stretch>
+                  </pic:blipFill>
+                  <pic:spPr>
+                    <a:xfrm>
+                      <a:off x="0" y="0"/>
+                      <a:ext cx="5934342" cy="1492462"/>
+                    </a:xfrm>
+                    <a:prstGeom prst="rect">
+                      <a:avLst/>
+                    </a:prstGeom>
+                  </pic:spPr>
+                </pic:pic>
+              </a:graphicData>
+            </a:graphic>
+          </wp:inline>
+        </w:drawing>
+      </w:r>
+    </w:p>
+    <w:p>
+      <w:pPr>
+        <w:pStyle w:val="Beschriftung"/>
+        <w:rPr>
+          <w:color w:val="0066FF"/>
+        </w:rPr>
+      </w:pPr>
+      <w:r>
+        <w:t xml:space="preserve">Abbildung </w:t>
+      </w:r>
+      <w:r>
+        <w:t>2</w:t>
+      </w:r>
+      <w:r>
+        <w:t xml:space="preserve">: Ergebnis von der Yolo </w:t>
+      </w:r>
+      <w:r>
+        <w:t>E</w:t>
+      </w:r>
+      <w:r>
+        <w:t>rkennung</w:t>
+      </w:r>
+      <w:r>
+        <w:t xml:space="preserve"> </w:t>
+      </w:r>
+    </w:p>
+    <w:p>
+      <w:pPr>
+        <w:pStyle w:val="Text"/>
+        <w:rPr>
+          <w:lang w:val="de-AT"/>
+        </w:rPr>
+      </w:pPr>
+    </w:p>
+    <w:p>
+      <w:pPr>
+        <w:pStyle w:val="Text"/>
+        <w:rPr>
+          <w:lang w:val="de-AT"/>
+        </w:rPr>
+      </w:pPr>
+      <w:r>
+        <w:rPr>
+          <w:lang w:val="de-AT"/>
+        </w:rPr>
+        <w:t xml:space="preserve">In diesem Beispiel ging es nur die Funktionalität zu testen des Yolo </w:t>
+      </w:r>
+      <w:r>
+        <w:rPr>
+          <w:lang w:val="de-AT"/>
+        </w:rPr>
+        <w:t>Modells</w:t>
+      </w:r>
+      <w:r>
+        <w:rPr>
+          <w:lang w:val="de-AT"/>
+        </w:rPr>
+        <w:t xml:space="preserve"> nicht um die </w:t>
+      </w:r>
+      <w:r>
+        <w:rPr>
+          <w:lang w:val="de-AT"/>
+        </w:rPr>
+        <w:t>Decodierung</w:t>
+      </w:r>
+      <w:r>
+        <w:rPr>
+          <w:lang w:val="de-AT"/>
+        </w:rPr>
+        <w:t xml:space="preserve">. Weil bei der </w:t>
+      </w:r>
+      <w:r>
+        <w:rPr>
+          <w:lang w:val="de-AT"/>
+        </w:rPr>
+        <w:t>Decodierung</w:t>
+      </w:r>
+      <w:r>
+        <w:rPr>
+          <w:lang w:val="de-AT"/>
+        </w:rPr>
+        <w:t xml:space="preserve"> wurde auch einmal die </w:t>
+      </w:r>
+      <w:proofErr w:type="spellStart"/>
+      <w:r>
+        <w:rPr>
+          <w:lang w:val="de-AT"/>
+        </w:rPr>
+        <w:t>libary</w:t>
+      </w:r>
+      <w:proofErr w:type="spellEnd"/>
+      <w:r>
+        <w:rPr>
+          <w:lang w:val="de-AT"/>
+        </w:rPr>
+        <w:t xml:space="preserve"> von </w:t>
+      </w:r>
+      <w:proofErr w:type="spellStart"/>
+      <w:r>
+        <w:rPr>
+          <w:lang w:val="de-AT"/>
+        </w:rPr>
+        <w:t>zxing</w:t>
+      </w:r>
+      <w:proofErr w:type="spellEnd"/>
+      <w:r>
+        <w:rPr>
+          <w:lang w:val="de-AT"/>
+        </w:rPr>
+        <w:t xml:space="preserve"> </w:t>
+      </w:r>
+      <w:r>
+        <w:rPr>
+          <w:lang w:val="de-AT"/>
+        </w:rPr>
+        <w:t>probiert,</w:t>
+      </w:r>
+      <w:r>
+        <w:rPr>
+          <w:lang w:val="de-AT"/>
+        </w:rPr>
+        <w:t xml:space="preserve"> aber dabei kam es zu wenigen </w:t>
+      </w:r>
+      <w:r>
+        <w:rPr>
+          <w:lang w:val="de-AT"/>
+        </w:rPr>
+        <w:t>Ergebnissen,</w:t>
+      </w:r>
+      <w:r>
+        <w:rPr>
+          <w:lang w:val="de-AT"/>
+        </w:rPr>
+        <w:t xml:space="preserve"> daher wurde die </w:t>
+      </w:r>
+      <w:proofErr w:type="spellStart"/>
+      <w:r>
+        <w:rPr>
+          <w:lang w:val="de-AT"/>
+        </w:rPr>
+        <w:t>pyzbar</w:t>
+      </w:r>
+      <w:proofErr w:type="spellEnd"/>
+      <w:r>
+        <w:rPr>
+          <w:lang w:val="de-AT"/>
+        </w:rPr>
+        <w:t xml:space="preserve"> verwendet und ein </w:t>
+      </w:r>
+      <w:r>
+        <w:rPr>
+          <w:lang w:val="de-AT"/>
+        </w:rPr>
+        <w:t>Ergebnis</w:t>
+      </w:r>
+      <w:r>
+        <w:rPr>
+          <w:lang w:val="de-AT"/>
+        </w:rPr>
+        <w:t xml:space="preserve"> von erzielt.</w:t>
+      </w:r>
+    </w:p>
+    <w:p>
+      <w:pPr>
+        <w:pStyle w:val="Text"/>
+        <w:rPr>
+          <w:lang w:val="de-AT"/>
+        </w:rPr>
+      </w:pPr>
+    </w:p>
+    <w:p>
+      <w:pPr>
+        <w:pStyle w:val="Text"/>
+        <w:rPr>
+          <w:lang w:val="de-AT"/>
+        </w:rPr>
+      </w:pPr>
+    </w:p>
+    <w:p>
+      <w:pPr>
+        <w:pStyle w:val="Text"/>
+        <w:rPr>
+          <w:lang w:val="de-AT"/>
+        </w:rPr>
+      </w:pPr>
+    </w:p>
+    <w:p>
+      <w:pPr>
+        <w:pStyle w:val="Text"/>
+        <w:rPr>
+          <w:lang w:val="de-AT"/>
+        </w:rPr>
+      </w:pPr>
+    </w:p>
+    <w:p>
+      <w:pPr>
+        <w:pStyle w:val="Text"/>
+        <w:rPr>
+          <w:lang w:val="de-AT"/>
+        </w:rPr>
+      </w:pPr>
+      <w:r>
+        <w:rPr>
+          <w:lang w:val="de-AT"/>
+        </w:rPr>
+        <w:t xml:space="preserve">Die Fotos die zur </w:t>
+      </w:r>
+      <w:r>
+        <w:rPr>
+          <w:lang w:val="de-AT"/>
+        </w:rPr>
+        <w:t>Verwendung</w:t>
+      </w:r>
+      <w:r>
+        <w:rPr>
+          <w:lang w:val="de-AT"/>
+        </w:rPr>
+        <w:t xml:space="preserve"> genommen wurden </w:t>
+      </w:r>
+      <w:r>
+        <w:rPr>
+          <w:lang w:val="de-AT"/>
+        </w:rPr>
+        <w:t>kamen</w:t>
+      </w:r>
+      <w:r>
+        <w:rPr>
+          <w:lang w:val="de-AT"/>
+        </w:rPr>
+        <w:t xml:space="preserve"> auch aus dem link vo</w:t>
+      </w:r>
+      <w:r>
+        <w:rPr>
+          <w:lang w:val="de-AT"/>
+        </w:rPr>
+        <w:t>n der</w:t>
+      </w:r>
+      <w:r>
+        <w:rPr>
+          <w:lang w:val="de-AT"/>
+        </w:rPr>
+        <w:t xml:space="preserve"> </w:t>
+      </w:r>
+      <w:proofErr w:type="spellStart"/>
+      <w:r>
+        <w:rPr>
+          <w:lang w:val="de-AT"/>
+        </w:rPr>
+        <w:t>barcode</w:t>
+      </w:r>
+      <w:proofErr w:type="spellEnd"/>
+      <w:r>
+        <w:rPr>
+          <w:lang w:val="de-AT"/>
+        </w:rPr>
+        <w:t xml:space="preserve"> </w:t>
+      </w:r>
+      <w:proofErr w:type="spellStart"/>
+      <w:r>
+        <w:rPr>
+          <w:lang w:val="de-AT"/>
+        </w:rPr>
+        <w:t>detection</w:t>
+      </w:r>
+      <w:proofErr w:type="spellEnd"/>
+      <w:r>
+        <w:rPr>
+          <w:lang w:val="de-AT"/>
+        </w:rPr>
+        <w:t>.</w:t>
+      </w:r>
+    </w:p>
+    <w:p>
+      <w:pPr>
+        <w:pStyle w:val="Text"/>
+        <w:rPr>
+          <w:lang w:val="de-AT"/>
+        </w:rPr>
+      </w:pPr>
+    </w:p>
+    <w:p>
+      <w:pPr>
+        <w:pStyle w:val="Text"/>
+        <w:rPr>
+          <w:lang w:val="de-AT"/>
+        </w:rPr>
+      </w:pPr>
+      <w:r>
+        <w:rPr>
+          <w:lang w:val="de-AT"/>
+        </w:rPr>
+        <w:t xml:space="preserve">Hier ein </w:t>
+      </w:r>
+      <w:r>
+        <w:rPr>
+          <w:lang w:val="de-AT"/>
+        </w:rPr>
+        <w:t>Auszug</w:t>
+      </w:r>
+      <w:r>
+        <w:rPr>
+          <w:lang w:val="de-AT"/>
+        </w:rPr>
+        <w:t xml:space="preserve"> wie diese Bilder ca. </w:t>
+      </w:r>
+      <w:r>
+        <w:rPr>
+          <w:lang w:val="de-AT"/>
+        </w:rPr>
+        <w:t>aussahen,</w:t>
+      </w:r>
+      <w:r>
+        <w:rPr>
+          <w:lang w:val="de-AT"/>
+        </w:rPr>
+        <w:t xml:space="preserve"> um es sich vorzustellen:</w:t>
+      </w:r>
+    </w:p>
+    <w:p>
+      <w:pPr>
+        <w:pStyle w:val="Text"/>
+        <w:jc w:val="center"/>
+        <w:rPr>
+          <w:lang w:val="de-AT"/>
+        </w:rPr>
+      </w:pPr>
+      <w:r>
+        <w:rPr>
+          <w:noProof/>
+          <w:lang w:val="de-AT"/>
+        </w:rPr>
+        <w:drawing>
+          <wp:inline distT="0" distB="0" distL="0" distR="0" wp14:anchorId="476B0324" wp14:editId="4D57BDBD">
+            <wp:extent cx="4163967" cy="3120899"/>
+            <wp:effectExtent l="0" t="0" r="0" b="0"/>
+            <wp:docPr id="556005112" name="Grafik 2" descr="Ein Bild, das Text, Handschrift, Papierprodukt, Rechteck enthält.&#10;&#10;KI-generierte Inhalte können fehlerhaft sein."/>
+            <wp:cNvGraphicFramePr>
+              <a:graphicFrameLocks xmlns:a="http://schemas.openxmlformats.org/drawingml/2006/main" noChangeAspect="1"/>
+            </wp:cNvGraphicFramePr>
+            <a:graphic xmlns:a="http://schemas.openxmlformats.org/drawingml/2006/main">
+              <a:graphicData uri="http://schemas.openxmlformats.org/drawingml/2006/picture">
+                <pic:pic xmlns:pic="http://schemas.openxmlformats.org/drawingml/2006/picture">
+                  <pic:nvPicPr>
+                    <pic:cNvPr id="556005112" name="Grafik 2" descr="Ein Bild, das Text, Handschrift, Papierprodukt, Rechteck enthält.&#10;&#10;KI-generierte Inhalte können fehlerhaft sein."/>
+                    <pic:cNvPicPr>
+                      <a:picLocks noChangeAspect="1" noChangeArrowheads="1"/>
+                    </pic:cNvPicPr>
+                  </pic:nvPicPr>
+                  <pic:blipFill>
+                    <a:blip r:embed="rId53" cstate="print">
+                      <a:extLst>
+                        <a:ext uri="{28A0092B-C50C-407E-A947-70E740481C1C}">
+                          <a14:useLocalDpi xmlns:a14="http://schemas.microsoft.com/office/drawing/2010/main" val="0"/>
+                        </a:ext>
+                      </a:extLst>
+                    </a:blip>
+                    <a:srcRect/>
+                    <a:stretch>
+                      <a:fillRect/>
+                    </a:stretch>
+                  </pic:blipFill>
+                  <pic:spPr bwMode="auto">
+                    <a:xfrm>
+                      <a:off x="0" y="0"/>
+                      <a:ext cx="4171443" cy="3126502"/>
+                    </a:xfrm>
+                    <a:prstGeom prst="rect">
+                      <a:avLst/>
+                    </a:prstGeom>
+                    <a:noFill/>
+                    <a:ln>
+                      <a:noFill/>
+                    </a:ln>
+                  </pic:spPr>
+                </pic:pic>
+              </a:graphicData>
+            </a:graphic>
+          </wp:inline>
+        </w:drawing>
+      </w:r>
+    </w:p>
+    <w:p>
+      <w:pPr>
+        <w:pStyle w:val="Beschriftung"/>
+        <w:rPr>
+          <w:color w:val="0066FF"/>
+        </w:rPr>
+      </w:pPr>
+      <w:r>
+        <w:t xml:space="preserve">Abbildung 3: Fotos mit Barcodes für die Yolo Erkennung </w:t>
+      </w:r>
+    </w:p>
+    <w:p>
+      <w:pPr>
+        <w:pStyle w:val="Text"/>
+        <w:rPr>
+          <w:lang w:val="de-AT"/>
+        </w:rPr>
+      </w:pPr>
+    </w:p>
+    <w:p>
+      <w:pPr>
+        <w:pStyle w:val="Text"/>
+        <w:rPr>
+          <w:lang w:val="de-AT"/>
+        </w:rPr>
+      </w:pPr>
+    </w:p>
+    <w:p>
+      <w:pPr>
+        <w:jc w:val="left"/>
+        <w:rPr>
+          <w:lang w:val="de-AT"/>
+        </w:rPr>
+      </w:pPr>
+      <w:r>
+        <w:rPr>
+          <w:lang w:val="de-AT"/>
+        </w:rPr>
+        <w:br w:type="page"/>
+      </w:r>
     </w:p>
     <w:p>
       <w:pPr>
@@ -11047,24 +12292,639 @@
       <w:pPr>
         <w:pStyle w:val="berschrift3"/>
       </w:pPr>
+      <w:bookmarkStart w:id="68" w:name="_Toc223029773"/>
+      <w:commentRangeStart w:id="69"/>
       <w:r>
         <w:t>Gewichtserfassung</w:t>
       </w:r>
-    </w:p>
-    <w:p>
-      <w:pPr>
-        <w:pStyle w:val="Text"/>
-      </w:pPr>
-    </w:p>
-    <w:p>
-      <w:pPr>
-        <w:pStyle w:val="Text"/>
-      </w:pPr>
-    </w:p>
-    <w:p>
-      <w:pPr>
-        <w:pStyle w:val="Text"/>
-      </w:pPr>
+      <w:bookmarkEnd w:id="68"/>
+      <w:commentRangeEnd w:id="69"/>
+      <w:r>
+        <w:rPr>
+          <w:rStyle w:val="Kommentarzeichen"/>
+          <w:b w:val="0"/>
+          <w:bCs w:val="0"/>
+        </w:rPr>
+        <w:commentReference w:id="69"/>
+      </w:r>
+    </w:p>
+    <w:p>
+      <w:pPr>
+        <w:pStyle w:val="Text"/>
+        <w:rPr>
+          <w:lang w:val="de-AT"/>
+        </w:rPr>
+      </w:pPr>
+      <w:r>
+        <w:rPr>
+          <w:lang w:val="de-AT"/>
+        </w:rPr>
+        <w:t xml:space="preserve">Die Gewichtserfassung basiert auf drei </w:t>
+      </w:r>
+      <w:proofErr w:type="spellStart"/>
+      <w:r>
+        <w:rPr>
+          <w:lang w:val="de-AT"/>
+        </w:rPr>
+        <w:t>Wägezellen</w:t>
+      </w:r>
+      <w:proofErr w:type="spellEnd"/>
+      <w:r>
+        <w:rPr>
+          <w:lang w:val="de-AT"/>
+        </w:rPr>
+        <w:t>, deren Signale über Analog-Digital-Wandler (ADCs) erfasst und anschließend vom Raspberry Pi verarbeitet werden. Ziel ist es, aus den elektrischen Rohwerten ein präzises Gesamtgewicht in Gramm zu bestimmen.</w:t>
+      </w:r>
+    </w:p>
+    <w:p>
+      <w:pPr>
+        <w:pStyle w:val="Text"/>
+        <w:rPr>
+          <w:lang w:val="de-AT"/>
+        </w:rPr>
+      </w:pPr>
+    </w:p>
+    <w:p>
+      <w:pPr>
+        <w:pStyle w:val="Text"/>
+        <w:rPr>
+          <w:b/>
+          <w:bCs/>
+          <w:lang w:val="de-AT"/>
+        </w:rPr>
+      </w:pPr>
+      <w:r>
+        <w:rPr>
+          <w:b/>
+          <w:bCs/>
+          <w:lang w:val="de-AT"/>
+        </w:rPr>
+        <w:t>Systemaufbau und Kommunikation</w:t>
+      </w:r>
+    </w:p>
+    <w:p>
+      <w:pPr>
+        <w:pStyle w:val="Text"/>
+        <w:rPr>
+          <w:lang w:val="de-AT"/>
+        </w:rPr>
+      </w:pPr>
+      <w:r>
+        <w:rPr>
+          <w:lang w:val="de-AT"/>
+        </w:rPr>
+        <w:t xml:space="preserve">Die </w:t>
+      </w:r>
+      <w:proofErr w:type="spellStart"/>
+      <w:r>
+        <w:rPr>
+          <w:lang w:val="de-AT"/>
+        </w:rPr>
+        <w:t>Wägezellen</w:t>
+      </w:r>
+      <w:proofErr w:type="spellEnd"/>
+      <w:r>
+        <w:rPr>
+          <w:lang w:val="de-AT"/>
+        </w:rPr>
+        <w:t xml:space="preserve"> </w:t>
+      </w:r>
+      <w:r>
+        <w:rPr>
+          <w:lang w:val="de-AT"/>
+        </w:rPr>
+        <w:t xml:space="preserve">werden an ein </w:t>
+      </w:r>
+      <w:r>
+        <w:rPr>
+          <w:lang w:val="de-AT"/>
+        </w:rPr>
+        <w:t>Adafruit-Board montiert und werden über</w:t>
+      </w:r>
+      <w:r>
+        <w:rPr>
+          <w:lang w:val="de-AT"/>
+        </w:rPr>
+        <w:t xml:space="preserve"> diese</w:t>
+      </w:r>
+      <w:r>
+        <w:rPr>
+          <w:lang w:val="de-AT"/>
+        </w:rPr>
+        <w:t xml:space="preserve"> ADCs ausgelesen. Die Kommunikation erfolgt über die I²C-Schnittstelle, die vom Raspberry Pi nativ unterstützt wird.</w:t>
+      </w:r>
+    </w:p>
+    <w:p>
+      <w:pPr>
+        <w:pStyle w:val="Text"/>
+        <w:rPr>
+          <w:lang w:val="de-AT"/>
+        </w:rPr>
+      </w:pPr>
+      <w:r>
+        <w:rPr>
+          <w:lang w:val="de-AT"/>
+        </w:rPr>
+        <w:t xml:space="preserve">Da die eingesetzten ADCs nur auf </w:t>
+      </w:r>
+      <w:commentRangeStart w:id="70"/>
+      <w:r>
+        <w:rPr>
+          <w:lang w:val="de-AT"/>
+        </w:rPr>
+        <w:t>zwei mögliche I²C-Adressen</w:t>
+      </w:r>
+      <w:commentRangeEnd w:id="70"/>
+      <w:r>
+        <w:rPr>
+          <w:rStyle w:val="Kommentarzeichen"/>
+        </w:rPr>
+        <w:commentReference w:id="70"/>
+      </w:r>
+      <w:r>
+        <w:rPr>
+          <w:lang w:val="de-AT"/>
+        </w:rPr>
+        <w:t xml:space="preserve"> konfiguriert werden können, entsteht bei mehreren Modulen ein Adresskonflikt. Zur Lösung dieses Problems wird ein I²C-Multiplexer eingesetzt. Dieser ermöglicht es, mehrere ADCs mit identischer Adresse getrennt anzusprechen, indem jeweils nur ein Kanal aktiv geschaltet wird. Der Raspberry Pi kommuniziert somit nicht direkt mit allen ADCs gleichzeitig, sondern wählt </w:t>
+      </w:r>
+      <w:r>
+        <w:rPr>
+          <w:lang w:val="de-AT"/>
+        </w:rPr>
+        <w:t>über der Multiplexen</w:t>
+      </w:r>
+      <w:commentRangeStart w:id="71"/>
+      <w:commentRangeEnd w:id="71"/>
+      <w:r>
+        <w:rPr>
+          <w:rStyle w:val="Kommentarzeichen"/>
+        </w:rPr>
+        <w:commentReference w:id="71"/>
+      </w:r>
+      <w:r>
+        <w:rPr>
+          <w:lang w:val="de-AT"/>
+        </w:rPr>
+        <w:t xml:space="preserve"> gezielt den gewünschten Kanal aus.</w:t>
+      </w:r>
+    </w:p>
+    <w:p>
+      <w:pPr>
+        <w:pStyle w:val="Text"/>
+        <w:rPr>
+          <w:lang w:val="de-AT"/>
+        </w:rPr>
+      </w:pPr>
+    </w:p>
+    <w:p>
+      <w:pPr>
+        <w:pStyle w:val="Text"/>
+        <w:rPr>
+          <w:b/>
+          <w:bCs/>
+          <w:lang w:val="de-AT"/>
+        </w:rPr>
+      </w:pPr>
+      <w:r>
+        <w:rPr>
+          <w:b/>
+          <w:bCs/>
+          <w:lang w:val="de-AT"/>
+        </w:rPr>
+        <w:t xml:space="preserve">Signalverarbeitung der </w:t>
+      </w:r>
+      <w:proofErr w:type="spellStart"/>
+      <w:r>
+        <w:rPr>
+          <w:b/>
+          <w:bCs/>
+          <w:lang w:val="de-AT"/>
+        </w:rPr>
+        <w:t>Wägezellen</w:t>
+      </w:r>
+      <w:proofErr w:type="spellEnd"/>
+    </w:p>
+    <w:p>
+      <w:pPr>
+        <w:pStyle w:val="Text"/>
+        <w:rPr>
+          <w:lang w:val="de-AT"/>
+        </w:rPr>
+      </w:pPr>
+      <w:r>
+        <w:rPr>
+          <w:lang w:val="de-AT"/>
+        </w:rPr>
+        <w:t xml:space="preserve">Die ADCs liefern Rohwerte, die der Widerstandsänderung der </w:t>
+      </w:r>
+      <w:proofErr w:type="spellStart"/>
+      <w:r>
+        <w:rPr>
+          <w:lang w:val="de-AT"/>
+        </w:rPr>
+        <w:t>Wägezellen</w:t>
+      </w:r>
+      <w:proofErr w:type="spellEnd"/>
+      <w:r>
+        <w:rPr>
+          <w:lang w:val="de-AT"/>
+        </w:rPr>
+        <w:t xml:space="preserve"> entsprechen. Eine </w:t>
+      </w:r>
+      <w:proofErr w:type="spellStart"/>
+      <w:r>
+        <w:rPr>
+          <w:lang w:val="de-AT"/>
+        </w:rPr>
+        <w:t>Wägezelle</w:t>
+      </w:r>
+      <w:proofErr w:type="spellEnd"/>
+      <w:r>
+        <w:rPr>
+          <w:lang w:val="de-AT"/>
+        </w:rPr>
+        <w:t xml:space="preserve"> verändert ihren elektrischen Widerstand proportional zur mechanischen Verformung. Je größer die aufgebrachte Last, desto stärker die Verformung und desto größer die gemessene Widerstandsänderung.</w:t>
+      </w:r>
+      <w:r>
+        <w:rPr>
+          <w:lang w:val="de-AT"/>
+        </w:rPr>
+        <w:t xml:space="preserve"> </w:t>
+      </w:r>
+      <w:r>
+        <w:rPr>
+          <w:lang w:val="de-AT"/>
+        </w:rPr>
+        <w:t>Diese Rohwerte sind zunächst nicht in einer physikalischen Einheit interpretierbar und müssen daher kalibriert werden.</w:t>
+      </w:r>
+    </w:p>
+    <w:p>
+      <w:pPr>
+        <w:jc w:val="left"/>
+        <w:rPr>
+          <w:b/>
+          <w:bCs/>
+          <w:lang w:val="de-AT"/>
+        </w:rPr>
+      </w:pPr>
+      <w:r>
+        <w:rPr>
+          <w:b/>
+          <w:bCs/>
+          <w:lang w:val="de-AT"/>
+        </w:rPr>
+        <w:br w:type="page"/>
+      </w:r>
+    </w:p>
+    <w:p>
+      <w:pPr>
+        <w:pStyle w:val="Text"/>
+        <w:rPr>
+          <w:b/>
+          <w:bCs/>
+          <w:lang w:val="de-AT"/>
+        </w:rPr>
+      </w:pPr>
+      <w:r>
+        <w:rPr>
+          <w:b/>
+          <w:bCs/>
+          <w:lang w:val="de-AT"/>
+        </w:rPr>
+        <w:lastRenderedPageBreak/>
+        <w:t>Kalibrierung und Umrechnung in Gramm</w:t>
+      </w:r>
+    </w:p>
+    <w:p>
+      <w:pPr>
+        <w:pStyle w:val="Text"/>
+        <w:rPr>
+          <w:lang w:val="de-AT"/>
+        </w:rPr>
+      </w:pPr>
+      <w:r>
+        <w:rPr>
+          <w:lang w:val="de-AT"/>
+        </w:rPr>
+        <w:t xml:space="preserve">Zur Umrechnung wird ein Referenzgewicht verwendet. Der gemessene Rohwert wird mit dem bekannten Gewicht ins Verhältnis gesetzt, wodurch ein individueller Kalibrierfaktor entsteht. Dieser Faktor wird in einer JSON-Datei gespeichert. Alternativ kann die Kalibrierung direkt über das Programm </w:t>
+      </w:r>
+      <w:r>
+        <w:rPr>
+          <w:i/>
+          <w:iCs/>
+          <w:lang w:val="de-AT"/>
+        </w:rPr>
+        <w:t>Gewichts_Messung02.py</w:t>
+      </w:r>
+      <w:r>
+        <w:rPr>
+          <w:lang w:val="de-AT"/>
+        </w:rPr>
+        <w:t xml:space="preserve"> durchgeführt werden, da dort eine entsprechende Routine integriert ist.</w:t>
+      </w:r>
+    </w:p>
+    <w:p>
+      <w:pPr>
+        <w:pStyle w:val="Text"/>
+        <w:rPr>
+          <w:lang w:val="de-AT"/>
+        </w:rPr>
+      </w:pPr>
+      <w:r>
+        <w:rPr>
+          <w:lang w:val="de-AT"/>
+        </w:rPr>
+        <w:t xml:space="preserve">Im späteren Messbetrieb wird jeder Rohwert mit dem zugehörigen Kalibrierfaktor multipliziert. Das Ergebnis entspricht dem Gewicht der jeweiligen </w:t>
+      </w:r>
+      <w:proofErr w:type="spellStart"/>
+      <w:r>
+        <w:rPr>
+          <w:lang w:val="de-AT"/>
+        </w:rPr>
+        <w:t>Wägezelle</w:t>
+      </w:r>
+      <w:proofErr w:type="spellEnd"/>
+      <w:r>
+        <w:rPr>
+          <w:lang w:val="de-AT"/>
+        </w:rPr>
+        <w:t xml:space="preserve"> in Gramm.</w:t>
+      </w:r>
+    </w:p>
+    <w:p>
+      <w:pPr>
+        <w:pStyle w:val="Text"/>
+        <w:rPr>
+          <w:lang w:val="de-AT"/>
+        </w:rPr>
+      </w:pPr>
+    </w:p>
+    <w:p>
+      <w:pPr>
+        <w:pStyle w:val="Text"/>
+        <w:rPr>
+          <w:b/>
+          <w:bCs/>
+          <w:lang w:val="de-AT"/>
+        </w:rPr>
+      </w:pPr>
+      <w:r>
+        <w:rPr>
+          <w:b/>
+          <w:bCs/>
+          <w:lang w:val="de-AT"/>
+        </w:rPr>
+        <w:t>Tara-Funktion</w:t>
+      </w:r>
+    </w:p>
+    <w:p>
+      <w:pPr>
+        <w:pStyle w:val="Text"/>
+        <w:rPr>
+          <w:lang w:val="de-AT"/>
+        </w:rPr>
+      </w:pPr>
+      <w:r>
+        <w:rPr>
+          <w:lang w:val="de-AT"/>
+        </w:rPr>
+        <w:t xml:space="preserve">Anstatt das Eigengewicht der </w:t>
+      </w:r>
+      <w:proofErr w:type="spellStart"/>
+      <w:r>
+        <w:rPr>
+          <w:lang w:val="de-AT"/>
+        </w:rPr>
+        <w:t>Wägeplatte</w:t>
+      </w:r>
+      <w:proofErr w:type="spellEnd"/>
+      <w:r>
+        <w:rPr>
+          <w:lang w:val="de-AT"/>
+        </w:rPr>
+        <w:t xml:space="preserve"> fix zu subtrahieren, wurde eine Tara-Funktion implementiert. Diese wird beim Start der </w:t>
+      </w:r>
+      <w:r>
+        <w:rPr>
+          <w:lang w:val="de-AT"/>
+        </w:rPr>
+        <w:t>GUI</w:t>
+      </w:r>
+      <w:r>
+        <w:rPr>
+          <w:lang w:val="de-AT"/>
+        </w:rPr>
+        <w:t xml:space="preserve"> automatisch ausgeführt und setzt den aktuellen Messwert als Nullpunkt. Zusätzlich steht in der GUI ein separater Button zur Verfügung, um die </w:t>
+      </w:r>
+      <w:proofErr w:type="spellStart"/>
+      <w:r>
+        <w:rPr>
+          <w:lang w:val="de-AT"/>
+        </w:rPr>
+        <w:t>Tarierung</w:t>
+      </w:r>
+      <w:proofErr w:type="spellEnd"/>
+      <w:r>
+        <w:rPr>
+          <w:lang w:val="de-AT"/>
+        </w:rPr>
+        <w:t xml:space="preserve"> bei Bedarf erneut durchzuführen. Dadurch ist kein Neustart der Anwendung erforderlich, falls eine fehlerhafte Nullsetzung erfolgt.</w:t>
+      </w:r>
+    </w:p>
+    <w:p>
+      <w:pPr>
+        <w:pStyle w:val="Text"/>
+        <w:rPr>
+          <w:lang w:val="de-AT"/>
+        </w:rPr>
+      </w:pPr>
+    </w:p>
+    <w:p>
+      <w:pPr>
+        <w:pStyle w:val="Text"/>
+        <w:rPr>
+          <w:b/>
+          <w:bCs/>
+          <w:lang w:val="de-AT"/>
+        </w:rPr>
+      </w:pPr>
+      <w:r>
+        <w:rPr>
+          <w:b/>
+          <w:bCs/>
+          <w:lang w:val="de-AT"/>
+        </w:rPr>
+        <w:t>Ablauf der Gewichtsmessung</w:t>
+      </w:r>
+    </w:p>
+    <w:p>
+      <w:pPr>
+        <w:pStyle w:val="Text"/>
+        <w:rPr>
+          <w:lang w:val="de-AT"/>
+        </w:rPr>
+      </w:pPr>
+      <w:r>
+        <w:rPr>
+          <w:lang w:val="de-AT"/>
+        </w:rPr>
+        <w:t>Der Messvorgang folgt einer klaren Reihenfolge:</w:t>
+      </w:r>
+    </w:p>
+    <w:p>
+      <w:pPr>
+        <w:pStyle w:val="Text"/>
+        <w:numPr>
+          <w:ilvl w:val="0"/>
+          <w:numId w:val="42"/>
+        </w:numPr>
+        <w:rPr>
+          <w:lang w:val="de-AT"/>
+        </w:rPr>
+      </w:pPr>
+      <w:r>
+        <w:rPr>
+          <w:lang w:val="de-AT"/>
+        </w:rPr>
+        <w:t>Initialisierung der ADCs über den Multiplexer</w:t>
+      </w:r>
+    </w:p>
+    <w:p>
+      <w:pPr>
+        <w:pStyle w:val="Text"/>
+        <w:numPr>
+          <w:ilvl w:val="0"/>
+          <w:numId w:val="42"/>
+        </w:numPr>
+        <w:rPr>
+          <w:lang w:val="de-AT"/>
+        </w:rPr>
+      </w:pPr>
+      <w:r>
+        <w:rPr>
+          <w:lang w:val="de-AT"/>
+        </w:rPr>
+        <w:t>Auswahl des jeweiligen Kanals</w:t>
+      </w:r>
+    </w:p>
+    <w:p>
+      <w:pPr>
+        <w:pStyle w:val="Text"/>
+        <w:numPr>
+          <w:ilvl w:val="0"/>
+          <w:numId w:val="42"/>
+        </w:numPr>
+        <w:rPr>
+          <w:lang w:val="de-AT"/>
+        </w:rPr>
+      </w:pPr>
+      <w:r>
+        <w:rPr>
+          <w:lang w:val="de-AT"/>
+        </w:rPr>
+        <w:t>Auslesen der aktuellen Rohwerte</w:t>
+      </w:r>
+    </w:p>
+    <w:p>
+      <w:pPr>
+        <w:pStyle w:val="Text"/>
+        <w:numPr>
+          <w:ilvl w:val="0"/>
+          <w:numId w:val="42"/>
+        </w:numPr>
+        <w:rPr>
+          <w:lang w:val="de-AT"/>
+        </w:rPr>
+      </w:pPr>
+      <w:r>
+        <w:rPr>
+          <w:lang w:val="de-AT"/>
+        </w:rPr>
+        <w:t>Multiplikation mit den gespeicherten Kalibrierfaktoren</w:t>
+      </w:r>
+    </w:p>
+    <w:p>
+      <w:pPr>
+        <w:pStyle w:val="Text"/>
+        <w:numPr>
+          <w:ilvl w:val="0"/>
+          <w:numId w:val="42"/>
+        </w:numPr>
+        <w:rPr>
+          <w:lang w:val="de-AT"/>
+        </w:rPr>
+      </w:pPr>
+      <w:r>
+        <w:rPr>
+          <w:lang w:val="de-AT"/>
+        </w:rPr>
+        <w:t>Addition aller Einzelwerte zu einem Gesamtgewicht</w:t>
+      </w:r>
+    </w:p>
+    <w:p>
+      <w:pPr>
+        <w:pStyle w:val="Text"/>
+        <w:rPr>
+          <w:lang w:val="de-AT"/>
+        </w:rPr>
+      </w:pPr>
+      <w:r>
+        <w:rPr>
+          <w:lang w:val="de-AT"/>
+        </w:rPr>
+        <w:lastRenderedPageBreak/>
+        <w:t>Die Initialisierung der ADCs erfolgt bei jedem Scanvorgang erneut, da die Zeitabstände zwischen den Messungen variieren können und de</w:t>
+      </w:r>
+      <w:commentRangeStart w:id="72"/>
+      <w:r>
+        <w:rPr>
+          <w:lang w:val="de-AT"/>
+        </w:rPr>
+        <w:t>r Multiplexer jeweils neu konfiguriert werden muss.</w:t>
+      </w:r>
+      <w:commentRangeEnd w:id="72"/>
+      <w:r>
+        <w:rPr>
+          <w:rStyle w:val="Kommentarzeichen"/>
+        </w:rPr>
+        <w:commentReference w:id="72"/>
+      </w:r>
+    </w:p>
+    <w:p>
+      <w:pPr>
+        <w:pStyle w:val="Text"/>
+        <w:rPr>
+          <w:lang w:val="de-AT"/>
+        </w:rPr>
+      </w:pPr>
+    </w:p>
+    <w:p>
+      <w:pPr>
+        <w:pStyle w:val="Text"/>
+        <w:rPr>
+          <w:lang w:val="de-AT"/>
+        </w:rPr>
+      </w:pPr>
+      <w:r>
+        <w:rPr>
+          <w:lang w:val="de-AT"/>
+        </w:rPr>
+        <w:t xml:space="preserve">Die Berechnung selbst wird in der Funktion </w:t>
+      </w:r>
+      <w:proofErr w:type="spellStart"/>
+      <w:r>
+        <w:rPr>
+          <w:lang w:val="de-AT"/>
+        </w:rPr>
+        <w:t>get_weight</w:t>
+      </w:r>
+      <w:proofErr w:type="spellEnd"/>
+      <w:r>
+        <w:rPr>
+          <w:lang w:val="de-AT"/>
+        </w:rPr>
+        <w:t>() durchgeführt. Sie liest alle aktuellen ADC-Werte ein, verrechnet diese mit den Kalibrierfaktoren und summiert sie zu einem Gesamtgewicht. Damit ist der Messvorgang abgeschlossen und das Gewicht steht in Gramm zur Verfügung.</w:t>
+      </w:r>
     </w:p>
     <w:p>
       <w:pPr>
@@ -11075,9 +12935,11 @@
       <w:pPr>
         <w:pStyle w:val="berschrift3"/>
       </w:pPr>
+      <w:bookmarkStart w:id="73" w:name="_Toc223029774"/>
       <w:r>
         <w:t>Datenverarbeitung</w:t>
       </w:r>
+      <w:bookmarkEnd w:id="73"/>
     </w:p>
     <w:p>
       <w:pPr>
@@ -11108,9 +12970,11 @@
       <w:pPr>
         <w:pStyle w:val="berschrift3"/>
       </w:pPr>
+      <w:bookmarkStart w:id="74" w:name="_Toc223029775"/>
       <w:r>
         <w:t>User Interface für die Datenverarbeitung</w:t>
       </w:r>
+      <w:bookmarkEnd w:id="74"/>
     </w:p>
     <w:p>
       <w:pPr>
@@ -11158,12 +13022,12 @@
       <w:pPr>
         <w:pStyle w:val="berschrift2"/>
       </w:pPr>
-      <w:bookmarkStart w:id="62" w:name="_Toc222728668"/>
+      <w:bookmarkStart w:id="75" w:name="_Toc223029776"/>
       <w:r>
         <w:lastRenderedPageBreak/>
         <w:t>Weitere individuelle Abschnitte</w:t>
       </w:r>
-      <w:bookmarkEnd w:id="62"/>
+      <w:bookmarkEnd w:id="75"/>
       <w:r>
         <w:t xml:space="preserve"> </w:t>
       </w:r>
@@ -11179,48 +13043,34 @@
         <w:rPr>
           <w:color w:val="0066FF"/>
         </w:rPr>
-        <w:t xml:space="preserve">(FV = Text) Diese Abschnitte sind individuell </w:t>
-      </w:r>
-      <w:proofErr w:type="gramStart"/>
+        <w:t xml:space="preserve">(FV = Text) Diese Abschnitte sind individuell mit Ihren </w:t>
+      </w:r>
+      <w:proofErr w:type="spellStart"/>
       <w:r>
         <w:rPr>
           <w:color w:val="0066FF"/>
         </w:rPr>
-        <w:t xml:space="preserve">mit Ihren </w:t>
-      </w:r>
-      <w:proofErr w:type="spellStart"/>
+        <w:t>Betreuer:innen</w:t>
+      </w:r>
+      <w:proofErr w:type="spellEnd"/>
       <w:r>
         <w:rPr>
           <w:color w:val="0066FF"/>
         </w:rPr>
-        <w:t>Betreuer</w:t>
-      </w:r>
-      <w:proofErr w:type="gramEnd"/>
-      <w:r>
+        <w:t xml:space="preserve"> festzulegen.</w:t>
+      </w:r>
+    </w:p>
+    <w:p>
+      <w:pPr>
+        <w:jc w:val="left"/>
         <w:rPr>
           <w:color w:val="0066FF"/>
         </w:rPr>
-        <w:t>:innen</w:t>
-      </w:r>
-      <w:proofErr w:type="spellEnd"/>
+      </w:pPr>
       <w:r>
         <w:rPr>
           <w:color w:val="0066FF"/>
         </w:rPr>
-        <w:t xml:space="preserve"> festzulegen.</w:t>
-      </w:r>
-    </w:p>
-    <w:p>
-      <w:pPr>
-        <w:jc w:val="left"/>
-        <w:rPr>
-          <w:color w:val="0066FF"/>
-        </w:rPr>
-      </w:pPr>
-      <w:r>
-        <w:rPr>
-          <w:color w:val="0066FF"/>
-        </w:rPr>
         <w:br w:type="page"/>
       </w:r>
     </w:p>
@@ -11228,12 +13078,12 @@
       <w:pPr>
         <w:pStyle w:val="berschrift2"/>
       </w:pPr>
-      <w:bookmarkStart w:id="63" w:name="_Toc222728669"/>
+      <w:bookmarkStart w:id="76" w:name="_Toc223029777"/>
       <w:r>
         <w:lastRenderedPageBreak/>
         <w:t>Ergebnisse und Diskussion</w:t>
       </w:r>
-      <w:bookmarkEnd w:id="63"/>
+      <w:bookmarkEnd w:id="76"/>
     </w:p>
     <w:p>
       <w:pPr>
@@ -11275,12 +13125,12 @@
       <w:pPr>
         <w:pStyle w:val="berschrift2"/>
       </w:pPr>
-      <w:bookmarkStart w:id="64" w:name="_Toc222728670"/>
+      <w:bookmarkStart w:id="77" w:name="_Toc223029778"/>
       <w:r>
         <w:lastRenderedPageBreak/>
         <w:t>Zusammenfassung individueller Teil</w:t>
       </w:r>
-      <w:bookmarkEnd w:id="64"/>
+      <w:bookmarkEnd w:id="77"/>
     </w:p>
     <w:p>
       <w:pPr>
@@ -11292,21 +13142,7 @@
         <w:rPr>
           <w:color w:val="0066FF"/>
         </w:rPr>
-        <w:t xml:space="preserve">(FV = Text) </w:t>
-      </w:r>
-      <w:proofErr w:type="gramStart"/>
-      <w:r>
-        <w:rPr>
-          <w:color w:val="0066FF"/>
-        </w:rPr>
-        <w:t>Hier</w:t>
-      </w:r>
-      <w:proofErr w:type="gramEnd"/>
-      <w:r>
-        <w:rPr>
-          <w:color w:val="0066FF"/>
-        </w:rPr>
-        <w:t xml:space="preserve"> werden die wichtigsten Fakten der individuellen Aufgabe des Schülers / der Schülerin kurz zusammengefasst werden.</w:t>
+        <w:t>(FV = Text) Hier werden die wichtigsten Fakten der individuellen Aufgabe des Schülers / der Schülerin kurz zusammengefasst werden.</w:t>
       </w:r>
     </w:p>
     <w:p>
@@ -11410,7 +13246,7 @@
       <w:pPr>
         <w:pStyle w:val="Text"/>
         <w:sectPr>
-          <w:headerReference w:type="default" r:id="rId52"/>
+          <w:headerReference w:type="default" r:id="rId54"/>
           <w:pgSz w:w="11906" w:h="16838"/>
           <w:pgMar w:top="1417" w:right="1440" w:bottom="1134" w:left="1440" w:header="708" w:footer="708" w:gutter="0"/>
           <w:cols w:space="720"/>
@@ -11423,26 +13259,26 @@
       <w:pPr>
         <w:pStyle w:val="berschrift1"/>
       </w:pPr>
-      <w:bookmarkStart w:id="65" w:name="_Ref200468988"/>
-      <w:bookmarkStart w:id="66" w:name="_Ref200469530"/>
-      <w:bookmarkStart w:id="67" w:name="_Toc222728671"/>
+      <w:bookmarkStart w:id="78" w:name="_Ref200468988"/>
+      <w:bookmarkStart w:id="79" w:name="_Ref200469530"/>
+      <w:bookmarkStart w:id="80" w:name="_Toc223029779"/>
       <w:r>
         <w:lastRenderedPageBreak/>
         <w:t>Zusammenfassung und Ausblick</w:t>
       </w:r>
-      <w:bookmarkEnd w:id="65"/>
-      <w:bookmarkEnd w:id="66"/>
-      <w:bookmarkEnd w:id="67"/>
+      <w:bookmarkEnd w:id="78"/>
+      <w:bookmarkEnd w:id="79"/>
+      <w:bookmarkEnd w:id="80"/>
     </w:p>
     <w:p>
       <w:pPr>
         <w:pStyle w:val="berschrift2"/>
       </w:pPr>
-      <w:bookmarkStart w:id="68" w:name="_Toc222728672"/>
+      <w:bookmarkStart w:id="81" w:name="_Toc223029780"/>
       <w:r>
         <w:t>Zusammenfassung der gesamten Arbeit</w:t>
       </w:r>
-      <w:bookmarkEnd w:id="68"/>
+      <w:bookmarkEnd w:id="81"/>
     </w:p>
     <w:p>
       <w:pPr>
@@ -11486,7 +13322,7 @@
                     <pic:cNvPicPr/>
                   </pic:nvPicPr>
                   <pic:blipFill>
-                    <a:blip r:embed="rId53"/>
+                    <a:blip r:embed="rId55"/>
                     <a:stretch>
                       <a:fillRect/>
                     </a:stretch>
@@ -11536,7 +13372,7 @@
                     <pic:cNvPicPr/>
                   </pic:nvPicPr>
                   <pic:blipFill>
-                    <a:blip r:embed="rId54"/>
+                    <a:blip r:embed="rId56"/>
                     <a:stretch>
                       <a:fillRect/>
                     </a:stretch>
@@ -11562,6 +13398,77 @@
         <w:pStyle w:val="Text"/>
         <w:rPr>
           <w:color w:val="0066FF"/>
+          <w:lang w:val="de-AT"/>
+        </w:rPr>
+      </w:pPr>
+      <w:r>
+        <w:rPr>
+          <w:color w:val="0066FF"/>
+          <w:lang w:val="de-AT"/>
+        </w:rPr>
+        <w:drawing>
+          <wp:inline distT="0" distB="0" distL="0" distR="0" wp14:anchorId="73EAC898" wp14:editId="06B0766E">
+            <wp:extent cx="3228410" cy="4304665"/>
+            <wp:effectExtent l="0" t="0" r="0" b="0"/>
+            <wp:docPr id="1648256658" name="Grafik 2" descr="Ein Bild, das Elektronik, Text, Im Haus, Waage enthält.&#10;&#10;KI-generierte Inhalte können fehlerhaft sein."/>
+            <wp:cNvGraphicFramePr>
+              <a:graphicFrameLocks xmlns:a="http://schemas.openxmlformats.org/drawingml/2006/main" noChangeAspect="1"/>
+            </wp:cNvGraphicFramePr>
+            <a:graphic xmlns:a="http://schemas.openxmlformats.org/drawingml/2006/main">
+              <a:graphicData uri="http://schemas.openxmlformats.org/drawingml/2006/picture">
+                <pic:pic xmlns:pic="http://schemas.openxmlformats.org/drawingml/2006/picture">
+                  <pic:nvPicPr>
+                    <pic:cNvPr id="1648256658" name="Grafik 2" descr="Ein Bild, das Elektronik, Text, Im Haus, Waage enthält.&#10;&#10;KI-generierte Inhalte können fehlerhaft sein."/>
+                    <pic:cNvPicPr>
+                      <a:picLocks noChangeAspect="1" noChangeArrowheads="1"/>
+                    </pic:cNvPicPr>
+                  </pic:nvPicPr>
+                  <pic:blipFill>
+                    <a:blip r:embed="rId57" cstate="print">
+                      <a:extLst>
+                        <a:ext uri="{28A0092B-C50C-407E-A947-70E740481C1C}">
+                          <a14:useLocalDpi xmlns:a14="http://schemas.microsoft.com/office/drawing/2010/main" val="0"/>
+                        </a:ext>
+                      </a:extLst>
+                    </a:blip>
+                    <a:srcRect/>
+                    <a:stretch>
+                      <a:fillRect/>
+                    </a:stretch>
+                  </pic:blipFill>
+                  <pic:spPr bwMode="auto">
+                    <a:xfrm>
+                      <a:off x="0" y="0"/>
+                      <a:ext cx="3233364" cy="4311271"/>
+                    </a:xfrm>
+                    <a:prstGeom prst="rect">
+                      <a:avLst/>
+                    </a:prstGeom>
+                    <a:noFill/>
+                    <a:ln>
+                      <a:noFill/>
+                    </a:ln>
+                  </pic:spPr>
+                </pic:pic>
+              </a:graphicData>
+            </a:graphic>
+          </wp:inline>
+        </w:drawing>
+      </w:r>
+    </w:p>
+    <w:p>
+      <w:pPr>
+        <w:pStyle w:val="Text"/>
+        <w:rPr>
+          <w:color w:val="0066FF"/>
+        </w:rPr>
+      </w:pPr>
+    </w:p>
+    <w:p>
+      <w:pPr>
+        <w:pStyle w:val="Text"/>
+        <w:rPr>
+          <w:color w:val="0066FF"/>
         </w:rPr>
       </w:pPr>
       <w:r>
@@ -11569,6 +13476,7 @@
           <w:noProof/>
           <w:color w:val="0066FF"/>
         </w:rPr>
+        <w:lastRenderedPageBreak/>
         <w:drawing>
           <wp:inline distT="0" distB="0" distL="0" distR="0" wp14:anchorId="5386A699" wp14:editId="5FED5DAE">
             <wp:extent cx="5731510" cy="4032250"/>
@@ -11585,7 +13493,7 @@
                     <pic:cNvPicPr/>
                   </pic:nvPicPr>
                   <pic:blipFill>
-                    <a:blip r:embed="rId55"/>
+                    <a:blip r:embed="rId58"/>
                     <a:stretch>
                       <a:fillRect/>
                     </a:stretch>
@@ -11611,6 +13519,92 @@
         <w:pStyle w:val="Text"/>
         <w:rPr>
           <w:color w:val="0066FF"/>
+          <w:lang w:val="de-AT"/>
+        </w:rPr>
+      </w:pPr>
+      <w:r>
+        <w:rPr>
+          <w:color w:val="0066FF"/>
+          <w:lang w:val="de-AT"/>
+        </w:rPr>
+        <w:drawing>
+          <wp:inline distT="0" distB="0" distL="0" distR="0" wp14:anchorId="3BCC4450" wp14:editId="5DA10E5A">
+            <wp:extent cx="3519390" cy="4692650"/>
+            <wp:effectExtent l="0" t="0" r="0" b="0"/>
+            <wp:docPr id="1248076157" name="Grafik 4" descr="Ein Bild, das Handtuch, Im Haus, Papiertuch, Toilettenpapier enthält.&#10;&#10;KI-generierte Inhalte können fehlerhaft sein."/>
+            <wp:cNvGraphicFramePr>
+              <a:graphicFrameLocks xmlns:a="http://schemas.openxmlformats.org/drawingml/2006/main" noChangeAspect="1"/>
+            </wp:cNvGraphicFramePr>
+            <a:graphic xmlns:a="http://schemas.openxmlformats.org/drawingml/2006/main">
+              <a:graphicData uri="http://schemas.openxmlformats.org/drawingml/2006/picture">
+                <pic:pic xmlns:pic="http://schemas.openxmlformats.org/drawingml/2006/picture">
+                  <pic:nvPicPr>
+                    <pic:cNvPr id="1248076157" name="Grafik 4" descr="Ein Bild, das Handtuch, Im Haus, Papiertuch, Toilettenpapier enthält.&#10;&#10;KI-generierte Inhalte können fehlerhaft sein."/>
+                    <pic:cNvPicPr>
+                      <a:picLocks noChangeAspect="1" noChangeArrowheads="1"/>
+                    </pic:cNvPicPr>
+                  </pic:nvPicPr>
+                  <pic:blipFill>
+                    <a:blip r:embed="rId59" cstate="print">
+                      <a:extLst>
+                        <a:ext uri="{28A0092B-C50C-407E-A947-70E740481C1C}">
+                          <a14:useLocalDpi xmlns:a14="http://schemas.microsoft.com/office/drawing/2010/main" val="0"/>
+                        </a:ext>
+                      </a:extLst>
+                    </a:blip>
+                    <a:srcRect/>
+                    <a:stretch>
+                      <a:fillRect/>
+                    </a:stretch>
+                  </pic:blipFill>
+                  <pic:spPr bwMode="auto">
+                    <a:xfrm>
+                      <a:off x="0" y="0"/>
+                      <a:ext cx="3523825" cy="4698564"/>
+                    </a:xfrm>
+                    <a:prstGeom prst="rect">
+                      <a:avLst/>
+                    </a:prstGeom>
+                    <a:noFill/>
+                    <a:ln>
+                      <a:noFill/>
+                    </a:ln>
+                  </pic:spPr>
+                </pic:pic>
+              </a:graphicData>
+            </a:graphic>
+          </wp:inline>
+        </w:drawing>
+      </w:r>
+    </w:p>
+    <w:p>
+      <w:pPr>
+        <w:pStyle w:val="Text"/>
+        <w:rPr>
+          <w:color w:val="0066FF"/>
+        </w:rPr>
+      </w:pPr>
+      <w:r>
+        <w:rPr>
+          <w:color w:val="0066FF"/>
+        </w:rPr>
+        <w:lastRenderedPageBreak/>
+        <w:t xml:space="preserve">Bei Leerer </w:t>
+      </w:r>
+      <w:proofErr w:type="spellStart"/>
+      <w:r>
+        <w:rPr>
+          <w:color w:val="0066FF"/>
+        </w:rPr>
+        <w:t>Wägefläche</w:t>
+      </w:r>
+      <w:proofErr w:type="spellEnd"/>
+    </w:p>
+    <w:p>
+      <w:pPr>
+        <w:pStyle w:val="Text"/>
+        <w:rPr>
+          <w:color w:val="0066FF"/>
         </w:rPr>
       </w:pPr>
       <w:r>
@@ -11618,7 +13612,6 @@
           <w:noProof/>
           <w:color w:val="0066FF"/>
         </w:rPr>
-        <w:lastRenderedPageBreak/>
         <w:drawing>
           <wp:inline distT="0" distB="0" distL="0" distR="0" wp14:anchorId="2AD0F7DA" wp14:editId="1F31E87E">
             <wp:extent cx="5731510" cy="4119245"/>
@@ -11635,7 +13628,7 @@
                     <pic:cNvPicPr/>
                   </pic:nvPicPr>
                   <pic:blipFill>
-                    <a:blip r:embed="rId56"/>
+                    <a:blip r:embed="rId60"/>
                     <a:stretch>
                       <a:fillRect/>
                     </a:stretch>
@@ -11674,11 +13667,11 @@
       <w:pPr>
         <w:pStyle w:val="berschrift2"/>
       </w:pPr>
-      <w:bookmarkStart w:id="69" w:name="_Toc222728673"/>
+      <w:bookmarkStart w:id="82" w:name="_Toc223029781"/>
       <w:r>
         <w:t>Ausblick</w:t>
       </w:r>
-      <w:bookmarkEnd w:id="69"/>
+      <w:bookmarkEnd w:id="82"/>
     </w:p>
     <w:p>
       <w:pPr>
@@ -11798,25 +13791,17 @@
         <w:rPr>
           <w:color w:val="0066FF"/>
         </w:rPr>
-        <w:t xml:space="preserve">Erweiterung der Funktionalität </w:t>
-      </w:r>
-      <w:proofErr w:type="gramStart"/>
-      <w:r>
-        <w:rPr>
-          <w:color w:val="0066FF"/>
-        </w:rPr>
-        <w:t>des vorliegendes Projekts</w:t>
-      </w:r>
-      <w:proofErr w:type="gramEnd"/>
+        <w:t>Erweiterung der Funktionalität des vorliegendes Projekts</w:t>
+      </w:r>
     </w:p>
     <w:p>
       <w:pPr>
         <w:pStyle w:val="Text"/>
         <w:sectPr>
-          <w:headerReference w:type="default" r:id="rId57"/>
-          <w:footerReference w:type="default" r:id="rId58"/>
-          <w:headerReference w:type="first" r:id="rId59"/>
-          <w:footerReference w:type="first" r:id="rId60"/>
+          <w:headerReference w:type="default" r:id="rId61"/>
+          <w:footerReference w:type="default" r:id="rId62"/>
+          <w:headerReference w:type="first" r:id="rId63"/>
+          <w:footerReference w:type="first" r:id="rId64"/>
           <w:pgSz w:w="11906" w:h="16838"/>
           <w:pgMar w:top="1417" w:right="1440" w:bottom="1134" w:left="1440" w:header="708" w:footer="708" w:gutter="0"/>
           <w:cols w:space="720"/>
@@ -11829,14 +13814,14 @@
       <w:pPr>
         <w:pStyle w:val="berschrift1"/>
       </w:pPr>
-      <w:bookmarkStart w:id="70" w:name="_Ref200468159"/>
-      <w:bookmarkStart w:id="71" w:name="_Toc222728674"/>
+      <w:bookmarkStart w:id="83" w:name="_Ref200468159"/>
+      <w:bookmarkStart w:id="84" w:name="_Toc223029782"/>
       <w:r>
         <w:lastRenderedPageBreak/>
         <w:t>Erklärung der Eigenständigkeit</w:t>
       </w:r>
-      <w:bookmarkEnd w:id="70"/>
-      <w:bookmarkEnd w:id="71"/>
+      <w:bookmarkEnd w:id="83"/>
+      <w:bookmarkEnd w:id="84"/>
     </w:p>
     <w:p>
       <w:pPr>
@@ -11972,22 +13957,6 @@
       <w:pPr>
         <w:pStyle w:val="Text"/>
         <w:sectPr>
-          <w:headerReference w:type="default" r:id="rId61"/>
-          <w:footerReference w:type="default" r:id="rId62"/>
-          <w:headerReference w:type="first" r:id="rId63"/>
-          <w:footerReference w:type="first" r:id="rId64"/>
-          <w:pgSz w:w="11906" w:h="16838"/>
-          <w:pgMar w:top="1417" w:right="1440" w:bottom="1134" w:left="1440" w:header="708" w:footer="708" w:gutter="0"/>
-          <w:cols w:space="720"/>
-          <w:formProt w:val="0"/>
-          <w:docGrid w:type="lines" w:linePitch="360"/>
-        </w:sectPr>
-      </w:pPr>
-    </w:p>
-    <w:p>
-      <w:pPr>
-        <w:pStyle w:val="berschrift1"/>
-        <w:sectPr>
           <w:headerReference w:type="default" r:id="rId65"/>
           <w:footerReference w:type="default" r:id="rId66"/>
           <w:headerReference w:type="first" r:id="rId67"/>
@@ -11999,282 +13968,10 @@
           <w:docGrid w:type="lines" w:linePitch="360"/>
         </w:sectPr>
       </w:pPr>
-      <w:bookmarkStart w:id="72" w:name="_Ref200469499"/>
-      <w:bookmarkStart w:id="73" w:name="_Toc222728675"/>
-      <w:r>
-        <w:lastRenderedPageBreak/>
-        <w:t>Arbeitsnachweise</w:t>
-      </w:r>
-      <w:bookmarkEnd w:id="72"/>
-      <w:bookmarkEnd w:id="73"/>
     </w:p>
     <w:p>
       <w:pPr>
         <w:pStyle w:val="berschrift1"/>
-      </w:pPr>
-      <w:bookmarkStart w:id="74" w:name="_Toc84751256"/>
-      <w:bookmarkStart w:id="75" w:name="_Toc211138167"/>
-      <w:bookmarkStart w:id="76" w:name="_Toc211137922"/>
-      <w:bookmarkStart w:id="77" w:name="_Toc84757221"/>
-      <w:bookmarkStart w:id="78" w:name="_Toc210560305"/>
-      <w:bookmarkStart w:id="79" w:name="_Toc210560252"/>
-      <w:bookmarkStart w:id="80" w:name="_Ref210560064"/>
-      <w:bookmarkStart w:id="81" w:name="_Toc84751368"/>
-      <w:bookmarkStart w:id="82" w:name="_Ref200467937"/>
-      <w:bookmarkStart w:id="83" w:name="_Ref200469033"/>
-      <w:bookmarkStart w:id="84" w:name="_Toc222728676"/>
-      <w:r>
-        <w:lastRenderedPageBreak/>
-        <w:t>Verzeichnisse</w:t>
-      </w:r>
-      <w:bookmarkEnd w:id="74"/>
-      <w:bookmarkEnd w:id="75"/>
-      <w:bookmarkEnd w:id="76"/>
-      <w:bookmarkEnd w:id="77"/>
-      <w:bookmarkEnd w:id="78"/>
-      <w:bookmarkEnd w:id="79"/>
-      <w:bookmarkEnd w:id="80"/>
-      <w:bookmarkEnd w:id="81"/>
-      <w:bookmarkEnd w:id="82"/>
-      <w:bookmarkEnd w:id="83"/>
-      <w:bookmarkEnd w:id="84"/>
-      <w:r>
-        <w:t xml:space="preserve"> </w:t>
-      </w:r>
-    </w:p>
-    <w:p>
-      <w:pPr>
-        <w:pStyle w:val="berschrift2"/>
-      </w:pPr>
-      <w:bookmarkStart w:id="85" w:name="_Toc210560306"/>
-      <w:bookmarkStart w:id="86" w:name="_Toc211138168"/>
-      <w:bookmarkStart w:id="87" w:name="_Toc84757222"/>
-      <w:bookmarkStart w:id="88" w:name="_Toc84751369"/>
-      <w:bookmarkStart w:id="89" w:name="_Toc84751257"/>
-      <w:bookmarkStart w:id="90" w:name="_Toc210560253"/>
-      <w:bookmarkStart w:id="91" w:name="_Toc211137923"/>
-      <w:bookmarkStart w:id="92" w:name="_Toc222728677"/>
-      <w:r>
-        <w:t>Literatur</w:t>
-      </w:r>
-      <w:bookmarkEnd w:id="85"/>
-      <w:bookmarkEnd w:id="86"/>
-      <w:bookmarkEnd w:id="87"/>
-      <w:bookmarkEnd w:id="88"/>
-      <w:bookmarkEnd w:id="89"/>
-      <w:bookmarkEnd w:id="90"/>
-      <w:bookmarkEnd w:id="91"/>
-      <w:r>
-        <w:t>verzeichnis</w:t>
-      </w:r>
-      <w:bookmarkEnd w:id="92"/>
-      <w:r>
-        <w:t xml:space="preserve"> </w:t>
-      </w:r>
-    </w:p>
-    <w:p>
-      <w:pPr>
-        <w:rPr>
-          <w:color w:val="0066FF"/>
-        </w:rPr>
-      </w:pPr>
-      <w:r>
-        <w:rPr>
-          <w:color w:val="0066FF"/>
-        </w:rPr>
-        <w:t xml:space="preserve">Wird mithilfe von </w:t>
-      </w:r>
-      <w:proofErr w:type="spellStart"/>
-      <w:r>
-        <w:rPr>
-          <w:color w:val="0066FF"/>
-        </w:rPr>
-        <w:t>Zotero</w:t>
-      </w:r>
-      <w:proofErr w:type="spellEnd"/>
-      <w:r>
-        <w:rPr>
-          <w:color w:val="0066FF"/>
-        </w:rPr>
-        <w:t xml:space="preserve"> erstellt…</w:t>
-      </w:r>
-    </w:p>
-    <w:p>
-      <w:pPr>
-        <w:pStyle w:val="berschrift2"/>
-      </w:pPr>
-      <w:bookmarkStart w:id="93" w:name="_Toc84757225"/>
-      <w:bookmarkStart w:id="94" w:name="_Toc211138171"/>
-      <w:bookmarkStart w:id="95" w:name="_Toc211137927"/>
-      <w:bookmarkStart w:id="96" w:name="_Toc84751260"/>
-      <w:bookmarkStart w:id="97" w:name="_Toc210560307"/>
-      <w:bookmarkStart w:id="98" w:name="_Toc210560254"/>
-      <w:bookmarkStart w:id="99" w:name="_Toc84751372"/>
-      <w:bookmarkStart w:id="100" w:name="_Toc222728678"/>
-      <w:r>
-        <w:t>Abkürzungsverzeichnis</w:t>
-      </w:r>
-      <w:bookmarkEnd w:id="93"/>
-      <w:bookmarkEnd w:id="94"/>
-      <w:bookmarkEnd w:id="95"/>
-      <w:bookmarkEnd w:id="96"/>
-      <w:bookmarkEnd w:id="97"/>
-      <w:bookmarkEnd w:id="98"/>
-      <w:bookmarkEnd w:id="99"/>
-      <w:bookmarkEnd w:id="100"/>
-    </w:p>
-    <w:p>
-      <w:pPr>
-        <w:pStyle w:val="Text"/>
-        <w:rPr>
-          <w:color w:val="0066FF"/>
-        </w:rPr>
-      </w:pPr>
-      <w:r>
-        <w:rPr>
-          <w:color w:val="0066FF"/>
-        </w:rPr>
-        <w:t>(</w:t>
-      </w:r>
-      <w:proofErr w:type="gramStart"/>
-      <w:r>
-        <w:rPr>
-          <w:color w:val="0066FF"/>
-        </w:rPr>
-        <w:t>FV Text</w:t>
-      </w:r>
-      <w:proofErr w:type="gramEnd"/>
-      <w:r>
-        <w:rPr>
-          <w:color w:val="0066FF"/>
-        </w:rPr>
-        <w:t>)</w:t>
-      </w:r>
-      <w:bookmarkStart w:id="101" w:name="_Toc211138172"/>
-      <w:bookmarkStart w:id="102" w:name="_Toc211137928"/>
-      <w:bookmarkStart w:id="103" w:name="_Toc84757226"/>
-      <w:bookmarkStart w:id="104" w:name="_Toc84751373"/>
-      <w:bookmarkStart w:id="105" w:name="_Toc84751261"/>
-      <w:bookmarkStart w:id="106" w:name="_Toc210560308"/>
-      <w:bookmarkStart w:id="107" w:name="_Toc210560255"/>
-      <w:r>
-        <w:rPr>
-          <w:color w:val="0066FF"/>
-        </w:rPr>
-        <w:t xml:space="preserve"> Optionaler Abschnitt. Nur verwenden, wenn mehr als 10 verschiedene Abkürzungen im gesamten Dokument vorkommen.</w:t>
-      </w:r>
-    </w:p>
-    <w:p>
-      <w:pPr>
-        <w:pStyle w:val="berschrift2"/>
-      </w:pPr>
-      <w:bookmarkStart w:id="108" w:name="_Toc222728679"/>
-      <w:r>
-        <w:t>Tabellen</w:t>
-      </w:r>
-      <w:bookmarkEnd w:id="101"/>
-      <w:bookmarkEnd w:id="102"/>
-      <w:bookmarkEnd w:id="103"/>
-      <w:bookmarkEnd w:id="104"/>
-      <w:bookmarkEnd w:id="105"/>
-      <w:bookmarkEnd w:id="106"/>
-      <w:bookmarkEnd w:id="107"/>
-      <w:bookmarkEnd w:id="108"/>
-    </w:p>
-    <w:p>
-      <w:pPr>
-        <w:rPr>
-          <w:color w:val="0066FF"/>
-        </w:rPr>
-      </w:pPr>
-      <w:r>
-        <w:rPr>
-          <w:color w:val="0066FF"/>
-        </w:rPr>
-        <w:t>(</w:t>
-      </w:r>
-      <w:proofErr w:type="gramStart"/>
-      <w:r>
-        <w:rPr>
-          <w:color w:val="0066FF"/>
-        </w:rPr>
-        <w:t>FV Text</w:t>
-      </w:r>
-      <w:proofErr w:type="gramEnd"/>
-      <w:r>
-        <w:rPr>
-          <w:color w:val="0066FF"/>
-        </w:rPr>
-        <w:t>) Optionaler Abschnitt. Nur verwenden, wenn mehr als 10 verschiedene Tabellen im gesamten Dokument vorkommen.</w:t>
-      </w:r>
-    </w:p>
-    <w:p/>
-    <w:p>
-      <w:pPr>
-        <w:pStyle w:val="berschrift2"/>
-      </w:pPr>
-      <w:bookmarkStart w:id="109" w:name="_Toc210560256"/>
-      <w:bookmarkStart w:id="110" w:name="_Toc210560309"/>
-      <w:bookmarkStart w:id="111" w:name="_Toc211137929"/>
-      <w:bookmarkStart w:id="112" w:name="_Toc84757227"/>
-      <w:bookmarkStart w:id="113" w:name="_Toc84751374"/>
-      <w:bookmarkStart w:id="114" w:name="_Toc84751262"/>
-      <w:bookmarkStart w:id="115" w:name="_Toc211138173"/>
-      <w:bookmarkStart w:id="116" w:name="_Toc222728680"/>
-      <w:r>
-        <w:t>Abbildunge</w:t>
-      </w:r>
-      <w:bookmarkEnd w:id="109"/>
-      <w:bookmarkEnd w:id="110"/>
-      <w:r>
-        <w:t>n</w:t>
-      </w:r>
-      <w:bookmarkEnd w:id="111"/>
-      <w:bookmarkEnd w:id="112"/>
-      <w:bookmarkEnd w:id="113"/>
-      <w:bookmarkEnd w:id="114"/>
-      <w:bookmarkEnd w:id="115"/>
-      <w:bookmarkEnd w:id="116"/>
-    </w:p>
-    <w:p>
-      <w:pPr>
-        <w:rPr>
-          <w:color w:val="0066FF"/>
-        </w:rPr>
-      </w:pPr>
-      <w:r>
-        <w:rPr>
-          <w:color w:val="0066FF"/>
-        </w:rPr>
-        <w:t>(</w:t>
-      </w:r>
-      <w:proofErr w:type="gramStart"/>
-      <w:r>
-        <w:rPr>
-          <w:color w:val="0066FF"/>
-        </w:rPr>
-        <w:t>FV Text</w:t>
-      </w:r>
-      <w:proofErr w:type="gramEnd"/>
-      <w:r>
-        <w:rPr>
-          <w:color w:val="0066FF"/>
-        </w:rPr>
-        <w:t>) Optionaler Abschnitt. Nur verwenden, wenn mehr als 10 verschiedene Bilder im gesamten Dokument vorkommen.</w:t>
-      </w:r>
-    </w:p>
-    <w:p>
-      <w:pPr>
-        <w:rPr>
-          <w:color w:val="0066FF"/>
-        </w:rPr>
-      </w:pPr>
-    </w:p>
-    <w:p>
-      <w:pPr>
-        <w:rPr>
-          <w:color w:val="0066FF"/>
-        </w:rPr>
         <w:sectPr>
           <w:headerReference w:type="default" r:id="rId69"/>
           <w:footerReference w:type="default" r:id="rId70"/>
@@ -12287,59 +13984,273 @@
           <w:docGrid w:type="lines" w:linePitch="360"/>
         </w:sectPr>
       </w:pPr>
+      <w:bookmarkStart w:id="85" w:name="_Ref200469499"/>
+      <w:bookmarkStart w:id="86" w:name="_Toc223029783"/>
+      <w:r>
+        <w:lastRenderedPageBreak/>
+        <w:t>Arbeitsnachweise</w:t>
+      </w:r>
+      <w:bookmarkEnd w:id="85"/>
+      <w:bookmarkEnd w:id="86"/>
     </w:p>
     <w:p>
       <w:pPr>
         <w:pStyle w:val="berschrift1"/>
       </w:pPr>
-      <w:bookmarkStart w:id="117" w:name="_Toc211138174"/>
-      <w:bookmarkStart w:id="118" w:name="_Toc211137930"/>
-      <w:bookmarkStart w:id="119" w:name="_Toc84751375"/>
-      <w:bookmarkStart w:id="120" w:name="_Toc84751263"/>
-      <w:bookmarkStart w:id="121" w:name="_Ref84675439"/>
-      <w:bookmarkStart w:id="122" w:name="_Toc222728681"/>
+      <w:bookmarkStart w:id="87" w:name="_Toc84751256"/>
+      <w:bookmarkStart w:id="88" w:name="_Toc211138167"/>
+      <w:bookmarkStart w:id="89" w:name="_Toc211137922"/>
+      <w:bookmarkStart w:id="90" w:name="_Toc84757221"/>
+      <w:bookmarkStart w:id="91" w:name="_Toc210560305"/>
+      <w:bookmarkStart w:id="92" w:name="_Toc210560252"/>
+      <w:bookmarkStart w:id="93" w:name="_Ref210560064"/>
+      <w:bookmarkStart w:id="94" w:name="_Toc84751368"/>
+      <w:bookmarkStart w:id="95" w:name="_Ref200467937"/>
+      <w:bookmarkStart w:id="96" w:name="_Ref200469033"/>
+      <w:bookmarkStart w:id="97" w:name="_Toc223029784"/>
       <w:r>
         <w:lastRenderedPageBreak/>
-        <w:t>Anhang</w:t>
-      </w:r>
+        <w:t>Verzeichnisse</w:t>
+      </w:r>
+      <w:bookmarkEnd w:id="87"/>
+      <w:bookmarkEnd w:id="88"/>
+      <w:bookmarkEnd w:id="89"/>
+      <w:bookmarkEnd w:id="90"/>
+      <w:bookmarkEnd w:id="91"/>
+      <w:bookmarkEnd w:id="92"/>
+      <w:bookmarkEnd w:id="93"/>
+      <w:bookmarkEnd w:id="94"/>
+      <w:bookmarkEnd w:id="95"/>
+      <w:bookmarkEnd w:id="96"/>
+      <w:bookmarkEnd w:id="97"/>
+      <w:r>
+        <w:t xml:space="preserve"> </w:t>
+      </w:r>
+    </w:p>
+    <w:p>
+      <w:pPr>
+        <w:pStyle w:val="berschrift2"/>
+      </w:pPr>
+      <w:bookmarkStart w:id="98" w:name="_Toc210560306"/>
+      <w:bookmarkStart w:id="99" w:name="_Toc211138168"/>
+      <w:bookmarkStart w:id="100" w:name="_Toc84757222"/>
+      <w:bookmarkStart w:id="101" w:name="_Toc84751369"/>
+      <w:bookmarkStart w:id="102" w:name="_Toc84751257"/>
+      <w:bookmarkStart w:id="103" w:name="_Toc210560253"/>
+      <w:bookmarkStart w:id="104" w:name="_Toc211137923"/>
+      <w:bookmarkStart w:id="105" w:name="_Toc223029785"/>
+      <w:r>
+        <w:t>Literatur</w:t>
+      </w:r>
+      <w:bookmarkEnd w:id="98"/>
+      <w:bookmarkEnd w:id="99"/>
+      <w:bookmarkEnd w:id="100"/>
+      <w:bookmarkEnd w:id="101"/>
+      <w:bookmarkEnd w:id="102"/>
+      <w:bookmarkEnd w:id="103"/>
+      <w:bookmarkEnd w:id="104"/>
+      <w:r>
+        <w:t>verzeichnis</w:t>
+      </w:r>
+      <w:bookmarkEnd w:id="105"/>
+      <w:r>
+        <w:t xml:space="preserve"> </w:t>
+      </w:r>
+    </w:p>
+    <w:p>
+      <w:pPr>
+        <w:rPr>
+          <w:color w:val="0066FF"/>
+        </w:rPr>
+      </w:pPr>
+      <w:r>
+        <w:rPr>
+          <w:color w:val="0066FF"/>
+        </w:rPr>
+        <w:t xml:space="preserve">Wird mithilfe von </w:t>
+      </w:r>
+      <w:proofErr w:type="spellStart"/>
+      <w:r>
+        <w:rPr>
+          <w:color w:val="0066FF"/>
+        </w:rPr>
+        <w:t>Zotero</w:t>
+      </w:r>
+      <w:proofErr w:type="spellEnd"/>
+      <w:r>
+        <w:rPr>
+          <w:color w:val="0066FF"/>
+        </w:rPr>
+        <w:t xml:space="preserve"> erstellt…</w:t>
+      </w:r>
+    </w:p>
+    <w:p>
+      <w:pPr>
+        <w:pStyle w:val="berschrift2"/>
+      </w:pPr>
+      <w:bookmarkStart w:id="106" w:name="_Toc84757225"/>
+      <w:bookmarkStart w:id="107" w:name="_Toc211138171"/>
+      <w:bookmarkStart w:id="108" w:name="_Toc211137927"/>
+      <w:bookmarkStart w:id="109" w:name="_Toc84751260"/>
+      <w:bookmarkStart w:id="110" w:name="_Toc210560307"/>
+      <w:bookmarkStart w:id="111" w:name="_Toc210560254"/>
+      <w:bookmarkStart w:id="112" w:name="_Toc84751372"/>
+      <w:bookmarkStart w:id="113" w:name="_Toc223029786"/>
+      <w:r>
+        <w:t>Abkürzungsverzeichnis</w:t>
+      </w:r>
+      <w:bookmarkEnd w:id="106"/>
+      <w:bookmarkEnd w:id="107"/>
+      <w:bookmarkEnd w:id="108"/>
+      <w:bookmarkEnd w:id="109"/>
+      <w:bookmarkEnd w:id="110"/>
+      <w:bookmarkEnd w:id="111"/>
+      <w:bookmarkEnd w:id="112"/>
+      <w:bookmarkEnd w:id="113"/>
+    </w:p>
+    <w:p>
+      <w:pPr>
+        <w:pStyle w:val="Text"/>
+        <w:rPr>
+          <w:color w:val="0066FF"/>
+        </w:rPr>
+      </w:pPr>
+      <w:r>
+        <w:rPr>
+          <w:color w:val="0066FF"/>
+        </w:rPr>
+        <w:t>(FV Text)</w:t>
+      </w:r>
+      <w:bookmarkStart w:id="114" w:name="_Toc211138172"/>
+      <w:bookmarkStart w:id="115" w:name="_Toc211137928"/>
+      <w:bookmarkStart w:id="116" w:name="_Toc84757226"/>
+      <w:bookmarkStart w:id="117" w:name="_Toc84751373"/>
+      <w:bookmarkStart w:id="118" w:name="_Toc84751261"/>
+      <w:bookmarkStart w:id="119" w:name="_Toc210560308"/>
+      <w:bookmarkStart w:id="120" w:name="_Toc210560255"/>
+      <w:r>
+        <w:rPr>
+          <w:color w:val="0066FF"/>
+        </w:rPr>
+        <w:t xml:space="preserve"> Optionaler Abschnitt. Nur verwenden, wenn mehr als 10 verschiedene Abkürzungen im gesamten Dokument vorkommen.</w:t>
+      </w:r>
+    </w:p>
+    <w:p>
+      <w:pPr>
+        <w:pStyle w:val="berschrift2"/>
+      </w:pPr>
+      <w:bookmarkStart w:id="121" w:name="_Toc223029787"/>
+      <w:r>
+        <w:t>Tabellen</w:t>
+      </w:r>
+      <w:bookmarkEnd w:id="114"/>
+      <w:bookmarkEnd w:id="115"/>
+      <w:bookmarkEnd w:id="116"/>
       <w:bookmarkEnd w:id="117"/>
       <w:bookmarkEnd w:id="118"/>
       <w:bookmarkEnd w:id="119"/>
       <w:bookmarkEnd w:id="120"/>
       <w:bookmarkEnd w:id="121"/>
+    </w:p>
+    <w:p>
+      <w:pPr>
+        <w:rPr>
+          <w:color w:val="0066FF"/>
+        </w:rPr>
+      </w:pPr>
+      <w:r>
+        <w:rPr>
+          <w:color w:val="0066FF"/>
+        </w:rPr>
+        <w:t>(FV Text) Optionaler Abschnitt. Nur verwenden, wenn mehr als 10 verschiedene Tabellen im gesamten Dokument vorkommen.</w:t>
+      </w:r>
+    </w:p>
+    <w:p/>
+    <w:p>
+      <w:pPr>
+        <w:pStyle w:val="berschrift2"/>
+      </w:pPr>
+      <w:bookmarkStart w:id="122" w:name="_Toc210560256"/>
+      <w:bookmarkStart w:id="123" w:name="_Toc210560309"/>
+      <w:bookmarkStart w:id="124" w:name="_Toc211137929"/>
+      <w:bookmarkStart w:id="125" w:name="_Toc84757227"/>
+      <w:bookmarkStart w:id="126" w:name="_Toc84751374"/>
+      <w:bookmarkStart w:id="127" w:name="_Toc84751262"/>
+      <w:bookmarkStart w:id="128" w:name="_Toc211138173"/>
+      <w:bookmarkStart w:id="129" w:name="_Toc223029788"/>
+      <w:r>
+        <w:t>Abbildunge</w:t>
+      </w:r>
       <w:bookmarkEnd w:id="122"/>
-    </w:p>
-    <w:p>
-      <w:pPr>
-        <w:pStyle w:val="Text"/>
+      <w:bookmarkEnd w:id="123"/>
+      <w:r>
+        <w:t>n</w:t>
+      </w:r>
+      <w:bookmarkEnd w:id="124"/>
+      <w:bookmarkEnd w:id="125"/>
+      <w:bookmarkEnd w:id="126"/>
+      <w:bookmarkEnd w:id="127"/>
+      <w:bookmarkEnd w:id="128"/>
+      <w:bookmarkEnd w:id="129"/>
+    </w:p>
+    <w:p>
+      <w:pPr>
         <w:rPr>
           <w:color w:val="0066FF"/>
         </w:rPr>
       </w:pPr>
-      <w:bookmarkStart w:id="123" w:name="_Ref210468443"/>
-      <w:bookmarkStart w:id="124" w:name="_Ref210464602"/>
       <w:r>
         <w:rPr>
           <w:color w:val="0066FF"/>
         </w:rPr>
-        <w:t>(</w:t>
-      </w:r>
-      <w:proofErr w:type="gramStart"/>
-      <w:r>
+        <w:t>(FV Text) Optionaler Abschnitt. Nur verwenden, wenn mehr als 10 verschiedene Bilder im gesamten Dokument vorkommen.</w:t>
+      </w:r>
+    </w:p>
+    <w:p>
+      <w:pPr>
         <w:rPr>
           <w:color w:val="0066FF"/>
         </w:rPr>
-        <w:t>FV Text</w:t>
-      </w:r>
-      <w:proofErr w:type="gramEnd"/>
-      <w:r>
+      </w:pPr>
+    </w:p>
+    <w:p>
+      <w:pPr>
         <w:rPr>
           <w:color w:val="0066FF"/>
         </w:rPr>
-        <w:t>) Optionales Kapitel. Hier werden Datenblätter, große Zeichnungen, Skizzen, Bilder, etc. eingefügt, die im Fließtext der vorigen Kapitel nicht eingefügt werden, da sie dort die Übersichtlichkeit bzw. Struktur dieser Kapitel verschlechtern würden.</w:t>
-      </w:r>
-      <w:bookmarkEnd w:id="123"/>
-      <w:bookmarkEnd w:id="124"/>
+        <w:sectPr>
+          <w:headerReference w:type="default" r:id="rId73"/>
+          <w:footerReference w:type="default" r:id="rId74"/>
+          <w:headerReference w:type="first" r:id="rId75"/>
+          <w:footerReference w:type="first" r:id="rId76"/>
+          <w:pgSz w:w="11906" w:h="16838"/>
+          <w:pgMar w:top="1417" w:right="1440" w:bottom="1134" w:left="1440" w:header="708" w:footer="708" w:gutter="0"/>
+          <w:cols w:space="720"/>
+          <w:formProt w:val="0"/>
+          <w:docGrid w:type="lines" w:linePitch="360"/>
+        </w:sectPr>
+      </w:pPr>
+    </w:p>
+    <w:p>
+      <w:pPr>
+        <w:pStyle w:val="berschrift1"/>
+      </w:pPr>
+      <w:bookmarkStart w:id="130" w:name="_Toc211138174"/>
+      <w:bookmarkStart w:id="131" w:name="_Toc211137930"/>
+      <w:bookmarkStart w:id="132" w:name="_Toc84751375"/>
+      <w:bookmarkStart w:id="133" w:name="_Toc84751263"/>
+      <w:bookmarkStart w:id="134" w:name="_Ref84675439"/>
+      <w:bookmarkStart w:id="135" w:name="_Toc223029789"/>
+      <w:r>
+        <w:lastRenderedPageBreak/>
+        <w:t>Anhang</w:t>
+      </w:r>
+      <w:bookmarkEnd w:id="130"/>
+      <w:bookmarkEnd w:id="131"/>
+      <w:bookmarkEnd w:id="132"/>
+      <w:bookmarkEnd w:id="133"/>
+      <w:bookmarkEnd w:id="134"/>
+      <w:bookmarkEnd w:id="135"/>
     </w:p>
     <w:p>
       <w:pPr>
@@ -12348,13 +14259,31 @@
           <w:color w:val="0066FF"/>
         </w:rPr>
       </w:pPr>
-    </w:p>
-    <w:p>
-      <w:pPr>
-        <w:pStyle w:val="Text"/>
+      <w:bookmarkStart w:id="136" w:name="_Ref210468443"/>
+      <w:bookmarkStart w:id="137" w:name="_Ref210464602"/>
+      <w:r>
         <w:rPr>
           <w:color w:val="0066FF"/>
         </w:rPr>
+        <w:t>(FV Text) Optionales Kapitel. Hier werden Datenblätter, große Zeichnungen, Skizzen, Bilder, etc. eingefügt, die im Fließtext der vorigen Kapitel nicht eingefügt werden, da sie dort die Übersichtlichkeit bzw. Struktur dieser Kapitel verschlechtern würden.</w:t>
+      </w:r>
+      <w:bookmarkEnd w:id="136"/>
+      <w:bookmarkEnd w:id="137"/>
+    </w:p>
+    <w:p>
+      <w:pPr>
+        <w:pStyle w:val="Text"/>
+        <w:rPr>
+          <w:color w:val="0066FF"/>
+        </w:rPr>
+      </w:pPr>
+    </w:p>
+    <w:p>
+      <w:pPr>
+        <w:pStyle w:val="Text"/>
+        <w:rPr>
+          <w:color w:val="0066FF"/>
+        </w:rPr>
       </w:pPr>
     </w:p>
     <w:p>
@@ -12366,10 +14295,10 @@
       </w:pPr>
     </w:p>
     <w:sectPr>
-      <w:headerReference w:type="default" r:id="rId73"/>
-      <w:footerReference w:type="default" r:id="rId74"/>
-      <w:headerReference w:type="first" r:id="rId75"/>
-      <w:footerReference w:type="first" r:id="rId76"/>
+      <w:headerReference w:type="default" r:id="rId77"/>
+      <w:footerReference w:type="default" r:id="rId78"/>
+      <w:headerReference w:type="first" r:id="rId79"/>
+      <w:footerReference w:type="first" r:id="rId80"/>
       <w:pgSz w:w="11906" w:h="16838"/>
       <w:pgMar w:top="1417" w:right="1440" w:bottom="1134" w:left="1440" w:header="708" w:footer="708" w:gutter="0"/>
       <w:cols w:space="720"/>
@@ -12643,7 +14572,7 @@
       </w:r>
     </w:p>
   </w:comment>
-  <w:comment w:id="59" w:author="GRANEGGER Felix, SchülerIn" w:date="2026-02-18T20:53:00Z" w:initials="FG">
+  <w:comment w:id="60" w:author="GRANEGGER Felix, SchülerIn" w:date="2026-02-18T20:53:00Z" w:initials="FG">
     <w:p>
       <w:pPr>
         <w:pStyle w:val="Kommentartext"/>
@@ -12660,6 +14589,146 @@
           <w:lang w:val="de-AT"/>
         </w:rPr>
         <w:t>Genauer beschreiben</w:t>
+      </w:r>
+    </w:p>
+  </w:comment>
+  <w:comment w:id="64" w:author="GRANEGGER Felix, SchülerIn" w:date="2026-02-26T20:30:00Z" w:initials="FG">
+    <w:p>
+      <w:pPr>
+        <w:pStyle w:val="Kommentartext"/>
+        <w:jc w:val="left"/>
+      </w:pPr>
+      <w:r>
+        <w:rPr>
+          <w:rStyle w:val="Kommentarzeichen"/>
+        </w:rPr>
+        <w:annotationRef/>
+      </w:r>
+      <w:r>
+        <w:rPr>
+          <w:lang w:val="de-AT"/>
+        </w:rPr>
+        <w:t>Spezifischer werden mit code ausschnitte</w:t>
+      </w:r>
+    </w:p>
+  </w:comment>
+  <w:comment w:id="66" w:author="GRANEGGER Felix, SchülerIn" w:date="2026-03-03T14:53:00Z" w:initials="FG">
+    <w:p>
+      <w:pPr>
+        <w:pStyle w:val="Kommentartext"/>
+        <w:jc w:val="left"/>
+      </w:pPr>
+      <w:r>
+        <w:rPr>
+          <w:rStyle w:val="Kommentarzeichen"/>
+        </w:rPr>
+        <w:annotationRef/>
+      </w:r>
+      <w:r>
+        <w:rPr>
+          <w:lang w:val="de-AT"/>
+        </w:rPr>
+        <w:t>Schön schreiben</w:t>
+      </w:r>
+    </w:p>
+  </w:comment>
+  <w:comment w:id="67" w:author="GRANEGGER Felix, SchülerIn" w:date="2026-03-03T14:55:00Z" w:initials="FG">
+    <w:p>
+      <w:pPr>
+        <w:pStyle w:val="Kommentartext"/>
+        <w:jc w:val="left"/>
+      </w:pPr>
+      <w:r>
+        <w:rPr>
+          <w:rStyle w:val="Kommentarzeichen"/>
+        </w:rPr>
+        <w:annotationRef/>
+      </w:r>
+      <w:r>
+        <w:rPr>
+          <w:lang w:val="de-AT"/>
+        </w:rPr>
+        <w:t>Verlängern auch noch</w:t>
+      </w:r>
+    </w:p>
+  </w:comment>
+  <w:comment w:id="69" w:author="GRANEGGER Felix, SchülerIn" w:date="2026-03-03T14:53:00Z" w:initials="FG">
+    <w:p>
+      <w:pPr>
+        <w:pStyle w:val="Kommentartext"/>
+        <w:jc w:val="left"/>
+      </w:pPr>
+      <w:r>
+        <w:rPr>
+          <w:rStyle w:val="Kommentarzeichen"/>
+        </w:rPr>
+        <w:annotationRef/>
+      </w:r>
+      <w:r>
+        <w:rPr>
+          <w:lang w:val="de-AT"/>
+        </w:rPr>
+        <w:t>Ki entfernen</w:t>
+      </w:r>
+    </w:p>
+  </w:comment>
+  <w:comment w:id="70" w:author="GRANEGGER Felix, SchülerIn" w:date="2026-03-03T14:37:00Z" w:initials="FG">
+    <w:p>
+      <w:pPr>
+        <w:pStyle w:val="Kommentartext"/>
+        <w:jc w:val="left"/>
+      </w:pPr>
+      <w:r>
+        <w:rPr>
+          <w:rStyle w:val="Kommentarzeichen"/>
+        </w:rPr>
+        <w:annotationRef/>
+      </w:r>
+      <w:r>
+        <w:rPr>
+          <w:lang w:val="de-AT"/>
+        </w:rPr>
+        <w:t>Welche adressen</w:t>
+      </w:r>
+    </w:p>
+  </w:comment>
+  <w:comment w:id="71" w:author="GRANEGGER Felix, SchülerIn" w:date="2026-03-03T14:37:00Z" w:initials="FG">
+    <w:p>
+      <w:pPr>
+        <w:pStyle w:val="Kommentartext"/>
+        <w:jc w:val="left"/>
+      </w:pPr>
+      <w:r>
+        <w:rPr>
+          <w:rStyle w:val="Kommentarzeichen"/>
+        </w:rPr>
+        <w:annotationRef/>
+      </w:r>
+      <w:r>
+        <w:rPr>
+          <w:lang w:val="de-AT"/>
+        </w:rPr>
+        <w:t>Welcher mux</w:t>
+      </w:r>
+    </w:p>
+  </w:comment>
+  <w:comment w:id="72" w:author="GRANEGGER Felix, SchülerIn" w:date="2026-03-03T14:40:00Z" w:initials="FG">
+    <w:p>
+      <w:pPr>
+        <w:pStyle w:val="Kommentartext"/>
+        <w:jc w:val="left"/>
+      </w:pPr>
+      <w:r>
+        <w:rPr>
+          <w:rStyle w:val="Kommentarzeichen"/>
+        </w:rPr>
+        <w:annotationRef/>
+      </w:r>
+      <w:r>
+        <w:rPr>
+          <w:lang w:val="de-AT"/>
+        </w:rPr>
+        <w:t>überprüfen</w:t>
       </w:r>
     </w:p>
   </w:comment>
@@ -12676,7 +14745,14 @@
   <w15:commentEx w15:paraId="4BEC553D" w15:done="0"/>
   <w15:commentEx w15:paraId="063CF687" w15:done="0"/>
   <w15:commentEx w15:paraId="43C01025" w15:done="0"/>
-  <w15:commentEx w15:paraId="5C9F185F" w15:done="0"/>
+  <w15:commentEx w15:paraId="4A192756" w15:done="0"/>
+  <w15:commentEx w15:paraId="4350E179" w15:done="0"/>
+  <w15:commentEx w15:paraId="76D4A996" w15:done="0"/>
+  <w15:commentEx w15:paraId="11DBE143" w15:paraIdParent="76D4A996" w15:done="0"/>
+  <w15:commentEx w15:paraId="775156F2" w15:done="0"/>
+  <w15:commentEx w15:paraId="436ED5F5" w15:done="0"/>
+  <w15:commentEx w15:paraId="57AA0711" w15:done="0"/>
+  <w15:commentEx w15:paraId="4DC4BF4E" w15:done="0"/>
 </w15:commentsEx>
 </file>
 
@@ -12691,6 +14767,13 @@
   <w16cex:commentExtensible w16cex:durableId="0B36FA17" w16cex:dateUtc="2026-02-18T19:44:00Z"/>
   <w16cex:commentExtensible w16cex:durableId="48BA235E" w16cex:dateUtc="2026-02-18T19:53:00Z"/>
   <w16cex:commentExtensible w16cex:durableId="02CEEAE4" w16cex:dateUtc="2026-02-18T19:53:00Z"/>
+  <w16cex:commentExtensible w16cex:durableId="25BF1CEC" w16cex:dateUtc="2026-02-26T19:30:00Z"/>
+  <w16cex:commentExtensible w16cex:durableId="2F0D5A91" w16cex:dateUtc="2026-03-03T13:53:00Z"/>
+  <w16cex:commentExtensible w16cex:durableId="2492BA6D" w16cex:dateUtc="2026-03-03T13:55:00Z"/>
+  <w16cex:commentExtensible w16cex:durableId="28F10064" w16cex:dateUtc="2026-03-03T13:53:00Z"/>
+  <w16cex:commentExtensible w16cex:durableId="7EE46E6B" w16cex:dateUtc="2026-03-03T13:37:00Z"/>
+  <w16cex:commentExtensible w16cex:durableId="31621F3E" w16cex:dateUtc="2026-03-03T13:37:00Z"/>
+  <w16cex:commentExtensible w16cex:durableId="46D6F6B3" w16cex:dateUtc="2026-03-03T13:40:00Z"/>
 </w16cex:commentsExtensible>
 </file>
 
@@ -12704,7 +14787,14 @@
   <w16cid:commentId w16cid:paraId="4BEC553D" w16cid:durableId="3487A857"/>
   <w16cid:commentId w16cid:paraId="063CF687" w16cid:durableId="0B36FA17"/>
   <w16cid:commentId w16cid:paraId="43C01025" w16cid:durableId="48BA235E"/>
-  <w16cid:commentId w16cid:paraId="5C9F185F" w16cid:durableId="02CEEAE4"/>
+  <w16cid:commentId w16cid:paraId="4A192756" w16cid:durableId="02CEEAE4"/>
+  <w16cid:commentId w16cid:paraId="4350E179" w16cid:durableId="25BF1CEC"/>
+  <w16cid:commentId w16cid:paraId="76D4A996" w16cid:durableId="2F0D5A91"/>
+  <w16cid:commentId w16cid:paraId="11DBE143" w16cid:durableId="2492BA6D"/>
+  <w16cid:commentId w16cid:paraId="775156F2" w16cid:durableId="28F10064"/>
+  <w16cid:commentId w16cid:paraId="436ED5F5" w16cid:durableId="7EE46E6B"/>
+  <w16cid:commentId w16cid:paraId="57AA0711" w16cid:durableId="31621F3E"/>
+  <w16cid:commentId w16cid:paraId="4DC4BF4E" w16cid:durableId="46D6F6B3"/>
 </w16cid:commentsIds>
 </file>
 
@@ -12886,13 +14976,8 @@
       </w:pBdr>
     </w:pPr>
     <w:r>
-      <w:t xml:space="preserve">Granegger </w:t>
+      <w:t>Granegger Felix</w:t>
     </w:r>
-    <w:proofErr w:type="gramStart"/>
-    <w:r>
-      <w:t>Felix</w:t>
-    </w:r>
-    <w:proofErr w:type="gramEnd"/>
     <w:r>
       <w:tab/>
       <w:t>Kapitel 2</w:t>
@@ -18691,6 +20776,119 @@
     </w:lvl>
   </w:abstractNum>
   <w:abstractNum w:abstractNumId="36" w15:restartNumberingAfterBreak="0">
+    <w:nsid w:val="73DA38DA"/>
+    <w:multiLevelType w:val="multilevel"/>
+    <w:tmpl w:val="5F56F602"/>
+    <w:lvl w:ilvl="0">
+      <w:start w:val="1"/>
+      <w:numFmt w:val="decimal"/>
+      <w:lvlText w:val="%1."/>
+      <w:lvlJc w:val="left"/>
+      <w:pPr>
+        <w:tabs>
+          <w:tab w:val="num" w:pos="720"/>
+        </w:tabs>
+        <w:ind w:left="720" w:hanging="360"/>
+      </w:pPr>
+    </w:lvl>
+    <w:lvl w:ilvl="1" w:tentative="1">
+      <w:start w:val="1"/>
+      <w:numFmt w:val="decimal"/>
+      <w:lvlText w:val="%2."/>
+      <w:lvlJc w:val="left"/>
+      <w:pPr>
+        <w:tabs>
+          <w:tab w:val="num" w:pos="1440"/>
+        </w:tabs>
+        <w:ind w:left="1440" w:hanging="360"/>
+      </w:pPr>
+    </w:lvl>
+    <w:lvl w:ilvl="2" w:tentative="1">
+      <w:start w:val="1"/>
+      <w:numFmt w:val="decimal"/>
+      <w:lvlText w:val="%3."/>
+      <w:lvlJc w:val="left"/>
+      <w:pPr>
+        <w:tabs>
+          <w:tab w:val="num" w:pos="2160"/>
+        </w:tabs>
+        <w:ind w:left="2160" w:hanging="360"/>
+      </w:pPr>
+    </w:lvl>
+    <w:lvl w:ilvl="3" w:tentative="1">
+      <w:start w:val="1"/>
+      <w:numFmt w:val="decimal"/>
+      <w:lvlText w:val="%4."/>
+      <w:lvlJc w:val="left"/>
+      <w:pPr>
+        <w:tabs>
+          <w:tab w:val="num" w:pos="2880"/>
+        </w:tabs>
+        <w:ind w:left="2880" w:hanging="360"/>
+      </w:pPr>
+    </w:lvl>
+    <w:lvl w:ilvl="4" w:tentative="1">
+      <w:start w:val="1"/>
+      <w:numFmt w:val="decimal"/>
+      <w:lvlText w:val="%5."/>
+      <w:lvlJc w:val="left"/>
+      <w:pPr>
+        <w:tabs>
+          <w:tab w:val="num" w:pos="3600"/>
+        </w:tabs>
+        <w:ind w:left="3600" w:hanging="360"/>
+      </w:pPr>
+    </w:lvl>
+    <w:lvl w:ilvl="5" w:tentative="1">
+      <w:start w:val="1"/>
+      <w:numFmt w:val="decimal"/>
+      <w:lvlText w:val="%6."/>
+      <w:lvlJc w:val="left"/>
+      <w:pPr>
+        <w:tabs>
+          <w:tab w:val="num" w:pos="4320"/>
+        </w:tabs>
+        <w:ind w:left="4320" w:hanging="360"/>
+      </w:pPr>
+    </w:lvl>
+    <w:lvl w:ilvl="6" w:tentative="1">
+      <w:start w:val="1"/>
+      <w:numFmt w:val="decimal"/>
+      <w:lvlText w:val="%7."/>
+      <w:lvlJc w:val="left"/>
+      <w:pPr>
+        <w:tabs>
+          <w:tab w:val="num" w:pos="5040"/>
+        </w:tabs>
+        <w:ind w:left="5040" w:hanging="360"/>
+      </w:pPr>
+    </w:lvl>
+    <w:lvl w:ilvl="7" w:tentative="1">
+      <w:start w:val="1"/>
+      <w:numFmt w:val="decimal"/>
+      <w:lvlText w:val="%8."/>
+      <w:lvlJc w:val="left"/>
+      <w:pPr>
+        <w:tabs>
+          <w:tab w:val="num" w:pos="5760"/>
+        </w:tabs>
+        <w:ind w:left="5760" w:hanging="360"/>
+      </w:pPr>
+    </w:lvl>
+    <w:lvl w:ilvl="8" w:tentative="1">
+      <w:start w:val="1"/>
+      <w:numFmt w:val="decimal"/>
+      <w:lvlText w:val="%9."/>
+      <w:lvlJc w:val="left"/>
+      <w:pPr>
+        <w:tabs>
+          <w:tab w:val="num" w:pos="6480"/>
+        </w:tabs>
+        <w:ind w:left="6480" w:hanging="360"/>
+      </w:pPr>
+    </w:lvl>
+  </w:abstractNum>
+  <w:abstractNum w:abstractNumId="37" w15:restartNumberingAfterBreak="0">
     <w:nsid w:val="75A17E70"/>
     <w:multiLevelType w:val="multilevel"/>
     <w:tmpl w:val="C534194C"/>
@@ -18839,7 +21037,7 @@
       </w:rPr>
     </w:lvl>
   </w:abstractNum>
-  <w:abstractNum w:abstractNumId="37" w15:restartNumberingAfterBreak="0">
+  <w:abstractNum w:abstractNumId="38" w15:restartNumberingAfterBreak="0">
     <w:nsid w:val="78117A9A"/>
     <w:multiLevelType w:val="multilevel"/>
     <w:tmpl w:val="5B706B8C"/>
@@ -18988,7 +21186,7 @@
       </w:rPr>
     </w:lvl>
   </w:abstractNum>
-  <w:abstractNum w:abstractNumId="38" w15:restartNumberingAfterBreak="0">
+  <w:abstractNum w:abstractNumId="39" w15:restartNumberingAfterBreak="0">
     <w:nsid w:val="7BD31CC0"/>
     <w:multiLevelType w:val="multilevel"/>
     <w:tmpl w:val="67BC28FC"/>
@@ -19128,7 +21326,7 @@
       </w:rPr>
     </w:lvl>
   </w:abstractNum>
-  <w:abstractNum w:abstractNumId="39" w15:restartNumberingAfterBreak="0">
+  <w:abstractNum w:abstractNumId="40" w15:restartNumberingAfterBreak="0">
     <w:nsid w:val="7DAB64FA"/>
     <w:multiLevelType w:val="multilevel"/>
     <w:tmpl w:val="90AEDF7E"/>
@@ -19244,7 +21442,7 @@
       </w:pPr>
     </w:lvl>
   </w:abstractNum>
-  <w:abstractNum w:abstractNumId="40" w15:restartNumberingAfterBreak="0">
+  <w:abstractNum w:abstractNumId="41" w15:restartNumberingAfterBreak="0">
     <w:nsid w:val="7E18221F"/>
     <w:multiLevelType w:val="hybridMultilevel"/>
     <w:tmpl w:val="94EA5AF2"/>
@@ -19385,7 +21583,7 @@
     <w:abstractNumId w:val="2"/>
   </w:num>
   <w:num w:numId="10" w16cid:durableId="260797068">
-    <w:abstractNumId w:val="38"/>
+    <w:abstractNumId w:val="39"/>
   </w:num>
   <w:num w:numId="11" w16cid:durableId="1712150709">
     <w:abstractNumId w:val="35"/>
@@ -19403,10 +21601,10 @@
     <w:abstractNumId w:val="21"/>
   </w:num>
   <w:num w:numId="16" w16cid:durableId="2112626617">
-    <w:abstractNumId w:val="36"/>
+    <w:abstractNumId w:val="37"/>
   </w:num>
   <w:num w:numId="17" w16cid:durableId="2069179764">
-    <w:abstractNumId w:val="40"/>
+    <w:abstractNumId w:val="41"/>
   </w:num>
   <w:num w:numId="18" w16cid:durableId="756824728">
     <w:abstractNumId w:val="19"/>
@@ -19418,7 +21616,7 @@
     <w:abstractNumId w:val="23"/>
   </w:num>
   <w:num w:numId="21" w16cid:durableId="670303952">
-    <w:abstractNumId w:val="37"/>
+    <w:abstractNumId w:val="38"/>
   </w:num>
   <w:num w:numId="22" w16cid:durableId="401293004">
     <w:abstractNumId w:val="33"/>
@@ -19448,7 +21646,7 @@
     <w:abstractNumId w:val="10"/>
   </w:num>
   <w:num w:numId="31" w16cid:durableId="1931963899">
-    <w:abstractNumId w:val="39"/>
+    <w:abstractNumId w:val="40"/>
   </w:num>
   <w:num w:numId="32" w16cid:durableId="1638340900">
     <w:abstractNumId w:val="6"/>
@@ -19479,6 +21677,9 @@
   </w:num>
   <w:num w:numId="41" w16cid:durableId="1112742714">
     <w:abstractNumId w:val="14"/>
+  </w:num>
+  <w:num w:numId="42" w16cid:durableId="482890402">
+    <w:abstractNumId w:val="36"/>
   </w:num>
 </w:numbering>
 </file>
@@ -22078,6 +24279,12 @@
 </file>
 
 <file path=customXml/item1.xml><?xml version="1.0" encoding="utf-8"?>
+<p:properties xmlns:p="http://schemas.microsoft.com/office/2006/metadata/properties" xmlns:xsi="http://www.w3.org/2001/XMLSchema-instance" xmlns:pc="http://schemas.microsoft.com/office/infopath/2007/PartnerControls">
+  <documentManagement/>
+</p:properties>
+</file>
+
+<file path=customXml/item2.xml><?xml version="1.0" encoding="utf-8"?>
 <?mso-contentType ?>
 <FormTemplates xmlns="http://schemas.microsoft.com/sharepoint/v3/contenttype/forms">
   <Display>DocumentLibraryForm</Display>
@@ -22086,7 +24293,89 @@
 </FormTemplates>
 </file>
 
-<file path=customXml/item2.xml><?xml version="1.0" encoding="utf-8"?>
+<file path=customXml/item3.xml><?xml version="1.0" encoding="utf-8"?>
+<inkml:ink xmlns:inkml="http://www.w3.org/2003/InkML">
+  <inkml:definitions>
+    <inkml:context xml:id="ctx0">
+      <inkml:inkSource xml:id="inkSrc0">
+        <inkml:traceFormat>
+          <inkml:channel name="X" type="integer" min="-2.14748E9" max="2.14748E9" units="cm"/>
+          <inkml:channel name="Y" type="integer" min="-2.14748E9" max="2.14748E9" units="cm"/>
+          <inkml:channel name="F" type="integer" max="32767" units="dev"/>
+          <inkml:channel name="OA" type="integer" max="360" units="deg"/>
+          <inkml:channel name="OE" type="integer" max="90" units="deg"/>
+        </inkml:traceFormat>
+        <inkml:channelProperties>
+          <inkml:channelProperty channel="X" name="resolution" value="1000" units="1/cm"/>
+          <inkml:channelProperty channel="Y" name="resolution" value="1000" units="1/cm"/>
+          <inkml:channelProperty channel="F" name="resolution" value="0" units="1/dev"/>
+          <inkml:channelProperty channel="OA" name="resolution" value="1000" units="1/deg"/>
+          <inkml:channelProperty channel="OE" name="resolution" value="1000" units="1/deg"/>
+        </inkml:channelProperties>
+      </inkml:inkSource>
+      <inkml:timestamp xml:id="ts0" timeString="2025-06-10T16:08:54.030"/>
+    </inkml:context>
+    <inkml:brush xml:id="br0">
+      <inkml:brushProperty name="width" value="0.05" units="cm"/>
+      <inkml:brushProperty name="height" value="0.05" units="cm"/>
+      <inkml:brushProperty name="color" value="#E71224"/>
+    </inkml:brush>
+  </inkml:definitions>
+  <inkml:trace contextRef="#ctx0" brushRef="#br0">5 208 2425 0 0,'0'0'5878'0'0,"24"0"-3468"0"0,-17 1-2405 0 0,0 0 1 0 0,0 0-1 0 0,0 0 0 0 0,0 1 1 0 0,0 0-1 0 0,11 5 0 0 0,-9-5 40 0 0,0 0-1 0 0,0 0 0 0 0,0-1 0 0 0,1 0 1 0 0,-1 0-1 0 0,0-1 0 0 0,17-3 1 0 0,4 2 74 0 0,-22 1-105 0 0,1-1 1 0 0,0 2-1 0 0,-1-1 0 0 0,1 1 1 0 0,-1 0-1 0 0,1 1 1 0 0,-1 0-1 0 0,1 0 1 0 0,-1 1-1 0 0,14 7 0 0 0,-22-10-10 0 0,1 0 1 0 0,0 1-1 0 0,-1-1 0 0 0,1 1 0 0 0,0-1 0 0 0,-1 1 0 0 0,1-1 0 0 0,0 1 0 0 0,-1 0 0 0 0,1-1 0 0 0,-1 1 0 0 0,1 0 0 0 0,-1-1 0 0 0,0 1 0 0 0,1 0 0 0 0,-1 0 0 0 0,0-1 0 0 0,1 1 0 0 0,-1 0 0 0 0,0 0 0 0 0,0 0 0 0 0,0-1 0 0 0,0 1 0 0 0,0 0 1 0 0,0 0-1 0 0,0 0 0 0 0,0 0 0 0 0,0-1 0 0 0,0 1 0 0 0,0 0 0 0 0,0 0 0 0 0,-1 0 0 0 0,1-1 0 0 0,0 1 0 0 0,-1 0 0 0 0,1 0 0 0 0,0-1 0 0 0,-1 1 0 0 0,1 0 0 0 0,-2 0 0 0 0,-2 4 13 0 0,0-1 0 0 0,-1 1 0 0 0,0-1 0 0 0,-10 6 0 0 0,-6 7-17 0 0,-52 46-71 0 0,46-41 27 0 0,-30 31 0 0 0,55-51 44 0 0,1 0 0 0 0,-1 0 0 0 0,0 0 0 0 0,1 0-1 0 0,-1 0 1 0 0,1 0 0 0 0,0 0 0 0 0,0 0 0 0 0,-1 1-1 0 0,1-1 1 0 0,1 0 0 0 0,-1 1 0 0 0,0-1 0 0 0,1 1-1 0 0,-1-1 1 0 0,1 1 0 0 0,0-1 0 0 0,0 5-1 0 0,0-6 1 0 0,1 1 0 0 0,0-1 0 0 0,-1 1 0 0 0,1-1 0 0 0,0 1 0 0 0,0-1 0 0 0,0 0-1 0 0,0 1 1 0 0,0-1 0 0 0,0 0 0 0 0,0 0 0 0 0,0 0 0 0 0,1 0 0 0 0,-1 0-1 0 0,0 0 1 0 0,1 0 0 0 0,-1 0 0 0 0,1 0 0 0 0,-1-1 0 0 0,1 1 0 0 0,-1-1 0 0 0,1 1-1 0 0,-1-1 1 0 0,1 1 0 0 0,0-1 0 0 0,-1 0 0 0 0,1 0 0 0 0,-1 0 0 0 0,3 0-1 0 0,29 4-18 0 0,-11-1-40 0 0,-1-1 0 0 0,25-2 0 0 0,-39 0 42 0 0,1-1-1 0 0,0 0 1 0 0,0 0-1 0 0,-1-1 1 0 0,1 0-1 0 0,-1-1 1 0 0,0 0 0 0 0,0 0-1 0 0,12-7 1 0 0,29-13-1642 0 0,-12 16-3216 0 0,-30 7 3490 0 0</inkml:trace>
+  <inkml:trace contextRef="#ctx0" brushRef="#br0" timeOffset="537.36">1 353 3761 0 0,'14'-4'313'0'0,"1"1"1"0"0,0 1 0 0 0,0 0-1 0 0,0 1 1 0 0,1 1 0 0 0,-1 0-1 0 0,0 1 1 0 0,0 0 0 0 0,0 2-1 0 0,0-1 1 0 0,-1 2 0 0 0,1 0-1 0 0,-1 1 1 0 0,1 0 0 0 0,13 8-1 0 0,-21-9-404 0 0,1-2 0 0 0,0 1 0 0 0,0-1 0 0 0,0 0-1 0 0,0-1 1 0 0,0 0 0 0 0,0 0 0 0 0,1 0 0 0 0,-1-1 0 0 0,0-1-1 0 0,0 1 1 0 0,1-2 0 0 0,-1 1 0 0 0,0-1 0 0 0,0 0 0 0 0,9-4 0 0 0,-11 5-498 0 0</inkml:trace>
+  <inkml:trace contextRef="#ctx0" brushRef="#br0" timeOffset="1907.49">580 318 4417 0 0,'0'0'535'0'0,"25"18"674"0"0,-15-14-1066 0 0,1 0-1 0 0,0-1 0 0 0,-1 0 0 0 0,1-1 1 0 0,17 2-1 0 0,-15-3-53 0 0,0-1 1 0 0,0 0-1 0 0,19-4 1 0 0,-28 4-78 0 0,0-1 0 0 0,-1 1 0 0 0,1-1 1 0 0,-1 0-1 0 0,1-1 0 0 0,-1 1 0 0 0,1 0 1 0 0,-1-1-1 0 0,0 0 0 0 0,0 0 1 0 0,0 0-1 0 0,0 0 0 0 0,0 0 0 0 0,0-1 1 0 0,-1 1-1 0 0,1-1 0 0 0,2-4 1 0 0,-4 5-7 0 0,0 0 0 0 0,0 0 0 0 0,-1 0 0 0 0,1 0 0 0 0,-1 0 1 0 0,0 0-1 0 0,1 0 0 0 0,-1 0 0 0 0,0 0 0 0 0,0 0 1 0 0,0 0-1 0 0,-1 0 0 0 0,1 0 0 0 0,0 0 0 0 0,-1 0 0 0 0,1 0 1 0 0,-1 0-1 0 0,0 0 0 0 0,-1-3 0 0 0,2 4-6 0 0,-1 0-1 0 0,0-1 1 0 0,0 1-1 0 0,0 0 1 0 0,1 0 0 0 0,-1 0-1 0 0,0 0 1 0 0,-1 0-1 0 0,1 0 1 0 0,0 0 0 0 0,0 0-1 0 0,0 0 1 0 0,0 1-1 0 0,-1-1 1 0 0,1 0-1 0 0,0 1 1 0 0,-1-1 0 0 0,1 1-1 0 0,0-1 1 0 0,-1 1-1 0 0,1 0 1 0 0,-1 0 0 0 0,1-1-1 0 0,0 1 1 0 0,-1 0-1 0 0,1 0 1 0 0,-1 0-1 0 0,1 1 1 0 0,-1-1 0 0 0,1 0-1 0 0,-1 0 1 0 0,1 1-1 0 0,-2 0 1 0 0,-13 4-18 0 0,0 1 0 0 0,0 1 1 0 0,0 0-1 0 0,1 1 0 0 0,-16 12 0 0 0,26-16 81 0 0,-1 0 0 0 0,2 0 0 0 0,-1 0 0 0 0,0 1 0 0 0,1 0 1 0 0,0 0-1 0 0,0 0 0 0 0,1 0 0 0 0,-1 0 0 0 0,1 1 0 0 0,0 0 0 0 0,1 0 0 0 0,-1 0 0 0 0,1 0 0 0 0,0 0 0 0 0,1 0 0 0 0,-2 9 0 0 0,3-10-43 0 0,-1-1 0 0 0,2 1 0 0 0,-1-1 0 0 0,0 1 0 0 0,1-1 0 0 0,0 1-1 0 0,0-1 1 0 0,0 0 0 0 0,1 1 0 0 0,-1-1 0 0 0,1 0 0 0 0,0 0 0 0 0,0 0 0 0 0,4 5 0 0 0,-1-3-13 0 0,0 1-1 0 0,0-1 1 0 0,1 0 0 0 0,0 0 0 0 0,0-1 0 0 0,1 0 0 0 0,11 8 0 0 0,-10-9 30 0 0,-1 1 0 0 0,0-1 0 0 0,1-1 0 0 0,0 0 0 0 0,-1 0 1 0 0,1 0-1 0 0,1-1 0 0 0,-1 0 0 0 0,0-1 0 0 0,0 1 0 0 0,1-2 0 0 0,-1 1 0 0 0,1-1 0 0 0,-1-1 0 0 0,0 1 0 0 0,14-4 0 0 0,-13 1 19 0 0,0 0 0 0 0,0 0-1 0 0,-1-1 1 0 0,1-1 0 0 0,-1 1-1 0 0,0-1 1 0 0,0-1 0 0 0,0 0-1 0 0,-1 0 1 0 0,0 0 0 0 0,0-1-1 0 0,-1 0 1 0 0,1 0-1 0 0,-1-1 1 0 0,-1 1 0 0 0,0-1-1 0 0,0-1 1 0 0,0 1 0 0 0,-1-1-1 0 0,-1 1 1 0 0,6-18 0 0 0,3-2 566 0 0,-23 48-322 0 0,9-18-301 0 0,1 1 0 0 0,0 0 1 0 0,-1 0-1 0 0,1-1 0 0 0,0 1 0 0 0,0 0 1 0 0,1 0-1 0 0,-1 0 0 0 0,1 0 0 0 0,-1 0 1 0 0,1 0-1 0 0,0 0 0 0 0,0 0 0 0 0,1 5 1 0 0,-1-8 0 0 0,0-1 0 0 0,0 1 0 0 0,0 0 0 0 0,0 0 0 0 0,0 0 0 0 0,0 0 0 0 0,-1 0 0 0 0,1 0 0 0 0,0 0 0 0 0,0 0 0 0 0,0 0-1 0 0,0 0 1 0 0,0 0 0 0 0,0 0 0 0 0,0 0 0 0 0,0 0 0 0 0,0 0 0 0 0,0 0 0 0 0,0 0 0 0 0,0 0 0 0 0,0 0 0 0 0,0 0 0 0 0,0 0 0 0 0,0 0 0 0 0,0 0 0 0 0,0 0 0 0 0,-1 0 0 0 0,1 0 0 0 0,0 0 0 0 0,0 0 0 0 0,0 0 0 0 0,0 0 0 0 0,0 0 0 0 0,0 0 0 0 0,9 36 2 0 0,-9-36 0 0 0,0 1 0 0 0,0 0 0 0 0,0-1-1 0 0,0 1 1 0 0,0-1 0 0 0,1 1 0 0 0,-1 0 0 0 0,0-1 0 0 0,0 1 0 0 0,0-1 0 0 0,1 1-1 0 0,-1-1 1 0 0,0 1 0 0 0,0-1 0 0 0,1 1 0 0 0,-1-1 0 0 0,0 1 0 0 0,1-1 0 0 0,-1 1-1 0 0,1-1 1 0 0,-1 1 0 0 0,1-1 0 0 0,-1 0 0 0 0,1 1 0 0 0,-1-1 0 0 0,1 0 0 0 0,-1 0-1 0 0,1 1 1 0 0,-1-1 0 0 0,1 0 0 0 0,-1 0 0 0 0,2 1 0 0 0,5 1 24 0 0,-1 1-15 0 0,-4-1-3 0 0,0-1 0 0 0,0 0-1 0 0,0 0 1 0 0,0 0-1 0 0,0 0 1 0 0,0-1 0 0 0,0 1-1 0 0,0 0 1 0 0,0-1-1 0 0,0 0 1 0 0,4 1 0 0 0,-2-1 6 0 0,-1-1 1 0 0,1 0 0 0 0,-1 1 0 0 0,1-1 0 0 0,-1-1-1 0 0,0 1 1 0 0,1 0 0 0 0,-1-1 0 0 0,0 0 0 0 0,0 0 0 0 0,0 1-1 0 0,0-2 1 0 0,0 1 0 0 0,0 0 0 0 0,-1-1 0 0 0,1 1-1 0 0,3-6 1 0 0,2-3 48 0 0,0 0 0 0 0,-1 0-1 0 0,9-18 1 0 0,-15 28-59 0 0,-1 1 0 0 0,0 0 0 0 0,1 0 0 0 0,-1 0 0 0 0,0-1 0 0 0,1 1 0 0 0,-1 0-1 0 0,0 0 1 0 0,1 0 0 0 0,-1 0 0 0 0,1 0 0 0 0,-1 0 0 0 0,0 0 0 0 0,1 0 0 0 0,-1 0 0 0 0,1 0 0 0 0,-1 0 0 0 0,0 0 0 0 0,1 0 0 0 0,-1 0 0 0 0,0 0 0 0 0,1 0-1 0 0,-1 0 1 0 0,1 0 0 0 0,-1 1 0 0 0,0-1 0 0 0,1 0 0 0 0,-1 0 0 0 0,0 0 0 0 0,1 1 0 0 0,-1-1 0 0 0,1 1 0 0 0,15 10 220 0 0,-11-8-150 0 0,16 12 108 0 0,-20-14-176 0 0,1 0 0 0 0,-1 0 0 0 0,1 1 0 0 0,0-1 0 0 0,-1 0 0 0 0,1 0 0 0 0,0-1 0 0 0,0 1 1 0 0,-1 0-1 0 0,1 0 0 0 0,3 0 0 0 0,14 9 241 0 0,-16-8-777 0 0,0 1 0 0 0,0-1 1 0 0,0 0-1 0 0,1-1 1 0 0,-1 1-1 0 0,0-1 0 0 0,7 3 1 0 0,16 2-598 0 0,-20-4-110 0 0</inkml:trace>
+  <inkml:trace contextRef="#ctx0" brushRef="#br0" timeOffset="2280.99">1565 26 4089 0 0,'0'0'1209'0'0,"0"0"-1132"0"0,0 0-1 0 0,0 0 1 0 0,0-1-1 0 0,0 1 1 0 0,0 0 0 0 0,0 0-1 0 0,0 0 1 0 0,0 0-1 0 0,0-1 1 0 0,0 1-1 0 0,0 0 1 0 0,0 0-1 0 0,0 0 1 0 0,0 0-1 0 0,0 0 1 0 0,0-1-1 0 0,0 1 1 0 0,-1 0-1 0 0,1 0 1 0 0,0 0-1 0 0,0 0 1 0 0,0 0-1 0 0,0 0 1 0 0,0 0-1 0 0,0-1 1 0 0,0 1-1 0 0,0 0 1 0 0,-1 0-1 0 0,1 0 1 0 0,0 0-1 0 0,0 0 1 0 0,0 0-1 0 0,0 0 1 0 0,0 0-1 0 0,-1 0 1 0 0,1 0-1 0 0,0 0 1 0 0,0 0-1 0 0,0 0 1 0 0,0 0-1 0 0,0 0 1 0 0,-1 0-1 0 0,1 0 1 0 0,0 0-1 0 0,0 0 1 0 0,0 0-1 0 0,0 0 1 0 0,0 0-1 0 0,-1 0 1 0 0,1 0-1 0 0,0 0 1 0 0,0 0-1 0 0,0 0 1 0 0,0 0-1 0 0,0 0 1 0 0,-1 0-1 0 0,-1 5-10 0 0,-1 0-1 0 0,1 1 0 0 0,0-1 1 0 0,1 0-1 0 0,-1 0 1 0 0,1 1-1 0 0,0-1 0 0 0,1 1 1 0 0,-1-1-1 0 0,1 7 0 0 0,3 67 129 0 0,-2-49-157 0 0,4 73-83 0 0,21 127 0 0 0,-23-221-74 0 0,0 3-3773 0 0</inkml:trace>
+  <inkml:trace contextRef="#ctx0" brushRef="#br0" timeOffset="2798.33">1444 424 2192 0 0,'0'0'112'0'0,"-1"0"0"0"0,1 0 0 0 0,0-1-1 0 0,-1 1 1 0 0,1 0 0 0 0,0 0 0 0 0,0-1-1 0 0,-1 1 1 0 0,1 0 0 0 0,0-1 0 0 0,0 1-1 0 0,-1 0 1 0 0,1-1 0 0 0,0 1-1 0 0,0 0 1 0 0,0-1 0 0 0,0 1 0 0 0,-1-1-1 0 0,1 1 1 0 0,0 0 0 0 0,0-1 0 0 0,0 1-1 0 0,0-1 1 0 0,0 1 0 0 0,0-1 0 0 0,0 1-1 0 0,0 0 1 0 0,0-1 0 0 0,0 1-1 0 0,0-1 1 0 0,1 1 0 0 0,-1 0 0 0 0,0-1-1 0 0,0 1 1 0 0,0-1 0 0 0,0 1 0 0 0,1 0-1 0 0,-1-1 1 0 0,0 1 0 0 0,0 0 0 0 0,1-1-1 0 0,-1 1 1 0 0,0 0 0 0 0,1 0-1 0 0,-1-1 1 0 0,12-18 1969 0 0,25-6-1791 0 0,-37 24-276 0 0,0 1-1 0 0,0 0 0 0 0,1-1 0 0 0,-1 1 0 0 0,0 0 0 0 0,1-1 0 0 0,-1 1 0 0 0,0 0 1 0 0,1-1-1 0 0,-1 1 0 0 0,1 0 0 0 0,-1 0 0 0 0,1-1 0 0 0,-1 1 0 0 0,0 0 0 0 0,1 0 1 0 0,-1 0-1 0 0,1 0 0 0 0,-1 0 0 0 0,1-1 0 0 0,-1 1 0 0 0,1 0 0 0 0,-1 0 0 0 0,1 0 1 0 0,-1 0-1 0 0,1 0 0 0 0,-1 1 0 0 0,1-1 0 0 0,-1 0 0 0 0,1 0 0 0 0,-1 0 0 0 0,1 0 1 0 0,-1 0-1 0 0,0 1 0 0 0,1-1 0 0 0,-1 0 0 0 0,1 0 0 0 0,-1 1 0 0 0,0-1 0 0 0,1 0 1 0 0,-1 1-1 0 0,0-1 0 0 0,1 1 0 0 0,6 5 43 0 0,3 2-14 0 0,1-1 0 0 0,-1 0 1 0 0,1-1-1 0 0,19 8 0 0 0,-26-13-198 0 0,0 0 1 0 0,0 1-1 0 0,0-2 1 0 0,0 1-1 0 0,0 0 0 0 0,0-1 1 0 0,0 0-1 0 0,0 0 1 0 0,0 0-1 0 0,1 0 1 0 0,-1-1-1 0 0,0 1 0 0 0,0-1 1 0 0,0 0-1 0 0,0-1 1 0 0,0 1-1 0 0,0-1 0 0 0,-1 1 1 0 0,8-5-1 0 0,5-6-909 0 0,-7 6 943 0 0</inkml:trace>
+  <inkml:trace contextRef="#ctx0" brushRef="#br0" timeOffset="3356.09">1840 346 3401 0 0,'0'0'3806'0'0,"-2"3"-3743"0"0,-1 3-50 0 0,0 1 0 0 0,0-1 0 0 0,0 1 0 0 0,0 0 0 0 0,1 0 0 0 0,1 0 0 0 0,-1 0 0 0 0,1 0 0 0 0,-1 12 1 0 0,2-14-7 0 0,-1 0 0 0 0,1 0 0 0 0,0 0 0 0 0,0 1 0 0 0,1-1 0 0 0,-1 0 0 0 0,1 0 0 0 0,1 0 0 0 0,-1 0 0 0 0,1 0 0 0 0,-1 0 0 0 0,1 0 0 0 0,1-1 0 0 0,4 9 0 0 0,-6-11 12 0 0,1 0 0 0 0,0-1 0 0 0,-1 1 0 0 0,1-1 0 0 0,0 1 0 0 0,0-1 1 0 0,0 0-1 0 0,-1 0 0 0 0,1 0 0 0 0,0 0 0 0 0,1 0 0 0 0,-1 0 0 0 0,0 0 1 0 0,0-1-1 0 0,0 1 0 0 0,0-1 0 0 0,1 0 0 0 0,-1 0 0 0 0,5 0 642 0 0,-10-26 1203 0 0,4 24-1851 0 0,-1 0-1 0 0,0 0 0 0 0,-1 0 1 0 0,1 0-1 0 0,0 0 1 0 0,0 0-1 0 0,-1 0 1 0 0,1 0-1 0 0,-1 0 0 0 0,0 1 1 0 0,0-1-1 0 0,-1-3 1 0 0,-2 0 71 0 0,0 0 1 0 0,-1 0 0 0 0,1 0 0 0 0,-1 1 0 0 0,0 0 0 0 0,0 0 0 0 0,-7-5 0 0 0,6 6-43 0 0,0-3 62 0 0,7 2-115 0 0,1 1 0 0 0,0-1 0 0 0,0 1 0 0 0,0 0 0 0 0,0-1 0 0 0,0 1 0 0 0,1 0-1 0 0,0 1 1 0 0,-1-1 0 0 0,1 0 0 0 0,0 1 0 0 0,0-1 0 0 0,1 1 0 0 0,-1 0 0 0 0,4-2 0 0 0,7-2-23 0 0,0 0 1 0 0,0 1-1 0 0,1 0 1 0 0,-1 2 0 0 0,1-1-1 0 0,18 0 1 0 0,41-12-3622 0 0,-67 15 2699 0 0,-1 1-138 0 0</inkml:trace>
+  <inkml:trace contextRef="#ctx0" brushRef="#br0" timeOffset="3740.67">2229 335 4217 0 0,'0'0'95'0'0,"0"-1"-1"0"0,0 1 1 0 0,0 0 0 0 0,0-1 0 0 0,1 1-1 0 0,-1 0 1 0 0,0 0 0 0 0,0-1-1 0 0,0 1 1 0 0,0 0 0 0 0,1-1 0 0 0,-1 1-1 0 0,0 0 1 0 0,0 0 0 0 0,1-1 0 0 0,-1 1-1 0 0,0 0 1 0 0,0 0 0 0 0,1 0-1 0 0,-1 0 1 0 0,0-1 0 0 0,1 1 0 0 0,-1 0-1 0 0,0 0 1 0 0,1 0 0 0 0,-1 0 0 0 0,0 0-1 0 0,1 0 1 0 0,-1 0 0 0 0,0 0-1 0 0,1 0 1 0 0,-1 0 0 0 0,0 0 0 0 0,1 0-1 0 0,0 0 1 0 0,8 10 1419 0 0,2 19-612 0 0,-8 20-538 0 0,-3-42-416 0 0,0 0 0 0 0,0 0 0 0 0,0-1 0 0 0,1 1 0 0 0,0 0 0 0 0,0 0 0 0 0,1-1 0 0 0,0 1 0 0 0,0-1 0 0 0,0 0 0 0 0,1 1 0 0 0,0-1 0 0 0,0 0 0 0 0,5 7 0 0 0,-6-10-558 0 0,1 1-319 0 0</inkml:trace>
+  <inkml:trace contextRef="#ctx0" brushRef="#br0" timeOffset="3921.31">2292 212 3929 0 0,'-1'-2'370'0'0,"0"0"1"0"0,0 0-1 0 0,0 0 0 0 0,0 0 1 0 0,0 0-1 0 0,1 0 1 0 0,-1 0-1 0 0,1 0 1 0 0,0-1-1 0 0,-1 1 0 0 0,1-4 1 0 0,0 6-415 0 0</inkml:trace>
+  <inkml:trace contextRef="#ctx0" brushRef="#br0" timeOffset="5174.93">2503 367 1624 0 0,'0'0'4464'0'0,"2"2"-4200"0"0,1 0-1 0 0,-1 0 1 0 0,0 0-1 0 0,1 0 1 0 0,-1-1 0 0 0,1 1-1 0 0,0-1 1 0 0,5 2-1 0 0,-3-1-237 0 0,1-1-1 0 0,0 1 0 0 0,0-2 0 0 0,0 1 0 0 0,0-1 0 0 0,0 0 0 0 0,1 0 0 0 0,-1 0 0 0 0,0-1 0 0 0,0 0 0 0 0,0 0 0 0 0,9-4 0 0 0,-9 2-2 0 0,1 0-1 0 0,-1-1 1 0 0,0 0 0 0 0,0 0 0 0 0,9-9-1 0 0,-14 12-17 0 0,0-1 0 0 0,1 1-1 0 0,-1 0 1 0 0,0-1-1 0 0,0 1 1 0 0,0 0-1 0 0,-1-1 1 0 0,1 0-1 0 0,0 1 1 0 0,0-1 0 0 0,-1 1-1 0 0,1-1 1 0 0,-1 0-1 0 0,1 1 1 0 0,-1-1-1 0 0,0 0 1 0 0,0 1 0 0 0,0-1-1 0 0,0 0 1 0 0,0 0-1 0 0,0 1 1 0 0,0-1-1 0 0,-1 0 1 0 0,1 1-1 0 0,0-1 1 0 0,-1 0 0 0 0,1 1-1 0 0,-1-1 1 0 0,-1-2-1 0 0,1 2-3 0 0,-1 1 0 0 0,1-1 0 0 0,0 1 0 0 0,0 0 0 0 0,-1 0 0 0 0,1-1 0 0 0,-1 1 0 0 0,1 0 0 0 0,-1 0 0 0 0,0 0 0 0 0,1 1 0 0 0,-1-1 0 0 0,0 0 0 0 0,1 1-1 0 0,-1-1 1 0 0,0 1 0 0 0,0-1 0 0 0,0 1 0 0 0,1 0 0 0 0,-1 0 0 0 0,0 0 0 0 0,0 0 0 0 0,0 0 0 0 0,0 0 0 0 0,1 0 0 0 0,-1 1 0 0 0,0-1 0 0 0,0 1 0 0 0,0-1 0 0 0,1 1 0 0 0,-4 1 0 0 0,0 0 3 0 0,0 0 1 0 0,0 1 0 0 0,0 0-1 0 0,0-1 1 0 0,0 1 0 0 0,0 1-1 0 0,1-1 1 0 0,0 1 0 0 0,-5 5 0 0 0,-11 12 13 0 0,18-19 18 0 0,0 0-1 0 0,0 0 0 0 0,0-1 1 0 0,0 2-1 0 0,0-1 1 0 0,1 0-1 0 0,-1 0 1 0 0,1 1-1 0 0,-1-1 1 0 0,1 0-1 0 0,0 1 1 0 0,0-1-1 0 0,0 1 1 0 0,0 0-1 0 0,0-1 0 0 0,1 1 1 0 0,-1 0-1 0 0,1 0 1 0 0,0-1-1 0 0,0 1 1 0 0,0 0-1 0 0,0 0 1 0 0,1 4-1 0 0,-1-3-8 0 0,0 0-1 0 0,1 0 1 0 0,0 0 0 0 0,0 0-1 0 0,0 0 1 0 0,0 0-1 0 0,1 0 1 0 0,-1 0 0 0 0,1-1-1 0 0,0 1 1 0 0,0-1 0 0 0,1 1-1 0 0,-1-1 1 0 0,0 0-1 0 0,1 0 1 0 0,0 0 0 0 0,0 0-1 0 0,0 0 1 0 0,0-1 0 0 0,0 1-1 0 0,1-1 1 0 0,-1 0-1 0 0,1 0 1 0 0,0 0 0 0 0,4 1-1 0 0,1 2-24 0 0,0-1 1 0 0,0 0-1 0 0,1 0 0 0 0,-1-1 0 0 0,1 0 0 0 0,0-1 0 0 0,0 0 0 0 0,0-1 1 0 0,0 0-1 0 0,0 0 0 0 0,0-1 0 0 0,0-1 0 0 0,0 1 0 0 0,0-2 1 0 0,0 1-1 0 0,0-2 0 0 0,14-4 0 0 0,-22 7 6 0 0,-1-1 1 0 0,1 0-1 0 0,-1 1 1 0 0,1-1-1 0 0,-1 0 1 0 0,0 0-1 0 0,1 0 1 0 0,-1 0-1 0 0,0 0 0 0 0,1-1 1 0 0,-1 1-1 0 0,0 0 1 0 0,0-1-1 0 0,0 1 1 0 0,0 0-1 0 0,-1-1 1 0 0,1 1-1 0 0,0-1 0 0 0,0 0 1 0 0,-1 1-1 0 0,1-1 1 0 0,-1 1-1 0 0,0-1 1 0 0,1 0-1 0 0,-1 0 1 0 0,0 1-1 0 0,0-1 0 0 0,0 0 1 0 0,0 1-1 0 0,0-1 1 0 0,-1 0-1 0 0,1 1 1 0 0,0-1-1 0 0,-1 0 1 0 0,1 1-1 0 0,-1-1 0 0 0,0 1 1 0 0,1-1-1 0 0,-1 1 1 0 0,0-1-1 0 0,0 1 1 0 0,0-1-1 0 0,0 1 1 0 0,0 0-1 0 0,0-1 0 0 0,0 1 1 0 0,-1 0-1 0 0,1 0 1 0 0,0 0-1 0 0,-2-1 1 0 0,2 1 18 0 0,0 0 0 0 0,0 0 0 0 0,1 0 0 0 0,-1 0 0 0 0,0-1 0 0 0,1 1 0 0 0,-1 0-1 0 0,1 0 1 0 0,0 0 0 0 0,-1-1 0 0 0,1 1 0 0 0,0 0 0 0 0,0-1 0 0 0,0 1 0 0 0,0 0 0 0 0,0 0 0 0 0,0-1 0 0 0,0 1 0 0 0,0 0 0 0 0,1-1 0 0 0,-1 1 0 0 0,0 0 0 0 0,1 0 0 0 0,-1-1 0 0 0,1 1 0 0 0,-1 0 0 0 0,1 0 0 0 0,0 0 0 0 0,-1 0 0 0 0,1 0 0 0 0,0 0 0 0 0,0 0 0 0 0,0 0 0 0 0,0 0 0 0 0,2-1 0 0 0,-1 0-47 0 0,1 1 0 0 0,-1 1 0 0 0,1-1 1 0 0,-1 0-1 0 0,1 0 0 0 0,-1 1 1 0 0,1 0-1 0 0,0-1 0 0 0,-1 1 0 0 0,1 0 1 0 0,0 0-1 0 0,-1 1 0 0 0,1-1 1 0 0,-1 0-1 0 0,1 1 0 0 0,0-1 0 0 0,-1 1 1 0 0,1 0-1 0 0,-1 0 0 0 0,0 0 1 0 0,1 0-1 0 0,3 3 0 0 0,-2-2-109 0 0,1 0 0 0 0,0 0 0 0 0,-1-1 0 0 0,1 1 0 0 0,0-1-1 0 0,0 0 1 0 0,0-1 0 0 0,0 1 0 0 0,0-1 0 0 0,0 0 0 0 0,5-1 0 0 0,33-9-4310 0 0,-35 8 3159 0 0</inkml:trace>
+  <inkml:trace contextRef="#ctx0" brushRef="#br0" timeOffset="5981.97">3170 36 5377 0 0,'-8'-3'4857'0'0,"-2"11"-3287"0"0,1 14-1849 0 0,7 12 244 0 0,1 0 0 0 0,2-1 0 0 0,1 1 0 0 0,1 0 0 0 0,2-1 0 0 0,2 0 0 0 0,0 0 0 0 0,3 0-1 0 0,15 36 1 0 0,-23-57-192 0 0,-11-19-139 0 0,-8-7 219 0 0,-11-8 149 0 0,22 18 3 0 0,3 2-2 0 0,-4 2 7 0 0,-2-3 1 0 0,0 1 0 0 0,1 0 0 0 0,-1 1 0 0 0,0 0 0 0 0,0 0 0 0 0,0 1 0 0 0,0 0 0 0 0,0 1 0 0 0,-10 1 0 0 0,19-1 402 0 0,7-2 74 0 0,26 0-139 0 0,33-7 1 0 0,-56 6-838 0 0,-1 0 0 0 0,1 0 0 0 0,0-1 0 0 0,-1-1 0 0 0,1 0-1 0 0,-1 0 1 0 0,0 0 0 0 0,9-7 0 0 0,-11 6 249 0 0,0 0-326 0 0</inkml:trace>
+  <inkml:trace contextRef="#ctx0" brushRef="#br0" timeOffset="6556.61">3575 1 1816 0 0,'0'0'7770'0'0,"0"11"-6007"0"0,1 12-1488 0 0,0 0 0 0 0,-5 38 0 0 0,1-35-254 0 0,2 0-1 0 0,2 36 1 0 0,3 13-82 0 0,-5-56 3 0 0,2 0 0 0 0,0-1 1 0 0,1 1-1 0 0,1 0 0 0 0,1-1 1 0 0,0 1-1 0 0,9 19 0 0 0,-8-28-191 0 0,3 5-356 0 0,-6-8-3797 0 0</inkml:trace>
+  <inkml:trace contextRef="#ctx0" brushRef="#br0" timeOffset="7116.94">3726 736 1048 0 0,'0'0'150'0'0,"-18"-13"6504"0"0,-10 9-6188 0 0,21 2-374 0 0,0 0 173 0 0,-6 8 1065 0 0,3-1-1239 0 0,0 1 0 0 0,1 0 0 0 0,0 1 0 0 0,0 0 0 0 0,0 0 0 0 0,1 1-1 0 0,0 0 1 0 0,0 0 0 0 0,-10 16 0 0 0,18-23-89 0 0,-1-1 0 0 0,1 1 0 0 0,0-1 0 0 0,0 0 0 0 0,-1 1 0 0 0,1-1-1 0 0,0 1 1 0 0,0 0 0 0 0,0-1 0 0 0,-1 1 0 0 0,1-1 0 0 0,0 1 0 0 0,0-1 0 0 0,0 1 0 0 0,0-1-1 0 0,0 1 1 0 0,0-1 0 0 0,0 1 0 0 0,0 0 0 0 0,0-1 0 0 0,0 1 0 0 0,1-1 0 0 0,-1 1-1 0 0,0-1 1 0 0,0 1 0 0 0,0-1 0 0 0,1 1 0 0 0,-1-1 0 0 0,0 1 0 0 0,1 0 0 0 0,16 2 129 0 0,20-11 87 0 0,-36 8-216 0 0,5-3 27 0 0,0 1 1 0 0,0-1-1 0 0,0 0 1 0 0,-1-1-1 0 0,1 1 0 0 0,8-8 1 0 0,-12 9-11 0 0,0 1 1 0 0,0-1-1 0 0,0 0 1 0 0,-1 1-1 0 0,1-1 1 0 0,0 0 0 0 0,-1 0-1 0 0,0 0 1 0 0,1 0-1 0 0,-1 0 1 0 0,0-1-1 0 0,0 1 1 0 0,0 0-1 0 0,0-1 1 0 0,0 1-1 0 0,-1 0 1 0 0,1-1-1 0 0,-1 1 1 0 0,1-1-1 0 0,-1-3 1 0 0,0 6-11 0 0,0 0 0 0 0,0-1 0 0 0,-1 1 1 0 0,1 0-1 0 0,0-1 0 0 0,0 1 0 0 0,0 0 0 0 0,0-1 0 0 0,0 1 1 0 0,-1 0-1 0 0,1-1 0 0 0,0 1 0 0 0,0 0 0 0 0,-1 0 1 0 0,1-1-1 0 0,0 1 0 0 0,0 0 0 0 0,-1 0 0 0 0,1 0 0 0 0,0-1 1 0 0,-1 1-1 0 0,1 0 0 0 0,0 0 0 0 0,-1 0 0 0 0,1 0 0 0 0,0 0 1 0 0,-1 0-1 0 0,1 0 0 0 0,0 0 0 0 0,-1-1 0 0 0,1 1 1 0 0,0 0-1 0 0,-1 0 0 0 0,1 1 0 0 0,0-1 0 0 0,-1 0 0 0 0,1 0 1 0 0,0 0-1 0 0,-1 0 0 0 0,1 0 0 0 0,-23 9 22 0 0,-11 6-42 0 0,33-14 7 0 0,3-1-1 0 0,-4 4-43 0 0,1-4 48 0 0,1 1 0 0 0,0-1 1 0 0,-1 0-1 0 0,1 0 0 0 0,0 1 0 0 0,0-1 0 0 0,-1 0 1 0 0,1 1-1 0 0,0-1 0 0 0,0 0 0 0 0,-1 1 0 0 0,1-1 1 0 0,0 0-1 0 0,0 1 0 0 0,0-1 0 0 0,0 0 0 0 0,-1 1 0 0 0,1-1 1 0 0,0 1-1 0 0,0-1 0 0 0,0 0 0 0 0,0 1 0 0 0,0-1 1 0 0,0 1-1 0 0,0-1 0 0 0,0 1 0 0 0,0-1 0 0 0,0 0 0 0 0,0 1 1 0 0,0-1-1 0 0,1 1 0 0 0,-1-1 0 0 0,0 0 0 0 0,0 1 1 0 0,0-1-1 0 0,1 0 0 0 0,-1 1 0 0 0,0-1 0 0 0,0 0 1 0 0,1 1-1 0 0,-1-1 0 0 0,0 0 0 0 0,0 1 0 0 0,1-1 0 0 0,-1 0 1 0 0,0 0-1 0 0,1 1 0 0 0,-1-1 0 0 0,0 0 0 0 0,1 0 1 0 0,-1 0-1 0 0,1 0 0 0 0,-1 0 0 0 0,0 1 0 0 0,1-1 1 0 0,-1 0-1 0 0,1 0 0 0 0,-1 0 0 0 0,0 0 0 0 0,1 0 0 0 0,0 0 1 0 0,2 0 3 0 0,0 0 1 0 0,-1 0-1 0 0,1 0 1 0 0,0 0-1 0 0,0-1 1 0 0,-1 1-1 0 0,1-1 1 0 0,0 0-1 0 0,-1 1 1 0 0,1-1-1 0 0,-1-1 1 0 0,1 1-1 0 0,-1 0 1 0 0,1 0-1 0 0,-1-1 1 0 0,0 1-1 0 0,0-1 1 0 0,1 0-1 0 0,-1 0 1 0 0,0 0-1 0 0,-1 0 1 0 0,1 0-1 0 0,0 0 1 0 0,-1 0-1 0 0,1-1 1 0 0,-1 1-1 0 0,0-1 1 0 0,1 1-1 0 0,-1-1 1 0 0,0 1-1 0 0,-1-1 1 0 0,1 0-1 0 0,0-4 1 0 0,-1 7-16 0 0,0-1 0 0 0,0 1 1 0 0,0-1-1 0 0,0 1 0 0 0,0-1 0 0 0,0 1 0 0 0,0-1 1 0 0,0 1-1 0 0,0-1 0 0 0,0 1 0 0 0,0-1 0 0 0,0 1 1 0 0,-1-1-1 0 0,1 1 0 0 0,0-1 0 0 0,0 1 0 0 0,-1 0 1 0 0,1-1-1 0 0,0 1 0 0 0,-1-1 0 0 0,1 1 1 0 0,0 0-1 0 0,-1-1 0 0 0,1 1 0 0 0,-1 0 0 0 0,1-1 1 0 0,0 1-1 0 0,-1 0 0 0 0,1 0 0 0 0,-1-1 0 0 0,-17 3-1171 0 0,-17 17-3193 0 0,27-12 2680 0 0</inkml:trace>
+  <inkml:trace contextRef="#ctx0" brushRef="#br0" timeOffset="8040.3">3146 323 288 0 0,'0'0'1288'0'0,"-9"-7"3628"0"0,8 14-4679 0 0,-1-1 0 0 0,1 0 0 0 0,0 0 0 0 0,1 0 0 0 0,0 10 0 0 0,0-9-159 0 0,-2 3 18 0 0,0 5 19 0 0,0-1-1 0 0,1 0 0 0 0,1 20 0 0 0,1-29-91 0 0,-1 0 0 0 0,2 0 1 0 0,-1 0-1 0 0,0 0 0 0 0,1 0 0 0 0,0 0 0 0 0,0 0 1 0 0,1 0-1 0 0,-1-1 0 0 0,1 1 0 0 0,6 7 0 0 0,-4-6 0 0 0,-1 0 0 0 0,0 1 0 0 0,-1-1 0 0 0,0 1 0 0 0,0 0 0 0 0,0 0 0 0 0,2 10 0 0 0,-4-13-14 0 0,0 0 0 0 0,0 0 1 0 0,-1 0-1 0 0,1 0 0 0 0,-1 0 0 0 0,0 0 0 0 0,0 0 0 0 0,0 0 1 0 0,0 0-1 0 0,-1 0 0 0 0,0 0 0 0 0,0 0 0 0 0,0 0 1 0 0,0 0-1 0 0,-3 5 0 0 0,-9-6 270 0 0</inkml:trace>
+</inkml:ink>
+</file>
+
+<file path=customXml/item4.xml><?xml version="1.0" encoding="utf-8"?>
+<b:Sources xmlns:b="http://schemas.openxmlformats.org/officeDocument/2006/bibliography" xmlns="http://schemas.openxmlformats.org/officeDocument/2006/bibliography" SelectedStyle="\APASixthEditionOfficeOnline.xsl" StyleName="APA" Version="6"/>
+</file>
+
+<file path=customXml/item5.xml><?xml version="1.0" encoding="utf-8"?>
+<inkml:ink xmlns:inkml="http://www.w3.org/2003/InkML">
+  <inkml:definitions>
+    <inkml:context xml:id="ctx0">
+      <inkml:inkSource xml:id="inkSrc0">
+        <inkml:traceFormat>
+          <inkml:channel name="X" type="integer" min="-2.14748E9" max="2.14748E9" units="cm"/>
+          <inkml:channel name="Y" type="integer" min="-2.14748E9" max="2.14748E9" units="cm"/>
+          <inkml:channel name="F" type="integer" max="32767" units="dev"/>
+          <inkml:channel name="OA" type="integer" max="360" units="deg"/>
+          <inkml:channel name="OE" type="integer" max="90" units="deg"/>
+        </inkml:traceFormat>
+        <inkml:channelProperties>
+          <inkml:channelProperty channel="X" name="resolution" value="1000" units="1/cm"/>
+          <inkml:channelProperty channel="Y" name="resolution" value="1000" units="1/cm"/>
+          <inkml:channelProperty channel="F" name="resolution" value="0" units="1/dev"/>
+          <inkml:channelProperty channel="OA" name="resolution" value="1000" units="1/deg"/>
+          <inkml:channelProperty channel="OE" name="resolution" value="1000" units="1/deg"/>
+        </inkml:channelProperties>
+      </inkml:inkSource>
+      <inkml:timestamp xml:id="ts0" timeString="2025-06-10T16:09:06.362"/>
+    </inkml:context>
+    <inkml:brush xml:id="br0">
+      <inkml:brushProperty name="width" value="0.05" units="cm"/>
+      <inkml:brushProperty name="height" value="0.05" units="cm"/>
+      <inkml:brushProperty name="color" value="#E71224"/>
+    </inkml:brush>
+  </inkml:definitions>
+  <inkml:trace contextRef="#ctx0" brushRef="#br0">3153 356 7202 0 0,'-44'-7'350'0'0,"0"-2"0"0"0,1-2 0 0 0,0-2 0 0 0,-57-25 1 0 0,-168-76 1481 0 0,190 86-1679 0 0,-122-28 1 0 0,156 47-169 0 0,-67-16 302 0 0,-1 5 0 0 0,-122-5-1 0 0,88 25-117 0 0,1 6-1 0 0,-1 6 0 0 0,-208 45 1 0 0,298-44-170 0 0,0 3 1 0 0,1 1 0 0 0,1 4 0 0 0,0 1 0 0 0,-95 56-1 0 0,75-31-102 0 0,-120 97-1 0 0,165-119 91 0 0,2 1 0 0 0,1 2 0 0 0,1 0 0 0 0,2 2 1 0 0,1 0-1 0 0,-32 58 0 0 0,30-39-7 0 0,1 2 0 0 0,3 0 1 0 0,2 1-1 0 0,3 1 0 0 0,-17 102 0 0 0,25-76 38 0 0,3-1 0 0 0,4 1 0 0 0,4-1 0 0 0,20 120 0 0 0,-13-124-5 0 0,-3-11 48 0 0,4-1 0 0 0,23 76-1 0 0,-28-119-47 0 0,0-1 0 0 0,1 0 0 0 0,0 0 0 0 0,2-1 0 0 0,0 0 0 0 0,1-1 0 0 0,0 0 0 0 0,2-1 0 0 0,-1 0 0 0 0,2-1-1 0 0,25 20 1 0 0,-15-17 28 0 0,0-1 0 0 0,1-2-1 0 0,1 0 1 0 0,0-2 0 0 0,1-1-1 0 0,0-1 1 0 0,0-1 0 0 0,1-2-1 0 0,1 0 1 0 0,-1-2-1 0 0,1-1 1 0 0,31-1 0 0 0,36-3 35 0 0,1-4 1 0 0,122-22 0 0 0,-40 5 38 0 0,-35 9-33 0 0,182-24 276 0 0,51-43 591 0 0,-309 60-804 0 0,-1-3-1 0 0,0-3 1 0 0,89-47 0 0 0,59-55 5 0 0,-176 101-72 0 0,-1-3 0 0 0,-1-1 1 0 0,41-43-1 0 0,-52 43-35 0 0,-2 0 1 0 0,-1-2-1 0 0,-1-1 0 0 0,23-47 1 0 0,-19 26 62 0 0,-3-2 1 0 0,19-65-1 0 0,-30 75 16 0 0,-2 1 0 0 0,5-70 0 0 0,-4-95-93 0 0,-11 199-21 0 0,1-9 55 0 0,-1 1 0 0 0,-1-1 0 0 0,-1 1 0 0 0,0-1 0 0 0,-1 1 0 0 0,-2 0 0 0 0,0 0 0 0 0,-1 0 0 0 0,0 1 0 0 0,-2-1 0 0 0,-12-21 0 0 0,-32-62 287 0 0,32 60-30 0 0,-28-42 0 0 0,39 70-276 0 0,0 2 1 0 0,-1-1-1 0 0,0 1 1 0 0,-1 1-1 0 0,-1 0 1 0 0,0 0-1 0 0,-14-9 1 0 0,-10-3-215 0 0,0 3 0 0 0,-1 0-1 0 0,-1 3 1 0 0,0 1 0 0 0,-1 2 0 0 0,-1 1 0 0 0,-1 2 0 0 0,1 2 0 0 0,-1 2 0 0 0,-1 2 0 0 0,1 1 0 0 0,-76 4 0 0 0,88 3-696 0 0,0 2-1 0 0,0 1 1 0 0,0 2 0 0 0,-39 15 0 0 0,23-4 15 0 0</inkml:trace>
+  <inkml:trace contextRef="#ctx0" brushRef="#br0" timeOffset="2304.57">3473 308 408 0 0,'25'-34'-131'0'0,"-12"9"9868"0"0,-14 35-9206 0 0,-2 1-494 0 0,2 1 1 0 0,-1-1 0 0 0,1 0-1 0 0,1 1 1 0 0,0-1-1 0 0,3 17 1 0 0,16 78-22 0 0,-1-5-4 0 0,-6 136 38 0 0,0-15 29 0 0,-4-164-14 0 0,-4-36 88 0 0,2 43 1333 0 0,-8-70-1392 0 0,0 1 0 0 0,0-1 0 0 0,0 0 0 0 0,0 0 0 0 0,1 0 0 0 0,-2-8 0 0 0,2 11-63 0 0,-50-289 287 0 0,50 262-342 0 0,1 0 0 0 0,1 0-1 0 0,2 1 1 0 0,1-1-1 0 0,10-38 1 0 0,6-41-152 0 0,-20 107 169 0 0,0 1 1 0 0,0 0-1 0 0,0-1 1 0 0,0 1-1 0 0,0 0 1 0 0,0-1 0 0 0,0 1-1 0 0,0 0 1 0 0,0-1-1 0 0,0 1 1 0 0,0-1 0 0 0,0 1-1 0 0,0 0 1 0 0,0-1-1 0 0,0 1 1 0 0,0 0-1 0 0,-1-1 1 0 0,1 1 0 0 0,0 0-1 0 0,0-1 1 0 0,0 1-1 0 0,-1 0 1 0 0,1 0 0 0 0,0-1-1 0 0,0 1 1 0 0,-1 0-1 0 0,1 0 1 0 0,0-1-1 0 0,0 1 1 0 0,-1 0 0 0 0,1 0-1 0 0,0 0 1 0 0,-1-1-1 0 0,1 1 1 0 0,0 0 0 0 0,-1 0-1 0 0,1 0 1 0 0,-1 0-1 0 0,1 0 1 0 0,0 0-1 0 0,-1 0 1 0 0,1 0 0 0 0,0 0-1 0 0,-1 0 1 0 0,1 0-1 0 0,-1 0 1 0 0,1 0 0 0 0,0 0-1 0 0,-1 0 1 0 0,1 0-1 0 0,0 0 1 0 0,-1 0-1 0 0,1 1 1 0 0,0-1 0 0 0,-1 0-1 0 0,1 0 1 0 0,0 0-1 0 0,-1 1 1 0 0,1-1 0 0 0,0 0-1 0 0,-1 1 1 0 0,-1 0 2 0 0,-1 1 0 0 0,1-1 1 0 0,-1 1-1 0 0,1-1 0 0 0,0 1 1 0 0,0 0-1 0 0,0 0 0 0 0,-3 3 1 0 0,-4 11-2 0 0,0 1 0 0 0,1 0 0 0 0,1 1 0 0 0,0-1 0 0 0,1 1 0 0 0,1 1 0 0 0,1-1 0 0 0,-2 21 1 0 0,0 19-138 0 0,2 75 1 0 0,4-118-445 0 0,1 1 0 0 0,0-1 0 0 0,2 1 0 0 0,-1-1 0 0 0,2 0 0 0 0,0 0 0 0 0,1-1 0 0 0,0 1 0 0 0,9 14 0 0 0,-8-17-549 0 0</inkml:trace>
+  <inkml:trace contextRef="#ctx0" brushRef="#br0" timeOffset="2956.45">3554 1583 3409 0 0,'0'0'4221'0'0,"-1"0"-4145"0"0,0 0 0 0 0,1 1 0 0 0,-1-1 1 0 0,0 0-1 0 0,1 0 0 0 0,-1 0 0 0 0,0 1 1 0 0,0-1-1 0 0,1 0 0 0 0,-1 1 0 0 0,0-1 1 0 0,1 0-1 0 0,-1 1 0 0 0,1-1 0 0 0,-1 1 1 0 0,1-1-1 0 0,-1 1 0 0 0,1-1 0 0 0,-1 1 1 0 0,1-1-1 0 0,-1 1 0 0 0,0 1 0 0 0,-2 5-46 0 0,1 1-1 0 0,-1 0 1 0 0,1-1-1 0 0,1 1 0 0 0,-1 0 1 0 0,1 0-1 0 0,1 0 1 0 0,0 12-1 0 0,0-4-34 0 0,1 0 0 0 0,1 0 1 0 0,7 26-1 0 0,-10-41 2 0 0,1-1 0 0 0,1 1 0 0 0,-1-1 0 0 0,0 1 0 0 0,0-1 0 0 0,0 1 0 0 0,0-1 0 0 0,0 1 0 0 0,0-1 0 0 0,0 1 0 0 0,1-1 0 0 0,-1 1 0 0 0,0-1 0 0 0,0 0 0 0 0,1 1 0 0 0,-1-1 0 0 0,0 1 0 0 0,1-1 0 0 0,-1 0 0 0 0,0 1 0 0 0,1-1 0 0 0,-1 0 0 0 0,0 1 0 0 0,1-1 0 0 0,-1 0 0 0 0,1 0 0 0 0,-1 0 0 0 0,1 1 0 0 0,-1-1 0 0 0,0 0 0 0 0,1 0 0 0 0,-1 0 0 0 0,1 0 0 0 0,-1 0 0 0 0,2 0 0 0 0,12-13-54 0 0,7-26 91 0 0,-19 31 14 0 0,0-1 0 0 0,-1 0 0 0 0,1 0 1 0 0,-2-1-1 0 0,1 1 0 0 0,-2 0 0 0 0,1 0 0 0 0,-2-10 0 0 0,1 14 3 0 0,0 1 0 0 0,0-1 0 0 0,-1 1 0 0 0,1-1 0 0 0,-1 1 0 0 0,0-1-1 0 0,-5-7 1 0 0,6 11-13 0 0,0-1 0 0 0,-1 0 0 0 0,1 1-1 0 0,-1-1 1 0 0,1 1 0 0 0,-1-1 0 0 0,1 1 0 0 0,-1 0-1 0 0,0-1 1 0 0,0 1 0 0 0,0 0 0 0 0,0 0-1 0 0,0 1 1 0 0,0-1 0 0 0,0 0 0 0 0,0 1 0 0 0,-4-2-1 0 0,4 3-23 0 0,1-1 0 0 0,-1 0 0 0 0,0 1 0 0 0,0 0 0 0 0,0-1 0 0 0,1 1-1 0 0,-1 0 1 0 0,0 0 0 0 0,1 0 0 0 0,-1 0 0 0 0,0 0 0 0 0,1 0 0 0 0,-1 0-1 0 0,1 0 1 0 0,0 1 0 0 0,-1-1 0 0 0,1 1 0 0 0,0-1 0 0 0,0 1 0 0 0,0-1-1 0 0,0 1 1 0 0,0 0 0 0 0,0-1 0 0 0,1 1 0 0 0,-1 0 0 0 0,0 0 0 0 0,1-1 0 0 0,0 1-1 0 0,-1 3 1 0 0,0-1-44 0 0,0-1-1 0 0,0 0 1 0 0,0 1-1 0 0,1-1 0 0 0,-1 1 1 0 0,1-1-1 0 0,0 1 1 0 0,0-1-1 0 0,0 1 0 0 0,1-1 1 0 0,-1 1-1 0 0,1-1 1 0 0,0 0-1 0 0,0 1 1 0 0,2 4-1 0 0,-3-7 18 0 0,1-1 0 0 0,-1 1 0 0 0,0-1 0 0 0,1 1 0 0 0,-1-1 0 0 0,0 0 0 0 0,1 1 0 0 0,-1-1 0 0 0,1 0 0 0 0,-1 1 0 0 0,0-1 0 0 0,1 0 0 0 0,-1 0 0 0 0,1 1 0 0 0,-1-1 0 0 0,1 0 0 0 0,-1 0 0 0 0,1 0 1 0 0,-1 0-1 0 0,1 1 0 0 0,-1-1 0 0 0,1 0 0 0 0,-1 0 0 0 0,1 0 0 0 0,-1 0 0 0 0,1 0 0 0 0,-1 0 0 0 0,1-1 0 0 0,0 1 0 0 0,-1 0 0 0 0,1 0 0 0 0,-1 0 0 0 0,1 0 0 0 0,0-1 0 0 0,15-16-99 0 0,-12 10 125 0 0,0 1 0 0 0,-1-1 0 0 0,0 1 0 0 0,4-13 0 0 0,-5-5 173 0 0,-3 24-177 0 0,1 0 0 0 0,0-1-1 0 0,0 1 1 0 0,0 0-1 0 0,0 0 1 0 0,0 0 0 0 0,0 0-1 0 0,0 0 1 0 0,0-1 0 0 0,0 1-1 0 0,-1 0 1 0 0,1 0-1 0 0,0 0 1 0 0,0 0 0 0 0,0 0-1 0 0,0 0 1 0 0,0 0-1 0 0,-1 0 1 0 0,1-1 0 0 0,0 1-1 0 0,0 0 1 0 0,0 0-1 0 0,0 0 1 0 0,-1 0 0 0 0,1 0-1 0 0,0 0 1 0 0,0 0 0 0 0,0 0-1 0 0,0 0 1 0 0,-1 0-1 0 0,1 0 1 0 0,0 0 0 0 0,0 0-1 0 0,0 0 1 0 0,0 0-1 0 0,0 1 1 0 0,-1-1 0 0 0,1 0-1 0 0,0 0 1 0 0,0 0-1 0 0,0 0 1 0 0,0 0 0 0 0,0 0-1 0 0,-1 0 1 0 0,1 0 0 0 0,0 0-1 0 0,0 1 1 0 0,0-1-1 0 0,0 0 1 0 0,0 0 0 0 0,0 0-1 0 0,0 0 1 0 0,-1 0-1 0 0,1 1 1 0 0,-2 2 12 0 0,0 0-1 0 0,0 0 1 0 0,0 0-1 0 0,0 0 1 0 0,1 0 0 0 0,-1 1-1 0 0,1-1 1 0 0,0 1-1 0 0,0-1 1 0 0,-1 5-1 0 0,0 5-669 0 0,0 1 1 0 0,0 0-1 0 0,2 0 0 0 0,1 24 0 0 0,0-28 77 0 0</inkml:trace>
+</inkml:ink>
+</file>
+
+<file path=customXml/item6.xml><?xml version="1.0" encoding="utf-8"?>
 <inkml:ink xmlns:inkml="http://www.w3.org/2003/InkML">
   <inkml:definitions>
     <inkml:context xml:id="ctx0">
@@ -22118,7 +24407,7 @@
 </inkml:ink>
 </file>
 
-<file path=customXml/item3.xml><?xml version="1.0" encoding="utf-8"?>
+<file path=customXml/item7.xml><?xml version="1.0" encoding="utf-8"?>
 <ct:contentTypeSchema xmlns:ct="http://schemas.microsoft.com/office/2006/metadata/contentType" xmlns:ma="http://schemas.microsoft.com/office/2006/metadata/properties/metaAttributes" ct:_="" ma:_="" ma:contentTypeName="Dokument" ma:contentTypeID="0x01010025C71E9534E21E4A9F2CF33BA7DCE92D" ma:contentTypeVersion="3" ma:contentTypeDescription="Ein neues Dokument erstellen." ma:contentTypeScope="" ma:versionID="32b9bbdf2bbf4e0fb27a426421665337">
   <xsd:schema xmlns:xsd="http://www.w3.org/2001/XMLSchema" xmlns:xs="http://www.w3.org/2001/XMLSchema" xmlns:p="http://schemas.microsoft.com/office/2006/metadata/properties" xmlns:ns2="5a9e9855-01b6-487f-b294-67c59083cc31" targetNamespace="http://schemas.microsoft.com/office/2006/metadata/properties" ma:root="true" ma:fieldsID="ec87b9b32475f90c9dbf7ae918480825" ns2:_="">
     <xsd:import namespace="5a9e9855-01b6-487f-b294-67c59083cc31"/>
@@ -22256,95 +24545,16 @@
 </ct:contentTypeSchema>
 </file>
 
-<file path=customXml/item4.xml><?xml version="1.0" encoding="utf-8"?>
-<p:properties xmlns:p="http://schemas.microsoft.com/office/2006/metadata/properties" xmlns:xsi="http://www.w3.org/2001/XMLSchema-instance" xmlns:pc="http://schemas.microsoft.com/office/infopath/2007/PartnerControls">
-  <documentManagement/>
-</p:properties>
+<file path=customXml/itemProps1.xml><?xml version="1.0" encoding="utf-8"?>
+<ds:datastoreItem xmlns:ds="http://schemas.openxmlformats.org/officeDocument/2006/customXml" ds:itemID="{CE199482-6225-420D-8982-84EA3B0C446C}">
+  <ds:schemaRefs>
+    <ds:schemaRef ds:uri="http://schemas.microsoft.com/office/2006/metadata/properties"/>
+    <ds:schemaRef ds:uri="http://schemas.microsoft.com/office/infopath/2007/PartnerControls"/>
+  </ds:schemaRefs>
+</ds:datastoreItem>
 </file>
 
-<file path=customXml/item5.xml><?xml version="1.0" encoding="utf-8"?>
-<inkml:ink xmlns:inkml="http://www.w3.org/2003/InkML">
-  <inkml:definitions>
-    <inkml:context xml:id="ctx0">
-      <inkml:inkSource xml:id="inkSrc0">
-        <inkml:traceFormat>
-          <inkml:channel name="X" type="integer" min="-2.14748E9" max="2.14748E9" units="cm"/>
-          <inkml:channel name="Y" type="integer" min="-2.14748E9" max="2.14748E9" units="cm"/>
-          <inkml:channel name="F" type="integer" max="32767" units="dev"/>
-          <inkml:channel name="OA" type="integer" max="360" units="deg"/>
-          <inkml:channel name="OE" type="integer" max="90" units="deg"/>
-        </inkml:traceFormat>
-        <inkml:channelProperties>
-          <inkml:channelProperty channel="X" name="resolution" value="1000" units="1/cm"/>
-          <inkml:channelProperty channel="Y" name="resolution" value="1000" units="1/cm"/>
-          <inkml:channelProperty channel="F" name="resolution" value="0" units="1/dev"/>
-          <inkml:channelProperty channel="OA" name="resolution" value="1000" units="1/deg"/>
-          <inkml:channelProperty channel="OE" name="resolution" value="1000" units="1/deg"/>
-        </inkml:channelProperties>
-      </inkml:inkSource>
-      <inkml:timestamp xml:id="ts0" timeString="2025-06-10T16:08:54.030"/>
-    </inkml:context>
-    <inkml:brush xml:id="br0">
-      <inkml:brushProperty name="width" value="0.05" units="cm"/>
-      <inkml:brushProperty name="height" value="0.05" units="cm"/>
-      <inkml:brushProperty name="color" value="#E71224"/>
-    </inkml:brush>
-  </inkml:definitions>
-  <inkml:trace contextRef="#ctx0" brushRef="#br0">5 208 2425 0 0,'0'0'5878'0'0,"24"0"-3468"0"0,-17 1-2405 0 0,0 0 1 0 0,0 0-1 0 0,0 0 0 0 0,0 1 1 0 0,0 0-1 0 0,11 5 0 0 0,-9-5 40 0 0,0 0-1 0 0,0 0 0 0 0,0-1 0 0 0,1 0 1 0 0,-1 0-1 0 0,0-1 0 0 0,17-3 1 0 0,4 2 74 0 0,-22 1-105 0 0,1-1 1 0 0,0 2-1 0 0,-1-1 0 0 0,1 1 1 0 0,-1 0-1 0 0,1 1 1 0 0,-1 0-1 0 0,1 0 1 0 0,-1 1-1 0 0,14 7 0 0 0,-22-10-10 0 0,1 0 1 0 0,0 1-1 0 0,-1-1 0 0 0,1 1 0 0 0,0-1 0 0 0,-1 1 0 0 0,1-1 0 0 0,0 1 0 0 0,-1 0 0 0 0,1-1 0 0 0,-1 1 0 0 0,1 0 0 0 0,-1-1 0 0 0,0 1 0 0 0,1 0 0 0 0,-1 0 0 0 0,0-1 0 0 0,1 1 0 0 0,-1 0 0 0 0,0 0 0 0 0,0 0 0 0 0,0-1 0 0 0,0 1 0 0 0,0 0 1 0 0,0 0-1 0 0,0 0 0 0 0,0 0 0 0 0,0-1 0 0 0,0 1 0 0 0,0 0 0 0 0,0 0 0 0 0,-1 0 0 0 0,1-1 0 0 0,0 1 0 0 0,-1 0 0 0 0,1 0 0 0 0,0-1 0 0 0,-1 1 0 0 0,1 0 0 0 0,-2 0 0 0 0,-2 4 13 0 0,0-1 0 0 0,-1 1 0 0 0,0-1 0 0 0,-10 6 0 0 0,-6 7-17 0 0,-52 46-71 0 0,46-41 27 0 0,-30 31 0 0 0,55-51 44 0 0,1 0 0 0 0,-1 0 0 0 0,0 0 0 0 0,1 0-1 0 0,-1 0 1 0 0,1 0 0 0 0,0 0 0 0 0,0 0 0 0 0,-1 1-1 0 0,1-1 1 0 0,1 0 0 0 0,-1 1 0 0 0,0-1 0 0 0,1 1-1 0 0,-1-1 1 0 0,1 1 0 0 0,0-1 0 0 0,0 5-1 0 0,0-6 1 0 0,1 1 0 0 0,0-1 0 0 0,-1 1 0 0 0,1-1 0 0 0,0 1 0 0 0,0-1 0 0 0,0 0-1 0 0,0 1 1 0 0,0-1 0 0 0,0 0 0 0 0,0 0 0 0 0,0 0 0 0 0,1 0 0 0 0,-1 0-1 0 0,0 0 1 0 0,1 0 0 0 0,-1 0 0 0 0,1 0 0 0 0,-1-1 0 0 0,1 1 0 0 0,-1-1 0 0 0,1 1-1 0 0,-1-1 1 0 0,1 1 0 0 0,0-1 0 0 0,-1 0 0 0 0,1 0 0 0 0,-1 0 0 0 0,3 0-1 0 0,29 4-18 0 0,-11-1-40 0 0,-1-1 0 0 0,25-2 0 0 0,-39 0 42 0 0,1-1-1 0 0,0 0 1 0 0,0 0-1 0 0,-1-1 1 0 0,1 0-1 0 0,-1-1 1 0 0,0 0 0 0 0,0 0-1 0 0,12-7 1 0 0,29-13-1642 0 0,-12 16-3216 0 0,-30 7 3490 0 0</inkml:trace>
-  <inkml:trace contextRef="#ctx0" brushRef="#br0" timeOffset="537.36">1 353 3761 0 0,'14'-4'313'0'0,"1"1"1"0"0,0 1 0 0 0,0 0-1 0 0,0 1 1 0 0,1 1 0 0 0,-1 0-1 0 0,0 1 1 0 0,0 0 0 0 0,0 2-1 0 0,0-1 1 0 0,-1 2 0 0 0,1 0-1 0 0,-1 1 1 0 0,1 0 0 0 0,13 8-1 0 0,-21-9-404 0 0,1-2 0 0 0,0 1 0 0 0,0-1 0 0 0,0 0-1 0 0,0-1 1 0 0,0 0 0 0 0,0 0 0 0 0,1 0 0 0 0,-1-1 0 0 0,0-1-1 0 0,0 1 1 0 0,1-2 0 0 0,-1 1 0 0 0,0-1 0 0 0,0 0 0 0 0,9-4 0 0 0,-11 5-498 0 0</inkml:trace>
-  <inkml:trace contextRef="#ctx0" brushRef="#br0" timeOffset="1907.49">580 318 4417 0 0,'0'0'535'0'0,"25"18"674"0"0,-15-14-1066 0 0,1 0-1 0 0,0-1 0 0 0,-1 0 0 0 0,1-1 1 0 0,17 2-1 0 0,-15-3-53 0 0,0-1 1 0 0,0 0-1 0 0,19-4 1 0 0,-28 4-78 0 0,0-1 0 0 0,-1 1 0 0 0,1-1 1 0 0,-1 0-1 0 0,1-1 0 0 0,-1 1 0 0 0,1 0 1 0 0,-1-1-1 0 0,0 0 0 0 0,0 0 1 0 0,0 0-1 0 0,0 0 0 0 0,0 0 0 0 0,0-1 1 0 0,-1 1-1 0 0,1-1 0 0 0,2-4 1 0 0,-4 5-7 0 0,0 0 0 0 0,0 0 0 0 0,-1 0 0 0 0,1 0 0 0 0,-1 0 1 0 0,0 0-1 0 0,1 0 0 0 0,-1 0 0 0 0,0 0 0 0 0,0 0 1 0 0,0 0-1 0 0,-1 0 0 0 0,1 0 0 0 0,0 0 0 0 0,-1 0 0 0 0,1 0 1 0 0,-1 0-1 0 0,0 0 0 0 0,-1-3 0 0 0,2 4-6 0 0,-1 0-1 0 0,0-1 1 0 0,0 1-1 0 0,0 0 1 0 0,1 0 0 0 0,-1 0-1 0 0,0 0 1 0 0,-1 0-1 0 0,1 0 1 0 0,0 0 0 0 0,0 0-1 0 0,0 0 1 0 0,0 1-1 0 0,-1-1 1 0 0,1 0-1 0 0,0 1 1 0 0,-1-1 0 0 0,1 1-1 0 0,0-1 1 0 0,-1 1-1 0 0,1 0 1 0 0,-1 0 0 0 0,1-1-1 0 0,0 1 1 0 0,-1 0-1 0 0,1 0 1 0 0,-1 0-1 0 0,1 1 1 0 0,-1-1 0 0 0,1 0-1 0 0,-1 0 1 0 0,1 1-1 0 0,-2 0 1 0 0,-13 4-18 0 0,0 1 0 0 0,0 1 1 0 0,0 0-1 0 0,1 1 0 0 0,-16 12 0 0 0,26-16 81 0 0,-1 0 0 0 0,2 0 0 0 0,-1 0 0 0 0,0 1 0 0 0,1 0 1 0 0,0 0-1 0 0,0 0 0 0 0,1 0 0 0 0,-1 0 0 0 0,1 1 0 0 0,0 0 0 0 0,1 0 0 0 0,-1 0 0 0 0,1 0 0 0 0,0 0 0 0 0,1 0 0 0 0,-2 9 0 0 0,3-10-43 0 0,-1-1 0 0 0,2 1 0 0 0,-1-1 0 0 0,0 1 0 0 0,1-1 0 0 0,0 1-1 0 0,0-1 1 0 0,0 0 0 0 0,1 1 0 0 0,-1-1 0 0 0,1 0 0 0 0,0 0 0 0 0,0 0 0 0 0,4 5 0 0 0,-1-3-13 0 0,0 1-1 0 0,0-1 1 0 0,1 0 0 0 0,0 0 0 0 0,0-1 0 0 0,1 0 0 0 0,11 8 0 0 0,-10-9 30 0 0,-1 1 0 0 0,0-1 0 0 0,1-1 0 0 0,0 0 0 0 0,-1 0 1 0 0,1 0-1 0 0,1-1 0 0 0,-1 0 0 0 0,0-1 0 0 0,0 1 0 0 0,1-2 0 0 0,-1 1 0 0 0,1-1 0 0 0,-1-1 0 0 0,0 1 0 0 0,14-4 0 0 0,-13 1 19 0 0,0 0 0 0 0,0 0-1 0 0,-1-1 1 0 0,1-1 0 0 0,-1 1-1 0 0,0-1 1 0 0,0-1 0 0 0,0 0-1 0 0,-1 0 1 0 0,0 0 0 0 0,0-1-1 0 0,-1 0 1 0 0,1 0-1 0 0,-1-1 1 0 0,-1 1 0 0 0,0-1-1 0 0,0-1 1 0 0,0 1 0 0 0,-1-1-1 0 0,-1 1 1 0 0,6-18 0 0 0,3-2 566 0 0,-23 48-322 0 0,9-18-301 0 0,1 1 0 0 0,0 0 1 0 0,-1 0-1 0 0,1-1 0 0 0,0 1 0 0 0,0 0 1 0 0,1 0-1 0 0,-1 0 0 0 0,1 0 0 0 0,-1 0 1 0 0,1 0-1 0 0,0 0 0 0 0,0 0 0 0 0,1 5 1 0 0,-1-8 0 0 0,0-1 0 0 0,0 1 0 0 0,0 0 0 0 0,0 0 0 0 0,0 0 0 0 0,0 0 0 0 0,-1 0 0 0 0,1 0 0 0 0,0 0 0 0 0,0 0 0 0 0,0 0-1 0 0,0 0 1 0 0,0 0 0 0 0,0 0 0 0 0,0 0 0 0 0,0 0 0 0 0,0 0 0 0 0,0 0 0 0 0,0 0 0 0 0,0 0 0 0 0,0 0 0 0 0,0 0 0 0 0,0 0 0 0 0,0 0 0 0 0,0 0 0 0 0,0 0 0 0 0,-1 0 0 0 0,1 0 0 0 0,0 0 0 0 0,0 0 0 0 0,0 0 0 0 0,0 0 0 0 0,0 0 0 0 0,0 0 0 0 0,9 36 2 0 0,-9-36 0 0 0,0 1 0 0 0,0 0 0 0 0,0-1-1 0 0,0 1 1 0 0,0-1 0 0 0,1 1 0 0 0,-1 0 0 0 0,0-1 0 0 0,0 1 0 0 0,0-1 0 0 0,1 1-1 0 0,-1-1 1 0 0,0 1 0 0 0,0-1 0 0 0,1 1 0 0 0,-1-1 0 0 0,0 1 0 0 0,1-1 0 0 0,-1 1-1 0 0,1-1 1 0 0,-1 1 0 0 0,1-1 0 0 0,-1 0 0 0 0,1 1 0 0 0,-1-1 0 0 0,1 0 0 0 0,-1 0-1 0 0,1 1 1 0 0,-1-1 0 0 0,1 0 0 0 0,-1 0 0 0 0,2 1 0 0 0,5 1 24 0 0,-1 1-15 0 0,-4-1-3 0 0,0-1 0 0 0,0 0-1 0 0,0 0 1 0 0,0 0-1 0 0,0 0 1 0 0,0-1 0 0 0,0 1-1 0 0,0 0 1 0 0,0-1-1 0 0,0 0 1 0 0,4 1 0 0 0,-2-1 6 0 0,-1-1 1 0 0,1 0 0 0 0,-1 1 0 0 0,1-1 0 0 0,-1-1-1 0 0,0 1 1 0 0,1 0 0 0 0,-1-1 0 0 0,0 0 0 0 0,0 0 0 0 0,0 1-1 0 0,0-2 1 0 0,0 1 0 0 0,0 0 0 0 0,-1-1 0 0 0,1 1-1 0 0,3-6 1 0 0,2-3 48 0 0,0 0 0 0 0,-1 0-1 0 0,9-18 1 0 0,-15 28-59 0 0,-1 1 0 0 0,0 0 0 0 0,1 0 0 0 0,-1 0 0 0 0,0-1 0 0 0,1 1 0 0 0,-1 0-1 0 0,0 0 1 0 0,1 0 0 0 0,-1 0 0 0 0,1 0 0 0 0,-1 0 0 0 0,0 0 0 0 0,1 0 0 0 0,-1 0 0 0 0,1 0 0 0 0,-1 0 0 0 0,0 0 0 0 0,1 0 0 0 0,-1 0 0 0 0,0 0 0 0 0,1 0-1 0 0,-1 0 1 0 0,1 0 0 0 0,-1 1 0 0 0,0-1 0 0 0,1 0 0 0 0,-1 0 0 0 0,0 0 0 0 0,1 1 0 0 0,-1-1 0 0 0,1 1 0 0 0,15 10 220 0 0,-11-8-150 0 0,16 12 108 0 0,-20-14-176 0 0,1 0 0 0 0,-1 0 0 0 0,1 1 0 0 0,0-1 0 0 0,-1 0 0 0 0,1 0 0 0 0,0-1 0 0 0,0 1 1 0 0,-1 0-1 0 0,1 0 0 0 0,3 0 0 0 0,14 9 241 0 0,-16-8-777 0 0,0 1 0 0 0,0-1 1 0 0,0 0-1 0 0,1-1 1 0 0,-1 1-1 0 0,0-1 0 0 0,7 3 1 0 0,16 2-598 0 0,-20-4-110 0 0</inkml:trace>
-  <inkml:trace contextRef="#ctx0" brushRef="#br0" timeOffset="2280.99">1565 26 4089 0 0,'0'0'1209'0'0,"0"0"-1132"0"0,0 0-1 0 0,0 0 1 0 0,0-1-1 0 0,0 1 1 0 0,0 0 0 0 0,0 0-1 0 0,0 0 1 0 0,0 0-1 0 0,0-1 1 0 0,0 1-1 0 0,0 0 1 0 0,0 0-1 0 0,0 0 1 0 0,0 0-1 0 0,0 0 1 0 0,0-1-1 0 0,0 1 1 0 0,-1 0-1 0 0,1 0 1 0 0,0 0-1 0 0,0 0 1 0 0,0 0-1 0 0,0 0 1 0 0,0 0-1 0 0,0-1 1 0 0,0 1-1 0 0,0 0 1 0 0,-1 0-1 0 0,1 0 1 0 0,0 0-1 0 0,0 0 1 0 0,0 0-1 0 0,0 0 1 0 0,0 0-1 0 0,-1 0 1 0 0,1 0-1 0 0,0 0 1 0 0,0 0-1 0 0,0 0 1 0 0,0 0-1 0 0,0 0 1 0 0,-1 0-1 0 0,1 0 1 0 0,0 0-1 0 0,0 0 1 0 0,0 0-1 0 0,0 0 1 0 0,0 0-1 0 0,-1 0 1 0 0,1 0-1 0 0,0 0 1 0 0,0 0-1 0 0,0 0 1 0 0,0 0-1 0 0,0 0 1 0 0,-1 0-1 0 0,-1 5-10 0 0,-1 0-1 0 0,1 1 0 0 0,0-1 1 0 0,1 0-1 0 0,-1 0 1 0 0,1 1-1 0 0,0-1 0 0 0,1 1 1 0 0,-1-1-1 0 0,1 7 0 0 0,3 67 129 0 0,-2-49-157 0 0,4 73-83 0 0,21 127 0 0 0,-23-221-74 0 0,0 3-3773 0 0</inkml:trace>
-  <inkml:trace contextRef="#ctx0" brushRef="#br0" timeOffset="2798.33">1444 424 2192 0 0,'0'0'112'0'0,"-1"0"0"0"0,1 0 0 0 0,0-1-1 0 0,-1 1 1 0 0,1 0 0 0 0,0 0 0 0 0,0-1-1 0 0,-1 1 1 0 0,1 0 0 0 0,0-1 0 0 0,0 1-1 0 0,-1 0 1 0 0,1-1 0 0 0,0 1-1 0 0,0 0 1 0 0,0-1 0 0 0,0 1 0 0 0,-1-1-1 0 0,1 1 1 0 0,0 0 0 0 0,0-1 0 0 0,0 1-1 0 0,0-1 1 0 0,0 1 0 0 0,0-1 0 0 0,0 1-1 0 0,0 0 1 0 0,0-1 0 0 0,0 1-1 0 0,0-1 1 0 0,1 1 0 0 0,-1 0 0 0 0,0-1-1 0 0,0 1 1 0 0,0-1 0 0 0,0 1 0 0 0,1 0-1 0 0,-1-1 1 0 0,0 1 0 0 0,0 0 0 0 0,1-1-1 0 0,-1 1 1 0 0,0 0 0 0 0,1 0-1 0 0,-1-1 1 0 0,12-18 1969 0 0,25-6-1791 0 0,-37 24-276 0 0,0 1-1 0 0,0 0 0 0 0,1-1 0 0 0,-1 1 0 0 0,0 0 0 0 0,1-1 0 0 0,-1 1 0 0 0,0 0 1 0 0,1-1-1 0 0,-1 1 0 0 0,1 0 0 0 0,-1 0 0 0 0,1-1 0 0 0,-1 1 0 0 0,0 0 0 0 0,1 0 1 0 0,-1 0-1 0 0,1 0 0 0 0,-1 0 0 0 0,1-1 0 0 0,-1 1 0 0 0,1 0 0 0 0,-1 0 0 0 0,1 0 1 0 0,-1 0-1 0 0,1 0 0 0 0,-1 1 0 0 0,1-1 0 0 0,-1 0 0 0 0,1 0 0 0 0,-1 0 0 0 0,1 0 1 0 0,-1 0-1 0 0,0 1 0 0 0,1-1 0 0 0,-1 0 0 0 0,1 0 0 0 0,-1 1 0 0 0,0-1 0 0 0,1 0 1 0 0,-1 1-1 0 0,0-1 0 0 0,1 1 0 0 0,6 5 43 0 0,3 2-14 0 0,1-1 0 0 0,-1 0 1 0 0,1-1-1 0 0,19 8 0 0 0,-26-13-198 0 0,0 0 1 0 0,0 1-1 0 0,0-2 1 0 0,0 1-1 0 0,0 0 0 0 0,0-1 1 0 0,0 0-1 0 0,0 0 1 0 0,0 0-1 0 0,1 0 1 0 0,-1-1-1 0 0,0 1 0 0 0,0-1 1 0 0,0 0-1 0 0,0-1 1 0 0,0 1-1 0 0,0-1 0 0 0,-1 1 1 0 0,8-5-1 0 0,5-6-909 0 0,-7 6 943 0 0</inkml:trace>
-  <inkml:trace contextRef="#ctx0" brushRef="#br0" timeOffset="3356.09">1840 346 3401 0 0,'0'0'3806'0'0,"-2"3"-3743"0"0,-1 3-50 0 0,0 1 0 0 0,0-1 0 0 0,0 1 0 0 0,0 0 0 0 0,1 0 0 0 0,1 0 0 0 0,-1 0 0 0 0,1 0 0 0 0,-1 12 1 0 0,2-14-7 0 0,-1 0 0 0 0,1 0 0 0 0,0 0 0 0 0,0 1 0 0 0,1-1 0 0 0,-1 0 0 0 0,1 0 0 0 0,1 0 0 0 0,-1 0 0 0 0,1 0 0 0 0,-1 0 0 0 0,1 0 0 0 0,1-1 0 0 0,4 9 0 0 0,-6-11 12 0 0,1 0 0 0 0,0-1 0 0 0,-1 1 0 0 0,1-1 0 0 0,0 1 0 0 0,0-1 1 0 0,0 0-1 0 0,-1 0 0 0 0,1 0 0 0 0,0 0 0 0 0,1 0 0 0 0,-1 0 0 0 0,0 0 1 0 0,0-1-1 0 0,0 1 0 0 0,0-1 0 0 0,1 0 0 0 0,-1 0 0 0 0,5 0 642 0 0,-10-26 1203 0 0,4 24-1851 0 0,-1 0-1 0 0,0 0 0 0 0,-1 0 1 0 0,1 0-1 0 0,0 0 1 0 0,0 0-1 0 0,-1 0 1 0 0,1 0-1 0 0,-1 0 0 0 0,0 1 1 0 0,0-1-1 0 0,-1-3 1 0 0,-2 0 71 0 0,0 0 1 0 0,-1 0 0 0 0,1 0 0 0 0,-1 1 0 0 0,0 0 0 0 0,0 0 0 0 0,-7-5 0 0 0,6 6-43 0 0,0-3 62 0 0,7 2-115 0 0,1 1 0 0 0,0-1 0 0 0,0 1 0 0 0,0 0 0 0 0,0-1 0 0 0,0 1 0 0 0,1 0-1 0 0,0 1 1 0 0,-1-1 0 0 0,1 0 0 0 0,0 1 0 0 0,0-1 0 0 0,1 1 0 0 0,-1 0 0 0 0,4-2 0 0 0,7-2-23 0 0,0 0 1 0 0,0 1-1 0 0,1 0 1 0 0,-1 2 0 0 0,1-1-1 0 0,18 0 1 0 0,41-12-3622 0 0,-67 15 2699 0 0,-1 1-138 0 0</inkml:trace>
-  <inkml:trace contextRef="#ctx0" brushRef="#br0" timeOffset="3740.67">2229 335 4217 0 0,'0'0'95'0'0,"0"-1"-1"0"0,0 1 1 0 0,0 0 0 0 0,0-1 0 0 0,1 1-1 0 0,-1 0 1 0 0,0 0 0 0 0,0-1-1 0 0,0 1 1 0 0,0 0 0 0 0,1-1 0 0 0,-1 1-1 0 0,0 0 1 0 0,0 0 0 0 0,1-1 0 0 0,-1 1-1 0 0,0 0 1 0 0,0 0 0 0 0,1 0-1 0 0,-1 0 1 0 0,0-1 0 0 0,1 1 0 0 0,-1 0-1 0 0,0 0 1 0 0,1 0 0 0 0,-1 0 0 0 0,0 0-1 0 0,1 0 1 0 0,-1 0 0 0 0,0 0-1 0 0,1 0 1 0 0,-1 0 0 0 0,0 0 0 0 0,1 0-1 0 0,0 0 1 0 0,8 10 1419 0 0,2 19-612 0 0,-8 20-538 0 0,-3-42-416 0 0,0 0 0 0 0,0 0 0 0 0,0-1 0 0 0,1 1 0 0 0,0 0 0 0 0,0 0 0 0 0,1-1 0 0 0,0 1 0 0 0,0-1 0 0 0,0 0 0 0 0,1 1 0 0 0,0-1 0 0 0,0 0 0 0 0,5 7 0 0 0,-6-10-558 0 0,1 1-319 0 0</inkml:trace>
-  <inkml:trace contextRef="#ctx0" brushRef="#br0" timeOffset="3921.31">2292 212 3929 0 0,'-1'-2'370'0'0,"0"0"1"0"0,0 0-1 0 0,0 0 0 0 0,0 0 1 0 0,0 0-1 0 0,1 0 1 0 0,-1 0-1 0 0,1 0 1 0 0,0-1-1 0 0,-1 1 0 0 0,1-4 1 0 0,0 6-415 0 0</inkml:trace>
-  <inkml:trace contextRef="#ctx0" brushRef="#br0" timeOffset="5174.93">2503 367 1624 0 0,'0'0'4464'0'0,"2"2"-4200"0"0,1 0-1 0 0,-1 0 1 0 0,0 0-1 0 0,1 0 1 0 0,-1-1 0 0 0,1 1-1 0 0,0-1 1 0 0,5 2-1 0 0,-3-1-237 0 0,1-1-1 0 0,0 1 0 0 0,0-2 0 0 0,0 1 0 0 0,0-1 0 0 0,0 0 0 0 0,1 0 0 0 0,-1 0 0 0 0,0-1 0 0 0,0 0 0 0 0,0 0 0 0 0,9-4 0 0 0,-9 2-2 0 0,1 0-1 0 0,-1-1 1 0 0,0 0 0 0 0,0 0 0 0 0,9-9-1 0 0,-14 12-17 0 0,0-1 0 0 0,1 1-1 0 0,-1 0 1 0 0,0-1-1 0 0,0 1 1 0 0,0 0-1 0 0,-1-1 1 0 0,1 0-1 0 0,0 1 1 0 0,0-1 0 0 0,-1 1-1 0 0,1-1 1 0 0,-1 0-1 0 0,1 1 1 0 0,-1-1-1 0 0,0 0 1 0 0,0 1 0 0 0,0-1-1 0 0,0 0 1 0 0,0 0-1 0 0,0 1 1 0 0,0-1-1 0 0,-1 0 1 0 0,1 1-1 0 0,0-1 1 0 0,-1 0 0 0 0,1 1-1 0 0,-1-1 1 0 0,-1-2-1 0 0,1 2-3 0 0,-1 1 0 0 0,1-1 0 0 0,0 1 0 0 0,0 0 0 0 0,-1 0 0 0 0,1-1 0 0 0,-1 1 0 0 0,1 0 0 0 0,-1 0 0 0 0,0 0 0 0 0,1 1 0 0 0,-1-1 0 0 0,0 0 0 0 0,1 1-1 0 0,-1-1 1 0 0,0 1 0 0 0,0-1 0 0 0,0 1 0 0 0,1 0 0 0 0,-1 0 0 0 0,0 0 0 0 0,0 0 0 0 0,0 0 0 0 0,0 0 0 0 0,1 0 0 0 0,-1 1 0 0 0,0-1 0 0 0,0 1 0 0 0,0-1 0 0 0,1 1 0 0 0,-4 1 0 0 0,0 0 3 0 0,0 0 1 0 0,0 1 0 0 0,0 0-1 0 0,0-1 1 0 0,0 1 0 0 0,0 1-1 0 0,1-1 1 0 0,0 1 0 0 0,-5 5 0 0 0,-11 12 13 0 0,18-19 18 0 0,0 0-1 0 0,0 0 0 0 0,0-1 1 0 0,0 2-1 0 0,0-1 1 0 0,1 0-1 0 0,-1 0 1 0 0,1 1-1 0 0,-1-1 1 0 0,1 0-1 0 0,0 1 1 0 0,0-1-1 0 0,0 1 1 0 0,0 0-1 0 0,0-1 0 0 0,1 1 1 0 0,-1 0-1 0 0,1 0 1 0 0,0-1-1 0 0,0 1 1 0 0,0 0-1 0 0,0 0 1 0 0,1 4-1 0 0,-1-3-8 0 0,0 0-1 0 0,1 0 1 0 0,0 0 0 0 0,0 0-1 0 0,0 0 1 0 0,0 0-1 0 0,1 0 1 0 0,-1 0 0 0 0,1-1-1 0 0,0 1 1 0 0,0-1 0 0 0,1 1-1 0 0,-1-1 1 0 0,0 0-1 0 0,1 0 1 0 0,0 0 0 0 0,0 0-1 0 0,0 0 1 0 0,0-1 0 0 0,0 1-1 0 0,1-1 1 0 0,-1 0-1 0 0,1 0 1 0 0,0 0 0 0 0,4 1-1 0 0,1 2-24 0 0,0-1 1 0 0,0 0-1 0 0,1 0 0 0 0,-1-1 0 0 0,1 0 0 0 0,0-1 0 0 0,0 0 0 0 0,0-1 1 0 0,0 0-1 0 0,0 0 0 0 0,0-1 0 0 0,0-1 0 0 0,0 1 0 0 0,0-2 1 0 0,0 1-1 0 0,0-2 0 0 0,14-4 0 0 0,-22 7 6 0 0,-1-1 1 0 0,1 0-1 0 0,-1 1 1 0 0,1-1-1 0 0,-1 0 1 0 0,0 0-1 0 0,1 0 1 0 0,-1 0-1 0 0,0 0 0 0 0,1-1 1 0 0,-1 1-1 0 0,0 0 1 0 0,0-1-1 0 0,0 1 1 0 0,0 0-1 0 0,-1-1 1 0 0,1 1-1 0 0,0-1 0 0 0,0 0 1 0 0,-1 1-1 0 0,1-1 1 0 0,-1 1-1 0 0,0-1 1 0 0,1 0-1 0 0,-1 0 1 0 0,0 1-1 0 0,0-1 0 0 0,0 0 1 0 0,0 1-1 0 0,0-1 1 0 0,-1 0-1 0 0,1 1 1 0 0,0-1-1 0 0,-1 0 1 0 0,1 1-1 0 0,-1-1 0 0 0,0 1 1 0 0,1-1-1 0 0,-1 1 1 0 0,0-1-1 0 0,0 1 1 0 0,0-1-1 0 0,0 1 1 0 0,0 0-1 0 0,0-1 0 0 0,0 1 1 0 0,-1 0-1 0 0,1 0 1 0 0,0 0-1 0 0,-2-1 1 0 0,2 1 18 0 0,0 0 0 0 0,0 0 0 0 0,1 0 0 0 0,-1 0 0 0 0,0-1 0 0 0,1 1 0 0 0,-1 0-1 0 0,1 0 1 0 0,0 0 0 0 0,-1-1 0 0 0,1 1 0 0 0,0 0 0 0 0,0-1 0 0 0,0 1 0 0 0,0 0 0 0 0,0 0 0 0 0,0-1 0 0 0,0 1 0 0 0,0 0 0 0 0,1-1 0 0 0,-1 1 0 0 0,0 0 0 0 0,1 0 0 0 0,-1-1 0 0 0,1 1 0 0 0,-1 0 0 0 0,1 0 0 0 0,0 0 0 0 0,-1 0 0 0 0,1 0 0 0 0,0 0 0 0 0,0 0 0 0 0,0 0 0 0 0,0 0 0 0 0,2-1 0 0 0,-1 0-47 0 0,1 1 0 0 0,-1 1 0 0 0,1-1 1 0 0,-1 0-1 0 0,1 0 0 0 0,-1 1 1 0 0,1 0-1 0 0,0-1 0 0 0,-1 1 0 0 0,1 0 1 0 0,0 0-1 0 0,-1 1 0 0 0,1-1 1 0 0,-1 0-1 0 0,1 1 0 0 0,0-1 0 0 0,-1 1 1 0 0,1 0-1 0 0,-1 0 0 0 0,0 0 1 0 0,1 0-1 0 0,3 3 0 0 0,-2-2-109 0 0,1 0 0 0 0,0 0 0 0 0,-1-1 0 0 0,1 1 0 0 0,0-1-1 0 0,0 0 1 0 0,0-1 0 0 0,0 1 0 0 0,0-1 0 0 0,0 0 0 0 0,5-1 0 0 0,33-9-4310 0 0,-35 8 3159 0 0</inkml:trace>
-  <inkml:trace contextRef="#ctx0" brushRef="#br0" timeOffset="5981.97">3170 36 5377 0 0,'-8'-3'4857'0'0,"-2"11"-3287"0"0,1 14-1849 0 0,7 12 244 0 0,1 0 0 0 0,2-1 0 0 0,1 1 0 0 0,1 0 0 0 0,2-1 0 0 0,2 0 0 0 0,0 0 0 0 0,3 0-1 0 0,15 36 1 0 0,-23-57-192 0 0,-11-19-139 0 0,-8-7 219 0 0,-11-8 149 0 0,22 18 3 0 0,3 2-2 0 0,-4 2 7 0 0,-2-3 1 0 0,0 1 0 0 0,1 0 0 0 0,-1 1 0 0 0,0 0 0 0 0,0 0 0 0 0,0 1 0 0 0,0 0 0 0 0,0 1 0 0 0,-10 1 0 0 0,19-1 402 0 0,7-2 74 0 0,26 0-139 0 0,33-7 1 0 0,-56 6-838 0 0,-1 0 0 0 0,1 0 0 0 0,0-1 0 0 0,-1-1 0 0 0,1 0-1 0 0,-1 0 1 0 0,0 0 0 0 0,9-7 0 0 0,-11 6 249 0 0,0 0-326 0 0</inkml:trace>
-  <inkml:trace contextRef="#ctx0" brushRef="#br0" timeOffset="6556.61">3575 1 1816 0 0,'0'0'7770'0'0,"0"11"-6007"0"0,1 12-1488 0 0,0 0 0 0 0,-5 38 0 0 0,1-35-254 0 0,2 0-1 0 0,2 36 1 0 0,3 13-82 0 0,-5-56 3 0 0,2 0 0 0 0,0-1 1 0 0,1 1-1 0 0,1 0 0 0 0,1-1 1 0 0,0 1-1 0 0,9 19 0 0 0,-8-28-191 0 0,3 5-356 0 0,-6-8-3797 0 0</inkml:trace>
-  <inkml:trace contextRef="#ctx0" brushRef="#br0" timeOffset="7116.94">3726 736 1048 0 0,'0'0'150'0'0,"-18"-13"6504"0"0,-10 9-6188 0 0,21 2-374 0 0,0 0 173 0 0,-6 8 1065 0 0,3-1-1239 0 0,0 1 0 0 0,1 0 0 0 0,0 1 0 0 0,0 0 0 0 0,0 0 0 0 0,1 1-1 0 0,0 0 1 0 0,0 0 0 0 0,-10 16 0 0 0,18-23-89 0 0,-1-1 0 0 0,1 1 0 0 0,0-1 0 0 0,0 0 0 0 0,-1 1 0 0 0,1-1-1 0 0,0 1 1 0 0,0 0 0 0 0,0-1 0 0 0,-1 1 0 0 0,1-1 0 0 0,0 1 0 0 0,0-1 0 0 0,0 1 0 0 0,0-1-1 0 0,0 1 1 0 0,0-1 0 0 0,0 1 0 0 0,0 0 0 0 0,0-1 0 0 0,0 1 0 0 0,1-1 0 0 0,-1 1-1 0 0,0-1 1 0 0,0 1 0 0 0,0-1 0 0 0,1 1 0 0 0,-1-1 0 0 0,0 1 0 0 0,1 0 0 0 0,16 2 129 0 0,20-11 87 0 0,-36 8-216 0 0,5-3 27 0 0,0 1 1 0 0,0-1-1 0 0,0 0 1 0 0,-1-1-1 0 0,1 1 0 0 0,8-8 1 0 0,-12 9-11 0 0,0 1 1 0 0,0-1-1 0 0,0 0 1 0 0,-1 1-1 0 0,1-1 1 0 0,0 0 0 0 0,-1 0-1 0 0,0 0 1 0 0,1 0-1 0 0,-1 0 1 0 0,0-1-1 0 0,0 1 1 0 0,0 0-1 0 0,0-1 1 0 0,0 1-1 0 0,-1 0 1 0 0,1-1-1 0 0,-1 1 1 0 0,1-1-1 0 0,-1-3 1 0 0,0 6-11 0 0,0 0 0 0 0,0-1 0 0 0,-1 1 1 0 0,1 0-1 0 0,0-1 0 0 0,0 1 0 0 0,0 0 0 0 0,0-1 0 0 0,0 1 1 0 0,-1 0-1 0 0,1-1 0 0 0,0 1 0 0 0,0 0 0 0 0,-1 0 1 0 0,1-1-1 0 0,0 1 0 0 0,0 0 0 0 0,-1 0 0 0 0,1 0 0 0 0,0-1 1 0 0,-1 1-1 0 0,1 0 0 0 0,0 0 0 0 0,-1 0 0 0 0,1 0 0 0 0,0 0 1 0 0,-1 0-1 0 0,1 0 0 0 0,0 0 0 0 0,-1-1 0 0 0,1 1 1 0 0,0 0-1 0 0,-1 0 0 0 0,1 1 0 0 0,0-1 0 0 0,-1 0 0 0 0,1 0 1 0 0,0 0-1 0 0,-1 0 0 0 0,1 0 0 0 0,-23 9 22 0 0,-11 6-42 0 0,33-14 7 0 0,3-1-1 0 0,-4 4-43 0 0,1-4 48 0 0,1 1 0 0 0,0-1 1 0 0,-1 0-1 0 0,1 0 0 0 0,0 1 0 0 0,0-1 0 0 0,-1 0 1 0 0,1 1-1 0 0,0-1 0 0 0,0 0 0 0 0,-1 1 0 0 0,1-1 1 0 0,0 0-1 0 0,0 1 0 0 0,0-1 0 0 0,0 0 0 0 0,-1 1 0 0 0,1-1 1 0 0,0 1-1 0 0,0-1 0 0 0,0 0 0 0 0,0 1 0 0 0,0-1 1 0 0,0 1-1 0 0,0-1 0 0 0,0 1 0 0 0,0-1 0 0 0,0 0 0 0 0,0 1 1 0 0,0-1-1 0 0,1 1 0 0 0,-1-1 0 0 0,0 0 0 0 0,0 1 1 0 0,0-1-1 0 0,1 0 0 0 0,-1 1 0 0 0,0-1 0 0 0,0 0 1 0 0,1 1-1 0 0,-1-1 0 0 0,0 0 0 0 0,0 1 0 0 0,1-1 0 0 0,-1 0 1 0 0,0 0-1 0 0,1 1 0 0 0,-1-1 0 0 0,0 0 0 0 0,1 0 1 0 0,-1 0-1 0 0,1 0 0 0 0,-1 0 0 0 0,0 1 0 0 0,1-1 1 0 0,-1 0-1 0 0,1 0 0 0 0,-1 0 0 0 0,0 0 0 0 0,1 0 0 0 0,0 0 1 0 0,2 0 3 0 0,0 0 1 0 0,-1 0-1 0 0,1 0 1 0 0,0 0-1 0 0,0-1 1 0 0,-1 1-1 0 0,1-1 1 0 0,0 0-1 0 0,-1 1 1 0 0,1-1-1 0 0,-1-1 1 0 0,1 1-1 0 0,-1 0 1 0 0,1 0-1 0 0,-1-1 1 0 0,0 1-1 0 0,0-1 1 0 0,1 0-1 0 0,-1 0 1 0 0,0 0-1 0 0,-1 0 1 0 0,1 0-1 0 0,0 0 1 0 0,-1 0-1 0 0,1-1 1 0 0,-1 1-1 0 0,0-1 1 0 0,1 1-1 0 0,-1-1 1 0 0,0 1-1 0 0,-1-1 1 0 0,1 0-1 0 0,0-4 1 0 0,-1 7-16 0 0,0-1 0 0 0,0 1 1 0 0,0-1-1 0 0,0 1 0 0 0,0-1 0 0 0,0 1 0 0 0,0-1 1 0 0,0 1-1 0 0,0-1 0 0 0,0 1 0 0 0,0-1 0 0 0,0 1 1 0 0,-1-1-1 0 0,1 1 0 0 0,0-1 0 0 0,0 1 0 0 0,-1 0 1 0 0,1-1-1 0 0,0 1 0 0 0,-1-1 0 0 0,1 1 1 0 0,0 0-1 0 0,-1-1 0 0 0,1 1 0 0 0,-1 0 0 0 0,1-1 1 0 0,0 1-1 0 0,-1 0 0 0 0,1 0 0 0 0,-1-1 0 0 0,-17 3-1171 0 0,-17 17-3193 0 0,27-12 2680 0 0</inkml:trace>
-  <inkml:trace contextRef="#ctx0" brushRef="#br0" timeOffset="8040.3">3146 323 288 0 0,'0'0'1288'0'0,"-9"-7"3628"0"0,8 14-4679 0 0,-1-1 0 0 0,1 0 0 0 0,0 0 0 0 0,1 0 0 0 0,0 10 0 0 0,0-9-159 0 0,-2 3 18 0 0,0 5 19 0 0,0-1-1 0 0,1 0 0 0 0,1 20 0 0 0,1-29-91 0 0,-1 0 0 0 0,2 0 1 0 0,-1 0-1 0 0,0 0 0 0 0,1 0 0 0 0,0 0 0 0 0,0 0 1 0 0,1 0-1 0 0,-1-1 0 0 0,1 1 0 0 0,6 7 0 0 0,-4-6 0 0 0,-1 0 0 0 0,0 1 0 0 0,-1-1 0 0 0,0 1 0 0 0,0 0 0 0 0,0 0 0 0 0,2 10 0 0 0,-4-13-14 0 0,0 0 0 0 0,0 0 1 0 0,-1 0-1 0 0,1 0 0 0 0,-1 0 0 0 0,0 0 0 0 0,0 0 0 0 0,0 0 1 0 0,0 0-1 0 0,-1 0 0 0 0,0 0 0 0 0,0 0 0 0 0,0 0 1 0 0,0 0-1 0 0,-3 5 0 0 0,-9-6 270 0 0</inkml:trace>
-</inkml:ink>
-</file>
-
-<file path=customXml/item6.xml><?xml version="1.0" encoding="utf-8"?>
-<inkml:ink xmlns:inkml="http://www.w3.org/2003/InkML">
-  <inkml:definitions>
-    <inkml:context xml:id="ctx0">
-      <inkml:inkSource xml:id="inkSrc0">
-        <inkml:traceFormat>
-          <inkml:channel name="X" type="integer" min="-2.14748E9" max="2.14748E9" units="cm"/>
-          <inkml:channel name="Y" type="integer" min="-2.14748E9" max="2.14748E9" units="cm"/>
-          <inkml:channel name="F" type="integer" max="32767" units="dev"/>
-          <inkml:channel name="OA" type="integer" max="360" units="deg"/>
-          <inkml:channel name="OE" type="integer" max="90" units="deg"/>
-        </inkml:traceFormat>
-        <inkml:channelProperties>
-          <inkml:channelProperty channel="X" name="resolution" value="1000" units="1/cm"/>
-          <inkml:channelProperty channel="Y" name="resolution" value="1000" units="1/cm"/>
-          <inkml:channelProperty channel="F" name="resolution" value="0" units="1/dev"/>
-          <inkml:channelProperty channel="OA" name="resolution" value="1000" units="1/deg"/>
-          <inkml:channelProperty channel="OE" name="resolution" value="1000" units="1/deg"/>
-        </inkml:channelProperties>
-      </inkml:inkSource>
-      <inkml:timestamp xml:id="ts0" timeString="2025-06-10T16:09:06.362"/>
-    </inkml:context>
-    <inkml:brush xml:id="br0">
-      <inkml:brushProperty name="width" value="0.05" units="cm"/>
-      <inkml:brushProperty name="height" value="0.05" units="cm"/>
-      <inkml:brushProperty name="color" value="#E71224"/>
-    </inkml:brush>
-  </inkml:definitions>
-  <inkml:trace contextRef="#ctx0" brushRef="#br0">3153 356 7202 0 0,'-44'-7'350'0'0,"0"-2"0"0"0,1-2 0 0 0,0-2 0 0 0,-57-25 1 0 0,-168-76 1481 0 0,190 86-1679 0 0,-122-28 1 0 0,156 47-169 0 0,-67-16 302 0 0,-1 5 0 0 0,-122-5-1 0 0,88 25-117 0 0,1 6-1 0 0,-1 6 0 0 0,-208 45 1 0 0,298-44-170 0 0,0 3 1 0 0,1 1 0 0 0,1 4 0 0 0,0 1 0 0 0,-95 56-1 0 0,75-31-102 0 0,-120 97-1 0 0,165-119 91 0 0,2 1 0 0 0,1 2 0 0 0,1 0 0 0 0,2 2 1 0 0,1 0-1 0 0,-32 58 0 0 0,30-39-7 0 0,1 2 0 0 0,3 0 1 0 0,2 1-1 0 0,3 1 0 0 0,-17 102 0 0 0,25-76 38 0 0,3-1 0 0 0,4 1 0 0 0,4-1 0 0 0,20 120 0 0 0,-13-124-5 0 0,-3-11 48 0 0,4-1 0 0 0,23 76-1 0 0,-28-119-47 0 0,0-1 0 0 0,1 0 0 0 0,0 0 0 0 0,2-1 0 0 0,0 0 0 0 0,1-1 0 0 0,0 0 0 0 0,2-1 0 0 0,-1 0 0 0 0,2-1-1 0 0,25 20 1 0 0,-15-17 28 0 0,0-1 0 0 0,1-2-1 0 0,1 0 1 0 0,0-2 0 0 0,1-1-1 0 0,0-1 1 0 0,0-1 0 0 0,1-2-1 0 0,1 0 1 0 0,-1-2-1 0 0,1-1 1 0 0,31-1 0 0 0,36-3 35 0 0,1-4 1 0 0,122-22 0 0 0,-40 5 38 0 0,-35 9-33 0 0,182-24 276 0 0,51-43 591 0 0,-309 60-804 0 0,-1-3-1 0 0,0-3 1 0 0,89-47 0 0 0,59-55 5 0 0,-176 101-72 0 0,-1-3 0 0 0,-1-1 1 0 0,41-43-1 0 0,-52 43-35 0 0,-2 0 1 0 0,-1-2-1 0 0,-1-1 0 0 0,23-47 1 0 0,-19 26 62 0 0,-3-2 1 0 0,19-65-1 0 0,-30 75 16 0 0,-2 1 0 0 0,5-70 0 0 0,-4-95-93 0 0,-11 199-21 0 0,1-9 55 0 0,-1 1 0 0 0,-1-1 0 0 0,-1 1 0 0 0,0-1 0 0 0,-1 1 0 0 0,-2 0 0 0 0,0 0 0 0 0,-1 0 0 0 0,0 1 0 0 0,-2-1 0 0 0,-12-21 0 0 0,-32-62 287 0 0,32 60-30 0 0,-28-42 0 0 0,39 70-276 0 0,0 2 1 0 0,-1-1-1 0 0,0 1 1 0 0,-1 1-1 0 0,-1 0 1 0 0,0 0-1 0 0,-14-9 1 0 0,-10-3-215 0 0,0 3 0 0 0,-1 0-1 0 0,-1 3 1 0 0,0 1 0 0 0,-1 2 0 0 0,-1 1 0 0 0,-1 2 0 0 0,1 2 0 0 0,-1 2 0 0 0,-1 2 0 0 0,1 1 0 0 0,-76 4 0 0 0,88 3-696 0 0,0 2-1 0 0,0 1 1 0 0,0 2 0 0 0,-39 15 0 0 0,23-4 15 0 0</inkml:trace>
-  <inkml:trace contextRef="#ctx0" brushRef="#br0" timeOffset="2304.57">3473 308 408 0 0,'25'-34'-131'0'0,"-12"9"9868"0"0,-14 35-9206 0 0,-2 1-494 0 0,2 1 1 0 0,-1-1 0 0 0,1 0-1 0 0,1 1 1 0 0,0-1-1 0 0,3 17 1 0 0,16 78-22 0 0,-1-5-4 0 0,-6 136 38 0 0,0-15 29 0 0,-4-164-14 0 0,-4-36 88 0 0,2 43 1333 0 0,-8-70-1392 0 0,0 1 0 0 0,0-1 0 0 0,0 0 0 0 0,0 0 0 0 0,1 0 0 0 0,-2-8 0 0 0,2 11-63 0 0,-50-289 287 0 0,50 262-342 0 0,1 0 0 0 0,1 0-1 0 0,2 1 1 0 0,1-1-1 0 0,10-38 1 0 0,6-41-152 0 0,-20 107 169 0 0,0 1 1 0 0,0 0-1 0 0,0-1 1 0 0,0 1-1 0 0,0 0 1 0 0,0-1 0 0 0,0 1-1 0 0,0 0 1 0 0,0-1-1 0 0,0 1 1 0 0,0-1 0 0 0,0 1-1 0 0,0 0 1 0 0,0-1-1 0 0,0 1 1 0 0,0 0-1 0 0,-1-1 1 0 0,1 1 0 0 0,0 0-1 0 0,0-1 1 0 0,0 1-1 0 0,-1 0 1 0 0,1 0 0 0 0,0-1-1 0 0,0 1 1 0 0,-1 0-1 0 0,1 0 1 0 0,0-1-1 0 0,0 1 1 0 0,-1 0 0 0 0,1 0-1 0 0,0 0 1 0 0,-1-1-1 0 0,1 1 1 0 0,0 0 0 0 0,-1 0-1 0 0,1 0 1 0 0,-1 0-1 0 0,1 0 1 0 0,0 0-1 0 0,-1 0 1 0 0,1 0 0 0 0,0 0-1 0 0,-1 0 1 0 0,1 0-1 0 0,-1 0 1 0 0,1 0 0 0 0,0 0-1 0 0,-1 0 1 0 0,1 0-1 0 0,0 0 1 0 0,-1 0-1 0 0,1 1 1 0 0,0-1 0 0 0,-1 0-1 0 0,1 0 1 0 0,0 0-1 0 0,-1 1 1 0 0,1-1 0 0 0,0 0-1 0 0,-1 1 1 0 0,-1 0 2 0 0,-1 1 0 0 0,1-1 1 0 0,-1 1-1 0 0,1-1 0 0 0,0 1 1 0 0,0 0-1 0 0,0 0 0 0 0,-3 3 1 0 0,-4 11-2 0 0,0 1 0 0 0,1 0 0 0 0,1 1 0 0 0,0-1 0 0 0,1 1 0 0 0,1 1 0 0 0,1-1 0 0 0,-2 21 1 0 0,0 19-138 0 0,2 75 1 0 0,4-118-445 0 0,1 1 0 0 0,0-1 0 0 0,2 1 0 0 0,-1-1 0 0 0,2 0 0 0 0,0 0 0 0 0,1-1 0 0 0,0 1 0 0 0,9 14 0 0 0,-8-17-549 0 0</inkml:trace>
-  <inkml:trace contextRef="#ctx0" brushRef="#br0" timeOffset="2956.45">3554 1583 3409 0 0,'0'0'4221'0'0,"-1"0"-4145"0"0,0 0 0 0 0,1 1 0 0 0,-1-1 1 0 0,0 0-1 0 0,1 0 0 0 0,-1 0 0 0 0,0 1 1 0 0,0-1-1 0 0,1 0 0 0 0,-1 1 0 0 0,0-1 1 0 0,1 0-1 0 0,-1 1 0 0 0,1-1 0 0 0,-1 1 1 0 0,1-1-1 0 0,-1 1 0 0 0,1-1 0 0 0,-1 1 1 0 0,1-1-1 0 0,-1 1 0 0 0,0 1 0 0 0,-2 5-46 0 0,1 1-1 0 0,-1 0 1 0 0,1-1-1 0 0,1 1 0 0 0,-1 0 1 0 0,1 0-1 0 0,1 0 1 0 0,0 12-1 0 0,0-4-34 0 0,1 0 0 0 0,1 0 1 0 0,7 26-1 0 0,-10-41 2 0 0,1-1 0 0 0,1 1 0 0 0,-1-1 0 0 0,0 1 0 0 0,0-1 0 0 0,0 1 0 0 0,0-1 0 0 0,0 1 0 0 0,0-1 0 0 0,0 1 0 0 0,1-1 0 0 0,-1 1 0 0 0,0-1 0 0 0,0 0 0 0 0,1 1 0 0 0,-1-1 0 0 0,0 1 0 0 0,1-1 0 0 0,-1 0 0 0 0,0 1 0 0 0,1-1 0 0 0,-1 0 0 0 0,0 1 0 0 0,1-1 0 0 0,-1 0 0 0 0,1 0 0 0 0,-1 0 0 0 0,1 1 0 0 0,-1-1 0 0 0,0 0 0 0 0,1 0 0 0 0,-1 0 0 0 0,1 0 0 0 0,-1 0 0 0 0,2 0 0 0 0,12-13-54 0 0,7-26 91 0 0,-19 31 14 0 0,0-1 0 0 0,-1 0 0 0 0,1 0 1 0 0,-2-1-1 0 0,1 1 0 0 0,-2 0 0 0 0,1 0 0 0 0,-2-10 0 0 0,1 14 3 0 0,0 1 0 0 0,0-1 0 0 0,-1 1 0 0 0,1-1 0 0 0,-1 1 0 0 0,0-1-1 0 0,-5-7 1 0 0,6 11-13 0 0,0-1 0 0 0,-1 0 0 0 0,1 1-1 0 0,-1-1 1 0 0,1 1 0 0 0,-1-1 0 0 0,1 1 0 0 0,-1 0-1 0 0,0-1 1 0 0,0 1 0 0 0,0 0 0 0 0,0 0-1 0 0,0 1 1 0 0,0-1 0 0 0,0 0 0 0 0,0 1 0 0 0,-4-2-1 0 0,4 3-23 0 0,1-1 0 0 0,-1 0 0 0 0,0 1 0 0 0,0 0 0 0 0,0-1 0 0 0,1 1-1 0 0,-1 0 1 0 0,0 0 0 0 0,1 0 0 0 0,-1 0 0 0 0,0 0 0 0 0,1 0 0 0 0,-1 0-1 0 0,1 0 1 0 0,0 1 0 0 0,-1-1 0 0 0,1 1 0 0 0,0-1 0 0 0,0 1 0 0 0,0-1-1 0 0,0 1 1 0 0,0 0 0 0 0,0-1 0 0 0,1 1 0 0 0,-1 0 0 0 0,0 0 0 0 0,1-1 0 0 0,0 1-1 0 0,-1 3 1 0 0,0-1-44 0 0,0-1-1 0 0,0 0 1 0 0,0 1-1 0 0,1-1 0 0 0,-1 1 1 0 0,1-1-1 0 0,0 1 1 0 0,0-1-1 0 0,0 1 0 0 0,1-1 1 0 0,-1 1-1 0 0,1-1 1 0 0,0 0-1 0 0,0 1 1 0 0,2 4-1 0 0,-3-7 18 0 0,1-1 0 0 0,-1 1 0 0 0,0-1 0 0 0,1 1 0 0 0,-1-1 0 0 0,0 0 0 0 0,1 1 0 0 0,-1-1 0 0 0,1 0 0 0 0,-1 1 0 0 0,0-1 0 0 0,1 0 0 0 0,-1 0 0 0 0,1 1 0 0 0,-1-1 0 0 0,1 0 0 0 0,-1 0 0 0 0,1 0 1 0 0,-1 0-1 0 0,1 1 0 0 0,-1-1 0 0 0,1 0 0 0 0,-1 0 0 0 0,1 0 0 0 0,-1 0 0 0 0,1 0 0 0 0,-1 0 0 0 0,1-1 0 0 0,0 1 0 0 0,-1 0 0 0 0,1 0 0 0 0,-1 0 0 0 0,1 0 0 0 0,0-1 0 0 0,15-16-99 0 0,-12 10 125 0 0,0 1 0 0 0,-1-1 0 0 0,0 1 0 0 0,4-13 0 0 0,-5-5 173 0 0,-3 24-177 0 0,1 0 0 0 0,0-1-1 0 0,0 1 1 0 0,0 0-1 0 0,0 0 1 0 0,0 0 0 0 0,0 0-1 0 0,0 0 1 0 0,0-1 0 0 0,0 1-1 0 0,-1 0 1 0 0,1 0-1 0 0,0 0 1 0 0,0 0 0 0 0,0 0-1 0 0,0 0 1 0 0,0 0-1 0 0,-1 0 1 0 0,1-1 0 0 0,0 1-1 0 0,0 0 1 0 0,0 0-1 0 0,0 0 1 0 0,-1 0 0 0 0,1 0-1 0 0,0 0 1 0 0,0 0 0 0 0,0 0-1 0 0,0 0 1 0 0,-1 0-1 0 0,1 0 1 0 0,0 0 0 0 0,0 0-1 0 0,0 0 1 0 0,0 0-1 0 0,0 1 1 0 0,-1-1 0 0 0,1 0-1 0 0,0 0 1 0 0,0 0-1 0 0,0 0 1 0 0,0 0 0 0 0,0 0-1 0 0,-1 0 1 0 0,1 0 0 0 0,0 0-1 0 0,0 1 1 0 0,0-1-1 0 0,0 0 1 0 0,0 0 0 0 0,0 0-1 0 0,0 0 1 0 0,-1 0-1 0 0,1 1 1 0 0,-2 2 12 0 0,0 0-1 0 0,0 0 1 0 0,0 0-1 0 0,0 0 1 0 0,1 0 0 0 0,-1 1-1 0 0,1-1 1 0 0,0 1-1 0 0,0-1 1 0 0,-1 5-1 0 0,0 5-669 0 0,0 1 1 0 0,0 0-1 0 0,2 0 0 0 0,1 24 0 0 0,0-28 77 0 0</inkml:trace>
-</inkml:ink>
-</file>
-
-<file path=customXml/item7.xml><?xml version="1.0" encoding="utf-8"?>
-<b:Sources xmlns:b="http://schemas.openxmlformats.org/officeDocument/2006/bibliography" xmlns="http://schemas.openxmlformats.org/officeDocument/2006/bibliography" SelectedStyle="\APASixthEditionOfficeOnline.xsl" StyleName="APA" Version="6"/>
-</file>
-
-<file path=customXml/itemProps1.xml><?xml version="1.0" encoding="utf-8"?>
+<file path=customXml/itemProps2.xml><?xml version="1.0" encoding="utf-8"?>
 <ds:datastoreItem xmlns:ds="http://schemas.openxmlformats.org/officeDocument/2006/customXml" ds:itemID="{6A655C0C-F4A3-4931-9F7F-84CBD61DCE8F}">
   <ds:schemaRefs>
     <ds:schemaRef ds:uri="http://schemas.microsoft.com/sharepoint/v3/contenttype/forms"/>
@@ -22352,7 +24562,7 @@
 </ds:datastoreItem>
 </file>
 
-<file path=customXml/itemProps2.xml><?xml version="1.0" encoding="utf-8"?>
+<file path=customXml/itemProps3.xml><?xml version="1.0" encoding="utf-8"?>
 <ds:datastoreItem xmlns:ds="http://schemas.openxmlformats.org/officeDocument/2006/customXml" ds:itemID="{4B023D59-82BC-4D0F-A651-C98E01C1F15C}">
   <ds:schemaRefs>
     <ds:schemaRef ds:uri="http://www.w3.org/2003/InkML"/>
@@ -22360,7 +24570,31 @@
 </ds:datastoreItem>
 </file>
 
-<file path=customXml/itemProps3.xml><?xml version="1.0" encoding="utf-8"?>
+<file path=customXml/itemProps4.xml><?xml version="1.0" encoding="utf-8"?>
+<ds:datastoreItem xmlns:ds="http://schemas.openxmlformats.org/officeDocument/2006/customXml" ds:itemID="{01D51A4F-7BE7-46DF-A7D0-BDB91C1C49A3}">
+  <ds:schemaRefs>
+    <ds:schemaRef ds:uri="http://schemas.openxmlformats.org/officeDocument/2006/bibliography"/>
+  </ds:schemaRefs>
+</ds:datastoreItem>
+</file>
+
+<file path=customXml/itemProps5.xml><?xml version="1.0" encoding="utf-8"?>
+<ds:datastoreItem xmlns:ds="http://schemas.openxmlformats.org/officeDocument/2006/customXml" ds:itemID="{01D51A4F-7BE7-46DF-A7D0-BDB91C1C49A3}">
+  <ds:schemaRefs>
+    <ds:schemaRef ds:uri="http://www.w3.org/2003/InkML"/>
+  </ds:schemaRefs>
+</ds:datastoreItem>
+</file>
+
+<file path=customXml/itemProps6.xml><?xml version="1.0" encoding="utf-8"?>
+<ds:datastoreItem xmlns:ds="http://schemas.openxmlformats.org/officeDocument/2006/customXml" ds:itemID="{4B023D59-82BC-4D0F-A651-C98E01C1F15C}">
+  <ds:schemaRefs>
+    <ds:schemaRef ds:uri="http://www.w3.org/2003/InkML"/>
+  </ds:schemaRefs>
+</ds:datastoreItem>
+</file>
+
+<file path=customXml/itemProps7.xml><?xml version="1.0" encoding="utf-8"?>
 <ds:datastoreItem xmlns:ds="http://schemas.openxmlformats.org/officeDocument/2006/customXml" ds:itemID="{4B023D59-82BC-4D0F-A651-C98E01C1F15C}">
   <ds:schemaRefs>
     <ds:schemaRef ds:uri="http://schemas.microsoft.com/office/2006/metadata/contentType"/>
@@ -22376,37 +24610,4 @@
     <ds:schemaRef ds:uri="http://schemas.microsoft.com/internal/obd"/>
   </ds:schemaRefs>
 </ds:datastoreItem>
-</file>
-
-<file path=customXml/itemProps4.xml><?xml version="1.0" encoding="utf-8"?>
-<ds:datastoreItem xmlns:ds="http://schemas.openxmlformats.org/officeDocument/2006/customXml" ds:itemID="{CE199482-6225-420D-8982-84EA3B0C446C}">
-  <ds:schemaRefs>
-    <ds:schemaRef ds:uri="http://schemas.microsoft.com/office/2006/metadata/properties"/>
-    <ds:schemaRef ds:uri="http://schemas.microsoft.com/office/infopath/2007/PartnerControls"/>
-  </ds:schemaRefs>
-</ds:datastoreItem>
-</file>
-
-<file path=customXml/itemProps5.xml><?xml version="1.0" encoding="utf-8"?>
-<ds:datastoreItem xmlns:ds="http://schemas.openxmlformats.org/officeDocument/2006/customXml" ds:itemID="{4B023D59-82BC-4D0F-A651-C98E01C1F15C}">
-  <ds:schemaRefs>
-    <ds:schemaRef ds:uri="http://www.w3.org/2003/InkML"/>
-  </ds:schemaRefs>
-</ds:datastoreItem>
-</file>
-
-<file path=customXml/itemProps6.xml><?xml version="1.0" encoding="utf-8"?>
-<ds:datastoreItem xmlns:ds="http://schemas.openxmlformats.org/officeDocument/2006/customXml" ds:itemID="{01D51A4F-7BE7-46DF-A7D0-BDB91C1C49A3}">
-  <ds:schemaRefs>
-    <ds:schemaRef ds:uri="http://www.w3.org/2003/InkML"/>
-  </ds:schemaRefs>
-</ds:datastoreItem>
-</file>
-
-<file path=customXml/itemProps7.xml><?xml version="1.0" encoding="utf-8"?>
-<ds:datastoreItem xmlns:ds="http://schemas.openxmlformats.org/officeDocument/2006/customXml" ds:itemID="{01D51A4F-7BE7-46DF-A7D0-BDB91C1C49A3}">
-  <ds:schemaRefs>
-    <ds:schemaRef ds:uri="http://schemas.openxmlformats.org/officeDocument/2006/bibliography"/>
-  </ds:schemaRefs>
-</ds:datastoreItem>
 </file>
--- a/D_Documentation/Doku-Felix.docx
+++ b/D_Documentation/Doku-Felix.docx
@@ -5208,8 +5208,17 @@
           <w:color w:val="0066FF"/>
           <w:szCs w:val="28"/>
         </w:rPr>
-        <w:t>Text (FV = Text): ….</w:t>
-      </w:r>
+        <w:t>Text (FV = Text):</w:t>
+      </w:r>
+      <w:proofErr w:type="gramStart"/>
+      <w:r>
+        <w:rPr>
+          <w:color w:val="0066FF"/>
+          <w:szCs w:val="28"/>
+        </w:rPr>
+        <w:t xml:space="preserve"> ….</w:t>
+      </w:r>
+      <w:proofErr w:type="gramEnd"/>
     </w:p>
     <w:p>
       <w:pPr>
@@ -5360,7 +5369,14 @@
         <w:rPr>
           <w:color w:val="0066FF"/>
         </w:rPr>
-        <w:t xml:space="preserve">(FV = Text) Beschreibung der theoretischen Grundlagen. Wichtig dabei ist die Angabe der verwendeten Literatur- und Internetquellen, sowie die korrekte Angabe der Verwendung KI, wenn von dieser </w:t>
+        <w:t xml:space="preserve">(FV = Text) Beschreibung der theoretischen Grundlagen. Wichtig dabei ist die Angabe der verwendeten Literatur- und Internetquellen, sowie die korrekte Angabe der Verwendung KI, wenn </w:t>
+      </w:r>
+      <w:proofErr w:type="gramStart"/>
+      <w:r>
+        <w:rPr>
+          <w:color w:val="0066FF"/>
+        </w:rPr>
+        <w:t xml:space="preserve">von dieser </w:t>
       </w:r>
       <w:r>
         <w:rPr>
@@ -5369,6 +5385,7 @@
         </w:rPr>
         <w:t>fachliche Inhalte</w:t>
       </w:r>
+      <w:proofErr w:type="gramEnd"/>
       <w:r>
         <w:rPr>
           <w:color w:val="0066FF"/>
@@ -6353,14 +6370,28 @@
         <w:rPr>
           <w:color w:val="0066FF"/>
         </w:rPr>
-        <w:t xml:space="preserve">(FV = Text) Diese Abschnitte sind individuell mit Ihren </w:t>
+        <w:t xml:space="preserve">(FV = Text) Diese Abschnitte sind individuell </w:t>
+      </w:r>
+      <w:proofErr w:type="gramStart"/>
+      <w:r>
+        <w:rPr>
+          <w:color w:val="0066FF"/>
+        </w:rPr>
+        <w:t xml:space="preserve">mit Ihren </w:t>
       </w:r>
       <w:proofErr w:type="spellStart"/>
       <w:r>
         <w:rPr>
           <w:color w:val="0066FF"/>
         </w:rPr>
-        <w:t>Betreuer:innen</w:t>
+        <w:t>Betreuer</w:t>
+      </w:r>
+      <w:proofErr w:type="gramEnd"/>
+      <w:r>
+        <w:rPr>
+          <w:color w:val="0066FF"/>
+        </w:rPr>
+        <w:t>:innen</w:t>
       </w:r>
       <w:proofErr w:type="spellEnd"/>
       <w:r>
@@ -6415,7 +6446,21 @@
         <w:rPr>
           <w:color w:val="0066FF"/>
         </w:rPr>
-        <w:t>(FV = Text) Hier werden die wichtigsten Fakten der individuellen Aufgabe des Schülers / der Schülerin kurz zusammengefasst werden.</w:t>
+        <w:t xml:space="preserve">(FV = Text) </w:t>
+      </w:r>
+      <w:proofErr w:type="gramStart"/>
+      <w:r>
+        <w:rPr>
+          <w:color w:val="0066FF"/>
+        </w:rPr>
+        <w:t>Hier</w:t>
+      </w:r>
+      <w:proofErr w:type="gramEnd"/>
+      <w:r>
+        <w:rPr>
+          <w:color w:val="0066FF"/>
+        </w:rPr>
+        <w:t xml:space="preserve"> werden die wichtigsten Fakten der individuellen Aufgabe des Schülers / der Schülerin kurz zusammengefasst werden.</w:t>
       </w:r>
     </w:p>
     <w:p>
@@ -6672,6 +6717,7 @@
         </w:rPr>
         <w:t xml:space="preserve">Als geplantes Ergebnis entsteht eine vollständig integrierte Softwarelösung, welche die Sensoransteuerung, Datenauswertung und Visualisierung </w:t>
       </w:r>
+      <w:proofErr w:type="gramStart"/>
       <w:r>
         <w:rPr>
           <w:lang w:val="de-AT" w:eastAsia="de-AT"/>
@@ -6684,6 +6730,7 @@
         </w:rPr>
         <w:t>t</w:t>
       </w:r>
+      <w:proofErr w:type="gramEnd"/>
       <w:r>
         <w:rPr>
           <w:lang w:val="de-AT" w:eastAsia="de-AT"/>
@@ -8370,7 +8417,14 @@
         <w:rPr>
           <w:lang w:val="de-AT"/>
         </w:rPr>
-        <w:t xml:space="preserve"> vielleicht bei </w:t>
+        <w:t xml:space="preserve"> vielleicht </w:t>
+      </w:r>
+      <w:proofErr w:type="gramStart"/>
+      <w:r>
+        <w:rPr>
+          <w:lang w:val="de-AT"/>
+        </w:rPr>
+        <w:t xml:space="preserve">bei </w:t>
       </w:r>
       <w:r>
         <w:rPr>
@@ -8390,6 +8444,7 @@
         </w:rPr>
         <w:t>Erklärung</w:t>
       </w:r>
+      <w:proofErr w:type="gramEnd"/>
       <w:r>
         <w:rPr>
           <w:lang w:val="de-AT"/>
@@ -9296,6 +9351,7 @@
         </w:rPr>
         <w:t xml:space="preserve"> 8 verwenden, um </w:t>
       </w:r>
+      <w:proofErr w:type="gramStart"/>
       <w:r>
         <w:rPr>
           <w:lang w:val="de-AT"/>
@@ -9314,6 +9370,7 @@
         </w:rPr>
         <w:t xml:space="preserve"> Barcode</w:t>
       </w:r>
+      <w:proofErr w:type="gramEnd"/>
       <w:r>
         <w:rPr>
           <w:lang w:val="de-AT"/>
@@ -10801,7 +10858,11 @@
         </w:numPr>
       </w:pPr>
       <w:r>
-        <w:t xml:space="preserve">Kamera bzw. Bildverarbeitung zur </w:t>
+        <w:t xml:space="preserve">Kamera bzw. Bildverarbeitung </w:t>
+      </w:r>
+      <w:proofErr w:type="gramStart"/>
+      <w:r>
+        <w:t xml:space="preserve">zur </w:t>
       </w:r>
       <w:r>
         <w:t>Barco</w:t>
@@ -10809,6 +10870,7 @@
       <w:r>
         <w:t>de</w:t>
       </w:r>
+      <w:proofErr w:type="gramEnd"/>
       <w:r>
         <w:noBreakHyphen/>
         <w:t>Erkennung</w:t>
@@ -11257,7 +11319,49 @@
         <w:rPr>
           <w:lang w:val="de-AT"/>
         </w:rPr>
-        <w:t>Im Rahmen der Entwicklung wurde eine zuverlässige Methode zur dreidimensionalen Vermessung von Objekten mittels Stereo-Vision untersucht. Dabei wurden verschiedene Ansätze analysiert und praktisch getestet – von der vollständigen Punktwolkenverarbeitung (Point Cloud) bis hin zu vereinfachten pixelbasierten Verfahren.</w:t>
+        <w:t>Im Rahmen der Entwicklung wurde eine zuverlässige Methode zur dreidimensionalen Vermessung von Objekten mittels Stereo-Vision untersucht. Dabei wurden</w:t>
+      </w:r>
+      <w:r>
+        <w:rPr>
+          <w:lang w:val="de-AT"/>
+        </w:rPr>
+        <w:t xml:space="preserve"> zwei</w:t>
+      </w:r>
+      <w:r>
+        <w:rPr>
+          <w:lang w:val="de-AT"/>
+        </w:rPr>
+        <w:t xml:space="preserve"> verschiedene Ansätze analysiert und praktisch getestet</w:t>
+      </w:r>
+      <w:r>
+        <w:rPr>
+          <w:lang w:val="de-AT"/>
+        </w:rPr>
+        <w:t xml:space="preserve">, </w:t>
+      </w:r>
+      <w:r>
+        <w:rPr>
+          <w:lang w:val="de-AT"/>
+        </w:rPr>
+        <w:t xml:space="preserve">von der vollständigen Punktwolkenverarbeitung (Point Cloud) bis </w:t>
+      </w:r>
+      <w:r>
+        <w:rPr>
+          <w:lang w:val="de-AT"/>
+        </w:rPr>
+        <w:t>zu</w:t>
+      </w:r>
+      <w:r>
+        <w:rPr>
+          <w:lang w:val="de-AT"/>
+        </w:rPr>
+        <w:t xml:space="preserve"> dem vereinfachten pixelbasierten Verfahren</w:t>
+      </w:r>
+      <w:r>
+        <w:rPr>
+          <w:lang w:val="de-AT"/>
+        </w:rPr>
+        <w:t>.</w:t>
       </w:r>
       <w:r>
         <w:rPr>
@@ -11318,28 +11422,33 @@
         <w:rPr>
           <w:lang w:val="de-AT"/>
         </w:rPr>
-        <w:t>wurde der Fokus auf die Verarbeitung einer Punktwolke gelegt. Dieser Ansatz stellt grundsätzlich die technisch sauberste Lösung dar, da die Tiefenkamera hierbei direkt dreidimensionale Koordinatenpunkte (X, Y, Z) liefert. Der wesentliche Vorteil besteht darin, dass reale Raumkoordinaten unmittelbar zur Verfügung stehen und geometrische Berechnungen ohne zusätzliche Umrechnungsfaktoren erfolgen können. Zudem wäre dieser Ansatz im Hinblick auf die Systemarchitektur vorteilhaft gewesen, da ein Teil der Tiefenberechnung direkt auf der Kamera erfolgt und somit die CPU-Last auf dem Raspberry Pi reduziert wird. Dies ist insbesondere relevant, da die Artikel</w:t>
-      </w:r>
-      <w:r>
-        <w:rPr>
-          <w:lang w:val="de-AT"/>
-        </w:rPr>
-        <w:softHyphen/>
-        <w:t>erfassung parallel zu weiteren Prozessen ausgeführt wird.</w:t>
-      </w:r>
-    </w:p>
-    <w:p>
-      <w:pPr>
-        <w:pStyle w:val="Text"/>
-        <w:rPr>
-          <w:lang w:val="de-AT"/>
-        </w:rPr>
-      </w:pPr>
-      <w:r>
-        <w:rPr>
-          <w:lang w:val="de-AT"/>
-        </w:rPr>
-        <w:t>Theoretisch wäre mit einer korrekt implementierten Punktwolkenauswertung eine Messgenauigkeit im Bereich von ±5 mm realisierbar gewesen. Trotz intensiver Versuche und iterativer Optimierung</w:t>
+        <w:t>wurde der Fokus auf die Verarbeitung einer Punktwolke gelegt. Dieser Ansatz stellt grundsätzlich die technisch sauberste Lösung dar, da die Tiefenkamera hierbei direkt dreidimensionale Koordinatenpunkte (X, Y, Z) liefert. Der wesentliche Vorteil besteht darin, dass reale Raumkoordinaten unmittelbar zur Verfügung stehen und geometrische Berechnungen ohne zusätzliche Umrechnungsfaktoren erfolgen können. Zudem wäre dieser Ansatz im Hinblick auf die Systemarchitektur vorteilhaft gewesen, da ein Teil der Tiefenberechnung direkt auf der Kamera erfolgt und somit die CPU-</w:t>
+      </w:r>
+      <w:r>
+        <w:rPr>
+          <w:lang w:val="de-AT"/>
+        </w:rPr>
+        <w:t>Belastung</w:t>
+      </w:r>
+      <w:r>
+        <w:rPr>
+          <w:lang w:val="de-AT"/>
+        </w:rPr>
+        <w:t xml:space="preserve"> auf dem Raspberry Pi reduziert wird.</w:t>
+      </w:r>
+    </w:p>
+    <w:p>
+      <w:pPr>
+        <w:pStyle w:val="Text"/>
+        <w:rPr>
+          <w:lang w:val="de-AT"/>
+        </w:rPr>
+      </w:pPr>
+      <w:r>
+        <w:rPr>
+          <w:lang w:val="de-AT"/>
+        </w:rPr>
+        <w:t>Theoretisch wäre mit einer korrekt implementierten Punktwolkenauswertung eine Messgenauigkeit im Bereich von ±5 mm realisierbar gewesen. Trotz intensiver Versuche</w:t>
       </w:r>
       <w:r>
         <w:rPr>
@@ -11351,7 +11460,31 @@
         <w:rPr>
           <w:lang w:val="de-AT"/>
         </w:rPr>
-        <w:t>einschließlich KI-gestützter Unterstützung</w:t>
+        <w:t>iterativer Optimierung</w:t>
+      </w:r>
+      <w:r>
+        <w:rPr>
+          <w:lang w:val="de-AT"/>
+        </w:rPr>
+        <w:t xml:space="preserve"> und</w:t>
+      </w:r>
+      <w:r>
+        <w:rPr>
+          <w:lang w:val="de-AT"/>
+        </w:rPr>
+        <w:t xml:space="preserve"> </w:t>
+      </w:r>
+      <w:r>
+        <w:rPr>
+          <w:lang w:val="de-AT"/>
+        </w:rPr>
+        <w:t xml:space="preserve">einschließlich </w:t>
+      </w:r>
+      <w:r>
+        <w:rPr>
+          <w:lang w:val="de-AT"/>
+        </w:rPr>
+        <w:t>KI-Unterstützung</w:t>
       </w:r>
       <w:r>
         <w:rPr>
@@ -11363,7 +11496,19 @@
         <w:rPr>
           <w:lang w:val="de-AT"/>
         </w:rPr>
-        <w:t>konnte jedoch keine stabile Implementierung erreicht werden. Die resultierende Messabweichung lag bei bis zu ±</w:t>
+        <w:t xml:space="preserve">konnte jedoch keine stabile Implementierung erreicht werden. Die resultierende Messabweichung </w:t>
+      </w:r>
+      <w:r>
+        <w:rPr>
+          <w:lang w:val="de-AT"/>
+        </w:rPr>
+        <w:t>lag</w:t>
+      </w:r>
+      <w:r>
+        <w:rPr>
+          <w:lang w:val="de-AT"/>
+        </w:rPr>
+        <w:t xml:space="preserve"> bei bis zu ±</w:t>
       </w:r>
       <w:r>
         <w:rPr>
@@ -11389,7 +11534,6 @@
         <w:rPr>
           <w:lang w:val="de-AT"/>
         </w:rPr>
-        <w:lastRenderedPageBreak/>
         <w:t>Aus diesem Grund wurde von der Punktwolkenlösung Abstand genommen und ein alternativer Ansatz</w:t>
       </w:r>
       <w:r>
@@ -11404,14 +11548,6 @@
         </w:rPr>
         <w:t>.</w:t>
       </w:r>
-    </w:p>
-    <w:p>
-      <w:pPr>
-        <w:pStyle w:val="Text"/>
-        <w:rPr>
-          <w:lang w:val="de-AT"/>
-        </w:rPr>
-      </w:pPr>
     </w:p>
     <w:p>
       <w:pPr>
@@ -11427,6 +11563,7 @@
           <w:b/>
           <w:bCs/>
         </w:rPr>
+        <w:lastRenderedPageBreak/>
         <w:t>Distanzabhängige Pixel-Umrechnung</w:t>
       </w:r>
     </w:p>
@@ -11441,24 +11578,712 @@
         <w:rPr>
           <w:lang w:val="de-AT"/>
         </w:rPr>
-        <w:t>Schlussendlich wurde eine vereinfachte, jedoch robuste Methode auf Basis der Distanzmessung umgesetzt. Das Verfahren beruht auf der Kombination aus gemessener Objektentfernung und einem distanzabhängigen Kalibrierfaktor zur Umrechnung von Pixeln in reale Längeneinheiten.</w:t>
-      </w:r>
-    </w:p>
-    <w:p>
-      <w:pPr>
-        <w:pStyle w:val="Text"/>
-        <w:rPr>
-          <w:lang w:val="de-AT"/>
-        </w:rPr>
-      </w:pPr>
-      <w:r>
-        <w:rPr>
-          <w:lang w:val="de-AT"/>
-        </w:rPr>
-        <w:t>Ablauf</w:t>
-      </w:r>
-      <w:r>
-        <w:rPr>
+        <w:t>Für die Realisierung der Abmessungen</w:t>
+      </w:r>
+      <w:r>
+        <w:rPr>
+          <w:lang w:val="de-AT"/>
+        </w:rPr>
+        <w:t xml:space="preserve"> wurde eine vereinfachte, jedoch robuste Methode auf Basis der Distanzmessung umgesetzt. Das Verfahren beruht auf der Kombination aus gemessener Objektentfernung und einem distanzabhängigen Kalibrierfaktor zur Umrechnung von Pixeln in reale Längeneinheiten.</w:t>
+      </w:r>
+    </w:p>
+    <w:p>
+      <w:pPr>
+        <w:pStyle w:val="Text"/>
+        <w:rPr>
+          <w:lang w:val="de-AT"/>
+        </w:rPr>
+      </w:pPr>
+    </w:p>
+    <w:p>
+      <w:pPr>
+        <w:pStyle w:val="Text"/>
+        <w:rPr>
+          <w:b/>
+          <w:lang w:val="de-AT"/>
+        </w:rPr>
+      </w:pPr>
+      <w:r>
+        <w:rPr>
+          <w:b/>
+          <w:lang w:val="de-AT"/>
+        </w:rPr>
+        <w:t>Programm Ablauf</w:t>
+      </w:r>
+    </w:p>
+    <w:p>
+      <w:pPr>
+        <w:pStyle w:val="Text"/>
+        <w:rPr>
+          <w:lang w:val="de-AT"/>
+        </w:rPr>
+      </w:pPr>
+      <w:r>
+        <w:rPr>
+          <w:lang w:val="de-AT"/>
+        </w:rPr>
+        <w:t xml:space="preserve">Zunächst wird eine Kalibrierungsdatei geladen. Diese enthält die zentralen Referenzwerte, insbesondere den Abstand zwischen Kamera und </w:t>
+      </w:r>
+      <w:proofErr w:type="spellStart"/>
+      <w:r>
+        <w:rPr>
+          <w:lang w:val="de-AT"/>
+        </w:rPr>
+        <w:t>Wägeplatte</w:t>
+      </w:r>
+      <w:proofErr w:type="spellEnd"/>
+      <w:r>
+        <w:rPr>
+          <w:lang w:val="de-AT"/>
+        </w:rPr>
+        <w:t xml:space="preserve"> sowie den zugehörigen Umrechnungsfaktor in Millimeter pro Pixel.</w:t>
+      </w:r>
+    </w:p>
+    <w:p>
+      <w:pPr>
+        <w:pStyle w:val="Text"/>
+        <w:rPr>
+          <w:lang w:val="de-AT"/>
+        </w:rPr>
+      </w:pPr>
+      <w:r>
+        <w:rPr>
+          <w:lang w:val="de-AT"/>
+        </w:rPr>
+        <w:t xml:space="preserve">Anschließend wird </w:t>
+      </w:r>
+      <w:r>
+        <w:rPr>
+          <w:lang w:val="de-AT"/>
+        </w:rPr>
+        <w:t xml:space="preserve">das </w:t>
+      </w:r>
+      <w:r>
+        <w:rPr>
+          <w:lang w:val="de-AT"/>
+        </w:rPr>
+        <w:t>Tiefenbild aufgenommen. In einem Vorverarbeitungsschritt werden</w:t>
+      </w:r>
+      <w:r>
+        <w:rPr>
+          <w:lang w:val="de-AT"/>
+        </w:rPr>
+        <w:t>, dann</w:t>
+      </w:r>
+      <w:r>
+        <w:rPr>
+          <w:lang w:val="de-AT"/>
+        </w:rPr>
+        <w:t xml:space="preserve"> alle Pixel entfernt</w:t>
+      </w:r>
+      <w:r>
+        <w:rPr>
+          <w:lang w:val="de-AT"/>
+        </w:rPr>
+        <w:t>,</w:t>
+      </w:r>
+      <w:r>
+        <w:rPr>
+          <w:lang w:val="de-AT"/>
+        </w:rPr>
+        <w:t xml:space="preserve"> die außerhalb der definierten Region </w:t>
+      </w:r>
+      <w:proofErr w:type="spellStart"/>
+      <w:r>
+        <w:rPr>
+          <w:lang w:val="de-AT"/>
+        </w:rPr>
+        <w:t>of</w:t>
+      </w:r>
+      <w:proofErr w:type="spellEnd"/>
+      <w:r>
+        <w:rPr>
+          <w:lang w:val="de-AT"/>
+        </w:rPr>
+        <w:t xml:space="preserve"> Interest (ROI) liegen oder deren Tiefenwert außerhalb des zulässigen Bereichs zur </w:t>
+      </w:r>
+      <w:proofErr w:type="spellStart"/>
+      <w:r>
+        <w:rPr>
+          <w:lang w:val="de-AT"/>
+        </w:rPr>
+        <w:t>Wägeplatte</w:t>
+      </w:r>
+      <w:proofErr w:type="spellEnd"/>
+      <w:r>
+        <w:rPr>
+          <w:lang w:val="de-AT"/>
+        </w:rPr>
+        <w:t xml:space="preserve"> liegt. Dadurch bleiben ausschließlich jene Punkte erhalten, die dem </w:t>
+      </w:r>
+      <w:r>
+        <w:rPr>
+          <w:lang w:val="de-AT"/>
+        </w:rPr>
+        <w:t>zu vermessende</w:t>
+      </w:r>
+      <w:r>
+        <w:rPr>
+          <w:lang w:val="de-AT"/>
+        </w:rPr>
+        <w:t>m</w:t>
+      </w:r>
+      <w:r>
+        <w:rPr>
+          <w:lang w:val="de-AT"/>
+        </w:rPr>
+        <w:t xml:space="preserve"> Objekt</w:t>
+      </w:r>
+      <w:r>
+        <w:rPr>
+          <w:lang w:val="de-AT"/>
+        </w:rPr>
+        <w:t xml:space="preserve"> zugeordnet werden können.</w:t>
+      </w:r>
+    </w:p>
+    <w:p>
+      <w:pPr>
+        <w:pStyle w:val="Text"/>
+        <w:rPr>
+          <w:lang w:val="de-AT"/>
+        </w:rPr>
+      </w:pPr>
+      <w:r>
+        <w:rPr>
+          <w:lang w:val="de-AT"/>
+        </w:rPr>
+        <w:t xml:space="preserve">Die verbleibenden Objektpunkte werden mithilfe einer </w:t>
+      </w:r>
+      <w:proofErr w:type="spellStart"/>
+      <w:r>
+        <w:rPr>
+          <w:lang w:val="de-AT"/>
+        </w:rPr>
+        <w:t>Bounding</w:t>
+      </w:r>
+      <w:proofErr w:type="spellEnd"/>
+      <w:r>
+        <w:rPr>
+          <w:lang w:val="de-AT"/>
+        </w:rPr>
+        <w:t xml:space="preserve"> Box analysiert. Die ermittelten Kantenlängen werden zunächst in Pixeln bestimmt. Abschließend erfolgt die Umrechnung in reale Maßeinheiten, indem die Pixelwerte mit dem zuvor geladenen Kalibrierfaktor multipliziert werden.</w:t>
+      </w:r>
+    </w:p>
+    <w:p>
+      <w:pPr>
+        <w:pStyle w:val="Text"/>
+        <w:rPr>
+          <w:lang w:val="de-AT"/>
+        </w:rPr>
+      </w:pPr>
+    </w:p>
+    <w:p>
+      <w:pPr>
+        <w:pStyle w:val="Text"/>
+        <w:rPr>
+          <w:lang w:val="de-AT"/>
+        </w:rPr>
+      </w:pPr>
+      <w:r>
+        <w:rPr>
+          <w:lang w:val="de-AT"/>
+        </w:rPr>
+        <w:t>Auf diese Weise wird eine funktionsfähige und reproduzierbare Pixel-Umrechnung zur Bestimmung realer Objektabmessungen gewährleistet.</w:t>
+      </w:r>
+    </w:p>
+    <w:p>
+      <w:pPr>
+        <w:jc w:val="left"/>
+        <w:rPr>
+          <w:lang w:val="de-AT"/>
+        </w:rPr>
+      </w:pPr>
+      <w:r>
+        <w:rPr>
+          <w:lang w:val="de-AT"/>
+        </w:rPr>
+        <w:br w:type="page"/>
+      </w:r>
+    </w:p>
+    <w:p>
+      <w:pPr>
+        <w:pStyle w:val="StandardWeb"/>
+        <w:rPr>
+          <w:rFonts w:ascii="Arial" w:hAnsi="Arial"/>
+          <w:b/>
+          <w:bCs/>
+          <w:sz w:val="28"/>
+        </w:rPr>
+      </w:pPr>
+      <w:r>
+        <w:rPr>
+          <w:rFonts w:ascii="Arial" w:hAnsi="Arial"/>
+          <w:b/>
+          <w:bCs/>
+          <w:sz w:val="28"/>
+        </w:rPr>
+        <w:lastRenderedPageBreak/>
+        <w:t>Visualisierung und Filterung des Tiefenbildes</w:t>
+      </w:r>
+    </w:p>
+    <w:p>
+      <w:pPr>
+        <w:pStyle w:val="Text"/>
+      </w:pPr>
+      <w:r>
+        <w:t>Zur Analyse der Tiefendaten wurde das Tiefenbild mittels JET-Farbskala dargestellt (siehe Abbildung). Dabei kennzeichnet Rot geringe Distanzen, Grün mittlere Entfernungen und Blau weiter entfernte Bereiche. Diese Darstellung dient ausschließlich der visuellen Kontrolle und erleichtert die Bewertung der erfassten Tiefenstruktur.</w:t>
+      </w:r>
+    </w:p>
+    <w:p>
+      <w:pPr>
+        <w:pStyle w:val="Text"/>
+        <w:jc w:val="center"/>
+        <w:rPr>
+          <w:lang w:val="de-AT"/>
+        </w:rPr>
+      </w:pPr>
+      <w:r>
+        <w:rPr>
+          <w:lang w:val="de-AT"/>
+        </w:rPr>
+        <w:drawing>
+          <wp:inline distT="0" distB="0" distL="0" distR="0" wp14:anchorId="529F68B3" wp14:editId="347B073E">
+            <wp:extent cx="3794760" cy="2477148"/>
+            <wp:effectExtent l="0" t="0" r="0" b="0"/>
+            <wp:docPr id="835925023" name="Grafik 1" descr="Ein Bild, das Karte, Screenshot enthält.&#10;&#10;KI-generierte Inhalte können fehlerhaft sein."/>
+            <wp:cNvGraphicFramePr>
+              <a:graphicFrameLocks xmlns:a="http://schemas.openxmlformats.org/drawingml/2006/main" noChangeAspect="1"/>
+            </wp:cNvGraphicFramePr>
+            <a:graphic xmlns:a="http://schemas.openxmlformats.org/drawingml/2006/main">
+              <a:graphicData uri="http://schemas.openxmlformats.org/drawingml/2006/picture">
+                <pic:pic xmlns:pic="http://schemas.openxmlformats.org/drawingml/2006/picture">
+                  <pic:nvPicPr>
+                    <pic:cNvPr id="835925023" name="Grafik 1" descr="Ein Bild, das Karte, Screenshot enthält.&#10;&#10;KI-generierte Inhalte können fehlerhaft sein."/>
+                    <pic:cNvPicPr/>
+                  </pic:nvPicPr>
+                  <pic:blipFill>
+                    <a:blip r:embed="rId52"/>
+                    <a:stretch>
+                      <a:fillRect/>
+                    </a:stretch>
+                  </pic:blipFill>
+                  <pic:spPr>
+                    <a:xfrm>
+                      <a:off x="0" y="0"/>
+                      <a:ext cx="3815435" cy="2490644"/>
+                    </a:xfrm>
+                    <a:prstGeom prst="rect">
+                      <a:avLst/>
+                    </a:prstGeom>
+                  </pic:spPr>
+                </pic:pic>
+              </a:graphicData>
+            </a:graphic>
+          </wp:inline>
+        </w:drawing>
+      </w:r>
+    </w:p>
+    <w:p>
+      <w:pPr>
+        <w:pStyle w:val="Beschriftung"/>
+        <w:rPr>
+          <w:color w:val="0066FF"/>
+        </w:rPr>
+      </w:pPr>
+      <w:r>
+        <w:t xml:space="preserve">Abbildung </w:t>
+      </w:r>
+      <w:r>
+        <w:fldChar w:fldCharType="begin"/>
+      </w:r>
+      <w:r>
+        <w:instrText xml:space="preserve"> SEQ Abbildung \* ARABIC </w:instrText>
+      </w:r>
+      <w:r>
+        <w:fldChar w:fldCharType="separate"/>
+      </w:r>
+      <w:r>
+        <w:t>1</w:t>
+      </w:r>
+      <w:r>
+        <w:fldChar w:fldCharType="end"/>
+      </w:r>
+      <w:r>
+        <w:t xml:space="preserve">: </w:t>
+      </w:r>
+      <w:r>
+        <w:t xml:space="preserve">JET – Farbskala mit </w:t>
+      </w:r>
+      <w:r>
+        <w:t>minimal</w:t>
+      </w:r>
+      <w:r>
+        <w:t xml:space="preserve"> Distanzmessung</w:t>
+      </w:r>
+      <w:r>
+        <w:t xml:space="preserve"> vom ROI</w:t>
+      </w:r>
+    </w:p>
+    <w:p>
+      <w:pPr>
+        <w:pStyle w:val="Text"/>
+        <w:rPr>
+          <w:lang w:val="de-AT"/>
+        </w:rPr>
+      </w:pPr>
+      <w:r>
+        <w:rPr>
+          <w:lang w:val="de-AT"/>
+        </w:rPr>
+        <w:t xml:space="preserve">Für die Messung wird eine definierte ROI festgelegt (siehe Abbildung). Dadurch wird der auszuwertende Bereich gezielt auf die </w:t>
+      </w:r>
+      <w:proofErr w:type="spellStart"/>
+      <w:r>
+        <w:rPr>
+          <w:lang w:val="de-AT"/>
+        </w:rPr>
+        <w:t>Wägeplatte</w:t>
+      </w:r>
+      <w:proofErr w:type="spellEnd"/>
+      <w:r>
+        <w:rPr>
+          <w:lang w:val="de-AT"/>
+        </w:rPr>
+        <w:t xml:space="preserve"> begrenzt und irrelevante Bildbereiche werden ausgeschlossen</w:t>
+      </w:r>
+      <w:r>
+        <w:rPr>
+          <w:lang w:val="de-AT"/>
+        </w:rPr>
+        <w:t xml:space="preserve"> (siehe Abbildung)</w:t>
+      </w:r>
+      <w:r>
+        <w:rPr>
+          <w:lang w:val="de-AT"/>
+        </w:rPr>
+        <w:t>.</w:t>
+      </w:r>
+    </w:p>
+    <w:p>
+      <w:pPr>
+        <w:pStyle w:val="Text"/>
+        <w:jc w:val="center"/>
+        <w:rPr>
+          <w:lang w:val="de-AT"/>
+        </w:rPr>
+      </w:pPr>
+      <w:r>
+        <w:rPr>
+          <w:lang w:val="de-AT"/>
+        </w:rPr>
+        <w:drawing>
+          <wp:inline distT="0" distB="0" distL="0" distR="0" wp14:anchorId="5E2B8269" wp14:editId="53974DAD">
+            <wp:extent cx="3703320" cy="2481462"/>
+            <wp:effectExtent l="0" t="0" r="0" b="0"/>
+            <wp:docPr id="60036506" name="Grafik 1" descr="Ein Bild, das Text, Screenshot enthält.&#10;&#10;KI-generierte Inhalte können fehlerhaft sein."/>
+            <wp:cNvGraphicFramePr>
+              <a:graphicFrameLocks xmlns:a="http://schemas.openxmlformats.org/drawingml/2006/main" noChangeAspect="1"/>
+            </wp:cNvGraphicFramePr>
+            <a:graphic xmlns:a="http://schemas.openxmlformats.org/drawingml/2006/main">
+              <a:graphicData uri="http://schemas.openxmlformats.org/drawingml/2006/picture">
+                <pic:pic xmlns:pic="http://schemas.openxmlformats.org/drawingml/2006/picture">
+                  <pic:nvPicPr>
+                    <pic:cNvPr id="60036506" name="Grafik 1" descr="Ein Bild, das Text, Screenshot enthält.&#10;&#10;KI-generierte Inhalte können fehlerhaft sein."/>
+                    <pic:cNvPicPr/>
+                  </pic:nvPicPr>
+                  <pic:blipFill>
+                    <a:blip r:embed="rId53"/>
+                    <a:stretch>
+                      <a:fillRect/>
+                    </a:stretch>
+                  </pic:blipFill>
+                  <pic:spPr>
+                    <a:xfrm>
+                      <a:off x="0" y="0"/>
+                      <a:ext cx="3721362" cy="2493552"/>
+                    </a:xfrm>
+                    <a:prstGeom prst="rect">
+                      <a:avLst/>
+                    </a:prstGeom>
+                  </pic:spPr>
+                </pic:pic>
+              </a:graphicData>
+            </a:graphic>
+          </wp:inline>
+        </w:drawing>
+      </w:r>
+    </w:p>
+    <w:p>
+      <w:pPr>
+        <w:pStyle w:val="Beschriftung"/>
+        <w:rPr>
+          <w:color w:val="0066FF"/>
+        </w:rPr>
+      </w:pPr>
+      <w:r>
+        <w:t xml:space="preserve">Abbildung </w:t>
+      </w:r>
+      <w:r>
+        <w:fldChar w:fldCharType="begin"/>
+      </w:r>
+      <w:r>
+        <w:instrText xml:space="preserve"> SEQ Abbildung \* ARABIC </w:instrText>
+      </w:r>
+      <w:r>
+        <w:fldChar w:fldCharType="separate"/>
+      </w:r>
+      <w:r>
+        <w:t>1</w:t>
+      </w:r>
+      <w:r>
+        <w:fldChar w:fldCharType="end"/>
+      </w:r>
+      <w:r>
+        <w:t xml:space="preserve">: </w:t>
+      </w:r>
+      <w:r>
+        <w:t>JET – Farbskala mit unbekannten Punkten im ROI</w:t>
+      </w:r>
+    </w:p>
+    <w:p>
+      <w:pPr>
+        <w:pStyle w:val="Text"/>
+        <w:rPr>
+          <w:lang w:val="de-AT"/>
+        </w:rPr>
+      </w:pPr>
+      <w:r>
+        <w:rPr>
+          <w:lang w:val="de-AT"/>
+        </w:rPr>
+        <w:lastRenderedPageBreak/>
+        <w:t xml:space="preserve">Zusätzlich erfolgt eine Tiefenfilterung. Dabei werden alle Punkte entfernt, deren Z-Wert unterhalb des Referenzabstands zur </w:t>
+      </w:r>
+      <w:proofErr w:type="spellStart"/>
+      <w:r>
+        <w:rPr>
+          <w:lang w:val="de-AT"/>
+        </w:rPr>
+        <w:t>Wägeplatte</w:t>
+      </w:r>
+      <w:proofErr w:type="spellEnd"/>
+      <w:r>
+        <w:rPr>
+          <w:lang w:val="de-AT"/>
+        </w:rPr>
+        <w:t xml:space="preserve"> liegt. Ein zusätzlicher Toleranzbereich von +1 cm berücksichtigt mögliches </w:t>
+      </w:r>
+      <w:proofErr w:type="spellStart"/>
+      <w:r>
+        <w:rPr>
+          <w:lang w:val="de-AT"/>
+        </w:rPr>
+        <w:t>Sensorauschen</w:t>
+      </w:r>
+      <w:proofErr w:type="spellEnd"/>
+      <w:r>
+        <w:rPr>
+          <w:lang w:val="de-AT"/>
+        </w:rPr>
+        <w:t xml:space="preserve"> und verhindert Fehlklassifikationen bei kleinen Objekten.</w:t>
+      </w:r>
+    </w:p>
+    <w:p>
+      <w:pPr>
+        <w:pStyle w:val="Text"/>
+        <w:jc w:val="center"/>
+        <w:rPr>
+          <w:lang w:val="de-AT"/>
+        </w:rPr>
+      </w:pPr>
+      <w:r>
+        <w:rPr>
+          <w:lang w:val="de-AT"/>
+        </w:rPr>
+        <w:drawing>
+          <wp:inline distT="0" distB="0" distL="0" distR="0" wp14:anchorId="66F51B54" wp14:editId="4305E973">
+            <wp:extent cx="4297680" cy="2606905"/>
+            <wp:effectExtent l="0" t="0" r="0" b="0"/>
+            <wp:docPr id="1594431449" name="Grafik 1" descr="Ein Bild, das Text, Screenshot, Diagramm enthält.&#10;&#10;KI-generierte Inhalte können fehlerhaft sein."/>
+            <wp:cNvGraphicFramePr>
+              <a:graphicFrameLocks xmlns:a="http://schemas.openxmlformats.org/drawingml/2006/main" noChangeAspect="1"/>
+            </wp:cNvGraphicFramePr>
+            <a:graphic xmlns:a="http://schemas.openxmlformats.org/drawingml/2006/main">
+              <a:graphicData uri="http://schemas.openxmlformats.org/drawingml/2006/picture">
+                <pic:pic xmlns:pic="http://schemas.openxmlformats.org/drawingml/2006/picture">
+                  <pic:nvPicPr>
+                    <pic:cNvPr id="590077543" name="Grafik 1" descr="Ein Bild, das Text, Screenshot, Diagramm enthält.&#10;&#10;KI-generierte Inhalte können fehlerhaft sein."/>
+                    <pic:cNvPicPr/>
+                  </pic:nvPicPr>
+                  <pic:blipFill rotWithShape="1">
+                    <a:blip r:embed="rId54"/>
+                    <a:srcRect b="8321"/>
+                    <a:stretch>
+                      <a:fillRect/>
+                    </a:stretch>
+                  </pic:blipFill>
+                  <pic:spPr bwMode="auto">
+                    <a:xfrm>
+                      <a:off x="0" y="0"/>
+                      <a:ext cx="4324060" cy="2622906"/>
+                    </a:xfrm>
+                    <a:prstGeom prst="rect">
+                      <a:avLst/>
+                    </a:prstGeom>
+                    <a:ln>
+                      <a:noFill/>
+                    </a:ln>
+                    <a:extLst>
+                      <a:ext uri="{53640926-AAD7-44D8-BBD7-CCE9431645EC}">
+                        <a14:shadowObscured xmlns:a14="http://schemas.microsoft.com/office/drawing/2010/main"/>
+                      </a:ext>
+                    </a:extLst>
+                  </pic:spPr>
+                </pic:pic>
+              </a:graphicData>
+            </a:graphic>
+          </wp:inline>
+        </w:drawing>
+      </w:r>
+    </w:p>
+    <w:p>
+      <w:pPr>
+        <w:pStyle w:val="Beschriftung"/>
+        <w:rPr>
+          <w:color w:val="0066FF"/>
+        </w:rPr>
+      </w:pPr>
+      <w:r>
+        <w:t xml:space="preserve">Abbildung </w:t>
+      </w:r>
+      <w:r>
+        <w:fldChar w:fldCharType="begin"/>
+      </w:r>
+      <w:r>
+        <w:instrText xml:space="preserve"> SEQ Abbildung \* ARABIC </w:instrText>
+      </w:r>
+      <w:r>
+        <w:fldChar w:fldCharType="separate"/>
+      </w:r>
+      <w:r>
+        <w:t>1</w:t>
+      </w:r>
+      <w:r>
+        <w:fldChar w:fldCharType="end"/>
+      </w:r>
+      <w:r>
+        <w:t xml:space="preserve">: </w:t>
+      </w:r>
+      <w:r>
+        <w:t>Tiefenwerten nach Objekt Filterung</w:t>
+      </w:r>
+    </w:p>
+    <w:p>
+      <w:pPr>
+        <w:pStyle w:val="Text"/>
+        <w:rPr>
+          <w:lang w:val="de-AT"/>
+        </w:rPr>
+      </w:pPr>
+      <w:r>
+        <w:rPr>
+          <w:lang w:val="de-AT"/>
+        </w:rPr>
+        <w:t>Zu Beginn der Entwicklungsphase wurde die Pixelauswertung visuell überprüft, um die Kalibrierung der Umrechnungsfaktoren zu kontrollieren. Die blau markierten Messbereiche erleichterten dabei das Erkennen möglicher Fehler (siehe Abbildung). In der finalen Implementierung erfolgt die Objekterkennung automatisch, und die berechneten Abmessungen werden direkt an das Interface übergeben.</w:t>
+      </w:r>
+    </w:p>
+    <w:p>
+      <w:pPr>
+        <w:pStyle w:val="Text"/>
+        <w:rPr>
+          <w:lang w:val="de-AT"/>
+        </w:rPr>
+      </w:pPr>
+    </w:p>
+    <w:p>
+      <w:pPr>
+        <w:pStyle w:val="Text"/>
+        <w:rPr>
+          <w:lang w:val="de-AT"/>
+        </w:rPr>
+      </w:pPr>
+    </w:p>
+    <w:p>
+      <w:pPr>
+        <w:pStyle w:val="Text"/>
+        <w:rPr>
+          <w:lang w:val="de-AT"/>
+        </w:rPr>
+      </w:pPr>
+    </w:p>
+    <w:p>
+      <w:pPr>
+        <w:pStyle w:val="Text"/>
+        <w:rPr>
+          <w:lang w:val="de-AT"/>
+        </w:rPr>
+      </w:pPr>
+    </w:p>
+    <w:p>
+      <w:pPr>
+        <w:pStyle w:val="Text"/>
+        <w:rPr>
+          <w:lang w:val="de-AT"/>
+        </w:rPr>
+      </w:pPr>
+    </w:p>
+    <w:p>
+      <w:pPr>
+        <w:pStyle w:val="Text"/>
+        <w:rPr>
+          <w:lang w:val="de-AT"/>
+        </w:rPr>
+      </w:pPr>
+    </w:p>
+    <w:p>
+      <w:pPr>
+        <w:pStyle w:val="Text"/>
+        <w:rPr>
+          <w:lang w:val="de-AT"/>
+        </w:rPr>
+      </w:pPr>
+    </w:p>
+    <w:p>
+      <w:pPr>
+        <w:pStyle w:val="Text"/>
+        <w:rPr>
+          <w:lang w:val="de-AT"/>
+        </w:rPr>
+      </w:pPr>
+    </w:p>
+    <w:p>
+      <w:pPr>
+        <w:pStyle w:val="Text"/>
+        <w:rPr>
+          <w:lang w:val="de-AT"/>
+        </w:rPr>
+      </w:pPr>
+      <w:r>
+        <w:rPr>
+          <w:b/>
+          <w:bCs/>
+          <w:lang w:val="de-AT"/>
+        </w:rPr>
+        <w:lastRenderedPageBreak/>
+        <w:t>Gemessene Werte</w:t>
+      </w:r>
+      <w:r>
+        <w:rPr>
+          <w:b/>
+          <w:bCs/>
+          <w:lang w:val="de-AT"/>
+        </w:rPr>
+        <w:t xml:space="preserve"> von Vans-Schuh</w:t>
+      </w:r>
+      <w:r>
+        <w:rPr>
+          <w:b/>
+          <w:bCs/>
           <w:lang w:val="de-AT"/>
         </w:rPr>
         <w:t>:</w:t>
@@ -11469,7 +12294,7 @@
         <w:pStyle w:val="Text"/>
         <w:numPr>
           <w:ilvl w:val="0"/>
-          <w:numId w:val="34"/>
+          <w:numId w:val="43"/>
         </w:numPr>
         <w:rPr>
           <w:lang w:val="de-AT"/>
@@ -11479,7 +12304,7 @@
         <w:rPr>
           <w:lang w:val="de-AT"/>
         </w:rPr>
-        <w:t>Zunächst wird die Distanz des Objekts zur Kamera über das Tiefenbild ermittelt.</w:t>
+        <w:t>Länge: 114 mm</w:t>
       </w:r>
     </w:p>
     <w:p>
@@ -11487,7 +12312,7 @@
         <w:pStyle w:val="Text"/>
         <w:numPr>
           <w:ilvl w:val="0"/>
-          <w:numId w:val="34"/>
+          <w:numId w:val="43"/>
         </w:numPr>
         <w:rPr>
           <w:lang w:val="de-AT"/>
@@ -11497,7 +12322,7 @@
         <w:rPr>
           <w:lang w:val="de-AT"/>
         </w:rPr>
-        <w:t>Abhängig von dieser Distanz wird ein zuvor manuell kalibrierter Umrechnungsfaktor (Pixel pro Millimeter) verwendet.</w:t>
+        <w:t>Breite: 265 mm</w:t>
       </w:r>
     </w:p>
     <w:p>
@@ -11505,7 +12330,7 @@
         <w:pStyle w:val="Text"/>
         <w:numPr>
           <w:ilvl w:val="0"/>
-          <w:numId w:val="34"/>
+          <w:numId w:val="43"/>
         </w:numPr>
         <w:rPr>
           <w:lang w:val="de-AT"/>
@@ -11515,90 +12340,91 @@
         <w:rPr>
           <w:lang w:val="de-AT"/>
         </w:rPr>
-        <w:t>Die in Pixel gemessene Objektlänge wird mit diesem Faktor multipliziert, um die reale Länge in Millimetern zu bestimmen.</w:t>
-      </w:r>
-    </w:p>
-    <w:p>
-      <w:pPr>
-        <w:pStyle w:val="Text"/>
-        <w:rPr>
-          <w:lang w:val="de-AT"/>
-        </w:rPr>
-      </w:pPr>
-    </w:p>
-    <w:p>
-      <w:pPr>
-        <w:pStyle w:val="Text"/>
-        <w:rPr>
-          <w:lang w:val="de-AT"/>
-        </w:rPr>
-      </w:pPr>
-    </w:p>
-    <w:p>
-      <w:pPr>
-        <w:pStyle w:val="Text"/>
-        <w:rPr>
-          <w:lang w:val="de-AT"/>
-        </w:rPr>
-      </w:pPr>
-      <w:r>
-        <w:rPr>
-          <w:lang w:val="de-AT"/>
-        </w:rPr>
-        <w:t>Da sich die perspektivische Verzerrung mit zunehmender Entfernung verändert, wurden mehrere Kalibrierpunkte definiert. Für unterschiedliche Referenzdistanzen wurden entsprechende Umrechnungsfaktoren experimentell bestimmt. Dadurch kann die Messung an die jeweilige Objektposition angepasst werden.</w:t>
-      </w:r>
-    </w:p>
-    <w:p>
-      <w:pPr>
-        <w:pStyle w:val="Text"/>
-        <w:rPr>
-          <w:lang w:val="de-AT"/>
-        </w:rPr>
-      </w:pPr>
-      <w:r>
-        <w:rPr>
-          <w:lang w:val="de-AT"/>
-        </w:rPr>
-        <w:t xml:space="preserve">Die Pixellängenbestimmung selbst erfolgt automatisiert über das </w:t>
+        <w:t>Höhe: 98 mm</w:t>
+      </w:r>
+      <w:r>
+        <w:rPr>
+          <w:lang w:val="de-AT"/>
+        </w:rPr>
+        <w:t xml:space="preserve"> </w:t>
+      </w:r>
+    </w:p>
+    <w:p>
+      <w:pPr>
+        <w:pStyle w:val="Text"/>
+        <w:jc w:val="center"/>
+        <w:rPr>
+          <w:lang w:val="de-AT"/>
+        </w:rPr>
+      </w:pPr>
+      <w:r>
+        <w:rPr>
+          <w:lang w:val="de-AT"/>
+        </w:rPr>
+        <w:drawing>
+          <wp:inline distT="0" distB="0" distL="0" distR="0" wp14:anchorId="11492A5D" wp14:editId="55445E36">
+            <wp:extent cx="4385226" cy="1074420"/>
+            <wp:effectExtent l="0" t="0" r="0" b="0"/>
+            <wp:docPr id="1607923285" name="Grafik 1" descr="Ein Bild, das Text, Screenshot, Schrift enthält.&#10;&#10;KI-generierte Inhalte können fehlerhaft sein."/>
+            <wp:cNvGraphicFramePr>
+              <a:graphicFrameLocks xmlns:a="http://schemas.openxmlformats.org/drawingml/2006/main" noChangeAspect="1"/>
+            </wp:cNvGraphicFramePr>
+            <a:graphic xmlns:a="http://schemas.openxmlformats.org/drawingml/2006/main">
+              <a:graphicData uri="http://schemas.openxmlformats.org/drawingml/2006/picture">
+                <pic:pic xmlns:pic="http://schemas.openxmlformats.org/drawingml/2006/picture">
+                  <pic:nvPicPr>
+                    <pic:cNvPr id="1607923285" name="Grafik 1" descr="Ein Bild, das Text, Screenshot, Schrift enthält.&#10;&#10;KI-generierte Inhalte können fehlerhaft sein."/>
+                    <pic:cNvPicPr/>
+                  </pic:nvPicPr>
+                  <pic:blipFill>
+                    <a:blip r:embed="rId55"/>
+                    <a:stretch>
+                      <a:fillRect/>
+                    </a:stretch>
+                  </pic:blipFill>
+                  <pic:spPr>
+                    <a:xfrm>
+                      <a:off x="0" y="0"/>
+                      <a:ext cx="4411859" cy="1080945"/>
+                    </a:xfrm>
+                    <a:prstGeom prst="rect">
+                      <a:avLst/>
+                    </a:prstGeom>
+                  </pic:spPr>
+                </pic:pic>
+              </a:graphicData>
+            </a:graphic>
+          </wp:inline>
+        </w:drawing>
+      </w:r>
+    </w:p>
+    <w:p>
+      <w:pPr>
+        <w:pStyle w:val="Text"/>
+        <w:rPr>
+          <w:lang w:val="de-AT"/>
+        </w:rPr>
+      </w:pPr>
+      <w:r>
+        <w:rPr>
+          <w:lang w:val="de-AT"/>
+        </w:rPr>
+        <w:t xml:space="preserve">Die Messungen wurden unter nicht optimalen Lichtverhältnissen durchgeführt, wodurch geringfügige Abweichungen zum </w:t>
       </w:r>
       <w:proofErr w:type="spellStart"/>
       <w:r>
         <w:rPr>
           <w:lang w:val="de-AT"/>
         </w:rPr>
-        <w:t>Tiefenmapping</w:t>
+        <w:t>Realmaß</w:t>
       </w:r>
       <w:proofErr w:type="spellEnd"/>
       <w:r>
         <w:rPr>
           <w:lang w:val="de-AT"/>
         </w:rPr>
-        <w:t xml:space="preserve"> der Kamera, wodurch eine reproduzierbare und stabile Messung gewährleistet wird.</w:t>
-      </w:r>
-    </w:p>
-    <w:p>
-      <w:pPr>
-        <w:pStyle w:val="Text"/>
-        <w:rPr>
-          <w:lang w:val="de-AT"/>
-        </w:rPr>
-      </w:pPr>
-    </w:p>
-    <w:p>
-      <w:pPr>
-        <w:pStyle w:val="Text"/>
-        <w:rPr>
-          <w:lang w:val="de-AT"/>
-        </w:rPr>
-      </w:pPr>
-    </w:p>
-    <w:p>
-      <w:pPr>
-        <w:jc w:val="left"/>
-        <w:rPr>
-          <w:lang w:val="de-AT"/>
-        </w:rPr>
-      </w:pPr>
+        <w:t xml:space="preserve"> entstanden. Insgesamt zeigt das Verfahren jedoch eine stabile und für die Anwendung ausreichende Genauigkeit.</w:t>
+      </w:r>
       <w:r>
         <w:rPr>
           <w:lang w:val="de-AT"/>
@@ -11840,7 +12666,7 @@
                     <pic:cNvPicPr/>
                   </pic:nvPicPr>
                   <pic:blipFill>
-                    <a:blip r:embed="rId52"/>
+                    <a:blip r:embed="rId56"/>
                     <a:stretch>
                       <a:fillRect/>
                     </a:stretch>
@@ -12066,7 +12892,21 @@
         <w:rPr>
           <w:lang w:val="de-AT"/>
         </w:rPr>
-        <w:t xml:space="preserve">Die Fotos die zur </w:t>
+        <w:t xml:space="preserve">Die </w:t>
+      </w:r>
+      <w:proofErr w:type="gramStart"/>
+      <w:r>
+        <w:rPr>
+          <w:lang w:val="de-AT"/>
+        </w:rPr>
+        <w:t>Fotos</w:t>
+      </w:r>
+      <w:proofErr w:type="gramEnd"/>
+      <w:r>
+        <w:rPr>
+          <w:lang w:val="de-AT"/>
+        </w:rPr>
+        <w:t xml:space="preserve"> die zur </w:t>
       </w:r>
       <w:r>
         <w:rPr>
@@ -12078,7 +12918,21 @@
         <w:rPr>
           <w:lang w:val="de-AT"/>
         </w:rPr>
-        <w:t xml:space="preserve"> genommen wurden </w:t>
+        <w:t xml:space="preserve"> genommen </w:t>
+      </w:r>
+      <w:proofErr w:type="gramStart"/>
+      <w:r>
+        <w:rPr>
+          <w:lang w:val="de-AT"/>
+        </w:rPr>
+        <w:t>wurden</w:t>
+      </w:r>
+      <w:proofErr w:type="gramEnd"/>
+      <w:r>
+        <w:rPr>
+          <w:lang w:val="de-AT"/>
+        </w:rPr>
+        <w:t xml:space="preserve"> </w:t>
       </w:r>
       <w:r>
         <w:rPr>
@@ -12210,7 +13064,7 @@
                     </pic:cNvPicPr>
                   </pic:nvPicPr>
                   <pic:blipFill>
-                    <a:blip r:embed="rId53" cstate="print">
+                    <a:blip r:embed="rId57" cstate="print">
                       <a:extLst>
                         <a:ext uri="{28A0092B-C50C-407E-A947-70E740481C1C}">
                           <a14:useLocalDpi xmlns:a14="http://schemas.microsoft.com/office/drawing/2010/main" val="0"/>
@@ -12786,8 +13640,16 @@
         <w:rPr>
           <w:lang w:val="de-AT"/>
         </w:rPr>
-        <w:t>Initialisierung der ADCs über den Multiplexer</w:t>
-      </w:r>
+        <w:t xml:space="preserve">Initialisierung der ADCs </w:t>
+      </w:r>
+      <w:proofErr w:type="gramStart"/>
+      <w:r>
+        <w:rPr>
+          <w:lang w:val="de-AT"/>
+        </w:rPr>
+        <w:t>über den Multiplexer</w:t>
+      </w:r>
+      <w:proofErr w:type="gramEnd"/>
     </w:p>
     <w:p>
       <w:pPr>
@@ -13043,14 +13905,28 @@
         <w:rPr>
           <w:color w:val="0066FF"/>
         </w:rPr>
-        <w:t xml:space="preserve">(FV = Text) Diese Abschnitte sind individuell mit Ihren </w:t>
+        <w:t xml:space="preserve">(FV = Text) Diese Abschnitte sind individuell </w:t>
+      </w:r>
+      <w:proofErr w:type="gramStart"/>
+      <w:r>
+        <w:rPr>
+          <w:color w:val="0066FF"/>
+        </w:rPr>
+        <w:t xml:space="preserve">mit Ihren </w:t>
       </w:r>
       <w:proofErr w:type="spellStart"/>
       <w:r>
         <w:rPr>
           <w:color w:val="0066FF"/>
         </w:rPr>
-        <w:t>Betreuer:innen</w:t>
+        <w:t>Betreuer</w:t>
+      </w:r>
+      <w:proofErr w:type="gramEnd"/>
+      <w:r>
+        <w:rPr>
+          <w:color w:val="0066FF"/>
+        </w:rPr>
+        <w:t>:innen</w:t>
       </w:r>
       <w:proofErr w:type="spellEnd"/>
       <w:r>
@@ -13142,7 +14018,21 @@
         <w:rPr>
           <w:color w:val="0066FF"/>
         </w:rPr>
-        <w:t>(FV = Text) Hier werden die wichtigsten Fakten der individuellen Aufgabe des Schülers / der Schülerin kurz zusammengefasst werden.</w:t>
+        <w:t xml:space="preserve">(FV = Text) </w:t>
+      </w:r>
+      <w:proofErr w:type="gramStart"/>
+      <w:r>
+        <w:rPr>
+          <w:color w:val="0066FF"/>
+        </w:rPr>
+        <w:t>Hier</w:t>
+      </w:r>
+      <w:proofErr w:type="gramEnd"/>
+      <w:r>
+        <w:rPr>
+          <w:color w:val="0066FF"/>
+        </w:rPr>
+        <w:t xml:space="preserve"> werden die wichtigsten Fakten der individuellen Aufgabe des Schülers / der Schülerin kurz zusammengefasst werden.</w:t>
       </w:r>
     </w:p>
     <w:p>
@@ -13246,7 +14136,7 @@
       <w:pPr>
         <w:pStyle w:val="Text"/>
         <w:sectPr>
-          <w:headerReference w:type="default" r:id="rId54"/>
+          <w:headerReference w:type="default" r:id="rId58"/>
           <w:pgSz w:w="11906" w:h="16838"/>
           <w:pgMar w:top="1417" w:right="1440" w:bottom="1134" w:left="1440" w:header="708" w:footer="708" w:gutter="0"/>
           <w:cols w:space="720"/>
@@ -13322,7 +14212,7 @@
                     <pic:cNvPicPr/>
                   </pic:nvPicPr>
                   <pic:blipFill>
-                    <a:blip r:embed="rId55"/>
+                    <a:blip r:embed="rId59"/>
                     <a:stretch>
                       <a:fillRect/>
                     </a:stretch>
@@ -13372,7 +14262,7 @@
                     <pic:cNvPicPr/>
                   </pic:nvPicPr>
                   <pic:blipFill>
-                    <a:blip r:embed="rId56"/>
+                    <a:blip r:embed="rId60"/>
                     <a:stretch>
                       <a:fillRect/>
                     </a:stretch>
@@ -13403,6 +14293,7 @@
       </w:pPr>
       <w:r>
         <w:rPr>
+          <w:noProof/>
           <w:color w:val="0066FF"/>
           <w:lang w:val="de-AT"/>
         </w:rPr>
@@ -13424,7 +14315,7 @@
                     </pic:cNvPicPr>
                   </pic:nvPicPr>
                   <pic:blipFill>
-                    <a:blip r:embed="rId57" cstate="print">
+                    <a:blip r:embed="rId61" cstate="print">
                       <a:extLst>
                         <a:ext uri="{28A0092B-C50C-407E-A947-70E740481C1C}">
                           <a14:useLocalDpi xmlns:a14="http://schemas.microsoft.com/office/drawing/2010/main" val="0"/>
@@ -13493,7 +14384,7 @@
                     <pic:cNvPicPr/>
                   </pic:nvPicPr>
                   <pic:blipFill>
-                    <a:blip r:embed="rId58"/>
+                    <a:blip r:embed="rId62"/>
                     <a:stretch>
                       <a:fillRect/>
                     </a:stretch>
@@ -13524,6 +14415,7 @@
       </w:pPr>
       <w:r>
         <w:rPr>
+          <w:noProof/>
           <w:color w:val="0066FF"/>
           <w:lang w:val="de-AT"/>
         </w:rPr>
@@ -13545,7 +14437,7 @@
                     </pic:cNvPicPr>
                   </pic:nvPicPr>
                   <pic:blipFill>
-                    <a:blip r:embed="rId59" cstate="print">
+                    <a:blip r:embed="rId63" cstate="print">
                       <a:extLst>
                         <a:ext uri="{28A0092B-C50C-407E-A947-70E740481C1C}">
                           <a14:useLocalDpi xmlns:a14="http://schemas.microsoft.com/office/drawing/2010/main" val="0"/>
@@ -13628,7 +14520,7 @@
                     <pic:cNvPicPr/>
                   </pic:nvPicPr>
                   <pic:blipFill>
-                    <a:blip r:embed="rId60"/>
+                    <a:blip r:embed="rId64"/>
                     <a:stretch>
                       <a:fillRect/>
                     </a:stretch>
@@ -13791,17 +14683,25 @@
         <w:rPr>
           <w:color w:val="0066FF"/>
         </w:rPr>
-        <w:t>Erweiterung der Funktionalität des vorliegendes Projekts</w:t>
-      </w:r>
+        <w:t xml:space="preserve">Erweiterung der Funktionalität </w:t>
+      </w:r>
+      <w:proofErr w:type="gramStart"/>
+      <w:r>
+        <w:rPr>
+          <w:color w:val="0066FF"/>
+        </w:rPr>
+        <w:t>des vorliegendes Projekts</w:t>
+      </w:r>
+      <w:proofErr w:type="gramEnd"/>
     </w:p>
     <w:p>
       <w:pPr>
         <w:pStyle w:val="Text"/>
         <w:sectPr>
-          <w:headerReference w:type="default" r:id="rId61"/>
-          <w:footerReference w:type="default" r:id="rId62"/>
-          <w:headerReference w:type="first" r:id="rId63"/>
-          <w:footerReference w:type="first" r:id="rId64"/>
+          <w:headerReference w:type="default" r:id="rId65"/>
+          <w:footerReference w:type="default" r:id="rId66"/>
+          <w:headerReference w:type="first" r:id="rId67"/>
+          <w:footerReference w:type="first" r:id="rId68"/>
           <w:pgSz w:w="11906" w:h="16838"/>
           <w:pgMar w:top="1417" w:right="1440" w:bottom="1134" w:left="1440" w:header="708" w:footer="708" w:gutter="0"/>
           <w:cols w:space="720"/>
@@ -13957,10 +14857,10 @@
       <w:pPr>
         <w:pStyle w:val="Text"/>
         <w:sectPr>
-          <w:headerReference w:type="default" r:id="rId65"/>
-          <w:footerReference w:type="default" r:id="rId66"/>
-          <w:headerReference w:type="first" r:id="rId67"/>
-          <w:footerReference w:type="first" r:id="rId68"/>
+          <w:headerReference w:type="default" r:id="rId69"/>
+          <w:footerReference w:type="default" r:id="rId70"/>
+          <w:headerReference w:type="first" r:id="rId71"/>
+          <w:footerReference w:type="first" r:id="rId72"/>
           <w:pgSz w:w="11906" w:h="16838"/>
           <w:pgMar w:top="1417" w:right="1440" w:bottom="1134" w:left="1440" w:header="708" w:footer="708" w:gutter="0"/>
           <w:cols w:space="720"/>
@@ -13973,10 +14873,10 @@
       <w:pPr>
         <w:pStyle w:val="berschrift1"/>
         <w:sectPr>
-          <w:headerReference w:type="default" r:id="rId69"/>
-          <w:footerReference w:type="default" r:id="rId70"/>
-          <w:headerReference w:type="first" r:id="rId71"/>
-          <w:footerReference w:type="first" r:id="rId72"/>
+          <w:headerReference w:type="default" r:id="rId73"/>
+          <w:footerReference w:type="default" r:id="rId74"/>
+          <w:headerReference w:type="first" r:id="rId75"/>
+          <w:footerReference w:type="first" r:id="rId76"/>
           <w:pgSz w:w="11906" w:h="16838"/>
           <w:pgMar w:top="1417" w:right="1440" w:bottom="1134" w:left="1440" w:header="708" w:footer="708" w:gutter="0"/>
           <w:cols w:space="720"/>
@@ -14119,7 +15019,21 @@
         <w:rPr>
           <w:color w:val="0066FF"/>
         </w:rPr>
-        <w:t>(FV Text)</w:t>
+        <w:t>(</w:t>
+      </w:r>
+      <w:proofErr w:type="gramStart"/>
+      <w:r>
+        <w:rPr>
+          <w:color w:val="0066FF"/>
+        </w:rPr>
+        <w:t>FV Text</w:t>
+      </w:r>
+      <w:proofErr w:type="gramEnd"/>
+      <w:r>
+        <w:rPr>
+          <w:color w:val="0066FF"/>
+        </w:rPr>
+        <w:t>)</w:t>
       </w:r>
       <w:bookmarkStart w:id="114" w:name="_Toc211138172"/>
       <w:bookmarkStart w:id="115" w:name="_Toc211137928"/>
@@ -14162,7 +15076,21 @@
         <w:rPr>
           <w:color w:val="0066FF"/>
         </w:rPr>
-        <w:t>(FV Text) Optionaler Abschnitt. Nur verwenden, wenn mehr als 10 verschiedene Tabellen im gesamten Dokument vorkommen.</w:t>
+        <w:t>(</w:t>
+      </w:r>
+      <w:proofErr w:type="gramStart"/>
+      <w:r>
+        <w:rPr>
+          <w:color w:val="0066FF"/>
+        </w:rPr>
+        <w:t>FV Text</w:t>
+      </w:r>
+      <w:proofErr w:type="gramEnd"/>
+      <w:r>
+        <w:rPr>
+          <w:color w:val="0066FF"/>
+        </w:rPr>
+        <w:t>) Optionaler Abschnitt. Nur verwenden, wenn mehr als 10 verschiedene Tabellen im gesamten Dokument vorkommen.</w:t>
       </w:r>
     </w:p>
     <w:p/>
@@ -14203,26 +15131,40 @@
         <w:rPr>
           <w:color w:val="0066FF"/>
         </w:rPr>
-        <w:t>(FV Text) Optionaler Abschnitt. Nur verwenden, wenn mehr als 10 verschiedene Bilder im gesamten Dokument vorkommen.</w:t>
-      </w:r>
-    </w:p>
-    <w:p>
-      <w:pPr>
+        <w:t>(</w:t>
+      </w:r>
+      <w:proofErr w:type="gramStart"/>
+      <w:r>
         <w:rPr>
           <w:color w:val="0066FF"/>
         </w:rPr>
-      </w:pPr>
-    </w:p>
-    <w:p>
-      <w:pPr>
+        <w:t>FV Text</w:t>
+      </w:r>
+      <w:proofErr w:type="gramEnd"/>
+      <w:r>
         <w:rPr>
           <w:color w:val="0066FF"/>
         </w:rPr>
+        <w:t>) Optionaler Abschnitt. Nur verwenden, wenn mehr als 10 verschiedene Bilder im gesamten Dokument vorkommen.</w:t>
+      </w:r>
+    </w:p>
+    <w:p>
+      <w:pPr>
+        <w:rPr>
+          <w:color w:val="0066FF"/>
+        </w:rPr>
+      </w:pPr>
+    </w:p>
+    <w:p>
+      <w:pPr>
+        <w:rPr>
+          <w:color w:val="0066FF"/>
+        </w:rPr>
         <w:sectPr>
-          <w:headerReference w:type="default" r:id="rId73"/>
-          <w:footerReference w:type="default" r:id="rId74"/>
-          <w:headerReference w:type="first" r:id="rId75"/>
-          <w:footerReference w:type="first" r:id="rId76"/>
+          <w:headerReference w:type="default" r:id="rId77"/>
+          <w:footerReference w:type="default" r:id="rId78"/>
+          <w:headerReference w:type="first" r:id="rId79"/>
+          <w:footerReference w:type="first" r:id="rId80"/>
           <w:pgSz w:w="11906" w:h="16838"/>
           <w:pgMar w:top="1417" w:right="1440" w:bottom="1134" w:left="1440" w:header="708" w:footer="708" w:gutter="0"/>
           <w:cols w:space="720"/>
@@ -14265,7 +15207,21 @@
         <w:rPr>
           <w:color w:val="0066FF"/>
         </w:rPr>
-        <w:t>(FV Text) Optionales Kapitel. Hier werden Datenblätter, große Zeichnungen, Skizzen, Bilder, etc. eingefügt, die im Fließtext der vorigen Kapitel nicht eingefügt werden, da sie dort die Übersichtlichkeit bzw. Struktur dieser Kapitel verschlechtern würden.</w:t>
+        <w:t>(</w:t>
+      </w:r>
+      <w:proofErr w:type="gramStart"/>
+      <w:r>
+        <w:rPr>
+          <w:color w:val="0066FF"/>
+        </w:rPr>
+        <w:t>FV Text</w:t>
+      </w:r>
+      <w:proofErr w:type="gramEnd"/>
+      <w:r>
+        <w:rPr>
+          <w:color w:val="0066FF"/>
+        </w:rPr>
+        <w:t>) Optionales Kapitel. Hier werden Datenblätter, große Zeichnungen, Skizzen, Bilder, etc. eingefügt, die im Fließtext der vorigen Kapitel nicht eingefügt werden, da sie dort die Übersichtlichkeit bzw. Struktur dieser Kapitel verschlechtern würden.</w:t>
       </w:r>
       <w:bookmarkEnd w:id="136"/>
       <w:bookmarkEnd w:id="137"/>
@@ -14295,10 +15251,10 @@
       </w:pPr>
     </w:p>
     <w:sectPr>
-      <w:headerReference w:type="default" r:id="rId77"/>
-      <w:footerReference w:type="default" r:id="rId78"/>
-      <w:headerReference w:type="first" r:id="rId79"/>
-      <w:footerReference w:type="first" r:id="rId80"/>
+      <w:headerReference w:type="default" r:id="rId81"/>
+      <w:footerReference w:type="default" r:id="rId82"/>
+      <w:headerReference w:type="first" r:id="rId83"/>
+      <w:footerReference w:type="first" r:id="rId84"/>
       <w:pgSz w:w="11906" w:h="16838"/>
       <w:pgMar w:top="1417" w:right="1440" w:bottom="1134" w:left="1440" w:header="708" w:footer="708" w:gutter="0"/>
       <w:cols w:space="720"/>
@@ -14976,8 +15932,13 @@
       </w:pBdr>
     </w:pPr>
     <w:r>
-      <w:t>Granegger Felix</w:t>
+      <w:t xml:space="preserve">Granegger </w:t>
     </w:r>
+    <w:proofErr w:type="gramStart"/>
+    <w:r>
+      <w:t>Felix</w:t>
+    </w:r>
+    <w:proofErr w:type="gramEnd"/>
     <w:r>
       <w:tab/>
       <w:t>Kapitel 2</w:t>
@@ -16508,6 +17469,155 @@
     </w:lvl>
   </w:abstractNum>
   <w:abstractNum w:abstractNumId="3" w15:restartNumberingAfterBreak="0">
+    <w:nsid w:val="0DF404C1"/>
+    <w:multiLevelType w:val="multilevel"/>
+    <w:tmpl w:val="22F8E1A0"/>
+    <w:lvl w:ilvl="0">
+      <w:start w:val="1"/>
+      <w:numFmt w:val="bullet"/>
+      <w:lvlText w:val=""/>
+      <w:lvlJc w:val="left"/>
+      <w:pPr>
+        <w:tabs>
+          <w:tab w:val="num" w:pos="720"/>
+        </w:tabs>
+        <w:ind w:left="720" w:hanging="360"/>
+      </w:pPr>
+      <w:rPr>
+        <w:rFonts w:ascii="Symbol" w:hAnsi="Symbol" w:hint="default"/>
+        <w:sz w:val="20"/>
+      </w:rPr>
+    </w:lvl>
+    <w:lvl w:ilvl="1" w:tentative="1">
+      <w:start w:val="1"/>
+      <w:numFmt w:val="bullet"/>
+      <w:lvlText w:val="o"/>
+      <w:lvlJc w:val="left"/>
+      <w:pPr>
+        <w:tabs>
+          <w:tab w:val="num" w:pos="1440"/>
+        </w:tabs>
+        <w:ind w:left="1440" w:hanging="360"/>
+      </w:pPr>
+      <w:rPr>
+        <w:rFonts w:ascii="Courier New" w:hAnsi="Courier New" w:hint="default"/>
+        <w:sz w:val="20"/>
+      </w:rPr>
+    </w:lvl>
+    <w:lvl w:ilvl="2" w:tentative="1">
+      <w:start w:val="1"/>
+      <w:numFmt w:val="bullet"/>
+      <w:lvlText w:val=""/>
+      <w:lvlJc w:val="left"/>
+      <w:pPr>
+        <w:tabs>
+          <w:tab w:val="num" w:pos="2160"/>
+        </w:tabs>
+        <w:ind w:left="2160" w:hanging="360"/>
+      </w:pPr>
+      <w:rPr>
+        <w:rFonts w:ascii="Wingdings" w:hAnsi="Wingdings" w:hint="default"/>
+        <w:sz w:val="20"/>
+      </w:rPr>
+    </w:lvl>
+    <w:lvl w:ilvl="3" w:tentative="1">
+      <w:start w:val="1"/>
+      <w:numFmt w:val="bullet"/>
+      <w:lvlText w:val=""/>
+      <w:lvlJc w:val="left"/>
+      <w:pPr>
+        <w:tabs>
+          <w:tab w:val="num" w:pos="2880"/>
+        </w:tabs>
+        <w:ind w:left="2880" w:hanging="360"/>
+      </w:pPr>
+      <w:rPr>
+        <w:rFonts w:ascii="Wingdings" w:hAnsi="Wingdings" w:hint="default"/>
+        <w:sz w:val="20"/>
+      </w:rPr>
+    </w:lvl>
+    <w:lvl w:ilvl="4" w:tentative="1">
+      <w:start w:val="1"/>
+      <w:numFmt w:val="bullet"/>
+      <w:lvlText w:val=""/>
+      <w:lvlJc w:val="left"/>
+      <w:pPr>
+        <w:tabs>
+          <w:tab w:val="num" w:pos="3600"/>
+        </w:tabs>
+        <w:ind w:left="3600" w:hanging="360"/>
+      </w:pPr>
+      <w:rPr>
+        <w:rFonts w:ascii="Wingdings" w:hAnsi="Wingdings" w:hint="default"/>
+        <w:sz w:val="20"/>
+      </w:rPr>
+    </w:lvl>
+    <w:lvl w:ilvl="5" w:tentative="1">
+      <w:start w:val="1"/>
+      <w:numFmt w:val="bullet"/>
+      <w:lvlText w:val=""/>
+      <w:lvlJc w:val="left"/>
+      <w:pPr>
+        <w:tabs>
+          <w:tab w:val="num" w:pos="4320"/>
+        </w:tabs>
+        <w:ind w:left="4320" w:hanging="360"/>
+      </w:pPr>
+      <w:rPr>
+        <w:rFonts w:ascii="Wingdings" w:hAnsi="Wingdings" w:hint="default"/>
+        <w:sz w:val="20"/>
+      </w:rPr>
+    </w:lvl>
+    <w:lvl w:ilvl="6" w:tentative="1">
+      <w:start w:val="1"/>
+      <w:numFmt w:val="bullet"/>
+      <w:lvlText w:val=""/>
+      <w:lvlJc w:val="left"/>
+      <w:pPr>
+        <w:tabs>
+          <w:tab w:val="num" w:pos="5040"/>
+        </w:tabs>
+        <w:ind w:left="5040" w:hanging="360"/>
+      </w:pPr>
+      <w:rPr>
+        <w:rFonts w:ascii="Wingdings" w:hAnsi="Wingdings" w:hint="default"/>
+        <w:sz w:val="20"/>
+      </w:rPr>
+    </w:lvl>
+    <w:lvl w:ilvl="7" w:tentative="1">
+      <w:start w:val="1"/>
+      <w:numFmt w:val="bullet"/>
+      <w:lvlText w:val=""/>
+      <w:lvlJc w:val="left"/>
+      <w:pPr>
+        <w:tabs>
+          <w:tab w:val="num" w:pos="5760"/>
+        </w:tabs>
+        <w:ind w:left="5760" w:hanging="360"/>
+      </w:pPr>
+      <w:rPr>
+        <w:rFonts w:ascii="Wingdings" w:hAnsi="Wingdings" w:hint="default"/>
+        <w:sz w:val="20"/>
+      </w:rPr>
+    </w:lvl>
+    <w:lvl w:ilvl="8" w:tentative="1">
+      <w:start w:val="1"/>
+      <w:numFmt w:val="bullet"/>
+      <w:lvlText w:val=""/>
+      <w:lvlJc w:val="left"/>
+      <w:pPr>
+        <w:tabs>
+          <w:tab w:val="num" w:pos="6480"/>
+        </w:tabs>
+        <w:ind w:left="6480" w:hanging="360"/>
+      </w:pPr>
+      <w:rPr>
+        <w:rFonts w:ascii="Wingdings" w:hAnsi="Wingdings" w:hint="default"/>
+        <w:sz w:val="20"/>
+      </w:rPr>
+    </w:lvl>
+  </w:abstractNum>
+  <w:abstractNum w:abstractNumId="4" w15:restartNumberingAfterBreak="0">
     <w:nsid w:val="115B7327"/>
     <w:multiLevelType w:val="multilevel"/>
     <w:tmpl w:val="F648ED86"/>
@@ -16621,7 +17731,7 @@
       </w:pPr>
     </w:lvl>
   </w:abstractNum>
-  <w:abstractNum w:abstractNumId="4" w15:restartNumberingAfterBreak="0">
+  <w:abstractNum w:abstractNumId="5" w15:restartNumberingAfterBreak="0">
     <w:nsid w:val="14F656A7"/>
     <w:multiLevelType w:val="hybridMultilevel"/>
     <w:tmpl w:val="3570737A"/>
@@ -16734,7 +17844,7 @@
       </w:rPr>
     </w:lvl>
   </w:abstractNum>
-  <w:abstractNum w:abstractNumId="5" w15:restartNumberingAfterBreak="0">
+  <w:abstractNum w:abstractNumId="6" w15:restartNumberingAfterBreak="0">
     <w:nsid w:val="1E251737"/>
     <w:multiLevelType w:val="multilevel"/>
     <w:tmpl w:val="A26A3AF4"/>
@@ -16874,7 +17984,7 @@
       </w:rPr>
     </w:lvl>
   </w:abstractNum>
-  <w:abstractNum w:abstractNumId="6" w15:restartNumberingAfterBreak="0">
+  <w:abstractNum w:abstractNumId="7" w15:restartNumberingAfterBreak="0">
     <w:nsid w:val="1F5B0C4D"/>
     <w:multiLevelType w:val="multilevel"/>
     <w:tmpl w:val="46406A3E"/>
@@ -16990,7 +18100,7 @@
       </w:pPr>
     </w:lvl>
   </w:abstractNum>
-  <w:abstractNum w:abstractNumId="7" w15:restartNumberingAfterBreak="0">
+  <w:abstractNum w:abstractNumId="8" w15:restartNumberingAfterBreak="0">
     <w:nsid w:val="1FB92E25"/>
     <w:multiLevelType w:val="multilevel"/>
     <w:tmpl w:val="EF925F62"/>
@@ -17104,7 +18214,7 @@
       </w:pPr>
     </w:lvl>
   </w:abstractNum>
-  <w:abstractNum w:abstractNumId="8" w15:restartNumberingAfterBreak="0">
+  <w:abstractNum w:abstractNumId="9" w15:restartNumberingAfterBreak="0">
     <w:nsid w:val="211F54D0"/>
     <w:multiLevelType w:val="multilevel"/>
     <w:tmpl w:val="FC50420A"/>
@@ -17244,7 +18354,7 @@
       </w:rPr>
     </w:lvl>
   </w:abstractNum>
-  <w:abstractNum w:abstractNumId="9" w15:restartNumberingAfterBreak="0">
+  <w:abstractNum w:abstractNumId="10" w15:restartNumberingAfterBreak="0">
     <w:nsid w:val="24C56478"/>
     <w:multiLevelType w:val="multilevel"/>
     <w:tmpl w:val="30327A96"/>
@@ -17358,7 +18468,7 @@
       </w:pPr>
     </w:lvl>
   </w:abstractNum>
-  <w:abstractNum w:abstractNumId="10" w15:restartNumberingAfterBreak="0">
+  <w:abstractNum w:abstractNumId="11" w15:restartNumberingAfterBreak="0">
     <w:nsid w:val="25E87F22"/>
     <w:multiLevelType w:val="hybridMultilevel"/>
     <w:tmpl w:val="FE4AF340"/>
@@ -17471,7 +18581,7 @@
       </w:rPr>
     </w:lvl>
   </w:abstractNum>
-  <w:abstractNum w:abstractNumId="11" w15:restartNumberingAfterBreak="0">
+  <w:abstractNum w:abstractNumId="12" w15:restartNumberingAfterBreak="0">
     <w:nsid w:val="26D02D09"/>
     <w:multiLevelType w:val="hybridMultilevel"/>
     <w:tmpl w:val="B5C4B2BC"/>
@@ -17584,7 +18694,7 @@
       </w:rPr>
     </w:lvl>
   </w:abstractNum>
-  <w:abstractNum w:abstractNumId="12" w15:restartNumberingAfterBreak="0">
+  <w:abstractNum w:abstractNumId="13" w15:restartNumberingAfterBreak="0">
     <w:nsid w:val="29F5684E"/>
     <w:multiLevelType w:val="multilevel"/>
     <w:tmpl w:val="ADBEDCB6"/>
@@ -17733,7 +18843,7 @@
       </w:rPr>
     </w:lvl>
   </w:abstractNum>
-  <w:abstractNum w:abstractNumId="13" w15:restartNumberingAfterBreak="0">
+  <w:abstractNum w:abstractNumId="14" w15:restartNumberingAfterBreak="0">
     <w:nsid w:val="29FF513E"/>
     <w:multiLevelType w:val="hybridMultilevel"/>
     <w:tmpl w:val="005AEBF2"/>
@@ -17846,7 +18956,7 @@
       </w:rPr>
     </w:lvl>
   </w:abstractNum>
-  <w:abstractNum w:abstractNumId="14" w15:restartNumberingAfterBreak="0">
+  <w:abstractNum w:abstractNumId="15" w15:restartNumberingAfterBreak="0">
     <w:nsid w:val="2E1B6EF7"/>
     <w:multiLevelType w:val="hybridMultilevel"/>
     <w:tmpl w:val="9C3AE9FC"/>
@@ -17959,7 +19069,7 @@
       </w:rPr>
     </w:lvl>
   </w:abstractNum>
-  <w:abstractNum w:abstractNumId="15" w15:restartNumberingAfterBreak="0">
+  <w:abstractNum w:abstractNumId="16" w15:restartNumberingAfterBreak="0">
     <w:nsid w:val="30C22CBE"/>
     <w:multiLevelType w:val="multilevel"/>
     <w:tmpl w:val="4094D450"/>
@@ -18108,7 +19218,7 @@
       </w:rPr>
     </w:lvl>
   </w:abstractNum>
-  <w:abstractNum w:abstractNumId="16" w15:restartNumberingAfterBreak="0">
+  <w:abstractNum w:abstractNumId="17" w15:restartNumberingAfterBreak="0">
     <w:nsid w:val="30EA4759"/>
     <w:multiLevelType w:val="multilevel"/>
     <w:tmpl w:val="D31E9D38"/>
@@ -18257,7 +19367,7 @@
       </w:rPr>
     </w:lvl>
   </w:abstractNum>
-  <w:abstractNum w:abstractNumId="17" w15:restartNumberingAfterBreak="0">
+  <w:abstractNum w:abstractNumId="18" w15:restartNumberingAfterBreak="0">
     <w:nsid w:val="313914E0"/>
     <w:multiLevelType w:val="multilevel"/>
     <w:tmpl w:val="33CEEAD8"/>
@@ -18406,7 +19516,7 @@
       </w:rPr>
     </w:lvl>
   </w:abstractNum>
-  <w:abstractNum w:abstractNumId="18" w15:restartNumberingAfterBreak="0">
+  <w:abstractNum w:abstractNumId="19" w15:restartNumberingAfterBreak="0">
     <w:nsid w:val="323964BC"/>
     <w:multiLevelType w:val="multilevel"/>
     <w:tmpl w:val="75E682C0"/>
@@ -18520,7 +19630,7 @@
       </w:pPr>
     </w:lvl>
   </w:abstractNum>
-  <w:abstractNum w:abstractNumId="19" w15:restartNumberingAfterBreak="0">
+  <w:abstractNum w:abstractNumId="20" w15:restartNumberingAfterBreak="0">
     <w:nsid w:val="39025347"/>
     <w:multiLevelType w:val="multilevel"/>
     <w:tmpl w:val="31F83E7A"/>
@@ -18669,7 +19779,7 @@
       </w:rPr>
     </w:lvl>
   </w:abstractNum>
-  <w:abstractNum w:abstractNumId="20" w15:restartNumberingAfterBreak="0">
+  <w:abstractNum w:abstractNumId="21" w15:restartNumberingAfterBreak="0">
     <w:nsid w:val="3AA758A0"/>
     <w:multiLevelType w:val="hybridMultilevel"/>
     <w:tmpl w:val="70085ABA"/>
@@ -18782,7 +19892,7 @@
       </w:rPr>
     </w:lvl>
   </w:abstractNum>
-  <w:abstractNum w:abstractNumId="21" w15:restartNumberingAfterBreak="0">
+  <w:abstractNum w:abstractNumId="22" w15:restartNumberingAfterBreak="0">
     <w:nsid w:val="3E963E16"/>
     <w:multiLevelType w:val="multilevel"/>
     <w:tmpl w:val="3B685D2C"/>
@@ -18931,7 +20041,7 @@
       </w:rPr>
     </w:lvl>
   </w:abstractNum>
-  <w:abstractNum w:abstractNumId="22" w15:restartNumberingAfterBreak="0">
+  <w:abstractNum w:abstractNumId="23" w15:restartNumberingAfterBreak="0">
     <w:nsid w:val="3FE02D2E"/>
     <w:multiLevelType w:val="multilevel"/>
     <w:tmpl w:val="D618E11A"/>
@@ -19080,7 +20190,7 @@
       </w:rPr>
     </w:lvl>
   </w:abstractNum>
-  <w:abstractNum w:abstractNumId="23" w15:restartNumberingAfterBreak="0">
+  <w:abstractNum w:abstractNumId="24" w15:restartNumberingAfterBreak="0">
     <w:nsid w:val="436E0DC6"/>
     <w:multiLevelType w:val="multilevel"/>
     <w:tmpl w:val="461873D8"/>
@@ -19229,7 +20339,7 @@
       </w:rPr>
     </w:lvl>
   </w:abstractNum>
-  <w:abstractNum w:abstractNumId="24" w15:restartNumberingAfterBreak="0">
+  <w:abstractNum w:abstractNumId="25" w15:restartNumberingAfterBreak="0">
     <w:nsid w:val="4F424F7C"/>
     <w:multiLevelType w:val="multilevel"/>
     <w:tmpl w:val="192E5758"/>
@@ -19378,7 +20488,7 @@
       </w:rPr>
     </w:lvl>
   </w:abstractNum>
-  <w:abstractNum w:abstractNumId="25" w15:restartNumberingAfterBreak="0">
+  <w:abstractNum w:abstractNumId="26" w15:restartNumberingAfterBreak="0">
     <w:nsid w:val="509E0DC7"/>
     <w:multiLevelType w:val="hybridMultilevel"/>
     <w:tmpl w:val="5E0EC66E"/>
@@ -19491,7 +20601,7 @@
       </w:rPr>
     </w:lvl>
   </w:abstractNum>
-  <w:abstractNum w:abstractNumId="26" w15:restartNumberingAfterBreak="0">
+  <w:abstractNum w:abstractNumId="27" w15:restartNumberingAfterBreak="0">
     <w:nsid w:val="55A0278F"/>
     <w:multiLevelType w:val="multilevel"/>
     <w:tmpl w:val="AB9C1A34"/>
@@ -19605,7 +20715,7 @@
       </w:pPr>
     </w:lvl>
   </w:abstractNum>
-  <w:abstractNum w:abstractNumId="27" w15:restartNumberingAfterBreak="0">
+  <w:abstractNum w:abstractNumId="28" w15:restartNumberingAfterBreak="0">
     <w:nsid w:val="5D903A8D"/>
     <w:multiLevelType w:val="multilevel"/>
     <w:tmpl w:val="CC102D3C"/>
@@ -19719,7 +20829,7 @@
       </w:pPr>
     </w:lvl>
   </w:abstractNum>
-  <w:abstractNum w:abstractNumId="28" w15:restartNumberingAfterBreak="0">
+  <w:abstractNum w:abstractNumId="29" w15:restartNumberingAfterBreak="0">
     <w:nsid w:val="5EA1005D"/>
     <w:multiLevelType w:val="multilevel"/>
     <w:tmpl w:val="3F6C75F2"/>
@@ -19832,7 +20942,7 @@
       </w:pPr>
     </w:lvl>
   </w:abstractNum>
-  <w:abstractNum w:abstractNumId="29" w15:restartNumberingAfterBreak="0">
+  <w:abstractNum w:abstractNumId="30" w15:restartNumberingAfterBreak="0">
     <w:nsid w:val="5EC5797E"/>
     <w:multiLevelType w:val="multilevel"/>
     <w:tmpl w:val="49023F0A"/>
@@ -19958,7 +21068,7 @@
       </w:pPr>
     </w:lvl>
   </w:abstractNum>
-  <w:abstractNum w:abstractNumId="30" w15:restartNumberingAfterBreak="0">
+  <w:abstractNum w:abstractNumId="31" w15:restartNumberingAfterBreak="0">
     <w:nsid w:val="5F1D23A4"/>
     <w:multiLevelType w:val="multilevel"/>
     <w:tmpl w:val="1CA43AE2"/>
@@ -20107,7 +21217,7 @@
       </w:rPr>
     </w:lvl>
   </w:abstractNum>
-  <w:abstractNum w:abstractNumId="31" w15:restartNumberingAfterBreak="0">
+  <w:abstractNum w:abstractNumId="32" w15:restartNumberingAfterBreak="0">
     <w:nsid w:val="5F69081C"/>
     <w:multiLevelType w:val="multilevel"/>
     <w:tmpl w:val="7DF49EFA"/>
@@ -20256,7 +21366,7 @@
       </w:rPr>
     </w:lvl>
   </w:abstractNum>
-  <w:abstractNum w:abstractNumId="32" w15:restartNumberingAfterBreak="0">
+  <w:abstractNum w:abstractNumId="33" w15:restartNumberingAfterBreak="0">
     <w:nsid w:val="665D4CBB"/>
     <w:multiLevelType w:val="multilevel"/>
     <w:tmpl w:val="E60CE398"/>
@@ -20373,7 +21483,7 @@
       </w:pPr>
     </w:lvl>
   </w:abstractNum>
-  <w:abstractNum w:abstractNumId="33" w15:restartNumberingAfterBreak="0">
+  <w:abstractNum w:abstractNumId="34" w15:restartNumberingAfterBreak="0">
     <w:nsid w:val="69DA26B3"/>
     <w:multiLevelType w:val="hybridMultilevel"/>
     <w:tmpl w:val="C6FA130E"/>
@@ -20486,7 +21596,7 @@
       </w:rPr>
     </w:lvl>
   </w:abstractNum>
-  <w:abstractNum w:abstractNumId="34" w15:restartNumberingAfterBreak="0">
+  <w:abstractNum w:abstractNumId="35" w15:restartNumberingAfterBreak="0">
     <w:nsid w:val="6EBC7844"/>
     <w:multiLevelType w:val="multilevel"/>
     <w:tmpl w:val="36EC8B8C"/>
@@ -20635,7 +21745,7 @@
       </w:rPr>
     </w:lvl>
   </w:abstractNum>
-  <w:abstractNum w:abstractNumId="35" w15:restartNumberingAfterBreak="0">
+  <w:abstractNum w:abstractNumId="36" w15:restartNumberingAfterBreak="0">
     <w:nsid w:val="719B250E"/>
     <w:multiLevelType w:val="multilevel"/>
     <w:tmpl w:val="8334D66A"/>
@@ -20775,7 +21885,7 @@
       </w:rPr>
     </w:lvl>
   </w:abstractNum>
-  <w:abstractNum w:abstractNumId="36" w15:restartNumberingAfterBreak="0">
+  <w:abstractNum w:abstractNumId="37" w15:restartNumberingAfterBreak="0">
     <w:nsid w:val="73DA38DA"/>
     <w:multiLevelType w:val="multilevel"/>
     <w:tmpl w:val="5F56F602"/>
@@ -20888,7 +21998,7 @@
       </w:pPr>
     </w:lvl>
   </w:abstractNum>
-  <w:abstractNum w:abstractNumId="37" w15:restartNumberingAfterBreak="0">
+  <w:abstractNum w:abstractNumId="38" w15:restartNumberingAfterBreak="0">
     <w:nsid w:val="75A17E70"/>
     <w:multiLevelType w:val="multilevel"/>
     <w:tmpl w:val="C534194C"/>
@@ -21037,7 +22147,7 @@
       </w:rPr>
     </w:lvl>
   </w:abstractNum>
-  <w:abstractNum w:abstractNumId="38" w15:restartNumberingAfterBreak="0">
+  <w:abstractNum w:abstractNumId="39" w15:restartNumberingAfterBreak="0">
     <w:nsid w:val="78117A9A"/>
     <w:multiLevelType w:val="multilevel"/>
     <w:tmpl w:val="5B706B8C"/>
@@ -21186,7 +22296,7 @@
       </w:rPr>
     </w:lvl>
   </w:abstractNum>
-  <w:abstractNum w:abstractNumId="39" w15:restartNumberingAfterBreak="0">
+  <w:abstractNum w:abstractNumId="40" w15:restartNumberingAfterBreak="0">
     <w:nsid w:val="7BD31CC0"/>
     <w:multiLevelType w:val="multilevel"/>
     <w:tmpl w:val="67BC28FC"/>
@@ -21326,7 +22436,7 @@
       </w:rPr>
     </w:lvl>
   </w:abstractNum>
-  <w:abstractNum w:abstractNumId="40" w15:restartNumberingAfterBreak="0">
+  <w:abstractNum w:abstractNumId="41" w15:restartNumberingAfterBreak="0">
     <w:nsid w:val="7DAB64FA"/>
     <w:multiLevelType w:val="multilevel"/>
     <w:tmpl w:val="90AEDF7E"/>
@@ -21442,7 +22552,7 @@
       </w:pPr>
     </w:lvl>
   </w:abstractNum>
-  <w:abstractNum w:abstractNumId="41" w15:restartNumberingAfterBreak="0">
+  <w:abstractNum w:abstractNumId="42" w15:restartNumberingAfterBreak="0">
     <w:nsid w:val="7E18221F"/>
     <w:multiLevelType w:val="hybridMultilevel"/>
     <w:tmpl w:val="94EA5AF2"/>
@@ -21556,130 +22666,133 @@
     </w:lvl>
   </w:abstractNum>
   <w:num w:numId="1" w16cid:durableId="982929152">
-    <w:abstractNumId w:val="3"/>
+    <w:abstractNumId w:val="4"/>
   </w:num>
   <w:num w:numId="2" w16cid:durableId="151064096">
+    <w:abstractNumId w:val="28"/>
+  </w:num>
+  <w:num w:numId="3" w16cid:durableId="696661172">
+    <w:abstractNumId w:val="16"/>
+  </w:num>
+  <w:num w:numId="4" w16cid:durableId="1915779622">
+    <w:abstractNumId w:val="30"/>
+  </w:num>
+  <w:num w:numId="5" w16cid:durableId="1858688818">
+    <w:abstractNumId w:val="10"/>
+  </w:num>
+  <w:num w:numId="6" w16cid:durableId="807819139">
     <w:abstractNumId w:val="27"/>
   </w:num>
-  <w:num w:numId="3" w16cid:durableId="696661172">
-    <w:abstractNumId w:val="15"/>
-  </w:num>
-  <w:num w:numId="4" w16cid:durableId="1915779622">
-    <w:abstractNumId w:val="29"/>
-  </w:num>
-  <w:num w:numId="5" w16cid:durableId="1858688818">
-    <w:abstractNumId w:val="9"/>
-  </w:num>
-  <w:num w:numId="6" w16cid:durableId="807819139">
-    <w:abstractNumId w:val="26"/>
-  </w:num>
   <w:num w:numId="7" w16cid:durableId="1496384867">
-    <w:abstractNumId w:val="18"/>
+    <w:abstractNumId w:val="19"/>
   </w:num>
   <w:num w:numId="8" w16cid:durableId="911082857">
-    <w:abstractNumId w:val="7"/>
+    <w:abstractNumId w:val="8"/>
   </w:num>
   <w:num w:numId="9" w16cid:durableId="1090587333">
     <w:abstractNumId w:val="2"/>
   </w:num>
   <w:num w:numId="10" w16cid:durableId="260797068">
+    <w:abstractNumId w:val="40"/>
+  </w:num>
+  <w:num w:numId="11" w16cid:durableId="1712150709">
+    <w:abstractNumId w:val="36"/>
+  </w:num>
+  <w:num w:numId="12" w16cid:durableId="801771444">
+    <w:abstractNumId w:val="9"/>
+  </w:num>
+  <w:num w:numId="13" w16cid:durableId="739180959">
+    <w:abstractNumId w:val="6"/>
+  </w:num>
+  <w:num w:numId="14" w16cid:durableId="164512757">
+    <w:abstractNumId w:val="33"/>
+  </w:num>
+  <w:num w:numId="15" w16cid:durableId="1745376944">
+    <w:abstractNumId w:val="22"/>
+  </w:num>
+  <w:num w:numId="16" w16cid:durableId="2112626617">
+    <w:abstractNumId w:val="38"/>
+  </w:num>
+  <w:num w:numId="17" w16cid:durableId="2069179764">
+    <w:abstractNumId w:val="42"/>
+  </w:num>
+  <w:num w:numId="18" w16cid:durableId="756824728">
+    <w:abstractNumId w:val="20"/>
+  </w:num>
+  <w:num w:numId="19" w16cid:durableId="1680959368">
+    <w:abstractNumId w:val="14"/>
+  </w:num>
+  <w:num w:numId="20" w16cid:durableId="1083529391">
+    <w:abstractNumId w:val="24"/>
+  </w:num>
+  <w:num w:numId="21" w16cid:durableId="670303952">
     <w:abstractNumId w:val="39"/>
   </w:num>
-  <w:num w:numId="11" w16cid:durableId="1712150709">
-    <w:abstractNumId w:val="35"/>
-  </w:num>
-  <w:num w:numId="12" w16cid:durableId="801771444">
-    <w:abstractNumId w:val="8"/>
-  </w:num>
-  <w:num w:numId="13" w16cid:durableId="739180959">
-    <w:abstractNumId w:val="5"/>
-  </w:num>
-  <w:num w:numId="14" w16cid:durableId="164512757">
-    <w:abstractNumId w:val="32"/>
-  </w:num>
-  <w:num w:numId="15" w16cid:durableId="1745376944">
-    <w:abstractNumId w:val="21"/>
-  </w:num>
-  <w:num w:numId="16" w16cid:durableId="2112626617">
-    <w:abstractNumId w:val="37"/>
-  </w:num>
-  <w:num w:numId="17" w16cid:durableId="2069179764">
-    <w:abstractNumId w:val="41"/>
-  </w:num>
-  <w:num w:numId="18" w16cid:durableId="756824728">
-    <w:abstractNumId w:val="19"/>
-  </w:num>
-  <w:num w:numId="19" w16cid:durableId="1680959368">
-    <w:abstractNumId w:val="13"/>
-  </w:num>
-  <w:num w:numId="20" w16cid:durableId="1083529391">
-    <w:abstractNumId w:val="23"/>
-  </w:num>
-  <w:num w:numId="21" w16cid:durableId="670303952">
-    <w:abstractNumId w:val="38"/>
-  </w:num>
   <w:num w:numId="22" w16cid:durableId="401293004">
-    <w:abstractNumId w:val="33"/>
+    <w:abstractNumId w:val="34"/>
   </w:num>
   <w:num w:numId="23" w16cid:durableId="114830308">
-    <w:abstractNumId w:val="16"/>
+    <w:abstractNumId w:val="17"/>
   </w:num>
   <w:num w:numId="24" w16cid:durableId="2038774065">
-    <w:abstractNumId w:val="25"/>
+    <w:abstractNumId w:val="26"/>
   </w:num>
   <w:num w:numId="25" w16cid:durableId="1202596245">
     <w:abstractNumId w:val="0"/>
   </w:num>
   <w:num w:numId="26" w16cid:durableId="1466119662">
-    <w:abstractNumId w:val="20"/>
+    <w:abstractNumId w:val="21"/>
   </w:num>
   <w:num w:numId="27" w16cid:durableId="834607322">
-    <w:abstractNumId w:val="31"/>
+    <w:abstractNumId w:val="32"/>
   </w:num>
   <w:num w:numId="28" w16cid:durableId="1784765877">
+    <w:abstractNumId w:val="13"/>
+  </w:num>
+  <w:num w:numId="29" w16cid:durableId="1156458065">
     <w:abstractNumId w:val="12"/>
   </w:num>
-  <w:num w:numId="29" w16cid:durableId="1156458065">
+  <w:num w:numId="30" w16cid:durableId="1027759014">
     <w:abstractNumId w:val="11"/>
   </w:num>
-  <w:num w:numId="30" w16cid:durableId="1027759014">
-    <w:abstractNumId w:val="10"/>
-  </w:num>
   <w:num w:numId="31" w16cid:durableId="1931963899">
-    <w:abstractNumId w:val="40"/>
+    <w:abstractNumId w:val="41"/>
   </w:num>
   <w:num w:numId="32" w16cid:durableId="1638340900">
-    <w:abstractNumId w:val="6"/>
+    <w:abstractNumId w:val="7"/>
   </w:num>
   <w:num w:numId="33" w16cid:durableId="758018614">
-    <w:abstractNumId w:val="28"/>
+    <w:abstractNumId w:val="29"/>
   </w:num>
   <w:num w:numId="34" w16cid:durableId="580800734">
-    <w:abstractNumId w:val="4"/>
+    <w:abstractNumId w:val="5"/>
   </w:num>
   <w:num w:numId="35" w16cid:durableId="795296458">
-    <w:abstractNumId w:val="30"/>
+    <w:abstractNumId w:val="31"/>
   </w:num>
   <w:num w:numId="36" w16cid:durableId="832791633">
     <w:abstractNumId w:val="1"/>
   </w:num>
   <w:num w:numId="37" w16cid:durableId="61294599">
-    <w:abstractNumId w:val="17"/>
+    <w:abstractNumId w:val="18"/>
   </w:num>
   <w:num w:numId="38" w16cid:durableId="2071807276">
-    <w:abstractNumId w:val="34"/>
+    <w:abstractNumId w:val="35"/>
   </w:num>
   <w:num w:numId="39" w16cid:durableId="446313431">
-    <w:abstractNumId w:val="22"/>
+    <w:abstractNumId w:val="23"/>
   </w:num>
   <w:num w:numId="40" w16cid:durableId="862478243">
-    <w:abstractNumId w:val="24"/>
+    <w:abstractNumId w:val="25"/>
   </w:num>
   <w:num w:numId="41" w16cid:durableId="1112742714">
-    <w:abstractNumId w:val="14"/>
+    <w:abstractNumId w:val="15"/>
   </w:num>
   <w:num w:numId="42" w16cid:durableId="482890402">
-    <w:abstractNumId w:val="36"/>
+    <w:abstractNumId w:val="37"/>
+  </w:num>
+  <w:num w:numId="43" w16cid:durableId="736126958">
+    <w:abstractNumId w:val="3"/>
   </w:num>
 </w:numbering>
 </file>
@@ -24279,21 +25392,40 @@
 </file>
 
 <file path=customXml/item1.xml><?xml version="1.0" encoding="utf-8"?>
-<p:properties xmlns:p="http://schemas.microsoft.com/office/2006/metadata/properties" xmlns:xsi="http://www.w3.org/2001/XMLSchema-instance" xmlns:pc="http://schemas.microsoft.com/office/infopath/2007/PartnerControls">
-  <documentManagement/>
-</p:properties>
+<inkml:ink xmlns:inkml="http://www.w3.org/2003/InkML">
+  <inkml:definitions>
+    <inkml:context xml:id="ctx0">
+      <inkml:inkSource xml:id="inkSrc0">
+        <inkml:traceFormat>
+          <inkml:channel name="X" type="integer" min="-2.14748E9" max="2.14748E9" units="cm"/>
+          <inkml:channel name="Y" type="integer" min="-2.14748E9" max="2.14748E9" units="cm"/>
+          <inkml:channel name="F" type="integer" max="32767" units="dev"/>
+          <inkml:channel name="OA" type="integer" max="360" units="deg"/>
+          <inkml:channel name="OE" type="integer" max="90" units="deg"/>
+        </inkml:traceFormat>
+        <inkml:channelProperties>
+          <inkml:channelProperty channel="X" name="resolution" value="1000" units="1/cm"/>
+          <inkml:channelProperty channel="Y" name="resolution" value="1000" units="1/cm"/>
+          <inkml:channelProperty channel="F" name="resolution" value="0" units="1/dev"/>
+          <inkml:channelProperty channel="OA" name="resolution" value="1000" units="1/deg"/>
+          <inkml:channelProperty channel="OE" name="resolution" value="1000" units="1/deg"/>
+        </inkml:channelProperties>
+      </inkml:inkSource>
+      <inkml:timestamp xml:id="ts0" timeString="2025-06-10T16:09:06.362"/>
+    </inkml:context>
+    <inkml:brush xml:id="br0">
+      <inkml:brushProperty name="width" value="0.05" units="cm"/>
+      <inkml:brushProperty name="height" value="0.05" units="cm"/>
+      <inkml:brushProperty name="color" value="#E71224"/>
+    </inkml:brush>
+  </inkml:definitions>
+  <inkml:trace contextRef="#ctx0" brushRef="#br0">3153 356 7202 0 0,'-44'-7'350'0'0,"0"-2"0"0"0,1-2 0 0 0,0-2 0 0 0,-57-25 1 0 0,-168-76 1481 0 0,190 86-1679 0 0,-122-28 1 0 0,156 47-169 0 0,-67-16 302 0 0,-1 5 0 0 0,-122-5-1 0 0,88 25-117 0 0,1 6-1 0 0,-1 6 0 0 0,-208 45 1 0 0,298-44-170 0 0,0 3 1 0 0,1 1 0 0 0,1 4 0 0 0,0 1 0 0 0,-95 56-1 0 0,75-31-102 0 0,-120 97-1 0 0,165-119 91 0 0,2 1 0 0 0,1 2 0 0 0,1 0 0 0 0,2 2 1 0 0,1 0-1 0 0,-32 58 0 0 0,30-39-7 0 0,1 2 0 0 0,3 0 1 0 0,2 1-1 0 0,3 1 0 0 0,-17 102 0 0 0,25-76 38 0 0,3-1 0 0 0,4 1 0 0 0,4-1 0 0 0,20 120 0 0 0,-13-124-5 0 0,-3-11 48 0 0,4-1 0 0 0,23 76-1 0 0,-28-119-47 0 0,0-1 0 0 0,1 0 0 0 0,0 0 0 0 0,2-1 0 0 0,0 0 0 0 0,1-1 0 0 0,0 0 0 0 0,2-1 0 0 0,-1 0 0 0 0,2-1-1 0 0,25 20 1 0 0,-15-17 28 0 0,0-1 0 0 0,1-2-1 0 0,1 0 1 0 0,0-2 0 0 0,1-1-1 0 0,0-1 1 0 0,0-1 0 0 0,1-2-1 0 0,1 0 1 0 0,-1-2-1 0 0,1-1 1 0 0,31-1 0 0 0,36-3 35 0 0,1-4 1 0 0,122-22 0 0 0,-40 5 38 0 0,-35 9-33 0 0,182-24 276 0 0,51-43 591 0 0,-309 60-804 0 0,-1-3-1 0 0,0-3 1 0 0,89-47 0 0 0,59-55 5 0 0,-176 101-72 0 0,-1-3 0 0 0,-1-1 1 0 0,41-43-1 0 0,-52 43-35 0 0,-2 0 1 0 0,-1-2-1 0 0,-1-1 0 0 0,23-47 1 0 0,-19 26 62 0 0,-3-2 1 0 0,19-65-1 0 0,-30 75 16 0 0,-2 1 0 0 0,5-70 0 0 0,-4-95-93 0 0,-11 199-21 0 0,1-9 55 0 0,-1 1 0 0 0,-1-1 0 0 0,-1 1 0 0 0,0-1 0 0 0,-1 1 0 0 0,-2 0 0 0 0,0 0 0 0 0,-1 0 0 0 0,0 1 0 0 0,-2-1 0 0 0,-12-21 0 0 0,-32-62 287 0 0,32 60-30 0 0,-28-42 0 0 0,39 70-276 0 0,0 2 1 0 0,-1-1-1 0 0,0 1 1 0 0,-1 1-1 0 0,-1 0 1 0 0,0 0-1 0 0,-14-9 1 0 0,-10-3-215 0 0,0 3 0 0 0,-1 0-1 0 0,-1 3 1 0 0,0 1 0 0 0,-1 2 0 0 0,-1 1 0 0 0,-1 2 0 0 0,1 2 0 0 0,-1 2 0 0 0,-1 2 0 0 0,1 1 0 0 0,-76 4 0 0 0,88 3-696 0 0,0 2-1 0 0,0 1 1 0 0,0 2 0 0 0,-39 15 0 0 0,23-4 15 0 0</inkml:trace>
+  <inkml:trace contextRef="#ctx0" brushRef="#br0" timeOffset="2304.57">3473 308 408 0 0,'25'-34'-131'0'0,"-12"9"9868"0"0,-14 35-9206 0 0,-2 1-494 0 0,2 1 1 0 0,-1-1 0 0 0,1 0-1 0 0,1 1 1 0 0,0-1-1 0 0,3 17 1 0 0,16 78-22 0 0,-1-5-4 0 0,-6 136 38 0 0,0-15 29 0 0,-4-164-14 0 0,-4-36 88 0 0,2 43 1333 0 0,-8-70-1392 0 0,0 1 0 0 0,0-1 0 0 0,0 0 0 0 0,0 0 0 0 0,1 0 0 0 0,-2-8 0 0 0,2 11-63 0 0,-50-289 287 0 0,50 262-342 0 0,1 0 0 0 0,1 0-1 0 0,2 1 1 0 0,1-1-1 0 0,10-38 1 0 0,6-41-152 0 0,-20 107 169 0 0,0 1 1 0 0,0 0-1 0 0,0-1 1 0 0,0 1-1 0 0,0 0 1 0 0,0-1 0 0 0,0 1-1 0 0,0 0 1 0 0,0-1-1 0 0,0 1 1 0 0,0-1 0 0 0,0 1-1 0 0,0 0 1 0 0,0-1-1 0 0,0 1 1 0 0,0 0-1 0 0,-1-1 1 0 0,1 1 0 0 0,0 0-1 0 0,0-1 1 0 0,0 1-1 0 0,-1 0 1 0 0,1 0 0 0 0,0-1-1 0 0,0 1 1 0 0,-1 0-1 0 0,1 0 1 0 0,0-1-1 0 0,0 1 1 0 0,-1 0 0 0 0,1 0-1 0 0,0 0 1 0 0,-1-1-1 0 0,1 1 1 0 0,0 0 0 0 0,-1 0-1 0 0,1 0 1 0 0,-1 0-1 0 0,1 0 1 0 0,0 0-1 0 0,-1 0 1 0 0,1 0 0 0 0,0 0-1 0 0,-1 0 1 0 0,1 0-1 0 0,-1 0 1 0 0,1 0 0 0 0,0 0-1 0 0,-1 0 1 0 0,1 0-1 0 0,0 0 1 0 0,-1 0-1 0 0,1 1 1 0 0,0-1 0 0 0,-1 0-1 0 0,1 0 1 0 0,0 0-1 0 0,-1 1 1 0 0,1-1 0 0 0,0 0-1 0 0,-1 1 1 0 0,-1 0 2 0 0,-1 1 0 0 0,1-1 1 0 0,-1 1-1 0 0,1-1 0 0 0,0 1 1 0 0,0 0-1 0 0,0 0 0 0 0,-3 3 1 0 0,-4 11-2 0 0,0 1 0 0 0,1 0 0 0 0,1 1 0 0 0,0-1 0 0 0,1 1 0 0 0,1 1 0 0 0,1-1 0 0 0,-2 21 1 0 0,0 19-138 0 0,2 75 1 0 0,4-118-445 0 0,1 1 0 0 0,0-1 0 0 0,2 1 0 0 0,-1-1 0 0 0,2 0 0 0 0,0 0 0 0 0,1-1 0 0 0,0 1 0 0 0,9 14 0 0 0,-8-17-549 0 0</inkml:trace>
+  <inkml:trace contextRef="#ctx0" brushRef="#br0" timeOffset="2956.45">3554 1583 3409 0 0,'0'0'4221'0'0,"-1"0"-4145"0"0,0 0 0 0 0,1 1 0 0 0,-1-1 1 0 0,0 0-1 0 0,1 0 0 0 0,-1 0 0 0 0,0 1 1 0 0,0-1-1 0 0,1 0 0 0 0,-1 1 0 0 0,0-1 1 0 0,1 0-1 0 0,-1 1 0 0 0,1-1 0 0 0,-1 1 1 0 0,1-1-1 0 0,-1 1 0 0 0,1-1 0 0 0,-1 1 1 0 0,1-1-1 0 0,-1 1 0 0 0,0 1 0 0 0,-2 5-46 0 0,1 1-1 0 0,-1 0 1 0 0,1-1-1 0 0,1 1 0 0 0,-1 0 1 0 0,1 0-1 0 0,1 0 1 0 0,0 12-1 0 0,0-4-34 0 0,1 0 0 0 0,1 0 1 0 0,7 26-1 0 0,-10-41 2 0 0,1-1 0 0 0,1 1 0 0 0,-1-1 0 0 0,0 1 0 0 0,0-1 0 0 0,0 1 0 0 0,0-1 0 0 0,0 1 0 0 0,0-1 0 0 0,0 1 0 0 0,1-1 0 0 0,-1 1 0 0 0,0-1 0 0 0,0 0 0 0 0,1 1 0 0 0,-1-1 0 0 0,0 1 0 0 0,1-1 0 0 0,-1 0 0 0 0,0 1 0 0 0,1-1 0 0 0,-1 0 0 0 0,0 1 0 0 0,1-1 0 0 0,-1 0 0 0 0,1 0 0 0 0,-1 0 0 0 0,1 1 0 0 0,-1-1 0 0 0,0 0 0 0 0,1 0 0 0 0,-1 0 0 0 0,1 0 0 0 0,-1 0 0 0 0,2 0 0 0 0,12-13-54 0 0,7-26 91 0 0,-19 31 14 0 0,0-1 0 0 0,-1 0 0 0 0,1 0 1 0 0,-2-1-1 0 0,1 1 0 0 0,-2 0 0 0 0,1 0 0 0 0,-2-10 0 0 0,1 14 3 0 0,0 1 0 0 0,0-1 0 0 0,-1 1 0 0 0,1-1 0 0 0,-1 1 0 0 0,0-1-1 0 0,-5-7 1 0 0,6 11-13 0 0,0-1 0 0 0,-1 0 0 0 0,1 1-1 0 0,-1-1 1 0 0,1 1 0 0 0,-1-1 0 0 0,1 1 0 0 0,-1 0-1 0 0,0-1 1 0 0,0 1 0 0 0,0 0 0 0 0,0 0-1 0 0,0 1 1 0 0,0-1 0 0 0,0 0 0 0 0,0 1 0 0 0,-4-2-1 0 0,4 3-23 0 0,1-1 0 0 0,-1 0 0 0 0,0 1 0 0 0,0 0 0 0 0,0-1 0 0 0,1 1-1 0 0,-1 0 1 0 0,0 0 0 0 0,1 0 0 0 0,-1 0 0 0 0,0 0 0 0 0,1 0 0 0 0,-1 0-1 0 0,1 0 1 0 0,0 1 0 0 0,-1-1 0 0 0,1 1 0 0 0,0-1 0 0 0,0 1 0 0 0,0-1-1 0 0,0 1 1 0 0,0 0 0 0 0,0-1 0 0 0,1 1 0 0 0,-1 0 0 0 0,0 0 0 0 0,1-1 0 0 0,0 1-1 0 0,-1 3 1 0 0,0-1-44 0 0,0-1-1 0 0,0 0 1 0 0,0 1-1 0 0,1-1 0 0 0,-1 1 1 0 0,1-1-1 0 0,0 1 1 0 0,0-1-1 0 0,0 1 0 0 0,1-1 1 0 0,-1 1-1 0 0,1-1 1 0 0,0 0-1 0 0,0 1 1 0 0,2 4-1 0 0,-3-7 18 0 0,1-1 0 0 0,-1 1 0 0 0,0-1 0 0 0,1 1 0 0 0,-1-1 0 0 0,0 0 0 0 0,1 1 0 0 0,-1-1 0 0 0,1 0 0 0 0,-1 1 0 0 0,0-1 0 0 0,1 0 0 0 0,-1 0 0 0 0,1 1 0 0 0,-1-1 0 0 0,1 0 0 0 0,-1 0 0 0 0,1 0 1 0 0,-1 0-1 0 0,1 1 0 0 0,-1-1 0 0 0,1 0 0 0 0,-1 0 0 0 0,1 0 0 0 0,-1 0 0 0 0,1 0 0 0 0,-1 0 0 0 0,1-1 0 0 0,0 1 0 0 0,-1 0 0 0 0,1 0 0 0 0,-1 0 0 0 0,1 0 0 0 0,0-1 0 0 0,15-16-99 0 0,-12 10 125 0 0,0 1 0 0 0,-1-1 0 0 0,0 1 0 0 0,4-13 0 0 0,-5-5 173 0 0,-3 24-177 0 0,1 0 0 0 0,0-1-1 0 0,0 1 1 0 0,0 0-1 0 0,0 0 1 0 0,0 0 0 0 0,0 0-1 0 0,0 0 1 0 0,0-1 0 0 0,0 1-1 0 0,-1 0 1 0 0,1 0-1 0 0,0 0 1 0 0,0 0 0 0 0,0 0-1 0 0,0 0 1 0 0,0 0-1 0 0,-1 0 1 0 0,1-1 0 0 0,0 1-1 0 0,0 0 1 0 0,0 0-1 0 0,0 0 1 0 0,-1 0 0 0 0,1 0-1 0 0,0 0 1 0 0,0 0 0 0 0,0 0-1 0 0,0 0 1 0 0,-1 0-1 0 0,1 0 1 0 0,0 0 0 0 0,0 0-1 0 0,0 0 1 0 0,0 0-1 0 0,0 1 1 0 0,-1-1 0 0 0,1 0-1 0 0,0 0 1 0 0,0 0-1 0 0,0 0 1 0 0,0 0 0 0 0,0 0-1 0 0,-1 0 1 0 0,1 0 0 0 0,0 0-1 0 0,0 1 1 0 0,0-1-1 0 0,0 0 1 0 0,0 0 0 0 0,0 0-1 0 0,0 0 1 0 0,-1 0-1 0 0,1 1 1 0 0,-2 2 12 0 0,0 0-1 0 0,0 0 1 0 0,0 0-1 0 0,0 0 1 0 0,1 0 0 0 0,-1 1-1 0 0,1-1 1 0 0,0 1-1 0 0,0-1 1 0 0,-1 5-1 0 0,0 5-669 0 0,0 1 1 0 0,0 0-1 0 0,2 0 0 0 0,1 24 0 0 0,0-28 77 0 0</inkml:trace>
+</inkml:ink>
 </file>
 
 <file path=customXml/item2.xml><?xml version="1.0" encoding="utf-8"?>
-<?mso-contentType ?>
-<FormTemplates xmlns="http://schemas.microsoft.com/sharepoint/v3/contenttype/forms">
-  <Display>DocumentLibraryForm</Display>
-  <Edit>DocumentLibraryForm</Edit>
-  <New>DocumentLibraryForm</New>
-</FormTemplates>
-</file>
-
-<file path=customXml/item3.xml><?xml version="1.0" encoding="utf-8"?>
 <inkml:ink xmlns:inkml="http://www.w3.org/2003/InkML">
   <inkml:definitions>
     <inkml:context xml:id="ctx0">
@@ -24337,45 +25469,13 @@
 </inkml:ink>
 </file>
 
-<file path=customXml/item4.xml><?xml version="1.0" encoding="utf-8"?>
-<b:Sources xmlns:b="http://schemas.openxmlformats.org/officeDocument/2006/bibliography" xmlns="http://schemas.openxmlformats.org/officeDocument/2006/bibliography" SelectedStyle="\APASixthEditionOfficeOnline.xsl" StyleName="APA" Version="6"/>
+<file path=customXml/item3.xml><?xml version="1.0" encoding="utf-8"?>
+<p:properties xmlns:p="http://schemas.microsoft.com/office/2006/metadata/properties" xmlns:xsi="http://www.w3.org/2001/XMLSchema-instance" xmlns:pc="http://schemas.microsoft.com/office/infopath/2007/PartnerControls">
+  <documentManagement/>
+</p:properties>
 </file>
 
-<file path=customXml/item5.xml><?xml version="1.0" encoding="utf-8"?>
-<inkml:ink xmlns:inkml="http://www.w3.org/2003/InkML">
-  <inkml:definitions>
-    <inkml:context xml:id="ctx0">
-      <inkml:inkSource xml:id="inkSrc0">
-        <inkml:traceFormat>
-          <inkml:channel name="X" type="integer" min="-2.14748E9" max="2.14748E9" units="cm"/>
-          <inkml:channel name="Y" type="integer" min="-2.14748E9" max="2.14748E9" units="cm"/>
-          <inkml:channel name="F" type="integer" max="32767" units="dev"/>
-          <inkml:channel name="OA" type="integer" max="360" units="deg"/>
-          <inkml:channel name="OE" type="integer" max="90" units="deg"/>
-        </inkml:traceFormat>
-        <inkml:channelProperties>
-          <inkml:channelProperty channel="X" name="resolution" value="1000" units="1/cm"/>
-          <inkml:channelProperty channel="Y" name="resolution" value="1000" units="1/cm"/>
-          <inkml:channelProperty channel="F" name="resolution" value="0" units="1/dev"/>
-          <inkml:channelProperty channel="OA" name="resolution" value="1000" units="1/deg"/>
-          <inkml:channelProperty channel="OE" name="resolution" value="1000" units="1/deg"/>
-        </inkml:channelProperties>
-      </inkml:inkSource>
-      <inkml:timestamp xml:id="ts0" timeString="2025-06-10T16:09:06.362"/>
-    </inkml:context>
-    <inkml:brush xml:id="br0">
-      <inkml:brushProperty name="width" value="0.05" units="cm"/>
-      <inkml:brushProperty name="height" value="0.05" units="cm"/>
-      <inkml:brushProperty name="color" value="#E71224"/>
-    </inkml:brush>
-  </inkml:definitions>
-  <inkml:trace contextRef="#ctx0" brushRef="#br0">3153 356 7202 0 0,'-44'-7'350'0'0,"0"-2"0"0"0,1-2 0 0 0,0-2 0 0 0,-57-25 1 0 0,-168-76 1481 0 0,190 86-1679 0 0,-122-28 1 0 0,156 47-169 0 0,-67-16 302 0 0,-1 5 0 0 0,-122-5-1 0 0,88 25-117 0 0,1 6-1 0 0,-1 6 0 0 0,-208 45 1 0 0,298-44-170 0 0,0 3 1 0 0,1 1 0 0 0,1 4 0 0 0,0 1 0 0 0,-95 56-1 0 0,75-31-102 0 0,-120 97-1 0 0,165-119 91 0 0,2 1 0 0 0,1 2 0 0 0,1 0 0 0 0,2 2 1 0 0,1 0-1 0 0,-32 58 0 0 0,30-39-7 0 0,1 2 0 0 0,3 0 1 0 0,2 1-1 0 0,3 1 0 0 0,-17 102 0 0 0,25-76 38 0 0,3-1 0 0 0,4 1 0 0 0,4-1 0 0 0,20 120 0 0 0,-13-124-5 0 0,-3-11 48 0 0,4-1 0 0 0,23 76-1 0 0,-28-119-47 0 0,0-1 0 0 0,1 0 0 0 0,0 0 0 0 0,2-1 0 0 0,0 0 0 0 0,1-1 0 0 0,0 0 0 0 0,2-1 0 0 0,-1 0 0 0 0,2-1-1 0 0,25 20 1 0 0,-15-17 28 0 0,0-1 0 0 0,1-2-1 0 0,1 0 1 0 0,0-2 0 0 0,1-1-1 0 0,0-1 1 0 0,0-1 0 0 0,1-2-1 0 0,1 0 1 0 0,-1-2-1 0 0,1-1 1 0 0,31-1 0 0 0,36-3 35 0 0,1-4 1 0 0,122-22 0 0 0,-40 5 38 0 0,-35 9-33 0 0,182-24 276 0 0,51-43 591 0 0,-309 60-804 0 0,-1-3-1 0 0,0-3 1 0 0,89-47 0 0 0,59-55 5 0 0,-176 101-72 0 0,-1-3 0 0 0,-1-1 1 0 0,41-43-1 0 0,-52 43-35 0 0,-2 0 1 0 0,-1-2-1 0 0,-1-1 0 0 0,23-47 1 0 0,-19 26 62 0 0,-3-2 1 0 0,19-65-1 0 0,-30 75 16 0 0,-2 1 0 0 0,5-70 0 0 0,-4-95-93 0 0,-11 199-21 0 0,1-9 55 0 0,-1 1 0 0 0,-1-1 0 0 0,-1 1 0 0 0,0-1 0 0 0,-1 1 0 0 0,-2 0 0 0 0,0 0 0 0 0,-1 0 0 0 0,0 1 0 0 0,-2-1 0 0 0,-12-21 0 0 0,-32-62 287 0 0,32 60-30 0 0,-28-42 0 0 0,39 70-276 0 0,0 2 1 0 0,-1-1-1 0 0,0 1 1 0 0,-1 1-1 0 0,-1 0 1 0 0,0 0-1 0 0,-14-9 1 0 0,-10-3-215 0 0,0 3 0 0 0,-1 0-1 0 0,-1 3 1 0 0,0 1 0 0 0,-1 2 0 0 0,-1 1 0 0 0,-1 2 0 0 0,1 2 0 0 0,-1 2 0 0 0,-1 2 0 0 0,1 1 0 0 0,-76 4 0 0 0,88 3-696 0 0,0 2-1 0 0,0 1 1 0 0,0 2 0 0 0,-39 15 0 0 0,23-4 15 0 0</inkml:trace>
-  <inkml:trace contextRef="#ctx0" brushRef="#br0" timeOffset="2304.57">3473 308 408 0 0,'25'-34'-131'0'0,"-12"9"9868"0"0,-14 35-9206 0 0,-2 1-494 0 0,2 1 1 0 0,-1-1 0 0 0,1 0-1 0 0,1 1 1 0 0,0-1-1 0 0,3 17 1 0 0,16 78-22 0 0,-1-5-4 0 0,-6 136 38 0 0,0-15 29 0 0,-4-164-14 0 0,-4-36 88 0 0,2 43 1333 0 0,-8-70-1392 0 0,0 1 0 0 0,0-1 0 0 0,0 0 0 0 0,0 0 0 0 0,1 0 0 0 0,-2-8 0 0 0,2 11-63 0 0,-50-289 287 0 0,50 262-342 0 0,1 0 0 0 0,1 0-1 0 0,2 1 1 0 0,1-1-1 0 0,10-38 1 0 0,6-41-152 0 0,-20 107 169 0 0,0 1 1 0 0,0 0-1 0 0,0-1 1 0 0,0 1-1 0 0,0 0 1 0 0,0-1 0 0 0,0 1-1 0 0,0 0 1 0 0,0-1-1 0 0,0 1 1 0 0,0-1 0 0 0,0 1-1 0 0,0 0 1 0 0,0-1-1 0 0,0 1 1 0 0,0 0-1 0 0,-1-1 1 0 0,1 1 0 0 0,0 0-1 0 0,0-1 1 0 0,0 1-1 0 0,-1 0 1 0 0,1 0 0 0 0,0-1-1 0 0,0 1 1 0 0,-1 0-1 0 0,1 0 1 0 0,0-1-1 0 0,0 1 1 0 0,-1 0 0 0 0,1 0-1 0 0,0 0 1 0 0,-1-1-1 0 0,1 1 1 0 0,0 0 0 0 0,-1 0-1 0 0,1 0 1 0 0,-1 0-1 0 0,1 0 1 0 0,0 0-1 0 0,-1 0 1 0 0,1 0 0 0 0,0 0-1 0 0,-1 0 1 0 0,1 0-1 0 0,-1 0 1 0 0,1 0 0 0 0,0 0-1 0 0,-1 0 1 0 0,1 0-1 0 0,0 0 1 0 0,-1 0-1 0 0,1 1 1 0 0,0-1 0 0 0,-1 0-1 0 0,1 0 1 0 0,0 0-1 0 0,-1 1 1 0 0,1-1 0 0 0,0 0-1 0 0,-1 1 1 0 0,-1 0 2 0 0,-1 1 0 0 0,1-1 1 0 0,-1 1-1 0 0,1-1 0 0 0,0 1 1 0 0,0 0-1 0 0,0 0 0 0 0,-3 3 1 0 0,-4 11-2 0 0,0 1 0 0 0,1 0 0 0 0,1 1 0 0 0,0-1 0 0 0,1 1 0 0 0,1 1 0 0 0,1-1 0 0 0,-2 21 1 0 0,0 19-138 0 0,2 75 1 0 0,4-118-445 0 0,1 1 0 0 0,0-1 0 0 0,2 1 0 0 0,-1-1 0 0 0,2 0 0 0 0,0 0 0 0 0,1-1 0 0 0,0 1 0 0 0,9 14 0 0 0,-8-17-549 0 0</inkml:trace>
-  <inkml:trace contextRef="#ctx0" brushRef="#br0" timeOffset="2956.45">3554 1583 3409 0 0,'0'0'4221'0'0,"-1"0"-4145"0"0,0 0 0 0 0,1 1 0 0 0,-1-1 1 0 0,0 0-1 0 0,1 0 0 0 0,-1 0 0 0 0,0 1 1 0 0,0-1-1 0 0,1 0 0 0 0,-1 1 0 0 0,0-1 1 0 0,1 0-1 0 0,-1 1 0 0 0,1-1 0 0 0,-1 1 1 0 0,1-1-1 0 0,-1 1 0 0 0,1-1 0 0 0,-1 1 1 0 0,1-1-1 0 0,-1 1 0 0 0,0 1 0 0 0,-2 5-46 0 0,1 1-1 0 0,-1 0 1 0 0,1-1-1 0 0,1 1 0 0 0,-1 0 1 0 0,1 0-1 0 0,1 0 1 0 0,0 12-1 0 0,0-4-34 0 0,1 0 0 0 0,1 0 1 0 0,7 26-1 0 0,-10-41 2 0 0,1-1 0 0 0,1 1 0 0 0,-1-1 0 0 0,0 1 0 0 0,0-1 0 0 0,0 1 0 0 0,0-1 0 0 0,0 1 0 0 0,0-1 0 0 0,0 1 0 0 0,1-1 0 0 0,-1 1 0 0 0,0-1 0 0 0,0 0 0 0 0,1 1 0 0 0,-1-1 0 0 0,0 1 0 0 0,1-1 0 0 0,-1 0 0 0 0,0 1 0 0 0,1-1 0 0 0,-1 0 0 0 0,0 1 0 0 0,1-1 0 0 0,-1 0 0 0 0,1 0 0 0 0,-1 0 0 0 0,1 1 0 0 0,-1-1 0 0 0,0 0 0 0 0,1 0 0 0 0,-1 0 0 0 0,1 0 0 0 0,-1 0 0 0 0,2 0 0 0 0,12-13-54 0 0,7-26 91 0 0,-19 31 14 0 0,0-1 0 0 0,-1 0 0 0 0,1 0 1 0 0,-2-1-1 0 0,1 1 0 0 0,-2 0 0 0 0,1 0 0 0 0,-2-10 0 0 0,1 14 3 0 0,0 1 0 0 0,0-1 0 0 0,-1 1 0 0 0,1-1 0 0 0,-1 1 0 0 0,0-1-1 0 0,-5-7 1 0 0,6 11-13 0 0,0-1 0 0 0,-1 0 0 0 0,1 1-1 0 0,-1-1 1 0 0,1 1 0 0 0,-1-1 0 0 0,1 1 0 0 0,-1 0-1 0 0,0-1 1 0 0,0 1 0 0 0,0 0 0 0 0,0 0-1 0 0,0 1 1 0 0,0-1 0 0 0,0 0 0 0 0,0 1 0 0 0,-4-2-1 0 0,4 3-23 0 0,1-1 0 0 0,-1 0 0 0 0,0 1 0 0 0,0 0 0 0 0,0-1 0 0 0,1 1-1 0 0,-1 0 1 0 0,0 0 0 0 0,1 0 0 0 0,-1 0 0 0 0,0 0 0 0 0,1 0 0 0 0,-1 0-1 0 0,1 0 1 0 0,0 1 0 0 0,-1-1 0 0 0,1 1 0 0 0,0-1 0 0 0,0 1 0 0 0,0-1-1 0 0,0 1 1 0 0,0 0 0 0 0,0-1 0 0 0,1 1 0 0 0,-1 0 0 0 0,0 0 0 0 0,1-1 0 0 0,0 1-1 0 0,-1 3 1 0 0,0-1-44 0 0,0-1-1 0 0,0 0 1 0 0,0 1-1 0 0,1-1 0 0 0,-1 1 1 0 0,1-1-1 0 0,0 1 1 0 0,0-1-1 0 0,0 1 0 0 0,1-1 1 0 0,-1 1-1 0 0,1-1 1 0 0,0 0-1 0 0,0 1 1 0 0,2 4-1 0 0,-3-7 18 0 0,1-1 0 0 0,-1 1 0 0 0,0-1 0 0 0,1 1 0 0 0,-1-1 0 0 0,0 0 0 0 0,1 1 0 0 0,-1-1 0 0 0,1 0 0 0 0,-1 1 0 0 0,0-1 0 0 0,1 0 0 0 0,-1 0 0 0 0,1 1 0 0 0,-1-1 0 0 0,1 0 0 0 0,-1 0 0 0 0,1 0 1 0 0,-1 0-1 0 0,1 1 0 0 0,-1-1 0 0 0,1 0 0 0 0,-1 0 0 0 0,1 0 0 0 0,-1 0 0 0 0,1 0 0 0 0,-1 0 0 0 0,1-1 0 0 0,0 1 0 0 0,-1 0 0 0 0,1 0 0 0 0,-1 0 0 0 0,1 0 0 0 0,0-1 0 0 0,15-16-99 0 0,-12 10 125 0 0,0 1 0 0 0,-1-1 0 0 0,0 1 0 0 0,4-13 0 0 0,-5-5 173 0 0,-3 24-177 0 0,1 0 0 0 0,0-1-1 0 0,0 1 1 0 0,0 0-1 0 0,0 0 1 0 0,0 0 0 0 0,0 0-1 0 0,0 0 1 0 0,0-1 0 0 0,0 1-1 0 0,-1 0 1 0 0,1 0-1 0 0,0 0 1 0 0,0 0 0 0 0,0 0-1 0 0,0 0 1 0 0,0 0-1 0 0,-1 0 1 0 0,1-1 0 0 0,0 1-1 0 0,0 0 1 0 0,0 0-1 0 0,0 0 1 0 0,-1 0 0 0 0,1 0-1 0 0,0 0 1 0 0,0 0 0 0 0,0 0-1 0 0,0 0 1 0 0,-1 0-1 0 0,1 0 1 0 0,0 0 0 0 0,0 0-1 0 0,0 0 1 0 0,0 0-1 0 0,0 1 1 0 0,-1-1 0 0 0,1 0-1 0 0,0 0 1 0 0,0 0-1 0 0,0 0 1 0 0,0 0 0 0 0,0 0-1 0 0,-1 0 1 0 0,1 0 0 0 0,0 0-1 0 0,0 1 1 0 0,0-1-1 0 0,0 0 1 0 0,0 0 0 0 0,0 0-1 0 0,0 0 1 0 0,-1 0-1 0 0,1 1 1 0 0,-2 2 12 0 0,0 0-1 0 0,0 0 1 0 0,0 0-1 0 0,0 0 1 0 0,1 0 0 0 0,-1 1-1 0 0,1-1 1 0 0,0 1-1 0 0,0-1 1 0 0,-1 5-1 0 0,0 5-669 0 0,0 1 1 0 0,0 0-1 0 0,2 0 0 0 0,1 24 0 0 0,0-28 77 0 0</inkml:trace>
-</inkml:ink>
-</file>
-
-<file path=customXml/item6.xml><?xml version="1.0" encoding="utf-8"?>
+<file path=customXml/item4.xml><?xml version="1.0" encoding="utf-8"?>
 <inkml:ink xmlns:inkml="http://www.w3.org/2003/InkML">
   <inkml:definitions>
     <inkml:context xml:id="ctx0">
@@ -24407,7 +25507,11 @@
 </inkml:ink>
 </file>
 
-<file path=customXml/item7.xml><?xml version="1.0" encoding="utf-8"?>
+<file path=customXml/item5.xml><?xml version="1.0" encoding="utf-8"?>
+<b:Sources xmlns:b="http://schemas.openxmlformats.org/officeDocument/2006/bibliography" xmlns="http://schemas.openxmlformats.org/officeDocument/2006/bibliography" SelectedStyle="\APASixthEditionOfficeOnline.xsl" StyleName="APA" Version="6"/>
+</file>
+
+<file path=customXml/item6.xml><?xml version="1.0" encoding="utf-8"?>
 <ct:contentTypeSchema xmlns:ct="http://schemas.microsoft.com/office/2006/metadata/contentType" xmlns:ma="http://schemas.microsoft.com/office/2006/metadata/properties/metaAttributes" ct:_="" ma:_="" ma:contentTypeName="Dokument" ma:contentTypeID="0x01010025C71E9534E21E4A9F2CF33BA7DCE92D" ma:contentTypeVersion="3" ma:contentTypeDescription="Ein neues Dokument erstellen." ma:contentTypeScope="" ma:versionID="32b9bbdf2bbf4e0fb27a426421665337">
   <xsd:schema xmlns:xsd="http://www.w3.org/2001/XMLSchema" xmlns:xs="http://www.w3.org/2001/XMLSchema" xmlns:p="http://schemas.microsoft.com/office/2006/metadata/properties" xmlns:ns2="5a9e9855-01b6-487f-b294-67c59083cc31" targetNamespace="http://schemas.microsoft.com/office/2006/metadata/properties" ma:root="true" ma:fieldsID="ec87b9b32475f90c9dbf7ae918480825" ns2:_="">
     <xsd:import namespace="5a9e9855-01b6-487f-b294-67c59083cc31"/>
@@ -24545,7 +25649,32 @@
 </ct:contentTypeSchema>
 </file>
 
+<file path=customXml/item7.xml><?xml version="1.0" encoding="utf-8"?>
+<?mso-contentType ?>
+<FormTemplates xmlns="http://schemas.microsoft.com/sharepoint/v3/contenttype/forms">
+  <Display>DocumentLibraryForm</Display>
+  <Edit>DocumentLibraryForm</Edit>
+  <New>DocumentLibraryForm</New>
+</FormTemplates>
+</file>
+
 <file path=customXml/itemProps1.xml><?xml version="1.0" encoding="utf-8"?>
+<ds:datastoreItem xmlns:ds="http://schemas.openxmlformats.org/officeDocument/2006/customXml" ds:itemID="{01D51A4F-7BE7-46DF-A7D0-BDB91C1C49A3}">
+  <ds:schemaRefs>
+    <ds:schemaRef ds:uri="http://www.w3.org/2003/InkML"/>
+  </ds:schemaRefs>
+</ds:datastoreItem>
+</file>
+
+<file path=customXml/itemProps2.xml><?xml version="1.0" encoding="utf-8"?>
+<ds:datastoreItem xmlns:ds="http://schemas.openxmlformats.org/officeDocument/2006/customXml" ds:itemID="{4B023D59-82BC-4D0F-A651-C98E01C1F15C}">
+  <ds:schemaRefs>
+    <ds:schemaRef ds:uri="http://www.w3.org/2003/InkML"/>
+  </ds:schemaRefs>
+</ds:datastoreItem>
+</file>
+
+<file path=customXml/itemProps3.xml><?xml version="1.0" encoding="utf-8"?>
 <ds:datastoreItem xmlns:ds="http://schemas.openxmlformats.org/officeDocument/2006/customXml" ds:itemID="{CE199482-6225-420D-8982-84EA3B0C446C}">
   <ds:schemaRefs>
     <ds:schemaRef ds:uri="http://schemas.microsoft.com/office/2006/metadata/properties"/>
@@ -24554,15 +25683,7 @@
 </ds:datastoreItem>
 </file>
 
-<file path=customXml/itemProps2.xml><?xml version="1.0" encoding="utf-8"?>
-<ds:datastoreItem xmlns:ds="http://schemas.openxmlformats.org/officeDocument/2006/customXml" ds:itemID="{6A655C0C-F4A3-4931-9F7F-84CBD61DCE8F}">
-  <ds:schemaRefs>
-    <ds:schemaRef ds:uri="http://schemas.microsoft.com/sharepoint/v3/contenttype/forms"/>
-  </ds:schemaRefs>
-</ds:datastoreItem>
-</file>
-
-<file path=customXml/itemProps3.xml><?xml version="1.0" encoding="utf-8"?>
+<file path=customXml/itemProps4.xml><?xml version="1.0" encoding="utf-8"?>
 <ds:datastoreItem xmlns:ds="http://schemas.openxmlformats.org/officeDocument/2006/customXml" ds:itemID="{4B023D59-82BC-4D0F-A651-C98E01C1F15C}">
   <ds:schemaRefs>
     <ds:schemaRef ds:uri="http://www.w3.org/2003/InkML"/>
@@ -24570,7 +25691,7 @@
 </ds:datastoreItem>
 </file>
 
-<file path=customXml/itemProps4.xml><?xml version="1.0" encoding="utf-8"?>
+<file path=customXml/itemProps5.xml><?xml version="1.0" encoding="utf-8"?>
 <ds:datastoreItem xmlns:ds="http://schemas.openxmlformats.org/officeDocument/2006/customXml" ds:itemID="{01D51A4F-7BE7-46DF-A7D0-BDB91C1C49A3}">
   <ds:schemaRefs>
     <ds:schemaRef ds:uri="http://schemas.openxmlformats.org/officeDocument/2006/bibliography"/>
@@ -24578,23 +25699,7 @@
 </ds:datastoreItem>
 </file>
 
-<file path=customXml/itemProps5.xml><?xml version="1.0" encoding="utf-8"?>
-<ds:datastoreItem xmlns:ds="http://schemas.openxmlformats.org/officeDocument/2006/customXml" ds:itemID="{01D51A4F-7BE7-46DF-A7D0-BDB91C1C49A3}">
-  <ds:schemaRefs>
-    <ds:schemaRef ds:uri="http://www.w3.org/2003/InkML"/>
-  </ds:schemaRefs>
-</ds:datastoreItem>
-</file>
-
 <file path=customXml/itemProps6.xml><?xml version="1.0" encoding="utf-8"?>
-<ds:datastoreItem xmlns:ds="http://schemas.openxmlformats.org/officeDocument/2006/customXml" ds:itemID="{4B023D59-82BC-4D0F-A651-C98E01C1F15C}">
-  <ds:schemaRefs>
-    <ds:schemaRef ds:uri="http://www.w3.org/2003/InkML"/>
-  </ds:schemaRefs>
-</ds:datastoreItem>
-</file>
-
-<file path=customXml/itemProps7.xml><?xml version="1.0" encoding="utf-8"?>
 <ds:datastoreItem xmlns:ds="http://schemas.openxmlformats.org/officeDocument/2006/customXml" ds:itemID="{4B023D59-82BC-4D0F-A651-C98E01C1F15C}">
   <ds:schemaRefs>
     <ds:schemaRef ds:uri="http://schemas.microsoft.com/office/2006/metadata/contentType"/>
@@ -24610,4 +25715,12 @@
     <ds:schemaRef ds:uri="http://schemas.microsoft.com/internal/obd"/>
   </ds:schemaRefs>
 </ds:datastoreItem>
+</file>
+
+<file path=customXml/itemProps7.xml><?xml version="1.0" encoding="utf-8"?>
+<ds:datastoreItem xmlns:ds="http://schemas.openxmlformats.org/officeDocument/2006/customXml" ds:itemID="{6A655C0C-F4A3-4931-9F7F-84CBD61DCE8F}">
+  <ds:schemaRefs>
+    <ds:schemaRef ds:uri="http://schemas.microsoft.com/sharepoint/v3/contenttype/forms"/>
+  </ds:schemaRefs>
+</ds:datastoreItem>
 </file>
--- a/D_Documentation/Doku-Felix.docx
+++ b/D_Documentation/Doku-Felix.docx
@@ -1082,7 +1082,7 @@
             </w:rPr>
             <w:fldChar w:fldCharType="separate"/>
           </w:r>
-          <w:hyperlink w:anchor="_Toc223029749" w:history="1">
+          <w:hyperlink w:anchor="_Toc223637561" w:history="1">
             <w:r>
               <w:rPr>
                 <w:rStyle w:val="Hyperlink"/>
@@ -1128,7 +1128,7 @@
                 <w:noProof/>
                 <w:webHidden/>
               </w:rPr>
-              <w:instrText xml:space="preserve"> PAGEREF _Toc223029749 \h </w:instrText>
+              <w:instrText xml:space="preserve"> PAGEREF _Toc223637561 \h </w:instrText>
             </w:r>
             <w:r>
               <w:rPr>
@@ -1176,7 +1176,7 @@
               <w14:ligatures w14:val="standardContextual"/>
             </w:rPr>
           </w:pPr>
-          <w:hyperlink w:anchor="_Toc223029750" w:history="1">
+          <w:hyperlink w:anchor="_Toc223637562" w:history="1">
             <w:r>
               <w:rPr>
                 <w:rStyle w:val="Hyperlink"/>
@@ -1222,7 +1222,7 @@
                 <w:noProof/>
                 <w:webHidden/>
               </w:rPr>
-              <w:instrText xml:space="preserve"> PAGEREF _Toc223029750 \h </w:instrText>
+              <w:instrText xml:space="preserve"> PAGEREF _Toc223637562 \h </w:instrText>
             </w:r>
             <w:r>
               <w:rPr>
@@ -1270,7 +1270,7 @@
               <w14:ligatures w14:val="standardContextual"/>
             </w:rPr>
           </w:pPr>
-          <w:hyperlink w:anchor="_Toc223029751" w:history="1">
+          <w:hyperlink w:anchor="_Toc223637563" w:history="1">
             <w:r>
               <w:rPr>
                 <w:rStyle w:val="Hyperlink"/>
@@ -1316,7 +1316,7 @@
                 <w:noProof/>
                 <w:webHidden/>
               </w:rPr>
-              <w:instrText xml:space="preserve"> PAGEREF _Toc223029751 \h </w:instrText>
+              <w:instrText xml:space="preserve"> PAGEREF _Toc223637563 \h </w:instrText>
             </w:r>
             <w:r>
               <w:rPr>
@@ -1360,7 +1360,7 @@
               <w14:ligatures w14:val="standardContextual"/>
             </w:rPr>
           </w:pPr>
-          <w:hyperlink w:anchor="_Toc223029752" w:history="1">
+          <w:hyperlink w:anchor="_Toc223637564" w:history="1">
             <w:r>
               <w:rPr>
                 <w:rStyle w:val="Hyperlink"/>
@@ -1406,7 +1406,7 @@
                 <w:noProof/>
                 <w:webHidden/>
               </w:rPr>
-              <w:instrText xml:space="preserve"> PAGEREF _Toc223029752 \h </w:instrText>
+              <w:instrText xml:space="preserve"> PAGEREF _Toc223637564 \h </w:instrText>
             </w:r>
             <w:r>
               <w:rPr>
@@ -1454,7 +1454,7 @@
               <w14:ligatures w14:val="standardContextual"/>
             </w:rPr>
           </w:pPr>
-          <w:hyperlink w:anchor="_Toc223029753" w:history="1">
+          <w:hyperlink w:anchor="_Toc223637565" w:history="1">
             <w:r>
               <w:rPr>
                 <w:rStyle w:val="Hyperlink"/>
@@ -1500,7 +1500,7 @@
                 <w:noProof/>
                 <w:webHidden/>
               </w:rPr>
-              <w:instrText xml:space="preserve"> PAGEREF _Toc223029753 \h </w:instrText>
+              <w:instrText xml:space="preserve"> PAGEREF _Toc223637565 \h </w:instrText>
             </w:r>
             <w:r>
               <w:rPr>
@@ -1548,7 +1548,7 @@
               <w14:ligatures w14:val="standardContextual"/>
             </w:rPr>
           </w:pPr>
-          <w:hyperlink w:anchor="_Toc223029754" w:history="1">
+          <w:hyperlink w:anchor="_Toc223637566" w:history="1">
             <w:r>
               <w:rPr>
                 <w:rStyle w:val="Hyperlink"/>
@@ -1594,7 +1594,7 @@
                 <w:noProof/>
                 <w:webHidden/>
               </w:rPr>
-              <w:instrText xml:space="preserve"> PAGEREF _Toc223029754 \h </w:instrText>
+              <w:instrText xml:space="preserve"> PAGEREF _Toc223637566 \h </w:instrText>
             </w:r>
             <w:r>
               <w:rPr>
@@ -1642,7 +1642,7 @@
               <w14:ligatures w14:val="standardContextual"/>
             </w:rPr>
           </w:pPr>
-          <w:hyperlink w:anchor="_Toc223029755" w:history="1">
+          <w:hyperlink w:anchor="_Toc223637567" w:history="1">
             <w:r>
               <w:rPr>
                 <w:rStyle w:val="Hyperlink"/>
@@ -1696,7 +1696,7 @@
                 <w:noProof/>
                 <w:webHidden/>
               </w:rPr>
-              <w:instrText xml:space="preserve"> PAGEREF _Toc223029755 \h </w:instrText>
+              <w:instrText xml:space="preserve"> PAGEREF _Toc223637567 \h </w:instrText>
             </w:r>
             <w:r>
               <w:rPr>
@@ -1744,7 +1744,7 @@
               <w14:ligatures w14:val="standardContextual"/>
             </w:rPr>
           </w:pPr>
-          <w:hyperlink w:anchor="_Toc223029756" w:history="1">
+          <w:hyperlink w:anchor="_Toc223637568" w:history="1">
             <w:r>
               <w:rPr>
                 <w:rStyle w:val="Hyperlink"/>
@@ -1790,7 +1790,7 @@
                 <w:noProof/>
                 <w:webHidden/>
               </w:rPr>
-              <w:instrText xml:space="preserve"> PAGEREF _Toc223029756 \h </w:instrText>
+              <w:instrText xml:space="preserve"> PAGEREF _Toc223637568 \h </w:instrText>
             </w:r>
             <w:r>
               <w:rPr>
@@ -1838,7 +1838,7 @@
               <w14:ligatures w14:val="standardContextual"/>
             </w:rPr>
           </w:pPr>
-          <w:hyperlink w:anchor="_Toc223029757" w:history="1">
+          <w:hyperlink w:anchor="_Toc223637569" w:history="1">
             <w:r>
               <w:rPr>
                 <w:rStyle w:val="Hyperlink"/>
@@ -1884,7 +1884,7 @@
                 <w:noProof/>
                 <w:webHidden/>
               </w:rPr>
-              <w:instrText xml:space="preserve"> PAGEREF _Toc223029757 \h </w:instrText>
+              <w:instrText xml:space="preserve"> PAGEREF _Toc223637569 \h </w:instrText>
             </w:r>
             <w:r>
               <w:rPr>
@@ -1932,7 +1932,7 @@
               <w14:ligatures w14:val="standardContextual"/>
             </w:rPr>
           </w:pPr>
-          <w:hyperlink w:anchor="_Toc223029758" w:history="1">
+          <w:hyperlink w:anchor="_Toc223637570" w:history="1">
             <w:r>
               <w:rPr>
                 <w:rStyle w:val="Hyperlink"/>
@@ -1978,7 +1978,7 @@
                 <w:noProof/>
                 <w:webHidden/>
               </w:rPr>
-              <w:instrText xml:space="preserve"> PAGEREF _Toc223029758 \h </w:instrText>
+              <w:instrText xml:space="preserve"> PAGEREF _Toc223637570 \h </w:instrText>
             </w:r>
             <w:r>
               <w:rPr>
@@ -2026,7 +2026,7 @@
               <w14:ligatures w14:val="standardContextual"/>
             </w:rPr>
           </w:pPr>
-          <w:hyperlink w:anchor="_Toc223029759" w:history="1">
+          <w:hyperlink w:anchor="_Toc223637571" w:history="1">
             <w:r>
               <w:rPr>
                 <w:rStyle w:val="Hyperlink"/>
@@ -2072,7 +2072,7 @@
                 <w:noProof/>
                 <w:webHidden/>
               </w:rPr>
-              <w:instrText xml:space="preserve"> PAGEREF _Toc223029759 \h </w:instrText>
+              <w:instrText xml:space="preserve"> PAGEREF _Toc223637571 \h </w:instrText>
             </w:r>
             <w:r>
               <w:rPr>
@@ -2120,7 +2120,7 @@
               <w14:ligatures w14:val="standardContextual"/>
             </w:rPr>
           </w:pPr>
-          <w:hyperlink w:anchor="_Toc223029760" w:history="1">
+          <w:hyperlink w:anchor="_Toc223637572" w:history="1">
             <w:r>
               <w:rPr>
                 <w:rStyle w:val="Hyperlink"/>
@@ -2166,7 +2166,7 @@
                 <w:noProof/>
                 <w:webHidden/>
               </w:rPr>
-              <w:instrText xml:space="preserve"> PAGEREF _Toc223029760 \h </w:instrText>
+              <w:instrText xml:space="preserve"> PAGEREF _Toc223637572 \h </w:instrText>
             </w:r>
             <w:r>
               <w:rPr>
@@ -2210,7 +2210,7 @@
               <w14:ligatures w14:val="standardContextual"/>
             </w:rPr>
           </w:pPr>
-          <w:hyperlink w:anchor="_Toc223029761" w:history="1">
+          <w:hyperlink w:anchor="_Toc223637573" w:history="1">
             <w:r>
               <w:rPr>
                 <w:rStyle w:val="Hyperlink"/>
@@ -2256,7 +2256,7 @@
                 <w:noProof/>
                 <w:webHidden/>
               </w:rPr>
-              <w:instrText xml:space="preserve"> PAGEREF _Toc223029761 \h </w:instrText>
+              <w:instrText xml:space="preserve"> PAGEREF _Toc223637573 \h </w:instrText>
             </w:r>
             <w:r>
               <w:rPr>
@@ -2304,7 +2304,7 @@
               <w14:ligatures w14:val="standardContextual"/>
             </w:rPr>
           </w:pPr>
-          <w:hyperlink w:anchor="_Toc223029762" w:history="1">
+          <w:hyperlink w:anchor="_Toc223637574" w:history="1">
             <w:r>
               <w:rPr>
                 <w:rStyle w:val="Hyperlink"/>
@@ -2350,7 +2350,7 @@
                 <w:noProof/>
                 <w:webHidden/>
               </w:rPr>
-              <w:instrText xml:space="preserve"> PAGEREF _Toc223029762 \h </w:instrText>
+              <w:instrText xml:space="preserve"> PAGEREF _Toc223637574 \h </w:instrText>
             </w:r>
             <w:r>
               <w:rPr>
@@ -2398,7 +2398,7 @@
               <w14:ligatures w14:val="standardContextual"/>
             </w:rPr>
           </w:pPr>
-          <w:hyperlink w:anchor="_Toc223029763" w:history="1">
+          <w:hyperlink w:anchor="_Toc223637575" w:history="1">
             <w:r>
               <w:rPr>
                 <w:rStyle w:val="Hyperlink"/>
@@ -2444,7 +2444,7 @@
                 <w:noProof/>
                 <w:webHidden/>
               </w:rPr>
-              <w:instrText xml:space="preserve"> PAGEREF _Toc223029763 \h </w:instrText>
+              <w:instrText xml:space="preserve"> PAGEREF _Toc223637575 \h </w:instrText>
             </w:r>
             <w:r>
               <w:rPr>
@@ -2492,7 +2492,7 @@
               <w14:ligatures w14:val="standardContextual"/>
             </w:rPr>
           </w:pPr>
-          <w:hyperlink w:anchor="_Toc223029764" w:history="1">
+          <w:hyperlink w:anchor="_Toc223637576" w:history="1">
             <w:r>
               <w:rPr>
                 <w:rStyle w:val="Hyperlink"/>
@@ -2546,7 +2546,7 @@
                 <w:noProof/>
                 <w:webHidden/>
               </w:rPr>
-              <w:instrText xml:space="preserve"> PAGEREF _Toc223029764 \h </w:instrText>
+              <w:instrText xml:space="preserve"> PAGEREF _Toc223637576 \h </w:instrText>
             </w:r>
             <w:r>
               <w:rPr>
@@ -2594,7 +2594,7 @@
               <w14:ligatures w14:val="standardContextual"/>
             </w:rPr>
           </w:pPr>
-          <w:hyperlink w:anchor="_Toc223029765" w:history="1">
+          <w:hyperlink w:anchor="_Toc223637577" w:history="1">
             <w:r>
               <w:rPr>
                 <w:rStyle w:val="Hyperlink"/>
@@ -2651,7 +2651,7 @@
                 <w:noProof/>
                 <w:webHidden/>
               </w:rPr>
-              <w:instrText xml:space="preserve"> PAGEREF _Toc223029765 \h </w:instrText>
+              <w:instrText xml:space="preserve"> PAGEREF _Toc223637577 \h </w:instrText>
             </w:r>
             <w:r>
               <w:rPr>
@@ -2699,7 +2699,7 @@
               <w14:ligatures w14:val="standardContextual"/>
             </w:rPr>
           </w:pPr>
-          <w:hyperlink w:anchor="_Toc223029766" w:history="1">
+          <w:hyperlink w:anchor="_Toc223637578" w:history="1">
             <w:r>
               <w:rPr>
                 <w:rStyle w:val="Hyperlink"/>
@@ -2747,7 +2747,7 @@
                 <w:noProof/>
                 <w:webHidden/>
               </w:rPr>
-              <w:instrText xml:space="preserve"> PAGEREF _Toc223029766 \h </w:instrText>
+              <w:instrText xml:space="preserve"> PAGEREF _Toc223637578 \h </w:instrText>
             </w:r>
             <w:r>
               <w:rPr>
@@ -2795,7 +2795,7 @@
               <w14:ligatures w14:val="standardContextual"/>
             </w:rPr>
           </w:pPr>
-          <w:hyperlink w:anchor="_Toc223029767" w:history="1">
+          <w:hyperlink w:anchor="_Toc223637579" w:history="1">
             <w:r>
               <w:rPr>
                 <w:rStyle w:val="Hyperlink"/>
@@ -2841,7 +2841,7 @@
                 <w:noProof/>
                 <w:webHidden/>
               </w:rPr>
-              <w:instrText xml:space="preserve"> PAGEREF _Toc223029767 \h </w:instrText>
+              <w:instrText xml:space="preserve"> PAGEREF _Toc223637579 \h </w:instrText>
             </w:r>
             <w:r>
               <w:rPr>
@@ -2889,7 +2889,7 @@
               <w14:ligatures w14:val="standardContextual"/>
             </w:rPr>
           </w:pPr>
-          <w:hyperlink w:anchor="_Toc223029768" w:history="1">
+          <w:hyperlink w:anchor="_Toc223637580" w:history="1">
             <w:r>
               <w:rPr>
                 <w:rStyle w:val="Hyperlink"/>
@@ -2937,7 +2937,7 @@
                 <w:noProof/>
                 <w:webHidden/>
               </w:rPr>
-              <w:instrText xml:space="preserve"> PAGEREF _Toc223029768 \h </w:instrText>
+              <w:instrText xml:space="preserve"> PAGEREF _Toc223637580 \h </w:instrText>
             </w:r>
             <w:r>
               <w:rPr>
@@ -2985,7 +2985,7 @@
               <w14:ligatures w14:val="standardContextual"/>
             </w:rPr>
           </w:pPr>
-          <w:hyperlink w:anchor="_Toc223029769" w:history="1">
+          <w:hyperlink w:anchor="_Toc223637581" w:history="1">
             <w:r>
               <w:rPr>
                 <w:rStyle w:val="Hyperlink"/>
@@ -3031,7 +3031,7 @@
                 <w:noProof/>
                 <w:webHidden/>
               </w:rPr>
-              <w:instrText xml:space="preserve"> PAGEREF _Toc223029769 \h </w:instrText>
+              <w:instrText xml:space="preserve"> PAGEREF _Toc223637581 \h </w:instrText>
             </w:r>
             <w:r>
               <w:rPr>
@@ -3079,7 +3079,7 @@
               <w14:ligatures w14:val="standardContextual"/>
             </w:rPr>
           </w:pPr>
-          <w:hyperlink w:anchor="_Toc223029770" w:history="1">
+          <w:hyperlink w:anchor="_Toc223637582" w:history="1">
             <w:r>
               <w:rPr>
                 <w:rStyle w:val="Hyperlink"/>
@@ -3125,7 +3125,7 @@
                 <w:noProof/>
                 <w:webHidden/>
               </w:rPr>
-              <w:instrText xml:space="preserve"> PAGEREF _Toc223029770 \h </w:instrText>
+              <w:instrText xml:space="preserve"> PAGEREF _Toc223637582 \h </w:instrText>
             </w:r>
             <w:r>
               <w:rPr>
@@ -3173,7 +3173,7 @@
               <w14:ligatures w14:val="standardContextual"/>
             </w:rPr>
           </w:pPr>
-          <w:hyperlink w:anchor="_Toc223029771" w:history="1">
+          <w:hyperlink w:anchor="_Toc223637583" w:history="1">
             <w:r>
               <w:rPr>
                 <w:rStyle w:val="Hyperlink"/>
@@ -3219,7 +3219,7 @@
                 <w:noProof/>
                 <w:webHidden/>
               </w:rPr>
-              <w:instrText xml:space="preserve"> PAGEREF _Toc223029771 \h </w:instrText>
+              <w:instrText xml:space="preserve"> PAGEREF _Toc223637583 \h </w:instrText>
             </w:r>
             <w:r>
               <w:rPr>
@@ -3267,7 +3267,7 @@
               <w14:ligatures w14:val="standardContextual"/>
             </w:rPr>
           </w:pPr>
-          <w:hyperlink w:anchor="_Toc223029772" w:history="1">
+          <w:hyperlink w:anchor="_Toc223637584" w:history="1">
             <w:r>
               <w:rPr>
                 <w:rStyle w:val="Hyperlink"/>
@@ -3313,7 +3313,7 @@
                 <w:noProof/>
                 <w:webHidden/>
               </w:rPr>
-              <w:instrText xml:space="preserve"> PAGEREF _Toc223029772 \h </w:instrText>
+              <w:instrText xml:space="preserve"> PAGEREF _Toc223637584 \h </w:instrText>
             </w:r>
             <w:r>
               <w:rPr>
@@ -3333,7 +3333,7 @@
                 <w:noProof/>
                 <w:webHidden/>
               </w:rPr>
-              <w:t>23</w:t>
+              <w:t>26</w:t>
             </w:r>
             <w:r>
               <w:rPr>
@@ -3361,7 +3361,7 @@
               <w14:ligatures w14:val="standardContextual"/>
             </w:rPr>
           </w:pPr>
-          <w:hyperlink w:anchor="_Toc223029773" w:history="1">
+          <w:hyperlink w:anchor="_Toc223637585" w:history="1">
             <w:r>
               <w:rPr>
                 <w:rStyle w:val="Hyperlink"/>
@@ -3407,7 +3407,7 @@
                 <w:noProof/>
                 <w:webHidden/>
               </w:rPr>
-              <w:instrText xml:space="preserve"> PAGEREF _Toc223029773 \h </w:instrText>
+              <w:instrText xml:space="preserve"> PAGEREF _Toc223637585 \h </w:instrText>
             </w:r>
             <w:r>
               <w:rPr>
@@ -3427,7 +3427,7 @@
                 <w:noProof/>
                 <w:webHidden/>
               </w:rPr>
-              <w:t>23</w:t>
+              <w:t>28</w:t>
             </w:r>
             <w:r>
               <w:rPr>
@@ -3455,7 +3455,7 @@
               <w14:ligatures w14:val="standardContextual"/>
             </w:rPr>
           </w:pPr>
-          <w:hyperlink w:anchor="_Toc223029774" w:history="1">
+          <w:hyperlink w:anchor="_Toc223637586" w:history="1">
             <w:r>
               <w:rPr>
                 <w:rStyle w:val="Hyperlink"/>
@@ -3501,7 +3501,7 @@
                 <w:noProof/>
                 <w:webHidden/>
               </w:rPr>
-              <w:instrText xml:space="preserve"> PAGEREF _Toc223029774 \h </w:instrText>
+              <w:instrText xml:space="preserve"> PAGEREF _Toc223637586 \h </w:instrText>
             </w:r>
             <w:r>
               <w:rPr>
@@ -3521,7 +3521,7 @@
                 <w:noProof/>
                 <w:webHidden/>
               </w:rPr>
-              <w:t>23</w:t>
+              <w:t>30</w:t>
             </w:r>
             <w:r>
               <w:rPr>
@@ -3549,7 +3549,7 @@
               <w14:ligatures w14:val="standardContextual"/>
             </w:rPr>
           </w:pPr>
-          <w:hyperlink w:anchor="_Toc223029775" w:history="1">
+          <w:hyperlink w:anchor="_Toc223637587" w:history="1">
             <w:r>
               <w:rPr>
                 <w:rStyle w:val="Hyperlink"/>
@@ -3595,7 +3595,7 @@
                 <w:noProof/>
                 <w:webHidden/>
               </w:rPr>
-              <w:instrText xml:space="preserve"> PAGEREF _Toc223029775 \h </w:instrText>
+              <w:instrText xml:space="preserve"> PAGEREF _Toc223637587 \h </w:instrText>
             </w:r>
             <w:r>
               <w:rPr>
@@ -3615,7 +3615,7 @@
                 <w:noProof/>
                 <w:webHidden/>
               </w:rPr>
-              <w:t>23</w:t>
+              <w:t>32</w:t>
             </w:r>
             <w:r>
               <w:rPr>
@@ -3643,7 +3643,7 @@
               <w14:ligatures w14:val="standardContextual"/>
             </w:rPr>
           </w:pPr>
-          <w:hyperlink w:anchor="_Toc223029776" w:history="1">
+          <w:hyperlink w:anchor="_Toc223637588" w:history="1">
             <w:r>
               <w:rPr>
                 <w:rStyle w:val="Hyperlink"/>
@@ -3689,7 +3689,7 @@
                 <w:noProof/>
                 <w:webHidden/>
               </w:rPr>
-              <w:instrText xml:space="preserve"> PAGEREF _Toc223029776 \h </w:instrText>
+              <w:instrText xml:space="preserve"> PAGEREF _Toc223637588 \h </w:instrText>
             </w:r>
             <w:r>
               <w:rPr>
@@ -3709,7 +3709,7 @@
                 <w:noProof/>
                 <w:webHidden/>
               </w:rPr>
-              <w:t>24</w:t>
+              <w:t>33</w:t>
             </w:r>
             <w:r>
               <w:rPr>
@@ -3737,7 +3737,7 @@
               <w14:ligatures w14:val="standardContextual"/>
             </w:rPr>
           </w:pPr>
-          <w:hyperlink w:anchor="_Toc223029777" w:history="1">
+          <w:hyperlink w:anchor="_Toc223637589" w:history="1">
             <w:r>
               <w:rPr>
                 <w:rStyle w:val="Hyperlink"/>
@@ -3783,7 +3783,7 @@
                 <w:noProof/>
                 <w:webHidden/>
               </w:rPr>
-              <w:instrText xml:space="preserve"> PAGEREF _Toc223029777 \h </w:instrText>
+              <w:instrText xml:space="preserve"> PAGEREF _Toc223637589 \h </w:instrText>
             </w:r>
             <w:r>
               <w:rPr>
@@ -3803,7 +3803,7 @@
                 <w:noProof/>
                 <w:webHidden/>
               </w:rPr>
-              <w:t>25</w:t>
+              <w:t>34</w:t>
             </w:r>
             <w:r>
               <w:rPr>
@@ -3831,7 +3831,7 @@
               <w14:ligatures w14:val="standardContextual"/>
             </w:rPr>
           </w:pPr>
-          <w:hyperlink w:anchor="_Toc223029778" w:history="1">
+          <w:hyperlink w:anchor="_Toc223637590" w:history="1">
             <w:r>
               <w:rPr>
                 <w:rStyle w:val="Hyperlink"/>
@@ -3877,7 +3877,7 @@
                 <w:noProof/>
                 <w:webHidden/>
               </w:rPr>
-              <w:instrText xml:space="preserve"> PAGEREF _Toc223029778 \h </w:instrText>
+              <w:instrText xml:space="preserve"> PAGEREF _Toc223637590 \h </w:instrText>
             </w:r>
             <w:r>
               <w:rPr>
@@ -3897,7 +3897,7 @@
                 <w:noProof/>
                 <w:webHidden/>
               </w:rPr>
-              <w:t>26</w:t>
+              <w:t>35</w:t>
             </w:r>
             <w:r>
               <w:rPr>
@@ -3921,7 +3921,7 @@
               <w14:ligatures w14:val="standardContextual"/>
             </w:rPr>
           </w:pPr>
-          <w:hyperlink w:anchor="_Toc223029779" w:history="1">
+          <w:hyperlink w:anchor="_Toc223637591" w:history="1">
             <w:r>
               <w:rPr>
                 <w:rStyle w:val="Hyperlink"/>
@@ -3967,7 +3967,7 @@
                 <w:noProof/>
                 <w:webHidden/>
               </w:rPr>
-              <w:instrText xml:space="preserve"> PAGEREF _Toc223029779 \h </w:instrText>
+              <w:instrText xml:space="preserve"> PAGEREF _Toc223637591 \h </w:instrText>
             </w:r>
             <w:r>
               <w:rPr>
@@ -3987,7 +3987,7 @@
                 <w:noProof/>
                 <w:webHidden/>
               </w:rPr>
-              <w:t>27</w:t>
+              <w:t>36</w:t>
             </w:r>
             <w:r>
               <w:rPr>
@@ -4015,7 +4015,7 @@
               <w14:ligatures w14:val="standardContextual"/>
             </w:rPr>
           </w:pPr>
-          <w:hyperlink w:anchor="_Toc223029780" w:history="1">
+          <w:hyperlink w:anchor="_Toc223637592" w:history="1">
             <w:r>
               <w:rPr>
                 <w:rStyle w:val="Hyperlink"/>
@@ -4061,7 +4061,7 @@
                 <w:noProof/>
                 <w:webHidden/>
               </w:rPr>
-              <w:instrText xml:space="preserve"> PAGEREF _Toc223029780 \h </w:instrText>
+              <w:instrText xml:space="preserve"> PAGEREF _Toc223637592 \h </w:instrText>
             </w:r>
             <w:r>
               <w:rPr>
@@ -4081,7 +4081,7 @@
                 <w:noProof/>
                 <w:webHidden/>
               </w:rPr>
-              <w:t>27</w:t>
+              <w:t>36</w:t>
             </w:r>
             <w:r>
               <w:rPr>
@@ -4109,7 +4109,7 @@
               <w14:ligatures w14:val="standardContextual"/>
             </w:rPr>
           </w:pPr>
-          <w:hyperlink w:anchor="_Toc223029781" w:history="1">
+          <w:hyperlink w:anchor="_Toc223637593" w:history="1">
             <w:r>
               <w:rPr>
                 <w:rStyle w:val="Hyperlink"/>
@@ -4155,7 +4155,7 @@
                 <w:noProof/>
                 <w:webHidden/>
               </w:rPr>
-              <w:instrText xml:space="preserve"> PAGEREF _Toc223029781 \h </w:instrText>
+              <w:instrText xml:space="preserve"> PAGEREF _Toc223637593 \h </w:instrText>
             </w:r>
             <w:r>
               <w:rPr>
@@ -4175,7 +4175,7 @@
                 <w:noProof/>
                 <w:webHidden/>
               </w:rPr>
-              <w:t>29</w:t>
+              <w:t>39</w:t>
             </w:r>
             <w:r>
               <w:rPr>
@@ -4199,7 +4199,7 @@
               <w14:ligatures w14:val="standardContextual"/>
             </w:rPr>
           </w:pPr>
-          <w:hyperlink w:anchor="_Toc223029782" w:history="1">
+          <w:hyperlink w:anchor="_Toc223637594" w:history="1">
             <w:r>
               <w:rPr>
                 <w:rStyle w:val="Hyperlink"/>
@@ -4245,7 +4245,7 @@
                 <w:noProof/>
                 <w:webHidden/>
               </w:rPr>
-              <w:instrText xml:space="preserve"> PAGEREF _Toc223029782 \h </w:instrText>
+              <w:instrText xml:space="preserve"> PAGEREF _Toc223637594 \h </w:instrText>
             </w:r>
             <w:r>
               <w:rPr>
@@ -4265,7 +4265,7 @@
                 <w:noProof/>
                 <w:webHidden/>
               </w:rPr>
-              <w:t>30</w:t>
+              <w:t>40</w:t>
             </w:r>
             <w:r>
               <w:rPr>
@@ -4289,7 +4289,7 @@
               <w14:ligatures w14:val="standardContextual"/>
             </w:rPr>
           </w:pPr>
-          <w:hyperlink w:anchor="_Toc223029783" w:history="1">
+          <w:hyperlink w:anchor="_Toc223637595" w:history="1">
             <w:r>
               <w:rPr>
                 <w:rStyle w:val="Hyperlink"/>
@@ -4335,7 +4335,7 @@
                 <w:noProof/>
                 <w:webHidden/>
               </w:rPr>
-              <w:instrText xml:space="preserve"> PAGEREF _Toc223029783 \h </w:instrText>
+              <w:instrText xml:space="preserve"> PAGEREF _Toc223637595 \h </w:instrText>
             </w:r>
             <w:r>
               <w:rPr>
@@ -4355,7 +4355,7 @@
                 <w:noProof/>
                 <w:webHidden/>
               </w:rPr>
-              <w:t>31</w:t>
+              <w:t>41</w:t>
             </w:r>
             <w:r>
               <w:rPr>
@@ -4379,7 +4379,7 @@
               <w14:ligatures w14:val="standardContextual"/>
             </w:rPr>
           </w:pPr>
-          <w:hyperlink w:anchor="_Toc223029784" w:history="1">
+          <w:hyperlink w:anchor="_Toc223637596" w:history="1">
             <w:r>
               <w:rPr>
                 <w:rStyle w:val="Hyperlink"/>
@@ -4425,7 +4425,7 @@
                 <w:noProof/>
                 <w:webHidden/>
               </w:rPr>
-              <w:instrText xml:space="preserve"> PAGEREF _Toc223029784 \h </w:instrText>
+              <w:instrText xml:space="preserve"> PAGEREF _Toc223637596 \h </w:instrText>
             </w:r>
             <w:r>
               <w:rPr>
@@ -4445,7 +4445,7 @@
                 <w:noProof/>
                 <w:webHidden/>
               </w:rPr>
-              <w:t>32</w:t>
+              <w:t>42</w:t>
             </w:r>
             <w:r>
               <w:rPr>
@@ -4473,7 +4473,7 @@
               <w14:ligatures w14:val="standardContextual"/>
             </w:rPr>
           </w:pPr>
-          <w:hyperlink w:anchor="_Toc223029785" w:history="1">
+          <w:hyperlink w:anchor="_Toc223637597" w:history="1">
             <w:r>
               <w:rPr>
                 <w:rStyle w:val="Hyperlink"/>
@@ -4519,7 +4519,7 @@
                 <w:noProof/>
                 <w:webHidden/>
               </w:rPr>
-              <w:instrText xml:space="preserve"> PAGEREF _Toc223029785 \h </w:instrText>
+              <w:instrText xml:space="preserve"> PAGEREF _Toc223637597 \h </w:instrText>
             </w:r>
             <w:r>
               <w:rPr>
@@ -4539,7 +4539,7 @@
                 <w:noProof/>
                 <w:webHidden/>
               </w:rPr>
-              <w:t>32</w:t>
+              <w:t>42</w:t>
             </w:r>
             <w:r>
               <w:rPr>
@@ -4567,7 +4567,7 @@
               <w14:ligatures w14:val="standardContextual"/>
             </w:rPr>
           </w:pPr>
-          <w:hyperlink w:anchor="_Toc223029786" w:history="1">
+          <w:hyperlink w:anchor="_Toc223637598" w:history="1">
             <w:r>
               <w:rPr>
                 <w:rStyle w:val="Hyperlink"/>
@@ -4613,7 +4613,7 @@
                 <w:noProof/>
                 <w:webHidden/>
               </w:rPr>
-              <w:instrText xml:space="preserve"> PAGEREF _Toc223029786 \h </w:instrText>
+              <w:instrText xml:space="preserve"> PAGEREF _Toc223637598 \h </w:instrText>
             </w:r>
             <w:r>
               <w:rPr>
@@ -4633,7 +4633,7 @@
                 <w:noProof/>
                 <w:webHidden/>
               </w:rPr>
-              <w:t>32</w:t>
+              <w:t>42</w:t>
             </w:r>
             <w:r>
               <w:rPr>
@@ -4661,7 +4661,7 @@
               <w14:ligatures w14:val="standardContextual"/>
             </w:rPr>
           </w:pPr>
-          <w:hyperlink w:anchor="_Toc223029787" w:history="1">
+          <w:hyperlink w:anchor="_Toc223637599" w:history="1">
             <w:r>
               <w:rPr>
                 <w:rStyle w:val="Hyperlink"/>
@@ -4707,7 +4707,7 @@
                 <w:noProof/>
                 <w:webHidden/>
               </w:rPr>
-              <w:instrText xml:space="preserve"> PAGEREF _Toc223029787 \h </w:instrText>
+              <w:instrText xml:space="preserve"> PAGEREF _Toc223637599 \h </w:instrText>
             </w:r>
             <w:r>
               <w:rPr>
@@ -4727,7 +4727,7 @@
                 <w:noProof/>
                 <w:webHidden/>
               </w:rPr>
-              <w:t>32</w:t>
+              <w:t>42</w:t>
             </w:r>
             <w:r>
               <w:rPr>
@@ -4755,7 +4755,7 @@
               <w14:ligatures w14:val="standardContextual"/>
             </w:rPr>
           </w:pPr>
-          <w:hyperlink w:anchor="_Toc223029788" w:history="1">
+          <w:hyperlink w:anchor="_Toc223637600" w:history="1">
             <w:r>
               <w:rPr>
                 <w:rStyle w:val="Hyperlink"/>
@@ -4801,7 +4801,7 @@
                 <w:noProof/>
                 <w:webHidden/>
               </w:rPr>
-              <w:instrText xml:space="preserve"> PAGEREF _Toc223029788 \h </w:instrText>
+              <w:instrText xml:space="preserve"> PAGEREF _Toc223637600 \h </w:instrText>
             </w:r>
             <w:r>
               <w:rPr>
@@ -4821,7 +4821,7 @@
                 <w:noProof/>
                 <w:webHidden/>
               </w:rPr>
-              <w:t>32</w:t>
+              <w:t>42</w:t>
             </w:r>
             <w:r>
               <w:rPr>
@@ -4845,7 +4845,7 @@
               <w14:ligatures w14:val="standardContextual"/>
             </w:rPr>
           </w:pPr>
-          <w:hyperlink w:anchor="_Toc223029789" w:history="1">
+          <w:hyperlink w:anchor="_Toc223637601" w:history="1">
             <w:r>
               <w:rPr>
                 <w:rStyle w:val="Hyperlink"/>
@@ -4891,7 +4891,7 @@
                 <w:noProof/>
                 <w:webHidden/>
               </w:rPr>
-              <w:instrText xml:space="preserve"> PAGEREF _Toc223029789 \h </w:instrText>
+              <w:instrText xml:space="preserve"> PAGEREF _Toc223637601 \h </w:instrText>
             </w:r>
             <w:r>
               <w:rPr>
@@ -4911,7 +4911,7 @@
                 <w:noProof/>
                 <w:webHidden/>
               </w:rPr>
-              <w:t>33</w:t>
+              <w:t>43</w:t>
             </w:r>
             <w:r>
               <w:rPr>
@@ -4977,7 +4977,7 @@
       <w:bookmarkStart w:id="12" w:name="_Ref211230122"/>
       <w:bookmarkStart w:id="13" w:name="_Ref211230230"/>
       <w:bookmarkStart w:id="14" w:name="_Ref200464507"/>
-      <w:bookmarkStart w:id="15" w:name="_Toc223029749"/>
+      <w:bookmarkStart w:id="15" w:name="_Toc223637561"/>
       <w:r>
         <w:lastRenderedPageBreak/>
         <w:t>Einleitung</w:t>
@@ -5119,7 +5119,7 @@
       <w:bookmarkStart w:id="20" w:name="_Toc210560241"/>
       <w:bookmarkStart w:id="21" w:name="_Toc84751232"/>
       <w:bookmarkStart w:id="22" w:name="_Toc211138145"/>
-      <w:bookmarkStart w:id="23" w:name="_Toc223029750"/>
+      <w:bookmarkStart w:id="23" w:name="_Toc223637562"/>
       <w:r>
         <w:t>Vertiefende Aufgabenstellung</w:t>
       </w:r>
@@ -5155,6 +5155,31 @@
           <w:szCs w:val="28"/>
         </w:rPr>
         <w:t>Text (Formatvorlage = Text): ….</w:t>
+      </w:r>
+    </w:p>
+    <w:p>
+      <w:pPr>
+        <w:pStyle w:val="Text"/>
+        <w:rPr>
+          <w:color w:val="0066FF"/>
+          <w:szCs w:val="28"/>
+        </w:rPr>
+      </w:pPr>
+    </w:p>
+    <w:p>
+      <w:pPr>
+        <w:jc w:val="left"/>
+        <w:rPr>
+          <w:color w:val="0066FF"/>
+          <w:szCs w:val="28"/>
+        </w:rPr>
+      </w:pPr>
+      <w:r>
+        <w:rPr>
+          <w:color w:val="0066FF"/>
+          <w:szCs w:val="28"/>
+        </w:rPr>
+        <w:br w:type="page"/>
       </w:r>
     </w:p>
     <w:p>
@@ -5169,7 +5194,7 @@
       <w:bookmarkStart w:id="29" w:name="_Toc210560295"/>
       <w:bookmarkStart w:id="30" w:name="_Toc84751233"/>
       <w:bookmarkStart w:id="31" w:name="_Toc211137894"/>
-      <w:bookmarkStart w:id="32" w:name="_Toc223029751"/>
+      <w:bookmarkStart w:id="32" w:name="_Toc223637563"/>
       <w:bookmarkEnd w:id="24"/>
       <w:bookmarkEnd w:id="25"/>
       <w:bookmarkEnd w:id="26"/>
@@ -5179,6 +5204,7 @@
       <w:bookmarkEnd w:id="30"/>
       <w:bookmarkEnd w:id="31"/>
       <w:r>
+        <w:lastRenderedPageBreak/>
         <w:t>Vertiefende Aufgabenstellung Schüler:in2</w:t>
       </w:r>
       <w:bookmarkEnd w:id="32"/>
@@ -5224,8 +5250,8 @@
       <w:pPr>
         <w:pStyle w:val="berschrift1"/>
       </w:pPr>
-      <w:bookmarkStart w:id="33" w:name="_Toc223029752"/>
-      <w:bookmarkStart w:id="34" w:name="_Ref200464718"/>
+      <w:bookmarkStart w:id="33" w:name="_Ref200464718"/>
+      <w:bookmarkStart w:id="34" w:name="_Toc223637564"/>
       <w:r>
         <w:lastRenderedPageBreak/>
         <w:t xml:space="preserve">Dokumentation </w:t>
@@ -5238,17 +5264,17 @@
       <w:r>
         <w:t xml:space="preserve"> Alexander</w:t>
       </w:r>
+      <w:bookmarkEnd w:id="34"/>
+      <w:r>
+        <w:t xml:space="preserve"> </w:t>
+      </w:r>
       <w:bookmarkEnd w:id="33"/>
-      <w:r>
-        <w:t xml:space="preserve"> </w:t>
-      </w:r>
-      <w:bookmarkEnd w:id="34"/>
     </w:p>
     <w:p>
       <w:pPr>
         <w:pStyle w:val="berschrift2"/>
       </w:pPr>
-      <w:bookmarkStart w:id="35" w:name="_Toc223029753"/>
+      <w:bookmarkStart w:id="35" w:name="_Toc223637565"/>
       <w:r>
         <w:t>Einleitung</w:t>
       </w:r>
@@ -5349,7 +5375,7 @@
       <w:pPr>
         <w:pStyle w:val="berschrift2"/>
       </w:pPr>
-      <w:bookmarkStart w:id="36" w:name="_Toc223029754"/>
+      <w:bookmarkStart w:id="36" w:name="_Toc223637566"/>
       <w:r>
         <w:t>Theoretische Grundlagen</w:t>
       </w:r>
@@ -5397,7 +5423,7 @@
       <w:pPr>
         <w:pStyle w:val="berschrift3"/>
       </w:pPr>
-      <w:bookmarkStart w:id="37" w:name="_Toc223029755"/>
+      <w:bookmarkStart w:id="37" w:name="_Toc223637567"/>
       <w:r>
         <w:rPr>
           <w:i/>
@@ -5436,7 +5462,7 @@
       <w:pPr>
         <w:pStyle w:val="berschrift3"/>
       </w:pPr>
-      <w:bookmarkStart w:id="38" w:name="_Toc223029756"/>
+      <w:bookmarkStart w:id="38" w:name="_Toc223637568"/>
       <w:r>
         <w:rPr>
           <w:color w:val="0066FF"/>
@@ -5914,6 +5940,9 @@
         <w:fldChar w:fldCharType="separate"/>
       </w:r>
       <w:r>
+        <w:rPr>
+          <w:noProof/>
+        </w:rPr>
         <w:t>1</w:t>
       </w:r>
       <w:r>
@@ -6270,6 +6299,9 @@
         <w:fldChar w:fldCharType="separate"/>
       </w:r>
       <w:r>
+        <w:rPr>
+          <w:noProof/>
+        </w:rPr>
         <w:t>1</w:t>
       </w:r>
       <w:r>
@@ -6332,7 +6364,7 @@
       <w:pPr>
         <w:pStyle w:val="berschrift2"/>
       </w:pPr>
-      <w:bookmarkStart w:id="39" w:name="_Toc223029757"/>
+      <w:bookmarkStart w:id="39" w:name="_Toc223637569"/>
       <w:r>
         <w:t>Praktische Umsetzung</w:t>
       </w:r>
@@ -6350,7 +6382,7 @@
       <w:pPr>
         <w:pStyle w:val="berschrift2"/>
       </w:pPr>
-      <w:bookmarkStart w:id="40" w:name="_Toc223029758"/>
+      <w:bookmarkStart w:id="40" w:name="_Toc223637570"/>
       <w:r>
         <w:t>Weitere individuelle Abschnitte</w:t>
       </w:r>
@@ -6405,7 +6437,7 @@
       <w:pPr>
         <w:pStyle w:val="berschrift2"/>
       </w:pPr>
-      <w:bookmarkStart w:id="41" w:name="_Toc223029759"/>
+      <w:bookmarkStart w:id="41" w:name="_Toc223637571"/>
       <w:r>
         <w:lastRenderedPageBreak/>
         <w:t>Ergebnisse und Diskussion</w:t>
@@ -6430,7 +6462,7 @@
       <w:pPr>
         <w:pStyle w:val="berschrift2"/>
       </w:pPr>
-      <w:bookmarkStart w:id="42" w:name="_Toc223029760"/>
+      <w:bookmarkStart w:id="42" w:name="_Toc223637572"/>
       <w:r>
         <w:t>Zusammenfassung individueller Teil</w:t>
       </w:r>
@@ -6586,7 +6618,7 @@
         <w:pStyle w:val="berschrift1"/>
       </w:pPr>
       <w:bookmarkStart w:id="43" w:name="_Ref200465902"/>
-      <w:bookmarkStart w:id="44" w:name="_Toc223029761"/>
+      <w:bookmarkStart w:id="44" w:name="_Toc223637573"/>
       <w:r>
         <w:lastRenderedPageBreak/>
         <w:t xml:space="preserve">Dokumentation </w:t>
@@ -6604,7 +6636,7 @@
       <w:pPr>
         <w:pStyle w:val="berschrift2"/>
       </w:pPr>
-      <w:bookmarkStart w:id="45" w:name="_Toc223029762"/>
+      <w:bookmarkStart w:id="45" w:name="_Toc223637574"/>
       <w:r>
         <w:t>Einleitung</w:t>
       </w:r>
@@ -6766,7 +6798,7 @@
       <w:pPr>
         <w:pStyle w:val="berschrift2"/>
       </w:pPr>
-      <w:bookmarkStart w:id="46" w:name="_Toc223029763"/>
+      <w:bookmarkStart w:id="46" w:name="_Toc223637575"/>
       <w:r>
         <w:lastRenderedPageBreak/>
         <w:t>Theoretische Grundlagen</w:t>
@@ -6993,7 +7025,7 @@
       <w:pPr>
         <w:pStyle w:val="berschrift3"/>
       </w:pPr>
-      <w:bookmarkStart w:id="47" w:name="_Toc223029764"/>
+      <w:bookmarkStart w:id="47" w:name="_Toc223637576"/>
       <w:commentRangeStart w:id="48"/>
       <w:r>
         <w:lastRenderedPageBreak/>
@@ -8015,7 +8047,10 @@
         <w:fldChar w:fldCharType="separate"/>
       </w:r>
       <w:r>
-        <w:t>1</w:t>
+        <w:rPr>
+          <w:noProof/>
+        </w:rPr>
+        <w:t>2</w:t>
       </w:r>
       <w:r>
         <w:fldChar w:fldCharType="end"/>
@@ -8366,7 +8401,10 @@
         <w:fldChar w:fldCharType="separate"/>
       </w:r>
       <w:r>
-        <w:t>1</w:t>
+        <w:rPr>
+          <w:noProof/>
+        </w:rPr>
+        <w:t>2</w:t>
       </w:r>
       <w:r>
         <w:fldChar w:fldCharType="end"/>
@@ -8850,7 +8888,7 @@
           <w:lang w:val="de-AT"/>
         </w:rPr>
       </w:pPr>
-      <w:bookmarkStart w:id="52" w:name="_Toc223029765"/>
+      <w:bookmarkStart w:id="52" w:name="_Toc223637577"/>
       <w:r>
         <w:rPr>
           <w:lang w:val="de-AT"/>
@@ -9816,7 +9854,7 @@
           <w:lang w:val="de-AT"/>
         </w:rPr>
       </w:pPr>
-      <w:bookmarkStart w:id="56" w:name="_Toc223029766"/>
+      <w:bookmarkStart w:id="56" w:name="_Toc223637578"/>
       <w:commentRangeStart w:id="57"/>
       <w:r>
         <w:rPr>
@@ -9935,7 +9973,7 @@
       <w:pPr>
         <w:pStyle w:val="berschrift3"/>
       </w:pPr>
-      <w:bookmarkStart w:id="58" w:name="_Toc223029767"/>
+      <w:bookmarkStart w:id="58" w:name="_Toc223637579"/>
       <w:r>
         <w:lastRenderedPageBreak/>
         <w:t>Interface</w:t>
@@ -10805,7 +10843,7 @@
           <w:lang w:val="de-AT"/>
         </w:rPr>
       </w:pPr>
-      <w:bookmarkStart w:id="59" w:name="_Toc223029768"/>
+      <w:bookmarkStart w:id="59" w:name="_Toc223637580"/>
       <w:commentRangeStart w:id="60"/>
       <w:r>
         <w:rPr>
@@ -11176,7 +11214,10 @@
         <w:fldChar w:fldCharType="separate"/>
       </w:r>
       <w:r>
-        <w:t>1</w:t>
+        <w:rPr>
+          <w:noProof/>
+        </w:rPr>
+        <w:t>3</w:t>
       </w:r>
       <w:r>
         <w:fldChar w:fldCharType="end"/>
@@ -11203,7 +11244,7 @@
       <w:pPr>
         <w:pStyle w:val="berschrift3"/>
       </w:pPr>
-      <w:bookmarkStart w:id="61" w:name="_Toc223029769"/>
+      <w:bookmarkStart w:id="61" w:name="_Toc223637581"/>
       <w:r>
         <w:lastRenderedPageBreak/>
         <w:t>Verwendung von Literatur, Internetquellen und KI</w:t>
@@ -11281,7 +11322,7 @@
       <w:pPr>
         <w:pStyle w:val="berschrift2"/>
       </w:pPr>
-      <w:bookmarkStart w:id="62" w:name="_Toc223029770"/>
+      <w:bookmarkStart w:id="62" w:name="_Toc223637582"/>
       <w:r>
         <w:lastRenderedPageBreak/>
         <w:t>Praktische Umsetzung</w:t>
@@ -11292,12 +11333,11 @@
       <w:pPr>
         <w:pStyle w:val="berschrift3"/>
       </w:pPr>
-      <w:bookmarkStart w:id="63" w:name="_Toc223029771"/>
+      <w:bookmarkStart w:id="63" w:name="_Toc223637583"/>
       <w:commentRangeStart w:id="64"/>
       <w:r>
         <w:t>Tiefenmessung mit Stereo-Vision</w:t>
       </w:r>
-      <w:bookmarkEnd w:id="63"/>
       <w:commentRangeEnd w:id="64"/>
       <w:r>
         <w:rPr>
@@ -11307,6 +11347,7 @@
         </w:rPr>
         <w:commentReference w:id="64"/>
       </w:r>
+      <w:bookmarkEnd w:id="63"/>
     </w:p>
     <w:p>
       <w:pPr>
@@ -11844,6 +11885,7 @@
       </w:pPr>
       <w:r>
         <w:rPr>
+          <w:noProof/>
           <w:lang w:val="de-AT"/>
         </w:rPr>
         <w:drawing>
@@ -11903,16 +11945,16 @@
         <w:fldChar w:fldCharType="separate"/>
       </w:r>
       <w:r>
-        <w:t>1</w:t>
+        <w:rPr>
+          <w:noProof/>
+        </w:rPr>
+        <w:t>3</w:t>
       </w:r>
       <w:r>
         <w:fldChar w:fldCharType="end"/>
       </w:r>
       <w:r>
-        <w:t xml:space="preserve">: </w:t>
-      </w:r>
-      <w:r>
-        <w:t xml:space="preserve">JET – Farbskala mit </w:t>
+        <w:t xml:space="preserve">: JET – Farbskala mit </w:t>
       </w:r>
       <w:r>
         <w:t>minimal</w:t>
@@ -11974,6 +12016,7 @@
       </w:pPr>
       <w:r>
         <w:rPr>
+          <w:noProof/>
           <w:lang w:val="de-AT"/>
         </w:rPr>
         <w:drawing>
@@ -12033,16 +12076,16 @@
         <w:fldChar w:fldCharType="separate"/>
       </w:r>
       <w:r>
-        <w:t>1</w:t>
+        <w:rPr>
+          <w:noProof/>
+        </w:rPr>
+        <w:t>4</w:t>
       </w:r>
       <w:r>
         <w:fldChar w:fldCharType="end"/>
       </w:r>
       <w:r>
-        <w:t xml:space="preserve">: </w:t>
-      </w:r>
-      <w:r>
-        <w:t>JET – Farbskala mit unbekannten Punkten im ROI</w:t>
+        <w:t>: JET – Farbskala mit unbekannten Punkten im ROI</w:t>
       </w:r>
     </w:p>
     <w:p>
@@ -12091,13 +12134,12 @@
     <w:p>
       <w:pPr>
         <w:pStyle w:val="Text"/>
+        <w:keepNext/>
         <w:jc w:val="center"/>
-        <w:rPr>
-          <w:lang w:val="de-AT"/>
-        </w:rPr>
-      </w:pPr>
-      <w:r>
-        <w:rPr>
+      </w:pPr>
+      <w:r>
+        <w:rPr>
+          <w:noProof/>
           <w:lang w:val="de-AT"/>
         </w:rPr>
         <w:drawing>
@@ -12149,9 +12191,6 @@
     <w:p>
       <w:pPr>
         <w:pStyle w:val="Beschriftung"/>
-        <w:rPr>
-          <w:color w:val="0066FF"/>
-        </w:rPr>
       </w:pPr>
       <w:r>
         <w:t xml:space="preserve">Abbildung </w:t>
@@ -12166,16 +12205,16 @@
         <w:fldChar w:fldCharType="separate"/>
       </w:r>
       <w:r>
-        <w:t>1</w:t>
+        <w:rPr>
+          <w:noProof/>
+        </w:rPr>
+        <w:t>5</w:t>
       </w:r>
       <w:r>
         <w:fldChar w:fldCharType="end"/>
       </w:r>
       <w:r>
-        <w:t xml:space="preserve">: </w:t>
-      </w:r>
-      <w:r>
-        <w:t>Tiefenwerten nach Objekt Filterung</w:t>
+        <w:t>: Tiefenwerte nach Objekt Filterung</w:t>
       </w:r>
     </w:p>
     <w:p>
@@ -12340,25 +12379,18 @@
         <w:rPr>
           <w:lang w:val="de-AT"/>
         </w:rPr>
-        <w:t>Höhe: 98 mm</w:t>
-      </w:r>
-      <w:r>
-        <w:rPr>
-          <w:lang w:val="de-AT"/>
-        </w:rPr>
-        <w:t xml:space="preserve"> </w:t>
-      </w:r>
-    </w:p>
-    <w:p>
-      <w:pPr>
-        <w:pStyle w:val="Text"/>
+        <w:t xml:space="preserve">Höhe: 98 mm </w:t>
+      </w:r>
+    </w:p>
+    <w:p>
+      <w:pPr>
+        <w:pStyle w:val="Text"/>
+        <w:keepNext/>
         <w:jc w:val="center"/>
-        <w:rPr>
-          <w:lang w:val="de-AT"/>
-        </w:rPr>
-      </w:pPr>
-      <w:r>
-        <w:rPr>
+      </w:pPr>
+      <w:r>
+        <w:rPr>
+          <w:noProof/>
           <w:lang w:val="de-AT"/>
         </w:rPr>
         <w:drawing>
@@ -12400,6 +12432,44 @@
     </w:p>
     <w:p>
       <w:pPr>
+        <w:pStyle w:val="Beschriftung"/>
+      </w:pPr>
+      <w:r>
+        <w:t xml:space="preserve">Abbildung </w:t>
+      </w:r>
+      <w:r>
+        <w:fldChar w:fldCharType="begin"/>
+      </w:r>
+      <w:r>
+        <w:instrText xml:space="preserve"> SEQ Abbildung \* ARABIC </w:instrText>
+      </w:r>
+      <w:r>
+        <w:fldChar w:fldCharType="separate"/>
+      </w:r>
+      <w:r>
+        <w:rPr>
+          <w:noProof/>
+        </w:rPr>
+        <w:t>7</w:t>
+      </w:r>
+      <w:r>
+        <w:fldChar w:fldCharType="end"/>
+      </w:r>
+      <w:r>
+        <w:t>: Ergebnis der Abmessungen</w:t>
+      </w:r>
+    </w:p>
+    <w:p>
+      <w:pPr>
+        <w:pStyle w:val="Text"/>
+        <w:jc w:val="center"/>
+        <w:rPr>
+          <w:lang w:val="de-AT"/>
+        </w:rPr>
+      </w:pPr>
+    </w:p>
+    <w:p>
+      <w:pPr>
         <w:pStyle w:val="Text"/>
         <w:rPr>
           <w:lang w:val="de-AT"/>
@@ -12436,14 +12506,13 @@
       <w:pPr>
         <w:pStyle w:val="berschrift3"/>
       </w:pPr>
-      <w:bookmarkStart w:id="65" w:name="_Toc223029772"/>
+      <w:bookmarkStart w:id="65" w:name="_Toc223637584"/>
       <w:commentRangeStart w:id="66"/>
       <w:commentRangeStart w:id="67"/>
       <w:r>
         <w:lastRenderedPageBreak/>
         <w:t>Bildverarbeitung mit Barcode Erkennung</w:t>
       </w:r>
-      <w:bookmarkEnd w:id="65"/>
       <w:commentRangeEnd w:id="66"/>
       <w:r>
         <w:rPr>
@@ -12462,6 +12531,7 @@
         </w:rPr>
         <w:commentReference w:id="67"/>
       </w:r>
+      <w:bookmarkEnd w:id="65"/>
     </w:p>
     <w:p>
       <w:pPr>
@@ -12640,10 +12710,8 @@
     <w:p>
       <w:pPr>
         <w:pStyle w:val="Text"/>
+        <w:keepNext/>
         <w:jc w:val="center"/>
-        <w:rPr>
-          <w:lang w:val="de-AT"/>
-        </w:rPr>
       </w:pPr>
       <w:r>
         <w:rPr>
@@ -12690,106 +12758,282 @@
     <w:p>
       <w:pPr>
         <w:pStyle w:val="Beschriftung"/>
-        <w:rPr>
-          <w:color w:val="0066FF"/>
-        </w:rPr>
       </w:pPr>
       <w:r>
         <w:t xml:space="preserve">Abbildung </w:t>
       </w:r>
       <w:r>
-        <w:t>2</w:t>
-      </w:r>
-      <w:r>
-        <w:t xml:space="preserve">: Ergebnis von der Yolo </w:t>
-      </w:r>
-      <w:r>
-        <w:t>E</w:t>
-      </w:r>
-      <w:r>
-        <w:t>rkennung</w:t>
-      </w:r>
-      <w:r>
+        <w:fldChar w:fldCharType="begin"/>
+      </w:r>
+      <w:r>
+        <w:instrText xml:space="preserve"> SEQ Abbildung \* ARABIC </w:instrText>
+      </w:r>
+      <w:r>
+        <w:fldChar w:fldCharType="separate"/>
+      </w:r>
+      <w:r>
+        <w:rPr>
+          <w:noProof/>
+        </w:rPr>
+        <w:t>8</w:t>
+      </w:r>
+      <w:r>
+        <w:fldChar w:fldCharType="end"/>
+      </w:r>
+      <w:r>
+        <w:t>: Ergebnis von der Yolo Erkennung</w:t>
+      </w:r>
+    </w:p>
+    <w:p>
+      <w:pPr>
+        <w:rPr>
+          <w:lang w:val="de-AT" w:eastAsia="de-DE"/>
+        </w:rPr>
+      </w:pPr>
+    </w:p>
+    <w:p>
+      <w:pPr>
+        <w:pStyle w:val="Text"/>
+        <w:rPr>
+          <w:lang w:val="de-AT"/>
+        </w:rPr>
+      </w:pPr>
+      <w:r>
+        <w:rPr>
+          <w:lang w:val="de-AT"/>
+        </w:rPr>
+        <w:t xml:space="preserve">In diesem Beispiel ging es nur die Funktionalität zu testen des Yolo </w:t>
+      </w:r>
+      <w:r>
+        <w:rPr>
+          <w:lang w:val="de-AT"/>
+        </w:rPr>
+        <w:t>Modells</w:t>
+      </w:r>
+      <w:r>
+        <w:rPr>
+          <w:lang w:val="de-AT"/>
+        </w:rPr>
+        <w:t xml:space="preserve"> nicht um die </w:t>
+      </w:r>
+      <w:r>
+        <w:rPr>
+          <w:lang w:val="de-AT"/>
+        </w:rPr>
+        <w:t>Decodierung</w:t>
+      </w:r>
+      <w:r>
+        <w:rPr>
+          <w:lang w:val="de-AT"/>
+        </w:rPr>
+        <w:t xml:space="preserve">. Weil bei der </w:t>
+      </w:r>
+      <w:r>
+        <w:rPr>
+          <w:lang w:val="de-AT"/>
+        </w:rPr>
+        <w:t>Decodierung</w:t>
+      </w:r>
+      <w:r>
+        <w:rPr>
+          <w:lang w:val="de-AT"/>
+        </w:rPr>
+        <w:t xml:space="preserve"> wurde auch einmal die </w:t>
+      </w:r>
+      <w:proofErr w:type="spellStart"/>
+      <w:r>
+        <w:rPr>
+          <w:lang w:val="de-AT"/>
+        </w:rPr>
+        <w:t>libary</w:t>
+      </w:r>
+      <w:proofErr w:type="spellEnd"/>
+      <w:r>
+        <w:rPr>
+          <w:lang w:val="de-AT"/>
+        </w:rPr>
+        <w:t xml:space="preserve"> von </w:t>
+      </w:r>
+      <w:proofErr w:type="spellStart"/>
+      <w:r>
+        <w:rPr>
+          <w:lang w:val="de-AT"/>
+        </w:rPr>
+        <w:t>zxing</w:t>
+      </w:r>
+      <w:proofErr w:type="spellEnd"/>
+      <w:r>
+        <w:rPr>
+          <w:lang w:val="de-AT"/>
+        </w:rPr>
         <w:t xml:space="preserve"> </w:t>
       </w:r>
-    </w:p>
-    <w:p>
-      <w:pPr>
-        <w:pStyle w:val="Text"/>
-        <w:rPr>
-          <w:lang w:val="de-AT"/>
-        </w:rPr>
-      </w:pPr>
-    </w:p>
-    <w:p>
-      <w:pPr>
-        <w:pStyle w:val="Text"/>
-        <w:rPr>
-          <w:lang w:val="de-AT"/>
-        </w:rPr>
-      </w:pPr>
-      <w:r>
-        <w:rPr>
-          <w:lang w:val="de-AT"/>
-        </w:rPr>
-        <w:t xml:space="preserve">In diesem Beispiel ging es nur die Funktionalität zu testen des Yolo </w:t>
-      </w:r>
-      <w:r>
-        <w:rPr>
-          <w:lang w:val="de-AT"/>
-        </w:rPr>
-        <w:t>Modells</w:t>
-      </w:r>
-      <w:r>
-        <w:rPr>
-          <w:lang w:val="de-AT"/>
-        </w:rPr>
-        <w:t xml:space="preserve"> nicht um die </w:t>
-      </w:r>
-      <w:r>
-        <w:rPr>
-          <w:lang w:val="de-AT"/>
-        </w:rPr>
-        <w:t>Decodierung</w:t>
-      </w:r>
-      <w:r>
-        <w:rPr>
-          <w:lang w:val="de-AT"/>
-        </w:rPr>
-        <w:t xml:space="preserve">. Weil bei der </w:t>
-      </w:r>
-      <w:r>
-        <w:rPr>
-          <w:lang w:val="de-AT"/>
-        </w:rPr>
-        <w:t>Decodierung</w:t>
-      </w:r>
-      <w:r>
-        <w:rPr>
-          <w:lang w:val="de-AT"/>
-        </w:rPr>
-        <w:t xml:space="preserve"> wurde auch einmal die </w:t>
+      <w:r>
+        <w:rPr>
+          <w:lang w:val="de-AT"/>
+        </w:rPr>
+        <w:t>probiert,</w:t>
+      </w:r>
+      <w:r>
+        <w:rPr>
+          <w:lang w:val="de-AT"/>
+        </w:rPr>
+        <w:t xml:space="preserve"> aber dabei kam es zu wenigen </w:t>
+      </w:r>
+      <w:r>
+        <w:rPr>
+          <w:lang w:val="de-AT"/>
+        </w:rPr>
+        <w:t>Ergebnissen,</w:t>
+      </w:r>
+      <w:r>
+        <w:rPr>
+          <w:lang w:val="de-AT"/>
+        </w:rPr>
+        <w:t xml:space="preserve"> daher wurde die </w:t>
       </w:r>
       <w:proofErr w:type="spellStart"/>
       <w:r>
         <w:rPr>
           <w:lang w:val="de-AT"/>
         </w:rPr>
-        <w:t>libary</w:t>
+        <w:t>pyzbar</w:t>
       </w:r>
       <w:proofErr w:type="spellEnd"/>
       <w:r>
         <w:rPr>
           <w:lang w:val="de-AT"/>
         </w:rPr>
-        <w:t xml:space="preserve"> von </w:t>
+        <w:t xml:space="preserve"> verwendet und ein </w:t>
+      </w:r>
+      <w:r>
+        <w:rPr>
+          <w:lang w:val="de-AT"/>
+        </w:rPr>
+        <w:t>Ergebnis</w:t>
+      </w:r>
+      <w:r>
+        <w:rPr>
+          <w:lang w:val="de-AT"/>
+        </w:rPr>
+        <w:t xml:space="preserve"> von erzielt.</w:t>
+      </w:r>
+    </w:p>
+    <w:p>
+      <w:pPr>
+        <w:pStyle w:val="Text"/>
+        <w:rPr>
+          <w:lang w:val="de-AT"/>
+        </w:rPr>
+      </w:pPr>
+    </w:p>
+    <w:p>
+      <w:pPr>
+        <w:pStyle w:val="Text"/>
+        <w:rPr>
+          <w:lang w:val="de-AT"/>
+        </w:rPr>
+      </w:pPr>
+    </w:p>
+    <w:p>
+      <w:pPr>
+        <w:pStyle w:val="Text"/>
+        <w:rPr>
+          <w:lang w:val="de-AT"/>
+        </w:rPr>
+      </w:pPr>
+    </w:p>
+    <w:p>
+      <w:pPr>
+        <w:pStyle w:val="Text"/>
+        <w:rPr>
+          <w:lang w:val="de-AT"/>
+        </w:rPr>
+      </w:pPr>
+    </w:p>
+    <w:p>
+      <w:pPr>
+        <w:pStyle w:val="Text"/>
+        <w:rPr>
+          <w:lang w:val="de-AT"/>
+        </w:rPr>
+      </w:pPr>
+      <w:r>
+        <w:rPr>
+          <w:lang w:val="de-AT"/>
+        </w:rPr>
+        <w:t xml:space="preserve">Die </w:t>
+      </w:r>
+      <w:proofErr w:type="gramStart"/>
+      <w:r>
+        <w:rPr>
+          <w:lang w:val="de-AT"/>
+        </w:rPr>
+        <w:t>Fotos</w:t>
+      </w:r>
+      <w:proofErr w:type="gramEnd"/>
+      <w:r>
+        <w:rPr>
+          <w:lang w:val="de-AT"/>
+        </w:rPr>
+        <w:t xml:space="preserve"> die zur </w:t>
+      </w:r>
+      <w:r>
+        <w:rPr>
+          <w:lang w:val="de-AT"/>
+        </w:rPr>
+        <w:t>Verwendung</w:t>
+      </w:r>
+      <w:r>
+        <w:rPr>
+          <w:lang w:val="de-AT"/>
+        </w:rPr>
+        <w:t xml:space="preserve"> genommen </w:t>
+      </w:r>
+      <w:proofErr w:type="gramStart"/>
+      <w:r>
+        <w:rPr>
+          <w:lang w:val="de-AT"/>
+        </w:rPr>
+        <w:t>wurden</w:t>
+      </w:r>
+      <w:proofErr w:type="gramEnd"/>
+      <w:r>
+        <w:rPr>
+          <w:lang w:val="de-AT"/>
+        </w:rPr>
+        <w:t xml:space="preserve"> </w:t>
+      </w:r>
+      <w:r>
+        <w:rPr>
+          <w:lang w:val="de-AT"/>
+        </w:rPr>
+        <w:t>kamen</w:t>
+      </w:r>
+      <w:r>
+        <w:rPr>
+          <w:lang w:val="de-AT"/>
+        </w:rPr>
+        <w:t xml:space="preserve"> auch aus dem link vo</w:t>
+      </w:r>
+      <w:r>
+        <w:rPr>
+          <w:lang w:val="de-AT"/>
+        </w:rPr>
+        <w:t>n der</w:t>
+      </w:r>
+      <w:r>
+        <w:rPr>
+          <w:lang w:val="de-AT"/>
+        </w:rPr>
+        <w:t xml:space="preserve"> </w:t>
       </w:r>
       <w:proofErr w:type="spellStart"/>
       <w:r>
         <w:rPr>
           <w:lang w:val="de-AT"/>
         </w:rPr>
-        <w:t>zxing</w:t>
+        <w:t>barcode</w:t>
       </w:r>
       <w:proofErr w:type="spellEnd"/>
       <w:r>
@@ -12798,192 +13042,18 @@
         </w:rPr>
         <w:t xml:space="preserve"> </w:t>
       </w:r>
-      <w:r>
-        <w:rPr>
-          <w:lang w:val="de-AT"/>
-        </w:rPr>
-        <w:t>probiert,</w:t>
-      </w:r>
-      <w:r>
-        <w:rPr>
-          <w:lang w:val="de-AT"/>
-        </w:rPr>
-        <w:t xml:space="preserve"> aber dabei kam es zu wenigen </w:t>
-      </w:r>
-      <w:r>
-        <w:rPr>
-          <w:lang w:val="de-AT"/>
-        </w:rPr>
-        <w:t>Ergebnissen,</w:t>
-      </w:r>
-      <w:r>
-        <w:rPr>
-          <w:lang w:val="de-AT"/>
-        </w:rPr>
-        <w:t xml:space="preserve"> daher wurde die </w:t>
-      </w:r>
       <w:proofErr w:type="spellStart"/>
       <w:r>
         <w:rPr>
           <w:lang w:val="de-AT"/>
         </w:rPr>
-        <w:t>pyzbar</w:t>
+        <w:t>detection</w:t>
       </w:r>
       <w:proofErr w:type="spellEnd"/>
       <w:r>
         <w:rPr>
           <w:lang w:val="de-AT"/>
         </w:rPr>
-        <w:t xml:space="preserve"> verwendet und ein </w:t>
-      </w:r>
-      <w:r>
-        <w:rPr>
-          <w:lang w:val="de-AT"/>
-        </w:rPr>
-        <w:t>Ergebnis</w:t>
-      </w:r>
-      <w:r>
-        <w:rPr>
-          <w:lang w:val="de-AT"/>
-        </w:rPr>
-        <w:t xml:space="preserve"> von erzielt.</w:t>
-      </w:r>
-    </w:p>
-    <w:p>
-      <w:pPr>
-        <w:pStyle w:val="Text"/>
-        <w:rPr>
-          <w:lang w:val="de-AT"/>
-        </w:rPr>
-      </w:pPr>
-    </w:p>
-    <w:p>
-      <w:pPr>
-        <w:pStyle w:val="Text"/>
-        <w:rPr>
-          <w:lang w:val="de-AT"/>
-        </w:rPr>
-      </w:pPr>
-    </w:p>
-    <w:p>
-      <w:pPr>
-        <w:pStyle w:val="Text"/>
-        <w:rPr>
-          <w:lang w:val="de-AT"/>
-        </w:rPr>
-      </w:pPr>
-    </w:p>
-    <w:p>
-      <w:pPr>
-        <w:pStyle w:val="Text"/>
-        <w:rPr>
-          <w:lang w:val="de-AT"/>
-        </w:rPr>
-      </w:pPr>
-    </w:p>
-    <w:p>
-      <w:pPr>
-        <w:pStyle w:val="Text"/>
-        <w:rPr>
-          <w:lang w:val="de-AT"/>
-        </w:rPr>
-      </w:pPr>
-      <w:r>
-        <w:rPr>
-          <w:lang w:val="de-AT"/>
-        </w:rPr>
-        <w:t xml:space="preserve">Die </w:t>
-      </w:r>
-      <w:proofErr w:type="gramStart"/>
-      <w:r>
-        <w:rPr>
-          <w:lang w:val="de-AT"/>
-        </w:rPr>
-        <w:t>Fotos</w:t>
-      </w:r>
-      <w:proofErr w:type="gramEnd"/>
-      <w:r>
-        <w:rPr>
-          <w:lang w:val="de-AT"/>
-        </w:rPr>
-        <w:t xml:space="preserve"> die zur </w:t>
-      </w:r>
-      <w:r>
-        <w:rPr>
-          <w:lang w:val="de-AT"/>
-        </w:rPr>
-        <w:t>Verwendung</w:t>
-      </w:r>
-      <w:r>
-        <w:rPr>
-          <w:lang w:val="de-AT"/>
-        </w:rPr>
-        <w:t xml:space="preserve"> genommen </w:t>
-      </w:r>
-      <w:proofErr w:type="gramStart"/>
-      <w:r>
-        <w:rPr>
-          <w:lang w:val="de-AT"/>
-        </w:rPr>
-        <w:t>wurden</w:t>
-      </w:r>
-      <w:proofErr w:type="gramEnd"/>
-      <w:r>
-        <w:rPr>
-          <w:lang w:val="de-AT"/>
-        </w:rPr>
-        <w:t xml:space="preserve"> </w:t>
-      </w:r>
-      <w:r>
-        <w:rPr>
-          <w:lang w:val="de-AT"/>
-        </w:rPr>
-        <w:t>kamen</w:t>
-      </w:r>
-      <w:r>
-        <w:rPr>
-          <w:lang w:val="de-AT"/>
-        </w:rPr>
-        <w:t xml:space="preserve"> auch aus dem link vo</w:t>
-      </w:r>
-      <w:r>
-        <w:rPr>
-          <w:lang w:val="de-AT"/>
-        </w:rPr>
-        <w:t>n der</w:t>
-      </w:r>
-      <w:r>
-        <w:rPr>
-          <w:lang w:val="de-AT"/>
-        </w:rPr>
-        <w:t xml:space="preserve"> </w:t>
-      </w:r>
-      <w:proofErr w:type="spellStart"/>
-      <w:r>
-        <w:rPr>
-          <w:lang w:val="de-AT"/>
-        </w:rPr>
-        <w:t>barcode</w:t>
-      </w:r>
-      <w:proofErr w:type="spellEnd"/>
-      <w:r>
-        <w:rPr>
-          <w:lang w:val="de-AT"/>
-        </w:rPr>
-        <w:t xml:space="preserve"> </w:t>
-      </w:r>
-      <w:proofErr w:type="spellStart"/>
-      <w:r>
-        <w:rPr>
-          <w:lang w:val="de-AT"/>
-        </w:rPr>
-        <w:t>detection</w:t>
-      </w:r>
-      <w:proofErr w:type="spellEnd"/>
-      <w:r>
-        <w:rPr>
-          <w:lang w:val="de-AT"/>
-        </w:rPr>
         <w:t>.</w:t>
       </w:r>
     </w:p>
@@ -13036,10 +13106,8 @@
     <w:p>
       <w:pPr>
         <w:pStyle w:val="Text"/>
+        <w:keepNext/>
         <w:jc w:val="center"/>
-        <w:rPr>
-          <w:lang w:val="de-AT"/>
-        </w:rPr>
       </w:pPr>
       <w:r>
         <w:rPr>
@@ -13099,12 +13167,30 @@
     <w:p>
       <w:pPr>
         <w:pStyle w:val="Beschriftung"/>
-        <w:rPr>
-          <w:color w:val="0066FF"/>
-        </w:rPr>
-      </w:pPr>
-      <w:r>
-        <w:t xml:space="preserve">Abbildung 3: Fotos mit Barcodes für die Yolo Erkennung </w:t>
+      </w:pPr>
+      <w:r>
+        <w:t xml:space="preserve">Abbildung </w:t>
+      </w:r>
+      <w:r>
+        <w:fldChar w:fldCharType="begin"/>
+      </w:r>
+      <w:r>
+        <w:instrText xml:space="preserve"> SEQ Abbildung \* ARABIC </w:instrText>
+      </w:r>
+      <w:r>
+        <w:fldChar w:fldCharType="separate"/>
+      </w:r>
+      <w:r>
+        <w:rPr>
+          <w:noProof/>
+        </w:rPr>
+        <w:t>9</w:t>
+      </w:r>
+      <w:r>
+        <w:fldChar w:fldCharType="end"/>
+      </w:r>
+      <w:r>
+        <w:t>: Fotos mit Barcodes für die Yolo Erkennung</w:t>
       </w:r>
     </w:p>
     <w:p>
@@ -13146,12 +13232,11 @@
       <w:pPr>
         <w:pStyle w:val="berschrift3"/>
       </w:pPr>
-      <w:bookmarkStart w:id="68" w:name="_Toc223029773"/>
+      <w:bookmarkStart w:id="68" w:name="_Toc223637585"/>
       <w:commentRangeStart w:id="69"/>
       <w:r>
         <w:t>Gewichtserfassung</w:t>
       </w:r>
-      <w:bookmarkEnd w:id="68"/>
       <w:commentRangeEnd w:id="69"/>
       <w:r>
         <w:rPr>
@@ -13161,6 +13246,7 @@
         </w:rPr>
         <w:commentReference w:id="69"/>
       </w:r>
+      <w:bookmarkEnd w:id="68"/>
     </w:p>
     <w:p>
       <w:pPr>
@@ -13797,7 +13883,7 @@
       <w:pPr>
         <w:pStyle w:val="berschrift3"/>
       </w:pPr>
-      <w:bookmarkStart w:id="73" w:name="_Toc223029774"/>
+      <w:bookmarkStart w:id="73" w:name="_Toc223637586"/>
       <w:r>
         <w:t>Datenverarbeitung</w:t>
       </w:r>
@@ -13806,77 +13892,675 @@
     <w:p>
       <w:pPr>
         <w:pStyle w:val="Text"/>
-      </w:pPr>
-    </w:p>
-    <w:p>
-      <w:pPr>
-        <w:pStyle w:val="Text"/>
-      </w:pPr>
-    </w:p>
-    <w:p>
-      <w:pPr>
-        <w:pStyle w:val="Text"/>
-      </w:pPr>
-    </w:p>
-    <w:p>
-      <w:pPr>
-        <w:pStyle w:val="Text"/>
-      </w:pPr>
-    </w:p>
-    <w:p>
-      <w:pPr>
-        <w:pStyle w:val="Text"/>
-      </w:pPr>
+        <w:rPr>
+          <w:lang w:val="de-AT" w:eastAsia="de-AT"/>
+        </w:rPr>
+      </w:pPr>
+      <w:r>
+        <w:rPr>
+          <w:lang w:val="de-AT" w:eastAsia="de-AT"/>
+        </w:rPr>
+        <w:t xml:space="preserve">Für die Verarbeitung der erfassten Daten wurde eine </w:t>
+      </w:r>
+      <w:r>
+        <w:rPr>
+          <w:bCs/>
+          <w:lang w:val="de-AT" w:eastAsia="de-AT"/>
+        </w:rPr>
+        <w:t>CSV-Datei</w:t>
+      </w:r>
+      <w:r>
+        <w:rPr>
+          <w:lang w:val="de-AT" w:eastAsia="de-AT"/>
+        </w:rPr>
+        <w:t xml:space="preserve"> implementiert, die mit dem </w:t>
+      </w:r>
+      <w:r>
+        <w:rPr>
+          <w:bCs/>
+          <w:lang w:val="de-AT" w:eastAsia="de-AT"/>
+        </w:rPr>
+        <w:t>SAP-System der Firma Leitner</w:t>
+      </w:r>
+      <w:r>
+        <w:rPr>
+          <w:lang w:val="de-AT" w:eastAsia="de-AT"/>
+        </w:rPr>
+        <w:t xml:space="preserve"> kompatibel ist. Dadurch können die aufgenommenen Daten ohne zusätzliche Anpassungen in das System importiert werden. Der Export erfolgt in einem Format, das den Anforderungen des SAP-Imports entspricht und somit eine einfache sowie schnelle Weiterverarbeitung der Messdaten ermöglicht.</w:t>
+      </w:r>
+    </w:p>
+    <w:p>
+      <w:pPr>
+        <w:pStyle w:val="Text"/>
+        <w:rPr>
+          <w:lang w:val="de-AT" w:eastAsia="de-AT"/>
+        </w:rPr>
+      </w:pPr>
+    </w:p>
+    <w:p>
+      <w:pPr>
+        <w:pStyle w:val="Text"/>
+        <w:rPr>
+          <w:lang w:val="de-AT" w:eastAsia="de-AT"/>
+        </w:rPr>
+      </w:pPr>
+      <w:r>
+        <w:rPr>
+          <w:lang w:val="de-AT" w:eastAsia="de-AT"/>
+        </w:rPr>
+        <w:t xml:space="preserve">Ursprünglich wurde geprüft, ob eine </w:t>
+      </w:r>
+      <w:r>
+        <w:rPr>
+          <w:bCs/>
+          <w:lang w:val="de-AT" w:eastAsia="de-AT"/>
+        </w:rPr>
+        <w:t>direkte automatisierte Anbindung an das SAP-System</w:t>
+      </w:r>
+      <w:r>
+        <w:rPr>
+          <w:lang w:val="de-AT" w:eastAsia="de-AT"/>
+        </w:rPr>
+        <w:t xml:space="preserve"> umgesetzt werden kann. Eine solche Integration war jedoch nicht möglich, da von Seiten der </w:t>
+      </w:r>
+      <w:r>
+        <w:rPr>
+          <w:bCs/>
+          <w:lang w:val="de-AT" w:eastAsia="de-AT"/>
+        </w:rPr>
+        <w:t>IT-Abteilung der Firma Leitner keine Freigabe für eine direkte Schnittstelle</w:t>
+      </w:r>
+      <w:r>
+        <w:rPr>
+          <w:lang w:val="de-AT" w:eastAsia="de-AT"/>
+        </w:rPr>
+        <w:t xml:space="preserve"> erteilt wurde. Aus diesem Grund erfolgt die Datenübertragung über eine CSV-Datei, die anschließend manuell in das SAP-System importiert werden kann.</w:t>
+      </w:r>
+    </w:p>
+    <w:p>
+      <w:pPr>
+        <w:pStyle w:val="Text"/>
+        <w:rPr>
+          <w:lang w:val="de-AT"/>
+        </w:rPr>
+      </w:pPr>
+      <w:r>
+        <w:rPr>
+          <w:lang w:val="de-AT"/>
+        </w:rPr>
+        <w:t xml:space="preserve">Die Speicherung der Daten erfolgt in einer klar strukturierten Ordnerhierarchie. Auf dem Desktop des Raspberry Pi befindet sich der Hauptordner </w:t>
+      </w:r>
+      <w:r>
+        <w:rPr>
+          <w:bCs/>
+          <w:lang w:val="de-AT"/>
+        </w:rPr>
+        <w:t>„Scans“</w:t>
+      </w:r>
+      <w:r>
+        <w:rPr>
+          <w:lang w:val="de-AT"/>
+        </w:rPr>
+        <w:t xml:space="preserve">, in dem alle vom Benutzer gespeicherten Daten abgelegt werden. Innerhalb dieses Ordners wird für jeden Kalendertag automatisch ein eigener Unterordner erstellt, der nach dem </w:t>
+      </w:r>
+      <w:r>
+        <w:rPr>
+          <w:lang w:val="de-AT"/>
+        </w:rPr>
+        <w:lastRenderedPageBreak/>
+        <w:t>jeweiligen Datum benannt ist. In diesem Tagesordner werden sämtliche Scans gespeichert, die an diesem Tag durchgeführt wurden. Beginnt ein neuer Tag, wird automatisch ein neuer Ordner angelegt, wodurch eine chronologische und übersichtliche Struktur entsteht.</w:t>
+      </w:r>
+    </w:p>
+    <w:p>
+      <w:pPr>
+        <w:pStyle w:val="Text"/>
+      </w:pPr>
+      <w:r>
+        <w:rPr>
+          <w:lang w:val="de-AT"/>
+        </w:rPr>
+        <w:t xml:space="preserve">Im jeweiligen Tagesordner befindet sich die </w:t>
+      </w:r>
+      <w:r>
+        <w:rPr>
+          <w:bCs/>
+          <w:lang w:val="de-AT"/>
+        </w:rPr>
+        <w:t>CSV-Datei</w:t>
+      </w:r>
+      <w:r>
+        <w:rPr>
+          <w:lang w:val="de-AT"/>
+        </w:rPr>
+        <w:t xml:space="preserve">, welche alle erfolgreichen Scans des Tages enthält. Dadurch werden sämtliche Messdaten eines Tages zentral in einer einzigen Datei gesammelt. Die aufgenommenen Bilder werden hingegen separat gespeichert. Hierfür existiert innerhalb des Tagesordners ein weiterer Unterordner, in dem für jeden einzelnen Scan ein eigener Ordner erstellt wird. Diese Scan-Ordner sind mit einem Zeitstempel versehen, sodass jede Bildaufnahme </w:t>
+      </w:r>
+      <w:r>
+        <w:t>eindeutig zugeordnet werden kann.</w:t>
+      </w:r>
+    </w:p>
+    <w:p>
+      <w:pPr>
+        <w:pStyle w:val="Text"/>
+      </w:pPr>
+      <w:r>
+        <w:t>Diese Struktur wurde bewusst einfach gehalten, um auch bei einer großen Anzahl an Scans eine übersichtliche Organisation und schnelle Auffindbarkeit der Daten zu gewährleisten. Gleichzeitig unterstützt diese Vorgehensweise das grundlegende Ziel des Projekts: eine effiziente und benutzerfreundliche Erfassung sowie Verwaltung von Scan- und Messdaten.</w:t>
+      </w:r>
+    </w:p>
+    <w:p>
+      <w:pPr>
+        <w:pStyle w:val="Text"/>
+        <w:rPr>
+          <w:b/>
+        </w:rPr>
+      </w:pPr>
+      <w:r>
+        <w:rPr>
+          <w:b/>
+        </w:rPr>
+        <w:t>Ordnerstruktur</w:t>
+      </w:r>
+      <w:r>
+        <w:rPr>
+          <w:b/>
+        </w:rPr>
+        <w:t xml:space="preserve"> </w:t>
+      </w:r>
+      <w:r>
+        <w:rPr>
+          <w:b/>
+        </w:rPr>
+        <w:t xml:space="preserve">am Desktop </w:t>
+      </w:r>
+      <w:r>
+        <w:rPr>
+          <w:b/>
+        </w:rPr>
+        <w:t>- Beispiel</w:t>
+      </w:r>
+      <w:r>
+        <w:rPr>
+          <w:b/>
+        </w:rPr>
+        <w:t>:</w:t>
+      </w:r>
+    </w:p>
+    <w:p>
+      <w:pPr>
+        <w:pStyle w:val="Text"/>
+        <w:keepNext/>
+        <w:jc w:val="center"/>
+      </w:pPr>
+      <w:r>
+        <w:rPr>
+          <w:lang w:val="de-AT"/>
+        </w:rPr>
+        <w:drawing>
+          <wp:inline distT="0" distB="0" distL="0" distR="0" wp14:anchorId="7C7168C8" wp14:editId="063DB61B">
+            <wp:extent cx="3281463" cy="2263140"/>
+            <wp:effectExtent l="0" t="0" r="0" b="0"/>
+            <wp:docPr id="1628160198" name="Grafik 2" descr="Ein Bild, das Text, Screenshot, Schrift, Design enthält.&#10;&#10;KI-generierte Inhalte können fehlerhaft sein."/>
+            <wp:cNvGraphicFramePr>
+              <a:graphicFrameLocks xmlns:a="http://schemas.openxmlformats.org/drawingml/2006/main" noChangeAspect="1"/>
+            </wp:cNvGraphicFramePr>
+            <a:graphic xmlns:a="http://schemas.openxmlformats.org/drawingml/2006/main">
+              <a:graphicData uri="http://schemas.openxmlformats.org/drawingml/2006/picture">
+                <pic:pic xmlns:pic="http://schemas.openxmlformats.org/drawingml/2006/picture">
+                  <pic:nvPicPr>
+                    <pic:cNvPr id="1628160198" name="Grafik 2" descr="Ein Bild, das Text, Screenshot, Schrift, Design enthält.&#10;&#10;KI-generierte Inhalte können fehlerhaft sein."/>
+                    <pic:cNvPicPr>
+                      <a:picLocks noChangeAspect="1" noChangeArrowheads="1"/>
+                    </pic:cNvPicPr>
+                  </pic:nvPicPr>
+                  <pic:blipFill>
+                    <a:blip r:embed="rId58" cstate="print">
+                      <a:extLst>
+                        <a:ext uri="{28A0092B-C50C-407E-A947-70E740481C1C}">
+                          <a14:useLocalDpi xmlns:a14="http://schemas.microsoft.com/office/drawing/2010/main" val="0"/>
+                        </a:ext>
+                      </a:extLst>
+                    </a:blip>
+                    <a:srcRect/>
+                    <a:stretch>
+                      <a:fillRect/>
+                    </a:stretch>
+                  </pic:blipFill>
+                  <pic:spPr bwMode="auto">
+                    <a:xfrm>
+                      <a:off x="0" y="0"/>
+                      <a:ext cx="3288255" cy="2267824"/>
+                    </a:xfrm>
+                    <a:prstGeom prst="rect">
+                      <a:avLst/>
+                    </a:prstGeom>
+                    <a:noFill/>
+                    <a:ln>
+                      <a:noFill/>
+                    </a:ln>
+                  </pic:spPr>
+                </pic:pic>
+              </a:graphicData>
+            </a:graphic>
+          </wp:inline>
+        </w:drawing>
+      </w:r>
+    </w:p>
+    <w:p>
+      <w:pPr>
+        <w:pStyle w:val="Beschriftung"/>
+      </w:pPr>
+      <w:r>
+        <w:t xml:space="preserve">Abbildung </w:t>
+      </w:r>
+      <w:r>
+        <w:fldChar w:fldCharType="begin"/>
+      </w:r>
+      <w:r>
+        <w:instrText xml:space="preserve"> SEQ Abbildung \* ARABIC </w:instrText>
+      </w:r>
+      <w:r>
+        <w:fldChar w:fldCharType="separate"/>
+      </w:r>
+      <w:r>
+        <w:rPr>
+          <w:noProof/>
+        </w:rPr>
+        <w:t>10</w:t>
+      </w:r>
+      <w:r>
+        <w:fldChar w:fldCharType="end"/>
+      </w:r>
+      <w:r>
+        <w:t>: Ordnerstruktur</w:t>
+      </w:r>
+    </w:p>
+    <w:p>
+      <w:pPr>
+        <w:jc w:val="left"/>
+        <w:rPr>
+          <w:bCs/>
+          <w:sz w:val="20"/>
+          <w:szCs w:val="20"/>
+          <w:lang w:val="de-AT" w:eastAsia="de-DE"/>
+        </w:rPr>
+      </w:pPr>
+      <w:r>
+        <w:br w:type="page"/>
+      </w:r>
     </w:p>
     <w:p>
       <w:pPr>
         <w:pStyle w:val="berschrift3"/>
       </w:pPr>
-      <w:bookmarkStart w:id="74" w:name="_Toc223029775"/>
-      <w:r>
+      <w:bookmarkStart w:id="74" w:name="_Toc223637587"/>
+      <w:commentRangeStart w:id="75"/>
+      <w:r>
+        <w:lastRenderedPageBreak/>
         <w:t>User Interface für die Datenverarbeitung</w:t>
       </w:r>
       <w:bookmarkEnd w:id="74"/>
-    </w:p>
-    <w:p>
-      <w:pPr>
-        <w:rPr>
-          <w:color w:val="0066FF"/>
-        </w:rPr>
-      </w:pPr>
-    </w:p>
-    <w:p>
-      <w:pPr>
-        <w:rPr>
-          <w:color w:val="0066FF"/>
-        </w:rPr>
-      </w:pPr>
-    </w:p>
-    <w:p>
-      <w:pPr>
-        <w:rPr>
-          <w:color w:val="0066FF"/>
-        </w:rPr>
-      </w:pPr>
-    </w:p>
-    <w:p>
-      <w:pPr>
-        <w:rPr>
-          <w:color w:val="0066FF"/>
-        </w:rPr>
-      </w:pPr>
-    </w:p>
-    <w:p>
-      <w:pPr>
-        <w:jc w:val="left"/>
-        <w:rPr>
-          <w:color w:val="0066FF"/>
-        </w:rPr>
-      </w:pPr>
-      <w:r>
-        <w:rPr>
-          <w:color w:val="0066FF"/>
-        </w:rPr>
+      <w:commentRangeEnd w:id="75"/>
+      <w:r>
+        <w:rPr>
+          <w:rStyle w:val="Kommentarzeichen"/>
+          <w:b w:val="0"/>
+          <w:bCs w:val="0"/>
+        </w:rPr>
+        <w:commentReference w:id="75"/>
+      </w:r>
+    </w:p>
+    <w:p>
+      <w:pPr>
+        <w:pStyle w:val="Text"/>
+        <w:rPr>
+          <w:lang w:val="de-AT" w:eastAsia="de-AT"/>
+        </w:rPr>
+      </w:pPr>
+      <w:r>
+        <w:rPr>
+          <w:lang w:val="de-AT" w:eastAsia="de-AT"/>
+        </w:rPr>
+        <w:t xml:space="preserve">Die Benutzeroberfläche zeigt dem Anwender übersichtlich an, </w:t>
+      </w:r>
+      <w:r>
+        <w:rPr>
+          <w:bCs/>
+          <w:lang w:val="de-AT" w:eastAsia="de-AT"/>
+        </w:rPr>
+        <w:t>welche Verarbeitungsschritte aktuell ausgeführt werden und welche Ergebnisse dabei entstehen</w:t>
+      </w:r>
+      <w:r>
+        <w:rPr>
+          <w:lang w:val="de-AT" w:eastAsia="de-AT"/>
+        </w:rPr>
+        <w:t xml:space="preserve">. Falls es während der automatischen Verarbeitung zu einem Fehler kommt, besteht zudem die Möglichkeit, die entsprechenden Werte </w:t>
+      </w:r>
+      <w:r>
+        <w:rPr>
+          <w:bCs/>
+          <w:lang w:val="de-AT" w:eastAsia="de-AT"/>
+        </w:rPr>
+        <w:t>manuell einzutragen oder zu korrigieren</w:t>
+      </w:r>
+      <w:r>
+        <w:rPr>
+          <w:lang w:val="de-AT" w:eastAsia="de-AT"/>
+        </w:rPr>
+        <w:t>.</w:t>
+      </w:r>
+    </w:p>
+    <w:p>
+      <w:pPr>
+        <w:pStyle w:val="Text"/>
+        <w:rPr>
+          <w:lang w:val="de-AT" w:eastAsia="de-AT"/>
+        </w:rPr>
+      </w:pPr>
+      <w:r>
+        <w:rPr>
+          <w:lang w:val="de-AT" w:eastAsia="de-AT"/>
+        </w:rPr>
+        <w:t xml:space="preserve">Die </w:t>
+      </w:r>
+      <w:r>
+        <w:rPr>
+          <w:bCs/>
+          <w:lang w:val="de-AT" w:eastAsia="de-AT"/>
+        </w:rPr>
+        <w:t>Kalibrierung der einzelnen Komponenten</w:t>
+      </w:r>
+      <w:r>
+        <w:rPr>
+          <w:lang w:val="de-AT" w:eastAsia="de-AT"/>
+        </w:rPr>
+        <w:t xml:space="preserve"> kann nicht direkt über die grafische Benutzeroberfläche durchgeführt werden, da dieser Prozess einen höheren technischen Aufwand und genauere Einstellungen erfordert. Stattdessen erfolgt die Kalibrierung über </w:t>
+      </w:r>
+      <w:r>
+        <w:rPr>
+          <w:bCs/>
+          <w:lang w:val="de-AT" w:eastAsia="de-AT"/>
+        </w:rPr>
+        <w:t>separate Programme der jeweiligen Komponenten</w:t>
+      </w:r>
+      <w:r>
+        <w:rPr>
+          <w:lang w:val="de-AT" w:eastAsia="de-AT"/>
+        </w:rPr>
+        <w:t>.</w:t>
+      </w:r>
+    </w:p>
+    <w:p>
+      <w:pPr>
+        <w:pStyle w:val="Text"/>
+        <w:rPr>
+          <w:lang w:val="de-AT" w:eastAsia="de-AT"/>
+        </w:rPr>
+      </w:pPr>
+      <w:r>
+        <w:rPr>
+          <w:lang w:val="de-AT" w:eastAsia="de-AT"/>
+        </w:rPr>
+        <w:t xml:space="preserve">Die sogenannten </w:t>
+      </w:r>
+      <w:r>
+        <w:rPr>
+          <w:bCs/>
+          <w:lang w:val="de-AT" w:eastAsia="de-AT"/>
+        </w:rPr>
+        <w:t>Worker</w:t>
+      </w:r>
+      <w:r>
+        <w:rPr>
+          <w:lang w:val="de-AT" w:eastAsia="de-AT"/>
+        </w:rPr>
+        <w:t xml:space="preserve"> sind eigenständige Python-Skripte, die die Verarbeitung der einzelnen Systemkomponenten übernehmen. Dazu zählen unter anderem die </w:t>
+      </w:r>
+      <w:r>
+        <w:rPr>
+          <w:bCs/>
+          <w:lang w:val="de-AT" w:eastAsia="de-AT"/>
+        </w:rPr>
+        <w:t>Barcode-Erkennung</w:t>
+      </w:r>
+      <w:r>
+        <w:rPr>
+          <w:lang w:val="de-AT" w:eastAsia="de-AT"/>
+        </w:rPr>
+        <w:t xml:space="preserve">, die </w:t>
+      </w:r>
+      <w:r>
+        <w:rPr>
+          <w:bCs/>
+          <w:lang w:val="de-AT" w:eastAsia="de-AT"/>
+        </w:rPr>
+        <w:t>Abmessungserkennung</w:t>
+      </w:r>
+      <w:r>
+        <w:rPr>
+          <w:lang w:val="de-AT" w:eastAsia="de-AT"/>
+        </w:rPr>
+        <w:t xml:space="preserve"> sowie die </w:t>
+      </w:r>
+      <w:r>
+        <w:rPr>
+          <w:bCs/>
+          <w:lang w:val="de-AT" w:eastAsia="de-AT"/>
+        </w:rPr>
+        <w:t>Gewichtserfassung</w:t>
+      </w:r>
+      <w:r>
+        <w:rPr>
+          <w:lang w:val="de-AT" w:eastAsia="de-AT"/>
+        </w:rPr>
+        <w:t xml:space="preserve">. Diese Skripte werden beim Start des Systems </w:t>
+      </w:r>
+      <w:r>
+        <w:rPr>
+          <w:bCs/>
+          <w:lang w:val="de-AT" w:eastAsia="de-AT"/>
+        </w:rPr>
+        <w:t>parallel ausgeführt</w:t>
+      </w:r>
+      <w:r>
+        <w:rPr>
+          <w:lang w:val="de-AT" w:eastAsia="de-AT"/>
+        </w:rPr>
+        <w:t>, um eine möglichst schnelle Datenverarbeitung zu gewährleisten.</w:t>
+      </w:r>
+    </w:p>
+    <w:p>
+      <w:pPr>
+        <w:pStyle w:val="Text"/>
+        <w:rPr>
+          <w:lang w:val="de-AT" w:eastAsia="de-AT"/>
+        </w:rPr>
+      </w:pPr>
+      <w:r>
+        <w:rPr>
+          <w:lang w:val="de-AT" w:eastAsia="de-AT"/>
+        </w:rPr>
+        <w:t xml:space="preserve">Zusätzlich verfügt das System über ein </w:t>
+      </w:r>
+      <w:proofErr w:type="spellStart"/>
+      <w:r>
+        <w:rPr>
+          <w:bCs/>
+          <w:lang w:val="de-AT" w:eastAsia="de-AT"/>
+        </w:rPr>
+        <w:t>Logging</w:t>
+      </w:r>
+      <w:proofErr w:type="spellEnd"/>
+      <w:r>
+        <w:rPr>
+          <w:bCs/>
+          <w:lang w:val="de-AT" w:eastAsia="de-AT"/>
+        </w:rPr>
+        <w:t>-System</w:t>
+      </w:r>
+      <w:r>
+        <w:rPr>
+          <w:lang w:val="de-AT" w:eastAsia="de-AT"/>
+        </w:rPr>
+        <w:t>, das sämtliche relevanten Ereignisse und Prozessschritte protokolliert. Dadurch können auftretende Fehler oder unerwartete Programmabbrüche im Nachhinein analysiert werden, indem die entsprechenden Log-Dateien eingesehen werden.</w:t>
+      </w:r>
+    </w:p>
+    <w:p>
+      <w:pPr>
+        <w:pStyle w:val="Text"/>
+        <w:rPr>
+          <w:lang w:val="de-AT" w:eastAsia="de-AT"/>
+        </w:rPr>
+      </w:pPr>
+      <w:r>
+        <w:rPr>
+          <w:lang w:val="de-AT" w:eastAsia="de-AT"/>
+        </w:rPr>
+        <w:t xml:space="preserve">Da in der Firma Leitner in Sterzing Mitarbeiter mit unterschiedlichen Sprachhintergründen arbeiten, wurde die Benutzeroberfläche </w:t>
+      </w:r>
+      <w:r>
+        <w:rPr>
+          <w:bCs/>
+          <w:lang w:val="de-AT" w:eastAsia="de-AT"/>
+        </w:rPr>
+        <w:t>mehrsprachig gestaltet</w:t>
+      </w:r>
+      <w:r>
+        <w:rPr>
+          <w:lang w:val="de-AT" w:eastAsia="de-AT"/>
+        </w:rPr>
+        <w:t xml:space="preserve">. Neben Deutsch wurden daher auch </w:t>
+      </w:r>
+      <w:r>
+        <w:rPr>
+          <w:bCs/>
+          <w:lang w:val="de-AT" w:eastAsia="de-AT"/>
+        </w:rPr>
+        <w:t>Italienisch und Englisch</w:t>
+      </w:r>
+      <w:r>
+        <w:rPr>
+          <w:lang w:val="de-AT" w:eastAsia="de-AT"/>
+        </w:rPr>
+        <w:t xml:space="preserve"> integriert. Die Übersetzungen werden in einer eigenen Klasse namens </w:t>
+      </w:r>
+      <w:r>
+        <w:rPr>
+          <w:bCs/>
+          <w:lang w:val="de-AT" w:eastAsia="de-AT"/>
+        </w:rPr>
+        <w:t>Translator</w:t>
+      </w:r>
+      <w:r>
+        <w:rPr>
+          <w:lang w:val="de-AT" w:eastAsia="de-AT"/>
+        </w:rPr>
+        <w:t xml:space="preserve"> gespeichert, in der die jeweiligen Texte als Dictionary hinterlegt sind. Die grafische Oberfläche greift auf diese Einträge zu und zeigt die Inhalte entsprechend der ausgewählten Sprache </w:t>
+      </w:r>
+      <w:r>
+        <w:rPr>
+          <w:lang w:val="de-AT" w:eastAsia="de-AT"/>
+        </w:rPr>
+        <w:lastRenderedPageBreak/>
+        <w:t xml:space="preserve">an. Der </w:t>
+      </w:r>
+      <w:r>
+        <w:rPr>
+          <w:bCs/>
+          <w:lang w:val="de-AT" w:eastAsia="de-AT"/>
+        </w:rPr>
+        <w:t>Sprachwechsel erfolgt über das Anklicken der jeweiligen Landesflagge</w:t>
+      </w:r>
+      <w:r>
+        <w:rPr>
+          <w:lang w:val="de-AT" w:eastAsia="de-AT"/>
+        </w:rPr>
+        <w:t>, wodurch die Oberfläche unmittelbar in die gewünschte Sprache umgestellt wird.</w:t>
+      </w:r>
+    </w:p>
+    <w:p>
+      <w:pPr>
+        <w:pStyle w:val="Text"/>
+        <w:rPr>
+          <w:lang w:val="de-AT"/>
+        </w:rPr>
+      </w:pPr>
+    </w:p>
+    <w:p>
+      <w:pPr>
+        <w:pStyle w:val="Text"/>
+        <w:rPr>
+          <w:lang w:val="de-AT"/>
+        </w:rPr>
+      </w:pPr>
+      <w:r>
+        <w:rPr>
+          <w:lang w:val="de-AT"/>
+        </w:rPr>
+        <w:t xml:space="preserve">Zusätzlich bietet </w:t>
+      </w:r>
+    </w:p>
+    <w:p>
+      <w:pPr>
+        <w:pStyle w:val="Text"/>
+        <w:rPr>
+          <w:lang w:val="de-AT"/>
+        </w:rPr>
+      </w:pPr>
+    </w:p>
+    <w:p>
+      <w:pPr>
+        <w:pStyle w:val="Text"/>
+        <w:rPr>
+          <w:lang w:val="de-AT"/>
+        </w:rPr>
+      </w:pPr>
+      <w:commentRangeStart w:id="76"/>
+      <w:r>
+        <w:rPr>
+          <w:lang w:val="de-AT"/>
+        </w:rPr>
+        <w:t>…</w:t>
+      </w:r>
+      <w:commentRangeEnd w:id="76"/>
+      <w:r>
+        <w:rPr>
+          <w:rStyle w:val="Kommentarzeichen"/>
+        </w:rPr>
+        <w:commentReference w:id="76"/>
+      </w:r>
+    </w:p>
+    <w:p>
+      <w:pPr>
+        <w:pStyle w:val="Text"/>
+        <w:rPr>
+          <w:lang w:val="de-AT"/>
+        </w:rPr>
+      </w:pPr>
+    </w:p>
+    <w:p>
+      <w:pPr>
+        <w:pStyle w:val="Text"/>
+      </w:pPr>
+    </w:p>
+    <w:p>
+      <w:pPr>
+        <w:pStyle w:val="Text"/>
+      </w:pPr>
+    </w:p>
+    <w:p>
+      <w:pPr>
+        <w:pStyle w:val="Text"/>
+      </w:pPr>
+    </w:p>
+    <w:p>
+      <w:pPr>
+        <w:pStyle w:val="Text"/>
+      </w:pPr>
+    </w:p>
+    <w:p>
+      <w:pPr>
+        <w:pStyle w:val="Text"/>
+      </w:pPr>
+      <w:r>
         <w:br w:type="page"/>
       </w:r>
     </w:p>
@@ -13884,12 +14568,12 @@
       <w:pPr>
         <w:pStyle w:val="berschrift2"/>
       </w:pPr>
-      <w:bookmarkStart w:id="75" w:name="_Toc223029776"/>
+      <w:bookmarkStart w:id="77" w:name="_Toc223637588"/>
       <w:r>
         <w:lastRenderedPageBreak/>
         <w:t>Weitere individuelle Abschnitte</w:t>
       </w:r>
-      <w:bookmarkEnd w:id="75"/>
+      <w:bookmarkEnd w:id="77"/>
       <w:r>
         <w:t xml:space="preserve"> </w:t>
       </w:r>
@@ -13954,12 +14638,12 @@
       <w:pPr>
         <w:pStyle w:val="berschrift2"/>
       </w:pPr>
-      <w:bookmarkStart w:id="76" w:name="_Toc223029777"/>
+      <w:bookmarkStart w:id="78" w:name="_Toc223637589"/>
       <w:r>
         <w:lastRenderedPageBreak/>
         <w:t>Ergebnisse und Diskussion</w:t>
       </w:r>
-      <w:bookmarkEnd w:id="76"/>
+      <w:bookmarkEnd w:id="78"/>
     </w:p>
     <w:p>
       <w:pPr>
@@ -14001,12 +14685,12 @@
       <w:pPr>
         <w:pStyle w:val="berschrift2"/>
       </w:pPr>
-      <w:bookmarkStart w:id="77" w:name="_Toc223029778"/>
+      <w:bookmarkStart w:id="79" w:name="_Toc223637590"/>
       <w:r>
         <w:lastRenderedPageBreak/>
         <w:t>Zusammenfassung individueller Teil</w:t>
       </w:r>
-      <w:bookmarkEnd w:id="77"/>
+      <w:bookmarkEnd w:id="79"/>
     </w:p>
     <w:p>
       <w:pPr>
@@ -14136,7 +14820,7 @@
       <w:pPr>
         <w:pStyle w:val="Text"/>
         <w:sectPr>
-          <w:headerReference w:type="default" r:id="rId58"/>
+          <w:headerReference w:type="default" r:id="rId59"/>
           <w:pgSz w:w="11906" w:h="16838"/>
           <w:pgMar w:top="1417" w:right="1440" w:bottom="1134" w:left="1440" w:header="708" w:footer="708" w:gutter="0"/>
           <w:cols w:space="720"/>
@@ -14149,26 +14833,26 @@
       <w:pPr>
         <w:pStyle w:val="berschrift1"/>
       </w:pPr>
-      <w:bookmarkStart w:id="78" w:name="_Ref200468988"/>
-      <w:bookmarkStart w:id="79" w:name="_Ref200469530"/>
-      <w:bookmarkStart w:id="80" w:name="_Toc223029779"/>
+      <w:bookmarkStart w:id="80" w:name="_Ref200468988"/>
+      <w:bookmarkStart w:id="81" w:name="_Ref200469530"/>
+      <w:bookmarkStart w:id="82" w:name="_Toc223637591"/>
       <w:r>
         <w:lastRenderedPageBreak/>
         <w:t>Zusammenfassung und Ausblick</w:t>
       </w:r>
-      <w:bookmarkEnd w:id="78"/>
-      <w:bookmarkEnd w:id="79"/>
       <w:bookmarkEnd w:id="80"/>
+      <w:bookmarkEnd w:id="81"/>
+      <w:bookmarkEnd w:id="82"/>
     </w:p>
     <w:p>
       <w:pPr>
         <w:pStyle w:val="berschrift2"/>
       </w:pPr>
-      <w:bookmarkStart w:id="81" w:name="_Toc223029780"/>
+      <w:bookmarkStart w:id="83" w:name="_Toc223637592"/>
       <w:r>
         <w:t>Zusammenfassung der gesamten Arbeit</w:t>
       </w:r>
-      <w:bookmarkEnd w:id="81"/>
+      <w:bookmarkEnd w:id="83"/>
     </w:p>
     <w:p>
       <w:pPr>
@@ -14212,7 +14896,7 @@
                     <pic:cNvPicPr/>
                   </pic:nvPicPr>
                   <pic:blipFill>
-                    <a:blip r:embed="rId59"/>
+                    <a:blip r:embed="rId60"/>
                     <a:stretch>
                       <a:fillRect/>
                     </a:stretch>
@@ -14262,7 +14946,7 @@
                     <pic:cNvPicPr/>
                   </pic:nvPicPr>
                   <pic:blipFill>
-                    <a:blip r:embed="rId60"/>
+                    <a:blip r:embed="rId61"/>
                     <a:stretch>
                       <a:fillRect/>
                     </a:stretch>
@@ -14315,7 +14999,7 @@
                     </pic:cNvPicPr>
                   </pic:nvPicPr>
                   <pic:blipFill>
-                    <a:blip r:embed="rId61" cstate="print">
+                    <a:blip r:embed="rId62" cstate="print">
                       <a:extLst>
                         <a:ext uri="{28A0092B-C50C-407E-A947-70E740481C1C}">
                           <a14:useLocalDpi xmlns:a14="http://schemas.microsoft.com/office/drawing/2010/main" val="0"/>
@@ -14384,7 +15068,7 @@
                     <pic:cNvPicPr/>
                   </pic:nvPicPr>
                   <pic:blipFill>
-                    <a:blip r:embed="rId62"/>
+                    <a:blip r:embed="rId63"/>
                     <a:stretch>
                       <a:fillRect/>
                     </a:stretch>
@@ -14437,7 +15121,7 @@
                     </pic:cNvPicPr>
                   </pic:nvPicPr>
                   <pic:blipFill>
-                    <a:blip r:embed="rId63" cstate="print">
+                    <a:blip r:embed="rId64" cstate="print">
                       <a:extLst>
                         <a:ext uri="{28A0092B-C50C-407E-A947-70E740481C1C}">
                           <a14:useLocalDpi xmlns:a14="http://schemas.microsoft.com/office/drawing/2010/main" val="0"/>
@@ -14520,7 +15204,7 @@
                     <pic:cNvPicPr/>
                   </pic:nvPicPr>
                   <pic:blipFill>
-                    <a:blip r:embed="rId64"/>
+                    <a:blip r:embed="rId65"/>
                     <a:stretch>
                       <a:fillRect/>
                     </a:stretch>
@@ -14559,11 +15243,11 @@
       <w:pPr>
         <w:pStyle w:val="berschrift2"/>
       </w:pPr>
-      <w:bookmarkStart w:id="82" w:name="_Toc223029781"/>
+      <w:bookmarkStart w:id="84" w:name="_Toc223637593"/>
       <w:r>
         <w:t>Ausblick</w:t>
       </w:r>
-      <w:bookmarkEnd w:id="82"/>
+      <w:bookmarkEnd w:id="84"/>
     </w:p>
     <w:p>
       <w:pPr>
@@ -14698,10 +15382,10 @@
       <w:pPr>
         <w:pStyle w:val="Text"/>
         <w:sectPr>
-          <w:headerReference w:type="default" r:id="rId65"/>
-          <w:footerReference w:type="default" r:id="rId66"/>
-          <w:headerReference w:type="first" r:id="rId67"/>
-          <w:footerReference w:type="first" r:id="rId68"/>
+          <w:headerReference w:type="default" r:id="rId66"/>
+          <w:footerReference w:type="default" r:id="rId67"/>
+          <w:headerReference w:type="first" r:id="rId68"/>
+          <w:footerReference w:type="first" r:id="rId69"/>
           <w:pgSz w:w="11906" w:h="16838"/>
           <w:pgMar w:top="1417" w:right="1440" w:bottom="1134" w:left="1440" w:header="708" w:footer="708" w:gutter="0"/>
           <w:cols w:space="720"/>
@@ -14714,14 +15398,14 @@
       <w:pPr>
         <w:pStyle w:val="berschrift1"/>
       </w:pPr>
-      <w:bookmarkStart w:id="83" w:name="_Ref200468159"/>
-      <w:bookmarkStart w:id="84" w:name="_Toc223029782"/>
+      <w:bookmarkStart w:id="85" w:name="_Ref200468159"/>
+      <w:bookmarkStart w:id="86" w:name="_Toc223637594"/>
       <w:r>
         <w:lastRenderedPageBreak/>
         <w:t>Erklärung der Eigenständigkeit</w:t>
       </w:r>
-      <w:bookmarkEnd w:id="83"/>
-      <w:bookmarkEnd w:id="84"/>
+      <w:bookmarkEnd w:id="85"/>
+      <w:bookmarkEnd w:id="86"/>
     </w:p>
     <w:p>
       <w:pPr>
@@ -14857,10 +15541,10 @@
       <w:pPr>
         <w:pStyle w:val="Text"/>
         <w:sectPr>
-          <w:headerReference w:type="default" r:id="rId69"/>
-          <w:footerReference w:type="default" r:id="rId70"/>
-          <w:headerReference w:type="first" r:id="rId71"/>
-          <w:footerReference w:type="first" r:id="rId72"/>
+          <w:headerReference w:type="default" r:id="rId70"/>
+          <w:footerReference w:type="default" r:id="rId71"/>
+          <w:headerReference w:type="first" r:id="rId72"/>
+          <w:footerReference w:type="first" r:id="rId73"/>
           <w:pgSz w:w="11906" w:h="16838"/>
           <w:pgMar w:top="1417" w:right="1440" w:bottom="1134" w:left="1440" w:header="708" w:footer="708" w:gutter="0"/>
           <w:cols w:space="720"/>
@@ -14873,10 +15557,10 @@
       <w:pPr>
         <w:pStyle w:val="berschrift1"/>
         <w:sectPr>
-          <w:headerReference w:type="default" r:id="rId73"/>
-          <w:footerReference w:type="default" r:id="rId74"/>
-          <w:headerReference w:type="first" r:id="rId75"/>
-          <w:footerReference w:type="first" r:id="rId76"/>
+          <w:headerReference w:type="default" r:id="rId74"/>
+          <w:footerReference w:type="default" r:id="rId75"/>
+          <w:headerReference w:type="first" r:id="rId76"/>
+          <w:footerReference w:type="first" r:id="rId77"/>
           <w:pgSz w:w="11906" w:h="16838"/>
           <w:pgMar w:top="1417" w:right="1440" w:bottom="1134" w:left="1440" w:header="708" w:footer="708" w:gutter="0"/>
           <w:cols w:space="720"/>
@@ -14884,36 +15568,34 @@
           <w:docGrid w:type="lines" w:linePitch="360"/>
         </w:sectPr>
       </w:pPr>
-      <w:bookmarkStart w:id="85" w:name="_Ref200469499"/>
-      <w:bookmarkStart w:id="86" w:name="_Toc223029783"/>
+      <w:bookmarkStart w:id="87" w:name="_Ref200469499"/>
+      <w:bookmarkStart w:id="88" w:name="_Toc223637595"/>
       <w:r>
         <w:lastRenderedPageBreak/>
         <w:t>Arbeitsnachweise</w:t>
       </w:r>
-      <w:bookmarkEnd w:id="85"/>
-      <w:bookmarkEnd w:id="86"/>
+      <w:bookmarkEnd w:id="87"/>
+      <w:bookmarkEnd w:id="88"/>
     </w:p>
     <w:p>
       <w:pPr>
         <w:pStyle w:val="berschrift1"/>
       </w:pPr>
-      <w:bookmarkStart w:id="87" w:name="_Toc84751256"/>
-      <w:bookmarkStart w:id="88" w:name="_Toc211138167"/>
-      <w:bookmarkStart w:id="89" w:name="_Toc211137922"/>
-      <w:bookmarkStart w:id="90" w:name="_Toc84757221"/>
-      <w:bookmarkStart w:id="91" w:name="_Toc210560305"/>
-      <w:bookmarkStart w:id="92" w:name="_Toc210560252"/>
-      <w:bookmarkStart w:id="93" w:name="_Ref210560064"/>
-      <w:bookmarkStart w:id="94" w:name="_Toc84751368"/>
-      <w:bookmarkStart w:id="95" w:name="_Ref200467937"/>
-      <w:bookmarkStart w:id="96" w:name="_Ref200469033"/>
-      <w:bookmarkStart w:id="97" w:name="_Toc223029784"/>
+      <w:bookmarkStart w:id="89" w:name="_Toc84751256"/>
+      <w:bookmarkStart w:id="90" w:name="_Toc211138167"/>
+      <w:bookmarkStart w:id="91" w:name="_Toc211137922"/>
+      <w:bookmarkStart w:id="92" w:name="_Toc84757221"/>
+      <w:bookmarkStart w:id="93" w:name="_Toc210560305"/>
+      <w:bookmarkStart w:id="94" w:name="_Toc210560252"/>
+      <w:bookmarkStart w:id="95" w:name="_Ref210560064"/>
+      <w:bookmarkStart w:id="96" w:name="_Toc84751368"/>
+      <w:bookmarkStart w:id="97" w:name="_Ref200467937"/>
+      <w:bookmarkStart w:id="98" w:name="_Ref200469033"/>
+      <w:bookmarkStart w:id="99" w:name="_Toc223637596"/>
       <w:r>
         <w:lastRenderedPageBreak/>
         <w:t>Verzeichnisse</w:t>
       </w:r>
-      <w:bookmarkEnd w:id="87"/>
-      <w:bookmarkEnd w:id="88"/>
       <w:bookmarkEnd w:id="89"/>
       <w:bookmarkEnd w:id="90"/>
       <w:bookmarkEnd w:id="91"/>
@@ -14923,36 +15605,38 @@
       <w:bookmarkEnd w:id="95"/>
       <w:bookmarkEnd w:id="96"/>
       <w:bookmarkEnd w:id="97"/>
-      <w:r>
-        <w:t xml:space="preserve"> </w:t>
-      </w:r>
-    </w:p>
-    <w:p>
-      <w:pPr>
-        <w:pStyle w:val="berschrift2"/>
-      </w:pPr>
-      <w:bookmarkStart w:id="98" w:name="_Toc210560306"/>
-      <w:bookmarkStart w:id="99" w:name="_Toc211138168"/>
-      <w:bookmarkStart w:id="100" w:name="_Toc84757222"/>
-      <w:bookmarkStart w:id="101" w:name="_Toc84751369"/>
-      <w:bookmarkStart w:id="102" w:name="_Toc84751257"/>
-      <w:bookmarkStart w:id="103" w:name="_Toc210560253"/>
-      <w:bookmarkStart w:id="104" w:name="_Toc211137923"/>
-      <w:bookmarkStart w:id="105" w:name="_Toc223029785"/>
-      <w:r>
-        <w:t>Literatur</w:t>
-      </w:r>
       <w:bookmarkEnd w:id="98"/>
       <w:bookmarkEnd w:id="99"/>
+      <w:r>
+        <w:t xml:space="preserve"> </w:t>
+      </w:r>
+    </w:p>
+    <w:p>
+      <w:pPr>
+        <w:pStyle w:val="berschrift2"/>
+      </w:pPr>
+      <w:bookmarkStart w:id="100" w:name="_Toc210560306"/>
+      <w:bookmarkStart w:id="101" w:name="_Toc211138168"/>
+      <w:bookmarkStart w:id="102" w:name="_Toc84757222"/>
+      <w:bookmarkStart w:id="103" w:name="_Toc84751369"/>
+      <w:bookmarkStart w:id="104" w:name="_Toc84751257"/>
+      <w:bookmarkStart w:id="105" w:name="_Toc210560253"/>
+      <w:bookmarkStart w:id="106" w:name="_Toc211137923"/>
+      <w:bookmarkStart w:id="107" w:name="_Toc223637597"/>
+      <w:r>
+        <w:t>Literatur</w:t>
+      </w:r>
       <w:bookmarkEnd w:id="100"/>
       <w:bookmarkEnd w:id="101"/>
       <w:bookmarkEnd w:id="102"/>
       <w:bookmarkEnd w:id="103"/>
       <w:bookmarkEnd w:id="104"/>
+      <w:bookmarkEnd w:id="105"/>
+      <w:bookmarkEnd w:id="106"/>
       <w:r>
         <w:t>verzeichnis</w:t>
       </w:r>
-      <w:bookmarkEnd w:id="105"/>
+      <w:bookmarkEnd w:id="107"/>
       <w:r>
         <w:t xml:space="preserve"> </w:t>
       </w:r>
@@ -14988,138 +15672,138 @@
       <w:pPr>
         <w:pStyle w:val="berschrift2"/>
       </w:pPr>
-      <w:bookmarkStart w:id="106" w:name="_Toc84757225"/>
-      <w:bookmarkStart w:id="107" w:name="_Toc211138171"/>
-      <w:bookmarkStart w:id="108" w:name="_Toc211137927"/>
-      <w:bookmarkStart w:id="109" w:name="_Toc84751260"/>
-      <w:bookmarkStart w:id="110" w:name="_Toc210560307"/>
-      <w:bookmarkStart w:id="111" w:name="_Toc210560254"/>
-      <w:bookmarkStart w:id="112" w:name="_Toc84751372"/>
-      <w:bookmarkStart w:id="113" w:name="_Toc223029786"/>
+      <w:bookmarkStart w:id="108" w:name="_Toc84757225"/>
+      <w:bookmarkStart w:id="109" w:name="_Toc211138171"/>
+      <w:bookmarkStart w:id="110" w:name="_Toc211137927"/>
+      <w:bookmarkStart w:id="111" w:name="_Toc84751260"/>
+      <w:bookmarkStart w:id="112" w:name="_Toc210560307"/>
+      <w:bookmarkStart w:id="113" w:name="_Toc210560254"/>
+      <w:bookmarkStart w:id="114" w:name="_Toc84751372"/>
+      <w:bookmarkStart w:id="115" w:name="_Toc223637598"/>
       <w:r>
         <w:t>Abkürzungsverzeichnis</w:t>
       </w:r>
-      <w:bookmarkEnd w:id="106"/>
-      <w:bookmarkEnd w:id="107"/>
       <w:bookmarkEnd w:id="108"/>
       <w:bookmarkEnd w:id="109"/>
       <w:bookmarkEnd w:id="110"/>
       <w:bookmarkEnd w:id="111"/>
       <w:bookmarkEnd w:id="112"/>
       <w:bookmarkEnd w:id="113"/>
-    </w:p>
-    <w:p>
-      <w:pPr>
-        <w:pStyle w:val="Text"/>
-        <w:rPr>
-          <w:color w:val="0066FF"/>
-        </w:rPr>
-      </w:pPr>
-      <w:r>
-        <w:rPr>
-          <w:color w:val="0066FF"/>
-        </w:rPr>
-        <w:t>(</w:t>
-      </w:r>
-      <w:proofErr w:type="gramStart"/>
-      <w:r>
-        <w:rPr>
-          <w:color w:val="0066FF"/>
-        </w:rPr>
-        <w:t>FV Text</w:t>
-      </w:r>
-      <w:proofErr w:type="gramEnd"/>
-      <w:r>
-        <w:rPr>
-          <w:color w:val="0066FF"/>
-        </w:rPr>
-        <w:t>)</w:t>
-      </w:r>
-      <w:bookmarkStart w:id="114" w:name="_Toc211138172"/>
-      <w:bookmarkStart w:id="115" w:name="_Toc211137928"/>
-      <w:bookmarkStart w:id="116" w:name="_Toc84757226"/>
-      <w:bookmarkStart w:id="117" w:name="_Toc84751373"/>
-      <w:bookmarkStart w:id="118" w:name="_Toc84751261"/>
-      <w:bookmarkStart w:id="119" w:name="_Toc210560308"/>
-      <w:bookmarkStart w:id="120" w:name="_Toc210560255"/>
-      <w:r>
-        <w:rPr>
-          <w:color w:val="0066FF"/>
-        </w:rPr>
-        <w:t xml:space="preserve"> Optionaler Abschnitt. Nur verwenden, wenn mehr als 10 verschiedene Abkürzungen im gesamten Dokument vorkommen.</w:t>
-      </w:r>
-    </w:p>
-    <w:p>
-      <w:pPr>
-        <w:pStyle w:val="berschrift2"/>
-      </w:pPr>
-      <w:bookmarkStart w:id="121" w:name="_Toc223029787"/>
-      <w:r>
-        <w:t>Tabellen</w:t>
-      </w:r>
       <w:bookmarkEnd w:id="114"/>
       <w:bookmarkEnd w:id="115"/>
+    </w:p>
+    <w:p>
+      <w:pPr>
+        <w:pStyle w:val="Text"/>
+        <w:rPr>
+          <w:color w:val="0066FF"/>
+        </w:rPr>
+      </w:pPr>
+      <w:r>
+        <w:rPr>
+          <w:color w:val="0066FF"/>
+        </w:rPr>
+        <w:t>(</w:t>
+      </w:r>
+      <w:proofErr w:type="gramStart"/>
+      <w:r>
+        <w:rPr>
+          <w:color w:val="0066FF"/>
+        </w:rPr>
+        <w:t>FV Text</w:t>
+      </w:r>
+      <w:proofErr w:type="gramEnd"/>
+      <w:r>
+        <w:rPr>
+          <w:color w:val="0066FF"/>
+        </w:rPr>
+        <w:t>)</w:t>
+      </w:r>
+      <w:bookmarkStart w:id="116" w:name="_Toc211138172"/>
+      <w:bookmarkStart w:id="117" w:name="_Toc211137928"/>
+      <w:bookmarkStart w:id="118" w:name="_Toc84757226"/>
+      <w:bookmarkStart w:id="119" w:name="_Toc84751373"/>
+      <w:bookmarkStart w:id="120" w:name="_Toc84751261"/>
+      <w:bookmarkStart w:id="121" w:name="_Toc210560308"/>
+      <w:bookmarkStart w:id="122" w:name="_Toc210560255"/>
+      <w:r>
+        <w:rPr>
+          <w:color w:val="0066FF"/>
+        </w:rPr>
+        <w:t xml:space="preserve"> Optionaler Abschnitt. Nur verwenden, wenn mehr als 10 verschiedene Abkürzungen im gesamten Dokument vorkommen.</w:t>
+      </w:r>
+    </w:p>
+    <w:p>
+      <w:pPr>
+        <w:pStyle w:val="berschrift2"/>
+      </w:pPr>
+      <w:bookmarkStart w:id="123" w:name="_Toc223637599"/>
+      <w:r>
+        <w:t>Tabellen</w:t>
+      </w:r>
       <w:bookmarkEnd w:id="116"/>
       <w:bookmarkEnd w:id="117"/>
       <w:bookmarkEnd w:id="118"/>
       <w:bookmarkEnd w:id="119"/>
       <w:bookmarkEnd w:id="120"/>
       <w:bookmarkEnd w:id="121"/>
-    </w:p>
-    <w:p>
-      <w:pPr>
-        <w:rPr>
-          <w:color w:val="0066FF"/>
-        </w:rPr>
-      </w:pPr>
-      <w:r>
-        <w:rPr>
-          <w:color w:val="0066FF"/>
-        </w:rPr>
-        <w:t>(</w:t>
-      </w:r>
-      <w:proofErr w:type="gramStart"/>
-      <w:r>
-        <w:rPr>
-          <w:color w:val="0066FF"/>
-        </w:rPr>
-        <w:t>FV Text</w:t>
-      </w:r>
-      <w:proofErr w:type="gramEnd"/>
-      <w:r>
-        <w:rPr>
-          <w:color w:val="0066FF"/>
-        </w:rPr>
-        <w:t>) Optionaler Abschnitt. Nur verwenden, wenn mehr als 10 verschiedene Tabellen im gesamten Dokument vorkommen.</w:t>
-      </w:r>
-    </w:p>
-    <w:p/>
-    <w:p>
-      <w:pPr>
-        <w:pStyle w:val="berschrift2"/>
-      </w:pPr>
-      <w:bookmarkStart w:id="122" w:name="_Toc210560256"/>
-      <w:bookmarkStart w:id="123" w:name="_Toc210560309"/>
-      <w:bookmarkStart w:id="124" w:name="_Toc211137929"/>
-      <w:bookmarkStart w:id="125" w:name="_Toc84757227"/>
-      <w:bookmarkStart w:id="126" w:name="_Toc84751374"/>
-      <w:bookmarkStart w:id="127" w:name="_Toc84751262"/>
-      <w:bookmarkStart w:id="128" w:name="_Toc211138173"/>
-      <w:bookmarkStart w:id="129" w:name="_Toc223029788"/>
-      <w:r>
-        <w:t>Abbildunge</w:t>
-      </w:r>
       <w:bookmarkEnd w:id="122"/>
       <w:bookmarkEnd w:id="123"/>
-      <w:r>
-        <w:t>n</w:t>
+    </w:p>
+    <w:p>
+      <w:pPr>
+        <w:rPr>
+          <w:color w:val="0066FF"/>
+        </w:rPr>
+      </w:pPr>
+      <w:r>
+        <w:rPr>
+          <w:color w:val="0066FF"/>
+        </w:rPr>
+        <w:t>(</w:t>
+      </w:r>
+      <w:proofErr w:type="gramStart"/>
+      <w:r>
+        <w:rPr>
+          <w:color w:val="0066FF"/>
+        </w:rPr>
+        <w:t>FV Text</w:t>
+      </w:r>
+      <w:proofErr w:type="gramEnd"/>
+      <w:r>
+        <w:rPr>
+          <w:color w:val="0066FF"/>
+        </w:rPr>
+        <w:t>) Optionaler Abschnitt. Nur verwenden, wenn mehr als 10 verschiedene Tabellen im gesamten Dokument vorkommen.</w:t>
+      </w:r>
+    </w:p>
+    <w:p/>
+    <w:p>
+      <w:pPr>
+        <w:pStyle w:val="berschrift2"/>
+      </w:pPr>
+      <w:bookmarkStart w:id="124" w:name="_Toc210560256"/>
+      <w:bookmarkStart w:id="125" w:name="_Toc210560309"/>
+      <w:bookmarkStart w:id="126" w:name="_Toc211137929"/>
+      <w:bookmarkStart w:id="127" w:name="_Toc84757227"/>
+      <w:bookmarkStart w:id="128" w:name="_Toc84751374"/>
+      <w:bookmarkStart w:id="129" w:name="_Toc84751262"/>
+      <w:bookmarkStart w:id="130" w:name="_Toc211138173"/>
+      <w:bookmarkStart w:id="131" w:name="_Toc223637600"/>
+      <w:r>
+        <w:t>Abbildunge</w:t>
       </w:r>
       <w:bookmarkEnd w:id="124"/>
       <w:bookmarkEnd w:id="125"/>
+      <w:r>
+        <w:t>n</w:t>
+      </w:r>
       <w:bookmarkEnd w:id="126"/>
       <w:bookmarkEnd w:id="127"/>
       <w:bookmarkEnd w:id="128"/>
       <w:bookmarkEnd w:id="129"/>
+      <w:bookmarkEnd w:id="130"/>
+      <w:bookmarkEnd w:id="131"/>
     </w:p>
     <w:p>
       <w:pPr>
@@ -15160,11 +15844,25 @@
         <w:rPr>
           <w:color w:val="0066FF"/>
         </w:rPr>
+      </w:pPr>
+    </w:p>
+    <w:p>
+      <w:pPr>
+        <w:rPr>
+          <w:color w:val="0066FF"/>
+        </w:rPr>
+      </w:pPr>
+    </w:p>
+    <w:p>
+      <w:pPr>
+        <w:rPr>
+          <w:color w:val="0066FF"/>
+        </w:rPr>
         <w:sectPr>
-          <w:headerReference w:type="default" r:id="rId77"/>
-          <w:footerReference w:type="default" r:id="rId78"/>
-          <w:headerReference w:type="first" r:id="rId79"/>
-          <w:footerReference w:type="first" r:id="rId80"/>
+          <w:headerReference w:type="default" r:id="rId78"/>
+          <w:footerReference w:type="default" r:id="rId79"/>
+          <w:headerReference w:type="first" r:id="rId80"/>
+          <w:footerReference w:type="first" r:id="rId81"/>
           <w:pgSz w:w="11906" w:h="16838"/>
           <w:pgMar w:top="1417" w:right="1440" w:bottom="1134" w:left="1440" w:header="708" w:footer="708" w:gutter="0"/>
           <w:cols w:space="720"/>
@@ -15177,52 +15875,20 @@
       <w:pPr>
         <w:pStyle w:val="berschrift1"/>
       </w:pPr>
-      <w:bookmarkStart w:id="130" w:name="_Toc211138174"/>
-      <w:bookmarkStart w:id="131" w:name="_Toc211137930"/>
-      <w:bookmarkStart w:id="132" w:name="_Toc84751375"/>
-      <w:bookmarkStart w:id="133" w:name="_Toc84751263"/>
-      <w:bookmarkStart w:id="134" w:name="_Ref84675439"/>
-      <w:bookmarkStart w:id="135" w:name="_Toc223029789"/>
+      <w:bookmarkStart w:id="132" w:name="_Toc211138174"/>
+      <w:bookmarkStart w:id="133" w:name="_Toc211137930"/>
+      <w:bookmarkStart w:id="134" w:name="_Toc84751375"/>
+      <w:bookmarkStart w:id="135" w:name="_Toc84751263"/>
+      <w:bookmarkStart w:id="136" w:name="_Ref84675439"/>
+      <w:bookmarkStart w:id="137" w:name="_Toc223637601"/>
       <w:r>
         <w:lastRenderedPageBreak/>
         <w:t>Anhang</w:t>
       </w:r>
-      <w:bookmarkEnd w:id="130"/>
-      <w:bookmarkEnd w:id="131"/>
       <w:bookmarkEnd w:id="132"/>
       <w:bookmarkEnd w:id="133"/>
       <w:bookmarkEnd w:id="134"/>
       <w:bookmarkEnd w:id="135"/>
-    </w:p>
-    <w:p>
-      <w:pPr>
-        <w:pStyle w:val="Text"/>
-        <w:rPr>
-          <w:color w:val="0066FF"/>
-        </w:rPr>
-      </w:pPr>
-      <w:bookmarkStart w:id="136" w:name="_Ref210468443"/>
-      <w:bookmarkStart w:id="137" w:name="_Ref210464602"/>
-      <w:r>
-        <w:rPr>
-          <w:color w:val="0066FF"/>
-        </w:rPr>
-        <w:t>(</w:t>
-      </w:r>
-      <w:proofErr w:type="gramStart"/>
-      <w:r>
-        <w:rPr>
-          <w:color w:val="0066FF"/>
-        </w:rPr>
-        <w:t>FV Text</w:t>
-      </w:r>
-      <w:proofErr w:type="gramEnd"/>
-      <w:r>
-        <w:rPr>
-          <w:color w:val="0066FF"/>
-        </w:rPr>
-        <w:t>) Optionales Kapitel. Hier werden Datenblätter, große Zeichnungen, Skizzen, Bilder, etc. eingefügt, die im Fließtext der vorigen Kapitel nicht eingefügt werden, da sie dort die Übersichtlichkeit bzw. Struktur dieser Kapitel verschlechtern würden.</w:t>
-      </w:r>
       <w:bookmarkEnd w:id="136"/>
       <w:bookmarkEnd w:id="137"/>
     </w:p>
@@ -15233,28 +15899,60 @@
           <w:color w:val="0066FF"/>
         </w:rPr>
       </w:pPr>
-    </w:p>
-    <w:p>
-      <w:pPr>
-        <w:pStyle w:val="Text"/>
+      <w:bookmarkStart w:id="138" w:name="_Ref210468443"/>
+      <w:bookmarkStart w:id="139" w:name="_Ref210464602"/>
+      <w:r>
         <w:rPr>
           <w:color w:val="0066FF"/>
         </w:rPr>
-      </w:pPr>
-    </w:p>
-    <w:p>
-      <w:pPr>
-        <w:pStyle w:val="Text"/>
-        <w:rPr>
-          <w:lang w:val="de-AT"/>
+        <w:t>(</w:t>
+      </w:r>
+      <w:proofErr w:type="gramStart"/>
+      <w:r>
+        <w:rPr>
+          <w:color w:val="0066FF"/>
+        </w:rPr>
+        <w:t>FV Text</w:t>
+      </w:r>
+      <w:proofErr w:type="gramEnd"/>
+      <w:r>
+        <w:rPr>
+          <w:color w:val="0066FF"/>
+        </w:rPr>
+        <w:t>) Optionales Kapitel. Hier werden Datenblätter, große Zeichnungen, Skizzen, Bilder, etc. eingefügt, die im Fließtext der vorigen Kapitel nicht eingefügt werden, da sie dort die Übersichtlichkeit bzw. Struktur dieser Kapitel verschlechtern würden.</w:t>
+      </w:r>
+      <w:bookmarkEnd w:id="138"/>
+      <w:bookmarkEnd w:id="139"/>
+    </w:p>
+    <w:p>
+      <w:pPr>
+        <w:pStyle w:val="Text"/>
+        <w:rPr>
+          <w:color w:val="0066FF"/>
+        </w:rPr>
+      </w:pPr>
+    </w:p>
+    <w:p>
+      <w:pPr>
+        <w:pStyle w:val="Text"/>
+        <w:rPr>
+          <w:color w:val="0066FF"/>
+        </w:rPr>
+      </w:pPr>
+    </w:p>
+    <w:p>
+      <w:pPr>
+        <w:pStyle w:val="Text"/>
+        <w:rPr>
+          <w:lang w:val="en-GB"/>
         </w:rPr>
       </w:pPr>
     </w:p>
     <w:sectPr>
-      <w:headerReference w:type="default" r:id="rId81"/>
-      <w:footerReference w:type="default" r:id="rId82"/>
-      <w:headerReference w:type="first" r:id="rId83"/>
-      <w:footerReference w:type="first" r:id="rId84"/>
+      <w:headerReference w:type="default" r:id="rId82"/>
+      <w:footerReference w:type="default" r:id="rId83"/>
+      <w:headerReference w:type="first" r:id="rId84"/>
+      <w:footerReference w:type="first" r:id="rId85"/>
       <w:pgSz w:w="11906" w:h="16838"/>
       <w:pgMar w:top="1417" w:right="1440" w:bottom="1134" w:left="1440" w:header="708" w:footer="708" w:gutter="0"/>
       <w:cols w:space="720"/>
@@ -15685,6 +16383,106 @@
           <w:lang w:val="de-AT"/>
         </w:rPr>
         <w:t>überprüfen</w:t>
+      </w:r>
+    </w:p>
+  </w:comment>
+  <w:comment w:id="75" w:author="GRANEGGER Felix, SchülerIn" w:date="2026-03-05T21:30:00Z" w:initials="FG">
+    <w:p>
+      <w:pPr>
+        <w:pStyle w:val="Kommentartext"/>
+        <w:jc w:val="left"/>
+      </w:pPr>
+      <w:r>
+        <w:rPr>
+          <w:rStyle w:val="Kommentarzeichen"/>
+        </w:rPr>
+        <w:annotationRef/>
+      </w:r>
+      <w:r>
+        <w:rPr>
+          <w:lang w:val="de-AT"/>
+        </w:rPr>
+        <w:t>KI- änder</w:t>
+      </w:r>
+    </w:p>
+  </w:comment>
+  <w:comment w:id="76" w:author="GRANEGGER Felix, SchülerIn" w:date="2026-03-05T21:34:00Z" w:initials="FG">
+    <w:p>
+      <w:pPr>
+        <w:pStyle w:val="Kommentartext"/>
+        <w:jc w:val="left"/>
+      </w:pPr>
+      <w:r>
+        <w:rPr>
+          <w:rStyle w:val="Kommentarzeichen"/>
+        </w:rPr>
+        <w:annotationRef/>
+      </w:r>
+      <w:r>
+        <w:rPr>
+          <w:lang w:val="de-AT"/>
+        </w:rPr>
+        <w:t>Fehlt:</w:t>
+      </w:r>
+    </w:p>
+    <w:p>
+      <w:pPr>
+        <w:pStyle w:val="Kommentartext"/>
+        <w:jc w:val="left"/>
+      </w:pPr>
+      <w:r>
+        <w:rPr>
+          <w:lang w:val="de-AT"/>
+        </w:rPr>
+        <w:t>Warum Python</w:t>
+      </w:r>
+    </w:p>
+    <w:p>
+      <w:pPr>
+        <w:pStyle w:val="Kommentartext"/>
+        <w:jc w:val="left"/>
+      </w:pPr>
+      <w:r>
+        <w:rPr>
+          <w:lang w:val="de-AT"/>
+        </w:rPr>
+        <w:t>Welche GUI (PyQt6)</w:t>
+      </w:r>
+    </w:p>
+    <w:p>
+      <w:pPr>
+        <w:pStyle w:val="Kommentartext"/>
+        <w:jc w:val="left"/>
+      </w:pPr>
+      <w:r>
+        <w:rPr>
+          <w:lang w:val="de-AT"/>
+        </w:rPr>
+        <w:t>Welche Bibliotheken</w:t>
+      </w:r>
+    </w:p>
+    <w:p>
+      <w:pPr>
+        <w:pStyle w:val="Kommentartext"/>
+        <w:jc w:val="left"/>
+      </w:pPr>
+      <w:r>
+        <w:rPr>
+          <w:lang w:val="de-AT"/>
+        </w:rPr>
+        <w:t>Zusatz funktionen (erneute Aufnahme von Bildern)</w:t>
+      </w:r>
+    </w:p>
+    <w:p>
+      <w:pPr>
+        <w:pStyle w:val="Kommentartext"/>
+        <w:jc w:val="left"/>
+      </w:pPr>
+      <w:r>
+        <w:rPr>
+          <w:lang w:val="de-AT"/>
+        </w:rPr>
+        <w:t>Einfach zu bedienen auch mit Pfeiltasten</w:t>
       </w:r>
     </w:p>
   </w:comment>
@@ -15709,6 +16507,8 @@
   <w15:commentEx w15:paraId="436ED5F5" w15:done="0"/>
   <w15:commentEx w15:paraId="57AA0711" w15:done="0"/>
   <w15:commentEx w15:paraId="4DC4BF4E" w15:done="0"/>
+  <w15:commentEx w15:paraId="126FE310" w15:done="0"/>
+  <w15:commentEx w15:paraId="413869BA" w15:done="0"/>
 </w15:commentsEx>
 </file>
 
@@ -15730,6 +16530,8 @@
   <w16cex:commentExtensible w16cex:durableId="7EE46E6B" w16cex:dateUtc="2026-03-03T13:37:00Z"/>
   <w16cex:commentExtensible w16cex:durableId="31621F3E" w16cex:dateUtc="2026-03-03T13:37:00Z"/>
   <w16cex:commentExtensible w16cex:durableId="46D6F6B3" w16cex:dateUtc="2026-03-03T13:40:00Z"/>
+  <w16cex:commentExtensible w16cex:durableId="4DD3F4B5" w16cex:dateUtc="2026-03-05T20:30:00Z"/>
+  <w16cex:commentExtensible w16cex:durableId="0C284E3A" w16cex:dateUtc="2026-03-05T20:34:00Z"/>
 </w16cex:commentsExtensible>
 </file>
 
@@ -15751,6 +16553,8 @@
   <w16cid:commentId w16cid:paraId="436ED5F5" w16cid:durableId="7EE46E6B"/>
   <w16cid:commentId w16cid:paraId="57AA0711" w16cid:durableId="31621F3E"/>
   <w16cid:commentId w16cid:paraId="4DC4BF4E" w16cid:durableId="46D6F6B3"/>
+  <w16cid:commentId w16cid:paraId="126FE310" w16cid:durableId="4DD3F4B5"/>
+  <w16cid:commentId w16cid:paraId="413869BA" w16cid:durableId="0C284E3A"/>
 </w16cid:commentsIds>
 </file>
 
@@ -25392,6 +26196,16 @@
 </file>
 
 <file path=customXml/item1.xml><?xml version="1.0" encoding="utf-8"?>
+<b:Sources xmlns:b="http://schemas.openxmlformats.org/officeDocument/2006/bibliography" xmlns="http://schemas.openxmlformats.org/officeDocument/2006/bibliography" SelectedStyle="\APASixthEditionOfficeOnline.xsl" StyleName="APA" Version="6"/>
+</file>
+
+<file path=customXml/item2.xml><?xml version="1.0" encoding="utf-8"?>
+<p:properties xmlns:p="http://schemas.microsoft.com/office/2006/metadata/properties" xmlns:xsi="http://www.w3.org/2001/XMLSchema-instance" xmlns:pc="http://schemas.microsoft.com/office/infopath/2007/PartnerControls">
+  <documentManagement/>
+</p:properties>
+</file>
+
+<file path=customXml/item3.xml><?xml version="1.0" encoding="utf-8"?>
 <inkml:ink xmlns:inkml="http://www.w3.org/2003/InkML">
   <inkml:definitions>
     <inkml:context xml:id="ctx0">
@@ -25425,93 +26239,7 @@
 </inkml:ink>
 </file>
 
-<file path=customXml/item2.xml><?xml version="1.0" encoding="utf-8"?>
-<inkml:ink xmlns:inkml="http://www.w3.org/2003/InkML">
-  <inkml:definitions>
-    <inkml:context xml:id="ctx0">
-      <inkml:inkSource xml:id="inkSrc0">
-        <inkml:traceFormat>
-          <inkml:channel name="X" type="integer" min="-2.14748E9" max="2.14748E9" units="cm"/>
-          <inkml:channel name="Y" type="integer" min="-2.14748E9" max="2.14748E9" units="cm"/>
-          <inkml:channel name="F" type="integer" max="32767" units="dev"/>
-          <inkml:channel name="OA" type="integer" max="360" units="deg"/>
-          <inkml:channel name="OE" type="integer" max="90" units="deg"/>
-        </inkml:traceFormat>
-        <inkml:channelProperties>
-          <inkml:channelProperty channel="X" name="resolution" value="1000" units="1/cm"/>
-          <inkml:channelProperty channel="Y" name="resolution" value="1000" units="1/cm"/>
-          <inkml:channelProperty channel="F" name="resolution" value="0" units="1/dev"/>
-          <inkml:channelProperty channel="OA" name="resolution" value="1000" units="1/deg"/>
-          <inkml:channelProperty channel="OE" name="resolution" value="1000" units="1/deg"/>
-        </inkml:channelProperties>
-      </inkml:inkSource>
-      <inkml:timestamp xml:id="ts0" timeString="2025-06-10T16:08:54.030"/>
-    </inkml:context>
-    <inkml:brush xml:id="br0">
-      <inkml:brushProperty name="width" value="0.05" units="cm"/>
-      <inkml:brushProperty name="height" value="0.05" units="cm"/>
-      <inkml:brushProperty name="color" value="#E71224"/>
-    </inkml:brush>
-  </inkml:definitions>
-  <inkml:trace contextRef="#ctx0" brushRef="#br0">5 208 2425 0 0,'0'0'5878'0'0,"24"0"-3468"0"0,-17 1-2405 0 0,0 0 1 0 0,0 0-1 0 0,0 0 0 0 0,0 1 1 0 0,0 0-1 0 0,11 5 0 0 0,-9-5 40 0 0,0 0-1 0 0,0 0 0 0 0,0-1 0 0 0,1 0 1 0 0,-1 0-1 0 0,0-1 0 0 0,17-3 1 0 0,4 2 74 0 0,-22 1-105 0 0,1-1 1 0 0,0 2-1 0 0,-1-1 0 0 0,1 1 1 0 0,-1 0-1 0 0,1 1 1 0 0,-1 0-1 0 0,1 0 1 0 0,-1 1-1 0 0,14 7 0 0 0,-22-10-10 0 0,1 0 1 0 0,0 1-1 0 0,-1-1 0 0 0,1 1 0 0 0,0-1 0 0 0,-1 1 0 0 0,1-1 0 0 0,0 1 0 0 0,-1 0 0 0 0,1-1 0 0 0,-1 1 0 0 0,1 0 0 0 0,-1-1 0 0 0,0 1 0 0 0,1 0 0 0 0,-1 0 0 0 0,0-1 0 0 0,1 1 0 0 0,-1 0 0 0 0,0 0 0 0 0,0 0 0 0 0,0-1 0 0 0,0 1 0 0 0,0 0 1 0 0,0 0-1 0 0,0 0 0 0 0,0 0 0 0 0,0-1 0 0 0,0 1 0 0 0,0 0 0 0 0,0 0 0 0 0,-1 0 0 0 0,1-1 0 0 0,0 1 0 0 0,-1 0 0 0 0,1 0 0 0 0,0-1 0 0 0,-1 1 0 0 0,1 0 0 0 0,-2 0 0 0 0,-2 4 13 0 0,0-1 0 0 0,-1 1 0 0 0,0-1 0 0 0,-10 6 0 0 0,-6 7-17 0 0,-52 46-71 0 0,46-41 27 0 0,-30 31 0 0 0,55-51 44 0 0,1 0 0 0 0,-1 0 0 0 0,0 0 0 0 0,1 0-1 0 0,-1 0 1 0 0,1 0 0 0 0,0 0 0 0 0,0 0 0 0 0,-1 1-1 0 0,1-1 1 0 0,1 0 0 0 0,-1 1 0 0 0,0-1 0 0 0,1 1-1 0 0,-1-1 1 0 0,1 1 0 0 0,0-1 0 0 0,0 5-1 0 0,0-6 1 0 0,1 1 0 0 0,0-1 0 0 0,-1 1 0 0 0,1-1 0 0 0,0 1 0 0 0,0-1 0 0 0,0 0-1 0 0,0 1 1 0 0,0-1 0 0 0,0 0 0 0 0,0 0 0 0 0,0 0 0 0 0,1 0 0 0 0,-1 0-1 0 0,0 0 1 0 0,1 0 0 0 0,-1 0 0 0 0,1 0 0 0 0,-1-1 0 0 0,1 1 0 0 0,-1-1 0 0 0,1 1-1 0 0,-1-1 1 0 0,1 1 0 0 0,0-1 0 0 0,-1 0 0 0 0,1 0 0 0 0,-1 0 0 0 0,3 0-1 0 0,29 4-18 0 0,-11-1-40 0 0,-1-1 0 0 0,25-2 0 0 0,-39 0 42 0 0,1-1-1 0 0,0 0 1 0 0,0 0-1 0 0,-1-1 1 0 0,1 0-1 0 0,-1-1 1 0 0,0 0 0 0 0,0 0-1 0 0,12-7 1 0 0,29-13-1642 0 0,-12 16-3216 0 0,-30 7 3490 0 0</inkml:trace>
-  <inkml:trace contextRef="#ctx0" brushRef="#br0" timeOffset="537.36">1 353 3761 0 0,'14'-4'313'0'0,"1"1"1"0"0,0 1 0 0 0,0 0-1 0 0,0 1 1 0 0,1 1 0 0 0,-1 0-1 0 0,0 1 1 0 0,0 0 0 0 0,0 2-1 0 0,0-1 1 0 0,-1 2 0 0 0,1 0-1 0 0,-1 1 1 0 0,1 0 0 0 0,13 8-1 0 0,-21-9-404 0 0,1-2 0 0 0,0 1 0 0 0,0-1 0 0 0,0 0-1 0 0,0-1 1 0 0,0 0 0 0 0,0 0 0 0 0,1 0 0 0 0,-1-1 0 0 0,0-1-1 0 0,0 1 1 0 0,1-2 0 0 0,-1 1 0 0 0,0-1 0 0 0,0 0 0 0 0,9-4 0 0 0,-11 5-498 0 0</inkml:trace>
-  <inkml:trace contextRef="#ctx0" brushRef="#br0" timeOffset="1907.49">580 318 4417 0 0,'0'0'535'0'0,"25"18"674"0"0,-15-14-1066 0 0,1 0-1 0 0,0-1 0 0 0,-1 0 0 0 0,1-1 1 0 0,17 2-1 0 0,-15-3-53 0 0,0-1 1 0 0,0 0-1 0 0,19-4 1 0 0,-28 4-78 0 0,0-1 0 0 0,-1 1 0 0 0,1-1 1 0 0,-1 0-1 0 0,1-1 0 0 0,-1 1 0 0 0,1 0 1 0 0,-1-1-1 0 0,0 0 0 0 0,0 0 1 0 0,0 0-1 0 0,0 0 0 0 0,0 0 0 0 0,0-1 1 0 0,-1 1-1 0 0,1-1 0 0 0,2-4 1 0 0,-4 5-7 0 0,0 0 0 0 0,0 0 0 0 0,-1 0 0 0 0,1 0 0 0 0,-1 0 1 0 0,0 0-1 0 0,1 0 0 0 0,-1 0 0 0 0,0 0 0 0 0,0 0 1 0 0,0 0-1 0 0,-1 0 0 0 0,1 0 0 0 0,0 0 0 0 0,-1 0 0 0 0,1 0 1 0 0,-1 0-1 0 0,0 0 0 0 0,-1-3 0 0 0,2 4-6 0 0,-1 0-1 0 0,0-1 1 0 0,0 1-1 0 0,0 0 1 0 0,1 0 0 0 0,-1 0-1 0 0,0 0 1 0 0,-1 0-1 0 0,1 0 1 0 0,0 0 0 0 0,0 0-1 0 0,0 0 1 0 0,0 1-1 0 0,-1-1 1 0 0,1 0-1 0 0,0 1 1 0 0,-1-1 0 0 0,1 1-1 0 0,0-1 1 0 0,-1 1-1 0 0,1 0 1 0 0,-1 0 0 0 0,1-1-1 0 0,0 1 1 0 0,-1 0-1 0 0,1 0 1 0 0,-1 0-1 0 0,1 1 1 0 0,-1-1 0 0 0,1 0-1 0 0,-1 0 1 0 0,1 1-1 0 0,-2 0 1 0 0,-13 4-18 0 0,0 1 0 0 0,0 1 1 0 0,0 0-1 0 0,1 1 0 0 0,-16 12 0 0 0,26-16 81 0 0,-1 0 0 0 0,2 0 0 0 0,-1 0 0 0 0,0 1 0 0 0,1 0 1 0 0,0 0-1 0 0,0 0 0 0 0,1 0 0 0 0,-1 0 0 0 0,1 1 0 0 0,0 0 0 0 0,1 0 0 0 0,-1 0 0 0 0,1 0 0 0 0,0 0 0 0 0,1 0 0 0 0,-2 9 0 0 0,3-10-43 0 0,-1-1 0 0 0,2 1 0 0 0,-1-1 0 0 0,0 1 0 0 0,1-1 0 0 0,0 1-1 0 0,0-1 1 0 0,0 0 0 0 0,1 1 0 0 0,-1-1 0 0 0,1 0 0 0 0,0 0 0 0 0,0 0 0 0 0,4 5 0 0 0,-1-3-13 0 0,0 1-1 0 0,0-1 1 0 0,1 0 0 0 0,0 0 0 0 0,0-1 0 0 0,1 0 0 0 0,11 8 0 0 0,-10-9 30 0 0,-1 1 0 0 0,0-1 0 0 0,1-1 0 0 0,0 0 0 0 0,-1 0 1 0 0,1 0-1 0 0,1-1 0 0 0,-1 0 0 0 0,0-1 0 0 0,0 1 0 0 0,1-2 0 0 0,-1 1 0 0 0,1-1 0 0 0,-1-1 0 0 0,0 1 0 0 0,14-4 0 0 0,-13 1 19 0 0,0 0 0 0 0,0 0-1 0 0,-1-1 1 0 0,1-1 0 0 0,-1 1-1 0 0,0-1 1 0 0,0-1 0 0 0,0 0-1 0 0,-1 0 1 0 0,0 0 0 0 0,0-1-1 0 0,-1 0 1 0 0,1 0-1 0 0,-1-1 1 0 0,-1 1 0 0 0,0-1-1 0 0,0-1 1 0 0,0 1 0 0 0,-1-1-1 0 0,-1 1 1 0 0,6-18 0 0 0,3-2 566 0 0,-23 48-322 0 0,9-18-301 0 0,1 1 0 0 0,0 0 1 0 0,-1 0-1 0 0,1-1 0 0 0,0 1 0 0 0,0 0 1 0 0,1 0-1 0 0,-1 0 0 0 0,1 0 0 0 0,-1 0 1 0 0,1 0-1 0 0,0 0 0 0 0,0 0 0 0 0,1 5 1 0 0,-1-8 0 0 0,0-1 0 0 0,0 1 0 0 0,0 0 0 0 0,0 0 0 0 0,0 0 0 0 0,0 0 0 0 0,-1 0 0 0 0,1 0 0 0 0,0 0 0 0 0,0 0 0 0 0,0 0-1 0 0,0 0 1 0 0,0 0 0 0 0,0 0 0 0 0,0 0 0 0 0,0 0 0 0 0,0 0 0 0 0,0 0 0 0 0,0 0 0 0 0,0 0 0 0 0,0 0 0 0 0,0 0 0 0 0,0 0 0 0 0,0 0 0 0 0,0 0 0 0 0,0 0 0 0 0,-1 0 0 0 0,1 0 0 0 0,0 0 0 0 0,0 0 0 0 0,0 0 0 0 0,0 0 0 0 0,0 0 0 0 0,0 0 0 0 0,9 36 2 0 0,-9-36 0 0 0,0 1 0 0 0,0 0 0 0 0,0-1-1 0 0,0 1 1 0 0,0-1 0 0 0,1 1 0 0 0,-1 0 0 0 0,0-1 0 0 0,0 1 0 0 0,0-1 0 0 0,1 1-1 0 0,-1-1 1 0 0,0 1 0 0 0,0-1 0 0 0,1 1 0 0 0,-1-1 0 0 0,0 1 0 0 0,1-1 0 0 0,-1 1-1 0 0,1-1 1 0 0,-1 1 0 0 0,1-1 0 0 0,-1 0 0 0 0,1 1 0 0 0,-1-1 0 0 0,1 0 0 0 0,-1 0-1 0 0,1 1 1 0 0,-1-1 0 0 0,1 0 0 0 0,-1 0 0 0 0,2 1 0 0 0,5 1 24 0 0,-1 1-15 0 0,-4-1-3 0 0,0-1 0 0 0,0 0-1 0 0,0 0 1 0 0,0 0-1 0 0,0 0 1 0 0,0-1 0 0 0,0 1-1 0 0,0 0 1 0 0,0-1-1 0 0,0 0 1 0 0,4 1 0 0 0,-2-1 6 0 0,-1-1 1 0 0,1 0 0 0 0,-1 1 0 0 0,1-1 0 0 0,-1-1-1 0 0,0 1 1 0 0,1 0 0 0 0,-1-1 0 0 0,0 0 0 0 0,0 0 0 0 0,0 1-1 0 0,0-2 1 0 0,0 1 0 0 0,0 0 0 0 0,-1-1 0 0 0,1 1-1 0 0,3-6 1 0 0,2-3 48 0 0,0 0 0 0 0,-1 0-1 0 0,9-18 1 0 0,-15 28-59 0 0,-1 1 0 0 0,0 0 0 0 0,1 0 0 0 0,-1 0 0 0 0,0-1 0 0 0,1 1 0 0 0,-1 0-1 0 0,0 0 1 0 0,1 0 0 0 0,-1 0 0 0 0,1 0 0 0 0,-1 0 0 0 0,0 0 0 0 0,1 0 0 0 0,-1 0 0 0 0,1 0 0 0 0,-1 0 0 0 0,0 0 0 0 0,1 0 0 0 0,-1 0 0 0 0,0 0 0 0 0,1 0-1 0 0,-1 0 1 0 0,1 0 0 0 0,-1 1 0 0 0,0-1 0 0 0,1 0 0 0 0,-1 0 0 0 0,0 0 0 0 0,1 1 0 0 0,-1-1 0 0 0,1 1 0 0 0,15 10 220 0 0,-11-8-150 0 0,16 12 108 0 0,-20-14-176 0 0,1 0 0 0 0,-1 0 0 0 0,1 1 0 0 0,0-1 0 0 0,-1 0 0 0 0,1 0 0 0 0,0-1 0 0 0,0 1 1 0 0,-1 0-1 0 0,1 0 0 0 0,3 0 0 0 0,14 9 241 0 0,-16-8-777 0 0,0 1 0 0 0,0-1 1 0 0,0 0-1 0 0,1-1 1 0 0,-1 1-1 0 0,0-1 0 0 0,7 3 1 0 0,16 2-598 0 0,-20-4-110 0 0</inkml:trace>
-  <inkml:trace contextRef="#ctx0" brushRef="#br0" timeOffset="2280.99">1565 26 4089 0 0,'0'0'1209'0'0,"0"0"-1132"0"0,0 0-1 0 0,0 0 1 0 0,0-1-1 0 0,0 1 1 0 0,0 0 0 0 0,0 0-1 0 0,0 0 1 0 0,0 0-1 0 0,0-1 1 0 0,0 1-1 0 0,0 0 1 0 0,0 0-1 0 0,0 0 1 0 0,0 0-1 0 0,0 0 1 0 0,0-1-1 0 0,0 1 1 0 0,-1 0-1 0 0,1 0 1 0 0,0 0-1 0 0,0 0 1 0 0,0 0-1 0 0,0 0 1 0 0,0 0-1 0 0,0-1 1 0 0,0 1-1 0 0,0 0 1 0 0,-1 0-1 0 0,1 0 1 0 0,0 0-1 0 0,0 0 1 0 0,0 0-1 0 0,0 0 1 0 0,0 0-1 0 0,-1 0 1 0 0,1 0-1 0 0,0 0 1 0 0,0 0-1 0 0,0 0 1 0 0,0 0-1 0 0,0 0 1 0 0,-1 0-1 0 0,1 0 1 0 0,0 0-1 0 0,0 0 1 0 0,0 0-1 0 0,0 0 1 0 0,0 0-1 0 0,-1 0 1 0 0,1 0-1 0 0,0 0 1 0 0,0 0-1 0 0,0 0 1 0 0,0 0-1 0 0,0 0 1 0 0,-1 0-1 0 0,-1 5-10 0 0,-1 0-1 0 0,1 1 0 0 0,0-1 1 0 0,1 0-1 0 0,-1 0 1 0 0,1 1-1 0 0,0-1 0 0 0,1 1 1 0 0,-1-1-1 0 0,1 7 0 0 0,3 67 129 0 0,-2-49-157 0 0,4 73-83 0 0,21 127 0 0 0,-23-221-74 0 0,0 3-3773 0 0</inkml:trace>
-  <inkml:trace contextRef="#ctx0" brushRef="#br0" timeOffset="2798.33">1444 424 2192 0 0,'0'0'112'0'0,"-1"0"0"0"0,1 0 0 0 0,0-1-1 0 0,-1 1 1 0 0,1 0 0 0 0,0 0 0 0 0,0-1-1 0 0,-1 1 1 0 0,1 0 0 0 0,0-1 0 0 0,0 1-1 0 0,-1 0 1 0 0,1-1 0 0 0,0 1-1 0 0,0 0 1 0 0,0-1 0 0 0,0 1 0 0 0,-1-1-1 0 0,1 1 1 0 0,0 0 0 0 0,0-1 0 0 0,0 1-1 0 0,0-1 1 0 0,0 1 0 0 0,0-1 0 0 0,0 1-1 0 0,0 0 1 0 0,0-1 0 0 0,0 1-1 0 0,0-1 1 0 0,1 1 0 0 0,-1 0 0 0 0,0-1-1 0 0,0 1 1 0 0,0-1 0 0 0,0 1 0 0 0,1 0-1 0 0,-1-1 1 0 0,0 1 0 0 0,0 0 0 0 0,1-1-1 0 0,-1 1 1 0 0,0 0 0 0 0,1 0-1 0 0,-1-1 1 0 0,12-18 1969 0 0,25-6-1791 0 0,-37 24-276 0 0,0 1-1 0 0,0 0 0 0 0,1-1 0 0 0,-1 1 0 0 0,0 0 0 0 0,1-1 0 0 0,-1 1 0 0 0,0 0 1 0 0,1-1-1 0 0,-1 1 0 0 0,1 0 0 0 0,-1 0 0 0 0,1-1 0 0 0,-1 1 0 0 0,0 0 0 0 0,1 0 1 0 0,-1 0-1 0 0,1 0 0 0 0,-1 0 0 0 0,1-1 0 0 0,-1 1 0 0 0,1 0 0 0 0,-1 0 0 0 0,1 0 1 0 0,-1 0-1 0 0,1 0 0 0 0,-1 1 0 0 0,1-1 0 0 0,-1 0 0 0 0,1 0 0 0 0,-1 0 0 0 0,1 0 1 0 0,-1 0-1 0 0,0 1 0 0 0,1-1 0 0 0,-1 0 0 0 0,1 0 0 0 0,-1 1 0 0 0,0-1 0 0 0,1 0 1 0 0,-1 1-1 0 0,0-1 0 0 0,1 1 0 0 0,6 5 43 0 0,3 2-14 0 0,1-1 0 0 0,-1 0 1 0 0,1-1-1 0 0,19 8 0 0 0,-26-13-198 0 0,0 0 1 0 0,0 1-1 0 0,0-2 1 0 0,0 1-1 0 0,0 0 0 0 0,0-1 1 0 0,0 0-1 0 0,0 0 1 0 0,0 0-1 0 0,1 0 1 0 0,-1-1-1 0 0,0 1 0 0 0,0-1 1 0 0,0 0-1 0 0,0-1 1 0 0,0 1-1 0 0,0-1 0 0 0,-1 1 1 0 0,8-5-1 0 0,5-6-909 0 0,-7 6 943 0 0</inkml:trace>
-  <inkml:trace contextRef="#ctx0" brushRef="#br0" timeOffset="3356.09">1840 346 3401 0 0,'0'0'3806'0'0,"-2"3"-3743"0"0,-1 3-50 0 0,0 1 0 0 0,0-1 0 0 0,0 1 0 0 0,0 0 0 0 0,1 0 0 0 0,1 0 0 0 0,-1 0 0 0 0,1 0 0 0 0,-1 12 1 0 0,2-14-7 0 0,-1 0 0 0 0,1 0 0 0 0,0 0 0 0 0,0 1 0 0 0,1-1 0 0 0,-1 0 0 0 0,1 0 0 0 0,1 0 0 0 0,-1 0 0 0 0,1 0 0 0 0,-1 0 0 0 0,1 0 0 0 0,1-1 0 0 0,4 9 0 0 0,-6-11 12 0 0,1 0 0 0 0,0-1 0 0 0,-1 1 0 0 0,1-1 0 0 0,0 1 0 0 0,0-1 1 0 0,0 0-1 0 0,-1 0 0 0 0,1 0 0 0 0,0 0 0 0 0,1 0 0 0 0,-1 0 0 0 0,0 0 1 0 0,0-1-1 0 0,0 1 0 0 0,0-1 0 0 0,1 0 0 0 0,-1 0 0 0 0,5 0 642 0 0,-10-26 1203 0 0,4 24-1851 0 0,-1 0-1 0 0,0 0 0 0 0,-1 0 1 0 0,1 0-1 0 0,0 0 1 0 0,0 0-1 0 0,-1 0 1 0 0,1 0-1 0 0,-1 0 0 0 0,0 1 1 0 0,0-1-1 0 0,-1-3 1 0 0,-2 0 71 0 0,0 0 1 0 0,-1 0 0 0 0,1 0 0 0 0,-1 1 0 0 0,0 0 0 0 0,0 0 0 0 0,-7-5 0 0 0,6 6-43 0 0,0-3 62 0 0,7 2-115 0 0,1 1 0 0 0,0-1 0 0 0,0 1 0 0 0,0 0 0 0 0,0-1 0 0 0,0 1 0 0 0,1 0-1 0 0,0 1 1 0 0,-1-1 0 0 0,1 0 0 0 0,0 1 0 0 0,0-1 0 0 0,1 1 0 0 0,-1 0 0 0 0,4-2 0 0 0,7-2-23 0 0,0 0 1 0 0,0 1-1 0 0,1 0 1 0 0,-1 2 0 0 0,1-1-1 0 0,18 0 1 0 0,41-12-3622 0 0,-67 15 2699 0 0,-1 1-138 0 0</inkml:trace>
-  <inkml:trace contextRef="#ctx0" brushRef="#br0" timeOffset="3740.67">2229 335 4217 0 0,'0'0'95'0'0,"0"-1"-1"0"0,0 1 1 0 0,0 0 0 0 0,0-1 0 0 0,1 1-1 0 0,-1 0 1 0 0,0 0 0 0 0,0-1-1 0 0,0 1 1 0 0,0 0 0 0 0,1-1 0 0 0,-1 1-1 0 0,0 0 1 0 0,0 0 0 0 0,1-1 0 0 0,-1 1-1 0 0,0 0 1 0 0,0 0 0 0 0,1 0-1 0 0,-1 0 1 0 0,0-1 0 0 0,1 1 0 0 0,-1 0-1 0 0,0 0 1 0 0,1 0 0 0 0,-1 0 0 0 0,0 0-1 0 0,1 0 1 0 0,-1 0 0 0 0,0 0-1 0 0,1 0 1 0 0,-1 0 0 0 0,0 0 0 0 0,1 0-1 0 0,0 0 1 0 0,8 10 1419 0 0,2 19-612 0 0,-8 20-538 0 0,-3-42-416 0 0,0 0 0 0 0,0 0 0 0 0,0-1 0 0 0,1 1 0 0 0,0 0 0 0 0,0 0 0 0 0,1-1 0 0 0,0 1 0 0 0,0-1 0 0 0,0 0 0 0 0,1 1 0 0 0,0-1 0 0 0,0 0 0 0 0,5 7 0 0 0,-6-10-558 0 0,1 1-319 0 0</inkml:trace>
-  <inkml:trace contextRef="#ctx0" brushRef="#br0" timeOffset="3921.31">2292 212 3929 0 0,'-1'-2'370'0'0,"0"0"1"0"0,0 0-1 0 0,0 0 0 0 0,0 0 1 0 0,0 0-1 0 0,1 0 1 0 0,-1 0-1 0 0,1 0 1 0 0,0-1-1 0 0,-1 1 0 0 0,1-4 1 0 0,0 6-415 0 0</inkml:trace>
-  <inkml:trace contextRef="#ctx0" brushRef="#br0" timeOffset="5174.93">2503 367 1624 0 0,'0'0'4464'0'0,"2"2"-4200"0"0,1 0-1 0 0,-1 0 1 0 0,0 0-1 0 0,1 0 1 0 0,-1-1 0 0 0,1 1-1 0 0,0-1 1 0 0,5 2-1 0 0,-3-1-237 0 0,1-1-1 0 0,0 1 0 0 0,0-2 0 0 0,0 1 0 0 0,0-1 0 0 0,0 0 0 0 0,1 0 0 0 0,-1 0 0 0 0,0-1 0 0 0,0 0 0 0 0,0 0 0 0 0,9-4 0 0 0,-9 2-2 0 0,1 0-1 0 0,-1-1 1 0 0,0 0 0 0 0,0 0 0 0 0,9-9-1 0 0,-14 12-17 0 0,0-1 0 0 0,1 1-1 0 0,-1 0 1 0 0,0-1-1 0 0,0 1 1 0 0,0 0-1 0 0,-1-1 1 0 0,1 0-1 0 0,0 1 1 0 0,0-1 0 0 0,-1 1-1 0 0,1-1 1 0 0,-1 0-1 0 0,1 1 1 0 0,-1-1-1 0 0,0 0 1 0 0,0 1 0 0 0,0-1-1 0 0,0 0 1 0 0,0 0-1 0 0,0 1 1 0 0,0-1-1 0 0,-1 0 1 0 0,1 1-1 0 0,0-1 1 0 0,-1 0 0 0 0,1 1-1 0 0,-1-1 1 0 0,-1-2-1 0 0,1 2-3 0 0,-1 1 0 0 0,1-1 0 0 0,0 1 0 0 0,0 0 0 0 0,-1 0 0 0 0,1-1 0 0 0,-1 1 0 0 0,1 0 0 0 0,-1 0 0 0 0,0 0 0 0 0,1 1 0 0 0,-1-1 0 0 0,0 0 0 0 0,1 1-1 0 0,-1-1 1 0 0,0 1 0 0 0,0-1 0 0 0,0 1 0 0 0,1 0 0 0 0,-1 0 0 0 0,0 0 0 0 0,0 0 0 0 0,0 0 0 0 0,0 0 0 0 0,1 0 0 0 0,-1 1 0 0 0,0-1 0 0 0,0 1 0 0 0,0-1 0 0 0,1 1 0 0 0,-4 1 0 0 0,0 0 3 0 0,0 0 1 0 0,0 1 0 0 0,0 0-1 0 0,0-1 1 0 0,0 1 0 0 0,0 1-1 0 0,1-1 1 0 0,0 1 0 0 0,-5 5 0 0 0,-11 12 13 0 0,18-19 18 0 0,0 0-1 0 0,0 0 0 0 0,0-1 1 0 0,0 2-1 0 0,0-1 1 0 0,1 0-1 0 0,-1 0 1 0 0,1 1-1 0 0,-1-1 1 0 0,1 0-1 0 0,0 1 1 0 0,0-1-1 0 0,0 1 1 0 0,0 0-1 0 0,0-1 0 0 0,1 1 1 0 0,-1 0-1 0 0,1 0 1 0 0,0-1-1 0 0,0 1 1 0 0,0 0-1 0 0,0 0 1 0 0,1 4-1 0 0,-1-3-8 0 0,0 0-1 0 0,1 0 1 0 0,0 0 0 0 0,0 0-1 0 0,0 0 1 0 0,0 0-1 0 0,1 0 1 0 0,-1 0 0 0 0,1-1-1 0 0,0 1 1 0 0,0-1 0 0 0,1 1-1 0 0,-1-1 1 0 0,0 0-1 0 0,1 0 1 0 0,0 0 0 0 0,0 0-1 0 0,0 0 1 0 0,0-1 0 0 0,0 1-1 0 0,1-1 1 0 0,-1 0-1 0 0,1 0 1 0 0,0 0 0 0 0,4 1-1 0 0,1 2-24 0 0,0-1 1 0 0,0 0-1 0 0,1 0 0 0 0,-1-1 0 0 0,1 0 0 0 0,0-1 0 0 0,0 0 0 0 0,0-1 1 0 0,0 0-1 0 0,0 0 0 0 0,0-1 0 0 0,0-1 0 0 0,0 1 0 0 0,0-2 1 0 0,0 1-1 0 0,0-2 0 0 0,14-4 0 0 0,-22 7 6 0 0,-1-1 1 0 0,1 0-1 0 0,-1 1 1 0 0,1-1-1 0 0,-1 0 1 0 0,0 0-1 0 0,1 0 1 0 0,-1 0-1 0 0,0 0 0 0 0,1-1 1 0 0,-1 1-1 0 0,0 0 1 0 0,0-1-1 0 0,0 1 1 0 0,0 0-1 0 0,-1-1 1 0 0,1 1-1 0 0,0-1 0 0 0,0 0 1 0 0,-1 1-1 0 0,1-1 1 0 0,-1 1-1 0 0,0-1 1 0 0,1 0-1 0 0,-1 0 1 0 0,0 1-1 0 0,0-1 0 0 0,0 0 1 0 0,0 1-1 0 0,0-1 1 0 0,-1 0-1 0 0,1 1 1 0 0,0-1-1 0 0,-1 0 1 0 0,1 1-1 0 0,-1-1 0 0 0,0 1 1 0 0,1-1-1 0 0,-1 1 1 0 0,0-1-1 0 0,0 1 1 0 0,0-1-1 0 0,0 1 1 0 0,0 0-1 0 0,0-1 0 0 0,0 1 1 0 0,-1 0-1 0 0,1 0 1 0 0,0 0-1 0 0,-2-1 1 0 0,2 1 18 0 0,0 0 0 0 0,0 0 0 0 0,1 0 0 0 0,-1 0 0 0 0,0-1 0 0 0,1 1 0 0 0,-1 0-1 0 0,1 0 1 0 0,0 0 0 0 0,-1-1 0 0 0,1 1 0 0 0,0 0 0 0 0,0-1 0 0 0,0 1 0 0 0,0 0 0 0 0,0 0 0 0 0,0-1 0 0 0,0 1 0 0 0,0 0 0 0 0,1-1 0 0 0,-1 1 0 0 0,0 0 0 0 0,1 0 0 0 0,-1-1 0 0 0,1 1 0 0 0,-1 0 0 0 0,1 0 0 0 0,0 0 0 0 0,-1 0 0 0 0,1 0 0 0 0,0 0 0 0 0,0 0 0 0 0,0 0 0 0 0,0 0 0 0 0,2-1 0 0 0,-1 0-47 0 0,1 1 0 0 0,-1 1 0 0 0,1-1 1 0 0,-1 0-1 0 0,1 0 0 0 0,-1 1 1 0 0,1 0-1 0 0,0-1 0 0 0,-1 1 0 0 0,1 0 1 0 0,0 0-1 0 0,-1 1 0 0 0,1-1 1 0 0,-1 0-1 0 0,1 1 0 0 0,0-1 0 0 0,-1 1 1 0 0,1 0-1 0 0,-1 0 0 0 0,0 0 1 0 0,1 0-1 0 0,3 3 0 0 0,-2-2-109 0 0,1 0 0 0 0,0 0 0 0 0,-1-1 0 0 0,1 1 0 0 0,0-1-1 0 0,0 0 1 0 0,0-1 0 0 0,0 1 0 0 0,0-1 0 0 0,0 0 0 0 0,5-1 0 0 0,33-9-4310 0 0,-35 8 3159 0 0</inkml:trace>
-  <inkml:trace contextRef="#ctx0" brushRef="#br0" timeOffset="5981.97">3170 36 5377 0 0,'-8'-3'4857'0'0,"-2"11"-3287"0"0,1 14-1849 0 0,7 12 244 0 0,1 0 0 0 0,2-1 0 0 0,1 1 0 0 0,1 0 0 0 0,2-1 0 0 0,2 0 0 0 0,0 0 0 0 0,3 0-1 0 0,15 36 1 0 0,-23-57-192 0 0,-11-19-139 0 0,-8-7 219 0 0,-11-8 149 0 0,22 18 3 0 0,3 2-2 0 0,-4 2 7 0 0,-2-3 1 0 0,0 1 0 0 0,1 0 0 0 0,-1 1 0 0 0,0 0 0 0 0,0 0 0 0 0,0 1 0 0 0,0 0 0 0 0,0 1 0 0 0,-10 1 0 0 0,19-1 402 0 0,7-2 74 0 0,26 0-139 0 0,33-7 1 0 0,-56 6-838 0 0,-1 0 0 0 0,1 0 0 0 0,0-1 0 0 0,-1-1 0 0 0,1 0-1 0 0,-1 0 1 0 0,0 0 0 0 0,9-7 0 0 0,-11 6 249 0 0,0 0-326 0 0</inkml:trace>
-  <inkml:trace contextRef="#ctx0" brushRef="#br0" timeOffset="6556.61">3575 1 1816 0 0,'0'0'7770'0'0,"0"11"-6007"0"0,1 12-1488 0 0,0 0 0 0 0,-5 38 0 0 0,1-35-254 0 0,2 0-1 0 0,2 36 1 0 0,3 13-82 0 0,-5-56 3 0 0,2 0 0 0 0,0-1 1 0 0,1 1-1 0 0,1 0 0 0 0,1-1 1 0 0,0 1-1 0 0,9 19 0 0 0,-8-28-191 0 0,3 5-356 0 0,-6-8-3797 0 0</inkml:trace>
-  <inkml:trace contextRef="#ctx0" brushRef="#br0" timeOffset="7116.94">3726 736 1048 0 0,'0'0'150'0'0,"-18"-13"6504"0"0,-10 9-6188 0 0,21 2-374 0 0,0 0 173 0 0,-6 8 1065 0 0,3-1-1239 0 0,0 1 0 0 0,1 0 0 0 0,0 1 0 0 0,0 0 0 0 0,0 0 0 0 0,1 1-1 0 0,0 0 1 0 0,0 0 0 0 0,-10 16 0 0 0,18-23-89 0 0,-1-1 0 0 0,1 1 0 0 0,0-1 0 0 0,0 0 0 0 0,-1 1 0 0 0,1-1-1 0 0,0 1 1 0 0,0 0 0 0 0,0-1 0 0 0,-1 1 0 0 0,1-1 0 0 0,0 1 0 0 0,0-1 0 0 0,0 1 0 0 0,0-1-1 0 0,0 1 1 0 0,0-1 0 0 0,0 1 0 0 0,0 0 0 0 0,0-1 0 0 0,0 1 0 0 0,1-1 0 0 0,-1 1-1 0 0,0-1 1 0 0,0 1 0 0 0,0-1 0 0 0,1 1 0 0 0,-1-1 0 0 0,0 1 0 0 0,1 0 0 0 0,16 2 129 0 0,20-11 87 0 0,-36 8-216 0 0,5-3 27 0 0,0 1 1 0 0,0-1-1 0 0,0 0 1 0 0,-1-1-1 0 0,1 1 0 0 0,8-8 1 0 0,-12 9-11 0 0,0 1 1 0 0,0-1-1 0 0,0 0 1 0 0,-1 1-1 0 0,1-1 1 0 0,0 0 0 0 0,-1 0-1 0 0,0 0 1 0 0,1 0-1 0 0,-1 0 1 0 0,0-1-1 0 0,0 1 1 0 0,0 0-1 0 0,0-1 1 0 0,0 1-1 0 0,-1 0 1 0 0,1-1-1 0 0,-1 1 1 0 0,1-1-1 0 0,-1-3 1 0 0,0 6-11 0 0,0 0 0 0 0,0-1 0 0 0,-1 1 1 0 0,1 0-1 0 0,0-1 0 0 0,0 1 0 0 0,0 0 0 0 0,0-1 0 0 0,0 1 1 0 0,-1 0-1 0 0,1-1 0 0 0,0 1 0 0 0,0 0 0 0 0,-1 0 1 0 0,1-1-1 0 0,0 1 0 0 0,0 0 0 0 0,-1 0 0 0 0,1 0 0 0 0,0-1 1 0 0,-1 1-1 0 0,1 0 0 0 0,0 0 0 0 0,-1 0 0 0 0,1 0 0 0 0,0 0 1 0 0,-1 0-1 0 0,1 0 0 0 0,0 0 0 0 0,-1-1 0 0 0,1 1 1 0 0,0 0-1 0 0,-1 0 0 0 0,1 1 0 0 0,0-1 0 0 0,-1 0 0 0 0,1 0 1 0 0,0 0-1 0 0,-1 0 0 0 0,1 0 0 0 0,-23 9 22 0 0,-11 6-42 0 0,33-14 7 0 0,3-1-1 0 0,-4 4-43 0 0,1-4 48 0 0,1 1 0 0 0,0-1 1 0 0,-1 0-1 0 0,1 0 0 0 0,0 1 0 0 0,0-1 0 0 0,-1 0 1 0 0,1 1-1 0 0,0-1 0 0 0,0 0 0 0 0,-1 1 0 0 0,1-1 1 0 0,0 0-1 0 0,0 1 0 0 0,0-1 0 0 0,0 0 0 0 0,-1 1 0 0 0,1-1 1 0 0,0 1-1 0 0,0-1 0 0 0,0 0 0 0 0,0 1 0 0 0,0-1 1 0 0,0 1-1 0 0,0-1 0 0 0,0 1 0 0 0,0-1 0 0 0,0 0 0 0 0,0 1 1 0 0,0-1-1 0 0,1 1 0 0 0,-1-1 0 0 0,0 0 0 0 0,0 1 1 0 0,0-1-1 0 0,1 0 0 0 0,-1 1 0 0 0,0-1 0 0 0,0 0 1 0 0,1 1-1 0 0,-1-1 0 0 0,0 0 0 0 0,0 1 0 0 0,1-1 0 0 0,-1 0 1 0 0,0 0-1 0 0,1 1 0 0 0,-1-1 0 0 0,0 0 0 0 0,1 0 1 0 0,-1 0-1 0 0,1 0 0 0 0,-1 0 0 0 0,0 1 0 0 0,1-1 1 0 0,-1 0-1 0 0,1 0 0 0 0,-1 0 0 0 0,0 0 0 0 0,1 0 0 0 0,0 0 1 0 0,2 0 3 0 0,0 0 1 0 0,-1 0-1 0 0,1 0 1 0 0,0 0-1 0 0,0-1 1 0 0,-1 1-1 0 0,1-1 1 0 0,0 0-1 0 0,-1 1 1 0 0,1-1-1 0 0,-1-1 1 0 0,1 1-1 0 0,-1 0 1 0 0,1 0-1 0 0,-1-1 1 0 0,0 1-1 0 0,0-1 1 0 0,1 0-1 0 0,-1 0 1 0 0,0 0-1 0 0,-1 0 1 0 0,1 0-1 0 0,0 0 1 0 0,-1 0-1 0 0,1-1 1 0 0,-1 1-1 0 0,0-1 1 0 0,1 1-1 0 0,-1-1 1 0 0,0 1-1 0 0,-1-1 1 0 0,1 0-1 0 0,0-4 1 0 0,-1 7-16 0 0,0-1 0 0 0,0 1 1 0 0,0-1-1 0 0,0 1 0 0 0,0-1 0 0 0,0 1 0 0 0,0-1 1 0 0,0 1-1 0 0,0-1 0 0 0,0 1 0 0 0,0-1 0 0 0,0 1 1 0 0,-1-1-1 0 0,1 1 0 0 0,0-1 0 0 0,0 1 0 0 0,-1 0 1 0 0,1-1-1 0 0,0 1 0 0 0,-1-1 0 0 0,1 1 1 0 0,0 0-1 0 0,-1-1 0 0 0,1 1 0 0 0,-1 0 0 0 0,1-1 1 0 0,0 1-1 0 0,-1 0 0 0 0,1 0 0 0 0,-1-1 0 0 0,-17 3-1171 0 0,-17 17-3193 0 0,27-12 2680 0 0</inkml:trace>
-  <inkml:trace contextRef="#ctx0" brushRef="#br0" timeOffset="8040.3">3146 323 288 0 0,'0'0'1288'0'0,"-9"-7"3628"0"0,8 14-4679 0 0,-1-1 0 0 0,1 0 0 0 0,0 0 0 0 0,1 0 0 0 0,0 10 0 0 0,0-9-159 0 0,-2 3 18 0 0,0 5 19 0 0,0-1-1 0 0,1 0 0 0 0,1 20 0 0 0,1-29-91 0 0,-1 0 0 0 0,2 0 1 0 0,-1 0-1 0 0,0 0 0 0 0,1 0 0 0 0,0 0 0 0 0,0 0 1 0 0,1 0-1 0 0,-1-1 0 0 0,1 1 0 0 0,6 7 0 0 0,-4-6 0 0 0,-1 0 0 0 0,0 1 0 0 0,-1-1 0 0 0,0 1 0 0 0,0 0 0 0 0,0 0 0 0 0,2 10 0 0 0,-4-13-14 0 0,0 0 0 0 0,0 0 1 0 0,-1 0-1 0 0,1 0 0 0 0,-1 0 0 0 0,0 0 0 0 0,0 0 0 0 0,0 0 1 0 0,0 0-1 0 0,-1 0 0 0 0,0 0 0 0 0,0 0 0 0 0,0 0 1 0 0,0 0-1 0 0,-3 5 0 0 0,-9-6 270 0 0</inkml:trace>
-</inkml:ink>
-</file>
-
-<file path=customXml/item3.xml><?xml version="1.0" encoding="utf-8"?>
-<p:properties xmlns:p="http://schemas.microsoft.com/office/2006/metadata/properties" xmlns:xsi="http://www.w3.org/2001/XMLSchema-instance" xmlns:pc="http://schemas.microsoft.com/office/infopath/2007/PartnerControls">
-  <documentManagement/>
-</p:properties>
-</file>
-
 <file path=customXml/item4.xml><?xml version="1.0" encoding="utf-8"?>
-<inkml:ink xmlns:inkml="http://www.w3.org/2003/InkML">
-  <inkml:definitions>
-    <inkml:context xml:id="ctx0">
-      <inkml:inkSource xml:id="inkSrc0">
-        <inkml:traceFormat>
-          <inkml:channel name="X" type="integer" min="-2.14748E9" max="2.14748E9" units="cm"/>
-          <inkml:channel name="Y" type="integer" min="-2.14748E9" max="2.14748E9" units="cm"/>
-          <inkml:channel name="F" type="integer" max="32767" units="dev"/>
-          <inkml:channel name="OA" type="integer" max="360" units="deg"/>
-          <inkml:channel name="OE" type="integer" max="90" units="deg"/>
-        </inkml:traceFormat>
-        <inkml:channelProperties>
-          <inkml:channelProperty channel="X" name="resolution" value="1000" units="1/cm"/>
-          <inkml:channelProperty channel="Y" name="resolution" value="1000" units="1/cm"/>
-          <inkml:channelProperty channel="F" name="resolution" value="0" units="1/dev"/>
-          <inkml:channelProperty channel="OA" name="resolution" value="1000" units="1/deg"/>
-          <inkml:channelProperty channel="OE" name="resolution" value="1000" units="1/deg"/>
-        </inkml:channelProperties>
-      </inkml:inkSource>
-      <inkml:timestamp xml:id="ts0" timeString="2025-06-10T16:08:50.568"/>
-    </inkml:context>
-    <inkml:brush xml:id="br0">
-      <inkml:brushProperty name="width" value="0.05" units="cm"/>
-      <inkml:brushProperty name="height" value="0.05" units="cm"/>
-      <inkml:brushProperty name="color" value="#E71224"/>
-    </inkml:brush>
-  </inkml:definitions>
-  <inkml:trace contextRef="#ctx0" brushRef="#br0">1236 239 3217 0 0,'-18'-44'2449'0'0,"11"24"-2251"0"0,-2 1 0 0 0,-14-27 0 0 0,19 39-210 0 0,-1 0 0 0 0,0 1-1 0 0,0 0 1 0 0,-1-1 0 0 0,0 2 0 0 0,0-1-1 0 0,0 1 1 0 0,0 0 0 0 0,-14-8-1 0 0,8 6-57 0 0,-1 1 0 0 0,1 1 1 0 0,-1 0-1 0 0,0 0 0 0 0,0 1 0 0 0,0 1 0 0 0,0 0 0 0 0,-1 1 0 0 0,-22-1 0 0 0,19 4-190 0 0,0 0-1 0 0,0 1 1 0 0,0 1-1 0 0,1 0 1 0 0,-1 1-1 0 0,1 1 1 0 0,-21 9-1 0 0,-37 17-295 0 0,-131 76-1 0 0,173-87 985 0 0,0 2 0 0 0,2 1 0 0 0,1 2 0 0 0,1 0 0 0 0,1 2 0 0 0,-28 37 0 0 0,-16 22-328 0 0,-54 78 18 0 0,113-145-112 0 0,0 0 1 0 0,2 1-1 0 0,1 0 0 0 0,0 0 0 0 0,2 1 1 0 0,0 0-1 0 0,-5 27 0 0 0,4 3 6 0 0,3 0-1 0 0,1 0 0 0 0,3 0 1 0 0,2 1-1 0 0,2-1 1 0 0,13 62-1 0 0,-11-89 37 0 0,1-1 0 0 0,2 1 0 0 0,0-1 0 0 0,1-1 0 0 0,1 0 0 0 0,2 0-1 0 0,0-1 1 0 0,1-1 0 0 0,1 0 0 0 0,1 0 0 0 0,25 25 0 0 0,-31-38 8 0 0,1 0 0 0 0,0-1 0 0 0,0 0 0 0 0,1-1-1 0 0,0 0 1 0 0,0 0 0 0 0,0-1 0 0 0,0 0 0 0 0,1-1 0 0 0,-1-1 0 0 0,1 0 0 0 0,23 1 0 0 0,0-2-27 0 0,-1-1 0 0 0,0-2 0 0 0,43-8 0 0 0,15-10 179 0 0,-1-4 0 0 0,111-46 0 0 0,-162 55-168 0 0,0 1-21 0 0,5-1 26 0 0,-2-3-1 0 0,45-23 0 0 0,-67 26 22 0 0,-1 0 0 0 0,0-2-1 0 0,-2 0 1 0 0,0-1 0 0 0,-1-1 0 0 0,0-1 0 0 0,-2 0-1 0 0,22-37 1 0 0,-28 39-39 0 0,0 1 1 0 0,-1-1-1 0 0,-1-1 0 0 0,-1 0 1 0 0,-1 1-1 0 0,0-2 0 0 0,-2 1 0 0 0,0 0 1 0 0,0-25-1 0 0,-2-13 167 0 0,-14-108-1 0 0,10 143-149 0 0,-1 0-1 0 0,0 1 1 0 0,-2-1-1 0 0,-1 1 1 0 0,-1 0-1 0 0,0 1 1 0 0,-1 0-1 0 0,-23-35 0 0 0,22 41 15 0 0,-1 0 0 0 0,0 0-1 0 0,-1 1 1 0 0,-1 0 0 0 0,0 1-1 0 0,0 1 1 0 0,-1 0 0 0 0,-1 1-1 0 0,0 0 1 0 0,0 1 0 0 0,-25-10-1 0 0,15 9-505 0 0,-1 1-1 0 0,0 2 1 0 0,0 0 0 0 0,-49-5-1 0 0,41 10-389 0 0</inkml:trace>
-</inkml:ink>
-</file>
-
-<file path=customXml/item5.xml><?xml version="1.0" encoding="utf-8"?>
-<b:Sources xmlns:b="http://schemas.openxmlformats.org/officeDocument/2006/bibliography" xmlns="http://schemas.openxmlformats.org/officeDocument/2006/bibliography" SelectedStyle="\APASixthEditionOfficeOnline.xsl" StyleName="APA" Version="6"/>
-</file>
-
-<file path=customXml/item6.xml><?xml version="1.0" encoding="utf-8"?>
 <ct:contentTypeSchema xmlns:ct="http://schemas.microsoft.com/office/2006/metadata/contentType" xmlns:ma="http://schemas.microsoft.com/office/2006/metadata/properties/metaAttributes" ct:_="" ma:_="" ma:contentTypeName="Dokument" ma:contentTypeID="0x01010025C71E9534E21E4A9F2CF33BA7DCE92D" ma:contentTypeVersion="3" ma:contentTypeDescription="Ein neues Dokument erstellen." ma:contentTypeScope="" ma:versionID="32b9bbdf2bbf4e0fb27a426421665337">
   <xsd:schema xmlns:xsd="http://www.w3.org/2001/XMLSchema" xmlns:xs="http://www.w3.org/2001/XMLSchema" xmlns:p="http://schemas.microsoft.com/office/2006/metadata/properties" xmlns:ns2="5a9e9855-01b6-487f-b294-67c59083cc31" targetNamespace="http://schemas.microsoft.com/office/2006/metadata/properties" ma:root="true" ma:fieldsID="ec87b9b32475f90c9dbf7ae918480825" ns2:_="">
     <xsd:import namespace="5a9e9855-01b6-487f-b294-67c59083cc31"/>
@@ -25649,7 +26377,39 @@
 </ct:contentTypeSchema>
 </file>
 
-<file path=customXml/item7.xml><?xml version="1.0" encoding="utf-8"?>
+<file path=customXml/item5.xml><?xml version="1.0" encoding="utf-8"?>
+<inkml:ink xmlns:inkml="http://www.w3.org/2003/InkML">
+  <inkml:definitions>
+    <inkml:context xml:id="ctx0">
+      <inkml:inkSource xml:id="inkSrc0">
+        <inkml:traceFormat>
+          <inkml:channel name="X" type="integer" min="-2.14748E9" max="2.14748E9" units="cm"/>
+          <inkml:channel name="Y" type="integer" min="-2.14748E9" max="2.14748E9" units="cm"/>
+          <inkml:channel name="F" type="integer" max="32767" units="dev"/>
+          <inkml:channel name="OA" type="integer" max="360" units="deg"/>
+          <inkml:channel name="OE" type="integer" max="90" units="deg"/>
+        </inkml:traceFormat>
+        <inkml:channelProperties>
+          <inkml:channelProperty channel="X" name="resolution" value="1000" units="1/cm"/>
+          <inkml:channelProperty channel="Y" name="resolution" value="1000" units="1/cm"/>
+          <inkml:channelProperty channel="F" name="resolution" value="0" units="1/dev"/>
+          <inkml:channelProperty channel="OA" name="resolution" value="1000" units="1/deg"/>
+          <inkml:channelProperty channel="OE" name="resolution" value="1000" units="1/deg"/>
+        </inkml:channelProperties>
+      </inkml:inkSource>
+      <inkml:timestamp xml:id="ts0" timeString="2025-06-10T16:08:50.568"/>
+    </inkml:context>
+    <inkml:brush xml:id="br0">
+      <inkml:brushProperty name="width" value="0.05" units="cm"/>
+      <inkml:brushProperty name="height" value="0.05" units="cm"/>
+      <inkml:brushProperty name="color" value="#E71224"/>
+    </inkml:brush>
+  </inkml:definitions>
+  <inkml:trace contextRef="#ctx0" brushRef="#br0">1236 239 3217 0 0,'-18'-44'2449'0'0,"11"24"-2251"0"0,-2 1 0 0 0,-14-27 0 0 0,19 39-210 0 0,-1 0 0 0 0,0 1-1 0 0,0 0 1 0 0,-1-1 0 0 0,0 2 0 0 0,0-1-1 0 0,0 1 1 0 0,0 0 0 0 0,-14-8-1 0 0,8 6-57 0 0,-1 1 0 0 0,1 1 1 0 0,-1 0-1 0 0,0 0 0 0 0,0 1 0 0 0,0 1 0 0 0,0 0 0 0 0,-1 1 0 0 0,-22-1 0 0 0,19 4-190 0 0,0 0-1 0 0,0 1 1 0 0,0 1-1 0 0,1 0 1 0 0,-1 1-1 0 0,1 1 1 0 0,-21 9-1 0 0,-37 17-295 0 0,-131 76-1 0 0,173-87 985 0 0,0 2 0 0 0,2 1 0 0 0,1 2 0 0 0,1 0 0 0 0,1 2 0 0 0,-28 37 0 0 0,-16 22-328 0 0,-54 78 18 0 0,113-145-112 0 0,0 0 1 0 0,2 1-1 0 0,1 0 0 0 0,0 0 0 0 0,2 1 1 0 0,0 0-1 0 0,-5 27 0 0 0,4 3 6 0 0,3 0-1 0 0,1 0 0 0 0,3 0 1 0 0,2 1-1 0 0,2-1 1 0 0,13 62-1 0 0,-11-89 37 0 0,1-1 0 0 0,2 1 0 0 0,0-1 0 0 0,1-1 0 0 0,1 0 0 0 0,2 0-1 0 0,0-1 1 0 0,1-1 0 0 0,1 0 0 0 0,1 0 0 0 0,25 25 0 0 0,-31-38 8 0 0,1 0 0 0 0,0-1 0 0 0,0 0 0 0 0,1-1-1 0 0,0 0 1 0 0,0 0 0 0 0,0-1 0 0 0,0 0 0 0 0,1-1 0 0 0,-1-1 0 0 0,1 0 0 0 0,23 1 0 0 0,0-2-27 0 0,-1-1 0 0 0,0-2 0 0 0,43-8 0 0 0,15-10 179 0 0,-1-4 0 0 0,111-46 0 0 0,-162 55-168 0 0,0 1-21 0 0,5-1 26 0 0,-2-3-1 0 0,45-23 0 0 0,-67 26 22 0 0,-1 0 0 0 0,0-2-1 0 0,-2 0 1 0 0,0-1 0 0 0,-1-1 0 0 0,0-1 0 0 0,-2 0-1 0 0,22-37 1 0 0,-28 39-39 0 0,0 1 1 0 0,-1-1-1 0 0,-1-1 0 0 0,-1 0 1 0 0,-1 1-1 0 0,0-2 0 0 0,-2 1 0 0 0,0 0 1 0 0,0-25-1 0 0,-2-13 167 0 0,-14-108-1 0 0,10 143-149 0 0,-1 0-1 0 0,0 1 1 0 0,-2-1-1 0 0,-1 1 1 0 0,-1 0-1 0 0,0 1 1 0 0,-1 0-1 0 0,-23-35 0 0 0,22 41 15 0 0,-1 0 0 0 0,0 0-1 0 0,-1 1 1 0 0,-1 0 0 0 0,0 1-1 0 0,0 1 1 0 0,-1 0 0 0 0,-1 1-1 0 0,0 0 1 0 0,0 1 0 0 0,-25-10-1 0 0,15 9-505 0 0,-1 1-1 0 0,0 2 1 0 0,0 0 0 0 0,-49-5-1 0 0,41 10-389 0 0</inkml:trace>
+</inkml:ink>
+</file>
+
+<file path=customXml/item6.xml><?xml version="1.0" encoding="utf-8"?>
 <?mso-contentType ?>
 <FormTemplates xmlns="http://schemas.microsoft.com/sharepoint/v3/contenttype/forms">
   <Display>DocumentLibraryForm</Display>
@@ -25658,23 +26418,59 @@
 </FormTemplates>
 </file>
 
+<file path=customXml/item7.xml><?xml version="1.0" encoding="utf-8"?>
+<inkml:ink xmlns:inkml="http://www.w3.org/2003/InkML">
+  <inkml:definitions>
+    <inkml:context xml:id="ctx0">
+      <inkml:inkSource xml:id="inkSrc0">
+        <inkml:traceFormat>
+          <inkml:channel name="X" type="integer" min="-2.14748E9" max="2.14748E9" units="cm"/>
+          <inkml:channel name="Y" type="integer" min="-2.14748E9" max="2.14748E9" units="cm"/>
+          <inkml:channel name="F" type="integer" max="32767" units="dev"/>
+          <inkml:channel name="OA" type="integer" max="360" units="deg"/>
+          <inkml:channel name="OE" type="integer" max="90" units="deg"/>
+        </inkml:traceFormat>
+        <inkml:channelProperties>
+          <inkml:channelProperty channel="X" name="resolution" value="1000" units="1/cm"/>
+          <inkml:channelProperty channel="Y" name="resolution" value="1000" units="1/cm"/>
+          <inkml:channelProperty channel="F" name="resolution" value="0" units="1/dev"/>
+          <inkml:channelProperty channel="OA" name="resolution" value="1000" units="1/deg"/>
+          <inkml:channelProperty channel="OE" name="resolution" value="1000" units="1/deg"/>
+        </inkml:channelProperties>
+      </inkml:inkSource>
+      <inkml:timestamp xml:id="ts0" timeString="2025-06-10T16:08:54.030"/>
+    </inkml:context>
+    <inkml:brush xml:id="br0">
+      <inkml:brushProperty name="width" value="0.05" units="cm"/>
+      <inkml:brushProperty name="height" value="0.05" units="cm"/>
+      <inkml:brushProperty name="color" value="#E71224"/>
+    </inkml:brush>
+  </inkml:definitions>
+  <inkml:trace contextRef="#ctx0" brushRef="#br0">5 208 2425 0 0,'0'0'5878'0'0,"24"0"-3468"0"0,-17 1-2405 0 0,0 0 1 0 0,0 0-1 0 0,0 0 0 0 0,0 1 1 0 0,0 0-1 0 0,11 5 0 0 0,-9-5 40 0 0,0 0-1 0 0,0 0 0 0 0,0-1 0 0 0,1 0 1 0 0,-1 0-1 0 0,0-1 0 0 0,17-3 1 0 0,4 2 74 0 0,-22 1-105 0 0,1-1 1 0 0,0 2-1 0 0,-1-1 0 0 0,1 1 1 0 0,-1 0-1 0 0,1 1 1 0 0,-1 0-1 0 0,1 0 1 0 0,-1 1-1 0 0,14 7 0 0 0,-22-10-10 0 0,1 0 1 0 0,0 1-1 0 0,-1-1 0 0 0,1 1 0 0 0,0-1 0 0 0,-1 1 0 0 0,1-1 0 0 0,0 1 0 0 0,-1 0 0 0 0,1-1 0 0 0,-1 1 0 0 0,1 0 0 0 0,-1-1 0 0 0,0 1 0 0 0,1 0 0 0 0,-1 0 0 0 0,0-1 0 0 0,1 1 0 0 0,-1 0 0 0 0,0 0 0 0 0,0 0 0 0 0,0-1 0 0 0,0 1 0 0 0,0 0 1 0 0,0 0-1 0 0,0 0 0 0 0,0 0 0 0 0,0-1 0 0 0,0 1 0 0 0,0 0 0 0 0,0 0 0 0 0,-1 0 0 0 0,1-1 0 0 0,0 1 0 0 0,-1 0 0 0 0,1 0 0 0 0,0-1 0 0 0,-1 1 0 0 0,1 0 0 0 0,-2 0 0 0 0,-2 4 13 0 0,0-1 0 0 0,-1 1 0 0 0,0-1 0 0 0,-10 6 0 0 0,-6 7-17 0 0,-52 46-71 0 0,46-41 27 0 0,-30 31 0 0 0,55-51 44 0 0,1 0 0 0 0,-1 0 0 0 0,0 0 0 0 0,1 0-1 0 0,-1 0 1 0 0,1 0 0 0 0,0 0 0 0 0,0 0 0 0 0,-1 1-1 0 0,1-1 1 0 0,1 0 0 0 0,-1 1 0 0 0,0-1 0 0 0,1 1-1 0 0,-1-1 1 0 0,1 1 0 0 0,0-1 0 0 0,0 5-1 0 0,0-6 1 0 0,1 1 0 0 0,0-1 0 0 0,-1 1 0 0 0,1-1 0 0 0,0 1 0 0 0,0-1 0 0 0,0 0-1 0 0,0 1 1 0 0,0-1 0 0 0,0 0 0 0 0,0 0 0 0 0,0 0 0 0 0,1 0 0 0 0,-1 0-1 0 0,0 0 1 0 0,1 0 0 0 0,-1 0 0 0 0,1 0 0 0 0,-1-1 0 0 0,1 1 0 0 0,-1-1 0 0 0,1 1-1 0 0,-1-1 1 0 0,1 1 0 0 0,0-1 0 0 0,-1 0 0 0 0,1 0 0 0 0,-1 0 0 0 0,3 0-1 0 0,29 4-18 0 0,-11-1-40 0 0,-1-1 0 0 0,25-2 0 0 0,-39 0 42 0 0,1-1-1 0 0,0 0 1 0 0,0 0-1 0 0,-1-1 1 0 0,1 0-1 0 0,-1-1 1 0 0,0 0 0 0 0,0 0-1 0 0,12-7 1 0 0,29-13-1642 0 0,-12 16-3216 0 0,-30 7 3490 0 0</inkml:trace>
+  <inkml:trace contextRef="#ctx0" brushRef="#br0" timeOffset="537.36">1 353 3761 0 0,'14'-4'313'0'0,"1"1"1"0"0,0 1 0 0 0,0 0-1 0 0,0 1 1 0 0,1 1 0 0 0,-1 0-1 0 0,0 1 1 0 0,0 0 0 0 0,0 2-1 0 0,0-1 1 0 0,-1 2 0 0 0,1 0-1 0 0,-1 1 1 0 0,1 0 0 0 0,13 8-1 0 0,-21-9-404 0 0,1-2 0 0 0,0 1 0 0 0,0-1 0 0 0,0 0-1 0 0,0-1 1 0 0,0 0 0 0 0,0 0 0 0 0,1 0 0 0 0,-1-1 0 0 0,0-1-1 0 0,0 1 1 0 0,1-2 0 0 0,-1 1 0 0 0,0-1 0 0 0,0 0 0 0 0,9-4 0 0 0,-11 5-498 0 0</inkml:trace>
+  <inkml:trace contextRef="#ctx0" brushRef="#br0" timeOffset="1907.49">580 318 4417 0 0,'0'0'535'0'0,"25"18"674"0"0,-15-14-1066 0 0,1 0-1 0 0,0-1 0 0 0,-1 0 0 0 0,1-1 1 0 0,17 2-1 0 0,-15-3-53 0 0,0-1 1 0 0,0 0-1 0 0,19-4 1 0 0,-28 4-78 0 0,0-1 0 0 0,-1 1 0 0 0,1-1 1 0 0,-1 0-1 0 0,1-1 0 0 0,-1 1 0 0 0,1 0 1 0 0,-1-1-1 0 0,0 0 0 0 0,0 0 1 0 0,0 0-1 0 0,0 0 0 0 0,0 0 0 0 0,0-1 1 0 0,-1 1-1 0 0,1-1 0 0 0,2-4 1 0 0,-4 5-7 0 0,0 0 0 0 0,0 0 0 0 0,-1 0 0 0 0,1 0 0 0 0,-1 0 1 0 0,0 0-1 0 0,1 0 0 0 0,-1 0 0 0 0,0 0 0 0 0,0 0 1 0 0,0 0-1 0 0,-1 0 0 0 0,1 0 0 0 0,0 0 0 0 0,-1 0 0 0 0,1 0 1 0 0,-1 0-1 0 0,0 0 0 0 0,-1-3 0 0 0,2 4-6 0 0,-1 0-1 0 0,0-1 1 0 0,0 1-1 0 0,0 0 1 0 0,1 0 0 0 0,-1 0-1 0 0,0 0 1 0 0,-1 0-1 0 0,1 0 1 0 0,0 0 0 0 0,0 0-1 0 0,0 0 1 0 0,0 1-1 0 0,-1-1 1 0 0,1 0-1 0 0,0 1 1 0 0,-1-1 0 0 0,1 1-1 0 0,0-1 1 0 0,-1 1-1 0 0,1 0 1 0 0,-1 0 0 0 0,1-1-1 0 0,0 1 1 0 0,-1 0-1 0 0,1 0 1 0 0,-1 0-1 0 0,1 1 1 0 0,-1-1 0 0 0,1 0-1 0 0,-1 0 1 0 0,1 1-1 0 0,-2 0 1 0 0,-13 4-18 0 0,0 1 0 0 0,0 1 1 0 0,0 0-1 0 0,1 1 0 0 0,-16 12 0 0 0,26-16 81 0 0,-1 0 0 0 0,2 0 0 0 0,-1 0 0 0 0,0 1 0 0 0,1 0 1 0 0,0 0-1 0 0,0 0 0 0 0,1 0 0 0 0,-1 0 0 0 0,1 1 0 0 0,0 0 0 0 0,1 0 0 0 0,-1 0 0 0 0,1 0 0 0 0,0 0 0 0 0,1 0 0 0 0,-2 9 0 0 0,3-10-43 0 0,-1-1 0 0 0,2 1 0 0 0,-1-1 0 0 0,0 1 0 0 0,1-1 0 0 0,0 1-1 0 0,0-1 1 0 0,0 0 0 0 0,1 1 0 0 0,-1-1 0 0 0,1 0 0 0 0,0 0 0 0 0,0 0 0 0 0,4 5 0 0 0,-1-3-13 0 0,0 1-1 0 0,0-1 1 0 0,1 0 0 0 0,0 0 0 0 0,0-1 0 0 0,1 0 0 0 0,11 8 0 0 0,-10-9 30 0 0,-1 1 0 0 0,0-1 0 0 0,1-1 0 0 0,0 0 0 0 0,-1 0 1 0 0,1 0-1 0 0,1-1 0 0 0,-1 0 0 0 0,0-1 0 0 0,0 1 0 0 0,1-2 0 0 0,-1 1 0 0 0,1-1 0 0 0,-1-1 0 0 0,0 1 0 0 0,14-4 0 0 0,-13 1 19 0 0,0 0 0 0 0,0 0-1 0 0,-1-1 1 0 0,1-1 0 0 0,-1 1-1 0 0,0-1 1 0 0,0-1 0 0 0,0 0-1 0 0,-1 0 1 0 0,0 0 0 0 0,0-1-1 0 0,-1 0 1 0 0,1 0-1 0 0,-1-1 1 0 0,-1 1 0 0 0,0-1-1 0 0,0-1 1 0 0,0 1 0 0 0,-1-1-1 0 0,-1 1 1 0 0,6-18 0 0 0,3-2 566 0 0,-23 48-322 0 0,9-18-301 0 0,1 1 0 0 0,0 0 1 0 0,-1 0-1 0 0,1-1 0 0 0,0 1 0 0 0,0 0 1 0 0,1 0-1 0 0,-1 0 0 0 0,1 0 0 0 0,-1 0 1 0 0,1 0-1 0 0,0 0 0 0 0,0 0 0 0 0,1 5 1 0 0,-1-8 0 0 0,0-1 0 0 0,0 1 0 0 0,0 0 0 0 0,0 0 0 0 0,0 0 0 0 0,0 0 0 0 0,-1 0 0 0 0,1 0 0 0 0,0 0 0 0 0,0 0 0 0 0,0 0-1 0 0,0 0 1 0 0,0 0 0 0 0,0 0 0 0 0,0 0 0 0 0,0 0 0 0 0,0 0 0 0 0,0 0 0 0 0,0 0 0 0 0,0 0 0 0 0,0 0 0 0 0,0 0 0 0 0,0 0 0 0 0,0 0 0 0 0,0 0 0 0 0,0 0 0 0 0,-1 0 0 0 0,1 0 0 0 0,0 0 0 0 0,0 0 0 0 0,0 0 0 0 0,0 0 0 0 0,0 0 0 0 0,0 0 0 0 0,9 36 2 0 0,-9-36 0 0 0,0 1 0 0 0,0 0 0 0 0,0-1-1 0 0,0 1 1 0 0,0-1 0 0 0,1 1 0 0 0,-1 0 0 0 0,0-1 0 0 0,0 1 0 0 0,0-1 0 0 0,1 1-1 0 0,-1-1 1 0 0,0 1 0 0 0,0-1 0 0 0,1 1 0 0 0,-1-1 0 0 0,0 1 0 0 0,1-1 0 0 0,-1 1-1 0 0,1-1 1 0 0,-1 1 0 0 0,1-1 0 0 0,-1 0 0 0 0,1 1 0 0 0,-1-1 0 0 0,1 0 0 0 0,-1 0-1 0 0,1 1 1 0 0,-1-1 0 0 0,1 0 0 0 0,-1 0 0 0 0,2 1 0 0 0,5 1 24 0 0,-1 1-15 0 0,-4-1-3 0 0,0-1 0 0 0,0 0-1 0 0,0 0 1 0 0,0 0-1 0 0,0 0 1 0 0,0-1 0 0 0,0 1-1 0 0,0 0 1 0 0,0-1-1 0 0,0 0 1 0 0,4 1 0 0 0,-2-1 6 0 0,-1-1 1 0 0,1 0 0 0 0,-1 1 0 0 0,1-1 0 0 0,-1-1-1 0 0,0 1 1 0 0,1 0 0 0 0,-1-1 0 0 0,0 0 0 0 0,0 0 0 0 0,0 1-1 0 0,0-2 1 0 0,0 1 0 0 0,0 0 0 0 0,-1-1 0 0 0,1 1-1 0 0,3-6 1 0 0,2-3 48 0 0,0 0 0 0 0,-1 0-1 0 0,9-18 1 0 0,-15 28-59 0 0,-1 1 0 0 0,0 0 0 0 0,1 0 0 0 0,-1 0 0 0 0,0-1 0 0 0,1 1 0 0 0,-1 0-1 0 0,0 0 1 0 0,1 0 0 0 0,-1 0 0 0 0,1 0 0 0 0,-1 0 0 0 0,0 0 0 0 0,1 0 0 0 0,-1 0 0 0 0,1 0 0 0 0,-1 0 0 0 0,0 0 0 0 0,1 0 0 0 0,-1 0 0 0 0,0 0 0 0 0,1 0-1 0 0,-1 0 1 0 0,1 0 0 0 0,-1 1 0 0 0,0-1 0 0 0,1 0 0 0 0,-1 0 0 0 0,0 0 0 0 0,1 1 0 0 0,-1-1 0 0 0,1 1 0 0 0,15 10 220 0 0,-11-8-150 0 0,16 12 108 0 0,-20-14-176 0 0,1 0 0 0 0,-1 0 0 0 0,1 1 0 0 0,0-1 0 0 0,-1 0 0 0 0,1 0 0 0 0,0-1 0 0 0,0 1 1 0 0,-1 0-1 0 0,1 0 0 0 0,3 0 0 0 0,14 9 241 0 0,-16-8-777 0 0,0 1 0 0 0,0-1 1 0 0,0 0-1 0 0,1-1 1 0 0,-1 1-1 0 0,0-1 0 0 0,7 3 1 0 0,16 2-598 0 0,-20-4-110 0 0</inkml:trace>
+  <inkml:trace contextRef="#ctx0" brushRef="#br0" timeOffset="2280.99">1565 26 4089 0 0,'0'0'1209'0'0,"0"0"-1132"0"0,0 0-1 0 0,0 0 1 0 0,0-1-1 0 0,0 1 1 0 0,0 0 0 0 0,0 0-1 0 0,0 0 1 0 0,0 0-1 0 0,0-1 1 0 0,0 1-1 0 0,0 0 1 0 0,0 0-1 0 0,0 0 1 0 0,0 0-1 0 0,0 0 1 0 0,0-1-1 0 0,0 1 1 0 0,-1 0-1 0 0,1 0 1 0 0,0 0-1 0 0,0 0 1 0 0,0 0-1 0 0,0 0 1 0 0,0 0-1 0 0,0-1 1 0 0,0 1-1 0 0,0 0 1 0 0,-1 0-1 0 0,1 0 1 0 0,0 0-1 0 0,0 0 1 0 0,0 0-1 0 0,0 0 1 0 0,0 0-1 0 0,-1 0 1 0 0,1 0-1 0 0,0 0 1 0 0,0 0-1 0 0,0 0 1 0 0,0 0-1 0 0,0 0 1 0 0,-1 0-1 0 0,1 0 1 0 0,0 0-1 0 0,0 0 1 0 0,0 0-1 0 0,0 0 1 0 0,0 0-1 0 0,-1 0 1 0 0,1 0-1 0 0,0 0 1 0 0,0 0-1 0 0,0 0 1 0 0,0 0-1 0 0,0 0 1 0 0,-1 0-1 0 0,-1 5-10 0 0,-1 0-1 0 0,1 1 0 0 0,0-1 1 0 0,1 0-1 0 0,-1 0 1 0 0,1 1-1 0 0,0-1 0 0 0,1 1 1 0 0,-1-1-1 0 0,1 7 0 0 0,3 67 129 0 0,-2-49-157 0 0,4 73-83 0 0,21 127 0 0 0,-23-221-74 0 0,0 3-3773 0 0</inkml:trace>
+  <inkml:trace contextRef="#ctx0" brushRef="#br0" timeOffset="2798.33">1444 424 2192 0 0,'0'0'112'0'0,"-1"0"0"0"0,1 0 0 0 0,0-1-1 0 0,-1 1 1 0 0,1 0 0 0 0,0 0 0 0 0,0-1-1 0 0,-1 1 1 0 0,1 0 0 0 0,0-1 0 0 0,0 1-1 0 0,-1 0 1 0 0,1-1 0 0 0,0 1-1 0 0,0 0 1 0 0,0-1 0 0 0,0 1 0 0 0,-1-1-1 0 0,1 1 1 0 0,0 0 0 0 0,0-1 0 0 0,0 1-1 0 0,0-1 1 0 0,0 1 0 0 0,0-1 0 0 0,0 1-1 0 0,0 0 1 0 0,0-1 0 0 0,0 1-1 0 0,0-1 1 0 0,1 1 0 0 0,-1 0 0 0 0,0-1-1 0 0,0 1 1 0 0,0-1 0 0 0,0 1 0 0 0,1 0-1 0 0,-1-1 1 0 0,0 1 0 0 0,0 0 0 0 0,1-1-1 0 0,-1 1 1 0 0,0 0 0 0 0,1 0-1 0 0,-1-1 1 0 0,12-18 1969 0 0,25-6-1791 0 0,-37 24-276 0 0,0 1-1 0 0,0 0 0 0 0,1-1 0 0 0,-1 1 0 0 0,0 0 0 0 0,1-1 0 0 0,-1 1 0 0 0,0 0 1 0 0,1-1-1 0 0,-1 1 0 0 0,1 0 0 0 0,-1 0 0 0 0,1-1 0 0 0,-1 1 0 0 0,0 0 0 0 0,1 0 1 0 0,-1 0-1 0 0,1 0 0 0 0,-1 0 0 0 0,1-1 0 0 0,-1 1 0 0 0,1 0 0 0 0,-1 0 0 0 0,1 0 1 0 0,-1 0-1 0 0,1 0 0 0 0,-1 1 0 0 0,1-1 0 0 0,-1 0 0 0 0,1 0 0 0 0,-1 0 0 0 0,1 0 1 0 0,-1 0-1 0 0,0 1 0 0 0,1-1 0 0 0,-1 0 0 0 0,1 0 0 0 0,-1 1 0 0 0,0-1 0 0 0,1 0 1 0 0,-1 1-1 0 0,0-1 0 0 0,1 1 0 0 0,6 5 43 0 0,3 2-14 0 0,1-1 0 0 0,-1 0 1 0 0,1-1-1 0 0,19 8 0 0 0,-26-13-198 0 0,0 0 1 0 0,0 1-1 0 0,0-2 1 0 0,0 1-1 0 0,0 0 0 0 0,0-1 1 0 0,0 0-1 0 0,0 0 1 0 0,0 0-1 0 0,1 0 1 0 0,-1-1-1 0 0,0 1 0 0 0,0-1 1 0 0,0 0-1 0 0,0-1 1 0 0,0 1-1 0 0,0-1 0 0 0,-1 1 1 0 0,8-5-1 0 0,5-6-909 0 0,-7 6 943 0 0</inkml:trace>
+  <inkml:trace contextRef="#ctx0" brushRef="#br0" timeOffset="3356.09">1840 346 3401 0 0,'0'0'3806'0'0,"-2"3"-3743"0"0,-1 3-50 0 0,0 1 0 0 0,0-1 0 0 0,0 1 0 0 0,0 0 0 0 0,1 0 0 0 0,1 0 0 0 0,-1 0 0 0 0,1 0 0 0 0,-1 12 1 0 0,2-14-7 0 0,-1 0 0 0 0,1 0 0 0 0,0 0 0 0 0,0 1 0 0 0,1-1 0 0 0,-1 0 0 0 0,1 0 0 0 0,1 0 0 0 0,-1 0 0 0 0,1 0 0 0 0,-1 0 0 0 0,1 0 0 0 0,1-1 0 0 0,4 9 0 0 0,-6-11 12 0 0,1 0 0 0 0,0-1 0 0 0,-1 1 0 0 0,1-1 0 0 0,0 1 0 0 0,0-1 1 0 0,0 0-1 0 0,-1 0 0 0 0,1 0 0 0 0,0 0 0 0 0,1 0 0 0 0,-1 0 0 0 0,0 0 1 0 0,0-1-1 0 0,0 1 0 0 0,0-1 0 0 0,1 0 0 0 0,-1 0 0 0 0,5 0 642 0 0,-10-26 1203 0 0,4 24-1851 0 0,-1 0-1 0 0,0 0 0 0 0,-1 0 1 0 0,1 0-1 0 0,0 0 1 0 0,0 0-1 0 0,-1 0 1 0 0,1 0-1 0 0,-1 0 0 0 0,0 1 1 0 0,0-1-1 0 0,-1-3 1 0 0,-2 0 71 0 0,0 0 1 0 0,-1 0 0 0 0,1 0 0 0 0,-1 1 0 0 0,0 0 0 0 0,0 0 0 0 0,-7-5 0 0 0,6 6-43 0 0,0-3 62 0 0,7 2-115 0 0,1 1 0 0 0,0-1 0 0 0,0 1 0 0 0,0 0 0 0 0,0-1 0 0 0,0 1 0 0 0,1 0-1 0 0,0 1 1 0 0,-1-1 0 0 0,1 0 0 0 0,0 1 0 0 0,0-1 0 0 0,1 1 0 0 0,-1 0 0 0 0,4-2 0 0 0,7-2-23 0 0,0 0 1 0 0,0 1-1 0 0,1 0 1 0 0,-1 2 0 0 0,1-1-1 0 0,18 0 1 0 0,41-12-3622 0 0,-67 15 2699 0 0,-1 1-138 0 0</inkml:trace>
+  <inkml:trace contextRef="#ctx0" brushRef="#br0" timeOffset="3740.67">2229 335 4217 0 0,'0'0'95'0'0,"0"-1"-1"0"0,0 1 1 0 0,0 0 0 0 0,0-1 0 0 0,1 1-1 0 0,-1 0 1 0 0,0 0 0 0 0,0-1-1 0 0,0 1 1 0 0,0 0 0 0 0,1-1 0 0 0,-1 1-1 0 0,0 0 1 0 0,0 0 0 0 0,1-1 0 0 0,-1 1-1 0 0,0 0 1 0 0,0 0 0 0 0,1 0-1 0 0,-1 0 1 0 0,0-1 0 0 0,1 1 0 0 0,-1 0-1 0 0,0 0 1 0 0,1 0 0 0 0,-1 0 0 0 0,0 0-1 0 0,1 0 1 0 0,-1 0 0 0 0,0 0-1 0 0,1 0 1 0 0,-1 0 0 0 0,0 0 0 0 0,1 0-1 0 0,0 0 1 0 0,8 10 1419 0 0,2 19-612 0 0,-8 20-538 0 0,-3-42-416 0 0,0 0 0 0 0,0 0 0 0 0,0-1 0 0 0,1 1 0 0 0,0 0 0 0 0,0 0 0 0 0,1-1 0 0 0,0 1 0 0 0,0-1 0 0 0,0 0 0 0 0,1 1 0 0 0,0-1 0 0 0,0 0 0 0 0,5 7 0 0 0,-6-10-558 0 0,1 1-319 0 0</inkml:trace>
+  <inkml:trace contextRef="#ctx0" brushRef="#br0" timeOffset="3921.31">2292 212 3929 0 0,'-1'-2'370'0'0,"0"0"1"0"0,0 0-1 0 0,0 0 0 0 0,0 0 1 0 0,0 0-1 0 0,1 0 1 0 0,-1 0-1 0 0,1 0 1 0 0,0-1-1 0 0,-1 1 0 0 0,1-4 1 0 0,0 6-415 0 0</inkml:trace>
+  <inkml:trace contextRef="#ctx0" brushRef="#br0" timeOffset="5174.93">2503 367 1624 0 0,'0'0'4464'0'0,"2"2"-4200"0"0,1 0-1 0 0,-1 0 1 0 0,0 0-1 0 0,1 0 1 0 0,-1-1 0 0 0,1 1-1 0 0,0-1 1 0 0,5 2-1 0 0,-3-1-237 0 0,1-1-1 0 0,0 1 0 0 0,0-2 0 0 0,0 1 0 0 0,0-1 0 0 0,0 0 0 0 0,1 0 0 0 0,-1 0 0 0 0,0-1 0 0 0,0 0 0 0 0,0 0 0 0 0,9-4 0 0 0,-9 2-2 0 0,1 0-1 0 0,-1-1 1 0 0,0 0 0 0 0,0 0 0 0 0,9-9-1 0 0,-14 12-17 0 0,0-1 0 0 0,1 1-1 0 0,-1 0 1 0 0,0-1-1 0 0,0 1 1 0 0,0 0-1 0 0,-1-1 1 0 0,1 0-1 0 0,0 1 1 0 0,0-1 0 0 0,-1 1-1 0 0,1-1 1 0 0,-1 0-1 0 0,1 1 1 0 0,-1-1-1 0 0,0 0 1 0 0,0 1 0 0 0,0-1-1 0 0,0 0 1 0 0,0 0-1 0 0,0 1 1 0 0,0-1-1 0 0,-1 0 1 0 0,1 1-1 0 0,0-1 1 0 0,-1 0 0 0 0,1 1-1 0 0,-1-1 1 0 0,-1-2-1 0 0,1 2-3 0 0,-1 1 0 0 0,1-1 0 0 0,0 1 0 0 0,0 0 0 0 0,-1 0 0 0 0,1-1 0 0 0,-1 1 0 0 0,1 0 0 0 0,-1 0 0 0 0,0 0 0 0 0,1 1 0 0 0,-1-1 0 0 0,0 0 0 0 0,1 1-1 0 0,-1-1 1 0 0,0 1 0 0 0,0-1 0 0 0,0 1 0 0 0,1 0 0 0 0,-1 0 0 0 0,0 0 0 0 0,0 0 0 0 0,0 0 0 0 0,0 0 0 0 0,1 0 0 0 0,-1 1 0 0 0,0-1 0 0 0,0 1 0 0 0,0-1 0 0 0,1 1 0 0 0,-4 1 0 0 0,0 0 3 0 0,0 0 1 0 0,0 1 0 0 0,0 0-1 0 0,0-1 1 0 0,0 1 0 0 0,0 1-1 0 0,1-1 1 0 0,0 1 0 0 0,-5 5 0 0 0,-11 12 13 0 0,18-19 18 0 0,0 0-1 0 0,0 0 0 0 0,0-1 1 0 0,0 2-1 0 0,0-1 1 0 0,1 0-1 0 0,-1 0 1 0 0,1 1-1 0 0,-1-1 1 0 0,1 0-1 0 0,0 1 1 0 0,0-1-1 0 0,0 1 1 0 0,0 0-1 0 0,0-1 0 0 0,1 1 1 0 0,-1 0-1 0 0,1 0 1 0 0,0-1-1 0 0,0 1 1 0 0,0 0-1 0 0,0 0 1 0 0,1 4-1 0 0,-1-3-8 0 0,0 0-1 0 0,1 0 1 0 0,0 0 0 0 0,0 0-1 0 0,0 0 1 0 0,0 0-1 0 0,1 0 1 0 0,-1 0 0 0 0,1-1-1 0 0,0 1 1 0 0,0-1 0 0 0,1 1-1 0 0,-1-1 1 0 0,0 0-1 0 0,1 0 1 0 0,0 0 0 0 0,0 0-1 0 0,0 0 1 0 0,0-1 0 0 0,0 1-1 0 0,1-1 1 0 0,-1 0-1 0 0,1 0 1 0 0,0 0 0 0 0,4 1-1 0 0,1 2-24 0 0,0-1 1 0 0,0 0-1 0 0,1 0 0 0 0,-1-1 0 0 0,1 0 0 0 0,0-1 0 0 0,0 0 0 0 0,0-1 1 0 0,0 0-1 0 0,0 0 0 0 0,0-1 0 0 0,0-1 0 0 0,0 1 0 0 0,0-2 1 0 0,0 1-1 0 0,0-2 0 0 0,14-4 0 0 0,-22 7 6 0 0,-1-1 1 0 0,1 0-1 0 0,-1 1 1 0 0,1-1-1 0 0,-1 0 1 0 0,0 0-1 0 0,1 0 1 0 0,-1 0-1 0 0,0 0 0 0 0,1-1 1 0 0,-1 1-1 0 0,0 0 1 0 0,0-1-1 0 0,0 1 1 0 0,0 0-1 0 0,-1-1 1 0 0,1 1-1 0 0,0-1 0 0 0,0 0 1 0 0,-1 1-1 0 0,1-1 1 0 0,-1 1-1 0 0,0-1 1 0 0,1 0-1 0 0,-1 0 1 0 0,0 1-1 0 0,0-1 0 0 0,0 0 1 0 0,0 1-1 0 0,0-1 1 0 0,-1 0-1 0 0,1 1 1 0 0,0-1-1 0 0,-1 0 1 0 0,1 1-1 0 0,-1-1 0 0 0,0 1 1 0 0,1-1-1 0 0,-1 1 1 0 0,0-1-1 0 0,0 1 1 0 0,0-1-1 0 0,0 1 1 0 0,0 0-1 0 0,0-1 0 0 0,0 1 1 0 0,-1 0-1 0 0,1 0 1 0 0,0 0-1 0 0,-2-1 1 0 0,2 1 18 0 0,0 0 0 0 0,0 0 0 0 0,1 0 0 0 0,-1 0 0 0 0,0-1 0 0 0,1 1 0 0 0,-1 0-1 0 0,1 0 1 0 0,0 0 0 0 0,-1-1 0 0 0,1 1 0 0 0,0 0 0 0 0,0-1 0 0 0,0 1 0 0 0,0 0 0 0 0,0 0 0 0 0,0-1 0 0 0,0 1 0 0 0,0 0 0 0 0,1-1 0 0 0,-1 1 0 0 0,0 0 0 0 0,1 0 0 0 0,-1-1 0 0 0,1 1 0 0 0,-1 0 0 0 0,1 0 0 0 0,0 0 0 0 0,-1 0 0 0 0,1 0 0 0 0,0 0 0 0 0,0 0 0 0 0,0 0 0 0 0,0 0 0 0 0,2-1 0 0 0,-1 0-47 0 0,1 1 0 0 0,-1 1 0 0 0,1-1 1 0 0,-1 0-1 0 0,1 0 0 0 0,-1 1 1 0 0,1 0-1 0 0,0-1 0 0 0,-1 1 0 0 0,1 0 1 0 0,0 0-1 0 0,-1 1 0 0 0,1-1 1 0 0,-1 0-1 0 0,1 1 0 0 0,0-1 0 0 0,-1 1 1 0 0,1 0-1 0 0,-1 0 0 0 0,0 0 1 0 0,1 0-1 0 0,3 3 0 0 0,-2-2-109 0 0,1 0 0 0 0,0 0 0 0 0,-1-1 0 0 0,1 1 0 0 0,0-1-1 0 0,0 0 1 0 0,0-1 0 0 0,0 1 0 0 0,0-1 0 0 0,0 0 0 0 0,5-1 0 0 0,33-9-4310 0 0,-35 8 3159 0 0</inkml:trace>
+  <inkml:trace contextRef="#ctx0" brushRef="#br0" timeOffset="5981.97">3170 36 5377 0 0,'-8'-3'4857'0'0,"-2"11"-3287"0"0,1 14-1849 0 0,7 12 244 0 0,1 0 0 0 0,2-1 0 0 0,1 1 0 0 0,1 0 0 0 0,2-1 0 0 0,2 0 0 0 0,0 0 0 0 0,3 0-1 0 0,15 36 1 0 0,-23-57-192 0 0,-11-19-139 0 0,-8-7 219 0 0,-11-8 149 0 0,22 18 3 0 0,3 2-2 0 0,-4 2 7 0 0,-2-3 1 0 0,0 1 0 0 0,1 0 0 0 0,-1 1 0 0 0,0 0 0 0 0,0 0 0 0 0,0 1 0 0 0,0 0 0 0 0,0 1 0 0 0,-10 1 0 0 0,19-1 402 0 0,7-2 74 0 0,26 0-139 0 0,33-7 1 0 0,-56 6-838 0 0,-1 0 0 0 0,1 0 0 0 0,0-1 0 0 0,-1-1 0 0 0,1 0-1 0 0,-1 0 1 0 0,0 0 0 0 0,9-7 0 0 0,-11 6 249 0 0,0 0-326 0 0</inkml:trace>
+  <inkml:trace contextRef="#ctx0" brushRef="#br0" timeOffset="6556.61">3575 1 1816 0 0,'0'0'7770'0'0,"0"11"-6007"0"0,1 12-1488 0 0,0 0 0 0 0,-5 38 0 0 0,1-35-254 0 0,2 0-1 0 0,2 36 1 0 0,3 13-82 0 0,-5-56 3 0 0,2 0 0 0 0,0-1 1 0 0,1 1-1 0 0,1 0 0 0 0,1-1 1 0 0,0 1-1 0 0,9 19 0 0 0,-8-28-191 0 0,3 5-356 0 0,-6-8-3797 0 0</inkml:trace>
+  <inkml:trace contextRef="#ctx0" brushRef="#br0" timeOffset="7116.94">3726 736 1048 0 0,'0'0'150'0'0,"-18"-13"6504"0"0,-10 9-6188 0 0,21 2-374 0 0,0 0 173 0 0,-6 8 1065 0 0,3-1-1239 0 0,0 1 0 0 0,1 0 0 0 0,0 1 0 0 0,0 0 0 0 0,0 0 0 0 0,1 1-1 0 0,0 0 1 0 0,0 0 0 0 0,-10 16 0 0 0,18-23-89 0 0,-1-1 0 0 0,1 1 0 0 0,0-1 0 0 0,0 0 0 0 0,-1 1 0 0 0,1-1-1 0 0,0 1 1 0 0,0 0 0 0 0,0-1 0 0 0,-1 1 0 0 0,1-1 0 0 0,0 1 0 0 0,0-1 0 0 0,0 1 0 0 0,0-1-1 0 0,0 1 1 0 0,0-1 0 0 0,0 1 0 0 0,0 0 0 0 0,0-1 0 0 0,0 1 0 0 0,1-1 0 0 0,-1 1-1 0 0,0-1 1 0 0,0 1 0 0 0,0-1 0 0 0,1 1 0 0 0,-1-1 0 0 0,0 1 0 0 0,1 0 0 0 0,16 2 129 0 0,20-11 87 0 0,-36 8-216 0 0,5-3 27 0 0,0 1 1 0 0,0-1-1 0 0,0 0 1 0 0,-1-1-1 0 0,1 1 0 0 0,8-8 1 0 0,-12 9-11 0 0,0 1 1 0 0,0-1-1 0 0,0 0 1 0 0,-1 1-1 0 0,1-1 1 0 0,0 0 0 0 0,-1 0-1 0 0,0 0 1 0 0,1 0-1 0 0,-1 0 1 0 0,0-1-1 0 0,0 1 1 0 0,0 0-1 0 0,0-1 1 0 0,0 1-1 0 0,-1 0 1 0 0,1-1-1 0 0,-1 1 1 0 0,1-1-1 0 0,-1-3 1 0 0,0 6-11 0 0,0 0 0 0 0,0-1 0 0 0,-1 1 1 0 0,1 0-1 0 0,0-1 0 0 0,0 1 0 0 0,0 0 0 0 0,0-1 0 0 0,0 1 1 0 0,-1 0-1 0 0,1-1 0 0 0,0 1 0 0 0,0 0 0 0 0,-1 0 1 0 0,1-1-1 0 0,0 1 0 0 0,0 0 0 0 0,-1 0 0 0 0,1 0 0 0 0,0-1 1 0 0,-1 1-1 0 0,1 0 0 0 0,0 0 0 0 0,-1 0 0 0 0,1 0 0 0 0,0 0 1 0 0,-1 0-1 0 0,1 0 0 0 0,0 0 0 0 0,-1-1 0 0 0,1 1 1 0 0,0 0-1 0 0,-1 0 0 0 0,1 1 0 0 0,0-1 0 0 0,-1 0 0 0 0,1 0 1 0 0,0 0-1 0 0,-1 0 0 0 0,1 0 0 0 0,-23 9 22 0 0,-11 6-42 0 0,33-14 7 0 0,3-1-1 0 0,-4 4-43 0 0,1-4 48 0 0,1 1 0 0 0,0-1 1 0 0,-1 0-1 0 0,1 0 0 0 0,0 1 0 0 0,0-1 0 0 0,-1 0 1 0 0,1 1-1 0 0,0-1 0 0 0,0 0 0 0 0,-1 1 0 0 0,1-1 1 0 0,0 0-1 0 0,0 1 0 0 0,0-1 0 0 0,0 0 0 0 0,-1 1 0 0 0,1-1 1 0 0,0 1-1 0 0,0-1 0 0 0,0 0 0 0 0,0 1 0 0 0,0-1 1 0 0,0 1-1 0 0,0-1 0 0 0,0 1 0 0 0,0-1 0 0 0,0 0 0 0 0,0 1 1 0 0,0-1-1 0 0,1 1 0 0 0,-1-1 0 0 0,0 0 0 0 0,0 1 1 0 0,0-1-1 0 0,1 0 0 0 0,-1 1 0 0 0,0-1 0 0 0,0 0 1 0 0,1 1-1 0 0,-1-1 0 0 0,0 0 0 0 0,0 1 0 0 0,1-1 0 0 0,-1 0 1 0 0,0 0-1 0 0,1 1 0 0 0,-1-1 0 0 0,0 0 0 0 0,1 0 1 0 0,-1 0-1 0 0,1 0 0 0 0,-1 0 0 0 0,0 1 0 0 0,1-1 1 0 0,-1 0-1 0 0,1 0 0 0 0,-1 0 0 0 0,0 0 0 0 0,1 0 0 0 0,0 0 1 0 0,2 0 3 0 0,0 0 1 0 0,-1 0-1 0 0,1 0 1 0 0,0 0-1 0 0,0-1 1 0 0,-1 1-1 0 0,1-1 1 0 0,0 0-1 0 0,-1 1 1 0 0,1-1-1 0 0,-1-1 1 0 0,1 1-1 0 0,-1 0 1 0 0,1 0-1 0 0,-1-1 1 0 0,0 1-1 0 0,0-1 1 0 0,1 0-1 0 0,-1 0 1 0 0,0 0-1 0 0,-1 0 1 0 0,1 0-1 0 0,0 0 1 0 0,-1 0-1 0 0,1-1 1 0 0,-1 1-1 0 0,0-1 1 0 0,1 1-1 0 0,-1-1 1 0 0,0 1-1 0 0,-1-1 1 0 0,1 0-1 0 0,0-4 1 0 0,-1 7-16 0 0,0-1 0 0 0,0 1 1 0 0,0-1-1 0 0,0 1 0 0 0,0-1 0 0 0,0 1 0 0 0,0-1 1 0 0,0 1-1 0 0,0-1 0 0 0,0 1 0 0 0,0-1 0 0 0,0 1 1 0 0,-1-1-1 0 0,1 1 0 0 0,0-1 0 0 0,0 1 0 0 0,-1 0 1 0 0,1-1-1 0 0,0 1 0 0 0,-1-1 0 0 0,1 1 1 0 0,0 0-1 0 0,-1-1 0 0 0,1 1 0 0 0,-1 0 0 0 0,1-1 1 0 0,0 1-1 0 0,-1 0 0 0 0,1 0 0 0 0,-1-1 0 0 0,-17 3-1171 0 0,-17 17-3193 0 0,27-12 2680 0 0</inkml:trace>
+  <inkml:trace contextRef="#ctx0" brushRef="#br0" timeOffset="8040.3">3146 323 288 0 0,'0'0'1288'0'0,"-9"-7"3628"0"0,8 14-4679 0 0,-1-1 0 0 0,1 0 0 0 0,0 0 0 0 0,1 0 0 0 0,0 10 0 0 0,0-9-159 0 0,-2 3 18 0 0,0 5 19 0 0,0-1-1 0 0,1 0 0 0 0,1 20 0 0 0,1-29-91 0 0,-1 0 0 0 0,2 0 1 0 0,-1 0-1 0 0,0 0 0 0 0,1 0 0 0 0,0 0 0 0 0,0 0 1 0 0,1 0-1 0 0,-1-1 0 0 0,1 1 0 0 0,6 7 0 0 0,-4-6 0 0 0,-1 0 0 0 0,0 1 0 0 0,-1-1 0 0 0,0 1 0 0 0,0 0 0 0 0,0 0 0 0 0,2 10 0 0 0,-4-13-14 0 0,0 0 0 0 0,0 0 1 0 0,-1 0-1 0 0,1 0 0 0 0,-1 0 0 0 0,0 0 0 0 0,0 0 0 0 0,0 0 1 0 0,0 0-1 0 0,-1 0 0 0 0,0 0 0 0 0,0 0 0 0 0,0 0 1 0 0,0 0-1 0 0,-3 5 0 0 0,-9-6 270 0 0</inkml:trace>
+</inkml:ink>
+</file>
+
 <file path=customXml/itemProps1.xml><?xml version="1.0" encoding="utf-8"?>
 <ds:datastoreItem xmlns:ds="http://schemas.openxmlformats.org/officeDocument/2006/customXml" ds:itemID="{01D51A4F-7BE7-46DF-A7D0-BDB91C1C49A3}">
   <ds:schemaRefs>
-    <ds:schemaRef ds:uri="http://www.w3.org/2003/InkML"/>
+    <ds:schemaRef ds:uri="http://schemas.openxmlformats.org/officeDocument/2006/bibliography"/>
   </ds:schemaRefs>
 </ds:datastoreItem>
 </file>
 
 <file path=customXml/itemProps2.xml><?xml version="1.0" encoding="utf-8"?>
-<ds:datastoreItem xmlns:ds="http://schemas.openxmlformats.org/officeDocument/2006/customXml" ds:itemID="{4B023D59-82BC-4D0F-A651-C98E01C1F15C}">
-  <ds:schemaRefs>
-    <ds:schemaRef ds:uri="http://www.w3.org/2003/InkML"/>
-  </ds:schemaRefs>
-</ds:datastoreItem>
-</file>
-
-<file path=customXml/itemProps3.xml><?xml version="1.0" encoding="utf-8"?>
 <ds:datastoreItem xmlns:ds="http://schemas.openxmlformats.org/officeDocument/2006/customXml" ds:itemID="{CE199482-6225-420D-8982-84EA3B0C446C}">
   <ds:schemaRefs>
     <ds:schemaRef ds:uri="http://schemas.microsoft.com/office/2006/metadata/properties"/>
@@ -25683,23 +26479,15 @@
 </ds:datastoreItem>
 </file>
 
-<file path=customXml/itemProps4.xml><?xml version="1.0" encoding="utf-8"?>
-<ds:datastoreItem xmlns:ds="http://schemas.openxmlformats.org/officeDocument/2006/customXml" ds:itemID="{4B023D59-82BC-4D0F-A651-C98E01C1F15C}">
+<file path=customXml/itemProps3.xml><?xml version="1.0" encoding="utf-8"?>
+<ds:datastoreItem xmlns:ds="http://schemas.openxmlformats.org/officeDocument/2006/customXml" ds:itemID="{01D51A4F-7BE7-46DF-A7D0-BDB91C1C49A3}">
   <ds:schemaRefs>
     <ds:schemaRef ds:uri="http://www.w3.org/2003/InkML"/>
   </ds:schemaRefs>
 </ds:datastoreItem>
 </file>
 
-<file path=customXml/itemProps5.xml><?xml version="1.0" encoding="utf-8"?>
-<ds:datastoreItem xmlns:ds="http://schemas.openxmlformats.org/officeDocument/2006/customXml" ds:itemID="{01D51A4F-7BE7-46DF-A7D0-BDB91C1C49A3}">
-  <ds:schemaRefs>
-    <ds:schemaRef ds:uri="http://schemas.openxmlformats.org/officeDocument/2006/bibliography"/>
-  </ds:schemaRefs>
-</ds:datastoreItem>
-</file>
-
-<file path=customXml/itemProps6.xml><?xml version="1.0" encoding="utf-8"?>
+<file path=customXml/itemProps4.xml><?xml version="1.0" encoding="utf-8"?>
 <ds:datastoreItem xmlns:ds="http://schemas.openxmlformats.org/officeDocument/2006/customXml" ds:itemID="{4B023D59-82BC-4D0F-A651-C98E01C1F15C}">
   <ds:schemaRefs>
     <ds:schemaRef ds:uri="http://schemas.microsoft.com/office/2006/metadata/contentType"/>
@@ -25717,10 +26505,26 @@
 </ds:datastoreItem>
 </file>
 
-<file path=customXml/itemProps7.xml><?xml version="1.0" encoding="utf-8"?>
+<file path=customXml/itemProps5.xml><?xml version="1.0" encoding="utf-8"?>
+<ds:datastoreItem xmlns:ds="http://schemas.openxmlformats.org/officeDocument/2006/customXml" ds:itemID="{4B023D59-82BC-4D0F-A651-C98E01C1F15C}">
+  <ds:schemaRefs>
+    <ds:schemaRef ds:uri="http://www.w3.org/2003/InkML"/>
+  </ds:schemaRefs>
+</ds:datastoreItem>
+</file>
+
+<file path=customXml/itemProps6.xml><?xml version="1.0" encoding="utf-8"?>
 <ds:datastoreItem xmlns:ds="http://schemas.openxmlformats.org/officeDocument/2006/customXml" ds:itemID="{6A655C0C-F4A3-4931-9F7F-84CBD61DCE8F}">
   <ds:schemaRefs>
     <ds:schemaRef ds:uri="http://schemas.microsoft.com/sharepoint/v3/contenttype/forms"/>
   </ds:schemaRefs>
 </ds:datastoreItem>
+</file>
+
+<file path=customXml/itemProps7.xml><?xml version="1.0" encoding="utf-8"?>
+<ds:datastoreItem xmlns:ds="http://schemas.openxmlformats.org/officeDocument/2006/customXml" ds:itemID="{4B023D59-82BC-4D0F-A651-C98E01C1F15C}">
+  <ds:schemaRefs>
+    <ds:schemaRef ds:uri="http://www.w3.org/2003/InkML"/>
+  </ds:schemaRefs>
+</ds:datastoreItem>
 </file>
--- a/D_Documentation/Doku-Felix.docx
+++ b/D_Documentation/Doku-Felix.docx
@@ -8258,15 +8258,7 @@
         <w:jc w:val="left"/>
       </w:pPr>
       <w:r>
-        <w:t xml:space="preserve">Hier zwei </w:t>
-      </w:r>
-      <w:proofErr w:type="spellStart"/>
-      <w:r>
-        <w:t>varianten</w:t>
-      </w:r>
-      <w:proofErr w:type="spellEnd"/>
-      <w:r>
-        <w:t xml:space="preserve"> um die Messung zu ermöglich die geeignet sind für den 3D-Scanner.</w:t>
+        <w:t>Hier zwei varianten um die Messung zu ermöglich die geeignet sind für den 3D-Scanner.</w:t>
       </w:r>
     </w:p>
     <w:p>
@@ -8526,65 +8518,7 @@
         <w:pStyle w:val="Text"/>
       </w:pPr>
       <w:r>
-        <w:t>Neben den Maßen wollen wir auch den </w:t>
-      </w:r>
-      <w:r>
-        <w:rPr>
-          <w:bCs/>
-        </w:rPr>
-        <w:t>QR</w:t>
-      </w:r>
-      <w:r>
-        <w:rPr>
-          <w:bCs/>
-        </w:rPr>
-        <w:noBreakHyphen/>
-        <w:t xml:space="preserve">Code </w:t>
-      </w:r>
-      <w:r>
-        <w:rPr>
-          <w:bCs/>
-        </w:rPr>
-        <w:t>und</w:t>
-      </w:r>
-      <w:r>
-        <w:rPr>
-          <w:bCs/>
-        </w:rPr>
-        <w:t xml:space="preserve"> Barcode</w:t>
-      </w:r>
-      <w:r>
-        <w:t xml:space="preserve"> auf dem Artikel lesen. Dazu muss die Software </w:t>
-      </w:r>
-      <w:r>
-        <w:t>drei</w:t>
-      </w:r>
-      <w:r>
-        <w:t xml:space="preserve"> Dinge tun: </w:t>
-      </w:r>
-      <w:r>
-        <w:t xml:space="preserve">das Bild aufarbeiten, dann </w:t>
-      </w:r>
-      <w:r>
-        <w:t>den Code im Bild </w:t>
-      </w:r>
-      <w:r>
-        <w:rPr>
-          <w:bCs/>
-        </w:rPr>
-        <w:t>finden</w:t>
-      </w:r>
-      <w:r>
-        <w:t> und seinen </w:t>
-      </w:r>
-      <w:r>
-        <w:rPr>
-          <w:bCs/>
-        </w:rPr>
-        <w:t>Inhalt entschlüsseln</w:t>
-      </w:r>
-      <w:r>
-        <w:t>.</w:t>
+        <w:t>Um auf einem Artikel neben den Maßen auch einen QR-Code oder Barcode zu lesen, muss die Software drei aufeinander aufbauende Aufgaben erfüllen: das Bild vorverarbeiten, den Code im Bild lokalisieren und seinen Inhalt entschlüsseln. Dieses Kapitel beschreibt die grundlegenden Konzepte und Werkzeuge, die dafür eingesetzt werden.</w:t>
       </w:r>
     </w:p>
     <w:p>
@@ -8603,35 +8537,43 @@
         <w:rPr>
           <w:b/>
         </w:rPr>
-        <w:t>Bildverarbeitung</w:t>
-      </w:r>
-    </w:p>
-    <w:p>
-      <w:pPr>
-        <w:pStyle w:val="Text"/>
-      </w:pPr>
-      <w:r>
-        <w:t xml:space="preserve">Bildverarbeitungsbibliotheken wie </w:t>
+        <w:t xml:space="preserve">Bildvorverarbeitung mit </w:t>
       </w:r>
       <w:proofErr w:type="spellStart"/>
       <w:r>
+        <w:rPr>
+          <w:b/>
+        </w:rPr>
         <w:t>OpenCV</w:t>
       </w:r>
       <w:proofErr w:type="spellEnd"/>
-      <w:r>
-        <w:t xml:space="preserve"> </w:t>
-      </w:r>
-      <w:r>
-        <w:t xml:space="preserve">bringen </w:t>
-      </w:r>
-      <w:r>
-        <w:t xml:space="preserve">grundlegende Funktionen </w:t>
-      </w:r>
-      <w:r>
-        <w:t>wie</w:t>
-      </w:r>
-      <w:r>
-        <w:t>:</w:t>
+    </w:p>
+    <w:p>
+      <w:pPr>
+        <w:pStyle w:val="Text"/>
+      </w:pPr>
+      <w:r>
+        <w:t xml:space="preserve">Die Grundlage </w:t>
+      </w:r>
+      <w:r>
+        <w:t>der</w:t>
+      </w:r>
+      <w:r>
+        <w:t xml:space="preserve"> Bildanalyse ist </w:t>
+      </w:r>
+      <w:r>
+        <w:t>die</w:t>
+      </w:r>
+      <w:r>
+        <w:t xml:space="preserve"> Bibliothek </w:t>
+      </w:r>
+      <w:proofErr w:type="spellStart"/>
+      <w:r>
+        <w:t>OpenCV</w:t>
+      </w:r>
+      <w:proofErr w:type="spellEnd"/>
+      <w:r>
+        <w:t>. Sie stellt vielfältige Funktionen bereit, um Bilder für die weitere Verarbeitung vorzubereiten:</w:t>
       </w:r>
     </w:p>
     <w:p>
@@ -8639,11 +8581,25 @@
         <w:pStyle w:val="Text"/>
         <w:numPr>
           <w:ilvl w:val="0"/>
-          <w:numId w:val="22"/>
+          <w:numId w:val="56"/>
         </w:numPr>
-      </w:pPr>
-      <w:r>
-        <w:t>Vorverarbeitung von Bildern (Graustufenbildung, Filterung, Schwellwertverfahren)</w:t>
+        <w:rPr>
+          <w:lang w:val="de-AT"/>
+        </w:rPr>
+      </w:pPr>
+      <w:r>
+        <w:rPr>
+          <w:b/>
+          <w:bCs/>
+          <w:lang w:val="de-AT"/>
+        </w:rPr>
+        <w:t>Umwandlung in Graustufen</w:t>
+      </w:r>
+      <w:r>
+        <w:rPr>
+          <w:lang w:val="de-AT"/>
+        </w:rPr>
+        <w:t>, um die Helligkeitsinformation zu extrahieren.</w:t>
       </w:r>
     </w:p>
     <w:p>
@@ -8651,11 +8607,25 @@
         <w:pStyle w:val="Text"/>
         <w:numPr>
           <w:ilvl w:val="0"/>
-          <w:numId w:val="22"/>
+          <w:numId w:val="56"/>
         </w:numPr>
-      </w:pPr>
-      <w:r>
-        <w:t>Kantenerkennung und Konturanalyse</w:t>
+        <w:rPr>
+          <w:lang w:val="de-AT"/>
+        </w:rPr>
+      </w:pPr>
+      <w:r>
+        <w:rPr>
+          <w:b/>
+          <w:bCs/>
+          <w:lang w:val="de-AT"/>
+        </w:rPr>
+        <w:t>Filterung</w:t>
+      </w:r>
+      <w:r>
+        <w:rPr>
+          <w:lang w:val="de-AT"/>
+        </w:rPr>
+        <w:t> (z. B. Gaußscher Weichzeichner) zur Rauschunterdrückung.</w:t>
       </w:r>
     </w:p>
     <w:p>
@@ -8663,357 +8633,159 @@
         <w:pStyle w:val="Text"/>
         <w:numPr>
           <w:ilvl w:val="0"/>
-          <w:numId w:val="22"/>
+          <w:numId w:val="56"/>
         </w:numPr>
-      </w:pPr>
-      <w:r>
-        <w:t>Unterstützung bei der Lokalisierung optischer Codes</w:t>
-      </w:r>
-    </w:p>
-    <w:p>
-      <w:pPr>
-        <w:pStyle w:val="Text"/>
-      </w:pPr>
-      <w:r>
-        <w:t xml:space="preserve">Eine wesentliche Voraussetzung für präzise Bildverarbeitung ist die Kamera Auflösung. </w:t>
-      </w:r>
-      <w:r>
-        <w:t>Bei der Kalibrierung</w:t>
-      </w:r>
-      <w:r>
-        <w:t xml:space="preserve"> werden intrinsische Parameter wie Brennweite, Hauptpunkt und Verzerrungskoeffizienten bestimmt, um geometrische Bildverzerrungen rechnerisch zu korrigieren und eine möglichst genaue Auswertung zu ermöglichen.</w:t>
-      </w:r>
-    </w:p>
-    <w:p>
-      <w:pPr>
-        <w:pStyle w:val="Text"/>
-      </w:pPr>
-    </w:p>
-    <w:p>
-      <w:pPr>
-        <w:pStyle w:val="Text"/>
+        <w:rPr>
+          <w:lang w:val="de-AT"/>
+        </w:rPr>
+      </w:pPr>
+      <w:r>
         <w:rPr>
           <w:b/>
           <w:bCs/>
-        </w:rPr>
-      </w:pPr>
+          <w:lang w:val="de-AT"/>
+        </w:rPr>
+        <w:t>Kantenerkennung</w:t>
+      </w:r>
+      <w:r>
+        <w:rPr>
+          <w:lang w:val="de-AT"/>
+        </w:rPr>
+        <w:t> und </w:t>
+      </w:r>
       <w:r>
         <w:rPr>
           <w:b/>
           <w:bCs/>
-        </w:rPr>
-        <w:t>Code finden</w:t>
-      </w:r>
-    </w:p>
-    <w:p>
-      <w:pPr>
-        <w:pStyle w:val="Text"/>
-      </w:pPr>
-      <w:r>
-        <w:t xml:space="preserve">Mit </w:t>
-      </w:r>
-      <w:r>
-        <w:t xml:space="preserve"> klassische Bildverarbeitung </w:t>
-      </w:r>
-      <w:r>
-        <w:t>könnte m</w:t>
-      </w:r>
-      <w:r>
-        <w:t>an nach kontrastreichen Stellen, rechteckigen Formen oder bestimmten Mustern</w:t>
-      </w:r>
-      <w:r>
-        <w:t xml:space="preserve"> suchen</w:t>
-      </w:r>
-      <w:r>
-        <w:t>. Das funktioniert oft gut, ist aber anfällig, wenn der Code schräg, teilweise verdeckt oder schlecht beleuchtet ist.</w:t>
-      </w:r>
-    </w:p>
-    <w:p>
-      <w:pPr>
-        <w:pStyle w:val="Text"/>
-      </w:pPr>
-      <w:r>
-        <w:t>Ein besseres moderneres</w:t>
-      </w:r>
-      <w:r>
-        <w:t xml:space="preserve"> Verfahren setzen auf </w:t>
-      </w:r>
-      <w:r>
-        <w:rPr>
-          <w:bCs/>
-        </w:rPr>
-        <w:t>künstliche Intelligenz</w:t>
-      </w:r>
-      <w:r>
-        <w:t>, genauer gesagt auf ein neuronales Netz namens </w:t>
-      </w:r>
-      <w:r>
-        <w:rPr>
-          <w:bCs/>
-        </w:rPr>
-        <w:t>YOLO (</w:t>
-      </w:r>
-      <w:proofErr w:type="spellStart"/>
-      <w:r>
-        <w:rPr>
-          <w:bCs/>
-        </w:rPr>
-        <w:t>You</w:t>
-      </w:r>
-      <w:proofErr w:type="spellEnd"/>
-      <w:r>
-        <w:rPr>
-          <w:bCs/>
-        </w:rPr>
-        <w:t xml:space="preserve"> Only Look Once)</w:t>
-      </w:r>
-      <w:r>
-        <w:t> [Redmon et al., 2016]. YOLO wurde mit tausenden Bildern trainiert, in denen Barcodes und QR</w:t>
-      </w:r>
-      <w:r>
-        <w:noBreakHyphen/>
-        <w:t xml:space="preserve">Codes markiert waren. Es kann in einem einzigen Durchlauf alle Codes </w:t>
-      </w:r>
-      <w:r>
-        <w:t>im</w:t>
-      </w:r>
-      <w:r>
-        <w:t xml:space="preserve"> Bild </w:t>
-      </w:r>
-      <w:r>
-        <w:lastRenderedPageBreak/>
-        <w:t>lokalisieren</w:t>
-      </w:r>
-      <w:r>
-        <w:t xml:space="preserve"> </w:t>
-      </w:r>
-      <w:r>
-        <w:t>und das sehr robust gegen Drehung, Größenänderung und schlechte Lichtverhältnisse.</w:t>
-      </w:r>
-    </w:p>
-    <w:p>
-      <w:pPr>
-        <w:pStyle w:val="Text"/>
-      </w:pPr>
-      <w:r>
-        <w:t xml:space="preserve">In unserem Projekt werden wir </w:t>
-      </w:r>
-      <w:r>
-        <w:t>YOLO-Version</w:t>
-      </w:r>
-      <w:r>
-        <w:t xml:space="preserve"> 8 verwenden, um </w:t>
-      </w:r>
-      <w:proofErr w:type="gramStart"/>
-      <w:r>
-        <w:t>die Barcode</w:t>
-      </w:r>
-      <w:proofErr w:type="gramEnd"/>
-      <w:r>
-        <w:noBreakHyphen/>
-        <w:t>Positionen zu finden.</w:t>
-      </w:r>
-    </w:p>
-    <w:p>
-      <w:pPr>
-        <w:pStyle w:val="Text"/>
-      </w:pPr>
-      <w:r>
-        <w:t>YOLO</w:t>
-      </w:r>
-      <w:r>
-        <w:noBreakHyphen/>
-      </w:r>
-      <w:commentRangeStart w:id="54"/>
-      <w:r>
-        <w:t>Objekterkennungsmodells</w:t>
-      </w:r>
-      <w:commentRangeEnd w:id="54"/>
-      <w:r>
-        <w:rPr>
-          <w:rStyle w:val="Kommentarzeichen"/>
-        </w:rPr>
-        <w:commentReference w:id="54"/>
-      </w:r>
-      <w:r>
-        <w:t xml:space="preserve"> </w:t>
-      </w:r>
-    </w:p>
-    <w:p>
-      <w:pPr>
-        <w:pStyle w:val="Text"/>
-      </w:pPr>
-    </w:p>
-    <w:p>
-      <w:pPr>
-        <w:pStyle w:val="Text"/>
+          <w:lang w:val="de-AT"/>
+        </w:rPr>
+        <w:t>Konturanalyse</w:t>
+      </w:r>
+      <w:r>
+        <w:rPr>
+          <w:lang w:val="de-AT"/>
+        </w:rPr>
+        <w:t> zur Strukturanalyse.</w:t>
+      </w:r>
+    </w:p>
+    <w:p>
+      <w:pPr>
+        <w:pStyle w:val="Text"/>
+      </w:pPr>
+    </w:p>
+    <w:p>
+      <w:pPr>
+        <w:pStyle w:val="Text"/>
+      </w:pPr>
+      <w:r>
+        <w:t>Eine wesentliche Voraussetzung für präzise Ergebnisse ist eine gute Bildqualität. Die Kameraauflösung spielt dabei eine entscheidende Rolle. Zudem können durch eine Kalibrierung intrinsische Parameter wie Brennweite, Hauptpunkt und Verzerrungskoeffizienten bestimmt werden, um geometrische Verzerrungen rechnerisch zu korrigieren.</w:t>
+      </w:r>
+    </w:p>
+    <w:p>
+      <w:pPr>
+        <w:pStyle w:val="Text"/>
+      </w:pPr>
+      <w:r>
+        <w:t>Damit die späteren Schritte zuverlässig funktionieren, müssen die Vorverarbeitungsparameter an die konkreten Gegebenheiten angepasst werden. Dazu gehören:</w:t>
+      </w:r>
+    </w:p>
+    <w:p>
+      <w:pPr>
+        <w:pStyle w:val="Text"/>
+        <w:numPr>
+          <w:ilvl w:val="0"/>
+          <w:numId w:val="57"/>
+        </w:numPr>
+        <w:rPr>
+          <w:lang w:val="de-AT"/>
+        </w:rPr>
+      </w:pPr>
+      <w:r>
         <w:rPr>
           <w:b/>
           <w:bCs/>
+          <w:lang w:val="de-AT"/>
+        </w:rPr>
+        <w:t>Padding</w:t>
+      </w:r>
+      <w:r>
+        <w:rPr>
+          <w:lang w:val="de-AT"/>
+        </w:rPr>
+        <w:t xml:space="preserve"> um die von YOLO gelieferte </w:t>
+      </w:r>
+      <w:proofErr w:type="spellStart"/>
+      <w:r>
+        <w:rPr>
+          <w:lang w:val="de-AT"/>
+        </w:rPr>
+        <w:t>Bounding</w:t>
+      </w:r>
+      <w:proofErr w:type="spellEnd"/>
+      <w:r>
+        <w:rPr>
+          <w:lang w:val="de-AT"/>
+        </w:rPr>
+        <w:t xml:space="preserve"> Box: Ein zusätzlicher Rand schafft Toleranz, falls der Code nicht exakt mittig erkannt wurde oder die Box zu knapp bemessen ist.</w:t>
+      </w:r>
+    </w:p>
+    <w:p>
+      <w:pPr>
+        <w:pStyle w:val="Text"/>
+        <w:numPr>
+          <w:ilvl w:val="0"/>
+          <w:numId w:val="57"/>
+        </w:numPr>
+        <w:rPr>
+          <w:lang w:val="de-AT"/>
         </w:rPr>
       </w:pPr>
       <w:r>
         <w:rPr>
           <w:b/>
           <w:bCs/>
-        </w:rPr>
-        <w:t>Code lesen</w:t>
-      </w:r>
-    </w:p>
-    <w:p>
-      <w:pPr>
-        <w:pStyle w:val="Text"/>
-      </w:pPr>
-      <w:r>
-        <w:t>Sobald wir wissen, wo der Code ist, schneiden wir diesen Bereich aus dem Bild aus. Dann kommt die Bibliothek </w:t>
-      </w:r>
-      <w:proofErr w:type="spellStart"/>
-      <w:r>
-        <w:rPr>
-          <w:bCs/>
-        </w:rPr>
-        <w:t>pyzbar</w:t>
-      </w:r>
-      <w:proofErr w:type="spellEnd"/>
-      <w:r>
-        <w:t xml:space="preserve"> zum Einsatz. </w:t>
-      </w:r>
-      <w:proofErr w:type="spellStart"/>
-      <w:r>
-        <w:t>P</w:t>
-      </w:r>
-      <w:r>
-        <w:t>yzbar</w:t>
-      </w:r>
-      <w:proofErr w:type="spellEnd"/>
-      <w:r>
-        <w:t xml:space="preserve"> ist ein Python</w:t>
-      </w:r>
-      <w:r>
-        <w:noBreakHyphen/>
-        <w:t>Modul, das die bekannte C</w:t>
-      </w:r>
-      <w:r>
-        <w:noBreakHyphen/>
-        <w:t xml:space="preserve">Bibliothek </w:t>
-      </w:r>
-      <w:proofErr w:type="spellStart"/>
-      <w:r>
-        <w:t>ZBar</w:t>
-      </w:r>
-      <w:proofErr w:type="spellEnd"/>
-      <w:r>
-        <w:t xml:space="preserve"> anspricht. Es analysiert die Hell</w:t>
-      </w:r>
-      <w:r>
-        <w:noBreakHyphen/>
-        <w:t>Dunkel</w:t>
-      </w:r>
-      <w:r>
-        <w:noBreakHyphen/>
-        <w:t>Muster und wandelt sie in Text oder Zahlen um</w:t>
-      </w:r>
-      <w:r>
-        <w:t xml:space="preserve">, </w:t>
-      </w:r>
-      <w:r>
-        <w:t>egal ob es sich um einen einfachen Strichcode (EAN, UPC) oder einen QR</w:t>
-      </w:r>
-      <w:r>
-        <w:noBreakHyphen/>
-        <w:t>Code handelt.</w:t>
-      </w:r>
-    </w:p>
-    <w:p>
-      <w:pPr>
-        <w:pStyle w:val="Text"/>
-      </w:pPr>
-      <w:r>
-        <w:t>Damit das Lesen zuverlässig</w:t>
-      </w:r>
-      <w:r>
-        <w:t xml:space="preserve"> und konstant</w:t>
-      </w:r>
-      <w:r>
-        <w:t xml:space="preserve"> </w:t>
-      </w:r>
-      <w:r>
-        <w:t>funktioniert</w:t>
-      </w:r>
-      <w:r>
-        <w:t>, ist </w:t>
-      </w:r>
-      <w:r>
-        <w:t xml:space="preserve">ein </w:t>
-      </w:r>
-      <w:r>
-        <w:rPr>
-          <w:bCs/>
-        </w:rPr>
-        <w:t>gutes Licht</w:t>
-      </w:r>
-      <w:r>
-        <w:t> </w:t>
-      </w:r>
-      <w:r>
-        <w:t>nötig</w:t>
-      </w:r>
-      <w:r>
-        <w:t>. Im praktischen Aufbau werden wir daher eine LED</w:t>
-      </w:r>
-      <w:r>
-        <w:noBreakHyphen/>
-        <w:t>Beleuchtung um die Kamera anbringen, damit d</w:t>
-      </w:r>
-      <w:r>
-        <w:t>ie</w:t>
-      </w:r>
-      <w:r>
-        <w:t xml:space="preserve"> </w:t>
-      </w:r>
-      <w:r>
-        <w:t>Bild aufnahmen gut von der Qualität sind</w:t>
-      </w:r>
-      <w:r>
-        <w:t>.</w:t>
-      </w:r>
-    </w:p>
-    <w:p>
-      <w:pPr>
-        <w:pStyle w:val="Text"/>
-      </w:pPr>
-    </w:p>
-    <w:p>
-      <w:pPr>
-        <w:pStyle w:val="Text"/>
-      </w:pPr>
-    </w:p>
-    <w:p>
-      <w:pPr>
-        <w:pStyle w:val="Text"/>
-      </w:pPr>
-      <w:commentRangeStart w:id="55"/>
-      <w:commentRangeStart w:id="56"/>
+          <w:lang w:val="de-AT"/>
+        </w:rPr>
+        <w:lastRenderedPageBreak/>
+        <w:t>Skalierung</w:t>
+      </w:r>
+      <w:r>
+        <w:rPr>
+          <w:lang w:val="de-AT"/>
+        </w:rPr>
+        <w:t> des Bildausschnitts: Codes können in unterschiedlichen Größen vorliegen; eine Vergrößerung (z. B. auf das 1,5- oder 2-Fache) kann die Erkennung kleiner Codes verbessern.</w:t>
+      </w:r>
+    </w:p>
+    <w:p>
+      <w:pPr>
+        <w:pStyle w:val="Text"/>
+        <w:numPr>
+          <w:ilvl w:val="0"/>
+          <w:numId w:val="57"/>
+        </w:numPr>
+        <w:rPr>
+          <w:lang w:val="de-AT"/>
+        </w:rPr>
+      </w:pPr>
       <w:r>
         <w:rPr>
           <w:b/>
           <w:bCs/>
-        </w:rPr>
-        <w:t>Ablauf in der Software:</w:t>
-      </w:r>
-      <w:commentRangeEnd w:id="55"/>
-      <w:r>
-        <w:rPr>
-          <w:rStyle w:val="Kommentarzeichen"/>
-        </w:rPr>
-        <w:commentReference w:id="55"/>
-      </w:r>
-      <w:commentRangeEnd w:id="56"/>
-      <w:r>
-        <w:rPr>
-          <w:rStyle w:val="Kommentarzeichen"/>
-        </w:rPr>
-        <w:commentReference w:id="56"/>
+          <w:lang w:val="de-AT"/>
+        </w:rPr>
+        <w:t>Rotation</w:t>
+      </w:r>
+      <w:r>
+        <w:rPr>
+          <w:lang w:val="de-AT"/>
+        </w:rPr>
+        <w:t> des Ausschnitts: Da Codes auf dem Artikel verdreht sein können, werden verschiedene Winkel getestet (für aufrechte und kopfstehende Lagen</w:t>
+      </w:r>
+      <w:r>
+        <w:rPr>
+          <w:lang w:val="de-AT"/>
+        </w:rPr>
+        <w:t>)</w:t>
       </w:r>
     </w:p>
     <w:p>
@@ -9021,11 +8793,316 @@
         <w:pStyle w:val="Text"/>
         <w:numPr>
           <w:ilvl w:val="0"/>
-          <w:numId w:val="32"/>
+          <w:numId w:val="57"/>
         </w:numPr>
-      </w:pPr>
-      <w:r>
-        <w:t>Kamerabild aufnehmen.</w:t>
+        <w:rPr>
+          <w:lang w:val="de-AT"/>
+        </w:rPr>
+      </w:pPr>
+      <w:r>
+        <w:rPr>
+          <w:b/>
+          <w:bCs/>
+          <w:lang w:val="de-AT"/>
+        </w:rPr>
+        <w:t>Vorverarbeitungsmethoden</w:t>
+      </w:r>
+      <w:r>
+        <w:rPr>
+          <w:lang w:val="de-AT"/>
+        </w:rPr>
+        <w:t> im engeren Sinne: Kontrastverstärkung (z. B. CLAHE), Schärfung (</w:t>
+      </w:r>
+      <w:proofErr w:type="spellStart"/>
+      <w:r>
+        <w:rPr>
+          <w:lang w:val="de-AT"/>
+        </w:rPr>
+        <w:t>Unsharp</w:t>
+      </w:r>
+      <w:proofErr w:type="spellEnd"/>
+      <w:r>
+        <w:rPr>
+          <w:lang w:val="de-AT"/>
+        </w:rPr>
+        <w:t xml:space="preserve"> </w:t>
+      </w:r>
+      <w:proofErr w:type="spellStart"/>
+      <w:r>
+        <w:rPr>
+          <w:lang w:val="de-AT"/>
+        </w:rPr>
+        <w:t>Masking</w:t>
+      </w:r>
+      <w:proofErr w:type="spellEnd"/>
+      <w:r>
+        <w:rPr>
+          <w:lang w:val="de-AT"/>
+        </w:rPr>
+        <w:t>), Invertierung können helfen, den Code besser vom Hintergrund zu trennen.</w:t>
+      </w:r>
+    </w:p>
+    <w:p>
+      <w:pPr>
+        <w:pStyle w:val="Text"/>
+        <w:rPr>
+          <w:lang w:val="de-AT"/>
+        </w:rPr>
+      </w:pPr>
+    </w:p>
+    <w:p>
+      <w:pPr>
+        <w:pStyle w:val="Text"/>
+        <w:rPr>
+          <w:lang w:val="de-AT"/>
+        </w:rPr>
+      </w:pPr>
+      <w:r>
+        <w:rPr>
+          <w:lang w:val="de-AT"/>
+        </w:rPr>
+        <w:t>Die Wahl geeigneter Werte für diese Parameter ist nicht trivial und muss experimentell anhand repräsentativer Testdaten ermittelt werden. Die dabei gewonnenen Erkenntnisse fließen in die endgültige Implementierung ein.</w:t>
+      </w:r>
+    </w:p>
+    <w:p>
+      <w:pPr>
+        <w:pStyle w:val="Text"/>
+        <w:rPr>
+          <w:lang w:val="de-AT"/>
+        </w:rPr>
+      </w:pPr>
+    </w:p>
+    <w:p>
+      <w:pPr>
+        <w:pStyle w:val="Text"/>
+        <w:rPr>
+          <w:b/>
+          <w:bCs/>
+          <w:lang w:val="de-AT"/>
+        </w:rPr>
+      </w:pPr>
+      <w:r>
+        <w:rPr>
+          <w:b/>
+          <w:bCs/>
+          <w:lang w:val="de-AT"/>
+        </w:rPr>
+        <w:t>Lokalisierung des Codes mit YOLO</w:t>
+      </w:r>
+    </w:p>
+    <w:p>
+      <w:pPr>
+        <w:pStyle w:val="Text"/>
+        <w:rPr>
+          <w:lang w:val="de-AT"/>
+        </w:rPr>
+      </w:pPr>
+      <w:r>
+        <w:rPr>
+          <w:lang w:val="de-AT"/>
+        </w:rPr>
+        <w:t>Nach der Vorverarbeitung muss der Code im Bild gefunden werden. Klassische Bildverarbeitung könnte nach kontrastreichen Stellen, rechteckigen Formen oder spezifischen Mustern suchen. Diese Methoden sind jedoch anfällig, wenn der Code schräg, teilweise verdeckt oder schlecht beleuchtet ist.</w:t>
+      </w:r>
+    </w:p>
+    <w:p>
+      <w:pPr>
+        <w:pStyle w:val="Text"/>
+        <w:rPr>
+          <w:lang w:val="de-AT"/>
+        </w:rPr>
+      </w:pPr>
+      <w:r>
+        <w:rPr>
+          <w:lang w:val="de-AT"/>
+        </w:rPr>
+        <w:t>Ein moderner, robusterer Ansatz nutzt künstliche Intelligenz: das neuronale Netz YOLO (</w:t>
+      </w:r>
+      <w:proofErr w:type="spellStart"/>
+      <w:r>
+        <w:rPr>
+          <w:lang w:val="de-AT"/>
+        </w:rPr>
+        <w:t>You</w:t>
+      </w:r>
+      <w:proofErr w:type="spellEnd"/>
+      <w:r>
+        <w:rPr>
+          <w:lang w:val="de-AT"/>
+        </w:rPr>
+        <w:t xml:space="preserve"> Only Look Once) [Redmon et al., 2016]. YOLO wurde mit tausenden Bildern trainiert, in denen Barcodes und QR-Codes markiert waren. Es kann in einem einzigen Durchlauf alle Codes im Bild lokalisieren und ist dabei unempfindlich gegen Drehung, Größenänderung und schlechte Lichtverhältnisse. In diesem Projekt verwenden wir YOLOv8, ein vortrainiertes Modell, das speziell auf die Erkennung von Barcodes optimiert ist. Es liefert für jeden erkannten Code eine </w:t>
+      </w:r>
+      <w:proofErr w:type="spellStart"/>
+      <w:r>
+        <w:rPr>
+          <w:lang w:val="de-AT"/>
+        </w:rPr>
+        <w:t>Bounding</w:t>
+      </w:r>
+      <w:proofErr w:type="spellEnd"/>
+      <w:r>
+        <w:rPr>
+          <w:lang w:val="de-AT"/>
+        </w:rPr>
+        <w:t xml:space="preserve"> Box, also die genauen Bildkoordinaten.</w:t>
+      </w:r>
+    </w:p>
+    <w:p>
+      <w:pPr>
+        <w:pStyle w:val="Text"/>
+        <w:rPr>
+          <w:b/>
+          <w:bCs/>
+          <w:lang w:val="de-AT"/>
+        </w:rPr>
+      </w:pPr>
+      <w:r>
+        <w:rPr>
+          <w:b/>
+          <w:bCs/>
+          <w:lang w:val="de-AT"/>
+        </w:rPr>
+        <w:lastRenderedPageBreak/>
+        <w:t xml:space="preserve">Decodierung mit </w:t>
+      </w:r>
+      <w:proofErr w:type="spellStart"/>
+      <w:r>
+        <w:rPr>
+          <w:b/>
+          <w:bCs/>
+          <w:lang w:val="de-AT"/>
+        </w:rPr>
+        <w:t>pyzbar</w:t>
+      </w:r>
+      <w:proofErr w:type="spellEnd"/>
+      <w:r>
+        <w:rPr>
+          <w:b/>
+          <w:bCs/>
+          <w:lang w:val="de-AT"/>
+        </w:rPr>
+        <w:t xml:space="preserve"> / </w:t>
+      </w:r>
+      <w:proofErr w:type="spellStart"/>
+      <w:r>
+        <w:rPr>
+          <w:b/>
+          <w:bCs/>
+          <w:lang w:val="de-AT"/>
+        </w:rPr>
+        <w:t>ZBar</w:t>
+      </w:r>
+      <w:proofErr w:type="spellEnd"/>
+    </w:p>
+    <w:p>
+      <w:pPr>
+        <w:pStyle w:val="Text"/>
+        <w:rPr>
+          <w:lang w:val="de-AT"/>
+        </w:rPr>
+      </w:pPr>
+      <w:r>
+        <w:rPr>
+          <w:lang w:val="de-AT"/>
+        </w:rPr>
+        <w:t>Sobald die Position des Codes bekannt ist, wird der entsprechende Bildausschnitt extrahiert. Nun muss der eigentliche Inhalt des Codes gelesen werden. Dafür kommt die Python-Bibliothek </w:t>
+      </w:r>
+      <w:proofErr w:type="spellStart"/>
+      <w:r>
+        <w:rPr>
+          <w:lang w:val="de-AT"/>
+        </w:rPr>
+        <w:t>pyzbar</w:t>
+      </w:r>
+      <w:proofErr w:type="spellEnd"/>
+      <w:r>
+        <w:rPr>
+          <w:lang w:val="de-AT"/>
+        </w:rPr>
+        <w:t xml:space="preserve"> zum Einsatz, die eine Schnittstelle zur etablierten C-Bibliothek </w:t>
+      </w:r>
+      <w:proofErr w:type="spellStart"/>
+      <w:r>
+        <w:rPr>
+          <w:lang w:val="de-AT"/>
+        </w:rPr>
+        <w:t>ZBar</w:t>
+      </w:r>
+      <w:proofErr w:type="spellEnd"/>
+      <w:r>
+        <w:rPr>
+          <w:lang w:val="de-AT"/>
+        </w:rPr>
+        <w:t xml:space="preserve"> bietet. </w:t>
+      </w:r>
+      <w:proofErr w:type="spellStart"/>
+      <w:r>
+        <w:rPr>
+          <w:lang w:val="de-AT"/>
+        </w:rPr>
+        <w:t>ZBar</w:t>
+      </w:r>
+      <w:proofErr w:type="spellEnd"/>
+      <w:r>
+        <w:rPr>
+          <w:lang w:val="de-AT"/>
+        </w:rPr>
+        <w:t xml:space="preserve"> analysiert die Hell-Dunkel-Muster im Bildausschnitt und wandelt sie zurück in Text oder Zahlen – unabhängig davon, ob es sich um einen eindimensionalen Strichcode (z. B. EAN, UPC) oder einen zweidimensionalen QR-Code handelt.</w:t>
+      </w:r>
+    </w:p>
+    <w:p>
+      <w:pPr>
+        <w:pStyle w:val="Text"/>
+        <w:rPr>
+          <w:lang w:val="de-AT"/>
+        </w:rPr>
+      </w:pPr>
+    </w:p>
+    <w:p>
+      <w:pPr>
+        <w:pStyle w:val="Text"/>
+        <w:rPr>
+          <w:b/>
+          <w:bCs/>
+          <w:lang w:val="de-AT"/>
+        </w:rPr>
+      </w:pPr>
+      <w:r>
+        <w:rPr>
+          <w:b/>
+          <w:bCs/>
+          <w:lang w:val="de-AT"/>
+        </w:rPr>
+        <w:t xml:space="preserve">Programm </w:t>
+      </w:r>
+      <w:commentRangeStart w:id="54"/>
+      <w:r>
+        <w:rPr>
+          <w:b/>
+          <w:bCs/>
+          <w:lang w:val="de-AT"/>
+        </w:rPr>
+        <w:t>Ablauf</w:t>
+      </w:r>
+      <w:commentRangeEnd w:id="54"/>
+      <w:r>
+        <w:rPr>
+          <w:rStyle w:val="Kommentarzeichen"/>
+        </w:rPr>
+        <w:commentReference w:id="54"/>
+      </w:r>
+    </w:p>
+    <w:p>
+      <w:pPr>
+        <w:pStyle w:val="Text"/>
+        <w:rPr>
+          <w:lang w:val="de-AT"/>
+        </w:rPr>
+      </w:pPr>
+      <w:r>
+        <w:rPr>
+          <w:lang w:val="de-AT"/>
+        </w:rPr>
+        <w:t>Der gesamte Ablauf in der Software gestaltet sich daher wie folgt:</w:t>
       </w:r>
     </w:p>
     <w:p>
@@ -9033,11 +9110,25 @@
         <w:pStyle w:val="Text"/>
         <w:numPr>
           <w:ilvl w:val="0"/>
-          <w:numId w:val="32"/>
+          <w:numId w:val="58"/>
         </w:numPr>
-      </w:pPr>
-      <w:r>
-        <w:t>Mit YOLO die Positionen aller Codes ermitteln.</w:t>
+        <w:rPr>
+          <w:lang w:val="de-AT"/>
+        </w:rPr>
+      </w:pPr>
+      <w:r>
+        <w:rPr>
+          <w:b/>
+          <w:bCs/>
+          <w:lang w:val="de-AT"/>
+        </w:rPr>
+        <w:t>Aufnahme</w:t>
+      </w:r>
+      <w:r>
+        <w:rPr>
+          <w:lang w:val="de-AT"/>
+        </w:rPr>
+        <w:t> eines Kamerabildes.</w:t>
       </w:r>
     </w:p>
     <w:p>
@@ -9045,45 +9136,183 @@
         <w:pStyle w:val="Text"/>
         <w:numPr>
           <w:ilvl w:val="0"/>
-          <w:numId w:val="32"/>
+          <w:numId w:val="58"/>
         </w:numPr>
-      </w:pPr>
-      <w:r>
-        <w:t xml:space="preserve">Für jede gefundene Position: Bildausschnitt extrahieren, in Graustufen umwandeln, mit </w:t>
+        <w:rPr>
+          <w:lang w:val="de-AT"/>
+        </w:rPr>
+      </w:pPr>
+      <w:r>
+        <w:rPr>
+          <w:b/>
+          <w:bCs/>
+          <w:lang w:val="de-AT"/>
+        </w:rPr>
+        <w:t>Lokalisierung</w:t>
+      </w:r>
+      <w:r>
+        <w:rPr>
+          <w:lang w:val="de-AT"/>
+        </w:rPr>
+        <w:t>: YOLO ermittelt die Positionen aller Codes im Bild.</w:t>
+      </w:r>
+    </w:p>
+    <w:p>
+      <w:pPr>
+        <w:pStyle w:val="Text"/>
+        <w:numPr>
+          <w:ilvl w:val="0"/>
+          <w:numId w:val="58"/>
+        </w:numPr>
+        <w:rPr>
+          <w:lang w:val="de-AT"/>
+        </w:rPr>
+      </w:pPr>
+      <w:r>
+        <w:rPr>
+          <w:b/>
+          <w:bCs/>
+          <w:lang w:val="de-AT"/>
+        </w:rPr>
+        <w:t>Extraktion und optimierte Vorverarbeitung</w:t>
+      </w:r>
+      <w:r>
+        <w:rPr>
+          <w:lang w:val="de-AT"/>
+        </w:rPr>
+        <w:t>: Für jede gefundene Position wird der Bildausschnitt ausgeschnitten, mit den zuvor bestimmten Parametern (Padding, Skalierung, Rotation, Filterung) aufbereitet und in Graustufen umgewandelt.</w:t>
+      </w:r>
+    </w:p>
+    <w:p>
+      <w:pPr>
+        <w:pStyle w:val="Text"/>
+        <w:numPr>
+          <w:ilvl w:val="0"/>
+          <w:numId w:val="58"/>
+        </w:numPr>
+        <w:rPr>
+          <w:lang w:val="de-AT"/>
+        </w:rPr>
+      </w:pPr>
+      <w:r>
+        <w:rPr>
+          <w:b/>
+          <w:bCs/>
+          <w:lang w:val="de-AT"/>
+        </w:rPr>
+        <w:t>Decodierung</w:t>
+      </w:r>
+      <w:r>
+        <w:rPr>
+          <w:lang w:val="de-AT"/>
+        </w:rPr>
+        <w:t xml:space="preserve">: Der vorverarbeitete Ausschnitt wird an </w:t>
       </w:r>
       <w:proofErr w:type="spellStart"/>
       <w:r>
+        <w:rPr>
+          <w:lang w:val="de-AT"/>
+        </w:rPr>
         <w:t>pyzbar</w:t>
       </w:r>
       <w:proofErr w:type="spellEnd"/>
       <w:r>
-        <w:t xml:space="preserve"> decodieren.</w:t>
+        <w:rPr>
+          <w:lang w:val="de-AT"/>
+        </w:rPr>
+        <w:t xml:space="preserve"> übergeben.</w:t>
       </w:r>
     </w:p>
     <w:p>
       <w:pPr>
         <w:pStyle w:val="Text"/>
         <w:numPr>
-          <w:ilvl w:val="1"/>
-          <w:numId w:val="32"/>
+          <w:ilvl w:val="0"/>
+          <w:numId w:val="58"/>
         </w:numPr>
-      </w:pPr>
-      <w:r>
-        <w:t xml:space="preserve">Falls YOLO nichts findet, probieren wir als Notlösung, </w:t>
-      </w:r>
+        <w:rPr>
+          <w:lang w:val="de-AT"/>
+        </w:rPr>
+      </w:pPr>
       <w:proofErr w:type="spellStart"/>
       <w:r>
+        <w:rPr>
+          <w:b/>
+          <w:bCs/>
+          <w:lang w:val="de-AT"/>
+        </w:rPr>
+        <w:t>Fallback</w:t>
+      </w:r>
+      <w:proofErr w:type="spellEnd"/>
+      <w:r>
+        <w:rPr>
+          <w:lang w:val="de-AT"/>
+        </w:rPr>
+        <w:t xml:space="preserve">: Sollte YOLO keinen Code finden, wird als Notlösung versucht, </w:t>
+      </w:r>
+      <w:proofErr w:type="spellStart"/>
+      <w:r>
+        <w:rPr>
+          <w:lang w:val="de-AT"/>
+        </w:rPr>
         <w:t>pyzbar</w:t>
       </w:r>
       <w:proofErr w:type="spellEnd"/>
       <w:r>
+        <w:rPr>
+          <w:lang w:val="de-AT"/>
+        </w:rPr>
         <w:t xml:space="preserve"> auf dem gesamten Bild laufen zu lassen.</w:t>
       </w:r>
     </w:p>
     <w:p>
       <w:pPr>
-        <w:jc w:val="left"/>
-      </w:pPr>
+        <w:pStyle w:val="Text"/>
+        <w:rPr>
+          <w:b/>
+          <w:bCs/>
+          <w:lang w:val="de-AT"/>
+        </w:rPr>
+      </w:pPr>
+    </w:p>
+    <w:p>
+      <w:pPr>
+        <w:pStyle w:val="Text"/>
+        <w:rPr>
+          <w:lang w:val="de-AT"/>
+        </w:rPr>
+      </w:pPr>
+      <w:r>
+        <w:rPr>
+          <w:lang w:val="de-AT"/>
+        </w:rPr>
+        <w:t>Damit das Lesen zuverlässig und konstant funktioniert, ist eine gute Beleuchtung unerlässlich. Im praktischen Aufbau werden wir daher eine LED-Beleuchtung um die Kamera anbringen, um gleichmäßige Ausleuchtung und hohen Kontrast zu gewährleisten.</w:t>
+      </w:r>
+    </w:p>
+    <w:p>
+      <w:pPr>
+        <w:pStyle w:val="Text"/>
+      </w:pPr>
+      <w:r>
+        <w:t>YOLO</w:t>
+      </w:r>
+      <w:r>
+        <w:noBreakHyphen/>
+      </w:r>
+      <w:commentRangeStart w:id="55"/>
+      <w:r>
+        <w:t>Objekterkennungsmodells</w:t>
+      </w:r>
+      <w:commentRangeEnd w:id="55"/>
+      <w:r>
+        <w:rPr>
+          <w:rStyle w:val="Kommentarzeichen"/>
+        </w:rPr>
+        <w:commentReference w:id="55"/>
+      </w:r>
+      <w:r>
+        <w:t xml:space="preserve"> </w:t>
+      </w:r>
       <w:r>
         <w:br w:type="page"/>
       </w:r>
@@ -9092,22 +9321,22 @@
       <w:pPr>
         <w:pStyle w:val="berschrift3"/>
       </w:pPr>
-      <w:bookmarkStart w:id="57" w:name="_Toc223637578"/>
-      <w:commentRangeStart w:id="58"/>
+      <w:bookmarkStart w:id="56" w:name="_Toc223637578"/>
+      <w:commentRangeStart w:id="57"/>
       <w:r>
         <w:lastRenderedPageBreak/>
         <w:t>Gewichtserfassung</w:t>
       </w:r>
-      <w:commentRangeEnd w:id="58"/>
+      <w:commentRangeEnd w:id="57"/>
       <w:r>
         <w:rPr>
           <w:rStyle w:val="Kommentarzeichen"/>
           <w:b w:val="0"/>
           <w:bCs w:val="0"/>
         </w:rPr>
-        <w:commentReference w:id="58"/>
-      </w:r>
-      <w:bookmarkEnd w:id="57"/>
+        <w:commentReference w:id="57"/>
+      </w:r>
+      <w:bookmarkEnd w:id="56"/>
     </w:p>
     <w:p>
       <w:pPr>
@@ -9181,16 +9410,13 @@
     </w:p>
     <w:p>
       <w:pPr>
-        <w:pStyle w:val="Text"/>
-        <w:rPr>
-          <w:lang w:eastAsia="de-AT"/>
-        </w:rPr>
-      </w:pPr>
-    </w:p>
-    <w:p>
-      <w:pPr>
         <w:jc w:val="left"/>
       </w:pPr>
+    </w:p>
+    <w:p>
+      <w:pPr>
+        <w:pStyle w:val="Text"/>
+      </w:pPr>
       <w:r>
         <w:br w:type="page"/>
       </w:r>
@@ -9199,598 +9425,19 @@
       <w:pPr>
         <w:pStyle w:val="berschrift3"/>
       </w:pPr>
-      <w:bookmarkStart w:id="59" w:name="_Toc223637579"/>
-      <w:commentRangeStart w:id="60"/>
-      <w:commentRangeStart w:id="61"/>
-      <w:r>
-        <w:lastRenderedPageBreak/>
-        <w:t>Interface</w:t>
-      </w:r>
-      <w:bookmarkEnd w:id="59"/>
-      <w:commentRangeEnd w:id="60"/>
+      <w:bookmarkStart w:id="58" w:name="_Toc223637580"/>
+      <w:commentRangeStart w:id="59"/>
+      <w:commentRangeEnd w:id="59"/>
       <w:r>
         <w:rPr>
           <w:rStyle w:val="Kommentarzeichen"/>
           <w:b w:val="0"/>
           <w:bCs w:val="0"/>
         </w:rPr>
-        <w:commentReference w:id="60"/>
-      </w:r>
-      <w:commentRangeEnd w:id="61"/>
-      <w:r>
-        <w:rPr>
-          <w:rStyle w:val="Kommentarzeichen"/>
-          <w:b w:val="0"/>
-          <w:bCs w:val="0"/>
-        </w:rPr>
-        <w:commentReference w:id="61"/>
-      </w:r>
-    </w:p>
-    <w:p>
-      <w:pPr>
-        <w:pStyle w:val="Text"/>
-      </w:pPr>
-      <w:commentRangeStart w:id="62"/>
-    </w:p>
-    <w:commentRangeEnd w:id="62"/>
-    <w:p>
-      <w:pPr>
-        <w:pStyle w:val="Text"/>
-      </w:pPr>
-      <w:r>
-        <w:rPr>
-          <w:rStyle w:val="Kommentarzeichen"/>
-        </w:rPr>
-        <w:commentReference w:id="62"/>
-      </w:r>
-    </w:p>
-    <w:p>
-      <w:pPr>
-        <w:pStyle w:val="Text"/>
-      </w:pPr>
-    </w:p>
-    <w:p>
-      <w:pPr>
-        <w:pStyle w:val="Text"/>
-      </w:pPr>
-    </w:p>
-    <w:p>
-      <w:pPr>
-        <w:pStyle w:val="Text"/>
-      </w:pPr>
-      <w:r>
-        <w:t xml:space="preserve">Für die Visualisierung und Bedienung des 3D-Scanners wird ein grafisches Benutzerinterface (GUI) konzipiert, </w:t>
-      </w:r>
-      <w:r>
-        <w:t>dass</w:t>
-      </w:r>
-      <w:r>
-        <w:t xml:space="preserve"> sowohl der strukturierten Darstellung der Messwerte als auch der gezielten Fehlerdiagnose dient. Aufgrund der internationalen Belegschaft der Firma </w:t>
-      </w:r>
-      <w:r>
-        <w:rPr>
-          <w:rStyle w:val="Hervorhebung"/>
-        </w:rPr>
-        <w:t>LEITNER</w:t>
-      </w:r>
-      <w:r>
-        <w:t xml:space="preserve"> wird das Interface mehrsprachig ausgeführt. Unterstützt werden Deutsch, Englisch und Italienisch, um eine barrierefreie Nutzung für alle Mitarbeitenden sicherzustellen.</w:t>
-      </w:r>
-    </w:p>
-    <w:p>
-      <w:pPr>
-        <w:pStyle w:val="Text"/>
-      </w:pPr>
-    </w:p>
-    <w:p>
-      <w:pPr>
-        <w:pStyle w:val="Text"/>
-      </w:pPr>
-      <w:r>
-        <w:t xml:space="preserve">Die Implementierung erfolgt in </w:t>
-      </w:r>
-      <w:r>
-        <w:rPr>
-          <w:bCs/>
-        </w:rPr>
-        <w:t>Python</w:t>
-      </w:r>
-      <w:r>
-        <w:t xml:space="preserve"> unter Verwendung der Bibliothek </w:t>
-      </w:r>
-      <w:r>
-        <w:rPr>
-          <w:bCs/>
-        </w:rPr>
-        <w:t>PyQt6</w:t>
-      </w:r>
-      <w:r>
-        <w:t xml:space="preserve">. Diese ermöglicht eine moderne, skalierbare und ereignisgesteuerte GUI-Architektur. Im Vergleich zu einfacheren Frameworks wie </w:t>
-      </w:r>
-      <w:proofErr w:type="spellStart"/>
-      <w:r>
-        <w:t>Tkinter</w:t>
-      </w:r>
-      <w:proofErr w:type="spellEnd"/>
-      <w:r>
-        <w:t xml:space="preserve"> bietet PyQt6 erweiterte Gestaltungsmöglichkeiten</w:t>
-      </w:r>
-      <w:r>
-        <w:t>.</w:t>
-      </w:r>
-      <w:r>
-        <w:t xml:space="preserve"> </w:t>
-      </w:r>
-      <w:r>
-        <w:t xml:space="preserve">Zum Beispiel </w:t>
-      </w:r>
-      <w:r>
-        <w:t xml:space="preserve">ein konsistentes Widget-System sowie die Integration von </w:t>
-      </w:r>
-      <w:proofErr w:type="spellStart"/>
-      <w:r>
-        <w:rPr>
-          <w:bCs/>
-        </w:rPr>
-        <w:t>QThreads</w:t>
-      </w:r>
-      <w:proofErr w:type="spellEnd"/>
-      <w:r>
-        <w:t xml:space="preserve">. </w:t>
-      </w:r>
-      <w:r>
-        <w:t>Das</w:t>
-      </w:r>
-      <w:r>
-        <w:t xml:space="preserve"> den Einsatz von Multithreading </w:t>
-      </w:r>
-      <w:r>
-        <w:t>ermöglicht und</w:t>
-      </w:r>
-      <w:r>
-        <w:t xml:space="preserve"> rechenintensive Prozesse – beispielsweise Bildverarbeitung, Tiefenberechnung oder Barcodeanalyse – parallel zur Benutzeroberfläche ausgeführt werden</w:t>
-      </w:r>
-      <w:r>
-        <w:t xml:space="preserve"> können</w:t>
-      </w:r>
-      <w:r>
-        <w:t>. Dadurch bleibt die GUI reaktionsfähig, während im Hintergrund komplexe Berechnungen stattfinden.</w:t>
-      </w:r>
-    </w:p>
-    <w:p>
-      <w:pPr>
-        <w:pStyle w:val="Text"/>
-      </w:pPr>
-    </w:p>
-    <w:p>
-      <w:pPr>
-        <w:pStyle w:val="Text"/>
-        <w:rPr>
-          <w:b/>
-          <w:bCs/>
-        </w:rPr>
-      </w:pPr>
-      <w:r>
-        <w:rPr>
-          <w:b/>
-          <w:bCs/>
-        </w:rPr>
-        <w:t>Funktionsstruktur der Startseite</w:t>
-      </w:r>
-    </w:p>
-    <w:p>
-      <w:pPr>
-        <w:pStyle w:val="Text"/>
-      </w:pPr>
-      <w:r>
-        <w:t>Auf der Startseite werden zentrale Systemtests und Steuerfunktionen bereitgestellt:</w:t>
-      </w:r>
-    </w:p>
-    <w:p>
-      <w:pPr>
-        <w:pStyle w:val="Text"/>
-        <w:numPr>
-          <w:ilvl w:val="0"/>
-          <w:numId w:val="35"/>
-        </w:numPr>
-      </w:pPr>
-      <w:r>
-        <w:t>Aktivierung und Kontrolle der Scanner-Beleuchtung</w:t>
-      </w:r>
-    </w:p>
-    <w:p>
-      <w:pPr>
-        <w:pStyle w:val="Text"/>
-        <w:numPr>
-          <w:ilvl w:val="0"/>
-          <w:numId w:val="35"/>
-        </w:numPr>
-      </w:pPr>
-      <w:r>
-        <w:t>Überprüfung der Kamerakommunikation aller vier Kameramodule</w:t>
-      </w:r>
-    </w:p>
-    <w:p>
-      <w:pPr>
-        <w:pStyle w:val="Text"/>
-        <w:numPr>
-          <w:ilvl w:val="0"/>
-          <w:numId w:val="35"/>
-        </w:numPr>
-      </w:pPr>
-      <w:r>
         <w:lastRenderedPageBreak/>
-        <w:t xml:space="preserve">Tarieren der </w:t>
-      </w:r>
-      <w:proofErr w:type="spellStart"/>
-      <w:r>
-        <w:t>Wägezelle</w:t>
-      </w:r>
-      <w:proofErr w:type="spellEnd"/>
-    </w:p>
-    <w:p>
-      <w:pPr>
-        <w:pStyle w:val="Text"/>
-        <w:numPr>
-          <w:ilvl w:val="0"/>
-          <w:numId w:val="35"/>
-        </w:numPr>
-      </w:pPr>
-      <w:r>
-        <w:t>Starten eines Scanvorgangs</w:t>
-      </w:r>
-    </w:p>
-    <w:p>
-      <w:pPr>
-        <w:pStyle w:val="Text"/>
-        <w:numPr>
-          <w:ilvl w:val="0"/>
-          <w:numId w:val="35"/>
-        </w:numPr>
-      </w:pPr>
-      <w:r>
-        <w:t>Beenden des Programms</w:t>
-      </w:r>
-    </w:p>
-    <w:p>
-      <w:pPr>
-        <w:pStyle w:val="Text"/>
-      </w:pPr>
-      <w:r>
-        <w:t>Nach dem Start eines Scanvorgangs erfolgt zunächst die simultane Aufnahme von Bildern aller vier Kameras. Diese werden auf einer separaten Seite angezeigt. Der Benutzer erhält die Möglichkeit, die Bilder zu akzeptieren oder zu verwerfen (z. B. bei unzureichender Objekterkennung oder zu geringer Objektgröße).</w:t>
-      </w:r>
-    </w:p>
-    <w:p>
-      <w:pPr>
-        <w:pStyle w:val="Text"/>
-      </w:pPr>
-    </w:p>
-    <w:p>
-      <w:pPr>
-        <w:pStyle w:val="Text"/>
-        <w:rPr>
-          <w:b/>
-          <w:bCs/>
-        </w:rPr>
-      </w:pPr>
-      <w:r>
-        <w:rPr>
-          <w:b/>
-          <w:bCs/>
-        </w:rPr>
-        <w:t>Prozessablauf der Artikelerfassung</w:t>
-      </w:r>
-    </w:p>
-    <w:p>
-      <w:pPr>
-        <w:pStyle w:val="Text"/>
-      </w:pPr>
-      <w:r>
-        <w:t>Nach Bestätigung der Bildaufnahmen werden die automatisierten Erfassungsprozesse gestartet. Dazu zählen:</w:t>
-      </w:r>
-    </w:p>
-    <w:p>
-      <w:pPr>
-        <w:pStyle w:val="Text"/>
-        <w:numPr>
-          <w:ilvl w:val="0"/>
-          <w:numId w:val="36"/>
-        </w:numPr>
-      </w:pPr>
-      <w:r>
-        <w:rPr>
-          <w:b/>
-          <w:bCs/>
-        </w:rPr>
-        <w:t>Barcodeerkennung</w:t>
-      </w:r>
-    </w:p>
-    <w:p>
-      <w:pPr>
-        <w:pStyle w:val="Text"/>
-        <w:numPr>
-          <w:ilvl w:val="0"/>
-          <w:numId w:val="36"/>
-        </w:numPr>
-      </w:pPr>
-      <w:r>
-        <w:rPr>
-          <w:b/>
-          <w:bCs/>
-        </w:rPr>
-        <w:t>Gewichtserfassung</w:t>
-      </w:r>
-    </w:p>
-    <w:p>
-      <w:pPr>
-        <w:pStyle w:val="Text"/>
-        <w:numPr>
-          <w:ilvl w:val="0"/>
-          <w:numId w:val="36"/>
-        </w:numPr>
-      </w:pPr>
-      <w:r>
-        <w:rPr>
-          <w:b/>
-          <w:bCs/>
-        </w:rPr>
-        <w:t>Bestimmung der geometrischen Abmessungen</w:t>
-      </w:r>
-    </w:p>
-    <w:p>
-      <w:pPr>
-        <w:pStyle w:val="Text"/>
-      </w:pPr>
-      <w:r>
-        <w:t>Der Fortschritt wird mittels eines visuellen Fortschrittsbalkens dargestellt. Nach erfolgreicher Verarbeitung werden sämtliche erfassten Daten übersichtlich angezeigt. Tritt ein Fehler auf, erfolgt eine strukturierte Protokollierung in einer Log-Datei. Zusätzlich werden in der GUI betroffene Felder mit „Undefiniert“ gekennzeichnet, um eine klare visuelle Rückmeldung über fehlerhafte oder fehlgeschlagene Messungen zu geben.</w:t>
-      </w:r>
-    </w:p>
-    <w:p>
-      <w:pPr>
-        <w:pStyle w:val="Text"/>
-      </w:pPr>
-    </w:p>
-    <w:p>
-      <w:pPr>
-        <w:pStyle w:val="Text"/>
-        <w:rPr>
-          <w:b/>
-          <w:bCs/>
-        </w:rPr>
-      </w:pPr>
-      <w:r>
-        <w:rPr>
-          <w:b/>
-          <w:bCs/>
-        </w:rPr>
-        <w:t>Manuelle Korrekturmöglichkeiten</w:t>
-      </w:r>
-    </w:p>
-    <w:p>
-      <w:pPr>
-        <w:pStyle w:val="Text"/>
-      </w:pPr>
-      <w:r>
-        <w:t>Da Objekte unter Umständen aufgrund ihrer Größe, ihres Gewichts oder ungünstiger Oberflächeneigenschaften nicht vollständig automatisch erfasst werden können, sind alle Ergebnisfelder editierbar ausgeführt. Dadurch können Messwerte manuell ergänzt oder korrigiert werden, um eine vollständige Datenerfassung sicherzustellen.</w:t>
-      </w:r>
-    </w:p>
-    <w:p>
-      <w:pPr>
-        <w:pStyle w:val="Text"/>
-      </w:pPr>
-      <w:r>
-        <w:lastRenderedPageBreak/>
-        <w:t xml:space="preserve">Im Bereich der Barcodeverarbeitung besteht zusätzlich eine Auswahlmöglichkeit, da auf Verpackungen häufig mehrere Codes vorhanden sind. </w:t>
-      </w:r>
-    </w:p>
-    <w:p>
-      <w:pPr>
-        <w:pStyle w:val="Text"/>
-      </w:pPr>
-    </w:p>
-    <w:p>
-      <w:pPr>
-        <w:pStyle w:val="Text"/>
-      </w:pPr>
-      <w:r>
-        <w:t>Es können maximal zwei Barcodes gespeichert werden:</w:t>
-      </w:r>
-    </w:p>
-    <w:p>
-      <w:pPr>
-        <w:pStyle w:val="Text"/>
-        <w:numPr>
-          <w:ilvl w:val="0"/>
-          <w:numId w:val="37"/>
-        </w:numPr>
-      </w:pPr>
-      <w:r>
-        <w:t>eine Artikelnummer (EAN-13)</w:t>
-      </w:r>
-    </w:p>
-    <w:p>
-      <w:pPr>
-        <w:pStyle w:val="Text"/>
-        <w:numPr>
-          <w:ilvl w:val="0"/>
-          <w:numId w:val="37"/>
-        </w:numPr>
-      </w:pPr>
-      <w:r>
-        <w:t>eine interne Materialnummer (Code 128)</w:t>
-      </w:r>
-    </w:p>
-    <w:p>
-      <w:pPr>
-        <w:pStyle w:val="Text"/>
-      </w:pPr>
-      <w:r>
-        <w:t>Zur gezielten Auswahl werden Checkboxen bereitgestellt, sodass unerwünschte Codes nicht physisch verdeckt werden müssen. Dies erhöht die Benutzerfreundlichkeit und reduziert den manuellen Aufwand.</w:t>
-      </w:r>
-    </w:p>
-    <w:p>
-      <w:pPr>
-        <w:pStyle w:val="Text"/>
-      </w:pPr>
-    </w:p>
-    <w:p>
-      <w:pPr>
-        <w:pStyle w:val="Text"/>
-        <w:rPr>
-          <w:b/>
-          <w:bCs/>
-        </w:rPr>
-      </w:pPr>
-      <w:r>
-        <w:rPr>
-          <w:b/>
-          <w:bCs/>
-        </w:rPr>
-        <w:t>Datenspeicherung und Systemintegration</w:t>
-      </w:r>
-    </w:p>
-    <w:p>
-      <w:pPr>
-        <w:pStyle w:val="Text"/>
-      </w:pPr>
-      <w:r>
-        <w:t>Abschließend kann der Benutzer die Art der Datenspeicherung festlegen. Standardmäßig erfolgt die lokale Speicherung:</w:t>
-      </w:r>
-    </w:p>
-    <w:p>
-      <w:pPr>
-        <w:pStyle w:val="Text"/>
-        <w:numPr>
-          <w:ilvl w:val="0"/>
-          <w:numId w:val="38"/>
-        </w:numPr>
-      </w:pPr>
-      <w:r>
-        <w:t>Messdaten werden in einer CSV-Datei abgelegt</w:t>
-      </w:r>
-    </w:p>
-    <w:p>
-      <w:pPr>
-        <w:pStyle w:val="Text"/>
-        <w:numPr>
-          <w:ilvl w:val="0"/>
-          <w:numId w:val="38"/>
-        </w:numPr>
-      </w:pPr>
-      <w:r>
-        <w:t>Bilddateien werden in einem definierten Verzeichnis gespeichert</w:t>
-      </w:r>
-    </w:p>
-    <w:p>
-      <w:pPr>
-        <w:pStyle w:val="Text"/>
-        <w:numPr>
-          <w:ilvl w:val="0"/>
-          <w:numId w:val="38"/>
-        </w:numPr>
-      </w:pPr>
-      <w:r>
-        <w:t xml:space="preserve">Der entsprechende </w:t>
-      </w:r>
-      <w:proofErr w:type="spellStart"/>
-      <w:r>
-        <w:t>Bildpfad</w:t>
-      </w:r>
-      <w:proofErr w:type="spellEnd"/>
-      <w:r>
-        <w:t xml:space="preserve"> wird in der CSV-Datei referenziert</w:t>
-      </w:r>
-    </w:p>
-    <w:p>
-      <w:pPr>
-        <w:pStyle w:val="Text"/>
-      </w:pPr>
-    </w:p>
-    <w:p>
-      <w:pPr>
-        <w:pStyle w:val="Text"/>
-      </w:pPr>
-      <w:r>
-        <w:t>Durch diese modulare und mehrsprachige Interface-Struktur wird eine robuste, erweiterbare und praxisnahe Bedienoberfläche geschaffen, die sowohl technische Anforderungen als auch betriebliche Rahmenbedingungen berücksichtigt.</w:t>
-      </w:r>
-    </w:p>
-    <w:p>
-      <w:pPr>
-        <w:jc w:val="left"/>
-      </w:pPr>
-    </w:p>
-    <w:p>
-      <w:pPr>
-        <w:pStyle w:val="Text"/>
-        <w:rPr>
-          <w:b/>
-        </w:rPr>
-      </w:pPr>
-      <w:r>
-        <w:rPr>
-          <w:b/>
-        </w:rPr>
-        <w:t>Systemansteuerung</w:t>
-      </w:r>
-    </w:p>
-    <w:p>
-      <w:pPr>
-        <w:pStyle w:val="Text"/>
-      </w:pPr>
-      <w:r>
-        <w:t>Die Ansteuerung des Gesamtsystems erfolgt über eine kabelgebundene Ethernet-Verbindung zwischen dem Bedienrechner (Laptop) und dem Raspberry Pi. Der Raspberry Pi übernimmt dabei die zentrale Steuerung der Sensorik sowie der angeschlossenen Hardwarekomponenten.</w:t>
-      </w:r>
-    </w:p>
-    <w:p>
-      <w:pPr>
-        <w:pStyle w:val="Text"/>
-      </w:pPr>
-      <w:r>
-        <w:lastRenderedPageBreak/>
-        <w:t>Zur Anzeige und Bedienung des User Interfaces wird eine Remote-Desktop-Verbindung mittels VNC-Viewer hergestellt. Über die IP-Adresse des Raspberry Pi kann so direkt auf dessen grafische Oberfläche zugegriffen werden. Dieses Vorgehen ermöglicht eine einfache Inbetriebnahme, Wartung sowie Fehlersuche, ohne dass zusätzliche Peripheriegeräte (Monitor, Tastatur, Maus) dauerhaft am Embedded-System angeschlossen sein müssen. Gleichzeitig bleibt das System flexibel in bestehende Netzwerkstrukturen integrierbar.</w:t>
-      </w:r>
-    </w:p>
-    <w:p>
-      <w:pPr>
-        <w:pStyle w:val="Text"/>
-      </w:pPr>
-    </w:p>
-    <w:p>
-      <w:pPr>
-        <w:pStyle w:val="Text"/>
-      </w:pPr>
-      <w:commentRangeStart w:id="63"/>
-      <w:r>
-        <w:t>.</w:t>
-      </w:r>
-      <w:commentRangeEnd w:id="63"/>
-      <w:r>
-        <w:rPr>
-          <w:rStyle w:val="Kommentarzeichen"/>
-        </w:rPr>
-        <w:commentReference w:id="63"/>
-      </w:r>
-      <w:r>
-        <w:br w:type="page"/>
-      </w:r>
-    </w:p>
-    <w:p>
-      <w:pPr>
-        <w:pStyle w:val="berschrift3"/>
-      </w:pPr>
-      <w:bookmarkStart w:id="64" w:name="_Toc223637580"/>
-      <w:commentRangeStart w:id="65"/>
-      <w:commentRangeEnd w:id="65"/>
-      <w:r>
-        <w:rPr>
-          <w:rStyle w:val="Kommentarzeichen"/>
-          <w:b w:val="0"/>
-          <w:bCs w:val="0"/>
-        </w:rPr>
-        <w:lastRenderedPageBreak/>
-        <w:commentReference w:id="65"/>
-      </w:r>
-      <w:bookmarkEnd w:id="64"/>
+        <w:commentReference w:id="59"/>
+      </w:r>
+      <w:bookmarkEnd w:id="58"/>
       <w:r>
         <w:t>Datenmanagement und Integration</w:t>
       </w:r>
@@ -10161,40 +9808,61 @@
             <w:pPr>
               <w:pStyle w:val="TextinTabelle"/>
               <w:jc w:val="center"/>
+              <w:rPr>
+                <w:lang w:val="en-GB"/>
+              </w:rPr>
             </w:pPr>
             <w:r>
+              <w:rPr>
+                <w:lang w:val="en-GB"/>
+              </w:rPr>
               <w:t>Scans/</w:t>
             </w:r>
             <w:r>
               <w:rPr>
                 <w:rStyle w:val="SchwacheHervorhebung"/>
+                <w:lang w:val="en-GB"/>
               </w:rPr>
               <w:t>date</w:t>
             </w:r>
             <w:r>
+              <w:rPr>
+                <w:lang w:val="en-GB"/>
+              </w:rPr>
               <w:t>/Fotos/</w:t>
             </w:r>
             <w:proofErr w:type="spellStart"/>
             <w:r>
+              <w:rPr>
+                <w:lang w:val="en-GB"/>
+              </w:rPr>
               <w:t>Scan_</w:t>
             </w:r>
             <w:r>
               <w:rPr>
                 <w:rStyle w:val="SchwacheHervorhebung"/>
+                <w:lang w:val="en-GB"/>
               </w:rPr>
               <w:t>date</w:t>
             </w:r>
             <w:r>
+              <w:rPr>
+                <w:lang w:val="en-GB"/>
+              </w:rPr>
               <w:t>_</w:t>
             </w:r>
             <w:r>
               <w:rPr>
                 <w:rStyle w:val="SchwacheHervorhebung"/>
+                <w:lang w:val="en-GB"/>
               </w:rPr>
               <w:t>time</w:t>
             </w:r>
             <w:proofErr w:type="spellEnd"/>
             <w:r>
+              <w:rPr>
+                <w:lang w:val="en-GB"/>
+              </w:rPr>
               <w:t>/iso_Bild.jpg</w:t>
             </w:r>
           </w:p>
@@ -10310,11 +9978,375 @@
     </w:p>
     <w:p>
       <w:pPr>
-        <w:pStyle w:val="Text"/>
+        <w:jc w:val="left"/>
         <w:rPr>
           <w:lang w:val="de-AT"/>
         </w:rPr>
       </w:pPr>
+      <w:r>
+        <w:rPr>
+          <w:lang w:val="de-AT"/>
+        </w:rPr>
+        <w:br w:type="page"/>
+      </w:r>
+    </w:p>
+    <w:p>
+      <w:pPr>
+        <w:pStyle w:val="berschrift3"/>
+      </w:pPr>
+      <w:bookmarkStart w:id="60" w:name="_Toc223637579"/>
+      <w:commentRangeStart w:id="61"/>
+      <w:commentRangeStart w:id="62"/>
+      <w:r>
+        <w:lastRenderedPageBreak/>
+        <w:t>Interface</w:t>
+      </w:r>
+      <w:bookmarkEnd w:id="60"/>
+      <w:commentRangeEnd w:id="61"/>
+      <w:r>
+        <w:rPr>
+          <w:rStyle w:val="Kommentarzeichen"/>
+          <w:b w:val="0"/>
+          <w:bCs w:val="0"/>
+        </w:rPr>
+        <w:commentReference w:id="61"/>
+      </w:r>
+      <w:commentRangeEnd w:id="62"/>
+      <w:r>
+        <w:rPr>
+          <w:rStyle w:val="Kommentarzeichen"/>
+          <w:b w:val="0"/>
+          <w:bCs w:val="0"/>
+        </w:rPr>
+        <w:commentReference w:id="62"/>
+      </w:r>
+    </w:p>
+    <w:p>
+      <w:pPr>
+        <w:pStyle w:val="Text"/>
+        <w:rPr>
+          <w:lang w:val="de-AT"/>
+        </w:rPr>
+      </w:pPr>
+      <w:r>
+        <w:rPr>
+          <w:lang w:val="de-AT"/>
+        </w:rPr>
+        <w:t>Die grafische Benutzeroberfläche (GUI) bildet die zentrale Schnittstelle zwischen dem Anwender und dem 3D-Scanner. Sie ermöglicht eine strukturierte Darstellung der Messwerte, die gezielte Steuerung der Hardware und die einfache Diagnose von Fehlern während der Datenerfassung. In industriellen Systemen erhöht eine GUI die Übersichtlichkeit, erleichtert die Bedienung komplexer Abläufe und trägt dazu bei, dass Messprozesse effizient und fehlerfrei durchgeführt werden können.</w:t>
+      </w:r>
+    </w:p>
+    <w:p>
+      <w:pPr>
+        <w:pStyle w:val="Text"/>
+        <w:rPr>
+          <w:lang w:val="de-AT"/>
+        </w:rPr>
+      </w:pPr>
+      <w:r>
+        <w:rPr>
+          <w:lang w:val="de-AT"/>
+        </w:rPr>
+        <w:t>Die Wahl einer grafischen Benutzeroberfläche gegenüber einer reinen Kommandozeilensteuerung (CLI) bietet mehrere Vorteile: Eine GUI kann Ergebnisse visuell darstellen, ermöglicht die parallele Anzeige mehrerer Prozessschritte, erlaubt die Integration von Statusanzeigen, Warnhinweisen und Fortschrittsbalken und unterstützt interaktive Korrekturen durch den Benutzer. Diese Merkmale sind insbesondere in Produktionsumgebungen entscheidend, in denen schnelle Entscheidungen und eine intuitive Bedienung notwendig sind.</w:t>
+      </w:r>
+    </w:p>
+    <w:p>
+      <w:pPr>
+        <w:pStyle w:val="Text"/>
+        <w:rPr>
+          <w:lang w:val="de-AT"/>
+        </w:rPr>
+      </w:pPr>
+    </w:p>
+    <w:p>
+      <w:pPr>
+        <w:pStyle w:val="Text"/>
+        <w:rPr>
+          <w:lang w:val="de-AT"/>
+        </w:rPr>
+      </w:pPr>
+      <w:r>
+        <w:rPr>
+          <w:lang w:val="de-AT"/>
+        </w:rPr>
+        <w:t xml:space="preserve">Für die Implementierung wurde die Programmiersprache </w:t>
+      </w:r>
+      <w:r>
+        <w:rPr>
+          <w:bCs/>
+          <w:lang w:val="de-AT"/>
+        </w:rPr>
+        <w:t>Python</w:t>
+      </w:r>
+      <w:r>
+        <w:rPr>
+          <w:lang w:val="de-AT"/>
+        </w:rPr>
+        <w:t xml:space="preserve"> gewählt. Python bietet neben einer klaren Syntax und leichter Wartbarkeit eine große Anzahl an Bibliotheken für Hardwareansteuerung, Bildverarbeitung und GUI-Entwicklung. Die GUI selbst wird mit </w:t>
+      </w:r>
+      <w:r>
+        <w:rPr>
+          <w:bCs/>
+          <w:lang w:val="de-AT"/>
+        </w:rPr>
+        <w:t>PyQt6</w:t>
+      </w:r>
+      <w:r>
+        <w:rPr>
+          <w:lang w:val="de-AT"/>
+        </w:rPr>
+        <w:t xml:space="preserve"> umgesetzt, da dieses Framework moderne, skalierbare und ereignisgesteuerte Benutzeroberflächen erlaubt.</w:t>
+      </w:r>
+    </w:p>
+    <w:p>
+      <w:pPr>
+        <w:pStyle w:val="Text"/>
+        <w:rPr>
+          <w:lang w:val="de-AT"/>
+        </w:rPr>
+      </w:pPr>
+    </w:p>
+    <w:p>
+      <w:pPr>
+        <w:pStyle w:val="Text"/>
+        <w:rPr>
+          <w:lang w:val="de-AT"/>
+        </w:rPr>
+      </w:pPr>
+      <w:r>
+        <w:rPr>
+          <w:lang w:val="de-AT"/>
+        </w:rPr>
+        <w:t xml:space="preserve">Ein entscheidender Vorteil von PyQt6 ist die Unterstützung von </w:t>
+      </w:r>
+      <w:r>
+        <w:rPr>
+          <w:bCs/>
+          <w:lang w:val="de-AT"/>
+        </w:rPr>
+        <w:t>Multithreading</w:t>
+      </w:r>
+      <w:r>
+        <w:rPr>
+          <w:lang w:val="de-AT"/>
+        </w:rPr>
+        <w:t xml:space="preserve"> über </w:t>
+      </w:r>
+      <w:proofErr w:type="spellStart"/>
+      <w:r>
+        <w:rPr>
+          <w:lang w:val="de-AT"/>
+        </w:rPr>
+        <w:t>QThreads</w:t>
+      </w:r>
+      <w:proofErr w:type="spellEnd"/>
+      <w:r>
+        <w:rPr>
+          <w:lang w:val="de-AT"/>
+        </w:rPr>
+        <w:t xml:space="preserve">. Dies erlaubt die parallele Ausführung rechenintensiver Prozesse – wie Bildaufnahme, Tiefenberechnung, Barcodeanalyse oder Gewichtsauswertung – ohne dass die Benutzeroberfläche währenddessen einfriert oder verzögert reagiert. </w:t>
+      </w:r>
+      <w:r>
+        <w:rPr>
+          <w:lang w:val="de-AT"/>
+        </w:rPr>
+        <w:lastRenderedPageBreak/>
+        <w:t>Multithreading ist besonders relevant, wenn mehrere Kameras simultan Bilder aufnehmen und gleichzeitig Analyseprozesse laufen.</w:t>
+      </w:r>
+    </w:p>
+    <w:p>
+      <w:pPr>
+        <w:pStyle w:val="Text"/>
+        <w:rPr>
+          <w:lang w:val="de-AT"/>
+        </w:rPr>
+      </w:pPr>
+    </w:p>
+    <w:p>
+      <w:pPr>
+        <w:pStyle w:val="Text"/>
+        <w:rPr>
+          <w:lang w:val="de-AT"/>
+        </w:rPr>
+      </w:pPr>
+      <w:r>
+        <w:rPr>
+          <w:lang w:val="de-AT"/>
+        </w:rPr>
+        <w:t xml:space="preserve">Die theoretische Konzeption einer mehrsprachigen Benutzeroberfläche ist ein weiterer wichtiger Aspekt: Im Unternehmen </w:t>
+      </w:r>
+      <w:r>
+        <w:rPr>
+          <w:bCs/>
+          <w:lang w:val="de-AT"/>
+        </w:rPr>
+        <w:t>Leitner</w:t>
+      </w:r>
+      <w:r>
+        <w:rPr>
+          <w:lang w:val="de-AT"/>
+        </w:rPr>
+        <w:t xml:space="preserve"> arbeiten Personen mit unterschiedlichen Sprachkenntnissen. Um die Bedienung barrierefrei zu gestalten, wird die GUI konzeptionell in Deutsch, Italienisch und Englisch ausgelegt. Dadurch werden Fehler reduziert und die Nutzung des Systems für alle Mitarbeitenden erleichtert. Die Mehrsprachigkeit erfolgt durch die zentrale Verwaltung der Texte in einer Translator-Klasse, die alle Einträge in Form von </w:t>
+      </w:r>
+      <w:proofErr w:type="spellStart"/>
+      <w:r>
+        <w:rPr>
+          <w:lang w:val="de-AT"/>
+        </w:rPr>
+        <w:t>Dictionaries</w:t>
+      </w:r>
+      <w:proofErr w:type="spellEnd"/>
+      <w:r>
+        <w:rPr>
+          <w:lang w:val="de-AT"/>
+        </w:rPr>
+        <w:t xml:space="preserve"> enthält. Diese Struktur ermöglicht eine einfache Erweiterung auf weitere Sprachen in der Zukunft.</w:t>
+      </w:r>
+    </w:p>
+    <w:p>
+      <w:pPr>
+        <w:pStyle w:val="Text"/>
+        <w:rPr>
+          <w:lang w:val="de-AT"/>
+        </w:rPr>
+      </w:pPr>
+    </w:p>
+    <w:p>
+      <w:pPr>
+        <w:pStyle w:val="Text"/>
+        <w:rPr>
+          <w:b/>
+        </w:rPr>
+      </w:pPr>
+      <w:r>
+        <w:rPr>
+          <w:b/>
+        </w:rPr>
+        <w:t>Systemansteuerung</w:t>
+      </w:r>
+    </w:p>
+    <w:p>
+      <w:pPr>
+        <w:pStyle w:val="Text"/>
+      </w:pPr>
+      <w:r>
+        <w:t>Die Ansteuerung des Gesamtsystems erfolgt über eine kabelgebundene Ethernet-Verbindung zwischen dem Bedienrechner (Laptop) und dem Raspberry Pi. Der Raspberry Pi übernimmt dabei die zentrale Steuerung der Sensorik sowie der angeschlossenen Hardwarekomponenten.</w:t>
+      </w:r>
+    </w:p>
+    <w:p>
+      <w:pPr>
+        <w:pStyle w:val="Text"/>
+      </w:pPr>
+      <w:r>
+        <w:t>Zur Anzeige und Bedienung des User Interfaces wird eine Remote-Desktop-Verbindung mittels VNC-Viewer hergestellt. Über die IP-Adresse des Raspberry Pi kann so direkt auf dessen grafische Oberfläche zugegriffen werden. Dieses Vorgehen ermöglicht eine einfache Inbetriebnahme, Wartung sowie Fehlersuche, ohne dass zusätzliche Peripheriegeräte (Monitor, Tastatur, Maus) dauerhaft am Embedded-System angeschlossen sein müssen. Gleichzeitig bleibt das System flexibel in bestehende Netzwerkstrukturen integrierbar.</w:t>
+      </w:r>
+    </w:p>
+    <w:p>
+      <w:pPr>
+        <w:pStyle w:val="Text"/>
+      </w:pPr>
+    </w:p>
+    <w:p>
+      <w:pPr>
+        <w:pStyle w:val="Text"/>
+        <w:rPr>
+          <w:lang w:val="de-AT" w:eastAsia="de-DE"/>
+        </w:rPr>
+      </w:pPr>
+    </w:p>
+    <w:p>
+      <w:pPr>
+        <w:pStyle w:val="Text"/>
+        <w:rPr>
+          <w:b/>
+          <w:lang w:val="de-AT" w:eastAsia="de-DE"/>
+        </w:rPr>
+      </w:pPr>
+      <w:commentRangeStart w:id="63"/>
+      <w:r>
+        <w:rPr>
+          <w:b/>
+          <w:lang w:val="de-AT" w:eastAsia="de-DE"/>
+        </w:rPr>
+        <w:lastRenderedPageBreak/>
+        <w:t xml:space="preserve">Flussdiagramm </w:t>
+      </w:r>
+      <w:proofErr w:type="spellStart"/>
+      <w:r>
+        <w:rPr>
+          <w:b/>
+          <w:lang w:val="de-AT" w:eastAsia="de-DE"/>
+        </w:rPr>
+        <w:t>Overview</w:t>
+      </w:r>
+      <w:commentRangeEnd w:id="63"/>
+      <w:proofErr w:type="spellEnd"/>
+      <w:r>
+        <w:rPr>
+          <w:rStyle w:val="Kommentarzeichen"/>
+        </w:rPr>
+        <w:commentReference w:id="63"/>
+      </w:r>
+    </w:p>
+    <w:p>
+      <w:pPr>
+        <w:pStyle w:val="Text"/>
+        <w:rPr>
+          <w:lang w:val="de-AT" w:eastAsia="de-DE"/>
+        </w:rPr>
+      </w:pPr>
+      <w:r>
+        <w:rPr>
+          <w:lang w:val="de-AT" w:eastAsia="de-DE"/>
+        </w:rPr>
+        <w:t xml:space="preserve">Das Flussdiagramm ist im Anhang als </w:t>
+      </w:r>
+      <w:proofErr w:type="spellStart"/>
+      <w:r>
+        <w:rPr>
+          <w:bCs/>
+          <w:lang w:val="de-AT" w:eastAsia="de-DE"/>
+        </w:rPr>
+        <w:t>flow_chart_overview</w:t>
+      </w:r>
+      <w:proofErr w:type="spellEnd"/>
+      <w:r>
+        <w:rPr>
+          <w:lang w:val="de-AT" w:eastAsia="de-DE"/>
+        </w:rPr>
+        <w:t xml:space="preserve"> dargestellt und zeigt den technischen Ablauf des Systems von der Initialisierung über die Datenerfassung bis zur Verarbeitung und Übergabe der Daten. Es dient als Überblick über die Programm- und Prozessstruktur.</w:t>
+      </w:r>
+    </w:p>
+    <w:p>
+      <w:pPr>
+        <w:pStyle w:val="Text"/>
+        <w:rPr>
+          <w:lang w:val="de-AT" w:eastAsia="de-DE"/>
+        </w:rPr>
+      </w:pPr>
+    </w:p>
+    <w:p>
+      <w:pPr>
+        <w:pStyle w:val="Text"/>
+        <w:rPr>
+          <w:lang w:val="de-AT" w:eastAsia="de-DE"/>
+        </w:rPr>
+      </w:pPr>
+    </w:p>
+    <w:p>
+      <w:pPr>
+        <w:pStyle w:val="Text"/>
+        <w:rPr>
+          <w:lang w:val="de-AT" w:eastAsia="de-DE"/>
+        </w:rPr>
+      </w:pPr>
+    </w:p>
+    <w:p>
+      <w:pPr>
+        <w:jc w:val="center"/>
+        <w:rPr>
+          <w:lang w:val="de-AT" w:eastAsia="de-DE"/>
+        </w:rPr>
+      </w:pPr>
     </w:p>
     <w:p>
       <w:pPr>
@@ -10334,12 +10366,12 @@
       <w:pPr>
         <w:pStyle w:val="berschrift3"/>
       </w:pPr>
-      <w:bookmarkStart w:id="66" w:name="_Toc223637581"/>
+      <w:bookmarkStart w:id="64" w:name="_Toc223637581"/>
       <w:r>
         <w:lastRenderedPageBreak/>
         <w:t>Verwendung von Literatur, Internetquellen und KI</w:t>
       </w:r>
-      <w:bookmarkEnd w:id="66"/>
+      <w:bookmarkEnd w:id="64"/>
     </w:p>
     <w:p>
       <w:pPr>
@@ -10412,32 +10444,32 @@
       <w:pPr>
         <w:pStyle w:val="berschrift2"/>
       </w:pPr>
-      <w:bookmarkStart w:id="67" w:name="_Toc223637582"/>
+      <w:bookmarkStart w:id="65" w:name="_Toc223637582"/>
       <w:r>
         <w:lastRenderedPageBreak/>
         <w:t>Praktische Umsetzung</w:t>
       </w:r>
-      <w:bookmarkEnd w:id="67"/>
+      <w:bookmarkEnd w:id="65"/>
     </w:p>
     <w:p>
       <w:pPr>
         <w:pStyle w:val="berschrift3"/>
       </w:pPr>
-      <w:bookmarkStart w:id="68" w:name="_Toc223637583"/>
-      <w:commentRangeStart w:id="69"/>
+      <w:bookmarkStart w:id="66" w:name="_Toc223637583"/>
+      <w:commentRangeStart w:id="67"/>
       <w:r>
         <w:t>Tiefenmessung mit Stereo-Vision</w:t>
       </w:r>
-      <w:commentRangeEnd w:id="69"/>
+      <w:commentRangeEnd w:id="67"/>
       <w:r>
         <w:rPr>
           <w:rStyle w:val="Kommentarzeichen"/>
           <w:b w:val="0"/>
           <w:bCs w:val="0"/>
         </w:rPr>
-        <w:commentReference w:id="69"/>
-      </w:r>
-      <w:bookmarkEnd w:id="68"/>
+        <w:commentReference w:id="67"/>
+      </w:r>
+      <w:bookmarkEnd w:id="66"/>
     </w:p>
     <w:p>
       <w:pPr>
@@ -11310,7 +11342,7 @@
           <w:noProof/>
           <w:lang w:val="de-DE"/>
         </w:rPr>
-        <w:t>7</w:t>
+        <w:t>6</w:t>
       </w:r>
       <w:r>
         <w:rPr>
@@ -11369,151 +11401,184 @@
       <w:pPr>
         <w:pStyle w:val="berschrift3"/>
       </w:pPr>
-      <w:bookmarkStart w:id="70" w:name="_Toc223637584"/>
-      <w:commentRangeStart w:id="71"/>
-      <w:commentRangeStart w:id="72"/>
+      <w:bookmarkStart w:id="68" w:name="_Toc223637584"/>
+      <w:commentRangeStart w:id="69"/>
+      <w:commentRangeStart w:id="70"/>
       <w:r>
         <w:lastRenderedPageBreak/>
         <w:t>Bildverarbeitung mit Barcode Erkennung</w:t>
       </w:r>
-      <w:commentRangeEnd w:id="71"/>
+      <w:commentRangeEnd w:id="69"/>
       <w:r>
         <w:rPr>
           <w:rStyle w:val="Kommentarzeichen"/>
           <w:b w:val="0"/>
           <w:bCs w:val="0"/>
         </w:rPr>
-        <w:commentReference w:id="71"/>
-      </w:r>
-      <w:commentRangeEnd w:id="72"/>
+        <w:commentReference w:id="69"/>
+      </w:r>
+      <w:commentRangeEnd w:id="70"/>
       <w:r>
         <w:rPr>
           <w:rStyle w:val="Kommentarzeichen"/>
           <w:b w:val="0"/>
           <w:bCs w:val="0"/>
         </w:rPr>
-        <w:commentReference w:id="72"/>
-      </w:r>
-      <w:bookmarkEnd w:id="70"/>
-    </w:p>
-    <w:p>
-      <w:pPr>
-        <w:pStyle w:val="Text"/>
-      </w:pPr>
-      <w:r>
-        <w:t xml:space="preserve">Für die Bildbearbeitung sind die Aufgenommenen Bilder </w:t>
-      </w:r>
-      <w:r>
-        <w:t>sehr</w:t>
-      </w:r>
-      <w:r>
+        <w:commentReference w:id="70"/>
+      </w:r>
+      <w:bookmarkEnd w:id="68"/>
+    </w:p>
+    <w:p>
+      <w:pPr>
+        <w:pStyle w:val="Text"/>
+        <w:rPr>
+          <w:lang w:val="de-AT" w:eastAsia="de-AT"/>
+        </w:rPr>
+      </w:pPr>
+      <w:r>
+        <w:rPr>
+          <w:lang w:val="de-AT" w:eastAsia="de-AT"/>
+        </w:rPr>
+        <w:t>Für die Bildverarbeitung sind die aufgenommenen Kamerabilder eine zentrale Grundlage, da in diesen Barcodes bzw. QR-Codes erkannt und anschließend ausgelesen werden sollen. Der entwickelte 3D-Scanner verfügt über vier Kameraperspektiven, wodurch ein Objekt aus mehreren Blickwinkeln erfasst wird. Dadurch erhöht sich die Wahrscheinlichkeit, dass sich mindestens ein Barcode vollständig sichtbar im Bild befindet und korrekt erkannt werden kann. Ziel dieser automatischen Erkennung ist es, den manuellen Arbeitsaufwand zu reduzieren und eine eindeutige Identifikation der gescannten Objekte zu ermöglichen.</w:t>
+      </w:r>
+    </w:p>
+    <w:p>
+      <w:pPr>
+        <w:pStyle w:val="Text"/>
+        <w:rPr>
+          <w:lang w:val="de-AT" w:eastAsia="de-AT"/>
+        </w:rPr>
+      </w:pPr>
+    </w:p>
+    <w:p>
+      <w:pPr>
+        <w:pStyle w:val="Text"/>
+        <w:rPr>
+          <w:lang w:val="de-AT" w:eastAsia="de-AT"/>
+        </w:rPr>
+      </w:pPr>
+      <w:r>
+        <w:rPr>
+          <w:lang w:val="de-AT" w:eastAsia="de-AT"/>
+        </w:rPr>
+        <w:t>Zur Überprüfung</w:t>
+      </w:r>
+      <w:r>
+        <w:rPr>
+          <w:lang w:val="de-AT" w:eastAsia="de-AT"/>
+        </w:rPr>
+        <w:t xml:space="preserve"> der Barcode Erkennung, wird das zuvor angesprochene Modell verwendet, um die</w:t>
+      </w:r>
+      <w:r>
+        <w:rPr>
+          <w:lang w:val="de-AT" w:eastAsia="de-AT"/>
+        </w:rPr>
+        <w:t xml:space="preserve"> Funktionsfähigkeit des Modells </w:t>
+      </w:r>
+      <w:r>
+        <w:rPr>
+          <w:lang w:val="de-AT" w:eastAsia="de-AT"/>
+        </w:rPr>
+        <w:t>mit</w:t>
+      </w:r>
+      <w:r>
+        <w:rPr>
+          <w:lang w:val="de-AT" w:eastAsia="de-AT"/>
+        </w:rPr>
+        <w:t xml:space="preserve"> ein</w:t>
+      </w:r>
+      <w:r>
+        <w:rPr>
+          <w:lang w:val="de-AT" w:eastAsia="de-AT"/>
+        </w:rPr>
+        <w:t>em</w:t>
+      </w:r>
+      <w:r>
+        <w:rPr>
+          <w:lang w:val="de-AT" w:eastAsia="de-AT"/>
+        </w:rPr>
+        <w:t xml:space="preserve"> Testdatensatz </w:t>
+      </w:r>
+      <w:r>
+        <w:rPr>
+          <w:lang w:val="de-AT" w:eastAsia="de-AT"/>
+        </w:rPr>
+        <w:t>von</w:t>
+      </w:r>
+      <w:r>
+        <w:rPr>
+          <w:lang w:val="de-AT" w:eastAsia="de-AT"/>
+        </w:rPr>
         <w:t xml:space="preserve"> </w:t>
       </w:r>
       <w:r>
-        <w:t>wichtig,</w:t>
-      </w:r>
-      <w:r>
-        <w:t xml:space="preserve"> um  dort Barcodes zu erkennen. Der fertige 3D-Scanner beinhaltet 4 Kamera Ansichten. In diesen 4 Ansichten können sich jeweils </w:t>
-      </w:r>
-      <w:r>
-        <w:t>Barcodes</w:t>
-      </w:r>
-      <w:r>
-        <w:t xml:space="preserve"> oder </w:t>
-      </w:r>
-      <w:r>
-        <w:t>QR-Codes befinden,</w:t>
-      </w:r>
-      <w:r>
-        <w:t xml:space="preserve"> die man decodieren </w:t>
-      </w:r>
-      <w:r>
-        <w:t>möchte,</w:t>
-      </w:r>
-      <w:r>
-        <w:t xml:space="preserve"> um Arbeitsaufwand zu sparen. </w:t>
-      </w:r>
-    </w:p>
-    <w:p>
-      <w:pPr>
-        <w:pStyle w:val="Text"/>
-      </w:pPr>
-    </w:p>
-    <w:p>
-      <w:pPr>
-        <w:pStyle w:val="Text"/>
-      </w:pPr>
-      <w:r>
-        <w:t xml:space="preserve">Yolo </w:t>
-      </w:r>
-      <w:r>
-        <w:t>Modell</w:t>
-      </w:r>
-      <w:r>
-        <w:t xml:space="preserve"> von </w:t>
-      </w:r>
-      <w:r>
-        <w:t>Internet</w:t>
-      </w:r>
-      <w:r>
-        <w:t xml:space="preserve"> herunter geladen welches </w:t>
-      </w:r>
-      <w:r>
-        <w:t>Barcodes</w:t>
-      </w:r>
-      <w:r>
-        <w:t xml:space="preserve"> finden kann:</w:t>
-      </w:r>
-    </w:p>
-    <w:p/>
-    <w:p>
-      <w:pPr>
-        <w:pStyle w:val="Text"/>
-      </w:pPr>
-    </w:p>
-    <w:p>
-      <w:pPr>
-        <w:pStyle w:val="Text"/>
-      </w:pPr>
-    </w:p>
-    <w:p>
-      <w:pPr>
-        <w:pStyle w:val="Text"/>
-      </w:pPr>
-    </w:p>
-    <w:p>
-      <w:pPr>
-        <w:pStyle w:val="Text"/>
-      </w:pPr>
-      <w:r>
-        <w:t xml:space="preserve">Modell wurde </w:t>
-      </w:r>
-      <w:r>
+        <w:rPr>
+          <w:bCs/>
+          <w:lang w:val="de-AT" w:eastAsia="de-AT"/>
+        </w:rPr>
+        <w:t>945 Bildern</w:t>
+      </w:r>
+      <w:r>
+        <w:rPr>
+          <w:lang w:val="de-AT" w:eastAsia="de-AT"/>
+        </w:rPr>
+        <w:t xml:space="preserve"> </w:t>
+      </w:r>
+      <w:r>
+        <w:rPr>
+          <w:lang w:val="de-AT" w:eastAsia="de-AT"/>
+        </w:rPr>
         <w:t>getestet</w:t>
       </w:r>
       <w:r>
-        <w:t xml:space="preserve"> mit einem Ordner mit </w:t>
-      </w:r>
-      <w:r>
-        <w:t>genau 945</w:t>
-      </w:r>
-      <w:r>
-        <w:t xml:space="preserve"> Bilder und erkannte die Barcodes zu </w:t>
-      </w:r>
-      <w:r>
-        <w:t>99.91</w:t>
-      </w:r>
-      <w:r>
-        <w:t>%</w:t>
-      </w:r>
-      <w:r>
-        <w:t xml:space="preserve">. Hier ein Ausschnitt </w:t>
-      </w:r>
-      <w:r>
-        <w:t>des Testergebnisses</w:t>
-      </w:r>
-      <w:r>
-        <w:t>.</w:t>
+        <w:rPr>
+          <w:lang w:val="de-AT" w:eastAsia="de-AT"/>
+        </w:rPr>
+        <w:t xml:space="preserve">. Diese Bilder enthalten unterschiedliche Barcode-Positionen, Perspektiven und Beleuchtungssituationen. Das Modell erkannte </w:t>
+      </w:r>
+      <w:r>
+        <w:rPr>
+          <w:lang w:val="de-AT" w:eastAsia="de-AT"/>
+        </w:rPr>
+        <w:t>die Umrisse der Barcodes in</w:t>
+      </w:r>
+      <w:r>
+        <w:rPr>
+          <w:lang w:val="de-AT" w:eastAsia="de-AT"/>
+        </w:rPr>
+        <w:t xml:space="preserve"> diesem Test </w:t>
+      </w:r>
+      <w:r>
+        <w:rPr>
+          <w:lang w:val="de-AT" w:eastAsia="de-AT"/>
+        </w:rPr>
+        <w:t xml:space="preserve">zu </w:t>
+      </w:r>
+      <w:r>
+        <w:rPr>
+          <w:bCs/>
+          <w:lang w:val="de-AT" w:eastAsia="de-AT"/>
+        </w:rPr>
+        <w:t>99,91 % korrekt</w:t>
+      </w:r>
+      <w:r>
+        <w:rPr>
+          <w:lang w:val="de-AT" w:eastAsia="de-AT"/>
+        </w:rPr>
+        <w:t xml:space="preserve">. Ein Ausschnitt dieses Testergebnisses ist in </w:t>
+      </w:r>
+      <w:r>
+        <w:rPr>
+          <w:bCs/>
+          <w:lang w:val="de-AT" w:eastAsia="de-AT"/>
+        </w:rPr>
+        <w:t>Abbildung 8</w:t>
+      </w:r>
+      <w:r>
+        <w:rPr>
+          <w:lang w:val="de-AT" w:eastAsia="de-AT"/>
+        </w:rPr>
+        <w:t xml:space="preserve"> dargestellt. </w:t>
       </w:r>
     </w:p>
     <w:p>
@@ -11527,7 +11592,7 @@
           <w:noProof/>
         </w:rPr>
         <w:drawing>
-          <wp:inline distT="0" distB="0" distL="0" distR="0" wp14:anchorId="18A1E2E6" wp14:editId="6F55E5A4">
+          <wp:inline distT="0" distB="0" distL="0" distR="0" wp14:anchorId="433260B2" wp14:editId="7EB46753">
             <wp:extent cx="5878286" cy="1478364"/>
             <wp:effectExtent l="0" t="0" r="0" b="0"/>
             <wp:docPr id="796206542" name="Grafik 1" descr="Ein Bild, das Text, Screenshot, Schrift, Software enthält.&#10;&#10;KI-generierte Inhalte können fehlerhaft sein."/>
@@ -11599,7 +11664,7 @@
           <w:noProof/>
           <w:lang w:val="de-DE"/>
         </w:rPr>
-        <w:t>8</w:t>
+        <w:t>7</w:t>
       </w:r>
       <w:r>
         <w:rPr>
@@ -11616,175 +11681,118 @@
     </w:p>
     <w:p>
       <w:pPr>
-        <w:rPr>
-          <w:lang w:eastAsia="de-DE"/>
-        </w:rPr>
-      </w:pPr>
-    </w:p>
-    <w:p>
-      <w:pPr>
-        <w:pStyle w:val="Text"/>
-      </w:pPr>
-      <w:r>
-        <w:t xml:space="preserve">In diesem Beispiel ging es nur die Funktionalität zu testen des Yolo </w:t>
-      </w:r>
-      <w:r>
-        <w:t>Modells</w:t>
-      </w:r>
-      <w:r>
-        <w:t xml:space="preserve"> nicht um die </w:t>
-      </w:r>
-      <w:r>
-        <w:t>Decodierung</w:t>
-      </w:r>
-      <w:r>
-        <w:t xml:space="preserve">. Weil bei der </w:t>
-      </w:r>
-      <w:r>
-        <w:t>Decodierung</w:t>
-      </w:r>
-      <w:r>
-        <w:t xml:space="preserve"> wurde auch einmal die </w:t>
+        <w:pStyle w:val="Text"/>
+        <w:rPr>
+          <w:lang w:val="de-AT" w:eastAsia="de-AT"/>
+        </w:rPr>
+      </w:pPr>
+      <w:r>
+        <w:rPr>
+          <w:lang w:val="de-AT" w:eastAsia="de-AT"/>
+        </w:rPr>
+        <w:t>Ziel dieses Tests war primär die Überprüfung der zuverlässigen Barcode-Lokalisierung.</w:t>
+      </w:r>
+    </w:p>
+    <w:p>
+      <w:pPr>
+        <w:pStyle w:val="Text"/>
+        <w:rPr>
+          <w:lang w:val="de-AT" w:eastAsia="de-AT"/>
+        </w:rPr>
+      </w:pPr>
+    </w:p>
+    <w:p>
+      <w:pPr>
+        <w:pStyle w:val="Text"/>
+        <w:rPr>
+          <w:lang w:val="de-AT" w:eastAsia="de-AT"/>
+        </w:rPr>
+      </w:pPr>
+    </w:p>
+    <w:p>
+      <w:pPr>
+        <w:pStyle w:val="Text"/>
+        <w:rPr>
+          <w:lang w:val="de-AT" w:eastAsia="de-AT"/>
+        </w:rPr>
+      </w:pPr>
+      <w:r>
+        <w:rPr>
+          <w:lang w:val="de-AT" w:eastAsia="de-AT"/>
+        </w:rPr>
+        <w:lastRenderedPageBreak/>
+        <w:t xml:space="preserve">Nachdem der Barcode im Bild erkannt wurde, muss der Inhalt des Codes dekodiert werden. Hierfür wurden verschiedene Bibliotheken getestet. Zunächst wurde die Bibliothek </w:t>
       </w:r>
       <w:proofErr w:type="spellStart"/>
       <w:r>
-        <w:t>libary</w:t>
+        <w:rPr>
+          <w:bCs/>
+          <w:lang w:val="de-AT" w:eastAsia="de-AT"/>
+        </w:rPr>
+        <w:t>ZXing</w:t>
       </w:r>
       <w:proofErr w:type="spellEnd"/>
       <w:r>
-        <w:t xml:space="preserve"> von </w:t>
+        <w:rPr>
+          <w:lang w:val="de-AT" w:eastAsia="de-AT"/>
+        </w:rPr>
+        <w:t xml:space="preserve"> eingesetzt, allerdings lieferte diese in der Praxis nur wenige erfolgreiche Dekodierungen. Aus diesem Grund wurde auf die Python-Bibliothek </w:t>
       </w:r>
       <w:proofErr w:type="spellStart"/>
       <w:r>
-        <w:t>zxing</w:t>
+        <w:rPr>
+          <w:bCs/>
+          <w:lang w:val="de-AT" w:eastAsia="de-AT"/>
+        </w:rPr>
+        <w:t>pyzbar</w:t>
       </w:r>
       <w:proofErr w:type="spellEnd"/>
       <w:r>
-        <w:t xml:space="preserve"> </w:t>
-      </w:r>
-      <w:r>
-        <w:t>probiert,</w:t>
-      </w:r>
-      <w:r>
-        <w:t xml:space="preserve"> aber dabei kam es zu wenigen </w:t>
-      </w:r>
-      <w:r>
-        <w:t>Ergebnissen,</w:t>
-      </w:r>
-      <w:r>
-        <w:t xml:space="preserve"> daher wurde die </w:t>
-      </w:r>
-      <w:proofErr w:type="spellStart"/>
-      <w:r>
-        <w:t>pyzbar</w:t>
-      </w:r>
-      <w:proofErr w:type="spellEnd"/>
-      <w:r>
-        <w:t xml:space="preserve"> verwendet und ein </w:t>
-      </w:r>
-      <w:r>
-        <w:t>Ergebnis</w:t>
-      </w:r>
-      <w:r>
-        <w:t xml:space="preserve"> von erzielt.</w:t>
-      </w:r>
-    </w:p>
-    <w:p>
-      <w:pPr>
-        <w:pStyle w:val="Text"/>
-      </w:pPr>
-    </w:p>
-    <w:p>
-      <w:pPr>
-        <w:pStyle w:val="Text"/>
-      </w:pPr>
-    </w:p>
-    <w:p>
-      <w:pPr>
-        <w:pStyle w:val="Text"/>
-      </w:pPr>
-    </w:p>
-    <w:p>
-      <w:pPr>
-        <w:pStyle w:val="Text"/>
-      </w:pPr>
-      <w:r>
-        <w:t xml:space="preserve">Die </w:t>
-      </w:r>
-      <w:proofErr w:type="gramStart"/>
-      <w:r>
-        <w:t>Fotos</w:t>
-      </w:r>
-      <w:proofErr w:type="gramEnd"/>
-      <w:r>
-        <w:t xml:space="preserve"> die zur </w:t>
-      </w:r>
-      <w:r>
-        <w:t>Verwendung</w:t>
-      </w:r>
-      <w:r>
-        <w:t xml:space="preserve"> genommen </w:t>
-      </w:r>
-      <w:proofErr w:type="gramStart"/>
-      <w:r>
-        <w:t>wurden</w:t>
-      </w:r>
-      <w:proofErr w:type="gramEnd"/>
-      <w:r>
-        <w:t xml:space="preserve"> </w:t>
-      </w:r>
-      <w:r>
-        <w:t>kamen</w:t>
-      </w:r>
-      <w:r>
-        <w:t xml:space="preserve"> auch aus dem link vo</w:t>
-      </w:r>
-      <w:r>
-        <w:t>n der</w:t>
-      </w:r>
-      <w:r>
-        <w:t xml:space="preserve"> </w:t>
-      </w:r>
-      <w:proofErr w:type="spellStart"/>
-      <w:r>
-        <w:t>barcode</w:t>
-      </w:r>
-      <w:proofErr w:type="spellEnd"/>
-      <w:r>
-        <w:t xml:space="preserve"> </w:t>
-      </w:r>
-      <w:proofErr w:type="spellStart"/>
-      <w:r>
-        <w:t>detection</w:t>
-      </w:r>
-      <w:proofErr w:type="spellEnd"/>
-      <w:r>
-        <w:t>.</w:t>
-      </w:r>
-    </w:p>
-    <w:p>
-      <w:pPr>
-        <w:pStyle w:val="Text"/>
-      </w:pPr>
-    </w:p>
-    <w:p>
-      <w:pPr>
-        <w:pStyle w:val="Text"/>
-      </w:pPr>
-      <w:r>
-        <w:t xml:space="preserve">Hier ein </w:t>
-      </w:r>
-      <w:r>
-        <w:t>Auszug</w:t>
-      </w:r>
-      <w:r>
-        <w:t xml:space="preserve"> wie diese Bilder ca. </w:t>
-      </w:r>
-      <w:r>
-        <w:t>aussahen,</w:t>
-      </w:r>
-      <w:r>
-        <w:t xml:space="preserve"> um es sich vorzustellen:</w:t>
+        <w:rPr>
+          <w:lang w:val="de-AT" w:eastAsia="de-AT"/>
+        </w:rPr>
+        <w:t xml:space="preserve"> umgestellt, welche eine deutlich stabilere und zuverlässigere Erkennung der Barcode-Informationen ermöglichte.</w:t>
+      </w:r>
+    </w:p>
+    <w:p>
+      <w:pPr>
+        <w:pStyle w:val="Text"/>
+        <w:rPr>
+          <w:lang w:eastAsia="de-AT"/>
+        </w:rPr>
+      </w:pPr>
+    </w:p>
+    <w:p>
+      <w:pPr>
+        <w:pStyle w:val="Text"/>
+        <w:rPr>
+          <w:lang w:val="de-AT" w:eastAsia="de-AT"/>
+        </w:rPr>
+      </w:pPr>
+      <w:r>
+        <w:rPr>
+          <w:lang w:val="de-AT" w:eastAsia="de-AT"/>
+        </w:rPr>
+        <w:t xml:space="preserve">Die für den Test verwendeten Bilder stammen aus dem öffentlich verfügbaren Datensatz der Barcode-Erkennung. Diese Bilder enthalten Barcodes in unterschiedlichen Größen, Positionen und Bildausschnitten, um reale Anwendungssituationen möglichst gut zu simulieren. Ein Beispiel solcher Testbilder </w:t>
+      </w:r>
+      <w:r>
+        <w:rPr>
+          <w:lang w:val="de-AT" w:eastAsia="de-AT"/>
+        </w:rPr>
+        <w:t xml:space="preserve">ist in </w:t>
+      </w:r>
+      <w:r>
+        <w:rPr>
+          <w:bCs/>
+          <w:lang w:val="de-AT" w:eastAsia="de-AT"/>
+        </w:rPr>
+        <w:t>Abbildung 9</w:t>
+      </w:r>
+      <w:r>
+        <w:rPr>
+          <w:lang w:val="de-AT" w:eastAsia="de-AT"/>
+        </w:rPr>
+        <w:t xml:space="preserve"> dargestellt, um einen Eindruck der verwendeten Bilddaten zu vermitteln.</w:t>
       </w:r>
     </w:p>
     <w:p>
@@ -11798,7 +11806,7 @@
           <w:noProof/>
         </w:rPr>
         <w:drawing>
-          <wp:inline distT="0" distB="0" distL="0" distR="0" wp14:anchorId="476B0324" wp14:editId="0A85CA59">
+          <wp:inline distT="0" distB="0" distL="0" distR="0" wp14:anchorId="77FC5483" wp14:editId="0B16C5F1">
             <wp:extent cx="2895600" cy="2170256"/>
             <wp:effectExtent l="0" t="0" r="0" b="0"/>
             <wp:docPr id="556005112" name="Grafik 2" descr="Ein Bild, das Text, Handschrift, Papierprodukt, Rechteck enthält.&#10;&#10;KI-generierte Inhalte können fehlerhaft sein."/>
@@ -11883,26 +11891,259 @@
           <w:noProof/>
           <w:lang w:val="de-DE"/>
         </w:rPr>
+        <w:t>8</w:t>
+      </w:r>
+      <w:r>
+        <w:rPr>
+          <w:lang w:val="de-DE"/>
+        </w:rPr>
+        <w:fldChar w:fldCharType="end"/>
+      </w:r>
+      <w:r>
+        <w:rPr>
+          <w:lang w:val="de-DE"/>
+        </w:rPr>
+        <w:t>: Foto mit Barcode für die Yolo Erkennung</w:t>
+      </w:r>
+    </w:p>
+    <w:p>
+      <w:pPr>
+        <w:pStyle w:val="Text"/>
+      </w:pPr>
+    </w:p>
+    <w:p>
+      <w:pPr>
+        <w:pStyle w:val="Text"/>
+      </w:pPr>
+    </w:p>
+    <w:p>
+      <w:pPr>
+        <w:jc w:val="left"/>
+      </w:pPr>
+      <w:r>
+        <w:br w:type="page"/>
+      </w:r>
+    </w:p>
+    <w:p>
+      <w:pPr>
+        <w:pStyle w:val="Text"/>
+      </w:pPr>
+    </w:p>
+    <w:p>
+      <w:pPr>
+        <w:pStyle w:val="Text"/>
+        <w:keepNext/>
+        <w:jc w:val="center"/>
+      </w:pPr>
+      <w:r>
+        <w:rPr>
+          <w:lang w:val="de-AT"/>
+        </w:rPr>
+        <w:drawing>
+          <wp:inline distT="0" distB="0" distL="0" distR="0" wp14:anchorId="686DDD33" wp14:editId="291D7CCE">
+            <wp:extent cx="1383030" cy="1844040"/>
+            <wp:effectExtent l="0" t="0" r="0" b="0"/>
+            <wp:docPr id="1816928081" name="Grafik 6" descr="Ein Bild, das Text, Screenshot, Brief, Aufdruck enthält.&#10;&#10;KI-generierte Inhalte können fehlerhaft sein."/>
+            <wp:cNvGraphicFramePr>
+              <a:graphicFrameLocks xmlns:a="http://schemas.openxmlformats.org/drawingml/2006/main" noChangeAspect="1"/>
+            </wp:cNvGraphicFramePr>
+            <a:graphic xmlns:a="http://schemas.openxmlformats.org/drawingml/2006/main">
+              <a:graphicData uri="http://schemas.openxmlformats.org/drawingml/2006/picture">
+                <pic:pic xmlns:pic="http://schemas.openxmlformats.org/drawingml/2006/picture">
+                  <pic:nvPicPr>
+                    <pic:cNvPr id="1816928081" name="Grafik 6" descr="Ein Bild, das Text, Screenshot, Brief, Aufdruck enthält.&#10;&#10;KI-generierte Inhalte können fehlerhaft sein."/>
+                    <pic:cNvPicPr>
+                      <a:picLocks noChangeAspect="1" noChangeArrowheads="1"/>
+                    </pic:cNvPicPr>
+                  </pic:nvPicPr>
+                  <pic:blipFill>
+                    <a:blip r:embed="rId58" cstate="print">
+                      <a:extLst>
+                        <a:ext uri="{28A0092B-C50C-407E-A947-70E740481C1C}">
+                          <a14:useLocalDpi xmlns:a14="http://schemas.microsoft.com/office/drawing/2010/main" val="0"/>
+                        </a:ext>
+                      </a:extLst>
+                    </a:blip>
+                    <a:srcRect/>
+                    <a:stretch>
+                      <a:fillRect/>
+                    </a:stretch>
+                  </pic:blipFill>
+                  <pic:spPr bwMode="auto">
+                    <a:xfrm>
+                      <a:off x="0" y="0"/>
+                      <a:ext cx="1383030" cy="1844040"/>
+                    </a:xfrm>
+                    <a:prstGeom prst="rect">
+                      <a:avLst/>
+                    </a:prstGeom>
+                    <a:noFill/>
+                    <a:ln>
+                      <a:noFill/>
+                    </a:ln>
+                  </pic:spPr>
+                </pic:pic>
+              </a:graphicData>
+            </a:graphic>
+          </wp:inline>
+        </w:drawing>
+      </w:r>
+    </w:p>
+    <w:p>
+      <w:pPr>
+        <w:pStyle w:val="Beschriftung"/>
+      </w:pPr>
+      <w:r>
+        <w:t xml:space="preserve">Abbildung </w:t>
+      </w:r>
+      <w:r>
+        <w:fldChar w:fldCharType="begin"/>
+      </w:r>
+      <w:r>
+        <w:instrText xml:space="preserve"> SEQ Abbildung \* ARABIC </w:instrText>
+      </w:r>
+      <w:r>
+        <w:fldChar w:fldCharType="separate"/>
+      </w:r>
+      <w:r>
+        <w:rPr>
+          <w:noProof/>
+        </w:rPr>
         <w:t>9</w:t>
       </w:r>
       <w:r>
-        <w:rPr>
-          <w:lang w:val="de-DE"/>
-        </w:rPr>
         <w:fldChar w:fldCharType="end"/>
       </w:r>
       <w:r>
-        <w:rPr>
-          <w:lang w:val="de-DE"/>
-        </w:rPr>
-        <w:t>: Fotos mit Barcodes für die Yolo Erkennung</w:t>
-      </w:r>
+        <w:t>: Foto mit Barcode für die Decodierung</w:t>
+      </w:r>
+    </w:p>
+    <w:p>
+      <w:pPr>
+        <w:pStyle w:val="Text"/>
+      </w:pPr>
+    </w:p>
+    <w:p>
+      <w:pPr>
+        <w:pStyle w:val="Text"/>
+      </w:pPr>
+    </w:p>
+    <w:p>
+      <w:pPr>
+        <w:pStyle w:val="Text"/>
+        <w:keepNext/>
+        <w:jc w:val="center"/>
+      </w:pPr>
+      <w:r>
+        <w:drawing>
+          <wp:inline distT="0" distB="0" distL="0" distR="0" wp14:anchorId="5B38532F" wp14:editId="475810EF">
+            <wp:extent cx="5358130" cy="1332706"/>
+            <wp:effectExtent l="0" t="0" r="0" b="0"/>
+            <wp:docPr id="1586148962" name="Grafik 1" descr="Ein Bild, das Text, Screenshot, Schrift enthält.&#10;&#10;KI-generierte Inhalte können fehlerhaft sein."/>
+            <wp:cNvGraphicFramePr>
+              <a:graphicFrameLocks xmlns:a="http://schemas.openxmlformats.org/drawingml/2006/main" noChangeAspect="1"/>
+            </wp:cNvGraphicFramePr>
+            <a:graphic xmlns:a="http://schemas.openxmlformats.org/drawingml/2006/main">
+              <a:graphicData uri="http://schemas.openxmlformats.org/drawingml/2006/picture">
+                <pic:pic xmlns:pic="http://schemas.openxmlformats.org/drawingml/2006/picture">
+                  <pic:nvPicPr>
+                    <pic:cNvPr id="1586148962" name="Grafik 1" descr="Ein Bild, das Text, Screenshot, Schrift enthält.&#10;&#10;KI-generierte Inhalte können fehlerhaft sein."/>
+                    <pic:cNvPicPr/>
+                  </pic:nvPicPr>
+                  <pic:blipFill>
+                    <a:blip r:embed="rId59"/>
+                    <a:stretch>
+                      <a:fillRect/>
+                    </a:stretch>
+                  </pic:blipFill>
+                  <pic:spPr>
+                    <a:xfrm>
+                      <a:off x="0" y="0"/>
+                      <a:ext cx="5364601" cy="1334316"/>
+                    </a:xfrm>
+                    <a:prstGeom prst="rect">
+                      <a:avLst/>
+                    </a:prstGeom>
+                  </pic:spPr>
+                </pic:pic>
+              </a:graphicData>
+            </a:graphic>
+          </wp:inline>
+        </w:drawing>
+      </w:r>
+    </w:p>
+    <w:p>
+      <w:pPr>
+        <w:pStyle w:val="Beschriftung"/>
+      </w:pPr>
+      <w:r>
+        <w:t xml:space="preserve">Abbildung </w:t>
+      </w:r>
+      <w:r>
+        <w:fldChar w:fldCharType="begin"/>
+      </w:r>
+      <w:r>
+        <w:instrText xml:space="preserve"> SEQ Abbildung \* ARABIC </w:instrText>
+      </w:r>
+      <w:r>
+        <w:fldChar w:fldCharType="separate"/>
+      </w:r>
+      <w:r>
+        <w:rPr>
+          <w:noProof/>
+        </w:rPr>
+        <w:t>10</w:t>
+      </w:r>
+      <w:r>
+        <w:fldChar w:fldCharType="end"/>
+      </w:r>
+      <w:r>
+        <w:t>:Ergebnis von der Barcode Decodierung</w:t>
+      </w:r>
+    </w:p>
+    <w:p>
+      <w:pPr>
+        <w:pStyle w:val="Text"/>
+      </w:pPr>
     </w:p>
     <w:p>
       <w:pPr>
         <w:jc w:val="left"/>
       </w:pPr>
       <w:r>
+        <w:t xml:space="preserve">Wichtige Faktoren sind – Padding, Rotation und </w:t>
+      </w:r>
+      <w:proofErr w:type="spellStart"/>
+      <w:r>
+        <w:t>skale</w:t>
+      </w:r>
+      <w:proofErr w:type="spellEnd"/>
+      <w:r>
+        <w:t xml:space="preserve">. Zudem kommen noch </w:t>
+      </w:r>
+      <w:r>
+        <w:t xml:space="preserve">4 </w:t>
+      </w:r>
+      <w:r>
+        <w:t xml:space="preserve">weitere </w:t>
+      </w:r>
+      <w:proofErr w:type="spellStart"/>
+      <w:r>
+        <w:t>Vorbereitungs</w:t>
+      </w:r>
+      <w:proofErr w:type="spellEnd"/>
+      <w:r>
+        <w:t xml:space="preserve"> </w:t>
+      </w:r>
+      <w:proofErr w:type="spellStart"/>
+      <w:r>
+        <w:t>verarbeitung</w:t>
+      </w:r>
+      <w:proofErr w:type="spellEnd"/>
+      <w:r>
+        <w:t xml:space="preserve"> bei der </w:t>
+      </w:r>
+      <w:r>
         <w:br w:type="page"/>
       </w:r>
     </w:p>
@@ -11910,22 +12151,22 @@
       <w:pPr>
         <w:pStyle w:val="berschrift3"/>
       </w:pPr>
-      <w:bookmarkStart w:id="73" w:name="_Toc223637585"/>
-      <w:commentRangeStart w:id="74"/>
+      <w:bookmarkStart w:id="71" w:name="_Toc223637585"/>
+      <w:commentRangeStart w:id="72"/>
       <w:r>
         <w:lastRenderedPageBreak/>
         <w:t>Gewichtserfassung</w:t>
       </w:r>
-      <w:commentRangeEnd w:id="74"/>
+      <w:commentRangeEnd w:id="72"/>
       <w:r>
         <w:rPr>
           <w:rStyle w:val="Kommentarzeichen"/>
           <w:b w:val="0"/>
           <w:bCs w:val="0"/>
         </w:rPr>
-        <w:commentReference w:id="74"/>
-      </w:r>
-      <w:bookmarkEnd w:id="73"/>
+        <w:commentReference w:id="72"/>
+      </w:r>
+      <w:bookmarkEnd w:id="71"/>
     </w:p>
     <w:p>
       <w:pPr>
@@ -12014,7 +12255,7 @@
       <w:r>
         <w:t xml:space="preserve">Da die eingesetzten ADCs nur auf zwei mögliche I²C-Adressen (0x2A und 0x2B) konfiguriert werden können, kommt es beim Betrieb mehrerer Module am selben I²C-Bus zu Adresskonflikten. Zur Lösung dieses Problems wird ein </w:t>
       </w:r>
-      <w:commentRangeStart w:id="75"/>
+      <w:commentRangeStart w:id="73"/>
       <w:r>
         <w:rPr>
           <w:bCs/>
@@ -12024,12 +12265,12 @@
       <w:r>
         <w:t xml:space="preserve"> </w:t>
       </w:r>
-      <w:commentRangeEnd w:id="75"/>
+      <w:commentRangeEnd w:id="73"/>
       <w:r>
         <w:rPr>
           <w:rStyle w:val="Kommentarzeichen"/>
         </w:rPr>
-        <w:commentReference w:id="75"/>
+        <w:commentReference w:id="73"/>
       </w:r>
       <w:r>
         <w:t>eingesetzt.</w:t>
@@ -12191,16 +12432,16 @@
       <w:r>
         <w:t>Die Initialisierung der ADCs erfolgt bei jedem Scanvorgang erneut, da die Zeitabstände zwischen den Messungen variieren können und de</w:t>
       </w:r>
-      <w:commentRangeStart w:id="76"/>
+      <w:commentRangeStart w:id="74"/>
       <w:r>
         <w:t>r Multiplexer jeweils neu konfiguriert werden muss.</w:t>
       </w:r>
-      <w:commentRangeEnd w:id="76"/>
+      <w:commentRangeEnd w:id="74"/>
       <w:r>
         <w:rPr>
           <w:rStyle w:val="Kommentarzeichen"/>
         </w:rPr>
-        <w:commentReference w:id="76"/>
+        <w:commentReference w:id="74"/>
       </w:r>
     </w:p>
     <w:p>
@@ -12623,16 +12864,44 @@
           <w:left w:val="single" w:sz="4" w:space="4" w:color="auto"/>
           <w:right w:val="single" w:sz="4" w:space="4" w:color="auto"/>
         </w:pBdr>
-      </w:pPr>
-      <w:r>
+        <w:rPr>
+          <w:lang w:val="en-GB"/>
+        </w:rPr>
+      </w:pPr>
+      <w:r>
+        <w:rPr>
+          <w:lang w:val="en-GB"/>
+        </w:rPr>
         <w:t>„</w:t>
       </w:r>
       <w:proofErr w:type="spellStart"/>
-      <w:r>
-        <w:t>weight_calibration.json</w:t>
+      <w:proofErr w:type="gramStart"/>
+      <w:r>
+        <w:rPr>
+          <w:lang w:val="en-GB"/>
+        </w:rPr>
+        <w:t>weight</w:t>
+      </w:r>
+      <w:proofErr w:type="gramEnd"/>
+      <w:r>
+        <w:rPr>
+          <w:lang w:val="en-GB"/>
+        </w:rPr>
+        <w:t>_</w:t>
+      </w:r>
+      <w:proofErr w:type="gramStart"/>
+      <w:r>
+        <w:rPr>
+          <w:lang w:val="en-GB"/>
+        </w:rPr>
+        <w:t>calibration.json</w:t>
       </w:r>
       <w:proofErr w:type="spellEnd"/>
-      <w:r>
+      <w:proofErr w:type="gramEnd"/>
+      <w:r>
+        <w:rPr>
+          <w:lang w:val="en-GB"/>
+        </w:rPr>
         <w:t>“</w:t>
       </w:r>
     </w:p>
@@ -12655,6 +12924,7 @@
         <w:rPr>
           <w:rFonts w:ascii="Courier New" w:hAnsi="Courier New" w:cs="Courier New"/>
           <w:color w:val="545454"/>
+          <w:lang w:val="en-GB"/>
         </w:rPr>
         <w:t>{</w:t>
       </w:r>
@@ -12662,6 +12932,7 @@
         <w:rPr>
           <w:rFonts w:ascii="Courier New" w:hAnsi="Courier New" w:cs="Courier New"/>
           <w:color w:val="545454"/>
+          <w:lang w:val="en-GB"/>
         </w:rPr>
         <w:br/>
         <w:t xml:space="preserve">    </w:t>
@@ -12670,6 +12941,7 @@
         <w:rPr>
           <w:rFonts w:ascii="Courier New" w:hAnsi="Courier New" w:cs="Courier New"/>
           <w:color w:val="008000"/>
+          <w:lang w:val="en-GB"/>
         </w:rPr>
         <w:t>"</w:t>
       </w:r>
@@ -12678,6 +12950,7 @@
         <w:rPr>
           <w:rFonts w:ascii="Courier New" w:hAnsi="Courier New" w:cs="Courier New"/>
           <w:color w:val="008000"/>
+          <w:lang w:val="en-GB"/>
         </w:rPr>
         <w:t>faktoren</w:t>
       </w:r>
@@ -12686,6 +12959,7 @@
         <w:rPr>
           <w:rFonts w:ascii="Courier New" w:hAnsi="Courier New" w:cs="Courier New"/>
           <w:color w:val="008000"/>
+          <w:lang w:val="en-GB"/>
         </w:rPr>
         <w:t>"</w:t>
       </w:r>
@@ -12693,6 +12967,7 @@
         <w:rPr>
           <w:rFonts w:ascii="Courier New" w:hAnsi="Courier New" w:cs="Courier New"/>
           <w:color w:val="545454"/>
+          <w:lang w:val="en-GB"/>
         </w:rPr>
         <w:t>: [</w:t>
       </w:r>
@@ -12700,6 +12975,7 @@
         <w:rPr>
           <w:rFonts w:ascii="Courier New" w:hAnsi="Courier New" w:cs="Courier New"/>
           <w:color w:val="545454"/>
+          <w:lang w:val="en-GB"/>
         </w:rPr>
         <w:br/>
         <w:t xml:space="preserve">        </w:t>
@@ -12708,6 +12984,7 @@
         <w:rPr>
           <w:rFonts w:ascii="Courier New" w:hAnsi="Courier New" w:cs="Courier New"/>
           <w:color w:val="AA5D00"/>
+          <w:lang w:val="en-GB"/>
         </w:rPr>
         <w:t>-0.004423</w:t>
       </w:r>
@@ -12715,6 +12992,7 @@
         <w:rPr>
           <w:rFonts w:ascii="Courier New" w:hAnsi="Courier New" w:cs="Courier New"/>
           <w:color w:val="545454"/>
+          <w:lang w:val="en-GB"/>
         </w:rPr>
         <w:t>,</w:t>
       </w:r>
@@ -12722,6 +13000,7 @@
         <w:rPr>
           <w:rFonts w:ascii="Courier New" w:hAnsi="Courier New" w:cs="Courier New"/>
           <w:color w:val="545454"/>
+          <w:lang w:val="en-GB"/>
         </w:rPr>
         <w:br/>
         <w:t xml:space="preserve">        </w:t>
@@ -12730,6 +13009,7 @@
         <w:rPr>
           <w:rFonts w:ascii="Courier New" w:hAnsi="Courier New" w:cs="Courier New"/>
           <w:color w:val="AA5D00"/>
+          <w:lang w:val="en-GB"/>
         </w:rPr>
         <w:t>-0.00425</w:t>
       </w:r>
@@ -12737,6 +13017,7 @@
         <w:rPr>
           <w:rFonts w:ascii="Courier New" w:hAnsi="Courier New" w:cs="Courier New"/>
           <w:color w:val="545454"/>
+          <w:lang w:val="en-GB"/>
         </w:rPr>
         <w:t>,</w:t>
       </w:r>
@@ -12744,6 +13025,7 @@
         <w:rPr>
           <w:rFonts w:ascii="Courier New" w:hAnsi="Courier New" w:cs="Courier New"/>
           <w:color w:val="545454"/>
+          <w:lang w:val="en-GB"/>
         </w:rPr>
         <w:br/>
         <w:t xml:space="preserve">        </w:t>
@@ -12752,6 +13034,7 @@
         <w:rPr>
           <w:rFonts w:ascii="Courier New" w:hAnsi="Courier New" w:cs="Courier New"/>
           <w:color w:val="AA5D00"/>
+          <w:lang w:val="en-GB"/>
         </w:rPr>
         <w:t>-0.004543</w:t>
       </w:r>
@@ -12759,6 +13042,7 @@
         <w:rPr>
           <w:rFonts w:ascii="Courier New" w:hAnsi="Courier New" w:cs="Courier New"/>
           <w:color w:val="545454"/>
+          <w:lang w:val="en-GB"/>
         </w:rPr>
         <w:br/>
         <w:t>    ],</w:t>
@@ -12767,6 +13051,7 @@
         <w:rPr>
           <w:rFonts w:ascii="Courier New" w:hAnsi="Courier New" w:cs="Courier New"/>
           <w:color w:val="545454"/>
+          <w:lang w:val="en-GB"/>
         </w:rPr>
         <w:br/>
         <w:t xml:space="preserve">    </w:t>
@@ -12775,6 +13060,7 @@
         <w:rPr>
           <w:rFonts w:ascii="Courier New" w:hAnsi="Courier New" w:cs="Courier New"/>
           <w:color w:val="008000"/>
+          <w:lang w:val="en-GB"/>
         </w:rPr>
         <w:t>"</w:t>
       </w:r>
@@ -12783,6 +13069,7 @@
         <w:rPr>
           <w:rFonts w:ascii="Courier New" w:hAnsi="Courier New" w:cs="Courier New"/>
           <w:color w:val="008000"/>
+          <w:lang w:val="en-GB"/>
         </w:rPr>
         <w:t>zero_offsets</w:t>
       </w:r>
@@ -12791,6 +13078,7 @@
         <w:rPr>
           <w:rFonts w:ascii="Courier New" w:hAnsi="Courier New" w:cs="Courier New"/>
           <w:color w:val="008000"/>
+          <w:lang w:val="en-GB"/>
         </w:rPr>
         <w:t>"</w:t>
       </w:r>
@@ -12798,6 +13086,7 @@
         <w:rPr>
           <w:rFonts w:ascii="Courier New" w:hAnsi="Courier New" w:cs="Courier New"/>
           <w:color w:val="545454"/>
+          <w:lang w:val="en-GB"/>
         </w:rPr>
         <w:t>: [</w:t>
       </w:r>
@@ -12805,6 +13094,7 @@
         <w:rPr>
           <w:rFonts w:ascii="Courier New" w:hAnsi="Courier New" w:cs="Courier New"/>
           <w:color w:val="545454"/>
+          <w:lang w:val="en-GB"/>
         </w:rPr>
         <w:br/>
         <w:t xml:space="preserve">        </w:t>
@@ -12813,6 +13103,7 @@
         <w:rPr>
           <w:rFonts w:ascii="Courier New" w:hAnsi="Courier New" w:cs="Courier New"/>
           <w:color w:val="AA5D00"/>
+          <w:lang w:val="en-GB"/>
         </w:rPr>
         <w:t>0</w:t>
       </w:r>
@@ -12820,6 +13111,7 @@
         <w:rPr>
           <w:rFonts w:ascii="Courier New" w:hAnsi="Courier New" w:cs="Courier New"/>
           <w:color w:val="545454"/>
+          <w:lang w:val="en-GB"/>
         </w:rPr>
         <w:t>,</w:t>
       </w:r>
@@ -12827,6 +13119,7 @@
         <w:rPr>
           <w:rFonts w:ascii="Courier New" w:hAnsi="Courier New" w:cs="Courier New"/>
           <w:color w:val="545454"/>
+          <w:lang w:val="en-GB"/>
         </w:rPr>
         <w:br/>
         <w:t xml:space="preserve">        </w:t>
@@ -12835,6 +13128,7 @@
         <w:rPr>
           <w:rFonts w:ascii="Courier New" w:hAnsi="Courier New" w:cs="Courier New"/>
           <w:color w:val="AA5D00"/>
+          <w:lang w:val="en-GB"/>
         </w:rPr>
         <w:t>0</w:t>
       </w:r>
@@ -12842,6 +13136,7 @@
         <w:rPr>
           <w:rFonts w:ascii="Courier New" w:hAnsi="Courier New" w:cs="Courier New"/>
           <w:color w:val="545454"/>
+          <w:lang w:val="en-GB"/>
         </w:rPr>
         <w:t>,</w:t>
       </w:r>
@@ -12849,6 +13144,7 @@
         <w:rPr>
           <w:rFonts w:ascii="Courier New" w:hAnsi="Courier New" w:cs="Courier New"/>
           <w:color w:val="545454"/>
+          <w:lang w:val="en-GB"/>
         </w:rPr>
         <w:br/>
         <w:t xml:space="preserve">        </w:t>
@@ -12857,6 +13153,7 @@
         <w:rPr>
           <w:rFonts w:ascii="Courier New" w:hAnsi="Courier New" w:cs="Courier New"/>
           <w:color w:val="AA5D00"/>
+          <w:lang w:val="en-GB"/>
         </w:rPr>
         <w:t>0</w:t>
       </w:r>
@@ -12864,6 +13161,7 @@
         <w:rPr>
           <w:rFonts w:ascii="Courier New" w:hAnsi="Courier New" w:cs="Courier New"/>
           <w:color w:val="545454"/>
+          <w:lang w:val="en-GB"/>
         </w:rPr>
         <w:br/>
         <w:t>    ],</w:t>
@@ -12872,6 +13170,7 @@
         <w:rPr>
           <w:rFonts w:ascii="Courier New" w:hAnsi="Courier New" w:cs="Courier New"/>
           <w:color w:val="545454"/>
+          <w:lang w:val="en-GB"/>
         </w:rPr>
         <w:br/>
         <w:t xml:space="preserve">    </w:t>
@@ -12880,6 +13179,7 @@
         <w:rPr>
           <w:rFonts w:ascii="Courier New" w:hAnsi="Courier New" w:cs="Courier New"/>
           <w:color w:val="008000"/>
+          <w:lang w:val="en-GB"/>
         </w:rPr>
         <w:t>"_</w:t>
       </w:r>
@@ -12888,6 +13188,7 @@
         <w:rPr>
           <w:rFonts w:ascii="Courier New" w:hAnsi="Courier New" w:cs="Courier New"/>
           <w:color w:val="008000"/>
+          <w:lang w:val="en-GB"/>
         </w:rPr>
         <w:t>comment_default_factors</w:t>
       </w:r>
@@ -12896,6 +13197,7 @@
         <w:rPr>
           <w:rFonts w:ascii="Courier New" w:hAnsi="Courier New" w:cs="Courier New"/>
           <w:color w:val="008000"/>
+          <w:lang w:val="en-GB"/>
         </w:rPr>
         <w:t>"</w:t>
       </w:r>
@@ -12903,6 +13205,7 @@
         <w:rPr>
           <w:rFonts w:ascii="Courier New" w:hAnsi="Courier New" w:cs="Courier New"/>
           <w:color w:val="545454"/>
+          <w:lang w:val="en-GB"/>
         </w:rPr>
         <w:t xml:space="preserve">: </w:t>
       </w:r>
@@ -12910,167 +13213,127 @@
         <w:rPr>
           <w:rFonts w:ascii="Courier New" w:hAnsi="Courier New" w:cs="Courier New"/>
           <w:color w:val="008000"/>
-        </w:rPr>
-        <w:t xml:space="preserve">"Original </w:t>
-      </w:r>
-      <w:proofErr w:type="spellStart"/>
+          <w:lang w:val="en-GB"/>
+        </w:rPr>
+        <w:t xml:space="preserve">"Original calibration factors from code: [-0.004423, -0.00425, -0.004543]. </w:t>
+      </w:r>
       <w:r>
         <w:rPr>
           <w:rFonts w:ascii="Courier New" w:hAnsi="Courier New" w:cs="Courier New"/>
           <w:color w:val="008000"/>
         </w:rPr>
-        <w:t>calibration</w:t>
-      </w:r>
-      <w:proofErr w:type="spellEnd"/>
+        <w:t xml:space="preserve">Copy </w:t>
+      </w:r>
+      <w:proofErr w:type="spellStart"/>
       <w:r>
         <w:rPr>
           <w:rFonts w:ascii="Courier New" w:hAnsi="Courier New" w:cs="Courier New"/>
           <w:color w:val="008000"/>
         </w:rPr>
-        <w:t xml:space="preserve"> </w:t>
-      </w:r>
-      <w:proofErr w:type="spellStart"/>
+        <w:t>these</w:t>
+      </w:r>
+      <w:proofErr w:type="spellEnd"/>
       <w:r>
         <w:rPr>
           <w:rFonts w:ascii="Courier New" w:hAnsi="Courier New" w:cs="Courier New"/>
           <w:color w:val="008000"/>
         </w:rPr>
-        <w:t>factors</w:t>
-      </w:r>
-      <w:proofErr w:type="spellEnd"/>
+        <w:t xml:space="preserve"> </w:t>
+      </w:r>
+      <w:proofErr w:type="spellStart"/>
       <w:r>
         <w:rPr>
           <w:rFonts w:ascii="Courier New" w:hAnsi="Courier New" w:cs="Courier New"/>
           <w:color w:val="008000"/>
         </w:rPr>
-        <w:t xml:space="preserve"> </w:t>
-      </w:r>
-      <w:proofErr w:type="spellStart"/>
+        <w:t>values</w:t>
+      </w:r>
+      <w:proofErr w:type="spellEnd"/>
       <w:r>
         <w:rPr>
           <w:rFonts w:ascii="Courier New" w:hAnsi="Courier New" w:cs="Courier New"/>
           <w:color w:val="008000"/>
         </w:rPr>
-        <w:t>from</w:t>
-      </w:r>
-      <w:proofErr w:type="spellEnd"/>
+        <w:t xml:space="preserve"> </w:t>
+      </w:r>
+      <w:proofErr w:type="spellStart"/>
       <w:r>
         <w:rPr>
           <w:rFonts w:ascii="Courier New" w:hAnsi="Courier New" w:cs="Courier New"/>
           <w:color w:val="008000"/>
         </w:rPr>
-        <w:t xml:space="preserve"> code: [-0.004423, -0.00425, -0.004543]. Copy </w:t>
-      </w:r>
-      <w:proofErr w:type="spellStart"/>
+        <w:t>into</w:t>
+      </w:r>
+      <w:proofErr w:type="spellEnd"/>
       <w:r>
         <w:rPr>
           <w:rFonts w:ascii="Courier New" w:hAnsi="Courier New" w:cs="Courier New"/>
           <w:color w:val="008000"/>
         </w:rPr>
-        <w:t>these</w:t>
-      </w:r>
-      <w:proofErr w:type="spellEnd"/>
+        <w:t xml:space="preserve"> '</w:t>
+      </w:r>
+      <w:proofErr w:type="spellStart"/>
       <w:r>
         <w:rPr>
           <w:rFonts w:ascii="Courier New" w:hAnsi="Courier New" w:cs="Courier New"/>
           <w:color w:val="008000"/>
         </w:rPr>
-        <w:t xml:space="preserve"> </w:t>
-      </w:r>
-      <w:proofErr w:type="spellStart"/>
+        <w:t>faktoren</w:t>
+      </w:r>
+      <w:proofErr w:type="spellEnd"/>
       <w:r>
         <w:rPr>
           <w:rFonts w:ascii="Courier New" w:hAnsi="Courier New" w:cs="Courier New"/>
           <w:color w:val="008000"/>
         </w:rPr>
-        <w:t>values</w:t>
-      </w:r>
-      <w:proofErr w:type="spellEnd"/>
+        <w:t xml:space="preserve">' </w:t>
+      </w:r>
+      <w:proofErr w:type="spellStart"/>
       <w:r>
         <w:rPr>
           <w:rFonts w:ascii="Courier New" w:hAnsi="Courier New" w:cs="Courier New"/>
           <w:color w:val="008000"/>
         </w:rPr>
-        <w:t xml:space="preserve"> </w:t>
-      </w:r>
-      <w:proofErr w:type="spellStart"/>
+        <w:t>to</w:t>
+      </w:r>
+      <w:proofErr w:type="spellEnd"/>
       <w:r>
         <w:rPr>
           <w:rFonts w:ascii="Courier New" w:hAnsi="Courier New" w:cs="Courier New"/>
           <w:color w:val="008000"/>
         </w:rPr>
-        <w:t>into</w:t>
-      </w:r>
-      <w:proofErr w:type="spellEnd"/>
+        <w:t xml:space="preserve"> </w:t>
+      </w:r>
+      <w:proofErr w:type="spellStart"/>
       <w:r>
         <w:rPr>
           <w:rFonts w:ascii="Courier New" w:hAnsi="Courier New" w:cs="Courier New"/>
           <w:color w:val="008000"/>
         </w:rPr>
-        <w:t xml:space="preserve"> '</w:t>
-      </w:r>
-      <w:proofErr w:type="spellStart"/>
+        <w:t>reset</w:t>
+      </w:r>
+      <w:proofErr w:type="spellEnd"/>
       <w:r>
         <w:rPr>
           <w:rFonts w:ascii="Courier New" w:hAnsi="Courier New" w:cs="Courier New"/>
           <w:color w:val="008000"/>
         </w:rPr>
-        <w:t>faktoren</w:t>
-      </w:r>
-      <w:proofErr w:type="spellEnd"/>
+        <w:t xml:space="preserve"> </w:t>
+      </w:r>
+      <w:proofErr w:type="spellStart"/>
       <w:r>
         <w:rPr>
           <w:rFonts w:ascii="Courier New" w:hAnsi="Courier New" w:cs="Courier New"/>
           <w:color w:val="008000"/>
         </w:rPr>
-        <w:t xml:space="preserve">' </w:t>
-      </w:r>
-      <w:proofErr w:type="spellStart"/>
+        <w:t>manually</w:t>
+      </w:r>
+      <w:proofErr w:type="spellEnd"/>
       <w:r>
         <w:rPr>
           <w:rFonts w:ascii="Courier New" w:hAnsi="Courier New" w:cs="Courier New"/>
           <w:color w:val="008000"/>
         </w:rPr>
-        <w:t>to</w:t>
-      </w:r>
-      <w:proofErr w:type="spellEnd"/>
-      <w:r>
-        <w:rPr>
-          <w:rFonts w:ascii="Courier New" w:hAnsi="Courier New" w:cs="Courier New"/>
-          <w:color w:val="008000"/>
-        </w:rPr>
-        <w:t xml:space="preserve"> </w:t>
-      </w:r>
-      <w:proofErr w:type="spellStart"/>
-      <w:r>
-        <w:rPr>
-          <w:rFonts w:ascii="Courier New" w:hAnsi="Courier New" w:cs="Courier New"/>
-          <w:color w:val="008000"/>
-        </w:rPr>
-        <w:t>reset</w:t>
-      </w:r>
-      <w:proofErr w:type="spellEnd"/>
-      <w:r>
-        <w:rPr>
-          <w:rFonts w:ascii="Courier New" w:hAnsi="Courier New" w:cs="Courier New"/>
-          <w:color w:val="008000"/>
-        </w:rPr>
-        <w:t xml:space="preserve"> </w:t>
-      </w:r>
-      <w:proofErr w:type="spellStart"/>
-      <w:r>
-        <w:rPr>
-          <w:rFonts w:ascii="Courier New" w:hAnsi="Courier New" w:cs="Courier New"/>
-          <w:color w:val="008000"/>
-        </w:rPr>
-        <w:t>manually</w:t>
-      </w:r>
-      <w:proofErr w:type="spellEnd"/>
-      <w:r>
-        <w:rPr>
-          <w:rFonts w:ascii="Courier New" w:hAnsi="Courier New" w:cs="Courier New"/>
-          <w:color w:val="008000"/>
-        </w:rPr>
         <w:t>."</w:t>
       </w:r>
       <w:r>
@@ -13168,19 +13431,19 @@
           <w:lang w:eastAsia="de-AT"/>
         </w:rPr>
       </w:pPr>
-      <w:commentRangeStart w:id="77"/>
+      <w:commentRangeStart w:id="75"/>
       <w:r>
         <w:rPr>
           <w:lang w:eastAsia="de-AT"/>
         </w:rPr>
         <w:t>Abbildung</w:t>
       </w:r>
-      <w:commentRangeEnd w:id="77"/>
+      <w:commentRangeEnd w:id="75"/>
       <w:r>
         <w:rPr>
           <w:rStyle w:val="Kommentarzeichen"/>
         </w:rPr>
-        <w:commentReference w:id="77"/>
+        <w:commentReference w:id="75"/>
       </w:r>
     </w:p>
     <w:p>
@@ -13287,7 +13550,7 @@
                     </pic:cNvPicPr>
                   </pic:nvPicPr>
                   <pic:blipFill>
-                    <a:blip r:embed="rId58" cstate="print">
+                    <a:blip r:embed="rId60" cstate="print">
                       <a:extLst>
                         <a:ext uri="{28A0092B-C50C-407E-A947-70E740481C1C}">
                           <a14:useLocalDpi xmlns:a14="http://schemas.microsoft.com/office/drawing/2010/main" val="0"/>
@@ -13362,7 +13625,7 @@
           <w:noProof/>
           <w:lang w:val="de-DE"/>
         </w:rPr>
-        <w:t>10</w:t>
+        <w:t>11</w:t>
       </w:r>
       <w:r>
         <w:rPr>
@@ -13448,21 +13711,21 @@
       <w:pPr>
         <w:pStyle w:val="berschrift3"/>
       </w:pPr>
-      <w:bookmarkStart w:id="78" w:name="_Toc223637587"/>
-      <w:commentRangeStart w:id="79"/>
+      <w:bookmarkStart w:id="76" w:name="_Toc223637587"/>
+      <w:commentRangeStart w:id="77"/>
       <w:r>
         <w:lastRenderedPageBreak/>
         <w:t>User Interface für die Datenverarbeitung</w:t>
       </w:r>
-      <w:bookmarkEnd w:id="78"/>
-      <w:commentRangeEnd w:id="79"/>
+      <w:bookmarkEnd w:id="76"/>
+      <w:commentRangeEnd w:id="77"/>
       <w:r>
         <w:rPr>
           <w:rStyle w:val="Kommentarzeichen"/>
           <w:b w:val="0"/>
           <w:bCs w:val="0"/>
         </w:rPr>
-        <w:commentReference w:id="79"/>
+        <w:commentReference w:id="77"/>
       </w:r>
     </w:p>
     <w:p>
@@ -14395,12 +14658,12 @@
       <w:pPr>
         <w:pStyle w:val="berschrift2"/>
       </w:pPr>
-      <w:bookmarkStart w:id="80" w:name="_Toc223637588"/>
+      <w:bookmarkStart w:id="78" w:name="_Toc223637588"/>
       <w:r>
         <w:lastRenderedPageBreak/>
         <w:t>Weitere individuelle Abschnitte</w:t>
       </w:r>
-      <w:bookmarkEnd w:id="80"/>
+      <w:bookmarkEnd w:id="78"/>
       <w:r>
         <w:t xml:space="preserve"> </w:t>
       </w:r>
@@ -14465,12 +14728,12 @@
       <w:pPr>
         <w:pStyle w:val="berschrift2"/>
       </w:pPr>
-      <w:bookmarkStart w:id="81" w:name="_Toc223637590"/>
+      <w:bookmarkStart w:id="79" w:name="_Toc223637590"/>
       <w:r>
         <w:lastRenderedPageBreak/>
         <w:t>Zusammenfassung individueller Teil</w:t>
       </w:r>
-      <w:bookmarkEnd w:id="81"/>
+      <w:bookmarkEnd w:id="79"/>
     </w:p>
     <w:p>
       <w:pPr>
@@ -14602,7 +14865,7 @@
       <w:pPr>
         <w:pStyle w:val="Text"/>
         <w:sectPr>
-          <w:headerReference w:type="default" r:id="rId59"/>
+          <w:headerReference w:type="default" r:id="rId61"/>
           <w:pgSz w:w="11906" w:h="16838"/>
           <w:pgMar w:top="1417" w:right="1440" w:bottom="1134" w:left="1440" w:header="708" w:footer="708" w:gutter="0"/>
           <w:cols w:space="720"/>
@@ -14615,26 +14878,26 @@
       <w:pPr>
         <w:pStyle w:val="berschrift1"/>
       </w:pPr>
-      <w:bookmarkStart w:id="82" w:name="_Ref200468988"/>
-      <w:bookmarkStart w:id="83" w:name="_Ref200469530"/>
-      <w:bookmarkStart w:id="84" w:name="_Toc223637591"/>
+      <w:bookmarkStart w:id="80" w:name="_Ref200468988"/>
+      <w:bookmarkStart w:id="81" w:name="_Ref200469530"/>
+      <w:bookmarkStart w:id="82" w:name="_Toc223637591"/>
       <w:r>
         <w:lastRenderedPageBreak/>
         <w:t>Zusammenfassung und Ausblick</w:t>
       </w:r>
+      <w:bookmarkEnd w:id="80"/>
+      <w:bookmarkEnd w:id="81"/>
       <w:bookmarkEnd w:id="82"/>
+    </w:p>
+    <w:p>
+      <w:pPr>
+        <w:pStyle w:val="berschrift2"/>
+      </w:pPr>
+      <w:bookmarkStart w:id="83" w:name="_Toc223637592"/>
+      <w:r>
+        <w:t>Zusammenfassung der gesamten Arbeit</w:t>
+      </w:r>
       <w:bookmarkEnd w:id="83"/>
-      <w:bookmarkEnd w:id="84"/>
-    </w:p>
-    <w:p>
-      <w:pPr>
-        <w:pStyle w:val="berschrift2"/>
-      </w:pPr>
-      <w:bookmarkStart w:id="85" w:name="_Toc223637592"/>
-      <w:r>
-        <w:t>Zusammenfassung der gesamten Arbeit</w:t>
-      </w:r>
-      <w:bookmarkEnd w:id="85"/>
     </w:p>
     <w:p>
       <w:pPr>
@@ -14678,7 +14941,7 @@
                     <pic:cNvPicPr/>
                   </pic:nvPicPr>
                   <pic:blipFill>
-                    <a:blip r:embed="rId60"/>
+                    <a:blip r:embed="rId62"/>
                     <a:stretch>
                       <a:fillRect/>
                     </a:stretch>
@@ -14728,7 +14991,7 @@
                     <pic:cNvPicPr/>
                   </pic:nvPicPr>
                   <pic:blipFill>
-                    <a:blip r:embed="rId61"/>
+                    <a:blip r:embed="rId63"/>
                     <a:stretch>
                       <a:fillRect/>
                     </a:stretch>
@@ -14779,7 +15042,7 @@
                     </pic:cNvPicPr>
                   </pic:nvPicPr>
                   <pic:blipFill>
-                    <a:blip r:embed="rId62" cstate="print">
+                    <a:blip r:embed="rId64" cstate="print">
                       <a:extLst>
                         <a:ext uri="{28A0092B-C50C-407E-A947-70E740481C1C}">
                           <a14:useLocalDpi xmlns:a14="http://schemas.microsoft.com/office/drawing/2010/main" val="0"/>
@@ -14848,7 +15111,7 @@
                     <pic:cNvPicPr/>
                   </pic:nvPicPr>
                   <pic:blipFill>
-                    <a:blip r:embed="rId63"/>
+                    <a:blip r:embed="rId65"/>
                     <a:stretch>
                       <a:fillRect/>
                     </a:stretch>
@@ -14899,7 +15162,7 @@
                     </pic:cNvPicPr>
                   </pic:nvPicPr>
                   <pic:blipFill>
-                    <a:blip r:embed="rId64" cstate="print">
+                    <a:blip r:embed="rId66" cstate="print">
                       <a:extLst>
                         <a:ext uri="{28A0092B-C50C-407E-A947-70E740481C1C}">
                           <a14:useLocalDpi xmlns:a14="http://schemas.microsoft.com/office/drawing/2010/main" val="0"/>
@@ -14982,7 +15245,7 @@
                     <pic:cNvPicPr/>
                   </pic:nvPicPr>
                   <pic:blipFill>
-                    <a:blip r:embed="rId65"/>
+                    <a:blip r:embed="rId67"/>
                     <a:stretch>
                       <a:fillRect/>
                     </a:stretch>
@@ -15043,22 +15306,19 @@
       <w:pPr>
         <w:pStyle w:val="berschrift2"/>
       </w:pPr>
-      <w:bookmarkStart w:id="86" w:name="_Toc223637593"/>
+      <w:bookmarkStart w:id="84" w:name="_Toc223637593"/>
       <w:r>
         <w:lastRenderedPageBreak/>
         <w:t>Ausblick</w:t>
       </w:r>
-      <w:bookmarkEnd w:id="86"/>
+      <w:bookmarkEnd w:id="84"/>
     </w:p>
     <w:p>
       <w:pPr>
         <w:pStyle w:val="berschrift3"/>
       </w:pPr>
       <w:r>
-        <w:t>Hard</w:t>
-      </w:r>
-      <w:r>
-        <w:t>wareseitig</w:t>
+        <w:t>Hardwareseitig</w:t>
       </w:r>
     </w:p>
     <w:p/>
@@ -15086,10 +15346,7 @@
         <w:pStyle w:val="Text"/>
       </w:pPr>
       <w:r>
-        <w:t>I</w:t>
-      </w:r>
-      <w:r>
-        <w:t>m Rahmen weiterführender Arbeiten könnten mehrere Punkte direkt auf den aktuellen Stand des Projekts aufbauen. Ein zentraler Ansatz wäre die Erweiterung der Messfunktionen, beispielsweise durch die Implementierung einer Point-Cloud-Messung. Dadurch könnten Objekte noch präziser in drei Dimensionen erfasst werden, was die Genauigkeit der geometrischen Abmessungen weiter erhöht.</w:t>
+        <w:t>Im Rahmen weiterführender Arbeiten könnten mehrere Punkte direkt auf den aktuellen Stand des Projekts aufbauen. Ein zentraler Ansatz wäre die Erweiterung der Messfunktionen, beispielsweise durch die Implementierung einer Point-Cloud-Messung. Dadurch könnten Objekte noch präziser in drei Dimensionen erfasst werden, was die Genauigkeit der geometrischen Abmessungen weiter erhöht.</w:t>
       </w:r>
     </w:p>
     <w:p>
@@ -15162,10 +15419,10 @@
       <w:pPr>
         <w:pStyle w:val="Text"/>
         <w:sectPr>
-          <w:headerReference w:type="default" r:id="rId66"/>
-          <w:footerReference w:type="default" r:id="rId67"/>
-          <w:headerReference w:type="first" r:id="rId68"/>
-          <w:footerReference w:type="first" r:id="rId69"/>
+          <w:headerReference w:type="default" r:id="rId68"/>
+          <w:footerReference w:type="default" r:id="rId69"/>
+          <w:headerReference w:type="first" r:id="rId70"/>
+          <w:footerReference w:type="first" r:id="rId71"/>
           <w:pgSz w:w="11906" w:h="16838"/>
           <w:pgMar w:top="1417" w:right="1440" w:bottom="1134" w:left="1440" w:header="708" w:footer="708" w:gutter="0"/>
           <w:cols w:space="720"/>
@@ -15178,14 +15435,14 @@
       <w:pPr>
         <w:pStyle w:val="berschrift1"/>
       </w:pPr>
-      <w:bookmarkStart w:id="87" w:name="_Ref200468159"/>
-      <w:bookmarkStart w:id="88" w:name="_Toc223637594"/>
+      <w:bookmarkStart w:id="85" w:name="_Ref200468159"/>
+      <w:bookmarkStart w:id="86" w:name="_Toc223637594"/>
       <w:r>
         <w:lastRenderedPageBreak/>
         <w:t>Erklärung der Eigenständigkeit</w:t>
       </w:r>
-      <w:bookmarkEnd w:id="87"/>
-      <w:bookmarkEnd w:id="88"/>
+      <w:bookmarkEnd w:id="85"/>
+      <w:bookmarkEnd w:id="86"/>
     </w:p>
     <w:p>
       <w:pPr>
@@ -15318,10 +15575,10 @@
       <w:pPr>
         <w:pStyle w:val="Text"/>
         <w:sectPr>
-          <w:headerReference w:type="default" r:id="rId70"/>
-          <w:footerReference w:type="default" r:id="rId71"/>
-          <w:headerReference w:type="first" r:id="rId72"/>
-          <w:footerReference w:type="first" r:id="rId73"/>
+          <w:headerReference w:type="default" r:id="rId72"/>
+          <w:footerReference w:type="default" r:id="rId73"/>
+          <w:headerReference w:type="first" r:id="rId74"/>
+          <w:footerReference w:type="first" r:id="rId75"/>
           <w:pgSz w:w="11906" w:h="16838"/>
           <w:pgMar w:top="1417" w:right="1440" w:bottom="1134" w:left="1440" w:header="708" w:footer="708" w:gutter="0"/>
           <w:cols w:space="720"/>
@@ -15334,10 +15591,10 @@
       <w:pPr>
         <w:pStyle w:val="berschrift1"/>
         <w:sectPr>
-          <w:headerReference w:type="default" r:id="rId74"/>
-          <w:footerReference w:type="default" r:id="rId75"/>
-          <w:headerReference w:type="first" r:id="rId76"/>
-          <w:footerReference w:type="first" r:id="rId77"/>
+          <w:headerReference w:type="default" r:id="rId76"/>
+          <w:footerReference w:type="default" r:id="rId77"/>
+          <w:headerReference w:type="first" r:id="rId78"/>
+          <w:footerReference w:type="first" r:id="rId79"/>
           <w:pgSz w:w="11906" w:h="16838"/>
           <w:pgMar w:top="1417" w:right="1440" w:bottom="1134" w:left="1440" w:header="708" w:footer="708" w:gutter="0"/>
           <w:cols w:space="720"/>
@@ -15345,34 +15602,36 @@
           <w:docGrid w:type="lines" w:linePitch="360"/>
         </w:sectPr>
       </w:pPr>
-      <w:bookmarkStart w:id="89" w:name="_Ref200469499"/>
-      <w:bookmarkStart w:id="90" w:name="_Toc223637595"/>
+      <w:bookmarkStart w:id="87" w:name="_Ref200469499"/>
+      <w:bookmarkStart w:id="88" w:name="_Toc223637595"/>
       <w:r>
         <w:lastRenderedPageBreak/>
         <w:t>Arbeitsnachweise</w:t>
       </w:r>
+      <w:bookmarkEnd w:id="87"/>
+      <w:bookmarkEnd w:id="88"/>
+    </w:p>
+    <w:p>
+      <w:pPr>
+        <w:pStyle w:val="berschrift1"/>
+      </w:pPr>
+      <w:bookmarkStart w:id="89" w:name="_Toc84751256"/>
+      <w:bookmarkStart w:id="90" w:name="_Toc211138167"/>
+      <w:bookmarkStart w:id="91" w:name="_Toc211137922"/>
+      <w:bookmarkStart w:id="92" w:name="_Toc84757221"/>
+      <w:bookmarkStart w:id="93" w:name="_Toc210560305"/>
+      <w:bookmarkStart w:id="94" w:name="_Toc210560252"/>
+      <w:bookmarkStart w:id="95" w:name="_Ref210560064"/>
+      <w:bookmarkStart w:id="96" w:name="_Toc84751368"/>
+      <w:bookmarkStart w:id="97" w:name="_Ref200467937"/>
+      <w:bookmarkStart w:id="98" w:name="_Ref200469033"/>
+      <w:bookmarkStart w:id="99" w:name="_Toc223637596"/>
+      <w:r>
+        <w:lastRenderedPageBreak/>
+        <w:t>Verzeichnisse</w:t>
+      </w:r>
       <w:bookmarkEnd w:id="89"/>
       <w:bookmarkEnd w:id="90"/>
-    </w:p>
-    <w:p>
-      <w:pPr>
-        <w:pStyle w:val="berschrift1"/>
-      </w:pPr>
-      <w:bookmarkStart w:id="91" w:name="_Toc84751256"/>
-      <w:bookmarkStart w:id="92" w:name="_Toc211138167"/>
-      <w:bookmarkStart w:id="93" w:name="_Toc211137922"/>
-      <w:bookmarkStart w:id="94" w:name="_Toc84757221"/>
-      <w:bookmarkStart w:id="95" w:name="_Toc210560305"/>
-      <w:bookmarkStart w:id="96" w:name="_Toc210560252"/>
-      <w:bookmarkStart w:id="97" w:name="_Ref210560064"/>
-      <w:bookmarkStart w:id="98" w:name="_Toc84751368"/>
-      <w:bookmarkStart w:id="99" w:name="_Ref200467937"/>
-      <w:bookmarkStart w:id="100" w:name="_Ref200469033"/>
-      <w:bookmarkStart w:id="101" w:name="_Toc223637596"/>
-      <w:r>
-        <w:lastRenderedPageBreak/>
-        <w:t>Verzeichnisse</w:t>
-      </w:r>
       <w:bookmarkEnd w:id="91"/>
       <w:bookmarkEnd w:id="92"/>
       <w:bookmarkEnd w:id="93"/>
@@ -15382,205 +15641,203 @@
       <w:bookmarkEnd w:id="97"/>
       <w:bookmarkEnd w:id="98"/>
       <w:bookmarkEnd w:id="99"/>
+      <w:r>
+        <w:t xml:space="preserve"> </w:t>
+      </w:r>
+    </w:p>
+    <w:p>
+      <w:pPr>
+        <w:pStyle w:val="berschrift2"/>
+      </w:pPr>
+      <w:bookmarkStart w:id="100" w:name="_Toc210560306"/>
+      <w:bookmarkStart w:id="101" w:name="_Toc211138168"/>
+      <w:bookmarkStart w:id="102" w:name="_Toc84757222"/>
+      <w:bookmarkStart w:id="103" w:name="_Toc84751369"/>
+      <w:bookmarkStart w:id="104" w:name="_Toc84751257"/>
+      <w:bookmarkStart w:id="105" w:name="_Toc210560253"/>
+      <w:bookmarkStart w:id="106" w:name="_Toc211137923"/>
+      <w:bookmarkStart w:id="107" w:name="_Toc223637597"/>
+      <w:r>
+        <w:t>Literatur</w:t>
+      </w:r>
       <w:bookmarkEnd w:id="100"/>
       <w:bookmarkEnd w:id="101"/>
-      <w:r>
-        <w:t xml:space="preserve"> </w:t>
-      </w:r>
-    </w:p>
-    <w:p>
-      <w:pPr>
-        <w:pStyle w:val="berschrift2"/>
-      </w:pPr>
-      <w:bookmarkStart w:id="102" w:name="_Toc210560306"/>
-      <w:bookmarkStart w:id="103" w:name="_Toc211138168"/>
-      <w:bookmarkStart w:id="104" w:name="_Toc84757222"/>
-      <w:bookmarkStart w:id="105" w:name="_Toc84751369"/>
-      <w:bookmarkStart w:id="106" w:name="_Toc84751257"/>
-      <w:bookmarkStart w:id="107" w:name="_Toc210560253"/>
-      <w:bookmarkStart w:id="108" w:name="_Toc211137923"/>
-      <w:bookmarkStart w:id="109" w:name="_Toc223637597"/>
-      <w:r>
-        <w:t>Literatur</w:t>
-      </w:r>
       <w:bookmarkEnd w:id="102"/>
       <w:bookmarkEnd w:id="103"/>
       <w:bookmarkEnd w:id="104"/>
       <w:bookmarkEnd w:id="105"/>
       <w:bookmarkEnd w:id="106"/>
+      <w:r>
+        <w:t>verzeichnis</w:t>
+      </w:r>
       <w:bookmarkEnd w:id="107"/>
+      <w:r>
+        <w:t xml:space="preserve"> </w:t>
+      </w:r>
+    </w:p>
+    <w:p>
+      <w:pPr>
+        <w:rPr>
+          <w:color w:val="0066FF"/>
+        </w:rPr>
+      </w:pPr>
+      <w:r>
+        <w:rPr>
+          <w:color w:val="0066FF"/>
+        </w:rPr>
+        <w:t xml:space="preserve">Wird mithilfe von </w:t>
+      </w:r>
+      <w:proofErr w:type="spellStart"/>
+      <w:r>
+        <w:rPr>
+          <w:color w:val="0066FF"/>
+        </w:rPr>
+        <w:t>Zotero</w:t>
+      </w:r>
+      <w:proofErr w:type="spellEnd"/>
+      <w:r>
+        <w:rPr>
+          <w:color w:val="0066FF"/>
+        </w:rPr>
+        <w:t xml:space="preserve"> erstellt…</w:t>
+      </w:r>
+    </w:p>
+    <w:p>
+      <w:pPr>
+        <w:pStyle w:val="berschrift2"/>
+      </w:pPr>
+      <w:bookmarkStart w:id="108" w:name="_Toc84757225"/>
+      <w:bookmarkStart w:id="109" w:name="_Toc211138171"/>
+      <w:bookmarkStart w:id="110" w:name="_Toc211137927"/>
+      <w:bookmarkStart w:id="111" w:name="_Toc84751260"/>
+      <w:bookmarkStart w:id="112" w:name="_Toc210560307"/>
+      <w:bookmarkStart w:id="113" w:name="_Toc210560254"/>
+      <w:bookmarkStart w:id="114" w:name="_Toc84751372"/>
+      <w:bookmarkStart w:id="115" w:name="_Toc223637598"/>
+      <w:r>
+        <w:t>Abkürzungsverzeichnis</w:t>
+      </w:r>
       <w:bookmarkEnd w:id="108"/>
-      <w:r>
-        <w:t>verzeichnis</w:t>
-      </w:r>
       <w:bookmarkEnd w:id="109"/>
-      <w:r>
-        <w:t xml:space="preserve"> </w:t>
-      </w:r>
-    </w:p>
-    <w:p>
-      <w:pPr>
-        <w:rPr>
-          <w:color w:val="0066FF"/>
-        </w:rPr>
-      </w:pPr>
-      <w:r>
-        <w:rPr>
-          <w:color w:val="0066FF"/>
-        </w:rPr>
-        <w:t xml:space="preserve">Wird mithilfe von </w:t>
-      </w:r>
-      <w:proofErr w:type="spellStart"/>
-      <w:r>
-        <w:rPr>
-          <w:color w:val="0066FF"/>
-        </w:rPr>
-        <w:t>Zotero</w:t>
-      </w:r>
-      <w:proofErr w:type="spellEnd"/>
-      <w:r>
-        <w:rPr>
-          <w:color w:val="0066FF"/>
-        </w:rPr>
-        <w:t xml:space="preserve"> erstellt…</w:t>
-      </w:r>
-    </w:p>
-    <w:p>
-      <w:pPr>
-        <w:pStyle w:val="berschrift2"/>
-      </w:pPr>
-      <w:bookmarkStart w:id="110" w:name="_Toc84757225"/>
-      <w:bookmarkStart w:id="111" w:name="_Toc211138171"/>
-      <w:bookmarkStart w:id="112" w:name="_Toc211137927"/>
-      <w:bookmarkStart w:id="113" w:name="_Toc84751260"/>
-      <w:bookmarkStart w:id="114" w:name="_Toc210560307"/>
-      <w:bookmarkStart w:id="115" w:name="_Toc210560254"/>
-      <w:bookmarkStart w:id="116" w:name="_Toc84751372"/>
-      <w:bookmarkStart w:id="117" w:name="_Toc223637598"/>
-      <w:r>
-        <w:t>Abkürzungsverzeichnis</w:t>
-      </w:r>
       <w:bookmarkEnd w:id="110"/>
       <w:bookmarkEnd w:id="111"/>
       <w:bookmarkEnd w:id="112"/>
       <w:bookmarkEnd w:id="113"/>
       <w:bookmarkEnd w:id="114"/>
       <w:bookmarkEnd w:id="115"/>
+    </w:p>
+    <w:p>
+      <w:pPr>
+        <w:pStyle w:val="Text"/>
+        <w:rPr>
+          <w:color w:val="0066FF"/>
+        </w:rPr>
+      </w:pPr>
+      <w:r>
+        <w:rPr>
+          <w:color w:val="0066FF"/>
+        </w:rPr>
+        <w:t>(</w:t>
+      </w:r>
+      <w:proofErr w:type="gramStart"/>
+      <w:r>
+        <w:rPr>
+          <w:color w:val="0066FF"/>
+        </w:rPr>
+        <w:t>FV Text</w:t>
+      </w:r>
+      <w:proofErr w:type="gramEnd"/>
+      <w:r>
+        <w:rPr>
+          <w:color w:val="0066FF"/>
+        </w:rPr>
+        <w:t>)</w:t>
+      </w:r>
+      <w:bookmarkStart w:id="116" w:name="_Toc211138172"/>
+      <w:bookmarkStart w:id="117" w:name="_Toc211137928"/>
+      <w:bookmarkStart w:id="118" w:name="_Toc84757226"/>
+      <w:bookmarkStart w:id="119" w:name="_Toc84751373"/>
+      <w:bookmarkStart w:id="120" w:name="_Toc84751261"/>
+      <w:bookmarkStart w:id="121" w:name="_Toc210560308"/>
+      <w:bookmarkStart w:id="122" w:name="_Toc210560255"/>
+      <w:r>
+        <w:rPr>
+          <w:color w:val="0066FF"/>
+        </w:rPr>
+        <w:t xml:space="preserve"> Optionaler Abschnitt. Nur verwenden, wenn mehr als 10 verschiedene Abkürzungen im gesamten Dokument vorkommen.</w:t>
+      </w:r>
+    </w:p>
+    <w:p>
+      <w:pPr>
+        <w:pStyle w:val="berschrift2"/>
+      </w:pPr>
+      <w:bookmarkStart w:id="123" w:name="_Toc223637599"/>
+      <w:r>
+        <w:t>Tabellen</w:t>
+      </w:r>
       <w:bookmarkEnd w:id="116"/>
       <w:bookmarkEnd w:id="117"/>
-    </w:p>
-    <w:p>
-      <w:pPr>
-        <w:pStyle w:val="Text"/>
-        <w:rPr>
-          <w:color w:val="0066FF"/>
-        </w:rPr>
-      </w:pPr>
-      <w:r>
-        <w:rPr>
-          <w:color w:val="0066FF"/>
-        </w:rPr>
-        <w:t>(</w:t>
-      </w:r>
-      <w:proofErr w:type="gramStart"/>
-      <w:r>
-        <w:rPr>
-          <w:color w:val="0066FF"/>
-        </w:rPr>
-        <w:t>FV Text</w:t>
-      </w:r>
-      <w:proofErr w:type="gramEnd"/>
-      <w:r>
-        <w:rPr>
-          <w:color w:val="0066FF"/>
-        </w:rPr>
-        <w:t>)</w:t>
-      </w:r>
-      <w:bookmarkStart w:id="118" w:name="_Toc211138172"/>
-      <w:bookmarkStart w:id="119" w:name="_Toc211137928"/>
-      <w:bookmarkStart w:id="120" w:name="_Toc84757226"/>
-      <w:bookmarkStart w:id="121" w:name="_Toc84751373"/>
-      <w:bookmarkStart w:id="122" w:name="_Toc84751261"/>
-      <w:bookmarkStart w:id="123" w:name="_Toc210560308"/>
-      <w:bookmarkStart w:id="124" w:name="_Toc210560255"/>
-      <w:r>
-        <w:rPr>
-          <w:color w:val="0066FF"/>
-        </w:rPr>
-        <w:t xml:space="preserve"> Optionaler Abschnitt. Nur verwenden, wenn mehr als 10 verschiedene Abkürzungen im gesamten Dokument vorkommen.</w:t>
-      </w:r>
-    </w:p>
-    <w:p>
-      <w:pPr>
-        <w:pStyle w:val="berschrift2"/>
-      </w:pPr>
-      <w:bookmarkStart w:id="125" w:name="_Toc223637599"/>
-      <w:r>
-        <w:t>Tabellen</w:t>
-      </w:r>
       <w:bookmarkEnd w:id="118"/>
       <w:bookmarkEnd w:id="119"/>
       <w:bookmarkEnd w:id="120"/>
       <w:bookmarkEnd w:id="121"/>
       <w:bookmarkEnd w:id="122"/>
       <w:bookmarkEnd w:id="123"/>
+    </w:p>
+    <w:p>
+      <w:pPr>
+        <w:rPr>
+          <w:color w:val="0066FF"/>
+        </w:rPr>
+      </w:pPr>
+      <w:r>
+        <w:rPr>
+          <w:color w:val="0066FF"/>
+        </w:rPr>
+        <w:t>(</w:t>
+      </w:r>
+      <w:proofErr w:type="gramStart"/>
+      <w:r>
+        <w:rPr>
+          <w:color w:val="0066FF"/>
+        </w:rPr>
+        <w:t>FV Text</w:t>
+      </w:r>
+      <w:proofErr w:type="gramEnd"/>
+      <w:r>
+        <w:rPr>
+          <w:color w:val="0066FF"/>
+        </w:rPr>
+        <w:t>) Optionaler Abschnitt. Nur verwenden, wenn mehr als 10 verschiedene Tabellen im gesamten Dokument vorkommen.</w:t>
+      </w:r>
+    </w:p>
+    <w:p/>
+    <w:p>
+      <w:pPr>
+        <w:pStyle w:val="berschrift2"/>
+      </w:pPr>
+      <w:bookmarkStart w:id="124" w:name="_Toc210560256"/>
+      <w:bookmarkStart w:id="125" w:name="_Toc210560309"/>
+      <w:bookmarkStart w:id="126" w:name="_Toc211137929"/>
+      <w:bookmarkStart w:id="127" w:name="_Toc84757227"/>
+      <w:bookmarkStart w:id="128" w:name="_Toc84751374"/>
+      <w:bookmarkStart w:id="129" w:name="_Toc84751262"/>
+      <w:bookmarkStart w:id="130" w:name="_Toc211138173"/>
+      <w:bookmarkStart w:id="131" w:name="_Toc223637600"/>
+      <w:r>
+        <w:t>Abbildunge</w:t>
+      </w:r>
       <w:bookmarkEnd w:id="124"/>
       <w:bookmarkEnd w:id="125"/>
-    </w:p>
-    <w:p>
-      <w:pPr>
-        <w:rPr>
-          <w:color w:val="0066FF"/>
-        </w:rPr>
-      </w:pPr>
-      <w:r>
-        <w:rPr>
-          <w:color w:val="0066FF"/>
-        </w:rPr>
-        <w:t>(</w:t>
-      </w:r>
-      <w:proofErr w:type="gramStart"/>
-      <w:r>
-        <w:rPr>
-          <w:color w:val="0066FF"/>
-        </w:rPr>
-        <w:t>FV Text</w:t>
-      </w:r>
-      <w:proofErr w:type="gramEnd"/>
-      <w:r>
-        <w:rPr>
-          <w:color w:val="0066FF"/>
-        </w:rPr>
-        <w:t>) Optionaler Abschnitt. Nur verwenden, wenn mehr als 10 verschiedene Tabellen im gesamten Dokument vorkommen.</w:t>
-      </w:r>
-    </w:p>
-    <w:p/>
-    <w:p>
-      <w:pPr>
-        <w:pStyle w:val="berschrift2"/>
-      </w:pPr>
-      <w:bookmarkStart w:id="126" w:name="_Toc210560256"/>
-      <w:bookmarkStart w:id="127" w:name="_Toc210560309"/>
-      <w:bookmarkStart w:id="128" w:name="_Toc211137929"/>
-      <w:bookmarkStart w:id="129" w:name="_Toc84757227"/>
-      <w:bookmarkStart w:id="130" w:name="_Toc84751374"/>
-      <w:bookmarkStart w:id="131" w:name="_Toc84751262"/>
-      <w:bookmarkStart w:id="132" w:name="_Toc211138173"/>
-      <w:bookmarkStart w:id="133" w:name="_Toc223637600"/>
-      <w:r>
-        <w:t>Abbildunge</w:t>
+      <w:r>
+        <w:t>n</w:t>
       </w:r>
       <w:bookmarkEnd w:id="126"/>
       <w:bookmarkEnd w:id="127"/>
-      <w:r>
-        <w:t>n</w:t>
-      </w:r>
       <w:bookmarkEnd w:id="128"/>
       <w:bookmarkEnd w:id="129"/>
       <w:bookmarkEnd w:id="130"/>
       <w:bookmarkEnd w:id="131"/>
-      <w:bookmarkEnd w:id="132"/>
-      <w:bookmarkEnd w:id="133"/>
     </w:p>
     <w:p>
       <w:pPr>
@@ -15636,10 +15893,10 @@
           <w:color w:val="0066FF"/>
         </w:rPr>
         <w:sectPr>
-          <w:headerReference w:type="default" r:id="rId78"/>
-          <w:footerReference w:type="default" r:id="rId79"/>
-          <w:headerReference w:type="first" r:id="rId80"/>
-          <w:footerReference w:type="first" r:id="rId81"/>
+          <w:headerReference w:type="default" r:id="rId80"/>
+          <w:footerReference w:type="default" r:id="rId81"/>
+          <w:headerReference w:type="first" r:id="rId82"/>
+          <w:footerReference w:type="first" r:id="rId83"/>
           <w:pgSz w:w="11906" w:h="16838"/>
           <w:pgMar w:top="1417" w:right="1440" w:bottom="1134" w:left="1440" w:header="708" w:footer="708" w:gutter="0"/>
           <w:cols w:space="720"/>
@@ -15652,20 +15909,52 @@
       <w:pPr>
         <w:pStyle w:val="berschrift1"/>
       </w:pPr>
-      <w:bookmarkStart w:id="134" w:name="_Toc211138174"/>
-      <w:bookmarkStart w:id="135" w:name="_Toc211137930"/>
-      <w:bookmarkStart w:id="136" w:name="_Toc84751375"/>
-      <w:bookmarkStart w:id="137" w:name="_Toc84751263"/>
-      <w:bookmarkStart w:id="138" w:name="_Ref84675439"/>
-      <w:bookmarkStart w:id="139" w:name="_Toc223637601"/>
+      <w:bookmarkStart w:id="132" w:name="_Toc211138174"/>
+      <w:bookmarkStart w:id="133" w:name="_Toc211137930"/>
+      <w:bookmarkStart w:id="134" w:name="_Toc84751375"/>
+      <w:bookmarkStart w:id="135" w:name="_Toc84751263"/>
+      <w:bookmarkStart w:id="136" w:name="_Ref84675439"/>
+      <w:bookmarkStart w:id="137" w:name="_Toc223637601"/>
       <w:r>
         <w:lastRenderedPageBreak/>
         <w:t>Anhang</w:t>
       </w:r>
+      <w:bookmarkEnd w:id="132"/>
+      <w:bookmarkEnd w:id="133"/>
       <w:bookmarkEnd w:id="134"/>
       <w:bookmarkEnd w:id="135"/>
       <w:bookmarkEnd w:id="136"/>
       <w:bookmarkEnd w:id="137"/>
+    </w:p>
+    <w:p>
+      <w:pPr>
+        <w:pStyle w:val="Text"/>
+        <w:rPr>
+          <w:color w:val="0066FF"/>
+        </w:rPr>
+      </w:pPr>
+      <w:bookmarkStart w:id="138" w:name="_Ref210468443"/>
+      <w:bookmarkStart w:id="139" w:name="_Ref210464602"/>
+      <w:r>
+        <w:rPr>
+          <w:color w:val="0066FF"/>
+        </w:rPr>
+        <w:t>(</w:t>
+      </w:r>
+      <w:proofErr w:type="gramStart"/>
+      <w:r>
+        <w:rPr>
+          <w:color w:val="0066FF"/>
+        </w:rPr>
+        <w:t>FV Text</w:t>
+      </w:r>
+      <w:proofErr w:type="gramEnd"/>
+      <w:r>
+        <w:rPr>
+          <w:color w:val="0066FF"/>
+        </w:rPr>
+        <w:t>) Optionales Kapitel. Hier werden Datenblätter, große Zeichnungen, Skizzen, Bilder, etc. eingefügt, die im Fließtext der vorigen Kapitel nicht eingefügt werden, da sie dort die Übersichtlichkeit bzw. Struktur dieser Kapitel verschlechtern würden.</w:t>
+      </w:r>
       <w:bookmarkEnd w:id="138"/>
       <w:bookmarkEnd w:id="139"/>
     </w:p>
@@ -15676,45 +15965,13 @@
           <w:color w:val="0066FF"/>
         </w:rPr>
       </w:pPr>
-      <w:bookmarkStart w:id="140" w:name="_Ref210468443"/>
-      <w:bookmarkStart w:id="141" w:name="_Ref210464602"/>
-      <w:r>
+    </w:p>
+    <w:p>
+      <w:pPr>
+        <w:pStyle w:val="Text"/>
         <w:rPr>
           <w:color w:val="0066FF"/>
         </w:rPr>
-        <w:t>(</w:t>
-      </w:r>
-      <w:proofErr w:type="gramStart"/>
-      <w:r>
-        <w:rPr>
-          <w:color w:val="0066FF"/>
-        </w:rPr>
-        <w:t>FV Text</w:t>
-      </w:r>
-      <w:proofErr w:type="gramEnd"/>
-      <w:r>
-        <w:rPr>
-          <w:color w:val="0066FF"/>
-        </w:rPr>
-        <w:t>) Optionales Kapitel. Hier werden Datenblätter, große Zeichnungen, Skizzen, Bilder, etc. eingefügt, die im Fließtext der vorigen Kapitel nicht eingefügt werden, da sie dort die Übersichtlichkeit bzw. Struktur dieser Kapitel verschlechtern würden.</w:t>
-      </w:r>
-      <w:bookmarkEnd w:id="140"/>
-      <w:bookmarkEnd w:id="141"/>
-    </w:p>
-    <w:p>
-      <w:pPr>
-        <w:pStyle w:val="Text"/>
-        <w:rPr>
-          <w:color w:val="0066FF"/>
-        </w:rPr>
-      </w:pPr>
-    </w:p>
-    <w:p>
-      <w:pPr>
-        <w:pStyle w:val="Text"/>
-        <w:rPr>
-          <w:color w:val="0066FF"/>
-        </w:rPr>
       </w:pPr>
     </w:p>
     <w:p>
@@ -15723,10 +15980,10 @@
       </w:pPr>
     </w:p>
     <w:sectPr>
-      <w:headerReference w:type="default" r:id="rId82"/>
-      <w:footerReference w:type="default" r:id="rId83"/>
-      <w:headerReference w:type="first" r:id="rId84"/>
-      <w:footerReference w:type="first" r:id="rId85"/>
+      <w:headerReference w:type="default" r:id="rId84"/>
+      <w:footerReference w:type="default" r:id="rId85"/>
+      <w:headerReference w:type="first" r:id="rId86"/>
+      <w:footerReference w:type="first" r:id="rId87"/>
       <w:pgSz w:w="11906" w:h="16838"/>
       <w:pgMar w:top="1417" w:right="1440" w:bottom="1134" w:left="1440" w:header="708" w:footer="708" w:gutter="0"/>
       <w:cols w:space="720"/>
@@ -15936,7 +16193,27 @@
       </w:r>
     </w:p>
   </w:comment>
-  <w:comment w:id="54" w:author="GRANEGGER Felix, SchülerIn" w:date="2026-02-07T10:01:00Z" w:initials="FG">
+  <w:comment w:id="54" w:author="GRANEGGER Felix, SchülerIn" w:date="2026-03-10T20:52:00Z" w:initials="FG">
+    <w:p>
+      <w:pPr>
+        <w:pStyle w:val="Kommentartext"/>
+        <w:jc w:val="left"/>
+      </w:pPr>
+      <w:r>
+        <w:rPr>
+          <w:rStyle w:val="Kommentarzeichen"/>
+        </w:rPr>
+        <w:annotationRef/>
+      </w:r>
+      <w:r>
+        <w:rPr>
+          <w:lang w:val="de-AT"/>
+        </w:rPr>
+        <w:t>BarCodev_02.py</w:t>
+      </w:r>
+    </w:p>
+  </w:comment>
+  <w:comment w:id="55" w:author="GRANEGGER Felix, SchülerIn" w:date="2026-02-07T10:01:00Z" w:initials="FG">
     <w:p>
       <w:pPr>
         <w:pStyle w:val="Kommentartext"/>
@@ -15958,7 +16235,7 @@
       </w:hyperlink>
     </w:p>
   </w:comment>
-  <w:comment w:id="55" w:author="GRANEGGER Felix, SchülerIn" w:date="2026-02-18T20:44:00Z" w:initials="FG">
+  <w:comment w:id="57" w:author="GRANEGGER Felix, SchülerIn" w:date="2026-02-18T20:53:00Z" w:initials="FG">
     <w:p>
       <w:pPr>
         <w:pStyle w:val="Kommentartext"/>
@@ -15972,15 +16249,13 @@
       </w:r>
       <w:r>
         <w:rPr>
-          <w:b/>
-          <w:bCs/>
           <w:lang w:val="de-AT"/>
         </w:rPr>
-        <w:t>Barcodev02.py</w:t>
+        <w:t>Verbessern</w:t>
       </w:r>
     </w:p>
   </w:comment>
-  <w:comment w:id="56" w:author="GRANEGGER Felix, SchülerIn" w:date="2026-03-10T14:22:00Z" w:initials="FG">
+  <w:comment w:id="59" w:author="GRANEGGER Felix, SchülerIn" w:date="2026-02-18T20:53:00Z" w:initials="FG">
     <w:p>
       <w:pPr>
         <w:pStyle w:val="Kommentartext"/>
@@ -15996,11 +16271,11 @@
         <w:rPr>
           <w:lang w:val="de-AT"/>
         </w:rPr>
-        <w:t>Kein wir</w:t>
+        <w:t>Genauer beschreiben</w:t>
       </w:r>
     </w:p>
   </w:comment>
-  <w:comment w:id="58" w:author="GRANEGGER Felix, SchülerIn" w:date="2026-02-18T20:53:00Z" w:initials="FG">
+  <w:comment w:id="61" w:author="GRANEGGER Felix, SchülerIn" w:date="2026-03-10T15:00:00Z" w:initials="FG">
     <w:p>
       <w:pPr>
         <w:pStyle w:val="Kommentartext"/>
@@ -16016,11 +16291,11 @@
         <w:rPr>
           <w:lang w:val="de-AT"/>
         </w:rPr>
-        <w:t>Verbessern</w:t>
+        <w:t>Wichtig nochmals ändern</w:t>
       </w:r>
     </w:p>
   </w:comment>
-  <w:comment w:id="60" w:author="GRANEGGER Felix, SchülerIn" w:date="2026-03-10T15:00:00Z" w:initials="FG">
+  <w:comment w:id="62" w:author="GRANEGGER Felix, SchülerIn" w:date="2026-03-10T15:22:00Z" w:initials="FG">
     <w:p>
       <w:pPr>
         <w:pStyle w:val="Kommentartext"/>
@@ -16036,11 +16311,11 @@
         <w:rPr>
           <w:lang w:val="de-AT"/>
         </w:rPr>
-        <w:t>Wichtig nochmals ändern</w:t>
+        <w:t>Fast ganz neu</w:t>
       </w:r>
     </w:p>
   </w:comment>
-  <w:comment w:id="61" w:author="GRANEGGER Felix, SchülerIn" w:date="2026-03-10T15:22:00Z" w:initials="FG">
+  <w:comment w:id="63" w:author="GRANEGGER Felix, SchülerIn" w:date="2026-03-10T20:11:00Z" w:initials="FG">
     <w:p>
       <w:pPr>
         <w:pStyle w:val="Kommentartext"/>
@@ -16056,11 +16331,11 @@
         <w:rPr>
           <w:lang w:val="de-AT"/>
         </w:rPr>
-        <w:t>Fast ganz neu</w:t>
+        <w:t>Im Anhang hinzufügen - kurze flussdiagramm</w:t>
       </w:r>
     </w:p>
   </w:comment>
-  <w:comment w:id="62" w:author="GRANEGGER Felix, SchülerIn" w:date="2026-03-10T14:14:00Z" w:initials="FG">
+  <w:comment w:id="67" w:author="GRANEGGER Felix, SchülerIn" w:date="2026-02-26T20:30:00Z" w:initials="FG">
     <w:p>
       <w:pPr>
         <w:pStyle w:val="Kommentartext"/>
@@ -16073,96 +16348,114 @@
         <w:annotationRef/>
       </w:r>
       <w:r>
-        <w:t>Die grafische Benutzeroberfläche (GUI) bildet die zentrale Schnittstelle zwischen dem Anwender und dem 3D-Scanner. Sie ermöglicht eine strukturierte Darstellung der Messwerte, die gezielte Steuerung der Hardware und die einfache Diagnose von Fehlern während der Datenerfassung. In industriellen Systemen erhöht eine GUI die Übersichtlichkeit, erleichtert die Bedienung komplexer Abläufe und trägt dazu bei, dass Messprozesse effizient und fehlerfrei durchgeführt werden können.</w:t>
-      </w:r>
-    </w:p>
+        <w:rPr>
+          <w:lang w:val="de-AT"/>
+        </w:rPr>
+        <w:t>Spezifischer werden mit code ausschnitte</w:t>
+      </w:r>
+    </w:p>
+  </w:comment>
+  <w:comment w:id="69" w:author="GRANEGGER Felix, SchülerIn" w:date="2026-03-03T14:53:00Z" w:initials="FG">
     <w:p>
       <w:pPr>
         <w:pStyle w:val="Kommentartext"/>
         <w:jc w:val="left"/>
       </w:pPr>
       <w:r>
-        <w:t>Die Wahl einer grafischen Benutzeroberfläche gegenüber einer reinen Kommandozeilensteuerung (CLI) bietet mehrere Vorteile: Eine GUI kann Ergebnisse visuell darstellen, ermöglicht die parallele Anzeige mehrerer Prozessschritte, erlaubt die Integration von Statusanzeigen, Warnhinweisen und Fortschrittsbalken und unterstützt interaktive Korrekturen durch den Benutzer. Diese Merkmale sind insbesondere in Produktionsumgebungen entscheidend, in denen schnelle Entscheidungen und eine intuitive Bedienung notwendig sind.</w:t>
-      </w:r>
-    </w:p>
+        <w:rPr>
+          <w:rStyle w:val="Kommentarzeichen"/>
+        </w:rPr>
+        <w:annotationRef/>
+      </w:r>
+      <w:r>
+        <w:rPr>
+          <w:lang w:val="de-AT"/>
+        </w:rPr>
+        <w:t>Schön schreiben</w:t>
+      </w:r>
+    </w:p>
+  </w:comment>
+  <w:comment w:id="70" w:author="GRANEGGER Felix, SchülerIn" w:date="2026-03-03T14:55:00Z" w:initials="FG">
     <w:p>
       <w:pPr>
         <w:pStyle w:val="Kommentartext"/>
         <w:jc w:val="left"/>
       </w:pPr>
       <w:r>
-        <w:t xml:space="preserve">Für die Implementierung wurde die Programmiersprache </w:t>
-      </w:r>
-      <w:r>
-        <w:rPr>
-          <w:b/>
-          <w:bCs/>
-        </w:rPr>
-        <w:t>Python</w:t>
-      </w:r>
-      <w:r>
-        <w:t xml:space="preserve"> gewählt. Python bietet neben einer klaren Syntax und leichter Wartbarkeit eine große Anzahl an Bibliotheken für Hardwareansteuerung, Bildverarbeitung und GUI-Entwicklung. Die GUI selbst wird mit </w:t>
-      </w:r>
-      <w:r>
-        <w:rPr>
-          <w:b/>
-          <w:bCs/>
-        </w:rPr>
-        <w:t>PyQt6</w:t>
-      </w:r>
-      <w:r>
-        <w:t xml:space="preserve"> umgesetzt, da dieses Framework moderne, skalierbare und ereignisgesteuerte Benutzeroberflächen erlaubt.</w:t>
-      </w:r>
-    </w:p>
+        <w:rPr>
+          <w:rStyle w:val="Kommentarzeichen"/>
+        </w:rPr>
+        <w:annotationRef/>
+      </w:r>
+      <w:r>
+        <w:rPr>
+          <w:lang w:val="de-AT"/>
+        </w:rPr>
+        <w:t>Verlängern auch noch</w:t>
+      </w:r>
+    </w:p>
+  </w:comment>
+  <w:comment w:id="72" w:author="GRANEGGER Felix, SchülerIn" w:date="2026-03-03T14:53:00Z" w:initials="FG">
     <w:p>
       <w:pPr>
         <w:pStyle w:val="Kommentartext"/>
         <w:jc w:val="left"/>
       </w:pPr>
       <w:r>
-        <w:t xml:space="preserve">Ein entscheidender Vorteil von PyQt6 ist die Unterstützung von </w:t>
-      </w:r>
-      <w:r>
-        <w:rPr>
-          <w:b/>
-          <w:bCs/>
-        </w:rPr>
-        <w:t>Multithreading</w:t>
-      </w:r>
-      <w:r>
-        <w:t xml:space="preserve"> über QThreads. Dies erlaubt die parallele Ausführung rechenintensiver Prozesse – wie Bildaufnahme, Tiefenberechnung, Barcodeanalyse oder Gewichtsauswertung – ohne dass die Benutzeroberfläche währenddessen einfriert oder verzögert reagiert. Multithreading ist besonders relevant, wenn mehrere Kameras simultan Bilder aufnehmen und gleichzeitig Analyseprozesse laufen.</w:t>
-      </w:r>
-    </w:p>
+        <w:rPr>
+          <w:rStyle w:val="Kommentarzeichen"/>
+        </w:rPr>
+        <w:annotationRef/>
+      </w:r>
+      <w:r>
+        <w:rPr>
+          <w:lang w:val="de-AT"/>
+        </w:rPr>
+        <w:t>Ki entfernen</w:t>
+      </w:r>
+    </w:p>
+  </w:comment>
+  <w:comment w:id="73" w:author="GRANEGGER Felix, SchülerIn" w:date="2026-03-10T13:52:00Z" w:initials="FG">
     <w:p>
       <w:pPr>
         <w:pStyle w:val="Kommentartext"/>
         <w:jc w:val="left"/>
       </w:pPr>
       <w:r>
-        <w:t xml:space="preserve">Die theoretische Konzeption einer mehrsprachigen Benutzeroberfläche ist ein weiterer wichtiger Aspekt: Im Unternehmen </w:t>
-      </w:r>
-      <w:r>
-        <w:rPr>
-          <w:b/>
-          <w:bCs/>
-        </w:rPr>
-        <w:t>Leitner</w:t>
-      </w:r>
-      <w:r>
-        <w:t xml:space="preserve"> arbeiten Personen mit unterschiedlichen Sprachkenntnissen. Um die Bedienung barrierefrei zu gestalten, wird die GUI konzeptionell in Deutsch, Italienisch und Englisch ausgelegt. Dadurch werden Fehler reduziert und die Nutzung des Systems für alle Mitarbeitenden erleichtert. Die Mehrsprachigkeit erfolgt durch die zentrale Verwaltung der Texte in einer Translator-Klasse, die alle Einträge in Form von Dictionaries enthält. Diese Struktur ermöglicht eine einfache Erweiterung auf weitere Sprachen in der Zukunft.</w:t>
-      </w:r>
-    </w:p>
+        <w:rPr>
+          <w:rStyle w:val="Kommentarzeichen"/>
+        </w:rPr>
+        <w:annotationRef/>
+      </w:r>
+      <w:r>
+        <w:rPr>
+          <w:lang w:val="de-AT"/>
+        </w:rPr>
+        <w:t>Welchen genau??</w:t>
+      </w:r>
+    </w:p>
+  </w:comment>
+  <w:comment w:id="74" w:author="GRANEGGER Felix, SchülerIn" w:date="2026-03-03T14:40:00Z" w:initials="FG">
     <w:p>
       <w:pPr>
         <w:pStyle w:val="Kommentartext"/>
         <w:jc w:val="left"/>
       </w:pPr>
       <w:r>
-        <w:t>Ein weiteres theoretisches Konzept betrifft die Prozessvisualisierung: Flussdiagramme, Fortschrittsbalken und visuelle Statusanzeigen erhöhen die Nachvollziehbarkeit von Arbeitsabläufen und erleichtern die Analyse möglicher Fehlerquellen. Die theoretische Strukturierung solcher Prozesse legt die Grundlage für die praktische Umsetzung, indem sie klar definiert, welche Schritte nacheinander oder parallel ablaufen müssen, wie Entscheidungen getroffen werden und welche Daten zwischen den Systemkomponenten ausgetauscht werden.</w:t>
+        <w:rPr>
+          <w:rStyle w:val="Kommentarzeichen"/>
+        </w:rPr>
+        <w:annotationRef/>
+      </w:r>
+      <w:r>
+        <w:rPr>
+          <w:lang w:val="de-AT"/>
+        </w:rPr>
+        <w:t>überprüfen</w:t>
       </w:r>
     </w:p>
   </w:comment>
-  <w:comment w:id="63" w:author="GRANEGGER Felix, SchülerIn" w:date="2026-03-10T15:00:00Z" w:initials="FG">
+  <w:comment w:id="75" w:author="GRANEGGER Felix, SchülerIn" w:date="2026-03-10T13:55:00Z" w:initials="FG">
     <w:p>
       <w:pPr>
         <w:pStyle w:val="Kommentartext"/>
@@ -16176,192 +16469,13 @@
       </w:r>
       <w:r>
         <w:rPr>
-          <w:b/>
-          <w:bCs/>
-        </w:rPr>
-        <w:t>Flussdiagramm</w:t>
-      </w:r>
-    </w:p>
-    <w:p>
-      <w:pPr>
-        <w:pStyle w:val="Kommentartext"/>
-        <w:jc w:val="left"/>
-      </w:pPr>
-      <w:r>
-        <w:t>Zur strukturierten Darstellung des gesamten Prozessablaufs wird ein Flussdiagramm erstellt. Dieses visualisiert die einzelnen Verarbeitungsschritte von der Initialisierung des Systems über die Bildaufnahme und Sensordatenerfassung bis hin zur Datenspeicherung bzw. Übergabe an das ERP-System.</w:t>
-      </w:r>
-    </w:p>
-    <w:p>
-      <w:pPr>
-        <w:pStyle w:val="Kommentartext"/>
-        <w:jc w:val="left"/>
-      </w:pPr>
-      <w:r>
-        <w:t>Das Flussdiagramm dient sowohl der technischen Dokumentation als auch der Analyse möglicher Fehlerquellen. Durch die grafische Abbildung der Entscheidungs- und Prozessstrukturen wird die Nachvollziehbarkeit des Programmlogik verbessert und eine spätere Erweiterung oder Optimierung des Systems erleichtert</w:t>
+          <w:lang w:val="de-AT"/>
+        </w:rPr>
+        <w:t>Hier ein ausschnitt der csv datei mit richtigen messergenissen und anzeige der Überschriften</w:t>
       </w:r>
     </w:p>
   </w:comment>
-  <w:comment w:id="65" w:author="GRANEGGER Felix, SchülerIn" w:date="2026-02-18T20:53:00Z" w:initials="FG">
-    <w:p>
-      <w:pPr>
-        <w:pStyle w:val="Kommentartext"/>
-        <w:jc w:val="left"/>
-      </w:pPr>
-      <w:r>
-        <w:rPr>
-          <w:rStyle w:val="Kommentarzeichen"/>
-        </w:rPr>
-        <w:annotationRef/>
-      </w:r>
-      <w:r>
-        <w:rPr>
-          <w:lang w:val="de-AT"/>
-        </w:rPr>
-        <w:t>Genauer beschreiben</w:t>
-      </w:r>
-    </w:p>
-  </w:comment>
-  <w:comment w:id="69" w:author="GRANEGGER Felix, SchülerIn" w:date="2026-02-26T20:30:00Z" w:initials="FG">
-    <w:p>
-      <w:pPr>
-        <w:pStyle w:val="Kommentartext"/>
-        <w:jc w:val="left"/>
-      </w:pPr>
-      <w:r>
-        <w:rPr>
-          <w:rStyle w:val="Kommentarzeichen"/>
-        </w:rPr>
-        <w:annotationRef/>
-      </w:r>
-      <w:r>
-        <w:rPr>
-          <w:lang w:val="de-AT"/>
-        </w:rPr>
-        <w:t>Spezifischer werden mit code ausschnitte</w:t>
-      </w:r>
-    </w:p>
-  </w:comment>
-  <w:comment w:id="71" w:author="GRANEGGER Felix, SchülerIn" w:date="2026-03-03T14:53:00Z" w:initials="FG">
-    <w:p>
-      <w:pPr>
-        <w:pStyle w:val="Kommentartext"/>
-        <w:jc w:val="left"/>
-      </w:pPr>
-      <w:r>
-        <w:rPr>
-          <w:rStyle w:val="Kommentarzeichen"/>
-        </w:rPr>
-        <w:annotationRef/>
-      </w:r>
-      <w:r>
-        <w:rPr>
-          <w:lang w:val="de-AT"/>
-        </w:rPr>
-        <w:t>Schön schreiben</w:t>
-      </w:r>
-    </w:p>
-  </w:comment>
-  <w:comment w:id="72" w:author="GRANEGGER Felix, SchülerIn" w:date="2026-03-03T14:55:00Z" w:initials="FG">
-    <w:p>
-      <w:pPr>
-        <w:pStyle w:val="Kommentartext"/>
-        <w:jc w:val="left"/>
-      </w:pPr>
-      <w:r>
-        <w:rPr>
-          <w:rStyle w:val="Kommentarzeichen"/>
-        </w:rPr>
-        <w:annotationRef/>
-      </w:r>
-      <w:r>
-        <w:rPr>
-          <w:lang w:val="de-AT"/>
-        </w:rPr>
-        <w:t>Verlängern auch noch</w:t>
-      </w:r>
-    </w:p>
-  </w:comment>
-  <w:comment w:id="74" w:author="GRANEGGER Felix, SchülerIn" w:date="2026-03-03T14:53:00Z" w:initials="FG">
-    <w:p>
-      <w:pPr>
-        <w:pStyle w:val="Kommentartext"/>
-        <w:jc w:val="left"/>
-      </w:pPr>
-      <w:r>
-        <w:rPr>
-          <w:rStyle w:val="Kommentarzeichen"/>
-        </w:rPr>
-        <w:annotationRef/>
-      </w:r>
-      <w:r>
-        <w:rPr>
-          <w:lang w:val="de-AT"/>
-        </w:rPr>
-        <w:t>Ki entfernen</w:t>
-      </w:r>
-    </w:p>
-  </w:comment>
-  <w:comment w:id="75" w:author="GRANEGGER Felix, SchülerIn" w:date="2026-03-10T13:52:00Z" w:initials="FG">
-    <w:p>
-      <w:pPr>
-        <w:pStyle w:val="Kommentartext"/>
-        <w:jc w:val="left"/>
-      </w:pPr>
-      <w:r>
-        <w:rPr>
-          <w:rStyle w:val="Kommentarzeichen"/>
-        </w:rPr>
-        <w:annotationRef/>
-      </w:r>
-      <w:r>
-        <w:rPr>
-          <w:lang w:val="de-AT"/>
-        </w:rPr>
-        <w:t>Welchen genau??</w:t>
-      </w:r>
-    </w:p>
-  </w:comment>
-  <w:comment w:id="76" w:author="GRANEGGER Felix, SchülerIn" w:date="2026-03-03T14:40:00Z" w:initials="FG">
-    <w:p>
-      <w:pPr>
-        <w:pStyle w:val="Kommentartext"/>
-        <w:jc w:val="left"/>
-      </w:pPr>
-      <w:r>
-        <w:rPr>
-          <w:rStyle w:val="Kommentarzeichen"/>
-        </w:rPr>
-        <w:annotationRef/>
-      </w:r>
-      <w:r>
-        <w:rPr>
-          <w:lang w:val="de-AT"/>
-        </w:rPr>
-        <w:t>überprüfen</w:t>
-      </w:r>
-    </w:p>
-  </w:comment>
-  <w:comment w:id="77" w:author="GRANEGGER Felix, SchülerIn" w:date="2026-03-10T13:55:00Z" w:initials="FG">
-    <w:p>
-      <w:pPr>
-        <w:pStyle w:val="Kommentartext"/>
-        <w:jc w:val="left"/>
-      </w:pPr>
-      <w:r>
-        <w:rPr>
-          <w:rStyle w:val="Kommentarzeichen"/>
-        </w:rPr>
-        <w:annotationRef/>
-      </w:r>
-      <w:r>
-        <w:rPr>
-          <w:lang w:val="de-AT"/>
-        </w:rPr>
-        <w:t>Hier ein ausschnitt der csv datei mit richtigen messergenissen und anzeige der Überschriften</w:t>
-      </w:r>
-    </w:p>
-  </w:comment>
-  <w:comment w:id="79" w:author="GRANEGGER Felix, SchülerIn" w:date="2026-03-05T21:30:00Z" w:initials="FG">
+  <w:comment w:id="77" w:author="GRANEGGER Felix, SchülerIn" w:date="2026-03-05T21:30:00Z" w:initials="FG">
     <w:p>
       <w:pPr>
         <w:pStyle w:val="Kommentartext"/>
@@ -16391,15 +16505,13 @@
   <w15:commentEx w15:paraId="69C786DA" w15:done="0"/>
   <w15:commentEx w15:paraId="7E89DC86" w15:done="0"/>
   <w15:commentEx w15:paraId="133E5E1E" w15:done="0"/>
+  <w15:commentEx w15:paraId="2519380D" w15:done="0"/>
   <w15:commentEx w15:paraId="4BEC553D" w15:done="0"/>
-  <w15:commentEx w15:paraId="063CF687" w15:done="0"/>
-  <w15:commentEx w15:paraId="4A16B6BC" w15:paraIdParent="063CF687" w15:done="0"/>
   <w15:commentEx w15:paraId="43C01025" w15:done="0"/>
-  <w15:commentEx w15:paraId="5AD36AA5" w15:done="0"/>
-  <w15:commentEx w15:paraId="594F68AE" w15:paraIdParent="5AD36AA5" w15:done="0"/>
-  <w15:commentEx w15:paraId="4E4CD465" w15:done="0"/>
-  <w15:commentEx w15:paraId="610F559E" w15:done="0"/>
   <w15:commentEx w15:paraId="4A192756" w15:done="0"/>
+  <w15:commentEx w15:paraId="597B687E" w15:done="0"/>
+  <w15:commentEx w15:paraId="6E6481BD" w15:paraIdParent="597B687E" w15:done="0"/>
+  <w15:commentEx w15:paraId="0041BFF0" w15:done="0"/>
   <w15:commentEx w15:paraId="4350E179" w15:done="0"/>
   <w15:commentEx w15:paraId="76D4A996" w15:done="0"/>
   <w15:commentEx w15:paraId="11DBE143" w15:paraIdParent="76D4A996" w15:done="0"/>
@@ -16418,15 +16530,13 @@
   <w16cex:commentExtensible w16cex:durableId="693A552F" w16cex:dateUtc="2026-02-07T09:10:00Z"/>
   <w16cex:commentExtensible w16cex:durableId="78F55454" w16cex:dateUtc="2026-02-26T16:28:00Z"/>
   <w16cex:commentExtensible w16cex:durableId="18280428" w16cex:dateUtc="2026-02-26T16:39:00Z"/>
+  <w16cex:commentExtensible w16cex:durableId="79E5FD61" w16cex:dateUtc="2026-03-10T19:52:00Z"/>
   <w16cex:commentExtensible w16cex:durableId="3487A857" w16cex:dateUtc="2026-02-07T09:01:00Z"/>
-  <w16cex:commentExtensible w16cex:durableId="0B36FA17" w16cex:dateUtc="2026-02-18T19:44:00Z"/>
-  <w16cex:commentExtensible w16cex:durableId="38818107" w16cex:dateUtc="2026-03-10T13:22:00Z"/>
   <w16cex:commentExtensible w16cex:durableId="48BA235E" w16cex:dateUtc="2026-02-18T19:53:00Z"/>
+  <w16cex:commentExtensible w16cex:durableId="02CEEAE4" w16cex:dateUtc="2026-02-18T19:53:00Z"/>
   <w16cex:commentExtensible w16cex:durableId="48B7EE91" w16cex:dateUtc="2026-03-10T14:00:00Z"/>
   <w16cex:commentExtensible w16cex:durableId="2119F9A4" w16cex:dateUtc="2026-03-10T14:22:00Z"/>
-  <w16cex:commentExtensible w16cex:durableId="4478ECC9" w16cex:dateUtc="2026-03-10T13:14:00Z"/>
-  <w16cex:commentExtensible w16cex:durableId="2390B0D2" w16cex:dateUtc="2026-03-10T14:00:00Z"/>
-  <w16cex:commentExtensible w16cex:durableId="02CEEAE4" w16cex:dateUtc="2026-02-18T19:53:00Z"/>
+  <w16cex:commentExtensible w16cex:durableId="70986559" w16cex:dateUtc="2026-03-10T19:11:00Z"/>
   <w16cex:commentExtensible w16cex:durableId="25BF1CEC" w16cex:dateUtc="2026-02-26T19:30:00Z"/>
   <w16cex:commentExtensible w16cex:durableId="2F0D5A91" w16cex:dateUtc="2026-03-03T13:53:00Z"/>
   <w16cex:commentExtensible w16cex:durableId="2492BA6D" w16cex:dateUtc="2026-03-03T13:55:00Z"/>
@@ -16445,15 +16555,13 @@
   <w16cid:commentId w16cid:paraId="69C786DA" w16cid:durableId="693A552F"/>
   <w16cid:commentId w16cid:paraId="7E89DC86" w16cid:durableId="78F55454"/>
   <w16cid:commentId w16cid:paraId="133E5E1E" w16cid:durableId="18280428"/>
+  <w16cid:commentId w16cid:paraId="2519380D" w16cid:durableId="79E5FD61"/>
   <w16cid:commentId w16cid:paraId="4BEC553D" w16cid:durableId="3487A857"/>
-  <w16cid:commentId w16cid:paraId="063CF687" w16cid:durableId="0B36FA17"/>
-  <w16cid:commentId w16cid:paraId="4A16B6BC" w16cid:durableId="38818107"/>
   <w16cid:commentId w16cid:paraId="43C01025" w16cid:durableId="48BA235E"/>
-  <w16cid:commentId w16cid:paraId="5AD36AA5" w16cid:durableId="48B7EE91"/>
-  <w16cid:commentId w16cid:paraId="594F68AE" w16cid:durableId="2119F9A4"/>
-  <w16cid:commentId w16cid:paraId="4E4CD465" w16cid:durableId="4478ECC9"/>
-  <w16cid:commentId w16cid:paraId="610F559E" w16cid:durableId="2390B0D2"/>
   <w16cid:commentId w16cid:paraId="4A192756" w16cid:durableId="02CEEAE4"/>
+  <w16cid:commentId w16cid:paraId="597B687E" w16cid:durableId="48B7EE91"/>
+  <w16cid:commentId w16cid:paraId="6E6481BD" w16cid:durableId="2119F9A4"/>
+  <w16cid:commentId w16cid:paraId="0041BFF0" w16cid:durableId="70986559"/>
   <w16cid:commentId w16cid:paraId="4350E179" w16cid:durableId="25BF1CEC"/>
   <w16cid:commentId w16cid:paraId="76D4A996" w16cid:durableId="2F0D5A91"/>
   <w16cid:commentId w16cid:paraId="11DBE143" w16cid:durableId="2492BA6D"/>
@@ -19805,6 +19913,155 @@
     </w:lvl>
   </w:abstractNum>
   <w:abstractNum w:abstractNumId="17" w15:restartNumberingAfterBreak="0">
+    <w:nsid w:val="2BB5074F"/>
+    <w:multiLevelType w:val="multilevel"/>
+    <w:tmpl w:val="1C729100"/>
+    <w:lvl w:ilvl="0">
+      <w:start w:val="1"/>
+      <w:numFmt w:val="bullet"/>
+      <w:lvlText w:val=""/>
+      <w:lvlJc w:val="left"/>
+      <w:pPr>
+        <w:tabs>
+          <w:tab w:val="num" w:pos="720"/>
+        </w:tabs>
+        <w:ind w:left="720" w:hanging="360"/>
+      </w:pPr>
+      <w:rPr>
+        <w:rFonts w:ascii="Symbol" w:hAnsi="Symbol" w:hint="default"/>
+        <w:sz w:val="20"/>
+      </w:rPr>
+    </w:lvl>
+    <w:lvl w:ilvl="1" w:tentative="1">
+      <w:start w:val="1"/>
+      <w:numFmt w:val="bullet"/>
+      <w:lvlText w:val="o"/>
+      <w:lvlJc w:val="left"/>
+      <w:pPr>
+        <w:tabs>
+          <w:tab w:val="num" w:pos="1440"/>
+        </w:tabs>
+        <w:ind w:left="1440" w:hanging="360"/>
+      </w:pPr>
+      <w:rPr>
+        <w:rFonts w:ascii="Courier New" w:hAnsi="Courier New" w:hint="default"/>
+        <w:sz w:val="20"/>
+      </w:rPr>
+    </w:lvl>
+    <w:lvl w:ilvl="2" w:tentative="1">
+      <w:start w:val="1"/>
+      <w:numFmt w:val="bullet"/>
+      <w:lvlText w:val=""/>
+      <w:lvlJc w:val="left"/>
+      <w:pPr>
+        <w:tabs>
+          <w:tab w:val="num" w:pos="2160"/>
+        </w:tabs>
+        <w:ind w:left="2160" w:hanging="360"/>
+      </w:pPr>
+      <w:rPr>
+        <w:rFonts w:ascii="Wingdings" w:hAnsi="Wingdings" w:hint="default"/>
+        <w:sz w:val="20"/>
+      </w:rPr>
+    </w:lvl>
+    <w:lvl w:ilvl="3" w:tentative="1">
+      <w:start w:val="1"/>
+      <w:numFmt w:val="bullet"/>
+      <w:lvlText w:val=""/>
+      <w:lvlJc w:val="left"/>
+      <w:pPr>
+        <w:tabs>
+          <w:tab w:val="num" w:pos="2880"/>
+        </w:tabs>
+        <w:ind w:left="2880" w:hanging="360"/>
+      </w:pPr>
+      <w:rPr>
+        <w:rFonts w:ascii="Wingdings" w:hAnsi="Wingdings" w:hint="default"/>
+        <w:sz w:val="20"/>
+      </w:rPr>
+    </w:lvl>
+    <w:lvl w:ilvl="4" w:tentative="1">
+      <w:start w:val="1"/>
+      <w:numFmt w:val="bullet"/>
+      <w:lvlText w:val=""/>
+      <w:lvlJc w:val="left"/>
+      <w:pPr>
+        <w:tabs>
+          <w:tab w:val="num" w:pos="3600"/>
+        </w:tabs>
+        <w:ind w:left="3600" w:hanging="360"/>
+      </w:pPr>
+      <w:rPr>
+        <w:rFonts w:ascii="Wingdings" w:hAnsi="Wingdings" w:hint="default"/>
+        <w:sz w:val="20"/>
+      </w:rPr>
+    </w:lvl>
+    <w:lvl w:ilvl="5" w:tentative="1">
+      <w:start w:val="1"/>
+      <w:numFmt w:val="bullet"/>
+      <w:lvlText w:val=""/>
+      <w:lvlJc w:val="left"/>
+      <w:pPr>
+        <w:tabs>
+          <w:tab w:val="num" w:pos="4320"/>
+        </w:tabs>
+        <w:ind w:left="4320" w:hanging="360"/>
+      </w:pPr>
+      <w:rPr>
+        <w:rFonts w:ascii="Wingdings" w:hAnsi="Wingdings" w:hint="default"/>
+        <w:sz w:val="20"/>
+      </w:rPr>
+    </w:lvl>
+    <w:lvl w:ilvl="6" w:tentative="1">
+      <w:start w:val="1"/>
+      <w:numFmt w:val="bullet"/>
+      <w:lvlText w:val=""/>
+      <w:lvlJc w:val="left"/>
+      <w:pPr>
+        <w:tabs>
+          <w:tab w:val="num" w:pos="5040"/>
+        </w:tabs>
+        <w:ind w:left="5040" w:hanging="360"/>
+      </w:pPr>
+      <w:rPr>
+        <w:rFonts w:ascii="Wingdings" w:hAnsi="Wingdings" w:hint="default"/>
+        <w:sz w:val="20"/>
+      </w:rPr>
+    </w:lvl>
+    <w:lvl w:ilvl="7" w:tentative="1">
+      <w:start w:val="1"/>
+      <w:numFmt w:val="bullet"/>
+      <w:lvlText w:val=""/>
+      <w:lvlJc w:val="left"/>
+      <w:pPr>
+        <w:tabs>
+          <w:tab w:val="num" w:pos="5760"/>
+        </w:tabs>
+        <w:ind w:left="5760" w:hanging="360"/>
+      </w:pPr>
+      <w:rPr>
+        <w:rFonts w:ascii="Wingdings" w:hAnsi="Wingdings" w:hint="default"/>
+        <w:sz w:val="20"/>
+      </w:rPr>
+    </w:lvl>
+    <w:lvl w:ilvl="8" w:tentative="1">
+      <w:start w:val="1"/>
+      <w:numFmt w:val="bullet"/>
+      <w:lvlText w:val=""/>
+      <w:lvlJc w:val="left"/>
+      <w:pPr>
+        <w:tabs>
+          <w:tab w:val="num" w:pos="6480"/>
+        </w:tabs>
+        <w:ind w:left="6480" w:hanging="360"/>
+      </w:pPr>
+      <w:rPr>
+        <w:rFonts w:ascii="Wingdings" w:hAnsi="Wingdings" w:hint="default"/>
+        <w:sz w:val="20"/>
+      </w:rPr>
+    </w:lvl>
+  </w:abstractNum>
+  <w:abstractNum w:abstractNumId="18" w15:restartNumberingAfterBreak="0">
     <w:nsid w:val="2E1B6EF7"/>
     <w:multiLevelType w:val="hybridMultilevel"/>
     <w:tmpl w:val="9C3AE9FC"/>
@@ -19917,7 +20174,7 @@
       </w:rPr>
     </w:lvl>
   </w:abstractNum>
-  <w:abstractNum w:abstractNumId="18" w15:restartNumberingAfterBreak="0">
+  <w:abstractNum w:abstractNumId="19" w15:restartNumberingAfterBreak="0">
     <w:nsid w:val="30C22CBE"/>
     <w:multiLevelType w:val="multilevel"/>
     <w:tmpl w:val="4094D450"/>
@@ -20066,7 +20323,7 @@
       </w:rPr>
     </w:lvl>
   </w:abstractNum>
-  <w:abstractNum w:abstractNumId="19" w15:restartNumberingAfterBreak="0">
+  <w:abstractNum w:abstractNumId="20" w15:restartNumberingAfterBreak="0">
     <w:nsid w:val="30EA4759"/>
     <w:multiLevelType w:val="multilevel"/>
     <w:tmpl w:val="D31E9D38"/>
@@ -20215,7 +20472,7 @@
       </w:rPr>
     </w:lvl>
   </w:abstractNum>
-  <w:abstractNum w:abstractNumId="20" w15:restartNumberingAfterBreak="0">
+  <w:abstractNum w:abstractNumId="21" w15:restartNumberingAfterBreak="0">
     <w:nsid w:val="313914E0"/>
     <w:multiLevelType w:val="multilevel"/>
     <w:tmpl w:val="33CEEAD8"/>
@@ -20364,7 +20621,156 @@
       </w:rPr>
     </w:lvl>
   </w:abstractNum>
-  <w:abstractNum w:abstractNumId="21" w15:restartNumberingAfterBreak="0">
+  <w:abstractNum w:abstractNumId="22" w15:restartNumberingAfterBreak="0">
+    <w:nsid w:val="32385603"/>
+    <w:multiLevelType w:val="multilevel"/>
+    <w:tmpl w:val="DD5CB144"/>
+    <w:lvl w:ilvl="0">
+      <w:start w:val="1"/>
+      <w:numFmt w:val="bullet"/>
+      <w:lvlText w:val=""/>
+      <w:lvlJc w:val="left"/>
+      <w:pPr>
+        <w:tabs>
+          <w:tab w:val="num" w:pos="720"/>
+        </w:tabs>
+        <w:ind w:left="720" w:hanging="360"/>
+      </w:pPr>
+      <w:rPr>
+        <w:rFonts w:ascii="Symbol" w:hAnsi="Symbol" w:hint="default"/>
+        <w:sz w:val="20"/>
+      </w:rPr>
+    </w:lvl>
+    <w:lvl w:ilvl="1" w:tentative="1">
+      <w:start w:val="1"/>
+      <w:numFmt w:val="bullet"/>
+      <w:lvlText w:val="o"/>
+      <w:lvlJc w:val="left"/>
+      <w:pPr>
+        <w:tabs>
+          <w:tab w:val="num" w:pos="1440"/>
+        </w:tabs>
+        <w:ind w:left="1440" w:hanging="360"/>
+      </w:pPr>
+      <w:rPr>
+        <w:rFonts w:ascii="Courier New" w:hAnsi="Courier New" w:hint="default"/>
+        <w:sz w:val="20"/>
+      </w:rPr>
+    </w:lvl>
+    <w:lvl w:ilvl="2" w:tentative="1">
+      <w:start w:val="1"/>
+      <w:numFmt w:val="bullet"/>
+      <w:lvlText w:val=""/>
+      <w:lvlJc w:val="left"/>
+      <w:pPr>
+        <w:tabs>
+          <w:tab w:val="num" w:pos="2160"/>
+        </w:tabs>
+        <w:ind w:left="2160" w:hanging="360"/>
+      </w:pPr>
+      <w:rPr>
+        <w:rFonts w:ascii="Wingdings" w:hAnsi="Wingdings" w:hint="default"/>
+        <w:sz w:val="20"/>
+      </w:rPr>
+    </w:lvl>
+    <w:lvl w:ilvl="3" w:tentative="1">
+      <w:start w:val="1"/>
+      <w:numFmt w:val="bullet"/>
+      <w:lvlText w:val=""/>
+      <w:lvlJc w:val="left"/>
+      <w:pPr>
+        <w:tabs>
+          <w:tab w:val="num" w:pos="2880"/>
+        </w:tabs>
+        <w:ind w:left="2880" w:hanging="360"/>
+      </w:pPr>
+      <w:rPr>
+        <w:rFonts w:ascii="Wingdings" w:hAnsi="Wingdings" w:hint="default"/>
+        <w:sz w:val="20"/>
+      </w:rPr>
+    </w:lvl>
+    <w:lvl w:ilvl="4" w:tentative="1">
+      <w:start w:val="1"/>
+      <w:numFmt w:val="bullet"/>
+      <w:lvlText w:val=""/>
+      <w:lvlJc w:val="left"/>
+      <w:pPr>
+        <w:tabs>
+          <w:tab w:val="num" w:pos="3600"/>
+        </w:tabs>
+        <w:ind w:left="3600" w:hanging="360"/>
+      </w:pPr>
+      <w:rPr>
+        <w:rFonts w:ascii="Wingdings" w:hAnsi="Wingdings" w:hint="default"/>
+        <w:sz w:val="20"/>
+      </w:rPr>
+    </w:lvl>
+    <w:lvl w:ilvl="5" w:tentative="1">
+      <w:start w:val="1"/>
+      <w:numFmt w:val="bullet"/>
+      <w:lvlText w:val=""/>
+      <w:lvlJc w:val="left"/>
+      <w:pPr>
+        <w:tabs>
+          <w:tab w:val="num" w:pos="4320"/>
+        </w:tabs>
+        <w:ind w:left="4320" w:hanging="360"/>
+      </w:pPr>
+      <w:rPr>
+        <w:rFonts w:ascii="Wingdings" w:hAnsi="Wingdings" w:hint="default"/>
+        <w:sz w:val="20"/>
+      </w:rPr>
+    </w:lvl>
+    <w:lvl w:ilvl="6" w:tentative="1">
+      <w:start w:val="1"/>
+      <w:numFmt w:val="bullet"/>
+      <w:lvlText w:val=""/>
+      <w:lvlJc w:val="left"/>
+      <w:pPr>
+        <w:tabs>
+          <w:tab w:val="num" w:pos="5040"/>
+        </w:tabs>
+        <w:ind w:left="5040" w:hanging="360"/>
+      </w:pPr>
+      <w:rPr>
+        <w:rFonts w:ascii="Wingdings" w:hAnsi="Wingdings" w:hint="default"/>
+        <w:sz w:val="20"/>
+      </w:rPr>
+    </w:lvl>
+    <w:lvl w:ilvl="7" w:tentative="1">
+      <w:start w:val="1"/>
+      <w:numFmt w:val="bullet"/>
+      <w:lvlText w:val=""/>
+      <w:lvlJc w:val="left"/>
+      <w:pPr>
+        <w:tabs>
+          <w:tab w:val="num" w:pos="5760"/>
+        </w:tabs>
+        <w:ind w:left="5760" w:hanging="360"/>
+      </w:pPr>
+      <w:rPr>
+        <w:rFonts w:ascii="Wingdings" w:hAnsi="Wingdings" w:hint="default"/>
+        <w:sz w:val="20"/>
+      </w:rPr>
+    </w:lvl>
+    <w:lvl w:ilvl="8" w:tentative="1">
+      <w:start w:val="1"/>
+      <w:numFmt w:val="bullet"/>
+      <w:lvlText w:val=""/>
+      <w:lvlJc w:val="left"/>
+      <w:pPr>
+        <w:tabs>
+          <w:tab w:val="num" w:pos="6480"/>
+        </w:tabs>
+        <w:ind w:left="6480" w:hanging="360"/>
+      </w:pPr>
+      <w:rPr>
+        <w:rFonts w:ascii="Wingdings" w:hAnsi="Wingdings" w:hint="default"/>
+        <w:sz w:val="20"/>
+      </w:rPr>
+    </w:lvl>
+  </w:abstractNum>
+  <w:abstractNum w:abstractNumId="23" w15:restartNumberingAfterBreak="0">
     <w:nsid w:val="323964BC"/>
     <w:multiLevelType w:val="multilevel"/>
     <w:tmpl w:val="75E682C0"/>
@@ -20478,7 +20884,7 @@
       </w:pPr>
     </w:lvl>
   </w:abstractNum>
-  <w:abstractNum w:abstractNumId="22" w15:restartNumberingAfterBreak="0">
+  <w:abstractNum w:abstractNumId="24" w15:restartNumberingAfterBreak="0">
     <w:nsid w:val="32802696"/>
     <w:multiLevelType w:val="multilevel"/>
     <w:tmpl w:val="DF404FEE"/>
@@ -20627,7 +21033,7 @@
       </w:rPr>
     </w:lvl>
   </w:abstractNum>
-  <w:abstractNum w:abstractNumId="23" w15:restartNumberingAfterBreak="0">
+  <w:abstractNum w:abstractNumId="25" w15:restartNumberingAfterBreak="0">
     <w:nsid w:val="330A3AF6"/>
     <w:multiLevelType w:val="multilevel"/>
     <w:tmpl w:val="8236DCFE"/>
@@ -20776,7 +21182,7 @@
       </w:rPr>
     </w:lvl>
   </w:abstractNum>
-  <w:abstractNum w:abstractNumId="24" w15:restartNumberingAfterBreak="0">
+  <w:abstractNum w:abstractNumId="26" w15:restartNumberingAfterBreak="0">
     <w:nsid w:val="39025347"/>
     <w:multiLevelType w:val="multilevel"/>
     <w:tmpl w:val="31F83E7A"/>
@@ -20925,7 +21331,7 @@
       </w:rPr>
     </w:lvl>
   </w:abstractNum>
-  <w:abstractNum w:abstractNumId="25" w15:restartNumberingAfterBreak="0">
+  <w:abstractNum w:abstractNumId="27" w15:restartNumberingAfterBreak="0">
     <w:nsid w:val="3AA758A0"/>
     <w:multiLevelType w:val="hybridMultilevel"/>
     <w:tmpl w:val="70085ABA"/>
@@ -21038,7 +21444,7 @@
       </w:rPr>
     </w:lvl>
   </w:abstractNum>
-  <w:abstractNum w:abstractNumId="26" w15:restartNumberingAfterBreak="0">
+  <w:abstractNum w:abstractNumId="28" w15:restartNumberingAfterBreak="0">
     <w:nsid w:val="3BCD5897"/>
     <w:multiLevelType w:val="multilevel"/>
     <w:tmpl w:val="DC4AC686"/>
@@ -21187,7 +21593,7 @@
       </w:rPr>
     </w:lvl>
   </w:abstractNum>
-  <w:abstractNum w:abstractNumId="27" w15:restartNumberingAfterBreak="0">
+  <w:abstractNum w:abstractNumId="29" w15:restartNumberingAfterBreak="0">
     <w:nsid w:val="3E963E16"/>
     <w:multiLevelType w:val="multilevel"/>
     <w:tmpl w:val="3B685D2C"/>
@@ -21336,7 +21742,7 @@
       </w:rPr>
     </w:lvl>
   </w:abstractNum>
-  <w:abstractNum w:abstractNumId="28" w15:restartNumberingAfterBreak="0">
+  <w:abstractNum w:abstractNumId="30" w15:restartNumberingAfterBreak="0">
     <w:nsid w:val="3FE02D2E"/>
     <w:multiLevelType w:val="multilevel"/>
     <w:tmpl w:val="D618E11A"/>
@@ -21485,7 +21891,7 @@
       </w:rPr>
     </w:lvl>
   </w:abstractNum>
-  <w:abstractNum w:abstractNumId="29" w15:restartNumberingAfterBreak="0">
+  <w:abstractNum w:abstractNumId="31" w15:restartNumberingAfterBreak="0">
     <w:nsid w:val="436E0DC6"/>
     <w:multiLevelType w:val="multilevel"/>
     <w:tmpl w:val="461873D8"/>
@@ -21634,7 +22040,7 @@
       </w:rPr>
     </w:lvl>
   </w:abstractNum>
-  <w:abstractNum w:abstractNumId="30" w15:restartNumberingAfterBreak="0">
+  <w:abstractNum w:abstractNumId="32" w15:restartNumberingAfterBreak="0">
     <w:nsid w:val="4AF278A2"/>
     <w:multiLevelType w:val="multilevel"/>
     <w:tmpl w:val="4BEE5044"/>
@@ -21750,7 +22156,156 @@
       </w:pPr>
     </w:lvl>
   </w:abstractNum>
-  <w:abstractNum w:abstractNumId="31" w15:restartNumberingAfterBreak="0">
+  <w:abstractNum w:abstractNumId="33" w15:restartNumberingAfterBreak="0">
+    <w:nsid w:val="4EB546A1"/>
+    <w:multiLevelType w:val="multilevel"/>
+    <w:tmpl w:val="91E4745E"/>
+    <w:lvl w:ilvl="0">
+      <w:start w:val="1"/>
+      <w:numFmt w:val="bullet"/>
+      <w:lvlText w:val=""/>
+      <w:lvlJc w:val="left"/>
+      <w:pPr>
+        <w:tabs>
+          <w:tab w:val="num" w:pos="720"/>
+        </w:tabs>
+        <w:ind w:left="720" w:hanging="360"/>
+      </w:pPr>
+      <w:rPr>
+        <w:rFonts w:ascii="Symbol" w:hAnsi="Symbol" w:hint="default"/>
+        <w:sz w:val="20"/>
+      </w:rPr>
+    </w:lvl>
+    <w:lvl w:ilvl="1" w:tentative="1">
+      <w:start w:val="1"/>
+      <w:numFmt w:val="bullet"/>
+      <w:lvlText w:val="o"/>
+      <w:lvlJc w:val="left"/>
+      <w:pPr>
+        <w:tabs>
+          <w:tab w:val="num" w:pos="1440"/>
+        </w:tabs>
+        <w:ind w:left="1440" w:hanging="360"/>
+      </w:pPr>
+      <w:rPr>
+        <w:rFonts w:ascii="Courier New" w:hAnsi="Courier New" w:hint="default"/>
+        <w:sz w:val="20"/>
+      </w:rPr>
+    </w:lvl>
+    <w:lvl w:ilvl="2" w:tentative="1">
+      <w:start w:val="1"/>
+      <w:numFmt w:val="bullet"/>
+      <w:lvlText w:val=""/>
+      <w:lvlJc w:val="left"/>
+      <w:pPr>
+        <w:tabs>
+          <w:tab w:val="num" w:pos="2160"/>
+        </w:tabs>
+        <w:ind w:left="2160" w:hanging="360"/>
+      </w:pPr>
+      <w:rPr>
+        <w:rFonts w:ascii="Wingdings" w:hAnsi="Wingdings" w:hint="default"/>
+        <w:sz w:val="20"/>
+      </w:rPr>
+    </w:lvl>
+    <w:lvl w:ilvl="3" w:tentative="1">
+      <w:start w:val="1"/>
+      <w:numFmt w:val="bullet"/>
+      <w:lvlText w:val=""/>
+      <w:lvlJc w:val="left"/>
+      <w:pPr>
+        <w:tabs>
+          <w:tab w:val="num" w:pos="2880"/>
+        </w:tabs>
+        <w:ind w:left="2880" w:hanging="360"/>
+      </w:pPr>
+      <w:rPr>
+        <w:rFonts w:ascii="Wingdings" w:hAnsi="Wingdings" w:hint="default"/>
+        <w:sz w:val="20"/>
+      </w:rPr>
+    </w:lvl>
+    <w:lvl w:ilvl="4" w:tentative="1">
+      <w:start w:val="1"/>
+      <w:numFmt w:val="bullet"/>
+      <w:lvlText w:val=""/>
+      <w:lvlJc w:val="left"/>
+      <w:pPr>
+        <w:tabs>
+          <w:tab w:val="num" w:pos="3600"/>
+        </w:tabs>
+        <w:ind w:left="3600" w:hanging="360"/>
+      </w:pPr>
+      <w:rPr>
+        <w:rFonts w:ascii="Wingdings" w:hAnsi="Wingdings" w:hint="default"/>
+        <w:sz w:val="20"/>
+      </w:rPr>
+    </w:lvl>
+    <w:lvl w:ilvl="5" w:tentative="1">
+      <w:start w:val="1"/>
+      <w:numFmt w:val="bullet"/>
+      <w:lvlText w:val=""/>
+      <w:lvlJc w:val="left"/>
+      <w:pPr>
+        <w:tabs>
+          <w:tab w:val="num" w:pos="4320"/>
+        </w:tabs>
+        <w:ind w:left="4320" w:hanging="360"/>
+      </w:pPr>
+      <w:rPr>
+        <w:rFonts w:ascii="Wingdings" w:hAnsi="Wingdings" w:hint="default"/>
+        <w:sz w:val="20"/>
+      </w:rPr>
+    </w:lvl>
+    <w:lvl w:ilvl="6" w:tentative="1">
+      <w:start w:val="1"/>
+      <w:numFmt w:val="bullet"/>
+      <w:lvlText w:val=""/>
+      <w:lvlJc w:val="left"/>
+      <w:pPr>
+        <w:tabs>
+          <w:tab w:val="num" w:pos="5040"/>
+        </w:tabs>
+        <w:ind w:left="5040" w:hanging="360"/>
+      </w:pPr>
+      <w:rPr>
+        <w:rFonts w:ascii="Wingdings" w:hAnsi="Wingdings" w:hint="default"/>
+        <w:sz w:val="20"/>
+      </w:rPr>
+    </w:lvl>
+    <w:lvl w:ilvl="7" w:tentative="1">
+      <w:start w:val="1"/>
+      <w:numFmt w:val="bullet"/>
+      <w:lvlText w:val=""/>
+      <w:lvlJc w:val="left"/>
+      <w:pPr>
+        <w:tabs>
+          <w:tab w:val="num" w:pos="5760"/>
+        </w:tabs>
+        <w:ind w:left="5760" w:hanging="360"/>
+      </w:pPr>
+      <w:rPr>
+        <w:rFonts w:ascii="Wingdings" w:hAnsi="Wingdings" w:hint="default"/>
+        <w:sz w:val="20"/>
+      </w:rPr>
+    </w:lvl>
+    <w:lvl w:ilvl="8" w:tentative="1">
+      <w:start w:val="1"/>
+      <w:numFmt w:val="bullet"/>
+      <w:lvlText w:val=""/>
+      <w:lvlJc w:val="left"/>
+      <w:pPr>
+        <w:tabs>
+          <w:tab w:val="num" w:pos="6480"/>
+        </w:tabs>
+        <w:ind w:left="6480" w:hanging="360"/>
+      </w:pPr>
+      <w:rPr>
+        <w:rFonts w:ascii="Wingdings" w:hAnsi="Wingdings" w:hint="default"/>
+        <w:sz w:val="20"/>
+      </w:rPr>
+    </w:lvl>
+  </w:abstractNum>
+  <w:abstractNum w:abstractNumId="34" w15:restartNumberingAfterBreak="0">
     <w:nsid w:val="4F424F7C"/>
     <w:multiLevelType w:val="multilevel"/>
     <w:tmpl w:val="192E5758"/>
@@ -21899,7 +22454,7 @@
       </w:rPr>
     </w:lvl>
   </w:abstractNum>
-  <w:abstractNum w:abstractNumId="32" w15:restartNumberingAfterBreak="0">
+  <w:abstractNum w:abstractNumId="35" w15:restartNumberingAfterBreak="0">
     <w:nsid w:val="509E0DC7"/>
     <w:multiLevelType w:val="hybridMultilevel"/>
     <w:tmpl w:val="5E0EC66E"/>
@@ -22012,7 +22567,123 @@
       </w:rPr>
     </w:lvl>
   </w:abstractNum>
-  <w:abstractNum w:abstractNumId="33" w15:restartNumberingAfterBreak="0">
+  <w:abstractNum w:abstractNumId="36" w15:restartNumberingAfterBreak="0">
+    <w:nsid w:val="539C3E0C"/>
+    <w:multiLevelType w:val="multilevel"/>
+    <w:tmpl w:val="94864664"/>
+    <w:lvl w:ilvl="0">
+      <w:start w:val="1"/>
+      <w:numFmt w:val="bullet"/>
+      <w:lvlText w:val=""/>
+      <w:lvlJc w:val="left"/>
+      <w:pPr>
+        <w:tabs>
+          <w:tab w:val="num" w:pos="720"/>
+        </w:tabs>
+        <w:ind w:left="720" w:hanging="360"/>
+      </w:pPr>
+      <w:rPr>
+        <w:rFonts w:ascii="Symbol" w:hAnsi="Symbol" w:hint="default"/>
+      </w:rPr>
+    </w:lvl>
+    <w:lvl w:ilvl="1" w:tentative="1">
+      <w:start w:val="1"/>
+      <w:numFmt w:val="decimal"/>
+      <w:lvlText w:val="%2."/>
+      <w:lvlJc w:val="left"/>
+      <w:pPr>
+        <w:tabs>
+          <w:tab w:val="num" w:pos="1440"/>
+        </w:tabs>
+        <w:ind w:left="1440" w:hanging="360"/>
+      </w:pPr>
+    </w:lvl>
+    <w:lvl w:ilvl="2" w:tentative="1">
+      <w:start w:val="1"/>
+      <w:numFmt w:val="decimal"/>
+      <w:lvlText w:val="%3."/>
+      <w:lvlJc w:val="left"/>
+      <w:pPr>
+        <w:tabs>
+          <w:tab w:val="num" w:pos="2160"/>
+        </w:tabs>
+        <w:ind w:left="2160" w:hanging="360"/>
+      </w:pPr>
+    </w:lvl>
+    <w:lvl w:ilvl="3" w:tentative="1">
+      <w:start w:val="1"/>
+      <w:numFmt w:val="decimal"/>
+      <w:lvlText w:val="%4."/>
+      <w:lvlJc w:val="left"/>
+      <w:pPr>
+        <w:tabs>
+          <w:tab w:val="num" w:pos="2880"/>
+        </w:tabs>
+        <w:ind w:left="2880" w:hanging="360"/>
+      </w:pPr>
+    </w:lvl>
+    <w:lvl w:ilvl="4" w:tentative="1">
+      <w:start w:val="1"/>
+      <w:numFmt w:val="decimal"/>
+      <w:lvlText w:val="%5."/>
+      <w:lvlJc w:val="left"/>
+      <w:pPr>
+        <w:tabs>
+          <w:tab w:val="num" w:pos="3600"/>
+        </w:tabs>
+        <w:ind w:left="3600" w:hanging="360"/>
+      </w:pPr>
+    </w:lvl>
+    <w:lvl w:ilvl="5" w:tentative="1">
+      <w:start w:val="1"/>
+      <w:numFmt w:val="decimal"/>
+      <w:lvlText w:val="%6."/>
+      <w:lvlJc w:val="left"/>
+      <w:pPr>
+        <w:tabs>
+          <w:tab w:val="num" w:pos="4320"/>
+        </w:tabs>
+        <w:ind w:left="4320" w:hanging="360"/>
+      </w:pPr>
+    </w:lvl>
+    <w:lvl w:ilvl="6" w:tentative="1">
+      <w:start w:val="1"/>
+      <w:numFmt w:val="decimal"/>
+      <w:lvlText w:val="%7."/>
+      <w:lvlJc w:val="left"/>
+      <w:pPr>
+        <w:tabs>
+          <w:tab w:val="num" w:pos="5040"/>
+        </w:tabs>
+        <w:ind w:left="5040" w:hanging="360"/>
+      </w:pPr>
+    </w:lvl>
+    <w:lvl w:ilvl="7" w:tentative="1">
+      <w:start w:val="1"/>
+      <w:numFmt w:val="decimal"/>
+      <w:lvlText w:val="%8."/>
+      <w:lvlJc w:val="left"/>
+      <w:pPr>
+        <w:tabs>
+          <w:tab w:val="num" w:pos="5760"/>
+        </w:tabs>
+        <w:ind w:left="5760" w:hanging="360"/>
+      </w:pPr>
+    </w:lvl>
+    <w:lvl w:ilvl="8" w:tentative="1">
+      <w:start w:val="1"/>
+      <w:numFmt w:val="decimal"/>
+      <w:lvlText w:val="%9."/>
+      <w:lvlJc w:val="left"/>
+      <w:pPr>
+        <w:tabs>
+          <w:tab w:val="num" w:pos="6480"/>
+        </w:tabs>
+        <w:ind w:left="6480" w:hanging="360"/>
+      </w:pPr>
+    </w:lvl>
+  </w:abstractNum>
+  <w:abstractNum w:abstractNumId="37" w15:restartNumberingAfterBreak="0">
     <w:nsid w:val="55A0278F"/>
     <w:multiLevelType w:val="multilevel"/>
     <w:tmpl w:val="AB9C1A34"/>
@@ -22126,7 +22797,7 @@
       </w:pPr>
     </w:lvl>
   </w:abstractNum>
-  <w:abstractNum w:abstractNumId="34" w15:restartNumberingAfterBreak="0">
+  <w:abstractNum w:abstractNumId="38" w15:restartNumberingAfterBreak="0">
     <w:nsid w:val="55A67F28"/>
     <w:multiLevelType w:val="multilevel"/>
     <w:tmpl w:val="F0E06312"/>
@@ -22275,7 +22946,7 @@
       </w:rPr>
     </w:lvl>
   </w:abstractNum>
-  <w:abstractNum w:abstractNumId="35" w15:restartNumberingAfterBreak="0">
+  <w:abstractNum w:abstractNumId="39" w15:restartNumberingAfterBreak="0">
     <w:nsid w:val="55F56B7D"/>
     <w:multiLevelType w:val="multilevel"/>
     <w:tmpl w:val="C8DC3964"/>
@@ -22424,7 +23095,7 @@
       </w:rPr>
     </w:lvl>
   </w:abstractNum>
-  <w:abstractNum w:abstractNumId="36" w15:restartNumberingAfterBreak="0">
+  <w:abstractNum w:abstractNumId="40" w15:restartNumberingAfterBreak="0">
     <w:nsid w:val="58C1306C"/>
     <w:multiLevelType w:val="multilevel"/>
     <w:tmpl w:val="93ACAF52"/>
@@ -22573,7 +23244,7 @@
       </w:rPr>
     </w:lvl>
   </w:abstractNum>
-  <w:abstractNum w:abstractNumId="37" w15:restartNumberingAfterBreak="0">
+  <w:abstractNum w:abstractNumId="41" w15:restartNumberingAfterBreak="0">
     <w:nsid w:val="5D903A8D"/>
     <w:multiLevelType w:val="multilevel"/>
     <w:tmpl w:val="CC102D3C"/>
@@ -22687,7 +23358,7 @@
       </w:pPr>
     </w:lvl>
   </w:abstractNum>
-  <w:abstractNum w:abstractNumId="38" w15:restartNumberingAfterBreak="0">
+  <w:abstractNum w:abstractNumId="42" w15:restartNumberingAfterBreak="0">
     <w:nsid w:val="5EA1005D"/>
     <w:multiLevelType w:val="multilevel"/>
     <w:tmpl w:val="3F6C75F2"/>
@@ -22800,7 +23471,7 @@
       </w:pPr>
     </w:lvl>
   </w:abstractNum>
-  <w:abstractNum w:abstractNumId="39" w15:restartNumberingAfterBreak="0">
+  <w:abstractNum w:abstractNumId="43" w15:restartNumberingAfterBreak="0">
     <w:nsid w:val="5EC5797E"/>
     <w:multiLevelType w:val="multilevel"/>
     <w:tmpl w:val="49023F0A"/>
@@ -22926,7 +23597,7 @@
       </w:pPr>
     </w:lvl>
   </w:abstractNum>
-  <w:abstractNum w:abstractNumId="40" w15:restartNumberingAfterBreak="0">
+  <w:abstractNum w:abstractNumId="44" w15:restartNumberingAfterBreak="0">
     <w:nsid w:val="5F1D23A4"/>
     <w:multiLevelType w:val="multilevel"/>
     <w:tmpl w:val="1CA43AE2"/>
@@ -23075,7 +23746,7 @@
       </w:rPr>
     </w:lvl>
   </w:abstractNum>
-  <w:abstractNum w:abstractNumId="41" w15:restartNumberingAfterBreak="0">
+  <w:abstractNum w:abstractNumId="45" w15:restartNumberingAfterBreak="0">
     <w:nsid w:val="5F69081C"/>
     <w:multiLevelType w:val="multilevel"/>
     <w:tmpl w:val="7DF49EFA"/>
@@ -23224,7 +23895,7 @@
       </w:rPr>
     </w:lvl>
   </w:abstractNum>
-  <w:abstractNum w:abstractNumId="42" w15:restartNumberingAfterBreak="0">
+  <w:abstractNum w:abstractNumId="46" w15:restartNumberingAfterBreak="0">
     <w:nsid w:val="665D4CBB"/>
     <w:multiLevelType w:val="multilevel"/>
     <w:tmpl w:val="E60CE398"/>
@@ -23341,7 +24012,7 @@
       </w:pPr>
     </w:lvl>
   </w:abstractNum>
-  <w:abstractNum w:abstractNumId="43" w15:restartNumberingAfterBreak="0">
+  <w:abstractNum w:abstractNumId="47" w15:restartNumberingAfterBreak="0">
     <w:nsid w:val="69DA26B3"/>
     <w:multiLevelType w:val="hybridMultilevel"/>
     <w:tmpl w:val="C6FA130E"/>
@@ -23454,7 +24125,7 @@
       </w:rPr>
     </w:lvl>
   </w:abstractNum>
-  <w:abstractNum w:abstractNumId="44" w15:restartNumberingAfterBreak="0">
+  <w:abstractNum w:abstractNumId="48" w15:restartNumberingAfterBreak="0">
     <w:nsid w:val="6EBC7844"/>
     <w:multiLevelType w:val="multilevel"/>
     <w:tmpl w:val="36EC8B8C"/>
@@ -23603,7 +24274,7 @@
       </w:rPr>
     </w:lvl>
   </w:abstractNum>
-  <w:abstractNum w:abstractNumId="45" w15:restartNumberingAfterBreak="0">
+  <w:abstractNum w:abstractNumId="49" w15:restartNumberingAfterBreak="0">
     <w:nsid w:val="719B250E"/>
     <w:multiLevelType w:val="multilevel"/>
     <w:tmpl w:val="8334D66A"/>
@@ -23743,7 +24414,7 @@
       </w:rPr>
     </w:lvl>
   </w:abstractNum>
-  <w:abstractNum w:abstractNumId="46" w15:restartNumberingAfterBreak="0">
+  <w:abstractNum w:abstractNumId="50" w15:restartNumberingAfterBreak="0">
     <w:nsid w:val="73DA38DA"/>
     <w:multiLevelType w:val="multilevel"/>
     <w:tmpl w:val="5F56F602"/>
@@ -23856,7 +24527,7 @@
       </w:pPr>
     </w:lvl>
   </w:abstractNum>
-  <w:abstractNum w:abstractNumId="47" w15:restartNumberingAfterBreak="0">
+  <w:abstractNum w:abstractNumId="51" w15:restartNumberingAfterBreak="0">
     <w:nsid w:val="75A17E70"/>
     <w:multiLevelType w:val="multilevel"/>
     <w:tmpl w:val="C534194C"/>
@@ -24005,7 +24676,7 @@
       </w:rPr>
     </w:lvl>
   </w:abstractNum>
-  <w:abstractNum w:abstractNumId="48" w15:restartNumberingAfterBreak="0">
+  <w:abstractNum w:abstractNumId="52" w15:restartNumberingAfterBreak="0">
     <w:nsid w:val="78117A9A"/>
     <w:multiLevelType w:val="multilevel"/>
     <w:tmpl w:val="5B706B8C"/>
@@ -24154,7 +24825,7 @@
       </w:rPr>
     </w:lvl>
   </w:abstractNum>
-  <w:abstractNum w:abstractNumId="49" w15:restartNumberingAfterBreak="0">
+  <w:abstractNum w:abstractNumId="53" w15:restartNumberingAfterBreak="0">
     <w:nsid w:val="79811505"/>
     <w:multiLevelType w:val="multilevel"/>
     <w:tmpl w:val="24C4CD30"/>
@@ -24303,7 +24974,7 @@
       </w:rPr>
     </w:lvl>
   </w:abstractNum>
-  <w:abstractNum w:abstractNumId="50" w15:restartNumberingAfterBreak="0">
+  <w:abstractNum w:abstractNumId="54" w15:restartNumberingAfterBreak="0">
     <w:nsid w:val="7BD31CC0"/>
     <w:multiLevelType w:val="multilevel"/>
     <w:tmpl w:val="67BC28FC"/>
@@ -24443,7 +25114,7 @@
       </w:rPr>
     </w:lvl>
   </w:abstractNum>
-  <w:abstractNum w:abstractNumId="51" w15:restartNumberingAfterBreak="0">
+  <w:abstractNum w:abstractNumId="55" w15:restartNumberingAfterBreak="0">
     <w:nsid w:val="7DAB64FA"/>
     <w:multiLevelType w:val="multilevel"/>
     <w:tmpl w:val="90AEDF7E"/>
@@ -24559,7 +25230,156 @@
       </w:pPr>
     </w:lvl>
   </w:abstractNum>
-  <w:abstractNum w:abstractNumId="52" w15:restartNumberingAfterBreak="0">
+  <w:abstractNum w:abstractNumId="56" w15:restartNumberingAfterBreak="0">
+    <w:nsid w:val="7DE45C62"/>
+    <w:multiLevelType w:val="multilevel"/>
+    <w:tmpl w:val="CDA49ED4"/>
+    <w:lvl w:ilvl="0">
+      <w:start w:val="1"/>
+      <w:numFmt w:val="bullet"/>
+      <w:lvlText w:val=""/>
+      <w:lvlJc w:val="left"/>
+      <w:pPr>
+        <w:tabs>
+          <w:tab w:val="num" w:pos="720"/>
+        </w:tabs>
+        <w:ind w:left="720" w:hanging="360"/>
+      </w:pPr>
+      <w:rPr>
+        <w:rFonts w:ascii="Symbol" w:hAnsi="Symbol" w:hint="default"/>
+        <w:sz w:val="20"/>
+      </w:rPr>
+    </w:lvl>
+    <w:lvl w:ilvl="1" w:tentative="1">
+      <w:start w:val="1"/>
+      <w:numFmt w:val="bullet"/>
+      <w:lvlText w:val="o"/>
+      <w:lvlJc w:val="left"/>
+      <w:pPr>
+        <w:tabs>
+          <w:tab w:val="num" w:pos="1440"/>
+        </w:tabs>
+        <w:ind w:left="1440" w:hanging="360"/>
+      </w:pPr>
+      <w:rPr>
+        <w:rFonts w:ascii="Courier New" w:hAnsi="Courier New" w:hint="default"/>
+        <w:sz w:val="20"/>
+      </w:rPr>
+    </w:lvl>
+    <w:lvl w:ilvl="2" w:tentative="1">
+      <w:start w:val="1"/>
+      <w:numFmt w:val="bullet"/>
+      <w:lvlText w:val=""/>
+      <w:lvlJc w:val="left"/>
+      <w:pPr>
+        <w:tabs>
+          <w:tab w:val="num" w:pos="2160"/>
+        </w:tabs>
+        <w:ind w:left="2160" w:hanging="360"/>
+      </w:pPr>
+      <w:rPr>
+        <w:rFonts w:ascii="Wingdings" w:hAnsi="Wingdings" w:hint="default"/>
+        <w:sz w:val="20"/>
+      </w:rPr>
+    </w:lvl>
+    <w:lvl w:ilvl="3" w:tentative="1">
+      <w:start w:val="1"/>
+      <w:numFmt w:val="bullet"/>
+      <w:lvlText w:val=""/>
+      <w:lvlJc w:val="left"/>
+      <w:pPr>
+        <w:tabs>
+          <w:tab w:val="num" w:pos="2880"/>
+        </w:tabs>
+        <w:ind w:left="2880" w:hanging="360"/>
+      </w:pPr>
+      <w:rPr>
+        <w:rFonts w:ascii="Wingdings" w:hAnsi="Wingdings" w:hint="default"/>
+        <w:sz w:val="20"/>
+      </w:rPr>
+    </w:lvl>
+    <w:lvl w:ilvl="4" w:tentative="1">
+      <w:start w:val="1"/>
+      <w:numFmt w:val="bullet"/>
+      <w:lvlText w:val=""/>
+      <w:lvlJc w:val="left"/>
+      <w:pPr>
+        <w:tabs>
+          <w:tab w:val="num" w:pos="3600"/>
+        </w:tabs>
+        <w:ind w:left="3600" w:hanging="360"/>
+      </w:pPr>
+      <w:rPr>
+        <w:rFonts w:ascii="Wingdings" w:hAnsi="Wingdings" w:hint="default"/>
+        <w:sz w:val="20"/>
+      </w:rPr>
+    </w:lvl>
+    <w:lvl w:ilvl="5" w:tentative="1">
+      <w:start w:val="1"/>
+      <w:numFmt w:val="bullet"/>
+      <w:lvlText w:val=""/>
+      <w:lvlJc w:val="left"/>
+      <w:pPr>
+        <w:tabs>
+          <w:tab w:val="num" w:pos="4320"/>
+        </w:tabs>
+        <w:ind w:left="4320" w:hanging="360"/>
+      </w:pPr>
+      <w:rPr>
+        <w:rFonts w:ascii="Wingdings" w:hAnsi="Wingdings" w:hint="default"/>
+        <w:sz w:val="20"/>
+      </w:rPr>
+    </w:lvl>
+    <w:lvl w:ilvl="6" w:tentative="1">
+      <w:start w:val="1"/>
+      <w:numFmt w:val="bullet"/>
+      <w:lvlText w:val=""/>
+      <w:lvlJc w:val="left"/>
+      <w:pPr>
+        <w:tabs>
+          <w:tab w:val="num" w:pos="5040"/>
+        </w:tabs>
+        <w:ind w:left="5040" w:hanging="360"/>
+      </w:pPr>
+      <w:rPr>
+        <w:rFonts w:ascii="Wingdings" w:hAnsi="Wingdings" w:hint="default"/>
+        <w:sz w:val="20"/>
+      </w:rPr>
+    </w:lvl>
+    <w:lvl w:ilvl="7" w:tentative="1">
+      <w:start w:val="1"/>
+      <w:numFmt w:val="bullet"/>
+      <w:lvlText w:val=""/>
+      <w:lvlJc w:val="left"/>
+      <w:pPr>
+        <w:tabs>
+          <w:tab w:val="num" w:pos="5760"/>
+        </w:tabs>
+        <w:ind w:left="5760" w:hanging="360"/>
+      </w:pPr>
+      <w:rPr>
+        <w:rFonts w:ascii="Wingdings" w:hAnsi="Wingdings" w:hint="default"/>
+        <w:sz w:val="20"/>
+      </w:rPr>
+    </w:lvl>
+    <w:lvl w:ilvl="8" w:tentative="1">
+      <w:start w:val="1"/>
+      <w:numFmt w:val="bullet"/>
+      <w:lvlText w:val=""/>
+      <w:lvlJc w:val="left"/>
+      <w:pPr>
+        <w:tabs>
+          <w:tab w:val="num" w:pos="6480"/>
+        </w:tabs>
+        <w:ind w:left="6480" w:hanging="360"/>
+      </w:pPr>
+      <w:rPr>
+        <w:rFonts w:ascii="Wingdings" w:hAnsi="Wingdings" w:hint="default"/>
+        <w:sz w:val="20"/>
+      </w:rPr>
+    </w:lvl>
+  </w:abstractNum>
+  <w:abstractNum w:abstractNumId="57" w15:restartNumberingAfterBreak="0">
     <w:nsid w:val="7E18221F"/>
     <w:multiLevelType w:val="hybridMultilevel"/>
     <w:tmpl w:val="94EA5AF2"/>
@@ -24676,22 +25496,22 @@
     <w:abstractNumId w:val="5"/>
   </w:num>
   <w:num w:numId="2" w16cid:durableId="151064096">
-    <w:abstractNumId w:val="37"/>
+    <w:abstractNumId w:val="41"/>
   </w:num>
   <w:num w:numId="3" w16cid:durableId="696661172">
-    <w:abstractNumId w:val="18"/>
+    <w:abstractNumId w:val="19"/>
   </w:num>
   <w:num w:numId="4" w16cid:durableId="1915779622">
-    <w:abstractNumId w:val="39"/>
+    <w:abstractNumId w:val="43"/>
   </w:num>
   <w:num w:numId="5" w16cid:durableId="1858688818">
     <w:abstractNumId w:val="12"/>
   </w:num>
   <w:num w:numId="6" w16cid:durableId="807819139">
-    <w:abstractNumId w:val="33"/>
+    <w:abstractNumId w:val="37"/>
   </w:num>
   <w:num w:numId="7" w16cid:durableId="1496384867">
-    <w:abstractNumId w:val="21"/>
+    <w:abstractNumId w:val="23"/>
   </w:num>
   <w:num w:numId="8" w16cid:durableId="911082857">
     <w:abstractNumId w:val="10"/>
@@ -24700,10 +25520,10 @@
     <w:abstractNumId w:val="3"/>
   </w:num>
   <w:num w:numId="10" w16cid:durableId="260797068">
-    <w:abstractNumId w:val="50"/>
+    <w:abstractNumId w:val="54"/>
   </w:num>
   <w:num w:numId="11" w16cid:durableId="1712150709">
-    <w:abstractNumId w:val="45"/>
+    <w:abstractNumId w:val="49"/>
   </w:num>
   <w:num w:numId="12" w16cid:durableId="801771444">
     <w:abstractNumId w:val="11"/>
@@ -24712,46 +25532,46 @@
     <w:abstractNumId w:val="8"/>
   </w:num>
   <w:num w:numId="14" w16cid:durableId="164512757">
-    <w:abstractNumId w:val="42"/>
+    <w:abstractNumId w:val="46"/>
   </w:num>
   <w:num w:numId="15" w16cid:durableId="1745376944">
-    <w:abstractNumId w:val="27"/>
+    <w:abstractNumId w:val="29"/>
   </w:num>
   <w:num w:numId="16" w16cid:durableId="2112626617">
-    <w:abstractNumId w:val="47"/>
+    <w:abstractNumId w:val="51"/>
   </w:num>
   <w:num w:numId="17" w16cid:durableId="2069179764">
-    <w:abstractNumId w:val="52"/>
+    <w:abstractNumId w:val="57"/>
   </w:num>
   <w:num w:numId="18" w16cid:durableId="756824728">
-    <w:abstractNumId w:val="24"/>
+    <w:abstractNumId w:val="26"/>
   </w:num>
   <w:num w:numId="19" w16cid:durableId="1680959368">
     <w:abstractNumId w:val="16"/>
   </w:num>
   <w:num w:numId="20" w16cid:durableId="1083529391">
-    <w:abstractNumId w:val="29"/>
+    <w:abstractNumId w:val="31"/>
   </w:num>
   <w:num w:numId="21" w16cid:durableId="670303952">
-    <w:abstractNumId w:val="48"/>
+    <w:abstractNumId w:val="52"/>
   </w:num>
   <w:num w:numId="22" w16cid:durableId="401293004">
-    <w:abstractNumId w:val="43"/>
+    <w:abstractNumId w:val="47"/>
   </w:num>
   <w:num w:numId="23" w16cid:durableId="114830308">
-    <w:abstractNumId w:val="19"/>
+    <w:abstractNumId w:val="20"/>
   </w:num>
   <w:num w:numId="24" w16cid:durableId="2038774065">
-    <w:abstractNumId w:val="32"/>
+    <w:abstractNumId w:val="35"/>
   </w:num>
   <w:num w:numId="25" w16cid:durableId="1202596245">
     <w:abstractNumId w:val="1"/>
   </w:num>
   <w:num w:numId="26" w16cid:durableId="1466119662">
-    <w:abstractNumId w:val="25"/>
+    <w:abstractNumId w:val="27"/>
   </w:num>
   <w:num w:numId="27" w16cid:durableId="834607322">
-    <w:abstractNumId w:val="41"/>
+    <w:abstractNumId w:val="45"/>
   </w:num>
   <w:num w:numId="28" w16cid:durableId="1784765877">
     <w:abstractNumId w:val="15"/>
@@ -24763,40 +25583,40 @@
     <w:abstractNumId w:val="13"/>
   </w:num>
   <w:num w:numId="31" w16cid:durableId="1931963899">
-    <w:abstractNumId w:val="51"/>
+    <w:abstractNumId w:val="55"/>
   </w:num>
   <w:num w:numId="32" w16cid:durableId="1638340900">
     <w:abstractNumId w:val="9"/>
   </w:num>
   <w:num w:numId="33" w16cid:durableId="758018614">
-    <w:abstractNumId w:val="38"/>
+    <w:abstractNumId w:val="42"/>
   </w:num>
   <w:num w:numId="34" w16cid:durableId="580800734">
     <w:abstractNumId w:val="7"/>
   </w:num>
   <w:num w:numId="35" w16cid:durableId="795296458">
-    <w:abstractNumId w:val="40"/>
+    <w:abstractNumId w:val="44"/>
   </w:num>
   <w:num w:numId="36" w16cid:durableId="832791633">
     <w:abstractNumId w:val="2"/>
   </w:num>
   <w:num w:numId="37" w16cid:durableId="61294599">
-    <w:abstractNumId w:val="20"/>
+    <w:abstractNumId w:val="21"/>
   </w:num>
   <w:num w:numId="38" w16cid:durableId="2071807276">
-    <w:abstractNumId w:val="44"/>
+    <w:abstractNumId w:val="48"/>
   </w:num>
   <w:num w:numId="39" w16cid:durableId="446313431">
-    <w:abstractNumId w:val="28"/>
+    <w:abstractNumId w:val="30"/>
   </w:num>
   <w:num w:numId="40" w16cid:durableId="862478243">
-    <w:abstractNumId w:val="31"/>
+    <w:abstractNumId w:val="34"/>
   </w:num>
   <w:num w:numId="41" w16cid:durableId="1112742714">
-    <w:abstractNumId w:val="17"/>
+    <w:abstractNumId w:val="18"/>
   </w:num>
   <w:num w:numId="42" w16cid:durableId="482890402">
-    <w:abstractNumId w:val="46"/>
+    <w:abstractNumId w:val="50"/>
   </w:num>
   <w:num w:numId="43" w16cid:durableId="736126958">
     <w:abstractNumId w:val="4"/>
@@ -24805,31 +25625,46 @@
     <w:abstractNumId w:val="0"/>
   </w:num>
   <w:num w:numId="45" w16cid:durableId="543566651">
-    <w:abstractNumId w:val="34"/>
+    <w:abstractNumId w:val="38"/>
   </w:num>
   <w:num w:numId="46" w16cid:durableId="1555267317">
-    <w:abstractNumId w:val="23"/>
+    <w:abstractNumId w:val="25"/>
   </w:num>
   <w:num w:numId="47" w16cid:durableId="1056662212">
-    <w:abstractNumId w:val="30"/>
+    <w:abstractNumId w:val="32"/>
   </w:num>
   <w:num w:numId="48" w16cid:durableId="1241871514">
-    <w:abstractNumId w:val="26"/>
+    <w:abstractNumId w:val="28"/>
   </w:num>
   <w:num w:numId="49" w16cid:durableId="488134800">
-    <w:abstractNumId w:val="49"/>
+    <w:abstractNumId w:val="53"/>
   </w:num>
   <w:num w:numId="50" w16cid:durableId="622930899">
-    <w:abstractNumId w:val="36"/>
+    <w:abstractNumId w:val="40"/>
   </w:num>
   <w:num w:numId="51" w16cid:durableId="363294434">
-    <w:abstractNumId w:val="35"/>
+    <w:abstractNumId w:val="39"/>
   </w:num>
   <w:num w:numId="52" w16cid:durableId="888567886">
     <w:abstractNumId w:val="6"/>
   </w:num>
   <w:num w:numId="53" w16cid:durableId="1753819806">
+    <w:abstractNumId w:val="24"/>
+  </w:num>
+  <w:num w:numId="54" w16cid:durableId="1994793239">
     <w:abstractNumId w:val="22"/>
+  </w:num>
+  <w:num w:numId="55" w16cid:durableId="666589579">
+    <w:abstractNumId w:val="17"/>
+  </w:num>
+  <w:num w:numId="56" w16cid:durableId="1621255421">
+    <w:abstractNumId w:val="33"/>
+  </w:num>
+  <w:num w:numId="57" w16cid:durableId="1645886666">
+    <w:abstractNumId w:val="56"/>
+  </w:num>
+  <w:num w:numId="58" w16cid:durableId="1247230748">
+    <w:abstractNumId w:val="36"/>
   </w:num>
 </w:numbering>
 </file>
@@ -27472,85 +28307,6 @@
 </file>
 
 <file path=customXml/item1.xml><?xml version="1.0" encoding="utf-8"?>
-<inkml:ink xmlns:inkml="http://www.w3.org/2003/InkML">
-  <inkml:definitions>
-    <inkml:context xml:id="ctx0">
-      <inkml:inkSource xml:id="inkSrc0">
-        <inkml:traceFormat>
-          <inkml:channel name="X" type="integer" min="-2.14748E9" max="2.14748E9" units="cm"/>
-          <inkml:channel name="Y" type="integer" min="-2.14748E9" max="2.14748E9" units="cm"/>
-          <inkml:channel name="F" type="integer" max="32767" units="dev"/>
-          <inkml:channel name="OA" type="integer" max="360" units="deg"/>
-          <inkml:channel name="OE" type="integer" max="90" units="deg"/>
-        </inkml:traceFormat>
-        <inkml:channelProperties>
-          <inkml:channelProperty channel="X" name="resolution" value="1000" units="1/cm"/>
-          <inkml:channelProperty channel="Y" name="resolution" value="1000" units="1/cm"/>
-          <inkml:channelProperty channel="F" name="resolution" value="0" units="1/dev"/>
-          <inkml:channelProperty channel="OA" name="resolution" value="1000" units="1/deg"/>
-          <inkml:channelProperty channel="OE" name="resolution" value="1000" units="1/deg"/>
-        </inkml:channelProperties>
-      </inkml:inkSource>
-      <inkml:timestamp xml:id="ts0" timeString="2025-06-10T16:08:50.568"/>
-    </inkml:context>
-    <inkml:brush xml:id="br0">
-      <inkml:brushProperty name="width" value="0.05" units="cm"/>
-      <inkml:brushProperty name="height" value="0.05" units="cm"/>
-      <inkml:brushProperty name="color" value="#E71224"/>
-    </inkml:brush>
-  </inkml:definitions>
-  <inkml:trace contextRef="#ctx0" brushRef="#br0">1236 239 3217 0 0,'-18'-44'2449'0'0,"11"24"-2251"0"0,-2 1 0 0 0,-14-27 0 0 0,19 39-210 0 0,-1 0 0 0 0,0 1-1 0 0,0 0 1 0 0,-1-1 0 0 0,0 2 0 0 0,0-1-1 0 0,0 1 1 0 0,0 0 0 0 0,-14-8-1 0 0,8 6-57 0 0,-1 1 0 0 0,1 1 1 0 0,-1 0-1 0 0,0 0 0 0 0,0 1 0 0 0,0 1 0 0 0,0 0 0 0 0,-1 1 0 0 0,-22-1 0 0 0,19 4-190 0 0,0 0-1 0 0,0 1 1 0 0,0 1-1 0 0,1 0 1 0 0,-1 1-1 0 0,1 1 1 0 0,-21 9-1 0 0,-37 17-295 0 0,-131 76-1 0 0,173-87 985 0 0,0 2 0 0 0,2 1 0 0 0,1 2 0 0 0,1 0 0 0 0,1 2 0 0 0,-28 37 0 0 0,-16 22-328 0 0,-54 78 18 0 0,113-145-112 0 0,0 0 1 0 0,2 1-1 0 0,1 0 0 0 0,0 0 0 0 0,2 1 1 0 0,0 0-1 0 0,-5 27 0 0 0,4 3 6 0 0,3 0-1 0 0,1 0 0 0 0,3 0 1 0 0,2 1-1 0 0,2-1 1 0 0,13 62-1 0 0,-11-89 37 0 0,1-1 0 0 0,2 1 0 0 0,0-1 0 0 0,1-1 0 0 0,1 0 0 0 0,2 0-1 0 0,0-1 1 0 0,1-1 0 0 0,1 0 0 0 0,1 0 0 0 0,25 25 0 0 0,-31-38 8 0 0,1 0 0 0 0,0-1 0 0 0,0 0 0 0 0,1-1-1 0 0,0 0 1 0 0,0 0 0 0 0,0-1 0 0 0,0 0 0 0 0,1-1 0 0 0,-1-1 0 0 0,1 0 0 0 0,23 1 0 0 0,0-2-27 0 0,-1-1 0 0 0,0-2 0 0 0,43-8 0 0 0,15-10 179 0 0,-1-4 0 0 0,111-46 0 0 0,-162 55-168 0 0,0 1-21 0 0,5-1 26 0 0,-2-3-1 0 0,45-23 0 0 0,-67 26 22 0 0,-1 0 0 0 0,0-2-1 0 0,-2 0 1 0 0,0-1 0 0 0,-1-1 0 0 0,0-1 0 0 0,-2 0-1 0 0,22-37 1 0 0,-28 39-39 0 0,0 1 1 0 0,-1-1-1 0 0,-1-1 0 0 0,-1 0 1 0 0,-1 1-1 0 0,0-2 0 0 0,-2 1 0 0 0,0 0 1 0 0,0-25-1 0 0,-2-13 167 0 0,-14-108-1 0 0,10 143-149 0 0,-1 0-1 0 0,0 1 1 0 0,-2-1-1 0 0,-1 1 1 0 0,-1 0-1 0 0,0 1 1 0 0,-1 0-1 0 0,-23-35 0 0 0,22 41 15 0 0,-1 0 0 0 0,0 0-1 0 0,-1 1 1 0 0,-1 0 0 0 0,0 1-1 0 0,0 1 1 0 0,-1 0 0 0 0,-1 1-1 0 0,0 0 1 0 0,0 1 0 0 0,-25-10-1 0 0,15 9-505 0 0,-1 1-1 0 0,0 2 1 0 0,0 0 0 0 0,-49-5-1 0 0,41 10-389 0 0</inkml:trace>
-</inkml:ink>
-</file>
-
-<file path=customXml/item2.xml><?xml version="1.0" encoding="utf-8"?>
-<inkml:ink xmlns:inkml="http://www.w3.org/2003/InkML">
-  <inkml:definitions>
-    <inkml:context xml:id="ctx0">
-      <inkml:inkSource xml:id="inkSrc0">
-        <inkml:traceFormat>
-          <inkml:channel name="X" type="integer" min="-2.14748E9" max="2.14748E9" units="cm"/>
-          <inkml:channel name="Y" type="integer" min="-2.14748E9" max="2.14748E9" units="cm"/>
-          <inkml:channel name="F" type="integer" max="32767" units="dev"/>
-          <inkml:channel name="OA" type="integer" max="360" units="deg"/>
-          <inkml:channel name="OE" type="integer" max="90" units="deg"/>
-        </inkml:traceFormat>
-        <inkml:channelProperties>
-          <inkml:channelProperty channel="X" name="resolution" value="1000" units="1/cm"/>
-          <inkml:channelProperty channel="Y" name="resolution" value="1000" units="1/cm"/>
-          <inkml:channelProperty channel="F" name="resolution" value="0" units="1/dev"/>
-          <inkml:channelProperty channel="OA" name="resolution" value="1000" units="1/deg"/>
-          <inkml:channelProperty channel="OE" name="resolution" value="1000" units="1/deg"/>
-        </inkml:channelProperties>
-      </inkml:inkSource>
-      <inkml:timestamp xml:id="ts0" timeString="2025-06-10T16:09:06.362"/>
-    </inkml:context>
-    <inkml:brush xml:id="br0">
-      <inkml:brushProperty name="width" value="0.05" units="cm"/>
-      <inkml:brushProperty name="height" value="0.05" units="cm"/>
-      <inkml:brushProperty name="color" value="#E71224"/>
-    </inkml:brush>
-  </inkml:definitions>
-  <inkml:trace contextRef="#ctx0" brushRef="#br0">3153 356 7202 0 0,'-44'-7'350'0'0,"0"-2"0"0"0,1-2 0 0 0,0-2 0 0 0,-57-25 1 0 0,-168-76 1481 0 0,190 86-1679 0 0,-122-28 1 0 0,156 47-169 0 0,-67-16 302 0 0,-1 5 0 0 0,-122-5-1 0 0,88 25-117 0 0,1 6-1 0 0,-1 6 0 0 0,-208 45 1 0 0,298-44-170 0 0,0 3 1 0 0,1 1 0 0 0,1 4 0 0 0,0 1 0 0 0,-95 56-1 0 0,75-31-102 0 0,-120 97-1 0 0,165-119 91 0 0,2 1 0 0 0,1 2 0 0 0,1 0 0 0 0,2 2 1 0 0,1 0-1 0 0,-32 58 0 0 0,30-39-7 0 0,1 2 0 0 0,3 0 1 0 0,2 1-1 0 0,3 1 0 0 0,-17 102 0 0 0,25-76 38 0 0,3-1 0 0 0,4 1 0 0 0,4-1 0 0 0,20 120 0 0 0,-13-124-5 0 0,-3-11 48 0 0,4-1 0 0 0,23 76-1 0 0,-28-119-47 0 0,0-1 0 0 0,1 0 0 0 0,0 0 0 0 0,2-1 0 0 0,0 0 0 0 0,1-1 0 0 0,0 0 0 0 0,2-1 0 0 0,-1 0 0 0 0,2-1-1 0 0,25 20 1 0 0,-15-17 28 0 0,0-1 0 0 0,1-2-1 0 0,1 0 1 0 0,0-2 0 0 0,1-1-1 0 0,0-1 1 0 0,0-1 0 0 0,1-2-1 0 0,1 0 1 0 0,-1-2-1 0 0,1-1 1 0 0,31-1 0 0 0,36-3 35 0 0,1-4 1 0 0,122-22 0 0 0,-40 5 38 0 0,-35 9-33 0 0,182-24 276 0 0,51-43 591 0 0,-309 60-804 0 0,-1-3-1 0 0,0-3 1 0 0,89-47 0 0 0,59-55 5 0 0,-176 101-72 0 0,-1-3 0 0 0,-1-1 1 0 0,41-43-1 0 0,-52 43-35 0 0,-2 0 1 0 0,-1-2-1 0 0,-1-1 0 0 0,23-47 1 0 0,-19 26 62 0 0,-3-2 1 0 0,19-65-1 0 0,-30 75 16 0 0,-2 1 0 0 0,5-70 0 0 0,-4-95-93 0 0,-11 199-21 0 0,1-9 55 0 0,-1 1 0 0 0,-1-1 0 0 0,-1 1 0 0 0,0-1 0 0 0,-1 1 0 0 0,-2 0 0 0 0,0 0 0 0 0,-1 0 0 0 0,0 1 0 0 0,-2-1 0 0 0,-12-21 0 0 0,-32-62 287 0 0,32 60-30 0 0,-28-42 0 0 0,39 70-276 0 0,0 2 1 0 0,-1-1-1 0 0,0 1 1 0 0,-1 1-1 0 0,-1 0 1 0 0,0 0-1 0 0,-14-9 1 0 0,-10-3-215 0 0,0 3 0 0 0,-1 0-1 0 0,-1 3 1 0 0,0 1 0 0 0,-1 2 0 0 0,-1 1 0 0 0,-1 2 0 0 0,1 2 0 0 0,-1 2 0 0 0,-1 2 0 0 0,1 1 0 0 0,-76 4 0 0 0,88 3-696 0 0,0 2-1 0 0,0 1 1 0 0,0 2 0 0 0,-39 15 0 0 0,23-4 15 0 0</inkml:trace>
-  <inkml:trace contextRef="#ctx0" brushRef="#br0" timeOffset="2304.57">3473 308 408 0 0,'25'-34'-131'0'0,"-12"9"9868"0"0,-14 35-9206 0 0,-2 1-494 0 0,2 1 1 0 0,-1-1 0 0 0,1 0-1 0 0,1 1 1 0 0,0-1-1 0 0,3 17 1 0 0,16 78-22 0 0,-1-5-4 0 0,-6 136 38 0 0,0-15 29 0 0,-4-164-14 0 0,-4-36 88 0 0,2 43 1333 0 0,-8-70-1392 0 0,0 1 0 0 0,0-1 0 0 0,0 0 0 0 0,0 0 0 0 0,1 0 0 0 0,-2-8 0 0 0,2 11-63 0 0,-50-289 287 0 0,50 262-342 0 0,1 0 0 0 0,1 0-1 0 0,2 1 1 0 0,1-1-1 0 0,10-38 1 0 0,6-41-152 0 0,-20 107 169 0 0,0 1 1 0 0,0 0-1 0 0,0-1 1 0 0,0 1-1 0 0,0 0 1 0 0,0-1 0 0 0,0 1-1 0 0,0 0 1 0 0,0-1-1 0 0,0 1 1 0 0,0-1 0 0 0,0 1-1 0 0,0 0 1 0 0,0-1-1 0 0,0 1 1 0 0,0 0-1 0 0,-1-1 1 0 0,1 1 0 0 0,0 0-1 0 0,0-1 1 0 0,0 1-1 0 0,-1 0 1 0 0,1 0 0 0 0,0-1-1 0 0,0 1 1 0 0,-1 0-1 0 0,1 0 1 0 0,0-1-1 0 0,0 1 1 0 0,-1 0 0 0 0,1 0-1 0 0,0 0 1 0 0,-1-1-1 0 0,1 1 1 0 0,0 0 0 0 0,-1 0-1 0 0,1 0 1 0 0,-1 0-1 0 0,1 0 1 0 0,0 0-1 0 0,-1 0 1 0 0,1 0 0 0 0,0 0-1 0 0,-1 0 1 0 0,1 0-1 0 0,-1 0 1 0 0,1 0 0 0 0,0 0-1 0 0,-1 0 1 0 0,1 0-1 0 0,0 0 1 0 0,-1 0-1 0 0,1 1 1 0 0,0-1 0 0 0,-1 0-1 0 0,1 0 1 0 0,0 0-1 0 0,-1 1 1 0 0,1-1 0 0 0,0 0-1 0 0,-1 1 1 0 0,-1 0 2 0 0,-1 1 0 0 0,1-1 1 0 0,-1 1-1 0 0,1-1 0 0 0,0 1 1 0 0,0 0-1 0 0,0 0 0 0 0,-3 3 1 0 0,-4 11-2 0 0,0 1 0 0 0,1 0 0 0 0,1 1 0 0 0,0-1 0 0 0,1 1 0 0 0,1 1 0 0 0,1-1 0 0 0,-2 21 1 0 0,0 19-138 0 0,2 75 1 0 0,4-118-445 0 0,1 1 0 0 0,0-1 0 0 0,2 1 0 0 0,-1-1 0 0 0,2 0 0 0 0,0 0 0 0 0,1-1 0 0 0,0 1 0 0 0,9 14 0 0 0,-8-17-549 0 0</inkml:trace>
-  <inkml:trace contextRef="#ctx0" brushRef="#br0" timeOffset="2956.45">3554 1583 3409 0 0,'0'0'4221'0'0,"-1"0"-4145"0"0,0 0 0 0 0,1 1 0 0 0,-1-1 1 0 0,0 0-1 0 0,1 0 0 0 0,-1 0 0 0 0,0 1 1 0 0,0-1-1 0 0,1 0 0 0 0,-1 1 0 0 0,0-1 1 0 0,1 0-1 0 0,-1 1 0 0 0,1-1 0 0 0,-1 1 1 0 0,1-1-1 0 0,-1 1 0 0 0,1-1 0 0 0,-1 1 1 0 0,1-1-1 0 0,-1 1 0 0 0,0 1 0 0 0,-2 5-46 0 0,1 1-1 0 0,-1 0 1 0 0,1-1-1 0 0,1 1 0 0 0,-1 0 1 0 0,1 0-1 0 0,1 0 1 0 0,0 12-1 0 0,0-4-34 0 0,1 0 0 0 0,1 0 1 0 0,7 26-1 0 0,-10-41 2 0 0,1-1 0 0 0,1 1 0 0 0,-1-1 0 0 0,0 1 0 0 0,0-1 0 0 0,0 1 0 0 0,0-1 0 0 0,0 1 0 0 0,0-1 0 0 0,0 1 0 0 0,1-1 0 0 0,-1 1 0 0 0,0-1 0 0 0,0 0 0 0 0,1 1 0 0 0,-1-1 0 0 0,0 1 0 0 0,1-1 0 0 0,-1 0 0 0 0,0 1 0 0 0,1-1 0 0 0,-1 0 0 0 0,0 1 0 0 0,1-1 0 0 0,-1 0 0 0 0,1 0 0 0 0,-1 0 0 0 0,1 1 0 0 0,-1-1 0 0 0,0 0 0 0 0,1 0 0 0 0,-1 0 0 0 0,1 0 0 0 0,-1 0 0 0 0,2 0 0 0 0,12-13-54 0 0,7-26 91 0 0,-19 31 14 0 0,0-1 0 0 0,-1 0 0 0 0,1 0 1 0 0,-2-1-1 0 0,1 1 0 0 0,-2 0 0 0 0,1 0 0 0 0,-2-10 0 0 0,1 14 3 0 0,0 1 0 0 0,0-1 0 0 0,-1 1 0 0 0,1-1 0 0 0,-1 1 0 0 0,0-1-1 0 0,-5-7 1 0 0,6 11-13 0 0,0-1 0 0 0,-1 0 0 0 0,1 1-1 0 0,-1-1 1 0 0,1 1 0 0 0,-1-1 0 0 0,1 1 0 0 0,-1 0-1 0 0,0-1 1 0 0,0 1 0 0 0,0 0 0 0 0,0 0-1 0 0,0 1 1 0 0,0-1 0 0 0,0 0 0 0 0,0 1 0 0 0,-4-2-1 0 0,4 3-23 0 0,1-1 0 0 0,-1 0 0 0 0,0 1 0 0 0,0 0 0 0 0,0-1 0 0 0,1 1-1 0 0,-1 0 1 0 0,0 0 0 0 0,1 0 0 0 0,-1 0 0 0 0,0 0 0 0 0,1 0 0 0 0,-1 0-1 0 0,1 0 1 0 0,0 1 0 0 0,-1-1 0 0 0,1 1 0 0 0,0-1 0 0 0,0 1 0 0 0,0-1-1 0 0,0 1 1 0 0,0 0 0 0 0,0-1 0 0 0,1 1 0 0 0,-1 0 0 0 0,0 0 0 0 0,1-1 0 0 0,0 1-1 0 0,-1 3 1 0 0,0-1-44 0 0,0-1-1 0 0,0 0 1 0 0,0 1-1 0 0,1-1 0 0 0,-1 1 1 0 0,1-1-1 0 0,0 1 1 0 0,0-1-1 0 0,0 1 0 0 0,1-1 1 0 0,-1 1-1 0 0,1-1 1 0 0,0 0-1 0 0,0 1 1 0 0,2 4-1 0 0,-3-7 18 0 0,1-1 0 0 0,-1 1 0 0 0,0-1 0 0 0,1 1 0 0 0,-1-1 0 0 0,0 0 0 0 0,1 1 0 0 0,-1-1 0 0 0,1 0 0 0 0,-1 1 0 0 0,0-1 0 0 0,1 0 0 0 0,-1 0 0 0 0,1 1 0 0 0,-1-1 0 0 0,1 0 0 0 0,-1 0 0 0 0,1 0 1 0 0,-1 0-1 0 0,1 1 0 0 0,-1-1 0 0 0,1 0 0 0 0,-1 0 0 0 0,1 0 0 0 0,-1 0 0 0 0,1 0 0 0 0,-1 0 0 0 0,1-1 0 0 0,0 1 0 0 0,-1 0 0 0 0,1 0 0 0 0,-1 0 0 0 0,1 0 0 0 0,0-1 0 0 0,15-16-99 0 0,-12 10 125 0 0,0 1 0 0 0,-1-1 0 0 0,0 1 0 0 0,4-13 0 0 0,-5-5 173 0 0,-3 24-177 0 0,1 0 0 0 0,0-1-1 0 0,0 1 1 0 0,0 0-1 0 0,0 0 1 0 0,0 0 0 0 0,0 0-1 0 0,0 0 1 0 0,0-1 0 0 0,0 1-1 0 0,-1 0 1 0 0,1 0-1 0 0,0 0 1 0 0,0 0 0 0 0,0 0-1 0 0,0 0 1 0 0,0 0-1 0 0,-1 0 1 0 0,1-1 0 0 0,0 1-1 0 0,0 0 1 0 0,0 0-1 0 0,0 0 1 0 0,-1 0 0 0 0,1 0-1 0 0,0 0 1 0 0,0 0 0 0 0,0 0-1 0 0,0 0 1 0 0,-1 0-1 0 0,1 0 1 0 0,0 0 0 0 0,0 0-1 0 0,0 0 1 0 0,0 0-1 0 0,0 1 1 0 0,-1-1 0 0 0,1 0-1 0 0,0 0 1 0 0,0 0-1 0 0,0 0 1 0 0,0 0 0 0 0,0 0-1 0 0,-1 0 1 0 0,1 0 0 0 0,0 0-1 0 0,0 1 1 0 0,0-1-1 0 0,0 0 1 0 0,0 0 0 0 0,0 0-1 0 0,0 0 1 0 0,-1 0-1 0 0,1 1 1 0 0,-2 2 12 0 0,0 0-1 0 0,0 0 1 0 0,0 0-1 0 0,0 0 1 0 0,1 0 0 0 0,-1 1-1 0 0,1-1 1 0 0,0 1-1 0 0,0-1 1 0 0,-1 5-1 0 0,0 5-669 0 0,0 1 1 0 0,0 0-1 0 0,2 0 0 0 0,1 24 0 0 0,0-28 77 0 0</inkml:trace>
-</inkml:ink>
-</file>
-
-<file path=customXml/item3.xml><?xml version="1.0" encoding="utf-8"?>
-<b:Sources xmlns:b="http://schemas.openxmlformats.org/officeDocument/2006/bibliography" xmlns="http://schemas.openxmlformats.org/officeDocument/2006/bibliography" SelectedStyle="\APASixthEditionOfficeOnline.xsl" StyleName="APA" Version="6"/>
-</file>
-
-<file path=customXml/item4.xml><?xml version="1.0" encoding="utf-8"?>
-<?mso-contentType ?>
-<FormTemplates xmlns="http://schemas.microsoft.com/sharepoint/v3/contenttype/forms">
-  <Display>DocumentLibraryForm</Display>
-  <Edit>DocumentLibraryForm</Edit>
-  <New>DocumentLibraryForm</New>
-</FormTemplates>
-</file>
-
-<file path=customXml/item5.xml><?xml version="1.0" encoding="utf-8"?>
 <ct:contentTypeSchema xmlns:ct="http://schemas.microsoft.com/office/2006/metadata/contentType" xmlns:ma="http://schemas.microsoft.com/office/2006/metadata/properties/metaAttributes" ct:_="" ma:_="" ma:contentTypeName="Dokument" ma:contentTypeID="0x01010025C71E9534E21E4A9F2CF33BA7DCE92D" ma:contentTypeVersion="3" ma:contentTypeDescription="Ein neues Dokument erstellen." ma:contentTypeScope="" ma:versionID="32b9bbdf2bbf4e0fb27a426421665337">
   <xsd:schema xmlns:xsd="http://www.w3.org/2001/XMLSchema" xmlns:xs="http://www.w3.org/2001/XMLSchema" xmlns:p="http://schemas.microsoft.com/office/2006/metadata/properties" xmlns:ns2="5a9e9855-01b6-487f-b294-67c59083cc31" targetNamespace="http://schemas.microsoft.com/office/2006/metadata/properties" ma:root="true" ma:fieldsID="ec87b9b32475f90c9dbf7ae918480825" ns2:_="">
     <xsd:import namespace="5a9e9855-01b6-487f-b294-67c59083cc31"/>
@@ -27688,7 +28444,43 @@
 </ct:contentTypeSchema>
 </file>
 
-<file path=customXml/item6.xml><?xml version="1.0" encoding="utf-8"?>
+<file path=customXml/item2.xml><?xml version="1.0" encoding="utf-8"?>
+<b:Sources xmlns:b="http://schemas.openxmlformats.org/officeDocument/2006/bibliography" xmlns="http://schemas.openxmlformats.org/officeDocument/2006/bibliography" SelectedStyle="\APASixthEditionOfficeOnline.xsl" StyleName="APA" Version="6"/>
+</file>
+
+<file path=customXml/item3.xml><?xml version="1.0" encoding="utf-8"?>
+<inkml:ink xmlns:inkml="http://www.w3.org/2003/InkML">
+  <inkml:definitions>
+    <inkml:context xml:id="ctx0">
+      <inkml:inkSource xml:id="inkSrc0">
+        <inkml:traceFormat>
+          <inkml:channel name="X" type="integer" min="-2.14748E9" max="2.14748E9" units="cm"/>
+          <inkml:channel name="Y" type="integer" min="-2.14748E9" max="2.14748E9" units="cm"/>
+          <inkml:channel name="F" type="integer" max="32767" units="dev"/>
+          <inkml:channel name="OA" type="integer" max="360" units="deg"/>
+          <inkml:channel name="OE" type="integer" max="90" units="deg"/>
+        </inkml:traceFormat>
+        <inkml:channelProperties>
+          <inkml:channelProperty channel="X" name="resolution" value="1000" units="1/cm"/>
+          <inkml:channelProperty channel="Y" name="resolution" value="1000" units="1/cm"/>
+          <inkml:channelProperty channel="F" name="resolution" value="0" units="1/dev"/>
+          <inkml:channelProperty channel="OA" name="resolution" value="1000" units="1/deg"/>
+          <inkml:channelProperty channel="OE" name="resolution" value="1000" units="1/deg"/>
+        </inkml:channelProperties>
+      </inkml:inkSource>
+      <inkml:timestamp xml:id="ts0" timeString="2025-06-10T16:08:50.568"/>
+    </inkml:context>
+    <inkml:brush xml:id="br0">
+      <inkml:brushProperty name="width" value="0.05" units="cm"/>
+      <inkml:brushProperty name="height" value="0.05" units="cm"/>
+      <inkml:brushProperty name="color" value="#E71224"/>
+    </inkml:brush>
+  </inkml:definitions>
+  <inkml:trace contextRef="#ctx0" brushRef="#br0">1236 239 3217 0 0,'-18'-44'2449'0'0,"11"24"-2251"0"0,-2 1 0 0 0,-14-27 0 0 0,19 39-210 0 0,-1 0 0 0 0,0 1-1 0 0,0 0 1 0 0,-1-1 0 0 0,0 2 0 0 0,0-1-1 0 0,0 1 1 0 0,0 0 0 0 0,-14-8-1 0 0,8 6-57 0 0,-1 1 0 0 0,1 1 1 0 0,-1 0-1 0 0,0 0 0 0 0,0 1 0 0 0,0 1 0 0 0,0 0 0 0 0,-1 1 0 0 0,-22-1 0 0 0,19 4-190 0 0,0 0-1 0 0,0 1 1 0 0,0 1-1 0 0,1 0 1 0 0,-1 1-1 0 0,1 1 1 0 0,-21 9-1 0 0,-37 17-295 0 0,-131 76-1 0 0,173-87 985 0 0,0 2 0 0 0,2 1 0 0 0,1 2 0 0 0,1 0 0 0 0,1 2 0 0 0,-28 37 0 0 0,-16 22-328 0 0,-54 78 18 0 0,113-145-112 0 0,0 0 1 0 0,2 1-1 0 0,1 0 0 0 0,0 0 0 0 0,2 1 1 0 0,0 0-1 0 0,-5 27 0 0 0,4 3 6 0 0,3 0-1 0 0,1 0 0 0 0,3 0 1 0 0,2 1-1 0 0,2-1 1 0 0,13 62-1 0 0,-11-89 37 0 0,1-1 0 0 0,2 1 0 0 0,0-1 0 0 0,1-1 0 0 0,1 0 0 0 0,2 0-1 0 0,0-1 1 0 0,1-1 0 0 0,1 0 0 0 0,1 0 0 0 0,25 25 0 0 0,-31-38 8 0 0,1 0 0 0 0,0-1 0 0 0,0 0 0 0 0,1-1-1 0 0,0 0 1 0 0,0 0 0 0 0,0-1 0 0 0,0 0 0 0 0,1-1 0 0 0,-1-1 0 0 0,1 0 0 0 0,23 1 0 0 0,0-2-27 0 0,-1-1 0 0 0,0-2 0 0 0,43-8 0 0 0,15-10 179 0 0,-1-4 0 0 0,111-46 0 0 0,-162 55-168 0 0,0 1-21 0 0,5-1 26 0 0,-2-3-1 0 0,45-23 0 0 0,-67 26 22 0 0,-1 0 0 0 0,0-2-1 0 0,-2 0 1 0 0,0-1 0 0 0,-1-1 0 0 0,0-1 0 0 0,-2 0-1 0 0,22-37 1 0 0,-28 39-39 0 0,0 1 1 0 0,-1-1-1 0 0,-1-1 0 0 0,-1 0 1 0 0,-1 1-1 0 0,0-2 0 0 0,-2 1 0 0 0,0 0 1 0 0,0-25-1 0 0,-2-13 167 0 0,-14-108-1 0 0,10 143-149 0 0,-1 0-1 0 0,0 1 1 0 0,-2-1-1 0 0,-1 1 1 0 0,-1 0-1 0 0,0 1 1 0 0,-1 0-1 0 0,-23-35 0 0 0,22 41 15 0 0,-1 0 0 0 0,0 0-1 0 0,-1 1 1 0 0,-1 0 0 0 0,0 1-1 0 0,0 1 1 0 0,-1 0 0 0 0,-1 1-1 0 0,0 0 1 0 0,0 1 0 0 0,-25-10-1 0 0,15 9-505 0 0,-1 1-1 0 0,0 2 1 0 0,0 0 0 0 0,-49-5-1 0 0,41 10-389 0 0</inkml:trace>
+</inkml:ink>
+</file>
+
+<file path=customXml/item4.xml><?xml version="1.0" encoding="utf-8"?>
 <inkml:ink xmlns:inkml="http://www.w3.org/2003/InkML">
   <inkml:definitions>
     <inkml:context xml:id="ctx0">
@@ -27732,45 +28524,56 @@
 </inkml:ink>
 </file>
 
-<file path=customXml/item7.xml><?xml version="1.0" encoding="utf-8"?>
+<file path=customXml/item5.xml><?xml version="1.0" encoding="utf-8"?>
+<?mso-contentType ?>
+<FormTemplates xmlns="http://schemas.microsoft.com/sharepoint/v3/contenttype/forms">
+  <Display>DocumentLibraryForm</Display>
+  <Edit>DocumentLibraryForm</Edit>
+  <New>DocumentLibraryForm</New>
+</FormTemplates>
+</file>
+
+<file path=customXml/item6.xml><?xml version="1.0" encoding="utf-8"?>
 <p:properties xmlns:p="http://schemas.microsoft.com/office/2006/metadata/properties" xmlns:xsi="http://www.w3.org/2001/XMLSchema-instance" xmlns:pc="http://schemas.microsoft.com/office/infopath/2007/PartnerControls">
   <documentManagement/>
 </p:properties>
 </file>
 
-<file path=customXml/itemProps1.xml><?xml version="1.0" encoding="utf-8"?>
-<ds:datastoreItem xmlns:ds="http://schemas.openxmlformats.org/officeDocument/2006/customXml" ds:itemID="{4B023D59-82BC-4D0F-A651-C98E01C1F15C}">
-  <ds:schemaRefs>
-    <ds:schemaRef ds:uri="http://www.w3.org/2003/InkML"/>
-  </ds:schemaRefs>
-</ds:datastoreItem>
+<file path=customXml/item7.xml><?xml version="1.0" encoding="utf-8"?>
+<inkml:ink xmlns:inkml="http://www.w3.org/2003/InkML">
+  <inkml:definitions>
+    <inkml:context xml:id="ctx0">
+      <inkml:inkSource xml:id="inkSrc0">
+        <inkml:traceFormat>
+          <inkml:channel name="X" type="integer" min="-2.14748E9" max="2.14748E9" units="cm"/>
+          <inkml:channel name="Y" type="integer" min="-2.14748E9" max="2.14748E9" units="cm"/>
+          <inkml:channel name="F" type="integer" max="32767" units="dev"/>
+          <inkml:channel name="OA" type="integer" max="360" units="deg"/>
+          <inkml:channel name="OE" type="integer" max="90" units="deg"/>
+        </inkml:traceFormat>
+        <inkml:channelProperties>
+          <inkml:channelProperty channel="X" name="resolution" value="1000" units="1/cm"/>
+          <inkml:channelProperty channel="Y" name="resolution" value="1000" units="1/cm"/>
+          <inkml:channelProperty channel="F" name="resolution" value="0" units="1/dev"/>
+          <inkml:channelProperty channel="OA" name="resolution" value="1000" units="1/deg"/>
+          <inkml:channelProperty channel="OE" name="resolution" value="1000" units="1/deg"/>
+        </inkml:channelProperties>
+      </inkml:inkSource>
+      <inkml:timestamp xml:id="ts0" timeString="2025-06-10T16:09:06.362"/>
+    </inkml:context>
+    <inkml:brush xml:id="br0">
+      <inkml:brushProperty name="width" value="0.05" units="cm"/>
+      <inkml:brushProperty name="height" value="0.05" units="cm"/>
+      <inkml:brushProperty name="color" value="#E71224"/>
+    </inkml:brush>
+  </inkml:definitions>
+  <inkml:trace contextRef="#ctx0" brushRef="#br0">3153 356 7202 0 0,'-44'-7'350'0'0,"0"-2"0"0"0,1-2 0 0 0,0-2 0 0 0,-57-25 1 0 0,-168-76 1481 0 0,190 86-1679 0 0,-122-28 1 0 0,156 47-169 0 0,-67-16 302 0 0,-1 5 0 0 0,-122-5-1 0 0,88 25-117 0 0,1 6-1 0 0,-1 6 0 0 0,-208 45 1 0 0,298-44-170 0 0,0 3 1 0 0,1 1 0 0 0,1 4 0 0 0,0 1 0 0 0,-95 56-1 0 0,75-31-102 0 0,-120 97-1 0 0,165-119 91 0 0,2 1 0 0 0,1 2 0 0 0,1 0 0 0 0,2 2 1 0 0,1 0-1 0 0,-32 58 0 0 0,30-39-7 0 0,1 2 0 0 0,3 0 1 0 0,2 1-1 0 0,3 1 0 0 0,-17 102 0 0 0,25-76 38 0 0,3-1 0 0 0,4 1 0 0 0,4-1 0 0 0,20 120 0 0 0,-13-124-5 0 0,-3-11 48 0 0,4-1 0 0 0,23 76-1 0 0,-28-119-47 0 0,0-1 0 0 0,1 0 0 0 0,0 0 0 0 0,2-1 0 0 0,0 0 0 0 0,1-1 0 0 0,0 0 0 0 0,2-1 0 0 0,-1 0 0 0 0,2-1-1 0 0,25 20 1 0 0,-15-17 28 0 0,0-1 0 0 0,1-2-1 0 0,1 0 1 0 0,0-2 0 0 0,1-1-1 0 0,0-1 1 0 0,0-1 0 0 0,1-2-1 0 0,1 0 1 0 0,-1-2-1 0 0,1-1 1 0 0,31-1 0 0 0,36-3 35 0 0,1-4 1 0 0,122-22 0 0 0,-40 5 38 0 0,-35 9-33 0 0,182-24 276 0 0,51-43 591 0 0,-309 60-804 0 0,-1-3-1 0 0,0-3 1 0 0,89-47 0 0 0,59-55 5 0 0,-176 101-72 0 0,-1-3 0 0 0,-1-1 1 0 0,41-43-1 0 0,-52 43-35 0 0,-2 0 1 0 0,-1-2-1 0 0,-1-1 0 0 0,23-47 1 0 0,-19 26 62 0 0,-3-2 1 0 0,19-65-1 0 0,-30 75 16 0 0,-2 1 0 0 0,5-70 0 0 0,-4-95-93 0 0,-11 199-21 0 0,1-9 55 0 0,-1 1 0 0 0,-1-1 0 0 0,-1 1 0 0 0,0-1 0 0 0,-1 1 0 0 0,-2 0 0 0 0,0 0 0 0 0,-1 0 0 0 0,0 1 0 0 0,-2-1 0 0 0,-12-21 0 0 0,-32-62 287 0 0,32 60-30 0 0,-28-42 0 0 0,39 70-276 0 0,0 2 1 0 0,-1-1-1 0 0,0 1 1 0 0,-1 1-1 0 0,-1 0 1 0 0,0 0-1 0 0,-14-9 1 0 0,-10-3-215 0 0,0 3 0 0 0,-1 0-1 0 0,-1 3 1 0 0,0 1 0 0 0,-1 2 0 0 0,-1 1 0 0 0,-1 2 0 0 0,1 2 0 0 0,-1 2 0 0 0,-1 2 0 0 0,1 1 0 0 0,-76 4 0 0 0,88 3-696 0 0,0 2-1 0 0,0 1 1 0 0,0 2 0 0 0,-39 15 0 0 0,23-4 15 0 0</inkml:trace>
+  <inkml:trace contextRef="#ctx0" brushRef="#br0" timeOffset="2304.57">3473 308 408 0 0,'25'-34'-131'0'0,"-12"9"9868"0"0,-14 35-9206 0 0,-2 1-494 0 0,2 1 1 0 0,-1-1 0 0 0,1 0-1 0 0,1 1 1 0 0,0-1-1 0 0,3 17 1 0 0,16 78-22 0 0,-1-5-4 0 0,-6 136 38 0 0,0-15 29 0 0,-4-164-14 0 0,-4-36 88 0 0,2 43 1333 0 0,-8-70-1392 0 0,0 1 0 0 0,0-1 0 0 0,0 0 0 0 0,0 0 0 0 0,1 0 0 0 0,-2-8 0 0 0,2 11-63 0 0,-50-289 287 0 0,50 262-342 0 0,1 0 0 0 0,1 0-1 0 0,2 1 1 0 0,1-1-1 0 0,10-38 1 0 0,6-41-152 0 0,-20 107 169 0 0,0 1 1 0 0,0 0-1 0 0,0-1 1 0 0,0 1-1 0 0,0 0 1 0 0,0-1 0 0 0,0 1-1 0 0,0 0 1 0 0,0-1-1 0 0,0 1 1 0 0,0-1 0 0 0,0 1-1 0 0,0 0 1 0 0,0-1-1 0 0,0 1 1 0 0,0 0-1 0 0,-1-1 1 0 0,1 1 0 0 0,0 0-1 0 0,0-1 1 0 0,0 1-1 0 0,-1 0 1 0 0,1 0 0 0 0,0-1-1 0 0,0 1 1 0 0,-1 0-1 0 0,1 0 1 0 0,0-1-1 0 0,0 1 1 0 0,-1 0 0 0 0,1 0-1 0 0,0 0 1 0 0,-1-1-1 0 0,1 1 1 0 0,0 0 0 0 0,-1 0-1 0 0,1 0 1 0 0,-1 0-1 0 0,1 0 1 0 0,0 0-1 0 0,-1 0 1 0 0,1 0 0 0 0,0 0-1 0 0,-1 0 1 0 0,1 0-1 0 0,-1 0 1 0 0,1 0 0 0 0,0 0-1 0 0,-1 0 1 0 0,1 0-1 0 0,0 0 1 0 0,-1 0-1 0 0,1 1 1 0 0,0-1 0 0 0,-1 0-1 0 0,1 0 1 0 0,0 0-1 0 0,-1 1 1 0 0,1-1 0 0 0,0 0-1 0 0,-1 1 1 0 0,-1 0 2 0 0,-1 1 0 0 0,1-1 1 0 0,-1 1-1 0 0,1-1 0 0 0,0 1 1 0 0,0 0-1 0 0,0 0 0 0 0,-3 3 1 0 0,-4 11-2 0 0,0 1 0 0 0,1 0 0 0 0,1 1 0 0 0,0-1 0 0 0,1 1 0 0 0,1 1 0 0 0,1-1 0 0 0,-2 21 1 0 0,0 19-138 0 0,2 75 1 0 0,4-118-445 0 0,1 1 0 0 0,0-1 0 0 0,2 1 0 0 0,-1-1 0 0 0,2 0 0 0 0,0 0 0 0 0,1-1 0 0 0,0 1 0 0 0,9 14 0 0 0,-8-17-549 0 0</inkml:trace>
+  <inkml:trace contextRef="#ctx0" brushRef="#br0" timeOffset="2956.45">3554 1583 3409 0 0,'0'0'4221'0'0,"-1"0"-4145"0"0,0 0 0 0 0,1 1 0 0 0,-1-1 1 0 0,0 0-1 0 0,1 0 0 0 0,-1 0 0 0 0,0 1 1 0 0,0-1-1 0 0,1 0 0 0 0,-1 1 0 0 0,0-1 1 0 0,1 0-1 0 0,-1 1 0 0 0,1-1 0 0 0,-1 1 1 0 0,1-1-1 0 0,-1 1 0 0 0,1-1 0 0 0,-1 1 1 0 0,1-1-1 0 0,-1 1 0 0 0,0 1 0 0 0,-2 5-46 0 0,1 1-1 0 0,-1 0 1 0 0,1-1-1 0 0,1 1 0 0 0,-1 0 1 0 0,1 0-1 0 0,1 0 1 0 0,0 12-1 0 0,0-4-34 0 0,1 0 0 0 0,1 0 1 0 0,7 26-1 0 0,-10-41 2 0 0,1-1 0 0 0,1 1 0 0 0,-1-1 0 0 0,0 1 0 0 0,0-1 0 0 0,0 1 0 0 0,0-1 0 0 0,0 1 0 0 0,0-1 0 0 0,0 1 0 0 0,1-1 0 0 0,-1 1 0 0 0,0-1 0 0 0,0 0 0 0 0,1 1 0 0 0,-1-1 0 0 0,0 1 0 0 0,1-1 0 0 0,-1 0 0 0 0,0 1 0 0 0,1-1 0 0 0,-1 0 0 0 0,0 1 0 0 0,1-1 0 0 0,-1 0 0 0 0,1 0 0 0 0,-1 0 0 0 0,1 1 0 0 0,-1-1 0 0 0,0 0 0 0 0,1 0 0 0 0,-1 0 0 0 0,1 0 0 0 0,-1 0 0 0 0,2 0 0 0 0,12-13-54 0 0,7-26 91 0 0,-19 31 14 0 0,0-1 0 0 0,-1 0 0 0 0,1 0 1 0 0,-2-1-1 0 0,1 1 0 0 0,-2 0 0 0 0,1 0 0 0 0,-2-10 0 0 0,1 14 3 0 0,0 1 0 0 0,0-1 0 0 0,-1 1 0 0 0,1-1 0 0 0,-1 1 0 0 0,0-1-1 0 0,-5-7 1 0 0,6 11-13 0 0,0-1 0 0 0,-1 0 0 0 0,1 1-1 0 0,-1-1 1 0 0,1 1 0 0 0,-1-1 0 0 0,1 1 0 0 0,-1 0-1 0 0,0-1 1 0 0,0 1 0 0 0,0 0 0 0 0,0 0-1 0 0,0 1 1 0 0,0-1 0 0 0,0 0 0 0 0,0 1 0 0 0,-4-2-1 0 0,4 3-23 0 0,1-1 0 0 0,-1 0 0 0 0,0 1 0 0 0,0 0 0 0 0,0-1 0 0 0,1 1-1 0 0,-1 0 1 0 0,0 0 0 0 0,1 0 0 0 0,-1 0 0 0 0,0 0 0 0 0,1 0 0 0 0,-1 0-1 0 0,1 0 1 0 0,0 1 0 0 0,-1-1 0 0 0,1 1 0 0 0,0-1 0 0 0,0 1 0 0 0,0-1-1 0 0,0 1 1 0 0,0 0 0 0 0,0-1 0 0 0,1 1 0 0 0,-1 0 0 0 0,0 0 0 0 0,1-1 0 0 0,0 1-1 0 0,-1 3 1 0 0,0-1-44 0 0,0-1-1 0 0,0 0 1 0 0,0 1-1 0 0,1-1 0 0 0,-1 1 1 0 0,1-1-1 0 0,0 1 1 0 0,0-1-1 0 0,0 1 0 0 0,1-1 1 0 0,-1 1-1 0 0,1-1 1 0 0,0 0-1 0 0,0 1 1 0 0,2 4-1 0 0,-3-7 18 0 0,1-1 0 0 0,-1 1 0 0 0,0-1 0 0 0,1 1 0 0 0,-1-1 0 0 0,0 0 0 0 0,1 1 0 0 0,-1-1 0 0 0,1 0 0 0 0,-1 1 0 0 0,0-1 0 0 0,1 0 0 0 0,-1 0 0 0 0,1 1 0 0 0,-1-1 0 0 0,1 0 0 0 0,-1 0 0 0 0,1 0 1 0 0,-1 0-1 0 0,1 1 0 0 0,-1-1 0 0 0,1 0 0 0 0,-1 0 0 0 0,1 0 0 0 0,-1 0 0 0 0,1 0 0 0 0,-1 0 0 0 0,1-1 0 0 0,0 1 0 0 0,-1 0 0 0 0,1 0 0 0 0,-1 0 0 0 0,1 0 0 0 0,0-1 0 0 0,15-16-99 0 0,-12 10 125 0 0,0 1 0 0 0,-1-1 0 0 0,0 1 0 0 0,4-13 0 0 0,-5-5 173 0 0,-3 24-177 0 0,1 0 0 0 0,0-1-1 0 0,0 1 1 0 0,0 0-1 0 0,0 0 1 0 0,0 0 0 0 0,0 0-1 0 0,0 0 1 0 0,0-1 0 0 0,0 1-1 0 0,-1 0 1 0 0,1 0-1 0 0,0 0 1 0 0,0 0 0 0 0,0 0-1 0 0,0 0 1 0 0,0 0-1 0 0,-1 0 1 0 0,1-1 0 0 0,0 1-1 0 0,0 0 1 0 0,0 0-1 0 0,0 0 1 0 0,-1 0 0 0 0,1 0-1 0 0,0 0 1 0 0,0 0 0 0 0,0 0-1 0 0,0 0 1 0 0,-1 0-1 0 0,1 0 1 0 0,0 0 0 0 0,0 0-1 0 0,0 0 1 0 0,0 0-1 0 0,0 1 1 0 0,-1-1 0 0 0,1 0-1 0 0,0 0 1 0 0,0 0-1 0 0,0 0 1 0 0,0 0 0 0 0,0 0-1 0 0,-1 0 1 0 0,1 0 0 0 0,0 0-1 0 0,0 1 1 0 0,0-1-1 0 0,0 0 1 0 0,0 0 0 0 0,0 0-1 0 0,0 0 1 0 0,-1 0-1 0 0,1 1 1 0 0,-2 2 12 0 0,0 0-1 0 0,0 0 1 0 0,0 0-1 0 0,0 0 1 0 0,1 0 0 0 0,-1 1-1 0 0,1-1 1 0 0,0 1-1 0 0,0-1 1 0 0,-1 5-1 0 0,0 5-669 0 0,0 1 1 0 0,0 0-1 0 0,2 0 0 0 0,1 24 0 0 0,0-28 77 0 0</inkml:trace>
+</inkml:ink>
 </file>
 
-<file path=customXml/itemProps2.xml><?xml version="1.0" encoding="utf-8"?>
-<ds:datastoreItem xmlns:ds="http://schemas.openxmlformats.org/officeDocument/2006/customXml" ds:itemID="{01D51A4F-7BE7-46DF-A7D0-BDB91C1C49A3}">
-  <ds:schemaRefs>
-    <ds:schemaRef ds:uri="http://www.w3.org/2003/InkML"/>
-  </ds:schemaRefs>
-</ds:datastoreItem>
-</file>
-
-<file path=customXml/itemProps3.xml><?xml version="1.0" encoding="utf-8"?>
-<ds:datastoreItem xmlns:ds="http://schemas.openxmlformats.org/officeDocument/2006/customXml" ds:itemID="{01D51A4F-7BE7-46DF-A7D0-BDB91C1C49A3}">
-  <ds:schemaRefs>
-    <ds:schemaRef ds:uri="http://schemas.openxmlformats.org/officeDocument/2006/bibliography"/>
-  </ds:schemaRefs>
-</ds:datastoreItem>
-</file>
-
-<file path=customXml/itemProps4.xml><?xml version="1.0" encoding="utf-8"?>
-<ds:datastoreItem xmlns:ds="http://schemas.openxmlformats.org/officeDocument/2006/customXml" ds:itemID="{6A655C0C-F4A3-4931-9F7F-84CBD61DCE8F}">
-  <ds:schemaRefs>
-    <ds:schemaRef ds:uri="http://schemas.microsoft.com/sharepoint/v3/contenttype/forms"/>
-  </ds:schemaRefs>
-</ds:datastoreItem>
-</file>
-
-<file path=customXml/itemProps5.xml><?xml version="1.0" encoding="utf-8"?>
+<file path=customXml/itemProps1.xml><?xml version="1.0" encoding="utf-8"?>
 <ds:datastoreItem xmlns:ds="http://schemas.openxmlformats.org/officeDocument/2006/customXml" ds:itemID="{4B023D59-82BC-4D0F-A651-C98E01C1F15C}">
   <ds:schemaRefs>
     <ds:schemaRef ds:uri="http://schemas.microsoft.com/office/2006/metadata/contentType"/>
@@ -27788,7 +28591,15 @@
 </ds:datastoreItem>
 </file>
 
-<file path=customXml/itemProps6.xml><?xml version="1.0" encoding="utf-8"?>
+<file path=customXml/itemProps2.xml><?xml version="1.0" encoding="utf-8"?>
+<ds:datastoreItem xmlns:ds="http://schemas.openxmlformats.org/officeDocument/2006/customXml" ds:itemID="{01D51A4F-7BE7-46DF-A7D0-BDB91C1C49A3}">
+  <ds:schemaRefs>
+    <ds:schemaRef ds:uri="http://schemas.openxmlformats.org/officeDocument/2006/bibliography"/>
+  </ds:schemaRefs>
+</ds:datastoreItem>
+</file>
+
+<file path=customXml/itemProps3.xml><?xml version="1.0" encoding="utf-8"?>
 <ds:datastoreItem xmlns:ds="http://schemas.openxmlformats.org/officeDocument/2006/customXml" ds:itemID="{4B023D59-82BC-4D0F-A651-C98E01C1F15C}">
   <ds:schemaRefs>
     <ds:schemaRef ds:uri="http://www.w3.org/2003/InkML"/>
@@ -27796,11 +28607,35 @@
 </ds:datastoreItem>
 </file>
 
-<file path=customXml/itemProps7.xml><?xml version="1.0" encoding="utf-8"?>
+<file path=customXml/itemProps4.xml><?xml version="1.0" encoding="utf-8"?>
+<ds:datastoreItem xmlns:ds="http://schemas.openxmlformats.org/officeDocument/2006/customXml" ds:itemID="{4B023D59-82BC-4D0F-A651-C98E01C1F15C}">
+  <ds:schemaRefs>
+    <ds:schemaRef ds:uri="http://www.w3.org/2003/InkML"/>
+  </ds:schemaRefs>
+</ds:datastoreItem>
+</file>
+
+<file path=customXml/itemProps5.xml><?xml version="1.0" encoding="utf-8"?>
+<ds:datastoreItem xmlns:ds="http://schemas.openxmlformats.org/officeDocument/2006/customXml" ds:itemID="{6A655C0C-F4A3-4931-9F7F-84CBD61DCE8F}">
+  <ds:schemaRefs>
+    <ds:schemaRef ds:uri="http://schemas.microsoft.com/sharepoint/v3/contenttype/forms"/>
+  </ds:schemaRefs>
+</ds:datastoreItem>
+</file>
+
+<file path=customXml/itemProps6.xml><?xml version="1.0" encoding="utf-8"?>
 <ds:datastoreItem xmlns:ds="http://schemas.openxmlformats.org/officeDocument/2006/customXml" ds:itemID="{CE199482-6225-420D-8982-84EA3B0C446C}">
   <ds:schemaRefs>
     <ds:schemaRef ds:uri="http://schemas.microsoft.com/office/2006/metadata/properties"/>
     <ds:schemaRef ds:uri="http://schemas.microsoft.com/office/infopath/2007/PartnerControls"/>
   </ds:schemaRefs>
 </ds:datastoreItem>
+</file>
+
+<file path=customXml/itemProps7.xml><?xml version="1.0" encoding="utf-8"?>
+<ds:datastoreItem xmlns:ds="http://schemas.openxmlformats.org/officeDocument/2006/customXml" ds:itemID="{01D51A4F-7BE7-46DF-A7D0-BDB91C1C49A3}">
+  <ds:schemaRefs>
+    <ds:schemaRef ds:uri="http://www.w3.org/2003/InkML"/>
+  </ds:schemaRefs>
+</ds:datastoreItem>
 </file>
--- a/D_Documentation/Doku-Felix.docx
+++ b/D_Documentation/Doku-Felix.docx
@@ -7163,6 +7163,9 @@
       </w:pPr>
       <w:r>
         <w:t xml:space="preserve">Die beiden Kameras erfassen somit ein Objekt über zwei </w:t>
+      </w:r>
+      <w:r>
+        <w:t xml:space="preserve">verschobene </w:t>
       </w:r>
       <w:r>
         <w:t xml:space="preserve">Bilder. </w:t>
@@ -7383,7 +7386,13 @@
         <w:t xml:space="preserve">sollte </w:t>
       </w:r>
       <w:r>
-        <w:t>auf mehrere Faktoren achten</w:t>
+        <w:t xml:space="preserve">auf mehrere Faktoren </w:t>
+      </w:r>
+      <w:r>
+        <w:t>ge</w:t>
+      </w:r>
+      <w:r>
+        <w:t>achtet</w:t>
       </w:r>
       <w:r>
         <w:t xml:space="preserve"> werden</w:t>
@@ -7407,19 +7416,10 @@
         <w:t>Kameraabstand</w:t>
       </w:r>
       <w:r>
-        <w:t>: Ein größerer Abstand liefert genauere Tiefenwerte</w:t>
-      </w:r>
-      <w:r>
-        <w:t>(je nach Modell)</w:t>
-      </w:r>
-      <w:r>
-        <w:t xml:space="preserve">, aber die Kameras sehen dann weniger vom </w:t>
-      </w:r>
-      <w:r>
-        <w:t>Objekt</w:t>
-      </w:r>
-      <w:r>
-        <w:t>.</w:t>
+        <w:t xml:space="preserve">: </w:t>
+      </w:r>
+      <w:r>
+        <w:t>Durch die Disparität wird der Abstand von der Kamera zum Objekt wichtig zu beachten.</w:t>
       </w:r>
     </w:p>
     <w:p>
@@ -7936,37 +7936,13 @@
         <w:t>Oberfläche des Objekts</w:t>
       </w:r>
       <w:r>
-        <w:t xml:space="preserve">: Wenn die Oberfläche einfarbig oder </w:t>
-      </w:r>
-      <w:r>
-        <w:t>durchsichtig</w:t>
-      </w:r>
-      <w:r>
-        <w:t xml:space="preserve"> ist, fällt es </w:t>
-      </w:r>
-      <w:r>
-        <w:t>der Kamera schwere</w:t>
-      </w:r>
-      <w:r>
-        <w:t xml:space="preserve">, </w:t>
-      </w:r>
-      <w:r>
-        <w:t xml:space="preserve">die Punkte schon </w:t>
-      </w:r>
-      <w:r>
-        <w:t>darzustrecken</w:t>
-      </w:r>
-      <w:r>
-        <w:t xml:space="preserve"> und dadurch </w:t>
-      </w:r>
-      <w:r>
-        <w:t>Punkt in beiden Bildern wiederzufinden</w:t>
-      </w:r>
-      <w:r>
-        <w:t xml:space="preserve"> erschwert wird</w:t>
-      </w:r>
-      <w:r>
-        <w:t>.</w:t>
+        <w:t>:</w:t>
+      </w:r>
+      <w:r>
+        <w:t xml:space="preserve"> </w:t>
+      </w:r>
+      <w:r>
+        <w:t>Eine einfarbige oder transparente Oberfläche erschwert der Kamera die zuverlässige Darstellung der Punkte, da Strukturen fehlen und Lichtreflexionen auftreten können.</w:t>
       </w:r>
     </w:p>
     <w:p>
@@ -7981,27 +7957,22 @@
         <w:rPr>
           <w:bCs/>
         </w:rPr>
+        <w:t xml:space="preserve">Ungünstige </w:t>
+      </w:r>
+      <w:r>
+        <w:rPr>
+          <w:bCs/>
+        </w:rPr>
         <w:t>Lichtverhältnisse</w:t>
       </w:r>
       <w:r>
-        <w:t xml:space="preserve">: Zu wenig Licht oder </w:t>
-      </w:r>
-      <w:r>
-        <w:t>einfallende</w:t>
-      </w:r>
-      <w:r>
-        <w:t xml:space="preserve"> Schatten verschlechtern die </w:t>
-      </w:r>
-      <w:r>
-        <w:t xml:space="preserve">die Aufnahme durch den Kontrast </w:t>
-      </w:r>
-      <w:proofErr w:type="spellStart"/>
-      <w:r>
-        <w:t>verlust</w:t>
-      </w:r>
-      <w:proofErr w:type="spellEnd"/>
-      <w:r>
-        <w:t>.</w:t>
+        <w:t xml:space="preserve">: </w:t>
+      </w:r>
+      <w:r>
+        <w:t>Z</w:t>
+      </w:r>
+      <w:r>
+        <w:t>u wenig Licht oder Schatten, verschlechtern die Aufnahme durch einen geringeren Kontrast.</w:t>
       </w:r>
     </w:p>
     <w:p>
@@ -8045,22 +8016,22 @@
         <w:t>Kamera</w:t>
       </w:r>
       <w:r>
-        <w:t xml:space="preserve"> (siehe Abbildung 1). Sie hat zwei Kameras eingebaut und einen speziellen </w:t>
+        <w:t xml:space="preserve"> (siehe Abbildung 1). Sie hat </w:t>
+      </w:r>
+      <w:r>
+        <w:t>drei</w:t>
+      </w:r>
+      <w:r>
+        <w:t xml:space="preserve"> Kameras eingebaut und einen speziellen </w:t>
       </w:r>
       <w:r>
         <w:t xml:space="preserve">internen </w:t>
       </w:r>
       <w:r>
-        <w:t xml:space="preserve">Chip, der die Tiefenberechnung direkt erledigt – das entlastet den </w:t>
-      </w:r>
-      <w:r>
-        <w:t>Raspberry</w:t>
-      </w:r>
-      <w:r>
-        <w:t xml:space="preserve"> </w:t>
-      </w:r>
-      <w:r>
-        <w:t>Pi</w:t>
+        <w:t>Chip, der die Tiefenberechnung direkt erledig</w:t>
+      </w:r>
+      <w:r>
+        <w:t>en kann</w:t>
       </w:r>
       <w:r>
         <w:t xml:space="preserve">. </w:t>
@@ -8423,55 +8394,41 @@
         <w:pStyle w:val="Text"/>
       </w:pPr>
       <w:r>
-        <w:t xml:space="preserve">Für die Bestimmung der Höhe wird eine Referenzebene definiert, die der Auflagefläche entspricht. Aus dem Tiefenbild wird ein charakteristischer Tiefenwert dieser Grundfläche als Bezugspunkt festgelegt. </w:t>
-      </w:r>
-      <w:r>
-        <w:t>D</w:t>
-      </w:r>
-      <w:r>
-        <w:t>as</w:t>
+        <w:t xml:space="preserve">Für die </w:t>
+      </w:r>
+      <w:r>
+        <w:t>Höhenberechnung</w:t>
+      </w:r>
+      <w:r>
+        <w:t xml:space="preserve"> wird eine Referenzebene definiert, die der Auflagefläche entspricht. </w:t>
+      </w:r>
+      <w:r>
+        <w:t>Aus dem Tiefenbild wird dafür ein charakteristischer Tiefenwert dieser Grundfläche als Referenz bestimmt. Anschließend werden die Tiefenwerte der zum Objekt gehörenden Pixel mit diesem Referenzwert verglichen. Die Höhe des Objekts ergibt sich aus der Differenz zwischen dem Tiefenwert der Grundfläche und dem Tiefenwert der obersten Objektpunkte. Dadurch kann die vertikale Ausdehnung des Objekts relativ zur Auflagefläche berechnet werden.</w:t>
       </w:r>
       <w:r>
         <w:t xml:space="preserve"> </w:t>
       </w:r>
-      <w:r>
-        <w:t>Stereo-Vision System</w:t>
-      </w:r>
-      <w:r>
-        <w:t xml:space="preserve"> erkennt ein Objekt, indem </w:t>
-      </w:r>
-      <w:r>
-        <w:t>es</w:t>
-      </w:r>
-      <w:r>
-        <w:t xml:space="preserve"> überprüft, ob sich zwischen der definierten Grundfläche und der Kamera ein Bereich mit abweichender Tiefe befindet. Weichen die Tiefenwerte einzelner Pixel ausreichend von der </w:t>
-      </w:r>
-      <w:r>
-        <w:t>Grundfläche</w:t>
-      </w:r>
-      <w:r>
-        <w:t xml:space="preserve"> ab, werden diese dem Objekt zugeordnet. Dadurch entsteht eine klar abgegrenzte Objektfläche im Bild.</w:t>
-      </w:r>
-    </w:p>
-    <w:p>
-      <w:pPr>
-        <w:pStyle w:val="Text"/>
-      </w:pPr>
-    </w:p>
-    <w:p>
-      <w:pPr>
-        <w:pStyle w:val="Text"/>
-      </w:pPr>
-      <w:r>
-        <w:t>Aus dieser Objektfläche werden zunächst die Abmessungen in Pixeln bestimmt. Anschließend erfolgt die Umrechnung dieser Pixelwerte in reale Längen unter Verwendung der Tiefeninformation und der bekannten Kameraparameter.</w:t>
-      </w:r>
-    </w:p>
-    <w:p>
-      <w:pPr>
-        <w:pStyle w:val="Text"/>
-      </w:pPr>
-      <w:r>
-        <w:t>Die Höhe des Objekts ergibt sich aus der Differenz zwischen dem gemessenen Objektabstand und der Referenzebene der Grundfläche. Auf diese Weise können Länge, Breite und Höhe dreidimensional erfasst werden.</w:t>
+    </w:p>
+    <w:p>
+      <w:pPr>
+        <w:pStyle w:val="Text"/>
+      </w:pPr>
+    </w:p>
+    <w:p>
+      <w:pPr>
+        <w:pStyle w:val="Text"/>
+      </w:pPr>
+      <w:r>
+        <w:t>Aus</w:t>
+      </w:r>
+      <w:r>
+        <w:t xml:space="preserve"> dieser abgegrenzten Fläche werden die Ausdehnungen des Objekts in Bildrichtung ermittelt und in Pixeln gemessen.</w:t>
+      </w:r>
+      <w:r>
+        <w:t xml:space="preserve"> </w:t>
+      </w:r>
+      <w:r>
+        <w:t>Anschließend erfolgt die Umrechnung dieser Pixelwerte in reale Längen. Dafür werden die zugehörigen Tiefeninformationen der Pixel sowie die bekannten Kameraparameter, wie Brennweite und Auflösung, verwendet. Dadurch lassen sich die tatsächlichen Abmessungen des Objekts im Raum bestimmen.</w:t>
       </w:r>
     </w:p>
     <w:p>
@@ -8487,12 +8444,9 @@
         <w:pStyle w:val="berschrift3"/>
       </w:pPr>
       <w:bookmarkStart w:id="52" w:name="_Toc223637577"/>
+      <w:commentRangeStart w:id="53"/>
       <w:r>
         <w:lastRenderedPageBreak/>
-        <w:t xml:space="preserve">Grundlagen der </w:t>
-      </w:r>
-      <w:commentRangeStart w:id="53"/>
-      <w:r>
         <w:t xml:space="preserve">Bildverarbeitung </w:t>
       </w:r>
       <w:commentRangeEnd w:id="53"/>
@@ -9363,7 +9317,19 @@
         <w:rPr>
           <w:lang w:eastAsia="de-AT"/>
         </w:rPr>
-        <w:t>Grundsätzlich basiert die elektronische Gewichtserfassung auf Sensoren, die eine mechanische Belastung in ein elektrisches Signal umwandeln. Dieses Signal wird anschließend verstärkt, digitalisiert und dem übergeordneten System zur Weiterverarbeitung bereitgestellt. Zur Digitalisierung kann beispielsweise ein Analog</w:t>
+        <w:t xml:space="preserve">Grundsätzlich basiert die elektronische Gewichtserfassung auf Sensoren, die eine mechanische Belastung in ein elektrisches Signal umwandeln. Dieses Signal wird anschließend verstärkt, digitalisiert und dem übergeordneten System zur Weiterverarbeitung bereitgestellt. Zur Digitalisierung </w:t>
+      </w:r>
+      <w:r>
+        <w:rPr>
+          <w:lang w:eastAsia="de-AT"/>
+        </w:rPr>
+        <w:t>wird</w:t>
+      </w:r>
+      <w:r>
+        <w:rPr>
+          <w:lang w:eastAsia="de-AT"/>
+        </w:rPr>
+        <w:t xml:space="preserve"> ein Analog</w:t>
       </w:r>
       <w:r>
         <w:rPr>
@@ -9377,7 +9343,7 @@
           <w:lang w:eastAsia="de-AT"/>
         </w:rPr>
         <w:noBreakHyphen/>
-        <w:t>Wandler eingesetzt werden, der eine stabile und ausreichend hochauflösende Erfassung der Messwerte ermöglicht. Für die theoretische Betrachtung ist vor allem relevant, dass die Gewichtsdaten als zusätzlicher Parameter in die Gesamterfassung eines Artikels integriert werden können.</w:t>
+        <w:t>Wandler eingesetzt, der eine stabile und ausreichend hochauflösende Erfassung der Messwerte ermöglicht. Für die theoretische Betrachtung ist vor allem relevant, dass die Gewichtsdaten als zusätzlicher Parameter in die Gesamterfassung eines Artikels integriert werden können.</w:t>
       </w:r>
     </w:p>
     <w:p>
@@ -9405,13 +9371,220 @@
         <w:rPr>
           <w:lang w:eastAsia="de-AT"/>
         </w:rPr>
-        <w:t>Die erreichbare Messgenauigkeit hängt dabei allgemein von mechanischen, sensorischen und kalibrierungstechnischen Einflussgrößen ab. Die detaillierte hardwareseitige Realisierung sowie deren praktische Auslegung werden in den entsprechenden projektbezogenen Kapiteln behandelt.</w:t>
-      </w:r>
-    </w:p>
-    <w:p>
-      <w:pPr>
-        <w:jc w:val="left"/>
-      </w:pPr>
+        <w:t xml:space="preserve">Die erreichbare Messgenauigkeit hängt dabei allgemein von mechanischen, sensorischen und kalibrierungstechnischen Einflussgrößen ab. </w:t>
+      </w:r>
+    </w:p>
+    <w:p>
+      <w:pPr>
+        <w:pStyle w:val="Index"/>
+        <w:rPr>
+          <w:lang w:val="de-AT" w:eastAsia="de-AT"/>
+        </w:rPr>
+      </w:pPr>
+      <m:oMathPara>
+        <m:oMath>
+          <m:r>
+            <m:rPr>
+              <m:sty m:val="p"/>
+            </m:rPr>
+            <w:rPr>
+              <w:rFonts w:ascii="Cambria Math" w:hAnsi="Cambria Math"/>
+              <w:lang w:val="de-AT" w:eastAsia="de-AT"/>
+            </w:rPr>
+            <m:t xml:space="preserve">    </m:t>
+          </m:r>
+          <m:r>
+            <w:rPr>
+              <w:rFonts w:ascii="Cambria Math" w:hAnsi="Cambria Math"/>
+              <w:lang w:val="de-AT" w:eastAsia="de-AT"/>
+            </w:rPr>
+            <m:t>Umrechnungs</m:t>
+          </m:r>
+          <m:r>
+            <m:rPr>
+              <m:sty m:val="p"/>
+            </m:rPr>
+            <w:rPr>
+              <w:rFonts w:ascii="Cambria Math" w:hAnsi="Cambria Math"/>
+              <w:lang w:val="de-AT" w:eastAsia="de-AT"/>
+            </w:rPr>
+            <m:t xml:space="preserve"> </m:t>
+          </m:r>
+          <m:r>
+            <w:rPr>
+              <w:rFonts w:ascii="Cambria Math" w:hAnsi="Cambria Math"/>
+              <w:lang w:val="de-AT" w:eastAsia="de-AT"/>
+            </w:rPr>
+            <m:t>Faktor</m:t>
+          </m:r>
+          <m:r>
+            <w:rPr>
+              <w:rFonts w:ascii="Cambria Math" w:hAnsi="Cambria Math"/>
+              <w:lang w:val="de-AT" w:eastAsia="de-AT"/>
+            </w:rPr>
+            <m:t xml:space="preserve"> in </m:t>
+          </m:r>
+          <m:r>
+            <w:rPr>
+              <w:rFonts w:ascii="Cambria Math" w:hAnsi="Cambria Math"/>
+              <w:lang w:val="de-AT" w:eastAsia="de-AT"/>
+            </w:rPr>
+            <m:t>Gramm</m:t>
+          </m:r>
+          <m:r>
+            <m:rPr>
+              <m:sty m:val="p"/>
+            </m:rPr>
+            <w:rPr>
+              <w:rFonts w:ascii="Cambria Math" w:hAnsi="Cambria Math"/>
+              <w:lang w:val="de-AT" w:eastAsia="de-AT"/>
+            </w:rPr>
+            <m:t>=</m:t>
+          </m:r>
+          <m:f>
+            <m:fPr>
+              <m:ctrlPr>
+                <w:rPr>
+                  <w:rFonts w:ascii="Cambria Math" w:hAnsi="Cambria Math"/>
+                  <w:lang w:val="de-AT" w:eastAsia="de-AT"/>
+                </w:rPr>
+              </m:ctrlPr>
+            </m:fPr>
+            <m:num>
+              <m:r>
+                <w:rPr>
+                  <w:rFonts w:ascii="Cambria Math" w:hAnsi="Cambria Math"/>
+                  <w:lang w:val="de-AT" w:eastAsia="de-AT"/>
+                </w:rPr>
+                <m:t>Bekanntes</m:t>
+              </m:r>
+              <m:r>
+                <m:rPr>
+                  <m:sty m:val="p"/>
+                </m:rPr>
+                <w:rPr>
+                  <w:rFonts w:ascii="Cambria Math" w:hAnsi="Cambria Math"/>
+                  <w:lang w:val="de-AT" w:eastAsia="de-AT"/>
+                </w:rPr>
+                <m:t xml:space="preserve"> </m:t>
+              </m:r>
+              <m:r>
+                <w:rPr>
+                  <w:rFonts w:ascii="Cambria Math" w:hAnsi="Cambria Math"/>
+                  <w:lang w:val="de-AT" w:eastAsia="de-AT"/>
+                </w:rPr>
+                <m:t>Gewicht</m:t>
+              </m:r>
+              <m:r>
+                <w:rPr>
+                  <w:rFonts w:ascii="Cambria Math" w:hAnsi="Cambria Math"/>
+                  <w:lang w:val="de-AT" w:eastAsia="de-AT"/>
+                </w:rPr>
+                <m:t xml:space="preserve"> in </m:t>
+              </m:r>
+              <m:r>
+                <w:rPr>
+                  <w:rFonts w:ascii="Cambria Math" w:hAnsi="Cambria Math"/>
+                  <w:lang w:val="de-AT" w:eastAsia="de-AT"/>
+                </w:rPr>
+                <m:t>Gramm</m:t>
+              </m:r>
+            </m:num>
+            <m:den>
+              <m:r>
+                <w:rPr>
+                  <w:rFonts w:ascii="Cambria Math" w:hAnsi="Cambria Math"/>
+                  <w:lang w:val="de-AT" w:eastAsia="de-AT"/>
+                </w:rPr>
+                <m:t>Rohwert</m:t>
+              </m:r>
+              <m:r>
+                <m:rPr>
+                  <m:sty m:val="p"/>
+                </m:rPr>
+                <w:rPr>
+                  <w:rFonts w:ascii="Cambria Math" w:hAnsi="Cambria Math"/>
+                  <w:lang w:val="de-AT" w:eastAsia="de-AT"/>
+                </w:rPr>
+                <m:t xml:space="preserve"> </m:t>
+              </m:r>
+              <m:r>
+                <w:rPr>
+                  <w:rFonts w:ascii="Cambria Math" w:hAnsi="Cambria Math"/>
+                  <w:lang w:val="de-AT" w:eastAsia="de-AT"/>
+                </w:rPr>
+                <m:t>der</m:t>
+              </m:r>
+              <m:r>
+                <m:rPr>
+                  <m:sty m:val="p"/>
+                </m:rPr>
+                <w:rPr>
+                  <w:rFonts w:ascii="Cambria Math" w:hAnsi="Cambria Math"/>
+                  <w:lang w:val="de-AT" w:eastAsia="de-AT"/>
+                </w:rPr>
+                <m:t xml:space="preserve"> </m:t>
+              </m:r>
+              <m:r>
+                <w:rPr>
+                  <w:rFonts w:ascii="Cambria Math" w:hAnsi="Cambria Math"/>
+                  <w:lang w:val="de-AT" w:eastAsia="de-AT"/>
+                </w:rPr>
+                <m:t>W</m:t>
+              </m:r>
+              <m:r>
+                <m:rPr>
+                  <m:sty m:val="p"/>
+                </m:rPr>
+                <w:rPr>
+                  <w:rFonts w:ascii="Cambria Math" w:hAnsi="Cambria Math"/>
+                  <w:lang w:val="de-AT" w:eastAsia="de-AT"/>
+                </w:rPr>
+                <m:t>ä</m:t>
+              </m:r>
+              <m:r>
+                <w:rPr>
+                  <w:rFonts w:ascii="Cambria Math" w:hAnsi="Cambria Math"/>
+                  <w:lang w:val="de-AT" w:eastAsia="de-AT"/>
+                </w:rPr>
+                <m:t>gezelle</m:t>
+              </m:r>
+            </m:den>
+          </m:f>
+          <m:r>
+            <m:rPr>
+              <m:sty m:val="p"/>
+            </m:rPr>
+            <w:rPr>
+              <w:rFonts w:ascii="Cambria Math" w:hAnsi="Cambria Math"/>
+              <w:lang w:val="de-AT" w:eastAsia="de-AT"/>
+            </w:rPr>
+            <m:t xml:space="preserve"> </m:t>
+          </m:r>
+        </m:oMath>
+      </m:oMathPara>
+    </w:p>
+    <w:p>
+      <w:pPr>
+        <w:pStyle w:val="Text"/>
+        <w:rPr>
+          <w:lang w:eastAsia="de-AT"/>
+        </w:rPr>
+      </w:pPr>
+    </w:p>
+    <w:p>
+      <w:pPr>
+        <w:pStyle w:val="Text"/>
+        <w:rPr>
+          <w:lang w:eastAsia="de-AT"/>
+        </w:rPr>
+      </w:pPr>
+      <w:r>
+        <w:rPr>
+          <w:lang w:eastAsia="de-AT"/>
+        </w:rPr>
+        <w:t>Die detaillierte hardwareseitige Realisierung sowie deren praktische Auslegung werden in den entsprechenden projektbezogenen Kapiteln behandelt.</w:t>
+      </w:r>
     </w:p>
     <w:p>
       <w:pPr>
@@ -9997,6 +10170,7 @@
       <w:bookmarkStart w:id="60" w:name="_Toc223637579"/>
       <w:commentRangeStart w:id="61"/>
       <w:commentRangeStart w:id="62"/>
+      <w:commentRangeStart w:id="63"/>
       <w:r>
         <w:lastRenderedPageBreak/>
         <w:t>Interface</w:t>
@@ -10020,6 +10194,15 @@
         </w:rPr>
         <w:commentReference w:id="62"/>
       </w:r>
+      <w:commentRangeEnd w:id="63"/>
+      <w:r>
+        <w:rPr>
+          <w:rStyle w:val="Kommentarzeichen"/>
+          <w:b w:val="0"/>
+          <w:bCs w:val="0"/>
+        </w:rPr>
+        <w:commentReference w:id="63"/>
+      </w:r>
     </w:p>
     <w:p>
       <w:pPr>
@@ -10261,7 +10444,7 @@
           <w:lang w:val="de-AT" w:eastAsia="de-DE"/>
         </w:rPr>
       </w:pPr>
-      <w:commentRangeStart w:id="63"/>
+      <w:commentRangeStart w:id="64"/>
       <w:r>
         <w:rPr>
           <w:b/>
@@ -10278,13 +10461,13 @@
         </w:rPr>
         <w:t>Overview</w:t>
       </w:r>
-      <w:commentRangeEnd w:id="63"/>
+      <w:commentRangeEnd w:id="64"/>
       <w:proofErr w:type="spellEnd"/>
       <w:r>
         <w:rPr>
           <w:rStyle w:val="Kommentarzeichen"/>
         </w:rPr>
-        <w:commentReference w:id="63"/>
+        <w:commentReference w:id="64"/>
       </w:r>
     </w:p>
     <w:p>
@@ -10366,12 +10549,12 @@
       <w:pPr>
         <w:pStyle w:val="berschrift3"/>
       </w:pPr>
-      <w:bookmarkStart w:id="64" w:name="_Toc223637581"/>
+      <w:bookmarkStart w:id="65" w:name="_Toc223637581"/>
       <w:r>
         <w:lastRenderedPageBreak/>
         <w:t>Verwendung von Literatur, Internetquellen und KI</w:t>
       </w:r>
-      <w:bookmarkEnd w:id="64"/>
+      <w:bookmarkEnd w:id="65"/>
     </w:p>
     <w:p>
       <w:pPr>
@@ -10444,32 +10627,42 @@
       <w:pPr>
         <w:pStyle w:val="berschrift2"/>
       </w:pPr>
-      <w:bookmarkStart w:id="65" w:name="_Toc223637582"/>
+      <w:bookmarkStart w:id="66" w:name="_Toc223637582"/>
       <w:r>
         <w:lastRenderedPageBreak/>
         <w:t>Praktische Umsetzung</w:t>
       </w:r>
-      <w:bookmarkEnd w:id="65"/>
+      <w:bookmarkEnd w:id="66"/>
     </w:p>
     <w:p>
       <w:pPr>
         <w:pStyle w:val="berschrift3"/>
       </w:pPr>
-      <w:bookmarkStart w:id="66" w:name="_Toc223637583"/>
-      <w:commentRangeStart w:id="67"/>
+      <w:bookmarkStart w:id="67" w:name="_Toc223637583"/>
+      <w:commentRangeStart w:id="68"/>
+      <w:commentRangeStart w:id="69"/>
       <w:r>
         <w:t>Tiefenmessung mit Stereo-Vision</w:t>
       </w:r>
-      <w:commentRangeEnd w:id="67"/>
+      <w:commentRangeEnd w:id="68"/>
       <w:r>
         <w:rPr>
           <w:rStyle w:val="Kommentarzeichen"/>
           <w:b w:val="0"/>
           <w:bCs w:val="0"/>
         </w:rPr>
-        <w:commentReference w:id="67"/>
-      </w:r>
-      <w:bookmarkEnd w:id="66"/>
+        <w:commentReference w:id="68"/>
+      </w:r>
+      <w:bookmarkEnd w:id="67"/>
+      <w:commentRangeEnd w:id="69"/>
+      <w:r>
+        <w:rPr>
+          <w:rStyle w:val="Kommentarzeichen"/>
+          <w:b w:val="0"/>
+          <w:bCs w:val="0"/>
+        </w:rPr>
+        <w:commentReference w:id="69"/>
+      </w:r>
     </w:p>
     <w:p>
       <w:pPr>
@@ -10574,47 +10767,31 @@
         <w:t xml:space="preserve">, </w:t>
       </w:r>
       <w:r>
-        <w:t xml:space="preserve">konnte jedoch keine stabile Implementierung erreicht werden. Die resultierende Messabweichung </w:t>
-      </w:r>
-      <w:r>
-        <w:t>lag</w:t>
-      </w:r>
-      <w:r>
-        <w:t xml:space="preserve"> bei bis zu ±</w:t>
-      </w:r>
-      <w:r>
-        <w:t>5</w:t>
-      </w:r>
-      <w:r>
-        <w:t xml:space="preserve"> cm und war damit für die Anforderungen des Projekts in keiner Weise akzeptabel.</w:t>
-      </w:r>
-    </w:p>
-    <w:p>
-      <w:pPr>
-        <w:pStyle w:val="Text"/>
-      </w:pPr>
-      <w:r>
-        <w:t>Aus diesem Grund wurde von der Punktwolkenlösung Abstand genommen und ein alternativer Ansatz</w:t>
-      </w:r>
-      <w:r>
-        <w:t xml:space="preserve"> verwendet</w:t>
+        <w:t xml:space="preserve">konnte jedoch keine stabile Implementierung erreicht werden. </w:t>
+      </w:r>
+      <w:r>
+        <w:t>Die praktische Messabweichung betrug bis zu ±5 cm und entsprach damit in keiner Weise den Anforderungen des Projekts. Aus diesem Grund wurde der Ansatz mit der Punktwolke verworfen und stattdessen eine alternative Methode verwendet</w:t>
+      </w:r>
+      <w:r>
+        <w:t xml:space="preserve"> mit Pixel-Umrechnung</w:t>
       </w:r>
       <w:r>
         <w:t>.</w:t>
       </w:r>
+      <w:r>
+        <w:br w:type="page"/>
+      </w:r>
     </w:p>
     <w:p>
       <w:pPr>
         <w:pStyle w:val="Text"/>
         <w:rPr>
           <w:b/>
-          <w:bCs/>
         </w:rPr>
       </w:pPr>
       <w:r>
         <w:rPr>
           <w:b/>
-          <w:bCs/>
         </w:rPr>
         <w:lastRenderedPageBreak/>
         <w:t>Distanzabhängige Pixel-Umrechnung</w:t>
@@ -10639,6 +10816,165 @@
     <w:p>
       <w:pPr>
         <w:pStyle w:val="Text"/>
+      </w:pPr>
+      <m:oMathPara>
+        <m:oMath>
+          <m:r>
+            <w:rPr>
+              <w:rFonts w:ascii="Cambria Math" w:hAnsi="Cambria Math"/>
+            </w:rPr>
+            <m:t>Millimeter</m:t>
+          </m:r>
+          <m:r>
+            <m:rPr>
+              <m:sty m:val="p"/>
+            </m:rPr>
+            <w:rPr>
+              <w:rFonts w:ascii="Cambria Math" w:hAnsi="Cambria Math"/>
+            </w:rPr>
+            <m:t xml:space="preserve"> </m:t>
+          </m:r>
+          <m:r>
+            <w:rPr>
+              <w:rFonts w:ascii="Cambria Math" w:hAnsi="Cambria Math"/>
+            </w:rPr>
+            <m:t>pro</m:t>
+          </m:r>
+          <m:r>
+            <m:rPr>
+              <m:sty m:val="p"/>
+            </m:rPr>
+            <w:rPr>
+              <w:rFonts w:ascii="Cambria Math" w:hAnsi="Cambria Math"/>
+            </w:rPr>
+            <m:t xml:space="preserve"> </m:t>
+          </m:r>
+          <m:r>
+            <w:rPr>
+              <w:rFonts w:ascii="Cambria Math" w:hAnsi="Cambria Math"/>
+            </w:rPr>
+            <m:t>Pixel</m:t>
+          </m:r>
+          <m:r>
+            <m:rPr>
+              <m:sty m:val="p"/>
+            </m:rPr>
+            <w:rPr>
+              <w:rFonts w:ascii="Cambria Math" w:hAnsi="Cambria Math"/>
+            </w:rPr>
+            <m:t xml:space="preserve"> =</m:t>
+          </m:r>
+          <m:f>
+            <m:fPr>
+              <m:ctrlPr>
+                <w:rPr>
+                  <w:rFonts w:ascii="Cambria Math" w:hAnsi="Cambria Math"/>
+                </w:rPr>
+              </m:ctrlPr>
+            </m:fPr>
+            <m:num>
+              <m:r>
+                <w:rPr>
+                  <w:rFonts w:ascii="Cambria Math" w:hAnsi="Cambria Math"/>
+                </w:rPr>
+                <m:t>Reale</m:t>
+              </m:r>
+              <m:r>
+                <m:rPr>
+                  <m:sty m:val="p"/>
+                </m:rPr>
+                <w:rPr>
+                  <w:rFonts w:ascii="Cambria Math" w:hAnsi="Cambria Math"/>
+                </w:rPr>
+                <m:t xml:space="preserve"> </m:t>
+              </m:r>
+              <m:r>
+                <w:rPr>
+                  <w:rFonts w:ascii="Cambria Math" w:hAnsi="Cambria Math"/>
+                </w:rPr>
+                <m:t>Gr</m:t>
+              </m:r>
+              <m:r>
+                <m:rPr>
+                  <m:sty m:val="p"/>
+                </m:rPr>
+                <w:rPr>
+                  <w:rFonts w:ascii="Cambria Math" w:hAnsi="Cambria Math"/>
+                </w:rPr>
+                <m:t>öß</m:t>
+              </m:r>
+              <m:r>
+                <w:rPr>
+                  <w:rFonts w:ascii="Cambria Math" w:hAnsi="Cambria Math"/>
+                </w:rPr>
+                <m:t>e</m:t>
+              </m:r>
+              <m:r>
+                <m:rPr>
+                  <m:sty m:val="p"/>
+                </m:rPr>
+                <w:rPr>
+                  <w:rFonts w:ascii="Cambria Math" w:hAnsi="Cambria Math"/>
+                </w:rPr>
+                <m:t xml:space="preserve"> </m:t>
+              </m:r>
+              <m:r>
+                <w:rPr>
+                  <w:rFonts w:ascii="Cambria Math" w:hAnsi="Cambria Math"/>
+                </w:rPr>
+                <m:t>in</m:t>
+              </m:r>
+              <m:r>
+                <m:rPr>
+                  <m:sty m:val="p"/>
+                </m:rPr>
+                <w:rPr>
+                  <w:rFonts w:ascii="Cambria Math" w:hAnsi="Cambria Math"/>
+                </w:rPr>
+                <m:t xml:space="preserve"> </m:t>
+              </m:r>
+              <m:r>
+                <w:rPr>
+                  <w:rFonts w:ascii="Cambria Math" w:hAnsi="Cambria Math"/>
+                </w:rPr>
+                <m:t>Millimeter</m:t>
+              </m:r>
+            </m:num>
+            <m:den>
+              <m:r>
+                <w:rPr>
+                  <w:rFonts w:ascii="Cambria Math" w:hAnsi="Cambria Math"/>
+                </w:rPr>
+                <m:t>Pixelgr</m:t>
+              </m:r>
+              <m:r>
+                <m:rPr>
+                  <m:sty m:val="p"/>
+                </m:rPr>
+                <w:rPr>
+                  <w:rFonts w:ascii="Cambria Math" w:hAnsi="Cambria Math"/>
+                </w:rPr>
+                <m:t>öß</m:t>
+              </m:r>
+              <m:r>
+                <w:rPr>
+                  <w:rFonts w:ascii="Cambria Math" w:hAnsi="Cambria Math"/>
+                </w:rPr>
+                <m:t>e</m:t>
+              </m:r>
+            </m:den>
+          </m:f>
+        </m:oMath>
+      </m:oMathPara>
+    </w:p>
+    <w:p>
+      <w:pPr>
+        <w:pStyle w:val="Text"/>
+      </w:pPr>
+    </w:p>
+    <w:p>
+      <w:pPr>
+        <w:pStyle w:val="Text"/>
         <w:rPr>
           <w:b/>
         </w:rPr>
@@ -10647,128 +10983,6 @@
         <w:rPr>
           <w:b/>
         </w:rPr>
-        <w:t>Programm Ablauf</w:t>
-      </w:r>
-    </w:p>
-    <w:p>
-      <w:pPr>
-        <w:pStyle w:val="Text"/>
-      </w:pPr>
-      <w:r>
-        <w:t xml:space="preserve">Zunächst wird eine Kalibrierungsdatei geladen. Diese enthält die zentralen Referenzwerte, insbesondere den Abstand zwischen Kamera und </w:t>
-      </w:r>
-      <w:proofErr w:type="spellStart"/>
-      <w:r>
-        <w:t>Wägeplatte</w:t>
-      </w:r>
-      <w:proofErr w:type="spellEnd"/>
-      <w:r>
-        <w:t xml:space="preserve"> sowie den zugehörigen Umrechnungsfaktor in Millimeter pro Pixel.</w:t>
-      </w:r>
-    </w:p>
-    <w:p>
-      <w:pPr>
-        <w:pStyle w:val="Text"/>
-      </w:pPr>
-      <w:r>
-        <w:t xml:space="preserve">Anschließend wird </w:t>
-      </w:r>
-      <w:r>
-        <w:t xml:space="preserve">das </w:t>
-      </w:r>
-      <w:r>
-        <w:t>Tiefenbild aufgenommen. In einem Vorverarbeitungsschritt werden</w:t>
-      </w:r>
-      <w:r>
-        <w:t>, dann</w:t>
-      </w:r>
-      <w:r>
-        <w:t xml:space="preserve"> alle Pixel entfernt</w:t>
-      </w:r>
-      <w:r>
-        <w:t>,</w:t>
-      </w:r>
-      <w:r>
-        <w:t xml:space="preserve"> die außerhalb der definierten Region </w:t>
-      </w:r>
-      <w:proofErr w:type="spellStart"/>
-      <w:r>
-        <w:t>of</w:t>
-      </w:r>
-      <w:proofErr w:type="spellEnd"/>
-      <w:r>
-        <w:t xml:space="preserve"> Interest (ROI) liegen oder deren Tiefenwert außerhalb des zulässigen Bereichs zur </w:t>
-      </w:r>
-      <w:proofErr w:type="spellStart"/>
-      <w:r>
-        <w:t>Wägeplatte</w:t>
-      </w:r>
-      <w:proofErr w:type="spellEnd"/>
-      <w:r>
-        <w:t xml:space="preserve"> liegt. Dadurch bleiben ausschließlich jene Punkte erhalten, die dem </w:t>
-      </w:r>
-      <w:r>
-        <w:t>zu vermessendem Objekt</w:t>
-      </w:r>
-      <w:r>
-        <w:t xml:space="preserve"> zugeordnet werden können.</w:t>
-      </w:r>
-    </w:p>
-    <w:p>
-      <w:pPr>
-        <w:pStyle w:val="Text"/>
-      </w:pPr>
-      <w:r>
-        <w:t xml:space="preserve">Die verbleibenden Objektpunkte werden mithilfe einer </w:t>
-      </w:r>
-      <w:proofErr w:type="spellStart"/>
-      <w:r>
-        <w:t>Bounding</w:t>
-      </w:r>
-      <w:proofErr w:type="spellEnd"/>
-      <w:r>
-        <w:t xml:space="preserve"> Box analysiert. Die ermittelten Kantenlängen werden zunächst in Pixeln bestimmt. Abschließend erfolgt die Umrechnung in reale Maßeinheiten, indem die Pixelwerte mit dem zuvor geladenen Kalibrierfaktor multipliziert werden.</w:t>
-      </w:r>
-    </w:p>
-    <w:p>
-      <w:pPr>
-        <w:pStyle w:val="Text"/>
-      </w:pPr>
-    </w:p>
-    <w:p>
-      <w:pPr>
-        <w:pStyle w:val="Text"/>
-      </w:pPr>
-      <w:r>
-        <w:t>Auf diese Weise wird eine funktionsfähige und reproduzierbare Pixel-Umrechnung zur Bestimmung realer Objektabmessungen gewährleistet.</w:t>
-      </w:r>
-    </w:p>
-    <w:p>
-      <w:pPr>
-        <w:jc w:val="left"/>
-      </w:pPr>
-      <w:r>
-        <w:br w:type="page"/>
-      </w:r>
-    </w:p>
-    <w:p>
-      <w:pPr>
-        <w:pStyle w:val="StandardWeb"/>
-        <w:rPr>
-          <w:rFonts w:ascii="Arial" w:hAnsi="Arial"/>
-          <w:b/>
-          <w:bCs/>
-          <w:sz w:val="28"/>
-        </w:rPr>
-      </w:pPr>
-      <w:r>
-        <w:rPr>
-          <w:rFonts w:ascii="Arial" w:hAnsi="Arial"/>
-          <w:b/>
-          <w:bCs/>
-          <w:sz w:val="28"/>
-        </w:rPr>
-        <w:lastRenderedPageBreak/>
         <w:t>Visualisierung und Filterung des Tiefenbildes</w:t>
       </w:r>
     </w:p>
@@ -10777,7 +10991,25 @@
         <w:pStyle w:val="Text"/>
       </w:pPr>
       <w:r>
-        <w:t>Zur Analyse der Tiefendaten wurde das Tiefenbild mittels JET-Farbskala dargestellt (siehe Abbildung). Dabei kennzeichnet Rot geringe Distanzen, Grün mittlere Entfernungen und Blau weiter entfernte Bereiche. Diese Darstellung dient ausschließlich der visuellen Kontrolle und erleichtert die Bewertung der erfassten Tiefenstruktur.</w:t>
+        <w:t xml:space="preserve">Zur Analyse der Tiefendaten wurde das Tiefenbild mittels </w:t>
+      </w:r>
+      <w:r>
+        <w:rPr>
+          <w:rStyle w:val="Hervorhebung"/>
+        </w:rPr>
+        <w:t>JET-Farbskala</w:t>
+      </w:r>
+      <w:r>
+        <w:t xml:space="preserve"> dargestellt (siehe Abbildung). Dabei kennzeichnet Rot geringe Distanzen, Grün mittlere Entfernungen und Blau weiter entfernte Bereiche. Diese Darstellung dient ausschließlich der </w:t>
+      </w:r>
+      <w:r>
+        <w:rPr>
+          <w:rStyle w:val="Hervorhebung"/>
+        </w:rPr>
+        <w:t>visuellen Kontrolle</w:t>
+      </w:r>
+      <w:r>
+        <w:t xml:space="preserve"> und erleichtert die Bewertung der erfassten Tiefenstruktur.</w:t>
       </w:r>
     </w:p>
     <w:p>
@@ -10790,8 +11022,8 @@
           <w:noProof/>
         </w:rPr>
         <w:drawing>
-          <wp:inline distT="0" distB="0" distL="0" distR="0" wp14:anchorId="529F68B3" wp14:editId="347B073E">
-            <wp:extent cx="3794760" cy="2477148"/>
+          <wp:inline distT="0" distB="0" distL="0" distR="0" wp14:anchorId="529F68B3" wp14:editId="6C35540B">
+            <wp:extent cx="3471333" cy="2266022"/>
             <wp:effectExtent l="0" t="0" r="0" b="0"/>
             <wp:docPr id="835925023" name="Grafik 1" descr="Ein Bild, das Karte, Screenshot enthält.&#10;&#10;KI-generierte Inhalte können fehlerhaft sein."/>
             <wp:cNvGraphicFramePr>
@@ -10813,7 +11045,7 @@
                   <pic:spPr>
                     <a:xfrm>
                       <a:off x="0" y="0"/>
-                      <a:ext cx="3815435" cy="2490644"/>
+                      <a:ext cx="3521900" cy="2299031"/>
                     </a:xfrm>
                     <a:prstGeom prst="rect">
                       <a:avLst/>
@@ -10901,7 +11133,16 @@
         <w:pStyle w:val="Text"/>
       </w:pPr>
       <w:r>
-        <w:t xml:space="preserve">Für die Messung wird eine definierte ROI festgelegt (siehe Abbildung). Dadurch wird der auszuwertende Bereich gezielt auf die </w:t>
+        <w:t xml:space="preserve">Für die Messung wird eine definierte </w:t>
+      </w:r>
+      <w:r>
+        <w:rPr>
+          <w:rStyle w:val="Hervorhebung"/>
+        </w:rPr>
+        <w:t>ROI</w:t>
+      </w:r>
+      <w:r>
+        <w:t xml:space="preserve"> festgelegt (siehe Abbildung). Dadurch wird der auszuwertende Bereich gezielt auf die </w:t>
       </w:r>
       <w:proofErr w:type="spellStart"/>
       <w:r>
@@ -10927,9 +11168,10 @@
         <w:rPr>
           <w:noProof/>
         </w:rPr>
+        <w:lastRenderedPageBreak/>
         <w:drawing>
-          <wp:inline distT="0" distB="0" distL="0" distR="0" wp14:anchorId="5E2B8269" wp14:editId="53974DAD">
-            <wp:extent cx="3703320" cy="2481462"/>
+          <wp:inline distT="0" distB="0" distL="0" distR="0" wp14:anchorId="5E2B8269" wp14:editId="348D5D98">
+            <wp:extent cx="3157855" cy="2115966"/>
             <wp:effectExtent l="0" t="0" r="0" b="0"/>
             <wp:docPr id="60036506" name="Grafik 1" descr="Ein Bild, das Text, Screenshot enthält.&#10;&#10;KI-generierte Inhalte können fehlerhaft sein."/>
             <wp:cNvGraphicFramePr>
@@ -10951,7 +11193,7 @@
                   <pic:spPr>
                     <a:xfrm>
                       <a:off x="0" y="0"/>
-                      <a:ext cx="3721362" cy="2493552"/>
+                      <a:ext cx="3188345" cy="2136396"/>
                     </a:xfrm>
                     <a:prstGeom prst="rect">
                       <a:avLst/>
@@ -11021,8 +11263,7 @@
         <w:pStyle w:val="Text"/>
       </w:pPr>
       <w:r>
-        <w:lastRenderedPageBreak/>
-        <w:t xml:space="preserve">Zusätzlich erfolgt eine Tiefenfilterung. Dabei werden alle Punkte entfernt, deren Z-Wert unterhalb des Referenzabstands zur </w:t>
+        <w:t xml:space="preserve">Es erfolgt zudem eine Tiefenfilterung: Alle Punkte, deren Z-Wert unterhalb des Referenzabstands zur </w:t>
       </w:r>
       <w:proofErr w:type="spellStart"/>
       <w:r>
@@ -11030,16 +11271,22 @@
       </w:r>
       <w:proofErr w:type="spellEnd"/>
       <w:r>
-        <w:t xml:space="preserve"> liegt. Ein zusätzlicher Toleranzbereich von +1 cm berücksichtigt mögliches </w:t>
-      </w:r>
-      <w:proofErr w:type="spellStart"/>
-      <w:r>
-        <w:t>Sensorauschen</w:t>
-      </w:r>
-      <w:proofErr w:type="spellEnd"/>
-      <w:r>
-        <w:t xml:space="preserve"> und verhindert Fehlklassifikationen bei kleinen Objekten.</w:t>
-      </w:r>
+        <w:t xml:space="preserve"> liegt, werden entfernt. Ein zusätzlicher Puffer von </w:t>
+      </w:r>
+      <w:r>
+        <w:rPr>
+          <w:rStyle w:val="Hervorhebung"/>
+        </w:rPr>
+        <w:t>+1 cm</w:t>
+      </w:r>
+      <w:r>
+        <w:t xml:space="preserve"> berücksichtigt Schwankungen in den Tiefenwerten der von der OAK-D2 erzeugten Tiefenkarte und verhindert Fehlzuordnungen bei kleinen Objekten.</w:t>
+      </w:r>
+    </w:p>
+    <w:p>
+      <w:pPr>
+        <w:pStyle w:val="Text"/>
+      </w:pPr>
     </w:p>
     <w:p>
       <w:pPr>
@@ -11052,8 +11299,8 @@
           <w:noProof/>
         </w:rPr>
         <w:drawing>
-          <wp:inline distT="0" distB="0" distL="0" distR="0" wp14:anchorId="66F51B54" wp14:editId="4305E973">
-            <wp:extent cx="4297680" cy="2606905"/>
+          <wp:inline distT="0" distB="0" distL="0" distR="0" wp14:anchorId="66F51B54" wp14:editId="739B5241">
+            <wp:extent cx="4300442" cy="2455334"/>
             <wp:effectExtent l="0" t="0" r="0" b="0"/>
             <wp:docPr id="1594431449" name="Grafik 1" descr="Ein Bild, das Text, Screenshot, Diagramm enthält.&#10;&#10;KI-generierte Inhalte können fehlerhaft sein."/>
             <wp:cNvGraphicFramePr>
@@ -11068,7 +11315,7 @@
                   </pic:nvPicPr>
                   <pic:blipFill rotWithShape="1">
                     <a:blip r:embed="rId54"/>
-                    <a:srcRect b="8321"/>
+                    <a:srcRect b="13707"/>
                     <a:stretch>
                       <a:fillRect/>
                     </a:stretch>
@@ -11076,7 +11323,7 @@
                   <pic:spPr bwMode="auto">
                     <a:xfrm>
                       <a:off x="0" y="0"/>
-                      <a:ext cx="4324060" cy="2622906"/>
+                      <a:ext cx="4341574" cy="2478818"/>
                     </a:xfrm>
                     <a:prstGeom prst="rect">
                       <a:avLst/>
@@ -11153,72 +11400,184 @@
         <w:pStyle w:val="Text"/>
       </w:pPr>
       <w:r>
-        <w:t>Zu Beginn der Entwicklungsphase wurde die Pixelauswertung visuell überprüft, um die Kalibrierung der Umrechnungsfaktoren zu kontrollieren. Die blau markierten Messbereiche erleichterten dabei das Erkennen möglicher Fehler (siehe Abbildung). In der finalen Implementierung erfolgt die Objekterkennung automatisch, und die berechneten Abmessungen werden direkt an das Interface übergeben.</w:t>
-      </w:r>
-    </w:p>
-    <w:p>
-      <w:pPr>
-        <w:pStyle w:val="Text"/>
-      </w:pPr>
-    </w:p>
-    <w:p>
-      <w:pPr>
-        <w:pStyle w:val="Text"/>
-      </w:pPr>
-    </w:p>
-    <w:p>
-      <w:pPr>
-        <w:pStyle w:val="Text"/>
-      </w:pPr>
-    </w:p>
-    <w:p>
-      <w:pPr>
-        <w:pStyle w:val="Text"/>
-      </w:pPr>
-    </w:p>
-    <w:p>
-      <w:pPr>
-        <w:pStyle w:val="Text"/>
-      </w:pPr>
-    </w:p>
-    <w:p>
-      <w:pPr>
-        <w:pStyle w:val="Text"/>
-      </w:pPr>
-    </w:p>
-    <w:p>
-      <w:pPr>
-        <w:pStyle w:val="Text"/>
-      </w:pPr>
-    </w:p>
-    <w:p>
-      <w:pPr>
-        <w:pStyle w:val="Text"/>
-      </w:pPr>
-    </w:p>
-    <w:p>
-      <w:pPr>
-        <w:pStyle w:val="Text"/>
-      </w:pPr>
-      <w:r>
+        <w:t>Zur Kontrolle der Kalibrierung der Umrechnungsfaktoren wurde die Pixelauswertung live überprüft. D</w:t>
+      </w:r>
+      <w:r>
+        <w:t>ie</w:t>
+      </w:r>
+      <w:r>
+        <w:t xml:space="preserve"> </w:t>
+      </w:r>
+      <w:r>
+        <w:rPr>
+          <w:rStyle w:val="Hervorhebung"/>
+        </w:rPr>
+        <w:t xml:space="preserve">blau hervorgehobenen </w:t>
+      </w:r>
+      <w:r>
+        <w:rPr>
+          <w:rStyle w:val="Hervorhebung"/>
+        </w:rPr>
+        <w:t>Objektoberfläche</w:t>
+      </w:r>
+      <w:r>
+        <w:t xml:space="preserve"> erleichterten dabei das Erkennen möglicher </w:t>
+      </w:r>
+      <w:r>
+        <w:t>Objekte</w:t>
+      </w:r>
+      <w:r>
+        <w:t xml:space="preserve"> (siehe Abbildung). In der finalen Umsetzung erfolgt die Objekterkennung vollständig automatisch</w:t>
+      </w:r>
+      <w:r>
+        <w:t>.</w:t>
+      </w:r>
+      <w:r>
+        <w:br w:type="page"/>
+      </w:r>
+    </w:p>
+    <w:p>
+      <w:pPr>
+        <w:pStyle w:val="Text"/>
         <w:rPr>
           <w:b/>
-          <w:bCs/>
+        </w:rPr>
+      </w:pPr>
+      <w:r>
+        <w:rPr>
+          <w:b/>
         </w:rPr>
         <w:lastRenderedPageBreak/>
-        <w:t>Gemessene Werte</w:t>
-      </w:r>
-      <w:r>
+        <w:t>Programm Ablauf</w:t>
+      </w:r>
+    </w:p>
+    <w:p>
+      <w:pPr>
+        <w:pStyle w:val="Text"/>
+      </w:pPr>
+      <w:r>
+        <w:t xml:space="preserve">Zu Beginn </w:t>
+      </w:r>
+      <w:r>
+        <w:t xml:space="preserve">wird eine Kalibrierungsdatei geladen. Diese enthält die zentralen Referenzwerte, insbesondere den Abstand zwischen Kamera und </w:t>
+      </w:r>
+      <w:r>
+        <w:t xml:space="preserve">der </w:t>
+      </w:r>
+      <w:proofErr w:type="spellStart"/>
+      <w:r>
+        <w:t>Wägeplatte</w:t>
+      </w:r>
+      <w:proofErr w:type="spellEnd"/>
+      <w:r>
+        <w:t xml:space="preserve"> sowie den zugehörigen Umrechnungsfaktor in Millimeter pro Pixel.</w:t>
+      </w:r>
+    </w:p>
+    <w:p>
+      <w:pPr>
+        <w:pStyle w:val="Text"/>
+      </w:pPr>
+      <w:r>
+        <w:t xml:space="preserve">Anschließend wird das Tiefenbild aufgenommen. In einem Vorverarbeitungsschritt werden, dann alle Pixel entfernt, die außerhalb der definierten Region </w:t>
+      </w:r>
+      <w:proofErr w:type="spellStart"/>
+      <w:r>
+        <w:t>of</w:t>
+      </w:r>
+      <w:proofErr w:type="spellEnd"/>
+      <w:r>
+        <w:t xml:space="preserve"> Interest (ROI) liegen oder deren Tiefenwert außerhalb des zulässigen Bereichs zur </w:t>
+      </w:r>
+      <w:proofErr w:type="spellStart"/>
+      <w:r>
+        <w:t>Wägeplatte</w:t>
+      </w:r>
+      <w:proofErr w:type="spellEnd"/>
+      <w:r>
+        <w:t xml:space="preserve"> liegt. </w:t>
+      </w:r>
+    </w:p>
+    <w:p>
+      <w:pPr>
+        <w:pStyle w:val="Text"/>
+      </w:pPr>
+      <w:r>
+        <w:t xml:space="preserve">Die verbleibenden Objektpunkte werden mithilfe einer rotationsrobusten </w:t>
+      </w:r>
+      <w:proofErr w:type="spellStart"/>
+      <w:r>
+        <w:t>Bounding</w:t>
+      </w:r>
+      <w:proofErr w:type="spellEnd"/>
+      <w:r>
+        <w:t xml:space="preserve"> Box analysiert, die unabhängig von der Ausrichtung des Objekts stets die kleinstmögliche umschließende Box bestimmt. Aus dieser </w:t>
+      </w:r>
+      <w:proofErr w:type="spellStart"/>
+      <w:r>
+        <w:t>Bounding</w:t>
+      </w:r>
+      <w:proofErr w:type="spellEnd"/>
+      <w:r>
+        <w:t xml:space="preserve"> Box werden die Kantenlängen in Pixeln berechnet. Anschließend erfolgt die Umrechnung in reale Maßeinheiten, indem die ermittelten Pixelwerte mit dem zuvor bestimmten Kalibrierfaktor multipliziert werden.</w:t>
+      </w:r>
+      <w:r>
+        <w:t xml:space="preserve"> </w:t>
+      </w:r>
+      <w:r>
+        <w:t>Dieses Ergebnis mit den</w:t>
+      </w:r>
+      <w:r>
+        <w:t xml:space="preserve"> berechneten Abmessungen </w:t>
+      </w:r>
+      <w:r>
+        <w:t>wird</w:t>
+      </w:r>
+      <w:r>
+        <w:t xml:space="preserve"> direkt an das Interface übergeben.</w:t>
+      </w:r>
+    </w:p>
+    <w:p>
+      <w:pPr>
+        <w:pStyle w:val="Text"/>
         <w:rPr>
           <w:b/>
-          <w:bCs/>
-        </w:rPr>
-        <w:t xml:space="preserve"> von Vans-Schuh</w:t>
-      </w:r>
+          <w:lang w:val="de-AT"/>
+        </w:rPr>
+      </w:pPr>
       <w:r>
         <w:rPr>
           <w:b/>
-          <w:bCs/>
+          <w:lang w:val="de-AT"/>
+        </w:rPr>
+        <w:t>Strukturierung des Übergabe-</w:t>
+      </w:r>
+      <w:proofErr w:type="spellStart"/>
+      <w:r>
+        <w:rPr>
+          <w:b/>
+          <w:lang w:val="de-AT"/>
+        </w:rPr>
+        <w:t>Dictionar</w:t>
+      </w:r>
+      <w:r>
+        <w:rPr>
+          <w:b/>
+          <w:lang w:val="de-AT"/>
+        </w:rPr>
+        <w:t>ie</w:t>
+      </w:r>
+      <w:r>
+        <w:rPr>
+          <w:b/>
+          <w:lang w:val="de-AT"/>
+        </w:rPr>
+        <w:t>s</w:t>
+      </w:r>
+      <w:proofErr w:type="spellEnd"/>
+      <w:r>
+        <w:rPr>
+          <w:b/>
+          <w:lang w:val="de-AT"/>
         </w:rPr>
         <w:t>:</w:t>
       </w:r>
@@ -11226,174 +11585,985 @@
     <w:p>
       <w:pPr>
         <w:pStyle w:val="Text"/>
-        <w:numPr>
-          <w:ilvl w:val="0"/>
-          <w:numId w:val="43"/>
-        </w:numPr>
-      </w:pPr>
-      <w:r>
-        <w:t>Länge: 114 mm</w:t>
-      </w:r>
-    </w:p>
-    <w:p>
-      <w:pPr>
-        <w:pStyle w:val="Text"/>
-        <w:numPr>
-          <w:ilvl w:val="0"/>
-          <w:numId w:val="43"/>
-        </w:numPr>
-      </w:pPr>
-      <w:r>
-        <w:t>Breite: 265 mm</w:t>
-      </w:r>
-    </w:p>
-    <w:p>
-      <w:pPr>
-        <w:pStyle w:val="Text"/>
-        <w:numPr>
-          <w:ilvl w:val="0"/>
-          <w:numId w:val="43"/>
-        </w:numPr>
-      </w:pPr>
-      <w:r>
-        <w:t xml:space="preserve">Höhe: 98 mm </w:t>
-      </w:r>
-    </w:p>
-    <w:p>
-      <w:pPr>
-        <w:pStyle w:val="Text"/>
-        <w:keepNext/>
-        <w:jc w:val="center"/>
-      </w:pPr>
-      <w:r>
-        <w:rPr>
-          <w:noProof/>
-        </w:rPr>
-        <w:drawing>
-          <wp:inline distT="0" distB="0" distL="0" distR="0" wp14:anchorId="11492A5D" wp14:editId="55445E36">
-            <wp:extent cx="4385226" cy="1074420"/>
-            <wp:effectExtent l="0" t="0" r="0" b="0"/>
-            <wp:docPr id="1607923285" name="Grafik 1" descr="Ein Bild, das Text, Screenshot, Schrift enthält.&#10;&#10;KI-generierte Inhalte können fehlerhaft sein."/>
-            <wp:cNvGraphicFramePr>
-              <a:graphicFrameLocks xmlns:a="http://schemas.openxmlformats.org/drawingml/2006/main" noChangeAspect="1"/>
-            </wp:cNvGraphicFramePr>
-            <a:graphic xmlns:a="http://schemas.openxmlformats.org/drawingml/2006/main">
-              <a:graphicData uri="http://schemas.openxmlformats.org/drawingml/2006/picture">
-                <pic:pic xmlns:pic="http://schemas.openxmlformats.org/drawingml/2006/picture">
-                  <pic:nvPicPr>
-                    <pic:cNvPr id="1607923285" name="Grafik 1" descr="Ein Bild, das Text, Screenshot, Schrift enthält.&#10;&#10;KI-generierte Inhalte können fehlerhaft sein."/>
-                    <pic:cNvPicPr/>
-                  </pic:nvPicPr>
-                  <pic:blipFill>
-                    <a:blip r:embed="rId55"/>
-                    <a:stretch>
-                      <a:fillRect/>
-                    </a:stretch>
-                  </pic:blipFill>
-                  <pic:spPr>
-                    <a:xfrm>
-                      <a:off x="0" y="0"/>
-                      <a:ext cx="4411859" cy="1080945"/>
-                    </a:xfrm>
-                    <a:prstGeom prst="rect">
-                      <a:avLst/>
-                    </a:prstGeom>
-                  </pic:spPr>
-                </pic:pic>
-              </a:graphicData>
-            </a:graphic>
-          </wp:inline>
-        </w:drawing>
-      </w:r>
-    </w:p>
-    <w:p>
-      <w:pPr>
-        <w:pStyle w:val="Beschriftung"/>
-        <w:rPr>
-          <w:lang w:val="de-DE"/>
-        </w:rPr>
-      </w:pPr>
-      <w:r>
-        <w:rPr>
-          <w:lang w:val="de-DE"/>
-        </w:rPr>
-        <w:t xml:space="preserve">Abbildung </w:t>
-      </w:r>
-      <w:r>
-        <w:rPr>
-          <w:lang w:val="de-DE"/>
-        </w:rPr>
-        <w:fldChar w:fldCharType="begin"/>
-      </w:r>
-      <w:r>
-        <w:rPr>
-          <w:lang w:val="de-DE"/>
-        </w:rPr>
-        <w:instrText xml:space="preserve"> SEQ Abbildung \* ARABIC </w:instrText>
-      </w:r>
-      <w:r>
-        <w:rPr>
-          <w:lang w:val="de-DE"/>
-        </w:rPr>
-        <w:fldChar w:fldCharType="separate"/>
-      </w:r>
-      <w:r>
-        <w:rPr>
-          <w:noProof/>
-          <w:lang w:val="de-DE"/>
-        </w:rPr>
-        <w:t>6</w:t>
-      </w:r>
-      <w:r>
-        <w:rPr>
-          <w:lang w:val="de-DE"/>
-        </w:rPr>
-        <w:fldChar w:fldCharType="end"/>
-      </w:r>
-      <w:r>
-        <w:rPr>
-          <w:lang w:val="de-DE"/>
-        </w:rPr>
-        <w:t>: Ergebnis der Abmessungen</w:t>
-      </w:r>
-    </w:p>
-    <w:p>
-      <w:pPr>
-        <w:pStyle w:val="Text"/>
-        <w:jc w:val="center"/>
-      </w:pPr>
-    </w:p>
-    <w:p>
-      <w:pPr>
-        <w:pStyle w:val="Text"/>
-      </w:pPr>
-      <w:r>
-        <w:t xml:space="preserve">Die Messungen wurden unter nicht optimalen Lichtverhältnissen durchgeführt, wodurch geringfügige Abweichungen zum </w:t>
-      </w:r>
+        <w:pBdr>
+          <w:top w:val="single" w:sz="4" w:space="1" w:color="auto"/>
+          <w:left w:val="single" w:sz="4" w:space="4" w:color="auto"/>
+          <w:right w:val="single" w:sz="4" w:space="4" w:color="auto"/>
+        </w:pBdr>
+        <w:rPr>
+          <w:rStyle w:val="Hervorhebung"/>
+          <w:lang w:val="de-AT"/>
+        </w:rPr>
+      </w:pPr>
+      <w:r>
+        <w:rPr>
+          <w:rStyle w:val="Hervorhebung"/>
+          <w:lang w:val="de-AT"/>
+        </w:rPr>
+        <w:t>„</w:t>
+      </w:r>
+      <w:r>
+        <w:rPr>
+          <w:rStyle w:val="Hervorhebung"/>
+          <w:lang w:val="de-AT"/>
+        </w:rPr>
+        <w:t>distanz_meassure03.py</w:t>
+      </w:r>
+      <w:r>
+        <w:rPr>
+          <w:rStyle w:val="Hervorhebung"/>
+          <w:lang w:val="de-AT"/>
+        </w:rPr>
+        <w:t>“</w:t>
+      </w:r>
+    </w:p>
+    <w:p>
+      <w:pPr>
+        <w:pBdr>
+          <w:top w:val="single" w:sz="4" w:space="1" w:color="auto"/>
+          <w:left w:val="single" w:sz="4" w:space="4" w:color="auto"/>
+          <w:bottom w:val="single" w:sz="4" w:space="1" w:color="auto"/>
+          <w:right w:val="single" w:sz="4" w:space="4" w:color="auto"/>
+        </w:pBdr>
+        <w:shd w:val="clear" w:color="auto" w:fill="FEFEFE"/>
+        <w:jc w:val="left"/>
+        <w:rPr>
+          <w:rFonts w:ascii="Courier New" w:hAnsi="Courier New" w:cs="Courier New"/>
+          <w:color w:val="696969"/>
+          <w:lang w:val="de-AT"/>
+        </w:rPr>
+      </w:pPr>
+      <w:r>
+        <w:rPr>
+          <w:rFonts w:ascii="Courier New" w:hAnsi="Courier New" w:cs="Courier New"/>
+          <w:color w:val="696969"/>
+          <w:lang w:val="de-AT"/>
+        </w:rPr>
+        <w:t># Ergebnis-Dictionary</w:t>
+      </w:r>
+    </w:p>
+    <w:p>
+      <w:pPr>
+        <w:pBdr>
+          <w:top w:val="single" w:sz="4" w:space="1" w:color="auto"/>
+          <w:left w:val="single" w:sz="4" w:space="4" w:color="auto"/>
+          <w:bottom w:val="single" w:sz="4" w:space="1" w:color="auto"/>
+          <w:right w:val="single" w:sz="4" w:space="4" w:color="auto"/>
+        </w:pBdr>
+        <w:shd w:val="clear" w:color="auto" w:fill="FEFEFE"/>
+        <w:jc w:val="left"/>
+        <w:rPr>
+          <w:rFonts w:ascii="Courier New" w:hAnsi="Courier New" w:cs="Courier New"/>
+          <w:color w:val="696969"/>
+          <w:lang w:val="de-AT"/>
+        </w:rPr>
+      </w:pPr>
       <w:proofErr w:type="spellStart"/>
       <w:r>
-        <w:t>Realmaß</w:t>
+        <w:rPr>
+          <w:rFonts w:ascii="Courier New" w:hAnsi="Courier New" w:cs="Courier New"/>
+          <w:color w:val="696969"/>
+          <w:lang w:val="de-AT"/>
+        </w:rPr>
+        <w:t>result</w:t>
       </w:r>
       <w:proofErr w:type="spellEnd"/>
       <w:r>
-        <w:t xml:space="preserve"> entstanden. Insgesamt zeigt das Verfahren jedoch eine stabile und für die Anwendung ausreichende Genauigkeit.</w:t>
-      </w:r>
-    </w:p>
-    <w:p>
-      <w:pPr>
-        <w:pStyle w:val="Text"/>
-      </w:pPr>
-    </w:p>
-    <w:p>
-      <w:pPr>
-        <w:pStyle w:val="Text"/>
-      </w:pPr>
-    </w:p>
-    <w:p>
-      <w:pPr>
-        <w:pStyle w:val="Text"/>
-      </w:pPr>
-      <w:r>
+        <w:rPr>
+          <w:rFonts w:ascii="Courier New" w:hAnsi="Courier New" w:cs="Courier New"/>
+          <w:color w:val="696969"/>
+          <w:lang w:val="de-AT"/>
+        </w:rPr>
+        <w:t xml:space="preserve"> = {</w:t>
+      </w:r>
+    </w:p>
+    <w:p>
+      <w:pPr>
+        <w:pBdr>
+          <w:top w:val="single" w:sz="4" w:space="1" w:color="auto"/>
+          <w:left w:val="single" w:sz="4" w:space="4" w:color="auto"/>
+          <w:bottom w:val="single" w:sz="4" w:space="1" w:color="auto"/>
+          <w:right w:val="single" w:sz="4" w:space="4" w:color="auto"/>
+        </w:pBdr>
+        <w:shd w:val="clear" w:color="auto" w:fill="FEFEFE"/>
+        <w:jc w:val="left"/>
+        <w:rPr>
+          <w:rFonts w:ascii="Courier New" w:hAnsi="Courier New" w:cs="Courier New"/>
+          <w:color w:val="008000"/>
+          <w:lang w:val="de-AT"/>
+        </w:rPr>
+      </w:pPr>
+      <w:r>
+        <w:rPr>
+          <w:rFonts w:ascii="Courier New" w:hAnsi="Courier New" w:cs="Courier New"/>
+          <w:color w:val="545454"/>
+          <w:lang w:val="de-AT"/>
+        </w:rPr>
+        <w:t xml:space="preserve">    </w:t>
+      </w:r>
+      <w:r>
+        <w:rPr>
+          <w:rFonts w:ascii="Courier New" w:hAnsi="Courier New" w:cs="Courier New"/>
+          <w:color w:val="008000"/>
+          <w:lang w:val="de-AT"/>
+        </w:rPr>
+        <w:t>"</w:t>
+      </w:r>
+      <w:proofErr w:type="spellStart"/>
+      <w:r>
+        <w:rPr>
+          <w:rFonts w:ascii="Courier New" w:hAnsi="Courier New" w:cs="Courier New"/>
+          <w:color w:val="008000"/>
+          <w:lang w:val="de-AT"/>
+        </w:rPr>
+        <w:t>success</w:t>
+      </w:r>
+      <w:proofErr w:type="spellEnd"/>
+      <w:r>
+        <w:rPr>
+          <w:rFonts w:ascii="Courier New" w:hAnsi="Courier New" w:cs="Courier New"/>
+          <w:color w:val="008000"/>
+          <w:lang w:val="de-AT"/>
+        </w:rPr>
+        <w:t>"</w:t>
+      </w:r>
+      <w:r>
+        <w:rPr>
+          <w:rFonts w:ascii="Courier New" w:hAnsi="Courier New" w:cs="Courier New"/>
+          <w:color w:val="545454"/>
+          <w:lang w:val="de-AT"/>
+        </w:rPr>
+        <w:t>:</w:t>
+      </w:r>
+      <w:r>
+        <w:rPr>
+          <w:rFonts w:ascii="Courier New" w:hAnsi="Courier New" w:cs="Courier New"/>
+          <w:color w:val="545454"/>
+          <w:lang w:val="de-AT"/>
+        </w:rPr>
+        <w:t xml:space="preserve"> </w:t>
+      </w:r>
+      <w:r>
+        <w:rPr>
+          <w:rFonts w:ascii="Courier New" w:hAnsi="Courier New" w:cs="Courier New"/>
+          <w:color w:val="AA5D00"/>
+          <w:lang w:val="de-AT"/>
+        </w:rPr>
+        <w:t>True</w:t>
+      </w:r>
+      <w:r>
+        <w:rPr>
+          <w:rFonts w:ascii="Courier New" w:hAnsi="Courier New" w:cs="Courier New"/>
+          <w:color w:val="545454"/>
+          <w:lang w:val="de-AT"/>
+        </w:rPr>
+        <w:t>,</w:t>
+      </w:r>
+      <w:r>
+        <w:rPr>
+          <w:rFonts w:ascii="Courier New" w:hAnsi="Courier New" w:cs="Courier New"/>
+          <w:color w:val="AA5D00"/>
+          <w:lang w:val="de-AT"/>
+        </w:rPr>
+        <w:t xml:space="preserve">        </w:t>
+      </w:r>
+      <w:r>
+        <w:rPr>
+          <w:rFonts w:ascii="Courier New" w:hAnsi="Courier New" w:cs="Courier New"/>
+          <w:color w:val="696969"/>
+          <w:lang w:val="de-AT"/>
+        </w:rPr>
+        <w:t xml:space="preserve"> # Bei erfolgreichem Sc</w:t>
+      </w:r>
+      <w:r>
+        <w:rPr>
+          <w:rFonts w:ascii="Courier New" w:hAnsi="Courier New" w:cs="Courier New"/>
+          <w:color w:val="696969"/>
+          <w:lang w:val="de-AT"/>
+        </w:rPr>
+        <w:t>a</w:t>
+      </w:r>
+      <w:r>
+        <w:rPr>
+          <w:rFonts w:ascii="Courier New" w:hAnsi="Courier New" w:cs="Courier New"/>
+          <w:color w:val="696969"/>
+          <w:lang w:val="de-AT"/>
+        </w:rPr>
+        <w:t>n</w:t>
+      </w:r>
+      <w:r>
+        <w:rPr>
+          <w:rFonts w:ascii="Courier New" w:hAnsi="Courier New" w:cs="Courier New"/>
+          <w:color w:val="545454"/>
+          <w:lang w:val="de-AT"/>
+        </w:rPr>
+        <w:br/>
+      </w:r>
+      <w:r>
+        <w:rPr>
+          <w:rFonts w:ascii="Courier New" w:hAnsi="Courier New" w:cs="Courier New"/>
+          <w:color w:val="545454"/>
+          <w:lang w:val="de-AT"/>
+        </w:rPr>
+        <w:t xml:space="preserve">    </w:t>
+      </w:r>
+      <w:r>
+        <w:rPr>
+          <w:rFonts w:ascii="Courier New" w:hAnsi="Courier New" w:cs="Courier New"/>
+          <w:color w:val="008000"/>
+          <w:lang w:val="de-AT"/>
+        </w:rPr>
+        <w:t>"</w:t>
+      </w:r>
+      <w:proofErr w:type="spellStart"/>
+      <w:r>
+        <w:rPr>
+          <w:rFonts w:ascii="Courier New" w:hAnsi="Courier New" w:cs="Courier New"/>
+          <w:color w:val="008000"/>
+          <w:lang w:val="de-AT"/>
+        </w:rPr>
+        <w:t>length</w:t>
+      </w:r>
+      <w:proofErr w:type="spellEnd"/>
+      <w:r>
+        <w:rPr>
+          <w:rFonts w:ascii="Courier New" w:hAnsi="Courier New" w:cs="Courier New"/>
+          <w:color w:val="008000"/>
+          <w:lang w:val="de-AT"/>
+        </w:rPr>
+        <w:t>"</w:t>
+      </w:r>
+      <w:r>
+        <w:rPr>
+          <w:rFonts w:ascii="Courier New" w:hAnsi="Courier New" w:cs="Courier New"/>
+          <w:color w:val="008000"/>
+          <w:lang w:val="de-AT"/>
+        </w:rPr>
+        <w:t xml:space="preserve">: </w:t>
+      </w:r>
+      <w:r>
+        <w:rPr>
+          <w:rFonts w:ascii="Courier New" w:hAnsi="Courier New" w:cs="Courier New"/>
+          <w:color w:val="545454"/>
+          <w:lang w:val="de-AT"/>
+        </w:rPr>
+        <w:t xml:space="preserve"> </w:t>
+      </w:r>
+      <w:proofErr w:type="spellStart"/>
+      <w:r>
+        <w:rPr>
+          <w:rFonts w:ascii="Courier New" w:hAnsi="Courier New" w:cs="Courier New"/>
+          <w:color w:val="545454"/>
+          <w:lang w:val="de-AT"/>
+        </w:rPr>
+        <w:t>height_mm</w:t>
+      </w:r>
+      <w:proofErr w:type="spellEnd"/>
+      <w:r>
+        <w:rPr>
+          <w:rFonts w:ascii="Courier New" w:hAnsi="Courier New" w:cs="Courier New"/>
+          <w:color w:val="545454"/>
+          <w:lang w:val="de-AT"/>
+        </w:rPr>
+        <w:t>,</w:t>
+      </w:r>
+      <w:r>
+        <w:rPr>
+          <w:rFonts w:ascii="Courier New" w:hAnsi="Courier New" w:cs="Courier New"/>
+          <w:color w:val="545454"/>
+          <w:lang w:val="de-AT"/>
+        </w:rPr>
+        <w:t xml:space="preserve"> </w:t>
+      </w:r>
+      <w:r>
+        <w:rPr>
+          <w:rFonts w:ascii="Courier New" w:hAnsi="Courier New" w:cs="Courier New"/>
+          <w:color w:val="545454"/>
+          <w:lang w:val="de-AT"/>
+        </w:rPr>
+        <w:t xml:space="preserve"> </w:t>
+      </w:r>
+      <w:r>
+        <w:rPr>
+          <w:rFonts w:ascii="Courier New" w:hAnsi="Courier New" w:cs="Courier New"/>
+          <w:color w:val="545454"/>
+          <w:lang w:val="de-AT"/>
+        </w:rPr>
+        <w:t xml:space="preserve"> </w:t>
+      </w:r>
+      <w:r>
+        <w:rPr>
+          <w:rFonts w:ascii="Courier New" w:hAnsi="Courier New" w:cs="Courier New"/>
+          <w:color w:val="545454"/>
+          <w:lang w:val="de-AT"/>
+        </w:rPr>
+        <w:t xml:space="preserve"> </w:t>
+      </w:r>
+      <w:r>
+        <w:rPr>
+          <w:rFonts w:ascii="Courier New" w:hAnsi="Courier New" w:cs="Courier New"/>
+          <w:color w:val="696969"/>
+          <w:lang w:val="de-AT"/>
+        </w:rPr>
+        <w:t xml:space="preserve"># </w:t>
+      </w:r>
+      <w:proofErr w:type="spellStart"/>
+      <w:r>
+        <w:rPr>
+          <w:rFonts w:ascii="Courier New" w:hAnsi="Courier New" w:cs="Courier New"/>
+          <w:color w:val="696969"/>
+          <w:lang w:val="de-AT"/>
+        </w:rPr>
+        <w:t>Bounding</w:t>
+      </w:r>
+      <w:proofErr w:type="spellEnd"/>
+      <w:r>
+        <w:rPr>
+          <w:rFonts w:ascii="Courier New" w:hAnsi="Courier New" w:cs="Courier New"/>
+          <w:color w:val="696969"/>
+          <w:lang w:val="de-AT"/>
+        </w:rPr>
+        <w:t xml:space="preserve"> Box</w:t>
+      </w:r>
+      <w:r>
+        <w:rPr>
+          <w:rFonts w:ascii="Courier New" w:hAnsi="Courier New" w:cs="Courier New"/>
+          <w:color w:val="696969"/>
+          <w:lang w:val="de-AT"/>
+        </w:rPr>
+        <w:t xml:space="preserve"> </w:t>
+      </w:r>
+      <w:r>
+        <w:rPr>
+          <w:rFonts w:ascii="Courier New" w:hAnsi="Courier New" w:cs="Courier New"/>
+          <w:color w:val="696969"/>
+          <w:lang w:val="de-AT"/>
+        </w:rPr>
+        <w:t>Länge/Höhe</w:t>
+      </w:r>
+      <w:r>
+        <w:rPr>
+          <w:rFonts w:ascii="Courier New" w:hAnsi="Courier New" w:cs="Courier New"/>
+          <w:color w:val="545454"/>
+          <w:lang w:val="de-AT"/>
+        </w:rPr>
+        <w:br/>
+      </w:r>
+      <w:r>
+        <w:rPr>
+          <w:rFonts w:ascii="Courier New" w:hAnsi="Courier New" w:cs="Courier New"/>
+          <w:color w:val="545454"/>
+          <w:lang w:val="de-AT"/>
+        </w:rPr>
+        <w:t xml:space="preserve">    </w:t>
+      </w:r>
+      <w:r>
+        <w:rPr>
+          <w:rFonts w:ascii="Courier New" w:hAnsi="Courier New" w:cs="Courier New"/>
+          <w:color w:val="008000"/>
+          <w:lang w:val="de-AT"/>
+        </w:rPr>
+        <w:t>"</w:t>
+      </w:r>
+      <w:proofErr w:type="spellStart"/>
+      <w:r>
+        <w:rPr>
+          <w:rFonts w:ascii="Courier New" w:hAnsi="Courier New" w:cs="Courier New"/>
+          <w:color w:val="008000"/>
+          <w:lang w:val="de-AT"/>
+        </w:rPr>
+        <w:t>width</w:t>
+      </w:r>
+      <w:proofErr w:type="spellEnd"/>
+      <w:r>
+        <w:rPr>
+          <w:rFonts w:ascii="Courier New" w:hAnsi="Courier New" w:cs="Courier New"/>
+          <w:color w:val="008000"/>
+          <w:lang w:val="de-AT"/>
+        </w:rPr>
+        <w:t>"</w:t>
+      </w:r>
+      <w:r>
+        <w:rPr>
+          <w:rFonts w:ascii="Courier New" w:hAnsi="Courier New" w:cs="Courier New"/>
+          <w:color w:val="008000"/>
+          <w:lang w:val="de-AT"/>
+        </w:rPr>
+        <w:t>:</w:t>
+      </w:r>
+      <w:r>
+        <w:rPr>
+          <w:rFonts w:ascii="Courier New" w:hAnsi="Courier New" w:cs="Courier New"/>
+          <w:color w:val="545454"/>
+          <w:lang w:val="de-AT"/>
+        </w:rPr>
+        <w:t xml:space="preserve"> </w:t>
+      </w:r>
+      <w:r>
+        <w:rPr>
+          <w:rFonts w:ascii="Courier New" w:hAnsi="Courier New" w:cs="Courier New"/>
+          <w:color w:val="545454"/>
+          <w:lang w:val="de-AT"/>
+        </w:rPr>
+        <w:t xml:space="preserve"> </w:t>
+      </w:r>
+      <w:r>
+        <w:rPr>
+          <w:rFonts w:ascii="Courier New" w:hAnsi="Courier New" w:cs="Courier New"/>
+          <w:color w:val="545454"/>
+          <w:lang w:val="de-AT"/>
+        </w:rPr>
+        <w:t xml:space="preserve"> </w:t>
+      </w:r>
+      <w:proofErr w:type="spellStart"/>
+      <w:r>
+        <w:rPr>
+          <w:rFonts w:ascii="Courier New" w:hAnsi="Courier New" w:cs="Courier New"/>
+          <w:color w:val="545454"/>
+          <w:lang w:val="de-AT"/>
+        </w:rPr>
+        <w:t>width_mm</w:t>
+      </w:r>
+      <w:proofErr w:type="spellEnd"/>
+      <w:r>
+        <w:rPr>
+          <w:rFonts w:ascii="Courier New" w:hAnsi="Courier New" w:cs="Courier New"/>
+          <w:color w:val="545454"/>
+          <w:lang w:val="de-AT"/>
+        </w:rPr>
+        <w:t>,</w:t>
+      </w:r>
+      <w:r>
+        <w:rPr>
+          <w:rFonts w:ascii="Courier New" w:hAnsi="Courier New" w:cs="Courier New"/>
+          <w:color w:val="545454"/>
+          <w:lang w:val="de-AT"/>
+        </w:rPr>
+        <w:t xml:space="preserve"> </w:t>
+      </w:r>
+      <w:r>
+        <w:rPr>
+          <w:rFonts w:ascii="Courier New" w:hAnsi="Courier New" w:cs="Courier New"/>
+          <w:color w:val="545454"/>
+          <w:lang w:val="de-AT"/>
+        </w:rPr>
+        <w:t xml:space="preserve"> </w:t>
+      </w:r>
+      <w:r>
+        <w:rPr>
+          <w:rFonts w:ascii="Courier New" w:hAnsi="Courier New" w:cs="Courier New"/>
+          <w:color w:val="545454"/>
+          <w:lang w:val="de-AT"/>
+        </w:rPr>
+        <w:t xml:space="preserve"> </w:t>
+      </w:r>
+      <w:r>
+        <w:rPr>
+          <w:rFonts w:ascii="Courier New" w:hAnsi="Courier New" w:cs="Courier New"/>
+          <w:color w:val="545454"/>
+          <w:lang w:val="de-AT"/>
+        </w:rPr>
+        <w:t xml:space="preserve"> </w:t>
+      </w:r>
+      <w:r>
+        <w:rPr>
+          <w:rFonts w:ascii="Courier New" w:hAnsi="Courier New" w:cs="Courier New"/>
+          <w:color w:val="545454"/>
+          <w:lang w:val="de-AT"/>
+        </w:rPr>
+        <w:t xml:space="preserve"> </w:t>
+      </w:r>
+      <w:r>
+        <w:rPr>
+          <w:rFonts w:ascii="Courier New" w:hAnsi="Courier New" w:cs="Courier New"/>
+          <w:color w:val="696969"/>
+          <w:lang w:val="de-AT"/>
+        </w:rPr>
+        <w:t xml:space="preserve"># </w:t>
+      </w:r>
+      <w:proofErr w:type="spellStart"/>
+      <w:r>
+        <w:rPr>
+          <w:rFonts w:ascii="Courier New" w:hAnsi="Courier New" w:cs="Courier New"/>
+          <w:color w:val="696969"/>
+          <w:lang w:val="de-AT"/>
+        </w:rPr>
+        <w:t>Bounding</w:t>
+      </w:r>
+      <w:proofErr w:type="spellEnd"/>
+      <w:r>
+        <w:rPr>
+          <w:rFonts w:ascii="Courier New" w:hAnsi="Courier New" w:cs="Courier New"/>
+          <w:color w:val="696969"/>
+          <w:lang w:val="de-AT"/>
+        </w:rPr>
+        <w:t xml:space="preserve"> Box </w:t>
+      </w:r>
+      <w:r>
+        <w:rPr>
+          <w:rFonts w:ascii="Courier New" w:hAnsi="Courier New" w:cs="Courier New"/>
+          <w:color w:val="696969"/>
+          <w:lang w:val="de-AT"/>
+        </w:rPr>
+        <w:t>Breite</w:t>
+      </w:r>
+      <w:r>
+        <w:rPr>
+          <w:rFonts w:ascii="Courier New" w:hAnsi="Courier New" w:cs="Courier New"/>
+          <w:color w:val="545454"/>
+          <w:lang w:val="de-AT"/>
+        </w:rPr>
+        <w:br/>
+      </w:r>
+      <w:r>
+        <w:rPr>
+          <w:rFonts w:ascii="Courier New" w:hAnsi="Courier New" w:cs="Courier New"/>
+          <w:color w:val="545454"/>
+          <w:lang w:val="de-AT"/>
+        </w:rPr>
+        <w:t xml:space="preserve">    </w:t>
+      </w:r>
+      <w:r>
+        <w:rPr>
+          <w:rFonts w:ascii="Courier New" w:hAnsi="Courier New" w:cs="Courier New"/>
+          <w:color w:val="008000"/>
+          <w:lang w:val="de-AT"/>
+        </w:rPr>
+        <w:t>"</w:t>
+      </w:r>
+      <w:proofErr w:type="spellStart"/>
+      <w:r>
+        <w:rPr>
+          <w:rFonts w:ascii="Courier New" w:hAnsi="Courier New" w:cs="Courier New"/>
+          <w:color w:val="008000"/>
+          <w:lang w:val="de-AT"/>
+        </w:rPr>
+        <w:t>height</w:t>
+      </w:r>
+      <w:proofErr w:type="spellEnd"/>
+      <w:r>
+        <w:rPr>
+          <w:rFonts w:ascii="Courier New" w:hAnsi="Courier New" w:cs="Courier New"/>
+          <w:color w:val="008000"/>
+          <w:lang w:val="de-AT"/>
+        </w:rPr>
+        <w:t>"</w:t>
+      </w:r>
+      <w:r>
+        <w:rPr>
+          <w:rFonts w:ascii="Courier New" w:hAnsi="Courier New" w:cs="Courier New"/>
+          <w:color w:val="008000"/>
+          <w:lang w:val="de-AT"/>
+        </w:rPr>
+        <w:t>:</w:t>
+      </w:r>
+      <w:r>
+        <w:rPr>
+          <w:rFonts w:ascii="Courier New" w:hAnsi="Courier New" w:cs="Courier New"/>
+          <w:color w:val="545454"/>
+          <w:lang w:val="de-AT"/>
+        </w:rPr>
+        <w:t xml:space="preserve">  </w:t>
+      </w:r>
+      <w:proofErr w:type="spellStart"/>
+      <w:r>
+        <w:rPr>
+          <w:rFonts w:ascii="Courier New" w:hAnsi="Courier New" w:cs="Courier New"/>
+          <w:color w:val="545454"/>
+          <w:lang w:val="de-AT"/>
+        </w:rPr>
+        <w:t>hoehe_ueber_grund_obj</w:t>
+      </w:r>
+      <w:proofErr w:type="spellEnd"/>
+      <w:r>
+        <w:rPr>
+          <w:rFonts w:ascii="Courier New" w:hAnsi="Courier New" w:cs="Courier New"/>
+          <w:color w:val="545454"/>
+          <w:lang w:val="de-AT"/>
+        </w:rPr>
+        <w:t>,</w:t>
+      </w:r>
+      <w:r>
+        <w:rPr>
+          <w:rFonts w:ascii="Courier New" w:hAnsi="Courier New" w:cs="Courier New"/>
+          <w:color w:val="545454"/>
+          <w:lang w:val="de-AT"/>
+        </w:rPr>
+        <w:br/>
+      </w:r>
+      <w:r>
+        <w:rPr>
+          <w:rFonts w:ascii="Courier New" w:hAnsi="Courier New" w:cs="Courier New"/>
+          <w:color w:val="545454"/>
+          <w:lang w:val="de-AT"/>
+        </w:rPr>
+        <w:t xml:space="preserve">    </w:t>
+      </w:r>
+      <w:r>
+        <w:rPr>
+          <w:rFonts w:ascii="Courier New" w:hAnsi="Courier New" w:cs="Courier New"/>
+          <w:color w:val="008000"/>
+          <w:lang w:val="de-AT"/>
+        </w:rPr>
+        <w:t>"</w:t>
+      </w:r>
+      <w:proofErr w:type="spellStart"/>
+      <w:r>
+        <w:rPr>
+          <w:rFonts w:ascii="Courier New" w:hAnsi="Courier New" w:cs="Courier New"/>
+          <w:color w:val="008000"/>
+          <w:lang w:val="de-AT"/>
+        </w:rPr>
+        <w:t>volume</w:t>
+      </w:r>
+      <w:proofErr w:type="spellEnd"/>
+      <w:r>
+        <w:rPr>
+          <w:rFonts w:ascii="Courier New" w:hAnsi="Courier New" w:cs="Courier New"/>
+          <w:color w:val="008000"/>
+          <w:lang w:val="de-AT"/>
+        </w:rPr>
+        <w:t>"</w:t>
+      </w:r>
+      <w:r>
+        <w:rPr>
+          <w:rFonts w:ascii="Courier New" w:hAnsi="Courier New" w:cs="Courier New"/>
+          <w:color w:val="008000"/>
+          <w:lang w:val="de-AT"/>
+        </w:rPr>
+        <w:t>:</w:t>
+      </w:r>
+      <w:r>
+        <w:rPr>
+          <w:rFonts w:ascii="Courier New" w:hAnsi="Courier New" w:cs="Courier New"/>
+          <w:color w:val="545454"/>
+          <w:lang w:val="de-AT"/>
+        </w:rPr>
+        <w:t xml:space="preserve"> </w:t>
+      </w:r>
+      <w:r>
+        <w:rPr>
+          <w:rFonts w:ascii="Courier New" w:hAnsi="Courier New" w:cs="Courier New"/>
+          <w:color w:val="545454"/>
+          <w:lang w:val="de-AT"/>
+        </w:rPr>
+        <w:t xml:space="preserve"> volume_cm3</w:t>
+      </w:r>
+      <w:r>
+        <w:rPr>
+          <w:rFonts w:ascii="Courier New" w:hAnsi="Courier New" w:cs="Courier New"/>
+          <w:color w:val="545454"/>
+          <w:lang w:val="de-AT"/>
+        </w:rPr>
+        <w:t>,</w:t>
+      </w:r>
+      <w:r>
+        <w:rPr>
+          <w:rFonts w:ascii="Courier New" w:hAnsi="Courier New" w:cs="Courier New"/>
+          <w:color w:val="545454"/>
+          <w:lang w:val="de-AT"/>
+        </w:rPr>
+        <w:br/>
+      </w:r>
+      <w:r>
+        <w:rPr>
+          <w:rFonts w:ascii="Courier New" w:hAnsi="Courier New" w:cs="Courier New"/>
+          <w:color w:val="545454"/>
+          <w:lang w:val="de-AT"/>
+        </w:rPr>
+        <w:t xml:space="preserve">    </w:t>
+      </w:r>
+      <w:r>
+        <w:rPr>
+          <w:rFonts w:ascii="Courier New" w:hAnsi="Courier New" w:cs="Courier New"/>
+          <w:color w:val="008000"/>
+          <w:lang w:val="de-AT"/>
+        </w:rPr>
+        <w:t>"</w:t>
+      </w:r>
+      <w:proofErr w:type="spellStart"/>
+      <w:r>
+        <w:rPr>
+          <w:rFonts w:ascii="Courier New" w:hAnsi="Courier New" w:cs="Courier New"/>
+          <w:color w:val="008000"/>
+          <w:lang w:val="de-AT"/>
+        </w:rPr>
+        <w:t>abmessung</w:t>
+      </w:r>
+      <w:proofErr w:type="spellEnd"/>
+      <w:r>
+        <w:rPr>
+          <w:rFonts w:ascii="Courier New" w:hAnsi="Courier New" w:cs="Courier New"/>
+          <w:color w:val="008000"/>
+          <w:lang w:val="de-AT"/>
+        </w:rPr>
+        <w:t>"</w:t>
+      </w:r>
+      <w:r>
+        <w:rPr>
+          <w:rFonts w:ascii="Courier New" w:hAnsi="Courier New" w:cs="Courier New"/>
+          <w:color w:val="545454"/>
+          <w:lang w:val="de-AT"/>
+        </w:rPr>
+        <w:t>:</w:t>
+      </w:r>
+      <w:r>
+        <w:rPr>
+          <w:rFonts w:ascii="Courier New" w:hAnsi="Courier New" w:cs="Courier New"/>
+          <w:color w:val="545454"/>
+          <w:lang w:val="de-AT"/>
+        </w:rPr>
+        <w:t xml:space="preserve"> </w:t>
+      </w:r>
+      <w:r>
+        <w:rPr>
+          <w:rFonts w:ascii="Courier New" w:hAnsi="Courier New" w:cs="Courier New"/>
+          <w:color w:val="008000"/>
+          <w:lang w:val="de-AT"/>
+        </w:rPr>
+        <w:t>f"{height_mm:</w:t>
+      </w:r>
+      <w:r>
+        <w:rPr>
+          <w:rFonts w:ascii="Courier New" w:hAnsi="Courier New" w:cs="Courier New"/>
+          <w:color w:val="AA5D00"/>
+          <w:lang w:val="de-AT"/>
+        </w:rPr>
+        <w:t>.1</w:t>
+      </w:r>
+      <w:r>
+        <w:rPr>
+          <w:rFonts w:ascii="Courier New" w:hAnsi="Courier New" w:cs="Courier New"/>
+          <w:color w:val="008000"/>
+          <w:lang w:val="de-AT"/>
+        </w:rPr>
+        <w:t>f} x {width_mm:</w:t>
+      </w:r>
+      <w:r>
+        <w:rPr>
+          <w:rFonts w:ascii="Courier New" w:hAnsi="Courier New" w:cs="Courier New"/>
+          <w:color w:val="AA5D00"/>
+          <w:lang w:val="de-AT"/>
+        </w:rPr>
+        <w:t>.1</w:t>
+      </w:r>
+      <w:r>
+        <w:rPr>
+          <w:rFonts w:ascii="Courier New" w:hAnsi="Courier New" w:cs="Courier New"/>
+          <w:color w:val="008000"/>
+          <w:lang w:val="de-AT"/>
+        </w:rPr>
+        <w:t>f} x</w:t>
+      </w:r>
+      <w:r>
+        <w:rPr>
+          <w:rFonts w:ascii="Courier New" w:hAnsi="Courier New" w:cs="Courier New"/>
+          <w:color w:val="008000"/>
+          <w:lang w:val="de-AT"/>
+        </w:rPr>
+        <w:t xml:space="preserve"> </w:t>
+      </w:r>
+      <w:r>
+        <w:rPr>
+          <w:rFonts w:ascii="Courier New" w:hAnsi="Courier New" w:cs="Courier New"/>
+          <w:color w:val="008000"/>
+          <w:lang w:val="de-AT"/>
+        </w:rPr>
+        <w:t>{hoehe_ueber_grund_obj:</w:t>
+      </w:r>
+      <w:r>
+        <w:rPr>
+          <w:rFonts w:ascii="Courier New" w:hAnsi="Courier New" w:cs="Courier New"/>
+          <w:color w:val="AA5D00"/>
+          <w:lang w:val="de-AT"/>
+        </w:rPr>
+        <w:t>.1</w:t>
+      </w:r>
+      <w:r>
+        <w:rPr>
+          <w:rFonts w:ascii="Courier New" w:hAnsi="Courier New" w:cs="Courier New"/>
+          <w:color w:val="008000"/>
+          <w:lang w:val="de-AT"/>
+        </w:rPr>
+        <w:t>f}"</w:t>
+      </w:r>
+      <w:r>
+        <w:rPr>
+          <w:rFonts w:ascii="Courier New" w:hAnsi="Courier New" w:cs="Courier New"/>
+          <w:color w:val="008000"/>
+          <w:lang w:val="de-AT"/>
+        </w:rPr>
+        <w:t>,</w:t>
+      </w:r>
+    </w:p>
+    <w:p>
+      <w:pPr>
+        <w:pBdr>
+          <w:top w:val="single" w:sz="4" w:space="1" w:color="auto"/>
+          <w:left w:val="single" w:sz="4" w:space="4" w:color="auto"/>
+          <w:bottom w:val="single" w:sz="4" w:space="1" w:color="auto"/>
+          <w:right w:val="single" w:sz="4" w:space="4" w:color="auto"/>
+        </w:pBdr>
+        <w:shd w:val="clear" w:color="auto" w:fill="FEFEFE"/>
+        <w:jc w:val="left"/>
+        <w:rPr>
+          <w:rFonts w:ascii="Courier New" w:hAnsi="Courier New" w:cs="Courier New"/>
+          <w:color w:val="696969"/>
+          <w:lang w:val="en-GB"/>
+        </w:rPr>
+      </w:pPr>
+      <w:r>
+        <w:rPr>
+          <w:rFonts w:ascii="Courier New" w:hAnsi="Courier New" w:cs="Courier New"/>
+          <w:color w:val="696969"/>
+          <w:lang w:val="de-AT"/>
+        </w:rPr>
+        <w:t xml:space="preserve">  </w:t>
+      </w:r>
+      <w:r>
+        <w:rPr>
+          <w:rFonts w:ascii="Courier New" w:hAnsi="Courier New" w:cs="Courier New"/>
+          <w:color w:val="696969"/>
+          <w:lang w:val="de-AT"/>
+        </w:rPr>
+        <w:t xml:space="preserve"> </w:t>
+      </w:r>
+      <w:r>
+        <w:rPr>
+          <w:rFonts w:ascii="Courier New" w:hAnsi="Courier New" w:cs="Courier New"/>
+          <w:color w:val="008000"/>
+          <w:lang w:val="de-AT"/>
+        </w:rPr>
+        <w:t>"error":</w:t>
+      </w:r>
+      <w:r>
+        <w:rPr>
+          <w:rFonts w:ascii="Courier New" w:hAnsi="Courier New" w:cs="Courier New"/>
+          <w:color w:val="696969"/>
+          <w:lang w:val="en-GB"/>
+        </w:rPr>
+        <w:t xml:space="preserve"> </w:t>
+      </w:r>
+      <w:r>
+        <w:rPr>
+          <w:rFonts w:ascii="Courier New" w:hAnsi="Courier New" w:cs="Courier New"/>
+          <w:color w:val="AA5D00"/>
+          <w:lang w:val="de-AT"/>
+        </w:rPr>
+        <w:t>None</w:t>
+      </w:r>
+      <w:r>
+        <w:rPr>
+          <w:rFonts w:ascii="Courier New" w:hAnsi="Courier New" w:cs="Courier New"/>
+          <w:color w:val="696969"/>
+          <w:lang w:val="en-GB"/>
+        </w:rPr>
+        <w:t>,</w:t>
+      </w:r>
+    </w:p>
+    <w:p>
+      <w:pPr>
+        <w:pBdr>
+          <w:top w:val="single" w:sz="4" w:space="1" w:color="auto"/>
+          <w:left w:val="single" w:sz="4" w:space="4" w:color="auto"/>
+          <w:bottom w:val="single" w:sz="4" w:space="1" w:color="auto"/>
+          <w:right w:val="single" w:sz="4" w:space="4" w:color="auto"/>
+        </w:pBdr>
+        <w:shd w:val="clear" w:color="auto" w:fill="FEFEFE"/>
+        <w:jc w:val="left"/>
+        <w:rPr>
+          <w:rFonts w:ascii="Courier New" w:hAnsi="Courier New" w:cs="Courier New"/>
+          <w:color w:val="696969"/>
+          <w:lang w:val="en-GB"/>
+        </w:rPr>
+      </w:pPr>
+      <w:r>
+        <w:rPr>
+          <w:rFonts w:ascii="Courier New" w:hAnsi="Courier New" w:cs="Courier New"/>
+          <w:color w:val="696969"/>
+          <w:lang w:val="en-GB"/>
+        </w:rPr>
+        <w:t xml:space="preserve">  </w:t>
+      </w:r>
+      <w:r>
+        <w:rPr>
+          <w:rFonts w:ascii="Courier New" w:hAnsi="Courier New" w:cs="Courier New"/>
+          <w:color w:val="696969"/>
+          <w:lang w:val="en-GB"/>
+        </w:rPr>
+        <w:t xml:space="preserve"> </w:t>
+      </w:r>
+      <w:r>
+        <w:rPr>
+          <w:rFonts w:ascii="Courier New" w:hAnsi="Courier New" w:cs="Courier New"/>
+          <w:color w:val="008000"/>
+          <w:lang w:val="de-AT"/>
+        </w:rPr>
+        <w:t>"</w:t>
+      </w:r>
+      <w:proofErr w:type="spellStart"/>
+      <w:r>
+        <w:rPr>
+          <w:rFonts w:ascii="Courier New" w:hAnsi="Courier New" w:cs="Courier New"/>
+          <w:color w:val="008000"/>
+          <w:lang w:val="de-AT"/>
+        </w:rPr>
+        <w:t>depth_frame</w:t>
+      </w:r>
+      <w:proofErr w:type="spellEnd"/>
+      <w:r>
+        <w:rPr>
+          <w:rFonts w:ascii="Courier New" w:hAnsi="Courier New" w:cs="Courier New"/>
+          <w:color w:val="008000"/>
+          <w:lang w:val="de-AT"/>
+        </w:rPr>
+        <w:t xml:space="preserve">": </w:t>
+      </w:r>
+      <w:r>
+        <w:rPr>
+          <w:rFonts w:ascii="Courier New" w:hAnsi="Courier New" w:cs="Courier New"/>
+          <w:color w:val="AA5D00"/>
+          <w:lang w:val="de-AT"/>
+        </w:rPr>
+        <w:t>None</w:t>
+      </w:r>
+    </w:p>
+    <w:p>
+      <w:pPr>
+        <w:pBdr>
+          <w:top w:val="single" w:sz="4" w:space="1" w:color="auto"/>
+          <w:left w:val="single" w:sz="4" w:space="4" w:color="auto"/>
+          <w:bottom w:val="single" w:sz="4" w:space="1" w:color="auto"/>
+          <w:right w:val="single" w:sz="4" w:space="4" w:color="auto"/>
+        </w:pBdr>
+        <w:shd w:val="clear" w:color="auto" w:fill="FEFEFE"/>
+        <w:jc w:val="left"/>
+        <w:rPr>
+          <w:rFonts w:ascii="Courier New" w:hAnsi="Courier New" w:cs="Courier New"/>
+          <w:color w:val="696969"/>
+          <w:lang w:val="en-GB"/>
+        </w:rPr>
+      </w:pPr>
+      <w:r>
+        <w:rPr>
+          <w:rFonts w:ascii="Courier New" w:hAnsi="Courier New" w:cs="Courier New"/>
+          <w:color w:val="696969"/>
+          <w:lang w:val="en-GB"/>
+        </w:rPr>
+        <w:t>}</w:t>
+      </w:r>
+    </w:p>
+    <w:p>
+      <w:pPr>
+        <w:pStyle w:val="Text"/>
+        <w:rPr>
+          <w:lang w:val="en-GB"/>
+        </w:rPr>
+      </w:pPr>
+      <w:r>
+        <w:rPr>
+          <w:lang w:val="en-GB"/>
+        </w:rPr>
         <w:br w:type="page"/>
       </w:r>
     </w:p>
@@ -11401,45 +12571,49 @@
       <w:pPr>
         <w:pStyle w:val="berschrift3"/>
       </w:pPr>
-      <w:bookmarkStart w:id="68" w:name="_Toc223637584"/>
-      <w:commentRangeStart w:id="69"/>
-      <w:commentRangeStart w:id="70"/>
+      <w:bookmarkStart w:id="70" w:name="_Toc223637584"/>
+      <w:commentRangeStart w:id="71"/>
       <w:r>
         <w:lastRenderedPageBreak/>
         <w:t>Bildverarbeitung mit Barcode Erkennung</w:t>
       </w:r>
-      <w:commentRangeEnd w:id="69"/>
+      <w:commentRangeEnd w:id="71"/>
       <w:r>
         <w:rPr>
           <w:rStyle w:val="Kommentarzeichen"/>
           <w:b w:val="0"/>
           <w:bCs w:val="0"/>
         </w:rPr>
-        <w:commentReference w:id="69"/>
-      </w:r>
-      <w:commentRangeEnd w:id="70"/>
+        <w:commentReference w:id="71"/>
+      </w:r>
+      <w:bookmarkEnd w:id="70"/>
+    </w:p>
+    <w:p>
+      <w:pPr>
+        <w:pStyle w:val="Text"/>
+        <w:rPr>
+          <w:lang w:val="de-AT" w:eastAsia="de-AT"/>
+        </w:rPr>
+      </w:pPr>
+      <w:commentRangeStart w:id="72"/>
+      <w:r>
+        <w:rPr>
+          <w:lang w:val="de-AT" w:eastAsia="de-AT"/>
+        </w:rPr>
+        <w:t xml:space="preserve">Für die Bildverarbeitung </w:t>
+      </w:r>
+      <w:commentRangeEnd w:id="72"/>
       <w:r>
         <w:rPr>
           <w:rStyle w:val="Kommentarzeichen"/>
-          <w:b w:val="0"/>
-          <w:bCs w:val="0"/>
-        </w:rPr>
-        <w:commentReference w:id="70"/>
-      </w:r>
-      <w:bookmarkEnd w:id="68"/>
-    </w:p>
-    <w:p>
-      <w:pPr>
-        <w:pStyle w:val="Text"/>
+        </w:rPr>
+        <w:commentReference w:id="72"/>
+      </w:r>
+      <w:r>
         <w:rPr>
           <w:lang w:val="de-AT" w:eastAsia="de-AT"/>
         </w:rPr>
-      </w:pPr>
-      <w:r>
-        <w:rPr>
-          <w:lang w:val="de-AT" w:eastAsia="de-AT"/>
-        </w:rPr>
-        <w:t>Für die Bildverarbeitung sind die aufgenommenen Kamerabilder eine zentrale Grundlage, da in diesen Barcodes bzw. QR-Codes erkannt und anschließend ausgelesen werden sollen. Der entwickelte 3D-Scanner verfügt über vier Kameraperspektiven, wodurch ein Objekt aus mehreren Blickwinkeln erfasst wird. Dadurch erhöht sich die Wahrscheinlichkeit, dass sich mindestens ein Barcode vollständig sichtbar im Bild befindet und korrekt erkannt werden kann. Ziel dieser automatischen Erkennung ist es, den manuellen Arbeitsaufwand zu reduzieren und eine eindeutige Identifikation der gescannten Objekte zu ermöglichen.</w:t>
+        <w:t>sind die aufgenommenen Kamerabilder eine zentrale Grundlage, da in diesen Barcodes bzw. QR-Codes erkannt und anschließend ausgelesen werden sollen. Der entwickelte 3D-Scanner verfügt über vier Kameraperspektiven, wodurch ein Objekt aus mehreren Blickwinkeln erfasst wird. Dadurch erhöht sich die Wahrscheinlichkeit, dass sich mindestens ein Barcode vollständig sichtbar im Bild befindet und korrekt erkannt werden kann. Ziel dieser automatischen Erkennung ist es, den manuellen Arbeitsaufwand zu reduzieren und eine eindeutige Identifikation der gescannten Objekte zu ermöglichen.</w:t>
       </w:r>
     </w:p>
     <w:p>
@@ -11607,7 +12781,7 @@
                     <pic:cNvPicPr/>
                   </pic:nvPicPr>
                   <pic:blipFill>
-                    <a:blip r:embed="rId56"/>
+                    <a:blip r:embed="rId55"/>
                     <a:stretch>
                       <a:fillRect/>
                     </a:stretch>
@@ -11823,7 +12997,7 @@
                     </pic:cNvPicPr>
                   </pic:nvPicPr>
                   <pic:blipFill>
-                    <a:blip r:embed="rId57" cstate="print">
+                    <a:blip r:embed="rId56" cstate="print">
                       <a:extLst>
                         <a:ext uri="{28A0092B-C50C-407E-A947-70E740481C1C}">
                           <a14:useLocalDpi xmlns:a14="http://schemas.microsoft.com/office/drawing/2010/main" val="0"/>
@@ -11937,6 +13111,7 @@
       </w:pPr>
       <w:r>
         <w:rPr>
+          <w:noProof/>
           <w:lang w:val="de-AT"/>
         </w:rPr>
         <w:drawing>
@@ -11957,7 +13132,7 @@
                     </pic:cNvPicPr>
                   </pic:nvPicPr>
                   <pic:blipFill>
-                    <a:blip r:embed="rId58" cstate="print">
+                    <a:blip r:embed="rId57" cstate="print">
                       <a:extLst>
                         <a:ext uri="{28A0092B-C50C-407E-A947-70E740481C1C}">
                           <a14:useLocalDpi xmlns:a14="http://schemas.microsoft.com/office/drawing/2010/main" val="0"/>
@@ -12035,6 +13210,9 @@
         <w:jc w:val="center"/>
       </w:pPr>
       <w:r>
+        <w:rPr>
+          <w:noProof/>
+        </w:rPr>
         <w:drawing>
           <wp:inline distT="0" distB="0" distL="0" distR="0" wp14:anchorId="5B38532F" wp14:editId="475810EF">
             <wp:extent cx="5358130" cy="1332706"/>
@@ -12051,7 +13229,7 @@
                     <pic:cNvPicPr/>
                   </pic:nvPicPr>
                   <pic:blipFill>
-                    <a:blip r:embed="rId59"/>
+                    <a:blip r:embed="rId58"/>
                     <a:stretch>
                       <a:fillRect/>
                     </a:stretch>
@@ -12151,22 +13329,22 @@
       <w:pPr>
         <w:pStyle w:val="berschrift3"/>
       </w:pPr>
-      <w:bookmarkStart w:id="71" w:name="_Toc223637585"/>
-      <w:commentRangeStart w:id="72"/>
+      <w:bookmarkStart w:id="73" w:name="_Toc223637585"/>
+      <w:commentRangeStart w:id="74"/>
       <w:r>
         <w:lastRenderedPageBreak/>
         <w:t>Gewichtserfassung</w:t>
       </w:r>
-      <w:commentRangeEnd w:id="72"/>
+      <w:commentRangeEnd w:id="74"/>
       <w:r>
         <w:rPr>
           <w:rStyle w:val="Kommentarzeichen"/>
           <w:b w:val="0"/>
           <w:bCs w:val="0"/>
         </w:rPr>
-        <w:commentReference w:id="72"/>
-      </w:r>
-      <w:bookmarkEnd w:id="71"/>
+        <w:commentReference w:id="74"/>
+      </w:r>
+      <w:bookmarkEnd w:id="73"/>
     </w:p>
     <w:p>
       <w:pPr>
@@ -12222,26 +13400,26 @@
       </w:r>
       <w:r>
         <w:rPr>
+          <w:rStyle w:val="Hervorhebung"/>
+        </w:rPr>
+        <w:t>NAU7802</w:t>
+      </w:r>
+      <w:r>
+        <w:t xml:space="preserve"> angeschlossen und über diesen Analog-Digital-Wandler ausgelesen. Die Kommunikation erfolgt über die </w:t>
+      </w:r>
+      <w:r>
+        <w:rPr>
           <w:bCs/>
         </w:rPr>
-        <w:t>NAU7802</w:t>
-      </w:r>
-      <w:r>
-        <w:t xml:space="preserve"> angeschlossen und über diesen Analog-Digital-Wandler ausgelesen. Die Kommunikation erfolgt über die </w:t>
+        <w:t>I²C-Schnittstelle</w:t>
+      </w:r>
+      <w:r>
+        <w:t xml:space="preserve">, welche vom </w:t>
       </w:r>
       <w:r>
         <w:rPr>
           <w:bCs/>
         </w:rPr>
-        <w:t>I²C-Schnittstelle</w:t>
-      </w:r>
-      <w:r>
-        <w:t xml:space="preserve">, welche vom </w:t>
-      </w:r>
-      <w:r>
-        <w:rPr>
-          <w:bCs/>
-        </w:rPr>
         <w:t>Raspberry Pi</w:t>
       </w:r>
       <w:r>
@@ -12253,24 +13431,37 @@
         <w:pStyle w:val="Text"/>
       </w:pPr>
       <w:r>
-        <w:t xml:space="preserve">Da die eingesetzten ADCs nur auf zwei mögliche I²C-Adressen (0x2A und 0x2B) konfiguriert werden können, kommt es beim Betrieb mehrerer Module am selben I²C-Bus zu Adresskonflikten. Zur Lösung dieses Problems wird ein </w:t>
-      </w:r>
-      <w:commentRangeStart w:id="73"/>
-      <w:r>
-        <w:rPr>
-          <w:bCs/>
-        </w:rPr>
-        <w:t>TCA9548A</w:t>
+        <w:t>Da die eingesetzten ADCs nur auf zwei mögliche I²C-Adressen (</w:t>
+      </w:r>
+      <w:r>
+        <w:rPr>
+          <w:rStyle w:val="Hervorhebung"/>
+        </w:rPr>
+        <w:t>0x2A</w:t>
+      </w:r>
+      <w:r>
+        <w:t xml:space="preserve"> und </w:t>
+      </w:r>
+      <w:r>
+        <w:rPr>
+          <w:rStyle w:val="Hervorhebung"/>
+        </w:rPr>
+        <w:t>0x2B</w:t>
+      </w:r>
+      <w:r>
+        <w:t>) konfiguriert werden können, kommt es beim Betrieb mehrerer Module am selben I²C-Bus zu Adresskonflikten. Zur Lösung dieses Problems wird ein</w:t>
+      </w:r>
+      <w:r>
+        <w:t xml:space="preserve"> Multiplexer mit der Bezeichnung</w:t>
       </w:r>
       <w:r>
         <w:t xml:space="preserve"> </w:t>
       </w:r>
-      <w:commentRangeEnd w:id="73"/>
-      <w:r>
-        <w:rPr>
-          <w:rStyle w:val="Kommentarzeichen"/>
-        </w:rPr>
-        <w:commentReference w:id="73"/>
+      <w:r>
+        <w:rPr>
+          <w:rStyle w:val="Hervorhebung"/>
+        </w:rPr>
+        <w:t xml:space="preserve">TCA9548A </w:t>
       </w:r>
       <w:r>
         <w:t>eingesetzt.</w:t>
@@ -12289,24 +13480,20 @@
         <w:t>Der</w:t>
       </w:r>
       <w:r>
+        <w:t xml:space="preserve"> M</w:t>
+      </w:r>
+      <w:r>
+        <w:t>UX</w:t>
+      </w:r>
+      <w:r>
+        <w:t xml:space="preserve"> ist ein</w:t>
+      </w:r>
+      <w:r>
         <w:t xml:space="preserve"> </w:t>
       </w:r>
-      <w:proofErr w:type="spellStart"/>
-      <w:r>
-        <w:t>Mux</w:t>
-      </w:r>
-      <w:proofErr w:type="spellEnd"/>
-      <w:r>
-        <w:t xml:space="preserve"> ist ein</w:t>
-      </w:r>
-      <w:r>
-        <w:t xml:space="preserve"> </w:t>
-      </w:r>
-      <w:proofErr w:type="gramStart"/>
-      <w:r>
-        <w:t>Multiplexer</w:t>
-      </w:r>
-      <w:proofErr w:type="gramEnd"/>
+      <w:r>
+        <w:t>Multiplexer,</w:t>
+      </w:r>
       <w:r>
         <w:t xml:space="preserve"> der es</w:t>
       </w:r>
@@ -12432,16 +13619,16 @@
       <w:r>
         <w:t>Die Initialisierung der ADCs erfolgt bei jedem Scanvorgang erneut, da die Zeitabstände zwischen den Messungen variieren können und de</w:t>
       </w:r>
-      <w:commentRangeStart w:id="74"/>
+      <w:commentRangeStart w:id="75"/>
       <w:r>
         <w:t>r Multiplexer jeweils neu konfiguriert werden muss.</w:t>
       </w:r>
-      <w:commentRangeEnd w:id="74"/>
+      <w:commentRangeEnd w:id="75"/>
       <w:r>
         <w:rPr>
           <w:rStyle w:val="Kommentarzeichen"/>
         </w:rPr>
-        <w:commentReference w:id="74"/>
+        <w:commentReference w:id="75"/>
       </w:r>
     </w:p>
     <w:p>
@@ -12865,42 +14052,26 @@
           <w:right w:val="single" w:sz="4" w:space="4" w:color="auto"/>
         </w:pBdr>
         <w:rPr>
-          <w:lang w:val="en-GB"/>
-        </w:rPr>
-      </w:pPr>
-      <w:r>
-        <w:rPr>
-          <w:lang w:val="en-GB"/>
+          <w:rStyle w:val="Hervorhebung"/>
+        </w:rPr>
+      </w:pPr>
+      <w:r>
+        <w:rPr>
+          <w:rStyle w:val="Hervorhebung"/>
         </w:rPr>
         <w:t>„</w:t>
       </w:r>
       <w:proofErr w:type="spellStart"/>
-      <w:proofErr w:type="gramStart"/>
-      <w:r>
-        <w:rPr>
-          <w:lang w:val="en-GB"/>
-        </w:rPr>
-        <w:t>weight</w:t>
-      </w:r>
-      <w:proofErr w:type="gramEnd"/>
-      <w:r>
-        <w:rPr>
-          <w:lang w:val="en-GB"/>
-        </w:rPr>
-        <w:t>_</w:t>
-      </w:r>
-      <w:proofErr w:type="gramStart"/>
-      <w:r>
-        <w:rPr>
-          <w:lang w:val="en-GB"/>
-        </w:rPr>
-        <w:t>calibration.json</w:t>
+      <w:r>
+        <w:rPr>
+          <w:rStyle w:val="Hervorhebung"/>
+        </w:rPr>
+        <w:t>weight_calibration.json</w:t>
       </w:r>
       <w:proofErr w:type="spellEnd"/>
-      <w:proofErr w:type="gramEnd"/>
-      <w:r>
-        <w:rPr>
-          <w:lang w:val="en-GB"/>
+      <w:r>
+        <w:rPr>
+          <w:rStyle w:val="Hervorhebung"/>
         </w:rPr>
         <w:t>“</w:t>
       </w:r>
@@ -13431,19 +14602,19 @@
           <w:lang w:eastAsia="de-AT"/>
         </w:rPr>
       </w:pPr>
-      <w:commentRangeStart w:id="75"/>
+      <w:commentRangeStart w:id="76"/>
       <w:r>
         <w:rPr>
           <w:lang w:eastAsia="de-AT"/>
         </w:rPr>
         <w:t>Abbildung</w:t>
       </w:r>
-      <w:commentRangeEnd w:id="75"/>
+      <w:commentRangeEnd w:id="76"/>
       <w:r>
         <w:rPr>
           <w:rStyle w:val="Kommentarzeichen"/>
         </w:rPr>
-        <w:commentReference w:id="75"/>
+        <w:commentReference w:id="76"/>
       </w:r>
     </w:p>
     <w:p>
@@ -13550,7 +14721,7 @@
                     </pic:cNvPicPr>
                   </pic:nvPicPr>
                   <pic:blipFill>
-                    <a:blip r:embed="rId60" cstate="print">
+                    <a:blip r:embed="rId59" cstate="print">
                       <a:extLst>
                         <a:ext uri="{28A0092B-C50C-407E-A947-70E740481C1C}">
                           <a14:useLocalDpi xmlns:a14="http://schemas.microsoft.com/office/drawing/2010/main" val="0"/>
@@ -13711,21 +14882,21 @@
       <w:pPr>
         <w:pStyle w:val="berschrift3"/>
       </w:pPr>
-      <w:bookmarkStart w:id="76" w:name="_Toc223637587"/>
-      <w:commentRangeStart w:id="77"/>
+      <w:bookmarkStart w:id="77" w:name="_Toc223637587"/>
+      <w:commentRangeStart w:id="78"/>
       <w:r>
         <w:lastRenderedPageBreak/>
         <w:t>User Interface für die Datenverarbeitung</w:t>
       </w:r>
-      <w:bookmarkEnd w:id="76"/>
-      <w:commentRangeEnd w:id="77"/>
+      <w:bookmarkEnd w:id="77"/>
+      <w:commentRangeEnd w:id="78"/>
       <w:r>
         <w:rPr>
           <w:rStyle w:val="Kommentarzeichen"/>
           <w:b w:val="0"/>
           <w:bCs w:val="0"/>
         </w:rPr>
-        <w:commentReference w:id="77"/>
+        <w:commentReference w:id="78"/>
       </w:r>
     </w:p>
     <w:p>
@@ -14658,12 +15829,12 @@
       <w:pPr>
         <w:pStyle w:val="berschrift2"/>
       </w:pPr>
-      <w:bookmarkStart w:id="78" w:name="_Toc223637588"/>
+      <w:bookmarkStart w:id="79" w:name="_Toc223637588"/>
       <w:r>
         <w:lastRenderedPageBreak/>
         <w:t>Weitere individuelle Abschnitte</w:t>
       </w:r>
-      <w:bookmarkEnd w:id="78"/>
+      <w:bookmarkEnd w:id="79"/>
       <w:r>
         <w:t xml:space="preserve"> </w:t>
       </w:r>
@@ -14728,12 +15899,12 @@
       <w:pPr>
         <w:pStyle w:val="berschrift2"/>
       </w:pPr>
-      <w:bookmarkStart w:id="79" w:name="_Toc223637590"/>
+      <w:bookmarkStart w:id="80" w:name="_Toc223637590"/>
       <w:r>
         <w:lastRenderedPageBreak/>
         <w:t>Zusammenfassung individueller Teil</w:t>
       </w:r>
-      <w:bookmarkEnd w:id="79"/>
+      <w:bookmarkEnd w:id="80"/>
     </w:p>
     <w:p>
       <w:pPr>
@@ -14865,7 +16036,7 @@
       <w:pPr>
         <w:pStyle w:val="Text"/>
         <w:sectPr>
-          <w:headerReference w:type="default" r:id="rId61"/>
+          <w:headerReference w:type="default" r:id="rId60"/>
           <w:pgSz w:w="11906" w:h="16838"/>
           <w:pgMar w:top="1417" w:right="1440" w:bottom="1134" w:left="1440" w:header="708" w:footer="708" w:gutter="0"/>
           <w:cols w:space="720"/>
@@ -14878,26 +16049,26 @@
       <w:pPr>
         <w:pStyle w:val="berschrift1"/>
       </w:pPr>
-      <w:bookmarkStart w:id="80" w:name="_Ref200468988"/>
-      <w:bookmarkStart w:id="81" w:name="_Ref200469530"/>
-      <w:bookmarkStart w:id="82" w:name="_Toc223637591"/>
+      <w:bookmarkStart w:id="81" w:name="_Ref200468988"/>
+      <w:bookmarkStart w:id="82" w:name="_Ref200469530"/>
+      <w:bookmarkStart w:id="83" w:name="_Toc223637591"/>
       <w:r>
         <w:lastRenderedPageBreak/>
         <w:t>Zusammenfassung und Ausblick</w:t>
       </w:r>
-      <w:bookmarkEnd w:id="80"/>
       <w:bookmarkEnd w:id="81"/>
       <w:bookmarkEnd w:id="82"/>
+      <w:bookmarkEnd w:id="83"/>
     </w:p>
     <w:p>
       <w:pPr>
         <w:pStyle w:val="berschrift2"/>
       </w:pPr>
-      <w:bookmarkStart w:id="83" w:name="_Toc223637592"/>
+      <w:bookmarkStart w:id="84" w:name="_Toc223637592"/>
       <w:r>
         <w:t>Zusammenfassung der gesamten Arbeit</w:t>
       </w:r>
-      <w:bookmarkEnd w:id="83"/>
+      <w:bookmarkEnd w:id="84"/>
     </w:p>
     <w:p>
       <w:pPr>
@@ -14912,6 +16083,191 @@
         </w:rPr>
         <w:t>(FV = Text)</w:t>
       </w:r>
+    </w:p>
+    <w:p>
+      <w:pPr>
+        <w:pStyle w:val="Text"/>
+      </w:pPr>
+    </w:p>
+    <w:p>
+      <w:pPr>
+        <w:pStyle w:val="Text"/>
+        <w:rPr>
+          <w:b/>
+        </w:rPr>
+      </w:pPr>
+      <w:r>
+        <w:rPr>
+          <w:b/>
+        </w:rPr>
+        <w:t>Gemessene Werte von Vans-Schuh:</w:t>
+      </w:r>
+    </w:p>
+    <w:p>
+      <w:pPr>
+        <w:pStyle w:val="Text"/>
+        <w:numPr>
+          <w:ilvl w:val="0"/>
+          <w:numId w:val="43"/>
+        </w:numPr>
+      </w:pPr>
+      <w:r>
+        <w:t>Länge: 114 mm</w:t>
+      </w:r>
+    </w:p>
+    <w:p>
+      <w:pPr>
+        <w:pStyle w:val="Text"/>
+        <w:numPr>
+          <w:ilvl w:val="0"/>
+          <w:numId w:val="43"/>
+        </w:numPr>
+      </w:pPr>
+      <w:r>
+        <w:t>Breite: 265 mm</w:t>
+      </w:r>
+    </w:p>
+    <w:p>
+      <w:pPr>
+        <w:pStyle w:val="Text"/>
+        <w:numPr>
+          <w:ilvl w:val="0"/>
+          <w:numId w:val="43"/>
+        </w:numPr>
+      </w:pPr>
+      <w:r>
+        <w:t xml:space="preserve">Höhe: 98 mm </w:t>
+      </w:r>
+    </w:p>
+    <w:p>
+      <w:pPr>
+        <w:pStyle w:val="Text"/>
+        <w:keepNext/>
+        <w:jc w:val="center"/>
+      </w:pPr>
+      <w:r>
+        <w:rPr>
+          <w:noProof/>
+        </w:rPr>
+        <w:drawing>
+          <wp:inline distT="0" distB="0" distL="0" distR="0" wp14:anchorId="3C8FB0A3" wp14:editId="6F783BC6">
+            <wp:extent cx="4385226" cy="1074420"/>
+            <wp:effectExtent l="0" t="0" r="0" b="0"/>
+            <wp:docPr id="1607923285" name="Grafik 1" descr="Ein Bild, das Text, Screenshot, Schrift enthält.&#10;&#10;KI-generierte Inhalte können fehlerhaft sein."/>
+            <wp:cNvGraphicFramePr>
+              <a:graphicFrameLocks xmlns:a="http://schemas.openxmlformats.org/drawingml/2006/main" noChangeAspect="1"/>
+            </wp:cNvGraphicFramePr>
+            <a:graphic xmlns:a="http://schemas.openxmlformats.org/drawingml/2006/main">
+              <a:graphicData uri="http://schemas.openxmlformats.org/drawingml/2006/picture">
+                <pic:pic xmlns:pic="http://schemas.openxmlformats.org/drawingml/2006/picture">
+                  <pic:nvPicPr>
+                    <pic:cNvPr id="1607923285" name="Grafik 1" descr="Ein Bild, das Text, Screenshot, Schrift enthält.&#10;&#10;KI-generierte Inhalte können fehlerhaft sein."/>
+                    <pic:cNvPicPr/>
+                  </pic:nvPicPr>
+                  <pic:blipFill>
+                    <a:blip r:embed="rId61"/>
+                    <a:stretch>
+                      <a:fillRect/>
+                    </a:stretch>
+                  </pic:blipFill>
+                  <pic:spPr>
+                    <a:xfrm>
+                      <a:off x="0" y="0"/>
+                      <a:ext cx="4411859" cy="1080945"/>
+                    </a:xfrm>
+                    <a:prstGeom prst="rect">
+                      <a:avLst/>
+                    </a:prstGeom>
+                  </pic:spPr>
+                </pic:pic>
+              </a:graphicData>
+            </a:graphic>
+          </wp:inline>
+        </w:drawing>
+      </w:r>
+    </w:p>
+    <w:p>
+      <w:pPr>
+        <w:pStyle w:val="Beschriftung"/>
+        <w:rPr>
+          <w:lang w:val="de-DE"/>
+        </w:rPr>
+      </w:pPr>
+      <w:r>
+        <w:rPr>
+          <w:lang w:val="de-DE"/>
+        </w:rPr>
+        <w:t xml:space="preserve">Abbildung </w:t>
+      </w:r>
+      <w:r>
+        <w:rPr>
+          <w:lang w:val="de-DE"/>
+        </w:rPr>
+        <w:fldChar w:fldCharType="begin"/>
+      </w:r>
+      <w:r>
+        <w:rPr>
+          <w:lang w:val="de-DE"/>
+        </w:rPr>
+        <w:instrText xml:space="preserve"> SEQ Abbildung \* ARABIC </w:instrText>
+      </w:r>
+      <w:r>
+        <w:rPr>
+          <w:lang w:val="de-DE"/>
+        </w:rPr>
+        <w:fldChar w:fldCharType="separate"/>
+      </w:r>
+      <w:r>
+        <w:rPr>
+          <w:noProof/>
+          <w:lang w:val="de-DE"/>
+        </w:rPr>
+        <w:t>6</w:t>
+      </w:r>
+      <w:r>
+        <w:rPr>
+          <w:lang w:val="de-DE"/>
+        </w:rPr>
+        <w:fldChar w:fldCharType="end"/>
+      </w:r>
+      <w:r>
+        <w:rPr>
+          <w:lang w:val="de-DE"/>
+        </w:rPr>
+        <w:t>: Ergebnis der Abmessungen</w:t>
+      </w:r>
+    </w:p>
+    <w:p>
+      <w:pPr>
+        <w:pStyle w:val="Text"/>
+        <w:jc w:val="center"/>
+      </w:pPr>
+    </w:p>
+    <w:p>
+      <w:pPr>
+        <w:pStyle w:val="Text"/>
+      </w:pPr>
+      <w:r>
+        <w:t xml:space="preserve">Die Messungen wurden unter nicht optimalen Lichtverhältnissen durchgeführt, wodurch geringfügige Abweichungen zum </w:t>
+      </w:r>
+      <w:proofErr w:type="spellStart"/>
+      <w:r>
+        <w:t>Realmaß</w:t>
+      </w:r>
+      <w:proofErr w:type="spellEnd"/>
+      <w:r>
+        <w:t xml:space="preserve"> entstanden. Insgesamt zeigt das Verfahren jedoch eine stabile und für die Anwendung ausreichende Genauigkeit.</w:t>
+      </w:r>
+    </w:p>
+    <w:p>
+      <w:pPr>
+        <w:pStyle w:val="Text"/>
+      </w:pPr>
+    </w:p>
+    <w:p>
+      <w:pPr>
+        <w:pStyle w:val="Text"/>
+      </w:pPr>
     </w:p>
     <w:p>
       <w:pPr>
@@ -14926,8 +16282,8 @@
           <w:color w:val="0066FF"/>
         </w:rPr>
         <w:drawing>
-          <wp:inline distT="0" distB="0" distL="0" distR="0" wp14:anchorId="612B9350" wp14:editId="1912DE27">
-            <wp:extent cx="5731510" cy="3637915"/>
+          <wp:inline distT="0" distB="0" distL="0" distR="0" wp14:anchorId="612B9350" wp14:editId="35D59469">
+            <wp:extent cx="2801227" cy="1778000"/>
             <wp:effectExtent l="0" t="0" r="0" b="0"/>
             <wp:docPr id="1065083219" name="Grafik 1" descr="Ein Bild, das Text, Screenshot enthält.&#10;&#10;KI-generierte Inhalte können fehlerhaft sein."/>
             <wp:cNvGraphicFramePr>
@@ -14949,7 +16305,7 @@
                   <pic:spPr>
                     <a:xfrm>
                       <a:off x="0" y="0"/>
-                      <a:ext cx="5731510" cy="3637915"/>
+                      <a:ext cx="2803601" cy="1779507"/>
                     </a:xfrm>
                     <a:prstGeom prst="rect">
                       <a:avLst/>
@@ -14976,8 +16332,8 @@
         </w:rPr>
         <w:lastRenderedPageBreak/>
         <w:drawing>
-          <wp:inline distT="0" distB="0" distL="0" distR="0" wp14:anchorId="3597A9BE" wp14:editId="18C91C21">
-            <wp:extent cx="5731510" cy="4028440"/>
+          <wp:inline distT="0" distB="0" distL="0" distR="0" wp14:anchorId="3597A9BE" wp14:editId="1A556E6F">
+            <wp:extent cx="4053840" cy="2849275"/>
             <wp:effectExtent l="0" t="0" r="0" b="0"/>
             <wp:docPr id="604162184" name="Grafik 1" descr="Ein Bild, das Text, Computer, Screenshot, Ausgabegerät enthält.&#10;&#10;KI-generierte Inhalte können fehlerhaft sein."/>
             <wp:cNvGraphicFramePr>
@@ -14999,7 +16355,7 @@
                   <pic:spPr>
                     <a:xfrm>
                       <a:off x="0" y="0"/>
-                      <a:ext cx="5731510" cy="4028440"/>
+                      <a:ext cx="4061347" cy="2854551"/>
                     </a:xfrm>
                     <a:prstGeom prst="rect">
                       <a:avLst/>
@@ -15017,6 +16373,7 @@
         <w:pStyle w:val="Text"/>
         <w:rPr>
           <w:color w:val="0066FF"/>
+          <w:lang w:val="de-AT"/>
         </w:rPr>
       </w:pPr>
       <w:r>
@@ -15025,8 +16382,8 @@
           <w:color w:val="0066FF"/>
         </w:rPr>
         <w:drawing>
-          <wp:inline distT="0" distB="0" distL="0" distR="0" wp14:anchorId="73EAC898" wp14:editId="06B0766E">
-            <wp:extent cx="3228410" cy="4304665"/>
+          <wp:inline distT="0" distB="0" distL="0" distR="0" wp14:anchorId="73EAC898" wp14:editId="4253F088">
+            <wp:extent cx="2362135" cy="3149600"/>
             <wp:effectExtent l="0" t="0" r="0" b="0"/>
             <wp:docPr id="1648256658" name="Grafik 2" descr="Ein Bild, das Elektronik, Text, Im Haus, Waage enthält.&#10;&#10;KI-generierte Inhalte können fehlerhaft sein."/>
             <wp:cNvGraphicFramePr>
@@ -15057,7 +16414,7 @@
                   <pic:spPr bwMode="auto">
                     <a:xfrm>
                       <a:off x="0" y="0"/>
-                      <a:ext cx="3233364" cy="4311271"/>
+                      <a:ext cx="2367508" cy="3156765"/>
                     </a:xfrm>
                     <a:prstGeom prst="rect">
                       <a:avLst/>
@@ -15073,6 +16430,68 @@
           </wp:inline>
         </w:drawing>
       </w:r>
+      <w:r>
+        <w:rPr>
+          <w:color w:val="0066FF"/>
+          <w:lang w:val="de-AT"/>
+        </w:rPr>
+        <w:drawing>
+          <wp:inline distT="0" distB="0" distL="0" distR="0" wp14:anchorId="57616C5C" wp14:editId="403EBFE1">
+            <wp:extent cx="2369227" cy="3157220"/>
+            <wp:effectExtent l="0" t="0" r="0" b="0"/>
+            <wp:docPr id="1276151025" name="Grafik 4" descr="Ein Bild, das Waage, Text, Elektronik enthält.&#10;&#10;KI-generierte Inhalte können fehlerhaft sein."/>
+            <wp:cNvGraphicFramePr>
+              <a:graphicFrameLocks xmlns:a="http://schemas.openxmlformats.org/drawingml/2006/main" noChangeAspect="1"/>
+            </wp:cNvGraphicFramePr>
+            <a:graphic xmlns:a="http://schemas.openxmlformats.org/drawingml/2006/main">
+              <a:graphicData uri="http://schemas.openxmlformats.org/drawingml/2006/picture">
+                <pic:pic xmlns:pic="http://schemas.openxmlformats.org/drawingml/2006/picture">
+                  <pic:nvPicPr>
+                    <pic:cNvPr id="1276151025" name="Grafik 4" descr="Ein Bild, das Waage, Text, Elektronik enthält.&#10;&#10;KI-generierte Inhalte können fehlerhaft sein."/>
+                    <pic:cNvPicPr>
+                      <a:picLocks noChangeAspect="1" noChangeArrowheads="1"/>
+                    </pic:cNvPicPr>
+                  </pic:nvPicPr>
+                  <pic:blipFill>
+                    <a:blip r:embed="rId65" cstate="print">
+                      <a:extLst>
+                        <a:ext uri="{28A0092B-C50C-407E-A947-70E740481C1C}">
+                          <a14:useLocalDpi xmlns:a14="http://schemas.microsoft.com/office/drawing/2010/main" val="0"/>
+                        </a:ext>
+                      </a:extLst>
+                    </a:blip>
+                    <a:srcRect/>
+                    <a:stretch>
+                      <a:fillRect/>
+                    </a:stretch>
+                  </pic:blipFill>
+                  <pic:spPr bwMode="auto">
+                    <a:xfrm>
+                      <a:off x="0" y="0"/>
+                      <a:ext cx="2370736" cy="3159231"/>
+                    </a:xfrm>
+                    <a:prstGeom prst="rect">
+                      <a:avLst/>
+                    </a:prstGeom>
+                    <a:noFill/>
+                    <a:ln>
+                      <a:noFill/>
+                    </a:ln>
+                  </pic:spPr>
+                </pic:pic>
+              </a:graphicData>
+            </a:graphic>
+          </wp:inline>
+        </w:drawing>
+      </w:r>
+    </w:p>
+    <w:p>
+      <w:pPr>
+        <w:pStyle w:val="Text"/>
+        <w:rPr>
+          <w:color w:val="0066FF"/>
+        </w:rPr>
+      </w:pPr>
     </w:p>
     <w:p>
       <w:pPr>
@@ -15096,8 +16515,8 @@
         </w:rPr>
         <w:lastRenderedPageBreak/>
         <w:drawing>
-          <wp:inline distT="0" distB="0" distL="0" distR="0" wp14:anchorId="5386A699" wp14:editId="5FED5DAE">
-            <wp:extent cx="5731510" cy="4032250"/>
+          <wp:inline distT="0" distB="0" distL="0" distR="0" wp14:anchorId="5386A699" wp14:editId="61B6FAFE">
+            <wp:extent cx="5394960" cy="3795479"/>
             <wp:effectExtent l="0" t="0" r="0" b="0"/>
             <wp:docPr id="341728143" name="Grafik 1" descr="Ein Bild, das Elektronik, Text, Screenshot, Computer enthält.&#10;&#10;KI-generierte Inhalte können fehlerhaft sein."/>
             <wp:cNvGraphicFramePr>
@@ -15111,7 +16530,7 @@
                     <pic:cNvPicPr/>
                   </pic:nvPicPr>
                   <pic:blipFill>
-                    <a:blip r:embed="rId65"/>
+                    <a:blip r:embed="rId66"/>
                     <a:stretch>
                       <a:fillRect/>
                     </a:stretch>
@@ -15119,7 +16538,7 @@
                   <pic:spPr>
                     <a:xfrm>
                       <a:off x="0" y="0"/>
-                      <a:ext cx="5731510" cy="4032250"/>
+                      <a:ext cx="5404464" cy="3802165"/>
                     </a:xfrm>
                     <a:prstGeom prst="rect">
                       <a:avLst/>
@@ -15137,6 +16556,7 @@
         <w:pStyle w:val="Text"/>
         <w:rPr>
           <w:color w:val="0066FF"/>
+          <w:lang w:val="de-AT"/>
         </w:rPr>
       </w:pPr>
       <w:r>
@@ -15145,8 +16565,8 @@
           <w:color w:val="0066FF"/>
         </w:rPr>
         <w:drawing>
-          <wp:inline distT="0" distB="0" distL="0" distR="0" wp14:anchorId="3BCC4450" wp14:editId="5DA10E5A">
-            <wp:extent cx="3519390" cy="4692650"/>
+          <wp:inline distT="0" distB="0" distL="0" distR="0" wp14:anchorId="3BCC4450" wp14:editId="27248CEA">
+            <wp:extent cx="2382375" cy="3176588"/>
             <wp:effectExtent l="0" t="0" r="0" b="0"/>
             <wp:docPr id="1248076157" name="Grafik 4" descr="Ein Bild, das Handtuch, Im Haus, Papiertuch, Toilettenpapier enthält.&#10;&#10;KI-generierte Inhalte können fehlerhaft sein."/>
             <wp:cNvGraphicFramePr>
@@ -15162,7 +16582,7 @@
                     </pic:cNvPicPr>
                   </pic:nvPicPr>
                   <pic:blipFill>
-                    <a:blip r:embed="rId66" cstate="print">
+                    <a:blip r:embed="rId67" cstate="print">
                       <a:extLst>
                         <a:ext uri="{28A0092B-C50C-407E-A947-70E740481C1C}">
                           <a14:useLocalDpi xmlns:a14="http://schemas.microsoft.com/office/drawing/2010/main" val="0"/>
@@ -15177,7 +16597,7 @@
                   <pic:spPr bwMode="auto">
                     <a:xfrm>
                       <a:off x="0" y="0"/>
-                      <a:ext cx="3523825" cy="4698564"/>
+                      <a:ext cx="2387436" cy="3183336"/>
                     </a:xfrm>
                     <a:prstGeom prst="rect">
                       <a:avLst/>
@@ -15193,19 +16613,80 @@
           </wp:inline>
         </w:drawing>
       </w:r>
-    </w:p>
-    <w:p>
-      <w:pPr>
-        <w:pStyle w:val="Text"/>
+      <w:r>
         <w:rPr>
           <w:color w:val="0066FF"/>
-        </w:rPr>
-      </w:pPr>
-      <w:r>
+          <w:lang w:val="de-AT"/>
+        </w:rPr>
+        <w:drawing>
+          <wp:inline distT="0" distB="0" distL="0" distR="0" wp14:anchorId="2EA01583" wp14:editId="4797D71F">
+            <wp:extent cx="2379070" cy="3175608"/>
+            <wp:effectExtent l="0" t="0" r="0" b="0"/>
+            <wp:docPr id="1207463695" name="Grafik 2" descr="Ein Bild, das Text, Papiertuch, Handtuch enthält.&#10;&#10;KI-generierte Inhalte können fehlerhaft sein."/>
+            <wp:cNvGraphicFramePr>
+              <a:graphicFrameLocks xmlns:a="http://schemas.openxmlformats.org/drawingml/2006/main" noChangeAspect="1"/>
+            </wp:cNvGraphicFramePr>
+            <a:graphic xmlns:a="http://schemas.openxmlformats.org/drawingml/2006/main">
+              <a:graphicData uri="http://schemas.openxmlformats.org/drawingml/2006/picture">
+                <pic:pic xmlns:pic="http://schemas.openxmlformats.org/drawingml/2006/picture">
+                  <pic:nvPicPr>
+                    <pic:cNvPr id="1207463695" name="Grafik 2" descr="Ein Bild, das Text, Papiertuch, Handtuch enthält.&#10;&#10;KI-generierte Inhalte können fehlerhaft sein."/>
+                    <pic:cNvPicPr>
+                      <a:picLocks noChangeAspect="1" noChangeArrowheads="1"/>
+                    </pic:cNvPicPr>
+                  </pic:nvPicPr>
+                  <pic:blipFill>
+                    <a:blip r:embed="rId68" cstate="print">
+                      <a:extLst>
+                        <a:ext uri="{28A0092B-C50C-407E-A947-70E740481C1C}">
+                          <a14:useLocalDpi xmlns:a14="http://schemas.microsoft.com/office/drawing/2010/main" val="0"/>
+                        </a:ext>
+                      </a:extLst>
+                    </a:blip>
+                    <a:srcRect/>
+                    <a:stretch>
+                      <a:fillRect/>
+                    </a:stretch>
+                  </pic:blipFill>
+                  <pic:spPr bwMode="auto">
+                    <a:xfrm>
+                      <a:off x="0" y="0"/>
+                      <a:ext cx="2396388" cy="3198724"/>
+                    </a:xfrm>
+                    <a:prstGeom prst="rect">
+                      <a:avLst/>
+                    </a:prstGeom>
+                    <a:noFill/>
+                    <a:ln>
+                      <a:noFill/>
+                    </a:ln>
+                  </pic:spPr>
+                </pic:pic>
+              </a:graphicData>
+            </a:graphic>
+          </wp:inline>
+        </w:drawing>
+      </w:r>
+    </w:p>
+    <w:p>
+      <w:pPr>
+        <w:pStyle w:val="Text"/>
         <w:rPr>
           <w:color w:val="0066FF"/>
         </w:rPr>
-        <w:lastRenderedPageBreak/>
+      </w:pPr>
+    </w:p>
+    <w:p>
+      <w:pPr>
+        <w:pStyle w:val="Text"/>
+        <w:rPr>
+          <w:color w:val="0066FF"/>
+        </w:rPr>
+      </w:pPr>
+      <w:r>
+        <w:rPr>
+          <w:color w:val="0066FF"/>
+        </w:rPr>
         <w:t xml:space="preserve">Bei Leerer </w:t>
       </w:r>
       <w:proofErr w:type="spellStart"/>
@@ -15229,6 +16710,7 @@
           <w:noProof/>
           <w:color w:val="0066FF"/>
         </w:rPr>
+        <w:lastRenderedPageBreak/>
         <w:drawing>
           <wp:inline distT="0" distB="0" distL="0" distR="0" wp14:anchorId="2AD0F7DA" wp14:editId="1F31E87E">
             <wp:extent cx="5731510" cy="4119245"/>
@@ -15245,7 +16727,7 @@
                     <pic:cNvPicPr/>
                   </pic:nvPicPr>
                   <pic:blipFill>
-                    <a:blip r:embed="rId67"/>
+                    <a:blip r:embed="rId69"/>
                     <a:stretch>
                       <a:fillRect/>
                     </a:stretch>
@@ -15306,12 +16788,12 @@
       <w:pPr>
         <w:pStyle w:val="berschrift2"/>
       </w:pPr>
-      <w:bookmarkStart w:id="84" w:name="_Toc223637593"/>
+      <w:bookmarkStart w:id="85" w:name="_Toc223637593"/>
       <w:r>
         <w:lastRenderedPageBreak/>
         <w:t>Ausblick</w:t>
       </w:r>
-      <w:bookmarkEnd w:id="84"/>
+      <w:bookmarkEnd w:id="85"/>
     </w:p>
     <w:p>
       <w:pPr>
@@ -15419,10 +16901,10 @@
       <w:pPr>
         <w:pStyle w:val="Text"/>
         <w:sectPr>
-          <w:headerReference w:type="default" r:id="rId68"/>
-          <w:footerReference w:type="default" r:id="rId69"/>
-          <w:headerReference w:type="first" r:id="rId70"/>
-          <w:footerReference w:type="first" r:id="rId71"/>
+          <w:headerReference w:type="default" r:id="rId70"/>
+          <w:footerReference w:type="default" r:id="rId71"/>
+          <w:headerReference w:type="first" r:id="rId72"/>
+          <w:footerReference w:type="first" r:id="rId73"/>
           <w:pgSz w:w="11906" w:h="16838"/>
           <w:pgMar w:top="1417" w:right="1440" w:bottom="1134" w:left="1440" w:header="708" w:footer="708" w:gutter="0"/>
           <w:cols w:space="720"/>
@@ -15435,14 +16917,14 @@
       <w:pPr>
         <w:pStyle w:val="berschrift1"/>
       </w:pPr>
-      <w:bookmarkStart w:id="85" w:name="_Ref200468159"/>
-      <w:bookmarkStart w:id="86" w:name="_Toc223637594"/>
+      <w:bookmarkStart w:id="86" w:name="_Ref200468159"/>
+      <w:bookmarkStart w:id="87" w:name="_Toc223637594"/>
       <w:r>
         <w:lastRenderedPageBreak/>
         <w:t>Erklärung der Eigenständigkeit</w:t>
       </w:r>
-      <w:bookmarkEnd w:id="85"/>
       <w:bookmarkEnd w:id="86"/>
+      <w:bookmarkEnd w:id="87"/>
     </w:p>
     <w:p>
       <w:pPr>
@@ -15575,10 +17057,10 @@
       <w:pPr>
         <w:pStyle w:val="Text"/>
         <w:sectPr>
-          <w:headerReference w:type="default" r:id="rId72"/>
-          <w:footerReference w:type="default" r:id="rId73"/>
-          <w:headerReference w:type="first" r:id="rId74"/>
-          <w:footerReference w:type="first" r:id="rId75"/>
+          <w:headerReference w:type="default" r:id="rId74"/>
+          <w:footerReference w:type="default" r:id="rId75"/>
+          <w:headerReference w:type="first" r:id="rId76"/>
+          <w:footerReference w:type="first" r:id="rId77"/>
           <w:pgSz w:w="11906" w:h="16838"/>
           <w:pgMar w:top="1417" w:right="1440" w:bottom="1134" w:left="1440" w:header="708" w:footer="708" w:gutter="0"/>
           <w:cols w:space="720"/>
@@ -15591,10 +17073,10 @@
       <w:pPr>
         <w:pStyle w:val="berschrift1"/>
         <w:sectPr>
-          <w:headerReference w:type="default" r:id="rId76"/>
-          <w:footerReference w:type="default" r:id="rId77"/>
-          <w:headerReference w:type="first" r:id="rId78"/>
-          <w:footerReference w:type="first" r:id="rId79"/>
+          <w:headerReference w:type="default" r:id="rId78"/>
+          <w:footerReference w:type="default" r:id="rId79"/>
+          <w:headerReference w:type="first" r:id="rId80"/>
+          <w:footerReference w:type="first" r:id="rId81"/>
           <w:pgSz w:w="11906" w:h="16838"/>
           <w:pgMar w:top="1417" w:right="1440" w:bottom="1134" w:left="1440" w:header="708" w:footer="708" w:gutter="0"/>
           <w:cols w:space="720"/>
@@ -15602,35 +17084,34 @@
           <w:docGrid w:type="lines" w:linePitch="360"/>
         </w:sectPr>
       </w:pPr>
-      <w:bookmarkStart w:id="87" w:name="_Ref200469499"/>
-      <w:bookmarkStart w:id="88" w:name="_Toc223637595"/>
+      <w:bookmarkStart w:id="88" w:name="_Ref200469499"/>
+      <w:bookmarkStart w:id="89" w:name="_Toc223637595"/>
       <w:r>
         <w:lastRenderedPageBreak/>
         <w:t>Arbeitsnachweise</w:t>
       </w:r>
-      <w:bookmarkEnd w:id="87"/>
       <w:bookmarkEnd w:id="88"/>
+      <w:bookmarkEnd w:id="89"/>
     </w:p>
     <w:p>
       <w:pPr>
         <w:pStyle w:val="berschrift1"/>
       </w:pPr>
-      <w:bookmarkStart w:id="89" w:name="_Toc84751256"/>
-      <w:bookmarkStart w:id="90" w:name="_Toc211138167"/>
-      <w:bookmarkStart w:id="91" w:name="_Toc211137922"/>
-      <w:bookmarkStart w:id="92" w:name="_Toc84757221"/>
-      <w:bookmarkStart w:id="93" w:name="_Toc210560305"/>
-      <w:bookmarkStart w:id="94" w:name="_Toc210560252"/>
-      <w:bookmarkStart w:id="95" w:name="_Ref210560064"/>
-      <w:bookmarkStart w:id="96" w:name="_Toc84751368"/>
-      <w:bookmarkStart w:id="97" w:name="_Ref200467937"/>
-      <w:bookmarkStart w:id="98" w:name="_Ref200469033"/>
-      <w:bookmarkStart w:id="99" w:name="_Toc223637596"/>
+      <w:bookmarkStart w:id="90" w:name="_Toc84751256"/>
+      <w:bookmarkStart w:id="91" w:name="_Toc211138167"/>
+      <w:bookmarkStart w:id="92" w:name="_Toc211137922"/>
+      <w:bookmarkStart w:id="93" w:name="_Toc84757221"/>
+      <w:bookmarkStart w:id="94" w:name="_Toc210560305"/>
+      <w:bookmarkStart w:id="95" w:name="_Toc210560252"/>
+      <w:bookmarkStart w:id="96" w:name="_Ref210560064"/>
+      <w:bookmarkStart w:id="97" w:name="_Toc84751368"/>
+      <w:bookmarkStart w:id="98" w:name="_Ref200467937"/>
+      <w:bookmarkStart w:id="99" w:name="_Ref200469033"/>
+      <w:bookmarkStart w:id="100" w:name="_Toc223637596"/>
       <w:r>
         <w:lastRenderedPageBreak/>
         <w:t>Verzeichnisse</w:t>
       </w:r>
-      <w:bookmarkEnd w:id="89"/>
       <w:bookmarkEnd w:id="90"/>
       <w:bookmarkEnd w:id="91"/>
       <w:bookmarkEnd w:id="92"/>
@@ -15641,6 +17122,7 @@
       <w:bookmarkEnd w:id="97"/>
       <w:bookmarkEnd w:id="98"/>
       <w:bookmarkEnd w:id="99"/>
+      <w:bookmarkEnd w:id="100"/>
       <w:r>
         <w:t xml:space="preserve"> </w:t>
       </w:r>
@@ -15649,28 +17131,28 @@
       <w:pPr>
         <w:pStyle w:val="berschrift2"/>
       </w:pPr>
-      <w:bookmarkStart w:id="100" w:name="_Toc210560306"/>
-      <w:bookmarkStart w:id="101" w:name="_Toc211138168"/>
-      <w:bookmarkStart w:id="102" w:name="_Toc84757222"/>
-      <w:bookmarkStart w:id="103" w:name="_Toc84751369"/>
-      <w:bookmarkStart w:id="104" w:name="_Toc84751257"/>
-      <w:bookmarkStart w:id="105" w:name="_Toc210560253"/>
-      <w:bookmarkStart w:id="106" w:name="_Toc211137923"/>
-      <w:bookmarkStart w:id="107" w:name="_Toc223637597"/>
+      <w:bookmarkStart w:id="101" w:name="_Toc210560306"/>
+      <w:bookmarkStart w:id="102" w:name="_Toc211138168"/>
+      <w:bookmarkStart w:id="103" w:name="_Toc84757222"/>
+      <w:bookmarkStart w:id="104" w:name="_Toc84751369"/>
+      <w:bookmarkStart w:id="105" w:name="_Toc84751257"/>
+      <w:bookmarkStart w:id="106" w:name="_Toc210560253"/>
+      <w:bookmarkStart w:id="107" w:name="_Toc211137923"/>
+      <w:bookmarkStart w:id="108" w:name="_Toc223637597"/>
       <w:r>
         <w:t>Literatur</w:t>
       </w:r>
-      <w:bookmarkEnd w:id="100"/>
       <w:bookmarkEnd w:id="101"/>
       <w:bookmarkEnd w:id="102"/>
       <w:bookmarkEnd w:id="103"/>
       <w:bookmarkEnd w:id="104"/>
       <w:bookmarkEnd w:id="105"/>
       <w:bookmarkEnd w:id="106"/>
+      <w:bookmarkEnd w:id="107"/>
       <w:r>
         <w:t>verzeichnis</w:t>
       </w:r>
-      <w:bookmarkEnd w:id="107"/>
+      <w:bookmarkEnd w:id="108"/>
       <w:r>
         <w:t xml:space="preserve"> </w:t>
       </w:r>
@@ -15706,18 +17188,17 @@
       <w:pPr>
         <w:pStyle w:val="berschrift2"/>
       </w:pPr>
-      <w:bookmarkStart w:id="108" w:name="_Toc84757225"/>
-      <w:bookmarkStart w:id="109" w:name="_Toc211138171"/>
-      <w:bookmarkStart w:id="110" w:name="_Toc211137927"/>
-      <w:bookmarkStart w:id="111" w:name="_Toc84751260"/>
-      <w:bookmarkStart w:id="112" w:name="_Toc210560307"/>
-      <w:bookmarkStart w:id="113" w:name="_Toc210560254"/>
-      <w:bookmarkStart w:id="114" w:name="_Toc84751372"/>
-      <w:bookmarkStart w:id="115" w:name="_Toc223637598"/>
+      <w:bookmarkStart w:id="109" w:name="_Toc84757225"/>
+      <w:bookmarkStart w:id="110" w:name="_Toc211138171"/>
+      <w:bookmarkStart w:id="111" w:name="_Toc211137927"/>
+      <w:bookmarkStart w:id="112" w:name="_Toc84751260"/>
+      <w:bookmarkStart w:id="113" w:name="_Toc210560307"/>
+      <w:bookmarkStart w:id="114" w:name="_Toc210560254"/>
+      <w:bookmarkStart w:id="115" w:name="_Toc84751372"/>
+      <w:bookmarkStart w:id="116" w:name="_Toc223637598"/>
       <w:r>
         <w:t>Abkürzungsverzeichnis</w:t>
       </w:r>
-      <w:bookmarkEnd w:id="108"/>
       <w:bookmarkEnd w:id="109"/>
       <w:bookmarkEnd w:id="110"/>
       <w:bookmarkEnd w:id="111"/>
@@ -15725,6 +17206,7 @@
       <w:bookmarkEnd w:id="113"/>
       <w:bookmarkEnd w:id="114"/>
       <w:bookmarkEnd w:id="115"/>
+      <w:bookmarkEnd w:id="116"/>
     </w:p>
     <w:p>
       <w:pPr>
@@ -15753,13 +17235,13 @@
         </w:rPr>
         <w:t>)</w:t>
       </w:r>
-      <w:bookmarkStart w:id="116" w:name="_Toc211138172"/>
-      <w:bookmarkStart w:id="117" w:name="_Toc211137928"/>
-      <w:bookmarkStart w:id="118" w:name="_Toc84757226"/>
-      <w:bookmarkStart w:id="119" w:name="_Toc84751373"/>
-      <w:bookmarkStart w:id="120" w:name="_Toc84751261"/>
-      <w:bookmarkStart w:id="121" w:name="_Toc210560308"/>
-      <w:bookmarkStart w:id="122" w:name="_Toc210560255"/>
+      <w:bookmarkStart w:id="117" w:name="_Toc211138172"/>
+      <w:bookmarkStart w:id="118" w:name="_Toc211137928"/>
+      <w:bookmarkStart w:id="119" w:name="_Toc84757226"/>
+      <w:bookmarkStart w:id="120" w:name="_Toc84751373"/>
+      <w:bookmarkStart w:id="121" w:name="_Toc84751261"/>
+      <w:bookmarkStart w:id="122" w:name="_Toc210560308"/>
+      <w:bookmarkStart w:id="123" w:name="_Toc210560255"/>
       <w:r>
         <w:rPr>
           <w:color w:val="0066FF"/>
@@ -15771,11 +17253,10 @@
       <w:pPr>
         <w:pStyle w:val="berschrift2"/>
       </w:pPr>
-      <w:bookmarkStart w:id="123" w:name="_Toc223637599"/>
+      <w:bookmarkStart w:id="124" w:name="_Toc223637599"/>
       <w:r>
         <w:t>Tabellen</w:t>
       </w:r>
-      <w:bookmarkEnd w:id="116"/>
       <w:bookmarkEnd w:id="117"/>
       <w:bookmarkEnd w:id="118"/>
       <w:bookmarkEnd w:id="119"/>
@@ -15783,6 +17264,7 @@
       <w:bookmarkEnd w:id="121"/>
       <w:bookmarkEnd w:id="122"/>
       <w:bookmarkEnd w:id="123"/>
+      <w:bookmarkEnd w:id="124"/>
     </w:p>
     <w:p>
       <w:pPr>
@@ -15816,28 +17298,28 @@
       <w:pPr>
         <w:pStyle w:val="berschrift2"/>
       </w:pPr>
-      <w:bookmarkStart w:id="124" w:name="_Toc210560256"/>
-      <w:bookmarkStart w:id="125" w:name="_Toc210560309"/>
-      <w:bookmarkStart w:id="126" w:name="_Toc211137929"/>
-      <w:bookmarkStart w:id="127" w:name="_Toc84757227"/>
-      <w:bookmarkStart w:id="128" w:name="_Toc84751374"/>
-      <w:bookmarkStart w:id="129" w:name="_Toc84751262"/>
-      <w:bookmarkStart w:id="130" w:name="_Toc211138173"/>
-      <w:bookmarkStart w:id="131" w:name="_Toc223637600"/>
+      <w:bookmarkStart w:id="125" w:name="_Toc210560256"/>
+      <w:bookmarkStart w:id="126" w:name="_Toc210560309"/>
+      <w:bookmarkStart w:id="127" w:name="_Toc211137929"/>
+      <w:bookmarkStart w:id="128" w:name="_Toc84757227"/>
+      <w:bookmarkStart w:id="129" w:name="_Toc84751374"/>
+      <w:bookmarkStart w:id="130" w:name="_Toc84751262"/>
+      <w:bookmarkStart w:id="131" w:name="_Toc211138173"/>
+      <w:bookmarkStart w:id="132" w:name="_Toc223637600"/>
       <w:r>
         <w:t>Abbildunge</w:t>
       </w:r>
-      <w:bookmarkEnd w:id="124"/>
       <w:bookmarkEnd w:id="125"/>
+      <w:bookmarkEnd w:id="126"/>
       <w:r>
         <w:t>n</w:t>
       </w:r>
-      <w:bookmarkEnd w:id="126"/>
       <w:bookmarkEnd w:id="127"/>
       <w:bookmarkEnd w:id="128"/>
       <w:bookmarkEnd w:id="129"/>
       <w:bookmarkEnd w:id="130"/>
       <w:bookmarkEnd w:id="131"/>
+      <w:bookmarkEnd w:id="132"/>
     </w:p>
     <w:p>
       <w:pPr>
@@ -15893,10 +17375,10 @@
           <w:color w:val="0066FF"/>
         </w:rPr>
         <w:sectPr>
-          <w:headerReference w:type="default" r:id="rId80"/>
-          <w:footerReference w:type="default" r:id="rId81"/>
-          <w:headerReference w:type="first" r:id="rId82"/>
-          <w:footerReference w:type="first" r:id="rId83"/>
+          <w:headerReference w:type="default" r:id="rId82"/>
+          <w:footerReference w:type="default" r:id="rId83"/>
+          <w:headerReference w:type="first" r:id="rId84"/>
+          <w:footerReference w:type="first" r:id="rId85"/>
           <w:pgSz w:w="11906" w:h="16838"/>
           <w:pgMar w:top="1417" w:right="1440" w:bottom="1134" w:left="1440" w:header="708" w:footer="708" w:gutter="0"/>
           <w:cols w:space="720"/>
@@ -15909,22 +17391,22 @@
       <w:pPr>
         <w:pStyle w:val="berschrift1"/>
       </w:pPr>
-      <w:bookmarkStart w:id="132" w:name="_Toc211138174"/>
-      <w:bookmarkStart w:id="133" w:name="_Toc211137930"/>
-      <w:bookmarkStart w:id="134" w:name="_Toc84751375"/>
-      <w:bookmarkStart w:id="135" w:name="_Toc84751263"/>
-      <w:bookmarkStart w:id="136" w:name="_Ref84675439"/>
-      <w:bookmarkStart w:id="137" w:name="_Toc223637601"/>
+      <w:bookmarkStart w:id="133" w:name="_Toc211138174"/>
+      <w:bookmarkStart w:id="134" w:name="_Toc211137930"/>
+      <w:bookmarkStart w:id="135" w:name="_Toc84751375"/>
+      <w:bookmarkStart w:id="136" w:name="_Toc84751263"/>
+      <w:bookmarkStart w:id="137" w:name="_Ref84675439"/>
+      <w:bookmarkStart w:id="138" w:name="_Toc223637601"/>
       <w:r>
         <w:lastRenderedPageBreak/>
         <w:t>Anhang</w:t>
       </w:r>
-      <w:bookmarkEnd w:id="132"/>
       <w:bookmarkEnd w:id="133"/>
       <w:bookmarkEnd w:id="134"/>
       <w:bookmarkEnd w:id="135"/>
       <w:bookmarkEnd w:id="136"/>
       <w:bookmarkEnd w:id="137"/>
+      <w:bookmarkEnd w:id="138"/>
     </w:p>
     <w:p>
       <w:pPr>
@@ -15933,8 +17415,8 @@
           <w:color w:val="0066FF"/>
         </w:rPr>
       </w:pPr>
-      <w:bookmarkStart w:id="138" w:name="_Ref210468443"/>
-      <w:bookmarkStart w:id="139" w:name="_Ref210464602"/>
+      <w:bookmarkStart w:id="139" w:name="_Ref210468443"/>
+      <w:bookmarkStart w:id="140" w:name="_Ref210464602"/>
       <w:r>
         <w:rPr>
           <w:color w:val="0066FF"/>
@@ -15955,8 +17437,8 @@
         </w:rPr>
         <w:t>) Optionales Kapitel. Hier werden Datenblätter, große Zeichnungen, Skizzen, Bilder, etc. eingefügt, die im Fließtext der vorigen Kapitel nicht eingefügt werden, da sie dort die Übersichtlichkeit bzw. Struktur dieser Kapitel verschlechtern würden.</w:t>
       </w:r>
-      <w:bookmarkEnd w:id="138"/>
       <w:bookmarkEnd w:id="139"/>
+      <w:bookmarkEnd w:id="140"/>
     </w:p>
     <w:p>
       <w:pPr>
@@ -15980,10 +17462,10 @@
       </w:pPr>
     </w:p>
     <w:sectPr>
-      <w:headerReference w:type="default" r:id="rId84"/>
-      <w:footerReference w:type="default" r:id="rId85"/>
-      <w:headerReference w:type="first" r:id="rId86"/>
-      <w:footerReference w:type="first" r:id="rId87"/>
+      <w:headerReference w:type="default" r:id="rId86"/>
+      <w:footerReference w:type="default" r:id="rId87"/>
+      <w:headerReference w:type="first" r:id="rId88"/>
+      <w:footerReference w:type="first" r:id="rId89"/>
       <w:pgSz w:w="11906" w:h="16838"/>
       <w:pgMar w:top="1417" w:right="1440" w:bottom="1134" w:left="1440" w:header="708" w:footer="708" w:gutter="0"/>
       <w:cols w:space="720"/>
@@ -16315,7 +17797,7 @@
       </w:r>
     </w:p>
   </w:comment>
-  <w:comment w:id="63" w:author="GRANEGGER Felix, SchülerIn" w:date="2026-03-10T20:11:00Z" w:initials="FG">
+  <w:comment w:id="63" w:author="GRANEGGER Felix, SchülerIn" w:date="2026-03-11T20:35:00Z" w:initials="FG">
     <w:p>
       <w:pPr>
         <w:pStyle w:val="Kommentartext"/>
@@ -16331,11 +17813,11 @@
         <w:rPr>
           <w:lang w:val="de-AT"/>
         </w:rPr>
-        <w:t>Im Anhang hinzufügen - kurze flussdiagramm</w:t>
+        <w:t>Nicht mehr ganz neu aber korrektur lesen</w:t>
       </w:r>
     </w:p>
   </w:comment>
-  <w:comment w:id="67" w:author="GRANEGGER Felix, SchülerIn" w:date="2026-02-26T20:30:00Z" w:initials="FG">
+  <w:comment w:id="64" w:author="GRANEGGER Felix, SchülerIn" w:date="2026-03-10T20:11:00Z" w:initials="FG">
     <w:p>
       <w:pPr>
         <w:pStyle w:val="Kommentartext"/>
@@ -16351,11 +17833,11 @@
         <w:rPr>
           <w:lang w:val="de-AT"/>
         </w:rPr>
-        <w:t>Spezifischer werden mit code ausschnitte</w:t>
+        <w:t>Im Anhang hinzufügen - kurze flussdiagramm</w:t>
       </w:r>
     </w:p>
   </w:comment>
-  <w:comment w:id="69" w:author="GRANEGGER Felix, SchülerIn" w:date="2026-03-03T14:53:00Z" w:initials="FG">
+  <w:comment w:id="68" w:author="GRANEGGER Felix, SchülerIn" w:date="2026-02-26T20:30:00Z" w:initials="FG">
     <w:p>
       <w:pPr>
         <w:pStyle w:val="Kommentartext"/>
@@ -16371,11 +17853,11 @@
         <w:rPr>
           <w:lang w:val="de-AT"/>
         </w:rPr>
-        <w:t>Schön schreiben</w:t>
+        <w:t>Spezifischer werden mit code ausschnitte</w:t>
       </w:r>
     </w:p>
   </w:comment>
-  <w:comment w:id="70" w:author="GRANEGGER Felix, SchülerIn" w:date="2026-03-03T14:55:00Z" w:initials="FG">
+  <w:comment w:id="69" w:author="GRANEGGER Felix, SchülerIn" w:date="2026-03-11T21:07:00Z" w:initials="FG">
     <w:p>
       <w:pPr>
         <w:pStyle w:val="Kommentartext"/>
@@ -16391,11 +17873,11 @@
         <w:rPr>
           <w:lang w:val="de-AT"/>
         </w:rPr>
-        <w:t>Verlängern auch noch</w:t>
+        <w:t>Ziemlich zufrieden (code immer gut aber braucht es nicht unbedingt)</w:t>
       </w:r>
     </w:p>
   </w:comment>
-  <w:comment w:id="72" w:author="GRANEGGER Felix, SchülerIn" w:date="2026-03-03T14:53:00Z" w:initials="FG">
+  <w:comment w:id="71" w:author="GRANEGGER Felix, SchülerIn" w:date="2026-03-03T14:53:00Z" w:initials="FG">
     <w:p>
       <w:pPr>
         <w:pStyle w:val="Kommentartext"/>
@@ -16411,11 +17893,16 @@
         <w:rPr>
           <w:lang w:val="de-AT"/>
         </w:rPr>
-        <w:t>Ki entfernen</w:t>
-      </w:r>
-    </w:p>
-  </w:comment>
-  <w:comment w:id="73" w:author="GRANEGGER Felix, SchülerIn" w:date="2026-03-10T13:52:00Z" w:initials="FG">
+        <w:t>Schön schreiben - vervollständigen</w:t>
+      </w:r>
+      <w:r>
+        <w:rPr>
+          <w:lang w:val="de-AT"/>
+        </w:rPr>
+        <w:br/>
+        <w:t xml:space="preserve">    Code ausschnitte</w:t>
+      </w:r>
+    </w:p>
     <w:p>
       <w:pPr>
         <w:pStyle w:val="Kommentartext"/>
@@ -16423,19 +17910,11 @@
       </w:pPr>
       <w:r>
         <w:rPr>
-          <w:rStyle w:val="Kommentarzeichen"/>
-        </w:rPr>
-        <w:annotationRef/>
-      </w:r>
-      <w:r>
-        <w:rPr>
           <w:lang w:val="de-AT"/>
         </w:rPr>
-        <w:t>Welchen genau??</w:t>
-      </w:r>
-    </w:p>
-  </w:comment>
-  <w:comment w:id="74" w:author="GRANEGGER Felix, SchülerIn" w:date="2026-03-03T14:40:00Z" w:initials="FG">
+        <w:t xml:space="preserve">    Bilder zu erklärung mit ROI Fenster</w:t>
+      </w:r>
+    </w:p>
     <w:p>
       <w:pPr>
         <w:pStyle w:val="Kommentartext"/>
@@ -16443,19 +17922,13 @@
       </w:pPr>
       <w:r>
         <w:rPr>
-          <w:rStyle w:val="Kommentarzeichen"/>
-        </w:rPr>
-        <w:annotationRef/>
-      </w:r>
-      <w:r>
-        <w:rPr>
           <w:lang w:val="de-AT"/>
         </w:rPr>
-        <w:t>überprüfen</w:t>
+        <w:t xml:space="preserve">    Faktoren wie padding und so genauer erklären</w:t>
       </w:r>
     </w:p>
   </w:comment>
-  <w:comment w:id="75" w:author="GRANEGGER Felix, SchülerIn" w:date="2026-03-10T13:55:00Z" w:initials="FG">
+  <w:comment w:id="72" w:author="GRANEGGER Felix, SchülerIn" w:date="2026-03-11T21:15:00Z" w:initials="FG">
     <w:p>
       <w:pPr>
         <w:pStyle w:val="Kommentartext"/>
@@ -16471,11 +17944,71 @@
         <w:rPr>
           <w:lang w:val="de-AT"/>
         </w:rPr>
+        <w:t>Bis hier wurde korrigiert - 11.03.2026</w:t>
+      </w:r>
+    </w:p>
+  </w:comment>
+  <w:comment w:id="74" w:author="GRANEGGER Felix, SchülerIn" w:date="2026-03-03T14:53:00Z" w:initials="FG">
+    <w:p>
+      <w:pPr>
+        <w:pStyle w:val="Kommentartext"/>
+        <w:jc w:val="left"/>
+      </w:pPr>
+      <w:r>
+        <w:rPr>
+          <w:rStyle w:val="Kommentarzeichen"/>
+        </w:rPr>
+        <w:annotationRef/>
+      </w:r>
+      <w:r>
+        <w:rPr>
+          <w:lang w:val="de-AT"/>
+        </w:rPr>
+        <w:t>Ki entfernen</w:t>
+      </w:r>
+    </w:p>
+  </w:comment>
+  <w:comment w:id="75" w:author="GRANEGGER Felix, SchülerIn" w:date="2026-03-03T14:40:00Z" w:initials="FG">
+    <w:p>
+      <w:pPr>
+        <w:pStyle w:val="Kommentartext"/>
+        <w:jc w:val="left"/>
+      </w:pPr>
+      <w:r>
+        <w:rPr>
+          <w:rStyle w:val="Kommentarzeichen"/>
+        </w:rPr>
+        <w:annotationRef/>
+      </w:r>
+      <w:r>
+        <w:rPr>
+          <w:lang w:val="de-AT"/>
+        </w:rPr>
+        <w:t>überprüfen</w:t>
+      </w:r>
+    </w:p>
+  </w:comment>
+  <w:comment w:id="76" w:author="GRANEGGER Felix, SchülerIn" w:date="2026-03-10T13:55:00Z" w:initials="FG">
+    <w:p>
+      <w:pPr>
+        <w:pStyle w:val="Kommentartext"/>
+        <w:jc w:val="left"/>
+      </w:pPr>
+      <w:r>
+        <w:rPr>
+          <w:rStyle w:val="Kommentarzeichen"/>
+        </w:rPr>
+        <w:annotationRef/>
+      </w:r>
+      <w:r>
+        <w:rPr>
+          <w:lang w:val="de-AT"/>
+        </w:rPr>
         <w:t>Hier ein ausschnitt der csv datei mit richtigen messergenissen und anzeige der Überschriften</w:t>
       </w:r>
     </w:p>
   </w:comment>
-  <w:comment w:id="77" w:author="GRANEGGER Felix, SchülerIn" w:date="2026-03-05T21:30:00Z" w:initials="FG">
+  <w:comment w:id="78" w:author="GRANEGGER Felix, SchülerIn" w:date="2026-03-05T21:30:00Z" w:initials="FG">
     <w:p>
       <w:pPr>
         <w:pStyle w:val="Kommentartext"/>
@@ -16511,12 +18044,13 @@
   <w15:commentEx w15:paraId="4A192756" w15:done="0"/>
   <w15:commentEx w15:paraId="597B687E" w15:done="0"/>
   <w15:commentEx w15:paraId="6E6481BD" w15:paraIdParent="597B687E" w15:done="0"/>
+  <w15:commentEx w15:paraId="770269BB" w15:paraIdParent="597B687E" w15:done="0"/>
   <w15:commentEx w15:paraId="0041BFF0" w15:done="0"/>
   <w15:commentEx w15:paraId="4350E179" w15:done="0"/>
+  <w15:commentEx w15:paraId="5249F485" w15:paraIdParent="4350E179" w15:done="0"/>
   <w15:commentEx w15:paraId="76D4A996" w15:done="0"/>
-  <w15:commentEx w15:paraId="11DBE143" w15:paraIdParent="76D4A996" w15:done="0"/>
+  <w15:commentEx w15:paraId="71E0EBA0" w15:done="0"/>
   <w15:commentEx w15:paraId="775156F2" w15:done="0"/>
-  <w15:commentEx w15:paraId="28B5AC17" w15:done="0"/>
   <w15:commentEx w15:paraId="3966106B" w15:done="0"/>
   <w15:commentEx w15:paraId="63BDED20" w15:done="0"/>
   <w15:commentEx w15:paraId="126FE310" w15:done="0"/>
@@ -16536,12 +18070,13 @@
   <w16cex:commentExtensible w16cex:durableId="02CEEAE4" w16cex:dateUtc="2026-02-18T19:53:00Z"/>
   <w16cex:commentExtensible w16cex:durableId="48B7EE91" w16cex:dateUtc="2026-03-10T14:00:00Z"/>
   <w16cex:commentExtensible w16cex:durableId="2119F9A4" w16cex:dateUtc="2026-03-10T14:22:00Z"/>
+  <w16cex:commentExtensible w16cex:durableId="71AACF6F" w16cex:dateUtc="2026-03-11T19:35:00Z"/>
   <w16cex:commentExtensible w16cex:durableId="70986559" w16cex:dateUtc="2026-03-10T19:11:00Z"/>
   <w16cex:commentExtensible w16cex:durableId="25BF1CEC" w16cex:dateUtc="2026-02-26T19:30:00Z"/>
+  <w16cex:commentExtensible w16cex:durableId="682DFDBE" w16cex:dateUtc="2026-03-11T20:07:00Z"/>
   <w16cex:commentExtensible w16cex:durableId="2F0D5A91" w16cex:dateUtc="2026-03-03T13:53:00Z"/>
-  <w16cex:commentExtensible w16cex:durableId="2492BA6D" w16cex:dateUtc="2026-03-03T13:55:00Z"/>
+  <w16cex:commentExtensible w16cex:durableId="192D8CB9" w16cex:dateUtc="2026-03-11T20:15:00Z"/>
   <w16cex:commentExtensible w16cex:durableId="28F10064" w16cex:dateUtc="2026-03-03T13:53:00Z"/>
-  <w16cex:commentExtensible w16cex:durableId="74672A0B" w16cex:dateUtc="2026-03-10T12:52:00Z"/>
   <w16cex:commentExtensible w16cex:durableId="46D6F6B3" w16cex:dateUtc="2026-03-03T13:40:00Z"/>
   <w16cex:commentExtensible w16cex:durableId="6C7B3964" w16cex:dateUtc="2026-03-10T12:55:00Z"/>
   <w16cex:commentExtensible w16cex:durableId="4DD3F4B5" w16cex:dateUtc="2026-03-05T20:30:00Z"/>
@@ -16561,12 +18096,13 @@
   <w16cid:commentId w16cid:paraId="4A192756" w16cid:durableId="02CEEAE4"/>
   <w16cid:commentId w16cid:paraId="597B687E" w16cid:durableId="48B7EE91"/>
   <w16cid:commentId w16cid:paraId="6E6481BD" w16cid:durableId="2119F9A4"/>
+  <w16cid:commentId w16cid:paraId="770269BB" w16cid:durableId="71AACF6F"/>
   <w16cid:commentId w16cid:paraId="0041BFF0" w16cid:durableId="70986559"/>
   <w16cid:commentId w16cid:paraId="4350E179" w16cid:durableId="25BF1CEC"/>
+  <w16cid:commentId w16cid:paraId="5249F485" w16cid:durableId="682DFDBE"/>
   <w16cid:commentId w16cid:paraId="76D4A996" w16cid:durableId="2F0D5A91"/>
-  <w16cid:commentId w16cid:paraId="11DBE143" w16cid:durableId="2492BA6D"/>
+  <w16cid:commentId w16cid:paraId="71E0EBA0" w16cid:durableId="192D8CB9"/>
   <w16cid:commentId w16cid:paraId="775156F2" w16cid:durableId="28F10064"/>
-  <w16cid:commentId w16cid:paraId="28B5AC17" w16cid:durableId="74672A0B"/>
   <w16cid:commentId w16cid:paraId="3966106B" w16cid:durableId="46D6F6B3"/>
   <w16cid:commentId w16cid:paraId="63BDED20" w16cid:durableId="6C7B3964"/>
   <w16cid:commentId w16cid:paraId="126FE310" w16cid:durableId="4DD3F4B5"/>
@@ -28307,6 +29843,47 @@
 </file>
 
 <file path=customXml/item1.xml><?xml version="1.0" encoding="utf-8"?>
+<?mso-contentType ?>
+<FormTemplates xmlns="http://schemas.microsoft.com/sharepoint/v3/contenttype/forms">
+  <Display>DocumentLibraryForm</Display>
+  <Edit>DocumentLibraryForm</Edit>
+  <New>DocumentLibraryForm</New>
+</FormTemplates>
+</file>
+
+<file path=customXml/item2.xml><?xml version="1.0" encoding="utf-8"?>
+<inkml:ink xmlns:inkml="http://www.w3.org/2003/InkML">
+  <inkml:definitions>
+    <inkml:context xml:id="ctx0">
+      <inkml:inkSource xml:id="inkSrc0">
+        <inkml:traceFormat>
+          <inkml:channel name="X" type="integer" min="-2.14748E9" max="2.14748E9" units="cm"/>
+          <inkml:channel name="Y" type="integer" min="-2.14748E9" max="2.14748E9" units="cm"/>
+          <inkml:channel name="F" type="integer" max="32767" units="dev"/>
+          <inkml:channel name="OA" type="integer" max="360" units="deg"/>
+          <inkml:channel name="OE" type="integer" max="90" units="deg"/>
+        </inkml:traceFormat>
+        <inkml:channelProperties>
+          <inkml:channelProperty channel="X" name="resolution" value="1000" units="1/cm"/>
+          <inkml:channelProperty channel="Y" name="resolution" value="1000" units="1/cm"/>
+          <inkml:channelProperty channel="F" name="resolution" value="0" units="1/dev"/>
+          <inkml:channelProperty channel="OA" name="resolution" value="1000" units="1/deg"/>
+          <inkml:channelProperty channel="OE" name="resolution" value="1000" units="1/deg"/>
+        </inkml:channelProperties>
+      </inkml:inkSource>
+      <inkml:timestamp xml:id="ts0" timeString="2025-06-10T16:08:50.568"/>
+    </inkml:context>
+    <inkml:brush xml:id="br0">
+      <inkml:brushProperty name="width" value="0.05" units="cm"/>
+      <inkml:brushProperty name="height" value="0.05" units="cm"/>
+      <inkml:brushProperty name="color" value="#E71224"/>
+    </inkml:brush>
+  </inkml:definitions>
+  <inkml:trace contextRef="#ctx0" brushRef="#br0">1236 239 3217 0 0,'-18'-44'2449'0'0,"11"24"-2251"0"0,-2 1 0 0 0,-14-27 0 0 0,19 39-210 0 0,-1 0 0 0 0,0 1-1 0 0,0 0 1 0 0,-1-1 0 0 0,0 2 0 0 0,0-1-1 0 0,0 1 1 0 0,0 0 0 0 0,-14-8-1 0 0,8 6-57 0 0,-1 1 0 0 0,1 1 1 0 0,-1 0-1 0 0,0 0 0 0 0,0 1 0 0 0,0 1 0 0 0,0 0 0 0 0,-1 1 0 0 0,-22-1 0 0 0,19 4-190 0 0,0 0-1 0 0,0 1 1 0 0,0 1-1 0 0,1 0 1 0 0,-1 1-1 0 0,1 1 1 0 0,-21 9-1 0 0,-37 17-295 0 0,-131 76-1 0 0,173-87 985 0 0,0 2 0 0 0,2 1 0 0 0,1 2 0 0 0,1 0 0 0 0,1 2 0 0 0,-28 37 0 0 0,-16 22-328 0 0,-54 78 18 0 0,113-145-112 0 0,0 0 1 0 0,2 1-1 0 0,1 0 0 0 0,0 0 0 0 0,2 1 1 0 0,0 0-1 0 0,-5 27 0 0 0,4 3 6 0 0,3 0-1 0 0,1 0 0 0 0,3 0 1 0 0,2 1-1 0 0,2-1 1 0 0,13 62-1 0 0,-11-89 37 0 0,1-1 0 0 0,2 1 0 0 0,0-1 0 0 0,1-1 0 0 0,1 0 0 0 0,2 0-1 0 0,0-1 1 0 0,1-1 0 0 0,1 0 0 0 0,1 0 0 0 0,25 25 0 0 0,-31-38 8 0 0,1 0 0 0 0,0-1 0 0 0,0 0 0 0 0,1-1-1 0 0,0 0 1 0 0,0 0 0 0 0,0-1 0 0 0,0 0 0 0 0,1-1 0 0 0,-1-1 0 0 0,1 0 0 0 0,23 1 0 0 0,0-2-27 0 0,-1-1 0 0 0,0-2 0 0 0,43-8 0 0 0,15-10 179 0 0,-1-4 0 0 0,111-46 0 0 0,-162 55-168 0 0,0 1-21 0 0,5-1 26 0 0,-2-3-1 0 0,45-23 0 0 0,-67 26 22 0 0,-1 0 0 0 0,0-2-1 0 0,-2 0 1 0 0,0-1 0 0 0,-1-1 0 0 0,0-1 0 0 0,-2 0-1 0 0,22-37 1 0 0,-28 39-39 0 0,0 1 1 0 0,-1-1-1 0 0,-1-1 0 0 0,-1 0 1 0 0,-1 1-1 0 0,0-2 0 0 0,-2 1 0 0 0,0 0 1 0 0,0-25-1 0 0,-2-13 167 0 0,-14-108-1 0 0,10 143-149 0 0,-1 0-1 0 0,0 1 1 0 0,-2-1-1 0 0,-1 1 1 0 0,-1 0-1 0 0,0 1 1 0 0,-1 0-1 0 0,-23-35 0 0 0,22 41 15 0 0,-1 0 0 0 0,0 0-1 0 0,-1 1 1 0 0,-1 0 0 0 0,0 1-1 0 0,0 1 1 0 0,-1 0 0 0 0,-1 1-1 0 0,0 0 1 0 0,0 1 0 0 0,-25-10-1 0 0,15 9-505 0 0,-1 1-1 0 0,0 2 1 0 0,0 0 0 0 0,-49-5-1 0 0,41 10-389 0 0</inkml:trace>
+</inkml:ink>
+</file>
+
+<file path=customXml/item3.xml><?xml version="1.0" encoding="utf-8"?>
 <ct:contentTypeSchema xmlns:ct="http://schemas.microsoft.com/office/2006/metadata/contentType" xmlns:ma="http://schemas.microsoft.com/office/2006/metadata/properties/metaAttributes" ct:_="" ma:_="" ma:contentTypeName="Dokument" ma:contentTypeID="0x01010025C71E9534E21E4A9F2CF33BA7DCE92D" ma:contentTypeVersion="3" ma:contentTypeDescription="Ein neues Dokument erstellen." ma:contentTypeScope="" ma:versionID="32b9bbdf2bbf4e0fb27a426421665337">
   <xsd:schema xmlns:xsd="http://www.w3.org/2001/XMLSchema" xmlns:xs="http://www.w3.org/2001/XMLSchema" xmlns:p="http://schemas.microsoft.com/office/2006/metadata/properties" xmlns:ns2="5a9e9855-01b6-487f-b294-67c59083cc31" targetNamespace="http://schemas.microsoft.com/office/2006/metadata/properties" ma:root="true" ma:fieldsID="ec87b9b32475f90c9dbf7ae918480825" ns2:_="">
     <xsd:import namespace="5a9e9855-01b6-487f-b294-67c59083cc31"/>
@@ -28444,43 +30021,13 @@
 </ct:contentTypeSchema>
 </file>
 
-<file path=customXml/item2.xml><?xml version="1.0" encoding="utf-8"?>
-<b:Sources xmlns:b="http://schemas.openxmlformats.org/officeDocument/2006/bibliography" xmlns="http://schemas.openxmlformats.org/officeDocument/2006/bibliography" SelectedStyle="\APASixthEditionOfficeOnline.xsl" StyleName="APA" Version="6"/>
+<file path=customXml/item4.xml><?xml version="1.0" encoding="utf-8"?>
+<p:properties xmlns:p="http://schemas.microsoft.com/office/2006/metadata/properties" xmlns:xsi="http://www.w3.org/2001/XMLSchema-instance" xmlns:pc="http://schemas.microsoft.com/office/infopath/2007/PartnerControls">
+  <documentManagement/>
+</p:properties>
 </file>
 
-<file path=customXml/item3.xml><?xml version="1.0" encoding="utf-8"?>
-<inkml:ink xmlns:inkml="http://www.w3.org/2003/InkML">
-  <inkml:definitions>
-    <inkml:context xml:id="ctx0">
-      <inkml:inkSource xml:id="inkSrc0">
-        <inkml:traceFormat>
-          <inkml:channel name="X" type="integer" min="-2.14748E9" max="2.14748E9" units="cm"/>
-          <inkml:channel name="Y" type="integer" min="-2.14748E9" max="2.14748E9" units="cm"/>
-          <inkml:channel name="F" type="integer" max="32767" units="dev"/>
-          <inkml:channel name="OA" type="integer" max="360" units="deg"/>
-          <inkml:channel name="OE" type="integer" max="90" units="deg"/>
-        </inkml:traceFormat>
-        <inkml:channelProperties>
-          <inkml:channelProperty channel="X" name="resolution" value="1000" units="1/cm"/>
-          <inkml:channelProperty channel="Y" name="resolution" value="1000" units="1/cm"/>
-          <inkml:channelProperty channel="F" name="resolution" value="0" units="1/dev"/>
-          <inkml:channelProperty channel="OA" name="resolution" value="1000" units="1/deg"/>
-          <inkml:channelProperty channel="OE" name="resolution" value="1000" units="1/deg"/>
-        </inkml:channelProperties>
-      </inkml:inkSource>
-      <inkml:timestamp xml:id="ts0" timeString="2025-06-10T16:08:50.568"/>
-    </inkml:context>
-    <inkml:brush xml:id="br0">
-      <inkml:brushProperty name="width" value="0.05" units="cm"/>
-      <inkml:brushProperty name="height" value="0.05" units="cm"/>
-      <inkml:brushProperty name="color" value="#E71224"/>
-    </inkml:brush>
-  </inkml:definitions>
-  <inkml:trace contextRef="#ctx0" brushRef="#br0">1236 239 3217 0 0,'-18'-44'2449'0'0,"11"24"-2251"0"0,-2 1 0 0 0,-14-27 0 0 0,19 39-210 0 0,-1 0 0 0 0,0 1-1 0 0,0 0 1 0 0,-1-1 0 0 0,0 2 0 0 0,0-1-1 0 0,0 1 1 0 0,0 0 0 0 0,-14-8-1 0 0,8 6-57 0 0,-1 1 0 0 0,1 1 1 0 0,-1 0-1 0 0,0 0 0 0 0,0 1 0 0 0,0 1 0 0 0,0 0 0 0 0,-1 1 0 0 0,-22-1 0 0 0,19 4-190 0 0,0 0-1 0 0,0 1 1 0 0,0 1-1 0 0,1 0 1 0 0,-1 1-1 0 0,1 1 1 0 0,-21 9-1 0 0,-37 17-295 0 0,-131 76-1 0 0,173-87 985 0 0,0 2 0 0 0,2 1 0 0 0,1 2 0 0 0,1 0 0 0 0,1 2 0 0 0,-28 37 0 0 0,-16 22-328 0 0,-54 78 18 0 0,113-145-112 0 0,0 0 1 0 0,2 1-1 0 0,1 0 0 0 0,0 0 0 0 0,2 1 1 0 0,0 0-1 0 0,-5 27 0 0 0,4 3 6 0 0,3 0-1 0 0,1 0 0 0 0,3 0 1 0 0,2 1-1 0 0,2-1 1 0 0,13 62-1 0 0,-11-89 37 0 0,1-1 0 0 0,2 1 0 0 0,0-1 0 0 0,1-1 0 0 0,1 0 0 0 0,2 0-1 0 0,0-1 1 0 0,1-1 0 0 0,1 0 0 0 0,1 0 0 0 0,25 25 0 0 0,-31-38 8 0 0,1 0 0 0 0,0-1 0 0 0,0 0 0 0 0,1-1-1 0 0,0 0 1 0 0,0 0 0 0 0,0-1 0 0 0,0 0 0 0 0,1-1 0 0 0,-1-1 0 0 0,1 0 0 0 0,23 1 0 0 0,0-2-27 0 0,-1-1 0 0 0,0-2 0 0 0,43-8 0 0 0,15-10 179 0 0,-1-4 0 0 0,111-46 0 0 0,-162 55-168 0 0,0 1-21 0 0,5-1 26 0 0,-2-3-1 0 0,45-23 0 0 0,-67 26 22 0 0,-1 0 0 0 0,0-2-1 0 0,-2 0 1 0 0,0-1 0 0 0,-1-1 0 0 0,0-1 0 0 0,-2 0-1 0 0,22-37 1 0 0,-28 39-39 0 0,0 1 1 0 0,-1-1-1 0 0,-1-1 0 0 0,-1 0 1 0 0,-1 1-1 0 0,0-2 0 0 0,-2 1 0 0 0,0 0 1 0 0,0-25-1 0 0,-2-13 167 0 0,-14-108-1 0 0,10 143-149 0 0,-1 0-1 0 0,0 1 1 0 0,-2-1-1 0 0,-1 1 1 0 0,-1 0-1 0 0,0 1 1 0 0,-1 0-1 0 0,-23-35 0 0 0,22 41 15 0 0,-1 0 0 0 0,0 0-1 0 0,-1 1 1 0 0,-1 0 0 0 0,0 1-1 0 0,0 1 1 0 0,-1 0 0 0 0,-1 1-1 0 0,0 0 1 0 0,0 1 0 0 0,-25-10-1 0 0,15 9-505 0 0,-1 1-1 0 0,0 2 1 0 0,0 0 0 0 0,-49-5-1 0 0,41 10-389 0 0</inkml:trace>
-</inkml:ink>
-</file>
-
-<file path=customXml/item4.xml><?xml version="1.0" encoding="utf-8"?>
+<file path=customXml/item5.xml><?xml version="1.0" encoding="utf-8"?>
 <inkml:ink xmlns:inkml="http://www.w3.org/2003/InkML">
   <inkml:definitions>
     <inkml:context xml:id="ctx0">
@@ -28524,22 +30071,7 @@
 </inkml:ink>
 </file>
 
-<file path=customXml/item5.xml><?xml version="1.0" encoding="utf-8"?>
-<?mso-contentType ?>
-<FormTemplates xmlns="http://schemas.microsoft.com/sharepoint/v3/contenttype/forms">
-  <Display>DocumentLibraryForm</Display>
-  <Edit>DocumentLibraryForm</Edit>
-  <New>DocumentLibraryForm</New>
-</FormTemplates>
-</file>
-
 <file path=customXml/item6.xml><?xml version="1.0" encoding="utf-8"?>
-<p:properties xmlns:p="http://schemas.microsoft.com/office/2006/metadata/properties" xmlns:xsi="http://www.w3.org/2001/XMLSchema-instance" xmlns:pc="http://schemas.microsoft.com/office/infopath/2007/PartnerControls">
-  <documentManagement/>
-</p:properties>
-</file>
-
-<file path=customXml/item7.xml><?xml version="1.0" encoding="utf-8"?>
 <inkml:ink xmlns:inkml="http://www.w3.org/2003/InkML">
   <inkml:definitions>
     <inkml:context xml:id="ctx0">
@@ -28573,7 +30105,27 @@
 </inkml:ink>
 </file>
 
+<file path=customXml/item7.xml><?xml version="1.0" encoding="utf-8"?>
+<b:Sources xmlns:b="http://schemas.openxmlformats.org/officeDocument/2006/bibliography" xmlns="http://schemas.openxmlformats.org/officeDocument/2006/bibliography" SelectedStyle="\APASixthEditionOfficeOnline.xsl" StyleName="APA" Version="6"/>
+</file>
+
 <file path=customXml/itemProps1.xml><?xml version="1.0" encoding="utf-8"?>
+<ds:datastoreItem xmlns:ds="http://schemas.openxmlformats.org/officeDocument/2006/customXml" ds:itemID="{6A655C0C-F4A3-4931-9F7F-84CBD61DCE8F}">
+  <ds:schemaRefs>
+    <ds:schemaRef ds:uri="http://schemas.microsoft.com/sharepoint/v3/contenttype/forms"/>
+  </ds:schemaRefs>
+</ds:datastoreItem>
+</file>
+
+<file path=customXml/itemProps2.xml><?xml version="1.0" encoding="utf-8"?>
+<ds:datastoreItem xmlns:ds="http://schemas.openxmlformats.org/officeDocument/2006/customXml" ds:itemID="{4B023D59-82BC-4D0F-A651-C98E01C1F15C}">
+  <ds:schemaRefs>
+    <ds:schemaRef ds:uri="http://www.w3.org/2003/InkML"/>
+  </ds:schemaRefs>
+</ds:datastoreItem>
+</file>
+
+<file path=customXml/itemProps3.xml><?xml version="1.0" encoding="utf-8"?>
 <ds:datastoreItem xmlns:ds="http://schemas.openxmlformats.org/officeDocument/2006/customXml" ds:itemID="{4B023D59-82BC-4D0F-A651-C98E01C1F15C}">
   <ds:schemaRefs>
     <ds:schemaRef ds:uri="http://schemas.microsoft.com/office/2006/metadata/contentType"/>
@@ -28591,39 +30143,7 @@
 </ds:datastoreItem>
 </file>
 
-<file path=customXml/itemProps2.xml><?xml version="1.0" encoding="utf-8"?>
-<ds:datastoreItem xmlns:ds="http://schemas.openxmlformats.org/officeDocument/2006/customXml" ds:itemID="{01D51A4F-7BE7-46DF-A7D0-BDB91C1C49A3}">
-  <ds:schemaRefs>
-    <ds:schemaRef ds:uri="http://schemas.openxmlformats.org/officeDocument/2006/bibliography"/>
-  </ds:schemaRefs>
-</ds:datastoreItem>
-</file>
-
-<file path=customXml/itemProps3.xml><?xml version="1.0" encoding="utf-8"?>
-<ds:datastoreItem xmlns:ds="http://schemas.openxmlformats.org/officeDocument/2006/customXml" ds:itemID="{4B023D59-82BC-4D0F-A651-C98E01C1F15C}">
-  <ds:schemaRefs>
-    <ds:schemaRef ds:uri="http://www.w3.org/2003/InkML"/>
-  </ds:schemaRefs>
-</ds:datastoreItem>
-</file>
-
 <file path=customXml/itemProps4.xml><?xml version="1.0" encoding="utf-8"?>
-<ds:datastoreItem xmlns:ds="http://schemas.openxmlformats.org/officeDocument/2006/customXml" ds:itemID="{4B023D59-82BC-4D0F-A651-C98E01C1F15C}">
-  <ds:schemaRefs>
-    <ds:schemaRef ds:uri="http://www.w3.org/2003/InkML"/>
-  </ds:schemaRefs>
-</ds:datastoreItem>
-</file>
-
-<file path=customXml/itemProps5.xml><?xml version="1.0" encoding="utf-8"?>
-<ds:datastoreItem xmlns:ds="http://schemas.openxmlformats.org/officeDocument/2006/customXml" ds:itemID="{6A655C0C-F4A3-4931-9F7F-84CBD61DCE8F}">
-  <ds:schemaRefs>
-    <ds:schemaRef ds:uri="http://schemas.microsoft.com/sharepoint/v3/contenttype/forms"/>
-  </ds:schemaRefs>
-</ds:datastoreItem>
-</file>
-
-<file path=customXml/itemProps6.xml><?xml version="1.0" encoding="utf-8"?>
 <ds:datastoreItem xmlns:ds="http://schemas.openxmlformats.org/officeDocument/2006/customXml" ds:itemID="{CE199482-6225-420D-8982-84EA3B0C446C}">
   <ds:schemaRefs>
     <ds:schemaRef ds:uri="http://schemas.microsoft.com/office/2006/metadata/properties"/>
@@ -28632,10 +30152,26 @@
 </ds:datastoreItem>
 </file>
 
-<file path=customXml/itemProps7.xml><?xml version="1.0" encoding="utf-8"?>
+<file path=customXml/itemProps5.xml><?xml version="1.0" encoding="utf-8"?>
+<ds:datastoreItem xmlns:ds="http://schemas.openxmlformats.org/officeDocument/2006/customXml" ds:itemID="{4B023D59-82BC-4D0F-A651-C98E01C1F15C}">
+  <ds:schemaRefs>
+    <ds:schemaRef ds:uri="http://www.w3.org/2003/InkML"/>
+  </ds:schemaRefs>
+</ds:datastoreItem>
+</file>
+
+<file path=customXml/itemProps6.xml><?xml version="1.0" encoding="utf-8"?>
 <ds:datastoreItem xmlns:ds="http://schemas.openxmlformats.org/officeDocument/2006/customXml" ds:itemID="{01D51A4F-7BE7-46DF-A7D0-BDB91C1C49A3}">
   <ds:schemaRefs>
     <ds:schemaRef ds:uri="http://www.w3.org/2003/InkML"/>
   </ds:schemaRefs>
 </ds:datastoreItem>
+</file>
+
+<file path=customXml/itemProps7.xml><?xml version="1.0" encoding="utf-8"?>
+<ds:datastoreItem xmlns:ds="http://schemas.openxmlformats.org/officeDocument/2006/customXml" ds:itemID="{01D51A4F-7BE7-46DF-A7D0-BDB91C1C49A3}">
+  <ds:schemaRefs>
+    <ds:schemaRef ds:uri="http://schemas.openxmlformats.org/officeDocument/2006/bibliography"/>
+  </ds:schemaRefs>
+</ds:datastoreItem>
 </file>
--- a/D_Documentation/Doku-Felix.docx
+++ b/D_Documentation/Doku-Felix.docx
@@ -222,17 +222,8 @@
           <w:b/>
           <w:color w:val="000000"/>
         </w:rPr>
-        <w:t xml:space="preserve">Höhere Technische Bundeslehr- und Versuchsanstalt </w:t>
-      </w:r>
-      <w:proofErr w:type="spellStart"/>
-      <w:r>
-        <w:rPr>
-          <w:b/>
-          <w:color w:val="000000"/>
-        </w:rPr>
-        <w:t>Anichstraße</w:t>
-      </w:r>
-      <w:proofErr w:type="spellEnd"/>
+        <w:t>Höhere Technische Bundeslehr- und Versuchsanstalt Anichstraße</w:t>
+      </w:r>
     </w:p>
     <w:p>
       <w:pPr>
@@ -576,21 +567,7 @@
         <w:rPr>
           <w:color w:val="000000"/>
         </w:rPr>
-        <w:t xml:space="preserve">Ansprechperson: </w:t>
-      </w:r>
-      <w:proofErr w:type="spellStart"/>
-      <w:r>
-        <w:rPr>
-          <w:color w:val="000000"/>
-        </w:rPr>
-        <w:t>Gogl</w:t>
-      </w:r>
-      <w:proofErr w:type="spellEnd"/>
-      <w:r>
-        <w:rPr>
-          <w:color w:val="000000"/>
-        </w:rPr>
-        <w:t xml:space="preserve"> Matthias</w:t>
+        <w:t>Ansprechperson: Gogl Matthias</w:t>
       </w:r>
     </w:p>
     <w:p>
@@ -786,63 +763,35 @@
         <w:rPr>
           <w:color w:val="0000FF"/>
         </w:rPr>
-        <w:t>Text: kurze Zusammenfassung der Diplomarbeit (</w:t>
-      </w:r>
-      <w:proofErr w:type="spellStart"/>
-      <w:r>
+        <w:t>Text: kurze Zusammenfassung der Diplomarbeit (max ½ Seite)</w:t>
+      </w:r>
+    </w:p>
+    <w:p>
+      <w:pPr>
+        <w:pStyle w:val="Text"/>
+        <w:rPr>
+          <w:b/>
+        </w:rPr>
+      </w:pPr>
+      <w:r>
+        <w:rPr>
+          <w:b/>
+        </w:rPr>
+        <w:t>Abstract</w:t>
+      </w:r>
+    </w:p>
+    <w:p>
+      <w:pPr>
+        <w:pStyle w:val="Text"/>
         <w:rPr>
           <w:color w:val="0000FF"/>
         </w:rPr>
-        <w:t>max</w:t>
-      </w:r>
-      <w:proofErr w:type="spellEnd"/>
+      </w:pPr>
       <w:r>
         <w:rPr>
           <w:color w:val="0000FF"/>
         </w:rPr>
-        <w:t xml:space="preserve"> ½ Seite)</w:t>
-      </w:r>
-    </w:p>
-    <w:p>
-      <w:pPr>
-        <w:pStyle w:val="Text"/>
-        <w:rPr>
-          <w:b/>
-        </w:rPr>
-      </w:pPr>
-      <w:r>
-        <w:rPr>
-          <w:b/>
-        </w:rPr>
-        <w:t>Abstract</w:t>
-      </w:r>
-    </w:p>
-    <w:p>
-      <w:pPr>
-        <w:pStyle w:val="Text"/>
-        <w:rPr>
-          <w:color w:val="0000FF"/>
-        </w:rPr>
-      </w:pPr>
-      <w:r>
-        <w:rPr>
-          <w:color w:val="0000FF"/>
-        </w:rPr>
-        <w:t>Text: kurze Zusammenfassung der Diplomarbeit (</w:t>
-      </w:r>
-      <w:proofErr w:type="spellStart"/>
-      <w:r>
-        <w:rPr>
-          <w:color w:val="0000FF"/>
-        </w:rPr>
-        <w:t>max</w:t>
-      </w:r>
-      <w:proofErr w:type="spellEnd"/>
-      <w:r>
-        <w:rPr>
-          <w:color w:val="0000FF"/>
-        </w:rPr>
-        <w:t xml:space="preserve"> ½ Seite)</w:t>
+        <w:t>Text: kurze Zusammenfassung der Diplomarbeit (max ½ Seite)</w:t>
       </w:r>
     </w:p>
     <w:p>
@@ -982,15 +931,7 @@
         <w:pStyle w:val="Text"/>
       </w:pPr>
       <w:r>
-        <w:t xml:space="preserve">Der Sperrvermerk wird dann ins Dokument eingebunden, wenn die Auftraggeberin, der Auftraggeber dies aus verständlichen Gründen vorgibt. WENN ein Sperrvermerk notwendig ist, dann werden die Seiten, die es betrifft in der Bibliotheksversion NICHT in die DA eingebunden (Vorgabe der HTL </w:t>
-      </w:r>
-      <w:proofErr w:type="spellStart"/>
-      <w:r>
-        <w:t>Anichstraße</w:t>
-      </w:r>
-      <w:proofErr w:type="spellEnd"/>
-      <w:r>
-        <w:t xml:space="preserve">), die Seiten bleiben LEER, damit beugen wir vor, dass ein gesperrtes Exemplar versehentlich öffentlich ausgegeben werden kann. Die Betreuerin, der Betreuer benötigen für die Notenfindung ein vollständiges Dokument. </w:t>
+        <w:t xml:space="preserve">Der Sperrvermerk wird dann ins Dokument eingebunden, wenn die Auftraggeberin, der Auftraggeber dies aus verständlichen Gründen vorgibt. WENN ein Sperrvermerk notwendig ist, dann werden die Seiten, die es betrifft in der Bibliotheksversion NICHT in die DA eingebunden (Vorgabe der HTL Anichstraße), die Seiten bleiben LEER, damit beugen wir vor, dass ein gesperrtes Exemplar versehentlich öffentlich ausgegeben werden kann. Die Betreuerin, der Betreuer benötigen für die Notenfindung ein vollständiges Dokument. </w:t>
       </w:r>
     </w:p>
     <w:p>
@@ -5084,23 +5025,7 @@
           <w:color w:val="0066FF"/>
           <w:szCs w:val="28"/>
         </w:rPr>
-        <w:t xml:space="preserve">Mithilfe der folgenden Messungen wird die Funktionalität der selbstgebauten Hardware geprüft. (Nicht: Ich habe Messungen </w:t>
-      </w:r>
-      <w:proofErr w:type="spellStart"/>
-      <w:r>
-        <w:rPr>
-          <w:color w:val="0066FF"/>
-          <w:szCs w:val="28"/>
-        </w:rPr>
-        <w:t>dürchgeführt</w:t>
-      </w:r>
-      <w:proofErr w:type="spellEnd"/>
-      <w:r>
-        <w:rPr>
-          <w:color w:val="0066FF"/>
-          <w:szCs w:val="28"/>
-        </w:rPr>
-        <w:t>…)</w:t>
+        <w:t>Mithilfe der folgenden Messungen wird die Funktionalität der selbstgebauten Hardware geprüft. (Nicht: Ich habe Messungen dürchgeführt…)</w:t>
       </w:r>
     </w:p>
     <w:p>
@@ -5234,15 +5159,7 @@
         <w:pStyle w:val="Text"/>
       </w:pPr>
       <w:r>
-        <w:t xml:space="preserve">Dabei werden die Kameras und Sensoren softwareseitig angesteuert, um die Länge, Breite, Höhe sowie das Gewicht der Artikel präzise zu bestimmen. Gleichzeitig </w:t>
-      </w:r>
-      <w:proofErr w:type="gramStart"/>
-      <w:r>
-        <w:t>erfolgt</w:t>
-      </w:r>
-      <w:proofErr w:type="gramEnd"/>
-      <w:r>
-        <w:t xml:space="preserve"> die automatische Erkennung und Auswertung von Barcode- und QR-Codes, wodurch manuelle Eingaben minimiert und Fehlerquellen reduziert werden. </w:t>
+        <w:t xml:space="preserve">Dabei werden die Kameras und Sensoren softwareseitig angesteuert, um die Länge, Breite, Höhe sowie das Gewicht der Artikel präzise zu bestimmen. Gleichzeitig erfolgt die automatische Erkennung und Auswertung von Barcode- und QR-Codes, wodurch manuelle Eingaben minimiert und Fehlerquellen reduziert werden. </w:t>
       </w:r>
     </w:p>
     <w:p>
@@ -5301,15 +5218,7 @@
       <w:bookmarkStart w:id="34" w:name="_Ref200464718"/>
       <w:r>
         <w:lastRenderedPageBreak/>
-        <w:t xml:space="preserve">Dokumentation </w:t>
-      </w:r>
-      <w:proofErr w:type="spellStart"/>
-      <w:r>
-        <w:t>Schiechtl</w:t>
-      </w:r>
-      <w:proofErr w:type="spellEnd"/>
-      <w:r>
-        <w:t xml:space="preserve"> Alexander</w:t>
+        <w:t>Dokumentation Schiechtl Alexander</w:t>
       </w:r>
       <w:bookmarkEnd w:id="33"/>
       <w:r>
@@ -5338,21 +5247,7 @@
         <w:rPr>
           <w:color w:val="0066FF"/>
         </w:rPr>
-        <w:t xml:space="preserve">(FV = Text) Einführung in den individuellen Teil der </w:t>
-      </w:r>
-      <w:proofErr w:type="spellStart"/>
-      <w:r>
-        <w:rPr>
-          <w:color w:val="0066FF"/>
-        </w:rPr>
-        <w:t>Schüler:in</w:t>
-      </w:r>
-      <w:proofErr w:type="spellEnd"/>
-      <w:r>
-        <w:rPr>
-          <w:color w:val="0066FF"/>
-        </w:rPr>
-        <w:t xml:space="preserve"> .</w:t>
+        <w:t>(FV = Text) Einführung in den individuellen Teil der Schüler:in .</w:t>
       </w:r>
     </w:p>
     <w:p>
@@ -5387,69 +5282,34 @@
         <w:rPr>
           <w:color w:val="0066FF"/>
         </w:rPr>
-        <w:t xml:space="preserve">Jedes Kapitel der DA beginnt mit der Überschrift1 (Ebene1), davor ist immer ein Abschnittswechsel einzufügen. Damit erhält man einerseits eine gute, übersichtliche Struktur des Dokuments, andererseits kann für jedes Kapitel eine spezifische Kopf- und Fußzeile erstellt werden. In der Kopfzeile steht der Titel des Kapitels (Mitte), in der Fußzeile der Name der </w:t>
-      </w:r>
-      <w:proofErr w:type="spellStart"/>
-      <w:r>
+        <w:t>Jedes Kapitel der DA beginnt mit der Überschrift1 (Ebene1), davor ist immer ein Abschnittswechsel einzufügen. Damit erhält man einerseits eine gute, übersichtliche Struktur des Dokuments, andererseits kann für jedes Kapitel eine spezifische Kopf- und Fußzeile erstellt werden. In der Kopfzeile steht der Titel des Kapitels (Mitte), in der Fußzeile der Name der Schüler:in (links), Kapitel Nr (Mitte), Seitenzahl (rechts).</w:t>
+      </w:r>
+    </w:p>
+    <w:p>
+      <w:pPr>
+        <w:pStyle w:val="berschrift2"/>
+      </w:pPr>
+      <w:bookmarkStart w:id="36" w:name="_Toc223637566"/>
+      <w:r>
+        <w:t>Theoretische Grundlagen</w:t>
+      </w:r>
+      <w:bookmarkEnd w:id="36"/>
+      <w:r>
+        <w:t xml:space="preserve"> </w:t>
+      </w:r>
+    </w:p>
+    <w:p>
+      <w:pPr>
+        <w:pStyle w:val="Text"/>
         <w:rPr>
           <w:color w:val="0066FF"/>
         </w:rPr>
-        <w:t>Schüler:in</w:t>
-      </w:r>
-      <w:proofErr w:type="spellEnd"/>
+      </w:pPr>
       <w:r>
         <w:rPr>
           <w:color w:val="0066FF"/>
         </w:rPr>
-        <w:t xml:space="preserve"> (links), Kapitel </w:t>
-      </w:r>
-      <w:proofErr w:type="spellStart"/>
-      <w:r>
-        <w:rPr>
-          <w:color w:val="0066FF"/>
-        </w:rPr>
-        <w:t>Nr</w:t>
-      </w:r>
-      <w:proofErr w:type="spellEnd"/>
-      <w:r>
-        <w:rPr>
-          <w:color w:val="0066FF"/>
-        </w:rPr>
-        <w:t xml:space="preserve"> (Mitte), Seitenzahl (rechts).</w:t>
-      </w:r>
-    </w:p>
-    <w:p>
-      <w:pPr>
-        <w:pStyle w:val="berschrift2"/>
-      </w:pPr>
-      <w:bookmarkStart w:id="36" w:name="_Toc223637566"/>
-      <w:r>
-        <w:t>Theoretische Grundlagen</w:t>
-      </w:r>
-      <w:bookmarkEnd w:id="36"/>
-      <w:r>
-        <w:t xml:space="preserve"> </w:t>
-      </w:r>
-    </w:p>
-    <w:p>
-      <w:pPr>
-        <w:pStyle w:val="Text"/>
-        <w:rPr>
-          <w:color w:val="0066FF"/>
-        </w:rPr>
-      </w:pPr>
-      <w:r>
-        <w:rPr>
-          <w:color w:val="0066FF"/>
-        </w:rPr>
-        <w:t xml:space="preserve">(FV = Text) Beschreibung der theoretischen Grundlagen. Wichtig dabei ist die Angabe der verwendeten Literatur- und Internetquellen, sowie die korrekte Angabe der Verwendung KI, wenn </w:t>
-      </w:r>
-      <w:proofErr w:type="gramStart"/>
-      <w:r>
-        <w:rPr>
-          <w:color w:val="0066FF"/>
-        </w:rPr>
-        <w:t xml:space="preserve">von dieser </w:t>
+        <w:t xml:space="preserve">(FV = Text) Beschreibung der theoretischen Grundlagen. Wichtig dabei ist die Angabe der verwendeten Literatur- und Internetquellen, sowie die korrekte Angabe der Verwendung KI, wenn von dieser </w:t>
       </w:r>
       <w:r>
         <w:rPr>
@@ -5458,7 +5318,6 @@
         </w:rPr>
         <w:t>fachliche Inhalte</w:t>
       </w:r>
-      <w:proofErr w:type="gramEnd"/>
       <w:r>
         <w:rPr>
           <w:color w:val="0066FF"/>
@@ -5539,23 +5398,7 @@
           <w:b/>
           <w:color w:val="0066FF"/>
         </w:rPr>
-        <w:t xml:space="preserve">blau </w:t>
-      </w:r>
-      <w:proofErr w:type="spellStart"/>
-      <w:r>
-        <w:rPr>
-          <w:b/>
-          <w:color w:val="0066FF"/>
-        </w:rPr>
-        <w:t>geschrieber</w:t>
-      </w:r>
-      <w:proofErr w:type="spellEnd"/>
-      <w:r>
-        <w:rPr>
-          <w:b/>
-          <w:color w:val="0066FF"/>
-        </w:rPr>
-        <w:t xml:space="preserve"> Text</w:t>
+        <w:t>blau geschrieber Text</w:t>
       </w:r>
       <w:r>
         <w:rPr>
@@ -6046,49 +5889,7 @@
         <w:rPr>
           <w:color w:val="0066FF"/>
         </w:rPr>
-        <w:t xml:space="preserve">Tabelle markieren -&gt; </w:t>
-      </w:r>
-      <w:proofErr w:type="spellStart"/>
-      <w:r>
-        <w:rPr>
-          <w:color w:val="0066FF"/>
-        </w:rPr>
-        <w:t>Rechsklick</w:t>
-      </w:r>
-      <w:proofErr w:type="spellEnd"/>
-      <w:r>
-        <w:rPr>
-          <w:color w:val="0066FF"/>
-        </w:rPr>
-        <w:t xml:space="preserve"> -&gt; „Beschriftung einfügen“ -&gt; Text eingeben (in erster Zeile „Beschriftung“ neben „Tabelle </w:t>
-      </w:r>
-      <w:proofErr w:type="spellStart"/>
-      <w:r>
-        <w:rPr>
-          <w:color w:val="0066FF"/>
-        </w:rPr>
-        <w:t>Nr</w:t>
-      </w:r>
-      <w:proofErr w:type="spellEnd"/>
-      <w:r>
-        <w:rPr>
-          <w:color w:val="0066FF"/>
-        </w:rPr>
-        <w:t xml:space="preserve">“: … Die Nummer der Tabelle wird automatisch erstellt. Als „Position“ wird „Unter dem </w:t>
-      </w:r>
-      <w:proofErr w:type="spellStart"/>
-      <w:r>
-        <w:rPr>
-          <w:color w:val="0066FF"/>
-        </w:rPr>
-        <w:t>ausgewähten</w:t>
-      </w:r>
-      <w:proofErr w:type="spellEnd"/>
-      <w:r>
-        <w:rPr>
-          <w:color w:val="0066FF"/>
-        </w:rPr>
-        <w:t xml:space="preserve"> Element“ wählen. </w:t>
+        <w:t xml:space="preserve">Tabelle markieren -&gt; Rechsklick -&gt; „Beschriftung einfügen“ -&gt; Text eingeben (in erster Zeile „Beschriftung“ neben „Tabelle Nr“: … Die Nummer der Tabelle wird automatisch erstellt. Als „Position“ wird „Unter dem ausgewähten Element“ wählen. </w:t>
       </w:r>
     </w:p>
     <w:p>
@@ -6128,33 +5929,11 @@
           <w:color w:val="0066FF"/>
         </w:rPr>
       </w:pPr>
-      <w:proofErr w:type="spellStart"/>
       <w:r>
         <w:rPr>
           <w:color w:val="0066FF"/>
         </w:rPr>
-        <w:t>jpg</w:t>
-      </w:r>
-      <w:proofErr w:type="spellEnd"/>
-      <w:r>
-        <w:rPr>
-          <w:color w:val="0066FF"/>
-        </w:rPr>
-        <w:t xml:space="preserve">, </w:t>
-      </w:r>
-      <w:proofErr w:type="spellStart"/>
-      <w:r>
-        <w:rPr>
-          <w:color w:val="0066FF"/>
-        </w:rPr>
-        <w:t>png</w:t>
-      </w:r>
-      <w:proofErr w:type="spellEnd"/>
-      <w:r>
-        <w:rPr>
-          <w:color w:val="0066FF"/>
-        </w:rPr>
-        <w:t xml:space="preserve"> und ähnliche Bilddateien werden mit „Einfügen“ -&gt; „Bilder“ -&gt; „Dieses Gerät (oder passende Quelle wählen)“ eingefügt. Idealerweise sind Bilder „zentriert“ zu platzieren.</w:t>
+        <w:t>jpg, png und ähnliche Bilddateien werden mit „Einfügen“ -&gt; „Bilder“ -&gt; „Dieses Gerät (oder passende Quelle wählen)“ eingefügt. Idealerweise sind Bilder „zentriert“ zu platzieren.</w:t>
       </w:r>
     </w:p>
     <w:p>
@@ -6491,35 +6270,7 @@
         <w:rPr>
           <w:color w:val="0066FF"/>
         </w:rPr>
-        <w:t xml:space="preserve">(FV = Text) Diese Abschnitte sind individuell </w:t>
-      </w:r>
-      <w:proofErr w:type="gramStart"/>
-      <w:r>
-        <w:rPr>
-          <w:color w:val="0066FF"/>
-        </w:rPr>
-        <w:t xml:space="preserve">mit Ihren </w:t>
-      </w:r>
-      <w:proofErr w:type="spellStart"/>
-      <w:r>
-        <w:rPr>
-          <w:color w:val="0066FF"/>
-        </w:rPr>
-        <w:t>Betreuer</w:t>
-      </w:r>
-      <w:proofErr w:type="gramEnd"/>
-      <w:r>
-        <w:rPr>
-          <w:color w:val="0066FF"/>
-        </w:rPr>
-        <w:t>:innen</w:t>
-      </w:r>
-      <w:proofErr w:type="spellEnd"/>
-      <w:r>
-        <w:rPr>
-          <w:color w:val="0066FF"/>
-        </w:rPr>
-        <w:t xml:space="preserve"> festzulegen.</w:t>
+        <w:t>(FV = Text) Diese Abschnitte sind individuell mit Ihren Betreuer:innen festzulegen.</w:t>
       </w:r>
     </w:p>
     <w:p>
@@ -6567,21 +6318,7 @@
         <w:rPr>
           <w:color w:val="0066FF"/>
         </w:rPr>
-        <w:t xml:space="preserve">(FV = Text) </w:t>
-      </w:r>
-      <w:proofErr w:type="gramStart"/>
-      <w:r>
-        <w:rPr>
-          <w:color w:val="0066FF"/>
-        </w:rPr>
-        <w:t>Hier</w:t>
-      </w:r>
-      <w:proofErr w:type="gramEnd"/>
-      <w:r>
-        <w:rPr>
-          <w:color w:val="0066FF"/>
-        </w:rPr>
-        <w:t xml:space="preserve"> werden die wichtigsten Fakten der individuellen Aufgabe des Schülers / der Schülerin kurz zusammengefasst werden.</w:t>
+        <w:t>(FV = Text) Hier werden die wichtigsten Fakten der individuellen Aufgabe des Schülers / der Schülerin kurz zusammengefasst werden.</w:t>
       </w:r>
     </w:p>
     <w:p>
@@ -6838,14 +6575,12 @@
         </w:rPr>
         <w:t xml:space="preserve">Als geplantes Ergebnis entsteht eine vollständig integrierte Softwarelösung, welche die Sensoransteuerung, Datenauswertung und Visualisierung </w:t>
       </w:r>
-      <w:proofErr w:type="gramStart"/>
       <w:r>
         <w:rPr>
           <w:lang w:eastAsia="de-AT"/>
         </w:rPr>
         <w:t>vereint</w:t>
       </w:r>
-      <w:proofErr w:type="gramEnd"/>
       <w:r>
         <w:rPr>
           <w:lang w:eastAsia="de-AT"/>
@@ -6953,21 +6688,27 @@
         <w:pStyle w:val="Text"/>
       </w:pPr>
       <w:r>
-        <w:t>Zu Beginn wir erläutert</w:t>
+        <w:t xml:space="preserve">Zu Beginn </w:t>
+      </w:r>
+      <w:commentRangeStart w:id="47"/>
+      <w:r>
+        <w:t>wir</w:t>
+      </w:r>
+      <w:commentRangeEnd w:id="47"/>
+      <w:r>
+        <w:rPr>
+          <w:rStyle w:val="Kommentarzeichen"/>
+        </w:rPr>
+        <w:commentReference w:id="47"/>
+      </w:r>
+      <w:r>
+        <w:t xml:space="preserve"> erläutert</w:t>
       </w:r>
       <w:r>
         <w:t xml:space="preserve">, wie </w:t>
       </w:r>
       <w:r>
-        <w:t xml:space="preserve">mithilfe eines </w:t>
-      </w:r>
-      <w:proofErr w:type="spellStart"/>
-      <w:r>
-        <w:t>Stera</w:t>
-      </w:r>
-      <w:proofErr w:type="spellEnd"/>
-      <w:r>
-        <w:t xml:space="preserve"> Vision Systems </w:t>
+        <w:t xml:space="preserve">mithilfe eines Stera Vision Systems </w:t>
       </w:r>
       <w:r>
         <w:t>räumliche Tiefe</w:t>
@@ -6998,13 +6739,8 @@
         <w:t xml:space="preserve"> Der Nächste Punkt ist dann die </w:t>
       </w:r>
       <w:r>
-        <w:t xml:space="preserve">Gewichtsmessung mit einer </w:t>
-      </w:r>
-      <w:proofErr w:type="spellStart"/>
-      <w:r>
-        <w:t>Wägezelle</w:t>
-      </w:r>
-      <w:proofErr w:type="spellEnd"/>
+        <w:t>Gewichtsmessung mit einer Wägezelle</w:t>
+      </w:r>
       <w:r>
         <w:t>. Ein wichtiger Punkt</w:t>
       </w:r>
@@ -7099,8 +6835,8 @@
       <w:pPr>
         <w:pStyle w:val="berschrift3"/>
       </w:pPr>
-      <w:bookmarkStart w:id="47" w:name="_Toc223637576"/>
-      <w:commentRangeStart w:id="48"/>
+      <w:bookmarkStart w:id="48" w:name="_Toc223637576"/>
+      <w:commentRangeStart w:id="49"/>
       <w:r>
         <w:lastRenderedPageBreak/>
         <w:t>Tiefenmessung mit Stereo</w:t>
@@ -7109,16 +6845,16 @@
         <w:noBreakHyphen/>
         <w:t xml:space="preserve">Vision </w:t>
       </w:r>
-      <w:commentRangeEnd w:id="48"/>
+      <w:commentRangeEnd w:id="49"/>
       <w:r>
         <w:rPr>
           <w:rStyle w:val="Kommentarzeichen"/>
           <w:b w:val="0"/>
           <w:bCs w:val="0"/>
         </w:rPr>
-        <w:commentReference w:id="48"/>
-      </w:r>
-      <w:bookmarkEnd w:id="47"/>
+        <w:commentReference w:id="49"/>
+      </w:r>
+      <w:bookmarkEnd w:id="48"/>
     </w:p>
     <w:p>
       <w:pPr>
@@ -7486,7 +7222,7 @@
                 <w:szCs w:val="22"/>
               </w:rPr>
             </w:pPr>
-            <w:commentRangeStart w:id="49"/>
+            <w:commentRangeStart w:id="50"/>
             <w:r>
               <w:rPr>
                 <w:rFonts w:cs="Arial"/>
@@ -7495,7 +7231,7 @@
               </w:rPr>
               <w:t xml:space="preserve">Distanz </w:t>
             </w:r>
-            <w:commentRangeEnd w:id="49"/>
+            <w:commentRangeEnd w:id="50"/>
             <w:r>
               <w:rPr>
                 <w:rStyle w:val="Kommentarzeichen"/>
@@ -7503,7 +7239,7 @@
                 <w:sz w:val="22"/>
                 <w:szCs w:val="22"/>
               </w:rPr>
-              <w:commentReference w:id="49"/>
+              <w:commentReference w:id="50"/>
             </w:r>
           </w:p>
         </w:tc>
@@ -7728,16 +7464,15 @@
                 <w:sz w:val="22"/>
                 <w:szCs w:val="22"/>
               </w:rPr>
-              <w:t xml:space="preserve">400P + </w:t>
-            </w:r>
-            <w:proofErr w:type="spellStart"/>
+              <w:t>400P + e</w:t>
+            </w:r>
             <w:r>
               <w:rPr>
                 <w:rFonts w:cs="Arial"/>
                 <w:sz w:val="22"/>
                 <w:szCs w:val="22"/>
               </w:rPr>
-              <w:t>e</w:t>
+              <w:t>x</w:t>
             </w:r>
             <w:r>
               <w:rPr>
@@ -7745,35 +7480,8 @@
                 <w:sz w:val="22"/>
                 <w:szCs w:val="22"/>
               </w:rPr>
-              <w:t>x</w:t>
-            </w:r>
-            <w:r>
-              <w:rPr>
-                <w:rFonts w:cs="Arial"/>
-                <w:sz w:val="22"/>
-                <w:szCs w:val="22"/>
-              </w:rPr>
-              <w:t>tended</w:t>
-            </w:r>
-            <w:proofErr w:type="spellEnd"/>
-            <w:r>
-              <w:rPr>
-                <w:rFonts w:cs="Arial"/>
-                <w:sz w:val="22"/>
-                <w:szCs w:val="22"/>
-              </w:rPr>
-              <w:t xml:space="preserve"> </w:t>
-            </w:r>
-            <w:proofErr w:type="spellStart"/>
-            <w:r>
-              <w:rPr>
-                <w:rFonts w:cs="Arial"/>
-                <w:sz w:val="22"/>
-                <w:szCs w:val="22"/>
-              </w:rPr>
-              <w:t>disp</w:t>
-            </w:r>
-            <w:proofErr w:type="spellEnd"/>
+              <w:t>tended disp</w:t>
+            </w:r>
           </w:p>
         </w:tc>
         <w:tc>
@@ -7798,18 +7506,8 @@
                 <w:sz w:val="22"/>
                 <w:szCs w:val="22"/>
               </w:rPr>
-              <w:t xml:space="preserve">400P </w:t>
-            </w:r>
-            <w:proofErr w:type="spellStart"/>
-            <w:r>
-              <w:rPr>
-                <w:rFonts w:cs="Arial"/>
-                <w:sz w:val="22"/>
-                <w:szCs w:val="22"/>
-              </w:rPr>
-              <w:t>or</w:t>
-            </w:r>
-            <w:proofErr w:type="spellEnd"/>
+              <w:t>400P or</w:t>
+            </w:r>
           </w:p>
           <w:p>
             <w:pPr>
@@ -7828,18 +7526,8 @@
                 <w:sz w:val="22"/>
                 <w:szCs w:val="22"/>
               </w:rPr>
-              <w:t xml:space="preserve">800P + </w:t>
-            </w:r>
-            <w:proofErr w:type="spellStart"/>
-            <w:r>
-              <w:rPr>
-                <w:rFonts w:cs="Arial"/>
-                <w:sz w:val="22"/>
-                <w:szCs w:val="22"/>
-              </w:rPr>
-              <w:t>extended</w:t>
-            </w:r>
-            <w:proofErr w:type="spellEnd"/>
+              <w:t>800P + extended</w:t>
+            </w:r>
           </w:p>
         </w:tc>
         <w:tc>
@@ -7939,10 +7627,7 @@
         <w:t>:</w:t>
       </w:r>
       <w:r>
-        <w:t xml:space="preserve"> </w:t>
-      </w:r>
-      <w:r>
-        <w:t>Eine einfarbige oder transparente Oberfläche erschwert der Kamera die zuverlässige Darstellung der Punkte, da Strukturen fehlen und Lichtreflexionen auftreten können.</w:t>
+        <w:t xml:space="preserve"> Eine einfarbige oder transparente Oberfläche erschwert der Kamera die zuverlässige Darstellung der Punkte, da Strukturen fehlen und Lichtreflexionen auftreten können.</w:t>
       </w:r>
     </w:p>
     <w:p>
@@ -7979,13 +7664,13 @@
       <w:pPr>
         <w:pStyle w:val="Text"/>
       </w:pPr>
-      <w:commentRangeStart w:id="50"/>
-      <w:commentRangeEnd w:id="50"/>
+      <w:commentRangeStart w:id="51"/>
+      <w:commentRangeEnd w:id="51"/>
       <w:r>
         <w:rPr>
           <w:rStyle w:val="Kommentarzeichen"/>
         </w:rPr>
-        <w:commentReference w:id="50"/>
+        <w:commentReference w:id="51"/>
       </w:r>
     </w:p>
     <w:p>
@@ -8180,11 +7865,7 @@
         <w:t>Bildern</w:t>
       </w:r>
       <w:r>
-        <w:t xml:space="preserve"> vielleicht </w:t>
-      </w:r>
-      <w:proofErr w:type="gramStart"/>
-      <w:r>
-        <w:t xml:space="preserve">bei </w:t>
+        <w:t xml:space="preserve"> vielleicht bei </w:t>
       </w:r>
       <w:r>
         <w:t>genaueren</w:t>
@@ -8195,7 +7876,6 @@
       <w:r>
         <w:t>Erklärung</w:t>
       </w:r>
-      <w:proofErr w:type="gramEnd"/>
       <w:r>
         <w:t xml:space="preserve"> von der </w:t>
       </w:r>
@@ -8291,11 +7971,9 @@
           <w:numId w:val="17"/>
         </w:numPr>
       </w:pPr>
-      <w:proofErr w:type="spellStart"/>
       <w:r>
         <w:t>Bounding</w:t>
       </w:r>
-      <w:proofErr w:type="spellEnd"/>
       <w:r>
         <w:noBreakHyphen/>
         <w:t>Box zur Beschreibung von Länge, Breite und Höhe</w:t>
@@ -8318,15 +7996,7 @@
         <w:pStyle w:val="Text"/>
       </w:pPr>
       <w:r>
-        <w:t xml:space="preserve">Typische Filtermethoden sind Mittelwertbildung, Medianfilter oder statistische </w:t>
-      </w:r>
-      <w:proofErr w:type="spellStart"/>
-      <w:r>
-        <w:t>Ausreißerentfernung</w:t>
-      </w:r>
-      <w:proofErr w:type="spellEnd"/>
-      <w:r>
-        <w:t>. Diese Verfahren reduzieren Messrauschen und verbessern die Stabilität der geometrischen Bestimmung.</w:t>
+        <w:t>Typische Filtermethoden sind Mittelwertbildung, Medianfilter oder statistische Ausreißerentfernung. Diese Verfahren reduzieren Messrauschen und verbessern die Stabilität der geometrischen Bestimmung.</w:t>
       </w:r>
     </w:p>
     <w:p>
@@ -8345,7 +8015,7 @@
           <w:bCs/>
         </w:rPr>
       </w:pPr>
-      <w:commentRangeStart w:id="51"/>
+      <w:commentRangeStart w:id="52"/>
       <w:r>
         <w:rPr>
           <w:b/>
@@ -8355,7 +8025,7 @@
         <w:t>Distanzabhängige Pixel-Umrechnung</w:t>
       </w:r>
     </w:p>
-    <w:commentRangeEnd w:id="51"/>
+    <w:commentRangeEnd w:id="52"/>
     <w:p>
       <w:pPr>
         <w:pStyle w:val="Text"/>
@@ -8364,7 +8034,7 @@
         <w:rPr>
           <w:rStyle w:val="Kommentarzeichen"/>
         </w:rPr>
-        <w:commentReference w:id="51"/>
+        <w:commentReference w:id="52"/>
       </w:r>
       <w:r>
         <w:t xml:space="preserve">Die Abmessungen eines Objekts werden </w:t>
@@ -8443,20 +8113,20 @@
       <w:pPr>
         <w:pStyle w:val="berschrift3"/>
       </w:pPr>
-      <w:bookmarkStart w:id="52" w:name="_Toc223637577"/>
-      <w:commentRangeStart w:id="53"/>
+      <w:bookmarkStart w:id="53" w:name="_Toc223637577"/>
+      <w:commentRangeStart w:id="54"/>
       <w:r>
         <w:lastRenderedPageBreak/>
         <w:t xml:space="preserve">Bildverarbeitung </w:t>
       </w:r>
-      <w:commentRangeEnd w:id="53"/>
+      <w:commentRangeEnd w:id="54"/>
       <w:r>
         <w:rPr>
           <w:rStyle w:val="Kommentarzeichen"/>
           <w:b w:val="0"/>
           <w:bCs w:val="0"/>
         </w:rPr>
-        <w:commentReference w:id="53"/>
+        <w:commentReference w:id="54"/>
       </w:r>
       <w:r>
         <w:t>und Code</w:t>
@@ -8465,7 +8135,7 @@
         <w:noBreakHyphen/>
         <w:t>Erkennung</w:t>
       </w:r>
-      <w:bookmarkEnd w:id="52"/>
+      <w:bookmarkEnd w:id="53"/>
     </w:p>
     <w:p>
       <w:pPr>
@@ -8491,16 +8161,8 @@
         <w:rPr>
           <w:b/>
         </w:rPr>
-        <w:t xml:space="preserve">Bildvorverarbeitung mit </w:t>
-      </w:r>
-      <w:proofErr w:type="spellStart"/>
-      <w:r>
-        <w:rPr>
-          <w:b/>
-        </w:rPr>
-        <w:t>OpenCV</w:t>
-      </w:r>
-      <w:proofErr w:type="spellEnd"/>
+        <w:t>Bildvorverarbeitung mit OpenCV</w:t>
+      </w:r>
     </w:p>
     <w:p>
       <w:pPr>
@@ -8519,15 +8181,7 @@
         <w:t>die</w:t>
       </w:r>
       <w:r>
-        <w:t xml:space="preserve"> Bibliothek </w:t>
-      </w:r>
-      <w:proofErr w:type="spellStart"/>
-      <w:r>
-        <w:t>OpenCV</w:t>
-      </w:r>
-      <w:proofErr w:type="spellEnd"/>
-      <w:r>
-        <w:t>. Sie stellt vielfältige Funktionen bereit, um Bilder für die weitere Verarbeitung vorzubereiten:</w:t>
+        <w:t xml:space="preserve"> Bibliothek OpenCV. Sie stellt vielfältige Funktionen bereit, um Bilder für die weitere Verarbeitung vorzubereiten:</w:t>
       </w:r>
     </w:p>
     <w:p>
@@ -8666,21 +8320,7 @@
         <w:rPr>
           <w:lang w:val="de-AT"/>
         </w:rPr>
-        <w:t xml:space="preserve"> um die von YOLO gelieferte </w:t>
-      </w:r>
-      <w:proofErr w:type="spellStart"/>
-      <w:r>
-        <w:rPr>
-          <w:lang w:val="de-AT"/>
-        </w:rPr>
-        <w:t>Bounding</w:t>
-      </w:r>
-      <w:proofErr w:type="spellEnd"/>
-      <w:r>
-        <w:rPr>
-          <w:lang w:val="de-AT"/>
-        </w:rPr>
-        <w:t xml:space="preserve"> Box: Ein zusätzlicher Rand schafft Toleranz, falls der Code nicht exakt mittig erkannt wurde oder die Box zu knapp bemessen ist.</w:t>
+        <w:t> um die von YOLO gelieferte Bounding Box: Ein zusätzlicher Rand schafft Toleranz, falls der Code nicht exakt mittig erkannt wurde oder die Box zu knapp bemessen ist.</w:t>
       </w:r>
     </w:p>
     <w:p>
@@ -8765,35 +8405,7 @@
         <w:rPr>
           <w:lang w:val="de-AT"/>
         </w:rPr>
-        <w:t> im engeren Sinne: Kontrastverstärkung (z. B. CLAHE), Schärfung (</w:t>
-      </w:r>
-      <w:proofErr w:type="spellStart"/>
-      <w:r>
-        <w:rPr>
-          <w:lang w:val="de-AT"/>
-        </w:rPr>
-        <w:t>Unsharp</w:t>
-      </w:r>
-      <w:proofErr w:type="spellEnd"/>
-      <w:r>
-        <w:rPr>
-          <w:lang w:val="de-AT"/>
-        </w:rPr>
-        <w:t xml:space="preserve"> </w:t>
-      </w:r>
-      <w:proofErr w:type="spellStart"/>
-      <w:r>
-        <w:rPr>
-          <w:lang w:val="de-AT"/>
-        </w:rPr>
-        <w:t>Masking</w:t>
-      </w:r>
-      <w:proofErr w:type="spellEnd"/>
-      <w:r>
-        <w:rPr>
-          <w:lang w:val="de-AT"/>
-        </w:rPr>
-        <w:t>), Invertierung können helfen, den Code besser vom Hintergrund zu trennen.</w:t>
+        <w:t> im engeren Sinne: Kontrastverstärkung (z. B. CLAHE), Schärfung (Unsharp Masking), Invertierung können helfen, den Code besser vom Hintergrund zu trennen.</w:t>
       </w:r>
     </w:p>
     <w:p>
@@ -8869,35 +8481,7 @@
         <w:rPr>
           <w:lang w:val="de-AT"/>
         </w:rPr>
-        <w:t>Ein moderner, robusterer Ansatz nutzt künstliche Intelligenz: das neuronale Netz YOLO (</w:t>
-      </w:r>
-      <w:proofErr w:type="spellStart"/>
-      <w:r>
-        <w:rPr>
-          <w:lang w:val="de-AT"/>
-        </w:rPr>
-        <w:t>You</w:t>
-      </w:r>
-      <w:proofErr w:type="spellEnd"/>
-      <w:r>
-        <w:rPr>
-          <w:lang w:val="de-AT"/>
-        </w:rPr>
-        <w:t xml:space="preserve"> Only Look Once) [Redmon et al., 2016]. YOLO wurde mit tausenden Bildern trainiert, in denen Barcodes und QR-Codes markiert waren. Es kann in einem einzigen Durchlauf alle Codes im Bild lokalisieren und ist dabei unempfindlich gegen Drehung, Größenänderung und schlechte Lichtverhältnisse. In diesem Projekt verwenden wir YOLOv8, ein vortrainiertes Modell, das speziell auf die Erkennung von Barcodes optimiert ist. Es liefert für jeden erkannten Code eine </w:t>
-      </w:r>
-      <w:proofErr w:type="spellStart"/>
-      <w:r>
-        <w:rPr>
-          <w:lang w:val="de-AT"/>
-        </w:rPr>
-        <w:t>Bounding</w:t>
-      </w:r>
-      <w:proofErr w:type="spellEnd"/>
-      <w:r>
-        <w:rPr>
-          <w:lang w:val="de-AT"/>
-        </w:rPr>
-        <w:t xml:space="preserve"> Box, also die genauen Bildkoordinaten.</w:t>
+        <w:t>Ein moderner, robusterer Ansatz nutzt künstliche Intelligenz: das neuronale Netz YOLO (You Only Look Once) [Redmon et al., 2016]. YOLO wurde mit tausenden Bildern trainiert, in denen Barcodes und QR-Codes markiert waren. Es kann in einem einzigen Durchlauf alle Codes im Bild lokalisieren und ist dabei unempfindlich gegen Drehung, Größenänderung und schlechte Lichtverhältnisse. In diesem Projekt verwenden wir YOLOv8, ein vortrainiertes Modell, das speziell auf die Erkennung von Barcodes optimiert ist. Es liefert für jeden erkannten Code eine Bounding Box, also die genauen Bildkoordinaten.</w:t>
       </w:r>
     </w:p>
     <w:p>
@@ -8916,133 +8500,63 @@
           <w:lang w:val="de-AT"/>
         </w:rPr>
         <w:lastRenderedPageBreak/>
-        <w:t xml:space="preserve">Decodierung mit </w:t>
-      </w:r>
-      <w:proofErr w:type="spellStart"/>
-      <w:r>
+        <w:t>Decodierung mit pyzbar / ZBar</w:t>
+      </w:r>
+    </w:p>
+    <w:p>
+      <w:pPr>
+        <w:pStyle w:val="Text"/>
+        <w:rPr>
+          <w:lang w:val="de-AT"/>
+        </w:rPr>
+      </w:pPr>
+      <w:r>
+        <w:rPr>
+          <w:lang w:val="de-AT"/>
+        </w:rPr>
+        <w:t>Sobald die Position des Codes bekannt ist, wird der entsprechende Bildausschnitt extrahiert. Nun muss der eigentliche Inhalt des Codes gelesen werden. Dafür kommt die Python-Bibliothek pyzbar zum Einsatz, die eine Schnittstelle zur etablierten C-Bibliothek ZBar bietet. ZBar analysiert die Hell-Dunkel-Muster im Bildausschnitt und wandelt sie zurück in Text oder Zahlen – unabhängig davon, ob es sich um einen eindimensionalen Strichcode (z. B. EAN, UPC) oder einen zweidimensionalen QR-Code handelt.</w:t>
+      </w:r>
+    </w:p>
+    <w:p>
+      <w:pPr>
+        <w:pStyle w:val="Text"/>
+        <w:rPr>
+          <w:lang w:val="de-AT"/>
+        </w:rPr>
+      </w:pPr>
+    </w:p>
+    <w:p>
+      <w:pPr>
+        <w:pStyle w:val="Text"/>
         <w:rPr>
           <w:b/>
           <w:bCs/>
           <w:lang w:val="de-AT"/>
         </w:rPr>
-        <w:t>pyzbar</w:t>
-      </w:r>
-      <w:proofErr w:type="spellEnd"/>
+      </w:pPr>
       <w:r>
         <w:rPr>
           <w:b/>
           <w:bCs/>
           <w:lang w:val="de-AT"/>
         </w:rPr>
-        <w:t xml:space="preserve"> / </w:t>
-      </w:r>
-      <w:proofErr w:type="spellStart"/>
+        <w:t xml:space="preserve">Programm </w:t>
+      </w:r>
+      <w:commentRangeStart w:id="55"/>
       <w:r>
         <w:rPr>
           <w:b/>
           <w:bCs/>
           <w:lang w:val="de-AT"/>
         </w:rPr>
-        <w:t>ZBar</w:t>
-      </w:r>
-      <w:proofErr w:type="spellEnd"/>
-    </w:p>
-    <w:p>
-      <w:pPr>
-        <w:pStyle w:val="Text"/>
-        <w:rPr>
-          <w:lang w:val="de-AT"/>
-        </w:rPr>
-      </w:pPr>
-      <w:r>
-        <w:rPr>
-          <w:lang w:val="de-AT"/>
-        </w:rPr>
-        <w:t>Sobald die Position des Codes bekannt ist, wird der entsprechende Bildausschnitt extrahiert. Nun muss der eigentliche Inhalt des Codes gelesen werden. Dafür kommt die Python-Bibliothek </w:t>
-      </w:r>
-      <w:proofErr w:type="spellStart"/>
-      <w:r>
-        <w:rPr>
-          <w:lang w:val="de-AT"/>
-        </w:rPr>
-        <w:t>pyzbar</w:t>
-      </w:r>
-      <w:proofErr w:type="spellEnd"/>
-      <w:r>
-        <w:rPr>
-          <w:lang w:val="de-AT"/>
-        </w:rPr>
-        <w:t xml:space="preserve"> zum Einsatz, die eine Schnittstelle zur etablierten C-Bibliothek </w:t>
-      </w:r>
-      <w:proofErr w:type="spellStart"/>
-      <w:r>
-        <w:rPr>
-          <w:lang w:val="de-AT"/>
-        </w:rPr>
-        <w:t>ZBar</w:t>
-      </w:r>
-      <w:proofErr w:type="spellEnd"/>
-      <w:r>
-        <w:rPr>
-          <w:lang w:val="de-AT"/>
-        </w:rPr>
-        <w:t xml:space="preserve"> bietet. </w:t>
-      </w:r>
-      <w:proofErr w:type="spellStart"/>
-      <w:r>
-        <w:rPr>
-          <w:lang w:val="de-AT"/>
-        </w:rPr>
-        <w:t>ZBar</w:t>
-      </w:r>
-      <w:proofErr w:type="spellEnd"/>
-      <w:r>
-        <w:rPr>
-          <w:lang w:val="de-AT"/>
-        </w:rPr>
-        <w:t xml:space="preserve"> analysiert die Hell-Dunkel-Muster im Bildausschnitt und wandelt sie zurück in Text oder Zahlen – unabhängig davon, ob es sich um einen eindimensionalen Strichcode (z. B. EAN, UPC) oder einen zweidimensionalen QR-Code handelt.</w:t>
-      </w:r>
-    </w:p>
-    <w:p>
-      <w:pPr>
-        <w:pStyle w:val="Text"/>
-        <w:rPr>
-          <w:lang w:val="de-AT"/>
-        </w:rPr>
-      </w:pPr>
-    </w:p>
-    <w:p>
-      <w:pPr>
-        <w:pStyle w:val="Text"/>
-        <w:rPr>
-          <w:b/>
-          <w:bCs/>
-          <w:lang w:val="de-AT"/>
-        </w:rPr>
-      </w:pPr>
-      <w:r>
-        <w:rPr>
-          <w:b/>
-          <w:bCs/>
-          <w:lang w:val="de-AT"/>
-        </w:rPr>
-        <w:t xml:space="preserve">Programm </w:t>
-      </w:r>
-      <w:commentRangeStart w:id="54"/>
-      <w:r>
-        <w:rPr>
-          <w:b/>
-          <w:bCs/>
-          <w:lang w:val="de-AT"/>
-        </w:rPr>
         <w:t>Ablauf</w:t>
       </w:r>
-      <w:commentRangeEnd w:id="54"/>
+      <w:commentRangeEnd w:id="55"/>
       <w:r>
         <w:rPr>
           <w:rStyle w:val="Kommentarzeichen"/>
         </w:rPr>
-        <w:commentReference w:id="54"/>
+        <w:commentReference w:id="55"/>
       </w:r>
     </w:p>
     <w:p>
@@ -9160,21 +8674,7 @@
         <w:rPr>
           <w:lang w:val="de-AT"/>
         </w:rPr>
-        <w:t xml:space="preserve">: Der vorverarbeitete Ausschnitt wird an </w:t>
-      </w:r>
-      <w:proofErr w:type="spellStart"/>
-      <w:r>
-        <w:rPr>
-          <w:lang w:val="de-AT"/>
-        </w:rPr>
-        <w:t>pyzbar</w:t>
-      </w:r>
-      <w:proofErr w:type="spellEnd"/>
-      <w:r>
-        <w:rPr>
-          <w:lang w:val="de-AT"/>
-        </w:rPr>
-        <w:t xml:space="preserve"> übergeben.</w:t>
+        <w:t>: Der vorverarbeitete Ausschnitt wird an pyzbar übergeben.</w:t>
       </w:r>
     </w:p>
     <w:p>
@@ -9188,7 +8688,6 @@
           <w:lang w:val="de-AT"/>
         </w:rPr>
       </w:pPr>
-      <w:proofErr w:type="spellStart"/>
       <w:r>
         <w:rPr>
           <w:b/>
@@ -9197,26 +8696,11 @@
         </w:rPr>
         <w:t>Fallback</w:t>
       </w:r>
-      <w:proofErr w:type="spellEnd"/>
       <w:r>
         <w:rPr>
           <w:lang w:val="de-AT"/>
         </w:rPr>
-        <w:t xml:space="preserve">: Sollte YOLO keinen Code finden, wird als Notlösung versucht, </w:t>
-      </w:r>
-      <w:proofErr w:type="spellStart"/>
-      <w:r>
-        <w:rPr>
-          <w:lang w:val="de-AT"/>
-        </w:rPr>
-        <w:t>pyzbar</w:t>
-      </w:r>
-      <w:proofErr w:type="spellEnd"/>
-      <w:r>
-        <w:rPr>
-          <w:lang w:val="de-AT"/>
-        </w:rPr>
-        <w:t xml:space="preserve"> auf dem gesamten Bild laufen zu lassen.</w:t>
+        <w:t>: Sollte YOLO keinen Code finden, wird als Notlösung versucht, pyzbar auf dem gesamten Bild laufen zu lassen.</w:t>
       </w:r>
     </w:p>
     <w:p>
@@ -9253,16 +8737,16 @@
       <w:r>
         <w:noBreakHyphen/>
       </w:r>
-      <w:commentRangeStart w:id="55"/>
+      <w:commentRangeStart w:id="56"/>
       <w:r>
         <w:t>Objekterkennungsmodells</w:t>
       </w:r>
-      <w:commentRangeEnd w:id="55"/>
+      <w:commentRangeEnd w:id="56"/>
       <w:r>
         <w:rPr>
           <w:rStyle w:val="Kommentarzeichen"/>
         </w:rPr>
-        <w:commentReference w:id="55"/>
+        <w:commentReference w:id="56"/>
       </w:r>
       <w:r>
         <w:t xml:space="preserve"> </w:t>
@@ -9275,22 +8759,22 @@
       <w:pPr>
         <w:pStyle w:val="berschrift3"/>
       </w:pPr>
-      <w:bookmarkStart w:id="56" w:name="_Toc223637578"/>
-      <w:commentRangeStart w:id="57"/>
+      <w:bookmarkStart w:id="57" w:name="_Toc223637578"/>
+      <w:commentRangeStart w:id="58"/>
       <w:r>
         <w:lastRenderedPageBreak/>
         <w:t>Gewichtserfassung</w:t>
       </w:r>
-      <w:commentRangeEnd w:id="57"/>
+      <w:commentRangeEnd w:id="58"/>
       <w:r>
         <w:rPr>
           <w:rStyle w:val="Kommentarzeichen"/>
           <w:b w:val="0"/>
           <w:bCs w:val="0"/>
         </w:rPr>
-        <w:commentReference w:id="57"/>
-      </w:r>
-      <w:bookmarkEnd w:id="56"/>
+        <w:commentReference w:id="58"/>
+      </w:r>
+      <w:bookmarkEnd w:id="57"/>
     </w:p>
     <w:p>
       <w:pPr>
@@ -9415,21 +8899,7 @@
               <w:rFonts w:ascii="Cambria Math" w:hAnsi="Cambria Math"/>
               <w:lang w:val="de-AT" w:eastAsia="de-AT"/>
             </w:rPr>
-            <m:t>Faktor</m:t>
-          </m:r>
-          <m:r>
-            <w:rPr>
-              <w:rFonts w:ascii="Cambria Math" w:hAnsi="Cambria Math"/>
-              <w:lang w:val="de-AT" w:eastAsia="de-AT"/>
-            </w:rPr>
-            <m:t xml:space="preserve"> in </m:t>
-          </m:r>
-          <m:r>
-            <w:rPr>
-              <w:rFonts w:ascii="Cambria Math" w:hAnsi="Cambria Math"/>
-              <w:lang w:val="de-AT" w:eastAsia="de-AT"/>
-            </w:rPr>
-            <m:t>Gramm</m:t>
+            <m:t>Faktor in Gramm</m:t>
           </m:r>
           <m:r>
             <m:rPr>
@@ -9473,21 +8943,7 @@
                   <w:rFonts w:ascii="Cambria Math" w:hAnsi="Cambria Math"/>
                   <w:lang w:val="de-AT" w:eastAsia="de-AT"/>
                 </w:rPr>
-                <m:t>Gewicht</m:t>
-              </m:r>
-              <m:r>
-                <w:rPr>
-                  <w:rFonts w:ascii="Cambria Math" w:hAnsi="Cambria Math"/>
-                  <w:lang w:val="de-AT" w:eastAsia="de-AT"/>
-                </w:rPr>
-                <m:t xml:space="preserve"> in </m:t>
-              </m:r>
-              <m:r>
-                <w:rPr>
-                  <w:rFonts w:ascii="Cambria Math" w:hAnsi="Cambria Math"/>
-                  <w:lang w:val="de-AT" w:eastAsia="de-AT"/>
-                </w:rPr>
-                <m:t>Gramm</m:t>
+                <m:t>Gewicht in Gramm</m:t>
               </m:r>
             </m:num>
             <m:den>
@@ -9598,9 +9054,9 @@
       <w:pPr>
         <w:pStyle w:val="berschrift3"/>
       </w:pPr>
-      <w:bookmarkStart w:id="58" w:name="_Toc223637580"/>
-      <w:commentRangeStart w:id="59"/>
-      <w:commentRangeEnd w:id="59"/>
+      <w:bookmarkStart w:id="59" w:name="_Toc223637580"/>
+      <w:commentRangeStart w:id="60"/>
+      <w:commentRangeEnd w:id="60"/>
       <w:r>
         <w:rPr>
           <w:rStyle w:val="Kommentarzeichen"/>
@@ -9608,9 +9064,9 @@
           <w:bCs w:val="0"/>
         </w:rPr>
         <w:lastRenderedPageBreak/>
-        <w:commentReference w:id="59"/>
-      </w:r>
-      <w:bookmarkEnd w:id="58"/>
+        <w:commentReference w:id="60"/>
+      </w:r>
+      <w:bookmarkEnd w:id="59"/>
       <w:r>
         <w:t>Datenmanagement und Integration</w:t>
       </w:r>
@@ -10002,14 +9458,7 @@
               <w:rPr>
                 <w:lang w:val="en-GB"/>
               </w:rPr>
-              <w:t>/Fotos/</w:t>
-            </w:r>
-            <w:proofErr w:type="spellStart"/>
-            <w:r>
-              <w:rPr>
-                <w:lang w:val="en-GB"/>
-              </w:rPr>
-              <w:t>Scan_</w:t>
+              <w:t>/Fotos/Scan_</w:t>
             </w:r>
             <w:r>
               <w:rPr>
@@ -10031,7 +9480,6 @@
               </w:rPr>
               <w:t>time</w:t>
             </w:r>
-            <w:proofErr w:type="spellEnd"/>
             <w:r>
               <w:rPr>
                 <w:lang w:val="en-GB"/>
@@ -10167,41 +9615,41 @@
       <w:pPr>
         <w:pStyle w:val="berschrift3"/>
       </w:pPr>
-      <w:bookmarkStart w:id="60" w:name="_Toc223637579"/>
-      <w:commentRangeStart w:id="61"/>
+      <w:bookmarkStart w:id="61" w:name="_Toc223637579"/>
       <w:commentRangeStart w:id="62"/>
       <w:commentRangeStart w:id="63"/>
+      <w:commentRangeStart w:id="64"/>
       <w:r>
         <w:lastRenderedPageBreak/>
         <w:t>Interface</w:t>
       </w:r>
-      <w:bookmarkEnd w:id="60"/>
-      <w:commentRangeEnd w:id="61"/>
+      <w:bookmarkEnd w:id="61"/>
+      <w:commentRangeEnd w:id="62"/>
       <w:r>
         <w:rPr>
           <w:rStyle w:val="Kommentarzeichen"/>
           <w:b w:val="0"/>
           <w:bCs w:val="0"/>
         </w:rPr>
-        <w:commentReference w:id="61"/>
-      </w:r>
-      <w:commentRangeEnd w:id="62"/>
+        <w:commentReference w:id="62"/>
+      </w:r>
+      <w:commentRangeEnd w:id="63"/>
       <w:r>
         <w:rPr>
           <w:rStyle w:val="Kommentarzeichen"/>
           <w:b w:val="0"/>
           <w:bCs w:val="0"/>
         </w:rPr>
-        <w:commentReference w:id="62"/>
-      </w:r>
-      <w:commentRangeEnd w:id="63"/>
+        <w:commentReference w:id="63"/>
+      </w:r>
+      <w:commentRangeEnd w:id="64"/>
       <w:r>
         <w:rPr>
           <w:rStyle w:val="Kommentarzeichen"/>
           <w:b w:val="0"/>
           <w:bCs w:val="0"/>
         </w:rPr>
-        <w:commentReference w:id="63"/>
+        <w:commentReference w:id="64"/>
       </w:r>
     </w:p>
     <w:p>
@@ -10312,21 +9760,7 @@
         <w:rPr>
           <w:lang w:val="de-AT"/>
         </w:rPr>
-        <w:t xml:space="preserve"> über </w:t>
-      </w:r>
-      <w:proofErr w:type="spellStart"/>
-      <w:r>
-        <w:rPr>
-          <w:lang w:val="de-AT"/>
-        </w:rPr>
-        <w:t>QThreads</w:t>
-      </w:r>
-      <w:proofErr w:type="spellEnd"/>
-      <w:r>
-        <w:rPr>
-          <w:lang w:val="de-AT"/>
-        </w:rPr>
-        <w:t xml:space="preserve">. Dies erlaubt die parallele Ausführung rechenintensiver Prozesse – wie Bildaufnahme, Tiefenberechnung, Barcodeanalyse oder Gewichtsauswertung – ohne dass die Benutzeroberfläche währenddessen einfriert oder verzögert reagiert. </w:t>
+        <w:t xml:space="preserve"> über QThreads. Dies erlaubt die parallele Ausführung rechenintensiver Prozesse – wie Bildaufnahme, Tiefenberechnung, Barcodeanalyse oder Gewichtsauswertung – ohne dass die Benutzeroberfläche währenddessen einfriert oder verzögert reagiert. </w:t>
       </w:r>
       <w:r>
         <w:rPr>
@@ -10368,21 +9802,7 @@
         <w:rPr>
           <w:lang w:val="de-AT"/>
         </w:rPr>
-        <w:t xml:space="preserve"> arbeiten Personen mit unterschiedlichen Sprachkenntnissen. Um die Bedienung barrierefrei zu gestalten, wird die GUI konzeptionell in Deutsch, Italienisch und Englisch ausgelegt. Dadurch werden Fehler reduziert und die Nutzung des Systems für alle Mitarbeitenden erleichtert. Die Mehrsprachigkeit erfolgt durch die zentrale Verwaltung der Texte in einer Translator-Klasse, die alle Einträge in Form von </w:t>
-      </w:r>
-      <w:proofErr w:type="spellStart"/>
-      <w:r>
-        <w:rPr>
-          <w:lang w:val="de-AT"/>
-        </w:rPr>
-        <w:t>Dictionaries</w:t>
-      </w:r>
-      <w:proofErr w:type="spellEnd"/>
-      <w:r>
-        <w:rPr>
-          <w:lang w:val="de-AT"/>
-        </w:rPr>
-        <w:t xml:space="preserve"> enthält. Diese Struktur ermöglicht eine einfache Erweiterung auf weitere Sprachen in der Zukunft.</w:t>
+        <w:t xml:space="preserve"> arbeiten Personen mit unterschiedlichen Sprachkenntnissen. Um die Bedienung barrierefrei zu gestalten, wird die GUI konzeptionell in Deutsch, Italienisch und Englisch ausgelegt. Dadurch werden Fehler reduziert und die Nutzung des Systems für alle Mitarbeitenden erleichtert. Die Mehrsprachigkeit erfolgt durch die zentrale Verwaltung der Texte in einer Translator-Klasse, die alle Einträge in Form von Dictionaries enthält. Diese Struktur ermöglicht eine einfache Erweiterung auf weitere Sprachen in der Zukunft.</w:t>
       </w:r>
     </w:p>
     <w:p>
@@ -10444,46 +9864,36 @@
           <w:lang w:val="de-AT" w:eastAsia="de-DE"/>
         </w:rPr>
       </w:pPr>
-      <w:commentRangeStart w:id="64"/>
+      <w:commentRangeStart w:id="65"/>
       <w:r>
         <w:rPr>
           <w:b/>
           <w:lang w:val="de-AT" w:eastAsia="de-DE"/>
         </w:rPr>
         <w:lastRenderedPageBreak/>
-        <w:t xml:space="preserve">Flussdiagramm </w:t>
-      </w:r>
-      <w:proofErr w:type="spellStart"/>
-      <w:r>
-        <w:rPr>
-          <w:b/>
+        <w:t>Flussdiagramm Overview</w:t>
+      </w:r>
+      <w:commentRangeEnd w:id="65"/>
+      <w:r>
+        <w:rPr>
+          <w:rStyle w:val="Kommentarzeichen"/>
+        </w:rPr>
+        <w:commentReference w:id="65"/>
+      </w:r>
+    </w:p>
+    <w:p>
+      <w:pPr>
+        <w:pStyle w:val="Text"/>
+        <w:rPr>
           <w:lang w:val="de-AT" w:eastAsia="de-DE"/>
         </w:rPr>
-        <w:t>Overview</w:t>
-      </w:r>
-      <w:commentRangeEnd w:id="64"/>
-      <w:proofErr w:type="spellEnd"/>
-      <w:r>
-        <w:rPr>
-          <w:rStyle w:val="Kommentarzeichen"/>
-        </w:rPr>
-        <w:commentReference w:id="64"/>
-      </w:r>
-    </w:p>
-    <w:p>
-      <w:pPr>
-        <w:pStyle w:val="Text"/>
+      </w:pPr>
+      <w:r>
         <w:rPr>
           <w:lang w:val="de-AT" w:eastAsia="de-DE"/>
         </w:rPr>
-      </w:pPr>
-      <w:r>
-        <w:rPr>
-          <w:lang w:val="de-AT" w:eastAsia="de-DE"/>
-        </w:rPr>
         <w:t xml:space="preserve">Das Flussdiagramm ist im Anhang als </w:t>
       </w:r>
-      <w:proofErr w:type="spellStart"/>
       <w:r>
         <w:rPr>
           <w:bCs/>
@@ -10491,7 +9901,6 @@
         </w:rPr>
         <w:t>flow_chart_overview</w:t>
       </w:r>
-      <w:proofErr w:type="spellEnd"/>
       <w:r>
         <w:rPr>
           <w:lang w:val="de-AT" w:eastAsia="de-DE"/>
@@ -10549,12 +9958,12 @@
       <w:pPr>
         <w:pStyle w:val="berschrift3"/>
       </w:pPr>
-      <w:bookmarkStart w:id="65" w:name="_Toc223637581"/>
+      <w:bookmarkStart w:id="66" w:name="_Toc223637581"/>
       <w:r>
         <w:lastRenderedPageBreak/>
         <w:t>Verwendung von Literatur, Internetquellen und KI</w:t>
       </w:r>
-      <w:bookmarkEnd w:id="65"/>
+      <w:bookmarkEnd w:id="66"/>
     </w:p>
     <w:p>
       <w:pPr>
@@ -10627,41 +10036,41 @@
       <w:pPr>
         <w:pStyle w:val="berschrift2"/>
       </w:pPr>
-      <w:bookmarkStart w:id="66" w:name="_Toc223637582"/>
+      <w:bookmarkStart w:id="67" w:name="_Toc223637582"/>
       <w:r>
         <w:lastRenderedPageBreak/>
         <w:t>Praktische Umsetzung</w:t>
       </w:r>
-      <w:bookmarkEnd w:id="66"/>
+      <w:bookmarkEnd w:id="67"/>
     </w:p>
     <w:p>
       <w:pPr>
         <w:pStyle w:val="berschrift3"/>
       </w:pPr>
-      <w:bookmarkStart w:id="67" w:name="_Toc223637583"/>
-      <w:commentRangeStart w:id="68"/>
+      <w:bookmarkStart w:id="68" w:name="_Toc223637583"/>
       <w:commentRangeStart w:id="69"/>
+      <w:commentRangeStart w:id="70"/>
       <w:r>
         <w:t>Tiefenmessung mit Stereo-Vision</w:t>
       </w:r>
-      <w:commentRangeEnd w:id="68"/>
+      <w:commentRangeEnd w:id="69"/>
       <w:r>
         <w:rPr>
           <w:rStyle w:val="Kommentarzeichen"/>
           <w:b w:val="0"/>
           <w:bCs w:val="0"/>
         </w:rPr>
-        <w:commentReference w:id="68"/>
-      </w:r>
-      <w:bookmarkEnd w:id="67"/>
-      <w:commentRangeEnd w:id="69"/>
+        <w:commentReference w:id="69"/>
+      </w:r>
+      <w:bookmarkEnd w:id="68"/>
+      <w:commentRangeEnd w:id="70"/>
       <w:r>
         <w:rPr>
           <w:rStyle w:val="Kommentarzeichen"/>
           <w:b w:val="0"/>
           <w:bCs w:val="0"/>
         </w:rPr>
-        <w:commentReference w:id="69"/>
+        <w:commentReference w:id="70"/>
       </w:r>
     </w:p>
     <w:p>
@@ -11142,15 +10551,7 @@
         <w:t>ROI</w:t>
       </w:r>
       <w:r>
-        <w:t xml:space="preserve"> festgelegt (siehe Abbildung). Dadurch wird der auszuwertende Bereich gezielt auf die </w:t>
-      </w:r>
-      <w:proofErr w:type="spellStart"/>
-      <w:r>
-        <w:t>Wägeplatte</w:t>
-      </w:r>
-      <w:proofErr w:type="spellEnd"/>
-      <w:r>
-        <w:t xml:space="preserve"> begrenzt und irrelevante Bildbereiche werden ausgeschlossen</w:t>
+        <w:t xml:space="preserve"> festgelegt (siehe Abbildung). Dadurch wird der auszuwertende Bereich gezielt auf die Wägeplatte begrenzt und irrelevante Bildbereiche werden ausgeschlossen</w:t>
       </w:r>
       <w:r>
         <w:t xml:space="preserve"> (siehe Abbildung)</w:t>
@@ -11263,15 +10664,7 @@
         <w:pStyle w:val="Text"/>
       </w:pPr>
       <w:r>
-        <w:t xml:space="preserve">Es erfolgt zudem eine Tiefenfilterung: Alle Punkte, deren Z-Wert unterhalb des Referenzabstands zur </w:t>
-      </w:r>
-      <w:proofErr w:type="spellStart"/>
-      <w:r>
-        <w:t>Wägeplatte</w:t>
-      </w:r>
-      <w:proofErr w:type="spellEnd"/>
-      <w:r>
-        <w:t xml:space="preserve"> liegt, werden entfernt. Ein zusätzlicher Puffer von </w:t>
+        <w:t xml:space="preserve">Es erfolgt zudem eine Tiefenfilterung: Alle Punkte, deren Z-Wert unterhalb des Referenzabstands zur Wägeplatte liegt, werden entfernt. Ein zusätzlicher Puffer von </w:t>
       </w:r>
       <w:r>
         <w:rPr>
@@ -11464,61 +10857,36 @@
       <w:r>
         <w:t xml:space="preserve">der </w:t>
       </w:r>
-      <w:proofErr w:type="spellStart"/>
-      <w:r>
-        <w:t>Wägeplatte</w:t>
-      </w:r>
-      <w:proofErr w:type="spellEnd"/>
-      <w:r>
-        <w:t xml:space="preserve"> sowie den zugehörigen Umrechnungsfaktor in Millimeter pro Pixel.</w:t>
-      </w:r>
-    </w:p>
-    <w:p>
-      <w:pPr>
-        <w:pStyle w:val="Text"/>
-      </w:pPr>
-      <w:r>
-        <w:t xml:space="preserve">Anschließend wird das Tiefenbild aufgenommen. In einem Vorverarbeitungsschritt werden, dann alle Pixel entfernt, die außerhalb der definierten Region </w:t>
-      </w:r>
-      <w:proofErr w:type="spellStart"/>
-      <w:r>
-        <w:t>of</w:t>
-      </w:r>
-      <w:proofErr w:type="spellEnd"/>
-      <w:r>
-        <w:t xml:space="preserve"> Interest (ROI) liegen oder deren Tiefenwert außerhalb des zulässigen Bereichs zur </w:t>
-      </w:r>
-      <w:proofErr w:type="spellStart"/>
-      <w:r>
-        <w:t>Wägeplatte</w:t>
-      </w:r>
-      <w:proofErr w:type="spellEnd"/>
-      <w:r>
-        <w:t xml:space="preserve"> liegt. </w:t>
-      </w:r>
-    </w:p>
-    <w:p>
-      <w:pPr>
-        <w:pStyle w:val="Text"/>
-      </w:pPr>
-      <w:r>
-        <w:t xml:space="preserve">Die verbleibenden Objektpunkte werden mithilfe einer rotationsrobusten </w:t>
-      </w:r>
-      <w:proofErr w:type="spellStart"/>
-      <w:r>
-        <w:t>Bounding</w:t>
-      </w:r>
-      <w:proofErr w:type="spellEnd"/>
-      <w:r>
-        <w:t xml:space="preserve"> Box analysiert, die unabhängig von der Ausrichtung des Objekts stets die kleinstmögliche umschließende Box bestimmt. Aus dieser </w:t>
-      </w:r>
-      <w:proofErr w:type="spellStart"/>
-      <w:r>
-        <w:t>Bounding</w:t>
-      </w:r>
-      <w:proofErr w:type="spellEnd"/>
-      <w:r>
-        <w:t xml:space="preserve"> Box werden die Kantenlängen in Pixeln berechnet. Anschließend erfolgt die Umrechnung in reale Maßeinheiten, indem die ermittelten Pixelwerte mit dem zuvor bestimmten Kalibrierfaktor multipliziert werden.</w:t>
+      <w:r>
+        <w:t>W</w:t>
+      </w:r>
+      <w:r>
+        <w:t>ä</w:t>
+      </w:r>
+      <w:r>
+        <w:t>geplatte sowie den zugehörigen Umrechnungsfaktor in Millimeter pro Pixel.</w:t>
+      </w:r>
+    </w:p>
+    <w:p>
+      <w:pPr>
+        <w:pStyle w:val="Text"/>
+      </w:pPr>
+      <w:r>
+        <w:t>Anschließend wird das Tiefenbild aufgenommen. In einem Vorverarbeitungsschritt werden, dann alle Pixel entfernt, die außerhalb der definierten Region of Interest (ROI) liegen oder deren Tiefenwert außerhalb des zulässigen Bereichs zur W</w:t>
+      </w:r>
+      <w:r>
+        <w:t>ä</w:t>
+      </w:r>
+      <w:r>
+        <w:t xml:space="preserve">geplatte liegt. </w:t>
+      </w:r>
+    </w:p>
+    <w:p>
+      <w:pPr>
+        <w:pStyle w:val="Text"/>
+      </w:pPr>
+      <w:r>
+        <w:t>Die verbleibenden Objektpunkte werden mithilfe einer rotationsrobusten Bounding Box analysiert, die unabhängig von der Ausrichtung des Objekts stets die kleinstmögliche umschließende Box bestimmt. Aus dieser Bounding Box werden die Kantenlängen in Pixeln berechnet. Anschließend erfolgt die Umrechnung in reale Maßeinheiten, indem die ermittelten Pixelwerte mit dem zuvor bestimmten Kalibrierfaktor multipliziert werden.</w:t>
       </w:r>
       <w:r>
         <w:t xml:space="preserve"> </w:t>
@@ -11549,37 +10917,21 @@
           <w:b/>
           <w:lang w:val="de-AT"/>
         </w:rPr>
-        <w:t>Strukturierung des Übergabe-</w:t>
-      </w:r>
-      <w:proofErr w:type="spellStart"/>
+        <w:t>Strukturierung des Übergabe-Dictionar</w:t>
+      </w:r>
       <w:r>
         <w:rPr>
           <w:b/>
           <w:lang w:val="de-AT"/>
         </w:rPr>
-        <w:t>Dictionar</w:t>
+        <w:t>ie</w:t>
       </w:r>
       <w:r>
         <w:rPr>
           <w:b/>
           <w:lang w:val="de-AT"/>
         </w:rPr>
-        <w:t>ie</w:t>
-      </w:r>
-      <w:r>
-        <w:rPr>
-          <w:b/>
-          <w:lang w:val="de-AT"/>
-        </w:rPr>
-        <w:t>s</w:t>
-      </w:r>
-      <w:proofErr w:type="spellEnd"/>
-      <w:r>
-        <w:rPr>
-          <w:b/>
-          <w:lang w:val="de-AT"/>
-        </w:rPr>
-        <w:t>:</w:t>
+        <w:t>s:</w:t>
       </w:r>
     </w:p>
     <w:p>
@@ -11658,23 +11010,13 @@
           <w:lang w:val="de-AT"/>
         </w:rPr>
       </w:pPr>
-      <w:proofErr w:type="spellStart"/>
       <w:r>
         <w:rPr>
           <w:rFonts w:ascii="Courier New" w:hAnsi="Courier New" w:cs="Courier New"/>
           <w:color w:val="696969"/>
           <w:lang w:val="de-AT"/>
         </w:rPr>
-        <w:t>result</w:t>
-      </w:r>
-      <w:proofErr w:type="spellEnd"/>
-      <w:r>
-        <w:rPr>
-          <w:rFonts w:ascii="Courier New" w:hAnsi="Courier New" w:cs="Courier New"/>
-          <w:color w:val="696969"/>
-          <w:lang w:val="de-AT"/>
-        </w:rPr>
-        <w:t xml:space="preserve"> = {</w:t>
+        <w:t>result = {</w:t>
       </w:r>
     </w:p>
     <w:p>
@@ -11707,25 +11049,103 @@
           <w:color w:val="008000"/>
           <w:lang w:val="de-AT"/>
         </w:rPr>
-        <w:t>"</w:t>
-      </w:r>
-      <w:proofErr w:type="spellStart"/>
+        <w:t>"success"</w:t>
+      </w:r>
+      <w:r>
+        <w:rPr>
+          <w:rFonts w:ascii="Courier New" w:hAnsi="Courier New" w:cs="Courier New"/>
+          <w:color w:val="545454"/>
+          <w:lang w:val="de-AT"/>
+        </w:rPr>
+        <w:t>:</w:t>
+      </w:r>
+      <w:r>
+        <w:rPr>
+          <w:rFonts w:ascii="Courier New" w:hAnsi="Courier New" w:cs="Courier New"/>
+          <w:color w:val="545454"/>
+          <w:lang w:val="de-AT"/>
+        </w:rPr>
+        <w:t xml:space="preserve"> </w:t>
+      </w:r>
+      <w:r>
+        <w:rPr>
+          <w:rFonts w:ascii="Courier New" w:hAnsi="Courier New" w:cs="Courier New"/>
+          <w:color w:val="AA5D00"/>
+          <w:lang w:val="de-AT"/>
+        </w:rPr>
+        <w:t>True</w:t>
+      </w:r>
+      <w:r>
+        <w:rPr>
+          <w:rFonts w:ascii="Courier New" w:hAnsi="Courier New" w:cs="Courier New"/>
+          <w:color w:val="545454"/>
+          <w:lang w:val="de-AT"/>
+        </w:rPr>
+        <w:t>,</w:t>
+      </w:r>
+      <w:r>
+        <w:rPr>
+          <w:rFonts w:ascii="Courier New" w:hAnsi="Courier New" w:cs="Courier New"/>
+          <w:color w:val="AA5D00"/>
+          <w:lang w:val="de-AT"/>
+        </w:rPr>
+        <w:t xml:space="preserve">        </w:t>
+      </w:r>
+      <w:r>
+        <w:rPr>
+          <w:rFonts w:ascii="Courier New" w:hAnsi="Courier New" w:cs="Courier New"/>
+          <w:color w:val="696969"/>
+          <w:lang w:val="de-AT"/>
+        </w:rPr>
+        <w:t xml:space="preserve"> # Bei erfolgreichem Sc</w:t>
+      </w:r>
+      <w:r>
+        <w:rPr>
+          <w:rFonts w:ascii="Courier New" w:hAnsi="Courier New" w:cs="Courier New"/>
+          <w:color w:val="696969"/>
+          <w:lang w:val="de-AT"/>
+        </w:rPr>
+        <w:t>a</w:t>
+      </w:r>
+      <w:r>
+        <w:rPr>
+          <w:rFonts w:ascii="Courier New" w:hAnsi="Courier New" w:cs="Courier New"/>
+          <w:color w:val="696969"/>
+          <w:lang w:val="de-AT"/>
+        </w:rPr>
+        <w:t>n</w:t>
+      </w:r>
+      <w:r>
+        <w:rPr>
+          <w:rFonts w:ascii="Courier New" w:hAnsi="Courier New" w:cs="Courier New"/>
+          <w:color w:val="545454"/>
+          <w:lang w:val="de-AT"/>
+        </w:rPr>
+        <w:br/>
+      </w:r>
+      <w:r>
+        <w:rPr>
+          <w:rFonts w:ascii="Courier New" w:hAnsi="Courier New" w:cs="Courier New"/>
+          <w:color w:val="545454"/>
+          <w:lang w:val="de-AT"/>
+        </w:rPr>
+        <w:t xml:space="preserve">    </w:t>
+      </w:r>
       <w:r>
         <w:rPr>
           <w:rFonts w:ascii="Courier New" w:hAnsi="Courier New" w:cs="Courier New"/>
           <w:color w:val="008000"/>
           <w:lang w:val="de-AT"/>
         </w:rPr>
-        <w:t>success</w:t>
-      </w:r>
-      <w:proofErr w:type="spellEnd"/>
+        <w:t>"length"</w:t>
+      </w:r>
       <w:r>
         <w:rPr>
           <w:rFonts w:ascii="Courier New" w:hAnsi="Courier New" w:cs="Courier New"/>
           <w:color w:val="008000"/>
           <w:lang w:val="de-AT"/>
         </w:rPr>
-        <w:t>"</w:t>
+        <w:t xml:space="preserve">: </w:t>
       </w:r>
       <w:r>
         <w:rPr>
@@ -11733,7 +11153,7 @@
           <w:color w:val="545454"/>
           <w:lang w:val="de-AT"/>
         </w:rPr>
-        <w:t>:</w:t>
+        <w:t xml:space="preserve"> height_mm</w:t>
       </w:r>
       <w:r>
         <w:rPr>
@@ -11741,15 +11161,7 @@
           <w:color w:val="545454"/>
           <w:lang w:val="de-AT"/>
         </w:rPr>
-        <w:t xml:space="preserve"> </w:t>
-      </w:r>
-      <w:r>
-        <w:rPr>
-          <w:rFonts w:ascii="Courier New" w:hAnsi="Courier New" w:cs="Courier New"/>
-          <w:color w:val="AA5D00"/>
-          <w:lang w:val="de-AT"/>
-        </w:rPr>
-        <w:t>True</w:t>
+        <w:t>,</w:t>
       </w:r>
       <w:r>
         <w:rPr>
@@ -11757,15 +11169,31 @@
           <w:color w:val="545454"/>
           <w:lang w:val="de-AT"/>
         </w:rPr>
-        <w:t>,</w:t>
+        <w:t xml:space="preserve"> </w:t>
       </w:r>
       <w:r>
         <w:rPr>
           <w:rFonts w:ascii="Courier New" w:hAnsi="Courier New" w:cs="Courier New"/>
-          <w:color w:val="AA5D00"/>
+          <w:color w:val="545454"/>
           <w:lang w:val="de-AT"/>
         </w:rPr>
-        <w:t xml:space="preserve">        </w:t>
+        <w:t xml:space="preserve"> </w:t>
+      </w:r>
+      <w:r>
+        <w:rPr>
+          <w:rFonts w:ascii="Courier New" w:hAnsi="Courier New" w:cs="Courier New"/>
+          <w:color w:val="545454"/>
+          <w:lang w:val="de-AT"/>
+        </w:rPr>
+        <w:t xml:space="preserve"> </w:t>
+      </w:r>
+      <w:r>
+        <w:rPr>
+          <w:rFonts w:ascii="Courier New" w:hAnsi="Courier New" w:cs="Courier New"/>
+          <w:color w:val="545454"/>
+          <w:lang w:val="de-AT"/>
+        </w:rPr>
+        <w:t xml:space="preserve"> </w:t>
       </w:r>
       <w:r>
         <w:rPr>
@@ -11773,7 +11201,7 @@
           <w:color w:val="696969"/>
           <w:lang w:val="de-AT"/>
         </w:rPr>
-        <w:t xml:space="preserve"> # Bei erfolgreichem Sc</w:t>
+        <w:t xml:space="preserve"># </w:t>
       </w:r>
       <w:r>
         <w:rPr>
@@ -11781,7 +11209,7 @@
           <w:color w:val="696969"/>
           <w:lang w:val="de-AT"/>
         </w:rPr>
-        <w:t>a</w:t>
+        <w:t>Bounding Box</w:t>
       </w:r>
       <w:r>
         <w:rPr>
@@ -11789,7 +11217,15 @@
           <w:color w:val="696969"/>
           <w:lang w:val="de-AT"/>
         </w:rPr>
-        <w:t>n</w:t>
+        <w:t xml:space="preserve"> </w:t>
+      </w:r>
+      <w:r>
+        <w:rPr>
+          <w:rFonts w:ascii="Courier New" w:hAnsi="Courier New" w:cs="Courier New"/>
+          <w:color w:val="696969"/>
+          <w:lang w:val="de-AT"/>
+        </w:rPr>
+        <w:t>Länge/Höhe</w:t>
       </w:r>
       <w:r>
         <w:rPr>
@@ -11813,25 +11249,135 @@
           <w:color w:val="008000"/>
           <w:lang w:val="de-AT"/>
         </w:rPr>
-        <w:t>"</w:t>
-      </w:r>
-      <w:proofErr w:type="spellStart"/>
+        <w:t>"width"</w:t>
+      </w:r>
       <w:r>
         <w:rPr>
           <w:rFonts w:ascii="Courier New" w:hAnsi="Courier New" w:cs="Courier New"/>
           <w:color w:val="008000"/>
           <w:lang w:val="de-AT"/>
         </w:rPr>
-        <w:t>length</w:t>
-      </w:r>
-      <w:proofErr w:type="spellEnd"/>
+        <w:t>:</w:t>
+      </w:r>
+      <w:r>
+        <w:rPr>
+          <w:rFonts w:ascii="Courier New" w:hAnsi="Courier New" w:cs="Courier New"/>
+          <w:color w:val="545454"/>
+          <w:lang w:val="de-AT"/>
+        </w:rPr>
+        <w:t xml:space="preserve"> </w:t>
+      </w:r>
+      <w:r>
+        <w:rPr>
+          <w:rFonts w:ascii="Courier New" w:hAnsi="Courier New" w:cs="Courier New"/>
+          <w:color w:val="545454"/>
+          <w:lang w:val="de-AT"/>
+        </w:rPr>
+        <w:t xml:space="preserve"> </w:t>
+      </w:r>
+      <w:r>
+        <w:rPr>
+          <w:rFonts w:ascii="Courier New" w:hAnsi="Courier New" w:cs="Courier New"/>
+          <w:color w:val="545454"/>
+          <w:lang w:val="de-AT"/>
+        </w:rPr>
+        <w:t xml:space="preserve"> width_mm</w:t>
+      </w:r>
+      <w:r>
+        <w:rPr>
+          <w:rFonts w:ascii="Courier New" w:hAnsi="Courier New" w:cs="Courier New"/>
+          <w:color w:val="545454"/>
+          <w:lang w:val="de-AT"/>
+        </w:rPr>
+        <w:t>,</w:t>
+      </w:r>
+      <w:r>
+        <w:rPr>
+          <w:rFonts w:ascii="Courier New" w:hAnsi="Courier New" w:cs="Courier New"/>
+          <w:color w:val="545454"/>
+          <w:lang w:val="de-AT"/>
+        </w:rPr>
+        <w:t xml:space="preserve"> </w:t>
+      </w:r>
+      <w:r>
+        <w:rPr>
+          <w:rFonts w:ascii="Courier New" w:hAnsi="Courier New" w:cs="Courier New"/>
+          <w:color w:val="545454"/>
+          <w:lang w:val="de-AT"/>
+        </w:rPr>
+        <w:t xml:space="preserve"> </w:t>
+      </w:r>
+      <w:r>
+        <w:rPr>
+          <w:rFonts w:ascii="Courier New" w:hAnsi="Courier New" w:cs="Courier New"/>
+          <w:color w:val="545454"/>
+          <w:lang w:val="de-AT"/>
+        </w:rPr>
+        <w:t xml:space="preserve"> </w:t>
+      </w:r>
+      <w:r>
+        <w:rPr>
+          <w:rFonts w:ascii="Courier New" w:hAnsi="Courier New" w:cs="Courier New"/>
+          <w:color w:val="545454"/>
+          <w:lang w:val="de-AT"/>
+        </w:rPr>
+        <w:t xml:space="preserve"> </w:t>
+      </w:r>
+      <w:r>
+        <w:rPr>
+          <w:rFonts w:ascii="Courier New" w:hAnsi="Courier New" w:cs="Courier New"/>
+          <w:color w:val="545454"/>
+          <w:lang w:val="de-AT"/>
+        </w:rPr>
+        <w:t xml:space="preserve"> </w:t>
+      </w:r>
+      <w:r>
+        <w:rPr>
+          <w:rFonts w:ascii="Courier New" w:hAnsi="Courier New" w:cs="Courier New"/>
+          <w:color w:val="696969"/>
+          <w:lang w:val="de-AT"/>
+        </w:rPr>
+        <w:t xml:space="preserve"># </w:t>
+      </w:r>
+      <w:r>
+        <w:rPr>
+          <w:rFonts w:ascii="Courier New" w:hAnsi="Courier New" w:cs="Courier New"/>
+          <w:color w:val="696969"/>
+          <w:lang w:val="de-AT"/>
+        </w:rPr>
+        <w:t xml:space="preserve">Bounding Box </w:t>
+      </w:r>
+      <w:r>
+        <w:rPr>
+          <w:rFonts w:ascii="Courier New" w:hAnsi="Courier New" w:cs="Courier New"/>
+          <w:color w:val="696969"/>
+          <w:lang w:val="de-AT"/>
+        </w:rPr>
+        <w:t>Breite</w:t>
+      </w:r>
+      <w:r>
+        <w:rPr>
+          <w:rFonts w:ascii="Courier New" w:hAnsi="Courier New" w:cs="Courier New"/>
+          <w:color w:val="545454"/>
+          <w:lang w:val="de-AT"/>
+        </w:rPr>
+        <w:br/>
+      </w:r>
+      <w:r>
+        <w:rPr>
+          <w:rFonts w:ascii="Courier New" w:hAnsi="Courier New" w:cs="Courier New"/>
+          <w:color w:val="545454"/>
+          <w:lang w:val="de-AT"/>
+        </w:rPr>
+        <w:t xml:space="preserve">    </w:t>
+      </w:r>
       <w:r>
         <w:rPr>
           <w:rFonts w:ascii="Courier New" w:hAnsi="Courier New" w:cs="Courier New"/>
           <w:color w:val="008000"/>
           <w:lang w:val="de-AT"/>
         </w:rPr>
-        <w:t>"</w:t>
+        <w:t>"height"</w:t>
       </w:r>
       <w:r>
         <w:rPr>
@@ -11839,7 +11385,7 @@
           <w:color w:val="008000"/>
           <w:lang w:val="de-AT"/>
         </w:rPr>
-        <w:t xml:space="preserve">: </w:t>
+        <w:t>:</w:t>
       </w:r>
       <w:r>
         <w:rPr>
@@ -11847,25 +11393,23 @@
           <w:color w:val="545454"/>
           <w:lang w:val="de-AT"/>
         </w:rPr>
-        <w:t xml:space="preserve"> </w:t>
-      </w:r>
-      <w:proofErr w:type="spellStart"/>
+        <w:t xml:space="preserve">  hoehe_ueber_grund_obj</w:t>
+      </w:r>
       <w:r>
         <w:rPr>
           <w:rFonts w:ascii="Courier New" w:hAnsi="Courier New" w:cs="Courier New"/>
           <w:color w:val="545454"/>
           <w:lang w:val="de-AT"/>
         </w:rPr>
-        <w:t>height_mm</w:t>
-      </w:r>
-      <w:proofErr w:type="spellEnd"/>
+        <w:t>,</w:t>
+      </w:r>
       <w:r>
         <w:rPr>
           <w:rFonts w:ascii="Courier New" w:hAnsi="Courier New" w:cs="Courier New"/>
           <w:color w:val="545454"/>
           <w:lang w:val="de-AT"/>
         </w:rPr>
-        <w:t>,</w:t>
+        <w:br/>
       </w:r>
       <w:r>
         <w:rPr>
@@ -11873,7 +11417,23 @@
           <w:color w:val="545454"/>
           <w:lang w:val="de-AT"/>
         </w:rPr>
-        <w:t xml:space="preserve"> </w:t>
+        <w:t xml:space="preserve">    </w:t>
+      </w:r>
+      <w:r>
+        <w:rPr>
+          <w:rFonts w:ascii="Courier New" w:hAnsi="Courier New" w:cs="Courier New"/>
+          <w:color w:val="008000"/>
+          <w:lang w:val="de-AT"/>
+        </w:rPr>
+        <w:t>"volume"</w:t>
+      </w:r>
+      <w:r>
+        <w:rPr>
+          <w:rFonts w:ascii="Courier New" w:hAnsi="Courier New" w:cs="Courier New"/>
+          <w:color w:val="008000"/>
+          <w:lang w:val="de-AT"/>
+        </w:rPr>
+        <w:t>:</w:t>
       </w:r>
       <w:r>
         <w:rPr>
@@ -11889,7 +11449,7 @@
           <w:color w:val="545454"/>
           <w:lang w:val="de-AT"/>
         </w:rPr>
-        <w:t xml:space="preserve"> </w:t>
+        <w:t xml:space="preserve"> volume_cm3</w:t>
       </w:r>
       <w:r>
         <w:rPr>
@@ -11897,49 +11457,7 @@
           <w:color w:val="545454"/>
           <w:lang w:val="de-AT"/>
         </w:rPr>
-        <w:t xml:space="preserve"> </w:t>
-      </w:r>
-      <w:r>
-        <w:rPr>
-          <w:rFonts w:ascii="Courier New" w:hAnsi="Courier New" w:cs="Courier New"/>
-          <w:color w:val="696969"/>
-          <w:lang w:val="de-AT"/>
-        </w:rPr>
-        <w:t xml:space="preserve"># </w:t>
-      </w:r>
-      <w:proofErr w:type="spellStart"/>
-      <w:r>
-        <w:rPr>
-          <w:rFonts w:ascii="Courier New" w:hAnsi="Courier New" w:cs="Courier New"/>
-          <w:color w:val="696969"/>
-          <w:lang w:val="de-AT"/>
-        </w:rPr>
-        <w:t>Bounding</w:t>
-      </w:r>
-      <w:proofErr w:type="spellEnd"/>
-      <w:r>
-        <w:rPr>
-          <w:rFonts w:ascii="Courier New" w:hAnsi="Courier New" w:cs="Courier New"/>
-          <w:color w:val="696969"/>
-          <w:lang w:val="de-AT"/>
-        </w:rPr>
-        <w:t xml:space="preserve"> Box</w:t>
-      </w:r>
-      <w:r>
-        <w:rPr>
-          <w:rFonts w:ascii="Courier New" w:hAnsi="Courier New" w:cs="Courier New"/>
-          <w:color w:val="696969"/>
-          <w:lang w:val="de-AT"/>
-        </w:rPr>
-        <w:t xml:space="preserve"> </w:t>
-      </w:r>
-      <w:r>
-        <w:rPr>
-          <w:rFonts w:ascii="Courier New" w:hAnsi="Courier New" w:cs="Courier New"/>
-          <w:color w:val="696969"/>
-          <w:lang w:val="de-AT"/>
-        </w:rPr>
-        <w:t>Länge/Höhe</w:t>
+        <w:t>,</w:t>
       </w:r>
       <w:r>
         <w:rPr>
@@ -11963,341 +11481,7 @@
           <w:color w:val="008000"/>
           <w:lang w:val="de-AT"/>
         </w:rPr>
-        <w:t>"</w:t>
-      </w:r>
-      <w:proofErr w:type="spellStart"/>
-      <w:r>
-        <w:rPr>
-          <w:rFonts w:ascii="Courier New" w:hAnsi="Courier New" w:cs="Courier New"/>
-          <w:color w:val="008000"/>
-          <w:lang w:val="de-AT"/>
-        </w:rPr>
-        <w:t>width</w:t>
-      </w:r>
-      <w:proofErr w:type="spellEnd"/>
-      <w:r>
-        <w:rPr>
-          <w:rFonts w:ascii="Courier New" w:hAnsi="Courier New" w:cs="Courier New"/>
-          <w:color w:val="008000"/>
-          <w:lang w:val="de-AT"/>
-        </w:rPr>
-        <w:t>"</w:t>
-      </w:r>
-      <w:r>
-        <w:rPr>
-          <w:rFonts w:ascii="Courier New" w:hAnsi="Courier New" w:cs="Courier New"/>
-          <w:color w:val="008000"/>
-          <w:lang w:val="de-AT"/>
-        </w:rPr>
-        <w:t>:</w:t>
-      </w:r>
-      <w:r>
-        <w:rPr>
-          <w:rFonts w:ascii="Courier New" w:hAnsi="Courier New" w:cs="Courier New"/>
-          <w:color w:val="545454"/>
-          <w:lang w:val="de-AT"/>
-        </w:rPr>
-        <w:t xml:space="preserve"> </w:t>
-      </w:r>
-      <w:r>
-        <w:rPr>
-          <w:rFonts w:ascii="Courier New" w:hAnsi="Courier New" w:cs="Courier New"/>
-          <w:color w:val="545454"/>
-          <w:lang w:val="de-AT"/>
-        </w:rPr>
-        <w:t xml:space="preserve"> </w:t>
-      </w:r>
-      <w:r>
-        <w:rPr>
-          <w:rFonts w:ascii="Courier New" w:hAnsi="Courier New" w:cs="Courier New"/>
-          <w:color w:val="545454"/>
-          <w:lang w:val="de-AT"/>
-        </w:rPr>
-        <w:t xml:space="preserve"> </w:t>
-      </w:r>
-      <w:proofErr w:type="spellStart"/>
-      <w:r>
-        <w:rPr>
-          <w:rFonts w:ascii="Courier New" w:hAnsi="Courier New" w:cs="Courier New"/>
-          <w:color w:val="545454"/>
-          <w:lang w:val="de-AT"/>
-        </w:rPr>
-        <w:t>width_mm</w:t>
-      </w:r>
-      <w:proofErr w:type="spellEnd"/>
-      <w:r>
-        <w:rPr>
-          <w:rFonts w:ascii="Courier New" w:hAnsi="Courier New" w:cs="Courier New"/>
-          <w:color w:val="545454"/>
-          <w:lang w:val="de-AT"/>
-        </w:rPr>
-        <w:t>,</w:t>
-      </w:r>
-      <w:r>
-        <w:rPr>
-          <w:rFonts w:ascii="Courier New" w:hAnsi="Courier New" w:cs="Courier New"/>
-          <w:color w:val="545454"/>
-          <w:lang w:val="de-AT"/>
-        </w:rPr>
-        <w:t xml:space="preserve"> </w:t>
-      </w:r>
-      <w:r>
-        <w:rPr>
-          <w:rFonts w:ascii="Courier New" w:hAnsi="Courier New" w:cs="Courier New"/>
-          <w:color w:val="545454"/>
-          <w:lang w:val="de-AT"/>
-        </w:rPr>
-        <w:t xml:space="preserve"> </w:t>
-      </w:r>
-      <w:r>
-        <w:rPr>
-          <w:rFonts w:ascii="Courier New" w:hAnsi="Courier New" w:cs="Courier New"/>
-          <w:color w:val="545454"/>
-          <w:lang w:val="de-AT"/>
-        </w:rPr>
-        <w:t xml:space="preserve"> </w:t>
-      </w:r>
-      <w:r>
-        <w:rPr>
-          <w:rFonts w:ascii="Courier New" w:hAnsi="Courier New" w:cs="Courier New"/>
-          <w:color w:val="545454"/>
-          <w:lang w:val="de-AT"/>
-        </w:rPr>
-        <w:t xml:space="preserve"> </w:t>
-      </w:r>
-      <w:r>
-        <w:rPr>
-          <w:rFonts w:ascii="Courier New" w:hAnsi="Courier New" w:cs="Courier New"/>
-          <w:color w:val="545454"/>
-          <w:lang w:val="de-AT"/>
-        </w:rPr>
-        <w:t xml:space="preserve"> </w:t>
-      </w:r>
-      <w:r>
-        <w:rPr>
-          <w:rFonts w:ascii="Courier New" w:hAnsi="Courier New" w:cs="Courier New"/>
-          <w:color w:val="696969"/>
-          <w:lang w:val="de-AT"/>
-        </w:rPr>
-        <w:t xml:space="preserve"># </w:t>
-      </w:r>
-      <w:proofErr w:type="spellStart"/>
-      <w:r>
-        <w:rPr>
-          <w:rFonts w:ascii="Courier New" w:hAnsi="Courier New" w:cs="Courier New"/>
-          <w:color w:val="696969"/>
-          <w:lang w:val="de-AT"/>
-        </w:rPr>
-        <w:t>Bounding</w:t>
-      </w:r>
-      <w:proofErr w:type="spellEnd"/>
-      <w:r>
-        <w:rPr>
-          <w:rFonts w:ascii="Courier New" w:hAnsi="Courier New" w:cs="Courier New"/>
-          <w:color w:val="696969"/>
-          <w:lang w:val="de-AT"/>
-        </w:rPr>
-        <w:t xml:space="preserve"> Box </w:t>
-      </w:r>
-      <w:r>
-        <w:rPr>
-          <w:rFonts w:ascii="Courier New" w:hAnsi="Courier New" w:cs="Courier New"/>
-          <w:color w:val="696969"/>
-          <w:lang w:val="de-AT"/>
-        </w:rPr>
-        <w:t>Breite</w:t>
-      </w:r>
-      <w:r>
-        <w:rPr>
-          <w:rFonts w:ascii="Courier New" w:hAnsi="Courier New" w:cs="Courier New"/>
-          <w:color w:val="545454"/>
-          <w:lang w:val="de-AT"/>
-        </w:rPr>
-        <w:br/>
-      </w:r>
-      <w:r>
-        <w:rPr>
-          <w:rFonts w:ascii="Courier New" w:hAnsi="Courier New" w:cs="Courier New"/>
-          <w:color w:val="545454"/>
-          <w:lang w:val="de-AT"/>
-        </w:rPr>
-        <w:t xml:space="preserve">    </w:t>
-      </w:r>
-      <w:r>
-        <w:rPr>
-          <w:rFonts w:ascii="Courier New" w:hAnsi="Courier New" w:cs="Courier New"/>
-          <w:color w:val="008000"/>
-          <w:lang w:val="de-AT"/>
-        </w:rPr>
-        <w:t>"</w:t>
-      </w:r>
-      <w:proofErr w:type="spellStart"/>
-      <w:r>
-        <w:rPr>
-          <w:rFonts w:ascii="Courier New" w:hAnsi="Courier New" w:cs="Courier New"/>
-          <w:color w:val="008000"/>
-          <w:lang w:val="de-AT"/>
-        </w:rPr>
-        <w:t>height</w:t>
-      </w:r>
-      <w:proofErr w:type="spellEnd"/>
-      <w:r>
-        <w:rPr>
-          <w:rFonts w:ascii="Courier New" w:hAnsi="Courier New" w:cs="Courier New"/>
-          <w:color w:val="008000"/>
-          <w:lang w:val="de-AT"/>
-        </w:rPr>
-        <w:t>"</w:t>
-      </w:r>
-      <w:r>
-        <w:rPr>
-          <w:rFonts w:ascii="Courier New" w:hAnsi="Courier New" w:cs="Courier New"/>
-          <w:color w:val="008000"/>
-          <w:lang w:val="de-AT"/>
-        </w:rPr>
-        <w:t>:</w:t>
-      </w:r>
-      <w:r>
-        <w:rPr>
-          <w:rFonts w:ascii="Courier New" w:hAnsi="Courier New" w:cs="Courier New"/>
-          <w:color w:val="545454"/>
-          <w:lang w:val="de-AT"/>
-        </w:rPr>
-        <w:t xml:space="preserve">  </w:t>
-      </w:r>
-      <w:proofErr w:type="spellStart"/>
-      <w:r>
-        <w:rPr>
-          <w:rFonts w:ascii="Courier New" w:hAnsi="Courier New" w:cs="Courier New"/>
-          <w:color w:val="545454"/>
-          <w:lang w:val="de-AT"/>
-        </w:rPr>
-        <w:t>hoehe_ueber_grund_obj</w:t>
-      </w:r>
-      <w:proofErr w:type="spellEnd"/>
-      <w:r>
-        <w:rPr>
-          <w:rFonts w:ascii="Courier New" w:hAnsi="Courier New" w:cs="Courier New"/>
-          <w:color w:val="545454"/>
-          <w:lang w:val="de-AT"/>
-        </w:rPr>
-        <w:t>,</w:t>
-      </w:r>
-      <w:r>
-        <w:rPr>
-          <w:rFonts w:ascii="Courier New" w:hAnsi="Courier New" w:cs="Courier New"/>
-          <w:color w:val="545454"/>
-          <w:lang w:val="de-AT"/>
-        </w:rPr>
-        <w:br/>
-      </w:r>
-      <w:r>
-        <w:rPr>
-          <w:rFonts w:ascii="Courier New" w:hAnsi="Courier New" w:cs="Courier New"/>
-          <w:color w:val="545454"/>
-          <w:lang w:val="de-AT"/>
-        </w:rPr>
-        <w:t xml:space="preserve">    </w:t>
-      </w:r>
-      <w:r>
-        <w:rPr>
-          <w:rFonts w:ascii="Courier New" w:hAnsi="Courier New" w:cs="Courier New"/>
-          <w:color w:val="008000"/>
-          <w:lang w:val="de-AT"/>
-        </w:rPr>
-        <w:t>"</w:t>
-      </w:r>
-      <w:proofErr w:type="spellStart"/>
-      <w:r>
-        <w:rPr>
-          <w:rFonts w:ascii="Courier New" w:hAnsi="Courier New" w:cs="Courier New"/>
-          <w:color w:val="008000"/>
-          <w:lang w:val="de-AT"/>
-        </w:rPr>
-        <w:t>volume</w:t>
-      </w:r>
-      <w:proofErr w:type="spellEnd"/>
-      <w:r>
-        <w:rPr>
-          <w:rFonts w:ascii="Courier New" w:hAnsi="Courier New" w:cs="Courier New"/>
-          <w:color w:val="008000"/>
-          <w:lang w:val="de-AT"/>
-        </w:rPr>
-        <w:t>"</w:t>
-      </w:r>
-      <w:r>
-        <w:rPr>
-          <w:rFonts w:ascii="Courier New" w:hAnsi="Courier New" w:cs="Courier New"/>
-          <w:color w:val="008000"/>
-          <w:lang w:val="de-AT"/>
-        </w:rPr>
-        <w:t>:</w:t>
-      </w:r>
-      <w:r>
-        <w:rPr>
-          <w:rFonts w:ascii="Courier New" w:hAnsi="Courier New" w:cs="Courier New"/>
-          <w:color w:val="545454"/>
-          <w:lang w:val="de-AT"/>
-        </w:rPr>
-        <w:t xml:space="preserve"> </w:t>
-      </w:r>
-      <w:r>
-        <w:rPr>
-          <w:rFonts w:ascii="Courier New" w:hAnsi="Courier New" w:cs="Courier New"/>
-          <w:color w:val="545454"/>
-          <w:lang w:val="de-AT"/>
-        </w:rPr>
-        <w:t xml:space="preserve"> volume_cm3</w:t>
-      </w:r>
-      <w:r>
-        <w:rPr>
-          <w:rFonts w:ascii="Courier New" w:hAnsi="Courier New" w:cs="Courier New"/>
-          <w:color w:val="545454"/>
-          <w:lang w:val="de-AT"/>
-        </w:rPr>
-        <w:t>,</w:t>
-      </w:r>
-      <w:r>
-        <w:rPr>
-          <w:rFonts w:ascii="Courier New" w:hAnsi="Courier New" w:cs="Courier New"/>
-          <w:color w:val="545454"/>
-          <w:lang w:val="de-AT"/>
-        </w:rPr>
-        <w:br/>
-      </w:r>
-      <w:r>
-        <w:rPr>
-          <w:rFonts w:ascii="Courier New" w:hAnsi="Courier New" w:cs="Courier New"/>
-          <w:color w:val="545454"/>
-          <w:lang w:val="de-AT"/>
-        </w:rPr>
-        <w:t xml:space="preserve">    </w:t>
-      </w:r>
-      <w:r>
-        <w:rPr>
-          <w:rFonts w:ascii="Courier New" w:hAnsi="Courier New" w:cs="Courier New"/>
-          <w:color w:val="008000"/>
-          <w:lang w:val="de-AT"/>
-        </w:rPr>
-        <w:t>"</w:t>
-      </w:r>
-      <w:proofErr w:type="spellStart"/>
-      <w:r>
-        <w:rPr>
-          <w:rFonts w:ascii="Courier New" w:hAnsi="Courier New" w:cs="Courier New"/>
-          <w:color w:val="008000"/>
-          <w:lang w:val="de-AT"/>
-        </w:rPr>
-        <w:t>abmessung</w:t>
-      </w:r>
-      <w:proofErr w:type="spellEnd"/>
-      <w:r>
-        <w:rPr>
-          <w:rFonts w:ascii="Courier New" w:hAnsi="Courier New" w:cs="Courier New"/>
-          <w:color w:val="008000"/>
-          <w:lang w:val="de-AT"/>
-        </w:rPr>
-        <w:t>"</w:t>
+        <w:t>"abmessung"</w:t>
       </w:r>
       <w:r>
         <w:rPr>
@@ -12432,7 +11616,7 @@
         <w:rPr>
           <w:rFonts w:ascii="Courier New" w:hAnsi="Courier New" w:cs="Courier New"/>
           <w:color w:val="008000"/>
-          <w:lang w:val="de-AT"/>
+          <w:lang w:val="en-GB"/>
         </w:rPr>
         <w:t>"error":</w:t>
       </w:r>
@@ -12448,7 +11632,7 @@
         <w:rPr>
           <w:rFonts w:ascii="Courier New" w:hAnsi="Courier New" w:cs="Courier New"/>
           <w:color w:val="AA5D00"/>
-          <w:lang w:val="de-AT"/>
+          <w:lang w:val="en-GB"/>
         </w:rPr>
         <w:t>None</w:t>
       </w:r>
@@ -12497,33 +11681,15 @@
         <w:rPr>
           <w:rFonts w:ascii="Courier New" w:hAnsi="Courier New" w:cs="Courier New"/>
           <w:color w:val="008000"/>
-          <w:lang w:val="de-AT"/>
-        </w:rPr>
-        <w:t>"</w:t>
-      </w:r>
-      <w:proofErr w:type="spellStart"/>
-      <w:r>
-        <w:rPr>
-          <w:rFonts w:ascii="Courier New" w:hAnsi="Courier New" w:cs="Courier New"/>
-          <w:color w:val="008000"/>
-          <w:lang w:val="de-AT"/>
-        </w:rPr>
-        <w:t>depth_frame</w:t>
-      </w:r>
-      <w:proofErr w:type="spellEnd"/>
-      <w:r>
-        <w:rPr>
-          <w:rFonts w:ascii="Courier New" w:hAnsi="Courier New" w:cs="Courier New"/>
-          <w:color w:val="008000"/>
-          <w:lang w:val="de-AT"/>
-        </w:rPr>
-        <w:t xml:space="preserve">": </w:t>
+          <w:lang w:val="en-GB"/>
+        </w:rPr>
+        <w:t xml:space="preserve">"depth_frame": </w:t>
       </w:r>
       <w:r>
         <w:rPr>
           <w:rFonts w:ascii="Courier New" w:hAnsi="Courier New" w:cs="Courier New"/>
           <w:color w:val="AA5D00"/>
-          <w:lang w:val="de-AT"/>
+          <w:lang w:val="en-GB"/>
         </w:rPr>
         <w:t>None</w:t>
       </w:r>
@@ -12571,22 +11737,22 @@
       <w:pPr>
         <w:pStyle w:val="berschrift3"/>
       </w:pPr>
-      <w:bookmarkStart w:id="70" w:name="_Toc223637584"/>
-      <w:commentRangeStart w:id="71"/>
+      <w:bookmarkStart w:id="71" w:name="_Toc223637584"/>
+      <w:commentRangeStart w:id="72"/>
       <w:r>
         <w:lastRenderedPageBreak/>
         <w:t>Bildverarbeitung mit Barcode Erkennung</w:t>
       </w:r>
-      <w:commentRangeEnd w:id="71"/>
+      <w:commentRangeEnd w:id="72"/>
       <w:r>
         <w:rPr>
           <w:rStyle w:val="Kommentarzeichen"/>
           <w:b w:val="0"/>
           <w:bCs w:val="0"/>
         </w:rPr>
-        <w:commentReference w:id="71"/>
-      </w:r>
-      <w:bookmarkEnd w:id="70"/>
+        <w:commentReference w:id="72"/>
+      </w:r>
+      <w:bookmarkEnd w:id="71"/>
     </w:p>
     <w:p>
       <w:pPr>
@@ -12595,19 +11761,19 @@
           <w:lang w:val="de-AT" w:eastAsia="de-AT"/>
         </w:rPr>
       </w:pPr>
-      <w:commentRangeStart w:id="72"/>
+      <w:commentRangeStart w:id="73"/>
       <w:r>
         <w:rPr>
           <w:lang w:val="de-AT" w:eastAsia="de-AT"/>
         </w:rPr>
         <w:t xml:space="preserve">Für die Bildverarbeitung </w:t>
       </w:r>
-      <w:commentRangeEnd w:id="72"/>
+      <w:commentRangeEnd w:id="73"/>
       <w:r>
         <w:rPr>
           <w:rStyle w:val="Kommentarzeichen"/>
         </w:rPr>
-        <w:commentReference w:id="72"/>
+        <w:commentReference w:id="73"/>
       </w:r>
       <w:r>
         <w:rPr>
@@ -12897,7 +12063,6 @@
         <w:lastRenderedPageBreak/>
         <w:t xml:space="preserve">Nachdem der Barcode im Bild erkannt wurde, muss der Inhalt des Codes dekodiert werden. Hierfür wurden verschiedene Bibliotheken getestet. Zunächst wurde die Bibliothek </w:t>
       </w:r>
-      <w:proofErr w:type="spellStart"/>
       <w:r>
         <w:rPr>
           <w:bCs/>
@@ -12905,14 +12070,12 @@
         </w:rPr>
         <w:t>ZXing</w:t>
       </w:r>
-      <w:proofErr w:type="spellEnd"/>
       <w:r>
         <w:rPr>
           <w:lang w:val="de-AT" w:eastAsia="de-AT"/>
         </w:rPr>
         <w:t xml:space="preserve"> eingesetzt, allerdings lieferte diese in der Praxis nur wenige erfolgreiche Dekodierungen. Aus diesem Grund wurde auf die Python-Bibliothek </w:t>
       </w:r>
-      <w:proofErr w:type="spellStart"/>
       <w:r>
         <w:rPr>
           <w:bCs/>
@@ -12920,7 +12083,6 @@
         </w:rPr>
         <w:t>pyzbar</w:t>
       </w:r>
-      <w:proofErr w:type="spellEnd"/>
       <w:r>
         <w:rPr>
           <w:lang w:val="de-AT" w:eastAsia="de-AT"/>
@@ -13289,37 +12451,13 @@
         <w:jc w:val="left"/>
       </w:pPr>
       <w:r>
-        <w:t xml:space="preserve">Wichtige Faktoren sind – Padding, Rotation und </w:t>
-      </w:r>
-      <w:proofErr w:type="spellStart"/>
-      <w:r>
-        <w:t>skale</w:t>
-      </w:r>
-      <w:proofErr w:type="spellEnd"/>
-      <w:r>
-        <w:t xml:space="preserve">. Zudem kommen noch </w:t>
+        <w:t xml:space="preserve">Wichtige Faktoren sind – Padding, Rotation und skale. Zudem kommen noch </w:t>
       </w:r>
       <w:r>
         <w:t xml:space="preserve">4 </w:t>
       </w:r>
       <w:r>
-        <w:t xml:space="preserve">weitere </w:t>
-      </w:r>
-      <w:proofErr w:type="spellStart"/>
-      <w:r>
-        <w:t>Vorbereitungs</w:t>
-      </w:r>
-      <w:proofErr w:type="spellEnd"/>
-      <w:r>
-        <w:t xml:space="preserve"> </w:t>
-      </w:r>
-      <w:proofErr w:type="spellStart"/>
-      <w:r>
-        <w:t>verarbeitung</w:t>
-      </w:r>
-      <w:proofErr w:type="spellEnd"/>
-      <w:r>
-        <w:t xml:space="preserve"> bei der </w:t>
+        <w:t xml:space="preserve">weitere Vorbereitungs verarbeitung bei der </w:t>
       </w:r>
       <w:r>
         <w:br w:type="page"/>
@@ -13329,37 +12467,35 @@
       <w:pPr>
         <w:pStyle w:val="berschrift3"/>
       </w:pPr>
-      <w:bookmarkStart w:id="73" w:name="_Toc223637585"/>
-      <w:commentRangeStart w:id="74"/>
+      <w:bookmarkStart w:id="74" w:name="_Toc223637585"/>
+      <w:commentRangeStart w:id="75"/>
       <w:r>
         <w:lastRenderedPageBreak/>
         <w:t>Gewichtserfassung</w:t>
       </w:r>
-      <w:commentRangeEnd w:id="74"/>
+      <w:commentRangeEnd w:id="75"/>
       <w:r>
         <w:rPr>
           <w:rStyle w:val="Kommentarzeichen"/>
           <w:b w:val="0"/>
           <w:bCs w:val="0"/>
         </w:rPr>
-        <w:commentReference w:id="74"/>
-      </w:r>
-      <w:bookmarkEnd w:id="73"/>
-    </w:p>
-    <w:p>
-      <w:pPr>
-        <w:pStyle w:val="Text"/>
-      </w:pPr>
-      <w:r>
-        <w:t xml:space="preserve">Die Gewichtserfassung basiert auf drei </w:t>
-      </w:r>
-      <w:proofErr w:type="spellStart"/>
-      <w:r>
-        <w:t>Wägezellen</w:t>
-      </w:r>
-      <w:proofErr w:type="spellEnd"/>
-      <w:r>
-        <w:t>, deren Signale über Analog-Digital-Wandler (ADCs) erfasst und anschließend vom Raspberry Pi verarbeitet werden. Ziel ist es, aus den elektrischen Rohwerten ein präzises Gesamtgewicht in Gramm zu bestimmen.</w:t>
+        <w:commentReference w:id="75"/>
+      </w:r>
+      <w:bookmarkEnd w:id="74"/>
+    </w:p>
+    <w:p>
+      <w:pPr>
+        <w:pStyle w:val="Text"/>
+      </w:pPr>
+      <w:r>
+        <w:t>Die Gewichtserfassung basiert auf drei W</w:t>
+      </w:r>
+      <w:r>
+        <w:t>ä</w:t>
+      </w:r>
+      <w:r>
+        <w:t>gezellen, deren Signale über Analog-Digital-Wandler (ADCs) erfasst und anschließend vom Raspberry Pi verarbeitet werden. Ziel ist es, aus den elektrischen Rohwerten ein präzises Gesamtgewicht in Gramm zu bestimmen.</w:t>
       </w:r>
     </w:p>
     <w:p>
@@ -13388,15 +12524,7 @@
         <w:pStyle w:val="Text"/>
       </w:pPr>
       <w:r>
-        <w:t xml:space="preserve">Die </w:t>
-      </w:r>
-      <w:proofErr w:type="spellStart"/>
-      <w:r>
-        <w:t>Wägezellen</w:t>
-      </w:r>
-      <w:proofErr w:type="spellEnd"/>
-      <w:r>
-        <w:t xml:space="preserve"> werden an ein Breakout-Board mit dem </w:t>
+        <w:t xml:space="preserve">Die Wägezellen werden an ein Breakout-Board mit dem </w:t>
       </w:r>
       <w:r>
         <w:rPr>
@@ -13498,15 +12626,7 @@
         <w:t xml:space="preserve"> der es</w:t>
       </w:r>
       <w:r>
-        <w:t xml:space="preserve"> ermöglicht mehrere ADC-Module mit identischer Adresse zu betreiben, indem die einzelnen Geräte auf separate Kanäle verteilt werden. </w:t>
-      </w:r>
-      <w:proofErr w:type="gramStart"/>
-      <w:r>
-        <w:t>Über den Multiplexer</w:t>
-      </w:r>
-      <w:proofErr w:type="gramEnd"/>
-      <w:r>
-        <w:t xml:space="preserve"> kann jeweils ein Kanal aktiviert werden, sodass immer nur das gewünschte ADC-Modul mit dem Raspberry Pi verbunden ist. Die Kommunikation erfolgt somit indirekt über den Multiplexer, der den Zugriff auf die einzelnen ADCs steuert.</w:t>
+        <w:t xml:space="preserve"> ermöglicht mehrere ADC-Module mit identischer Adresse zu betreiben, indem die einzelnen Geräte auf separate Kanäle verteilt werden. Über den Multiplexer kann jeweils ein Kanal aktiviert werden, sodass immer nur das gewünschte ADC-Modul mit dem Raspberry Pi verbunden ist. Die Kommunikation erfolgt somit indirekt über den Multiplexer, der den Zugriff auf die einzelnen ADCs steuert.</w:t>
       </w:r>
     </w:p>
     <w:p>
@@ -13556,13 +12676,8 @@
         </w:numPr>
       </w:pPr>
       <w:r>
-        <w:t xml:space="preserve">Initialisierung der ADCs </w:t>
-      </w:r>
-      <w:proofErr w:type="gramStart"/>
-      <w:r>
-        <w:t>über den Multiplexer</w:t>
-      </w:r>
-      <w:proofErr w:type="gramEnd"/>
+        <w:t>Initialisierung der ADCs über den Multiplexer</w:t>
+      </w:r>
     </w:p>
     <w:p>
       <w:pPr>
@@ -13619,16 +12734,16 @@
       <w:r>
         <w:t>Die Initialisierung der ADCs erfolgt bei jedem Scanvorgang erneut, da die Zeitabstände zwischen den Messungen variieren können und de</w:t>
       </w:r>
-      <w:commentRangeStart w:id="75"/>
+      <w:commentRangeStart w:id="76"/>
       <w:r>
         <w:t>r Multiplexer jeweils neu konfiguriert werden muss.</w:t>
       </w:r>
-      <w:commentRangeEnd w:id="75"/>
+      <w:commentRangeEnd w:id="76"/>
       <w:r>
         <w:rPr>
           <w:rStyle w:val="Kommentarzeichen"/>
         </w:rPr>
-        <w:commentReference w:id="75"/>
+        <w:commentReference w:id="76"/>
       </w:r>
     </w:p>
     <w:p>
@@ -13675,40 +12790,15 @@
           <w:numId w:val="52"/>
         </w:numPr>
       </w:pPr>
-      <w:proofErr w:type="spellStart"/>
       <w:r>
         <w:rPr>
           <w:b/>
           <w:bCs/>
         </w:rPr>
-        <w:t>tara</w:t>
-      </w:r>
-      <w:proofErr w:type="spellEnd"/>
-      <w:r>
-        <w:rPr>
-          <w:b/>
-          <w:bCs/>
-        </w:rPr>
-        <w:t>()</w:t>
-      </w:r>
-      <w:r>
-        <w:t xml:space="preserve"> – führt eine Nullstellung aller </w:t>
-      </w:r>
-      <w:proofErr w:type="spellStart"/>
-      <w:r>
-        <w:t>Wägezellen</w:t>
-      </w:r>
-      <w:proofErr w:type="spellEnd"/>
-      <w:r>
-        <w:t xml:space="preserve"> durch und speichert die ermittelten Offsets in einer JSON-Datei. Diese </w:t>
-      </w:r>
-      <w:proofErr w:type="spellStart"/>
-      <w:r>
-        <w:t>Tarierung</w:t>
-      </w:r>
-      <w:proofErr w:type="spellEnd"/>
-      <w:r>
-        <w:t xml:space="preserve"> wird beim Start der GUI automatisch durchgeführt, kann aber auch manuell über die Benutzeroberfläche erneut ausgeführt werden.</w:t>
+        <w:t>tara()</w:t>
+      </w:r>
+      <w:r>
+        <w:t xml:space="preserve"> – führt eine Nullstellung aller Wägezellen durch und speichert die ermittelten Offsets in einer JSON-Datei. Diese Tarierung wird beim Start der GUI automatisch durchgeführt, kann aber auch manuell über die Benutzeroberfläche erneut ausgeführt werden.</w:t>
       </w:r>
     </w:p>
     <w:p>
@@ -13719,70 +12809,21 @@
           <w:numId w:val="52"/>
         </w:numPr>
       </w:pPr>
-      <w:proofErr w:type="spellStart"/>
       <w:r>
         <w:rPr>
           <w:b/>
           <w:bCs/>
         </w:rPr>
-        <w:t>calibrate_cell</w:t>
-      </w:r>
-      <w:proofErr w:type="spellEnd"/>
+        <w:t>calibrate_cell(index, known_weight_grams)</w:t>
+      </w:r>
       <w:r>
         <w:rPr>
           <w:b/>
-          <w:bCs/>
-        </w:rPr>
-        <w:t>(</w:t>
-      </w:r>
-      <w:proofErr w:type="spellStart"/>
-      <w:r>
-        <w:rPr>
-          <w:b/>
-          <w:bCs/>
-        </w:rPr>
-        <w:t>index</w:t>
-      </w:r>
-      <w:proofErr w:type="spellEnd"/>
-      <w:r>
-        <w:rPr>
-          <w:b/>
-          <w:bCs/>
-        </w:rPr>
-        <w:t xml:space="preserve">, </w:t>
-      </w:r>
-      <w:proofErr w:type="spellStart"/>
-      <w:r>
-        <w:rPr>
-          <w:b/>
-          <w:bCs/>
-        </w:rPr>
-        <w:t>known_weight_grams</w:t>
-      </w:r>
-      <w:proofErr w:type="spellEnd"/>
-      <w:r>
-        <w:rPr>
-          <w:b/>
-          <w:bCs/>
-        </w:rPr>
-        <w:t>)</w:t>
-      </w:r>
-      <w:r>
-        <w:rPr>
-          <w:b/>
         </w:rPr>
         <w:t xml:space="preserve"> </w:t>
       </w:r>
       <w:r>
-        <w:t xml:space="preserve">– kalibriert eine einzelne </w:t>
-      </w:r>
-      <w:proofErr w:type="spellStart"/>
-      <w:r>
-        <w:t>Wägezelle</w:t>
-      </w:r>
-      <w:proofErr w:type="spellEnd"/>
-      <w:r>
-        <w:t xml:space="preserve"> mit einem bekannten Referenzgewicht. Dabei wird der individuelle Kalibrierfaktor berechnet und gespeichert.</w:t>
+        <w:t>– kalibriert eine einzelne Wägezelle mit einem bekannten Referenzgewicht. Dabei wird der individuelle Kalibrierfaktor berechnet und gespeichert.</w:t>
       </w:r>
     </w:p>
     <w:p>
@@ -13793,37 +12834,12 @@
           <w:numId w:val="52"/>
         </w:numPr>
       </w:pPr>
-      <w:proofErr w:type="spellStart"/>
       <w:r>
         <w:rPr>
           <w:b/>
           <w:bCs/>
         </w:rPr>
-        <w:t>measure_cell</w:t>
-      </w:r>
-      <w:proofErr w:type="spellEnd"/>
-      <w:r>
-        <w:rPr>
-          <w:b/>
-          <w:bCs/>
-        </w:rPr>
-        <w:t>(</w:t>
-      </w:r>
-      <w:proofErr w:type="spellStart"/>
-      <w:r>
-        <w:rPr>
-          <w:b/>
-          <w:bCs/>
-        </w:rPr>
-        <w:t>index</w:t>
-      </w:r>
-      <w:proofErr w:type="spellEnd"/>
-      <w:r>
-        <w:rPr>
-          <w:b/>
-          <w:bCs/>
-        </w:rPr>
-        <w:t>)</w:t>
+        <w:t>measure_cell(index)</w:t>
       </w:r>
       <w:r>
         <w:t xml:space="preserve"> – liest den aktuellen Rohwert einer Zelle aus, wendet den Kalibrierfaktor an und glättet den Wert zur Reduktion kurzfristiger Schwankungen.</w:t>
@@ -13837,59 +12853,41 @@
           <w:numId w:val="52"/>
         </w:numPr>
       </w:pPr>
-      <w:proofErr w:type="spellStart"/>
       <w:r>
         <w:rPr>
           <w:b/>
           <w:bCs/>
         </w:rPr>
-        <w:t>get_weight</w:t>
-      </w:r>
-      <w:proofErr w:type="spellEnd"/>
-      <w:r>
+        <w:t>get_weight()</w:t>
+      </w:r>
+      <w:r>
+        <w:t xml:space="preserve"> – summiert dem Einzelgewichte aller Zellen und liefert das Gesamtgewicht in Gramm.</w:t>
+      </w:r>
+    </w:p>
+    <w:p>
+      <w:pPr>
+        <w:jc w:val="left"/>
+      </w:pPr>
+      <w:r>
+        <w:br w:type="page"/>
+      </w:r>
+    </w:p>
+    <w:p>
+      <w:pPr>
+        <w:pStyle w:val="Text"/>
         <w:rPr>
           <w:b/>
           <w:bCs/>
         </w:rPr>
-        <w:t>()</w:t>
-      </w:r>
-      <w:r>
-        <w:t xml:space="preserve"> – summiert dem Einzelgewichte aller Zellen und liefert das Gesamtgewicht in Gramm.</w:t>
-      </w:r>
-    </w:p>
-    <w:p>
-      <w:pPr>
-        <w:jc w:val="left"/>
-      </w:pPr>
-      <w:r>
-        <w:br w:type="page"/>
-      </w:r>
-    </w:p>
-    <w:p>
-      <w:pPr>
-        <w:pStyle w:val="Text"/>
+      </w:pPr>
+      <w:r>
         <w:rPr>
           <w:b/>
           <w:bCs/>
         </w:rPr>
-      </w:pPr>
-      <w:r>
-        <w:rPr>
-          <w:b/>
-          <w:bCs/>
-        </w:rPr>
         <w:lastRenderedPageBreak/>
-        <w:t xml:space="preserve">Signalverarbeitung der </w:t>
-      </w:r>
-      <w:proofErr w:type="spellStart"/>
-      <w:r>
-        <w:rPr>
-          <w:b/>
-          <w:bCs/>
-        </w:rPr>
-        <w:t>Wägezellen</w:t>
-      </w:r>
-      <w:proofErr w:type="spellEnd"/>
+        <w:t>Signalverarbeitung der Wägezellen</w:t>
+      </w:r>
     </w:p>
     <w:p>
       <w:pPr>
@@ -13909,77 +12907,66 @@
           <w:bCs/>
           <w:lang w:val="de-AT"/>
         </w:rPr>
-        <w:t xml:space="preserve">Verformung der </w:t>
-      </w:r>
-      <w:proofErr w:type="spellStart"/>
+        <w:t>Verformung der Wägezellen</w:t>
+      </w:r>
+      <w:r>
+        <w:rPr>
+          <w:lang w:val="de-AT"/>
+        </w:rPr>
+        <w:t xml:space="preserve"> sind. Um diese Rohwerte in physikalische Einheiten (Gramm) umzuwandeln, wird ein </w:t>
+      </w:r>
       <w:r>
         <w:rPr>
           <w:bCs/>
           <w:lang w:val="de-AT"/>
         </w:rPr>
-        <w:t>Wägezellen</w:t>
-      </w:r>
-      <w:proofErr w:type="spellEnd"/>
+        <w:t>Kalibrierfaktor</w:t>
+      </w:r>
       <w:r>
         <w:rPr>
           <w:lang w:val="de-AT"/>
         </w:rPr>
-        <w:t xml:space="preserve"> sind. Um diese Rohwerte in physikalische Einheiten (Gramm) umzuwandeln, wird ein </w:t>
+        <w:t xml:space="preserve"> verwendet.</w:t>
+      </w:r>
+    </w:p>
+    <w:p>
+      <w:pPr>
+        <w:pStyle w:val="Text"/>
+        <w:rPr>
+          <w:lang w:val="de-AT"/>
+        </w:rPr>
+      </w:pPr>
+      <w:r>
+        <w:rPr>
+          <w:lang w:val="de-AT"/>
+        </w:rPr>
+        <w:t xml:space="preserve">Zur Bestimmung des Kalibrierfaktors wird ein </w:t>
       </w:r>
       <w:r>
         <w:rPr>
           <w:bCs/>
           <w:lang w:val="de-AT"/>
         </w:rPr>
-        <w:t>Kalibrierfaktor</w:t>
+        <w:t>Referenzgewicht</w:t>
       </w:r>
       <w:r>
         <w:rPr>
           <w:lang w:val="de-AT"/>
         </w:rPr>
-        <w:t xml:space="preserve"> verwendet.</w:t>
-      </w:r>
-    </w:p>
-    <w:p>
-      <w:pPr>
-        <w:pStyle w:val="Text"/>
+        <w:t xml:space="preserve"> genutzt. Der gemessene Rohwert wird ins Verhältnis zum bekannten Gewicht gesetzt, wodurch ein individueller Kalibrierfaktor entsteht. Dieser Faktor wird in der Datei </w:t>
+      </w:r>
+      <w:r>
         <w:rPr>
           <w:lang w:val="de-AT"/>
         </w:rPr>
-      </w:pPr>
+        <w:t>„</w:t>
+      </w:r>
       <w:r>
         <w:rPr>
           <w:lang w:val="de-AT"/>
         </w:rPr>
-        <w:t xml:space="preserve">Zur Bestimmung des Kalibrierfaktors wird ein </w:t>
-      </w:r>
-      <w:r>
-        <w:rPr>
-          <w:bCs/>
-          <w:lang w:val="de-AT"/>
-        </w:rPr>
-        <w:t>Referenzgewicht</w:t>
-      </w:r>
-      <w:r>
-        <w:rPr>
-          <w:lang w:val="de-AT"/>
-        </w:rPr>
-        <w:t xml:space="preserve"> genutzt. Der gemessene Rohwert wird ins Verhältnis zum bekannten Gewicht gesetzt, wodurch ein individueller Kalibrierfaktor entsteht. Dieser Faktor wird in der Datei </w:t>
-      </w:r>
-      <w:r>
-        <w:rPr>
-          <w:lang w:val="de-AT"/>
-        </w:rPr>
-        <w:t>„</w:t>
-      </w:r>
-      <w:proofErr w:type="spellStart"/>
-      <w:r>
-        <w:rPr>
-          <w:lang w:val="de-AT"/>
-        </w:rPr>
         <w:t>weight_calibration.json</w:t>
       </w:r>
-      <w:proofErr w:type="spellEnd"/>
       <w:r>
         <w:rPr>
           <w:rStyle w:val="Hervorhebung"/>
@@ -13991,21 +12978,7 @@
         <w:rPr>
           <w:lang w:val="de-AT"/>
         </w:rPr>
-        <w:t xml:space="preserve"> gespeichert. Im Messbetrieb wird jeder Rohwert mit dem zugehörigen Kalibrierfaktor multipliziert, wodurch das Gewicht der jeweiligen </w:t>
-      </w:r>
-      <w:proofErr w:type="spellStart"/>
-      <w:r>
-        <w:rPr>
-          <w:lang w:val="de-AT"/>
-        </w:rPr>
-        <w:t>Wägezelle</w:t>
-      </w:r>
-      <w:proofErr w:type="spellEnd"/>
-      <w:r>
-        <w:rPr>
-          <w:lang w:val="de-AT"/>
-        </w:rPr>
-        <w:t xml:space="preserve"> in Gramm berechnet wird.</w:t>
+        <w:t xml:space="preserve"> gespeichert. Im Messbetrieb wird jeder Rohwert mit dem zugehörigen Kalibrierfaktor multipliziert, wodurch das Gewicht der jeweiligen Wägezelle in Gramm berechnet wird.</w:t>
       </w:r>
     </w:p>
     <w:p>
@@ -14053,25 +13026,27 @@
         </w:pBdr>
         <w:rPr>
           <w:rStyle w:val="Hervorhebung"/>
+          <w:lang w:val="en-GB"/>
         </w:rPr>
       </w:pPr>
       <w:r>
         <w:rPr>
           <w:rStyle w:val="Hervorhebung"/>
+          <w:lang w:val="en-GB"/>
         </w:rPr>
         <w:t>„</w:t>
       </w:r>
-      <w:proofErr w:type="spellStart"/>
       <w:r>
         <w:rPr>
           <w:rStyle w:val="Hervorhebung"/>
+          <w:lang w:val="en-GB"/>
         </w:rPr>
         <w:t>weight_calibration.json</w:t>
       </w:r>
-      <w:proofErr w:type="spellEnd"/>
       <w:r>
         <w:rPr>
           <w:rStyle w:val="Hervorhebung"/>
+          <w:lang w:val="en-GB"/>
         </w:rPr>
         <w:t>“</w:t>
       </w:r>
@@ -14114,25 +13089,209 @@
           <w:color w:val="008000"/>
           <w:lang w:val="en-GB"/>
         </w:rPr>
-        <w:t>"</w:t>
-      </w:r>
-      <w:proofErr w:type="spellStart"/>
+        <w:t>"faktoren"</w:t>
+      </w:r>
+      <w:r>
+        <w:rPr>
+          <w:rFonts w:ascii="Courier New" w:hAnsi="Courier New" w:cs="Courier New"/>
+          <w:color w:val="545454"/>
+          <w:lang w:val="en-GB"/>
+        </w:rPr>
+        <w:t>: [</w:t>
+      </w:r>
+      <w:r>
+        <w:rPr>
+          <w:rFonts w:ascii="Courier New" w:hAnsi="Courier New" w:cs="Courier New"/>
+          <w:color w:val="545454"/>
+          <w:lang w:val="en-GB"/>
+        </w:rPr>
+        <w:br/>
+        <w:t xml:space="preserve">        </w:t>
+      </w:r>
+      <w:r>
+        <w:rPr>
+          <w:rFonts w:ascii="Courier New" w:hAnsi="Courier New" w:cs="Courier New"/>
+          <w:color w:val="AA5D00"/>
+          <w:lang w:val="en-GB"/>
+        </w:rPr>
+        <w:t>-0.004423</w:t>
+      </w:r>
+      <w:r>
+        <w:rPr>
+          <w:rFonts w:ascii="Courier New" w:hAnsi="Courier New" w:cs="Courier New"/>
+          <w:color w:val="545454"/>
+          <w:lang w:val="en-GB"/>
+        </w:rPr>
+        <w:t>,</w:t>
+      </w:r>
+      <w:r>
+        <w:rPr>
+          <w:rFonts w:ascii="Courier New" w:hAnsi="Courier New" w:cs="Courier New"/>
+          <w:color w:val="545454"/>
+          <w:lang w:val="en-GB"/>
+        </w:rPr>
+        <w:br/>
+        <w:t xml:space="preserve">        </w:t>
+      </w:r>
+      <w:r>
+        <w:rPr>
+          <w:rFonts w:ascii="Courier New" w:hAnsi="Courier New" w:cs="Courier New"/>
+          <w:color w:val="AA5D00"/>
+          <w:lang w:val="en-GB"/>
+        </w:rPr>
+        <w:t>-0.00425</w:t>
+      </w:r>
+      <w:r>
+        <w:rPr>
+          <w:rFonts w:ascii="Courier New" w:hAnsi="Courier New" w:cs="Courier New"/>
+          <w:color w:val="545454"/>
+          <w:lang w:val="en-GB"/>
+        </w:rPr>
+        <w:t>,</w:t>
+      </w:r>
+      <w:r>
+        <w:rPr>
+          <w:rFonts w:ascii="Courier New" w:hAnsi="Courier New" w:cs="Courier New"/>
+          <w:color w:val="545454"/>
+          <w:lang w:val="en-GB"/>
+        </w:rPr>
+        <w:br/>
+        <w:t xml:space="preserve">        </w:t>
+      </w:r>
+      <w:r>
+        <w:rPr>
+          <w:rFonts w:ascii="Courier New" w:hAnsi="Courier New" w:cs="Courier New"/>
+          <w:color w:val="AA5D00"/>
+          <w:lang w:val="en-GB"/>
+        </w:rPr>
+        <w:t>-0.004543</w:t>
+      </w:r>
+      <w:r>
+        <w:rPr>
+          <w:rFonts w:ascii="Courier New" w:hAnsi="Courier New" w:cs="Courier New"/>
+          <w:color w:val="545454"/>
+          <w:lang w:val="en-GB"/>
+        </w:rPr>
+        <w:br/>
+        <w:t>    ],</w:t>
+      </w:r>
+      <w:r>
+        <w:rPr>
+          <w:rFonts w:ascii="Courier New" w:hAnsi="Courier New" w:cs="Courier New"/>
+          <w:color w:val="545454"/>
+          <w:lang w:val="en-GB"/>
+        </w:rPr>
+        <w:br/>
+        <w:t xml:space="preserve">    </w:t>
+      </w:r>
       <w:r>
         <w:rPr>
           <w:rFonts w:ascii="Courier New" w:hAnsi="Courier New" w:cs="Courier New"/>
           <w:color w:val="008000"/>
           <w:lang w:val="en-GB"/>
         </w:rPr>
-        <w:t>faktoren</w:t>
-      </w:r>
-      <w:proofErr w:type="spellEnd"/>
+        <w:t>"zero_offsets"</w:t>
+      </w:r>
+      <w:r>
+        <w:rPr>
+          <w:rFonts w:ascii="Courier New" w:hAnsi="Courier New" w:cs="Courier New"/>
+          <w:color w:val="545454"/>
+          <w:lang w:val="en-GB"/>
+        </w:rPr>
+        <w:t>: [</w:t>
+      </w:r>
+      <w:r>
+        <w:rPr>
+          <w:rFonts w:ascii="Courier New" w:hAnsi="Courier New" w:cs="Courier New"/>
+          <w:color w:val="545454"/>
+          <w:lang w:val="en-GB"/>
+        </w:rPr>
+        <w:br/>
+        <w:t xml:space="preserve">        </w:t>
+      </w:r>
+      <w:r>
+        <w:rPr>
+          <w:rFonts w:ascii="Courier New" w:hAnsi="Courier New" w:cs="Courier New"/>
+          <w:color w:val="AA5D00"/>
+          <w:lang w:val="en-GB"/>
+        </w:rPr>
+        <w:t>0</w:t>
+      </w:r>
+      <w:r>
+        <w:rPr>
+          <w:rFonts w:ascii="Courier New" w:hAnsi="Courier New" w:cs="Courier New"/>
+          <w:color w:val="545454"/>
+          <w:lang w:val="en-GB"/>
+        </w:rPr>
+        <w:t>,</w:t>
+      </w:r>
+      <w:r>
+        <w:rPr>
+          <w:rFonts w:ascii="Courier New" w:hAnsi="Courier New" w:cs="Courier New"/>
+          <w:color w:val="545454"/>
+          <w:lang w:val="en-GB"/>
+        </w:rPr>
+        <w:br/>
+        <w:t xml:space="preserve">        </w:t>
+      </w:r>
+      <w:r>
+        <w:rPr>
+          <w:rFonts w:ascii="Courier New" w:hAnsi="Courier New" w:cs="Courier New"/>
+          <w:color w:val="AA5D00"/>
+          <w:lang w:val="en-GB"/>
+        </w:rPr>
+        <w:t>0</w:t>
+      </w:r>
+      <w:r>
+        <w:rPr>
+          <w:rFonts w:ascii="Courier New" w:hAnsi="Courier New" w:cs="Courier New"/>
+          <w:color w:val="545454"/>
+          <w:lang w:val="en-GB"/>
+        </w:rPr>
+        <w:t>,</w:t>
+      </w:r>
+      <w:r>
+        <w:rPr>
+          <w:rFonts w:ascii="Courier New" w:hAnsi="Courier New" w:cs="Courier New"/>
+          <w:color w:val="545454"/>
+          <w:lang w:val="en-GB"/>
+        </w:rPr>
+        <w:br/>
+        <w:t xml:space="preserve">        </w:t>
+      </w:r>
+      <w:r>
+        <w:rPr>
+          <w:rFonts w:ascii="Courier New" w:hAnsi="Courier New" w:cs="Courier New"/>
+          <w:color w:val="AA5D00"/>
+          <w:lang w:val="en-GB"/>
+        </w:rPr>
+        <w:t>0</w:t>
+      </w:r>
+      <w:r>
+        <w:rPr>
+          <w:rFonts w:ascii="Courier New" w:hAnsi="Courier New" w:cs="Courier New"/>
+          <w:color w:val="545454"/>
+          <w:lang w:val="en-GB"/>
+        </w:rPr>
+        <w:br/>
+        <w:t>    ],</w:t>
+      </w:r>
+      <w:r>
+        <w:rPr>
+          <w:rFonts w:ascii="Courier New" w:hAnsi="Courier New" w:cs="Courier New"/>
+          <w:color w:val="545454"/>
+          <w:lang w:val="en-GB"/>
+        </w:rPr>
+        <w:br/>
+        <w:t xml:space="preserve">    </w:t>
+      </w:r>
       <w:r>
         <w:rPr>
           <w:rFonts w:ascii="Courier New" w:hAnsi="Courier New" w:cs="Courier New"/>
           <w:color w:val="008000"/>
           <w:lang w:val="en-GB"/>
         </w:rPr>
-        <w:t>"</w:t>
+        <w:t>"_comment_default_factors"</w:t>
       </w:r>
       <w:r>
         <w:rPr>
@@ -14140,92 +13299,7 @@
           <w:color w:val="545454"/>
           <w:lang w:val="en-GB"/>
         </w:rPr>
-        <w:t>: [</w:t>
-      </w:r>
-      <w:r>
-        <w:rPr>
-          <w:rFonts w:ascii="Courier New" w:hAnsi="Courier New" w:cs="Courier New"/>
-          <w:color w:val="545454"/>
-          <w:lang w:val="en-GB"/>
-        </w:rPr>
-        <w:br/>
-        <w:t xml:space="preserve">        </w:t>
-      </w:r>
-      <w:r>
-        <w:rPr>
-          <w:rFonts w:ascii="Courier New" w:hAnsi="Courier New" w:cs="Courier New"/>
-          <w:color w:val="AA5D00"/>
-          <w:lang w:val="en-GB"/>
-        </w:rPr>
-        <w:t>-0.004423</w:t>
-      </w:r>
-      <w:r>
-        <w:rPr>
-          <w:rFonts w:ascii="Courier New" w:hAnsi="Courier New" w:cs="Courier New"/>
-          <w:color w:val="545454"/>
-          <w:lang w:val="en-GB"/>
-        </w:rPr>
-        <w:t>,</w:t>
-      </w:r>
-      <w:r>
-        <w:rPr>
-          <w:rFonts w:ascii="Courier New" w:hAnsi="Courier New" w:cs="Courier New"/>
-          <w:color w:val="545454"/>
-          <w:lang w:val="en-GB"/>
-        </w:rPr>
-        <w:br/>
-        <w:t xml:space="preserve">        </w:t>
-      </w:r>
-      <w:r>
-        <w:rPr>
-          <w:rFonts w:ascii="Courier New" w:hAnsi="Courier New" w:cs="Courier New"/>
-          <w:color w:val="AA5D00"/>
-          <w:lang w:val="en-GB"/>
-        </w:rPr>
-        <w:t>-0.00425</w:t>
-      </w:r>
-      <w:r>
-        <w:rPr>
-          <w:rFonts w:ascii="Courier New" w:hAnsi="Courier New" w:cs="Courier New"/>
-          <w:color w:val="545454"/>
-          <w:lang w:val="en-GB"/>
-        </w:rPr>
-        <w:t>,</w:t>
-      </w:r>
-      <w:r>
-        <w:rPr>
-          <w:rFonts w:ascii="Courier New" w:hAnsi="Courier New" w:cs="Courier New"/>
-          <w:color w:val="545454"/>
-          <w:lang w:val="en-GB"/>
-        </w:rPr>
-        <w:br/>
-        <w:t xml:space="preserve">        </w:t>
-      </w:r>
-      <w:r>
-        <w:rPr>
-          <w:rFonts w:ascii="Courier New" w:hAnsi="Courier New" w:cs="Courier New"/>
-          <w:color w:val="AA5D00"/>
-          <w:lang w:val="en-GB"/>
-        </w:rPr>
-        <w:t>-0.004543</w:t>
-      </w:r>
-      <w:r>
-        <w:rPr>
-          <w:rFonts w:ascii="Courier New" w:hAnsi="Courier New" w:cs="Courier New"/>
-          <w:color w:val="545454"/>
-          <w:lang w:val="en-GB"/>
-        </w:rPr>
-        <w:br/>
-        <w:t>    ],</w:t>
-      </w:r>
-      <w:r>
-        <w:rPr>
-          <w:rFonts w:ascii="Courier New" w:hAnsi="Courier New" w:cs="Courier New"/>
-          <w:color w:val="545454"/>
-          <w:lang w:val="en-GB"/>
-        </w:rPr>
-        <w:br/>
-        <w:t xml:space="preserve">    </w:t>
+        <w:t xml:space="preserve">: </w:t>
       </w:r>
       <w:r>
         <w:rPr>
@@ -14233,284 +13307,19 @@
           <w:color w:val="008000"/>
           <w:lang w:val="en-GB"/>
         </w:rPr>
-        <w:t>"</w:t>
-      </w:r>
-      <w:proofErr w:type="spellStart"/>
+        <w:t xml:space="preserve">"Original calibration factors from code: [-0.004423, -0.00425, -0.004543]. </w:t>
+      </w:r>
       <w:r>
         <w:rPr>
           <w:rFonts w:ascii="Courier New" w:hAnsi="Courier New" w:cs="Courier New"/>
           <w:color w:val="008000"/>
-          <w:lang w:val="en-GB"/>
-        </w:rPr>
-        <w:t>zero_offsets</w:t>
-      </w:r>
-      <w:proofErr w:type="spellEnd"/>
-      <w:r>
-        <w:rPr>
-          <w:rFonts w:ascii="Courier New" w:hAnsi="Courier New" w:cs="Courier New"/>
-          <w:color w:val="008000"/>
-          <w:lang w:val="en-GB"/>
-        </w:rPr>
-        <w:t>"</w:t>
+        </w:rPr>
+        <w:t>Copy these values into 'faktoren' to reset manually."</w:t>
       </w:r>
       <w:r>
         <w:rPr>
           <w:rFonts w:ascii="Courier New" w:hAnsi="Courier New" w:cs="Courier New"/>
           <w:color w:val="545454"/>
-          <w:lang w:val="en-GB"/>
-        </w:rPr>
-        <w:t>: [</w:t>
-      </w:r>
-      <w:r>
-        <w:rPr>
-          <w:rFonts w:ascii="Courier New" w:hAnsi="Courier New" w:cs="Courier New"/>
-          <w:color w:val="545454"/>
-          <w:lang w:val="en-GB"/>
-        </w:rPr>
-        <w:br/>
-        <w:t xml:space="preserve">        </w:t>
-      </w:r>
-      <w:r>
-        <w:rPr>
-          <w:rFonts w:ascii="Courier New" w:hAnsi="Courier New" w:cs="Courier New"/>
-          <w:color w:val="AA5D00"/>
-          <w:lang w:val="en-GB"/>
-        </w:rPr>
-        <w:t>0</w:t>
-      </w:r>
-      <w:r>
-        <w:rPr>
-          <w:rFonts w:ascii="Courier New" w:hAnsi="Courier New" w:cs="Courier New"/>
-          <w:color w:val="545454"/>
-          <w:lang w:val="en-GB"/>
-        </w:rPr>
-        <w:t>,</w:t>
-      </w:r>
-      <w:r>
-        <w:rPr>
-          <w:rFonts w:ascii="Courier New" w:hAnsi="Courier New" w:cs="Courier New"/>
-          <w:color w:val="545454"/>
-          <w:lang w:val="en-GB"/>
-        </w:rPr>
-        <w:br/>
-        <w:t xml:space="preserve">        </w:t>
-      </w:r>
-      <w:r>
-        <w:rPr>
-          <w:rFonts w:ascii="Courier New" w:hAnsi="Courier New" w:cs="Courier New"/>
-          <w:color w:val="AA5D00"/>
-          <w:lang w:val="en-GB"/>
-        </w:rPr>
-        <w:t>0</w:t>
-      </w:r>
-      <w:r>
-        <w:rPr>
-          <w:rFonts w:ascii="Courier New" w:hAnsi="Courier New" w:cs="Courier New"/>
-          <w:color w:val="545454"/>
-          <w:lang w:val="en-GB"/>
-        </w:rPr>
-        <w:t>,</w:t>
-      </w:r>
-      <w:r>
-        <w:rPr>
-          <w:rFonts w:ascii="Courier New" w:hAnsi="Courier New" w:cs="Courier New"/>
-          <w:color w:val="545454"/>
-          <w:lang w:val="en-GB"/>
-        </w:rPr>
-        <w:br/>
-        <w:t xml:space="preserve">        </w:t>
-      </w:r>
-      <w:r>
-        <w:rPr>
-          <w:rFonts w:ascii="Courier New" w:hAnsi="Courier New" w:cs="Courier New"/>
-          <w:color w:val="AA5D00"/>
-          <w:lang w:val="en-GB"/>
-        </w:rPr>
-        <w:t>0</w:t>
-      </w:r>
-      <w:r>
-        <w:rPr>
-          <w:rFonts w:ascii="Courier New" w:hAnsi="Courier New" w:cs="Courier New"/>
-          <w:color w:val="545454"/>
-          <w:lang w:val="en-GB"/>
-        </w:rPr>
-        <w:br/>
-        <w:t>    ],</w:t>
-      </w:r>
-      <w:r>
-        <w:rPr>
-          <w:rFonts w:ascii="Courier New" w:hAnsi="Courier New" w:cs="Courier New"/>
-          <w:color w:val="545454"/>
-          <w:lang w:val="en-GB"/>
-        </w:rPr>
-        <w:br/>
-        <w:t xml:space="preserve">    </w:t>
-      </w:r>
-      <w:r>
-        <w:rPr>
-          <w:rFonts w:ascii="Courier New" w:hAnsi="Courier New" w:cs="Courier New"/>
-          <w:color w:val="008000"/>
-          <w:lang w:val="en-GB"/>
-        </w:rPr>
-        <w:t>"_</w:t>
-      </w:r>
-      <w:proofErr w:type="spellStart"/>
-      <w:r>
-        <w:rPr>
-          <w:rFonts w:ascii="Courier New" w:hAnsi="Courier New" w:cs="Courier New"/>
-          <w:color w:val="008000"/>
-          <w:lang w:val="en-GB"/>
-        </w:rPr>
-        <w:t>comment_default_factors</w:t>
-      </w:r>
-      <w:proofErr w:type="spellEnd"/>
-      <w:r>
-        <w:rPr>
-          <w:rFonts w:ascii="Courier New" w:hAnsi="Courier New" w:cs="Courier New"/>
-          <w:color w:val="008000"/>
-          <w:lang w:val="en-GB"/>
-        </w:rPr>
-        <w:t>"</w:t>
-      </w:r>
-      <w:r>
-        <w:rPr>
-          <w:rFonts w:ascii="Courier New" w:hAnsi="Courier New" w:cs="Courier New"/>
-          <w:color w:val="545454"/>
-          <w:lang w:val="en-GB"/>
-        </w:rPr>
-        <w:t xml:space="preserve">: </w:t>
-      </w:r>
-      <w:r>
-        <w:rPr>
-          <w:rFonts w:ascii="Courier New" w:hAnsi="Courier New" w:cs="Courier New"/>
-          <w:color w:val="008000"/>
-          <w:lang w:val="en-GB"/>
-        </w:rPr>
-        <w:t xml:space="preserve">"Original calibration factors from code: [-0.004423, -0.00425, -0.004543]. </w:t>
-      </w:r>
-      <w:r>
-        <w:rPr>
-          <w:rFonts w:ascii="Courier New" w:hAnsi="Courier New" w:cs="Courier New"/>
-          <w:color w:val="008000"/>
-        </w:rPr>
-        <w:t xml:space="preserve">Copy </w:t>
-      </w:r>
-      <w:proofErr w:type="spellStart"/>
-      <w:r>
-        <w:rPr>
-          <w:rFonts w:ascii="Courier New" w:hAnsi="Courier New" w:cs="Courier New"/>
-          <w:color w:val="008000"/>
-        </w:rPr>
-        <w:t>these</w:t>
-      </w:r>
-      <w:proofErr w:type="spellEnd"/>
-      <w:r>
-        <w:rPr>
-          <w:rFonts w:ascii="Courier New" w:hAnsi="Courier New" w:cs="Courier New"/>
-          <w:color w:val="008000"/>
-        </w:rPr>
-        <w:t xml:space="preserve"> </w:t>
-      </w:r>
-      <w:proofErr w:type="spellStart"/>
-      <w:r>
-        <w:rPr>
-          <w:rFonts w:ascii="Courier New" w:hAnsi="Courier New" w:cs="Courier New"/>
-          <w:color w:val="008000"/>
-        </w:rPr>
-        <w:t>values</w:t>
-      </w:r>
-      <w:proofErr w:type="spellEnd"/>
-      <w:r>
-        <w:rPr>
-          <w:rFonts w:ascii="Courier New" w:hAnsi="Courier New" w:cs="Courier New"/>
-          <w:color w:val="008000"/>
-        </w:rPr>
-        <w:t xml:space="preserve"> </w:t>
-      </w:r>
-      <w:proofErr w:type="spellStart"/>
-      <w:r>
-        <w:rPr>
-          <w:rFonts w:ascii="Courier New" w:hAnsi="Courier New" w:cs="Courier New"/>
-          <w:color w:val="008000"/>
-        </w:rPr>
-        <w:t>into</w:t>
-      </w:r>
-      <w:proofErr w:type="spellEnd"/>
-      <w:r>
-        <w:rPr>
-          <w:rFonts w:ascii="Courier New" w:hAnsi="Courier New" w:cs="Courier New"/>
-          <w:color w:val="008000"/>
-        </w:rPr>
-        <w:t xml:space="preserve"> '</w:t>
-      </w:r>
-      <w:proofErr w:type="spellStart"/>
-      <w:r>
-        <w:rPr>
-          <w:rFonts w:ascii="Courier New" w:hAnsi="Courier New" w:cs="Courier New"/>
-          <w:color w:val="008000"/>
-        </w:rPr>
-        <w:t>faktoren</w:t>
-      </w:r>
-      <w:proofErr w:type="spellEnd"/>
-      <w:r>
-        <w:rPr>
-          <w:rFonts w:ascii="Courier New" w:hAnsi="Courier New" w:cs="Courier New"/>
-          <w:color w:val="008000"/>
-        </w:rPr>
-        <w:t xml:space="preserve">' </w:t>
-      </w:r>
-      <w:proofErr w:type="spellStart"/>
-      <w:r>
-        <w:rPr>
-          <w:rFonts w:ascii="Courier New" w:hAnsi="Courier New" w:cs="Courier New"/>
-          <w:color w:val="008000"/>
-        </w:rPr>
-        <w:t>to</w:t>
-      </w:r>
-      <w:proofErr w:type="spellEnd"/>
-      <w:r>
-        <w:rPr>
-          <w:rFonts w:ascii="Courier New" w:hAnsi="Courier New" w:cs="Courier New"/>
-          <w:color w:val="008000"/>
-        </w:rPr>
-        <w:t xml:space="preserve"> </w:t>
-      </w:r>
-      <w:proofErr w:type="spellStart"/>
-      <w:r>
-        <w:rPr>
-          <w:rFonts w:ascii="Courier New" w:hAnsi="Courier New" w:cs="Courier New"/>
-          <w:color w:val="008000"/>
-        </w:rPr>
-        <w:t>reset</w:t>
-      </w:r>
-      <w:proofErr w:type="spellEnd"/>
-      <w:r>
-        <w:rPr>
-          <w:rFonts w:ascii="Courier New" w:hAnsi="Courier New" w:cs="Courier New"/>
-          <w:color w:val="008000"/>
-        </w:rPr>
-        <w:t xml:space="preserve"> </w:t>
-      </w:r>
-      <w:proofErr w:type="spellStart"/>
-      <w:r>
-        <w:rPr>
-          <w:rFonts w:ascii="Courier New" w:hAnsi="Courier New" w:cs="Courier New"/>
-          <w:color w:val="008000"/>
-        </w:rPr>
-        <w:t>manually</w:t>
-      </w:r>
-      <w:proofErr w:type="spellEnd"/>
-      <w:r>
-        <w:rPr>
-          <w:rFonts w:ascii="Courier New" w:hAnsi="Courier New" w:cs="Courier New"/>
-          <w:color w:val="008000"/>
-        </w:rPr>
-        <w:t>."</w:t>
-      </w:r>
-      <w:r>
-        <w:rPr>
-          <w:rFonts w:ascii="Courier New" w:hAnsi="Courier New" w:cs="Courier New"/>
-          <w:color w:val="545454"/>
         </w:rPr>
         <w:br/>
         <w:t>}</w:t>
@@ -14602,19 +13411,19 @@
           <w:lang w:eastAsia="de-AT"/>
         </w:rPr>
       </w:pPr>
-      <w:commentRangeStart w:id="76"/>
+      <w:commentRangeStart w:id="77"/>
       <w:r>
         <w:rPr>
           <w:lang w:eastAsia="de-AT"/>
         </w:rPr>
         <w:t>Abbildung</w:t>
       </w:r>
-      <w:commentRangeEnd w:id="76"/>
+      <w:commentRangeEnd w:id="77"/>
       <w:r>
         <w:rPr>
           <w:rStyle w:val="Kommentarzeichen"/>
         </w:rPr>
-        <w:commentReference w:id="76"/>
+        <w:commentReference w:id="77"/>
       </w:r>
     </w:p>
     <w:p>
@@ -14882,21 +13691,21 @@
       <w:pPr>
         <w:pStyle w:val="berschrift3"/>
       </w:pPr>
-      <w:bookmarkStart w:id="77" w:name="_Toc223637587"/>
-      <w:commentRangeStart w:id="78"/>
+      <w:bookmarkStart w:id="78" w:name="_Toc223637587"/>
+      <w:commentRangeStart w:id="79"/>
       <w:r>
         <w:lastRenderedPageBreak/>
         <w:t>User Interface für die Datenverarbeitung</w:t>
       </w:r>
-      <w:bookmarkEnd w:id="77"/>
-      <w:commentRangeEnd w:id="78"/>
+      <w:bookmarkEnd w:id="78"/>
+      <w:commentRangeEnd w:id="79"/>
       <w:r>
         <w:rPr>
           <w:rStyle w:val="Kommentarzeichen"/>
           <w:b w:val="0"/>
           <w:bCs w:val="0"/>
         </w:rPr>
-        <w:commentReference w:id="78"/>
+        <w:commentReference w:id="79"/>
       </w:r>
     </w:p>
     <w:p>
@@ -15004,16 +13813,8 @@
         <w:rPr>
           <w:lang w:eastAsia="de-AT"/>
         </w:rPr>
-        <w:t xml:space="preserve">Tarieren der </w:t>
-      </w:r>
-      <w:proofErr w:type="spellStart"/>
-      <w:r>
-        <w:rPr>
-          <w:lang w:eastAsia="de-AT"/>
-        </w:rPr>
-        <w:t>Wägezellen</w:t>
-      </w:r>
-      <w:proofErr w:type="spellEnd"/>
+        <w:t>Tarieren der Wägezellen</w:t>
+      </w:r>
     </w:p>
     <w:p>
       <w:pPr>
@@ -15283,21 +14084,7 @@
         <w:rPr>
           <w:lang w:eastAsia="de-AT"/>
         </w:rPr>
-        <w:t xml:space="preserve"> Auslesen der </w:t>
-      </w:r>
-      <w:proofErr w:type="spellStart"/>
-      <w:r>
-        <w:rPr>
-          <w:lang w:eastAsia="de-AT"/>
-        </w:rPr>
-        <w:t>Wägezellen</w:t>
-      </w:r>
-      <w:proofErr w:type="spellEnd"/>
-      <w:r>
-        <w:rPr>
-          <w:lang w:eastAsia="de-AT"/>
-        </w:rPr>
-        <w:t xml:space="preserve"> über die angeschlossenen ADC-Module.</w:t>
+        <w:t xml:space="preserve"> Auslesen der Wägezellen über die angeschlossenen ADC-Module.</w:t>
       </w:r>
     </w:p>
     <w:p>
@@ -15783,23 +14570,7 @@
         <w:pStyle w:val="Text"/>
       </w:pPr>
       <w:r>
-        <w:t xml:space="preserve">Wichtig muss noch gemacht werden oder verwiesen </w:t>
-      </w:r>
-      <w:proofErr w:type="spellStart"/>
-      <w:r>
-        <w:t>weden</w:t>
-      </w:r>
-      <w:proofErr w:type="spellEnd"/>
-      <w:r>
-        <w:t xml:space="preserve"> auf den </w:t>
-      </w:r>
-      <w:proofErr w:type="spellStart"/>
-      <w:r>
-        <w:t>anhang</w:t>
-      </w:r>
-      <w:proofErr w:type="spellEnd"/>
-      <w:r>
-        <w:t>!!</w:t>
+        <w:t>Wichtig muss noch gemacht werden oder verwiesen weden auf den anhang!!</w:t>
       </w:r>
     </w:p>
     <w:p>
@@ -15829,12 +14600,12 @@
       <w:pPr>
         <w:pStyle w:val="berschrift2"/>
       </w:pPr>
-      <w:bookmarkStart w:id="79" w:name="_Toc223637588"/>
+      <w:bookmarkStart w:id="80" w:name="_Toc223637588"/>
       <w:r>
         <w:lastRenderedPageBreak/>
         <w:t>Weitere individuelle Abschnitte</w:t>
       </w:r>
-      <w:bookmarkEnd w:id="79"/>
+      <w:bookmarkEnd w:id="80"/>
       <w:r>
         <w:t xml:space="preserve"> </w:t>
       </w:r>
@@ -15850,48 +14621,20 @@
         <w:rPr>
           <w:color w:val="0066FF"/>
         </w:rPr>
-        <w:t xml:space="preserve">(FV = Text) Diese Abschnitte sind individuell </w:t>
-      </w:r>
-      <w:proofErr w:type="gramStart"/>
-      <w:r>
+        <w:t>(FV = Text) Diese Abschnitte sind individuell mit Ihren Betreuer:innen festzulegen.</w:t>
+      </w:r>
+    </w:p>
+    <w:p>
+      <w:pPr>
+        <w:jc w:val="left"/>
         <w:rPr>
           <w:color w:val="0066FF"/>
         </w:rPr>
-        <w:t xml:space="preserve">mit Ihren </w:t>
-      </w:r>
-      <w:proofErr w:type="spellStart"/>
+      </w:pPr>
       <w:r>
         <w:rPr>
           <w:color w:val="0066FF"/>
         </w:rPr>
-        <w:t>Betreuer</w:t>
-      </w:r>
-      <w:proofErr w:type="gramEnd"/>
-      <w:r>
-        <w:rPr>
-          <w:color w:val="0066FF"/>
-        </w:rPr>
-        <w:t>:innen</w:t>
-      </w:r>
-      <w:proofErr w:type="spellEnd"/>
-      <w:r>
-        <w:rPr>
-          <w:color w:val="0066FF"/>
-        </w:rPr>
-        <w:t xml:space="preserve"> festzulegen.</w:t>
-      </w:r>
-    </w:p>
-    <w:p>
-      <w:pPr>
-        <w:jc w:val="left"/>
-        <w:rPr>
-          <w:color w:val="0066FF"/>
-        </w:rPr>
-      </w:pPr>
-      <w:r>
-        <w:rPr>
-          <w:color w:val="0066FF"/>
-        </w:rPr>
         <w:br w:type="page"/>
       </w:r>
     </w:p>
@@ -15899,12 +14642,12 @@
       <w:pPr>
         <w:pStyle w:val="berschrift2"/>
       </w:pPr>
-      <w:bookmarkStart w:id="80" w:name="_Toc223637590"/>
+      <w:bookmarkStart w:id="81" w:name="_Toc223637590"/>
       <w:r>
         <w:lastRenderedPageBreak/>
         <w:t>Zusammenfassung individueller Teil</w:t>
       </w:r>
-      <w:bookmarkEnd w:id="80"/>
+      <w:bookmarkEnd w:id="81"/>
     </w:p>
     <w:p>
       <w:pPr>
@@ -15916,21 +14659,7 @@
         <w:rPr>
           <w:color w:val="0066FF"/>
         </w:rPr>
-        <w:t xml:space="preserve">(FV = Text) </w:t>
-      </w:r>
-      <w:proofErr w:type="gramStart"/>
-      <w:r>
-        <w:rPr>
-          <w:color w:val="0066FF"/>
-        </w:rPr>
-        <w:t>Hier</w:t>
-      </w:r>
-      <w:proofErr w:type="gramEnd"/>
-      <w:r>
-        <w:rPr>
-          <w:color w:val="0066FF"/>
-        </w:rPr>
-        <w:t xml:space="preserve"> werden die wichtigsten Fakten der individuellen Aufgabe des Schülers / der Schülerin kurz zusammengefasst werden.</w:t>
+        <w:t>(FV = Text) Hier werden die wichtigsten Fakten der individuellen Aufgabe des Schülers / der Schülerin kurz zusammengefasst werden.</w:t>
       </w:r>
     </w:p>
     <w:p>
@@ -16049,26 +14778,26 @@
       <w:pPr>
         <w:pStyle w:val="berschrift1"/>
       </w:pPr>
-      <w:bookmarkStart w:id="81" w:name="_Ref200468988"/>
-      <w:bookmarkStart w:id="82" w:name="_Ref200469530"/>
-      <w:bookmarkStart w:id="83" w:name="_Toc223637591"/>
+      <w:bookmarkStart w:id="82" w:name="_Ref200468988"/>
+      <w:bookmarkStart w:id="83" w:name="_Ref200469530"/>
+      <w:bookmarkStart w:id="84" w:name="_Toc223637591"/>
       <w:r>
         <w:lastRenderedPageBreak/>
         <w:t>Zusammenfassung und Ausblick</w:t>
       </w:r>
-      <w:bookmarkEnd w:id="81"/>
       <w:bookmarkEnd w:id="82"/>
       <w:bookmarkEnd w:id="83"/>
+      <w:bookmarkEnd w:id="84"/>
     </w:p>
     <w:p>
       <w:pPr>
         <w:pStyle w:val="berschrift2"/>
       </w:pPr>
-      <w:bookmarkStart w:id="84" w:name="_Toc223637592"/>
+      <w:bookmarkStart w:id="85" w:name="_Toc223637592"/>
       <w:r>
         <w:t>Zusammenfassung der gesamten Arbeit</w:t>
       </w:r>
-      <w:bookmarkEnd w:id="84"/>
+      <w:bookmarkEnd w:id="85"/>
     </w:p>
     <w:p>
       <w:pPr>
@@ -16248,15 +14977,7 @@
         <w:pStyle w:val="Text"/>
       </w:pPr>
       <w:r>
-        <w:t xml:space="preserve">Die Messungen wurden unter nicht optimalen Lichtverhältnissen durchgeführt, wodurch geringfügige Abweichungen zum </w:t>
-      </w:r>
-      <w:proofErr w:type="spellStart"/>
-      <w:r>
-        <w:t>Realmaß</w:t>
-      </w:r>
-      <w:proofErr w:type="spellEnd"/>
-      <w:r>
-        <w:t xml:space="preserve"> entstanden. Insgesamt zeigt das Verfahren jedoch eine stabile und für die Anwendung ausreichende Genauigkeit.</w:t>
+        <w:t>Die Messungen wurden unter nicht optimalen Lichtverhältnissen durchgeführt, wodurch geringfügige Abweichungen zum Realmaß entstanden. Insgesamt zeigt das Verfahren jedoch eine stabile und für die Anwendung ausreichende Genauigkeit.</w:t>
       </w:r>
     </w:p>
     <w:p>
@@ -16432,6 +15153,7 @@
       </w:r>
       <w:r>
         <w:rPr>
+          <w:noProof/>
           <w:color w:val="0066FF"/>
           <w:lang w:val="de-AT"/>
         </w:rPr>
@@ -16615,6 +15337,7 @@
       </w:r>
       <w:r>
         <w:rPr>
+          <w:noProof/>
           <w:color w:val="0066FF"/>
           <w:lang w:val="de-AT"/>
         </w:rPr>
@@ -16687,16 +15410,8 @@
         <w:rPr>
           <w:color w:val="0066FF"/>
         </w:rPr>
-        <w:t xml:space="preserve">Bei Leerer </w:t>
-      </w:r>
-      <w:proofErr w:type="spellStart"/>
-      <w:r>
-        <w:rPr>
-          <w:color w:val="0066FF"/>
-        </w:rPr>
-        <w:t>Wägefläche</w:t>
-      </w:r>
-      <w:proofErr w:type="spellEnd"/>
+        <w:t>Bei Leerer Wägefläche</w:t>
+      </w:r>
     </w:p>
     <w:p>
       <w:pPr>
@@ -16788,12 +15503,12 @@
       <w:pPr>
         <w:pStyle w:val="berschrift2"/>
       </w:pPr>
-      <w:bookmarkStart w:id="85" w:name="_Toc223637593"/>
+      <w:bookmarkStart w:id="86" w:name="_Toc223637593"/>
       <w:r>
         <w:lastRenderedPageBreak/>
         <w:t>Ausblick</w:t>
       </w:r>
-      <w:bookmarkEnd w:id="85"/>
+      <w:bookmarkEnd w:id="86"/>
     </w:p>
     <w:p>
       <w:pPr>
@@ -16917,14 +15632,14 @@
       <w:pPr>
         <w:pStyle w:val="berschrift1"/>
       </w:pPr>
-      <w:bookmarkStart w:id="86" w:name="_Ref200468159"/>
-      <w:bookmarkStart w:id="87" w:name="_Toc223637594"/>
+      <w:bookmarkStart w:id="87" w:name="_Ref200468159"/>
+      <w:bookmarkStart w:id="88" w:name="_Toc223637594"/>
       <w:r>
         <w:lastRenderedPageBreak/>
         <w:t>Erklärung der Eigenständigkeit</w:t>
       </w:r>
-      <w:bookmarkEnd w:id="86"/>
       <w:bookmarkEnd w:id="87"/>
+      <w:bookmarkEnd w:id="88"/>
     </w:p>
     <w:p>
       <w:pPr>
@@ -16995,13 +15710,8 @@
             <w:pPr>
               <w:pStyle w:val="TextinTabelle"/>
             </w:pPr>
-            <w:proofErr w:type="spellStart"/>
-            <w:r>
-              <w:t>Schüler:in</w:t>
-            </w:r>
-            <w:proofErr w:type="spellEnd"/>
-            <w:r>
-              <w:t xml:space="preserve"> 1</w:t>
+            <w:r>
+              <w:t>Schüler:in 1</w:t>
             </w:r>
           </w:p>
         </w:tc>
@@ -17084,35 +15794,34 @@
           <w:docGrid w:type="lines" w:linePitch="360"/>
         </w:sectPr>
       </w:pPr>
-      <w:bookmarkStart w:id="88" w:name="_Ref200469499"/>
-      <w:bookmarkStart w:id="89" w:name="_Toc223637595"/>
+      <w:bookmarkStart w:id="89" w:name="_Ref200469499"/>
+      <w:bookmarkStart w:id="90" w:name="_Toc223637595"/>
       <w:r>
         <w:lastRenderedPageBreak/>
         <w:t>Arbeitsnachweise</w:t>
       </w:r>
-      <w:bookmarkEnd w:id="88"/>
       <w:bookmarkEnd w:id="89"/>
+      <w:bookmarkEnd w:id="90"/>
     </w:p>
     <w:p>
       <w:pPr>
         <w:pStyle w:val="berschrift1"/>
       </w:pPr>
-      <w:bookmarkStart w:id="90" w:name="_Toc84751256"/>
-      <w:bookmarkStart w:id="91" w:name="_Toc211138167"/>
-      <w:bookmarkStart w:id="92" w:name="_Toc211137922"/>
-      <w:bookmarkStart w:id="93" w:name="_Toc84757221"/>
-      <w:bookmarkStart w:id="94" w:name="_Toc210560305"/>
-      <w:bookmarkStart w:id="95" w:name="_Toc210560252"/>
-      <w:bookmarkStart w:id="96" w:name="_Ref210560064"/>
-      <w:bookmarkStart w:id="97" w:name="_Toc84751368"/>
-      <w:bookmarkStart w:id="98" w:name="_Ref200467937"/>
-      <w:bookmarkStart w:id="99" w:name="_Ref200469033"/>
-      <w:bookmarkStart w:id="100" w:name="_Toc223637596"/>
+      <w:bookmarkStart w:id="91" w:name="_Toc84751256"/>
+      <w:bookmarkStart w:id="92" w:name="_Toc211138167"/>
+      <w:bookmarkStart w:id="93" w:name="_Toc211137922"/>
+      <w:bookmarkStart w:id="94" w:name="_Toc84757221"/>
+      <w:bookmarkStart w:id="95" w:name="_Toc210560305"/>
+      <w:bookmarkStart w:id="96" w:name="_Toc210560252"/>
+      <w:bookmarkStart w:id="97" w:name="_Ref210560064"/>
+      <w:bookmarkStart w:id="98" w:name="_Toc84751368"/>
+      <w:bookmarkStart w:id="99" w:name="_Ref200467937"/>
+      <w:bookmarkStart w:id="100" w:name="_Ref200469033"/>
+      <w:bookmarkStart w:id="101" w:name="_Toc223637596"/>
       <w:r>
         <w:lastRenderedPageBreak/>
         <w:t>Verzeichnisse</w:t>
       </w:r>
-      <w:bookmarkEnd w:id="90"/>
       <w:bookmarkEnd w:id="91"/>
       <w:bookmarkEnd w:id="92"/>
       <w:bookmarkEnd w:id="93"/>
@@ -17123,6 +15832,7 @@
       <w:bookmarkEnd w:id="98"/>
       <w:bookmarkEnd w:id="99"/>
       <w:bookmarkEnd w:id="100"/>
+      <w:bookmarkEnd w:id="101"/>
       <w:r>
         <w:t xml:space="preserve"> </w:t>
       </w:r>
@@ -17131,28 +15841,28 @@
       <w:pPr>
         <w:pStyle w:val="berschrift2"/>
       </w:pPr>
-      <w:bookmarkStart w:id="101" w:name="_Toc210560306"/>
-      <w:bookmarkStart w:id="102" w:name="_Toc211138168"/>
-      <w:bookmarkStart w:id="103" w:name="_Toc84757222"/>
-      <w:bookmarkStart w:id="104" w:name="_Toc84751369"/>
-      <w:bookmarkStart w:id="105" w:name="_Toc84751257"/>
-      <w:bookmarkStart w:id="106" w:name="_Toc210560253"/>
-      <w:bookmarkStart w:id="107" w:name="_Toc211137923"/>
-      <w:bookmarkStart w:id="108" w:name="_Toc223637597"/>
+      <w:bookmarkStart w:id="102" w:name="_Toc210560306"/>
+      <w:bookmarkStart w:id="103" w:name="_Toc211138168"/>
+      <w:bookmarkStart w:id="104" w:name="_Toc84757222"/>
+      <w:bookmarkStart w:id="105" w:name="_Toc84751369"/>
+      <w:bookmarkStart w:id="106" w:name="_Toc84751257"/>
+      <w:bookmarkStart w:id="107" w:name="_Toc210560253"/>
+      <w:bookmarkStart w:id="108" w:name="_Toc211137923"/>
+      <w:bookmarkStart w:id="109" w:name="_Toc223637597"/>
       <w:r>
         <w:t>Literatur</w:t>
       </w:r>
-      <w:bookmarkEnd w:id="101"/>
       <w:bookmarkEnd w:id="102"/>
       <w:bookmarkEnd w:id="103"/>
       <w:bookmarkEnd w:id="104"/>
       <w:bookmarkEnd w:id="105"/>
       <w:bookmarkEnd w:id="106"/>
       <w:bookmarkEnd w:id="107"/>
+      <w:bookmarkEnd w:id="108"/>
       <w:r>
         <w:t>verzeichnis</w:t>
       </w:r>
-      <w:bookmarkEnd w:id="108"/>
+      <w:bookmarkEnd w:id="109"/>
       <w:r>
         <w:t xml:space="preserve"> </w:t>
       </w:r>
@@ -17167,39 +15877,24 @@
         <w:rPr>
           <w:color w:val="0066FF"/>
         </w:rPr>
-        <w:t xml:space="preserve">Wird mithilfe von </w:t>
-      </w:r>
-      <w:proofErr w:type="spellStart"/>
-      <w:r>
-        <w:rPr>
-          <w:color w:val="0066FF"/>
-        </w:rPr>
-        <w:t>Zotero</w:t>
-      </w:r>
-      <w:proofErr w:type="spellEnd"/>
-      <w:r>
-        <w:rPr>
-          <w:color w:val="0066FF"/>
-        </w:rPr>
-        <w:t xml:space="preserve"> erstellt…</w:t>
+        <w:t>Wird mithilfe von Zotero erstellt…</w:t>
       </w:r>
     </w:p>
     <w:p>
       <w:pPr>
         <w:pStyle w:val="berschrift2"/>
       </w:pPr>
-      <w:bookmarkStart w:id="109" w:name="_Toc84757225"/>
-      <w:bookmarkStart w:id="110" w:name="_Toc211138171"/>
-      <w:bookmarkStart w:id="111" w:name="_Toc211137927"/>
-      <w:bookmarkStart w:id="112" w:name="_Toc84751260"/>
-      <w:bookmarkStart w:id="113" w:name="_Toc210560307"/>
-      <w:bookmarkStart w:id="114" w:name="_Toc210560254"/>
-      <w:bookmarkStart w:id="115" w:name="_Toc84751372"/>
-      <w:bookmarkStart w:id="116" w:name="_Toc223637598"/>
+      <w:bookmarkStart w:id="110" w:name="_Toc84757225"/>
+      <w:bookmarkStart w:id="111" w:name="_Toc211138171"/>
+      <w:bookmarkStart w:id="112" w:name="_Toc211137927"/>
+      <w:bookmarkStart w:id="113" w:name="_Toc84751260"/>
+      <w:bookmarkStart w:id="114" w:name="_Toc210560307"/>
+      <w:bookmarkStart w:id="115" w:name="_Toc210560254"/>
+      <w:bookmarkStart w:id="116" w:name="_Toc84751372"/>
+      <w:bookmarkStart w:id="117" w:name="_Toc223637598"/>
       <w:r>
         <w:t>Abkürzungsverzeichnis</w:t>
       </w:r>
-      <w:bookmarkEnd w:id="109"/>
       <w:bookmarkEnd w:id="110"/>
       <w:bookmarkEnd w:id="111"/>
       <w:bookmarkEnd w:id="112"/>
@@ -17207,6 +15902,7 @@
       <w:bookmarkEnd w:id="114"/>
       <w:bookmarkEnd w:id="115"/>
       <w:bookmarkEnd w:id="116"/>
+      <w:bookmarkEnd w:id="117"/>
     </w:p>
     <w:p>
       <w:pPr>
@@ -17219,33 +15915,19 @@
         <w:rPr>
           <w:color w:val="0066FF"/>
         </w:rPr>
-        <w:t>(</w:t>
-      </w:r>
-      <w:proofErr w:type="gramStart"/>
+        <w:t>(FV Text)</w:t>
+      </w:r>
+      <w:bookmarkStart w:id="118" w:name="_Toc211138172"/>
+      <w:bookmarkStart w:id="119" w:name="_Toc211137928"/>
+      <w:bookmarkStart w:id="120" w:name="_Toc84757226"/>
+      <w:bookmarkStart w:id="121" w:name="_Toc84751373"/>
+      <w:bookmarkStart w:id="122" w:name="_Toc84751261"/>
+      <w:bookmarkStart w:id="123" w:name="_Toc210560308"/>
+      <w:bookmarkStart w:id="124" w:name="_Toc210560255"/>
       <w:r>
         <w:rPr>
           <w:color w:val="0066FF"/>
         </w:rPr>
-        <w:t>FV Text</w:t>
-      </w:r>
-      <w:proofErr w:type="gramEnd"/>
-      <w:r>
-        <w:rPr>
-          <w:color w:val="0066FF"/>
-        </w:rPr>
-        <w:t>)</w:t>
-      </w:r>
-      <w:bookmarkStart w:id="117" w:name="_Toc211138172"/>
-      <w:bookmarkStart w:id="118" w:name="_Toc211137928"/>
-      <w:bookmarkStart w:id="119" w:name="_Toc84757226"/>
-      <w:bookmarkStart w:id="120" w:name="_Toc84751373"/>
-      <w:bookmarkStart w:id="121" w:name="_Toc84751261"/>
-      <w:bookmarkStart w:id="122" w:name="_Toc210560308"/>
-      <w:bookmarkStart w:id="123" w:name="_Toc210560255"/>
-      <w:r>
-        <w:rPr>
-          <w:color w:val="0066FF"/>
-        </w:rPr>
         <w:t xml:space="preserve"> Optionaler Abschnitt. Nur verwenden, wenn mehr als 10 verschiedene Abkürzungen im gesamten Dokument vorkommen.</w:t>
       </w:r>
     </w:p>
@@ -17253,11 +15935,10 @@
       <w:pPr>
         <w:pStyle w:val="berschrift2"/>
       </w:pPr>
-      <w:bookmarkStart w:id="124" w:name="_Toc223637599"/>
+      <w:bookmarkStart w:id="125" w:name="_Toc223637599"/>
       <w:r>
         <w:t>Tabellen</w:t>
       </w:r>
-      <w:bookmarkEnd w:id="117"/>
       <w:bookmarkEnd w:id="118"/>
       <w:bookmarkEnd w:id="119"/>
       <w:bookmarkEnd w:id="120"/>
@@ -17265,6 +15946,7 @@
       <w:bookmarkEnd w:id="122"/>
       <w:bookmarkEnd w:id="123"/>
       <w:bookmarkEnd w:id="124"/>
+      <w:bookmarkEnd w:id="125"/>
     </w:p>
     <w:p>
       <w:pPr>
@@ -17276,21 +15958,7 @@
         <w:rPr>
           <w:color w:val="0066FF"/>
         </w:rPr>
-        <w:t>(</w:t>
-      </w:r>
-      <w:proofErr w:type="gramStart"/>
-      <w:r>
-        <w:rPr>
-          <w:color w:val="0066FF"/>
-        </w:rPr>
-        <w:t>FV Text</w:t>
-      </w:r>
-      <w:proofErr w:type="gramEnd"/>
-      <w:r>
-        <w:rPr>
-          <w:color w:val="0066FF"/>
-        </w:rPr>
-        <w:t>) Optionaler Abschnitt. Nur verwenden, wenn mehr als 10 verschiedene Tabellen im gesamten Dokument vorkommen.</w:t>
+        <w:t>(FV Text) Optionaler Abschnitt. Nur verwenden, wenn mehr als 10 verschiedene Tabellen im gesamten Dokument vorkommen.</w:t>
       </w:r>
     </w:p>
     <w:p/>
@@ -17298,28 +15966,28 @@
       <w:pPr>
         <w:pStyle w:val="berschrift2"/>
       </w:pPr>
-      <w:bookmarkStart w:id="125" w:name="_Toc210560256"/>
-      <w:bookmarkStart w:id="126" w:name="_Toc210560309"/>
-      <w:bookmarkStart w:id="127" w:name="_Toc211137929"/>
-      <w:bookmarkStart w:id="128" w:name="_Toc84757227"/>
-      <w:bookmarkStart w:id="129" w:name="_Toc84751374"/>
-      <w:bookmarkStart w:id="130" w:name="_Toc84751262"/>
-      <w:bookmarkStart w:id="131" w:name="_Toc211138173"/>
-      <w:bookmarkStart w:id="132" w:name="_Toc223637600"/>
+      <w:bookmarkStart w:id="126" w:name="_Toc210560256"/>
+      <w:bookmarkStart w:id="127" w:name="_Toc210560309"/>
+      <w:bookmarkStart w:id="128" w:name="_Toc211137929"/>
+      <w:bookmarkStart w:id="129" w:name="_Toc84757227"/>
+      <w:bookmarkStart w:id="130" w:name="_Toc84751374"/>
+      <w:bookmarkStart w:id="131" w:name="_Toc84751262"/>
+      <w:bookmarkStart w:id="132" w:name="_Toc211138173"/>
+      <w:bookmarkStart w:id="133" w:name="_Toc223637600"/>
       <w:r>
         <w:t>Abbildunge</w:t>
       </w:r>
-      <w:bookmarkEnd w:id="125"/>
       <w:bookmarkEnd w:id="126"/>
+      <w:bookmarkEnd w:id="127"/>
       <w:r>
         <w:t>n</w:t>
       </w:r>
-      <w:bookmarkEnd w:id="127"/>
       <w:bookmarkEnd w:id="128"/>
       <w:bookmarkEnd w:id="129"/>
       <w:bookmarkEnd w:id="130"/>
       <w:bookmarkEnd w:id="131"/>
       <w:bookmarkEnd w:id="132"/>
+      <w:bookmarkEnd w:id="133"/>
     </w:p>
     <w:p>
       <w:pPr>
@@ -17331,21 +15999,7 @@
         <w:rPr>
           <w:color w:val="0066FF"/>
         </w:rPr>
-        <w:t>(</w:t>
-      </w:r>
-      <w:proofErr w:type="gramStart"/>
-      <w:r>
-        <w:rPr>
-          <w:color w:val="0066FF"/>
-        </w:rPr>
-        <w:t>FV Text</w:t>
-      </w:r>
-      <w:proofErr w:type="gramEnd"/>
-      <w:r>
-        <w:rPr>
-          <w:color w:val="0066FF"/>
-        </w:rPr>
-        <w:t>) Optionaler Abschnitt. Nur verwenden, wenn mehr als 10 verschiedene Bilder im gesamten Dokument vorkommen.</w:t>
+        <w:t>(FV Text) Optionaler Abschnitt. Nur verwenden, wenn mehr als 10 verschiedene Bilder im gesamten Dokument vorkommen.</w:t>
       </w:r>
     </w:p>
     <w:p>
@@ -17391,22 +16045,22 @@
       <w:pPr>
         <w:pStyle w:val="berschrift1"/>
       </w:pPr>
-      <w:bookmarkStart w:id="133" w:name="_Toc211138174"/>
-      <w:bookmarkStart w:id="134" w:name="_Toc211137930"/>
-      <w:bookmarkStart w:id="135" w:name="_Toc84751375"/>
-      <w:bookmarkStart w:id="136" w:name="_Toc84751263"/>
-      <w:bookmarkStart w:id="137" w:name="_Ref84675439"/>
-      <w:bookmarkStart w:id="138" w:name="_Toc223637601"/>
+      <w:bookmarkStart w:id="134" w:name="_Toc211138174"/>
+      <w:bookmarkStart w:id="135" w:name="_Toc211137930"/>
+      <w:bookmarkStart w:id="136" w:name="_Toc84751375"/>
+      <w:bookmarkStart w:id="137" w:name="_Toc84751263"/>
+      <w:bookmarkStart w:id="138" w:name="_Ref84675439"/>
+      <w:bookmarkStart w:id="139" w:name="_Toc223637601"/>
       <w:r>
         <w:lastRenderedPageBreak/>
         <w:t>Anhang</w:t>
       </w:r>
-      <w:bookmarkEnd w:id="133"/>
       <w:bookmarkEnd w:id="134"/>
       <w:bookmarkEnd w:id="135"/>
       <w:bookmarkEnd w:id="136"/>
       <w:bookmarkEnd w:id="137"/>
       <w:bookmarkEnd w:id="138"/>
+      <w:bookmarkEnd w:id="139"/>
     </w:p>
     <w:p>
       <w:pPr>
@@ -17415,30 +16069,16 @@
           <w:color w:val="0066FF"/>
         </w:rPr>
       </w:pPr>
-      <w:bookmarkStart w:id="139" w:name="_Ref210468443"/>
-      <w:bookmarkStart w:id="140" w:name="_Ref210464602"/>
+      <w:bookmarkStart w:id="140" w:name="_Ref210468443"/>
+      <w:bookmarkStart w:id="141" w:name="_Ref210464602"/>
       <w:r>
         <w:rPr>
           <w:color w:val="0066FF"/>
         </w:rPr>
-        <w:t>(</w:t>
-      </w:r>
-      <w:proofErr w:type="gramStart"/>
-      <w:r>
-        <w:rPr>
-          <w:color w:val="0066FF"/>
-        </w:rPr>
-        <w:t>FV Text</w:t>
-      </w:r>
-      <w:proofErr w:type="gramEnd"/>
-      <w:r>
-        <w:rPr>
-          <w:color w:val="0066FF"/>
-        </w:rPr>
-        <w:t>) Optionales Kapitel. Hier werden Datenblätter, große Zeichnungen, Skizzen, Bilder, etc. eingefügt, die im Fließtext der vorigen Kapitel nicht eingefügt werden, da sie dort die Übersichtlichkeit bzw. Struktur dieser Kapitel verschlechtern würden.</w:t>
-      </w:r>
-      <w:bookmarkEnd w:id="139"/>
+        <w:t>(FV Text) Optionales Kapitel. Hier werden Datenblätter, große Zeichnungen, Skizzen, Bilder, etc. eingefügt, die im Fließtext der vorigen Kapitel nicht eingefügt werden, da sie dort die Übersichtlichkeit bzw. Struktur dieser Kapitel verschlechtern würden.</w:t>
+      </w:r>
       <w:bookmarkEnd w:id="140"/>
+      <w:bookmarkEnd w:id="141"/>
     </w:p>
     <w:p>
       <w:pPr>
@@ -17478,7 +16118,7 @@
 
 <file path=word/comments.xml><?xml version="1.0" encoding="utf-8"?>
 <w:comments xmlns:wpc="http://schemas.microsoft.com/office/word/2010/wordprocessingCanvas" xmlns:cx="http://schemas.microsoft.com/office/drawing/2014/chartex" xmlns:cx1="http://schemas.microsoft.com/office/drawing/2015/9/8/chartex" xmlns:cx2="http://schemas.microsoft.com/office/drawing/2015/10/21/chartex" xmlns:cx3="http://schemas.microsoft.com/office/drawing/2016/5/9/chartex" xmlns:cx4="http://schemas.microsoft.com/office/drawing/2016/5/10/chartex" xmlns:cx5="http://schemas.microsoft.com/office/drawing/2016/5/11/chartex" xmlns:cx6="http://schemas.microsoft.com/office/drawing/2016/5/12/chartex" xmlns:cx7="http://schemas.microsoft.com/office/drawing/2016/5/13/chartex" xmlns:cx8="http://schemas.microsoft.com/office/drawing/2016/5/14/chartex" xmlns:mc="http://schemas.openxmlformats.org/markup-compatibility/2006" xmlns:aink="http://schemas.microsoft.com/office/drawing/2016/ink" xmlns:am3d="http://schemas.microsoft.com/office/drawing/2017/model3d" xmlns:o="urn:schemas-microsoft-com:office:office" xmlns:oel="http://schemas.microsoft.com/office/2019/extlst" xmlns:r="http://schemas.openxmlformats.org/officeDocument/2006/relationships" xmlns:m="http://schemas.openxmlformats.org/officeDocument/2006/math" xmlns:v="urn:schemas-microsoft-com:vml" xmlns:wp14="http://schemas.microsoft.com/office/word/2010/wordprocessingDrawing" xmlns:wp="http://schemas.openxmlformats.org/drawingml/2006/wordprocessingDrawing" xmlns:w10="urn:schemas-microsoft-com:office:word" xmlns:w="http://schemas.openxmlformats.org/wordprocessingml/2006/main" xmlns:w14="http://schemas.microsoft.com/office/word/2010/wordml" xmlns:w15="http://schemas.microsoft.com/office/word/2012/wordml" xmlns:w16cex="http://schemas.microsoft.com/office/word/2018/wordml/cex" xmlns:w16cid="http://schemas.microsoft.com/office/word/2016/wordml/cid" xmlns:w16="http://schemas.microsoft.com/office/word/2018/wordml" xmlns:w16du="http://schemas.microsoft.com/office/word/2023/wordml/word16du" xmlns:w16sdtdh="http://schemas.microsoft.com/office/word/2020/wordml/sdtdatahash" xmlns:w16sdtfl="http://schemas.microsoft.com/office/word/2024/wordml/sdtformatlock" xmlns:w16se="http://schemas.microsoft.com/office/word/2015/wordml/symex" xmlns:wpg="http://schemas.microsoft.com/office/word/2010/wordprocessingGroup" xmlns:wpi="http://schemas.microsoft.com/office/word/2010/wordprocessingInk" xmlns:wne="http://schemas.microsoft.com/office/word/2006/wordml" xmlns:wps="http://schemas.microsoft.com/office/word/2010/wordprocessingShape" mc:Ignorable="w14 w15 w16se w16cid w16 w16cex w16sdtdh w16sdtfl w16du wp14">
-  <w:comment w:id="48" w:author="GRANEGGER Felix, SchülerIn" w:date="2026-02-18T21:00:00Z" w:initials="FG">
+  <w:comment w:id="47" w:author="GRANEGGER Felix, SchülerIn" w:date="2026-03-12T13:52:00Z" w:initials="FG">
     <w:p>
       <w:pPr>
         <w:pStyle w:val="Kommentartext"/>
@@ -17494,9 +16134,11 @@
         <w:rPr>
           <w:lang w:val="de-AT"/>
         </w:rPr>
-        <w:t>Verbessern</w:t>
-      </w:r>
-    </w:p>
+        <w:t>Satzstruktur</w:t>
+      </w:r>
+    </w:p>
+  </w:comment>
+  <w:comment w:id="49" w:author="GRANEGGER Felix, SchülerIn" w:date="2026-02-18T21:00:00Z" w:initials="FG">
     <w:p>
       <w:pPr>
         <w:pStyle w:val="Kommentartext"/>
@@ -17504,9 +16146,15 @@
       </w:pPr>
       <w:r>
         <w:rPr>
+          <w:rStyle w:val="Kommentarzeichen"/>
+        </w:rPr>
+        <w:annotationRef/>
+      </w:r>
+      <w:r>
+        <w:rPr>
           <w:lang w:val="de-AT"/>
         </w:rPr>
-        <w:t>Augenvergleich</w:t>
+        <w:t>Verbessern</w:t>
       </w:r>
     </w:p>
     <w:p>
@@ -17518,6 +16166,18 @@
         <w:rPr>
           <w:lang w:val="de-AT"/>
         </w:rPr>
+        <w:t>Augenvergleich</w:t>
+      </w:r>
+    </w:p>
+    <w:p>
+      <w:pPr>
+        <w:pStyle w:val="Kommentartext"/>
+        <w:jc w:val="left"/>
+      </w:pPr>
+      <w:r>
+        <w:rPr>
+          <w:lang w:val="de-AT"/>
+        </w:rPr>
         <w:t>Usw.</w:t>
       </w:r>
       <w:r>
@@ -17548,7 +16208,7 @@
       </w:r>
     </w:p>
   </w:comment>
-  <w:comment w:id="49" w:author="GRANEGGER Felix, SchülerIn" w:date="2026-02-26T17:00:00Z" w:initials="FG">
+  <w:comment w:id="50" w:author="GRANEGGER Felix, SchülerIn" w:date="2026-02-26T17:00:00Z" w:initials="FG">
     <w:p>
       <w:pPr>
         <w:pStyle w:val="Kommentartext"/>
@@ -17570,7 +16230,7 @@
       </w:hyperlink>
     </w:p>
   </w:comment>
-  <w:comment w:id="50" w:author="GRANEGGER Felix, SchülerIn" w:date="2026-02-07T10:10:00Z" w:initials="FG">
+  <w:comment w:id="51" w:author="GRANEGGER Felix, SchülerIn" w:date="2026-02-07T10:10:00Z" w:initials="FG">
     <w:p>
       <w:pPr>
         <w:pStyle w:val="Kommentartext"/>
@@ -17635,7 +16295,7 @@
       </w:hyperlink>
     </w:p>
   </w:comment>
-  <w:comment w:id="51" w:author="GRANEGGER Felix, SchülerIn" w:date="2026-02-26T17:28:00Z" w:initials="FG">
+  <w:comment w:id="52" w:author="GRANEGGER Felix, SchülerIn" w:date="2026-02-26T17:28:00Z" w:initials="FG">
     <w:p>
       <w:pPr>
         <w:pStyle w:val="Kommentartext"/>
@@ -17655,7 +16315,7 @@
       </w:r>
     </w:p>
   </w:comment>
-  <w:comment w:id="53" w:author="GRANEGGER Felix, SchülerIn" w:date="2026-02-26T17:39:00Z" w:initials="FG">
+  <w:comment w:id="54" w:author="GRANEGGER Felix, SchülerIn" w:date="2026-02-26T17:39:00Z" w:initials="FG">
     <w:p>
       <w:pPr>
         <w:pStyle w:val="Kommentartext"/>
@@ -17675,7 +16335,7 @@
       </w:r>
     </w:p>
   </w:comment>
-  <w:comment w:id="54" w:author="GRANEGGER Felix, SchülerIn" w:date="2026-03-10T20:52:00Z" w:initials="FG">
+  <w:comment w:id="55" w:author="GRANEGGER Felix, SchülerIn" w:date="2026-03-10T20:52:00Z" w:initials="FG">
     <w:p>
       <w:pPr>
         <w:pStyle w:val="Kommentartext"/>
@@ -17695,7 +16355,7 @@
       </w:r>
     </w:p>
   </w:comment>
-  <w:comment w:id="55" w:author="GRANEGGER Felix, SchülerIn" w:date="2026-02-07T10:01:00Z" w:initials="FG">
+  <w:comment w:id="56" w:author="GRANEGGER Felix, SchülerIn" w:date="2026-02-07T10:01:00Z" w:initials="FG">
     <w:p>
       <w:pPr>
         <w:pStyle w:val="Kommentartext"/>
@@ -17717,7 +16377,7 @@
       </w:hyperlink>
     </w:p>
   </w:comment>
-  <w:comment w:id="57" w:author="GRANEGGER Felix, SchülerIn" w:date="2026-02-18T20:53:00Z" w:initials="FG">
+  <w:comment w:id="58" w:author="GRANEGGER Felix, SchülerIn" w:date="2026-02-18T20:53:00Z" w:initials="FG">
     <w:p>
       <w:pPr>
         <w:pStyle w:val="Kommentartext"/>
@@ -17737,7 +16397,7 @@
       </w:r>
     </w:p>
   </w:comment>
-  <w:comment w:id="59" w:author="GRANEGGER Felix, SchülerIn" w:date="2026-02-18T20:53:00Z" w:initials="FG">
+  <w:comment w:id="60" w:author="GRANEGGER Felix, SchülerIn" w:date="2026-02-18T20:53:00Z" w:initials="FG">
     <w:p>
       <w:pPr>
         <w:pStyle w:val="Kommentartext"/>
@@ -17757,7 +16417,7 @@
       </w:r>
     </w:p>
   </w:comment>
-  <w:comment w:id="61" w:author="GRANEGGER Felix, SchülerIn" w:date="2026-03-10T15:00:00Z" w:initials="FG">
+  <w:comment w:id="62" w:author="GRANEGGER Felix, SchülerIn" w:date="2026-03-10T15:00:00Z" w:initials="FG">
     <w:p>
       <w:pPr>
         <w:pStyle w:val="Kommentartext"/>
@@ -17777,7 +16437,7 @@
       </w:r>
     </w:p>
   </w:comment>
-  <w:comment w:id="62" w:author="GRANEGGER Felix, SchülerIn" w:date="2026-03-10T15:22:00Z" w:initials="FG">
+  <w:comment w:id="63" w:author="GRANEGGER Felix, SchülerIn" w:date="2026-03-10T15:22:00Z" w:initials="FG">
     <w:p>
       <w:pPr>
         <w:pStyle w:val="Kommentartext"/>
@@ -17797,7 +16457,7 @@
       </w:r>
     </w:p>
   </w:comment>
-  <w:comment w:id="63" w:author="GRANEGGER Felix, SchülerIn" w:date="2026-03-11T20:35:00Z" w:initials="FG">
+  <w:comment w:id="64" w:author="GRANEGGER Felix, SchülerIn" w:date="2026-03-11T20:35:00Z" w:initials="FG">
     <w:p>
       <w:pPr>
         <w:pStyle w:val="Kommentartext"/>
@@ -17817,7 +16477,7 @@
       </w:r>
     </w:p>
   </w:comment>
-  <w:comment w:id="64" w:author="GRANEGGER Felix, SchülerIn" w:date="2026-03-10T20:11:00Z" w:initials="FG">
+  <w:comment w:id="65" w:author="GRANEGGER Felix, SchülerIn" w:date="2026-03-10T20:11:00Z" w:initials="FG">
     <w:p>
       <w:pPr>
         <w:pStyle w:val="Kommentartext"/>
@@ -17837,7 +16497,7 @@
       </w:r>
     </w:p>
   </w:comment>
-  <w:comment w:id="68" w:author="GRANEGGER Felix, SchülerIn" w:date="2026-02-26T20:30:00Z" w:initials="FG">
+  <w:comment w:id="69" w:author="GRANEGGER Felix, SchülerIn" w:date="2026-02-26T20:30:00Z" w:initials="FG">
     <w:p>
       <w:pPr>
         <w:pStyle w:val="Kommentartext"/>
@@ -17857,7 +16517,7 @@
       </w:r>
     </w:p>
   </w:comment>
-  <w:comment w:id="69" w:author="GRANEGGER Felix, SchülerIn" w:date="2026-03-11T21:07:00Z" w:initials="FG">
+  <w:comment w:id="70" w:author="GRANEGGER Felix, SchülerIn" w:date="2026-03-11T21:07:00Z" w:initials="FG">
     <w:p>
       <w:pPr>
         <w:pStyle w:val="Kommentartext"/>
@@ -17877,7 +16537,7 @@
       </w:r>
     </w:p>
   </w:comment>
-  <w:comment w:id="71" w:author="GRANEGGER Felix, SchülerIn" w:date="2026-03-03T14:53:00Z" w:initials="FG">
+  <w:comment w:id="72" w:author="GRANEGGER Felix, SchülerIn" w:date="2026-03-03T14:53:00Z" w:initials="FG">
     <w:p>
       <w:pPr>
         <w:pStyle w:val="Kommentartext"/>
@@ -17928,7 +16588,7 @@
       </w:r>
     </w:p>
   </w:comment>
-  <w:comment w:id="72" w:author="GRANEGGER Felix, SchülerIn" w:date="2026-03-11T21:15:00Z" w:initials="FG">
+  <w:comment w:id="73" w:author="GRANEGGER Felix, SchülerIn" w:date="2026-03-11T21:15:00Z" w:initials="FG">
     <w:p>
       <w:pPr>
         <w:pStyle w:val="Kommentartext"/>
@@ -17948,7 +16608,7 @@
       </w:r>
     </w:p>
   </w:comment>
-  <w:comment w:id="74" w:author="GRANEGGER Felix, SchülerIn" w:date="2026-03-03T14:53:00Z" w:initials="FG">
+  <w:comment w:id="75" w:author="GRANEGGER Felix, SchülerIn" w:date="2026-03-03T14:53:00Z" w:initials="FG">
     <w:p>
       <w:pPr>
         <w:pStyle w:val="Kommentartext"/>
@@ -17968,7 +16628,7 @@
       </w:r>
     </w:p>
   </w:comment>
-  <w:comment w:id="75" w:author="GRANEGGER Felix, SchülerIn" w:date="2026-03-03T14:40:00Z" w:initials="FG">
+  <w:comment w:id="76" w:author="GRANEGGER Felix, SchülerIn" w:date="2026-03-03T14:40:00Z" w:initials="FG">
     <w:p>
       <w:pPr>
         <w:pStyle w:val="Kommentartext"/>
@@ -17988,7 +16648,7 @@
       </w:r>
     </w:p>
   </w:comment>
-  <w:comment w:id="76" w:author="GRANEGGER Felix, SchülerIn" w:date="2026-03-10T13:55:00Z" w:initials="FG">
+  <w:comment w:id="77" w:author="GRANEGGER Felix, SchülerIn" w:date="2026-03-10T13:55:00Z" w:initials="FG">
     <w:p>
       <w:pPr>
         <w:pStyle w:val="Kommentartext"/>
@@ -18008,7 +16668,7 @@
       </w:r>
     </w:p>
   </w:comment>
-  <w:comment w:id="78" w:author="GRANEGGER Felix, SchülerIn" w:date="2026-03-05T21:30:00Z" w:initials="FG">
+  <w:comment w:id="79" w:author="GRANEGGER Felix, SchülerIn" w:date="2026-03-05T21:30:00Z" w:initials="FG">
     <w:p>
       <w:pPr>
         <w:pStyle w:val="Kommentartext"/>
@@ -18033,6 +16693,7 @@
 
 <file path=word/commentsExtended.xml><?xml version="1.0" encoding="utf-8"?>
 <w15:commentsEx xmlns:wpc="http://schemas.microsoft.com/office/word/2010/wordprocessingCanvas" xmlns:cx="http://schemas.microsoft.com/office/drawing/2014/chartex" xmlns:cx1="http://schemas.microsoft.com/office/drawing/2015/9/8/chartex" xmlns:cx2="http://schemas.microsoft.com/office/drawing/2015/10/21/chartex" xmlns:cx3="http://schemas.microsoft.com/office/drawing/2016/5/9/chartex" xmlns:cx4="http://schemas.microsoft.com/office/drawing/2016/5/10/chartex" xmlns:cx5="http://schemas.microsoft.com/office/drawing/2016/5/11/chartex" xmlns:cx6="http://schemas.microsoft.com/office/drawing/2016/5/12/chartex" xmlns:cx7="http://schemas.microsoft.com/office/drawing/2016/5/13/chartex" xmlns:cx8="http://schemas.microsoft.com/office/drawing/2016/5/14/chartex" xmlns:mc="http://schemas.openxmlformats.org/markup-compatibility/2006" xmlns:aink="http://schemas.microsoft.com/office/drawing/2016/ink" xmlns:am3d="http://schemas.microsoft.com/office/drawing/2017/model3d" xmlns:o="urn:schemas-microsoft-com:office:office" xmlns:oel="http://schemas.microsoft.com/office/2019/extlst" xmlns:r="http://schemas.openxmlformats.org/officeDocument/2006/relationships" xmlns:m="http://schemas.openxmlformats.org/officeDocument/2006/math" xmlns:v="urn:schemas-microsoft-com:vml" xmlns:wp14="http://schemas.microsoft.com/office/word/2010/wordprocessingDrawing" xmlns:wp="http://schemas.openxmlformats.org/drawingml/2006/wordprocessingDrawing" xmlns:w10="urn:schemas-microsoft-com:office:word" xmlns:w="http://schemas.openxmlformats.org/wordprocessingml/2006/main" xmlns:w14="http://schemas.microsoft.com/office/word/2010/wordml" xmlns:w15="http://schemas.microsoft.com/office/word/2012/wordml" xmlns:w16cex="http://schemas.microsoft.com/office/word/2018/wordml/cex" xmlns:w16cid="http://schemas.microsoft.com/office/word/2016/wordml/cid" xmlns:w16="http://schemas.microsoft.com/office/word/2018/wordml" xmlns:w16du="http://schemas.microsoft.com/office/word/2023/wordml/word16du" xmlns:w16sdtdh="http://schemas.microsoft.com/office/word/2020/wordml/sdtdatahash" xmlns:w16sdtfl="http://schemas.microsoft.com/office/word/2024/wordml/sdtformatlock" xmlns:w16se="http://schemas.microsoft.com/office/word/2015/wordml/symex" xmlns:wpg="http://schemas.microsoft.com/office/word/2010/wordprocessingGroup" xmlns:wpi="http://schemas.microsoft.com/office/word/2010/wordprocessingInk" xmlns:wne="http://schemas.microsoft.com/office/word/2006/wordml" xmlns:wps="http://schemas.microsoft.com/office/word/2010/wordprocessingShape" mc:Ignorable="w14 w15 w16se w16cid w16 w16cex w16sdtdh w16sdtfl w16du wp14">
+  <w15:commentEx w15:paraId="288CF74A" w15:done="0"/>
   <w15:commentEx w15:paraId="175C2077" w15:done="0"/>
   <w15:commentEx w15:paraId="493BC47F" w15:done="0"/>
   <w15:commentEx w15:paraId="69C786DA" w15:done="0"/>
@@ -18059,6 +16720,7 @@
 
 <file path=word/commentsExtensible.xml><?xml version="1.0" encoding="utf-8"?>
 <w16cex:commentsExtensible xmlns:wpc="http://schemas.microsoft.com/office/word/2010/wordprocessingCanvas" xmlns:cx="http://schemas.microsoft.com/office/drawing/2014/chartex" xmlns:cx1="http://schemas.microsoft.com/office/drawing/2015/9/8/chartex" xmlns:cx2="http://schemas.microsoft.com/office/drawing/2015/10/21/chartex" xmlns:cx3="http://schemas.microsoft.com/office/drawing/2016/5/9/chartex" xmlns:cx4="http://schemas.microsoft.com/office/drawing/2016/5/10/chartex" xmlns:cx5="http://schemas.microsoft.com/office/drawing/2016/5/11/chartex" xmlns:cx6="http://schemas.microsoft.com/office/drawing/2016/5/12/chartex" xmlns:cx7="http://schemas.microsoft.com/office/drawing/2016/5/13/chartex" xmlns:cx8="http://schemas.microsoft.com/office/drawing/2016/5/14/chartex" xmlns:cr="http://schemas.microsoft.com/office/comments/2020/reactions" xmlns:mc="http://schemas.openxmlformats.org/markup-compatibility/2006" xmlns:aink="http://schemas.microsoft.com/office/drawing/2016/ink" xmlns:am3d="http://schemas.microsoft.com/office/drawing/2017/model3d" xmlns:o="urn:schemas-microsoft-com:office:office" xmlns:oel="http://schemas.microsoft.com/office/2019/extlst" xmlns:r="http://schemas.openxmlformats.org/officeDocument/2006/relationships" xmlns:m="http://schemas.openxmlformats.org/officeDocument/2006/math" xmlns:v="urn:schemas-microsoft-com:vml" xmlns:wp14="http://schemas.microsoft.com/office/word/2010/wordprocessingDrawing" xmlns:wp="http://schemas.openxmlformats.org/drawingml/2006/wordprocessingDrawing" xmlns:w10="urn:schemas-microsoft-com:office:word" xmlns:w="http://schemas.openxmlformats.org/wordprocessingml/2006/main" xmlns:w14="http://schemas.microsoft.com/office/word/2010/wordml" xmlns:w15="http://schemas.microsoft.com/office/word/2012/wordml" xmlns:w16cex="http://schemas.microsoft.com/office/word/2018/wordml/cex" xmlns:w16cid="http://schemas.microsoft.com/office/word/2016/wordml/cid" xmlns:w16="http://schemas.microsoft.com/office/word/2018/wordml" xmlns:w16du="http://schemas.microsoft.com/office/word/2023/wordml/word16du" xmlns:w16sdtdh="http://schemas.microsoft.com/office/word/2020/wordml/sdtdatahash" xmlns:w16sdtfl="http://schemas.microsoft.com/office/word/2024/wordml/sdtformatlock" xmlns:w16se="http://schemas.microsoft.com/office/word/2015/wordml/symex" xmlns:wpg="http://schemas.microsoft.com/office/word/2010/wordprocessingGroup" xmlns:wpi="http://schemas.microsoft.com/office/word/2010/wordprocessingInk" xmlns:wne="http://schemas.microsoft.com/office/word/2006/wordml" xmlns:wps="http://schemas.microsoft.com/office/word/2010/wordprocessingShape" mc:Ignorable="w14 w15 w16se w16cid w16 w16cex w16sdtdh w16sdtfl cr w16du wp14">
+  <w16cex:commentExtensible w16cex:durableId="3AF2F444" w16cex:dateUtc="2026-03-12T12:52:00Z"/>
   <w16cex:commentExtensible w16cex:durableId="690105D3" w16cex:dateUtc="2026-02-18T20:00:00Z"/>
   <w16cex:commentExtensible w16cex:durableId="413DAE3A" w16cex:dateUtc="2026-02-26T16:00:00Z"/>
   <w16cex:commentExtensible w16cex:durableId="693A552F" w16cex:dateUtc="2026-02-07T09:10:00Z"/>
@@ -18085,6 +16747,7 @@
 
 <file path=word/commentsIds.xml><?xml version="1.0" encoding="utf-8"?>
 <w16cid:commentsIds xmlns:wpc="http://schemas.microsoft.com/office/word/2010/wordprocessingCanvas" xmlns:cx="http://schemas.microsoft.com/office/drawing/2014/chartex" xmlns:cx1="http://schemas.microsoft.com/office/drawing/2015/9/8/chartex" xmlns:cx2="http://schemas.microsoft.com/office/drawing/2015/10/21/chartex" xmlns:cx3="http://schemas.microsoft.com/office/drawing/2016/5/9/chartex" xmlns:cx4="http://schemas.microsoft.com/office/drawing/2016/5/10/chartex" xmlns:cx5="http://schemas.microsoft.com/office/drawing/2016/5/11/chartex" xmlns:cx6="http://schemas.microsoft.com/office/drawing/2016/5/12/chartex" xmlns:cx7="http://schemas.microsoft.com/office/drawing/2016/5/13/chartex" xmlns:cx8="http://schemas.microsoft.com/office/drawing/2016/5/14/chartex" xmlns:mc="http://schemas.openxmlformats.org/markup-compatibility/2006" xmlns:aink="http://schemas.microsoft.com/office/drawing/2016/ink" xmlns:am3d="http://schemas.microsoft.com/office/drawing/2017/model3d" xmlns:o="urn:schemas-microsoft-com:office:office" xmlns:oel="http://schemas.microsoft.com/office/2019/extlst" xmlns:r="http://schemas.openxmlformats.org/officeDocument/2006/relationships" xmlns:m="http://schemas.openxmlformats.org/officeDocument/2006/math" xmlns:v="urn:schemas-microsoft-com:vml" xmlns:wp14="http://schemas.microsoft.com/office/word/2010/wordprocessingDrawing" xmlns:wp="http://schemas.openxmlformats.org/drawingml/2006/wordprocessingDrawing" xmlns:w10="urn:schemas-microsoft-com:office:word" xmlns:w="http://schemas.openxmlformats.org/wordprocessingml/2006/main" xmlns:w14="http://schemas.microsoft.com/office/word/2010/wordml" xmlns:w15="http://schemas.microsoft.com/office/word/2012/wordml" xmlns:w16cex="http://schemas.microsoft.com/office/word/2018/wordml/cex" xmlns:w16cid="http://schemas.microsoft.com/office/word/2016/wordml/cid" xmlns:w16="http://schemas.microsoft.com/office/word/2018/wordml" xmlns:w16du="http://schemas.microsoft.com/office/word/2023/wordml/word16du" xmlns:w16sdtdh="http://schemas.microsoft.com/office/word/2020/wordml/sdtdatahash" xmlns:w16sdtfl="http://schemas.microsoft.com/office/word/2024/wordml/sdtformatlock" xmlns:w16se="http://schemas.microsoft.com/office/word/2015/wordml/symex" xmlns:wpg="http://schemas.microsoft.com/office/word/2010/wordprocessingGroup" xmlns:wpi="http://schemas.microsoft.com/office/word/2010/wordprocessingInk" xmlns:wne="http://schemas.microsoft.com/office/word/2006/wordml" xmlns:wps="http://schemas.microsoft.com/office/word/2010/wordprocessingShape" mc:Ignorable="w14 w15 w16se w16cid w16 w16cex w16sdtdh w16sdtfl w16du wp14">
+  <w16cid:commentId w16cid:paraId="288CF74A" w16cid:durableId="3AF2F444"/>
   <w16cid:commentId w16cid:paraId="175C2077" w16cid:durableId="690105D3"/>
   <w16cid:commentId w16cid:paraId="493BC47F" w16cid:durableId="413DAE3A"/>
   <w16cid:commentId w16cid:paraId="69C786DA" w16cid:durableId="693A552F"/>
@@ -18287,13 +16950,8 @@
       </w:pBdr>
     </w:pPr>
     <w:r>
-      <w:t xml:space="preserve">Granegger </w:t>
+      <w:t>Granegger Felix</w:t>
     </w:r>
-    <w:proofErr w:type="gramStart"/>
-    <w:r>
-      <w:t>Felix</w:t>
-    </w:r>
-    <w:proofErr w:type="gramEnd"/>
     <w:r>
       <w:tab/>
       <w:t>Kapitel 2</w:t>
@@ -18933,15 +17591,7 @@
       <w:fldChar w:fldCharType="separate"/>
     </w:r>
     <w:r>
-      <w:t xml:space="preserve">Dokumentation </w:t>
-    </w:r>
-    <w:proofErr w:type="spellStart"/>
-    <w:r>
-      <w:t>Schiechtl</w:t>
-    </w:r>
-    <w:proofErr w:type="spellEnd"/>
-    <w:r>
-      <w:t xml:space="preserve"> Alexander </w:t>
+      <w:t xml:space="preserve">Dokumentation Schiechtl Alexander </w:t>
     </w:r>
     <w:r>
       <w:fldChar w:fldCharType="end"/>
@@ -27838,6 +26488,7 @@
   <w:style w:type="character" w:default="1" w:styleId="Absatz-Standardschriftart">
     <w:name w:val="Default Paragraph Font"/>
     <w:uiPriority w:val="1"/>
+    <w:semiHidden/>
     <w:unhideWhenUsed/>
   </w:style>
   <w:style w:type="table" w:default="1" w:styleId="NormaleTabelle">
@@ -29843,15 +28494,6 @@
 </file>
 
 <file path=customXml/item1.xml><?xml version="1.0" encoding="utf-8"?>
-<?mso-contentType ?>
-<FormTemplates xmlns="http://schemas.microsoft.com/sharepoint/v3/contenttype/forms">
-  <Display>DocumentLibraryForm</Display>
-  <Edit>DocumentLibraryForm</Edit>
-  <New>DocumentLibraryForm</New>
-</FormTemplates>
-</file>
-
-<file path=customXml/item2.xml><?xml version="1.0" encoding="utf-8"?>
 <inkml:ink xmlns:inkml="http://www.w3.org/2003/InkML">
   <inkml:definitions>
     <inkml:context xml:id="ctx0">
@@ -29871,7 +28513,7 @@
           <inkml:channelProperty channel="OE" name="resolution" value="1000" units="1/deg"/>
         </inkml:channelProperties>
       </inkml:inkSource>
-      <inkml:timestamp xml:id="ts0" timeString="2025-06-10T16:08:50.568"/>
+      <inkml:timestamp xml:id="ts0" timeString="2025-06-10T16:08:54.030"/>
     </inkml:context>
     <inkml:brush xml:id="br0">
       <inkml:brushProperty name="width" value="0.05" units="cm"/>
@@ -29879,11 +28521,23 @@
       <inkml:brushProperty name="color" value="#E71224"/>
     </inkml:brush>
   </inkml:definitions>
-  <inkml:trace contextRef="#ctx0" brushRef="#br0">1236 239 3217 0 0,'-18'-44'2449'0'0,"11"24"-2251"0"0,-2 1 0 0 0,-14-27 0 0 0,19 39-210 0 0,-1 0 0 0 0,0 1-1 0 0,0 0 1 0 0,-1-1 0 0 0,0 2 0 0 0,0-1-1 0 0,0 1 1 0 0,0 0 0 0 0,-14-8-1 0 0,8 6-57 0 0,-1 1 0 0 0,1 1 1 0 0,-1 0-1 0 0,0 0 0 0 0,0 1 0 0 0,0 1 0 0 0,0 0 0 0 0,-1 1 0 0 0,-22-1 0 0 0,19 4-190 0 0,0 0-1 0 0,0 1 1 0 0,0 1-1 0 0,1 0 1 0 0,-1 1-1 0 0,1 1 1 0 0,-21 9-1 0 0,-37 17-295 0 0,-131 76-1 0 0,173-87 985 0 0,0 2 0 0 0,2 1 0 0 0,1 2 0 0 0,1 0 0 0 0,1 2 0 0 0,-28 37 0 0 0,-16 22-328 0 0,-54 78 18 0 0,113-145-112 0 0,0 0 1 0 0,2 1-1 0 0,1 0 0 0 0,0 0 0 0 0,2 1 1 0 0,0 0-1 0 0,-5 27 0 0 0,4 3 6 0 0,3 0-1 0 0,1 0 0 0 0,3 0 1 0 0,2 1-1 0 0,2-1 1 0 0,13 62-1 0 0,-11-89 37 0 0,1-1 0 0 0,2 1 0 0 0,0-1 0 0 0,1-1 0 0 0,1 0 0 0 0,2 0-1 0 0,0-1 1 0 0,1-1 0 0 0,1 0 0 0 0,1 0 0 0 0,25 25 0 0 0,-31-38 8 0 0,1 0 0 0 0,0-1 0 0 0,0 0 0 0 0,1-1-1 0 0,0 0 1 0 0,0 0 0 0 0,0-1 0 0 0,0 0 0 0 0,1-1 0 0 0,-1-1 0 0 0,1 0 0 0 0,23 1 0 0 0,0-2-27 0 0,-1-1 0 0 0,0-2 0 0 0,43-8 0 0 0,15-10 179 0 0,-1-4 0 0 0,111-46 0 0 0,-162 55-168 0 0,0 1-21 0 0,5-1 26 0 0,-2-3-1 0 0,45-23 0 0 0,-67 26 22 0 0,-1 0 0 0 0,0-2-1 0 0,-2 0 1 0 0,0-1 0 0 0,-1-1 0 0 0,0-1 0 0 0,-2 0-1 0 0,22-37 1 0 0,-28 39-39 0 0,0 1 1 0 0,-1-1-1 0 0,-1-1 0 0 0,-1 0 1 0 0,-1 1-1 0 0,0-2 0 0 0,-2 1 0 0 0,0 0 1 0 0,0-25-1 0 0,-2-13 167 0 0,-14-108-1 0 0,10 143-149 0 0,-1 0-1 0 0,0 1 1 0 0,-2-1-1 0 0,-1 1 1 0 0,-1 0-1 0 0,0 1 1 0 0,-1 0-1 0 0,-23-35 0 0 0,22 41 15 0 0,-1 0 0 0 0,0 0-1 0 0,-1 1 1 0 0,-1 0 0 0 0,0 1-1 0 0,0 1 1 0 0,-1 0 0 0 0,-1 1-1 0 0,0 0 1 0 0,0 1 0 0 0,-25-10-1 0 0,15 9-505 0 0,-1 1-1 0 0,0 2 1 0 0,0 0 0 0 0,-49-5-1 0 0,41 10-389 0 0</inkml:trace>
+  <inkml:trace contextRef="#ctx0" brushRef="#br0">5 208 2425 0 0,'0'0'5878'0'0,"24"0"-3468"0"0,-17 1-2405 0 0,0 0 1 0 0,0 0-1 0 0,0 0 0 0 0,0 1 1 0 0,0 0-1 0 0,11 5 0 0 0,-9-5 40 0 0,0 0-1 0 0,0 0 0 0 0,0-1 0 0 0,1 0 1 0 0,-1 0-1 0 0,0-1 0 0 0,17-3 1 0 0,4 2 74 0 0,-22 1-105 0 0,1-1 1 0 0,0 2-1 0 0,-1-1 0 0 0,1 1 1 0 0,-1 0-1 0 0,1 1 1 0 0,-1 0-1 0 0,1 0 1 0 0,-1 1-1 0 0,14 7 0 0 0,-22-10-10 0 0,1 0 1 0 0,0 1-1 0 0,-1-1 0 0 0,1 1 0 0 0,0-1 0 0 0,-1 1 0 0 0,1-1 0 0 0,0 1 0 0 0,-1 0 0 0 0,1-1 0 0 0,-1 1 0 0 0,1 0 0 0 0,-1-1 0 0 0,0 1 0 0 0,1 0 0 0 0,-1 0 0 0 0,0-1 0 0 0,1 1 0 0 0,-1 0 0 0 0,0 0 0 0 0,0 0 0 0 0,0-1 0 0 0,0 1 0 0 0,0 0 1 0 0,0 0-1 0 0,0 0 0 0 0,0 0 0 0 0,0-1 0 0 0,0 1 0 0 0,0 0 0 0 0,0 0 0 0 0,-1 0 0 0 0,1-1 0 0 0,0 1 0 0 0,-1 0 0 0 0,1 0 0 0 0,0-1 0 0 0,-1 1 0 0 0,1 0 0 0 0,-2 0 0 0 0,-2 4 13 0 0,0-1 0 0 0,-1 1 0 0 0,0-1 0 0 0,-10 6 0 0 0,-6 7-17 0 0,-52 46-71 0 0,46-41 27 0 0,-30 31 0 0 0,55-51 44 0 0,1 0 0 0 0,-1 0 0 0 0,0 0 0 0 0,1 0-1 0 0,-1 0 1 0 0,1 0 0 0 0,0 0 0 0 0,0 0 0 0 0,-1 1-1 0 0,1-1 1 0 0,1 0 0 0 0,-1 1 0 0 0,0-1 0 0 0,1 1-1 0 0,-1-1 1 0 0,1 1 0 0 0,0-1 0 0 0,0 5-1 0 0,0-6 1 0 0,1 1 0 0 0,0-1 0 0 0,-1 1 0 0 0,1-1 0 0 0,0 1 0 0 0,0-1 0 0 0,0 0-1 0 0,0 1 1 0 0,0-1 0 0 0,0 0 0 0 0,0 0 0 0 0,0 0 0 0 0,1 0 0 0 0,-1 0-1 0 0,0 0 1 0 0,1 0 0 0 0,-1 0 0 0 0,1 0 0 0 0,-1-1 0 0 0,1 1 0 0 0,-1-1 0 0 0,1 1-1 0 0,-1-1 1 0 0,1 1 0 0 0,0-1 0 0 0,-1 0 0 0 0,1 0 0 0 0,-1 0 0 0 0,3 0-1 0 0,29 4-18 0 0,-11-1-40 0 0,-1-1 0 0 0,25-2 0 0 0,-39 0 42 0 0,1-1-1 0 0,0 0 1 0 0,0 0-1 0 0,-1-1 1 0 0,1 0-1 0 0,-1-1 1 0 0,0 0 0 0 0,0 0-1 0 0,12-7 1 0 0,29-13-1642 0 0,-12 16-3216 0 0,-30 7 3490 0 0</inkml:trace>
+  <inkml:trace contextRef="#ctx0" brushRef="#br0" timeOffset="537.36">1 353 3761 0 0,'14'-4'313'0'0,"1"1"1"0"0,0 1 0 0 0,0 0-1 0 0,0 1 1 0 0,1 1 0 0 0,-1 0-1 0 0,0 1 1 0 0,0 0 0 0 0,0 2-1 0 0,0-1 1 0 0,-1 2 0 0 0,1 0-1 0 0,-1 1 1 0 0,1 0 0 0 0,13 8-1 0 0,-21-9-404 0 0,1-2 0 0 0,0 1 0 0 0,0-1 0 0 0,0 0-1 0 0,0-1 1 0 0,0 0 0 0 0,0 0 0 0 0,1 0 0 0 0,-1-1 0 0 0,0-1-1 0 0,0 1 1 0 0,1-2 0 0 0,-1 1 0 0 0,0-1 0 0 0,0 0 0 0 0,9-4 0 0 0,-11 5-498 0 0</inkml:trace>
+  <inkml:trace contextRef="#ctx0" brushRef="#br0" timeOffset="1907.49">580 318 4417 0 0,'0'0'535'0'0,"25"18"674"0"0,-15-14-1066 0 0,1 0-1 0 0,0-1 0 0 0,-1 0 0 0 0,1-1 1 0 0,17 2-1 0 0,-15-3-53 0 0,0-1 1 0 0,0 0-1 0 0,19-4 1 0 0,-28 4-78 0 0,0-1 0 0 0,-1 1 0 0 0,1-1 1 0 0,-1 0-1 0 0,1-1 0 0 0,-1 1 0 0 0,1 0 1 0 0,-1-1-1 0 0,0 0 0 0 0,0 0 1 0 0,0 0-1 0 0,0 0 0 0 0,0 0 0 0 0,0-1 1 0 0,-1 1-1 0 0,1-1 0 0 0,2-4 1 0 0,-4 5-7 0 0,0 0 0 0 0,0 0 0 0 0,-1 0 0 0 0,1 0 0 0 0,-1 0 1 0 0,0 0-1 0 0,1 0 0 0 0,-1 0 0 0 0,0 0 0 0 0,0 0 1 0 0,0 0-1 0 0,-1 0 0 0 0,1 0 0 0 0,0 0 0 0 0,-1 0 0 0 0,1 0 1 0 0,-1 0-1 0 0,0 0 0 0 0,-1-3 0 0 0,2 4-6 0 0,-1 0-1 0 0,0-1 1 0 0,0 1-1 0 0,0 0 1 0 0,1 0 0 0 0,-1 0-1 0 0,0 0 1 0 0,-1 0-1 0 0,1 0 1 0 0,0 0 0 0 0,0 0-1 0 0,0 0 1 0 0,0 1-1 0 0,-1-1 1 0 0,1 0-1 0 0,0 1 1 0 0,-1-1 0 0 0,1 1-1 0 0,0-1 1 0 0,-1 1-1 0 0,1 0 1 0 0,-1 0 0 0 0,1-1-1 0 0,0 1 1 0 0,-1 0-1 0 0,1 0 1 0 0,-1 0-1 0 0,1 1 1 0 0,-1-1 0 0 0,1 0-1 0 0,-1 0 1 0 0,1 1-1 0 0,-2 0 1 0 0,-13 4-18 0 0,0 1 0 0 0,0 1 1 0 0,0 0-1 0 0,1 1 0 0 0,-16 12 0 0 0,26-16 81 0 0,-1 0 0 0 0,2 0 0 0 0,-1 0 0 0 0,0 1 0 0 0,1 0 1 0 0,0 0-1 0 0,0 0 0 0 0,1 0 0 0 0,-1 0 0 0 0,1 1 0 0 0,0 0 0 0 0,1 0 0 0 0,-1 0 0 0 0,1 0 0 0 0,0 0 0 0 0,1 0 0 0 0,-2 9 0 0 0,3-10-43 0 0,-1-1 0 0 0,2 1 0 0 0,-1-1 0 0 0,0 1 0 0 0,1-1 0 0 0,0 1-1 0 0,0-1 1 0 0,0 0 0 0 0,1 1 0 0 0,-1-1 0 0 0,1 0 0 0 0,0 0 0 0 0,0 0 0 0 0,4 5 0 0 0,-1-3-13 0 0,0 1-1 0 0,0-1 1 0 0,1 0 0 0 0,0 0 0 0 0,0-1 0 0 0,1 0 0 0 0,11 8 0 0 0,-10-9 30 0 0,-1 1 0 0 0,0-1 0 0 0,1-1 0 0 0,0 0 0 0 0,-1 0 1 0 0,1 0-1 0 0,1-1 0 0 0,-1 0 0 0 0,0-1 0 0 0,0 1 0 0 0,1-2 0 0 0,-1 1 0 0 0,1-1 0 0 0,-1-1 0 0 0,0 1 0 0 0,14-4 0 0 0,-13 1 19 0 0,0 0 0 0 0,0 0-1 0 0,-1-1 1 0 0,1-1 0 0 0,-1 1-1 0 0,0-1 1 0 0,0-1 0 0 0,0 0-1 0 0,-1 0 1 0 0,0 0 0 0 0,0-1-1 0 0,-1 0 1 0 0,1 0-1 0 0,-1-1 1 0 0,-1 1 0 0 0,0-1-1 0 0,0-1 1 0 0,0 1 0 0 0,-1-1-1 0 0,-1 1 1 0 0,6-18 0 0 0,3-2 566 0 0,-23 48-322 0 0,9-18-301 0 0,1 1 0 0 0,0 0 1 0 0,-1 0-1 0 0,1-1 0 0 0,0 1 0 0 0,0 0 1 0 0,1 0-1 0 0,-1 0 0 0 0,1 0 0 0 0,-1 0 1 0 0,1 0-1 0 0,0 0 0 0 0,0 0 0 0 0,1 5 1 0 0,-1-8 0 0 0,0-1 0 0 0,0 1 0 0 0,0 0 0 0 0,0 0 0 0 0,0 0 0 0 0,0 0 0 0 0,-1 0 0 0 0,1 0 0 0 0,0 0 0 0 0,0 0 0 0 0,0 0-1 0 0,0 0 1 0 0,0 0 0 0 0,0 0 0 0 0,0 0 0 0 0,0 0 0 0 0,0 0 0 0 0,0 0 0 0 0,0 0 0 0 0,0 0 0 0 0,0 0 0 0 0,0 0 0 0 0,0 0 0 0 0,0 0 0 0 0,0 0 0 0 0,0 0 0 0 0,-1 0 0 0 0,1 0 0 0 0,0 0 0 0 0,0 0 0 0 0,0 0 0 0 0,0 0 0 0 0,0 0 0 0 0,0 0 0 0 0,9 36 2 0 0,-9-36 0 0 0,0 1 0 0 0,0 0 0 0 0,0-1-1 0 0,0 1 1 0 0,0-1 0 0 0,1 1 0 0 0,-1 0 0 0 0,0-1 0 0 0,0 1 0 0 0,0-1 0 0 0,1 1-1 0 0,-1-1 1 0 0,0 1 0 0 0,0-1 0 0 0,1 1 0 0 0,-1-1 0 0 0,0 1 0 0 0,1-1 0 0 0,-1 1-1 0 0,1-1 1 0 0,-1 1 0 0 0,1-1 0 0 0,-1 0 0 0 0,1 1 0 0 0,-1-1 0 0 0,1 0 0 0 0,-1 0-1 0 0,1 1 1 0 0,-1-1 0 0 0,1 0 0 0 0,-1 0 0 0 0,2 1 0 0 0,5 1 24 0 0,-1 1-15 0 0,-4-1-3 0 0,0-1 0 0 0,0 0-1 0 0,0 0 1 0 0,0 0-1 0 0,0 0 1 0 0,0-1 0 0 0,0 1-1 0 0,0 0 1 0 0,0-1-1 0 0,0 0 1 0 0,4 1 0 0 0,-2-1 6 0 0,-1-1 1 0 0,1 0 0 0 0,-1 1 0 0 0,1-1 0 0 0,-1-1-1 0 0,0 1 1 0 0,1 0 0 0 0,-1-1 0 0 0,0 0 0 0 0,0 0 0 0 0,0 1-1 0 0,0-2 1 0 0,0 1 0 0 0,0 0 0 0 0,-1-1 0 0 0,1 1-1 0 0,3-6 1 0 0,2-3 48 0 0,0 0 0 0 0,-1 0-1 0 0,9-18 1 0 0,-15 28-59 0 0,-1 1 0 0 0,0 0 0 0 0,1 0 0 0 0,-1 0 0 0 0,0-1 0 0 0,1 1 0 0 0,-1 0-1 0 0,0 0 1 0 0,1 0 0 0 0,-1 0 0 0 0,1 0 0 0 0,-1 0 0 0 0,0 0 0 0 0,1 0 0 0 0,-1 0 0 0 0,1 0 0 0 0,-1 0 0 0 0,0 0 0 0 0,1 0 0 0 0,-1 0 0 0 0,0 0 0 0 0,1 0-1 0 0,-1 0 1 0 0,1 0 0 0 0,-1 1 0 0 0,0-1 0 0 0,1 0 0 0 0,-1 0 0 0 0,0 0 0 0 0,1 1 0 0 0,-1-1 0 0 0,1 1 0 0 0,15 10 220 0 0,-11-8-150 0 0,16 12 108 0 0,-20-14-176 0 0,1 0 0 0 0,-1 0 0 0 0,1 1 0 0 0,0-1 0 0 0,-1 0 0 0 0,1 0 0 0 0,0-1 0 0 0,0 1 1 0 0,-1 0-1 0 0,1 0 0 0 0,3 0 0 0 0,14 9 241 0 0,-16-8-777 0 0,0 1 0 0 0,0-1 1 0 0,0 0-1 0 0,1-1 1 0 0,-1 1-1 0 0,0-1 0 0 0,7 3 1 0 0,16 2-598 0 0,-20-4-110 0 0</inkml:trace>
+  <inkml:trace contextRef="#ctx0" brushRef="#br0" timeOffset="2280.99">1565 26 4089 0 0,'0'0'1209'0'0,"0"0"-1132"0"0,0 0-1 0 0,0 0 1 0 0,0-1-1 0 0,0 1 1 0 0,0 0 0 0 0,0 0-1 0 0,0 0 1 0 0,0 0-1 0 0,0-1 1 0 0,0 1-1 0 0,0 0 1 0 0,0 0-1 0 0,0 0 1 0 0,0 0-1 0 0,0 0 1 0 0,0-1-1 0 0,0 1 1 0 0,-1 0-1 0 0,1 0 1 0 0,0 0-1 0 0,0 0 1 0 0,0 0-1 0 0,0 0 1 0 0,0 0-1 0 0,0-1 1 0 0,0 1-1 0 0,0 0 1 0 0,-1 0-1 0 0,1 0 1 0 0,0 0-1 0 0,0 0 1 0 0,0 0-1 0 0,0 0 1 0 0,0 0-1 0 0,-1 0 1 0 0,1 0-1 0 0,0 0 1 0 0,0 0-1 0 0,0 0 1 0 0,0 0-1 0 0,0 0 1 0 0,-1 0-1 0 0,1 0 1 0 0,0 0-1 0 0,0 0 1 0 0,0 0-1 0 0,0 0 1 0 0,0 0-1 0 0,-1 0 1 0 0,1 0-1 0 0,0 0 1 0 0,0 0-1 0 0,0 0 1 0 0,0 0-1 0 0,0 0 1 0 0,-1 0-1 0 0,-1 5-10 0 0,-1 0-1 0 0,1 1 0 0 0,0-1 1 0 0,1 0-1 0 0,-1 0 1 0 0,1 1-1 0 0,0-1 0 0 0,1 1 1 0 0,-1-1-1 0 0,1 7 0 0 0,3 67 129 0 0,-2-49-157 0 0,4 73-83 0 0,21 127 0 0 0,-23-221-74 0 0,0 3-3773 0 0</inkml:trace>
+  <inkml:trace contextRef="#ctx0" brushRef="#br0" timeOffset="2798.33">1444 424 2192 0 0,'0'0'112'0'0,"-1"0"0"0"0,1 0 0 0 0,0-1-1 0 0,-1 1 1 0 0,1 0 0 0 0,0 0 0 0 0,0-1-1 0 0,-1 1 1 0 0,1 0 0 0 0,0-1 0 0 0,0 1-1 0 0,-1 0 1 0 0,1-1 0 0 0,0 1-1 0 0,0 0 1 0 0,0-1 0 0 0,0 1 0 0 0,-1-1-1 0 0,1 1 1 0 0,0 0 0 0 0,0-1 0 0 0,0 1-1 0 0,0-1 1 0 0,0 1 0 0 0,0-1 0 0 0,0 1-1 0 0,0 0 1 0 0,0-1 0 0 0,0 1-1 0 0,0-1 1 0 0,1 1 0 0 0,-1 0 0 0 0,0-1-1 0 0,0 1 1 0 0,0-1 0 0 0,0 1 0 0 0,1 0-1 0 0,-1-1 1 0 0,0 1 0 0 0,0 0 0 0 0,1-1-1 0 0,-1 1 1 0 0,0 0 0 0 0,1 0-1 0 0,-1-1 1 0 0,12-18 1969 0 0,25-6-1791 0 0,-37 24-276 0 0,0 1-1 0 0,0 0 0 0 0,1-1 0 0 0,-1 1 0 0 0,0 0 0 0 0,1-1 0 0 0,-1 1 0 0 0,0 0 1 0 0,1-1-1 0 0,-1 1 0 0 0,1 0 0 0 0,-1 0 0 0 0,1-1 0 0 0,-1 1 0 0 0,0 0 0 0 0,1 0 1 0 0,-1 0-1 0 0,1 0 0 0 0,-1 0 0 0 0,1-1 0 0 0,-1 1 0 0 0,1 0 0 0 0,-1 0 0 0 0,1 0 1 0 0,-1 0-1 0 0,1 0 0 0 0,-1 1 0 0 0,1-1 0 0 0,-1 0 0 0 0,1 0 0 0 0,-1 0 0 0 0,1 0 1 0 0,-1 0-1 0 0,0 1 0 0 0,1-1 0 0 0,-1 0 0 0 0,1 0 0 0 0,-1 1 0 0 0,0-1 0 0 0,1 0 1 0 0,-1 1-1 0 0,0-1 0 0 0,1 1 0 0 0,6 5 43 0 0,3 2-14 0 0,1-1 0 0 0,-1 0 1 0 0,1-1-1 0 0,19 8 0 0 0,-26-13-198 0 0,0 0 1 0 0,0 1-1 0 0,0-2 1 0 0,0 1-1 0 0,0 0 0 0 0,0-1 1 0 0,0 0-1 0 0,0 0 1 0 0,0 0-1 0 0,1 0 1 0 0,-1-1-1 0 0,0 1 0 0 0,0-1 1 0 0,0 0-1 0 0,0-1 1 0 0,0 1-1 0 0,0-1 0 0 0,-1 1 1 0 0,8-5-1 0 0,5-6-909 0 0,-7 6 943 0 0</inkml:trace>
+  <inkml:trace contextRef="#ctx0" brushRef="#br0" timeOffset="3356.09">1840 346 3401 0 0,'0'0'3806'0'0,"-2"3"-3743"0"0,-1 3-50 0 0,0 1 0 0 0,0-1 0 0 0,0 1 0 0 0,0 0 0 0 0,1 0 0 0 0,1 0 0 0 0,-1 0 0 0 0,1 0 0 0 0,-1 12 1 0 0,2-14-7 0 0,-1 0 0 0 0,1 0 0 0 0,0 0 0 0 0,0 1 0 0 0,1-1 0 0 0,-1 0 0 0 0,1 0 0 0 0,1 0 0 0 0,-1 0 0 0 0,1 0 0 0 0,-1 0 0 0 0,1 0 0 0 0,1-1 0 0 0,4 9 0 0 0,-6-11 12 0 0,1 0 0 0 0,0-1 0 0 0,-1 1 0 0 0,1-1 0 0 0,0 1 0 0 0,0-1 1 0 0,0 0-1 0 0,-1 0 0 0 0,1 0 0 0 0,0 0 0 0 0,1 0 0 0 0,-1 0 0 0 0,0 0 1 0 0,0-1-1 0 0,0 1 0 0 0,0-1 0 0 0,1 0 0 0 0,-1 0 0 0 0,5 0 642 0 0,-10-26 1203 0 0,4 24-1851 0 0,-1 0-1 0 0,0 0 0 0 0,-1 0 1 0 0,1 0-1 0 0,0 0 1 0 0,0 0-1 0 0,-1 0 1 0 0,1 0-1 0 0,-1 0 0 0 0,0 1 1 0 0,0-1-1 0 0,-1-3 1 0 0,-2 0 71 0 0,0 0 1 0 0,-1 0 0 0 0,1 0 0 0 0,-1 1 0 0 0,0 0 0 0 0,0 0 0 0 0,-7-5 0 0 0,6 6-43 0 0,0-3 62 0 0,7 2-115 0 0,1 1 0 0 0,0-1 0 0 0,0 1 0 0 0,0 0 0 0 0,0-1 0 0 0,0 1 0 0 0,1 0-1 0 0,0 1 1 0 0,-1-1 0 0 0,1 0 0 0 0,0 1 0 0 0,0-1 0 0 0,1 1 0 0 0,-1 0 0 0 0,4-2 0 0 0,7-2-23 0 0,0 0 1 0 0,0 1-1 0 0,1 0 1 0 0,-1 2 0 0 0,1-1-1 0 0,18 0 1 0 0,41-12-3622 0 0,-67 15 2699 0 0,-1 1-138 0 0</inkml:trace>
+  <inkml:trace contextRef="#ctx0" brushRef="#br0" timeOffset="3740.67">2229 335 4217 0 0,'0'0'95'0'0,"0"-1"-1"0"0,0 1 1 0 0,0 0 0 0 0,0-1 0 0 0,1 1-1 0 0,-1 0 1 0 0,0 0 0 0 0,0-1-1 0 0,0 1 1 0 0,0 0 0 0 0,1-1 0 0 0,-1 1-1 0 0,0 0 1 0 0,0 0 0 0 0,1-1 0 0 0,-1 1-1 0 0,0 0 1 0 0,0 0 0 0 0,1 0-1 0 0,-1 0 1 0 0,0-1 0 0 0,1 1 0 0 0,-1 0-1 0 0,0 0 1 0 0,1 0 0 0 0,-1 0 0 0 0,0 0-1 0 0,1 0 1 0 0,-1 0 0 0 0,0 0-1 0 0,1 0 1 0 0,-1 0 0 0 0,0 0 0 0 0,1 0-1 0 0,0 0 1 0 0,8 10 1419 0 0,2 19-612 0 0,-8 20-538 0 0,-3-42-416 0 0,0 0 0 0 0,0 0 0 0 0,0-1 0 0 0,1 1 0 0 0,0 0 0 0 0,0 0 0 0 0,1-1 0 0 0,0 1 0 0 0,0-1 0 0 0,0 0 0 0 0,1 1 0 0 0,0-1 0 0 0,0 0 0 0 0,5 7 0 0 0,-6-10-558 0 0,1 1-319 0 0</inkml:trace>
+  <inkml:trace contextRef="#ctx0" brushRef="#br0" timeOffset="3921.31">2292 212 3929 0 0,'-1'-2'370'0'0,"0"0"1"0"0,0 0-1 0 0,0 0 0 0 0,0 0 1 0 0,0 0-1 0 0,1 0 1 0 0,-1 0-1 0 0,1 0 1 0 0,0-1-1 0 0,-1 1 0 0 0,1-4 1 0 0,0 6-415 0 0</inkml:trace>
+  <inkml:trace contextRef="#ctx0" brushRef="#br0" timeOffset="5174.93">2503 367 1624 0 0,'0'0'4464'0'0,"2"2"-4200"0"0,1 0-1 0 0,-1 0 1 0 0,0 0-1 0 0,1 0 1 0 0,-1-1 0 0 0,1 1-1 0 0,0-1 1 0 0,5 2-1 0 0,-3-1-237 0 0,1-1-1 0 0,0 1 0 0 0,0-2 0 0 0,0 1 0 0 0,0-1 0 0 0,0 0 0 0 0,1 0 0 0 0,-1 0 0 0 0,0-1 0 0 0,0 0 0 0 0,0 0 0 0 0,9-4 0 0 0,-9 2-2 0 0,1 0-1 0 0,-1-1 1 0 0,0 0 0 0 0,0 0 0 0 0,9-9-1 0 0,-14 12-17 0 0,0-1 0 0 0,1 1-1 0 0,-1 0 1 0 0,0-1-1 0 0,0 1 1 0 0,0 0-1 0 0,-1-1 1 0 0,1 0-1 0 0,0 1 1 0 0,0-1 0 0 0,-1 1-1 0 0,1-1 1 0 0,-1 0-1 0 0,1 1 1 0 0,-1-1-1 0 0,0 0 1 0 0,0 1 0 0 0,0-1-1 0 0,0 0 1 0 0,0 0-1 0 0,0 1 1 0 0,0-1-1 0 0,-1 0 1 0 0,1 1-1 0 0,0-1 1 0 0,-1 0 0 0 0,1 1-1 0 0,-1-1 1 0 0,-1-2-1 0 0,1 2-3 0 0,-1 1 0 0 0,1-1 0 0 0,0 1 0 0 0,0 0 0 0 0,-1 0 0 0 0,1-1 0 0 0,-1 1 0 0 0,1 0 0 0 0,-1 0 0 0 0,0 0 0 0 0,1 1 0 0 0,-1-1 0 0 0,0 0 0 0 0,1 1-1 0 0,-1-1 1 0 0,0 1 0 0 0,0-1 0 0 0,0 1 0 0 0,1 0 0 0 0,-1 0 0 0 0,0 0 0 0 0,0 0 0 0 0,0 0 0 0 0,0 0 0 0 0,1 0 0 0 0,-1 1 0 0 0,0-1 0 0 0,0 1 0 0 0,0-1 0 0 0,1 1 0 0 0,-4 1 0 0 0,0 0 3 0 0,0 0 1 0 0,0 1 0 0 0,0 0-1 0 0,0-1 1 0 0,0 1 0 0 0,0 1-1 0 0,1-1 1 0 0,0 1 0 0 0,-5 5 0 0 0,-11 12 13 0 0,18-19 18 0 0,0 0-1 0 0,0 0 0 0 0,0-1 1 0 0,0 2-1 0 0,0-1 1 0 0,1 0-1 0 0,-1 0 1 0 0,1 1-1 0 0,-1-1 1 0 0,1 0-1 0 0,0 1 1 0 0,0-1-1 0 0,0 1 1 0 0,0 0-1 0 0,0-1 0 0 0,1 1 1 0 0,-1 0-1 0 0,1 0 1 0 0,0-1-1 0 0,0 1 1 0 0,0 0-1 0 0,0 0 1 0 0,1 4-1 0 0,-1-3-8 0 0,0 0-1 0 0,1 0 1 0 0,0 0 0 0 0,0 0-1 0 0,0 0 1 0 0,0 0-1 0 0,1 0 1 0 0,-1 0 0 0 0,1-1-1 0 0,0 1 1 0 0,0-1 0 0 0,1 1-1 0 0,-1-1 1 0 0,0 0-1 0 0,1 0 1 0 0,0 0 0 0 0,0 0-1 0 0,0 0 1 0 0,0-1 0 0 0,0 1-1 0 0,1-1 1 0 0,-1 0-1 0 0,1 0 1 0 0,0 0 0 0 0,4 1-1 0 0,1 2-24 0 0,0-1 1 0 0,0 0-1 0 0,1 0 0 0 0,-1-1 0 0 0,1 0 0 0 0,0-1 0 0 0,0 0 0 0 0,0-1 1 0 0,0 0-1 0 0,0 0 0 0 0,0-1 0 0 0,0-1 0 0 0,0 1 0 0 0,0-2 1 0 0,0 1-1 0 0,0-2 0 0 0,14-4 0 0 0,-22 7 6 0 0,-1-1 1 0 0,1 0-1 0 0,-1 1 1 0 0,1-1-1 0 0,-1 0 1 0 0,0 0-1 0 0,1 0 1 0 0,-1 0-1 0 0,0 0 0 0 0,1-1 1 0 0,-1 1-1 0 0,0 0 1 0 0,0-1-1 0 0,0 1 1 0 0,0 0-1 0 0,-1-1 1 0 0,1 1-1 0 0,0-1 0 0 0,0 0 1 0 0,-1 1-1 0 0,1-1 1 0 0,-1 1-1 0 0,0-1 1 0 0,1 0-1 0 0,-1 0 1 0 0,0 1-1 0 0,0-1 0 0 0,0 0 1 0 0,0 1-1 0 0,0-1 1 0 0,-1 0-1 0 0,1 1 1 0 0,0-1-1 0 0,-1 0 1 0 0,1 1-1 0 0,-1-1 0 0 0,0 1 1 0 0,1-1-1 0 0,-1 1 1 0 0,0-1-1 0 0,0 1 1 0 0,0-1-1 0 0,0 1 1 0 0,0 0-1 0 0,0-1 0 0 0,0 1 1 0 0,-1 0-1 0 0,1 0 1 0 0,0 0-1 0 0,-2-1 1 0 0,2 1 18 0 0,0 0 0 0 0,0 0 0 0 0,1 0 0 0 0,-1 0 0 0 0,0-1 0 0 0,1 1 0 0 0,-1 0-1 0 0,1 0 1 0 0,0 0 0 0 0,-1-1 0 0 0,1 1 0 0 0,0 0 0 0 0,0-1 0 0 0,0 1 0 0 0,0 0 0 0 0,0 0 0 0 0,0-1 0 0 0,0 1 0 0 0,0 0 0 0 0,1-1 0 0 0,-1 1 0 0 0,0 0 0 0 0,1 0 0 0 0,-1-1 0 0 0,1 1 0 0 0,-1 0 0 0 0,1 0 0 0 0,0 0 0 0 0,-1 0 0 0 0,1 0 0 0 0,0 0 0 0 0,0 0 0 0 0,0 0 0 0 0,0 0 0 0 0,2-1 0 0 0,-1 0-47 0 0,1 1 0 0 0,-1 1 0 0 0,1-1 1 0 0,-1 0-1 0 0,1 0 0 0 0,-1 1 1 0 0,1 0-1 0 0,0-1 0 0 0,-1 1 0 0 0,1 0 1 0 0,0 0-1 0 0,-1 1 0 0 0,1-1 1 0 0,-1 0-1 0 0,1 1 0 0 0,0-1 0 0 0,-1 1 1 0 0,1 0-1 0 0,-1 0 0 0 0,0 0 1 0 0,1 0-1 0 0,3 3 0 0 0,-2-2-109 0 0,1 0 0 0 0,0 0 0 0 0,-1-1 0 0 0,1 1 0 0 0,0-1-1 0 0,0 0 1 0 0,0-1 0 0 0,0 1 0 0 0,0-1 0 0 0,0 0 0 0 0,5-1 0 0 0,33-9-4310 0 0,-35 8 3159 0 0</inkml:trace>
+  <inkml:trace contextRef="#ctx0" brushRef="#br0" timeOffset="5981.97">3170 36 5377 0 0,'-8'-3'4857'0'0,"-2"11"-3287"0"0,1 14-1849 0 0,7 12 244 0 0,1 0 0 0 0,2-1 0 0 0,1 1 0 0 0,1 0 0 0 0,2-1 0 0 0,2 0 0 0 0,0 0 0 0 0,3 0-1 0 0,15 36 1 0 0,-23-57-192 0 0,-11-19-139 0 0,-8-7 219 0 0,-11-8 149 0 0,22 18 3 0 0,3 2-2 0 0,-4 2 7 0 0,-2-3 1 0 0,0 1 0 0 0,1 0 0 0 0,-1 1 0 0 0,0 0 0 0 0,0 0 0 0 0,0 1 0 0 0,0 0 0 0 0,0 1 0 0 0,-10 1 0 0 0,19-1 402 0 0,7-2 74 0 0,26 0-139 0 0,33-7 1 0 0,-56 6-838 0 0,-1 0 0 0 0,1 0 0 0 0,0-1 0 0 0,-1-1 0 0 0,1 0-1 0 0,-1 0 1 0 0,0 0 0 0 0,9-7 0 0 0,-11 6 249 0 0,0 0-326 0 0</inkml:trace>
+  <inkml:trace contextRef="#ctx0" brushRef="#br0" timeOffset="6556.61">3575 1 1816 0 0,'0'0'7770'0'0,"0"11"-6007"0"0,1 12-1488 0 0,0 0 0 0 0,-5 38 0 0 0,1-35-254 0 0,2 0-1 0 0,2 36 1 0 0,3 13-82 0 0,-5-56 3 0 0,2 0 0 0 0,0-1 1 0 0,1 1-1 0 0,1 0 0 0 0,1-1 1 0 0,0 1-1 0 0,9 19 0 0 0,-8-28-191 0 0,3 5-356 0 0,-6-8-3797 0 0</inkml:trace>
+  <inkml:trace contextRef="#ctx0" brushRef="#br0" timeOffset="7116.94">3726 736 1048 0 0,'0'0'150'0'0,"-18"-13"6504"0"0,-10 9-6188 0 0,21 2-374 0 0,0 0 173 0 0,-6 8 1065 0 0,3-1-1239 0 0,0 1 0 0 0,1 0 0 0 0,0 1 0 0 0,0 0 0 0 0,0 0 0 0 0,1 1-1 0 0,0 0 1 0 0,0 0 0 0 0,-10 16 0 0 0,18-23-89 0 0,-1-1 0 0 0,1 1 0 0 0,0-1 0 0 0,0 0 0 0 0,-1 1 0 0 0,1-1-1 0 0,0 1 1 0 0,0 0 0 0 0,0-1 0 0 0,-1 1 0 0 0,1-1 0 0 0,0 1 0 0 0,0-1 0 0 0,0 1 0 0 0,0-1-1 0 0,0 1 1 0 0,0-1 0 0 0,0 1 0 0 0,0 0 0 0 0,0-1 0 0 0,0 1 0 0 0,1-1 0 0 0,-1 1-1 0 0,0-1 1 0 0,0 1 0 0 0,0-1 0 0 0,1 1 0 0 0,-1-1 0 0 0,0 1 0 0 0,1 0 0 0 0,16 2 129 0 0,20-11 87 0 0,-36 8-216 0 0,5-3 27 0 0,0 1 1 0 0,0-1-1 0 0,0 0 1 0 0,-1-1-1 0 0,1 1 0 0 0,8-8 1 0 0,-12 9-11 0 0,0 1 1 0 0,0-1-1 0 0,0 0 1 0 0,-1 1-1 0 0,1-1 1 0 0,0 0 0 0 0,-1 0-1 0 0,0 0 1 0 0,1 0-1 0 0,-1 0 1 0 0,0-1-1 0 0,0 1 1 0 0,0 0-1 0 0,0-1 1 0 0,0 1-1 0 0,-1 0 1 0 0,1-1-1 0 0,-1 1 1 0 0,1-1-1 0 0,-1-3 1 0 0,0 6-11 0 0,0 0 0 0 0,0-1 0 0 0,-1 1 1 0 0,1 0-1 0 0,0-1 0 0 0,0 1 0 0 0,0 0 0 0 0,0-1 0 0 0,0 1 1 0 0,-1 0-1 0 0,1-1 0 0 0,0 1 0 0 0,0 0 0 0 0,-1 0 1 0 0,1-1-1 0 0,0 1 0 0 0,0 0 0 0 0,-1 0 0 0 0,1 0 0 0 0,0-1 1 0 0,-1 1-1 0 0,1 0 0 0 0,0 0 0 0 0,-1 0 0 0 0,1 0 0 0 0,0 0 1 0 0,-1 0-1 0 0,1 0 0 0 0,0 0 0 0 0,-1-1 0 0 0,1 1 1 0 0,0 0-1 0 0,-1 0 0 0 0,1 1 0 0 0,0-1 0 0 0,-1 0 0 0 0,1 0 1 0 0,0 0-1 0 0,-1 0 0 0 0,1 0 0 0 0,-23 9 22 0 0,-11 6-42 0 0,33-14 7 0 0,3-1-1 0 0,-4 4-43 0 0,1-4 48 0 0,1 1 0 0 0,0-1 1 0 0,-1 0-1 0 0,1 0 0 0 0,0 1 0 0 0,0-1 0 0 0,-1 0 1 0 0,1 1-1 0 0,0-1 0 0 0,0 0 0 0 0,-1 1 0 0 0,1-1 1 0 0,0 0-1 0 0,0 1 0 0 0,0-1 0 0 0,0 0 0 0 0,-1 1 0 0 0,1-1 1 0 0,0 1-1 0 0,0-1 0 0 0,0 0 0 0 0,0 1 0 0 0,0-1 1 0 0,0 1-1 0 0,0-1 0 0 0,0 1 0 0 0,0-1 0 0 0,0 0 0 0 0,0 1 1 0 0,0-1-1 0 0,1 1 0 0 0,-1-1 0 0 0,0 0 0 0 0,0 1 1 0 0,0-1-1 0 0,1 0 0 0 0,-1 1 0 0 0,0-1 0 0 0,0 0 1 0 0,1 1-1 0 0,-1-1 0 0 0,0 0 0 0 0,0 1 0 0 0,1-1 0 0 0,-1 0 1 0 0,0 0-1 0 0,1 1 0 0 0,-1-1 0 0 0,0 0 0 0 0,1 0 1 0 0,-1 0-1 0 0,1 0 0 0 0,-1 0 0 0 0,0 1 0 0 0,1-1 1 0 0,-1 0-1 0 0,1 0 0 0 0,-1 0 0 0 0,0 0 0 0 0,1 0 0 0 0,0 0 1 0 0,2 0 3 0 0,0 0 1 0 0,-1 0-1 0 0,1 0 1 0 0,0 0-1 0 0,0-1 1 0 0,-1 1-1 0 0,1-1 1 0 0,0 0-1 0 0,-1 1 1 0 0,1-1-1 0 0,-1-1 1 0 0,1 1-1 0 0,-1 0 1 0 0,1 0-1 0 0,-1-1 1 0 0,0 1-1 0 0,0-1 1 0 0,1 0-1 0 0,-1 0 1 0 0,0 0-1 0 0,-1 0 1 0 0,1 0-1 0 0,0 0 1 0 0,-1 0-1 0 0,1-1 1 0 0,-1 1-1 0 0,0-1 1 0 0,1 1-1 0 0,-1-1 1 0 0,0 1-1 0 0,-1-1 1 0 0,1 0-1 0 0,0-4 1 0 0,-1 7-16 0 0,0-1 0 0 0,0 1 1 0 0,0-1-1 0 0,0 1 0 0 0,0-1 0 0 0,0 1 0 0 0,0-1 1 0 0,0 1-1 0 0,0-1 0 0 0,0 1 0 0 0,0-1 0 0 0,0 1 1 0 0,-1-1-1 0 0,1 1 0 0 0,0-1 0 0 0,0 1 0 0 0,-1 0 1 0 0,1-1-1 0 0,0 1 0 0 0,-1-1 0 0 0,1 1 1 0 0,0 0-1 0 0,-1-1 0 0 0,1 1 0 0 0,-1 0 0 0 0,1-1 1 0 0,0 1-1 0 0,-1 0 0 0 0,1 0 0 0 0,-1-1 0 0 0,-17 3-1171 0 0,-17 17-3193 0 0,27-12 2680 0 0</inkml:trace>
+  <inkml:trace contextRef="#ctx0" brushRef="#br0" timeOffset="8040.3">3146 323 288 0 0,'0'0'1288'0'0,"-9"-7"3628"0"0,8 14-4679 0 0,-1-1 0 0 0,1 0 0 0 0,0 0 0 0 0,1 0 0 0 0,0 10 0 0 0,0-9-159 0 0,-2 3 18 0 0,0 5 19 0 0,0-1-1 0 0,1 0 0 0 0,1 20 0 0 0,1-29-91 0 0,-1 0 0 0 0,2 0 1 0 0,-1 0-1 0 0,0 0 0 0 0,1 0 0 0 0,0 0 0 0 0,0 0 1 0 0,1 0-1 0 0,-1-1 0 0 0,1 1 0 0 0,6 7 0 0 0,-4-6 0 0 0,-1 0 0 0 0,0 1 0 0 0,-1-1 0 0 0,0 1 0 0 0,0 0 0 0 0,0 0 0 0 0,2 10 0 0 0,-4-13-14 0 0,0 0 0 0 0,0 0 1 0 0,-1 0-1 0 0,1 0 0 0 0,-1 0 0 0 0,0 0 0 0 0,0 0 0 0 0,0 0 1 0 0,0 0-1 0 0,-1 0 0 0 0,0 0 0 0 0,0 0 0 0 0,0 0 1 0 0,0 0-1 0 0,-3 5 0 0 0,-9-6 270 0 0</inkml:trace>
 </inkml:ink>
 </file>
 
-<file path=customXml/item3.xml><?xml version="1.0" encoding="utf-8"?>
+<file path=customXml/item2.xml><?xml version="1.0" encoding="utf-8"?>
 <ct:contentTypeSchema xmlns:ct="http://schemas.microsoft.com/office/2006/metadata/contentType" xmlns:ma="http://schemas.microsoft.com/office/2006/metadata/properties/metaAttributes" ct:_="" ma:_="" ma:contentTypeName="Dokument" ma:contentTypeID="0x01010025C71E9534E21E4A9F2CF33BA7DCE92D" ma:contentTypeVersion="3" ma:contentTypeDescription="Ein neues Dokument erstellen." ma:contentTypeScope="" ma:versionID="32b9bbdf2bbf4e0fb27a426421665337">
   <xsd:schema xmlns:xsd="http://www.w3.org/2001/XMLSchema" xmlns:xs="http://www.w3.org/2001/XMLSchema" xmlns:p="http://schemas.microsoft.com/office/2006/metadata/properties" xmlns:ns2="5a9e9855-01b6-487f-b294-67c59083cc31" targetNamespace="http://schemas.microsoft.com/office/2006/metadata/properties" ma:root="true" ma:fieldsID="ec87b9b32475f90c9dbf7ae918480825" ns2:_="">
     <xsd:import namespace="5a9e9855-01b6-487f-b294-67c59083cc31"/>
@@ -30021,57 +28675,16 @@
 </ct:contentTypeSchema>
 </file>
 
-<file path=customXml/item4.xml><?xml version="1.0" encoding="utf-8"?>
-<p:properties xmlns:p="http://schemas.microsoft.com/office/2006/metadata/properties" xmlns:xsi="http://www.w3.org/2001/XMLSchema-instance" xmlns:pc="http://schemas.microsoft.com/office/infopath/2007/PartnerControls">
-  <documentManagement/>
-</p:properties>
+<file path=customXml/item3.xml><?xml version="1.0" encoding="utf-8"?>
+<?mso-contentType ?>
+<FormTemplates xmlns="http://schemas.microsoft.com/sharepoint/v3/contenttype/forms">
+  <Display>DocumentLibraryForm</Display>
+  <Edit>DocumentLibraryForm</Edit>
+  <New>DocumentLibraryForm</New>
+</FormTemplates>
 </file>
 
-<file path=customXml/item5.xml><?xml version="1.0" encoding="utf-8"?>
-<inkml:ink xmlns:inkml="http://www.w3.org/2003/InkML">
-  <inkml:definitions>
-    <inkml:context xml:id="ctx0">
-      <inkml:inkSource xml:id="inkSrc0">
-        <inkml:traceFormat>
-          <inkml:channel name="X" type="integer" min="-2.14748E9" max="2.14748E9" units="cm"/>
-          <inkml:channel name="Y" type="integer" min="-2.14748E9" max="2.14748E9" units="cm"/>
-          <inkml:channel name="F" type="integer" max="32767" units="dev"/>
-          <inkml:channel name="OA" type="integer" max="360" units="deg"/>
-          <inkml:channel name="OE" type="integer" max="90" units="deg"/>
-        </inkml:traceFormat>
-        <inkml:channelProperties>
-          <inkml:channelProperty channel="X" name="resolution" value="1000" units="1/cm"/>
-          <inkml:channelProperty channel="Y" name="resolution" value="1000" units="1/cm"/>
-          <inkml:channelProperty channel="F" name="resolution" value="0" units="1/dev"/>
-          <inkml:channelProperty channel="OA" name="resolution" value="1000" units="1/deg"/>
-          <inkml:channelProperty channel="OE" name="resolution" value="1000" units="1/deg"/>
-        </inkml:channelProperties>
-      </inkml:inkSource>
-      <inkml:timestamp xml:id="ts0" timeString="2025-06-10T16:08:54.030"/>
-    </inkml:context>
-    <inkml:brush xml:id="br0">
-      <inkml:brushProperty name="width" value="0.05" units="cm"/>
-      <inkml:brushProperty name="height" value="0.05" units="cm"/>
-      <inkml:brushProperty name="color" value="#E71224"/>
-    </inkml:brush>
-  </inkml:definitions>
-  <inkml:trace contextRef="#ctx0" brushRef="#br0">5 208 2425 0 0,'0'0'5878'0'0,"24"0"-3468"0"0,-17 1-2405 0 0,0 0 1 0 0,0 0-1 0 0,0 0 0 0 0,0 1 1 0 0,0 0-1 0 0,11 5 0 0 0,-9-5 40 0 0,0 0-1 0 0,0 0 0 0 0,0-1 0 0 0,1 0 1 0 0,-1 0-1 0 0,0-1 0 0 0,17-3 1 0 0,4 2 74 0 0,-22 1-105 0 0,1-1 1 0 0,0 2-1 0 0,-1-1 0 0 0,1 1 1 0 0,-1 0-1 0 0,1 1 1 0 0,-1 0-1 0 0,1 0 1 0 0,-1 1-1 0 0,14 7 0 0 0,-22-10-10 0 0,1 0 1 0 0,0 1-1 0 0,-1-1 0 0 0,1 1 0 0 0,0-1 0 0 0,-1 1 0 0 0,1-1 0 0 0,0 1 0 0 0,-1 0 0 0 0,1-1 0 0 0,-1 1 0 0 0,1 0 0 0 0,-1-1 0 0 0,0 1 0 0 0,1 0 0 0 0,-1 0 0 0 0,0-1 0 0 0,1 1 0 0 0,-1 0 0 0 0,0 0 0 0 0,0 0 0 0 0,0-1 0 0 0,0 1 0 0 0,0 0 1 0 0,0 0-1 0 0,0 0 0 0 0,0 0 0 0 0,0-1 0 0 0,0 1 0 0 0,0 0 0 0 0,0 0 0 0 0,-1 0 0 0 0,1-1 0 0 0,0 1 0 0 0,-1 0 0 0 0,1 0 0 0 0,0-1 0 0 0,-1 1 0 0 0,1 0 0 0 0,-2 0 0 0 0,-2 4 13 0 0,0-1 0 0 0,-1 1 0 0 0,0-1 0 0 0,-10 6 0 0 0,-6 7-17 0 0,-52 46-71 0 0,46-41 27 0 0,-30 31 0 0 0,55-51 44 0 0,1 0 0 0 0,-1 0 0 0 0,0 0 0 0 0,1 0-1 0 0,-1 0 1 0 0,1 0 0 0 0,0 0 0 0 0,0 0 0 0 0,-1 1-1 0 0,1-1 1 0 0,1 0 0 0 0,-1 1 0 0 0,0-1 0 0 0,1 1-1 0 0,-1-1 1 0 0,1 1 0 0 0,0-1 0 0 0,0 5-1 0 0,0-6 1 0 0,1 1 0 0 0,0-1 0 0 0,-1 1 0 0 0,1-1 0 0 0,0 1 0 0 0,0-1 0 0 0,0 0-1 0 0,0 1 1 0 0,0-1 0 0 0,0 0 0 0 0,0 0 0 0 0,0 0 0 0 0,1 0 0 0 0,-1 0-1 0 0,0 0 1 0 0,1 0 0 0 0,-1 0 0 0 0,1 0 0 0 0,-1-1 0 0 0,1 1 0 0 0,-1-1 0 0 0,1 1-1 0 0,-1-1 1 0 0,1 1 0 0 0,0-1 0 0 0,-1 0 0 0 0,1 0 0 0 0,-1 0 0 0 0,3 0-1 0 0,29 4-18 0 0,-11-1-40 0 0,-1-1 0 0 0,25-2 0 0 0,-39 0 42 0 0,1-1-1 0 0,0 0 1 0 0,0 0-1 0 0,-1-1 1 0 0,1 0-1 0 0,-1-1 1 0 0,0 0 0 0 0,0 0-1 0 0,12-7 1 0 0,29-13-1642 0 0,-12 16-3216 0 0,-30 7 3490 0 0</inkml:trace>
-  <inkml:trace contextRef="#ctx0" brushRef="#br0" timeOffset="537.36">1 353 3761 0 0,'14'-4'313'0'0,"1"1"1"0"0,0 1 0 0 0,0 0-1 0 0,0 1 1 0 0,1 1 0 0 0,-1 0-1 0 0,0 1 1 0 0,0 0 0 0 0,0 2-1 0 0,0-1 1 0 0,-1 2 0 0 0,1 0-1 0 0,-1 1 1 0 0,1 0 0 0 0,13 8-1 0 0,-21-9-404 0 0,1-2 0 0 0,0 1 0 0 0,0-1 0 0 0,0 0-1 0 0,0-1 1 0 0,0 0 0 0 0,0 0 0 0 0,1 0 0 0 0,-1-1 0 0 0,0-1-1 0 0,0 1 1 0 0,1-2 0 0 0,-1 1 0 0 0,0-1 0 0 0,0 0 0 0 0,9-4 0 0 0,-11 5-498 0 0</inkml:trace>
-  <inkml:trace contextRef="#ctx0" brushRef="#br0" timeOffset="1907.49">580 318 4417 0 0,'0'0'535'0'0,"25"18"674"0"0,-15-14-1066 0 0,1 0-1 0 0,0-1 0 0 0,-1 0 0 0 0,1-1 1 0 0,17 2-1 0 0,-15-3-53 0 0,0-1 1 0 0,0 0-1 0 0,19-4 1 0 0,-28 4-78 0 0,0-1 0 0 0,-1 1 0 0 0,1-1 1 0 0,-1 0-1 0 0,1-1 0 0 0,-1 1 0 0 0,1 0 1 0 0,-1-1-1 0 0,0 0 0 0 0,0 0 1 0 0,0 0-1 0 0,0 0 0 0 0,0 0 0 0 0,0-1 1 0 0,-1 1-1 0 0,1-1 0 0 0,2-4 1 0 0,-4 5-7 0 0,0 0 0 0 0,0 0 0 0 0,-1 0 0 0 0,1 0 0 0 0,-1 0 1 0 0,0 0-1 0 0,1 0 0 0 0,-1 0 0 0 0,0 0 0 0 0,0 0 1 0 0,0 0-1 0 0,-1 0 0 0 0,1 0 0 0 0,0 0 0 0 0,-1 0 0 0 0,1 0 1 0 0,-1 0-1 0 0,0 0 0 0 0,-1-3 0 0 0,2 4-6 0 0,-1 0-1 0 0,0-1 1 0 0,0 1-1 0 0,0 0 1 0 0,1 0 0 0 0,-1 0-1 0 0,0 0 1 0 0,-1 0-1 0 0,1 0 1 0 0,0 0 0 0 0,0 0-1 0 0,0 0 1 0 0,0 1-1 0 0,-1-1 1 0 0,1 0-1 0 0,0 1 1 0 0,-1-1 0 0 0,1 1-1 0 0,0-1 1 0 0,-1 1-1 0 0,1 0 1 0 0,-1 0 0 0 0,1-1-1 0 0,0 1 1 0 0,-1 0-1 0 0,1 0 1 0 0,-1 0-1 0 0,1 1 1 0 0,-1-1 0 0 0,1 0-1 0 0,-1 0 1 0 0,1 1-1 0 0,-2 0 1 0 0,-13 4-18 0 0,0 1 0 0 0,0 1 1 0 0,0 0-1 0 0,1 1 0 0 0,-16 12 0 0 0,26-16 81 0 0,-1 0 0 0 0,2 0 0 0 0,-1 0 0 0 0,0 1 0 0 0,1 0 1 0 0,0 0-1 0 0,0 0 0 0 0,1 0 0 0 0,-1 0 0 0 0,1 1 0 0 0,0 0 0 0 0,1 0 0 0 0,-1 0 0 0 0,1 0 0 0 0,0 0 0 0 0,1 0 0 0 0,-2 9 0 0 0,3-10-43 0 0,-1-1 0 0 0,2 1 0 0 0,-1-1 0 0 0,0 1 0 0 0,1-1 0 0 0,0 1-1 0 0,0-1 1 0 0,0 0 0 0 0,1 1 0 0 0,-1-1 0 0 0,1 0 0 0 0,0 0 0 0 0,0 0 0 0 0,4 5 0 0 0,-1-3-13 0 0,0 1-1 0 0,0-1 1 0 0,1 0 0 0 0,0 0 0 0 0,0-1 0 0 0,1 0 0 0 0,11 8 0 0 0,-10-9 30 0 0,-1 1 0 0 0,0-1 0 0 0,1-1 0 0 0,0 0 0 0 0,-1 0 1 0 0,1 0-1 0 0,1-1 0 0 0,-1 0 0 0 0,0-1 0 0 0,0 1 0 0 0,1-2 0 0 0,-1 1 0 0 0,1-1 0 0 0,-1-1 0 0 0,0 1 0 0 0,14-4 0 0 0,-13 1 19 0 0,0 0 0 0 0,0 0-1 0 0,-1-1 1 0 0,1-1 0 0 0,-1 1-1 0 0,0-1 1 0 0,0-1 0 0 0,0 0-1 0 0,-1 0 1 0 0,0 0 0 0 0,0-1-1 0 0,-1 0 1 0 0,1 0-1 0 0,-1-1 1 0 0,-1 1 0 0 0,0-1-1 0 0,0-1 1 0 0,0 1 0 0 0,-1-1-1 0 0,-1 1 1 0 0,6-18 0 0 0,3-2 566 0 0,-23 48-322 0 0,9-18-301 0 0,1 1 0 0 0,0 0 1 0 0,-1 0-1 0 0,1-1 0 0 0,0 1 0 0 0,0 0 1 0 0,1 0-1 0 0,-1 0 0 0 0,1 0 0 0 0,-1 0 1 0 0,1 0-1 0 0,0 0 0 0 0,0 0 0 0 0,1 5 1 0 0,-1-8 0 0 0,0-1 0 0 0,0 1 0 0 0,0 0 0 0 0,0 0 0 0 0,0 0 0 0 0,0 0 0 0 0,-1 0 0 0 0,1 0 0 0 0,0 0 0 0 0,0 0 0 0 0,0 0-1 0 0,0 0 1 0 0,0 0 0 0 0,0 0 0 0 0,0 0 0 0 0,0 0 0 0 0,0 0 0 0 0,0 0 0 0 0,0 0 0 0 0,0 0 0 0 0,0 0 0 0 0,0 0 0 0 0,0 0 0 0 0,0 0 0 0 0,0 0 0 0 0,0 0 0 0 0,-1 0 0 0 0,1 0 0 0 0,0 0 0 0 0,0 0 0 0 0,0 0 0 0 0,0 0 0 0 0,0 0 0 0 0,0 0 0 0 0,9 36 2 0 0,-9-36 0 0 0,0 1 0 0 0,0 0 0 0 0,0-1-1 0 0,0 1 1 0 0,0-1 0 0 0,1 1 0 0 0,-1 0 0 0 0,0-1 0 0 0,0 1 0 0 0,0-1 0 0 0,1 1-1 0 0,-1-1 1 0 0,0 1 0 0 0,0-1 0 0 0,1 1 0 0 0,-1-1 0 0 0,0 1 0 0 0,1-1 0 0 0,-1 1-1 0 0,1-1 1 0 0,-1 1 0 0 0,1-1 0 0 0,-1 0 0 0 0,1 1 0 0 0,-1-1 0 0 0,1 0 0 0 0,-1 0-1 0 0,1 1 1 0 0,-1-1 0 0 0,1 0 0 0 0,-1 0 0 0 0,2 1 0 0 0,5 1 24 0 0,-1 1-15 0 0,-4-1-3 0 0,0-1 0 0 0,0 0-1 0 0,0 0 1 0 0,0 0-1 0 0,0 0 1 0 0,0-1 0 0 0,0 1-1 0 0,0 0 1 0 0,0-1-1 0 0,0 0 1 0 0,4 1 0 0 0,-2-1 6 0 0,-1-1 1 0 0,1 0 0 0 0,-1 1 0 0 0,1-1 0 0 0,-1-1-1 0 0,0 1 1 0 0,1 0 0 0 0,-1-1 0 0 0,0 0 0 0 0,0 0 0 0 0,0 1-1 0 0,0-2 1 0 0,0 1 0 0 0,0 0 0 0 0,-1-1 0 0 0,1 1-1 0 0,3-6 1 0 0,2-3 48 0 0,0 0 0 0 0,-1 0-1 0 0,9-18 1 0 0,-15 28-59 0 0,-1 1 0 0 0,0 0 0 0 0,1 0 0 0 0,-1 0 0 0 0,0-1 0 0 0,1 1 0 0 0,-1 0-1 0 0,0 0 1 0 0,1 0 0 0 0,-1 0 0 0 0,1 0 0 0 0,-1 0 0 0 0,0 0 0 0 0,1 0 0 0 0,-1 0 0 0 0,1 0 0 0 0,-1 0 0 0 0,0 0 0 0 0,1 0 0 0 0,-1 0 0 0 0,0 0 0 0 0,1 0-1 0 0,-1 0 1 0 0,1 0 0 0 0,-1 1 0 0 0,0-1 0 0 0,1 0 0 0 0,-1 0 0 0 0,0 0 0 0 0,1 1 0 0 0,-1-1 0 0 0,1 1 0 0 0,15 10 220 0 0,-11-8-150 0 0,16 12 108 0 0,-20-14-176 0 0,1 0 0 0 0,-1 0 0 0 0,1 1 0 0 0,0-1 0 0 0,-1 0 0 0 0,1 0 0 0 0,0-1 0 0 0,0 1 1 0 0,-1 0-1 0 0,1 0 0 0 0,3 0 0 0 0,14 9 241 0 0,-16-8-777 0 0,0 1 0 0 0,0-1 1 0 0,0 0-1 0 0,1-1 1 0 0,-1 1-1 0 0,0-1 0 0 0,7 3 1 0 0,16 2-598 0 0,-20-4-110 0 0</inkml:trace>
-  <inkml:trace contextRef="#ctx0" brushRef="#br0" timeOffset="2280.99">1565 26 4089 0 0,'0'0'1209'0'0,"0"0"-1132"0"0,0 0-1 0 0,0 0 1 0 0,0-1-1 0 0,0 1 1 0 0,0 0 0 0 0,0 0-1 0 0,0 0 1 0 0,0 0-1 0 0,0-1 1 0 0,0 1-1 0 0,0 0 1 0 0,0 0-1 0 0,0 0 1 0 0,0 0-1 0 0,0 0 1 0 0,0-1-1 0 0,0 1 1 0 0,-1 0-1 0 0,1 0 1 0 0,0 0-1 0 0,0 0 1 0 0,0 0-1 0 0,0 0 1 0 0,0 0-1 0 0,0-1 1 0 0,0 1-1 0 0,0 0 1 0 0,-1 0-1 0 0,1 0 1 0 0,0 0-1 0 0,0 0 1 0 0,0 0-1 0 0,0 0 1 0 0,0 0-1 0 0,-1 0 1 0 0,1 0-1 0 0,0 0 1 0 0,0 0-1 0 0,0 0 1 0 0,0 0-1 0 0,0 0 1 0 0,-1 0-1 0 0,1 0 1 0 0,0 0-1 0 0,0 0 1 0 0,0 0-1 0 0,0 0 1 0 0,0 0-1 0 0,-1 0 1 0 0,1 0-1 0 0,0 0 1 0 0,0 0-1 0 0,0 0 1 0 0,0 0-1 0 0,0 0 1 0 0,-1 0-1 0 0,-1 5-10 0 0,-1 0-1 0 0,1 1 0 0 0,0-1 1 0 0,1 0-1 0 0,-1 0 1 0 0,1 1-1 0 0,0-1 0 0 0,1 1 1 0 0,-1-1-1 0 0,1 7 0 0 0,3 67 129 0 0,-2-49-157 0 0,4 73-83 0 0,21 127 0 0 0,-23-221-74 0 0,0 3-3773 0 0</inkml:trace>
-  <inkml:trace contextRef="#ctx0" brushRef="#br0" timeOffset="2798.33">1444 424 2192 0 0,'0'0'112'0'0,"-1"0"0"0"0,1 0 0 0 0,0-1-1 0 0,-1 1 1 0 0,1 0 0 0 0,0 0 0 0 0,0-1-1 0 0,-1 1 1 0 0,1 0 0 0 0,0-1 0 0 0,0 1-1 0 0,-1 0 1 0 0,1-1 0 0 0,0 1-1 0 0,0 0 1 0 0,0-1 0 0 0,0 1 0 0 0,-1-1-1 0 0,1 1 1 0 0,0 0 0 0 0,0-1 0 0 0,0 1-1 0 0,0-1 1 0 0,0 1 0 0 0,0-1 0 0 0,0 1-1 0 0,0 0 1 0 0,0-1 0 0 0,0 1-1 0 0,0-1 1 0 0,1 1 0 0 0,-1 0 0 0 0,0-1-1 0 0,0 1 1 0 0,0-1 0 0 0,0 1 0 0 0,1 0-1 0 0,-1-1 1 0 0,0 1 0 0 0,0 0 0 0 0,1-1-1 0 0,-1 1 1 0 0,0 0 0 0 0,1 0-1 0 0,-1-1 1 0 0,12-18 1969 0 0,25-6-1791 0 0,-37 24-276 0 0,0 1-1 0 0,0 0 0 0 0,1-1 0 0 0,-1 1 0 0 0,0 0 0 0 0,1-1 0 0 0,-1 1 0 0 0,0 0 1 0 0,1-1-1 0 0,-1 1 0 0 0,1 0 0 0 0,-1 0 0 0 0,1-1 0 0 0,-1 1 0 0 0,0 0 0 0 0,1 0 1 0 0,-1 0-1 0 0,1 0 0 0 0,-1 0 0 0 0,1-1 0 0 0,-1 1 0 0 0,1 0 0 0 0,-1 0 0 0 0,1 0 1 0 0,-1 0-1 0 0,1 0 0 0 0,-1 1 0 0 0,1-1 0 0 0,-1 0 0 0 0,1 0 0 0 0,-1 0 0 0 0,1 0 1 0 0,-1 0-1 0 0,0 1 0 0 0,1-1 0 0 0,-1 0 0 0 0,1 0 0 0 0,-1 1 0 0 0,0-1 0 0 0,1 0 1 0 0,-1 1-1 0 0,0-1 0 0 0,1 1 0 0 0,6 5 43 0 0,3 2-14 0 0,1-1 0 0 0,-1 0 1 0 0,1-1-1 0 0,19 8 0 0 0,-26-13-198 0 0,0 0 1 0 0,0 1-1 0 0,0-2 1 0 0,0 1-1 0 0,0 0 0 0 0,0-1 1 0 0,0 0-1 0 0,0 0 1 0 0,0 0-1 0 0,1 0 1 0 0,-1-1-1 0 0,0 1 0 0 0,0-1 1 0 0,0 0-1 0 0,0-1 1 0 0,0 1-1 0 0,0-1 0 0 0,-1 1 1 0 0,8-5-1 0 0,5-6-909 0 0,-7 6 943 0 0</inkml:trace>
-  <inkml:trace contextRef="#ctx0" brushRef="#br0" timeOffset="3356.09">1840 346 3401 0 0,'0'0'3806'0'0,"-2"3"-3743"0"0,-1 3-50 0 0,0 1 0 0 0,0-1 0 0 0,0 1 0 0 0,0 0 0 0 0,1 0 0 0 0,1 0 0 0 0,-1 0 0 0 0,1 0 0 0 0,-1 12 1 0 0,2-14-7 0 0,-1 0 0 0 0,1 0 0 0 0,0 0 0 0 0,0 1 0 0 0,1-1 0 0 0,-1 0 0 0 0,1 0 0 0 0,1 0 0 0 0,-1 0 0 0 0,1 0 0 0 0,-1 0 0 0 0,1 0 0 0 0,1-1 0 0 0,4 9 0 0 0,-6-11 12 0 0,1 0 0 0 0,0-1 0 0 0,-1 1 0 0 0,1-1 0 0 0,0 1 0 0 0,0-1 1 0 0,0 0-1 0 0,-1 0 0 0 0,1 0 0 0 0,0 0 0 0 0,1 0 0 0 0,-1 0 0 0 0,0 0 1 0 0,0-1-1 0 0,0 1 0 0 0,0-1 0 0 0,1 0 0 0 0,-1 0 0 0 0,5 0 642 0 0,-10-26 1203 0 0,4 24-1851 0 0,-1 0-1 0 0,0 0 0 0 0,-1 0 1 0 0,1 0-1 0 0,0 0 1 0 0,0 0-1 0 0,-1 0 1 0 0,1 0-1 0 0,-1 0 0 0 0,0 1 1 0 0,0-1-1 0 0,-1-3 1 0 0,-2 0 71 0 0,0 0 1 0 0,-1 0 0 0 0,1 0 0 0 0,-1 1 0 0 0,0 0 0 0 0,0 0 0 0 0,-7-5 0 0 0,6 6-43 0 0,0-3 62 0 0,7 2-115 0 0,1 1 0 0 0,0-1 0 0 0,0 1 0 0 0,0 0 0 0 0,0-1 0 0 0,0 1 0 0 0,1 0-1 0 0,0 1 1 0 0,-1-1 0 0 0,1 0 0 0 0,0 1 0 0 0,0-1 0 0 0,1 1 0 0 0,-1 0 0 0 0,4-2 0 0 0,7-2-23 0 0,0 0 1 0 0,0 1-1 0 0,1 0 1 0 0,-1 2 0 0 0,1-1-1 0 0,18 0 1 0 0,41-12-3622 0 0,-67 15 2699 0 0,-1 1-138 0 0</inkml:trace>
-  <inkml:trace contextRef="#ctx0" brushRef="#br0" timeOffset="3740.67">2229 335 4217 0 0,'0'0'95'0'0,"0"-1"-1"0"0,0 1 1 0 0,0 0 0 0 0,0-1 0 0 0,1 1-1 0 0,-1 0 1 0 0,0 0 0 0 0,0-1-1 0 0,0 1 1 0 0,0 0 0 0 0,1-1 0 0 0,-1 1-1 0 0,0 0 1 0 0,0 0 0 0 0,1-1 0 0 0,-1 1-1 0 0,0 0 1 0 0,0 0 0 0 0,1 0-1 0 0,-1 0 1 0 0,0-1 0 0 0,1 1 0 0 0,-1 0-1 0 0,0 0 1 0 0,1 0 0 0 0,-1 0 0 0 0,0 0-1 0 0,1 0 1 0 0,-1 0 0 0 0,0 0-1 0 0,1 0 1 0 0,-1 0 0 0 0,0 0 0 0 0,1 0-1 0 0,0 0 1 0 0,8 10 1419 0 0,2 19-612 0 0,-8 20-538 0 0,-3-42-416 0 0,0 0 0 0 0,0 0 0 0 0,0-1 0 0 0,1 1 0 0 0,0 0 0 0 0,0 0 0 0 0,1-1 0 0 0,0 1 0 0 0,0-1 0 0 0,0 0 0 0 0,1 1 0 0 0,0-1 0 0 0,0 0 0 0 0,5 7 0 0 0,-6-10-558 0 0,1 1-319 0 0</inkml:trace>
-  <inkml:trace contextRef="#ctx0" brushRef="#br0" timeOffset="3921.31">2292 212 3929 0 0,'-1'-2'370'0'0,"0"0"1"0"0,0 0-1 0 0,0 0 0 0 0,0 0 1 0 0,0 0-1 0 0,1 0 1 0 0,-1 0-1 0 0,1 0 1 0 0,0-1-1 0 0,-1 1 0 0 0,1-4 1 0 0,0 6-415 0 0</inkml:trace>
-  <inkml:trace contextRef="#ctx0" brushRef="#br0" timeOffset="5174.93">2503 367 1624 0 0,'0'0'4464'0'0,"2"2"-4200"0"0,1 0-1 0 0,-1 0 1 0 0,0 0-1 0 0,1 0 1 0 0,-1-1 0 0 0,1 1-1 0 0,0-1 1 0 0,5 2-1 0 0,-3-1-237 0 0,1-1-1 0 0,0 1 0 0 0,0-2 0 0 0,0 1 0 0 0,0-1 0 0 0,0 0 0 0 0,1 0 0 0 0,-1 0 0 0 0,0-1 0 0 0,0 0 0 0 0,0 0 0 0 0,9-4 0 0 0,-9 2-2 0 0,1 0-1 0 0,-1-1 1 0 0,0 0 0 0 0,0 0 0 0 0,9-9-1 0 0,-14 12-17 0 0,0-1 0 0 0,1 1-1 0 0,-1 0 1 0 0,0-1-1 0 0,0 1 1 0 0,0 0-1 0 0,-1-1 1 0 0,1 0-1 0 0,0 1 1 0 0,0-1 0 0 0,-1 1-1 0 0,1-1 1 0 0,-1 0-1 0 0,1 1 1 0 0,-1-1-1 0 0,0 0 1 0 0,0 1 0 0 0,0-1-1 0 0,0 0 1 0 0,0 0-1 0 0,0 1 1 0 0,0-1-1 0 0,-1 0 1 0 0,1 1-1 0 0,0-1 1 0 0,-1 0 0 0 0,1 1-1 0 0,-1-1 1 0 0,-1-2-1 0 0,1 2-3 0 0,-1 1 0 0 0,1-1 0 0 0,0 1 0 0 0,0 0 0 0 0,-1 0 0 0 0,1-1 0 0 0,-1 1 0 0 0,1 0 0 0 0,-1 0 0 0 0,0 0 0 0 0,1 1 0 0 0,-1-1 0 0 0,0 0 0 0 0,1 1-1 0 0,-1-1 1 0 0,0 1 0 0 0,0-1 0 0 0,0 1 0 0 0,1 0 0 0 0,-1 0 0 0 0,0 0 0 0 0,0 0 0 0 0,0 0 0 0 0,0 0 0 0 0,1 0 0 0 0,-1 1 0 0 0,0-1 0 0 0,0 1 0 0 0,0-1 0 0 0,1 1 0 0 0,-4 1 0 0 0,0 0 3 0 0,0 0 1 0 0,0 1 0 0 0,0 0-1 0 0,0-1 1 0 0,0 1 0 0 0,0 1-1 0 0,1-1 1 0 0,0 1 0 0 0,-5 5 0 0 0,-11 12 13 0 0,18-19 18 0 0,0 0-1 0 0,0 0 0 0 0,0-1 1 0 0,0 2-1 0 0,0-1 1 0 0,1 0-1 0 0,-1 0 1 0 0,1 1-1 0 0,-1-1 1 0 0,1 0-1 0 0,0 1 1 0 0,0-1-1 0 0,0 1 1 0 0,0 0-1 0 0,0-1 0 0 0,1 1 1 0 0,-1 0-1 0 0,1 0 1 0 0,0-1-1 0 0,0 1 1 0 0,0 0-1 0 0,0 0 1 0 0,1 4-1 0 0,-1-3-8 0 0,0 0-1 0 0,1 0 1 0 0,0 0 0 0 0,0 0-1 0 0,0 0 1 0 0,0 0-1 0 0,1 0 1 0 0,-1 0 0 0 0,1-1-1 0 0,0 1 1 0 0,0-1 0 0 0,1 1-1 0 0,-1-1 1 0 0,0 0-1 0 0,1 0 1 0 0,0 0 0 0 0,0 0-1 0 0,0 0 1 0 0,0-1 0 0 0,0 1-1 0 0,1-1 1 0 0,-1 0-1 0 0,1 0 1 0 0,0 0 0 0 0,4 1-1 0 0,1 2-24 0 0,0-1 1 0 0,0 0-1 0 0,1 0 0 0 0,-1-1 0 0 0,1 0 0 0 0,0-1 0 0 0,0 0 0 0 0,0-1 1 0 0,0 0-1 0 0,0 0 0 0 0,0-1 0 0 0,0-1 0 0 0,0 1 0 0 0,0-2 1 0 0,0 1-1 0 0,0-2 0 0 0,14-4 0 0 0,-22 7 6 0 0,-1-1 1 0 0,1 0-1 0 0,-1 1 1 0 0,1-1-1 0 0,-1 0 1 0 0,0 0-1 0 0,1 0 1 0 0,-1 0-1 0 0,0 0 0 0 0,1-1 1 0 0,-1 1-1 0 0,0 0 1 0 0,0-1-1 0 0,0 1 1 0 0,0 0-1 0 0,-1-1 1 0 0,1 1-1 0 0,0-1 0 0 0,0 0 1 0 0,-1 1-1 0 0,1-1 1 0 0,-1 1-1 0 0,0-1 1 0 0,1 0-1 0 0,-1 0 1 0 0,0 1-1 0 0,0-1 0 0 0,0 0 1 0 0,0 1-1 0 0,0-1 1 0 0,-1 0-1 0 0,1 1 1 0 0,0-1-1 0 0,-1 0 1 0 0,1 1-1 0 0,-1-1 0 0 0,0 1 1 0 0,1-1-1 0 0,-1 1 1 0 0,0-1-1 0 0,0 1 1 0 0,0-1-1 0 0,0 1 1 0 0,0 0-1 0 0,0-1 0 0 0,0 1 1 0 0,-1 0-1 0 0,1 0 1 0 0,0 0-1 0 0,-2-1 1 0 0,2 1 18 0 0,0 0 0 0 0,0 0 0 0 0,1 0 0 0 0,-1 0 0 0 0,0-1 0 0 0,1 1 0 0 0,-1 0-1 0 0,1 0 1 0 0,0 0 0 0 0,-1-1 0 0 0,1 1 0 0 0,0 0 0 0 0,0-1 0 0 0,0 1 0 0 0,0 0 0 0 0,0 0 0 0 0,0-1 0 0 0,0 1 0 0 0,0 0 0 0 0,1-1 0 0 0,-1 1 0 0 0,0 0 0 0 0,1 0 0 0 0,-1-1 0 0 0,1 1 0 0 0,-1 0 0 0 0,1 0 0 0 0,0 0 0 0 0,-1 0 0 0 0,1 0 0 0 0,0 0 0 0 0,0 0 0 0 0,0 0 0 0 0,0 0 0 0 0,2-1 0 0 0,-1 0-47 0 0,1 1 0 0 0,-1 1 0 0 0,1-1 1 0 0,-1 0-1 0 0,1 0 0 0 0,-1 1 1 0 0,1 0-1 0 0,0-1 0 0 0,-1 1 0 0 0,1 0 1 0 0,0 0-1 0 0,-1 1 0 0 0,1-1 1 0 0,-1 0-1 0 0,1 1 0 0 0,0-1 0 0 0,-1 1 1 0 0,1 0-1 0 0,-1 0 0 0 0,0 0 1 0 0,1 0-1 0 0,3 3 0 0 0,-2-2-109 0 0,1 0 0 0 0,0 0 0 0 0,-1-1 0 0 0,1 1 0 0 0,0-1-1 0 0,0 0 1 0 0,0-1 0 0 0,0 1 0 0 0,0-1 0 0 0,0 0 0 0 0,5-1 0 0 0,33-9-4310 0 0,-35 8 3159 0 0</inkml:trace>
-  <inkml:trace contextRef="#ctx0" brushRef="#br0" timeOffset="5981.97">3170 36 5377 0 0,'-8'-3'4857'0'0,"-2"11"-3287"0"0,1 14-1849 0 0,7 12 244 0 0,1 0 0 0 0,2-1 0 0 0,1 1 0 0 0,1 0 0 0 0,2-1 0 0 0,2 0 0 0 0,0 0 0 0 0,3 0-1 0 0,15 36 1 0 0,-23-57-192 0 0,-11-19-139 0 0,-8-7 219 0 0,-11-8 149 0 0,22 18 3 0 0,3 2-2 0 0,-4 2 7 0 0,-2-3 1 0 0,0 1 0 0 0,1 0 0 0 0,-1 1 0 0 0,0 0 0 0 0,0 0 0 0 0,0 1 0 0 0,0 0 0 0 0,0 1 0 0 0,-10 1 0 0 0,19-1 402 0 0,7-2 74 0 0,26 0-139 0 0,33-7 1 0 0,-56 6-838 0 0,-1 0 0 0 0,1 0 0 0 0,0-1 0 0 0,-1-1 0 0 0,1 0-1 0 0,-1 0 1 0 0,0 0 0 0 0,9-7 0 0 0,-11 6 249 0 0,0 0-326 0 0</inkml:trace>
-  <inkml:trace contextRef="#ctx0" brushRef="#br0" timeOffset="6556.61">3575 1 1816 0 0,'0'0'7770'0'0,"0"11"-6007"0"0,1 12-1488 0 0,0 0 0 0 0,-5 38 0 0 0,1-35-254 0 0,2 0-1 0 0,2 36 1 0 0,3 13-82 0 0,-5-56 3 0 0,2 0 0 0 0,0-1 1 0 0,1 1-1 0 0,1 0 0 0 0,1-1 1 0 0,0 1-1 0 0,9 19 0 0 0,-8-28-191 0 0,3 5-356 0 0,-6-8-3797 0 0</inkml:trace>
-  <inkml:trace contextRef="#ctx0" brushRef="#br0" timeOffset="7116.94">3726 736 1048 0 0,'0'0'150'0'0,"-18"-13"6504"0"0,-10 9-6188 0 0,21 2-374 0 0,0 0 173 0 0,-6 8 1065 0 0,3-1-1239 0 0,0 1 0 0 0,1 0 0 0 0,0 1 0 0 0,0 0 0 0 0,0 0 0 0 0,1 1-1 0 0,0 0 1 0 0,0 0 0 0 0,-10 16 0 0 0,18-23-89 0 0,-1-1 0 0 0,1 1 0 0 0,0-1 0 0 0,0 0 0 0 0,-1 1 0 0 0,1-1-1 0 0,0 1 1 0 0,0 0 0 0 0,0-1 0 0 0,-1 1 0 0 0,1-1 0 0 0,0 1 0 0 0,0-1 0 0 0,0 1 0 0 0,0-1-1 0 0,0 1 1 0 0,0-1 0 0 0,0 1 0 0 0,0 0 0 0 0,0-1 0 0 0,0 1 0 0 0,1-1 0 0 0,-1 1-1 0 0,0-1 1 0 0,0 1 0 0 0,0-1 0 0 0,1 1 0 0 0,-1-1 0 0 0,0 1 0 0 0,1 0 0 0 0,16 2 129 0 0,20-11 87 0 0,-36 8-216 0 0,5-3 27 0 0,0 1 1 0 0,0-1-1 0 0,0 0 1 0 0,-1-1-1 0 0,1 1 0 0 0,8-8 1 0 0,-12 9-11 0 0,0 1 1 0 0,0-1-1 0 0,0 0 1 0 0,-1 1-1 0 0,1-1 1 0 0,0 0 0 0 0,-1 0-1 0 0,0 0 1 0 0,1 0-1 0 0,-1 0 1 0 0,0-1-1 0 0,0 1 1 0 0,0 0-1 0 0,0-1 1 0 0,0 1-1 0 0,-1 0 1 0 0,1-1-1 0 0,-1 1 1 0 0,1-1-1 0 0,-1-3 1 0 0,0 6-11 0 0,0 0 0 0 0,0-1 0 0 0,-1 1 1 0 0,1 0-1 0 0,0-1 0 0 0,0 1 0 0 0,0 0 0 0 0,0-1 0 0 0,0 1 1 0 0,-1 0-1 0 0,1-1 0 0 0,0 1 0 0 0,0 0 0 0 0,-1 0 1 0 0,1-1-1 0 0,0 1 0 0 0,0 0 0 0 0,-1 0 0 0 0,1 0 0 0 0,0-1 1 0 0,-1 1-1 0 0,1 0 0 0 0,0 0 0 0 0,-1 0 0 0 0,1 0 0 0 0,0 0 1 0 0,-1 0-1 0 0,1 0 0 0 0,0 0 0 0 0,-1-1 0 0 0,1 1 1 0 0,0 0-1 0 0,-1 0 0 0 0,1 1 0 0 0,0-1 0 0 0,-1 0 0 0 0,1 0 1 0 0,0 0-1 0 0,-1 0 0 0 0,1 0 0 0 0,-23 9 22 0 0,-11 6-42 0 0,33-14 7 0 0,3-1-1 0 0,-4 4-43 0 0,1-4 48 0 0,1 1 0 0 0,0-1 1 0 0,-1 0-1 0 0,1 0 0 0 0,0 1 0 0 0,0-1 0 0 0,-1 0 1 0 0,1 1-1 0 0,0-1 0 0 0,0 0 0 0 0,-1 1 0 0 0,1-1 1 0 0,0 0-1 0 0,0 1 0 0 0,0-1 0 0 0,0 0 0 0 0,-1 1 0 0 0,1-1 1 0 0,0 1-1 0 0,0-1 0 0 0,0 0 0 0 0,0 1 0 0 0,0-1 1 0 0,0 1-1 0 0,0-1 0 0 0,0 1 0 0 0,0-1 0 0 0,0 0 0 0 0,0 1 1 0 0,0-1-1 0 0,1 1 0 0 0,-1-1 0 0 0,0 0 0 0 0,0 1 1 0 0,0-1-1 0 0,1 0 0 0 0,-1 1 0 0 0,0-1 0 0 0,0 0 1 0 0,1 1-1 0 0,-1-1 0 0 0,0 0 0 0 0,0 1 0 0 0,1-1 0 0 0,-1 0 1 0 0,0 0-1 0 0,1 1 0 0 0,-1-1 0 0 0,0 0 0 0 0,1 0 1 0 0,-1 0-1 0 0,1 0 0 0 0,-1 0 0 0 0,0 1 0 0 0,1-1 1 0 0,-1 0-1 0 0,1 0 0 0 0,-1 0 0 0 0,0 0 0 0 0,1 0 0 0 0,0 0 1 0 0,2 0 3 0 0,0 0 1 0 0,-1 0-1 0 0,1 0 1 0 0,0 0-1 0 0,0-1 1 0 0,-1 1-1 0 0,1-1 1 0 0,0 0-1 0 0,-1 1 1 0 0,1-1-1 0 0,-1-1 1 0 0,1 1-1 0 0,-1 0 1 0 0,1 0-1 0 0,-1-1 1 0 0,0 1-1 0 0,0-1 1 0 0,1 0-1 0 0,-1 0 1 0 0,0 0-1 0 0,-1 0 1 0 0,1 0-1 0 0,0 0 1 0 0,-1 0-1 0 0,1-1 1 0 0,-1 1-1 0 0,0-1 1 0 0,1 1-1 0 0,-1-1 1 0 0,0 1-1 0 0,-1-1 1 0 0,1 0-1 0 0,0-4 1 0 0,-1 7-16 0 0,0-1 0 0 0,0 1 1 0 0,0-1-1 0 0,0 1 0 0 0,0-1 0 0 0,0 1 0 0 0,0-1 1 0 0,0 1-1 0 0,0-1 0 0 0,0 1 0 0 0,0-1 0 0 0,0 1 1 0 0,-1-1-1 0 0,1 1 0 0 0,0-1 0 0 0,0 1 0 0 0,-1 0 1 0 0,1-1-1 0 0,0 1 0 0 0,-1-1 0 0 0,1 1 1 0 0,0 0-1 0 0,-1-1 0 0 0,1 1 0 0 0,-1 0 0 0 0,1-1 1 0 0,0 1-1 0 0,-1 0 0 0 0,1 0 0 0 0,-1-1 0 0 0,-17 3-1171 0 0,-17 17-3193 0 0,27-12 2680 0 0</inkml:trace>
-  <inkml:trace contextRef="#ctx0" brushRef="#br0" timeOffset="8040.3">3146 323 288 0 0,'0'0'1288'0'0,"-9"-7"3628"0"0,8 14-4679 0 0,-1-1 0 0 0,1 0 0 0 0,0 0 0 0 0,1 0 0 0 0,0 10 0 0 0,0-9-159 0 0,-2 3 18 0 0,0 5 19 0 0,0-1-1 0 0,1 0 0 0 0,1 20 0 0 0,1-29-91 0 0,-1 0 0 0 0,2 0 1 0 0,-1 0-1 0 0,0 0 0 0 0,1 0 0 0 0,0 0 0 0 0,0 0 1 0 0,1 0-1 0 0,-1-1 0 0 0,1 1 0 0 0,6 7 0 0 0,-4-6 0 0 0,-1 0 0 0 0,0 1 0 0 0,-1-1 0 0 0,0 1 0 0 0,0 0 0 0 0,0 0 0 0 0,2 10 0 0 0,-4-13-14 0 0,0 0 0 0 0,0 0 1 0 0,-1 0-1 0 0,1 0 0 0 0,-1 0 0 0 0,0 0 0 0 0,0 0 0 0 0,0 0 1 0 0,0 0-1 0 0,-1 0 0 0 0,0 0 0 0 0,0 0 0 0 0,0 0 1 0 0,0 0-1 0 0,-3 5 0 0 0,-9-6 270 0 0</inkml:trace>
-</inkml:ink>
-</file>
-
-<file path=customXml/item6.xml><?xml version="1.0" encoding="utf-8"?>
+<file path=customXml/item4.xml><?xml version="1.0" encoding="utf-8"?>
 <inkml:ink xmlns:inkml="http://www.w3.org/2003/InkML">
   <inkml:definitions>
     <inkml:context xml:id="ctx0">
@@ -30105,19 +28718,49 @@
 </inkml:ink>
 </file>
 
-<file path=customXml/item7.xml><?xml version="1.0" encoding="utf-8"?>
+<file path=customXml/item5.xml><?xml version="1.0" encoding="utf-8"?>
+<p:properties xmlns:p="http://schemas.microsoft.com/office/2006/metadata/properties" xmlns:xsi="http://www.w3.org/2001/XMLSchema-instance" xmlns:pc="http://schemas.microsoft.com/office/infopath/2007/PartnerControls">
+  <documentManagement/>
+</p:properties>
+</file>
+
+<file path=customXml/item6.xml><?xml version="1.0" encoding="utf-8"?>
 <b:Sources xmlns:b="http://schemas.openxmlformats.org/officeDocument/2006/bibliography" xmlns="http://schemas.openxmlformats.org/officeDocument/2006/bibliography" SelectedStyle="\APASixthEditionOfficeOnline.xsl" StyleName="APA" Version="6"/>
 </file>
 
-<file path=customXml/itemProps1.xml><?xml version="1.0" encoding="utf-8"?>
-<ds:datastoreItem xmlns:ds="http://schemas.openxmlformats.org/officeDocument/2006/customXml" ds:itemID="{6A655C0C-F4A3-4931-9F7F-84CBD61DCE8F}">
-  <ds:schemaRefs>
-    <ds:schemaRef ds:uri="http://schemas.microsoft.com/sharepoint/v3/contenttype/forms"/>
-  </ds:schemaRefs>
-</ds:datastoreItem>
+<file path=customXml/item7.xml><?xml version="1.0" encoding="utf-8"?>
+<inkml:ink xmlns:inkml="http://www.w3.org/2003/InkML">
+  <inkml:definitions>
+    <inkml:context xml:id="ctx0">
+      <inkml:inkSource xml:id="inkSrc0">
+        <inkml:traceFormat>
+          <inkml:channel name="X" type="integer" min="-2.14748E9" max="2.14748E9" units="cm"/>
+          <inkml:channel name="Y" type="integer" min="-2.14748E9" max="2.14748E9" units="cm"/>
+          <inkml:channel name="F" type="integer" max="32767" units="dev"/>
+          <inkml:channel name="OA" type="integer" max="360" units="deg"/>
+          <inkml:channel name="OE" type="integer" max="90" units="deg"/>
+        </inkml:traceFormat>
+        <inkml:channelProperties>
+          <inkml:channelProperty channel="X" name="resolution" value="1000" units="1/cm"/>
+          <inkml:channelProperty channel="Y" name="resolution" value="1000" units="1/cm"/>
+          <inkml:channelProperty channel="F" name="resolution" value="0" units="1/dev"/>
+          <inkml:channelProperty channel="OA" name="resolution" value="1000" units="1/deg"/>
+          <inkml:channelProperty channel="OE" name="resolution" value="1000" units="1/deg"/>
+        </inkml:channelProperties>
+      </inkml:inkSource>
+      <inkml:timestamp xml:id="ts0" timeString="2025-06-10T16:08:50.568"/>
+    </inkml:context>
+    <inkml:brush xml:id="br0">
+      <inkml:brushProperty name="width" value="0.05" units="cm"/>
+      <inkml:brushProperty name="height" value="0.05" units="cm"/>
+      <inkml:brushProperty name="color" value="#E71224"/>
+    </inkml:brush>
+  </inkml:definitions>
+  <inkml:trace contextRef="#ctx0" brushRef="#br0">1236 239 3217 0 0,'-18'-44'2449'0'0,"11"24"-2251"0"0,-2 1 0 0 0,-14-27 0 0 0,19 39-210 0 0,-1 0 0 0 0,0 1-1 0 0,0 0 1 0 0,-1-1 0 0 0,0 2 0 0 0,0-1-1 0 0,0 1 1 0 0,0 0 0 0 0,-14-8-1 0 0,8 6-57 0 0,-1 1 0 0 0,1 1 1 0 0,-1 0-1 0 0,0 0 0 0 0,0 1 0 0 0,0 1 0 0 0,0 0 0 0 0,-1 1 0 0 0,-22-1 0 0 0,19 4-190 0 0,0 0-1 0 0,0 1 1 0 0,0 1-1 0 0,1 0 1 0 0,-1 1-1 0 0,1 1 1 0 0,-21 9-1 0 0,-37 17-295 0 0,-131 76-1 0 0,173-87 985 0 0,0 2 0 0 0,2 1 0 0 0,1 2 0 0 0,1 0 0 0 0,1 2 0 0 0,-28 37 0 0 0,-16 22-328 0 0,-54 78 18 0 0,113-145-112 0 0,0 0 1 0 0,2 1-1 0 0,1 0 0 0 0,0 0 0 0 0,2 1 1 0 0,0 0-1 0 0,-5 27 0 0 0,4 3 6 0 0,3 0-1 0 0,1 0 0 0 0,3 0 1 0 0,2 1-1 0 0,2-1 1 0 0,13 62-1 0 0,-11-89 37 0 0,1-1 0 0 0,2 1 0 0 0,0-1 0 0 0,1-1 0 0 0,1 0 0 0 0,2 0-1 0 0,0-1 1 0 0,1-1 0 0 0,1 0 0 0 0,1 0 0 0 0,25 25 0 0 0,-31-38 8 0 0,1 0 0 0 0,0-1 0 0 0,0 0 0 0 0,1-1-1 0 0,0 0 1 0 0,0 0 0 0 0,0-1 0 0 0,0 0 0 0 0,1-1 0 0 0,-1-1 0 0 0,1 0 0 0 0,23 1 0 0 0,0-2-27 0 0,-1-1 0 0 0,0-2 0 0 0,43-8 0 0 0,15-10 179 0 0,-1-4 0 0 0,111-46 0 0 0,-162 55-168 0 0,0 1-21 0 0,5-1 26 0 0,-2-3-1 0 0,45-23 0 0 0,-67 26 22 0 0,-1 0 0 0 0,0-2-1 0 0,-2 0 1 0 0,0-1 0 0 0,-1-1 0 0 0,0-1 0 0 0,-2 0-1 0 0,22-37 1 0 0,-28 39-39 0 0,0 1 1 0 0,-1-1-1 0 0,-1-1 0 0 0,-1 0 1 0 0,-1 1-1 0 0,0-2 0 0 0,-2 1 0 0 0,0 0 1 0 0,0-25-1 0 0,-2-13 167 0 0,-14-108-1 0 0,10 143-149 0 0,-1 0-1 0 0,0 1 1 0 0,-2-1-1 0 0,-1 1 1 0 0,-1 0-1 0 0,0 1 1 0 0,-1 0-1 0 0,-23-35 0 0 0,22 41 15 0 0,-1 0 0 0 0,0 0-1 0 0,-1 1 1 0 0,-1 0 0 0 0,0 1-1 0 0,0 1 1 0 0,-1 0 0 0 0,-1 1-1 0 0,0 0 1 0 0,0 1 0 0 0,-25-10-1 0 0,15 9-505 0 0,-1 1-1 0 0,0 2 1 0 0,0 0 0 0 0,-49-5-1 0 0,41 10-389 0 0</inkml:trace>
+</inkml:ink>
 </file>
 
-<file path=customXml/itemProps2.xml><?xml version="1.0" encoding="utf-8"?>
+<file path=customXml/itemProps1.xml><?xml version="1.0" encoding="utf-8"?>
 <ds:datastoreItem xmlns:ds="http://schemas.openxmlformats.org/officeDocument/2006/customXml" ds:itemID="{4B023D59-82BC-4D0F-A651-C98E01C1F15C}">
   <ds:schemaRefs>
     <ds:schemaRef ds:uri="http://www.w3.org/2003/InkML"/>
@@ -30125,7 +28768,7 @@
 </ds:datastoreItem>
 </file>
 
-<file path=customXml/itemProps3.xml><?xml version="1.0" encoding="utf-8"?>
+<file path=customXml/itemProps2.xml><?xml version="1.0" encoding="utf-8"?>
 <ds:datastoreItem xmlns:ds="http://schemas.openxmlformats.org/officeDocument/2006/customXml" ds:itemID="{4B023D59-82BC-4D0F-A651-C98E01C1F15C}">
   <ds:schemaRefs>
     <ds:schemaRef ds:uri="http://schemas.microsoft.com/office/2006/metadata/contentType"/>
@@ -30143,7 +28786,23 @@
 </ds:datastoreItem>
 </file>
 
+<file path=customXml/itemProps3.xml><?xml version="1.0" encoding="utf-8"?>
+<ds:datastoreItem xmlns:ds="http://schemas.openxmlformats.org/officeDocument/2006/customXml" ds:itemID="{6A655C0C-F4A3-4931-9F7F-84CBD61DCE8F}">
+  <ds:schemaRefs>
+    <ds:schemaRef ds:uri="http://schemas.microsoft.com/sharepoint/v3/contenttype/forms"/>
+  </ds:schemaRefs>
+</ds:datastoreItem>
+</file>
+
 <file path=customXml/itemProps4.xml><?xml version="1.0" encoding="utf-8"?>
+<ds:datastoreItem xmlns:ds="http://schemas.openxmlformats.org/officeDocument/2006/customXml" ds:itemID="{01D51A4F-7BE7-46DF-A7D0-BDB91C1C49A3}">
+  <ds:schemaRefs>
+    <ds:schemaRef ds:uri="http://www.w3.org/2003/InkML"/>
+  </ds:schemaRefs>
+</ds:datastoreItem>
+</file>
+
+<file path=customXml/itemProps5.xml><?xml version="1.0" encoding="utf-8"?>
 <ds:datastoreItem xmlns:ds="http://schemas.openxmlformats.org/officeDocument/2006/customXml" ds:itemID="{CE199482-6225-420D-8982-84EA3B0C446C}">
   <ds:schemaRefs>
     <ds:schemaRef ds:uri="http://schemas.microsoft.com/office/2006/metadata/properties"/>
@@ -30152,26 +28811,18 @@
 </ds:datastoreItem>
 </file>
 
-<file path=customXml/itemProps5.xml><?xml version="1.0" encoding="utf-8"?>
+<file path=customXml/itemProps6.xml><?xml version="1.0" encoding="utf-8"?>
+<ds:datastoreItem xmlns:ds="http://schemas.openxmlformats.org/officeDocument/2006/customXml" ds:itemID="{01D51A4F-7BE7-46DF-A7D0-BDB91C1C49A3}">
+  <ds:schemaRefs>
+    <ds:schemaRef ds:uri="http://schemas.openxmlformats.org/officeDocument/2006/bibliography"/>
+  </ds:schemaRefs>
+</ds:datastoreItem>
+</file>
+
+<file path=customXml/itemProps7.xml><?xml version="1.0" encoding="utf-8"?>
 <ds:datastoreItem xmlns:ds="http://schemas.openxmlformats.org/officeDocument/2006/customXml" ds:itemID="{4B023D59-82BC-4D0F-A651-C98E01C1F15C}">
   <ds:schemaRefs>
     <ds:schemaRef ds:uri="http://www.w3.org/2003/InkML"/>
   </ds:schemaRefs>
 </ds:datastoreItem>
-</file>
-
-<file path=customXml/itemProps6.xml><?xml version="1.0" encoding="utf-8"?>
-<ds:datastoreItem xmlns:ds="http://schemas.openxmlformats.org/officeDocument/2006/customXml" ds:itemID="{01D51A4F-7BE7-46DF-A7D0-BDB91C1C49A3}">
-  <ds:schemaRefs>
-    <ds:schemaRef ds:uri="http://www.w3.org/2003/InkML"/>
-  </ds:schemaRefs>
-</ds:datastoreItem>
-</file>
-
-<file path=customXml/itemProps7.xml><?xml version="1.0" encoding="utf-8"?>
-<ds:datastoreItem xmlns:ds="http://schemas.openxmlformats.org/officeDocument/2006/customXml" ds:itemID="{01D51A4F-7BE7-46DF-A7D0-BDB91C1C49A3}">
-  <ds:schemaRefs>
-    <ds:schemaRef ds:uri="http://schemas.openxmlformats.org/officeDocument/2006/bibliography"/>
-  </ds:schemaRefs>
-</ds:datastoreItem>
 </file>
--- a/D_Documentation/Doku-Felix.docx
+++ b/D_Documentation/Doku-Felix.docx
@@ -7,6 +7,9 @@
         <w:jc w:val="center"/>
       </w:pPr>
       <w:r>
+        <w:rPr>
+          <w:noProof/>
+        </w:rPr>
         <w:drawing>
           <wp:inline distT="0" distB="0" distL="0" distR="0" wp14:anchorId="3AB7653E" wp14:editId="28B3CC26">
             <wp:extent cx="5039995" cy="1054735"/>
@@ -4772,15 +4775,7 @@
         <w:pStyle w:val="Text"/>
       </w:pPr>
       <w:r>
-        <w:t xml:space="preserve">Dabei werden die Kameras und Sensoren softwareseitig angesteuert, um die Länge, Breite, Höhe sowie das Gewicht der Artikel präzise zu bestimmen. Gleichzeitig </w:t>
-      </w:r>
-      <w:proofErr w:type="gramStart"/>
-      <w:r>
-        <w:t>erfolgt</w:t>
-      </w:r>
-      <w:proofErr w:type="gramEnd"/>
-      <w:r>
-        <w:t xml:space="preserve"> die automatische Erkennung und Auswertung von Barcode- und QR-Codes, wodurch manuelle Eingaben minimiert und Fehlerquellen reduziert werden. </w:t>
+        <w:t xml:space="preserve">Dabei werden die Kameras und Sensoren softwareseitig angesteuert, um die Länge, Breite, Höhe sowie das Gewicht der Artikel präzise zu bestimmen. Gleichzeitig erfolgt die automatische Erkennung und Auswertung von Barcode- und QR-Codes, wodurch manuelle Eingaben minimiert und Fehlerquellen reduziert werden. </w:t>
       </w:r>
     </w:p>
     <w:p>
@@ -4980,14 +4975,7 @@
         <w:rPr>
           <w:color w:val="0066FF"/>
         </w:rPr>
-        <w:t xml:space="preserve">(FV = Text) Beschreibung der theoretischen Grundlagen. Wichtig dabei ist die Angabe der verwendeten Literatur- und Internetquellen, sowie die korrekte Angabe der Verwendung KI, wenn </w:t>
-      </w:r>
-      <w:proofErr w:type="gramStart"/>
-      <w:r>
-        <w:rPr>
-          <w:color w:val="0066FF"/>
-        </w:rPr>
-        <w:t xml:space="preserve">von dieser </w:t>
+        <w:t xml:space="preserve">(FV = Text) Beschreibung der theoretischen Grundlagen. Wichtig dabei ist die Angabe der verwendeten Literatur- und Internetquellen, sowie die korrekte Angabe der Verwendung KI, wenn von dieser </w:t>
       </w:r>
       <w:r>
         <w:rPr>
@@ -4996,7 +4984,6 @@
         </w:rPr>
         <w:t>fachliche Inhalte</w:t>
       </w:r>
-      <w:proofErr w:type="gramEnd"/>
       <w:r>
         <w:rPr>
           <w:color w:val="0066FF"/>
@@ -5677,6 +5664,9 @@
         <w:jc w:val="center"/>
       </w:pPr>
       <w:r>
+        <w:rPr>
+          <w:noProof/>
+        </w:rPr>
         <w:lastRenderedPageBreak/>
         <w:drawing>
           <wp:anchor distT="0" distB="0" distL="114300" distR="114300" simplePos="0" relativeHeight="251655168" behindDoc="0" locked="0" layoutInCell="1" allowOverlap="1" wp14:anchorId="425D857A" wp14:editId="18D6703D">
@@ -5722,6 +5712,9 @@
         </w:drawing>
       </w:r>
       <w:r>
+        <w:rPr>
+          <w:noProof/>
+        </w:rPr>
         <w:drawing>
           <wp:anchor distT="0" distB="0" distL="114300" distR="114300" simplePos="0" relativeHeight="251657216" behindDoc="0" locked="0" layoutInCell="1" allowOverlap="1" wp14:anchorId="759CA29B" wp14:editId="15171B55">
             <wp:simplePos x="0" y="0"/>
@@ -5766,6 +5759,9 @@
         </w:drawing>
       </w:r>
       <w:r>
+        <w:rPr>
+          <w:noProof/>
+        </w:rPr>
         <w:drawing>
           <wp:anchor distT="0" distB="0" distL="114300" distR="114300" simplePos="0" relativeHeight="251659264" behindDoc="0" locked="0" layoutInCell="1" allowOverlap="1" wp14:anchorId="32804BA5" wp14:editId="7EE2C284">
             <wp:simplePos x="0" y="0"/>
@@ -5810,6 +5806,9 @@
         </w:drawing>
       </w:r>
       <w:r>
+        <w:rPr>
+          <w:noProof/>
+        </w:rPr>
         <w:drawing>
           <wp:inline distT="0" distB="0" distL="0" distR="0" wp14:anchorId="5C4D5064" wp14:editId="1D11F1B5">
             <wp:extent cx="5731510" cy="4182745"/>
@@ -5974,28 +5973,14 @@
         <w:rPr>
           <w:color w:val="0066FF"/>
         </w:rPr>
-        <w:t xml:space="preserve">(FV = Text) Diese Abschnitte sind individuell </w:t>
-      </w:r>
-      <w:proofErr w:type="gramStart"/>
+        <w:t xml:space="preserve">(FV = Text) Diese Abschnitte sind individuell mit Ihren </w:t>
+      </w:r>
+      <w:proofErr w:type="spellStart"/>
       <w:r>
         <w:rPr>
           <w:color w:val="0066FF"/>
         </w:rPr>
-        <w:t xml:space="preserve">mit Ihren </w:t>
-      </w:r>
-      <w:proofErr w:type="spellStart"/>
-      <w:r>
-        <w:rPr>
-          <w:color w:val="0066FF"/>
-        </w:rPr>
-        <w:t>Betreuer</w:t>
-      </w:r>
-      <w:proofErr w:type="gramEnd"/>
-      <w:r>
-        <w:rPr>
-          <w:color w:val="0066FF"/>
-        </w:rPr>
-        <w:t>:innen</w:t>
+        <w:t>Betreuer:innen</w:t>
       </w:r>
       <w:proofErr w:type="spellEnd"/>
       <w:r>
@@ -6050,21 +6035,7 @@
         <w:rPr>
           <w:color w:val="0066FF"/>
         </w:rPr>
-        <w:t xml:space="preserve">(FV = Text) </w:t>
-      </w:r>
-      <w:proofErr w:type="gramStart"/>
-      <w:r>
-        <w:rPr>
-          <w:color w:val="0066FF"/>
-        </w:rPr>
-        <w:t>Hier</w:t>
-      </w:r>
-      <w:proofErr w:type="gramEnd"/>
-      <w:r>
-        <w:rPr>
-          <w:color w:val="0066FF"/>
-        </w:rPr>
-        <w:t xml:space="preserve"> werden die wichtigsten Fakten der individuellen Aufgabe des Schülers / der Schülerin kurz zusammengefasst werden.</w:t>
+        <w:t>(FV = Text) Hier werden die wichtigsten Fakten der individuellen Aufgabe des Schülers / der Schülerin kurz zusammengefasst werden.</w:t>
       </w:r>
     </w:p>
     <w:p>
@@ -6321,14 +6292,12 @@
         </w:rPr>
         <w:t xml:space="preserve">Als geplantes Ergebnis entsteht eine vollständig integrierte Softwarelösung, welche die Sensoransteuerung, Datenauswertung und Visualisierung </w:t>
       </w:r>
-      <w:proofErr w:type="gramStart"/>
       <w:r>
         <w:rPr>
           <w:lang w:eastAsia="de-AT"/>
         </w:rPr>
         <w:t>vereint</w:t>
       </w:r>
-      <w:proofErr w:type="gramEnd"/>
       <w:r>
         <w:rPr>
           <w:lang w:eastAsia="de-AT"/>
@@ -6822,7 +6791,13 @@
         <w:t xml:space="preserve">: </w:t>
       </w:r>
       <w:r>
-        <w:t>Tiefenberechnung aus Disparität</w:t>
+        <w:t xml:space="preserve">Tiefenberechnung </w:t>
+      </w:r>
+      <w:r>
+        <w:t xml:space="preserve">von der </w:t>
+      </w:r>
+      <w:r>
+        <w:t>Disparität</w:t>
       </w:r>
     </w:p>
     <w:p>
@@ -7101,6 +7076,9 @@
         <w:jc w:val="center"/>
       </w:pPr>
       <w:r>
+        <w:rPr>
+          <w:noProof/>
+        </w:rPr>
         <w:drawing>
           <wp:inline distT="0" distB="0" distL="0" distR="0" wp14:anchorId="495CBD20" wp14:editId="05D04D0B">
             <wp:extent cx="2952628" cy="920262"/>
@@ -7404,7 +7382,7 @@
                 <w:rPr>
                   <w:rFonts w:ascii="Cambria Math"/>
                 </w:rPr>
-                <m:t>focalLength</m:t>
+                <m:t>Brennweite</m:t>
               </m:r>
               <m:r>
                 <w:rPr>
@@ -7416,8 +7394,16 @@
                 <m:rPr>
                   <m:nor/>
                 </m:rPr>
-                <m:t>baseline</m:t>
+                <m:t>B</m:t>
               </m:r>
+              <w:proofErr w:type="spellStart"/>
+              <m:r>
+                <m:rPr>
+                  <m:nor/>
+                </m:rPr>
+                <m:t>aseline</m:t>
+              </m:r>
+              <w:proofErr w:type="spellEnd"/>
             </m:num>
             <m:den>
               <m:r>
@@ -7429,6 +7415,9 @@
             </m:den>
           </m:f>
           <m:r>
+            <m:rPr>
+              <m:sty m:val="p"/>
+            </m:rPr>
             <w:br/>
           </m:r>
         </m:oMath>
@@ -7845,25 +7834,26 @@
     <w:p>
       <w:pPr>
         <w:pStyle w:val="Text"/>
-        <w:rPr>
-          <w:lang w:val="en-GB"/>
-        </w:rPr>
-      </w:pPr>
+      </w:pPr>
+      <w:proofErr w:type="spellStart"/>
       <m:oMathPara>
         <m:oMath>
           <m:r>
             <m:rPr>
               <m:nor/>
             </m:rPr>
-            <w:rPr>
-              <w:lang w:val="en-GB"/>
-            </w:rPr>
-            <m:t>MinZ [400P]</m:t>
+            <m:t>MinZ</m:t>
+          </m:r>
+          <w:proofErr w:type="spellEnd"/>
+          <m:r>
+            <m:rPr>
+              <m:nor/>
+            </m:rPr>
+            <m:t xml:space="preserve"> [400P]</m:t>
           </m:r>
           <m:r>
             <w:rPr>
               <w:rFonts w:ascii="Cambria Math" w:hAnsi="Cambria Math"/>
-              <w:lang w:val="en-GB"/>
             </w:rPr>
             <m:t>=</m:t>
           </m:r>
@@ -7880,7 +7870,6 @@
               <m:r>
                 <w:rPr>
                   <w:rFonts w:ascii="Cambria Math" w:hAnsi="Cambria Math"/>
-                  <w:lang w:val="en-GB"/>
                 </w:rPr>
                 <m:t>441⋅7,5</m:t>
               </m:r>
@@ -7889,7 +7878,6 @@
               <m:r>
                 <w:rPr>
                   <w:rFonts w:ascii="Cambria Math" w:hAnsi="Cambria Math"/>
-                  <w:lang w:val="en-GB"/>
                 </w:rPr>
                 <m:t>95</m:t>
               </m:r>
@@ -7898,7 +7886,6 @@
           <m:r>
             <w:rPr>
               <w:rFonts w:ascii="Cambria Math" w:hAnsi="Cambria Math"/>
-              <w:lang w:val="en-GB"/>
             </w:rPr>
             <m:t>≈35</m:t>
           </m:r>
@@ -7906,9 +7893,6 @@
             <m:rPr>
               <m:nor/>
             </m:rPr>
-            <w:rPr>
-              <w:lang w:val="en-GB"/>
-            </w:rPr>
             <m:t> cm</m:t>
           </m:r>
         </m:oMath>
@@ -7924,71 +7908,30 @@
         <w:pStyle w:val="Text"/>
       </w:pPr>
       <w:r>
-        <w:t xml:space="preserve">Mit dem </w:t>
+        <w:t xml:space="preserve">Der </w:t>
       </w:r>
       <w:r>
         <w:rPr>
           <w:rStyle w:val="Hervorhebung"/>
         </w:rPr>
-        <w:t>„</w:t>
-      </w:r>
+        <w:t xml:space="preserve">Stereo Extended </w:t>
+      </w:r>
+      <w:proofErr w:type="spellStart"/>
       <w:r>
         <w:rPr>
           <w:rStyle w:val="Hervorhebung"/>
         </w:rPr>
-        <w:t xml:space="preserve">Stereo Extended </w:t>
-      </w:r>
-      <w:proofErr w:type="spellStart"/>
+        <w:t>Disparity</w:t>
+      </w:r>
+      <w:proofErr w:type="spellEnd"/>
       <w:r>
         <w:rPr>
           <w:rStyle w:val="Hervorhebung"/>
         </w:rPr>
-        <w:t>Disparity</w:t>
-      </w:r>
-      <w:proofErr w:type="spellEnd"/>
-      <w:r>
-        <w:rPr>
-          <w:rStyle w:val="Hervorhebung"/>
-        </w:rPr>
         <w:t xml:space="preserve"> Mode</w:t>
       </w:r>
       <w:r>
-        <w:rPr>
-          <w:rStyle w:val="Hervorhebung"/>
-        </w:rPr>
-        <w:t>“</w:t>
-      </w:r>
-      <w:r>
-        <w:t xml:space="preserve"> kann die</w:t>
-      </w:r>
-      <w:r>
-        <w:t xml:space="preserve">se </w:t>
-      </w:r>
-      <w:r>
-        <w:t xml:space="preserve"> </w:t>
-      </w:r>
-      <w:r>
-        <w:t>D</w:t>
-      </w:r>
-      <w:r>
-        <w:t>istanz</w:t>
-      </w:r>
-      <w:r>
-        <w:t xml:space="preserve"> (</w:t>
-      </w:r>
-      <w:proofErr w:type="spellStart"/>
-      <w:r>
-        <w:t>MinZ</w:t>
-      </w:r>
-      <w:proofErr w:type="spellEnd"/>
-      <w:r>
-        <w:t>)</w:t>
-      </w:r>
-      <w:r>
-        <w:t xml:space="preserve"> weiter verkleinert werden, sodass auch Objekte näher an der Kamera gemessen werden können.</w:t>
-      </w:r>
-      <w:r>
-        <w:t xml:space="preserve"> </w:t>
+        <w:t xml:space="preserve"> reduziert die minimale Messtiefe weiter, sodass auch Objekte in sehr geringem Abstand zur Kamera erfasst werden können. Allerdings erfolgt diese Erweiterung auf Kosten der Messgenauigkeit.</w:t>
       </w:r>
       <w:r>
         <w:br w:type="page"/>
@@ -8023,7 +7966,7 @@
           <w:noProof/>
         </w:rPr>
         <w:drawing>
-          <wp:inline distT="0" distB="0" distL="0" distR="0" wp14:anchorId="20DDD150" wp14:editId="6E5C4C64">
+          <wp:inline distT="0" distB="0" distL="0" distR="0" wp14:anchorId="20DDD150" wp14:editId="08536DD5">
             <wp:extent cx="2856556" cy="2465070"/>
             <wp:effectExtent l="0" t="0" r="0" b="0"/>
             <wp:docPr id="1830180983" name="Grafik 2" descr="Ein Bild, das Diagramm, Reihe, parallel, Steigung enthält.&#10;&#10;KI-generierte Inhalte können fehlerhaft sein."/>
@@ -9869,40 +9812,61 @@
             <w:pPr>
               <w:pStyle w:val="TextinTabelle"/>
               <w:jc w:val="center"/>
+              <w:rPr>
+                <w:lang w:val="en-GB"/>
+              </w:rPr>
             </w:pPr>
             <w:r>
+              <w:rPr>
+                <w:lang w:val="en-GB"/>
+              </w:rPr>
               <w:t>Scans/</w:t>
             </w:r>
             <w:r>
               <w:rPr>
                 <w:rStyle w:val="SchwacheHervorhebung"/>
+                <w:lang w:val="en-GB"/>
               </w:rPr>
               <w:t>date</w:t>
             </w:r>
             <w:r>
+              <w:rPr>
+                <w:lang w:val="en-GB"/>
+              </w:rPr>
               <w:t>/Fotos/</w:t>
             </w:r>
             <w:proofErr w:type="spellStart"/>
             <w:r>
+              <w:rPr>
+                <w:lang w:val="en-GB"/>
+              </w:rPr>
               <w:t>Scan_</w:t>
             </w:r>
             <w:r>
               <w:rPr>
                 <w:rStyle w:val="SchwacheHervorhebung"/>
+                <w:lang w:val="en-GB"/>
               </w:rPr>
               <w:t>date</w:t>
             </w:r>
             <w:r>
+              <w:rPr>
+                <w:lang w:val="en-GB"/>
+              </w:rPr>
               <w:t>_</w:t>
             </w:r>
             <w:r>
               <w:rPr>
                 <w:rStyle w:val="SchwacheHervorhebung"/>
+                <w:lang w:val="en-GB"/>
               </w:rPr>
               <w:t>time</w:t>
             </w:r>
             <w:proofErr w:type="spellEnd"/>
             <w:r>
+              <w:rPr>
+                <w:lang w:val="en-GB"/>
+              </w:rPr>
               <w:t>/iso_Bild.jpg</w:t>
             </w:r>
           </w:p>
@@ -10795,6 +10759,9 @@
         <w:jc w:val="center"/>
       </w:pPr>
       <w:r>
+        <w:rPr>
+          <w:noProof/>
+        </w:rPr>
         <w:drawing>
           <wp:inline distT="0" distB="0" distL="0" distR="0" wp14:anchorId="529F68B3" wp14:editId="6C35540B">
             <wp:extent cx="3471333" cy="2266022"/>
@@ -10912,6 +10879,9 @@
         <w:jc w:val="center"/>
       </w:pPr>
       <w:r>
+        <w:rPr>
+          <w:noProof/>
+        </w:rPr>
         <w:lastRenderedPageBreak/>
         <w:drawing>
           <wp:inline distT="0" distB="0" distL="0" distR="0" wp14:anchorId="5E2B8269" wp14:editId="348D5D98">
@@ -11021,6 +10991,9 @@
         <w:jc w:val="center"/>
       </w:pPr>
       <w:r>
+        <w:rPr>
+          <w:noProof/>
+        </w:rPr>
         <w:drawing>
           <wp:inline distT="0" distB="0" distL="0" distR="0" wp14:anchorId="66F51B54" wp14:editId="739B5241">
             <wp:extent cx="4300442" cy="2455334"/>
@@ -12000,6 +11973,7 @@
         <w:rPr>
           <w:rFonts w:ascii="Courier New" w:hAnsi="Courier New" w:cs="Courier New"/>
           <w:color w:val="696969"/>
+          <w:lang w:val="en-GB"/>
         </w:rPr>
       </w:pPr>
       <w:r>
@@ -12020,29 +11994,15 @@
         <w:rPr>
           <w:rFonts w:ascii="Courier New" w:hAnsi="Courier New" w:cs="Courier New"/>
           <w:color w:val="008000"/>
-        </w:rPr>
-        <w:t>"</w:t>
-      </w:r>
-      <w:proofErr w:type="spellStart"/>
-      <w:r>
-        <w:rPr>
-          <w:rFonts w:ascii="Courier New" w:hAnsi="Courier New" w:cs="Courier New"/>
-          <w:color w:val="008000"/>
-        </w:rPr>
-        <w:t>error</w:t>
-      </w:r>
-      <w:proofErr w:type="spellEnd"/>
-      <w:r>
-        <w:rPr>
-          <w:rFonts w:ascii="Courier New" w:hAnsi="Courier New" w:cs="Courier New"/>
-          <w:color w:val="008000"/>
-        </w:rPr>
-        <w:t>":</w:t>
+          <w:lang w:val="en-GB"/>
+        </w:rPr>
+        <w:t>"error":</w:t>
       </w:r>
       <w:r>
         <w:rPr>
           <w:rFonts w:ascii="Courier New" w:hAnsi="Courier New" w:cs="Courier New"/>
           <w:color w:val="696969"/>
+          <w:lang w:val="en-GB"/>
         </w:rPr>
         <w:t xml:space="preserve"> </w:t>
       </w:r>
@@ -12050,6 +12010,7 @@
         <w:rPr>
           <w:rFonts w:ascii="Courier New" w:hAnsi="Courier New" w:cs="Courier New"/>
           <w:color w:val="AA5D00"/>
+          <w:lang w:val="en-GB"/>
         </w:rPr>
         <w:t>None</w:t>
       </w:r>
@@ -12057,6 +12018,7 @@
         <w:rPr>
           <w:rFonts w:ascii="Courier New" w:hAnsi="Courier New" w:cs="Courier New"/>
           <w:color w:val="696969"/>
+          <w:lang w:val="en-GB"/>
         </w:rPr>
         <w:t>,</w:t>
       </w:r>
@@ -12074,12 +12036,14 @@
         <w:rPr>
           <w:rFonts w:ascii="Courier New" w:hAnsi="Courier New" w:cs="Courier New"/>
           <w:color w:val="696969"/>
+          <w:lang w:val="en-GB"/>
         </w:rPr>
       </w:pPr>
       <w:r>
         <w:rPr>
           <w:rFonts w:ascii="Courier New" w:hAnsi="Courier New" w:cs="Courier New"/>
           <w:color w:val="696969"/>
+          <w:lang w:val="en-GB"/>
         </w:rPr>
         <w:t xml:space="preserve">  </w:t>
       </w:r>
@@ -12087,6 +12051,7 @@
         <w:rPr>
           <w:rFonts w:ascii="Courier New" w:hAnsi="Courier New" w:cs="Courier New"/>
           <w:color w:val="696969"/>
+          <w:lang w:val="en-GB"/>
         </w:rPr>
         <w:t xml:space="preserve"> </w:t>
       </w:r>
@@ -12094,6 +12059,7 @@
         <w:rPr>
           <w:rFonts w:ascii="Courier New" w:hAnsi="Courier New" w:cs="Courier New"/>
           <w:color w:val="008000"/>
+          <w:lang w:val="en-GB"/>
         </w:rPr>
         <w:t>"</w:t>
       </w:r>
@@ -12102,6 +12068,7 @@
         <w:rPr>
           <w:rFonts w:ascii="Courier New" w:hAnsi="Courier New" w:cs="Courier New"/>
           <w:color w:val="008000"/>
+          <w:lang w:val="en-GB"/>
         </w:rPr>
         <w:t>depth_frame</w:t>
       </w:r>
@@ -12110,6 +12077,7 @@
         <w:rPr>
           <w:rFonts w:ascii="Courier New" w:hAnsi="Courier New" w:cs="Courier New"/>
           <w:color w:val="008000"/>
+          <w:lang w:val="en-GB"/>
         </w:rPr>
         <w:t xml:space="preserve">": </w:t>
       </w:r>
@@ -12117,6 +12085,7 @@
         <w:rPr>
           <w:rFonts w:ascii="Courier New" w:hAnsi="Courier New" w:cs="Courier New"/>
           <w:color w:val="AA5D00"/>
+          <w:lang w:val="en-GB"/>
         </w:rPr>
         <w:t>None</w:t>
       </w:r>
@@ -12134,12 +12103,14 @@
         <w:rPr>
           <w:rFonts w:ascii="Courier New" w:hAnsi="Courier New" w:cs="Courier New"/>
           <w:color w:val="696969"/>
+          <w:lang w:val="en-GB"/>
         </w:rPr>
       </w:pPr>
       <w:r>
         <w:rPr>
           <w:rFonts w:ascii="Courier New" w:hAnsi="Courier New" w:cs="Courier New"/>
           <w:color w:val="696969"/>
+          <w:lang w:val="en-GB"/>
         </w:rPr>
         <w:t>}</w:t>
       </w:r>
@@ -12389,6 +12360,9 @@
         <w:jc w:val="center"/>
       </w:pPr>
       <w:r>
+        <w:rPr>
+          <w:noProof/>
+        </w:rPr>
         <w:drawing>
           <wp:inline distT="0" distB="0" distL="0" distR="0" wp14:anchorId="433260B2" wp14:editId="7EB46753">
             <wp:extent cx="5878286" cy="1478364"/>
@@ -12514,6 +12488,9 @@
         <w:jc w:val="center"/>
       </w:pPr>
       <w:r>
+        <w:rPr>
+          <w:noProof/>
+        </w:rPr>
         <w:drawing>
           <wp:inline distT="0" distB="0" distL="0" distR="0" wp14:anchorId="0BC8316B" wp14:editId="3898DAF4">
             <wp:extent cx="2544465" cy="1907080"/>
@@ -12674,6 +12651,9 @@
         <w:jc w:val="center"/>
       </w:pPr>
       <w:r>
+        <w:rPr>
+          <w:noProof/>
+        </w:rPr>
         <w:drawing>
           <wp:inline distT="0" distB="0" distL="0" distR="0" wp14:anchorId="686DDD33" wp14:editId="3154A09A">
             <wp:extent cx="1805272" cy="1607820"/>
@@ -12950,6 +12930,9 @@
         <w:jc w:val="center"/>
       </w:pPr>
       <w:r>
+        <w:rPr>
+          <w:noProof/>
+        </w:rPr>
         <w:drawing>
           <wp:inline distT="0" distB="0" distL="0" distR="0" wp14:anchorId="5B38532F" wp14:editId="475810EF">
             <wp:extent cx="5358130" cy="1332706"/>
@@ -13295,13 +13278,7 @@
         <w:t>Multiplexer</w:t>
       </w:r>
       <w:r>
-        <w:t xml:space="preserve"> (</w:t>
-      </w:r>
-      <w:r>
-        <w:t>MUX</w:t>
-      </w:r>
-      <w:r>
-        <w:t>)</w:t>
+        <w:t xml:space="preserve"> (MUX)</w:t>
       </w:r>
       <w:r>
         <w:t xml:space="preserve"> </w:t>
@@ -13316,21 +13293,13 @@
         <w:t>s</w:t>
       </w:r>
       <w:r>
-        <w:t xml:space="preserve"> mehrere ADC-Module mit identischer Adresse zu betreiben, indem die einzelnen Geräte auf separate Kanäle verteilt werden. </w:t>
-      </w:r>
-      <w:proofErr w:type="gramStart"/>
-      <w:r>
-        <w:t>Über d</w:t>
+        <w:t xml:space="preserve"> mehrere ADC-Module mit identischer Adresse zu betreiben, indem die einzelnen Geräte auf separate Kanäle verteilt werden. Über d</w:t>
       </w:r>
       <w:r>
         <w:t>iesen</w:t>
       </w:r>
       <w:r>
-        <w:t xml:space="preserve"> Multiplexer</w:t>
-      </w:r>
-      <w:proofErr w:type="gramEnd"/>
-      <w:r>
-        <w:t xml:space="preserve"> kann jeweils ein </w:t>
+        <w:t xml:space="preserve"> Multiplexer kann jeweils ein </w:t>
       </w:r>
       <w:r>
         <w:t xml:space="preserve">bestimmter </w:t>
@@ -13484,13 +13453,8 @@
         </w:numPr>
       </w:pPr>
       <w:r>
-        <w:t xml:space="preserve">Initialisierung der ADCs </w:t>
-      </w:r>
-      <w:proofErr w:type="gramStart"/>
-      <w:r>
-        <w:t>über den Multiplexer</w:t>
-      </w:r>
-      <w:proofErr w:type="gramEnd"/>
+        <w:t>Initialisierung der ADCs über den Multiplexer</w:t>
+      </w:r>
     </w:p>
     <w:p>
       <w:pPr>
@@ -13829,11 +13793,13 @@
         </w:pBdr>
         <w:rPr>
           <w:rStyle w:val="Hervorhebung"/>
+          <w:lang w:val="en-GB"/>
         </w:rPr>
       </w:pPr>
       <w:r>
         <w:rPr>
           <w:rStyle w:val="Hervorhebung"/>
+          <w:lang w:val="en-GB"/>
         </w:rPr>
         <w:t>„</w:t>
       </w:r>
@@ -13841,6 +13807,7 @@
       <w:r>
         <w:rPr>
           <w:rStyle w:val="Hervorhebung"/>
+          <w:lang w:val="en-GB"/>
         </w:rPr>
         <w:t>weight_calibration.json</w:t>
       </w:r>
@@ -13848,6 +13815,7 @@
       <w:r>
         <w:rPr>
           <w:rStyle w:val="Hervorhebung"/>
+          <w:lang w:val="en-GB"/>
         </w:rPr>
         <w:t>“</w:t>
       </w:r>
@@ -13871,6 +13839,7 @@
         <w:rPr>
           <w:rFonts w:ascii="Courier New" w:hAnsi="Courier New" w:cs="Courier New"/>
           <w:color w:val="545454"/>
+          <w:lang w:val="en-GB"/>
         </w:rPr>
         <w:t>{</w:t>
       </w:r>
@@ -13878,6 +13847,7 @@
         <w:rPr>
           <w:rFonts w:ascii="Courier New" w:hAnsi="Courier New" w:cs="Courier New"/>
           <w:color w:val="545454"/>
+          <w:lang w:val="en-GB"/>
         </w:rPr>
         <w:br/>
         <w:t xml:space="preserve">    </w:t>
@@ -13886,6 +13856,7 @@
         <w:rPr>
           <w:rFonts w:ascii="Courier New" w:hAnsi="Courier New" w:cs="Courier New"/>
           <w:color w:val="008000"/>
+          <w:lang w:val="en-GB"/>
         </w:rPr>
         <w:t>"</w:t>
       </w:r>
@@ -13894,6 +13865,7 @@
         <w:rPr>
           <w:rFonts w:ascii="Courier New" w:hAnsi="Courier New" w:cs="Courier New"/>
           <w:color w:val="008000"/>
+          <w:lang w:val="en-GB"/>
         </w:rPr>
         <w:t>faktoren</w:t>
       </w:r>
@@ -13902,6 +13874,7 @@
         <w:rPr>
           <w:rFonts w:ascii="Courier New" w:hAnsi="Courier New" w:cs="Courier New"/>
           <w:color w:val="008000"/>
+          <w:lang w:val="en-GB"/>
         </w:rPr>
         <w:t>"</w:t>
       </w:r>
@@ -13909,6 +13882,7 @@
         <w:rPr>
           <w:rFonts w:ascii="Courier New" w:hAnsi="Courier New" w:cs="Courier New"/>
           <w:color w:val="545454"/>
+          <w:lang w:val="en-GB"/>
         </w:rPr>
         <w:t>: [</w:t>
       </w:r>
@@ -13916,6 +13890,7 @@
         <w:rPr>
           <w:rFonts w:ascii="Courier New" w:hAnsi="Courier New" w:cs="Courier New"/>
           <w:color w:val="545454"/>
+          <w:lang w:val="en-GB"/>
         </w:rPr>
         <w:br/>
         <w:t xml:space="preserve">        </w:t>
@@ -13924,6 +13899,7 @@
         <w:rPr>
           <w:rFonts w:ascii="Courier New" w:hAnsi="Courier New" w:cs="Courier New"/>
           <w:color w:val="AA5D00"/>
+          <w:lang w:val="en-GB"/>
         </w:rPr>
         <w:t>-0.004423</w:t>
       </w:r>
@@ -13931,6 +13907,7 @@
         <w:rPr>
           <w:rFonts w:ascii="Courier New" w:hAnsi="Courier New" w:cs="Courier New"/>
           <w:color w:val="545454"/>
+          <w:lang w:val="en-GB"/>
         </w:rPr>
         <w:t>,</w:t>
       </w:r>
@@ -13938,6 +13915,7 @@
         <w:rPr>
           <w:rFonts w:ascii="Courier New" w:hAnsi="Courier New" w:cs="Courier New"/>
           <w:color w:val="545454"/>
+          <w:lang w:val="en-GB"/>
         </w:rPr>
         <w:br/>
         <w:t xml:space="preserve">        </w:t>
@@ -13946,6 +13924,7 @@
         <w:rPr>
           <w:rFonts w:ascii="Courier New" w:hAnsi="Courier New" w:cs="Courier New"/>
           <w:color w:val="AA5D00"/>
+          <w:lang w:val="en-GB"/>
         </w:rPr>
         <w:t>-0.00425</w:t>
       </w:r>
@@ -13953,6 +13932,7 @@
         <w:rPr>
           <w:rFonts w:ascii="Courier New" w:hAnsi="Courier New" w:cs="Courier New"/>
           <w:color w:val="545454"/>
+          <w:lang w:val="en-GB"/>
         </w:rPr>
         <w:t>,</w:t>
       </w:r>
@@ -13960,6 +13940,7 @@
         <w:rPr>
           <w:rFonts w:ascii="Courier New" w:hAnsi="Courier New" w:cs="Courier New"/>
           <w:color w:val="545454"/>
+          <w:lang w:val="en-GB"/>
         </w:rPr>
         <w:br/>
         <w:t xml:space="preserve">        </w:t>
@@ -13968,6 +13949,7 @@
         <w:rPr>
           <w:rFonts w:ascii="Courier New" w:hAnsi="Courier New" w:cs="Courier New"/>
           <w:color w:val="AA5D00"/>
+          <w:lang w:val="en-GB"/>
         </w:rPr>
         <w:t>-0.004543</w:t>
       </w:r>
@@ -13975,6 +13957,7 @@
         <w:rPr>
           <w:rFonts w:ascii="Courier New" w:hAnsi="Courier New" w:cs="Courier New"/>
           <w:color w:val="545454"/>
+          <w:lang w:val="en-GB"/>
         </w:rPr>
         <w:br/>
         <w:t>    ],</w:t>
@@ -13983,6 +13966,7 @@
         <w:rPr>
           <w:rFonts w:ascii="Courier New" w:hAnsi="Courier New" w:cs="Courier New"/>
           <w:color w:val="545454"/>
+          <w:lang w:val="en-GB"/>
         </w:rPr>
         <w:br/>
         <w:t xml:space="preserve">    </w:t>
@@ -13991,6 +13975,7 @@
         <w:rPr>
           <w:rFonts w:ascii="Courier New" w:hAnsi="Courier New" w:cs="Courier New"/>
           <w:color w:val="008000"/>
+          <w:lang w:val="en-GB"/>
         </w:rPr>
         <w:t>"</w:t>
       </w:r>
@@ -13999,6 +13984,7 @@
         <w:rPr>
           <w:rFonts w:ascii="Courier New" w:hAnsi="Courier New" w:cs="Courier New"/>
           <w:color w:val="008000"/>
+          <w:lang w:val="en-GB"/>
         </w:rPr>
         <w:t>zero_offsets</w:t>
       </w:r>
@@ -14007,6 +13993,7 @@
         <w:rPr>
           <w:rFonts w:ascii="Courier New" w:hAnsi="Courier New" w:cs="Courier New"/>
           <w:color w:val="008000"/>
+          <w:lang w:val="en-GB"/>
         </w:rPr>
         <w:t>"</w:t>
       </w:r>
@@ -14014,6 +14001,7 @@
         <w:rPr>
           <w:rFonts w:ascii="Courier New" w:hAnsi="Courier New" w:cs="Courier New"/>
           <w:color w:val="545454"/>
+          <w:lang w:val="en-GB"/>
         </w:rPr>
         <w:t>: [</w:t>
       </w:r>
@@ -14021,6 +14009,7 @@
         <w:rPr>
           <w:rFonts w:ascii="Courier New" w:hAnsi="Courier New" w:cs="Courier New"/>
           <w:color w:val="545454"/>
+          <w:lang w:val="en-GB"/>
         </w:rPr>
         <w:br/>
         <w:t xml:space="preserve">        </w:t>
@@ -14029,6 +14018,7 @@
         <w:rPr>
           <w:rFonts w:ascii="Courier New" w:hAnsi="Courier New" w:cs="Courier New"/>
           <w:color w:val="AA5D00"/>
+          <w:lang w:val="en-GB"/>
         </w:rPr>
         <w:t>0</w:t>
       </w:r>
@@ -14036,6 +14026,7 @@
         <w:rPr>
           <w:rFonts w:ascii="Courier New" w:hAnsi="Courier New" w:cs="Courier New"/>
           <w:color w:val="545454"/>
+          <w:lang w:val="en-GB"/>
         </w:rPr>
         <w:t>,</w:t>
       </w:r>
@@ -14043,6 +14034,7 @@
         <w:rPr>
           <w:rFonts w:ascii="Courier New" w:hAnsi="Courier New" w:cs="Courier New"/>
           <w:color w:val="545454"/>
+          <w:lang w:val="en-GB"/>
         </w:rPr>
         <w:br/>
         <w:t xml:space="preserve">        </w:t>
@@ -14051,6 +14043,7 @@
         <w:rPr>
           <w:rFonts w:ascii="Courier New" w:hAnsi="Courier New" w:cs="Courier New"/>
           <w:color w:val="AA5D00"/>
+          <w:lang w:val="en-GB"/>
         </w:rPr>
         <w:t>0</w:t>
       </w:r>
@@ -14058,6 +14051,7 @@
         <w:rPr>
           <w:rFonts w:ascii="Courier New" w:hAnsi="Courier New" w:cs="Courier New"/>
           <w:color w:val="545454"/>
+          <w:lang w:val="en-GB"/>
         </w:rPr>
         <w:t>,</w:t>
       </w:r>
@@ -14065,6 +14059,7 @@
         <w:rPr>
           <w:rFonts w:ascii="Courier New" w:hAnsi="Courier New" w:cs="Courier New"/>
           <w:color w:val="545454"/>
+          <w:lang w:val="en-GB"/>
         </w:rPr>
         <w:br/>
         <w:t xml:space="preserve">        </w:t>
@@ -14073,6 +14068,7 @@
         <w:rPr>
           <w:rFonts w:ascii="Courier New" w:hAnsi="Courier New" w:cs="Courier New"/>
           <w:color w:val="AA5D00"/>
+          <w:lang w:val="en-GB"/>
         </w:rPr>
         <w:t>0</w:t>
       </w:r>
@@ -14080,6 +14076,7 @@
         <w:rPr>
           <w:rFonts w:ascii="Courier New" w:hAnsi="Courier New" w:cs="Courier New"/>
           <w:color w:val="545454"/>
+          <w:lang w:val="en-GB"/>
         </w:rPr>
         <w:br/>
         <w:t>    ],</w:t>
@@ -14088,6 +14085,7 @@
         <w:rPr>
           <w:rFonts w:ascii="Courier New" w:hAnsi="Courier New" w:cs="Courier New"/>
           <w:color w:val="545454"/>
+          <w:lang w:val="en-GB"/>
         </w:rPr>
         <w:br/>
         <w:t xml:space="preserve">    </w:t>
@@ -14096,6 +14094,7 @@
         <w:rPr>
           <w:rFonts w:ascii="Courier New" w:hAnsi="Courier New" w:cs="Courier New"/>
           <w:color w:val="008000"/>
+          <w:lang w:val="en-GB"/>
         </w:rPr>
         <w:t>"_</w:t>
       </w:r>
@@ -14104,6 +14103,7 @@
         <w:rPr>
           <w:rFonts w:ascii="Courier New" w:hAnsi="Courier New" w:cs="Courier New"/>
           <w:color w:val="008000"/>
+          <w:lang w:val="en-GB"/>
         </w:rPr>
         <w:t>comment_default_factors</w:t>
       </w:r>
@@ -14112,6 +14112,7 @@
         <w:rPr>
           <w:rFonts w:ascii="Courier New" w:hAnsi="Courier New" w:cs="Courier New"/>
           <w:color w:val="008000"/>
+          <w:lang w:val="en-GB"/>
         </w:rPr>
         <w:t>"</w:t>
       </w:r>
@@ -14119,6 +14120,7 @@
         <w:rPr>
           <w:rFonts w:ascii="Courier New" w:hAnsi="Courier New" w:cs="Courier New"/>
           <w:color w:val="545454"/>
+          <w:lang w:val="en-GB"/>
         </w:rPr>
         <w:t xml:space="preserve">: </w:t>
       </w:r>
@@ -14126,56 +14128,16 @@
         <w:rPr>
           <w:rFonts w:ascii="Courier New" w:hAnsi="Courier New" w:cs="Courier New"/>
           <w:color w:val="008000"/>
-        </w:rPr>
-        <w:t xml:space="preserve">"Original </w:t>
-      </w:r>
-      <w:proofErr w:type="spellStart"/>
+          <w:lang w:val="en-GB"/>
+        </w:rPr>
+        <w:t xml:space="preserve">"Original calibration factors from code: [-0.004423, -0.00425, -0.004543]. </w:t>
+      </w:r>
       <w:r>
         <w:rPr>
           <w:rFonts w:ascii="Courier New" w:hAnsi="Courier New" w:cs="Courier New"/>
           <w:color w:val="008000"/>
         </w:rPr>
-        <w:t>calibration</w:t>
-      </w:r>
-      <w:proofErr w:type="spellEnd"/>
-      <w:r>
-        <w:rPr>
-          <w:rFonts w:ascii="Courier New" w:hAnsi="Courier New" w:cs="Courier New"/>
-          <w:color w:val="008000"/>
-        </w:rPr>
-        <w:t xml:space="preserve"> </w:t>
-      </w:r>
-      <w:proofErr w:type="spellStart"/>
-      <w:r>
-        <w:rPr>
-          <w:rFonts w:ascii="Courier New" w:hAnsi="Courier New" w:cs="Courier New"/>
-          <w:color w:val="008000"/>
-        </w:rPr>
-        <w:t>factors</w:t>
-      </w:r>
-      <w:proofErr w:type="spellEnd"/>
-      <w:r>
-        <w:rPr>
-          <w:rFonts w:ascii="Courier New" w:hAnsi="Courier New" w:cs="Courier New"/>
-          <w:color w:val="008000"/>
-        </w:rPr>
-        <w:t xml:space="preserve"> </w:t>
-      </w:r>
-      <w:proofErr w:type="spellStart"/>
-      <w:r>
-        <w:rPr>
-          <w:rFonts w:ascii="Courier New" w:hAnsi="Courier New" w:cs="Courier New"/>
-          <w:color w:val="008000"/>
-        </w:rPr>
-        <w:t>from</w:t>
-      </w:r>
-      <w:proofErr w:type="spellEnd"/>
-      <w:r>
-        <w:rPr>
-          <w:rFonts w:ascii="Courier New" w:hAnsi="Courier New" w:cs="Courier New"/>
-          <w:color w:val="008000"/>
-        </w:rPr>
-        <w:t xml:space="preserve"> code: [-0.004423, -0.00425, -0.004543]. Copy </w:t>
+        <w:t xml:space="preserve">Copy </w:t>
       </w:r>
       <w:proofErr w:type="spellStart"/>
       <w:r>
@@ -14439,17 +14401,20 @@
         </w:pBdr>
         <w:rPr>
           <w:rStyle w:val="Hervorhebung"/>
+          <w:lang w:val="en-GB"/>
         </w:rPr>
       </w:pPr>
       <w:r>
         <w:rPr>
           <w:rStyle w:val="Hervorhebung"/>
+          <w:lang w:val="en-GB"/>
         </w:rPr>
         <w:t>„</w:t>
       </w:r>
       <w:r>
         <w:rPr>
           <w:rStyle w:val="Hervorhebung"/>
+          <w:lang w:val="en-GB"/>
         </w:rPr>
         <w:t>Interface_v08.py “</w:t>
       </w:r>
@@ -14903,192 +14868,166 @@
           <w:bCs/>
           <w:lang w:eastAsia="de-AT"/>
         </w:rPr>
-        <w:t>„2.3.x …</w:t>
-      </w:r>
-      <w:proofErr w:type="gramStart"/>
-      <w:r>
-        <w:rPr>
-          <w:b/>
+        <w:t>„2.3.x ……….“</w:t>
+      </w:r>
+      <w:r>
+        <w:rPr>
+          <w:lang w:eastAsia="de-AT"/>
+        </w:rPr>
+        <w:t xml:space="preserve"> beschrieben.</w:t>
+      </w:r>
+    </w:p>
+    <w:p>
+      <w:pPr>
+        <w:pStyle w:val="berschrift3"/>
+      </w:pPr>
+      <w:r>
+        <w:lastRenderedPageBreak/>
+        <w:t>Datenmanagement</w:t>
+      </w:r>
+    </w:p>
+    <w:p>
+      <w:pPr>
+        <w:pStyle w:val="Text"/>
+        <w:rPr>
+          <w:lang w:eastAsia="de-AT"/>
+        </w:rPr>
+      </w:pPr>
+      <w:r>
+        <w:rPr>
+          <w:lang w:eastAsia="de-AT"/>
+        </w:rPr>
+        <w:t xml:space="preserve">Für die Verarbeitung der erfassten Daten wurde eine </w:t>
+      </w:r>
+      <w:r>
+        <w:rPr>
           <w:bCs/>
           <w:lang w:eastAsia="de-AT"/>
         </w:rPr>
-        <w:t>……</w:t>
-      </w:r>
-      <w:r>
-        <w:rPr>
-          <w:b/>
+        <w:t>CSV-Datei</w:t>
+      </w:r>
+      <w:r>
+        <w:rPr>
+          <w:lang w:eastAsia="de-AT"/>
+        </w:rPr>
+        <w:t xml:space="preserve"> implementiert, die mit dem </w:t>
+      </w:r>
+      <w:r>
+        <w:rPr>
           <w:bCs/>
           <w:lang w:eastAsia="de-AT"/>
         </w:rPr>
-        <w:t>.</w:t>
-      </w:r>
-      <w:proofErr w:type="gramEnd"/>
-      <w:r>
-        <w:rPr>
-          <w:b/>
+        <w:t xml:space="preserve">SAP-System der Firma </w:t>
+      </w:r>
+      <w:r>
+        <w:rPr>
+          <w:rStyle w:val="Hervorhebung"/>
+        </w:rPr>
+        <w:t>Leitner</w:t>
+      </w:r>
+      <w:r>
+        <w:rPr>
+          <w:lang w:eastAsia="de-AT"/>
+        </w:rPr>
+        <w:t xml:space="preserve"> kompatibel ist. Dadurch können die aufgenommenen Daten ohne zusätzliche Anpassungen in das System importiert werden. Der Export erfolgt in einem Format, das den Anforderungen des SAP-Imports entspricht und somit eine einfache sowie schnelle Weiterverarbeitung der Messdaten ermöglicht.</w:t>
+      </w:r>
+    </w:p>
+    <w:p>
+      <w:pPr>
+        <w:pStyle w:val="Text"/>
+        <w:rPr>
+          <w:lang w:eastAsia="de-AT"/>
+        </w:rPr>
+      </w:pPr>
+    </w:p>
+    <w:p>
+      <w:pPr>
+        <w:pStyle w:val="Text"/>
+        <w:rPr>
+          <w:lang w:eastAsia="de-AT"/>
+        </w:rPr>
+      </w:pPr>
+      <w:commentRangeStart w:id="88"/>
+      <w:r>
+        <w:rPr>
+          <w:lang w:eastAsia="de-AT"/>
+        </w:rPr>
+        <w:t>Abbildung</w:t>
+      </w:r>
+      <w:commentRangeEnd w:id="88"/>
+      <w:r>
+        <w:rPr>
+          <w:rStyle w:val="Kommentarzeichen"/>
+        </w:rPr>
+        <w:commentReference w:id="88"/>
+      </w:r>
+    </w:p>
+    <w:p>
+      <w:pPr>
+        <w:pStyle w:val="Text"/>
+        <w:rPr>
+          <w:lang w:eastAsia="de-AT"/>
+        </w:rPr>
+      </w:pPr>
+    </w:p>
+    <w:p>
+      <w:pPr>
+        <w:pStyle w:val="Text"/>
+        <w:rPr>
+          <w:lang w:eastAsia="de-AT"/>
+        </w:rPr>
+      </w:pPr>
+    </w:p>
+    <w:p>
+      <w:pPr>
+        <w:pStyle w:val="Text"/>
+        <w:rPr>
+          <w:lang w:eastAsia="de-AT"/>
+        </w:rPr>
+      </w:pPr>
+      <w:r>
+        <w:rPr>
+          <w:lang w:eastAsia="de-AT"/>
+        </w:rPr>
+        <w:t xml:space="preserve">Ursprünglich wurde geprüft, ob eine </w:t>
+      </w:r>
+      <w:r>
+        <w:rPr>
           <w:bCs/>
           <w:lang w:eastAsia="de-AT"/>
         </w:rPr>
-        <w:t>“</w:t>
+        <w:t>direkte automatisierte Anbindung an das SAP-System</w:t>
       </w:r>
       <w:r>
         <w:rPr>
           <w:lang w:eastAsia="de-AT"/>
         </w:rPr>
-        <w:t xml:space="preserve"> beschrieben.</w:t>
-      </w:r>
-    </w:p>
-    <w:p>
-      <w:pPr>
-        <w:pStyle w:val="berschrift3"/>
-      </w:pPr>
-      <w:r>
-        <w:lastRenderedPageBreak/>
-        <w:t>Datenmanagement</w:t>
-      </w:r>
-    </w:p>
-    <w:p>
-      <w:pPr>
-        <w:pStyle w:val="Text"/>
-        <w:rPr>
-          <w:lang w:eastAsia="de-AT"/>
-        </w:rPr>
-      </w:pPr>
-      <w:r>
-        <w:rPr>
-          <w:lang w:eastAsia="de-AT"/>
-        </w:rPr>
-        <w:t xml:space="preserve">Für die Verarbeitung der erfassten Daten wurde eine </w:t>
+        <w:t xml:space="preserve"> umgesetzt werden kann. Eine solche Integration war jedoch nicht möglich, da von Seiten der </w:t>
       </w:r>
       <w:r>
         <w:rPr>
           <w:bCs/>
           <w:lang w:eastAsia="de-AT"/>
         </w:rPr>
-        <w:t>CSV-Datei</w:t>
-      </w:r>
-      <w:r>
-        <w:rPr>
-          <w:lang w:eastAsia="de-AT"/>
-        </w:rPr>
-        <w:t xml:space="preserve"> implementiert, die mit dem </w:t>
+        <w:t xml:space="preserve">IT-Abteilung der Firma </w:t>
+      </w:r>
+      <w:r>
+        <w:rPr>
+          <w:rStyle w:val="Hervorhebung"/>
+        </w:rPr>
+        <w:t>Leitner</w:t>
       </w:r>
       <w:r>
         <w:rPr>
           <w:bCs/>
           <w:lang w:eastAsia="de-AT"/>
         </w:rPr>
-        <w:t xml:space="preserve">SAP-System der Firma </w:t>
-      </w:r>
-      <w:r>
-        <w:rPr>
-          <w:rStyle w:val="Hervorhebung"/>
-        </w:rPr>
-        <w:t>Leitner</w:t>
+        <w:t xml:space="preserve"> keine Freigabe für eine direkte Schnittstelle</w:t>
       </w:r>
       <w:r>
         <w:rPr>
           <w:lang w:eastAsia="de-AT"/>
         </w:rPr>
-        <w:t xml:space="preserve"> kompatibel ist. Dadurch können die aufgenommenen Daten ohne zusätzliche Anpassungen in das System importiert werden. Der Export erfolgt in einem Format, das den Anforderungen des SAP-Imports entspricht und somit eine einfache sowie schnelle Weiterverarbeitung der Messdaten ermöglicht.</w:t>
-      </w:r>
-    </w:p>
-    <w:p>
-      <w:pPr>
-        <w:pStyle w:val="Text"/>
-        <w:rPr>
-          <w:lang w:eastAsia="de-AT"/>
-        </w:rPr>
-      </w:pPr>
-    </w:p>
-    <w:p>
-      <w:pPr>
-        <w:pStyle w:val="Text"/>
-        <w:rPr>
-          <w:lang w:eastAsia="de-AT"/>
-        </w:rPr>
-      </w:pPr>
-      <w:commentRangeStart w:id="88"/>
-      <w:r>
-        <w:rPr>
-          <w:lang w:eastAsia="de-AT"/>
-        </w:rPr>
-        <w:t>Abbildung</w:t>
-      </w:r>
-      <w:commentRangeEnd w:id="88"/>
-      <w:r>
-        <w:rPr>
-          <w:rStyle w:val="Kommentarzeichen"/>
-        </w:rPr>
-        <w:commentReference w:id="88"/>
-      </w:r>
-    </w:p>
-    <w:p>
-      <w:pPr>
-        <w:pStyle w:val="Text"/>
-        <w:rPr>
-          <w:lang w:eastAsia="de-AT"/>
-        </w:rPr>
-      </w:pPr>
-    </w:p>
-    <w:p>
-      <w:pPr>
-        <w:pStyle w:val="Text"/>
-        <w:rPr>
-          <w:lang w:eastAsia="de-AT"/>
-        </w:rPr>
-      </w:pPr>
-    </w:p>
-    <w:p>
-      <w:pPr>
-        <w:pStyle w:val="Text"/>
-        <w:rPr>
-          <w:lang w:eastAsia="de-AT"/>
-        </w:rPr>
-      </w:pPr>
-      <w:r>
-        <w:rPr>
-          <w:lang w:eastAsia="de-AT"/>
-        </w:rPr>
-        <w:t xml:space="preserve">Ursprünglich wurde geprüft, ob eine </w:t>
-      </w:r>
-      <w:r>
-        <w:rPr>
-          <w:bCs/>
-          <w:lang w:eastAsia="de-AT"/>
-        </w:rPr>
-        <w:t>direkte automatisierte Anbindung an das SAP-System</w:t>
-      </w:r>
-      <w:r>
-        <w:rPr>
-          <w:lang w:eastAsia="de-AT"/>
-        </w:rPr>
-        <w:t xml:space="preserve"> umgesetzt werden kann. Eine solche Integration war jedoch nicht möglich, da von Seiten der </w:t>
-      </w:r>
-      <w:r>
-        <w:rPr>
-          <w:bCs/>
-          <w:lang w:eastAsia="de-AT"/>
-        </w:rPr>
-        <w:t xml:space="preserve">IT-Abteilung der Firma </w:t>
-      </w:r>
-      <w:r>
-        <w:rPr>
-          <w:rStyle w:val="Hervorhebung"/>
-        </w:rPr>
-        <w:t>Leitner</w:t>
-      </w:r>
-      <w:r>
-        <w:rPr>
-          <w:bCs/>
-          <w:lang w:eastAsia="de-AT"/>
-        </w:rPr>
-        <w:t xml:space="preserve"> keine Freigabe für eine direkte Schnittstelle</w:t>
-      </w:r>
-      <w:r>
-        <w:rPr>
-          <w:lang w:eastAsia="de-AT"/>
-        </w:rPr>
         <w:t xml:space="preserve"> erteilt wurde. Aus diesem Grund erfolgt die Datenübertragung über eine CSV-Datei, die anschließend manuell in das SAP-System importiert werden kann.</w:t>
       </w:r>
     </w:p>
@@ -15106,6 +15045,9 @@
         <w:jc w:val="center"/>
       </w:pPr>
       <w:r>
+        <w:rPr>
+          <w:noProof/>
+        </w:rPr>
         <w:drawing>
           <wp:inline distT="0" distB="0" distL="0" distR="0" wp14:anchorId="33E9DFFA" wp14:editId="2E425276">
             <wp:extent cx="3444240" cy="2375402"/>
@@ -16233,28 +16175,14 @@
         <w:rPr>
           <w:color w:val="0066FF"/>
         </w:rPr>
-        <w:t xml:space="preserve">(FV = Text) Diese Abschnitte sind individuell </w:t>
-      </w:r>
-      <w:proofErr w:type="gramStart"/>
+        <w:t xml:space="preserve">(FV = Text) Diese Abschnitte sind individuell mit Ihren </w:t>
+      </w:r>
+      <w:proofErr w:type="spellStart"/>
       <w:r>
         <w:rPr>
           <w:color w:val="0066FF"/>
         </w:rPr>
-        <w:t xml:space="preserve">mit Ihren </w:t>
-      </w:r>
-      <w:proofErr w:type="spellStart"/>
-      <w:r>
-        <w:rPr>
-          <w:color w:val="0066FF"/>
-        </w:rPr>
-        <w:t>Betreuer</w:t>
-      </w:r>
-      <w:proofErr w:type="gramEnd"/>
-      <w:r>
-        <w:rPr>
-          <w:color w:val="0066FF"/>
-        </w:rPr>
-        <w:t>:innen</w:t>
+        <w:t>Betreuer:innen</w:t>
       </w:r>
       <w:proofErr w:type="spellEnd"/>
       <w:r>
@@ -16389,6 +16317,7 @@
       </w:pPr>
       <w:r>
         <w:rPr>
+          <w:noProof/>
           <w:lang w:eastAsia="de-AT"/>
         </w:rPr>
         <w:lastRenderedPageBreak/>
@@ -16629,6 +16558,9 @@
         <w:jc w:val="center"/>
       </w:pPr>
       <w:r>
+        <w:rPr>
+          <w:noProof/>
+        </w:rPr>
         <w:drawing>
           <wp:inline distT="0" distB="0" distL="0" distR="0" wp14:anchorId="3C8FB0A3" wp14:editId="6F783BC6">
             <wp:extent cx="4385226" cy="1074420"/>
@@ -16738,6 +16670,7 @@
       </w:pPr>
       <w:r>
         <w:rPr>
+          <w:noProof/>
           <w:color w:val="0066FF"/>
         </w:rPr>
         <w:drawing>
@@ -16786,6 +16719,7 @@
       </w:pPr>
       <w:r>
         <w:rPr>
+          <w:noProof/>
           <w:color w:val="0066FF"/>
         </w:rPr>
         <w:lastRenderedPageBreak/>
@@ -16835,6 +16769,7 @@
       </w:pPr>
       <w:r>
         <w:rPr>
+          <w:noProof/>
           <w:color w:val="0066FF"/>
         </w:rPr>
         <w:drawing>
@@ -16888,6 +16823,7 @@
       </w:r>
       <w:r>
         <w:rPr>
+          <w:noProof/>
           <w:color w:val="0066FF"/>
         </w:rPr>
         <w:drawing>
@@ -16965,6 +16901,7 @@
       </w:pPr>
       <w:r>
         <w:rPr>
+          <w:noProof/>
           <w:color w:val="0066FF"/>
         </w:rPr>
         <w:lastRenderedPageBreak/>
@@ -17014,6 +16951,7 @@
       </w:pPr>
       <w:r>
         <w:rPr>
+          <w:noProof/>
           <w:color w:val="0066FF"/>
         </w:rPr>
         <w:drawing>
@@ -17067,6 +17005,7 @@
       </w:r>
       <w:r>
         <w:rPr>
+          <w:noProof/>
           <w:color w:val="0066FF"/>
         </w:rPr>
         <w:drawing>
@@ -17158,6 +17097,7 @@
       </w:pPr>
       <w:r>
         <w:rPr>
+          <w:noProof/>
           <w:color w:val="0066FF"/>
         </w:rPr>
         <w:lastRenderedPageBreak/>
@@ -17679,21 +17619,7 @@
         <w:rPr>
           <w:color w:val="0066FF"/>
         </w:rPr>
-        <w:t>(</w:t>
-      </w:r>
-      <w:proofErr w:type="gramStart"/>
-      <w:r>
-        <w:rPr>
-          <w:color w:val="0066FF"/>
-        </w:rPr>
-        <w:t>FV Text</w:t>
-      </w:r>
-      <w:proofErr w:type="gramEnd"/>
-      <w:r>
-        <w:rPr>
-          <w:color w:val="0066FF"/>
-        </w:rPr>
-        <w:t>)</w:t>
+        <w:t>(FV Text)</w:t>
       </w:r>
       <w:bookmarkStart w:id="133" w:name="_Toc211138172"/>
       <w:bookmarkStart w:id="134" w:name="_Toc211137928"/>
@@ -17736,21 +17662,7 @@
         <w:rPr>
           <w:color w:val="0066FF"/>
         </w:rPr>
-        <w:t>(</w:t>
-      </w:r>
-      <w:proofErr w:type="gramStart"/>
-      <w:r>
-        <w:rPr>
-          <w:color w:val="0066FF"/>
-        </w:rPr>
-        <w:t>FV Text</w:t>
-      </w:r>
-      <w:proofErr w:type="gramEnd"/>
-      <w:r>
-        <w:rPr>
-          <w:color w:val="0066FF"/>
-        </w:rPr>
-        <w:t>) Optionaler Abschnitt. Nur verwenden, wenn mehr als 10 verschiedene Tabellen im gesamten Dokument vorkommen.</w:t>
+        <w:t>(FV Text) Optionaler Abschnitt. Nur verwenden, wenn mehr als 10 verschiedene Tabellen im gesamten Dokument vorkommen.</w:t>
       </w:r>
     </w:p>
     <w:p/>
@@ -17868,19 +17780,7 @@
           <w:rPr>
             <w:rStyle w:val="Hyperlink"/>
           </w:rPr>
-          <w:t>Abbildung 2: OAK-</w:t>
-        </w:r>
-        <w:r>
-          <w:rPr>
-            <w:rStyle w:val="Hyperlink"/>
-          </w:rPr>
-          <w:t>D</w:t>
-        </w:r>
-        <w:r>
-          <w:rPr>
-            <w:rStyle w:val="Hyperlink"/>
-          </w:rPr>
-          <w:t xml:space="preserve"> 2S</w:t>
+          <w:t>Abbildung 2: OAK-D 2S</w:t>
         </w:r>
         <w:r>
           <w:rPr>
@@ -18574,21 +18474,7 @@
         <w:rPr>
           <w:color w:val="0066FF"/>
         </w:rPr>
-        <w:t>(</w:t>
-      </w:r>
-      <w:proofErr w:type="gramStart"/>
-      <w:r>
-        <w:rPr>
-          <w:color w:val="0066FF"/>
-        </w:rPr>
-        <w:t>FV Text</w:t>
-      </w:r>
-      <w:proofErr w:type="gramEnd"/>
-      <w:r>
-        <w:rPr>
-          <w:color w:val="0066FF"/>
-        </w:rPr>
-        <w:t>) Optionales Kapitel. Hier werden Datenblätter, große Zeichnungen, Skizzen, Bilder, etc. eingefügt, die im Fließtext der vorigen Kapitel nicht eingefügt werden, da sie dort die Übersichtlichkeit bzw. Struktur dieser Kapitel verschlechtern würden.</w:t>
+        <w:t>(FV Text) Optionales Kapitel. Hier werden Datenblätter, große Zeichnungen, Skizzen, Bilder, etc. eingefügt, die im Fließtext der vorigen Kapitel nicht eingefügt werden, da sie dort die Übersichtlichkeit bzw. Struktur dieser Kapitel verschlechtern würden.</w:t>
       </w:r>
       <w:bookmarkEnd w:id="155"/>
       <w:bookmarkEnd w:id="156"/>
@@ -18780,7 +18666,7 @@
         <w:pStyle w:val="Kommentartext"/>
         <w:jc w:val="left"/>
       </w:pPr>
-      <w:hyperlink r:id="rId4" w:history="1">
+      <w:hyperlink r:id="rId4" w:anchor="Configuring%20Stereo%20Depth-Short%20range%20stereo%20depth" w:history="1">
         <w:r>
           <w:rPr>
             <w:rStyle w:val="Hyperlink"/>
@@ -19373,6 +19259,9 @@
       <w:pStyle w:val="Fuzeile"/>
     </w:pPr>
     <w:r>
+      <w:rPr>
+        <w:noProof/>
+      </w:rPr>
       <w:drawing>
         <wp:inline distT="0" distB="0" distL="0" distR="0" wp14:anchorId="5CFDC676" wp14:editId="0EB381CD">
           <wp:extent cx="1388745" cy="698500"/>
@@ -19514,13 +19403,8 @@
       </w:pBdr>
     </w:pPr>
     <w:r>
-      <w:t xml:space="preserve">Granegger </w:t>
+      <w:t>Granegger Felix</w:t>
     </w:r>
-    <w:proofErr w:type="gramStart"/>
-    <w:r>
-      <w:t>Felix</w:t>
-    </w:r>
-    <w:proofErr w:type="gramEnd"/>
     <w:r>
       <w:tab/>
       <w:t>Kapitel 2</w:t>
@@ -20030,25 +19914,27 @@
         <w:sz w:val="20"/>
         <w:szCs w:val="20"/>
         <w:u w:val="single"/>
+        <w:lang w:val="en-GB"/>
       </w:rPr>
     </w:pPr>
     <w:r>
       <w:fldChar w:fldCharType="begin"/>
     </w:r>
     <w:r>
+      <w:rPr>
+        <w:lang w:val="en-GB"/>
+      </w:rPr>
       <w:instrText xml:space="preserve"> REF _Ref210462616 \h </w:instrText>
     </w:r>
     <w:r>
       <w:fldChar w:fldCharType="separate"/>
     </w:r>
     <w:r>
-      <w:t xml:space="preserve">Error: Reference source not </w:t>
+      <w:rPr>
+        <w:lang w:val="en-GB"/>
+      </w:rPr>
+      <w:t>Error: Reference source not found</w:t>
     </w:r>
-    <w:proofErr w:type="spellStart"/>
-    <w:r>
-      <w:t>found</w:t>
-    </w:r>
-    <w:proofErr w:type="spellEnd"/>
     <w:r>
       <w:fldChar w:fldCharType="end"/>
     </w:r>
@@ -20057,6 +19943,7 @@
         <w:sz w:val="20"/>
         <w:szCs w:val="20"/>
         <w:u w:val="single"/>
+        <w:lang w:val="en-GB"/>
       </w:rPr>
       <w:tab/>
     </w:r>
@@ -20065,6 +19952,7 @@
         <w:sz w:val="20"/>
         <w:szCs w:val="20"/>
         <w:u w:val="single"/>
+        <w:lang w:val="en-GB"/>
       </w:rPr>
       <w:tab/>
     </w:r>
@@ -20073,6 +19961,7 @@
         <w:sz w:val="20"/>
         <w:szCs w:val="20"/>
         <w:u w:val="single"/>
+        <w:lang w:val="en-GB"/>
       </w:rPr>
       <w:tab/>
     </w:r>
@@ -20081,6 +19970,7 @@
         <w:sz w:val="20"/>
         <w:szCs w:val="20"/>
         <w:u w:val="single"/>
+        <w:lang w:val="en-GB"/>
       </w:rPr>
       <w:tab/>
     </w:r>
@@ -20097,6 +19987,7 @@
         <w:sz w:val="20"/>
         <w:szCs w:val="20"/>
         <w:u w:val="single"/>
+        <w:lang w:val="en-GB"/>
       </w:rPr>
       <w:instrText xml:space="preserve"> PAGE </w:instrText>
     </w:r>
@@ -20113,6 +20004,7 @@
         <w:sz w:val="20"/>
         <w:szCs w:val="20"/>
         <w:u w:val="single"/>
+        <w:lang w:val="en-GB"/>
       </w:rPr>
       <w:t>0</w:t>
     </w:r>
@@ -20128,6 +20020,9 @@
   <w:p>
     <w:pPr>
       <w:pStyle w:val="Kopfzeile"/>
+      <w:rPr>
+        <w:lang w:val="en-GB"/>
+      </w:rPr>
     </w:pPr>
   </w:p>
 </w:hdr>
@@ -32097,97 +31992,6 @@
 </file>
 
 <file path=customXml/item1.xml><?xml version="1.0" encoding="utf-8"?>
-<p:properties xmlns:p="http://schemas.microsoft.com/office/2006/metadata/properties" xmlns:xsi="http://www.w3.org/2001/XMLSchema-instance" xmlns:pc="http://schemas.microsoft.com/office/infopath/2007/PartnerControls">
-  <documentManagement/>
-</p:properties>
-</file>
-
-<file path=customXml/item2.xml><?xml version="1.0" encoding="utf-8"?>
-<?mso-contentType ?>
-<FormTemplates xmlns="http://schemas.microsoft.com/sharepoint/v3/contenttype/forms">
-  <Display>DocumentLibraryForm</Display>
-  <Edit>DocumentLibraryForm</Edit>
-  <New>DocumentLibraryForm</New>
-</FormTemplates>
-</file>
-
-<file path=customXml/item3.xml><?xml version="1.0" encoding="utf-8"?>
-<inkml:ink xmlns:inkml="http://www.w3.org/2003/InkML">
-  <inkml:definitions>
-    <inkml:context xml:id="ctx0">
-      <inkml:inkSource xml:id="inkSrc0">
-        <inkml:traceFormat>
-          <inkml:channel name="X" type="integer" min="-2.14748E9" max="2.14748E9" units="cm"/>
-          <inkml:channel name="Y" type="integer" min="-2.14748E9" max="2.14748E9" units="cm"/>
-          <inkml:channel name="F" type="integer" max="32767" units="dev"/>
-          <inkml:channel name="OA" type="integer" max="360" units="deg"/>
-          <inkml:channel name="OE" type="integer" max="90" units="deg"/>
-        </inkml:traceFormat>
-        <inkml:channelProperties>
-          <inkml:channelProperty channel="X" name="resolution" value="1000" units="1/cm"/>
-          <inkml:channelProperty channel="Y" name="resolution" value="1000" units="1/cm"/>
-          <inkml:channelProperty channel="F" name="resolution" value="0" units="1/dev"/>
-          <inkml:channelProperty channel="OA" name="resolution" value="1000" units="1/deg"/>
-          <inkml:channelProperty channel="OE" name="resolution" value="1000" units="1/deg"/>
-        </inkml:channelProperties>
-      </inkml:inkSource>
-      <inkml:timestamp xml:id="ts0" timeString="2025-06-10T16:08:54.030"/>
-    </inkml:context>
-    <inkml:brush xml:id="br0">
-      <inkml:brushProperty name="width" value="0.05" units="cm"/>
-      <inkml:brushProperty name="height" value="0.05" units="cm"/>
-      <inkml:brushProperty name="color" value="#E71224"/>
-    </inkml:brush>
-  </inkml:definitions>
-  <inkml:trace contextRef="#ctx0" brushRef="#br0">5 208 2425 0 0,'0'0'5878'0'0,"24"0"-3468"0"0,-17 1-2405 0 0,0 0 1 0 0,0 0-1 0 0,0 0 0 0 0,0 1 1 0 0,0 0-1 0 0,11 5 0 0 0,-9-5 40 0 0,0 0-1 0 0,0 0 0 0 0,0-1 0 0 0,1 0 1 0 0,-1 0-1 0 0,0-1 0 0 0,17-3 1 0 0,4 2 74 0 0,-22 1-105 0 0,1-1 1 0 0,0 2-1 0 0,-1-1 0 0 0,1 1 1 0 0,-1 0-1 0 0,1 1 1 0 0,-1 0-1 0 0,1 0 1 0 0,-1 1-1 0 0,14 7 0 0 0,-22-10-10 0 0,1 0 1 0 0,0 1-1 0 0,-1-1 0 0 0,1 1 0 0 0,0-1 0 0 0,-1 1 0 0 0,1-1 0 0 0,0 1 0 0 0,-1 0 0 0 0,1-1 0 0 0,-1 1 0 0 0,1 0 0 0 0,-1-1 0 0 0,0 1 0 0 0,1 0 0 0 0,-1 0 0 0 0,0-1 0 0 0,1 1 0 0 0,-1 0 0 0 0,0 0 0 0 0,0 0 0 0 0,0-1 0 0 0,0 1 0 0 0,0 0 1 0 0,0 0-1 0 0,0 0 0 0 0,0 0 0 0 0,0-1 0 0 0,0 1 0 0 0,0 0 0 0 0,0 0 0 0 0,-1 0 0 0 0,1-1 0 0 0,0 1 0 0 0,-1 0 0 0 0,1 0 0 0 0,0-1 0 0 0,-1 1 0 0 0,1 0 0 0 0,-2 0 0 0 0,-2 4 13 0 0,0-1 0 0 0,-1 1 0 0 0,0-1 0 0 0,-10 6 0 0 0,-6 7-17 0 0,-52 46-71 0 0,46-41 27 0 0,-30 31 0 0 0,55-51 44 0 0,1 0 0 0 0,-1 0 0 0 0,0 0 0 0 0,1 0-1 0 0,-1 0 1 0 0,1 0 0 0 0,0 0 0 0 0,0 0 0 0 0,-1 1-1 0 0,1-1 1 0 0,1 0 0 0 0,-1 1 0 0 0,0-1 0 0 0,1 1-1 0 0,-1-1 1 0 0,1 1 0 0 0,0-1 0 0 0,0 5-1 0 0,0-6 1 0 0,1 1 0 0 0,0-1 0 0 0,-1 1 0 0 0,1-1 0 0 0,0 1 0 0 0,0-1 0 0 0,0 0-1 0 0,0 1 1 0 0,0-1 0 0 0,0 0 0 0 0,0 0 0 0 0,0 0 0 0 0,1 0 0 0 0,-1 0-1 0 0,0 0 1 0 0,1 0 0 0 0,-1 0 0 0 0,1 0 0 0 0,-1-1 0 0 0,1 1 0 0 0,-1-1 0 0 0,1 1-1 0 0,-1-1 1 0 0,1 1 0 0 0,0-1 0 0 0,-1 0 0 0 0,1 0 0 0 0,-1 0 0 0 0,3 0-1 0 0,29 4-18 0 0,-11-1-40 0 0,-1-1 0 0 0,25-2 0 0 0,-39 0 42 0 0,1-1-1 0 0,0 0 1 0 0,0 0-1 0 0,-1-1 1 0 0,1 0-1 0 0,-1-1 1 0 0,0 0 0 0 0,0 0-1 0 0,12-7 1 0 0,29-13-1642 0 0,-12 16-3216 0 0,-30 7 3490 0 0</inkml:trace>
-  <inkml:trace contextRef="#ctx0" brushRef="#br0" timeOffset="537.36">1 353 3761 0 0,'14'-4'313'0'0,"1"1"1"0"0,0 1 0 0 0,0 0-1 0 0,0 1 1 0 0,1 1 0 0 0,-1 0-1 0 0,0 1 1 0 0,0 0 0 0 0,0 2-1 0 0,0-1 1 0 0,-1 2 0 0 0,1 0-1 0 0,-1 1 1 0 0,1 0 0 0 0,13 8-1 0 0,-21-9-404 0 0,1-2 0 0 0,0 1 0 0 0,0-1 0 0 0,0 0-1 0 0,0-1 1 0 0,0 0 0 0 0,0 0 0 0 0,1 0 0 0 0,-1-1 0 0 0,0-1-1 0 0,0 1 1 0 0,1-2 0 0 0,-1 1 0 0 0,0-1 0 0 0,0 0 0 0 0,9-4 0 0 0,-11 5-498 0 0</inkml:trace>
-  <inkml:trace contextRef="#ctx0" brushRef="#br0" timeOffset="1907.49">580 318 4417 0 0,'0'0'535'0'0,"25"18"674"0"0,-15-14-1066 0 0,1 0-1 0 0,0-1 0 0 0,-1 0 0 0 0,1-1 1 0 0,17 2-1 0 0,-15-3-53 0 0,0-1 1 0 0,0 0-1 0 0,19-4 1 0 0,-28 4-78 0 0,0-1 0 0 0,-1 1 0 0 0,1-1 1 0 0,-1 0-1 0 0,1-1 0 0 0,-1 1 0 0 0,1 0 1 0 0,-1-1-1 0 0,0 0 0 0 0,0 0 1 0 0,0 0-1 0 0,0 0 0 0 0,0 0 0 0 0,0-1 1 0 0,-1 1-1 0 0,1-1 0 0 0,2-4 1 0 0,-4 5-7 0 0,0 0 0 0 0,0 0 0 0 0,-1 0 0 0 0,1 0 0 0 0,-1 0 1 0 0,0 0-1 0 0,1 0 0 0 0,-1 0 0 0 0,0 0 0 0 0,0 0 1 0 0,0 0-1 0 0,-1 0 0 0 0,1 0 0 0 0,0 0 0 0 0,-1 0 0 0 0,1 0 1 0 0,-1 0-1 0 0,0 0 0 0 0,-1-3 0 0 0,2 4-6 0 0,-1 0-1 0 0,0-1 1 0 0,0 1-1 0 0,0 0 1 0 0,1 0 0 0 0,-1 0-1 0 0,0 0 1 0 0,-1 0-1 0 0,1 0 1 0 0,0 0 0 0 0,0 0-1 0 0,0 0 1 0 0,0 1-1 0 0,-1-1 1 0 0,1 0-1 0 0,0 1 1 0 0,-1-1 0 0 0,1 1-1 0 0,0-1 1 0 0,-1 1-1 0 0,1 0 1 0 0,-1 0 0 0 0,1-1-1 0 0,0 1 1 0 0,-1 0-1 0 0,1 0 1 0 0,-1 0-1 0 0,1 1 1 0 0,-1-1 0 0 0,1 0-1 0 0,-1 0 1 0 0,1 1-1 0 0,-2 0 1 0 0,-13 4-18 0 0,0 1 0 0 0,0 1 1 0 0,0 0-1 0 0,1 1 0 0 0,-16 12 0 0 0,26-16 81 0 0,-1 0 0 0 0,2 0 0 0 0,-1 0 0 0 0,0 1 0 0 0,1 0 1 0 0,0 0-1 0 0,0 0 0 0 0,1 0 0 0 0,-1 0 0 0 0,1 1 0 0 0,0 0 0 0 0,1 0 0 0 0,-1 0 0 0 0,1 0 0 0 0,0 0 0 0 0,1 0 0 0 0,-2 9 0 0 0,3-10-43 0 0,-1-1 0 0 0,2 1 0 0 0,-1-1 0 0 0,0 1 0 0 0,1-1 0 0 0,0 1-1 0 0,0-1 1 0 0,0 0 0 0 0,1 1 0 0 0,-1-1 0 0 0,1 0 0 0 0,0 0 0 0 0,0 0 0 0 0,4 5 0 0 0,-1-3-13 0 0,0 1-1 0 0,0-1 1 0 0,1 0 0 0 0,0 0 0 0 0,0-1 0 0 0,1 0 0 0 0,11 8 0 0 0,-10-9 30 0 0,-1 1 0 0 0,0-1 0 0 0,1-1 0 0 0,0 0 0 0 0,-1 0 1 0 0,1 0-1 0 0,1-1 0 0 0,-1 0 0 0 0,0-1 0 0 0,0 1 0 0 0,1-2 0 0 0,-1 1 0 0 0,1-1 0 0 0,-1-1 0 0 0,0 1 0 0 0,14-4 0 0 0,-13 1 19 0 0,0 0 0 0 0,0 0-1 0 0,-1-1 1 0 0,1-1 0 0 0,-1 1-1 0 0,0-1 1 0 0,0-1 0 0 0,0 0-1 0 0,-1 0 1 0 0,0 0 0 0 0,0-1-1 0 0,-1 0 1 0 0,1 0-1 0 0,-1-1 1 0 0,-1 1 0 0 0,0-1-1 0 0,0-1 1 0 0,0 1 0 0 0,-1-1-1 0 0,-1 1 1 0 0,6-18 0 0 0,3-2 566 0 0,-23 48-322 0 0,9-18-301 0 0,1 1 0 0 0,0 0 1 0 0,-1 0-1 0 0,1-1 0 0 0,0 1 0 0 0,0 0 1 0 0,1 0-1 0 0,-1 0 0 0 0,1 0 0 0 0,-1 0 1 0 0,1 0-1 0 0,0 0 0 0 0,0 0 0 0 0,1 5 1 0 0,-1-8 0 0 0,0-1 0 0 0,0 1 0 0 0,0 0 0 0 0,0 0 0 0 0,0 0 0 0 0,0 0 0 0 0,-1 0 0 0 0,1 0 0 0 0,0 0 0 0 0,0 0 0 0 0,0 0-1 0 0,0 0 1 0 0,0 0 0 0 0,0 0 0 0 0,0 0 0 0 0,0 0 0 0 0,0 0 0 0 0,0 0 0 0 0,0 0 0 0 0,0 0 0 0 0,0 0 0 0 0,0 0 0 0 0,0 0 0 0 0,0 0 0 0 0,0 0 0 0 0,0 0 0 0 0,-1 0 0 0 0,1 0 0 0 0,0 0 0 0 0,0 0 0 0 0,0 0 0 0 0,0 0 0 0 0,0 0 0 0 0,0 0 0 0 0,9 36 2 0 0,-9-36 0 0 0,0 1 0 0 0,0 0 0 0 0,0-1-1 0 0,0 1 1 0 0,0-1 0 0 0,1 1 0 0 0,-1 0 0 0 0,0-1 0 0 0,0 1 0 0 0,0-1 0 0 0,1 1-1 0 0,-1-1 1 0 0,0 1 0 0 0,0-1 0 0 0,1 1 0 0 0,-1-1 0 0 0,0 1 0 0 0,1-1 0 0 0,-1 1-1 0 0,1-1 1 0 0,-1 1 0 0 0,1-1 0 0 0,-1 0 0 0 0,1 1 0 0 0,-1-1 0 0 0,1 0 0 0 0,-1 0-1 0 0,1 1 1 0 0,-1-1 0 0 0,1 0 0 0 0,-1 0 0 0 0,2 1 0 0 0,5 1 24 0 0,-1 1-15 0 0,-4-1-3 0 0,0-1 0 0 0,0 0-1 0 0,0 0 1 0 0,0 0-1 0 0,0 0 1 0 0,0-1 0 0 0,0 1-1 0 0,0 0 1 0 0,0-1-1 0 0,0 0 1 0 0,4 1 0 0 0,-2-1 6 0 0,-1-1 1 0 0,1 0 0 0 0,-1 1 0 0 0,1-1 0 0 0,-1-1-1 0 0,0 1 1 0 0,1 0 0 0 0,-1-1 0 0 0,0 0 0 0 0,0 0 0 0 0,0 1-1 0 0,0-2 1 0 0,0 1 0 0 0,0 0 0 0 0,-1-1 0 0 0,1 1-1 0 0,3-6 1 0 0,2-3 48 0 0,0 0 0 0 0,-1 0-1 0 0,9-18 1 0 0,-15 28-59 0 0,-1 1 0 0 0,0 0 0 0 0,1 0 0 0 0,-1 0 0 0 0,0-1 0 0 0,1 1 0 0 0,-1 0-1 0 0,0 0 1 0 0,1 0 0 0 0,-1 0 0 0 0,1 0 0 0 0,-1 0 0 0 0,0 0 0 0 0,1 0 0 0 0,-1 0 0 0 0,1 0 0 0 0,-1 0 0 0 0,0 0 0 0 0,1 0 0 0 0,-1 0 0 0 0,0 0 0 0 0,1 0-1 0 0,-1 0 1 0 0,1 0 0 0 0,-1 1 0 0 0,0-1 0 0 0,1 0 0 0 0,-1 0 0 0 0,0 0 0 0 0,1 1 0 0 0,-1-1 0 0 0,1 1 0 0 0,15 10 220 0 0,-11-8-150 0 0,16 12 108 0 0,-20-14-176 0 0,1 0 0 0 0,-1 0 0 0 0,1 1 0 0 0,0-1 0 0 0,-1 0 0 0 0,1 0 0 0 0,0-1 0 0 0,0 1 1 0 0,-1 0-1 0 0,1 0 0 0 0,3 0 0 0 0,14 9 241 0 0,-16-8-777 0 0,0 1 0 0 0,0-1 1 0 0,0 0-1 0 0,1-1 1 0 0,-1 1-1 0 0,0-1 0 0 0,7 3 1 0 0,16 2-598 0 0,-20-4-110 0 0</inkml:trace>
-  <inkml:trace contextRef="#ctx0" brushRef="#br0" timeOffset="2280.99">1565 26 4089 0 0,'0'0'1209'0'0,"0"0"-1132"0"0,0 0-1 0 0,0 0 1 0 0,0-1-1 0 0,0 1 1 0 0,0 0 0 0 0,0 0-1 0 0,0 0 1 0 0,0 0-1 0 0,0-1 1 0 0,0 1-1 0 0,0 0 1 0 0,0 0-1 0 0,0 0 1 0 0,0 0-1 0 0,0 0 1 0 0,0-1-1 0 0,0 1 1 0 0,-1 0-1 0 0,1 0 1 0 0,0 0-1 0 0,0 0 1 0 0,0 0-1 0 0,0 0 1 0 0,0 0-1 0 0,0-1 1 0 0,0 1-1 0 0,0 0 1 0 0,-1 0-1 0 0,1 0 1 0 0,0 0-1 0 0,0 0 1 0 0,0 0-1 0 0,0 0 1 0 0,0 0-1 0 0,-1 0 1 0 0,1 0-1 0 0,0 0 1 0 0,0 0-1 0 0,0 0 1 0 0,0 0-1 0 0,0 0 1 0 0,-1 0-1 0 0,1 0 1 0 0,0 0-1 0 0,0 0 1 0 0,0 0-1 0 0,0 0 1 0 0,0 0-1 0 0,-1 0 1 0 0,1 0-1 0 0,0 0 1 0 0,0 0-1 0 0,0 0 1 0 0,0 0-1 0 0,0 0 1 0 0,-1 0-1 0 0,-1 5-10 0 0,-1 0-1 0 0,1 1 0 0 0,0-1 1 0 0,1 0-1 0 0,-1 0 1 0 0,1 1-1 0 0,0-1 0 0 0,1 1 1 0 0,-1-1-1 0 0,1 7 0 0 0,3 67 129 0 0,-2-49-157 0 0,4 73-83 0 0,21 127 0 0 0,-23-221-74 0 0,0 3-3773 0 0</inkml:trace>
-  <inkml:trace contextRef="#ctx0" brushRef="#br0" timeOffset="2798.33">1444 424 2192 0 0,'0'0'112'0'0,"-1"0"0"0"0,1 0 0 0 0,0-1-1 0 0,-1 1 1 0 0,1 0 0 0 0,0 0 0 0 0,0-1-1 0 0,-1 1 1 0 0,1 0 0 0 0,0-1 0 0 0,0 1-1 0 0,-1 0 1 0 0,1-1 0 0 0,0 1-1 0 0,0 0 1 0 0,0-1 0 0 0,0 1 0 0 0,-1-1-1 0 0,1 1 1 0 0,0 0 0 0 0,0-1 0 0 0,0 1-1 0 0,0-1 1 0 0,0 1 0 0 0,0-1 0 0 0,0 1-1 0 0,0 0 1 0 0,0-1 0 0 0,0 1-1 0 0,0-1 1 0 0,1 1 0 0 0,-1 0 0 0 0,0-1-1 0 0,0 1 1 0 0,0-1 0 0 0,0 1 0 0 0,1 0-1 0 0,-1-1 1 0 0,0 1 0 0 0,0 0 0 0 0,1-1-1 0 0,-1 1 1 0 0,0 0 0 0 0,1 0-1 0 0,-1-1 1 0 0,12-18 1969 0 0,25-6-1791 0 0,-37 24-276 0 0,0 1-1 0 0,0 0 0 0 0,1-1 0 0 0,-1 1 0 0 0,0 0 0 0 0,1-1 0 0 0,-1 1 0 0 0,0 0 1 0 0,1-1-1 0 0,-1 1 0 0 0,1 0 0 0 0,-1 0 0 0 0,1-1 0 0 0,-1 1 0 0 0,0 0 0 0 0,1 0 1 0 0,-1 0-1 0 0,1 0 0 0 0,-1 0 0 0 0,1-1 0 0 0,-1 1 0 0 0,1 0 0 0 0,-1 0 0 0 0,1 0 1 0 0,-1 0-1 0 0,1 0 0 0 0,-1 1 0 0 0,1-1 0 0 0,-1 0 0 0 0,1 0 0 0 0,-1 0 0 0 0,1 0 1 0 0,-1 0-1 0 0,0 1 0 0 0,1-1 0 0 0,-1 0 0 0 0,1 0 0 0 0,-1 1 0 0 0,0-1 0 0 0,1 0 1 0 0,-1 1-1 0 0,0-1 0 0 0,1 1 0 0 0,6 5 43 0 0,3 2-14 0 0,1-1 0 0 0,-1 0 1 0 0,1-1-1 0 0,19 8 0 0 0,-26-13-198 0 0,0 0 1 0 0,0 1-1 0 0,0-2 1 0 0,0 1-1 0 0,0 0 0 0 0,0-1 1 0 0,0 0-1 0 0,0 0 1 0 0,0 0-1 0 0,1 0 1 0 0,-1-1-1 0 0,0 1 0 0 0,0-1 1 0 0,0 0-1 0 0,0-1 1 0 0,0 1-1 0 0,0-1 0 0 0,-1 1 1 0 0,8-5-1 0 0,5-6-909 0 0,-7 6 943 0 0</inkml:trace>
-  <inkml:trace contextRef="#ctx0" brushRef="#br0" timeOffset="3356.09">1840 346 3401 0 0,'0'0'3806'0'0,"-2"3"-3743"0"0,-1 3-50 0 0,0 1 0 0 0,0-1 0 0 0,0 1 0 0 0,0 0 0 0 0,1 0 0 0 0,1 0 0 0 0,-1 0 0 0 0,1 0 0 0 0,-1 12 1 0 0,2-14-7 0 0,-1 0 0 0 0,1 0 0 0 0,0 0 0 0 0,0 1 0 0 0,1-1 0 0 0,-1 0 0 0 0,1 0 0 0 0,1 0 0 0 0,-1 0 0 0 0,1 0 0 0 0,-1 0 0 0 0,1 0 0 0 0,1-1 0 0 0,4 9 0 0 0,-6-11 12 0 0,1 0 0 0 0,0-1 0 0 0,-1 1 0 0 0,1-1 0 0 0,0 1 0 0 0,0-1 1 0 0,0 0-1 0 0,-1 0 0 0 0,1 0 0 0 0,0 0 0 0 0,1 0 0 0 0,-1 0 0 0 0,0 0 1 0 0,0-1-1 0 0,0 1 0 0 0,0-1 0 0 0,1 0 0 0 0,-1 0 0 0 0,5 0 642 0 0,-10-26 1203 0 0,4 24-1851 0 0,-1 0-1 0 0,0 0 0 0 0,-1 0 1 0 0,1 0-1 0 0,0 0 1 0 0,0 0-1 0 0,-1 0 1 0 0,1 0-1 0 0,-1 0 0 0 0,0 1 1 0 0,0-1-1 0 0,-1-3 1 0 0,-2 0 71 0 0,0 0 1 0 0,-1 0 0 0 0,1 0 0 0 0,-1 1 0 0 0,0 0 0 0 0,0 0 0 0 0,-7-5 0 0 0,6 6-43 0 0,0-3 62 0 0,7 2-115 0 0,1 1 0 0 0,0-1 0 0 0,0 1 0 0 0,0 0 0 0 0,0-1 0 0 0,0 1 0 0 0,1 0-1 0 0,0 1 1 0 0,-1-1 0 0 0,1 0 0 0 0,0 1 0 0 0,0-1 0 0 0,1 1 0 0 0,-1 0 0 0 0,4-2 0 0 0,7-2-23 0 0,0 0 1 0 0,0 1-1 0 0,1 0 1 0 0,-1 2 0 0 0,1-1-1 0 0,18 0 1 0 0,41-12-3622 0 0,-67 15 2699 0 0,-1 1-138 0 0</inkml:trace>
-  <inkml:trace contextRef="#ctx0" brushRef="#br0" timeOffset="3740.67">2229 335 4217 0 0,'0'0'95'0'0,"0"-1"-1"0"0,0 1 1 0 0,0 0 0 0 0,0-1 0 0 0,1 1-1 0 0,-1 0 1 0 0,0 0 0 0 0,0-1-1 0 0,0 1 1 0 0,0 0 0 0 0,1-1 0 0 0,-1 1-1 0 0,0 0 1 0 0,0 0 0 0 0,1-1 0 0 0,-1 1-1 0 0,0 0 1 0 0,0 0 0 0 0,1 0-1 0 0,-1 0 1 0 0,0-1 0 0 0,1 1 0 0 0,-1 0-1 0 0,0 0 1 0 0,1 0 0 0 0,-1 0 0 0 0,0 0-1 0 0,1 0 1 0 0,-1 0 0 0 0,0 0-1 0 0,1 0 1 0 0,-1 0 0 0 0,0 0 0 0 0,1 0-1 0 0,0 0 1 0 0,8 10 1419 0 0,2 19-612 0 0,-8 20-538 0 0,-3-42-416 0 0,0 0 0 0 0,0 0 0 0 0,0-1 0 0 0,1 1 0 0 0,0 0 0 0 0,0 0 0 0 0,1-1 0 0 0,0 1 0 0 0,0-1 0 0 0,0 0 0 0 0,1 1 0 0 0,0-1 0 0 0,0 0 0 0 0,5 7 0 0 0,-6-10-558 0 0,1 1-319 0 0</inkml:trace>
-  <inkml:trace contextRef="#ctx0" brushRef="#br0" timeOffset="3921.31">2292 212 3929 0 0,'-1'-2'370'0'0,"0"0"1"0"0,0 0-1 0 0,0 0 0 0 0,0 0 1 0 0,0 0-1 0 0,1 0 1 0 0,-1 0-1 0 0,1 0 1 0 0,0-1-1 0 0,-1 1 0 0 0,1-4 1 0 0,0 6-415 0 0</inkml:trace>
-  <inkml:trace contextRef="#ctx0" brushRef="#br0" timeOffset="5174.93">2503 367 1624 0 0,'0'0'4464'0'0,"2"2"-4200"0"0,1 0-1 0 0,-1 0 1 0 0,0 0-1 0 0,1 0 1 0 0,-1-1 0 0 0,1 1-1 0 0,0-1 1 0 0,5 2-1 0 0,-3-1-237 0 0,1-1-1 0 0,0 1 0 0 0,0-2 0 0 0,0 1 0 0 0,0-1 0 0 0,0 0 0 0 0,1 0 0 0 0,-1 0 0 0 0,0-1 0 0 0,0 0 0 0 0,0 0 0 0 0,9-4 0 0 0,-9 2-2 0 0,1 0-1 0 0,-1-1 1 0 0,0 0 0 0 0,0 0 0 0 0,9-9-1 0 0,-14 12-17 0 0,0-1 0 0 0,1 1-1 0 0,-1 0 1 0 0,0-1-1 0 0,0 1 1 0 0,0 0-1 0 0,-1-1 1 0 0,1 0-1 0 0,0 1 1 0 0,0-1 0 0 0,-1 1-1 0 0,1-1 1 0 0,-1 0-1 0 0,1 1 1 0 0,-1-1-1 0 0,0 0 1 0 0,0 1 0 0 0,0-1-1 0 0,0 0 1 0 0,0 0-1 0 0,0 1 1 0 0,0-1-1 0 0,-1 0 1 0 0,1 1-1 0 0,0-1 1 0 0,-1 0 0 0 0,1 1-1 0 0,-1-1 1 0 0,-1-2-1 0 0,1 2-3 0 0,-1 1 0 0 0,1-1 0 0 0,0 1 0 0 0,0 0 0 0 0,-1 0 0 0 0,1-1 0 0 0,-1 1 0 0 0,1 0 0 0 0,-1 0 0 0 0,0 0 0 0 0,1 1 0 0 0,-1-1 0 0 0,0 0 0 0 0,1 1-1 0 0,-1-1 1 0 0,0 1 0 0 0,0-1 0 0 0,0 1 0 0 0,1 0 0 0 0,-1 0 0 0 0,0 0 0 0 0,0 0 0 0 0,0 0 0 0 0,0 0 0 0 0,1 0 0 0 0,-1 1 0 0 0,0-1 0 0 0,0 1 0 0 0,0-1 0 0 0,1 1 0 0 0,-4 1 0 0 0,0 0 3 0 0,0 0 1 0 0,0 1 0 0 0,0 0-1 0 0,0-1 1 0 0,0 1 0 0 0,0 1-1 0 0,1-1 1 0 0,0 1 0 0 0,-5 5 0 0 0,-11 12 13 0 0,18-19 18 0 0,0 0-1 0 0,0 0 0 0 0,0-1 1 0 0,0 2-1 0 0,0-1 1 0 0,1 0-1 0 0,-1 0 1 0 0,1 1-1 0 0,-1-1 1 0 0,1 0-1 0 0,0 1 1 0 0,0-1-1 0 0,0 1 1 0 0,0 0-1 0 0,0-1 0 0 0,1 1 1 0 0,-1 0-1 0 0,1 0 1 0 0,0-1-1 0 0,0 1 1 0 0,0 0-1 0 0,0 0 1 0 0,1 4-1 0 0,-1-3-8 0 0,0 0-1 0 0,1 0 1 0 0,0 0 0 0 0,0 0-1 0 0,0 0 1 0 0,0 0-1 0 0,1 0 1 0 0,-1 0 0 0 0,1-1-1 0 0,0 1 1 0 0,0-1 0 0 0,1 1-1 0 0,-1-1 1 0 0,0 0-1 0 0,1 0 1 0 0,0 0 0 0 0,0 0-1 0 0,0 0 1 0 0,0-1 0 0 0,0 1-1 0 0,1-1 1 0 0,-1 0-1 0 0,1 0 1 0 0,0 0 0 0 0,4 1-1 0 0,1 2-24 0 0,0-1 1 0 0,0 0-1 0 0,1 0 0 0 0,-1-1 0 0 0,1 0 0 0 0,0-1 0 0 0,0 0 0 0 0,0-1 1 0 0,0 0-1 0 0,0 0 0 0 0,0-1 0 0 0,0-1 0 0 0,0 1 0 0 0,0-2 1 0 0,0 1-1 0 0,0-2 0 0 0,14-4 0 0 0,-22 7 6 0 0,-1-1 1 0 0,1 0-1 0 0,-1 1 1 0 0,1-1-1 0 0,-1 0 1 0 0,0 0-1 0 0,1 0 1 0 0,-1 0-1 0 0,0 0 0 0 0,1-1 1 0 0,-1 1-1 0 0,0 0 1 0 0,0-1-1 0 0,0 1 1 0 0,0 0-1 0 0,-1-1 1 0 0,1 1-1 0 0,0-1 0 0 0,0 0 1 0 0,-1 1-1 0 0,1-1 1 0 0,-1 1-1 0 0,0-1 1 0 0,1 0-1 0 0,-1 0 1 0 0,0 1-1 0 0,0-1 0 0 0,0 0 1 0 0,0 1-1 0 0,0-1 1 0 0,-1 0-1 0 0,1 1 1 0 0,0-1-1 0 0,-1 0 1 0 0,1 1-1 0 0,-1-1 0 0 0,0 1 1 0 0,1-1-1 0 0,-1 1 1 0 0,0-1-1 0 0,0 1 1 0 0,0-1-1 0 0,0 1 1 0 0,0 0-1 0 0,0-1 0 0 0,0 1 1 0 0,-1 0-1 0 0,1 0 1 0 0,0 0-1 0 0,-2-1 1 0 0,2 1 18 0 0,0 0 0 0 0,0 0 0 0 0,1 0 0 0 0,-1 0 0 0 0,0-1 0 0 0,1 1 0 0 0,-1 0-1 0 0,1 0 1 0 0,0 0 0 0 0,-1-1 0 0 0,1 1 0 0 0,0 0 0 0 0,0-1 0 0 0,0 1 0 0 0,0 0 0 0 0,0 0 0 0 0,0-1 0 0 0,0 1 0 0 0,0 0 0 0 0,1-1 0 0 0,-1 1 0 0 0,0 0 0 0 0,1 0 0 0 0,-1-1 0 0 0,1 1 0 0 0,-1 0 0 0 0,1 0 0 0 0,0 0 0 0 0,-1 0 0 0 0,1 0 0 0 0,0 0 0 0 0,0 0 0 0 0,0 0 0 0 0,0 0 0 0 0,2-1 0 0 0,-1 0-47 0 0,1 1 0 0 0,-1 1 0 0 0,1-1 1 0 0,-1 0-1 0 0,1 0 0 0 0,-1 1 1 0 0,1 0-1 0 0,0-1 0 0 0,-1 1 0 0 0,1 0 1 0 0,0 0-1 0 0,-1 1 0 0 0,1-1 1 0 0,-1 0-1 0 0,1 1 0 0 0,0-1 0 0 0,-1 1 1 0 0,1 0-1 0 0,-1 0 0 0 0,0 0 1 0 0,1 0-1 0 0,3 3 0 0 0,-2-2-109 0 0,1 0 0 0 0,0 0 0 0 0,-1-1 0 0 0,1 1 0 0 0,0-1-1 0 0,0 0 1 0 0,0-1 0 0 0,0 1 0 0 0,0-1 0 0 0,0 0 0 0 0,5-1 0 0 0,33-9-4310 0 0,-35 8 3159 0 0</inkml:trace>
-  <inkml:trace contextRef="#ctx0" brushRef="#br0" timeOffset="5981.97">3170 36 5377 0 0,'-8'-3'4857'0'0,"-2"11"-3287"0"0,1 14-1849 0 0,7 12 244 0 0,1 0 0 0 0,2-1 0 0 0,1 1 0 0 0,1 0 0 0 0,2-1 0 0 0,2 0 0 0 0,0 0 0 0 0,3 0-1 0 0,15 36 1 0 0,-23-57-192 0 0,-11-19-139 0 0,-8-7 219 0 0,-11-8 149 0 0,22 18 3 0 0,3 2-2 0 0,-4 2 7 0 0,-2-3 1 0 0,0 1 0 0 0,1 0 0 0 0,-1 1 0 0 0,0 0 0 0 0,0 0 0 0 0,0 1 0 0 0,0 0 0 0 0,0 1 0 0 0,-10 1 0 0 0,19-1 402 0 0,7-2 74 0 0,26 0-139 0 0,33-7 1 0 0,-56 6-838 0 0,-1 0 0 0 0,1 0 0 0 0,0-1 0 0 0,-1-1 0 0 0,1 0-1 0 0,-1 0 1 0 0,0 0 0 0 0,9-7 0 0 0,-11 6 249 0 0,0 0-326 0 0</inkml:trace>
-  <inkml:trace contextRef="#ctx0" brushRef="#br0" timeOffset="6556.61">3575 1 1816 0 0,'0'0'7770'0'0,"0"11"-6007"0"0,1 12-1488 0 0,0 0 0 0 0,-5 38 0 0 0,1-35-254 0 0,2 0-1 0 0,2 36 1 0 0,3 13-82 0 0,-5-56 3 0 0,2 0 0 0 0,0-1 1 0 0,1 1-1 0 0,1 0 0 0 0,1-1 1 0 0,0 1-1 0 0,9 19 0 0 0,-8-28-191 0 0,3 5-356 0 0,-6-8-3797 0 0</inkml:trace>
-  <inkml:trace contextRef="#ctx0" brushRef="#br0" timeOffset="7116.94">3726 736 1048 0 0,'0'0'150'0'0,"-18"-13"6504"0"0,-10 9-6188 0 0,21 2-374 0 0,0 0 173 0 0,-6 8 1065 0 0,3-1-1239 0 0,0 1 0 0 0,1 0 0 0 0,0 1 0 0 0,0 0 0 0 0,0 0 0 0 0,1 1-1 0 0,0 0 1 0 0,0 0 0 0 0,-10 16 0 0 0,18-23-89 0 0,-1-1 0 0 0,1 1 0 0 0,0-1 0 0 0,0 0 0 0 0,-1 1 0 0 0,1-1-1 0 0,0 1 1 0 0,0 0 0 0 0,0-1 0 0 0,-1 1 0 0 0,1-1 0 0 0,0 1 0 0 0,0-1 0 0 0,0 1 0 0 0,0-1-1 0 0,0 1 1 0 0,0-1 0 0 0,0 1 0 0 0,0 0 0 0 0,0-1 0 0 0,0 1 0 0 0,1-1 0 0 0,-1 1-1 0 0,0-1 1 0 0,0 1 0 0 0,0-1 0 0 0,1 1 0 0 0,-1-1 0 0 0,0 1 0 0 0,1 0 0 0 0,16 2 129 0 0,20-11 87 0 0,-36 8-216 0 0,5-3 27 0 0,0 1 1 0 0,0-1-1 0 0,0 0 1 0 0,-1-1-1 0 0,1 1 0 0 0,8-8 1 0 0,-12 9-11 0 0,0 1 1 0 0,0-1-1 0 0,0 0 1 0 0,-1 1-1 0 0,1-1 1 0 0,0 0 0 0 0,-1 0-1 0 0,0 0 1 0 0,1 0-1 0 0,-1 0 1 0 0,0-1-1 0 0,0 1 1 0 0,0 0-1 0 0,0-1 1 0 0,0 1-1 0 0,-1 0 1 0 0,1-1-1 0 0,-1 1 1 0 0,1-1-1 0 0,-1-3 1 0 0,0 6-11 0 0,0 0 0 0 0,0-1 0 0 0,-1 1 1 0 0,1 0-1 0 0,0-1 0 0 0,0 1 0 0 0,0 0 0 0 0,0-1 0 0 0,0 1 1 0 0,-1 0-1 0 0,1-1 0 0 0,0 1 0 0 0,0 0 0 0 0,-1 0 1 0 0,1-1-1 0 0,0 1 0 0 0,0 0 0 0 0,-1 0 0 0 0,1 0 0 0 0,0-1 1 0 0,-1 1-1 0 0,1 0 0 0 0,0 0 0 0 0,-1 0 0 0 0,1 0 0 0 0,0 0 1 0 0,-1 0-1 0 0,1 0 0 0 0,0 0 0 0 0,-1-1 0 0 0,1 1 1 0 0,0 0-1 0 0,-1 0 0 0 0,1 1 0 0 0,0-1 0 0 0,-1 0 0 0 0,1 0 1 0 0,0 0-1 0 0,-1 0 0 0 0,1 0 0 0 0,-23 9 22 0 0,-11 6-42 0 0,33-14 7 0 0,3-1-1 0 0,-4 4-43 0 0,1-4 48 0 0,1 1 0 0 0,0-1 1 0 0,-1 0-1 0 0,1 0 0 0 0,0 1 0 0 0,0-1 0 0 0,-1 0 1 0 0,1 1-1 0 0,0-1 0 0 0,0 0 0 0 0,-1 1 0 0 0,1-1 1 0 0,0 0-1 0 0,0 1 0 0 0,0-1 0 0 0,0 0 0 0 0,-1 1 0 0 0,1-1 1 0 0,0 1-1 0 0,0-1 0 0 0,0 0 0 0 0,0 1 0 0 0,0-1 1 0 0,0 1-1 0 0,0-1 0 0 0,0 1 0 0 0,0-1 0 0 0,0 0 0 0 0,0 1 1 0 0,0-1-1 0 0,1 1 0 0 0,-1-1 0 0 0,0 0 0 0 0,0 1 1 0 0,0-1-1 0 0,1 0 0 0 0,-1 1 0 0 0,0-1 0 0 0,0 0 1 0 0,1 1-1 0 0,-1-1 0 0 0,0 0 0 0 0,0 1 0 0 0,1-1 0 0 0,-1 0 1 0 0,0 0-1 0 0,1 1 0 0 0,-1-1 0 0 0,0 0 0 0 0,1 0 1 0 0,-1 0-1 0 0,1 0 0 0 0,-1 0 0 0 0,0 1 0 0 0,1-1 1 0 0,-1 0-1 0 0,1 0 0 0 0,-1 0 0 0 0,0 0 0 0 0,1 0 0 0 0,0 0 1 0 0,2 0 3 0 0,0 0 1 0 0,-1 0-1 0 0,1 0 1 0 0,0 0-1 0 0,0-1 1 0 0,-1 1-1 0 0,1-1 1 0 0,0 0-1 0 0,-1 1 1 0 0,1-1-1 0 0,-1-1 1 0 0,1 1-1 0 0,-1 0 1 0 0,1 0-1 0 0,-1-1 1 0 0,0 1-1 0 0,0-1 1 0 0,1 0-1 0 0,-1 0 1 0 0,0 0-1 0 0,-1 0 1 0 0,1 0-1 0 0,0 0 1 0 0,-1 0-1 0 0,1-1 1 0 0,-1 1-1 0 0,0-1 1 0 0,1 1-1 0 0,-1-1 1 0 0,0 1-1 0 0,-1-1 1 0 0,1 0-1 0 0,0-4 1 0 0,-1 7-16 0 0,0-1 0 0 0,0 1 1 0 0,0-1-1 0 0,0 1 0 0 0,0-1 0 0 0,0 1 0 0 0,0-1 1 0 0,0 1-1 0 0,0-1 0 0 0,0 1 0 0 0,0-1 0 0 0,0 1 1 0 0,-1-1-1 0 0,1 1 0 0 0,0-1 0 0 0,0 1 0 0 0,-1 0 1 0 0,1-1-1 0 0,0 1 0 0 0,-1-1 0 0 0,1 1 1 0 0,0 0-1 0 0,-1-1 0 0 0,1 1 0 0 0,-1 0 0 0 0,1-1 1 0 0,0 1-1 0 0,-1 0 0 0 0,1 0 0 0 0,-1-1 0 0 0,-17 3-1171 0 0,-17 17-3193 0 0,27-12 2680 0 0</inkml:trace>
-  <inkml:trace contextRef="#ctx0" brushRef="#br0" timeOffset="8040.3">3146 323 288 0 0,'0'0'1288'0'0,"-9"-7"3628"0"0,8 14-4679 0 0,-1-1 0 0 0,1 0 0 0 0,0 0 0 0 0,1 0 0 0 0,0 10 0 0 0,0-9-159 0 0,-2 3 18 0 0,0 5 19 0 0,0-1-1 0 0,1 0 0 0 0,1 20 0 0 0,1-29-91 0 0,-1 0 0 0 0,2 0 1 0 0,-1 0-1 0 0,0 0 0 0 0,1 0 0 0 0,0 0 0 0 0,0 0 1 0 0,1 0-1 0 0,-1-1 0 0 0,1 1 0 0 0,6 7 0 0 0,-4-6 0 0 0,-1 0 0 0 0,0 1 0 0 0,-1-1 0 0 0,0 1 0 0 0,0 0 0 0 0,0 0 0 0 0,2 10 0 0 0,-4-13-14 0 0,0 0 0 0 0,0 0 1 0 0,-1 0-1 0 0,1 0 0 0 0,-1 0 0 0 0,0 0 0 0 0,0 0 0 0 0,0 0 1 0 0,0 0-1 0 0,-1 0 0 0 0,0 0 0 0 0,0 0 0 0 0,0 0 1 0 0,0 0-1 0 0,-3 5 0 0 0,-9-6 270 0 0</inkml:trace>
-</inkml:ink>
-</file>
-
-<file path=customXml/item4.xml><?xml version="1.0" encoding="utf-8"?>
-<inkml:ink xmlns:inkml="http://www.w3.org/2003/InkML">
-  <inkml:definitions>
-    <inkml:context xml:id="ctx0">
-      <inkml:inkSource xml:id="inkSrc0">
-        <inkml:traceFormat>
-          <inkml:channel name="X" type="integer" min="-2.14748E9" max="2.14748E9" units="cm"/>
-          <inkml:channel name="Y" type="integer" min="-2.14748E9" max="2.14748E9" units="cm"/>
-          <inkml:channel name="F" type="integer" max="32767" units="dev"/>
-          <inkml:channel name="OA" type="integer" max="360" units="deg"/>
-          <inkml:channel name="OE" type="integer" max="90" units="deg"/>
-        </inkml:traceFormat>
-        <inkml:channelProperties>
-          <inkml:channelProperty channel="X" name="resolution" value="1000" units="1/cm"/>
-          <inkml:channelProperty channel="Y" name="resolution" value="1000" units="1/cm"/>
-          <inkml:channelProperty channel="F" name="resolution" value="0" units="1/dev"/>
-          <inkml:channelProperty channel="OA" name="resolution" value="1000" units="1/deg"/>
-          <inkml:channelProperty channel="OE" name="resolution" value="1000" units="1/deg"/>
-        </inkml:channelProperties>
-      </inkml:inkSource>
-      <inkml:timestamp xml:id="ts0" timeString="2025-06-10T16:08:50.568"/>
-    </inkml:context>
-    <inkml:brush xml:id="br0">
-      <inkml:brushProperty name="width" value="0.05" units="cm"/>
-      <inkml:brushProperty name="height" value="0.05" units="cm"/>
-      <inkml:brushProperty name="color" value="#E71224"/>
-    </inkml:brush>
-  </inkml:definitions>
-  <inkml:trace contextRef="#ctx0" brushRef="#br0">1236 239 3217 0 0,'-18'-44'2449'0'0,"11"24"-2251"0"0,-2 1 0 0 0,-14-27 0 0 0,19 39-210 0 0,-1 0 0 0 0,0 1-1 0 0,0 0 1 0 0,-1-1 0 0 0,0 2 0 0 0,0-1-1 0 0,0 1 1 0 0,0 0 0 0 0,-14-8-1 0 0,8 6-57 0 0,-1 1 0 0 0,1 1 1 0 0,-1 0-1 0 0,0 0 0 0 0,0 1 0 0 0,0 1 0 0 0,0 0 0 0 0,-1 1 0 0 0,-22-1 0 0 0,19 4-190 0 0,0 0-1 0 0,0 1 1 0 0,0 1-1 0 0,1 0 1 0 0,-1 1-1 0 0,1 1 1 0 0,-21 9-1 0 0,-37 17-295 0 0,-131 76-1 0 0,173-87 985 0 0,0 2 0 0 0,2 1 0 0 0,1 2 0 0 0,1 0 0 0 0,1 2 0 0 0,-28 37 0 0 0,-16 22-328 0 0,-54 78 18 0 0,113-145-112 0 0,0 0 1 0 0,2 1-1 0 0,1 0 0 0 0,0 0 0 0 0,2 1 1 0 0,0 0-1 0 0,-5 27 0 0 0,4 3 6 0 0,3 0-1 0 0,1 0 0 0 0,3 0 1 0 0,2 1-1 0 0,2-1 1 0 0,13 62-1 0 0,-11-89 37 0 0,1-1 0 0 0,2 1 0 0 0,0-1 0 0 0,1-1 0 0 0,1 0 0 0 0,2 0-1 0 0,0-1 1 0 0,1-1 0 0 0,1 0 0 0 0,1 0 0 0 0,25 25 0 0 0,-31-38 8 0 0,1 0 0 0 0,0-1 0 0 0,0 0 0 0 0,1-1-1 0 0,0 0 1 0 0,0 0 0 0 0,0-1 0 0 0,0 0 0 0 0,1-1 0 0 0,-1-1 0 0 0,1 0 0 0 0,23 1 0 0 0,0-2-27 0 0,-1-1 0 0 0,0-2 0 0 0,43-8 0 0 0,15-10 179 0 0,-1-4 0 0 0,111-46 0 0 0,-162 55-168 0 0,0 1-21 0 0,5-1 26 0 0,-2-3-1 0 0,45-23 0 0 0,-67 26 22 0 0,-1 0 0 0 0,0-2-1 0 0,-2 0 1 0 0,0-1 0 0 0,-1-1 0 0 0,0-1 0 0 0,-2 0-1 0 0,22-37 1 0 0,-28 39-39 0 0,0 1 1 0 0,-1-1-1 0 0,-1-1 0 0 0,-1 0 1 0 0,-1 1-1 0 0,0-2 0 0 0,-2 1 0 0 0,0 0 1 0 0,0-25-1 0 0,-2-13 167 0 0,-14-108-1 0 0,10 143-149 0 0,-1 0-1 0 0,0 1 1 0 0,-2-1-1 0 0,-1 1 1 0 0,-1 0-1 0 0,0 1 1 0 0,-1 0-1 0 0,-23-35 0 0 0,22 41 15 0 0,-1 0 0 0 0,0 0-1 0 0,-1 1 1 0 0,-1 0 0 0 0,0 1-1 0 0,0 1 1 0 0,-1 0 0 0 0,-1 1-1 0 0,0 0 1 0 0,0 1 0 0 0,-25-10-1 0 0,15 9-505 0 0,-1 1-1 0 0,0 2 1 0 0,0 0 0 0 0,-49-5-1 0 0,41 10-389 0 0</inkml:trace>
-</inkml:ink>
-</file>
-
-<file path=customXml/item5.xml><?xml version="1.0" encoding="utf-8"?>
 <ct:contentTypeSchema xmlns:ct="http://schemas.microsoft.com/office/2006/metadata/contentType" xmlns:ma="http://schemas.microsoft.com/office/2006/metadata/properties/metaAttributes" ct:_="" ma:_="" ma:contentTypeName="Dokument" ma:contentTypeID="0x01010025C71E9534E21E4A9F2CF33BA7DCE92D" ma:contentTypeVersion="3" ma:contentTypeDescription="Ein neues Dokument erstellen." ma:contentTypeScope="" ma:versionID="32b9bbdf2bbf4e0fb27a426421665337">
   <xsd:schema xmlns:xsd="http://www.w3.org/2001/XMLSchema" xmlns:xs="http://www.w3.org/2001/XMLSchema" xmlns:p="http://schemas.microsoft.com/office/2006/metadata/properties" xmlns:ns2="5a9e9855-01b6-487f-b294-67c59083cc31" targetNamespace="http://schemas.microsoft.com/office/2006/metadata/properties" ma:root="true" ma:fieldsID="ec87b9b32475f90c9dbf7ae918480825" ns2:_="">
     <xsd:import namespace="5a9e9855-01b6-487f-b294-67c59083cc31"/>
@@ -32325,6 +32129,128 @@
 </ct:contentTypeSchema>
 </file>
 
+<file path=customXml/item2.xml><?xml version="1.0" encoding="utf-8"?>
+<inkml:ink xmlns:inkml="http://www.w3.org/2003/InkML">
+  <inkml:definitions>
+    <inkml:context xml:id="ctx0">
+      <inkml:inkSource xml:id="inkSrc0">
+        <inkml:traceFormat>
+          <inkml:channel name="X" type="integer" min="-2.14748E9" max="2.14748E9" units="cm"/>
+          <inkml:channel name="Y" type="integer" min="-2.14748E9" max="2.14748E9" units="cm"/>
+          <inkml:channel name="F" type="integer" max="32767" units="dev"/>
+          <inkml:channel name="OA" type="integer" max="360" units="deg"/>
+          <inkml:channel name="OE" type="integer" max="90" units="deg"/>
+        </inkml:traceFormat>
+        <inkml:channelProperties>
+          <inkml:channelProperty channel="X" name="resolution" value="1000" units="1/cm"/>
+          <inkml:channelProperty channel="Y" name="resolution" value="1000" units="1/cm"/>
+          <inkml:channelProperty channel="F" name="resolution" value="0" units="1/dev"/>
+          <inkml:channelProperty channel="OA" name="resolution" value="1000" units="1/deg"/>
+          <inkml:channelProperty channel="OE" name="resolution" value="1000" units="1/deg"/>
+        </inkml:channelProperties>
+      </inkml:inkSource>
+      <inkml:timestamp xml:id="ts0" timeString="2025-06-10T16:08:54.030"/>
+    </inkml:context>
+    <inkml:brush xml:id="br0">
+      <inkml:brushProperty name="width" value="0.05" units="cm"/>
+      <inkml:brushProperty name="height" value="0.05" units="cm"/>
+      <inkml:brushProperty name="color" value="#E71224"/>
+    </inkml:brush>
+  </inkml:definitions>
+  <inkml:trace contextRef="#ctx0" brushRef="#br0">5 208 2425 0 0,'0'0'5878'0'0,"24"0"-3468"0"0,-17 1-2405 0 0,0 0 1 0 0,0 0-1 0 0,0 0 0 0 0,0 1 1 0 0,0 0-1 0 0,11 5 0 0 0,-9-5 40 0 0,0 0-1 0 0,0 0 0 0 0,0-1 0 0 0,1 0 1 0 0,-1 0-1 0 0,0-1 0 0 0,17-3 1 0 0,4 2 74 0 0,-22 1-105 0 0,1-1 1 0 0,0 2-1 0 0,-1-1 0 0 0,1 1 1 0 0,-1 0-1 0 0,1 1 1 0 0,-1 0-1 0 0,1 0 1 0 0,-1 1-1 0 0,14 7 0 0 0,-22-10-10 0 0,1 0 1 0 0,0 1-1 0 0,-1-1 0 0 0,1 1 0 0 0,0-1 0 0 0,-1 1 0 0 0,1-1 0 0 0,0 1 0 0 0,-1 0 0 0 0,1-1 0 0 0,-1 1 0 0 0,1 0 0 0 0,-1-1 0 0 0,0 1 0 0 0,1 0 0 0 0,-1 0 0 0 0,0-1 0 0 0,1 1 0 0 0,-1 0 0 0 0,0 0 0 0 0,0 0 0 0 0,0-1 0 0 0,0 1 0 0 0,0 0 1 0 0,0 0-1 0 0,0 0 0 0 0,0 0 0 0 0,0-1 0 0 0,0 1 0 0 0,0 0 0 0 0,0 0 0 0 0,-1 0 0 0 0,1-1 0 0 0,0 1 0 0 0,-1 0 0 0 0,1 0 0 0 0,0-1 0 0 0,-1 1 0 0 0,1 0 0 0 0,-2 0 0 0 0,-2 4 13 0 0,0-1 0 0 0,-1 1 0 0 0,0-1 0 0 0,-10 6 0 0 0,-6 7-17 0 0,-52 46-71 0 0,46-41 27 0 0,-30 31 0 0 0,55-51 44 0 0,1 0 0 0 0,-1 0 0 0 0,0 0 0 0 0,1 0-1 0 0,-1 0 1 0 0,1 0 0 0 0,0 0 0 0 0,0 0 0 0 0,-1 1-1 0 0,1-1 1 0 0,1 0 0 0 0,-1 1 0 0 0,0-1 0 0 0,1 1-1 0 0,-1-1 1 0 0,1 1 0 0 0,0-1 0 0 0,0 5-1 0 0,0-6 1 0 0,1 1 0 0 0,0-1 0 0 0,-1 1 0 0 0,1-1 0 0 0,0 1 0 0 0,0-1 0 0 0,0 0-1 0 0,0 1 1 0 0,0-1 0 0 0,0 0 0 0 0,0 0 0 0 0,0 0 0 0 0,1 0 0 0 0,-1 0-1 0 0,0 0 1 0 0,1 0 0 0 0,-1 0 0 0 0,1 0 0 0 0,-1-1 0 0 0,1 1 0 0 0,-1-1 0 0 0,1 1-1 0 0,-1-1 1 0 0,1 1 0 0 0,0-1 0 0 0,-1 0 0 0 0,1 0 0 0 0,-1 0 0 0 0,3 0-1 0 0,29 4-18 0 0,-11-1-40 0 0,-1-1 0 0 0,25-2 0 0 0,-39 0 42 0 0,1-1-1 0 0,0 0 1 0 0,0 0-1 0 0,-1-1 1 0 0,1 0-1 0 0,-1-1 1 0 0,0 0 0 0 0,0 0-1 0 0,12-7 1 0 0,29-13-1642 0 0,-12 16-3216 0 0,-30 7 3490 0 0</inkml:trace>
+  <inkml:trace contextRef="#ctx0" brushRef="#br0" timeOffset="537.36">1 353 3761 0 0,'14'-4'313'0'0,"1"1"1"0"0,0 1 0 0 0,0 0-1 0 0,0 1 1 0 0,1 1 0 0 0,-1 0-1 0 0,0 1 1 0 0,0 0 0 0 0,0 2-1 0 0,0-1 1 0 0,-1 2 0 0 0,1 0-1 0 0,-1 1 1 0 0,1 0 0 0 0,13 8-1 0 0,-21-9-404 0 0,1-2 0 0 0,0 1 0 0 0,0-1 0 0 0,0 0-1 0 0,0-1 1 0 0,0 0 0 0 0,0 0 0 0 0,1 0 0 0 0,-1-1 0 0 0,0-1-1 0 0,0 1 1 0 0,1-2 0 0 0,-1 1 0 0 0,0-1 0 0 0,0 0 0 0 0,9-4 0 0 0,-11 5-498 0 0</inkml:trace>
+  <inkml:trace contextRef="#ctx0" brushRef="#br0" timeOffset="1907.49">580 318 4417 0 0,'0'0'535'0'0,"25"18"674"0"0,-15-14-1066 0 0,1 0-1 0 0,0-1 0 0 0,-1 0 0 0 0,1-1 1 0 0,17 2-1 0 0,-15-3-53 0 0,0-1 1 0 0,0 0-1 0 0,19-4 1 0 0,-28 4-78 0 0,0-1 0 0 0,-1 1 0 0 0,1-1 1 0 0,-1 0-1 0 0,1-1 0 0 0,-1 1 0 0 0,1 0 1 0 0,-1-1-1 0 0,0 0 0 0 0,0 0 1 0 0,0 0-1 0 0,0 0 0 0 0,0 0 0 0 0,0-1 1 0 0,-1 1-1 0 0,1-1 0 0 0,2-4 1 0 0,-4 5-7 0 0,0 0 0 0 0,0 0 0 0 0,-1 0 0 0 0,1 0 0 0 0,-1 0 1 0 0,0 0-1 0 0,1 0 0 0 0,-1 0 0 0 0,0 0 0 0 0,0 0 1 0 0,0 0-1 0 0,-1 0 0 0 0,1 0 0 0 0,0 0 0 0 0,-1 0 0 0 0,1 0 1 0 0,-1 0-1 0 0,0 0 0 0 0,-1-3 0 0 0,2 4-6 0 0,-1 0-1 0 0,0-1 1 0 0,0 1-1 0 0,0 0 1 0 0,1 0 0 0 0,-1 0-1 0 0,0 0 1 0 0,-1 0-1 0 0,1 0 1 0 0,0 0 0 0 0,0 0-1 0 0,0 0 1 0 0,0 1-1 0 0,-1-1 1 0 0,1 0-1 0 0,0 1 1 0 0,-1-1 0 0 0,1 1-1 0 0,0-1 1 0 0,-1 1-1 0 0,1 0 1 0 0,-1 0 0 0 0,1-1-1 0 0,0 1 1 0 0,-1 0-1 0 0,1 0 1 0 0,-1 0-1 0 0,1 1 1 0 0,-1-1 0 0 0,1 0-1 0 0,-1 0 1 0 0,1 1-1 0 0,-2 0 1 0 0,-13 4-18 0 0,0 1 0 0 0,0 1 1 0 0,0 0-1 0 0,1 1 0 0 0,-16 12 0 0 0,26-16 81 0 0,-1 0 0 0 0,2 0 0 0 0,-1 0 0 0 0,0 1 0 0 0,1 0 1 0 0,0 0-1 0 0,0 0 0 0 0,1 0 0 0 0,-1 0 0 0 0,1 1 0 0 0,0 0 0 0 0,1 0 0 0 0,-1 0 0 0 0,1 0 0 0 0,0 0 0 0 0,1 0 0 0 0,-2 9 0 0 0,3-10-43 0 0,-1-1 0 0 0,2 1 0 0 0,-1-1 0 0 0,0 1 0 0 0,1-1 0 0 0,0 1-1 0 0,0-1 1 0 0,0 0 0 0 0,1 1 0 0 0,-1-1 0 0 0,1 0 0 0 0,0 0 0 0 0,0 0 0 0 0,4 5 0 0 0,-1-3-13 0 0,0 1-1 0 0,0-1 1 0 0,1 0 0 0 0,0 0 0 0 0,0-1 0 0 0,1 0 0 0 0,11 8 0 0 0,-10-9 30 0 0,-1 1 0 0 0,0-1 0 0 0,1-1 0 0 0,0 0 0 0 0,-1 0 1 0 0,1 0-1 0 0,1-1 0 0 0,-1 0 0 0 0,0-1 0 0 0,0 1 0 0 0,1-2 0 0 0,-1 1 0 0 0,1-1 0 0 0,-1-1 0 0 0,0 1 0 0 0,14-4 0 0 0,-13 1 19 0 0,0 0 0 0 0,0 0-1 0 0,-1-1 1 0 0,1-1 0 0 0,-1 1-1 0 0,0-1 1 0 0,0-1 0 0 0,0 0-1 0 0,-1 0 1 0 0,0 0 0 0 0,0-1-1 0 0,-1 0 1 0 0,1 0-1 0 0,-1-1 1 0 0,-1 1 0 0 0,0-1-1 0 0,0-1 1 0 0,0 1 0 0 0,-1-1-1 0 0,-1 1 1 0 0,6-18 0 0 0,3-2 566 0 0,-23 48-322 0 0,9-18-301 0 0,1 1 0 0 0,0 0 1 0 0,-1 0-1 0 0,1-1 0 0 0,0 1 0 0 0,0 0 1 0 0,1 0-1 0 0,-1 0 0 0 0,1 0 0 0 0,-1 0 1 0 0,1 0-1 0 0,0 0 0 0 0,0 0 0 0 0,1 5 1 0 0,-1-8 0 0 0,0-1 0 0 0,0 1 0 0 0,0 0 0 0 0,0 0 0 0 0,0 0 0 0 0,0 0 0 0 0,-1 0 0 0 0,1 0 0 0 0,0 0 0 0 0,0 0 0 0 0,0 0-1 0 0,0 0 1 0 0,0 0 0 0 0,0 0 0 0 0,0 0 0 0 0,0 0 0 0 0,0 0 0 0 0,0 0 0 0 0,0 0 0 0 0,0 0 0 0 0,0 0 0 0 0,0 0 0 0 0,0 0 0 0 0,0 0 0 0 0,0 0 0 0 0,0 0 0 0 0,-1 0 0 0 0,1 0 0 0 0,0 0 0 0 0,0 0 0 0 0,0 0 0 0 0,0 0 0 0 0,0 0 0 0 0,0 0 0 0 0,9 36 2 0 0,-9-36 0 0 0,0 1 0 0 0,0 0 0 0 0,0-1-1 0 0,0 1 1 0 0,0-1 0 0 0,1 1 0 0 0,-1 0 0 0 0,0-1 0 0 0,0 1 0 0 0,0-1 0 0 0,1 1-1 0 0,-1-1 1 0 0,0 1 0 0 0,0-1 0 0 0,1 1 0 0 0,-1-1 0 0 0,0 1 0 0 0,1-1 0 0 0,-1 1-1 0 0,1-1 1 0 0,-1 1 0 0 0,1-1 0 0 0,-1 0 0 0 0,1 1 0 0 0,-1-1 0 0 0,1 0 0 0 0,-1 0-1 0 0,1 1 1 0 0,-1-1 0 0 0,1 0 0 0 0,-1 0 0 0 0,2 1 0 0 0,5 1 24 0 0,-1 1-15 0 0,-4-1-3 0 0,0-1 0 0 0,0 0-1 0 0,0 0 1 0 0,0 0-1 0 0,0 0 1 0 0,0-1 0 0 0,0 1-1 0 0,0 0 1 0 0,0-1-1 0 0,0 0 1 0 0,4 1 0 0 0,-2-1 6 0 0,-1-1 1 0 0,1 0 0 0 0,-1 1 0 0 0,1-1 0 0 0,-1-1-1 0 0,0 1 1 0 0,1 0 0 0 0,-1-1 0 0 0,0 0 0 0 0,0 0 0 0 0,0 1-1 0 0,0-2 1 0 0,0 1 0 0 0,0 0 0 0 0,-1-1 0 0 0,1 1-1 0 0,3-6 1 0 0,2-3 48 0 0,0 0 0 0 0,-1 0-1 0 0,9-18 1 0 0,-15 28-59 0 0,-1 1 0 0 0,0 0 0 0 0,1 0 0 0 0,-1 0 0 0 0,0-1 0 0 0,1 1 0 0 0,-1 0-1 0 0,0 0 1 0 0,1 0 0 0 0,-1 0 0 0 0,1 0 0 0 0,-1 0 0 0 0,0 0 0 0 0,1 0 0 0 0,-1 0 0 0 0,1 0 0 0 0,-1 0 0 0 0,0 0 0 0 0,1 0 0 0 0,-1 0 0 0 0,0 0 0 0 0,1 0-1 0 0,-1 0 1 0 0,1 0 0 0 0,-1 1 0 0 0,0-1 0 0 0,1 0 0 0 0,-1 0 0 0 0,0 0 0 0 0,1 1 0 0 0,-1-1 0 0 0,1 1 0 0 0,15 10 220 0 0,-11-8-150 0 0,16 12 108 0 0,-20-14-176 0 0,1 0 0 0 0,-1 0 0 0 0,1 1 0 0 0,0-1 0 0 0,-1 0 0 0 0,1 0 0 0 0,0-1 0 0 0,0 1 1 0 0,-1 0-1 0 0,1 0 0 0 0,3 0 0 0 0,14 9 241 0 0,-16-8-777 0 0,0 1 0 0 0,0-1 1 0 0,0 0-1 0 0,1-1 1 0 0,-1 1-1 0 0,0-1 0 0 0,7 3 1 0 0,16 2-598 0 0,-20-4-110 0 0</inkml:trace>
+  <inkml:trace contextRef="#ctx0" brushRef="#br0" timeOffset="2280.99">1565 26 4089 0 0,'0'0'1209'0'0,"0"0"-1132"0"0,0 0-1 0 0,0 0 1 0 0,0-1-1 0 0,0 1 1 0 0,0 0 0 0 0,0 0-1 0 0,0 0 1 0 0,0 0-1 0 0,0-1 1 0 0,0 1-1 0 0,0 0 1 0 0,0 0-1 0 0,0 0 1 0 0,0 0-1 0 0,0 0 1 0 0,0-1-1 0 0,0 1 1 0 0,-1 0-1 0 0,1 0 1 0 0,0 0-1 0 0,0 0 1 0 0,0 0-1 0 0,0 0 1 0 0,0 0-1 0 0,0-1 1 0 0,0 1-1 0 0,0 0 1 0 0,-1 0-1 0 0,1 0 1 0 0,0 0-1 0 0,0 0 1 0 0,0 0-1 0 0,0 0 1 0 0,0 0-1 0 0,-1 0 1 0 0,1 0-1 0 0,0 0 1 0 0,0 0-1 0 0,0 0 1 0 0,0 0-1 0 0,0 0 1 0 0,-1 0-1 0 0,1 0 1 0 0,0 0-1 0 0,0 0 1 0 0,0 0-1 0 0,0 0 1 0 0,0 0-1 0 0,-1 0 1 0 0,1 0-1 0 0,0 0 1 0 0,0 0-1 0 0,0 0 1 0 0,0 0-1 0 0,0 0 1 0 0,-1 0-1 0 0,-1 5-10 0 0,-1 0-1 0 0,1 1 0 0 0,0-1 1 0 0,1 0-1 0 0,-1 0 1 0 0,1 1-1 0 0,0-1 0 0 0,1 1 1 0 0,-1-1-1 0 0,1 7 0 0 0,3 67 129 0 0,-2-49-157 0 0,4 73-83 0 0,21 127 0 0 0,-23-221-74 0 0,0 3-3773 0 0</inkml:trace>
+  <inkml:trace contextRef="#ctx0" brushRef="#br0" timeOffset="2798.33">1444 424 2192 0 0,'0'0'112'0'0,"-1"0"0"0"0,1 0 0 0 0,0-1-1 0 0,-1 1 1 0 0,1 0 0 0 0,0 0 0 0 0,0-1-1 0 0,-1 1 1 0 0,1 0 0 0 0,0-1 0 0 0,0 1-1 0 0,-1 0 1 0 0,1-1 0 0 0,0 1-1 0 0,0 0 1 0 0,0-1 0 0 0,0 1 0 0 0,-1-1-1 0 0,1 1 1 0 0,0 0 0 0 0,0-1 0 0 0,0 1-1 0 0,0-1 1 0 0,0 1 0 0 0,0-1 0 0 0,0 1-1 0 0,0 0 1 0 0,0-1 0 0 0,0 1-1 0 0,0-1 1 0 0,1 1 0 0 0,-1 0 0 0 0,0-1-1 0 0,0 1 1 0 0,0-1 0 0 0,0 1 0 0 0,1 0-1 0 0,-1-1 1 0 0,0 1 0 0 0,0 0 0 0 0,1-1-1 0 0,-1 1 1 0 0,0 0 0 0 0,1 0-1 0 0,-1-1 1 0 0,12-18 1969 0 0,25-6-1791 0 0,-37 24-276 0 0,0 1-1 0 0,0 0 0 0 0,1-1 0 0 0,-1 1 0 0 0,0 0 0 0 0,1-1 0 0 0,-1 1 0 0 0,0 0 1 0 0,1-1-1 0 0,-1 1 0 0 0,1 0 0 0 0,-1 0 0 0 0,1-1 0 0 0,-1 1 0 0 0,0 0 0 0 0,1 0 1 0 0,-1 0-1 0 0,1 0 0 0 0,-1 0 0 0 0,1-1 0 0 0,-1 1 0 0 0,1 0 0 0 0,-1 0 0 0 0,1 0 1 0 0,-1 0-1 0 0,1 0 0 0 0,-1 1 0 0 0,1-1 0 0 0,-1 0 0 0 0,1 0 0 0 0,-1 0 0 0 0,1 0 1 0 0,-1 0-1 0 0,0 1 0 0 0,1-1 0 0 0,-1 0 0 0 0,1 0 0 0 0,-1 1 0 0 0,0-1 0 0 0,1 0 1 0 0,-1 1-1 0 0,0-1 0 0 0,1 1 0 0 0,6 5 43 0 0,3 2-14 0 0,1-1 0 0 0,-1 0 1 0 0,1-1-1 0 0,19 8 0 0 0,-26-13-198 0 0,0 0 1 0 0,0 1-1 0 0,0-2 1 0 0,0 1-1 0 0,0 0 0 0 0,0-1 1 0 0,0 0-1 0 0,0 0 1 0 0,0 0-1 0 0,1 0 1 0 0,-1-1-1 0 0,0 1 0 0 0,0-1 1 0 0,0 0-1 0 0,0-1 1 0 0,0 1-1 0 0,0-1 0 0 0,-1 1 1 0 0,8-5-1 0 0,5-6-909 0 0,-7 6 943 0 0</inkml:trace>
+  <inkml:trace contextRef="#ctx0" brushRef="#br0" timeOffset="3356.09">1840 346 3401 0 0,'0'0'3806'0'0,"-2"3"-3743"0"0,-1 3-50 0 0,0 1 0 0 0,0-1 0 0 0,0 1 0 0 0,0 0 0 0 0,1 0 0 0 0,1 0 0 0 0,-1 0 0 0 0,1 0 0 0 0,-1 12 1 0 0,2-14-7 0 0,-1 0 0 0 0,1 0 0 0 0,0 0 0 0 0,0 1 0 0 0,1-1 0 0 0,-1 0 0 0 0,1 0 0 0 0,1 0 0 0 0,-1 0 0 0 0,1 0 0 0 0,-1 0 0 0 0,1 0 0 0 0,1-1 0 0 0,4 9 0 0 0,-6-11 12 0 0,1 0 0 0 0,0-1 0 0 0,-1 1 0 0 0,1-1 0 0 0,0 1 0 0 0,0-1 1 0 0,0 0-1 0 0,-1 0 0 0 0,1 0 0 0 0,0 0 0 0 0,1 0 0 0 0,-1 0 0 0 0,0 0 1 0 0,0-1-1 0 0,0 1 0 0 0,0-1 0 0 0,1 0 0 0 0,-1 0 0 0 0,5 0 642 0 0,-10-26 1203 0 0,4 24-1851 0 0,-1 0-1 0 0,0 0 0 0 0,-1 0 1 0 0,1 0-1 0 0,0 0 1 0 0,0 0-1 0 0,-1 0 1 0 0,1 0-1 0 0,-1 0 0 0 0,0 1 1 0 0,0-1-1 0 0,-1-3 1 0 0,-2 0 71 0 0,0 0 1 0 0,-1 0 0 0 0,1 0 0 0 0,-1 1 0 0 0,0 0 0 0 0,0 0 0 0 0,-7-5 0 0 0,6 6-43 0 0,0-3 62 0 0,7 2-115 0 0,1 1 0 0 0,0-1 0 0 0,0 1 0 0 0,0 0 0 0 0,0-1 0 0 0,0 1 0 0 0,1 0-1 0 0,0 1 1 0 0,-1-1 0 0 0,1 0 0 0 0,0 1 0 0 0,0-1 0 0 0,1 1 0 0 0,-1 0 0 0 0,4-2 0 0 0,7-2-23 0 0,0 0 1 0 0,0 1-1 0 0,1 0 1 0 0,-1 2 0 0 0,1-1-1 0 0,18 0 1 0 0,41-12-3622 0 0,-67 15 2699 0 0,-1 1-138 0 0</inkml:trace>
+  <inkml:trace contextRef="#ctx0" brushRef="#br0" timeOffset="3740.67">2229 335 4217 0 0,'0'0'95'0'0,"0"-1"-1"0"0,0 1 1 0 0,0 0 0 0 0,0-1 0 0 0,1 1-1 0 0,-1 0 1 0 0,0 0 0 0 0,0-1-1 0 0,0 1 1 0 0,0 0 0 0 0,1-1 0 0 0,-1 1-1 0 0,0 0 1 0 0,0 0 0 0 0,1-1 0 0 0,-1 1-1 0 0,0 0 1 0 0,0 0 0 0 0,1 0-1 0 0,-1 0 1 0 0,0-1 0 0 0,1 1 0 0 0,-1 0-1 0 0,0 0 1 0 0,1 0 0 0 0,-1 0 0 0 0,0 0-1 0 0,1 0 1 0 0,-1 0 0 0 0,0 0-1 0 0,1 0 1 0 0,-1 0 0 0 0,0 0 0 0 0,1 0-1 0 0,0 0 1 0 0,8 10 1419 0 0,2 19-612 0 0,-8 20-538 0 0,-3-42-416 0 0,0 0 0 0 0,0 0 0 0 0,0-1 0 0 0,1 1 0 0 0,0 0 0 0 0,0 0 0 0 0,1-1 0 0 0,0 1 0 0 0,0-1 0 0 0,0 0 0 0 0,1 1 0 0 0,0-1 0 0 0,0 0 0 0 0,5 7 0 0 0,-6-10-558 0 0,1 1-319 0 0</inkml:trace>
+  <inkml:trace contextRef="#ctx0" brushRef="#br0" timeOffset="3921.31">2292 212 3929 0 0,'-1'-2'370'0'0,"0"0"1"0"0,0 0-1 0 0,0 0 0 0 0,0 0 1 0 0,0 0-1 0 0,1 0 1 0 0,-1 0-1 0 0,1 0 1 0 0,0-1-1 0 0,-1 1 0 0 0,1-4 1 0 0,0 6-415 0 0</inkml:trace>
+  <inkml:trace contextRef="#ctx0" brushRef="#br0" timeOffset="5174.93">2503 367 1624 0 0,'0'0'4464'0'0,"2"2"-4200"0"0,1 0-1 0 0,-1 0 1 0 0,0 0-1 0 0,1 0 1 0 0,-1-1 0 0 0,1 1-1 0 0,0-1 1 0 0,5 2-1 0 0,-3-1-237 0 0,1-1-1 0 0,0 1 0 0 0,0-2 0 0 0,0 1 0 0 0,0-1 0 0 0,0 0 0 0 0,1 0 0 0 0,-1 0 0 0 0,0-1 0 0 0,0 0 0 0 0,0 0 0 0 0,9-4 0 0 0,-9 2-2 0 0,1 0-1 0 0,-1-1 1 0 0,0 0 0 0 0,0 0 0 0 0,9-9-1 0 0,-14 12-17 0 0,0-1 0 0 0,1 1-1 0 0,-1 0 1 0 0,0-1-1 0 0,0 1 1 0 0,0 0-1 0 0,-1-1 1 0 0,1 0-1 0 0,0 1 1 0 0,0-1 0 0 0,-1 1-1 0 0,1-1 1 0 0,-1 0-1 0 0,1 1 1 0 0,-1-1-1 0 0,0 0 1 0 0,0 1 0 0 0,0-1-1 0 0,0 0 1 0 0,0 0-1 0 0,0 1 1 0 0,0-1-1 0 0,-1 0 1 0 0,1 1-1 0 0,0-1 1 0 0,-1 0 0 0 0,1 1-1 0 0,-1-1 1 0 0,-1-2-1 0 0,1 2-3 0 0,-1 1 0 0 0,1-1 0 0 0,0 1 0 0 0,0 0 0 0 0,-1 0 0 0 0,1-1 0 0 0,-1 1 0 0 0,1 0 0 0 0,-1 0 0 0 0,0 0 0 0 0,1 1 0 0 0,-1-1 0 0 0,0 0 0 0 0,1 1-1 0 0,-1-1 1 0 0,0 1 0 0 0,0-1 0 0 0,0 1 0 0 0,1 0 0 0 0,-1 0 0 0 0,0 0 0 0 0,0 0 0 0 0,0 0 0 0 0,0 0 0 0 0,1 0 0 0 0,-1 1 0 0 0,0-1 0 0 0,0 1 0 0 0,0-1 0 0 0,1 1 0 0 0,-4 1 0 0 0,0 0 3 0 0,0 0 1 0 0,0 1 0 0 0,0 0-1 0 0,0-1 1 0 0,0 1 0 0 0,0 1-1 0 0,1-1 1 0 0,0 1 0 0 0,-5 5 0 0 0,-11 12 13 0 0,18-19 18 0 0,0 0-1 0 0,0 0 0 0 0,0-1 1 0 0,0 2-1 0 0,0-1 1 0 0,1 0-1 0 0,-1 0 1 0 0,1 1-1 0 0,-1-1 1 0 0,1 0-1 0 0,0 1 1 0 0,0-1-1 0 0,0 1 1 0 0,0 0-1 0 0,0-1 0 0 0,1 1 1 0 0,-1 0-1 0 0,1 0 1 0 0,0-1-1 0 0,0 1 1 0 0,0 0-1 0 0,0 0 1 0 0,1 4-1 0 0,-1-3-8 0 0,0 0-1 0 0,1 0 1 0 0,0 0 0 0 0,0 0-1 0 0,0 0 1 0 0,0 0-1 0 0,1 0 1 0 0,-1 0 0 0 0,1-1-1 0 0,0 1 1 0 0,0-1 0 0 0,1 1-1 0 0,-1-1 1 0 0,0 0-1 0 0,1 0 1 0 0,0 0 0 0 0,0 0-1 0 0,0 0 1 0 0,0-1 0 0 0,0 1-1 0 0,1-1 1 0 0,-1 0-1 0 0,1 0 1 0 0,0 0 0 0 0,4 1-1 0 0,1 2-24 0 0,0-1 1 0 0,0 0-1 0 0,1 0 0 0 0,-1-1 0 0 0,1 0 0 0 0,0-1 0 0 0,0 0 0 0 0,0-1 1 0 0,0 0-1 0 0,0 0 0 0 0,0-1 0 0 0,0-1 0 0 0,0 1 0 0 0,0-2 1 0 0,0 1-1 0 0,0-2 0 0 0,14-4 0 0 0,-22 7 6 0 0,-1-1 1 0 0,1 0-1 0 0,-1 1 1 0 0,1-1-1 0 0,-1 0 1 0 0,0 0-1 0 0,1 0 1 0 0,-1 0-1 0 0,0 0 0 0 0,1-1 1 0 0,-1 1-1 0 0,0 0 1 0 0,0-1-1 0 0,0 1 1 0 0,0 0-1 0 0,-1-1 1 0 0,1 1-1 0 0,0-1 0 0 0,0 0 1 0 0,-1 1-1 0 0,1-1 1 0 0,-1 1-1 0 0,0-1 1 0 0,1 0-1 0 0,-1 0 1 0 0,0 1-1 0 0,0-1 0 0 0,0 0 1 0 0,0 1-1 0 0,0-1 1 0 0,-1 0-1 0 0,1 1 1 0 0,0-1-1 0 0,-1 0 1 0 0,1 1-1 0 0,-1-1 0 0 0,0 1 1 0 0,1-1-1 0 0,-1 1 1 0 0,0-1-1 0 0,0 1 1 0 0,0-1-1 0 0,0 1 1 0 0,0 0-1 0 0,0-1 0 0 0,0 1 1 0 0,-1 0-1 0 0,1 0 1 0 0,0 0-1 0 0,-2-1 1 0 0,2 1 18 0 0,0 0 0 0 0,0 0 0 0 0,1 0 0 0 0,-1 0 0 0 0,0-1 0 0 0,1 1 0 0 0,-1 0-1 0 0,1 0 1 0 0,0 0 0 0 0,-1-1 0 0 0,1 1 0 0 0,0 0 0 0 0,0-1 0 0 0,0 1 0 0 0,0 0 0 0 0,0 0 0 0 0,0-1 0 0 0,0 1 0 0 0,0 0 0 0 0,1-1 0 0 0,-1 1 0 0 0,0 0 0 0 0,1 0 0 0 0,-1-1 0 0 0,1 1 0 0 0,-1 0 0 0 0,1 0 0 0 0,0 0 0 0 0,-1 0 0 0 0,1 0 0 0 0,0 0 0 0 0,0 0 0 0 0,0 0 0 0 0,0 0 0 0 0,2-1 0 0 0,-1 0-47 0 0,1 1 0 0 0,-1 1 0 0 0,1-1 1 0 0,-1 0-1 0 0,1 0 0 0 0,-1 1 1 0 0,1 0-1 0 0,0-1 0 0 0,-1 1 0 0 0,1 0 1 0 0,0 0-1 0 0,-1 1 0 0 0,1-1 1 0 0,-1 0-1 0 0,1 1 0 0 0,0-1 0 0 0,-1 1 1 0 0,1 0-1 0 0,-1 0 0 0 0,0 0 1 0 0,1 0-1 0 0,3 3 0 0 0,-2-2-109 0 0,1 0 0 0 0,0 0 0 0 0,-1-1 0 0 0,1 1 0 0 0,0-1-1 0 0,0 0 1 0 0,0-1 0 0 0,0 1 0 0 0,0-1 0 0 0,0 0 0 0 0,5-1 0 0 0,33-9-4310 0 0,-35 8 3159 0 0</inkml:trace>
+  <inkml:trace contextRef="#ctx0" brushRef="#br0" timeOffset="5981.97">3170 36 5377 0 0,'-8'-3'4857'0'0,"-2"11"-3287"0"0,1 14-1849 0 0,7 12 244 0 0,1 0 0 0 0,2-1 0 0 0,1 1 0 0 0,1 0 0 0 0,2-1 0 0 0,2 0 0 0 0,0 0 0 0 0,3 0-1 0 0,15 36 1 0 0,-23-57-192 0 0,-11-19-139 0 0,-8-7 219 0 0,-11-8 149 0 0,22 18 3 0 0,3 2-2 0 0,-4 2 7 0 0,-2-3 1 0 0,0 1 0 0 0,1 0 0 0 0,-1 1 0 0 0,0 0 0 0 0,0 0 0 0 0,0 1 0 0 0,0 0 0 0 0,0 1 0 0 0,-10 1 0 0 0,19-1 402 0 0,7-2 74 0 0,26 0-139 0 0,33-7 1 0 0,-56 6-838 0 0,-1 0 0 0 0,1 0 0 0 0,0-1 0 0 0,-1-1 0 0 0,1 0-1 0 0,-1 0 1 0 0,0 0 0 0 0,9-7 0 0 0,-11 6 249 0 0,0 0-326 0 0</inkml:trace>
+  <inkml:trace contextRef="#ctx0" brushRef="#br0" timeOffset="6556.61">3575 1 1816 0 0,'0'0'7770'0'0,"0"11"-6007"0"0,1 12-1488 0 0,0 0 0 0 0,-5 38 0 0 0,1-35-254 0 0,2 0-1 0 0,2 36 1 0 0,3 13-82 0 0,-5-56 3 0 0,2 0 0 0 0,0-1 1 0 0,1 1-1 0 0,1 0 0 0 0,1-1 1 0 0,0 1-1 0 0,9 19 0 0 0,-8-28-191 0 0,3 5-356 0 0,-6-8-3797 0 0</inkml:trace>
+  <inkml:trace contextRef="#ctx0" brushRef="#br0" timeOffset="7116.94">3726 736 1048 0 0,'0'0'150'0'0,"-18"-13"6504"0"0,-10 9-6188 0 0,21 2-374 0 0,0 0 173 0 0,-6 8 1065 0 0,3-1-1239 0 0,0 1 0 0 0,1 0 0 0 0,0 1 0 0 0,0 0 0 0 0,0 0 0 0 0,1 1-1 0 0,0 0 1 0 0,0 0 0 0 0,-10 16 0 0 0,18-23-89 0 0,-1-1 0 0 0,1 1 0 0 0,0-1 0 0 0,0 0 0 0 0,-1 1 0 0 0,1-1-1 0 0,0 1 1 0 0,0 0 0 0 0,0-1 0 0 0,-1 1 0 0 0,1-1 0 0 0,0 1 0 0 0,0-1 0 0 0,0 1 0 0 0,0-1-1 0 0,0 1 1 0 0,0-1 0 0 0,0 1 0 0 0,0 0 0 0 0,0-1 0 0 0,0 1 0 0 0,1-1 0 0 0,-1 1-1 0 0,0-1 1 0 0,0 1 0 0 0,0-1 0 0 0,1 1 0 0 0,-1-1 0 0 0,0 1 0 0 0,1 0 0 0 0,16 2 129 0 0,20-11 87 0 0,-36 8-216 0 0,5-3 27 0 0,0 1 1 0 0,0-1-1 0 0,0 0 1 0 0,-1-1-1 0 0,1 1 0 0 0,8-8 1 0 0,-12 9-11 0 0,0 1 1 0 0,0-1-1 0 0,0 0 1 0 0,-1 1-1 0 0,1-1 1 0 0,0 0 0 0 0,-1 0-1 0 0,0 0 1 0 0,1 0-1 0 0,-1 0 1 0 0,0-1-1 0 0,0 1 1 0 0,0 0-1 0 0,0-1 1 0 0,0 1-1 0 0,-1 0 1 0 0,1-1-1 0 0,-1 1 1 0 0,1-1-1 0 0,-1-3 1 0 0,0 6-11 0 0,0 0 0 0 0,0-1 0 0 0,-1 1 1 0 0,1 0-1 0 0,0-1 0 0 0,0 1 0 0 0,0 0 0 0 0,0-1 0 0 0,0 1 1 0 0,-1 0-1 0 0,1-1 0 0 0,0 1 0 0 0,0 0 0 0 0,-1 0 1 0 0,1-1-1 0 0,0 1 0 0 0,0 0 0 0 0,-1 0 0 0 0,1 0 0 0 0,0-1 1 0 0,-1 1-1 0 0,1 0 0 0 0,0 0 0 0 0,-1 0 0 0 0,1 0 0 0 0,0 0 1 0 0,-1 0-1 0 0,1 0 0 0 0,0 0 0 0 0,-1-1 0 0 0,1 1 1 0 0,0 0-1 0 0,-1 0 0 0 0,1 1 0 0 0,0-1 0 0 0,-1 0 0 0 0,1 0 1 0 0,0 0-1 0 0,-1 0 0 0 0,1 0 0 0 0,-23 9 22 0 0,-11 6-42 0 0,33-14 7 0 0,3-1-1 0 0,-4 4-43 0 0,1-4 48 0 0,1 1 0 0 0,0-1 1 0 0,-1 0-1 0 0,1 0 0 0 0,0 1 0 0 0,0-1 0 0 0,-1 0 1 0 0,1 1-1 0 0,0-1 0 0 0,0 0 0 0 0,-1 1 0 0 0,1-1 1 0 0,0 0-1 0 0,0 1 0 0 0,0-1 0 0 0,0 0 0 0 0,-1 1 0 0 0,1-1 1 0 0,0 1-1 0 0,0-1 0 0 0,0 0 0 0 0,0 1 0 0 0,0-1 1 0 0,0 1-1 0 0,0-1 0 0 0,0 1 0 0 0,0-1 0 0 0,0 0 0 0 0,0 1 1 0 0,0-1-1 0 0,1 1 0 0 0,-1-1 0 0 0,0 0 0 0 0,0 1 1 0 0,0-1-1 0 0,1 0 0 0 0,-1 1 0 0 0,0-1 0 0 0,0 0 1 0 0,1 1-1 0 0,-1-1 0 0 0,0 0 0 0 0,0 1 0 0 0,1-1 0 0 0,-1 0 1 0 0,0 0-1 0 0,1 1 0 0 0,-1-1 0 0 0,0 0 0 0 0,1 0 1 0 0,-1 0-1 0 0,1 0 0 0 0,-1 0 0 0 0,0 1 0 0 0,1-1 1 0 0,-1 0-1 0 0,1 0 0 0 0,-1 0 0 0 0,0 0 0 0 0,1 0 0 0 0,0 0 1 0 0,2 0 3 0 0,0 0 1 0 0,-1 0-1 0 0,1 0 1 0 0,0 0-1 0 0,0-1 1 0 0,-1 1-1 0 0,1-1 1 0 0,0 0-1 0 0,-1 1 1 0 0,1-1-1 0 0,-1-1 1 0 0,1 1-1 0 0,-1 0 1 0 0,1 0-1 0 0,-1-1 1 0 0,0 1-1 0 0,0-1 1 0 0,1 0-1 0 0,-1 0 1 0 0,0 0-1 0 0,-1 0 1 0 0,1 0-1 0 0,0 0 1 0 0,-1 0-1 0 0,1-1 1 0 0,-1 1-1 0 0,0-1 1 0 0,1 1-1 0 0,-1-1 1 0 0,0 1-1 0 0,-1-1 1 0 0,1 0-1 0 0,0-4 1 0 0,-1 7-16 0 0,0-1 0 0 0,0 1 1 0 0,0-1-1 0 0,0 1 0 0 0,0-1 0 0 0,0 1 0 0 0,0-1 1 0 0,0 1-1 0 0,0-1 0 0 0,0 1 0 0 0,0-1 0 0 0,0 1 1 0 0,-1-1-1 0 0,1 1 0 0 0,0-1 0 0 0,0 1 0 0 0,-1 0 1 0 0,1-1-1 0 0,0 1 0 0 0,-1-1 0 0 0,1 1 1 0 0,0 0-1 0 0,-1-1 0 0 0,1 1 0 0 0,-1 0 0 0 0,1-1 1 0 0,0 1-1 0 0,-1 0 0 0 0,1 0 0 0 0,-1-1 0 0 0,-17 3-1171 0 0,-17 17-3193 0 0,27-12 2680 0 0</inkml:trace>
+  <inkml:trace contextRef="#ctx0" brushRef="#br0" timeOffset="8040.3">3146 323 288 0 0,'0'0'1288'0'0,"-9"-7"3628"0"0,8 14-4679 0 0,-1-1 0 0 0,1 0 0 0 0,0 0 0 0 0,1 0 0 0 0,0 10 0 0 0,0-9-159 0 0,-2 3 18 0 0,0 5 19 0 0,0-1-1 0 0,1 0 0 0 0,1 20 0 0 0,1-29-91 0 0,-1 0 0 0 0,2 0 1 0 0,-1 0-1 0 0,0 0 0 0 0,1 0 0 0 0,0 0 0 0 0,0 0 1 0 0,1 0-1 0 0,-1-1 0 0 0,1 1 0 0 0,6 7 0 0 0,-4-6 0 0 0,-1 0 0 0 0,0 1 0 0 0,-1-1 0 0 0,0 1 0 0 0,0 0 0 0 0,0 0 0 0 0,2 10 0 0 0,-4-13-14 0 0,0 0 0 0 0,0 0 1 0 0,-1 0-1 0 0,1 0 0 0 0,-1 0 0 0 0,0 0 0 0 0,0 0 0 0 0,0 0 1 0 0,0 0-1 0 0,-1 0 0 0 0,0 0 0 0 0,0 0 0 0 0,0 0 1 0 0,0 0-1 0 0,-3 5 0 0 0,-9-6 270 0 0</inkml:trace>
+</inkml:ink>
+</file>
+
+<file path=customXml/item3.xml><?xml version="1.0" encoding="utf-8"?>
+<p:properties xmlns:p="http://schemas.microsoft.com/office/2006/metadata/properties" xmlns:xsi="http://www.w3.org/2001/XMLSchema-instance" xmlns:pc="http://schemas.microsoft.com/office/infopath/2007/PartnerControls">
+  <documentManagement/>
+</p:properties>
+</file>
+
+<file path=customXml/item4.xml><?xml version="1.0" encoding="utf-8"?>
+<b:Sources xmlns:b="http://schemas.openxmlformats.org/officeDocument/2006/bibliography" xmlns="http://schemas.openxmlformats.org/officeDocument/2006/bibliography" SelectedStyle="\APASixthEditionOfficeOnline.xsl" StyleName="APA" Version="6">
+  <b:Source>
+    <b:Tag>Ric17</b:Tag>
+    <b:SourceType>ArticleInAPeriodical</b:SourceType>
+    <b:Guid>{BBCE18EC-6D82-4F83-B9E5-AE18A37CB371}</b:Guid>
+    <b:Author>
+      <b:Author>
+        <b:NameList>
+          <b:Person>
+            <b:Last>Walter</b:Last>
+            <b:First>Richard</b:First>
+          </b:Person>
+        </b:NameList>
+      </b:Author>
+    </b:Author>
+    <b:Title>Netzwerktechnik und die Wichtigkeit in einer mordernen Gesellschaft</b:Title>
+    <b:Year>2017</b:Year>
+    <b:Pages>15-18</b:Pages>
+    <b:PeriodicalTitle>Zeitschrift für Technik Nr. 2</b:PeriodicalTitle>
+    <b:Month>März</b:Month>
+    <b:RefOrder>2</b:RefOrder>
+  </b:Source>
+  <b:Source>
+    <b:Tag>Lux</b:Tag>
+    <b:SourceType>InternetSite</b:SourceType>
+    <b:Guid>{6D23B1A0-C6E5-4919-9A01-7DED1C3E53B9}</b:Guid>
+    <b:Title>Luxonis</b:Title>
+    <b:LCID>de-DE</b:LCID>
+    <b:Author>
+      <b:Author>
+        <b:Corporate>Luxonis</b:Corporate>
+      </b:Author>
+    </b:Author>
+    <b:URL>https://www.luxonis.com</b:URL>
+    <b:RefOrder>1</b:RefOrder>
+  </b:Source>
+</b:Sources>
+</file>
+
+<file path=customXml/item5.xml><?xml version="1.0" encoding="utf-8"?>
+<inkml:ink xmlns:inkml="http://www.w3.org/2003/InkML">
+  <inkml:definitions>
+    <inkml:context xml:id="ctx0">
+      <inkml:inkSource xml:id="inkSrc0">
+        <inkml:traceFormat>
+          <inkml:channel name="X" type="integer" min="-2.14748E9" max="2.14748E9" units="cm"/>
+          <inkml:channel name="Y" type="integer" min="-2.14748E9" max="2.14748E9" units="cm"/>
+          <inkml:channel name="F" type="integer" max="32767" units="dev"/>
+          <inkml:channel name="OA" type="integer" max="360" units="deg"/>
+          <inkml:channel name="OE" type="integer" max="90" units="deg"/>
+        </inkml:traceFormat>
+        <inkml:channelProperties>
+          <inkml:channelProperty channel="X" name="resolution" value="1000" units="1/cm"/>
+          <inkml:channelProperty channel="Y" name="resolution" value="1000" units="1/cm"/>
+          <inkml:channelProperty channel="F" name="resolution" value="0" units="1/dev"/>
+          <inkml:channelProperty channel="OA" name="resolution" value="1000" units="1/deg"/>
+          <inkml:channelProperty channel="OE" name="resolution" value="1000" units="1/deg"/>
+        </inkml:channelProperties>
+      </inkml:inkSource>
+      <inkml:timestamp xml:id="ts0" timeString="2025-06-10T16:08:50.568"/>
+    </inkml:context>
+    <inkml:brush xml:id="br0">
+      <inkml:brushProperty name="width" value="0.05" units="cm"/>
+      <inkml:brushProperty name="height" value="0.05" units="cm"/>
+      <inkml:brushProperty name="color" value="#E71224"/>
+    </inkml:brush>
+  </inkml:definitions>
+  <inkml:trace contextRef="#ctx0" brushRef="#br0">1236 239 3217 0 0,'-18'-44'2449'0'0,"11"24"-2251"0"0,-2 1 0 0 0,-14-27 0 0 0,19 39-210 0 0,-1 0 0 0 0,0 1-1 0 0,0 0 1 0 0,-1-1 0 0 0,0 2 0 0 0,0-1-1 0 0,0 1 1 0 0,0 0 0 0 0,-14-8-1 0 0,8 6-57 0 0,-1 1 0 0 0,1 1 1 0 0,-1 0-1 0 0,0 0 0 0 0,0 1 0 0 0,0 1 0 0 0,0 0 0 0 0,-1 1 0 0 0,-22-1 0 0 0,19 4-190 0 0,0 0-1 0 0,0 1 1 0 0,0 1-1 0 0,1 0 1 0 0,-1 1-1 0 0,1 1 1 0 0,-21 9-1 0 0,-37 17-295 0 0,-131 76-1 0 0,173-87 985 0 0,0 2 0 0 0,2 1 0 0 0,1 2 0 0 0,1 0 0 0 0,1 2 0 0 0,-28 37 0 0 0,-16 22-328 0 0,-54 78 18 0 0,113-145-112 0 0,0 0 1 0 0,2 1-1 0 0,1 0 0 0 0,0 0 0 0 0,2 1 1 0 0,0 0-1 0 0,-5 27 0 0 0,4 3 6 0 0,3 0-1 0 0,1 0 0 0 0,3 0 1 0 0,2 1-1 0 0,2-1 1 0 0,13 62-1 0 0,-11-89 37 0 0,1-1 0 0 0,2 1 0 0 0,0-1 0 0 0,1-1 0 0 0,1 0 0 0 0,2 0-1 0 0,0-1 1 0 0,1-1 0 0 0,1 0 0 0 0,1 0 0 0 0,25 25 0 0 0,-31-38 8 0 0,1 0 0 0 0,0-1 0 0 0,0 0 0 0 0,1-1-1 0 0,0 0 1 0 0,0 0 0 0 0,0-1 0 0 0,0 0 0 0 0,1-1 0 0 0,-1-1 0 0 0,1 0 0 0 0,23 1 0 0 0,0-2-27 0 0,-1-1 0 0 0,0-2 0 0 0,43-8 0 0 0,15-10 179 0 0,-1-4 0 0 0,111-46 0 0 0,-162 55-168 0 0,0 1-21 0 0,5-1 26 0 0,-2-3-1 0 0,45-23 0 0 0,-67 26 22 0 0,-1 0 0 0 0,0-2-1 0 0,-2 0 1 0 0,0-1 0 0 0,-1-1 0 0 0,0-1 0 0 0,-2 0-1 0 0,22-37 1 0 0,-28 39-39 0 0,0 1 1 0 0,-1-1-1 0 0,-1-1 0 0 0,-1 0 1 0 0,-1 1-1 0 0,0-2 0 0 0,-2 1 0 0 0,0 0 1 0 0,0-25-1 0 0,-2-13 167 0 0,-14-108-1 0 0,10 143-149 0 0,-1 0-1 0 0,0 1 1 0 0,-2-1-1 0 0,-1 1 1 0 0,-1 0-1 0 0,0 1 1 0 0,-1 0-1 0 0,-23-35 0 0 0,22 41 15 0 0,-1 0 0 0 0,0 0-1 0 0,-1 1 1 0 0,-1 0 0 0 0,0 1-1 0 0,0 1 1 0 0,-1 0 0 0 0,-1 1-1 0 0,0 0 1 0 0,0 1 0 0 0,-25-10-1 0 0,15 9-505 0 0,-1 1-1 0 0,0 2 1 0 0,0 0 0 0 0,-49-5-1 0 0,41 10-389 0 0</inkml:trace>
+</inkml:ink>
+</file>
+
 <file path=customXml/item6.xml><?xml version="1.0" encoding="utf-8"?>
 <b:Sources xmlns:b="http://schemas.openxmlformats.org/officeDocument/2006/bibliography" xmlns="http://schemas.openxmlformats.org/officeDocument/2006/bibliography" SelectedStyle="\APASixthEditionOfficeOnline.xsl" StyleName="APA" Version="6">
   <b:Source>
@@ -32366,79 +32292,15 @@
 </file>
 
 <file path=customXml/item7.xml><?xml version="1.0" encoding="utf-8"?>
-<b:Sources xmlns:b="http://schemas.openxmlformats.org/officeDocument/2006/bibliography" xmlns="http://schemas.openxmlformats.org/officeDocument/2006/bibliography" SelectedStyle="\APASixthEditionOfficeOnline.xsl" StyleName="APA" Version="6">
-  <b:Source>
-    <b:Tag>Ric17</b:Tag>
-    <b:SourceType>ArticleInAPeriodical</b:SourceType>
-    <b:Guid>{BBCE18EC-6D82-4F83-B9E5-AE18A37CB371}</b:Guid>
-    <b:Author>
-      <b:Author>
-        <b:NameList>
-          <b:Person>
-            <b:Last>Walter</b:Last>
-            <b:First>Richard</b:First>
-          </b:Person>
-        </b:NameList>
-      </b:Author>
-    </b:Author>
-    <b:Title>Netzwerktechnik und die Wichtigkeit in einer mordernen Gesellschaft</b:Title>
-    <b:Year>2017</b:Year>
-    <b:Pages>15-18</b:Pages>
-    <b:PeriodicalTitle>Zeitschrift für Technik Nr. 2</b:PeriodicalTitle>
-    <b:Month>März</b:Month>
-    <b:RefOrder>2</b:RefOrder>
-  </b:Source>
-  <b:Source>
-    <b:Tag>Lux</b:Tag>
-    <b:SourceType>InternetSite</b:SourceType>
-    <b:Guid>{6D23B1A0-C6E5-4919-9A01-7DED1C3E53B9}</b:Guid>
-    <b:Title>Luxonis</b:Title>
-    <b:LCID>de-DE</b:LCID>
-    <b:Author>
-      <b:Author>
-        <b:Corporate>Luxonis</b:Corporate>
-      </b:Author>
-    </b:Author>
-    <b:URL>https://www.luxonis.com</b:URL>
-    <b:RefOrder>1</b:RefOrder>
-  </b:Source>
-</b:Sources>
+<?mso-contentType ?>
+<FormTemplates xmlns="http://schemas.microsoft.com/sharepoint/v3/contenttype/forms">
+  <Display>DocumentLibraryForm</Display>
+  <Edit>DocumentLibraryForm</Edit>
+  <New>DocumentLibraryForm</New>
+</FormTemplates>
 </file>
 
 <file path=customXml/itemProps1.xml><?xml version="1.0" encoding="utf-8"?>
-<ds:datastoreItem xmlns:ds="http://schemas.openxmlformats.org/officeDocument/2006/customXml" ds:itemID="{CE199482-6225-420D-8982-84EA3B0C446C}">
-  <ds:schemaRefs>
-    <ds:schemaRef ds:uri="http://schemas.microsoft.com/office/2006/metadata/properties"/>
-    <ds:schemaRef ds:uri="http://schemas.microsoft.com/office/infopath/2007/PartnerControls"/>
-  </ds:schemaRefs>
-</ds:datastoreItem>
-</file>
-
-<file path=customXml/itemProps2.xml><?xml version="1.0" encoding="utf-8"?>
-<ds:datastoreItem xmlns:ds="http://schemas.openxmlformats.org/officeDocument/2006/customXml" ds:itemID="{6A655C0C-F4A3-4931-9F7F-84CBD61DCE8F}">
-  <ds:schemaRefs>
-    <ds:schemaRef ds:uri="http://schemas.microsoft.com/sharepoint/v3/contenttype/forms"/>
-  </ds:schemaRefs>
-</ds:datastoreItem>
-</file>
-
-<file path=customXml/itemProps3.xml><?xml version="1.0" encoding="utf-8"?>
-<ds:datastoreItem xmlns:ds="http://schemas.openxmlformats.org/officeDocument/2006/customXml" ds:itemID="{4B023D59-82BC-4D0F-A651-C98E01C1F15C}">
-  <ds:schemaRefs>
-    <ds:schemaRef ds:uri="http://www.w3.org/2003/InkML"/>
-  </ds:schemaRefs>
-</ds:datastoreItem>
-</file>
-
-<file path=customXml/itemProps4.xml><?xml version="1.0" encoding="utf-8"?>
-<ds:datastoreItem xmlns:ds="http://schemas.openxmlformats.org/officeDocument/2006/customXml" ds:itemID="{4B023D59-82BC-4D0F-A651-C98E01C1F15C}">
-  <ds:schemaRefs>
-    <ds:schemaRef ds:uri="http://www.w3.org/2003/InkML"/>
-  </ds:schemaRefs>
-</ds:datastoreItem>
-</file>
-
-<file path=customXml/itemProps5.xml><?xml version="1.0" encoding="utf-8"?>
 <ds:datastoreItem xmlns:ds="http://schemas.openxmlformats.org/officeDocument/2006/customXml" ds:itemID="{4B023D59-82BC-4D0F-A651-C98E01C1F15C}">
   <ds:schemaRefs>
     <ds:schemaRef ds:uri="http://schemas.microsoft.com/office/2006/metadata/contentType"/>
@@ -32456,7 +32318,24 @@
 </ds:datastoreItem>
 </file>
 
-<file path=customXml/itemProps6.xml><?xml version="1.0" encoding="utf-8"?>
+<file path=customXml/itemProps2.xml><?xml version="1.0" encoding="utf-8"?>
+<ds:datastoreItem xmlns:ds="http://schemas.openxmlformats.org/officeDocument/2006/customXml" ds:itemID="{4B023D59-82BC-4D0F-A651-C98E01C1F15C}">
+  <ds:schemaRefs>
+    <ds:schemaRef ds:uri="http://www.w3.org/2003/InkML"/>
+  </ds:schemaRefs>
+</ds:datastoreItem>
+</file>
+
+<file path=customXml/itemProps3.xml><?xml version="1.0" encoding="utf-8"?>
+<ds:datastoreItem xmlns:ds="http://schemas.openxmlformats.org/officeDocument/2006/customXml" ds:itemID="{CE199482-6225-420D-8982-84EA3B0C446C}">
+  <ds:schemaRefs>
+    <ds:schemaRef ds:uri="http://schemas.microsoft.com/office/2006/metadata/properties"/>
+    <ds:schemaRef ds:uri="http://schemas.microsoft.com/office/infopath/2007/PartnerControls"/>
+  </ds:schemaRefs>
+</ds:datastoreItem>
+</file>
+
+<file path=customXml/itemProps4.xml><?xml version="1.0" encoding="utf-8"?>
 <ds:datastoreItem xmlns:ds="http://schemas.openxmlformats.org/officeDocument/2006/customXml" ds:itemID="{388DC5E6-2739-4AA0-B31E-B1557B724BE3}">
   <ds:schemaRefs>
     <ds:schemaRef ds:uri="http://schemas.openxmlformats.org/officeDocument/2006/bibliography"/>
@@ -32464,10 +32343,26 @@
 </ds:datastoreItem>
 </file>
 
-<file path=customXml/itemProps7.xml><?xml version="1.0" encoding="utf-8"?>
+<file path=customXml/itemProps5.xml><?xml version="1.0" encoding="utf-8"?>
+<ds:datastoreItem xmlns:ds="http://schemas.openxmlformats.org/officeDocument/2006/customXml" ds:itemID="{4B023D59-82BC-4D0F-A651-C98E01C1F15C}">
+  <ds:schemaRefs>
+    <ds:schemaRef ds:uri="http://www.w3.org/2003/InkML"/>
+  </ds:schemaRefs>
+</ds:datastoreItem>
+</file>
+
+<file path=customXml/itemProps6.xml><?xml version="1.0" encoding="utf-8"?>
 <ds:datastoreItem xmlns:ds="http://schemas.openxmlformats.org/officeDocument/2006/customXml" ds:itemID="{178CF787-86F4-4FA3-9771-51388ADE129B}">
   <ds:schemaRefs>
     <ds:schemaRef ds:uri="http://schemas.openxmlformats.org/officeDocument/2006/bibliography"/>
   </ds:schemaRefs>
 </ds:datastoreItem>
+</file>
+
+<file path=customXml/itemProps7.xml><?xml version="1.0" encoding="utf-8"?>
+<ds:datastoreItem xmlns:ds="http://schemas.openxmlformats.org/officeDocument/2006/customXml" ds:itemID="{6A655C0C-F4A3-4931-9F7F-84CBD61DCE8F}">
+  <ds:schemaRefs>
+    <ds:schemaRef ds:uri="http://schemas.microsoft.com/sharepoint/v3/contenttype/forms"/>
+  </ds:schemaRefs>
+</ds:datastoreItem>
 </file>